--- a/File docs/Báo cáo dự án.docx
+++ b/File docs/Báo cáo dự án.docx
@@ -416,7 +416,15 @@
           <w:sz w:val="30"/>
           <w:szCs w:val="30"/>
         </w:rPr>
-        <w:t>PS_Võ Thành Phúc</w:t>
+        <w:t>PS44952</w:t>
+      </w:r>
+      <w:r>
+        <w:rPr>
+          <w:rFonts w:ascii="Times New Roman" w:hAnsi="Times New Roman" w:cs="Times New Roman"/>
+          <w:sz w:val="30"/>
+          <w:szCs w:val="30"/>
+        </w:rPr>
+        <w:t>_Võ Thành Phúc</w:t>
       </w:r>
     </w:p>
     <w:p>
@@ -585,7 +593,13 @@
         <w:t>1.2.1</w:t>
       </w:r>
       <w:r>
-        <w:t xml:space="preserve"> Data sourcing</w:t>
+        <w:t xml:space="preserve"> Data </w:t>
+      </w:r>
+      <w:r>
+        <w:rPr>
+          <w:rFonts w:ascii="Times New Roman" w:hAnsi="Times New Roman" w:cs="Times New Roman"/>
+        </w:rPr>
+        <w:t>sourcing</w:t>
       </w:r>
     </w:p>
     <w:p>
@@ -896,6 +910,642 @@
           <w:szCs w:val="24"/>
         </w:rPr>
         <w:t xml:space="preserve">Sau khi thu thập, dữ liệu được lưu dưới định dạng CSV trong thư mục data/raw/ để phục vụ cho quy trình ETL, làm sạch dữ liệu, xây dựng Star Schema và trực quan hóa Dashboard bằng Tableau. </w:t>
+      </w:r>
+    </w:p>
+    <w:p>
+      <w:pPr>
+        <w:pStyle w:val="Heading2"/>
+        <w:rPr>
+          <w:lang w:val="vi-VN"/>
+        </w:rPr>
+      </w:pPr>
+      <w:r>
+        <w:t xml:space="preserve">1.3 </w:t>
+      </w:r>
+      <w:r>
+        <w:rPr>
+          <w:rFonts w:cs="Times New Roman"/>
+        </w:rPr>
+        <w:t>Mục</w:t>
+      </w:r>
+      <w:r>
+        <w:rPr>
+          <w:rFonts w:cs="Times New Roman"/>
+          <w:lang w:val="vi-VN"/>
+        </w:rPr>
+        <w:t xml:space="preserve"> tiêu và phạm vi dự án</w:t>
+      </w:r>
+    </w:p>
+    <w:p>
+      <w:pPr>
+        <w:pStyle w:val="Heading3"/>
+        <w:rPr>
+          <w:rFonts w:ascii="Times New Roman" w:hAnsi="Times New Roman" w:cs="Times New Roman"/>
+          <w:b/>
+          <w:bCs/>
+          <w:lang w:val="vi-VN"/>
+        </w:rPr>
+      </w:pPr>
+      <w:r>
+        <w:rPr>
+          <w:rFonts w:ascii="Times New Roman" w:hAnsi="Times New Roman" w:cs="Times New Roman"/>
+          <w:b/>
+          <w:bCs/>
+        </w:rPr>
+        <w:t>1.3.1 Mục</w:t>
+      </w:r>
+      <w:r>
+        <w:rPr>
+          <w:rFonts w:ascii="Times New Roman" w:hAnsi="Times New Roman" w:cs="Times New Roman"/>
+          <w:b/>
+          <w:bCs/>
+          <w:lang w:val="vi-VN"/>
+        </w:rPr>
+        <w:t xml:space="preserve"> tiêu tổng thể</w:t>
+      </w:r>
+    </w:p>
+    <w:p>
+      <w:pPr>
+        <w:rPr>
+          <w:rFonts w:ascii="Times New Roman" w:hAnsi="Times New Roman" w:cs="Times New Roman"/>
+          <w:sz w:val="24"/>
+          <w:szCs w:val="24"/>
+          <w:lang w:val="vi-VN"/>
+        </w:rPr>
+      </w:pPr>
+      <w:r>
+        <w:rPr>
+          <w:rFonts w:ascii="Times New Roman" w:hAnsi="Times New Roman" w:cs="Times New Roman"/>
+          <w:sz w:val="24"/>
+          <w:szCs w:val="24"/>
+        </w:rPr>
+        <w:t xml:space="preserve">Xây dựng hệ thống báo cáo phân tích dữ liệu kinh doanh toàn diện cho chuỗi bán lẻ Superstore nhằm tối ưu hóa lợi nhuận và nâng cao hiệu quả vận hành. Dự án giúp ban quản trị có cái nhìn </w:t>
+      </w:r>
+      <w:r>
+        <w:rPr>
+          <w:rFonts w:ascii="Times New Roman" w:hAnsi="Times New Roman" w:cs="Times New Roman"/>
+          <w:sz w:val="24"/>
+          <w:szCs w:val="24"/>
+        </w:rPr>
+        <w:lastRenderedPageBreak/>
+        <w:t>trực quan, từ đó đưa ra các chiến lược kinh doanh, quản lý hàng tồn kho và tiếp thị dựa trên dữ liệu (Data-driven decisions) thay vì cảm tính.</w:t>
+      </w:r>
+    </w:p>
+    <w:p>
+      <w:pPr>
+        <w:pStyle w:val="Heading3"/>
+        <w:rPr>
+          <w:rFonts w:ascii="Times New Roman" w:hAnsi="Times New Roman" w:cs="Times New Roman"/>
+          <w:b/>
+          <w:bCs/>
+          <w:lang w:val="vi-VN"/>
+        </w:rPr>
+      </w:pPr>
+      <w:r>
+        <w:rPr>
+          <w:rFonts w:ascii="Times New Roman" w:hAnsi="Times New Roman" w:cs="Times New Roman"/>
+          <w:b/>
+          <w:bCs/>
+        </w:rPr>
+        <w:t>1.3.2 Mục</w:t>
+      </w:r>
+      <w:r>
+        <w:rPr>
+          <w:rFonts w:ascii="Times New Roman" w:hAnsi="Times New Roman" w:cs="Times New Roman"/>
+          <w:b/>
+          <w:bCs/>
+          <w:lang w:val="vi-VN"/>
+        </w:rPr>
+        <w:t xml:space="preserve"> tiêu cụ thể</w:t>
+      </w:r>
+    </w:p>
+    <w:p>
+      <w:pPr>
+        <w:rPr>
+          <w:rFonts w:ascii="Times New Roman" w:hAnsi="Times New Roman" w:cs="Times New Roman"/>
+          <w:sz w:val="24"/>
+          <w:szCs w:val="24"/>
+          <w:lang w:val="vi-VN"/>
+        </w:rPr>
+      </w:pPr>
+      <w:r>
+        <w:rPr>
+          <w:rFonts w:ascii="Times New Roman" w:hAnsi="Times New Roman" w:cs="Times New Roman"/>
+          <w:sz w:val="24"/>
+          <w:szCs w:val="24"/>
+          <w:lang w:val="vi-VN"/>
+        </w:rPr>
+        <w:t>Phân tích Hiệu suất Kinh doanh: Xác định rõ xu hướng doanh thu (Sale) và lợi nhuận (Profit) theo thời gian (Năm, Tháng, Tuần) để thấy được các giai đoạn tăng trưởng hoặc sụt giảm chiến lược.</w:t>
+      </w:r>
+    </w:p>
+    <w:p>
+      <w:pPr>
+        <w:rPr>
+          <w:rFonts w:ascii="Times New Roman" w:hAnsi="Times New Roman" w:cs="Times New Roman"/>
+          <w:sz w:val="24"/>
+          <w:szCs w:val="24"/>
+          <w:lang w:val="vi-VN"/>
+        </w:rPr>
+      </w:pPr>
+      <w:r>
+        <w:rPr>
+          <w:rFonts w:ascii="Times New Roman" w:hAnsi="Times New Roman" w:cs="Times New Roman"/>
+          <w:sz w:val="24"/>
+          <w:szCs w:val="24"/>
+          <w:lang w:val="vi-VN"/>
+        </w:rPr>
+        <w:t>Tối ưu hóa Danh mục Sản phẩm: Phân loại và đánh giá hiệu quả kinh doanh của từng Danh mục chính (Category) và Danh mục con (Sub-Category). Nhận diện các nhóm hàng mang lại biên lợi nhuận cao hoặc các nhóm hàng đang bù lỗ (bị ảnh hưởng bởi mức chiết khấu Discount).</w:t>
+      </w:r>
+    </w:p>
+    <w:p>
+      <w:pPr>
+        <w:rPr>
+          <w:rFonts w:ascii="Times New Roman" w:hAnsi="Times New Roman" w:cs="Times New Roman"/>
+          <w:sz w:val="24"/>
+          <w:szCs w:val="24"/>
+          <w:lang w:val="vi-VN"/>
+        </w:rPr>
+      </w:pPr>
+      <w:r>
+        <w:rPr>
+          <w:rFonts w:ascii="Times New Roman" w:hAnsi="Times New Roman" w:cs="Times New Roman"/>
+          <w:sz w:val="24"/>
+          <w:szCs w:val="24"/>
+          <w:lang w:val="vi-VN"/>
+        </w:rPr>
+        <w:t>Bản đồ hóa Thị trường &amp; Địa lý: Phân tích hành vi mua sắm và đóng góp tài chính theo từng Quốc gia (Country), Vùng lãnh thổ (Region), và Phân khúc khách hàng (Segment: Consumer, Corporate, Home Office).</w:t>
+      </w:r>
+    </w:p>
+    <w:p>
+      <w:pPr>
+        <w:rPr>
+          <w:rFonts w:ascii="Times New Roman" w:hAnsi="Times New Roman" w:cs="Times New Roman"/>
+          <w:sz w:val="24"/>
+          <w:szCs w:val="24"/>
+          <w:lang w:val="vi-VN"/>
+        </w:rPr>
+      </w:pPr>
+      <w:r>
+        <w:rPr>
+          <w:rFonts w:ascii="Times New Roman" w:hAnsi="Times New Roman" w:cs="Times New Roman"/>
+          <w:sz w:val="24"/>
+          <w:szCs w:val="24"/>
+          <w:lang w:val="vi-VN"/>
+        </w:rPr>
+        <w:t>Cải thiện Logictics &amp; Vận chuyển: Đánh giá mối liên hệ giữa các hình thức vận chuyển (Ship.Mode), chi phí vận chuyển (Shipping.Cost), và mức độ ưu tiên của đơn hàng (Order.Priority) để tối ưu chi phí phân phối.</w:t>
+      </w:r>
+    </w:p>
+    <w:p>
+      <w:pPr>
+        <w:pStyle w:val="Heading3"/>
+        <w:rPr>
+          <w:rFonts w:ascii="Times New Roman" w:eastAsiaTheme="minorHAnsi" w:hAnsi="Times New Roman" w:cs="Times New Roman"/>
+          <w:b/>
+          <w:bCs/>
+          <w:lang w:val="vi-VN"/>
+        </w:rPr>
+      </w:pPr>
+      <w:r>
+        <w:rPr>
+          <w:rFonts w:ascii="Times New Roman" w:hAnsi="Times New Roman" w:cs="Times New Roman"/>
+          <w:b/>
+          <w:bCs/>
+        </w:rPr>
+        <w:t>1.3.3 Phạm</w:t>
+      </w:r>
+      <w:r>
+        <w:rPr>
+          <w:rFonts w:ascii="Times New Roman" w:hAnsi="Times New Roman" w:cs="Times New Roman"/>
+          <w:b/>
+          <w:bCs/>
+          <w:lang w:val="vi-VN"/>
+        </w:rPr>
+        <w:t xml:space="preserve"> vi dự án</w:t>
+      </w:r>
+    </w:p>
+    <w:p>
+      <w:pPr>
+        <w:pStyle w:val="Heading4"/>
+        <w:rPr>
+          <w:rFonts w:ascii="Times New Roman" w:eastAsiaTheme="minorHAnsi" w:hAnsi="Times New Roman" w:cs="Times New Roman"/>
+          <w:b/>
+          <w:bCs/>
+          <w:i w:val="0"/>
+          <w:iCs w:val="0"/>
+          <w:sz w:val="24"/>
+          <w:szCs w:val="24"/>
+          <w:lang w:val="vi-VN"/>
+        </w:rPr>
+      </w:pPr>
+      <w:r>
+        <w:rPr>
+          <w:rFonts w:ascii="Times New Roman" w:hAnsi="Times New Roman" w:cs="Times New Roman"/>
+          <w:b/>
+          <w:bCs/>
+          <w:i w:val="0"/>
+          <w:iCs w:val="0"/>
+          <w:sz w:val="24"/>
+          <w:szCs w:val="24"/>
+        </w:rPr>
+        <w:t>1.3.3</w:t>
+      </w:r>
+      <w:r>
+        <w:rPr>
+          <w:rFonts w:ascii="Times New Roman" w:hAnsi="Times New Roman" w:cs="Times New Roman"/>
+          <w:b/>
+          <w:bCs/>
+          <w:i w:val="0"/>
+          <w:iCs w:val="0"/>
+          <w:sz w:val="24"/>
+          <w:szCs w:val="24"/>
+          <w:lang w:val="vi-VN"/>
+        </w:rPr>
+        <w:t>.1</w:t>
+      </w:r>
+      <w:r>
+        <w:rPr>
+          <w:rFonts w:ascii="Times New Roman" w:hAnsi="Times New Roman" w:cs="Times New Roman"/>
+          <w:b/>
+          <w:bCs/>
+          <w:i w:val="0"/>
+          <w:iCs w:val="0"/>
+          <w:sz w:val="24"/>
+          <w:szCs w:val="24"/>
+        </w:rPr>
+        <w:t xml:space="preserve"> Phạm</w:t>
+      </w:r>
+      <w:r>
+        <w:rPr>
+          <w:rFonts w:ascii="Times New Roman" w:hAnsi="Times New Roman" w:cs="Times New Roman"/>
+          <w:b/>
+          <w:bCs/>
+          <w:i w:val="0"/>
+          <w:iCs w:val="0"/>
+          <w:sz w:val="24"/>
+          <w:szCs w:val="24"/>
+          <w:lang w:val="vi-VN"/>
+        </w:rPr>
+        <w:t xml:space="preserve"> vi dữ liệu</w:t>
+      </w:r>
+    </w:p>
+    <w:p>
+      <w:pPr>
+        <w:rPr>
+          <w:rFonts w:ascii="Times New Roman" w:hAnsi="Times New Roman" w:cs="Times New Roman"/>
+          <w:sz w:val="24"/>
+          <w:szCs w:val="24"/>
+          <w:lang w:val="vi-VN"/>
+        </w:rPr>
+      </w:pPr>
+      <w:r>
+        <w:rPr>
+          <w:rFonts w:ascii="Times New Roman" w:hAnsi="Times New Roman" w:cs="Times New Roman"/>
+          <w:sz w:val="24"/>
+          <w:szCs w:val="24"/>
+          <w:lang w:val="vi-VN"/>
+        </w:rPr>
+        <w:t>Dự án tập trung xử lý và khai thác tập dữ liệu superstore.csv (dữ liệu bán lẻ toàn cầu), bao gồm các nhóm thông tin chính sau:</w:t>
+      </w:r>
+    </w:p>
+    <w:p>
+      <w:pPr>
+        <w:numPr>
+          <w:ilvl w:val="0"/>
+          <w:numId w:val="17"/>
+        </w:numPr>
+        <w:rPr>
+          <w:rFonts w:ascii="Times New Roman" w:hAnsi="Times New Roman" w:cs="Times New Roman"/>
+          <w:sz w:val="24"/>
+          <w:szCs w:val="24"/>
+          <w:lang w:val="vi-VN"/>
+        </w:rPr>
+      </w:pPr>
+      <w:r>
+        <w:rPr>
+          <w:rFonts w:ascii="Times New Roman" w:hAnsi="Times New Roman" w:cs="Times New Roman"/>
+          <w:sz w:val="24"/>
+          <w:szCs w:val="24"/>
+          <w:lang w:val="vi-VN"/>
+        </w:rPr>
+        <w:t>Thông tin đơn hàng: Mã đơn hàng (Order.ID), Ngày đặt hàng (Order.Date), Ngày giao hàng (Ship.Date), Mức độ ưu tiên (Order.Priority).</w:t>
+      </w:r>
+    </w:p>
+    <w:p>
+      <w:pPr>
+        <w:numPr>
+          <w:ilvl w:val="0"/>
+          <w:numId w:val="17"/>
+        </w:numPr>
+        <w:rPr>
+          <w:rFonts w:ascii="Times New Roman" w:hAnsi="Times New Roman" w:cs="Times New Roman"/>
+          <w:sz w:val="24"/>
+          <w:szCs w:val="24"/>
+          <w:lang w:val="vi-VN"/>
+        </w:rPr>
+      </w:pPr>
+      <w:r>
+        <w:rPr>
+          <w:rFonts w:ascii="Times New Roman" w:hAnsi="Times New Roman" w:cs="Times New Roman"/>
+          <w:sz w:val="24"/>
+          <w:szCs w:val="24"/>
+          <w:lang w:val="vi-VN"/>
+        </w:rPr>
+        <w:t>Thông tin khách hàng: Mã khách hàng (Customer.ID), Tên khách hàng, Phân khúc (Segment).</w:t>
+      </w:r>
+    </w:p>
+    <w:p>
+      <w:pPr>
+        <w:numPr>
+          <w:ilvl w:val="0"/>
+          <w:numId w:val="17"/>
+        </w:numPr>
+        <w:rPr>
+          <w:rFonts w:ascii="Times New Roman" w:hAnsi="Times New Roman" w:cs="Times New Roman"/>
+          <w:sz w:val="24"/>
+          <w:szCs w:val="24"/>
+          <w:lang w:val="vi-VN"/>
+        </w:rPr>
+      </w:pPr>
+      <w:r>
+        <w:rPr>
+          <w:rFonts w:ascii="Times New Roman" w:hAnsi="Times New Roman" w:cs="Times New Roman"/>
+          <w:sz w:val="24"/>
+          <w:szCs w:val="24"/>
+          <w:lang w:val="vi-VN"/>
+        </w:rPr>
+        <w:t>Thông tin địa lý: Quốc gia, Bang (State), Thành phố (City), Vùng (Regio), Thị trường (Market).</w:t>
+      </w:r>
+    </w:p>
+    <w:p>
+      <w:pPr>
+        <w:numPr>
+          <w:ilvl w:val="0"/>
+          <w:numId w:val="17"/>
+        </w:numPr>
+        <w:rPr>
+          <w:rFonts w:ascii="Times New Roman" w:hAnsi="Times New Roman" w:cs="Times New Roman"/>
+          <w:sz w:val="24"/>
+          <w:szCs w:val="24"/>
+          <w:lang w:val="vi-VN"/>
+        </w:rPr>
+      </w:pPr>
+      <w:r>
+        <w:rPr>
+          <w:rFonts w:ascii="Times New Roman" w:hAnsi="Times New Roman" w:cs="Times New Roman"/>
+          <w:sz w:val="24"/>
+          <w:szCs w:val="24"/>
+          <w:lang w:val="vi-VN"/>
+        </w:rPr>
+        <w:t>Thông tin sản phẩm: Danh mục (Category), Danh mục con (Sub-Category), Tên sản phẩm (Product.Name).</w:t>
+      </w:r>
+    </w:p>
+    <w:p>
+      <w:pPr>
+        <w:numPr>
+          <w:ilvl w:val="0"/>
+          <w:numId w:val="17"/>
+        </w:numPr>
+        <w:rPr>
+          <w:rFonts w:ascii="Times New Roman" w:hAnsi="Times New Roman" w:cs="Times New Roman"/>
+          <w:sz w:val="24"/>
+          <w:szCs w:val="24"/>
+          <w:lang w:val="vi-VN"/>
+        </w:rPr>
+      </w:pPr>
+      <w:r>
+        <w:rPr>
+          <w:rFonts w:ascii="Times New Roman" w:hAnsi="Times New Roman" w:cs="Times New Roman"/>
+          <w:sz w:val="24"/>
+          <w:szCs w:val="24"/>
+          <w:lang w:val="vi-VN"/>
+        </w:rPr>
+        <w:t>Chỉ số tài chính: Doanh số (Sales), Số lượng (Quantity), Chiết khấu (Discount), Lợi nhuận (Profit), Chi phí vận chuyển (Shipping.Cost).</w:t>
+      </w:r>
+    </w:p>
+    <w:p>
+      <w:pPr>
+        <w:pStyle w:val="Heading4"/>
+        <w:rPr>
+          <w:rFonts w:ascii="Times New Roman" w:hAnsi="Times New Roman" w:cs="Times New Roman"/>
+          <w:b/>
+          <w:bCs/>
+          <w:i w:val="0"/>
+          <w:iCs w:val="0"/>
+          <w:sz w:val="24"/>
+          <w:szCs w:val="24"/>
+          <w:lang w:val="vi-VN"/>
+        </w:rPr>
+      </w:pPr>
+      <w:r>
+        <w:rPr>
+          <w:rFonts w:ascii="Times New Roman" w:hAnsi="Times New Roman" w:cs="Times New Roman"/>
+          <w:b/>
+          <w:bCs/>
+          <w:i w:val="0"/>
+          <w:iCs w:val="0"/>
+          <w:sz w:val="24"/>
+          <w:szCs w:val="24"/>
+        </w:rPr>
+        <w:lastRenderedPageBreak/>
+        <w:t>1.3.3</w:t>
+      </w:r>
+      <w:r>
+        <w:rPr>
+          <w:rFonts w:ascii="Times New Roman" w:hAnsi="Times New Roman" w:cs="Times New Roman"/>
+          <w:b/>
+          <w:bCs/>
+          <w:i w:val="0"/>
+          <w:iCs w:val="0"/>
+          <w:sz w:val="24"/>
+          <w:szCs w:val="24"/>
+          <w:lang w:val="vi-VN"/>
+        </w:rPr>
+        <w:t>.2</w:t>
+      </w:r>
+      <w:r>
+        <w:rPr>
+          <w:rFonts w:ascii="Times New Roman" w:hAnsi="Times New Roman" w:cs="Times New Roman"/>
+          <w:b/>
+          <w:bCs/>
+          <w:i w:val="0"/>
+          <w:iCs w:val="0"/>
+          <w:sz w:val="24"/>
+          <w:szCs w:val="24"/>
+        </w:rPr>
+        <w:t xml:space="preserve"> Phạm</w:t>
+      </w:r>
+      <w:r>
+        <w:rPr>
+          <w:rFonts w:ascii="Times New Roman" w:hAnsi="Times New Roman" w:cs="Times New Roman"/>
+          <w:b/>
+          <w:bCs/>
+          <w:i w:val="0"/>
+          <w:iCs w:val="0"/>
+          <w:sz w:val="24"/>
+          <w:szCs w:val="24"/>
+          <w:lang w:val="vi-VN"/>
+        </w:rPr>
+        <w:t xml:space="preserve"> vi triển khai</w:t>
+      </w:r>
+    </w:p>
+    <w:p>
+      <w:pPr>
+        <w:rPr>
+          <w:rFonts w:ascii="Times New Roman" w:hAnsi="Times New Roman" w:cs="Times New Roman"/>
+          <w:sz w:val="24"/>
+          <w:szCs w:val="24"/>
+          <w:lang w:val="vi-VN"/>
+        </w:rPr>
+      </w:pPr>
+      <w:r>
+        <w:rPr>
+          <w:rFonts w:ascii="Times New Roman" w:hAnsi="Times New Roman" w:cs="Times New Roman"/>
+          <w:sz w:val="24"/>
+          <w:szCs w:val="24"/>
+          <w:lang w:val="vi-VN"/>
+        </w:rPr>
+        <w:t>Xử lý và Mô hình hóa dữ liệu: Làm sạch dữ liệu (xử lý dữ liệu khuyết thiếu, định dạng ngày tháng), chuẩn hóa bảng phẳng (Flat table) thành mô hình dữ liệu tối ưu (như Star Schema/Snowflake Schema) để phục vụ phân tích.</w:t>
+      </w:r>
+    </w:p>
+    <w:p>
+      <w:pPr>
+        <w:rPr>
+          <w:rFonts w:ascii="Times New Roman" w:hAnsi="Times New Roman" w:cs="Times New Roman"/>
+          <w:sz w:val="24"/>
+          <w:szCs w:val="24"/>
+          <w:lang w:val="vi-VN"/>
+        </w:rPr>
+      </w:pPr>
+      <w:r>
+        <w:rPr>
+          <w:rFonts w:ascii="Times New Roman" w:hAnsi="Times New Roman" w:cs="Times New Roman"/>
+          <w:sz w:val="24"/>
+          <w:szCs w:val="24"/>
+          <w:lang w:val="vi-VN"/>
+        </w:rPr>
+        <w:t>Xây dựng Dashboard trực quan: Thiết kế các biểu đồ phân tích trực quan (biểu đồ cột, biểu đồ đường xu hướng, bản đồ địa lý, biểu đồ ma trận/tương quan) giống như giao diện hiển thị trong hình ảnh đính kèm.</w:t>
+      </w:r>
+    </w:p>
+    <w:p>
+      <w:pPr>
+        <w:rPr>
+          <w:rFonts w:ascii="Times New Roman" w:hAnsi="Times New Roman" w:cs="Times New Roman"/>
+          <w:sz w:val="24"/>
+          <w:szCs w:val="24"/>
+          <w:lang w:val="vi-VN"/>
+        </w:rPr>
+      </w:pPr>
+      <w:r>
+        <w:rPr>
+          <w:rFonts w:ascii="Times New Roman" w:hAnsi="Times New Roman" w:cs="Times New Roman"/>
+          <w:sz w:val="24"/>
+          <w:szCs w:val="24"/>
+          <w:lang w:val="vi-VN"/>
+        </w:rPr>
+        <w:t>Báo cáo khuyến nghị: Đưa ra các đề xuất cụ thể về chính sách chiết khấu, tập trung thị trường mục tiêu, và xử lý các danh mục sản phẩm kém hiệu quả.</w:t>
+      </w:r>
+    </w:p>
+    <w:p>
+      <w:pPr>
+        <w:pStyle w:val="Heading4"/>
+        <w:rPr>
+          <w:rFonts w:ascii="Times New Roman" w:hAnsi="Times New Roman" w:cs="Times New Roman"/>
+          <w:b/>
+          <w:bCs/>
+          <w:i w:val="0"/>
+          <w:iCs w:val="0"/>
+          <w:sz w:val="24"/>
+          <w:szCs w:val="24"/>
+          <w:lang w:val="vi-VN"/>
+        </w:rPr>
+      </w:pPr>
+      <w:r>
+        <w:rPr>
+          <w:rFonts w:ascii="Times New Roman" w:hAnsi="Times New Roman" w:cs="Times New Roman"/>
+          <w:b/>
+          <w:bCs/>
+          <w:i w:val="0"/>
+          <w:iCs w:val="0"/>
+          <w:sz w:val="24"/>
+          <w:szCs w:val="24"/>
+        </w:rPr>
+        <w:t>1.3.3</w:t>
+      </w:r>
+      <w:r>
+        <w:rPr>
+          <w:rFonts w:ascii="Times New Roman" w:hAnsi="Times New Roman" w:cs="Times New Roman"/>
+          <w:b/>
+          <w:bCs/>
+          <w:i w:val="0"/>
+          <w:iCs w:val="0"/>
+          <w:sz w:val="24"/>
+          <w:szCs w:val="24"/>
+          <w:lang w:val="vi-VN"/>
+        </w:rPr>
+        <w:t>.3</w:t>
+      </w:r>
+      <w:r>
+        <w:rPr>
+          <w:rFonts w:ascii="Times New Roman" w:hAnsi="Times New Roman" w:cs="Times New Roman"/>
+          <w:b/>
+          <w:bCs/>
+          <w:i w:val="0"/>
+          <w:iCs w:val="0"/>
+          <w:sz w:val="24"/>
+          <w:szCs w:val="24"/>
+        </w:rPr>
+        <w:t xml:space="preserve"> Ngoài</w:t>
+      </w:r>
+      <w:r>
+        <w:rPr>
+          <w:rFonts w:ascii="Times New Roman" w:hAnsi="Times New Roman" w:cs="Times New Roman"/>
+          <w:b/>
+          <w:bCs/>
+          <w:i w:val="0"/>
+          <w:iCs w:val="0"/>
+          <w:sz w:val="24"/>
+          <w:szCs w:val="24"/>
+          <w:lang w:val="vi-VN"/>
+        </w:rPr>
+        <w:t xml:space="preserve"> phạm vi dự án</w:t>
+      </w:r>
+    </w:p>
+    <w:p>
+      <w:pPr>
+        <w:rPr>
+          <w:rFonts w:ascii="Times New Roman" w:hAnsi="Times New Roman" w:cs="Times New Roman"/>
+          <w:sz w:val="24"/>
+          <w:szCs w:val="24"/>
+          <w:lang w:val="vi-VN"/>
+        </w:rPr>
+      </w:pPr>
+      <w:r>
+        <w:rPr>
+          <w:rFonts w:ascii="Times New Roman" w:hAnsi="Times New Roman" w:cs="Times New Roman"/>
+          <w:sz w:val="24"/>
+          <w:szCs w:val="24"/>
+          <w:lang w:val="vi-VN"/>
+        </w:rPr>
+        <w:t>Dự án này chỉ dừng lại ở việc phân tích dữ liệu lịch sử (Descriptive Analytics) và đưa ra dự báo xu hướng cơ bản, không xây dựng các mô hình Machine Learning dự đoán hành vi khách hàng phức tạp (Predictive Analytics) hoặc hệ thống khuyến nghị sản phẩm (Recommendation System) theo thời gian thực.</w:t>
+      </w:r>
+    </w:p>
+    <w:p>
+      <w:pPr>
+        <w:rPr>
+          <w:rFonts w:ascii="Times New Roman" w:hAnsi="Times New Roman" w:cs="Times New Roman"/>
+          <w:sz w:val="24"/>
+          <w:szCs w:val="24"/>
+          <w:lang w:val="vi-VN"/>
+        </w:rPr>
+      </w:pPr>
+      <w:r>
+        <w:rPr>
+          <w:rFonts w:ascii="Times New Roman" w:hAnsi="Times New Roman" w:cs="Times New Roman"/>
+          <w:sz w:val="24"/>
+          <w:szCs w:val="24"/>
+          <w:lang w:val="vi-VN"/>
+        </w:rPr>
+        <w:t>Không can thiệp vào hệ thống vận hành, nhập hàng hay thay đổi trực tiếp quy trình logistics thực tế của doanh nghiệp.</w:t>
       </w:r>
     </w:p>
     <w:p/>
@@ -1720,6 +2370,155 @@
     </w:lvl>
   </w:abstractNum>
   <w:abstractNum w:abstractNumId="6" w15:restartNumberingAfterBreak="0">
+    <w:nsid w:val="23FC3AF6"/>
+    <w:multiLevelType w:val="multilevel"/>
+    <w:tmpl w:val="C5C4A9C0"/>
+    <w:lvl w:ilvl="0">
+      <w:start w:val="1"/>
+      <w:numFmt w:val="bullet"/>
+      <w:lvlText w:val="-"/>
+      <w:lvlJc w:val="left"/>
+      <w:pPr>
+        <w:tabs>
+          <w:tab w:val="num" w:pos="720"/>
+        </w:tabs>
+        <w:ind w:left="720" w:hanging="360"/>
+      </w:pPr>
+      <w:rPr>
+        <w:rFonts w:ascii="Calibri" w:eastAsiaTheme="minorHAnsi" w:hAnsi="Calibri" w:cs="Calibri" w:hint="default"/>
+        <w:sz w:val="20"/>
+      </w:rPr>
+    </w:lvl>
+    <w:lvl w:ilvl="1" w:tentative="1">
+      <w:start w:val="1"/>
+      <w:numFmt w:val="bullet"/>
+      <w:lvlText w:val="o"/>
+      <w:lvlJc w:val="left"/>
+      <w:pPr>
+        <w:tabs>
+          <w:tab w:val="num" w:pos="1440"/>
+        </w:tabs>
+        <w:ind w:left="1440" w:hanging="360"/>
+      </w:pPr>
+      <w:rPr>
+        <w:rFonts w:ascii="Courier New" w:hAnsi="Courier New" w:hint="default"/>
+        <w:sz w:val="20"/>
+      </w:rPr>
+    </w:lvl>
+    <w:lvl w:ilvl="2" w:tentative="1">
+      <w:start w:val="1"/>
+      <w:numFmt w:val="bullet"/>
+      <w:lvlText w:val=""/>
+      <w:lvlJc w:val="left"/>
+      <w:pPr>
+        <w:tabs>
+          <w:tab w:val="num" w:pos="2160"/>
+        </w:tabs>
+        <w:ind w:left="2160" w:hanging="360"/>
+      </w:pPr>
+      <w:rPr>
+        <w:rFonts w:ascii="Wingdings" w:hAnsi="Wingdings" w:hint="default"/>
+        <w:sz w:val="20"/>
+      </w:rPr>
+    </w:lvl>
+    <w:lvl w:ilvl="3" w:tentative="1">
+      <w:start w:val="1"/>
+      <w:numFmt w:val="bullet"/>
+      <w:lvlText w:val=""/>
+      <w:lvlJc w:val="left"/>
+      <w:pPr>
+        <w:tabs>
+          <w:tab w:val="num" w:pos="2880"/>
+        </w:tabs>
+        <w:ind w:left="2880" w:hanging="360"/>
+      </w:pPr>
+      <w:rPr>
+        <w:rFonts w:ascii="Wingdings" w:hAnsi="Wingdings" w:hint="default"/>
+        <w:sz w:val="20"/>
+      </w:rPr>
+    </w:lvl>
+    <w:lvl w:ilvl="4" w:tentative="1">
+      <w:start w:val="1"/>
+      <w:numFmt w:val="bullet"/>
+      <w:lvlText w:val=""/>
+      <w:lvlJc w:val="left"/>
+      <w:pPr>
+        <w:tabs>
+          <w:tab w:val="num" w:pos="3600"/>
+        </w:tabs>
+        <w:ind w:left="3600" w:hanging="360"/>
+      </w:pPr>
+      <w:rPr>
+        <w:rFonts w:ascii="Wingdings" w:hAnsi="Wingdings" w:hint="default"/>
+        <w:sz w:val="20"/>
+      </w:rPr>
+    </w:lvl>
+    <w:lvl w:ilvl="5" w:tentative="1">
+      <w:start w:val="1"/>
+      <w:numFmt w:val="bullet"/>
+      <w:lvlText w:val=""/>
+      <w:lvlJc w:val="left"/>
+      <w:pPr>
+        <w:tabs>
+          <w:tab w:val="num" w:pos="4320"/>
+        </w:tabs>
+        <w:ind w:left="4320" w:hanging="360"/>
+      </w:pPr>
+      <w:rPr>
+        <w:rFonts w:ascii="Wingdings" w:hAnsi="Wingdings" w:hint="default"/>
+        <w:sz w:val="20"/>
+      </w:rPr>
+    </w:lvl>
+    <w:lvl w:ilvl="6" w:tentative="1">
+      <w:start w:val="1"/>
+      <w:numFmt w:val="bullet"/>
+      <w:lvlText w:val=""/>
+      <w:lvlJc w:val="left"/>
+      <w:pPr>
+        <w:tabs>
+          <w:tab w:val="num" w:pos="5040"/>
+        </w:tabs>
+        <w:ind w:left="5040" w:hanging="360"/>
+      </w:pPr>
+      <w:rPr>
+        <w:rFonts w:ascii="Wingdings" w:hAnsi="Wingdings" w:hint="default"/>
+        <w:sz w:val="20"/>
+      </w:rPr>
+    </w:lvl>
+    <w:lvl w:ilvl="7" w:tentative="1">
+      <w:start w:val="1"/>
+      <w:numFmt w:val="bullet"/>
+      <w:lvlText w:val=""/>
+      <w:lvlJc w:val="left"/>
+      <w:pPr>
+        <w:tabs>
+          <w:tab w:val="num" w:pos="5760"/>
+        </w:tabs>
+        <w:ind w:left="5760" w:hanging="360"/>
+      </w:pPr>
+      <w:rPr>
+        <w:rFonts w:ascii="Wingdings" w:hAnsi="Wingdings" w:hint="default"/>
+        <w:sz w:val="20"/>
+      </w:rPr>
+    </w:lvl>
+    <w:lvl w:ilvl="8" w:tentative="1">
+      <w:start w:val="1"/>
+      <w:numFmt w:val="bullet"/>
+      <w:lvlText w:val=""/>
+      <w:lvlJc w:val="left"/>
+      <w:pPr>
+        <w:tabs>
+          <w:tab w:val="num" w:pos="6480"/>
+        </w:tabs>
+        <w:ind w:left="6480" w:hanging="360"/>
+      </w:pPr>
+      <w:rPr>
+        <w:rFonts w:ascii="Wingdings" w:hAnsi="Wingdings" w:hint="default"/>
+        <w:sz w:val="20"/>
+      </w:rPr>
+    </w:lvl>
+  </w:abstractNum>
+  <w:abstractNum w:abstractNumId="7" w15:restartNumberingAfterBreak="0">
     <w:nsid w:val="2D380231"/>
     <w:multiLevelType w:val="hybridMultilevel"/>
     <w:tmpl w:val="2BC223F8"/>
@@ -1808,7 +2607,7 @@
       </w:pPr>
     </w:lvl>
   </w:abstractNum>
-  <w:abstractNum w:abstractNumId="7" w15:restartNumberingAfterBreak="0">
+  <w:abstractNum w:abstractNumId="8" w15:restartNumberingAfterBreak="0">
     <w:nsid w:val="2E33147E"/>
     <w:multiLevelType w:val="multilevel"/>
     <w:tmpl w:val="B0180518"/>
@@ -1921,7 +2720,7 @@
       </w:rPr>
     </w:lvl>
   </w:abstractNum>
-  <w:abstractNum w:abstractNumId="8" w15:restartNumberingAfterBreak="0">
+  <w:abstractNum w:abstractNumId="9" w15:restartNumberingAfterBreak="0">
     <w:nsid w:val="515E534D"/>
     <w:multiLevelType w:val="multilevel"/>
     <w:tmpl w:val="D1C4CFB6"/>
@@ -2070,7 +2869,7 @@
       </w:rPr>
     </w:lvl>
   </w:abstractNum>
-  <w:abstractNum w:abstractNumId="9" w15:restartNumberingAfterBreak="0">
+  <w:abstractNum w:abstractNumId="10" w15:restartNumberingAfterBreak="0">
     <w:nsid w:val="51C67026"/>
     <w:multiLevelType w:val="multilevel"/>
     <w:tmpl w:val="66C4F238"/>
@@ -2219,7 +3018,7 @@
       </w:rPr>
     </w:lvl>
   </w:abstractNum>
-  <w:abstractNum w:abstractNumId="10" w15:restartNumberingAfterBreak="0">
+  <w:abstractNum w:abstractNumId="11" w15:restartNumberingAfterBreak="0">
     <w:nsid w:val="5C296082"/>
     <w:multiLevelType w:val="hybridMultilevel"/>
     <w:tmpl w:val="17A22A20"/>
@@ -2332,7 +3131,156 @@
       </w:rPr>
     </w:lvl>
   </w:abstractNum>
-  <w:abstractNum w:abstractNumId="11" w15:restartNumberingAfterBreak="0">
+  <w:abstractNum w:abstractNumId="12" w15:restartNumberingAfterBreak="0">
+    <w:nsid w:val="65B94988"/>
+    <w:multiLevelType w:val="multilevel"/>
+    <w:tmpl w:val="2F86AD6C"/>
+    <w:lvl w:ilvl="0">
+      <w:start w:val="1"/>
+      <w:numFmt w:val="bullet"/>
+      <w:lvlText w:val=""/>
+      <w:lvlJc w:val="left"/>
+      <w:pPr>
+        <w:tabs>
+          <w:tab w:val="num" w:pos="720"/>
+        </w:tabs>
+        <w:ind w:left="720" w:hanging="360"/>
+      </w:pPr>
+      <w:rPr>
+        <w:rFonts w:ascii="Symbol" w:hAnsi="Symbol" w:hint="default"/>
+        <w:sz w:val="20"/>
+      </w:rPr>
+    </w:lvl>
+    <w:lvl w:ilvl="1" w:tentative="1">
+      <w:start w:val="1"/>
+      <w:numFmt w:val="bullet"/>
+      <w:lvlText w:val="o"/>
+      <w:lvlJc w:val="left"/>
+      <w:pPr>
+        <w:tabs>
+          <w:tab w:val="num" w:pos="1440"/>
+        </w:tabs>
+        <w:ind w:left="1440" w:hanging="360"/>
+      </w:pPr>
+      <w:rPr>
+        <w:rFonts w:ascii="Courier New" w:hAnsi="Courier New" w:hint="default"/>
+        <w:sz w:val="20"/>
+      </w:rPr>
+    </w:lvl>
+    <w:lvl w:ilvl="2" w:tentative="1">
+      <w:start w:val="1"/>
+      <w:numFmt w:val="bullet"/>
+      <w:lvlText w:val=""/>
+      <w:lvlJc w:val="left"/>
+      <w:pPr>
+        <w:tabs>
+          <w:tab w:val="num" w:pos="2160"/>
+        </w:tabs>
+        <w:ind w:left="2160" w:hanging="360"/>
+      </w:pPr>
+      <w:rPr>
+        <w:rFonts w:ascii="Wingdings" w:hAnsi="Wingdings" w:hint="default"/>
+        <w:sz w:val="20"/>
+      </w:rPr>
+    </w:lvl>
+    <w:lvl w:ilvl="3" w:tentative="1">
+      <w:start w:val="1"/>
+      <w:numFmt w:val="bullet"/>
+      <w:lvlText w:val=""/>
+      <w:lvlJc w:val="left"/>
+      <w:pPr>
+        <w:tabs>
+          <w:tab w:val="num" w:pos="2880"/>
+        </w:tabs>
+        <w:ind w:left="2880" w:hanging="360"/>
+      </w:pPr>
+      <w:rPr>
+        <w:rFonts w:ascii="Wingdings" w:hAnsi="Wingdings" w:hint="default"/>
+        <w:sz w:val="20"/>
+      </w:rPr>
+    </w:lvl>
+    <w:lvl w:ilvl="4" w:tentative="1">
+      <w:start w:val="1"/>
+      <w:numFmt w:val="bullet"/>
+      <w:lvlText w:val=""/>
+      <w:lvlJc w:val="left"/>
+      <w:pPr>
+        <w:tabs>
+          <w:tab w:val="num" w:pos="3600"/>
+        </w:tabs>
+        <w:ind w:left="3600" w:hanging="360"/>
+      </w:pPr>
+      <w:rPr>
+        <w:rFonts w:ascii="Wingdings" w:hAnsi="Wingdings" w:hint="default"/>
+        <w:sz w:val="20"/>
+      </w:rPr>
+    </w:lvl>
+    <w:lvl w:ilvl="5" w:tentative="1">
+      <w:start w:val="1"/>
+      <w:numFmt w:val="bullet"/>
+      <w:lvlText w:val=""/>
+      <w:lvlJc w:val="left"/>
+      <w:pPr>
+        <w:tabs>
+          <w:tab w:val="num" w:pos="4320"/>
+        </w:tabs>
+        <w:ind w:left="4320" w:hanging="360"/>
+      </w:pPr>
+      <w:rPr>
+        <w:rFonts w:ascii="Wingdings" w:hAnsi="Wingdings" w:hint="default"/>
+        <w:sz w:val="20"/>
+      </w:rPr>
+    </w:lvl>
+    <w:lvl w:ilvl="6" w:tentative="1">
+      <w:start w:val="1"/>
+      <w:numFmt w:val="bullet"/>
+      <w:lvlText w:val=""/>
+      <w:lvlJc w:val="left"/>
+      <w:pPr>
+        <w:tabs>
+          <w:tab w:val="num" w:pos="5040"/>
+        </w:tabs>
+        <w:ind w:left="5040" w:hanging="360"/>
+      </w:pPr>
+      <w:rPr>
+        <w:rFonts w:ascii="Wingdings" w:hAnsi="Wingdings" w:hint="default"/>
+        <w:sz w:val="20"/>
+      </w:rPr>
+    </w:lvl>
+    <w:lvl w:ilvl="7" w:tentative="1">
+      <w:start w:val="1"/>
+      <w:numFmt w:val="bullet"/>
+      <w:lvlText w:val=""/>
+      <w:lvlJc w:val="left"/>
+      <w:pPr>
+        <w:tabs>
+          <w:tab w:val="num" w:pos="5760"/>
+        </w:tabs>
+        <w:ind w:left="5760" w:hanging="360"/>
+      </w:pPr>
+      <w:rPr>
+        <w:rFonts w:ascii="Wingdings" w:hAnsi="Wingdings" w:hint="default"/>
+        <w:sz w:val="20"/>
+      </w:rPr>
+    </w:lvl>
+    <w:lvl w:ilvl="8" w:tentative="1">
+      <w:start w:val="1"/>
+      <w:numFmt w:val="bullet"/>
+      <w:lvlText w:val=""/>
+      <w:lvlJc w:val="left"/>
+      <w:pPr>
+        <w:tabs>
+          <w:tab w:val="num" w:pos="6480"/>
+        </w:tabs>
+        <w:ind w:left="6480" w:hanging="360"/>
+      </w:pPr>
+      <w:rPr>
+        <w:rFonts w:ascii="Wingdings" w:hAnsi="Wingdings" w:hint="default"/>
+        <w:sz w:val="20"/>
+      </w:rPr>
+    </w:lvl>
+  </w:abstractNum>
+  <w:abstractNum w:abstractNumId="13" w15:restartNumberingAfterBreak="0">
     <w:nsid w:val="7CF811A5"/>
     <w:multiLevelType w:val="hybridMultilevel"/>
     <w:tmpl w:val="D21E5BCA"/>
@@ -2445,7 +3393,7 @@
       </w:rPr>
     </w:lvl>
   </w:abstractNum>
-  <w:abstractNum w:abstractNumId="12" w15:restartNumberingAfterBreak="0">
+  <w:abstractNum w:abstractNumId="14" w15:restartNumberingAfterBreak="0">
     <w:nsid w:val="7E985D6B"/>
     <w:multiLevelType w:val="hybridMultilevel"/>
     <w:tmpl w:val="4AA046AE"/>
@@ -2558,7 +3506,7 @@
       </w:rPr>
     </w:lvl>
   </w:abstractNum>
-  <w:abstractNum w:abstractNumId="13" w15:restartNumberingAfterBreak="0">
+  <w:abstractNum w:abstractNumId="15" w15:restartNumberingAfterBreak="0">
     <w:nsid w:val="7EAE3E8A"/>
     <w:multiLevelType w:val="multilevel"/>
     <w:tmpl w:val="F8F223C4"/>
@@ -2671,7 +3619,7 @@
       </w:rPr>
     </w:lvl>
   </w:abstractNum>
-  <w:abstractNum w:abstractNumId="14" w15:restartNumberingAfterBreak="0">
+  <w:abstractNum w:abstractNumId="16" w15:restartNumberingAfterBreak="0">
     <w:nsid w:val="7F4D6E9D"/>
     <w:multiLevelType w:val="multilevel"/>
     <w:tmpl w:val="AD7865BC"/>
@@ -2791,7 +3739,7 @@
     <w:abstractNumId w:val="1"/>
   </w:num>
   <w:num w:numId="3" w16cid:durableId="175922415">
-    <w:abstractNumId w:val="6"/>
+    <w:abstractNumId w:val="7"/>
   </w:num>
   <w:num w:numId="4" w16cid:durableId="762605503">
     <w:abstractNumId w:val="4"/>
@@ -2800,34 +3748,40 @@
     <w:abstractNumId w:val="5"/>
   </w:num>
   <w:num w:numId="6" w16cid:durableId="1977637766">
-    <w:abstractNumId w:val="7"/>
+    <w:abstractNumId w:val="8"/>
   </w:num>
   <w:num w:numId="7" w16cid:durableId="1863471893">
-    <w:abstractNumId w:val="9"/>
+    <w:abstractNumId w:val="10"/>
   </w:num>
   <w:num w:numId="8" w16cid:durableId="973020106">
     <w:abstractNumId w:val="2"/>
   </w:num>
   <w:num w:numId="9" w16cid:durableId="106244939">
-    <w:abstractNumId w:val="8"/>
+    <w:abstractNumId w:val="9"/>
   </w:num>
   <w:num w:numId="10" w16cid:durableId="1726442119">
-    <w:abstractNumId w:val="11"/>
+    <w:abstractNumId w:val="13"/>
   </w:num>
   <w:num w:numId="11" w16cid:durableId="200437981">
-    <w:abstractNumId w:val="10"/>
+    <w:abstractNumId w:val="11"/>
   </w:num>
   <w:num w:numId="12" w16cid:durableId="1570074541">
     <w:abstractNumId w:val="3"/>
   </w:num>
   <w:num w:numId="13" w16cid:durableId="461657596">
+    <w:abstractNumId w:val="14"/>
+  </w:num>
+  <w:num w:numId="14" w16cid:durableId="839857498">
+    <w:abstractNumId w:val="16"/>
+  </w:num>
+  <w:num w:numId="15" w16cid:durableId="733044691">
+    <w:abstractNumId w:val="15"/>
+  </w:num>
+  <w:num w:numId="16" w16cid:durableId="1094328109">
     <w:abstractNumId w:val="12"/>
   </w:num>
-  <w:num w:numId="14" w16cid:durableId="839857498">
-    <w:abstractNumId w:val="14"/>
-  </w:num>
-  <w:num w:numId="15" w16cid:durableId="733044691">
-    <w:abstractNumId w:val="13"/>
+  <w:num w:numId="17" w16cid:durableId="531646460">
+    <w:abstractNumId w:val="6"/>
   </w:num>
 </w:numbering>
 </file>
@@ -3310,7 +4264,6 @@
     <w:next w:val="Normal"/>
     <w:link w:val="Heading4Char"/>
     <w:uiPriority w:val="9"/>
-    <w:semiHidden/>
     <w:unhideWhenUsed/>
     <w:qFormat/>
     <w:rsid w:val="00854227"/>
@@ -3439,6 +4392,7 @@
   <w:style w:type="character" w:default="1" w:styleId="DefaultParagraphFont">
     <w:name w:val="Default Paragraph Font"/>
     <w:uiPriority w:val="1"/>
+    <w:semiHidden/>
     <w:unhideWhenUsed/>
   </w:style>
   <w:style w:type="table" w:default="1" w:styleId="TableNormal">
@@ -3509,7 +4463,6 @@
     <w:basedOn w:val="DefaultParagraphFont"/>
     <w:link w:val="Heading4"/>
     <w:uiPriority w:val="9"/>
-    <w:semiHidden/>
     <w:rsid w:val="00854227"/>
     <w:rPr>
       <w:rFonts w:eastAsiaTheme="majorEastAsia" w:cstheme="majorBidi"/>

--- a/File docs/Báo cáo dự án.docx
+++ b/File docs/Báo cáo dự án.docx
@@ -941,24 +941,18 @@
         <w:pStyle w:val="Heading3"/>
         <w:rPr>
           <w:rFonts w:ascii="Times New Roman" w:hAnsi="Times New Roman" w:cs="Times New Roman"/>
-          <w:b/>
-          <w:bCs/>
-          <w:lang w:val="vi-VN"/>
-        </w:rPr>
-      </w:pPr>
-      <w:r>
-        <w:rPr>
-          <w:rFonts w:ascii="Times New Roman" w:hAnsi="Times New Roman" w:cs="Times New Roman"/>
-          <w:b/>
-          <w:bCs/>
+          <w:lang w:val="vi-VN"/>
+        </w:rPr>
+      </w:pPr>
+      <w:r>
+        <w:rPr>
+          <w:rFonts w:ascii="Times New Roman" w:hAnsi="Times New Roman" w:cs="Times New Roman"/>
         </w:rPr>
         <w:t>1.3.1 Mục</w:t>
       </w:r>
       <w:r>
         <w:rPr>
           <w:rFonts w:ascii="Times New Roman" w:hAnsi="Times New Roman" w:cs="Times New Roman"/>
-          <w:b/>
-          <w:bCs/>
           <w:lang w:val="vi-VN"/>
         </w:rPr>
         <w:t xml:space="preserve"> tiêu tổng thể</w:t>
@@ -996,24 +990,18 @@
         <w:pStyle w:val="Heading3"/>
         <w:rPr>
           <w:rFonts w:ascii="Times New Roman" w:hAnsi="Times New Roman" w:cs="Times New Roman"/>
-          <w:b/>
-          <w:bCs/>
-          <w:lang w:val="vi-VN"/>
-        </w:rPr>
-      </w:pPr>
-      <w:r>
-        <w:rPr>
-          <w:rFonts w:ascii="Times New Roman" w:hAnsi="Times New Roman" w:cs="Times New Roman"/>
-          <w:b/>
-          <w:bCs/>
+          <w:lang w:val="vi-VN"/>
+        </w:rPr>
+      </w:pPr>
+      <w:r>
+        <w:rPr>
+          <w:rFonts w:ascii="Times New Roman" w:hAnsi="Times New Roman" w:cs="Times New Roman"/>
         </w:rPr>
         <w:t>1.3.2 Mục</w:t>
       </w:r>
       <w:r>
         <w:rPr>
           <w:rFonts w:ascii="Times New Roman" w:hAnsi="Times New Roman" w:cs="Times New Roman"/>
-          <w:b/>
-          <w:bCs/>
           <w:lang w:val="vi-VN"/>
         </w:rPr>
         <w:t xml:space="preserve"> tiêu cụ thể</w:t>
@@ -1100,24 +1088,18 @@
         <w:pStyle w:val="Heading3"/>
         <w:rPr>
           <w:rFonts w:ascii="Times New Roman" w:eastAsiaTheme="minorHAnsi" w:hAnsi="Times New Roman" w:cs="Times New Roman"/>
-          <w:b/>
-          <w:bCs/>
-          <w:lang w:val="vi-VN"/>
-        </w:rPr>
-      </w:pPr>
-      <w:r>
-        <w:rPr>
-          <w:rFonts w:ascii="Times New Roman" w:hAnsi="Times New Roman" w:cs="Times New Roman"/>
-          <w:b/>
-          <w:bCs/>
+          <w:lang w:val="vi-VN"/>
+        </w:rPr>
+      </w:pPr>
+      <w:r>
+        <w:rPr>
+          <w:rFonts w:ascii="Times New Roman" w:hAnsi="Times New Roman" w:cs="Times New Roman"/>
         </w:rPr>
         <w:t>1.3.3 Phạm</w:t>
       </w:r>
       <w:r>
         <w:rPr>
           <w:rFonts w:ascii="Times New Roman" w:hAnsi="Times New Roman" w:cs="Times New Roman"/>
-          <w:b/>
-          <w:bCs/>
           <w:lang w:val="vi-VN"/>
         </w:rPr>
         <w:t xml:space="preserve"> vi dự án</w:t>
@@ -1128,8 +1110,6 @@
         <w:pStyle w:val="Heading4"/>
         <w:rPr>
           <w:rFonts w:ascii="Times New Roman" w:eastAsiaTheme="minorHAnsi" w:hAnsi="Times New Roman" w:cs="Times New Roman"/>
-          <w:b/>
-          <w:bCs/>
           <w:i w:val="0"/>
           <w:iCs w:val="0"/>
           <w:sz w:val="24"/>
@@ -1140,8 +1120,6 @@
       <w:r>
         <w:rPr>
           <w:rFonts w:ascii="Times New Roman" w:hAnsi="Times New Roman" w:cs="Times New Roman"/>
-          <w:b/>
-          <w:bCs/>
           <w:i w:val="0"/>
           <w:iCs w:val="0"/>
           <w:sz w:val="24"/>
@@ -1152,8 +1130,6 @@
       <w:r>
         <w:rPr>
           <w:rFonts w:ascii="Times New Roman" w:hAnsi="Times New Roman" w:cs="Times New Roman"/>
-          <w:b/>
-          <w:bCs/>
           <w:i w:val="0"/>
           <w:iCs w:val="0"/>
           <w:sz w:val="24"/>
@@ -1165,8 +1141,6 @@
       <w:r>
         <w:rPr>
           <w:rFonts w:ascii="Times New Roman" w:hAnsi="Times New Roman" w:cs="Times New Roman"/>
-          <w:b/>
-          <w:bCs/>
           <w:i w:val="0"/>
           <w:iCs w:val="0"/>
           <w:sz w:val="24"/>
@@ -1177,8 +1151,6 @@
       <w:r>
         <w:rPr>
           <w:rFonts w:ascii="Times New Roman" w:hAnsi="Times New Roman" w:cs="Times New Roman"/>
-          <w:b/>
-          <w:bCs/>
           <w:i w:val="0"/>
           <w:iCs w:val="0"/>
           <w:sz w:val="24"/>
@@ -1327,8 +1299,6 @@
         <w:pStyle w:val="Heading4"/>
         <w:rPr>
           <w:rFonts w:ascii="Times New Roman" w:hAnsi="Times New Roman" w:cs="Times New Roman"/>
-          <w:b/>
-          <w:bCs/>
           <w:i w:val="0"/>
           <w:iCs w:val="0"/>
           <w:sz w:val="24"/>
@@ -1339,8 +1309,6 @@
       <w:r>
         <w:rPr>
           <w:rFonts w:ascii="Times New Roman" w:hAnsi="Times New Roman" w:cs="Times New Roman"/>
-          <w:b/>
-          <w:bCs/>
           <w:i w:val="0"/>
           <w:iCs w:val="0"/>
           <w:sz w:val="24"/>
@@ -1352,8 +1320,6 @@
       <w:r>
         <w:rPr>
           <w:rFonts w:ascii="Times New Roman" w:hAnsi="Times New Roman" w:cs="Times New Roman"/>
-          <w:b/>
-          <w:bCs/>
           <w:i w:val="0"/>
           <w:iCs w:val="0"/>
           <w:sz w:val="24"/>
@@ -1365,8 +1331,6 @@
       <w:r>
         <w:rPr>
           <w:rFonts w:ascii="Times New Roman" w:hAnsi="Times New Roman" w:cs="Times New Roman"/>
-          <w:b/>
-          <w:bCs/>
           <w:i w:val="0"/>
           <w:iCs w:val="0"/>
           <w:sz w:val="24"/>
@@ -1377,8 +1341,6 @@
       <w:r>
         <w:rPr>
           <w:rFonts w:ascii="Times New Roman" w:hAnsi="Times New Roman" w:cs="Times New Roman"/>
-          <w:b/>
-          <w:bCs/>
           <w:i w:val="0"/>
           <w:iCs w:val="0"/>
           <w:sz w:val="24"/>
@@ -1450,8 +1412,6 @@
         <w:pStyle w:val="Heading4"/>
         <w:rPr>
           <w:rFonts w:ascii="Times New Roman" w:hAnsi="Times New Roman" w:cs="Times New Roman"/>
-          <w:b/>
-          <w:bCs/>
           <w:i w:val="0"/>
           <w:iCs w:val="0"/>
           <w:sz w:val="24"/>
@@ -1462,8 +1422,6 @@
       <w:r>
         <w:rPr>
           <w:rFonts w:ascii="Times New Roman" w:hAnsi="Times New Roman" w:cs="Times New Roman"/>
-          <w:b/>
-          <w:bCs/>
           <w:i w:val="0"/>
           <w:iCs w:val="0"/>
           <w:sz w:val="24"/>
@@ -1474,8 +1432,6 @@
       <w:r>
         <w:rPr>
           <w:rFonts w:ascii="Times New Roman" w:hAnsi="Times New Roman" w:cs="Times New Roman"/>
-          <w:b/>
-          <w:bCs/>
           <w:i w:val="0"/>
           <w:iCs w:val="0"/>
           <w:sz w:val="24"/>
@@ -1487,8 +1443,6 @@
       <w:r>
         <w:rPr>
           <w:rFonts w:ascii="Times New Roman" w:hAnsi="Times New Roman" w:cs="Times New Roman"/>
-          <w:b/>
-          <w:bCs/>
           <w:i w:val="0"/>
           <w:iCs w:val="0"/>
           <w:sz w:val="24"/>
@@ -1499,8 +1453,6 @@
       <w:r>
         <w:rPr>
           <w:rFonts w:ascii="Times New Roman" w:hAnsi="Times New Roman" w:cs="Times New Roman"/>
-          <w:b/>
-          <w:bCs/>
           <w:i w:val="0"/>
           <w:iCs w:val="0"/>
           <w:sz w:val="24"/>
@@ -1548,7 +1500,975 @@
         <w:t>Không can thiệp vào hệ thống vận hành, nhập hàng hay thay đổi trực tiếp quy trình logistics thực tế của doanh nghiệp.</w:t>
       </w:r>
     </w:p>
-    <w:p/>
+    <w:p>
+      <w:pPr>
+        <w:pStyle w:val="Heading2"/>
+        <w:rPr>
+          <w:lang w:val="vi-VN"/>
+        </w:rPr>
+      </w:pPr>
+      <w:r>
+        <w:t>1.</w:t>
+      </w:r>
+      <w:r>
+        <w:t>4</w:t>
+      </w:r>
+      <w:r>
+        <w:rPr>
+          <w:lang w:val="vi-VN"/>
+        </w:rPr>
+        <w:t xml:space="preserve"> </w:t>
+      </w:r>
+      <w:r>
+        <w:rPr>
+          <w:rFonts w:cs="Times New Roman"/>
+        </w:rPr>
+        <w:t>Đối</w:t>
+      </w:r>
+      <w:r>
+        <w:rPr>
+          <w:rFonts w:cs="Times New Roman"/>
+          <w:lang w:val="vi-VN"/>
+        </w:rPr>
+        <w:t xml:space="preserve"> tượng phục vụ và tiêu chí thành công</w:t>
+      </w:r>
+    </w:p>
+    <w:p>
+      <w:pPr>
+        <w:pStyle w:val="Heading3"/>
+        <w:rPr>
+          <w:rFonts w:ascii="Times New Roman" w:hAnsi="Times New Roman" w:cs="Times New Roman"/>
+          <w:lang w:val="vi-VN"/>
+        </w:rPr>
+      </w:pPr>
+      <w:r>
+        <w:rPr>
+          <w:rFonts w:ascii="Times New Roman" w:hAnsi="Times New Roman" w:cs="Times New Roman"/>
+        </w:rPr>
+        <w:t>1.</w:t>
+      </w:r>
+      <w:r>
+        <w:rPr>
+          <w:rFonts w:ascii="Times New Roman" w:hAnsi="Times New Roman" w:cs="Times New Roman"/>
+        </w:rPr>
+        <w:t>4</w:t>
+      </w:r>
+      <w:r>
+        <w:rPr>
+          <w:rFonts w:ascii="Times New Roman" w:hAnsi="Times New Roman" w:cs="Times New Roman"/>
+        </w:rPr>
+        <w:t xml:space="preserve">.1 </w:t>
+      </w:r>
+      <w:r>
+        <w:rPr>
+          <w:rFonts w:ascii="Times New Roman" w:hAnsi="Times New Roman" w:cs="Times New Roman"/>
+        </w:rPr>
+        <w:t>Đối</w:t>
+      </w:r>
+      <w:r>
+        <w:rPr>
+          <w:rFonts w:ascii="Times New Roman" w:hAnsi="Times New Roman" w:cs="Times New Roman"/>
+          <w:lang w:val="vi-VN"/>
+        </w:rPr>
+        <w:t xml:space="preserve"> tượng phục vụ</w:t>
+      </w:r>
+    </w:p>
+    <w:p>
+      <w:pPr>
+        <w:pStyle w:val="ListParagraph"/>
+        <w:numPr>
+          <w:ilvl w:val="0"/>
+          <w:numId w:val="19"/>
+        </w:numPr>
+        <w:rPr>
+          <w:rFonts w:ascii="Times New Roman" w:hAnsi="Times New Roman" w:cs="Times New Roman"/>
+          <w:sz w:val="24"/>
+          <w:szCs w:val="24"/>
+          <w:lang w:val="vi-VN"/>
+        </w:rPr>
+      </w:pPr>
+      <w:r>
+        <w:rPr>
+          <w:rFonts w:ascii="Times New Roman" w:hAnsi="Times New Roman" w:cs="Times New Roman"/>
+          <w:sz w:val="24"/>
+          <w:szCs w:val="24"/>
+        </w:rPr>
+        <w:t xml:space="preserve">Ban </w:t>
+      </w:r>
+      <w:r>
+        <w:rPr>
+          <w:rFonts w:ascii="Times New Roman" w:hAnsi="Times New Roman" w:cs="Times New Roman"/>
+          <w:sz w:val="24"/>
+          <w:szCs w:val="24"/>
+        </w:rPr>
+        <w:t>g</w:t>
+      </w:r>
+      <w:r>
+        <w:rPr>
+          <w:rFonts w:ascii="Times New Roman" w:hAnsi="Times New Roman" w:cs="Times New Roman"/>
+          <w:sz w:val="24"/>
+          <w:szCs w:val="24"/>
+        </w:rPr>
+        <w:t xml:space="preserve">iám đốc và </w:t>
+      </w:r>
+      <w:r>
+        <w:rPr>
+          <w:rFonts w:ascii="Times New Roman" w:hAnsi="Times New Roman" w:cs="Times New Roman"/>
+          <w:sz w:val="24"/>
+          <w:szCs w:val="24"/>
+        </w:rPr>
+        <w:t>n</w:t>
+      </w:r>
+      <w:r>
+        <w:rPr>
+          <w:rFonts w:ascii="Times New Roman" w:hAnsi="Times New Roman" w:cs="Times New Roman"/>
+          <w:sz w:val="24"/>
+          <w:szCs w:val="24"/>
+        </w:rPr>
+        <w:t xml:space="preserve">hà </w:t>
+      </w:r>
+      <w:r>
+        <w:rPr>
+          <w:rFonts w:ascii="Times New Roman" w:hAnsi="Times New Roman" w:cs="Times New Roman"/>
+          <w:sz w:val="24"/>
+          <w:szCs w:val="24"/>
+        </w:rPr>
+        <w:t>q</w:t>
+      </w:r>
+      <w:r>
+        <w:rPr>
+          <w:rFonts w:ascii="Times New Roman" w:hAnsi="Times New Roman" w:cs="Times New Roman"/>
+          <w:sz w:val="24"/>
+          <w:szCs w:val="24"/>
+        </w:rPr>
+        <w:t xml:space="preserve">uản lý </w:t>
+      </w:r>
+      <w:r>
+        <w:rPr>
+          <w:rFonts w:ascii="Times New Roman" w:hAnsi="Times New Roman" w:cs="Times New Roman"/>
+          <w:sz w:val="24"/>
+          <w:szCs w:val="24"/>
+        </w:rPr>
+        <w:t>c</w:t>
+      </w:r>
+      <w:r>
+        <w:rPr>
+          <w:rFonts w:ascii="Times New Roman" w:hAnsi="Times New Roman" w:cs="Times New Roman"/>
+          <w:sz w:val="24"/>
+          <w:szCs w:val="24"/>
+        </w:rPr>
+        <w:t xml:space="preserve">ấp </w:t>
+      </w:r>
+      <w:r>
+        <w:rPr>
+          <w:rFonts w:ascii="Times New Roman" w:hAnsi="Times New Roman" w:cs="Times New Roman"/>
+          <w:sz w:val="24"/>
+          <w:szCs w:val="24"/>
+        </w:rPr>
+        <w:t>cao</w:t>
+      </w:r>
+      <w:r>
+        <w:rPr>
+          <w:rFonts w:ascii="Times New Roman" w:hAnsi="Times New Roman" w:cs="Times New Roman"/>
+          <w:sz w:val="24"/>
+          <w:szCs w:val="24"/>
+          <w:lang w:val="vi-VN"/>
+        </w:rPr>
+        <w:t xml:space="preserve">: </w:t>
+      </w:r>
+      <w:r>
+        <w:rPr>
+          <w:rFonts w:ascii="Times New Roman" w:hAnsi="Times New Roman" w:cs="Times New Roman"/>
+          <w:sz w:val="24"/>
+          <w:szCs w:val="24"/>
+        </w:rPr>
+        <w:t>Cần cái nhìn tổng quan, mang tính chiến lược về tình hình sức khỏe tài chính của toàn doanh nghiệp.</w:t>
+      </w:r>
+    </w:p>
+    <w:p>
+      <w:pPr>
+        <w:pStyle w:val="ListParagraph"/>
+        <w:numPr>
+          <w:ilvl w:val="0"/>
+          <w:numId w:val="19"/>
+        </w:numPr>
+        <w:rPr>
+          <w:rFonts w:ascii="Times New Roman" w:hAnsi="Times New Roman" w:cs="Times New Roman"/>
+          <w:sz w:val="24"/>
+          <w:szCs w:val="24"/>
+          <w:lang w:val="vi-VN"/>
+        </w:rPr>
+      </w:pPr>
+      <w:r>
+        <w:rPr>
+          <w:rFonts w:ascii="Times New Roman" w:hAnsi="Times New Roman" w:cs="Times New Roman"/>
+          <w:sz w:val="24"/>
+          <w:szCs w:val="24"/>
+        </w:rPr>
+        <w:t xml:space="preserve">Bộ phận </w:t>
+      </w:r>
+      <w:r>
+        <w:rPr>
+          <w:rFonts w:ascii="Times New Roman" w:hAnsi="Times New Roman" w:cs="Times New Roman"/>
+          <w:sz w:val="24"/>
+          <w:szCs w:val="24"/>
+        </w:rPr>
+        <w:t>q</w:t>
+      </w:r>
+      <w:r>
+        <w:rPr>
+          <w:rFonts w:ascii="Times New Roman" w:hAnsi="Times New Roman" w:cs="Times New Roman"/>
+          <w:sz w:val="24"/>
+          <w:szCs w:val="24"/>
+        </w:rPr>
+        <w:t xml:space="preserve">uản lý </w:t>
+      </w:r>
+      <w:r>
+        <w:rPr>
+          <w:rFonts w:ascii="Times New Roman" w:hAnsi="Times New Roman" w:cs="Times New Roman"/>
+          <w:sz w:val="24"/>
+          <w:szCs w:val="24"/>
+        </w:rPr>
+        <w:t>k</w:t>
+      </w:r>
+      <w:r>
+        <w:rPr>
+          <w:rFonts w:ascii="Times New Roman" w:hAnsi="Times New Roman" w:cs="Times New Roman"/>
+          <w:sz w:val="24"/>
+          <w:szCs w:val="24"/>
+        </w:rPr>
+        <w:t xml:space="preserve">inh doanh và </w:t>
+      </w:r>
+      <w:r>
+        <w:rPr>
+          <w:rFonts w:ascii="Times New Roman" w:hAnsi="Times New Roman" w:cs="Times New Roman"/>
+          <w:sz w:val="24"/>
+          <w:szCs w:val="24"/>
+        </w:rPr>
+        <w:t>t</w:t>
+      </w:r>
+      <w:r>
+        <w:rPr>
+          <w:rFonts w:ascii="Times New Roman" w:hAnsi="Times New Roman" w:cs="Times New Roman"/>
+          <w:sz w:val="24"/>
+          <w:szCs w:val="24"/>
+        </w:rPr>
+        <w:t xml:space="preserve">iếp </w:t>
+      </w:r>
+      <w:r>
+        <w:rPr>
+          <w:rFonts w:ascii="Times New Roman" w:hAnsi="Times New Roman" w:cs="Times New Roman"/>
+          <w:sz w:val="24"/>
+          <w:szCs w:val="24"/>
+        </w:rPr>
+        <w:t>thị</w:t>
+      </w:r>
+      <w:r>
+        <w:rPr>
+          <w:rFonts w:ascii="Times New Roman" w:hAnsi="Times New Roman" w:cs="Times New Roman"/>
+          <w:sz w:val="24"/>
+          <w:szCs w:val="24"/>
+          <w:lang w:val="vi-VN"/>
+        </w:rPr>
+        <w:t xml:space="preserve">: </w:t>
+      </w:r>
+      <w:r>
+        <w:rPr>
+          <w:rFonts w:ascii="Times New Roman" w:hAnsi="Times New Roman" w:cs="Times New Roman"/>
+          <w:sz w:val="24"/>
+          <w:szCs w:val="24"/>
+        </w:rPr>
+        <w:t>Hiểu rõ hành vi mua sắm của khách hàng, xác định nhóm khách hàng mục tiêu và tối ưu hóa doanh số.</w:t>
+      </w:r>
+    </w:p>
+    <w:p>
+      <w:pPr>
+        <w:pStyle w:val="ListParagraph"/>
+        <w:numPr>
+          <w:ilvl w:val="0"/>
+          <w:numId w:val="19"/>
+        </w:numPr>
+        <w:rPr>
+          <w:rFonts w:ascii="Times New Roman" w:hAnsi="Times New Roman" w:cs="Times New Roman"/>
+          <w:sz w:val="24"/>
+          <w:szCs w:val="24"/>
+          <w:lang w:val="vi-VN"/>
+        </w:rPr>
+      </w:pPr>
+      <w:r>
+        <w:rPr>
+          <w:rFonts w:ascii="Times New Roman" w:hAnsi="Times New Roman" w:cs="Times New Roman"/>
+          <w:sz w:val="24"/>
+          <w:szCs w:val="24"/>
+        </w:rPr>
+        <w:t xml:space="preserve">Bộ phận </w:t>
+      </w:r>
+      <w:r>
+        <w:rPr>
+          <w:rFonts w:ascii="Times New Roman" w:hAnsi="Times New Roman" w:cs="Times New Roman"/>
+          <w:sz w:val="24"/>
+          <w:szCs w:val="24"/>
+        </w:rPr>
+        <w:t>q</w:t>
+      </w:r>
+      <w:r>
+        <w:rPr>
+          <w:rFonts w:ascii="Times New Roman" w:hAnsi="Times New Roman" w:cs="Times New Roman"/>
+          <w:sz w:val="24"/>
+          <w:szCs w:val="24"/>
+        </w:rPr>
+        <w:t xml:space="preserve">uản lý </w:t>
+      </w:r>
+      <w:r>
+        <w:rPr>
+          <w:rFonts w:ascii="Times New Roman" w:hAnsi="Times New Roman" w:cs="Times New Roman"/>
+          <w:sz w:val="24"/>
+          <w:szCs w:val="24"/>
+        </w:rPr>
+        <w:t>sản</w:t>
+      </w:r>
+      <w:r>
+        <w:rPr>
+          <w:rFonts w:ascii="Times New Roman" w:hAnsi="Times New Roman" w:cs="Times New Roman"/>
+          <w:sz w:val="24"/>
+          <w:szCs w:val="24"/>
+          <w:lang w:val="vi-VN"/>
+        </w:rPr>
+        <w:t xml:space="preserve"> phẩm: </w:t>
+      </w:r>
+      <w:r>
+        <w:rPr>
+          <w:rFonts w:ascii="Times New Roman" w:hAnsi="Times New Roman" w:cs="Times New Roman"/>
+          <w:sz w:val="24"/>
+          <w:szCs w:val="24"/>
+        </w:rPr>
+        <w:t>Biết được sản phẩm nào bán chạy, sản phẩm nào mang lại lợi nhuận cao, và sản phẩm nào đang bị lỗ vốn để tối ưu kho hàng.</w:t>
+      </w:r>
+    </w:p>
+    <w:p>
+      <w:pPr>
+        <w:pStyle w:val="ListParagraph"/>
+        <w:numPr>
+          <w:ilvl w:val="0"/>
+          <w:numId w:val="19"/>
+        </w:numPr>
+        <w:rPr>
+          <w:rFonts w:ascii="Times New Roman" w:hAnsi="Times New Roman" w:cs="Times New Roman"/>
+          <w:sz w:val="24"/>
+          <w:szCs w:val="24"/>
+          <w:lang w:val="vi-VN"/>
+        </w:rPr>
+      </w:pPr>
+      <w:r>
+        <w:rPr>
+          <w:rFonts w:ascii="Times New Roman" w:hAnsi="Times New Roman" w:cs="Times New Roman"/>
+          <w:sz w:val="24"/>
+          <w:szCs w:val="24"/>
+        </w:rPr>
+        <w:t xml:space="preserve">Bộ phận </w:t>
+      </w:r>
+      <w:r>
+        <w:rPr>
+          <w:rFonts w:ascii="Times New Roman" w:hAnsi="Times New Roman" w:cs="Times New Roman"/>
+          <w:sz w:val="24"/>
+          <w:szCs w:val="24"/>
+        </w:rPr>
+        <w:t>l</w:t>
+      </w:r>
+      <w:r>
+        <w:rPr>
+          <w:rFonts w:ascii="Times New Roman" w:hAnsi="Times New Roman" w:cs="Times New Roman"/>
+          <w:sz w:val="24"/>
+          <w:szCs w:val="24"/>
+        </w:rPr>
+        <w:t xml:space="preserve">ogistics và </w:t>
+      </w:r>
+      <w:r>
+        <w:rPr>
+          <w:rFonts w:ascii="Times New Roman" w:hAnsi="Times New Roman" w:cs="Times New Roman"/>
+          <w:sz w:val="24"/>
+          <w:szCs w:val="24"/>
+        </w:rPr>
+        <w:t>q</w:t>
+      </w:r>
+      <w:r>
+        <w:rPr>
+          <w:rFonts w:ascii="Times New Roman" w:hAnsi="Times New Roman" w:cs="Times New Roman"/>
+          <w:sz w:val="24"/>
+          <w:szCs w:val="24"/>
+        </w:rPr>
+        <w:t xml:space="preserve">uản lý </w:t>
+      </w:r>
+      <w:r>
+        <w:rPr>
+          <w:rFonts w:ascii="Times New Roman" w:hAnsi="Times New Roman" w:cs="Times New Roman"/>
+          <w:sz w:val="24"/>
+          <w:szCs w:val="24"/>
+        </w:rPr>
+        <w:t>c</w:t>
+      </w:r>
+      <w:r>
+        <w:rPr>
+          <w:rFonts w:ascii="Times New Roman" w:hAnsi="Times New Roman" w:cs="Times New Roman"/>
+          <w:sz w:val="24"/>
+          <w:szCs w:val="24"/>
+        </w:rPr>
+        <w:t xml:space="preserve">huỗi cung </w:t>
+      </w:r>
+      <w:r>
+        <w:rPr>
+          <w:rFonts w:ascii="Times New Roman" w:hAnsi="Times New Roman" w:cs="Times New Roman"/>
+          <w:sz w:val="24"/>
+          <w:szCs w:val="24"/>
+        </w:rPr>
+        <w:t>ứng</w:t>
+      </w:r>
+      <w:r>
+        <w:rPr>
+          <w:rFonts w:ascii="Times New Roman" w:hAnsi="Times New Roman" w:cs="Times New Roman"/>
+          <w:sz w:val="24"/>
+          <w:szCs w:val="24"/>
+          <w:lang w:val="vi-VN"/>
+        </w:rPr>
+        <w:t xml:space="preserve">: </w:t>
+      </w:r>
+      <w:r>
+        <w:rPr>
+          <w:rFonts w:ascii="Times New Roman" w:hAnsi="Times New Roman" w:cs="Times New Roman"/>
+          <w:sz w:val="24"/>
+          <w:szCs w:val="24"/>
+        </w:rPr>
+        <w:t>Tối ưu hóa chi phí vận chuyển và đảm bảo thời gian giao hàng đúng cam kết.</w:t>
+      </w:r>
+    </w:p>
+    <w:p>
+      <w:pPr>
+        <w:pStyle w:val="Heading3"/>
+        <w:rPr>
+          <w:rFonts w:ascii="Times New Roman" w:hAnsi="Times New Roman" w:cs="Times New Roman"/>
+          <w:lang w:val="vi-VN"/>
+        </w:rPr>
+      </w:pPr>
+      <w:r>
+        <w:rPr>
+          <w:rFonts w:ascii="Times New Roman" w:hAnsi="Times New Roman" w:cs="Times New Roman"/>
+        </w:rPr>
+        <w:t>1.</w:t>
+      </w:r>
+      <w:r>
+        <w:rPr>
+          <w:rFonts w:ascii="Times New Roman" w:hAnsi="Times New Roman" w:cs="Times New Roman"/>
+        </w:rPr>
+        <w:t>4</w:t>
+      </w:r>
+      <w:r>
+        <w:rPr>
+          <w:rFonts w:ascii="Times New Roman" w:hAnsi="Times New Roman" w:cs="Times New Roman"/>
+        </w:rPr>
+        <w:t>.</w:t>
+      </w:r>
+      <w:r>
+        <w:rPr>
+          <w:rFonts w:ascii="Times New Roman" w:hAnsi="Times New Roman" w:cs="Times New Roman"/>
+        </w:rPr>
+        <w:t>2</w:t>
+      </w:r>
+      <w:r>
+        <w:rPr>
+          <w:rFonts w:ascii="Times New Roman" w:hAnsi="Times New Roman" w:cs="Times New Roman"/>
+        </w:rPr>
+        <w:t xml:space="preserve"> </w:t>
+      </w:r>
+      <w:r>
+        <w:rPr>
+          <w:rFonts w:ascii="Times New Roman" w:hAnsi="Times New Roman" w:cs="Times New Roman"/>
+        </w:rPr>
+        <w:t>Tiêu</w:t>
+      </w:r>
+      <w:r>
+        <w:rPr>
+          <w:rFonts w:ascii="Times New Roman" w:hAnsi="Times New Roman" w:cs="Times New Roman"/>
+          <w:lang w:val="vi-VN"/>
+        </w:rPr>
+        <w:t xml:space="preserve"> chí thành công</w:t>
+      </w:r>
+    </w:p>
+    <w:p>
+      <w:pPr>
+        <w:pStyle w:val="Heading4"/>
+        <w:rPr>
+          <w:rFonts w:ascii="Times New Roman" w:eastAsiaTheme="minorHAnsi" w:hAnsi="Times New Roman" w:cs="Times New Roman"/>
+          <w:i w:val="0"/>
+          <w:iCs w:val="0"/>
+          <w:sz w:val="24"/>
+          <w:szCs w:val="24"/>
+          <w:lang w:val="vi-VN"/>
+        </w:rPr>
+      </w:pPr>
+      <w:r>
+        <w:rPr>
+          <w:rFonts w:ascii="Times New Roman" w:hAnsi="Times New Roman" w:cs="Times New Roman"/>
+          <w:i w:val="0"/>
+          <w:iCs w:val="0"/>
+          <w:sz w:val="24"/>
+          <w:szCs w:val="24"/>
+        </w:rPr>
+        <w:t>1.</w:t>
+      </w:r>
+      <w:r>
+        <w:rPr>
+          <w:rFonts w:ascii="Times New Roman" w:hAnsi="Times New Roman" w:cs="Times New Roman"/>
+          <w:i w:val="0"/>
+          <w:iCs w:val="0"/>
+          <w:sz w:val="24"/>
+          <w:szCs w:val="24"/>
+        </w:rPr>
+        <w:t>4</w:t>
+      </w:r>
+      <w:r>
+        <w:rPr>
+          <w:rFonts w:ascii="Times New Roman" w:hAnsi="Times New Roman" w:cs="Times New Roman"/>
+          <w:i w:val="0"/>
+          <w:iCs w:val="0"/>
+          <w:sz w:val="24"/>
+          <w:szCs w:val="24"/>
+        </w:rPr>
+        <w:t>.</w:t>
+      </w:r>
+      <w:r>
+        <w:rPr>
+          <w:rFonts w:ascii="Times New Roman" w:hAnsi="Times New Roman" w:cs="Times New Roman"/>
+          <w:i w:val="0"/>
+          <w:iCs w:val="0"/>
+          <w:sz w:val="24"/>
+          <w:szCs w:val="24"/>
+        </w:rPr>
+        <w:t>2</w:t>
+      </w:r>
+      <w:r>
+        <w:rPr>
+          <w:rFonts w:ascii="Times New Roman" w:hAnsi="Times New Roman" w:cs="Times New Roman"/>
+          <w:i w:val="0"/>
+          <w:iCs w:val="0"/>
+          <w:sz w:val="24"/>
+          <w:szCs w:val="24"/>
+          <w:lang w:val="vi-VN"/>
+        </w:rPr>
+        <w:t>.1</w:t>
+      </w:r>
+      <w:r>
+        <w:rPr>
+          <w:rFonts w:ascii="Times New Roman" w:hAnsi="Times New Roman" w:cs="Times New Roman"/>
+          <w:i w:val="0"/>
+          <w:iCs w:val="0"/>
+          <w:sz w:val="24"/>
+          <w:szCs w:val="24"/>
+        </w:rPr>
+        <w:t xml:space="preserve"> </w:t>
+      </w:r>
+      <w:r>
+        <w:rPr>
+          <w:rFonts w:ascii="Times New Roman" w:hAnsi="Times New Roman" w:cs="Times New Roman"/>
+          <w:i w:val="0"/>
+          <w:iCs w:val="0"/>
+          <w:sz w:val="24"/>
+          <w:szCs w:val="24"/>
+        </w:rPr>
+        <w:t>Tiêu</w:t>
+      </w:r>
+      <w:r>
+        <w:rPr>
+          <w:rFonts w:ascii="Times New Roman" w:hAnsi="Times New Roman" w:cs="Times New Roman"/>
+          <w:i w:val="0"/>
+          <w:iCs w:val="0"/>
+          <w:sz w:val="24"/>
+          <w:szCs w:val="24"/>
+          <w:lang w:val="vi-VN"/>
+        </w:rPr>
+        <w:t xml:space="preserve"> chí về</w:t>
+      </w:r>
+      <w:r>
+        <w:rPr>
+          <w:rFonts w:ascii="Times New Roman" w:hAnsi="Times New Roman" w:cs="Times New Roman"/>
+          <w:i w:val="0"/>
+          <w:iCs w:val="0"/>
+          <w:sz w:val="24"/>
+          <w:szCs w:val="24"/>
+          <w:lang w:val="vi-VN"/>
+        </w:rPr>
+        <w:t xml:space="preserve"> dữ liệu</w:t>
+      </w:r>
+    </w:p>
+    <w:p>
+      <w:pPr>
+        <w:pStyle w:val="ListParagraph"/>
+        <w:numPr>
+          <w:ilvl w:val="0"/>
+          <w:numId w:val="20"/>
+        </w:numPr>
+        <w:rPr>
+          <w:rFonts w:ascii="Times New Roman" w:hAnsi="Times New Roman" w:cs="Times New Roman"/>
+          <w:sz w:val="24"/>
+          <w:szCs w:val="24"/>
+          <w:lang w:val="vi-VN"/>
+        </w:rPr>
+      </w:pPr>
+      <w:r>
+        <w:rPr>
+          <w:rFonts w:ascii="Times New Roman" w:hAnsi="Times New Roman" w:cs="Times New Roman"/>
+          <w:sz w:val="24"/>
+          <w:szCs w:val="24"/>
+        </w:rPr>
+        <w:t xml:space="preserve">Độ chính </w:t>
+      </w:r>
+      <w:r>
+        <w:rPr>
+          <w:rFonts w:ascii="Times New Roman" w:hAnsi="Times New Roman" w:cs="Times New Roman"/>
+          <w:sz w:val="24"/>
+          <w:szCs w:val="24"/>
+        </w:rPr>
+        <w:t>xác</w:t>
+      </w:r>
+      <w:r>
+        <w:rPr>
+          <w:rFonts w:ascii="Times New Roman" w:hAnsi="Times New Roman" w:cs="Times New Roman"/>
+          <w:sz w:val="24"/>
+          <w:szCs w:val="24"/>
+          <w:lang w:val="vi-VN"/>
+        </w:rPr>
+        <w:t xml:space="preserve">: </w:t>
+      </w:r>
+      <w:r>
+        <w:rPr>
+          <w:rFonts w:ascii="Times New Roman" w:hAnsi="Times New Roman" w:cs="Times New Roman"/>
+          <w:sz w:val="24"/>
+          <w:szCs w:val="24"/>
+          <w:lang w:val="vi-VN"/>
+        </w:rPr>
+        <w:t>Dữ liệu sau khi làm sạch không còn lỗi thiếu (Null), lỗi định dạng sai (ví dụ: ngày tháng ở trường Order.Date và Ship.Date phải đồng nhất).</w:t>
+      </w:r>
+    </w:p>
+    <w:p>
+      <w:pPr>
+        <w:pStyle w:val="ListParagraph"/>
+        <w:numPr>
+          <w:ilvl w:val="0"/>
+          <w:numId w:val="20"/>
+        </w:numPr>
+        <w:rPr>
+          <w:rFonts w:ascii="Times New Roman" w:hAnsi="Times New Roman" w:cs="Times New Roman"/>
+          <w:sz w:val="24"/>
+          <w:szCs w:val="24"/>
+          <w:lang w:val="vi-VN"/>
+        </w:rPr>
+      </w:pPr>
+      <w:r>
+        <w:rPr>
+          <w:rFonts w:ascii="Times New Roman" w:hAnsi="Times New Roman" w:cs="Times New Roman"/>
+          <w:sz w:val="24"/>
+          <w:szCs w:val="24"/>
+        </w:rPr>
+        <w:t xml:space="preserve">Tính toàn </w:t>
+      </w:r>
+      <w:r>
+        <w:rPr>
+          <w:rFonts w:ascii="Times New Roman" w:hAnsi="Times New Roman" w:cs="Times New Roman"/>
+          <w:sz w:val="24"/>
+          <w:szCs w:val="24"/>
+        </w:rPr>
+        <w:t>ven</w:t>
+      </w:r>
+      <w:r>
+        <w:rPr>
+          <w:rFonts w:ascii="Times New Roman" w:hAnsi="Times New Roman" w:cs="Times New Roman"/>
+          <w:sz w:val="24"/>
+          <w:szCs w:val="24"/>
+          <w:lang w:val="vi-VN"/>
+        </w:rPr>
+        <w:t xml:space="preserve">: </w:t>
+      </w:r>
+      <w:r>
+        <w:rPr>
+          <w:rFonts w:ascii="Times New Roman" w:hAnsi="Times New Roman" w:cs="Times New Roman"/>
+          <w:sz w:val="24"/>
+          <w:szCs w:val="24"/>
+        </w:rPr>
+        <w:t>Mô hình dữ liệu (Data Model) liên kết chính xác giữa các chiều phân tích (Thời gian, Địa lý, Sản phẩm, Khách hàng) mà không làm mất mát thông tin của các đơn hàng.</w:t>
+      </w:r>
+    </w:p>
+    <w:p>
+      <w:pPr>
+        <w:pStyle w:val="Heading4"/>
+        <w:rPr>
+          <w:rFonts w:ascii="Times New Roman" w:hAnsi="Times New Roman" w:cs="Times New Roman"/>
+          <w:i w:val="0"/>
+          <w:iCs w:val="0"/>
+          <w:sz w:val="24"/>
+          <w:szCs w:val="24"/>
+          <w:lang w:val="vi-VN"/>
+        </w:rPr>
+      </w:pPr>
+      <w:r>
+        <w:rPr>
+          <w:rFonts w:ascii="Times New Roman" w:hAnsi="Times New Roman" w:cs="Times New Roman"/>
+          <w:i w:val="0"/>
+          <w:iCs w:val="0"/>
+          <w:sz w:val="24"/>
+          <w:szCs w:val="24"/>
+        </w:rPr>
+        <w:lastRenderedPageBreak/>
+        <w:t>1.4.2</w:t>
+      </w:r>
+      <w:r>
+        <w:rPr>
+          <w:rFonts w:ascii="Times New Roman" w:hAnsi="Times New Roman" w:cs="Times New Roman"/>
+          <w:i w:val="0"/>
+          <w:iCs w:val="0"/>
+          <w:sz w:val="24"/>
+          <w:szCs w:val="24"/>
+          <w:lang w:val="vi-VN"/>
+        </w:rPr>
+        <w:t>.1</w:t>
+      </w:r>
+      <w:r>
+        <w:rPr>
+          <w:rFonts w:ascii="Times New Roman" w:hAnsi="Times New Roman" w:cs="Times New Roman"/>
+          <w:i w:val="0"/>
+          <w:iCs w:val="0"/>
+          <w:sz w:val="24"/>
+          <w:szCs w:val="24"/>
+        </w:rPr>
+        <w:t xml:space="preserve"> Tiêu</w:t>
+      </w:r>
+      <w:r>
+        <w:rPr>
+          <w:rFonts w:ascii="Times New Roman" w:hAnsi="Times New Roman" w:cs="Times New Roman"/>
+          <w:i w:val="0"/>
+          <w:iCs w:val="0"/>
+          <w:sz w:val="24"/>
+          <w:szCs w:val="24"/>
+          <w:lang w:val="vi-VN"/>
+        </w:rPr>
+        <w:t xml:space="preserve"> chí về </w:t>
+      </w:r>
+      <w:r>
+        <w:rPr>
+          <w:rFonts w:ascii="Times New Roman" w:hAnsi="Times New Roman" w:cs="Times New Roman"/>
+          <w:i w:val="0"/>
+          <w:iCs w:val="0"/>
+          <w:sz w:val="24"/>
+          <w:szCs w:val="24"/>
+          <w:lang w:val="vi-VN"/>
+        </w:rPr>
+        <w:t>trực quan hóa</w:t>
+      </w:r>
+    </w:p>
+    <w:p>
+      <w:pPr>
+        <w:pStyle w:val="ListParagraph"/>
+        <w:numPr>
+          <w:ilvl w:val="0"/>
+          <w:numId w:val="21"/>
+        </w:numPr>
+        <w:rPr>
+          <w:rFonts w:ascii="Times New Roman" w:hAnsi="Times New Roman" w:cs="Times New Roman"/>
+          <w:sz w:val="24"/>
+          <w:szCs w:val="24"/>
+          <w:lang w:val="vi-VN"/>
+        </w:rPr>
+      </w:pPr>
+      <w:r>
+        <w:rPr>
+          <w:rFonts w:ascii="Times New Roman" w:hAnsi="Times New Roman" w:cs="Times New Roman"/>
+          <w:sz w:val="24"/>
+          <w:szCs w:val="24"/>
+        </w:rPr>
+        <w:t xml:space="preserve">Trực quan và dễ </w:t>
+      </w:r>
+      <w:r>
+        <w:rPr>
+          <w:rFonts w:ascii="Times New Roman" w:hAnsi="Times New Roman" w:cs="Times New Roman"/>
+          <w:sz w:val="24"/>
+          <w:szCs w:val="24"/>
+        </w:rPr>
+        <w:t>hiểu</w:t>
+      </w:r>
+      <w:r>
+        <w:rPr>
+          <w:rFonts w:ascii="Times New Roman" w:hAnsi="Times New Roman" w:cs="Times New Roman"/>
+          <w:sz w:val="24"/>
+          <w:szCs w:val="24"/>
+          <w:lang w:val="vi-VN"/>
+        </w:rPr>
+        <w:t xml:space="preserve">: </w:t>
+      </w:r>
+      <w:r>
+        <w:rPr>
+          <w:rFonts w:ascii="Times New Roman" w:hAnsi="Times New Roman" w:cs="Times New Roman"/>
+          <w:sz w:val="24"/>
+          <w:szCs w:val="24"/>
+        </w:rPr>
+        <w:t>Các biểu đồ (Cột, Đường xu hướng, Bản đồ, Tròn) được sắp xếp logic theo luồng từ tổng quan đến chi tiết (Top-down approach). Người dùng chỉ mất dưới 5 giây để nắm bắt được thông tin cốt lõi từ biểu đồ.</w:t>
+      </w:r>
+    </w:p>
+    <w:p>
+      <w:pPr>
+        <w:pStyle w:val="ListParagraph"/>
+        <w:numPr>
+          <w:ilvl w:val="0"/>
+          <w:numId w:val="21"/>
+        </w:numPr>
+        <w:rPr>
+          <w:rFonts w:ascii="Times New Roman" w:hAnsi="Times New Roman" w:cs="Times New Roman"/>
+          <w:sz w:val="24"/>
+          <w:szCs w:val="24"/>
+          <w:lang w:val="vi-VN"/>
+        </w:rPr>
+      </w:pPr>
+      <w:r>
+        <w:rPr>
+          <w:rFonts w:ascii="Times New Roman" w:hAnsi="Times New Roman" w:cs="Times New Roman"/>
+          <w:sz w:val="24"/>
+          <w:szCs w:val="24"/>
+        </w:rPr>
+        <w:t>Thiết kế chuyên nghiệp: Màu sắc sử dụng đồng bộ, phân biệt rõ ràng giữa các mảng màu đại diện cho Doanh thu (thường là màu trung tính/xanh dương) và Lợi nhuận (xanh lá cho dương, đỏ cho âm).</w:t>
+      </w:r>
+    </w:p>
+    <w:p>
+      <w:pPr>
+        <w:pStyle w:val="Heading4"/>
+        <w:rPr>
+          <w:rFonts w:ascii="Times New Roman" w:eastAsiaTheme="minorHAnsi" w:hAnsi="Times New Roman" w:cs="Times New Roman"/>
+          <w:i w:val="0"/>
+          <w:iCs w:val="0"/>
+          <w:sz w:val="24"/>
+          <w:szCs w:val="24"/>
+          <w:lang w:val="vi-VN"/>
+        </w:rPr>
+      </w:pPr>
+      <w:r>
+        <w:rPr>
+          <w:rFonts w:ascii="Times New Roman" w:hAnsi="Times New Roman" w:cs="Times New Roman"/>
+          <w:i w:val="0"/>
+          <w:iCs w:val="0"/>
+          <w:sz w:val="24"/>
+          <w:szCs w:val="24"/>
+        </w:rPr>
+        <w:t>1.4.2</w:t>
+      </w:r>
+      <w:r>
+        <w:rPr>
+          <w:rFonts w:ascii="Times New Roman" w:hAnsi="Times New Roman" w:cs="Times New Roman"/>
+          <w:i w:val="0"/>
+          <w:iCs w:val="0"/>
+          <w:sz w:val="24"/>
+          <w:szCs w:val="24"/>
+          <w:lang w:val="vi-VN"/>
+        </w:rPr>
+        <w:t>.1</w:t>
+      </w:r>
+      <w:r>
+        <w:rPr>
+          <w:rFonts w:ascii="Times New Roman" w:hAnsi="Times New Roman" w:cs="Times New Roman"/>
+          <w:i w:val="0"/>
+          <w:iCs w:val="0"/>
+          <w:sz w:val="24"/>
+          <w:szCs w:val="24"/>
+        </w:rPr>
+        <w:t xml:space="preserve"> Tiêu</w:t>
+      </w:r>
+      <w:r>
+        <w:rPr>
+          <w:rFonts w:ascii="Times New Roman" w:hAnsi="Times New Roman" w:cs="Times New Roman"/>
+          <w:i w:val="0"/>
+          <w:iCs w:val="0"/>
+          <w:sz w:val="24"/>
+          <w:szCs w:val="24"/>
+          <w:lang w:val="vi-VN"/>
+        </w:rPr>
+        <w:t xml:space="preserve"> chí về </w:t>
+      </w:r>
+      <w:r>
+        <w:rPr>
+          <w:rFonts w:ascii="Times New Roman" w:hAnsi="Times New Roman" w:cs="Times New Roman"/>
+          <w:i w:val="0"/>
+          <w:iCs w:val="0"/>
+          <w:sz w:val="24"/>
+          <w:szCs w:val="24"/>
+          <w:lang w:val="vi-VN"/>
+        </w:rPr>
+        <w:t>giá trị kinh doanh và vận hành</w:t>
+      </w:r>
+    </w:p>
+    <w:p>
+      <w:pPr>
+        <w:rPr>
+          <w:lang w:val="vi-VN"/>
+        </w:rPr>
+      </w:pPr>
+      <w:r>
+        <w:rPr>
+          <w:lang w:val="vi-VN"/>
+        </w:rPr>
+        <w:t xml:space="preserve">Đưa ra insight hành </w:t>
+      </w:r>
+      <w:r>
+        <w:rPr>
+          <w:lang w:val="vi-VN"/>
+        </w:rPr>
+        <w:t xml:space="preserve">động: </w:t>
+      </w:r>
+      <w:r>
+        <w:rPr>
+          <w:lang w:val="vi-VN"/>
+        </w:rPr>
+        <w:t>Báo cáo không chỉ dừng lại ở việc "trưng bày" số liệu, mà phải giúp doanh nghiệp trả lời được các câu hỏi cốt lõi:</w:t>
+      </w:r>
+    </w:p>
+    <w:p>
+      <w:pPr>
+        <w:numPr>
+          <w:ilvl w:val="0"/>
+          <w:numId w:val="23"/>
+        </w:numPr>
+        <w:rPr>
+          <w:lang w:val="vi-VN"/>
+        </w:rPr>
+      </w:pPr>
+      <w:r>
+        <w:rPr>
+          <w:i/>
+          <w:iCs/>
+          <w:lang w:val="vi-VN"/>
+        </w:rPr>
+        <w:t>Tại sao thị trường X có doanh số cao nhưng lợi nhuận lại thấp?</w:t>
+      </w:r>
+      <w:r>
+        <w:rPr>
+          <w:lang w:val="vi-VN"/>
+        </w:rPr>
+        <w:t xml:space="preserve"> (Do Discount quá tay hay Shipping.Cost quá lớn?)</w:t>
+      </w:r>
+    </w:p>
+    <w:p>
+      <w:pPr>
+        <w:numPr>
+          <w:ilvl w:val="0"/>
+          <w:numId w:val="23"/>
+        </w:numPr>
+        <w:rPr>
+          <w:lang w:val="vi-VN"/>
+        </w:rPr>
+      </w:pPr>
+      <w:r>
+        <w:rPr>
+          <w:i/>
+          <w:iCs/>
+          <w:lang w:val="vi-VN"/>
+        </w:rPr>
+        <w:t>Đâu là top 5 danh mục con (Sub-Category) cần tập trung thúc đẩy trong quý tới?</w:t>
+      </w:r>
+    </w:p>
     <w:p/>
     <w:p/>
     <w:sectPr>
@@ -2144,6 +3064,121 @@
     </w:lvl>
   </w:abstractNum>
   <w:abstractNum w:abstractNumId="4" w15:restartNumberingAfterBreak="0">
+    <w:nsid w:val="1275559F"/>
+    <w:multiLevelType w:val="hybridMultilevel"/>
+    <w:tmpl w:val="11DC6EE6"/>
+    <w:lvl w:ilvl="0" w:tplc="BDA4B384">
+      <w:start w:val="1"/>
+      <w:numFmt w:val="bullet"/>
+      <w:lvlText w:val="-"/>
+      <w:lvlJc w:val="left"/>
+      <w:pPr>
+        <w:ind w:left="720" w:hanging="360"/>
+      </w:pPr>
+      <w:rPr>
+        <w:rFonts w:ascii="Times New Roman" w:eastAsia="Times New Roman" w:hAnsi="Times New Roman" w:cs="Times New Roman" w:hint="default"/>
+        <w:b/>
+        <w:color w:val="000000"/>
+      </w:rPr>
+    </w:lvl>
+    <w:lvl w:ilvl="1" w:tplc="042A0003" w:tentative="1">
+      <w:start w:val="1"/>
+      <w:numFmt w:val="bullet"/>
+      <w:lvlText w:val="o"/>
+      <w:lvlJc w:val="left"/>
+      <w:pPr>
+        <w:ind w:left="1440" w:hanging="360"/>
+      </w:pPr>
+      <w:rPr>
+        <w:rFonts w:ascii="Courier New" w:hAnsi="Courier New" w:cs="Courier New" w:hint="default"/>
+      </w:rPr>
+    </w:lvl>
+    <w:lvl w:ilvl="2" w:tplc="042A0005" w:tentative="1">
+      <w:start w:val="1"/>
+      <w:numFmt w:val="bullet"/>
+      <w:lvlText w:val=""/>
+      <w:lvlJc w:val="left"/>
+      <w:pPr>
+        <w:ind w:left="2160" w:hanging="360"/>
+      </w:pPr>
+      <w:rPr>
+        <w:rFonts w:ascii="Wingdings" w:hAnsi="Wingdings" w:hint="default"/>
+      </w:rPr>
+    </w:lvl>
+    <w:lvl w:ilvl="3" w:tplc="042A0001" w:tentative="1">
+      <w:start w:val="1"/>
+      <w:numFmt w:val="bullet"/>
+      <w:lvlText w:val=""/>
+      <w:lvlJc w:val="left"/>
+      <w:pPr>
+        <w:ind w:left="2880" w:hanging="360"/>
+      </w:pPr>
+      <w:rPr>
+        <w:rFonts w:ascii="Symbol" w:hAnsi="Symbol" w:hint="default"/>
+      </w:rPr>
+    </w:lvl>
+    <w:lvl w:ilvl="4" w:tplc="042A0003" w:tentative="1">
+      <w:start w:val="1"/>
+      <w:numFmt w:val="bullet"/>
+      <w:lvlText w:val="o"/>
+      <w:lvlJc w:val="left"/>
+      <w:pPr>
+        <w:ind w:left="3600" w:hanging="360"/>
+      </w:pPr>
+      <w:rPr>
+        <w:rFonts w:ascii="Courier New" w:hAnsi="Courier New" w:cs="Courier New" w:hint="default"/>
+      </w:rPr>
+    </w:lvl>
+    <w:lvl w:ilvl="5" w:tplc="042A0005" w:tentative="1">
+      <w:start w:val="1"/>
+      <w:numFmt w:val="bullet"/>
+      <w:lvlText w:val=""/>
+      <w:lvlJc w:val="left"/>
+      <w:pPr>
+        <w:ind w:left="4320" w:hanging="360"/>
+      </w:pPr>
+      <w:rPr>
+        <w:rFonts w:ascii="Wingdings" w:hAnsi="Wingdings" w:hint="default"/>
+      </w:rPr>
+    </w:lvl>
+    <w:lvl w:ilvl="6" w:tplc="042A0001" w:tentative="1">
+      <w:start w:val="1"/>
+      <w:numFmt w:val="bullet"/>
+      <w:lvlText w:val=""/>
+      <w:lvlJc w:val="left"/>
+      <w:pPr>
+        <w:ind w:left="5040" w:hanging="360"/>
+      </w:pPr>
+      <w:rPr>
+        <w:rFonts w:ascii="Symbol" w:hAnsi="Symbol" w:hint="default"/>
+      </w:rPr>
+    </w:lvl>
+    <w:lvl w:ilvl="7" w:tplc="042A0003" w:tentative="1">
+      <w:start w:val="1"/>
+      <w:numFmt w:val="bullet"/>
+      <w:lvlText w:val="o"/>
+      <w:lvlJc w:val="left"/>
+      <w:pPr>
+        <w:ind w:left="5760" w:hanging="360"/>
+      </w:pPr>
+      <w:rPr>
+        <w:rFonts w:ascii="Courier New" w:hAnsi="Courier New" w:cs="Courier New" w:hint="default"/>
+      </w:rPr>
+    </w:lvl>
+    <w:lvl w:ilvl="8" w:tplc="042A0005" w:tentative="1">
+      <w:start w:val="1"/>
+      <w:numFmt w:val="bullet"/>
+      <w:lvlText w:val=""/>
+      <w:lvlJc w:val="left"/>
+      <w:pPr>
+        <w:ind w:left="6480" w:hanging="360"/>
+      </w:pPr>
+      <w:rPr>
+        <w:rFonts w:ascii="Wingdings" w:hAnsi="Wingdings" w:hint="default"/>
+      </w:rPr>
+    </w:lvl>
+  </w:abstractNum>
+  <w:abstractNum w:abstractNumId="5" w15:restartNumberingAfterBreak="0">
     <w:nsid w:val="1C3F4B22"/>
     <w:multiLevelType w:val="multilevel"/>
     <w:tmpl w:val="1FECE964"/>
@@ -2256,7 +3291,7 @@
       </w:rPr>
     </w:lvl>
   </w:abstractNum>
-  <w:abstractNum w:abstractNumId="5" w15:restartNumberingAfterBreak="0">
+  <w:abstractNum w:abstractNumId="6" w15:restartNumberingAfterBreak="0">
     <w:nsid w:val="20BB6C66"/>
     <w:multiLevelType w:val="multilevel"/>
     <w:tmpl w:val="93BAE7D8"/>
@@ -2369,7 +3404,7 @@
       </w:rPr>
     </w:lvl>
   </w:abstractNum>
-  <w:abstractNum w:abstractNumId="6" w15:restartNumberingAfterBreak="0">
+  <w:abstractNum w:abstractNumId="7" w15:restartNumberingAfterBreak="0">
     <w:nsid w:val="23FC3AF6"/>
     <w:multiLevelType w:val="multilevel"/>
     <w:tmpl w:val="C5C4A9C0"/>
@@ -2518,7 +3553,7 @@
       </w:rPr>
     </w:lvl>
   </w:abstractNum>
-  <w:abstractNum w:abstractNumId="7" w15:restartNumberingAfterBreak="0">
+  <w:abstractNum w:abstractNumId="8" w15:restartNumberingAfterBreak="0">
     <w:nsid w:val="2D380231"/>
     <w:multiLevelType w:val="hybridMultilevel"/>
     <w:tmpl w:val="2BC223F8"/>
@@ -2607,7 +3642,7 @@
       </w:pPr>
     </w:lvl>
   </w:abstractNum>
-  <w:abstractNum w:abstractNumId="8" w15:restartNumberingAfterBreak="0">
+  <w:abstractNum w:abstractNumId="9" w15:restartNumberingAfterBreak="0">
     <w:nsid w:val="2E33147E"/>
     <w:multiLevelType w:val="multilevel"/>
     <w:tmpl w:val="B0180518"/>
@@ -2720,7 +3755,273 @@
       </w:rPr>
     </w:lvl>
   </w:abstractNum>
-  <w:abstractNum w:abstractNumId="9" w15:restartNumberingAfterBreak="0">
+  <w:abstractNum w:abstractNumId="10" w15:restartNumberingAfterBreak="0">
+    <w:nsid w:val="37462DF1"/>
+    <w:multiLevelType w:val="hybridMultilevel"/>
+    <w:tmpl w:val="ACAA9E4E"/>
+    <w:lvl w:ilvl="0" w:tplc="BDA4B384">
+      <w:start w:val="1"/>
+      <w:numFmt w:val="bullet"/>
+      <w:lvlText w:val="-"/>
+      <w:lvlJc w:val="left"/>
+      <w:pPr>
+        <w:ind w:left="720" w:hanging="360"/>
+      </w:pPr>
+      <w:rPr>
+        <w:rFonts w:ascii="Times New Roman" w:eastAsia="Times New Roman" w:hAnsi="Times New Roman" w:cs="Times New Roman" w:hint="default"/>
+        <w:b/>
+        <w:color w:val="000000"/>
+      </w:rPr>
+    </w:lvl>
+    <w:lvl w:ilvl="1" w:tplc="FFFFFFFF" w:tentative="1">
+      <w:start w:val="1"/>
+      <w:numFmt w:val="bullet"/>
+      <w:lvlText w:val="o"/>
+      <w:lvlJc w:val="left"/>
+      <w:pPr>
+        <w:ind w:left="1440" w:hanging="360"/>
+      </w:pPr>
+      <w:rPr>
+        <w:rFonts w:ascii="Courier New" w:hAnsi="Courier New" w:cs="Courier New" w:hint="default"/>
+      </w:rPr>
+    </w:lvl>
+    <w:lvl w:ilvl="2" w:tplc="FFFFFFFF" w:tentative="1">
+      <w:start w:val="1"/>
+      <w:numFmt w:val="bullet"/>
+      <w:lvlText w:val=""/>
+      <w:lvlJc w:val="left"/>
+      <w:pPr>
+        <w:ind w:left="2160" w:hanging="360"/>
+      </w:pPr>
+      <w:rPr>
+        <w:rFonts w:ascii="Wingdings" w:hAnsi="Wingdings" w:hint="default"/>
+      </w:rPr>
+    </w:lvl>
+    <w:lvl w:ilvl="3" w:tplc="FFFFFFFF" w:tentative="1">
+      <w:start w:val="1"/>
+      <w:numFmt w:val="bullet"/>
+      <w:lvlText w:val=""/>
+      <w:lvlJc w:val="left"/>
+      <w:pPr>
+        <w:ind w:left="2880" w:hanging="360"/>
+      </w:pPr>
+      <w:rPr>
+        <w:rFonts w:ascii="Symbol" w:hAnsi="Symbol" w:hint="default"/>
+      </w:rPr>
+    </w:lvl>
+    <w:lvl w:ilvl="4" w:tplc="FFFFFFFF" w:tentative="1">
+      <w:start w:val="1"/>
+      <w:numFmt w:val="bullet"/>
+      <w:lvlText w:val="o"/>
+      <w:lvlJc w:val="left"/>
+      <w:pPr>
+        <w:ind w:left="3600" w:hanging="360"/>
+      </w:pPr>
+      <w:rPr>
+        <w:rFonts w:ascii="Courier New" w:hAnsi="Courier New" w:cs="Courier New" w:hint="default"/>
+      </w:rPr>
+    </w:lvl>
+    <w:lvl w:ilvl="5" w:tplc="FFFFFFFF" w:tentative="1">
+      <w:start w:val="1"/>
+      <w:numFmt w:val="bullet"/>
+      <w:lvlText w:val=""/>
+      <w:lvlJc w:val="left"/>
+      <w:pPr>
+        <w:ind w:left="4320" w:hanging="360"/>
+      </w:pPr>
+      <w:rPr>
+        <w:rFonts w:ascii="Wingdings" w:hAnsi="Wingdings" w:hint="default"/>
+      </w:rPr>
+    </w:lvl>
+    <w:lvl w:ilvl="6" w:tplc="FFFFFFFF" w:tentative="1">
+      <w:start w:val="1"/>
+      <w:numFmt w:val="bullet"/>
+      <w:lvlText w:val=""/>
+      <w:lvlJc w:val="left"/>
+      <w:pPr>
+        <w:ind w:left="5040" w:hanging="360"/>
+      </w:pPr>
+      <w:rPr>
+        <w:rFonts w:ascii="Symbol" w:hAnsi="Symbol" w:hint="default"/>
+      </w:rPr>
+    </w:lvl>
+    <w:lvl w:ilvl="7" w:tplc="FFFFFFFF" w:tentative="1">
+      <w:start w:val="1"/>
+      <w:numFmt w:val="bullet"/>
+      <w:lvlText w:val="o"/>
+      <w:lvlJc w:val="left"/>
+      <w:pPr>
+        <w:ind w:left="5760" w:hanging="360"/>
+      </w:pPr>
+      <w:rPr>
+        <w:rFonts w:ascii="Courier New" w:hAnsi="Courier New" w:cs="Courier New" w:hint="default"/>
+      </w:rPr>
+    </w:lvl>
+    <w:lvl w:ilvl="8" w:tplc="FFFFFFFF" w:tentative="1">
+      <w:start w:val="1"/>
+      <w:numFmt w:val="bullet"/>
+      <w:lvlText w:val=""/>
+      <w:lvlJc w:val="left"/>
+      <w:pPr>
+        <w:ind w:left="6480" w:hanging="360"/>
+      </w:pPr>
+      <w:rPr>
+        <w:rFonts w:ascii="Wingdings" w:hAnsi="Wingdings" w:hint="default"/>
+      </w:rPr>
+    </w:lvl>
+  </w:abstractNum>
+  <w:abstractNum w:abstractNumId="11" w15:restartNumberingAfterBreak="0">
+    <w:nsid w:val="38BF2779"/>
+    <w:multiLevelType w:val="multilevel"/>
+    <w:tmpl w:val="ABFC9622"/>
+    <w:lvl w:ilvl="0">
+      <w:start w:val="1"/>
+      <w:numFmt w:val="bullet"/>
+      <w:lvlText w:val="-"/>
+      <w:lvlJc w:val="left"/>
+      <w:pPr>
+        <w:tabs>
+          <w:tab w:val="num" w:pos="720"/>
+        </w:tabs>
+        <w:ind w:left="720" w:hanging="360"/>
+      </w:pPr>
+      <w:rPr>
+        <w:rFonts w:ascii="Times New Roman" w:eastAsia="Times New Roman" w:hAnsi="Times New Roman" w:cs="Times New Roman" w:hint="default"/>
+        <w:b/>
+        <w:color w:val="000000"/>
+        <w:sz w:val="20"/>
+      </w:rPr>
+    </w:lvl>
+    <w:lvl w:ilvl="1" w:tentative="1">
+      <w:start w:val="1"/>
+      <w:numFmt w:val="bullet"/>
+      <w:lvlText w:val="o"/>
+      <w:lvlJc w:val="left"/>
+      <w:pPr>
+        <w:tabs>
+          <w:tab w:val="num" w:pos="1440"/>
+        </w:tabs>
+        <w:ind w:left="1440" w:hanging="360"/>
+      </w:pPr>
+      <w:rPr>
+        <w:rFonts w:ascii="Courier New" w:hAnsi="Courier New" w:hint="default"/>
+        <w:sz w:val="20"/>
+      </w:rPr>
+    </w:lvl>
+    <w:lvl w:ilvl="2" w:tentative="1">
+      <w:start w:val="1"/>
+      <w:numFmt w:val="bullet"/>
+      <w:lvlText w:val=""/>
+      <w:lvlJc w:val="left"/>
+      <w:pPr>
+        <w:tabs>
+          <w:tab w:val="num" w:pos="2160"/>
+        </w:tabs>
+        <w:ind w:left="2160" w:hanging="360"/>
+      </w:pPr>
+      <w:rPr>
+        <w:rFonts w:ascii="Wingdings" w:hAnsi="Wingdings" w:hint="default"/>
+        <w:sz w:val="20"/>
+      </w:rPr>
+    </w:lvl>
+    <w:lvl w:ilvl="3" w:tentative="1">
+      <w:start w:val="1"/>
+      <w:numFmt w:val="bullet"/>
+      <w:lvlText w:val=""/>
+      <w:lvlJc w:val="left"/>
+      <w:pPr>
+        <w:tabs>
+          <w:tab w:val="num" w:pos="2880"/>
+        </w:tabs>
+        <w:ind w:left="2880" w:hanging="360"/>
+      </w:pPr>
+      <w:rPr>
+        <w:rFonts w:ascii="Wingdings" w:hAnsi="Wingdings" w:hint="default"/>
+        <w:sz w:val="20"/>
+      </w:rPr>
+    </w:lvl>
+    <w:lvl w:ilvl="4" w:tentative="1">
+      <w:start w:val="1"/>
+      <w:numFmt w:val="bullet"/>
+      <w:lvlText w:val=""/>
+      <w:lvlJc w:val="left"/>
+      <w:pPr>
+        <w:tabs>
+          <w:tab w:val="num" w:pos="3600"/>
+        </w:tabs>
+        <w:ind w:left="3600" w:hanging="360"/>
+      </w:pPr>
+      <w:rPr>
+        <w:rFonts w:ascii="Wingdings" w:hAnsi="Wingdings" w:hint="default"/>
+        <w:sz w:val="20"/>
+      </w:rPr>
+    </w:lvl>
+    <w:lvl w:ilvl="5" w:tentative="1">
+      <w:start w:val="1"/>
+      <w:numFmt w:val="bullet"/>
+      <w:lvlText w:val=""/>
+      <w:lvlJc w:val="left"/>
+      <w:pPr>
+        <w:tabs>
+          <w:tab w:val="num" w:pos="4320"/>
+        </w:tabs>
+        <w:ind w:left="4320" w:hanging="360"/>
+      </w:pPr>
+      <w:rPr>
+        <w:rFonts w:ascii="Wingdings" w:hAnsi="Wingdings" w:hint="default"/>
+        <w:sz w:val="20"/>
+      </w:rPr>
+    </w:lvl>
+    <w:lvl w:ilvl="6" w:tentative="1">
+      <w:start w:val="1"/>
+      <w:numFmt w:val="bullet"/>
+      <w:lvlText w:val=""/>
+      <w:lvlJc w:val="left"/>
+      <w:pPr>
+        <w:tabs>
+          <w:tab w:val="num" w:pos="5040"/>
+        </w:tabs>
+        <w:ind w:left="5040" w:hanging="360"/>
+      </w:pPr>
+      <w:rPr>
+        <w:rFonts w:ascii="Wingdings" w:hAnsi="Wingdings" w:hint="default"/>
+        <w:sz w:val="20"/>
+      </w:rPr>
+    </w:lvl>
+    <w:lvl w:ilvl="7" w:tentative="1">
+      <w:start w:val="1"/>
+      <w:numFmt w:val="bullet"/>
+      <w:lvlText w:val=""/>
+      <w:lvlJc w:val="left"/>
+      <w:pPr>
+        <w:tabs>
+          <w:tab w:val="num" w:pos="5760"/>
+        </w:tabs>
+        <w:ind w:left="5760" w:hanging="360"/>
+      </w:pPr>
+      <w:rPr>
+        <w:rFonts w:ascii="Wingdings" w:hAnsi="Wingdings" w:hint="default"/>
+        <w:sz w:val="20"/>
+      </w:rPr>
+    </w:lvl>
+    <w:lvl w:ilvl="8" w:tentative="1">
+      <w:start w:val="1"/>
+      <w:numFmt w:val="bullet"/>
+      <w:lvlText w:val=""/>
+      <w:lvlJc w:val="left"/>
+      <w:pPr>
+        <w:tabs>
+          <w:tab w:val="num" w:pos="6480"/>
+        </w:tabs>
+        <w:ind w:left="6480" w:hanging="360"/>
+      </w:pPr>
+      <w:rPr>
+        <w:rFonts w:ascii="Wingdings" w:hAnsi="Wingdings" w:hint="default"/>
+        <w:sz w:val="20"/>
+      </w:rPr>
+    </w:lvl>
+  </w:abstractNum>
+  <w:abstractNum w:abstractNumId="12" w15:restartNumberingAfterBreak="0">
     <w:nsid w:val="515E534D"/>
     <w:multiLevelType w:val="multilevel"/>
     <w:tmpl w:val="D1C4CFB6"/>
@@ -2869,7 +4170,7 @@
       </w:rPr>
     </w:lvl>
   </w:abstractNum>
-  <w:abstractNum w:abstractNumId="10" w15:restartNumberingAfterBreak="0">
+  <w:abstractNum w:abstractNumId="13" w15:restartNumberingAfterBreak="0">
     <w:nsid w:val="51C67026"/>
     <w:multiLevelType w:val="multilevel"/>
     <w:tmpl w:val="66C4F238"/>
@@ -3018,7 +4319,122 @@
       </w:rPr>
     </w:lvl>
   </w:abstractNum>
-  <w:abstractNum w:abstractNumId="11" w15:restartNumberingAfterBreak="0">
+  <w:abstractNum w:abstractNumId="14" w15:restartNumberingAfterBreak="0">
+    <w:nsid w:val="56C2176C"/>
+    <w:multiLevelType w:val="hybridMultilevel"/>
+    <w:tmpl w:val="76C01236"/>
+    <w:lvl w:ilvl="0" w:tplc="BDA4B384">
+      <w:start w:val="1"/>
+      <w:numFmt w:val="bullet"/>
+      <w:lvlText w:val="-"/>
+      <w:lvlJc w:val="left"/>
+      <w:pPr>
+        <w:ind w:left="720" w:hanging="360"/>
+      </w:pPr>
+      <w:rPr>
+        <w:rFonts w:ascii="Times New Roman" w:eastAsia="Times New Roman" w:hAnsi="Times New Roman" w:cs="Times New Roman" w:hint="default"/>
+        <w:b/>
+        <w:color w:val="000000"/>
+      </w:rPr>
+    </w:lvl>
+    <w:lvl w:ilvl="1" w:tplc="042A0003" w:tentative="1">
+      <w:start w:val="1"/>
+      <w:numFmt w:val="bullet"/>
+      <w:lvlText w:val="o"/>
+      <w:lvlJc w:val="left"/>
+      <w:pPr>
+        <w:ind w:left="1440" w:hanging="360"/>
+      </w:pPr>
+      <w:rPr>
+        <w:rFonts w:ascii="Courier New" w:hAnsi="Courier New" w:cs="Courier New" w:hint="default"/>
+      </w:rPr>
+    </w:lvl>
+    <w:lvl w:ilvl="2" w:tplc="042A0005" w:tentative="1">
+      <w:start w:val="1"/>
+      <w:numFmt w:val="bullet"/>
+      <w:lvlText w:val=""/>
+      <w:lvlJc w:val="left"/>
+      <w:pPr>
+        <w:ind w:left="2160" w:hanging="360"/>
+      </w:pPr>
+      <w:rPr>
+        <w:rFonts w:ascii="Wingdings" w:hAnsi="Wingdings" w:hint="default"/>
+      </w:rPr>
+    </w:lvl>
+    <w:lvl w:ilvl="3" w:tplc="042A0001" w:tentative="1">
+      <w:start w:val="1"/>
+      <w:numFmt w:val="bullet"/>
+      <w:lvlText w:val=""/>
+      <w:lvlJc w:val="left"/>
+      <w:pPr>
+        <w:ind w:left="2880" w:hanging="360"/>
+      </w:pPr>
+      <w:rPr>
+        <w:rFonts w:ascii="Symbol" w:hAnsi="Symbol" w:hint="default"/>
+      </w:rPr>
+    </w:lvl>
+    <w:lvl w:ilvl="4" w:tplc="042A0003" w:tentative="1">
+      <w:start w:val="1"/>
+      <w:numFmt w:val="bullet"/>
+      <w:lvlText w:val="o"/>
+      <w:lvlJc w:val="left"/>
+      <w:pPr>
+        <w:ind w:left="3600" w:hanging="360"/>
+      </w:pPr>
+      <w:rPr>
+        <w:rFonts w:ascii="Courier New" w:hAnsi="Courier New" w:cs="Courier New" w:hint="default"/>
+      </w:rPr>
+    </w:lvl>
+    <w:lvl w:ilvl="5" w:tplc="042A0005" w:tentative="1">
+      <w:start w:val="1"/>
+      <w:numFmt w:val="bullet"/>
+      <w:lvlText w:val=""/>
+      <w:lvlJc w:val="left"/>
+      <w:pPr>
+        <w:ind w:left="4320" w:hanging="360"/>
+      </w:pPr>
+      <w:rPr>
+        <w:rFonts w:ascii="Wingdings" w:hAnsi="Wingdings" w:hint="default"/>
+      </w:rPr>
+    </w:lvl>
+    <w:lvl w:ilvl="6" w:tplc="042A0001" w:tentative="1">
+      <w:start w:val="1"/>
+      <w:numFmt w:val="bullet"/>
+      <w:lvlText w:val=""/>
+      <w:lvlJc w:val="left"/>
+      <w:pPr>
+        <w:ind w:left="5040" w:hanging="360"/>
+      </w:pPr>
+      <w:rPr>
+        <w:rFonts w:ascii="Symbol" w:hAnsi="Symbol" w:hint="default"/>
+      </w:rPr>
+    </w:lvl>
+    <w:lvl w:ilvl="7" w:tplc="042A0003" w:tentative="1">
+      <w:start w:val="1"/>
+      <w:numFmt w:val="bullet"/>
+      <w:lvlText w:val="o"/>
+      <w:lvlJc w:val="left"/>
+      <w:pPr>
+        <w:ind w:left="5760" w:hanging="360"/>
+      </w:pPr>
+      <w:rPr>
+        <w:rFonts w:ascii="Courier New" w:hAnsi="Courier New" w:cs="Courier New" w:hint="default"/>
+      </w:rPr>
+    </w:lvl>
+    <w:lvl w:ilvl="8" w:tplc="042A0005" w:tentative="1">
+      <w:start w:val="1"/>
+      <w:numFmt w:val="bullet"/>
+      <w:lvlText w:val=""/>
+      <w:lvlJc w:val="left"/>
+      <w:pPr>
+        <w:ind w:left="6480" w:hanging="360"/>
+      </w:pPr>
+      <w:rPr>
+        <w:rFonts w:ascii="Wingdings" w:hAnsi="Wingdings" w:hint="default"/>
+      </w:rPr>
+    </w:lvl>
+  </w:abstractNum>
+  <w:abstractNum w:abstractNumId="15" w15:restartNumberingAfterBreak="0">
     <w:nsid w:val="5C296082"/>
     <w:multiLevelType w:val="hybridMultilevel"/>
     <w:tmpl w:val="17A22A20"/>
@@ -3131,7 +4547,7 @@
       </w:rPr>
     </w:lvl>
   </w:abstractNum>
-  <w:abstractNum w:abstractNumId="12" w15:restartNumberingAfterBreak="0">
+  <w:abstractNum w:abstractNumId="16" w15:restartNumberingAfterBreak="0">
     <w:nsid w:val="65B94988"/>
     <w:multiLevelType w:val="multilevel"/>
     <w:tmpl w:val="2F86AD6C"/>
@@ -3280,7 +4696,271 @@
       </w:rPr>
     </w:lvl>
   </w:abstractNum>
-  <w:abstractNum w:abstractNumId="13" w15:restartNumberingAfterBreak="0">
+  <w:abstractNum w:abstractNumId="17" w15:restartNumberingAfterBreak="0">
+    <w:nsid w:val="798359B5"/>
+    <w:multiLevelType w:val="multilevel"/>
+    <w:tmpl w:val="A540169C"/>
+    <w:lvl w:ilvl="0">
+      <w:start w:val="1"/>
+      <w:numFmt w:val="decimal"/>
+      <w:lvlText w:val="%1."/>
+      <w:lvlJc w:val="left"/>
+      <w:pPr>
+        <w:tabs>
+          <w:tab w:val="num" w:pos="720"/>
+        </w:tabs>
+        <w:ind w:left="720" w:hanging="360"/>
+      </w:pPr>
+      <w:rPr>
+        <w:rFonts w:hint="default"/>
+        <w:sz w:val="20"/>
+      </w:rPr>
+    </w:lvl>
+    <w:lvl w:ilvl="1" w:tentative="1">
+      <w:start w:val="1"/>
+      <w:numFmt w:val="bullet"/>
+      <w:lvlText w:val="o"/>
+      <w:lvlJc w:val="left"/>
+      <w:pPr>
+        <w:tabs>
+          <w:tab w:val="num" w:pos="1440"/>
+        </w:tabs>
+        <w:ind w:left="1440" w:hanging="360"/>
+      </w:pPr>
+      <w:rPr>
+        <w:rFonts w:ascii="Courier New" w:hAnsi="Courier New" w:hint="default"/>
+        <w:sz w:val="20"/>
+      </w:rPr>
+    </w:lvl>
+    <w:lvl w:ilvl="2" w:tentative="1">
+      <w:start w:val="1"/>
+      <w:numFmt w:val="bullet"/>
+      <w:lvlText w:val=""/>
+      <w:lvlJc w:val="left"/>
+      <w:pPr>
+        <w:tabs>
+          <w:tab w:val="num" w:pos="2160"/>
+        </w:tabs>
+        <w:ind w:left="2160" w:hanging="360"/>
+      </w:pPr>
+      <w:rPr>
+        <w:rFonts w:ascii="Wingdings" w:hAnsi="Wingdings" w:hint="default"/>
+        <w:sz w:val="20"/>
+      </w:rPr>
+    </w:lvl>
+    <w:lvl w:ilvl="3" w:tentative="1">
+      <w:start w:val="1"/>
+      <w:numFmt w:val="bullet"/>
+      <w:lvlText w:val=""/>
+      <w:lvlJc w:val="left"/>
+      <w:pPr>
+        <w:tabs>
+          <w:tab w:val="num" w:pos="2880"/>
+        </w:tabs>
+        <w:ind w:left="2880" w:hanging="360"/>
+      </w:pPr>
+      <w:rPr>
+        <w:rFonts w:ascii="Wingdings" w:hAnsi="Wingdings" w:hint="default"/>
+        <w:sz w:val="20"/>
+      </w:rPr>
+    </w:lvl>
+    <w:lvl w:ilvl="4" w:tentative="1">
+      <w:start w:val="1"/>
+      <w:numFmt w:val="bullet"/>
+      <w:lvlText w:val=""/>
+      <w:lvlJc w:val="left"/>
+      <w:pPr>
+        <w:tabs>
+          <w:tab w:val="num" w:pos="3600"/>
+        </w:tabs>
+        <w:ind w:left="3600" w:hanging="360"/>
+      </w:pPr>
+      <w:rPr>
+        <w:rFonts w:ascii="Wingdings" w:hAnsi="Wingdings" w:hint="default"/>
+        <w:sz w:val="20"/>
+      </w:rPr>
+    </w:lvl>
+    <w:lvl w:ilvl="5" w:tentative="1">
+      <w:start w:val="1"/>
+      <w:numFmt w:val="bullet"/>
+      <w:lvlText w:val=""/>
+      <w:lvlJc w:val="left"/>
+      <w:pPr>
+        <w:tabs>
+          <w:tab w:val="num" w:pos="4320"/>
+        </w:tabs>
+        <w:ind w:left="4320" w:hanging="360"/>
+      </w:pPr>
+      <w:rPr>
+        <w:rFonts w:ascii="Wingdings" w:hAnsi="Wingdings" w:hint="default"/>
+        <w:sz w:val="20"/>
+      </w:rPr>
+    </w:lvl>
+    <w:lvl w:ilvl="6" w:tentative="1">
+      <w:start w:val="1"/>
+      <w:numFmt w:val="bullet"/>
+      <w:lvlText w:val=""/>
+      <w:lvlJc w:val="left"/>
+      <w:pPr>
+        <w:tabs>
+          <w:tab w:val="num" w:pos="5040"/>
+        </w:tabs>
+        <w:ind w:left="5040" w:hanging="360"/>
+      </w:pPr>
+      <w:rPr>
+        <w:rFonts w:ascii="Wingdings" w:hAnsi="Wingdings" w:hint="default"/>
+        <w:sz w:val="20"/>
+      </w:rPr>
+    </w:lvl>
+    <w:lvl w:ilvl="7" w:tentative="1">
+      <w:start w:val="1"/>
+      <w:numFmt w:val="bullet"/>
+      <w:lvlText w:val=""/>
+      <w:lvlJc w:val="left"/>
+      <w:pPr>
+        <w:tabs>
+          <w:tab w:val="num" w:pos="5760"/>
+        </w:tabs>
+        <w:ind w:left="5760" w:hanging="360"/>
+      </w:pPr>
+      <w:rPr>
+        <w:rFonts w:ascii="Wingdings" w:hAnsi="Wingdings" w:hint="default"/>
+        <w:sz w:val="20"/>
+      </w:rPr>
+    </w:lvl>
+    <w:lvl w:ilvl="8" w:tentative="1">
+      <w:start w:val="1"/>
+      <w:numFmt w:val="bullet"/>
+      <w:lvlText w:val=""/>
+      <w:lvlJc w:val="left"/>
+      <w:pPr>
+        <w:tabs>
+          <w:tab w:val="num" w:pos="6480"/>
+        </w:tabs>
+        <w:ind w:left="6480" w:hanging="360"/>
+      </w:pPr>
+      <w:rPr>
+        <w:rFonts w:ascii="Wingdings" w:hAnsi="Wingdings" w:hint="default"/>
+        <w:sz w:val="20"/>
+      </w:rPr>
+    </w:lvl>
+  </w:abstractNum>
+  <w:abstractNum w:abstractNumId="18" w15:restartNumberingAfterBreak="0">
+    <w:nsid w:val="79B910ED"/>
+    <w:multiLevelType w:val="hybridMultilevel"/>
+    <w:tmpl w:val="012C4742"/>
+    <w:lvl w:ilvl="0" w:tplc="BDA4B384">
+      <w:start w:val="1"/>
+      <w:numFmt w:val="bullet"/>
+      <w:lvlText w:val="-"/>
+      <w:lvlJc w:val="left"/>
+      <w:pPr>
+        <w:ind w:left="720" w:hanging="360"/>
+      </w:pPr>
+      <w:rPr>
+        <w:rFonts w:ascii="Times New Roman" w:eastAsia="Times New Roman" w:hAnsi="Times New Roman" w:cs="Times New Roman" w:hint="default"/>
+        <w:b/>
+        <w:color w:val="000000"/>
+      </w:rPr>
+    </w:lvl>
+    <w:lvl w:ilvl="1" w:tplc="042A0003" w:tentative="1">
+      <w:start w:val="1"/>
+      <w:numFmt w:val="bullet"/>
+      <w:lvlText w:val="o"/>
+      <w:lvlJc w:val="left"/>
+      <w:pPr>
+        <w:ind w:left="1440" w:hanging="360"/>
+      </w:pPr>
+      <w:rPr>
+        <w:rFonts w:ascii="Courier New" w:hAnsi="Courier New" w:cs="Courier New" w:hint="default"/>
+      </w:rPr>
+    </w:lvl>
+    <w:lvl w:ilvl="2" w:tplc="042A0005" w:tentative="1">
+      <w:start w:val="1"/>
+      <w:numFmt w:val="bullet"/>
+      <w:lvlText w:val=""/>
+      <w:lvlJc w:val="left"/>
+      <w:pPr>
+        <w:ind w:left="2160" w:hanging="360"/>
+      </w:pPr>
+      <w:rPr>
+        <w:rFonts w:ascii="Wingdings" w:hAnsi="Wingdings" w:hint="default"/>
+      </w:rPr>
+    </w:lvl>
+    <w:lvl w:ilvl="3" w:tplc="042A0001" w:tentative="1">
+      <w:start w:val="1"/>
+      <w:numFmt w:val="bullet"/>
+      <w:lvlText w:val=""/>
+      <w:lvlJc w:val="left"/>
+      <w:pPr>
+        <w:ind w:left="2880" w:hanging="360"/>
+      </w:pPr>
+      <w:rPr>
+        <w:rFonts w:ascii="Symbol" w:hAnsi="Symbol" w:hint="default"/>
+      </w:rPr>
+    </w:lvl>
+    <w:lvl w:ilvl="4" w:tplc="042A0003" w:tentative="1">
+      <w:start w:val="1"/>
+      <w:numFmt w:val="bullet"/>
+      <w:lvlText w:val="o"/>
+      <w:lvlJc w:val="left"/>
+      <w:pPr>
+        <w:ind w:left="3600" w:hanging="360"/>
+      </w:pPr>
+      <w:rPr>
+        <w:rFonts w:ascii="Courier New" w:hAnsi="Courier New" w:cs="Courier New" w:hint="default"/>
+      </w:rPr>
+    </w:lvl>
+    <w:lvl w:ilvl="5" w:tplc="042A0005" w:tentative="1">
+      <w:start w:val="1"/>
+      <w:numFmt w:val="bullet"/>
+      <w:lvlText w:val=""/>
+      <w:lvlJc w:val="left"/>
+      <w:pPr>
+        <w:ind w:left="4320" w:hanging="360"/>
+      </w:pPr>
+      <w:rPr>
+        <w:rFonts w:ascii="Wingdings" w:hAnsi="Wingdings" w:hint="default"/>
+      </w:rPr>
+    </w:lvl>
+    <w:lvl w:ilvl="6" w:tplc="042A0001" w:tentative="1">
+      <w:start w:val="1"/>
+      <w:numFmt w:val="bullet"/>
+      <w:lvlText w:val=""/>
+      <w:lvlJc w:val="left"/>
+      <w:pPr>
+        <w:ind w:left="5040" w:hanging="360"/>
+      </w:pPr>
+      <w:rPr>
+        <w:rFonts w:ascii="Symbol" w:hAnsi="Symbol" w:hint="default"/>
+      </w:rPr>
+    </w:lvl>
+    <w:lvl w:ilvl="7" w:tplc="042A0003" w:tentative="1">
+      <w:start w:val="1"/>
+      <w:numFmt w:val="bullet"/>
+      <w:lvlText w:val="o"/>
+      <w:lvlJc w:val="left"/>
+      <w:pPr>
+        <w:ind w:left="5760" w:hanging="360"/>
+      </w:pPr>
+      <w:rPr>
+        <w:rFonts w:ascii="Courier New" w:hAnsi="Courier New" w:cs="Courier New" w:hint="default"/>
+      </w:rPr>
+    </w:lvl>
+    <w:lvl w:ilvl="8" w:tplc="042A0005" w:tentative="1">
+      <w:start w:val="1"/>
+      <w:numFmt w:val="bullet"/>
+      <w:lvlText w:val=""/>
+      <w:lvlJc w:val="left"/>
+      <w:pPr>
+        <w:ind w:left="6480" w:hanging="360"/>
+      </w:pPr>
+      <w:rPr>
+        <w:rFonts w:ascii="Wingdings" w:hAnsi="Wingdings" w:hint="default"/>
+      </w:rPr>
+    </w:lvl>
+  </w:abstractNum>
+  <w:abstractNum w:abstractNumId="19" w15:restartNumberingAfterBreak="0">
     <w:nsid w:val="7CF811A5"/>
     <w:multiLevelType w:val="hybridMultilevel"/>
     <w:tmpl w:val="D21E5BCA"/>
@@ -3393,7 +5073,7 @@
       </w:rPr>
     </w:lvl>
   </w:abstractNum>
-  <w:abstractNum w:abstractNumId="14" w15:restartNumberingAfterBreak="0">
+  <w:abstractNum w:abstractNumId="20" w15:restartNumberingAfterBreak="0">
     <w:nsid w:val="7E985D6B"/>
     <w:multiLevelType w:val="hybridMultilevel"/>
     <w:tmpl w:val="4AA046AE"/>
@@ -3506,7 +5186,7 @@
       </w:rPr>
     </w:lvl>
   </w:abstractNum>
-  <w:abstractNum w:abstractNumId="15" w15:restartNumberingAfterBreak="0">
+  <w:abstractNum w:abstractNumId="21" w15:restartNumberingAfterBreak="0">
     <w:nsid w:val="7EAE3E8A"/>
     <w:multiLevelType w:val="multilevel"/>
     <w:tmpl w:val="F8F223C4"/>
@@ -3619,7 +5299,7 @@
       </w:rPr>
     </w:lvl>
   </w:abstractNum>
-  <w:abstractNum w:abstractNumId="16" w15:restartNumberingAfterBreak="0">
+  <w:abstractNum w:abstractNumId="22" w15:restartNumberingAfterBreak="0">
     <w:nsid w:val="7F4D6E9D"/>
     <w:multiLevelType w:val="multilevel"/>
     <w:tmpl w:val="AD7865BC"/>
@@ -3739,49 +5419,67 @@
     <w:abstractNumId w:val="1"/>
   </w:num>
   <w:num w:numId="3" w16cid:durableId="175922415">
-    <w:abstractNumId w:val="7"/>
+    <w:abstractNumId w:val="8"/>
   </w:num>
   <w:num w:numId="4" w16cid:durableId="762605503">
-    <w:abstractNumId w:val="4"/>
+    <w:abstractNumId w:val="5"/>
   </w:num>
   <w:num w:numId="5" w16cid:durableId="88932562">
-    <w:abstractNumId w:val="5"/>
+    <w:abstractNumId w:val="6"/>
   </w:num>
   <w:num w:numId="6" w16cid:durableId="1977637766">
-    <w:abstractNumId w:val="8"/>
+    <w:abstractNumId w:val="9"/>
   </w:num>
   <w:num w:numId="7" w16cid:durableId="1863471893">
-    <w:abstractNumId w:val="10"/>
+    <w:abstractNumId w:val="13"/>
   </w:num>
   <w:num w:numId="8" w16cid:durableId="973020106">
     <w:abstractNumId w:val="2"/>
   </w:num>
   <w:num w:numId="9" w16cid:durableId="106244939">
-    <w:abstractNumId w:val="9"/>
+    <w:abstractNumId w:val="12"/>
   </w:num>
   <w:num w:numId="10" w16cid:durableId="1726442119">
-    <w:abstractNumId w:val="13"/>
+    <w:abstractNumId w:val="19"/>
   </w:num>
   <w:num w:numId="11" w16cid:durableId="200437981">
-    <w:abstractNumId w:val="11"/>
+    <w:abstractNumId w:val="15"/>
   </w:num>
   <w:num w:numId="12" w16cid:durableId="1570074541">
     <w:abstractNumId w:val="3"/>
   </w:num>
   <w:num w:numId="13" w16cid:durableId="461657596">
+    <w:abstractNumId w:val="20"/>
+  </w:num>
+  <w:num w:numId="14" w16cid:durableId="839857498">
+    <w:abstractNumId w:val="22"/>
+  </w:num>
+  <w:num w:numId="15" w16cid:durableId="733044691">
+    <w:abstractNumId w:val="21"/>
+  </w:num>
+  <w:num w:numId="16" w16cid:durableId="1094328109">
+    <w:abstractNumId w:val="16"/>
+  </w:num>
+  <w:num w:numId="17" w16cid:durableId="531646460">
+    <w:abstractNumId w:val="7"/>
+  </w:num>
+  <w:num w:numId="18" w16cid:durableId="252591477">
+    <w:abstractNumId w:val="18"/>
+  </w:num>
+  <w:num w:numId="19" w16cid:durableId="932133179">
+    <w:abstractNumId w:val="10"/>
+  </w:num>
+  <w:num w:numId="20" w16cid:durableId="45841172">
+    <w:abstractNumId w:val="4"/>
+  </w:num>
+  <w:num w:numId="21" w16cid:durableId="1264386997">
     <w:abstractNumId w:val="14"/>
   </w:num>
-  <w:num w:numId="14" w16cid:durableId="839857498">
-    <w:abstractNumId w:val="16"/>
+  <w:num w:numId="22" w16cid:durableId="1201479460">
+    <w:abstractNumId w:val="17"/>
   </w:num>
-  <w:num w:numId="15" w16cid:durableId="733044691">
-    <w:abstractNumId w:val="15"/>
-  </w:num>
-  <w:num w:numId="16" w16cid:durableId="1094328109">
-    <w:abstractNumId w:val="12"/>
-  </w:num>
-  <w:num w:numId="17" w16cid:durableId="531646460">
-    <w:abstractNumId w:val="6"/>
+  <w:num w:numId="23" w16cid:durableId="64226689">
+    <w:abstractNumId w:val="11"/>
   </w:num>
 </w:numbering>
 </file>
@@ -4392,7 +6090,6 @@
   <w:style w:type="character" w:default="1" w:styleId="DefaultParagraphFont">
     <w:name w:val="Default Paragraph Font"/>
     <w:uiPriority w:val="1"/>
-    <w:semiHidden/>
     <w:unhideWhenUsed/>
   </w:style>
   <w:style w:type="table" w:default="1" w:styleId="TableNormal">

--- a/File docs/Báo cáo dự án.docx
+++ b/File docs/Báo cáo dự án.docx
@@ -1508,10 +1508,7 @@
         </w:rPr>
       </w:pPr>
       <w:r>
-        <w:t>1.</w:t>
-      </w:r>
-      <w:r>
-        <w:t>4</w:t>
+        <w:t>1.4</w:t>
       </w:r>
       <w:r>
         <w:rPr>
@@ -1545,25 +1542,7 @@
         <w:rPr>
           <w:rFonts w:ascii="Times New Roman" w:hAnsi="Times New Roman" w:cs="Times New Roman"/>
         </w:rPr>
-        <w:t>1.</w:t>
-      </w:r>
-      <w:r>
-        <w:rPr>
-          <w:rFonts w:ascii="Times New Roman" w:hAnsi="Times New Roman" w:cs="Times New Roman"/>
-        </w:rPr>
-        <w:t>4</w:t>
-      </w:r>
-      <w:r>
-        <w:rPr>
-          <w:rFonts w:ascii="Times New Roman" w:hAnsi="Times New Roman" w:cs="Times New Roman"/>
-        </w:rPr>
-        <w:t xml:space="preserve">.1 </w:t>
-      </w:r>
-      <w:r>
-        <w:rPr>
-          <w:rFonts w:ascii="Times New Roman" w:hAnsi="Times New Roman" w:cs="Times New Roman"/>
-        </w:rPr>
-        <w:t>Đối</w:t>
+        <w:t>1.4.1 Đối</w:t>
       </w:r>
       <w:r>
         <w:rPr>
@@ -1593,79 +1572,7 @@
           <w:sz w:val="24"/>
           <w:szCs w:val="24"/>
         </w:rPr>
-        <w:t xml:space="preserve">Ban </w:t>
-      </w:r>
-      <w:r>
-        <w:rPr>
-          <w:rFonts w:ascii="Times New Roman" w:hAnsi="Times New Roman" w:cs="Times New Roman"/>
-          <w:sz w:val="24"/>
-          <w:szCs w:val="24"/>
-        </w:rPr>
-        <w:t>g</w:t>
-      </w:r>
-      <w:r>
-        <w:rPr>
-          <w:rFonts w:ascii="Times New Roman" w:hAnsi="Times New Roman" w:cs="Times New Roman"/>
-          <w:sz w:val="24"/>
-          <w:szCs w:val="24"/>
-        </w:rPr>
-        <w:t xml:space="preserve">iám đốc và </w:t>
-      </w:r>
-      <w:r>
-        <w:rPr>
-          <w:rFonts w:ascii="Times New Roman" w:hAnsi="Times New Roman" w:cs="Times New Roman"/>
-          <w:sz w:val="24"/>
-          <w:szCs w:val="24"/>
-        </w:rPr>
-        <w:t>n</w:t>
-      </w:r>
-      <w:r>
-        <w:rPr>
-          <w:rFonts w:ascii="Times New Roman" w:hAnsi="Times New Roman" w:cs="Times New Roman"/>
-          <w:sz w:val="24"/>
-          <w:szCs w:val="24"/>
-        </w:rPr>
-        <w:t xml:space="preserve">hà </w:t>
-      </w:r>
-      <w:r>
-        <w:rPr>
-          <w:rFonts w:ascii="Times New Roman" w:hAnsi="Times New Roman" w:cs="Times New Roman"/>
-          <w:sz w:val="24"/>
-          <w:szCs w:val="24"/>
-        </w:rPr>
-        <w:t>q</w:t>
-      </w:r>
-      <w:r>
-        <w:rPr>
-          <w:rFonts w:ascii="Times New Roman" w:hAnsi="Times New Roman" w:cs="Times New Roman"/>
-          <w:sz w:val="24"/>
-          <w:szCs w:val="24"/>
-        </w:rPr>
-        <w:t xml:space="preserve">uản lý </w:t>
-      </w:r>
-      <w:r>
-        <w:rPr>
-          <w:rFonts w:ascii="Times New Roman" w:hAnsi="Times New Roman" w:cs="Times New Roman"/>
-          <w:sz w:val="24"/>
-          <w:szCs w:val="24"/>
-        </w:rPr>
-        <w:t>c</w:t>
-      </w:r>
-      <w:r>
-        <w:rPr>
-          <w:rFonts w:ascii="Times New Roman" w:hAnsi="Times New Roman" w:cs="Times New Roman"/>
-          <w:sz w:val="24"/>
-          <w:szCs w:val="24"/>
-        </w:rPr>
-        <w:t xml:space="preserve">ấp </w:t>
-      </w:r>
-      <w:r>
-        <w:rPr>
-          <w:rFonts w:ascii="Times New Roman" w:hAnsi="Times New Roman" w:cs="Times New Roman"/>
-          <w:sz w:val="24"/>
-          <w:szCs w:val="24"/>
-        </w:rPr>
-        <w:t>cao</w:t>
+        <w:t>Ban giám đốc và nhà quản lý cấp cao</w:t>
       </w:r>
       <w:r>
         <w:rPr>
@@ -1705,63 +1612,7 @@
           <w:sz w:val="24"/>
           <w:szCs w:val="24"/>
         </w:rPr>
-        <w:t xml:space="preserve">Bộ phận </w:t>
-      </w:r>
-      <w:r>
-        <w:rPr>
-          <w:rFonts w:ascii="Times New Roman" w:hAnsi="Times New Roman" w:cs="Times New Roman"/>
-          <w:sz w:val="24"/>
-          <w:szCs w:val="24"/>
-        </w:rPr>
-        <w:t>q</w:t>
-      </w:r>
-      <w:r>
-        <w:rPr>
-          <w:rFonts w:ascii="Times New Roman" w:hAnsi="Times New Roman" w:cs="Times New Roman"/>
-          <w:sz w:val="24"/>
-          <w:szCs w:val="24"/>
-        </w:rPr>
-        <w:t xml:space="preserve">uản lý </w:t>
-      </w:r>
-      <w:r>
-        <w:rPr>
-          <w:rFonts w:ascii="Times New Roman" w:hAnsi="Times New Roman" w:cs="Times New Roman"/>
-          <w:sz w:val="24"/>
-          <w:szCs w:val="24"/>
-        </w:rPr>
-        <w:t>k</w:t>
-      </w:r>
-      <w:r>
-        <w:rPr>
-          <w:rFonts w:ascii="Times New Roman" w:hAnsi="Times New Roman" w:cs="Times New Roman"/>
-          <w:sz w:val="24"/>
-          <w:szCs w:val="24"/>
-        </w:rPr>
-        <w:t xml:space="preserve">inh doanh và </w:t>
-      </w:r>
-      <w:r>
-        <w:rPr>
-          <w:rFonts w:ascii="Times New Roman" w:hAnsi="Times New Roman" w:cs="Times New Roman"/>
-          <w:sz w:val="24"/>
-          <w:szCs w:val="24"/>
-        </w:rPr>
-        <w:t>t</w:t>
-      </w:r>
-      <w:r>
-        <w:rPr>
-          <w:rFonts w:ascii="Times New Roman" w:hAnsi="Times New Roman" w:cs="Times New Roman"/>
-          <w:sz w:val="24"/>
-          <w:szCs w:val="24"/>
-        </w:rPr>
-        <w:t xml:space="preserve">iếp </w:t>
-      </w:r>
-      <w:r>
-        <w:rPr>
-          <w:rFonts w:ascii="Times New Roman" w:hAnsi="Times New Roman" w:cs="Times New Roman"/>
-          <w:sz w:val="24"/>
-          <w:szCs w:val="24"/>
-        </w:rPr>
-        <w:t>thị</w:t>
+        <w:t>Bộ phận quản lý kinh doanh và tiếp thị</w:t>
       </w:r>
       <w:r>
         <w:rPr>
@@ -1801,31 +1652,7 @@
           <w:sz w:val="24"/>
           <w:szCs w:val="24"/>
         </w:rPr>
-        <w:t xml:space="preserve">Bộ phận </w:t>
-      </w:r>
-      <w:r>
-        <w:rPr>
-          <w:rFonts w:ascii="Times New Roman" w:hAnsi="Times New Roman" w:cs="Times New Roman"/>
-          <w:sz w:val="24"/>
-          <w:szCs w:val="24"/>
-        </w:rPr>
-        <w:t>q</w:t>
-      </w:r>
-      <w:r>
-        <w:rPr>
-          <w:rFonts w:ascii="Times New Roman" w:hAnsi="Times New Roman" w:cs="Times New Roman"/>
-          <w:sz w:val="24"/>
-          <w:szCs w:val="24"/>
-        </w:rPr>
-        <w:t xml:space="preserve">uản lý </w:t>
-      </w:r>
-      <w:r>
-        <w:rPr>
-          <w:rFonts w:ascii="Times New Roman" w:hAnsi="Times New Roman" w:cs="Times New Roman"/>
-          <w:sz w:val="24"/>
-          <w:szCs w:val="24"/>
-        </w:rPr>
-        <w:t>sản</w:t>
+        <w:t>Bộ phận quản lý sản</w:t>
       </w:r>
       <w:r>
         <w:rPr>
@@ -1865,63 +1692,7 @@
           <w:sz w:val="24"/>
           <w:szCs w:val="24"/>
         </w:rPr>
-        <w:t xml:space="preserve">Bộ phận </w:t>
-      </w:r>
-      <w:r>
-        <w:rPr>
-          <w:rFonts w:ascii="Times New Roman" w:hAnsi="Times New Roman" w:cs="Times New Roman"/>
-          <w:sz w:val="24"/>
-          <w:szCs w:val="24"/>
-        </w:rPr>
-        <w:t>l</w:t>
-      </w:r>
-      <w:r>
-        <w:rPr>
-          <w:rFonts w:ascii="Times New Roman" w:hAnsi="Times New Roman" w:cs="Times New Roman"/>
-          <w:sz w:val="24"/>
-          <w:szCs w:val="24"/>
-        </w:rPr>
-        <w:t xml:space="preserve">ogistics và </w:t>
-      </w:r>
-      <w:r>
-        <w:rPr>
-          <w:rFonts w:ascii="Times New Roman" w:hAnsi="Times New Roman" w:cs="Times New Roman"/>
-          <w:sz w:val="24"/>
-          <w:szCs w:val="24"/>
-        </w:rPr>
-        <w:t>q</w:t>
-      </w:r>
-      <w:r>
-        <w:rPr>
-          <w:rFonts w:ascii="Times New Roman" w:hAnsi="Times New Roman" w:cs="Times New Roman"/>
-          <w:sz w:val="24"/>
-          <w:szCs w:val="24"/>
-        </w:rPr>
-        <w:t xml:space="preserve">uản lý </w:t>
-      </w:r>
-      <w:r>
-        <w:rPr>
-          <w:rFonts w:ascii="Times New Roman" w:hAnsi="Times New Roman" w:cs="Times New Roman"/>
-          <w:sz w:val="24"/>
-          <w:szCs w:val="24"/>
-        </w:rPr>
-        <w:t>c</w:t>
-      </w:r>
-      <w:r>
-        <w:rPr>
-          <w:rFonts w:ascii="Times New Roman" w:hAnsi="Times New Roman" w:cs="Times New Roman"/>
-          <w:sz w:val="24"/>
-          <w:szCs w:val="24"/>
-        </w:rPr>
-        <w:t xml:space="preserve">huỗi cung </w:t>
-      </w:r>
-      <w:r>
-        <w:rPr>
-          <w:rFonts w:ascii="Times New Roman" w:hAnsi="Times New Roman" w:cs="Times New Roman"/>
-          <w:sz w:val="24"/>
-          <w:szCs w:val="24"/>
-        </w:rPr>
-        <w:t>ứng</w:t>
+        <w:t>Bộ phận logistics và quản lý chuỗi cung ứng</w:t>
       </w:r>
       <w:r>
         <w:rPr>
@@ -1953,19 +1724,7 @@
         <w:rPr>
           <w:rFonts w:ascii="Times New Roman" w:hAnsi="Times New Roman" w:cs="Times New Roman"/>
         </w:rPr>
-        <w:t>1.</w:t>
-      </w:r>
-      <w:r>
-        <w:rPr>
-          <w:rFonts w:ascii="Times New Roman" w:hAnsi="Times New Roman" w:cs="Times New Roman"/>
-        </w:rPr>
-        <w:t>4</w:t>
-      </w:r>
-      <w:r>
-        <w:rPr>
-          <w:rFonts w:ascii="Times New Roman" w:hAnsi="Times New Roman" w:cs="Times New Roman"/>
-        </w:rPr>
-        <w:t>.</w:t>
+        <w:t>1.4.</w:t>
       </w:r>
       <w:r>
         <w:rPr>
@@ -1977,13 +1736,7 @@
         <w:rPr>
           <w:rFonts w:ascii="Times New Roman" w:hAnsi="Times New Roman" w:cs="Times New Roman"/>
         </w:rPr>
-        <w:t xml:space="preserve"> </w:t>
-      </w:r>
-      <w:r>
-        <w:rPr>
-          <w:rFonts w:ascii="Times New Roman" w:hAnsi="Times New Roman" w:cs="Times New Roman"/>
-        </w:rPr>
-        <w:t>Tiêu</w:t>
+        <w:t xml:space="preserve"> Tiêu</w:t>
       </w:r>
       <w:r>
         <w:rPr>
@@ -2013,7 +1766,7 @@
           <w:sz w:val="24"/>
           <w:szCs w:val="24"/>
         </w:rPr>
-        <w:t>1.</w:t>
+        <w:t>1.4.2</w:t>
       </w:r>
       <w:r>
         <w:rPr>
@@ -2022,8 +1775,9 @@
           <w:iCs w:val="0"/>
           <w:sz w:val="24"/>
           <w:szCs w:val="24"/>
-        </w:rPr>
-        <w:t>4</w:t>
+          <w:lang w:val="vi-VN"/>
+        </w:rPr>
+        <w:t>.1</w:t>
       </w:r>
       <w:r>
         <w:rPr>
@@ -2033,7 +1787,7 @@
           <w:sz w:val="24"/>
           <w:szCs w:val="24"/>
         </w:rPr>
-        <w:t>.</w:t>
+        <w:t xml:space="preserve"> Tiêu</w:t>
       </w:r>
       <w:r>
         <w:rPr>
@@ -2042,61 +1796,9 @@
           <w:iCs w:val="0"/>
           <w:sz w:val="24"/>
           <w:szCs w:val="24"/>
-        </w:rPr>
-        <w:t>2</w:t>
-      </w:r>
-      <w:r>
-        <w:rPr>
-          <w:rFonts w:ascii="Times New Roman" w:hAnsi="Times New Roman" w:cs="Times New Roman"/>
-          <w:i w:val="0"/>
-          <w:iCs w:val="0"/>
-          <w:sz w:val="24"/>
-          <w:szCs w:val="24"/>
-          <w:lang w:val="vi-VN"/>
-        </w:rPr>
-        <w:t>.1</w:t>
-      </w:r>
-      <w:r>
-        <w:rPr>
-          <w:rFonts w:ascii="Times New Roman" w:hAnsi="Times New Roman" w:cs="Times New Roman"/>
-          <w:i w:val="0"/>
-          <w:iCs w:val="0"/>
-          <w:sz w:val="24"/>
-          <w:szCs w:val="24"/>
-        </w:rPr>
-        <w:t xml:space="preserve"> </w:t>
-      </w:r>
-      <w:r>
-        <w:rPr>
-          <w:rFonts w:ascii="Times New Roman" w:hAnsi="Times New Roman" w:cs="Times New Roman"/>
-          <w:i w:val="0"/>
-          <w:iCs w:val="0"/>
-          <w:sz w:val="24"/>
-          <w:szCs w:val="24"/>
-        </w:rPr>
-        <w:t>Tiêu</w:t>
-      </w:r>
-      <w:r>
-        <w:rPr>
-          <w:rFonts w:ascii="Times New Roman" w:hAnsi="Times New Roman" w:cs="Times New Roman"/>
-          <w:i w:val="0"/>
-          <w:iCs w:val="0"/>
-          <w:sz w:val="24"/>
-          <w:szCs w:val="24"/>
-          <w:lang w:val="vi-VN"/>
-        </w:rPr>
-        <w:t xml:space="preserve"> chí về</w:t>
-      </w:r>
-      <w:r>
-        <w:rPr>
-          <w:rFonts w:ascii="Times New Roman" w:hAnsi="Times New Roman" w:cs="Times New Roman"/>
-          <w:i w:val="0"/>
-          <w:iCs w:val="0"/>
-          <w:sz w:val="24"/>
-          <w:szCs w:val="24"/>
-          <w:lang w:val="vi-VN"/>
-        </w:rPr>
-        <w:t xml:space="preserve"> dữ liệu</w:t>
+          <w:lang w:val="vi-VN"/>
+        </w:rPr>
+        <w:t xml:space="preserve"> chí về dữ liệu</w:t>
       </w:r>
     </w:p>
     <w:p>
@@ -2119,33 +1821,16 @@
           <w:sz w:val="24"/>
           <w:szCs w:val="24"/>
         </w:rPr>
-        <w:t xml:space="preserve">Độ chính </w:t>
-      </w:r>
-      <w:r>
-        <w:rPr>
-          <w:rFonts w:ascii="Times New Roman" w:hAnsi="Times New Roman" w:cs="Times New Roman"/>
-          <w:sz w:val="24"/>
-          <w:szCs w:val="24"/>
-        </w:rPr>
-        <w:t>xác</w:t>
-      </w:r>
-      <w:r>
-        <w:rPr>
-          <w:rFonts w:ascii="Times New Roman" w:hAnsi="Times New Roman" w:cs="Times New Roman"/>
-          <w:sz w:val="24"/>
-          <w:szCs w:val="24"/>
-          <w:lang w:val="vi-VN"/>
-        </w:rPr>
-        <w:t xml:space="preserve">: </w:t>
-      </w:r>
-      <w:r>
-        <w:rPr>
-          <w:rFonts w:ascii="Times New Roman" w:hAnsi="Times New Roman" w:cs="Times New Roman"/>
-          <w:sz w:val="24"/>
-          <w:szCs w:val="24"/>
-          <w:lang w:val="vi-VN"/>
-        </w:rPr>
-        <w:t>Dữ liệu sau khi làm sạch không còn lỗi thiếu (Null), lỗi định dạng sai (ví dụ: ngày tháng ở trường Order.Date và Ship.Date phải đồng nhất).</w:t>
+        <w:t>Độ chính xác</w:t>
+      </w:r>
+      <w:r>
+        <w:rPr>
+          <w:rFonts w:ascii="Times New Roman" w:hAnsi="Times New Roman" w:cs="Times New Roman"/>
+          <w:sz w:val="24"/>
+          <w:szCs w:val="24"/>
+          <w:lang w:val="vi-VN"/>
+        </w:rPr>
+        <w:t>: Dữ liệu sau khi làm sạch không còn lỗi thiếu (Null), lỗi định dạng sai (ví dụ: ngày tháng ở trường Order.Date và Ship.Date phải đồng nhất).</w:t>
       </w:r>
     </w:p>
     <w:p>
@@ -2168,15 +1853,7 @@
           <w:sz w:val="24"/>
           <w:szCs w:val="24"/>
         </w:rPr>
-        <w:t xml:space="preserve">Tính toàn </w:t>
-      </w:r>
-      <w:r>
-        <w:rPr>
-          <w:rFonts w:ascii="Times New Roman" w:hAnsi="Times New Roman" w:cs="Times New Roman"/>
-          <w:sz w:val="24"/>
-          <w:szCs w:val="24"/>
-        </w:rPr>
-        <w:t>ven</w:t>
+        <w:t>Tính toàn ven</w:t>
       </w:r>
       <w:r>
         <w:rPr>
@@ -2249,18 +1926,7 @@
           <w:szCs w:val="24"/>
           <w:lang w:val="vi-VN"/>
         </w:rPr>
-        <w:t xml:space="preserve"> chí về </w:t>
-      </w:r>
-      <w:r>
-        <w:rPr>
-          <w:rFonts w:ascii="Times New Roman" w:hAnsi="Times New Roman" w:cs="Times New Roman"/>
-          <w:i w:val="0"/>
-          <w:iCs w:val="0"/>
-          <w:sz w:val="24"/>
-          <w:szCs w:val="24"/>
-          <w:lang w:val="vi-VN"/>
-        </w:rPr>
-        <w:t>trực quan hóa</w:t>
+        <w:t xml:space="preserve"> chí về trực quan hóa</w:t>
       </w:r>
     </w:p>
     <w:p>
@@ -2283,15 +1949,7 @@
           <w:sz w:val="24"/>
           <w:szCs w:val="24"/>
         </w:rPr>
-        <w:t xml:space="preserve">Trực quan và dễ </w:t>
-      </w:r>
-      <w:r>
-        <w:rPr>
-          <w:rFonts w:ascii="Times New Roman" w:hAnsi="Times New Roman" w:cs="Times New Roman"/>
-          <w:sz w:val="24"/>
-          <w:szCs w:val="24"/>
-        </w:rPr>
-        <w:t>hiểu</w:t>
+        <w:t>Trực quan và dễ hiểu</w:t>
       </w:r>
       <w:r>
         <w:rPr>
@@ -2386,43 +2044,26 @@
           <w:szCs w:val="24"/>
           <w:lang w:val="vi-VN"/>
         </w:rPr>
-        <w:t xml:space="preserve"> chí về </w:t>
-      </w:r>
-      <w:r>
-        <w:rPr>
-          <w:rFonts w:ascii="Times New Roman" w:hAnsi="Times New Roman" w:cs="Times New Roman"/>
-          <w:i w:val="0"/>
-          <w:iCs w:val="0"/>
-          <w:sz w:val="24"/>
-          <w:szCs w:val="24"/>
-          <w:lang w:val="vi-VN"/>
-        </w:rPr>
-        <w:t>giá trị kinh doanh và vận hành</w:t>
-      </w:r>
-    </w:p>
-    <w:p>
-      <w:pPr>
-        <w:rPr>
-          <w:lang w:val="vi-VN"/>
-        </w:rPr>
-      </w:pPr>
-      <w:r>
-        <w:rPr>
-          <w:lang w:val="vi-VN"/>
-        </w:rPr>
-        <w:t xml:space="preserve">Đưa ra insight hành </w:t>
-      </w:r>
-      <w:r>
-        <w:rPr>
-          <w:lang w:val="vi-VN"/>
-        </w:rPr>
-        <w:t xml:space="preserve">động: </w:t>
-      </w:r>
-      <w:r>
-        <w:rPr>
-          <w:lang w:val="vi-VN"/>
-        </w:rPr>
-        <w:t>Báo cáo không chỉ dừng lại ở việc "trưng bày" số liệu, mà phải giúp doanh nghiệp trả lời được các câu hỏi cốt lõi:</w:t>
+        <w:t xml:space="preserve"> chí về giá trị kinh doanh và vận hành</w:t>
+      </w:r>
+    </w:p>
+    <w:p>
+      <w:pPr>
+        <w:rPr>
+          <w:rFonts w:ascii="Times New Roman" w:hAnsi="Times New Roman" w:cs="Times New Roman"/>
+          <w:sz w:val="24"/>
+          <w:szCs w:val="24"/>
+          <w:lang w:val="vi-VN"/>
+        </w:rPr>
+      </w:pPr>
+      <w:r>
+        <w:rPr>
+          <w:rFonts w:ascii="Times New Roman" w:hAnsi="Times New Roman" w:cs="Times New Roman"/>
+          <w:sz w:val="24"/>
+          <w:szCs w:val="24"/>
+          <w:lang w:val="vi-VN"/>
+        </w:rPr>
+        <w:t>Đưa ra insight hành động: Báo cáo không chỉ dừng lại ở việc "trưng bày" số liệu, mà phải giúp doanh nghiệp trả lời được các câu hỏi cốt lõi:</w:t>
       </w:r>
     </w:p>
     <w:p>
@@ -2432,22 +2073,20 @@
           <w:numId w:val="23"/>
         </w:numPr>
         <w:rPr>
-          <w:lang w:val="vi-VN"/>
-        </w:rPr>
-      </w:pPr>
-      <w:r>
-        <w:rPr>
-          <w:i/>
-          <w:iCs/>
-          <w:lang w:val="vi-VN"/>
-        </w:rPr>
-        <w:t>Tại sao thị trường X có doanh số cao nhưng lợi nhuận lại thấp?</w:t>
-      </w:r>
-      <w:r>
-        <w:rPr>
-          <w:lang w:val="vi-VN"/>
-        </w:rPr>
-        <w:t xml:space="preserve"> (Do Discount quá tay hay Shipping.Cost quá lớn?)</w:t>
+          <w:rFonts w:ascii="Times New Roman" w:hAnsi="Times New Roman" w:cs="Times New Roman"/>
+          <w:sz w:val="24"/>
+          <w:szCs w:val="24"/>
+          <w:lang w:val="vi-VN"/>
+        </w:rPr>
+      </w:pPr>
+      <w:r>
+        <w:rPr>
+          <w:rFonts w:ascii="Times New Roman" w:hAnsi="Times New Roman" w:cs="Times New Roman"/>
+          <w:sz w:val="24"/>
+          <w:szCs w:val="24"/>
+          <w:lang w:val="vi-VN"/>
+        </w:rPr>
+        <w:t>Tại sao thị trường X có doanh số cao nhưng lợi nhuận lại thấp? (Do Discount quá tay hay Shipping.Cost quá lớn?)</w:t>
       </w:r>
     </w:p>
     <w:p>
@@ -2457,13 +2096,17 @@
           <w:numId w:val="23"/>
         </w:numPr>
         <w:rPr>
-          <w:lang w:val="vi-VN"/>
-        </w:rPr>
-      </w:pPr>
-      <w:r>
-        <w:rPr>
-          <w:i/>
-          <w:iCs/>
+          <w:rFonts w:ascii="Times New Roman" w:hAnsi="Times New Roman" w:cs="Times New Roman"/>
+          <w:sz w:val="24"/>
+          <w:szCs w:val="24"/>
+          <w:lang w:val="vi-VN"/>
+        </w:rPr>
+      </w:pPr>
+      <w:r>
+        <w:rPr>
+          <w:rFonts w:ascii="Times New Roman" w:hAnsi="Times New Roman" w:cs="Times New Roman"/>
+          <w:sz w:val="24"/>
+          <w:szCs w:val="24"/>
           <w:lang w:val="vi-VN"/>
         </w:rPr>
         <w:t>Đâu là top 5 danh mục con (Sub-Category) cần tập trung thúc đẩy trong quý tới?</w:t>
@@ -6090,6 +5733,7 @@
   <w:style w:type="character" w:default="1" w:styleId="DefaultParagraphFont">
     <w:name w:val="Default Paragraph Font"/>
     <w:uiPriority w:val="1"/>
+    <w:semiHidden/>
     <w:unhideWhenUsed/>
   </w:style>
   <w:style w:type="table" w:default="1" w:styleId="TableNormal">

--- a/File docs/Báo cáo dự án.docx
+++ b/File docs/Báo cáo dự án.docx
@@ -2,7 +2,19 @@
 <file path=word/document.xml><?xml version="1.0" encoding="utf-8"?>
 <w:document xmlns:wpc="http://schemas.microsoft.com/office/word/2010/wordprocessingCanvas" xmlns:cx="http://schemas.microsoft.com/office/drawing/2014/chartex" xmlns:cx1="http://schemas.microsoft.com/office/drawing/2015/9/8/chartex" xmlns:cx2="http://schemas.microsoft.com/office/drawing/2015/10/21/chartex" xmlns:cx3="http://schemas.microsoft.com/office/drawing/2016/5/9/chartex" xmlns:cx4="http://schemas.microsoft.com/office/drawing/2016/5/10/chartex" xmlns:cx5="http://schemas.microsoft.com/office/drawing/2016/5/11/chartex" xmlns:cx6="http://schemas.microsoft.com/office/drawing/2016/5/12/chartex" xmlns:cx7="http://schemas.microsoft.com/office/drawing/2016/5/13/chartex" xmlns:cx8="http://schemas.microsoft.com/office/drawing/2016/5/14/chartex" xmlns:mc="http://schemas.openxmlformats.org/markup-compatibility/2006" xmlns:aink="http://schemas.microsoft.com/office/drawing/2016/ink" xmlns:am3d="http://schemas.microsoft.com/office/drawing/2017/model3d" xmlns:o="urn:schemas-microsoft-com:office:office" xmlns:oel="http://schemas.microsoft.com/office/2019/extlst" xmlns:r="http://schemas.openxmlformats.org/officeDocument/2006/relationships" xmlns:m="http://schemas.openxmlformats.org/officeDocument/2006/math" xmlns:v="urn:schemas-microsoft-com:vml" xmlns:wp14="http://schemas.microsoft.com/office/word/2010/wordprocessingDrawing" xmlns:wp="http://schemas.openxmlformats.org/drawingml/2006/wordprocessingDrawing" xmlns:w10="urn:schemas-microsoft-com:office:word" xmlns:w="http://schemas.openxmlformats.org/wordprocessingml/2006/main" xmlns:w14="http://schemas.microsoft.com/office/word/2010/wordml" xmlns:w15="http://schemas.microsoft.com/office/word/2012/wordml" xmlns:w16cex="http://schemas.microsoft.com/office/word/2018/wordml/cex" xmlns:w16cid="http://schemas.microsoft.com/office/word/2016/wordml/cid" xmlns:w16="http://schemas.microsoft.com/office/word/2018/wordml" xmlns:w16du="http://schemas.microsoft.com/office/word/2023/wordml/word16du" xmlns:w16sdtdh="http://schemas.microsoft.com/office/word/2020/wordml/sdtdatahash" xmlns:w16sdtfl="http://schemas.microsoft.com/office/word/2024/wordml/sdtformatlock" xmlns:w16se="http://schemas.microsoft.com/office/word/2015/wordml/symex" xmlns:wpg="http://schemas.microsoft.com/office/word/2010/wordprocessingGroup" xmlns:wpi="http://schemas.microsoft.com/office/word/2010/wordprocessingInk" xmlns:wne="http://schemas.microsoft.com/office/word/2006/wordml" xmlns:wps="http://schemas.microsoft.com/office/word/2010/wordprocessingShape" mc:Ignorable="w14 w15 w16se w16cid w16 w16cex w16sdtdh w16sdtfl w16du wp14">
   <w:body>
-    <w:p/>
+    <w:p>
+      <w:pPr>
+        <w:rPr>
+          <w:lang w:val="vi-VN"/>
+        </w:rPr>
+      </w:pPr>
+      <w:r>
+        <w:rPr>
+          <w:lang w:val="vi-VN"/>
+        </w:rPr>
+        <w:tab/>
+      </w:r>
+    </w:p>
     <w:p>
       <w:pPr>
         <w:jc w:val="center"/>
@@ -556,20 +568,276 @@
     </w:p>
     <w:p>
       <w:pPr>
-        <w:pStyle w:val="ListParagraph"/>
+        <w:pStyle w:val="Heading2"/>
+      </w:pPr>
+      <w:r>
+        <w:rPr>
+          <w:lang w:val="vi-VN"/>
+        </w:rPr>
+        <w:t>1.1</w:t>
+      </w:r>
+      <w:r>
+        <w:rPr>
+          <w:lang w:val="vi-VN"/>
+        </w:rPr>
+        <w:t xml:space="preserve"> </w:t>
+      </w:r>
+      <w:r>
+        <w:t>Giới thiệu về đề tài</w:t>
+      </w:r>
+    </w:p>
+    <w:p>
+      <w:pPr>
+        <w:pStyle w:val="Heading3"/>
+      </w:pPr>
+      <w:r>
+        <w:t>1.</w:t>
+      </w:r>
+      <w:r>
+        <w:t>1</w:t>
+      </w:r>
+      <w:r>
+        <w:rPr>
+          <w:lang w:val="vi-VN"/>
+        </w:rPr>
+        <w:t>.1</w:t>
+      </w:r>
+      <w:r>
+        <w:t xml:space="preserve"> Hiện Trạng (Current Situation)</w:t>
+      </w:r>
+    </w:p>
+    <w:p>
+      <w:pPr>
+        <w:rPr>
+          <w:rFonts w:ascii="Times New Roman" w:hAnsi="Times New Roman" w:cs="Times New Roman"/>
+          <w:sz w:val="24"/>
+          <w:szCs w:val="24"/>
+        </w:rPr>
+      </w:pPr>
+      <w:r>
+        <w:rPr>
+          <w:rFonts w:ascii="Times New Roman" w:hAnsi="Times New Roman" w:cs="Times New Roman"/>
+          <w:sz w:val="24"/>
+          <w:szCs w:val="24"/>
+        </w:rPr>
+        <w:t>Superstore là một chuỗi bán lẻ toàn cầu, cung cấp hàng nghìn danh mục sản phẩm từ Furniture, Office Supplies đến Technology cho ba phân khúc khách hàng chính gồm Consumer, Corporate và Home Office.</w:t>
+      </w:r>
+    </w:p>
+    <w:p>
+      <w:pPr>
+        <w:rPr>
+          <w:rFonts w:ascii="Times New Roman" w:hAnsi="Times New Roman" w:cs="Times New Roman"/>
+          <w:sz w:val="24"/>
+          <w:szCs w:val="24"/>
+        </w:rPr>
+      </w:pPr>
+      <w:r>
+        <w:rPr>
+          <w:rFonts w:ascii="Times New Roman" w:hAnsi="Times New Roman" w:cs="Times New Roman"/>
+          <w:sz w:val="24"/>
+          <w:szCs w:val="24"/>
+        </w:rPr>
+        <w:t>Qua khảo sát sơ bộ tập dữ liệu, hiện trạng vận hành và quản lý dữ liệu của chuỗi đang đối mặt với nhiều vấn đề và thách thức lớn như sau:</w:t>
+      </w:r>
+    </w:p>
+    <w:p>
+      <w:pPr>
         <w:numPr>
-          <w:ilvl w:val="1"/>
-          <w:numId w:val="15"/>
+          <w:ilvl w:val="0"/>
+          <w:numId w:val="25"/>
         </w:numPr>
-      </w:pPr>
-      <w:r>
-        <w:t>Giới thiệu về đề tài</w:t>
-      </w:r>
-    </w:p>
-    <w:p>
-      <w:r>
-        <w:t>1.1.1 Câu truyện dữ liệu</w:t>
-      </w:r>
+        <w:rPr>
+          <w:rFonts w:ascii="Times New Roman" w:hAnsi="Times New Roman" w:cs="Times New Roman"/>
+          <w:sz w:val="24"/>
+          <w:szCs w:val="24"/>
+        </w:rPr>
+      </w:pPr>
+      <w:r>
+        <w:rPr>
+          <w:rFonts w:ascii="Times New Roman" w:hAnsi="Times New Roman" w:cs="Times New Roman"/>
+          <w:sz w:val="24"/>
+          <w:szCs w:val="24"/>
+        </w:rPr>
+        <w:t>Sự bùng nổ về khối lượng dữ liệu:</w:t>
+      </w:r>
+      <w:r>
+        <w:rPr>
+          <w:rFonts w:ascii="Times New Roman" w:hAnsi="Times New Roman" w:cs="Times New Roman"/>
+          <w:sz w:val="24"/>
+          <w:szCs w:val="24"/>
+        </w:rPr>
+        <w:br/>
+        <w:t xml:space="preserve">Hệ thống ghi nhận hàng chục nghìn giao dịch mỗi năm trên phạm vi toàn cầu, bao gồm Mỹ, Châu Âu, Châu Á và Châu Phi. Tuy nhiên, dữ liệu hiện vẫn tồn tại dưới dạng bảng phẳng (Flat Table), rời rạc và chưa được liên kết chặt chẽ, gây khó khăn trong việc khai thác và hỗ trợ ra quyết định. </w:t>
+      </w:r>
+    </w:p>
+    <w:p>
+      <w:pPr>
+        <w:numPr>
+          <w:ilvl w:val="0"/>
+          <w:numId w:val="25"/>
+        </w:numPr>
+        <w:rPr>
+          <w:rFonts w:ascii="Times New Roman" w:hAnsi="Times New Roman" w:cs="Times New Roman"/>
+          <w:sz w:val="24"/>
+          <w:szCs w:val="24"/>
+        </w:rPr>
+      </w:pPr>
+      <w:r>
+        <w:rPr>
+          <w:rFonts w:ascii="Times New Roman" w:hAnsi="Times New Roman" w:cs="Times New Roman"/>
+          <w:sz w:val="24"/>
+          <w:szCs w:val="24"/>
+        </w:rPr>
+        <w:t>Nghịch lý “Doanh số cao nhưng lợi nhuận thấp”:</w:t>
+      </w:r>
+      <w:r>
+        <w:rPr>
+          <w:rFonts w:ascii="Times New Roman" w:hAnsi="Times New Roman" w:cs="Times New Roman"/>
+          <w:sz w:val="24"/>
+          <w:szCs w:val="24"/>
+        </w:rPr>
+        <w:br/>
+        <w:t xml:space="preserve">Mặc dù doanh nghiệp liên tục mở rộng quy mô và ghi nhận nhiều đơn hàng có doanh số (Sales) lớn, nhưng biên lợi nhuận (Profit) thực tế lại sụt giảm đáng kể tại một số khu vực địa lý (Region) và ngành hàng nhất định. Điều này cho thấy hiệu quả kinh doanh chưa tương xứng với doanh thu đạt được. </w:t>
+      </w:r>
+    </w:p>
+    <w:p>
+      <w:pPr>
+        <w:numPr>
+          <w:ilvl w:val="0"/>
+          <w:numId w:val="25"/>
+        </w:numPr>
+        <w:rPr>
+          <w:rFonts w:ascii="Times New Roman" w:hAnsi="Times New Roman" w:cs="Times New Roman"/>
+          <w:sz w:val="24"/>
+          <w:szCs w:val="24"/>
+        </w:rPr>
+      </w:pPr>
+      <w:r>
+        <w:rPr>
+          <w:rFonts w:ascii="Times New Roman" w:hAnsi="Times New Roman" w:cs="Times New Roman"/>
+          <w:sz w:val="24"/>
+          <w:szCs w:val="24"/>
+        </w:rPr>
+        <w:t>Chính sách chiết khấu thiếu kiểm soát:</w:t>
+      </w:r>
+      <w:r>
+        <w:rPr>
+          <w:rFonts w:ascii="Times New Roman" w:hAnsi="Times New Roman" w:cs="Times New Roman"/>
+          <w:sz w:val="24"/>
+          <w:szCs w:val="24"/>
+        </w:rPr>
+        <w:br/>
+        <w:t xml:space="preserve">Để tăng khả năng cạnh tranh và kích cầu thị trường, doanh nghiệp thường xuyên áp dụng các mức chiết khấu (Discount) cao. Tuy nhiên, việc triển khai thiếu kiểm soát và áp dụng đại trà đang trực tiếp làm suy giảm lợi nhuận gốc, trong khi nhà quản lý chưa có công cụ phù hợp để đánh giá chính xác mức độ ảnh hưởng. </w:t>
+      </w:r>
+    </w:p>
+    <w:p>
+      <w:pPr>
+        <w:numPr>
+          <w:ilvl w:val="0"/>
+          <w:numId w:val="25"/>
+        </w:numPr>
+        <w:rPr>
+          <w:rFonts w:ascii="Times New Roman" w:hAnsi="Times New Roman" w:cs="Times New Roman"/>
+          <w:sz w:val="24"/>
+          <w:szCs w:val="24"/>
+        </w:rPr>
+      </w:pPr>
+      <w:r>
+        <w:rPr>
+          <w:rFonts w:ascii="Times New Roman" w:hAnsi="Times New Roman" w:cs="Times New Roman"/>
+          <w:sz w:val="24"/>
+          <w:szCs w:val="24"/>
+        </w:rPr>
+        <w:t>Áp lực từ chi phí vận hành và logistics:</w:t>
+      </w:r>
+      <w:r>
+        <w:rPr>
+          <w:rFonts w:ascii="Times New Roman" w:hAnsi="Times New Roman" w:cs="Times New Roman"/>
+          <w:sz w:val="24"/>
+          <w:szCs w:val="24"/>
+        </w:rPr>
+        <w:br/>
+        <w:t>Chi phí vận chuyển (Shipping Cost) có sự biến động lớn tùy thuộc vào hình thức giao hàng (Ship Mode) và mức độ ưu tiên của đơn hàng (Order Priority). Doanh nghiệp hiện chưa tối ưu hiệu quả bài toán phân phối, dẫn đến nhiều đơn hàng phát sinh chi phí vận hành cao, làm giảm hiệu quả kinh doanh tổng thể.</w:t>
+      </w:r>
+    </w:p>
+    <w:p>
+      <w:pPr>
+        <w:pStyle w:val="Heading3"/>
+        <w:rPr>
+          <w:lang w:val="vi-VN"/>
+        </w:rPr>
+      </w:pPr>
+      <w:r>
+        <w:t>1</w:t>
+      </w:r>
+      <w:r>
+        <w:rPr>
+          <w:lang w:val="vi-VN"/>
+        </w:rPr>
+        <w:t>.1.2</w:t>
+      </w:r>
+      <w:r>
+        <w:t xml:space="preserve"> Câu truyện dữ liệu</w:t>
+      </w:r>
+    </w:p>
+    <w:p>
+      <w:pPr>
+        <w:rPr>
+          <w:rFonts w:ascii="Times New Roman" w:hAnsi="Times New Roman" w:cs="Times New Roman"/>
+          <w:sz w:val="24"/>
+          <w:szCs w:val="24"/>
+        </w:rPr>
+      </w:pPr>
+      <w:r>
+        <w:rPr>
+          <w:rFonts w:ascii="Times New Roman" w:hAnsi="Times New Roman" w:cs="Times New Roman"/>
+          <w:sz w:val="24"/>
+          <w:szCs w:val="24"/>
+        </w:rPr>
+        <w:t>Ở giai đoạn đầu, doanh nghiệp cho thấy sự tăng trưởng mạnh mẽ về doanh thu (Sales) qua từng năm. Các giao dịch xuất hiện rộng khắp trên nhiều thị trường quốc tế, đặc biệt phân khúc khách hàng Consumer luôn chiếm số lượng đơn hàng lớn. Nhìn tổng thể, Superstore tạo cảm giác là một doanh nghiệp đang phát triển ổn định và có tiềm năng tăng trưởng cao.</w:t>
+      </w:r>
+    </w:p>
+    <w:p>
+      <w:pPr>
+        <w:rPr>
+          <w:rFonts w:ascii="Times New Roman" w:hAnsi="Times New Roman" w:cs="Times New Roman"/>
+          <w:sz w:val="24"/>
+          <w:szCs w:val="24"/>
+        </w:rPr>
+      </w:pPr>
+      <w:r>
+        <w:rPr>
+          <w:rFonts w:ascii="Times New Roman" w:hAnsi="Times New Roman" w:cs="Times New Roman"/>
+          <w:sz w:val="24"/>
+          <w:szCs w:val="24"/>
+        </w:rPr>
+        <w:lastRenderedPageBreak/>
+        <w:t>Tuy nhiên, khi phân tích sâu hơn về lợi nhuận (Profit), dữ liệu bắt đầu cho thấy nhiều vấn đề tiềm ẩn. Một số khu vực dù có doanh số cao nhưng lợi nhuận lại thấp hoặc thậm chí thua lỗ. Nhiều ngành hàng như Tables và Supplies liên tục ghi nhận lợi nhuận âm. Qua việc đối chiếu dữ liệu, nguyên nhân chính được xác định đến từ chính sách chiết khấu (Discount) quá cao. Khi mức giảm giá vượt ngưỡng an toàn, lợi nhuận sụt giảm nghiêm trọng, khiến doanh nghiệp rơi vào tình trạng “doanh thu cao nhưng hiệu quả thấp”.</w:t>
+      </w:r>
+    </w:p>
+    <w:p>
+      <w:pPr>
+        <w:rPr>
+          <w:rFonts w:ascii="Times New Roman" w:hAnsi="Times New Roman" w:cs="Times New Roman"/>
+          <w:sz w:val="24"/>
+          <w:szCs w:val="24"/>
+        </w:rPr>
+      </w:pPr>
+      <w:r>
+        <w:rPr>
+          <w:rFonts w:ascii="Times New Roman" w:hAnsi="Times New Roman" w:cs="Times New Roman"/>
+          <w:sz w:val="24"/>
+          <w:szCs w:val="24"/>
+        </w:rPr>
+        <w:t>Bên cạnh đó, dữ liệu cũng phản ánh bài toán tối ưu vận hành và logistics chưa hiệu quả. Các hình thức giao hàng nhanh như Same Day hoặc First Class thường đi kèm chi phí vận chuyển (Shipping Cost) rất lớn. Nhiều đơn hàng có mức độ ưu tiên không cao nhưng vẫn sử dụng dịch vụ giao nhanh, làm gia tăng chi phí và tiếp tục ảnh hưởng tiêu cực đến lợi nhuận tổng thể của doanh nghiệp.</w:t>
+      </w:r>
+    </w:p>
+    <w:p>
+      <w:pPr>
+        <w:rPr>
+          <w:lang w:val="vi-VN"/>
+        </w:rPr>
+      </w:pPr>
     </w:p>
     <w:p>
       <w:pPr>
@@ -909,6 +1177,7 @@
           <w:sz w:val="24"/>
           <w:szCs w:val="24"/>
         </w:rPr>
+        <w:lastRenderedPageBreak/>
         <w:t xml:space="preserve">Sau khi thu thập, dữ liệu được lưu dưới định dạng CSV trong thư mục data/raw/ để phục vụ cho quy trình ETL, làm sạch dữ liệu, xây dựng Star Schema và trực quan hóa Dashboard bằng Tableau. </w:t>
       </w:r>
     </w:p>
@@ -973,16 +1242,7 @@
           <w:sz w:val="24"/>
           <w:szCs w:val="24"/>
         </w:rPr>
-        <w:t xml:space="preserve">Xây dựng hệ thống báo cáo phân tích dữ liệu kinh doanh toàn diện cho chuỗi bán lẻ Superstore nhằm tối ưu hóa lợi nhuận và nâng cao hiệu quả vận hành. Dự án giúp ban quản trị có cái nhìn </w:t>
-      </w:r>
-      <w:r>
-        <w:rPr>
-          <w:rFonts w:ascii="Times New Roman" w:hAnsi="Times New Roman" w:cs="Times New Roman"/>
-          <w:sz w:val="24"/>
-          <w:szCs w:val="24"/>
-        </w:rPr>
-        <w:lastRenderedPageBreak/>
-        <w:t>trực quan, từ đó đưa ra các chiến lược kinh doanh, quản lý hàng tồn kho và tiếp thị dựa trên dữ liệu (Data-driven decisions) thay vì cảm tính.</w:t>
+        <w:t>Xây dựng hệ thống báo cáo phân tích dữ liệu kinh doanh toàn diện cho chuỗi bán lẻ Superstore nhằm tối ưu hóa lợi nhuận và nâng cao hiệu quả vận hành. Dự án giúp ban quản trị có cái nhìn trực quan, từ đó đưa ra các chiến lược kinh doanh, quản lý hàng tồn kho và tiếp thị dựa trên dữ liệu (Data-driven decisions) thay vì cảm tính.</w:t>
       </w:r>
     </w:p>
     <w:p>
@@ -1268,6 +1528,7 @@
           <w:szCs w:val="24"/>
           <w:lang w:val="vi-VN"/>
         </w:rPr>
+        <w:lastRenderedPageBreak/>
         <w:t>Thông tin sản phẩm: Danh mục (Category), Danh mục con (Sub-Category), Tên sản phẩm (Product.Name).</w:t>
       </w:r>
     </w:p>
@@ -1314,7 +1575,6 @@
           <w:sz w:val="24"/>
           <w:szCs w:val="24"/>
         </w:rPr>
-        <w:lastRenderedPageBreak/>
         <w:t>1.3.3</w:t>
       </w:r>
       <w:r>
@@ -1724,6 +1984,7 @@
         <w:rPr>
           <w:rFonts w:ascii="Times New Roman" w:hAnsi="Times New Roman" w:cs="Times New Roman"/>
         </w:rPr>
+        <w:lastRenderedPageBreak/>
         <w:t>1.4.</w:t>
       </w:r>
       <w:r>
@@ -1893,7 +2154,6 @@
           <w:sz w:val="24"/>
           <w:szCs w:val="24"/>
         </w:rPr>
-        <w:lastRenderedPageBreak/>
         <w:t>1.4.2</w:t>
       </w:r>
       <w:r>
@@ -1905,7 +2165,18 @@
           <w:szCs w:val="24"/>
           <w:lang w:val="vi-VN"/>
         </w:rPr>
-        <w:t>.1</w:t>
+        <w:t>.</w:t>
+      </w:r>
+      <w:r>
+        <w:rPr>
+          <w:rFonts w:ascii="Times New Roman" w:hAnsi="Times New Roman" w:cs="Times New Roman"/>
+          <w:i w:val="0"/>
+          <w:iCs w:val="0"/>
+          <w:sz w:val="24"/>
+          <w:szCs w:val="24"/>
+          <w:lang w:val="vi-VN"/>
+        </w:rPr>
+        <w:t>2</w:t>
       </w:r>
       <w:r>
         <w:rPr>
@@ -2023,7 +2294,18 @@
           <w:szCs w:val="24"/>
           <w:lang w:val="vi-VN"/>
         </w:rPr>
-        <w:t>.1</w:t>
+        <w:t>.</w:t>
+      </w:r>
+      <w:r>
+        <w:rPr>
+          <w:rFonts w:ascii="Times New Roman" w:hAnsi="Times New Roman" w:cs="Times New Roman"/>
+          <w:i w:val="0"/>
+          <w:iCs w:val="0"/>
+          <w:sz w:val="24"/>
+          <w:szCs w:val="24"/>
+          <w:lang w:val="vi-VN"/>
+        </w:rPr>
+        <w:t>3</w:t>
       </w:r>
       <w:r>
         <w:rPr>
@@ -3399,6 +3681,155 @@
     </w:lvl>
   </w:abstractNum>
   <w:abstractNum w:abstractNumId="10" w15:restartNumberingAfterBreak="0">
+    <w:nsid w:val="34584CD0"/>
+    <w:multiLevelType w:val="multilevel"/>
+    <w:tmpl w:val="2D04444E"/>
+    <w:lvl w:ilvl="0">
+      <w:start w:val="1"/>
+      <w:numFmt w:val="bullet"/>
+      <w:lvlText w:val=""/>
+      <w:lvlJc w:val="left"/>
+      <w:pPr>
+        <w:tabs>
+          <w:tab w:val="num" w:pos="720"/>
+        </w:tabs>
+        <w:ind w:left="720" w:hanging="360"/>
+      </w:pPr>
+      <w:rPr>
+        <w:rFonts w:ascii="Symbol" w:hAnsi="Symbol" w:hint="default"/>
+        <w:sz w:val="20"/>
+      </w:rPr>
+    </w:lvl>
+    <w:lvl w:ilvl="1" w:tentative="1">
+      <w:start w:val="1"/>
+      <w:numFmt w:val="bullet"/>
+      <w:lvlText w:val="o"/>
+      <w:lvlJc w:val="left"/>
+      <w:pPr>
+        <w:tabs>
+          <w:tab w:val="num" w:pos="1440"/>
+        </w:tabs>
+        <w:ind w:left="1440" w:hanging="360"/>
+      </w:pPr>
+      <w:rPr>
+        <w:rFonts w:ascii="Courier New" w:hAnsi="Courier New" w:hint="default"/>
+        <w:sz w:val="20"/>
+      </w:rPr>
+    </w:lvl>
+    <w:lvl w:ilvl="2" w:tentative="1">
+      <w:start w:val="1"/>
+      <w:numFmt w:val="bullet"/>
+      <w:lvlText w:val=""/>
+      <w:lvlJc w:val="left"/>
+      <w:pPr>
+        <w:tabs>
+          <w:tab w:val="num" w:pos="2160"/>
+        </w:tabs>
+        <w:ind w:left="2160" w:hanging="360"/>
+      </w:pPr>
+      <w:rPr>
+        <w:rFonts w:ascii="Wingdings" w:hAnsi="Wingdings" w:hint="default"/>
+        <w:sz w:val="20"/>
+      </w:rPr>
+    </w:lvl>
+    <w:lvl w:ilvl="3" w:tentative="1">
+      <w:start w:val="1"/>
+      <w:numFmt w:val="bullet"/>
+      <w:lvlText w:val=""/>
+      <w:lvlJc w:val="left"/>
+      <w:pPr>
+        <w:tabs>
+          <w:tab w:val="num" w:pos="2880"/>
+        </w:tabs>
+        <w:ind w:left="2880" w:hanging="360"/>
+      </w:pPr>
+      <w:rPr>
+        <w:rFonts w:ascii="Wingdings" w:hAnsi="Wingdings" w:hint="default"/>
+        <w:sz w:val="20"/>
+      </w:rPr>
+    </w:lvl>
+    <w:lvl w:ilvl="4" w:tentative="1">
+      <w:start w:val="1"/>
+      <w:numFmt w:val="bullet"/>
+      <w:lvlText w:val=""/>
+      <w:lvlJc w:val="left"/>
+      <w:pPr>
+        <w:tabs>
+          <w:tab w:val="num" w:pos="3600"/>
+        </w:tabs>
+        <w:ind w:left="3600" w:hanging="360"/>
+      </w:pPr>
+      <w:rPr>
+        <w:rFonts w:ascii="Wingdings" w:hAnsi="Wingdings" w:hint="default"/>
+        <w:sz w:val="20"/>
+      </w:rPr>
+    </w:lvl>
+    <w:lvl w:ilvl="5" w:tentative="1">
+      <w:start w:val="1"/>
+      <w:numFmt w:val="bullet"/>
+      <w:lvlText w:val=""/>
+      <w:lvlJc w:val="left"/>
+      <w:pPr>
+        <w:tabs>
+          <w:tab w:val="num" w:pos="4320"/>
+        </w:tabs>
+        <w:ind w:left="4320" w:hanging="360"/>
+      </w:pPr>
+      <w:rPr>
+        <w:rFonts w:ascii="Wingdings" w:hAnsi="Wingdings" w:hint="default"/>
+        <w:sz w:val="20"/>
+      </w:rPr>
+    </w:lvl>
+    <w:lvl w:ilvl="6" w:tentative="1">
+      <w:start w:val="1"/>
+      <w:numFmt w:val="bullet"/>
+      <w:lvlText w:val=""/>
+      <w:lvlJc w:val="left"/>
+      <w:pPr>
+        <w:tabs>
+          <w:tab w:val="num" w:pos="5040"/>
+        </w:tabs>
+        <w:ind w:left="5040" w:hanging="360"/>
+      </w:pPr>
+      <w:rPr>
+        <w:rFonts w:ascii="Wingdings" w:hAnsi="Wingdings" w:hint="default"/>
+        <w:sz w:val="20"/>
+      </w:rPr>
+    </w:lvl>
+    <w:lvl w:ilvl="7" w:tentative="1">
+      <w:start w:val="1"/>
+      <w:numFmt w:val="bullet"/>
+      <w:lvlText w:val=""/>
+      <w:lvlJc w:val="left"/>
+      <w:pPr>
+        <w:tabs>
+          <w:tab w:val="num" w:pos="5760"/>
+        </w:tabs>
+        <w:ind w:left="5760" w:hanging="360"/>
+      </w:pPr>
+      <w:rPr>
+        <w:rFonts w:ascii="Wingdings" w:hAnsi="Wingdings" w:hint="default"/>
+        <w:sz w:val="20"/>
+      </w:rPr>
+    </w:lvl>
+    <w:lvl w:ilvl="8" w:tentative="1">
+      <w:start w:val="1"/>
+      <w:numFmt w:val="bullet"/>
+      <w:lvlText w:val=""/>
+      <w:lvlJc w:val="left"/>
+      <w:pPr>
+        <w:tabs>
+          <w:tab w:val="num" w:pos="6480"/>
+        </w:tabs>
+        <w:ind w:left="6480" w:hanging="360"/>
+      </w:pPr>
+      <w:rPr>
+        <w:rFonts w:ascii="Wingdings" w:hAnsi="Wingdings" w:hint="default"/>
+        <w:sz w:val="20"/>
+      </w:rPr>
+    </w:lvl>
+  </w:abstractNum>
+  <w:abstractNum w:abstractNumId="11" w15:restartNumberingAfterBreak="0">
     <w:nsid w:val="37462DF1"/>
     <w:multiLevelType w:val="hybridMultilevel"/>
     <w:tmpl w:val="ACAA9E4E"/>
@@ -3513,7 +3944,7 @@
       </w:rPr>
     </w:lvl>
   </w:abstractNum>
-  <w:abstractNum w:abstractNumId="11" w15:restartNumberingAfterBreak="0">
+  <w:abstractNum w:abstractNumId="12" w15:restartNumberingAfterBreak="0">
     <w:nsid w:val="38BF2779"/>
     <w:multiLevelType w:val="multilevel"/>
     <w:tmpl w:val="ABFC9622"/>
@@ -3664,7 +4095,7 @@
       </w:rPr>
     </w:lvl>
   </w:abstractNum>
-  <w:abstractNum w:abstractNumId="12" w15:restartNumberingAfterBreak="0">
+  <w:abstractNum w:abstractNumId="13" w15:restartNumberingAfterBreak="0">
     <w:nsid w:val="515E534D"/>
     <w:multiLevelType w:val="multilevel"/>
     <w:tmpl w:val="D1C4CFB6"/>
@@ -3813,7 +4244,7 @@
       </w:rPr>
     </w:lvl>
   </w:abstractNum>
-  <w:abstractNum w:abstractNumId="13" w15:restartNumberingAfterBreak="0">
+  <w:abstractNum w:abstractNumId="14" w15:restartNumberingAfterBreak="0">
     <w:nsid w:val="51C67026"/>
     <w:multiLevelType w:val="multilevel"/>
     <w:tmpl w:val="66C4F238"/>
@@ -3962,7 +4393,7 @@
       </w:rPr>
     </w:lvl>
   </w:abstractNum>
-  <w:abstractNum w:abstractNumId="14" w15:restartNumberingAfterBreak="0">
+  <w:abstractNum w:abstractNumId="15" w15:restartNumberingAfterBreak="0">
     <w:nsid w:val="56C2176C"/>
     <w:multiLevelType w:val="hybridMultilevel"/>
     <w:tmpl w:val="76C01236"/>
@@ -4077,7 +4508,7 @@
       </w:rPr>
     </w:lvl>
   </w:abstractNum>
-  <w:abstractNum w:abstractNumId="15" w15:restartNumberingAfterBreak="0">
+  <w:abstractNum w:abstractNumId="16" w15:restartNumberingAfterBreak="0">
     <w:nsid w:val="5C296082"/>
     <w:multiLevelType w:val="hybridMultilevel"/>
     <w:tmpl w:val="17A22A20"/>
@@ -4190,7 +4621,7 @@
       </w:rPr>
     </w:lvl>
   </w:abstractNum>
-  <w:abstractNum w:abstractNumId="16" w15:restartNumberingAfterBreak="0">
+  <w:abstractNum w:abstractNumId="17" w15:restartNumberingAfterBreak="0">
     <w:nsid w:val="65B94988"/>
     <w:multiLevelType w:val="multilevel"/>
     <w:tmpl w:val="2F86AD6C"/>
@@ -4339,7 +4770,156 @@
       </w:rPr>
     </w:lvl>
   </w:abstractNum>
-  <w:abstractNum w:abstractNumId="17" w15:restartNumberingAfterBreak="0">
+  <w:abstractNum w:abstractNumId="18" w15:restartNumberingAfterBreak="0">
+    <w:nsid w:val="71BE6108"/>
+    <w:multiLevelType w:val="multilevel"/>
+    <w:tmpl w:val="9D5440D8"/>
+    <w:lvl w:ilvl="0">
+      <w:start w:val="1"/>
+      <w:numFmt w:val="bullet"/>
+      <w:lvlText w:val="-"/>
+      <w:lvlJc w:val="left"/>
+      <w:pPr>
+        <w:tabs>
+          <w:tab w:val="num" w:pos="720"/>
+        </w:tabs>
+        <w:ind w:left="720" w:hanging="360"/>
+      </w:pPr>
+      <w:rPr>
+        <w:rFonts w:ascii="Calibri" w:eastAsiaTheme="minorHAnsi" w:hAnsi="Calibri" w:cs="Calibri" w:hint="default"/>
+        <w:sz w:val="20"/>
+      </w:rPr>
+    </w:lvl>
+    <w:lvl w:ilvl="1" w:tentative="1">
+      <w:start w:val="1"/>
+      <w:numFmt w:val="bullet"/>
+      <w:lvlText w:val="o"/>
+      <w:lvlJc w:val="left"/>
+      <w:pPr>
+        <w:tabs>
+          <w:tab w:val="num" w:pos="1440"/>
+        </w:tabs>
+        <w:ind w:left="1440" w:hanging="360"/>
+      </w:pPr>
+      <w:rPr>
+        <w:rFonts w:ascii="Courier New" w:hAnsi="Courier New" w:hint="default"/>
+        <w:sz w:val="20"/>
+      </w:rPr>
+    </w:lvl>
+    <w:lvl w:ilvl="2" w:tentative="1">
+      <w:start w:val="1"/>
+      <w:numFmt w:val="bullet"/>
+      <w:lvlText w:val=""/>
+      <w:lvlJc w:val="left"/>
+      <w:pPr>
+        <w:tabs>
+          <w:tab w:val="num" w:pos="2160"/>
+        </w:tabs>
+        <w:ind w:left="2160" w:hanging="360"/>
+      </w:pPr>
+      <w:rPr>
+        <w:rFonts w:ascii="Wingdings" w:hAnsi="Wingdings" w:hint="default"/>
+        <w:sz w:val="20"/>
+      </w:rPr>
+    </w:lvl>
+    <w:lvl w:ilvl="3" w:tentative="1">
+      <w:start w:val="1"/>
+      <w:numFmt w:val="bullet"/>
+      <w:lvlText w:val=""/>
+      <w:lvlJc w:val="left"/>
+      <w:pPr>
+        <w:tabs>
+          <w:tab w:val="num" w:pos="2880"/>
+        </w:tabs>
+        <w:ind w:left="2880" w:hanging="360"/>
+      </w:pPr>
+      <w:rPr>
+        <w:rFonts w:ascii="Wingdings" w:hAnsi="Wingdings" w:hint="default"/>
+        <w:sz w:val="20"/>
+      </w:rPr>
+    </w:lvl>
+    <w:lvl w:ilvl="4" w:tentative="1">
+      <w:start w:val="1"/>
+      <w:numFmt w:val="bullet"/>
+      <w:lvlText w:val=""/>
+      <w:lvlJc w:val="left"/>
+      <w:pPr>
+        <w:tabs>
+          <w:tab w:val="num" w:pos="3600"/>
+        </w:tabs>
+        <w:ind w:left="3600" w:hanging="360"/>
+      </w:pPr>
+      <w:rPr>
+        <w:rFonts w:ascii="Wingdings" w:hAnsi="Wingdings" w:hint="default"/>
+        <w:sz w:val="20"/>
+      </w:rPr>
+    </w:lvl>
+    <w:lvl w:ilvl="5" w:tentative="1">
+      <w:start w:val="1"/>
+      <w:numFmt w:val="bullet"/>
+      <w:lvlText w:val=""/>
+      <w:lvlJc w:val="left"/>
+      <w:pPr>
+        <w:tabs>
+          <w:tab w:val="num" w:pos="4320"/>
+        </w:tabs>
+        <w:ind w:left="4320" w:hanging="360"/>
+      </w:pPr>
+      <w:rPr>
+        <w:rFonts w:ascii="Wingdings" w:hAnsi="Wingdings" w:hint="default"/>
+        <w:sz w:val="20"/>
+      </w:rPr>
+    </w:lvl>
+    <w:lvl w:ilvl="6" w:tentative="1">
+      <w:start w:val="1"/>
+      <w:numFmt w:val="bullet"/>
+      <w:lvlText w:val=""/>
+      <w:lvlJc w:val="left"/>
+      <w:pPr>
+        <w:tabs>
+          <w:tab w:val="num" w:pos="5040"/>
+        </w:tabs>
+        <w:ind w:left="5040" w:hanging="360"/>
+      </w:pPr>
+      <w:rPr>
+        <w:rFonts w:ascii="Wingdings" w:hAnsi="Wingdings" w:hint="default"/>
+        <w:sz w:val="20"/>
+      </w:rPr>
+    </w:lvl>
+    <w:lvl w:ilvl="7" w:tentative="1">
+      <w:start w:val="1"/>
+      <w:numFmt w:val="bullet"/>
+      <w:lvlText w:val=""/>
+      <w:lvlJc w:val="left"/>
+      <w:pPr>
+        <w:tabs>
+          <w:tab w:val="num" w:pos="5760"/>
+        </w:tabs>
+        <w:ind w:left="5760" w:hanging="360"/>
+      </w:pPr>
+      <w:rPr>
+        <w:rFonts w:ascii="Wingdings" w:hAnsi="Wingdings" w:hint="default"/>
+        <w:sz w:val="20"/>
+      </w:rPr>
+    </w:lvl>
+    <w:lvl w:ilvl="8" w:tentative="1">
+      <w:start w:val="1"/>
+      <w:numFmt w:val="bullet"/>
+      <w:lvlText w:val=""/>
+      <w:lvlJc w:val="left"/>
+      <w:pPr>
+        <w:tabs>
+          <w:tab w:val="num" w:pos="6480"/>
+        </w:tabs>
+        <w:ind w:left="6480" w:hanging="360"/>
+      </w:pPr>
+      <w:rPr>
+        <w:rFonts w:ascii="Wingdings" w:hAnsi="Wingdings" w:hint="default"/>
+        <w:sz w:val="20"/>
+      </w:rPr>
+    </w:lvl>
+  </w:abstractNum>
+  <w:abstractNum w:abstractNumId="19" w15:restartNumberingAfterBreak="0">
     <w:nsid w:val="798359B5"/>
     <w:multiLevelType w:val="multilevel"/>
     <w:tmpl w:val="A540169C"/>
@@ -4488,7 +5068,7 @@
       </w:rPr>
     </w:lvl>
   </w:abstractNum>
-  <w:abstractNum w:abstractNumId="18" w15:restartNumberingAfterBreak="0">
+  <w:abstractNum w:abstractNumId="20" w15:restartNumberingAfterBreak="0">
     <w:nsid w:val="79B910ED"/>
     <w:multiLevelType w:val="hybridMultilevel"/>
     <w:tmpl w:val="012C4742"/>
@@ -4603,7 +5183,7 @@
       </w:rPr>
     </w:lvl>
   </w:abstractNum>
-  <w:abstractNum w:abstractNumId="19" w15:restartNumberingAfterBreak="0">
+  <w:abstractNum w:abstractNumId="21" w15:restartNumberingAfterBreak="0">
     <w:nsid w:val="7CF811A5"/>
     <w:multiLevelType w:val="hybridMultilevel"/>
     <w:tmpl w:val="D21E5BCA"/>
@@ -4716,7 +5296,7 @@
       </w:rPr>
     </w:lvl>
   </w:abstractNum>
-  <w:abstractNum w:abstractNumId="20" w15:restartNumberingAfterBreak="0">
+  <w:abstractNum w:abstractNumId="22" w15:restartNumberingAfterBreak="0">
     <w:nsid w:val="7E985D6B"/>
     <w:multiLevelType w:val="hybridMultilevel"/>
     <w:tmpl w:val="4AA046AE"/>
@@ -4829,7 +5409,7 @@
       </w:rPr>
     </w:lvl>
   </w:abstractNum>
-  <w:abstractNum w:abstractNumId="21" w15:restartNumberingAfterBreak="0">
+  <w:abstractNum w:abstractNumId="23" w15:restartNumberingAfterBreak="0">
     <w:nsid w:val="7EAE3E8A"/>
     <w:multiLevelType w:val="multilevel"/>
     <w:tmpl w:val="F8F223C4"/>
@@ -4942,7 +5522,7 @@
       </w:rPr>
     </w:lvl>
   </w:abstractNum>
-  <w:abstractNum w:abstractNumId="22" w15:restartNumberingAfterBreak="0">
+  <w:abstractNum w:abstractNumId="24" w15:restartNumberingAfterBreak="0">
     <w:nsid w:val="7F4D6E9D"/>
     <w:multiLevelType w:val="multilevel"/>
     <w:tmpl w:val="AD7865BC"/>
@@ -5074,55 +5654,61 @@
     <w:abstractNumId w:val="9"/>
   </w:num>
   <w:num w:numId="7" w16cid:durableId="1863471893">
-    <w:abstractNumId w:val="13"/>
+    <w:abstractNumId w:val="14"/>
   </w:num>
   <w:num w:numId="8" w16cid:durableId="973020106">
     <w:abstractNumId w:val="2"/>
   </w:num>
   <w:num w:numId="9" w16cid:durableId="106244939">
-    <w:abstractNumId w:val="12"/>
+    <w:abstractNumId w:val="13"/>
   </w:num>
   <w:num w:numId="10" w16cid:durableId="1726442119">
-    <w:abstractNumId w:val="19"/>
+    <w:abstractNumId w:val="21"/>
   </w:num>
   <w:num w:numId="11" w16cid:durableId="200437981">
-    <w:abstractNumId w:val="15"/>
+    <w:abstractNumId w:val="16"/>
   </w:num>
   <w:num w:numId="12" w16cid:durableId="1570074541">
     <w:abstractNumId w:val="3"/>
   </w:num>
   <w:num w:numId="13" w16cid:durableId="461657596">
-    <w:abstractNumId w:val="20"/>
+    <w:abstractNumId w:val="22"/>
   </w:num>
   <w:num w:numId="14" w16cid:durableId="839857498">
-    <w:abstractNumId w:val="22"/>
+    <w:abstractNumId w:val="24"/>
   </w:num>
   <w:num w:numId="15" w16cid:durableId="733044691">
-    <w:abstractNumId w:val="21"/>
+    <w:abstractNumId w:val="23"/>
   </w:num>
   <w:num w:numId="16" w16cid:durableId="1094328109">
-    <w:abstractNumId w:val="16"/>
+    <w:abstractNumId w:val="17"/>
   </w:num>
   <w:num w:numId="17" w16cid:durableId="531646460">
     <w:abstractNumId w:val="7"/>
   </w:num>
   <w:num w:numId="18" w16cid:durableId="252591477">
-    <w:abstractNumId w:val="18"/>
+    <w:abstractNumId w:val="20"/>
   </w:num>
   <w:num w:numId="19" w16cid:durableId="932133179">
-    <w:abstractNumId w:val="10"/>
+    <w:abstractNumId w:val="11"/>
   </w:num>
   <w:num w:numId="20" w16cid:durableId="45841172">
     <w:abstractNumId w:val="4"/>
   </w:num>
   <w:num w:numId="21" w16cid:durableId="1264386997">
-    <w:abstractNumId w:val="14"/>
+    <w:abstractNumId w:val="15"/>
   </w:num>
   <w:num w:numId="22" w16cid:durableId="1201479460">
-    <w:abstractNumId w:val="17"/>
+    <w:abstractNumId w:val="19"/>
   </w:num>
   <w:num w:numId="23" w16cid:durableId="64226689">
-    <w:abstractNumId w:val="11"/>
+    <w:abstractNumId w:val="12"/>
+  </w:num>
+  <w:num w:numId="24" w16cid:durableId="1949191909">
+    <w:abstractNumId w:val="10"/>
+  </w:num>
+  <w:num w:numId="25" w16cid:durableId="1044908837">
+    <w:abstractNumId w:val="18"/>
   </w:num>
 </w:numbering>
 </file>
@@ -5733,7 +6319,6 @@
   <w:style w:type="character" w:default="1" w:styleId="DefaultParagraphFont">
     <w:name w:val="Default Paragraph Font"/>
     <w:uiPriority w:val="1"/>
-    <w:semiHidden/>
     <w:unhideWhenUsed/>
   </w:style>
   <w:style w:type="table" w:default="1" w:styleId="TableNormal">

--- a/File docs/Báo cáo dự án.docx
+++ b/File docs/Báo cáo dự án.docx
@@ -2394,8 +2394,734 @@
         <w:t>Đâu là top 5 danh mục con (Sub-Category) cần tập trung thúc đẩy trong quý tới?</w:t>
       </w:r>
     </w:p>
-    <w:p/>
-    <w:p/>
+    <w:p>
+      <w:pPr>
+        <w:pStyle w:val="Heading2"/>
+        <w:rPr>
+          <w:lang w:val="vi-VN"/>
+        </w:rPr>
+      </w:pPr>
+      <w:r>
+        <w:t>1.</w:t>
+      </w:r>
+      <w:r>
+        <w:t>5</w:t>
+      </w:r>
+      <w:r>
+        <w:rPr>
+          <w:lang w:val="vi-VN"/>
+        </w:rPr>
+        <w:t xml:space="preserve"> </w:t>
+      </w:r>
+      <w:r>
+        <w:rPr>
+          <w:rFonts w:cs="Times New Roman"/>
+        </w:rPr>
+        <w:t>Lập</w:t>
+      </w:r>
+      <w:r>
+        <w:rPr>
+          <w:rFonts w:cs="Times New Roman"/>
+          <w:lang w:val="vi-VN"/>
+        </w:rPr>
+        <w:t xml:space="preserve"> kế hoạch dự án</w:t>
+      </w:r>
+    </w:p>
+    <w:p>
+      <w:pPr>
+        <w:rPr>
+          <w:lang w:val="vi-VN"/>
+        </w:rPr>
+      </w:pPr>
+    </w:p>
+    <w:tbl>
+      <w:tblPr>
+        <w:tblStyle w:val="TableGrid"/>
+        <w:tblW w:w="9000" w:type="dxa"/>
+        <w:jc w:val="center"/>
+        <w:tblLook w:val="04A0" w:firstRow="1" w:lastRow="0" w:firstColumn="1" w:lastColumn="0" w:noHBand="0" w:noVBand="1"/>
+      </w:tblPr>
+      <w:tblGrid>
+        <w:gridCol w:w="2160"/>
+        <w:gridCol w:w="1530"/>
+        <w:gridCol w:w="3222"/>
+        <w:gridCol w:w="2088"/>
+      </w:tblGrid>
+      <w:tr>
+        <w:trPr>
+          <w:jc w:val="center"/>
+        </w:trPr>
+        <w:tc>
+          <w:tcPr>
+            <w:tcW w:w="2160" w:type="dxa"/>
+          </w:tcPr>
+          <w:p>
+            <w:pPr>
+              <w:rPr>
+                <w:rFonts w:ascii="Times New Roman" w:hAnsi="Times New Roman" w:cs="Times New Roman"/>
+                <w:sz w:val="24"/>
+                <w:szCs w:val="24"/>
+              </w:rPr>
+            </w:pPr>
+            <w:r>
+              <w:rPr>
+                <w:rFonts w:ascii="Times New Roman" w:hAnsi="Times New Roman" w:cs="Times New Roman"/>
+                <w:sz w:val="24"/>
+                <w:szCs w:val="24"/>
+              </w:rPr>
+              <w:t>Giai đoạn</w:t>
+            </w:r>
+          </w:p>
+        </w:tc>
+        <w:tc>
+          <w:tcPr>
+            <w:tcW w:w="1530" w:type="dxa"/>
+          </w:tcPr>
+          <w:p>
+            <w:pPr>
+              <w:rPr>
+                <w:rFonts w:ascii="Times New Roman" w:hAnsi="Times New Roman" w:cs="Times New Roman"/>
+                <w:sz w:val="24"/>
+                <w:szCs w:val="24"/>
+              </w:rPr>
+            </w:pPr>
+            <w:r>
+              <w:rPr>
+                <w:rFonts w:ascii="Times New Roman" w:hAnsi="Times New Roman" w:cs="Times New Roman"/>
+                <w:sz w:val="24"/>
+                <w:szCs w:val="24"/>
+              </w:rPr>
+              <w:t>Thời gian</w:t>
+            </w:r>
+          </w:p>
+        </w:tc>
+        <w:tc>
+          <w:tcPr>
+            <w:tcW w:w="3222" w:type="dxa"/>
+          </w:tcPr>
+          <w:p>
+            <w:pPr>
+              <w:rPr>
+                <w:rFonts w:ascii="Times New Roman" w:hAnsi="Times New Roman" w:cs="Times New Roman"/>
+                <w:sz w:val="24"/>
+                <w:szCs w:val="24"/>
+              </w:rPr>
+            </w:pPr>
+            <w:r>
+              <w:rPr>
+                <w:rFonts w:ascii="Times New Roman" w:hAnsi="Times New Roman" w:cs="Times New Roman"/>
+                <w:sz w:val="24"/>
+                <w:szCs w:val="24"/>
+              </w:rPr>
+              <w:t>Công việc chính</w:t>
+            </w:r>
+          </w:p>
+        </w:tc>
+        <w:tc>
+          <w:tcPr>
+            <w:tcW w:w="2088" w:type="dxa"/>
+          </w:tcPr>
+          <w:p>
+            <w:pPr>
+              <w:rPr>
+                <w:rFonts w:ascii="Times New Roman" w:hAnsi="Times New Roman" w:cs="Times New Roman"/>
+                <w:sz w:val="24"/>
+                <w:szCs w:val="24"/>
+              </w:rPr>
+            </w:pPr>
+            <w:r>
+              <w:rPr>
+                <w:rFonts w:ascii="Times New Roman" w:hAnsi="Times New Roman" w:cs="Times New Roman"/>
+                <w:sz w:val="24"/>
+                <w:szCs w:val="24"/>
+              </w:rPr>
+              <w:t>Kết quả mong đợi</w:t>
+            </w:r>
+          </w:p>
+        </w:tc>
+      </w:tr>
+      <w:tr>
+        <w:trPr>
+          <w:jc w:val="center"/>
+        </w:trPr>
+        <w:tc>
+          <w:tcPr>
+            <w:tcW w:w="2160" w:type="dxa"/>
+          </w:tcPr>
+          <w:p>
+            <w:pPr>
+              <w:rPr>
+                <w:rFonts w:ascii="Times New Roman" w:hAnsi="Times New Roman" w:cs="Times New Roman"/>
+                <w:sz w:val="24"/>
+                <w:szCs w:val="24"/>
+              </w:rPr>
+            </w:pPr>
+            <w:r>
+              <w:rPr>
+                <w:rFonts w:ascii="Times New Roman" w:hAnsi="Times New Roman" w:cs="Times New Roman"/>
+                <w:sz w:val="24"/>
+                <w:szCs w:val="24"/>
+              </w:rPr>
+              <w:t>Khởi tạo dự án</w:t>
+            </w:r>
+          </w:p>
+        </w:tc>
+        <w:tc>
+          <w:tcPr>
+            <w:tcW w:w="1530" w:type="dxa"/>
+          </w:tcPr>
+          <w:p>
+            <w:pPr>
+              <w:rPr>
+                <w:rFonts w:ascii="Times New Roman" w:hAnsi="Times New Roman" w:cs="Times New Roman"/>
+                <w:sz w:val="24"/>
+                <w:szCs w:val="24"/>
+              </w:rPr>
+            </w:pPr>
+            <w:r>
+              <w:rPr>
+                <w:rFonts w:ascii="Times New Roman" w:hAnsi="Times New Roman" w:cs="Times New Roman"/>
+                <w:sz w:val="24"/>
+                <w:szCs w:val="24"/>
+              </w:rPr>
+              <w:t>Tuần 1 - 2</w:t>
+            </w:r>
+          </w:p>
+        </w:tc>
+        <w:tc>
+          <w:tcPr>
+            <w:tcW w:w="3222" w:type="dxa"/>
+          </w:tcPr>
+          <w:p>
+            <w:pPr>
+              <w:rPr>
+                <w:rFonts w:ascii="Times New Roman" w:hAnsi="Times New Roman" w:cs="Times New Roman"/>
+                <w:sz w:val="24"/>
+                <w:szCs w:val="24"/>
+              </w:rPr>
+            </w:pPr>
+            <w:r>
+              <w:rPr>
+                <w:rFonts w:ascii="Times New Roman" w:hAnsi="Times New Roman" w:cs="Times New Roman"/>
+                <w:sz w:val="24"/>
+                <w:szCs w:val="24"/>
+              </w:rPr>
+              <w:t>- Thành lập nhóm</w:t>
+            </w:r>
+            <w:r>
+              <w:rPr>
+                <w:rFonts w:ascii="Times New Roman" w:hAnsi="Times New Roman" w:cs="Times New Roman"/>
+                <w:sz w:val="24"/>
+                <w:szCs w:val="24"/>
+              </w:rPr>
+              <w:br/>
+              <w:t>- Phân công nhiệm vụ</w:t>
+            </w:r>
+            <w:r>
+              <w:rPr>
+                <w:rFonts w:ascii="Times New Roman" w:hAnsi="Times New Roman" w:cs="Times New Roman"/>
+                <w:sz w:val="24"/>
+                <w:szCs w:val="24"/>
+              </w:rPr>
+              <w:br/>
+              <w:t>- Xác định mục tiêu và phạm vi dự án</w:t>
+            </w:r>
+          </w:p>
+        </w:tc>
+        <w:tc>
+          <w:tcPr>
+            <w:tcW w:w="2088" w:type="dxa"/>
+          </w:tcPr>
+          <w:p>
+            <w:pPr>
+              <w:rPr>
+                <w:rFonts w:ascii="Times New Roman" w:hAnsi="Times New Roman" w:cs="Times New Roman"/>
+                <w:sz w:val="24"/>
+                <w:szCs w:val="24"/>
+              </w:rPr>
+            </w:pPr>
+            <w:r>
+              <w:rPr>
+                <w:rFonts w:ascii="Times New Roman" w:hAnsi="Times New Roman" w:cs="Times New Roman"/>
+                <w:sz w:val="24"/>
+                <w:szCs w:val="24"/>
+              </w:rPr>
+              <w:t>Kế hoạch thực hiện dự án và phân chia công việc rõ ràng</w:t>
+            </w:r>
+          </w:p>
+        </w:tc>
+      </w:tr>
+      <w:tr>
+        <w:trPr>
+          <w:jc w:val="center"/>
+        </w:trPr>
+        <w:tc>
+          <w:tcPr>
+            <w:tcW w:w="2160" w:type="dxa"/>
+          </w:tcPr>
+          <w:p>
+            <w:pPr>
+              <w:rPr>
+                <w:rFonts w:ascii="Times New Roman" w:hAnsi="Times New Roman" w:cs="Times New Roman"/>
+                <w:sz w:val="24"/>
+                <w:szCs w:val="24"/>
+              </w:rPr>
+            </w:pPr>
+            <w:r>
+              <w:rPr>
+                <w:rFonts w:ascii="Times New Roman" w:hAnsi="Times New Roman" w:cs="Times New Roman"/>
+                <w:sz w:val="24"/>
+                <w:szCs w:val="24"/>
+              </w:rPr>
+              <w:t>Xử lý dữ liệu &amp; Thiết kế mô hình</w:t>
+            </w:r>
+          </w:p>
+        </w:tc>
+        <w:tc>
+          <w:tcPr>
+            <w:tcW w:w="1530" w:type="dxa"/>
+          </w:tcPr>
+          <w:p>
+            <w:pPr>
+              <w:rPr>
+                <w:rFonts w:ascii="Times New Roman" w:hAnsi="Times New Roman" w:cs="Times New Roman"/>
+                <w:sz w:val="24"/>
+                <w:szCs w:val="24"/>
+              </w:rPr>
+            </w:pPr>
+            <w:r>
+              <w:rPr>
+                <w:rFonts w:ascii="Times New Roman" w:hAnsi="Times New Roman" w:cs="Times New Roman"/>
+                <w:sz w:val="24"/>
+                <w:szCs w:val="24"/>
+              </w:rPr>
+              <w:t>Tuần 3 - 5</w:t>
+            </w:r>
+          </w:p>
+        </w:tc>
+        <w:tc>
+          <w:tcPr>
+            <w:tcW w:w="3222" w:type="dxa"/>
+          </w:tcPr>
+          <w:p>
+            <w:pPr>
+              <w:rPr>
+                <w:rFonts w:ascii="Times New Roman" w:hAnsi="Times New Roman" w:cs="Times New Roman"/>
+                <w:sz w:val="24"/>
+                <w:szCs w:val="24"/>
+              </w:rPr>
+            </w:pPr>
+            <w:r>
+              <w:rPr>
+                <w:rFonts w:ascii="Times New Roman" w:hAnsi="Times New Roman" w:cs="Times New Roman"/>
+                <w:sz w:val="24"/>
+                <w:szCs w:val="24"/>
+              </w:rPr>
+              <w:t>- Thu thập dữ liệu</w:t>
+            </w:r>
+            <w:r>
+              <w:rPr>
+                <w:rFonts w:ascii="Times New Roman" w:hAnsi="Times New Roman" w:cs="Times New Roman"/>
+                <w:sz w:val="24"/>
+                <w:szCs w:val="24"/>
+              </w:rPr>
+              <w:br/>
+              <w:t>- Làm sạch và chuẩn hóa dữ liệu</w:t>
+            </w:r>
+            <w:r>
+              <w:rPr>
+                <w:rFonts w:ascii="Times New Roman" w:hAnsi="Times New Roman" w:cs="Times New Roman"/>
+                <w:sz w:val="24"/>
+                <w:szCs w:val="24"/>
+              </w:rPr>
+              <w:br/>
+              <w:t>- Xây dựng mô hình Dim/Fact</w:t>
+            </w:r>
+          </w:p>
+        </w:tc>
+        <w:tc>
+          <w:tcPr>
+            <w:tcW w:w="2088" w:type="dxa"/>
+          </w:tcPr>
+          <w:p>
+            <w:pPr>
+              <w:rPr>
+                <w:rFonts w:ascii="Times New Roman" w:hAnsi="Times New Roman" w:cs="Times New Roman"/>
+                <w:sz w:val="24"/>
+                <w:szCs w:val="24"/>
+              </w:rPr>
+            </w:pPr>
+            <w:r>
+              <w:rPr>
+                <w:rFonts w:ascii="Times New Roman" w:hAnsi="Times New Roman" w:cs="Times New Roman"/>
+                <w:sz w:val="24"/>
+                <w:szCs w:val="24"/>
+              </w:rPr>
+              <w:t>Bộ dữ liệu hoàn chỉnh và mô hình dữ liệu tối ưu</w:t>
+            </w:r>
+          </w:p>
+        </w:tc>
+      </w:tr>
+      <w:tr>
+        <w:trPr>
+          <w:jc w:val="center"/>
+        </w:trPr>
+        <w:tc>
+          <w:tcPr>
+            <w:tcW w:w="2160" w:type="dxa"/>
+          </w:tcPr>
+          <w:p>
+            <w:pPr>
+              <w:rPr>
+                <w:rFonts w:ascii="Times New Roman" w:hAnsi="Times New Roman" w:cs="Times New Roman"/>
+                <w:sz w:val="24"/>
+                <w:szCs w:val="24"/>
+              </w:rPr>
+            </w:pPr>
+            <w:r>
+              <w:rPr>
+                <w:rFonts w:ascii="Times New Roman" w:hAnsi="Times New Roman" w:cs="Times New Roman"/>
+                <w:sz w:val="24"/>
+                <w:szCs w:val="24"/>
+              </w:rPr>
+              <w:t>Xây dựng Dashboard</w:t>
+            </w:r>
+          </w:p>
+        </w:tc>
+        <w:tc>
+          <w:tcPr>
+            <w:tcW w:w="1530" w:type="dxa"/>
+          </w:tcPr>
+          <w:p>
+            <w:pPr>
+              <w:rPr>
+                <w:rFonts w:ascii="Times New Roman" w:hAnsi="Times New Roman" w:cs="Times New Roman"/>
+                <w:sz w:val="24"/>
+                <w:szCs w:val="24"/>
+              </w:rPr>
+            </w:pPr>
+            <w:r>
+              <w:rPr>
+                <w:rFonts w:ascii="Times New Roman" w:hAnsi="Times New Roman" w:cs="Times New Roman"/>
+                <w:sz w:val="24"/>
+                <w:szCs w:val="24"/>
+              </w:rPr>
+              <w:t>Tuần 6 - 10</w:t>
+            </w:r>
+          </w:p>
+        </w:tc>
+        <w:tc>
+          <w:tcPr>
+            <w:tcW w:w="3222" w:type="dxa"/>
+          </w:tcPr>
+          <w:p>
+            <w:pPr>
+              <w:rPr>
+                <w:rFonts w:ascii="Times New Roman" w:hAnsi="Times New Roman" w:cs="Times New Roman"/>
+                <w:sz w:val="24"/>
+                <w:szCs w:val="24"/>
+              </w:rPr>
+            </w:pPr>
+            <w:r>
+              <w:rPr>
+                <w:rFonts w:ascii="Times New Roman" w:hAnsi="Times New Roman" w:cs="Times New Roman"/>
+                <w:sz w:val="24"/>
+                <w:szCs w:val="24"/>
+              </w:rPr>
+              <w:t>- Viết các câu lệnh tính toán</w:t>
+            </w:r>
+            <w:r>
+              <w:rPr>
+                <w:rFonts w:ascii="Times New Roman" w:hAnsi="Times New Roman" w:cs="Times New Roman"/>
+                <w:sz w:val="24"/>
+                <w:szCs w:val="24"/>
+              </w:rPr>
+              <w:br/>
+              <w:t>- Tạo trường dữ liệu cần thiết</w:t>
+            </w:r>
+            <w:r>
+              <w:rPr>
+                <w:rFonts w:ascii="Times New Roman" w:hAnsi="Times New Roman" w:cs="Times New Roman"/>
+                <w:sz w:val="24"/>
+                <w:szCs w:val="24"/>
+              </w:rPr>
+              <w:br/>
+              <w:t>- Thiết kế và xây dựng Dashboard</w:t>
+            </w:r>
+          </w:p>
+        </w:tc>
+        <w:tc>
+          <w:tcPr>
+            <w:tcW w:w="2088" w:type="dxa"/>
+          </w:tcPr>
+          <w:p>
+            <w:pPr>
+              <w:rPr>
+                <w:rFonts w:ascii="Times New Roman" w:hAnsi="Times New Roman" w:cs="Times New Roman"/>
+                <w:sz w:val="24"/>
+                <w:szCs w:val="24"/>
+              </w:rPr>
+            </w:pPr>
+            <w:r>
+              <w:rPr>
+                <w:rFonts w:ascii="Times New Roman" w:hAnsi="Times New Roman" w:cs="Times New Roman"/>
+                <w:sz w:val="24"/>
+                <w:szCs w:val="24"/>
+              </w:rPr>
+              <w:t>Dashboard trực quan, hiển thị đầy đủ KPI và số liệu</w:t>
+            </w:r>
+          </w:p>
+        </w:tc>
+      </w:tr>
+      <w:tr>
+        <w:trPr>
+          <w:jc w:val="center"/>
+        </w:trPr>
+        <w:tc>
+          <w:tcPr>
+            <w:tcW w:w="2160" w:type="dxa"/>
+          </w:tcPr>
+          <w:p>
+            <w:pPr>
+              <w:rPr>
+                <w:rFonts w:ascii="Times New Roman" w:hAnsi="Times New Roman" w:cs="Times New Roman"/>
+                <w:sz w:val="24"/>
+                <w:szCs w:val="24"/>
+              </w:rPr>
+            </w:pPr>
+            <w:r>
+              <w:rPr>
+                <w:rFonts w:ascii="Times New Roman" w:hAnsi="Times New Roman" w:cs="Times New Roman"/>
+                <w:sz w:val="24"/>
+                <w:szCs w:val="24"/>
+              </w:rPr>
+              <w:t>Kiểm thử &amp; Phân tích</w:t>
+            </w:r>
+          </w:p>
+        </w:tc>
+        <w:tc>
+          <w:tcPr>
+            <w:tcW w:w="1530" w:type="dxa"/>
+          </w:tcPr>
+          <w:p>
+            <w:pPr>
+              <w:rPr>
+                <w:rFonts w:ascii="Times New Roman" w:hAnsi="Times New Roman" w:cs="Times New Roman"/>
+                <w:sz w:val="24"/>
+                <w:szCs w:val="24"/>
+              </w:rPr>
+            </w:pPr>
+            <w:r>
+              <w:rPr>
+                <w:rFonts w:ascii="Times New Roman" w:hAnsi="Times New Roman" w:cs="Times New Roman"/>
+                <w:sz w:val="24"/>
+                <w:szCs w:val="24"/>
+              </w:rPr>
+              <w:t>Tuần 11 - 12</w:t>
+            </w:r>
+          </w:p>
+        </w:tc>
+        <w:tc>
+          <w:tcPr>
+            <w:tcW w:w="3222" w:type="dxa"/>
+          </w:tcPr>
+          <w:p>
+            <w:pPr>
+              <w:rPr>
+                <w:rFonts w:ascii="Times New Roman" w:hAnsi="Times New Roman" w:cs="Times New Roman"/>
+                <w:sz w:val="24"/>
+                <w:szCs w:val="24"/>
+              </w:rPr>
+            </w:pPr>
+            <w:r>
+              <w:rPr>
+                <w:rFonts w:ascii="Times New Roman" w:hAnsi="Times New Roman" w:cs="Times New Roman"/>
+                <w:sz w:val="24"/>
+                <w:szCs w:val="24"/>
+              </w:rPr>
+              <w:t>- Kiểm thử số liệu</w:t>
+            </w:r>
+            <w:r>
+              <w:rPr>
+                <w:rFonts w:ascii="Times New Roman" w:hAnsi="Times New Roman" w:cs="Times New Roman"/>
+                <w:sz w:val="24"/>
+                <w:szCs w:val="24"/>
+              </w:rPr>
+              <w:br/>
+              <w:t>- Sửa lỗi Dashboard</w:t>
+            </w:r>
+            <w:r>
+              <w:rPr>
+                <w:rFonts w:ascii="Times New Roman" w:hAnsi="Times New Roman" w:cs="Times New Roman"/>
+                <w:sz w:val="24"/>
+                <w:szCs w:val="24"/>
+              </w:rPr>
+              <w:br/>
+            </w:r>
+            <w:r>
+              <w:rPr>
+                <w:rFonts w:ascii="Times New Roman" w:hAnsi="Times New Roman" w:cs="Times New Roman"/>
+                <w:sz w:val="24"/>
+                <w:szCs w:val="24"/>
+              </w:rPr>
+              <w:lastRenderedPageBreak/>
+              <w:t>- Họp nhóm phân tích insight và đề xuất giải pháp</w:t>
+            </w:r>
+          </w:p>
+        </w:tc>
+        <w:tc>
+          <w:tcPr>
+            <w:tcW w:w="2088" w:type="dxa"/>
+          </w:tcPr>
+          <w:p>
+            <w:pPr>
+              <w:rPr>
+                <w:rFonts w:ascii="Times New Roman" w:hAnsi="Times New Roman" w:cs="Times New Roman"/>
+                <w:sz w:val="24"/>
+                <w:szCs w:val="24"/>
+              </w:rPr>
+            </w:pPr>
+            <w:r>
+              <w:rPr>
+                <w:rFonts w:ascii="Times New Roman" w:hAnsi="Times New Roman" w:cs="Times New Roman"/>
+                <w:sz w:val="24"/>
+                <w:szCs w:val="24"/>
+              </w:rPr>
+              <w:lastRenderedPageBreak/>
+              <w:t xml:space="preserve">Dashboard hoàn thiện và bộ insight </w:t>
+            </w:r>
+            <w:r>
+              <w:rPr>
+                <w:rFonts w:ascii="Times New Roman" w:hAnsi="Times New Roman" w:cs="Times New Roman"/>
+                <w:sz w:val="24"/>
+                <w:szCs w:val="24"/>
+              </w:rPr>
+              <w:lastRenderedPageBreak/>
+              <w:t>hỗ trợ ra quyết định</w:t>
+            </w:r>
+          </w:p>
+        </w:tc>
+      </w:tr>
+      <w:tr>
+        <w:trPr>
+          <w:jc w:val="center"/>
+        </w:trPr>
+        <w:tc>
+          <w:tcPr>
+            <w:tcW w:w="2160" w:type="dxa"/>
+          </w:tcPr>
+          <w:p>
+            <w:pPr>
+              <w:rPr>
+                <w:rFonts w:ascii="Times New Roman" w:hAnsi="Times New Roman" w:cs="Times New Roman"/>
+                <w:sz w:val="24"/>
+                <w:szCs w:val="24"/>
+              </w:rPr>
+            </w:pPr>
+            <w:r>
+              <w:rPr>
+                <w:rFonts w:ascii="Times New Roman" w:hAnsi="Times New Roman" w:cs="Times New Roman"/>
+                <w:sz w:val="24"/>
+                <w:szCs w:val="24"/>
+              </w:rPr>
+              <w:lastRenderedPageBreak/>
+              <w:t>Hoàn thiện &amp; Báo cáo</w:t>
+            </w:r>
+          </w:p>
+        </w:tc>
+        <w:tc>
+          <w:tcPr>
+            <w:tcW w:w="1530" w:type="dxa"/>
+          </w:tcPr>
+          <w:p>
+            <w:pPr>
+              <w:rPr>
+                <w:rFonts w:ascii="Times New Roman" w:hAnsi="Times New Roman" w:cs="Times New Roman"/>
+                <w:sz w:val="24"/>
+                <w:szCs w:val="24"/>
+              </w:rPr>
+            </w:pPr>
+            <w:r>
+              <w:rPr>
+                <w:rFonts w:ascii="Times New Roman" w:hAnsi="Times New Roman" w:cs="Times New Roman"/>
+                <w:sz w:val="24"/>
+                <w:szCs w:val="24"/>
+              </w:rPr>
+              <w:t>Tuần 13 - 14</w:t>
+            </w:r>
+          </w:p>
+        </w:tc>
+        <w:tc>
+          <w:tcPr>
+            <w:tcW w:w="3222" w:type="dxa"/>
+          </w:tcPr>
+          <w:p>
+            <w:pPr>
+              <w:rPr>
+                <w:rFonts w:ascii="Times New Roman" w:hAnsi="Times New Roman" w:cs="Times New Roman"/>
+                <w:sz w:val="24"/>
+                <w:szCs w:val="24"/>
+              </w:rPr>
+            </w:pPr>
+            <w:r>
+              <w:rPr>
+                <w:rFonts w:ascii="Times New Roman" w:hAnsi="Times New Roman" w:cs="Times New Roman"/>
+                <w:sz w:val="24"/>
+                <w:szCs w:val="24"/>
+              </w:rPr>
+              <w:t>- Hoàn thiện Slide thuyết trình</w:t>
+            </w:r>
+            <w:r>
+              <w:rPr>
+                <w:rFonts w:ascii="Times New Roman" w:hAnsi="Times New Roman" w:cs="Times New Roman"/>
+                <w:sz w:val="24"/>
+                <w:szCs w:val="24"/>
+              </w:rPr>
+              <w:br/>
+              <w:t>- Viết báo cáo cuối kỳ</w:t>
+            </w:r>
+            <w:r>
+              <w:rPr>
+                <w:rFonts w:ascii="Times New Roman" w:hAnsi="Times New Roman" w:cs="Times New Roman"/>
+                <w:sz w:val="24"/>
+                <w:szCs w:val="24"/>
+              </w:rPr>
+              <w:br/>
+              <w:t>- Chuẩn bị bảo vệ dự án</w:t>
+            </w:r>
+          </w:p>
+        </w:tc>
+        <w:tc>
+          <w:tcPr>
+            <w:tcW w:w="2088" w:type="dxa"/>
+          </w:tcPr>
+          <w:p>
+            <w:pPr>
+              <w:rPr>
+                <w:rFonts w:ascii="Times New Roman" w:hAnsi="Times New Roman" w:cs="Times New Roman"/>
+                <w:sz w:val="24"/>
+                <w:szCs w:val="24"/>
+              </w:rPr>
+            </w:pPr>
+            <w:r>
+              <w:rPr>
+                <w:rFonts w:ascii="Times New Roman" w:hAnsi="Times New Roman" w:cs="Times New Roman"/>
+                <w:sz w:val="24"/>
+                <w:szCs w:val="24"/>
+              </w:rPr>
+              <w:t>Báo cáo hoàn chỉnh và bài thuyết trình sẵn sàng bảo vệ</w:t>
+            </w:r>
+          </w:p>
+        </w:tc>
+      </w:tr>
+    </w:tbl>
+    <w:p>
+      <w:pPr>
+        <w:rPr>
+          <w:lang w:val="vi-VN"/>
+        </w:rPr>
+      </w:pPr>
+    </w:p>
     <w:sectPr>
       <w:pgSz w:w="12240" w:h="15840"/>
       <w:pgMar w:top="1440" w:right="1440" w:bottom="1440" w:left="1440" w:header="720" w:footer="720" w:gutter="0"/>
@@ -6319,6 +7045,7 @@
   <w:style w:type="character" w:default="1" w:styleId="DefaultParagraphFont">
     <w:name w:val="Default Paragraph Font"/>
     <w:uiPriority w:val="1"/>
+    <w:semiHidden/>
     <w:unhideWhenUsed/>
   </w:style>
   <w:style w:type="table" w:default="1" w:styleId="TableNormal">
@@ -6774,6 +7501,30 @@
       <w:shd w:val="clear" w:color="auto" w:fill="E1DFDD"/>
     </w:rPr>
   </w:style>
+  <w:style w:type="table" w:styleId="TableGrid">
+    <w:name w:val="Table Grid"/>
+    <w:basedOn w:val="TableNormal"/>
+    <w:uiPriority w:val="59"/>
+    <w:rsid w:val="003D13DE"/>
+    <w:pPr>
+      <w:spacing w:after="0" w:line="240" w:lineRule="auto"/>
+    </w:pPr>
+    <w:rPr>
+      <w:rFonts w:eastAsiaTheme="minorEastAsia"/>
+      <w:kern w:val="0"/>
+      <w14:ligatures w14:val="none"/>
+    </w:rPr>
+    <w:tblPr>
+      <w:tblBorders>
+        <w:top w:val="single" w:sz="4" w:space="0" w:color="auto"/>
+        <w:left w:val="single" w:sz="4" w:space="0" w:color="auto"/>
+        <w:bottom w:val="single" w:sz="4" w:space="0" w:color="auto"/>
+        <w:right w:val="single" w:sz="4" w:space="0" w:color="auto"/>
+        <w:insideH w:val="single" w:sz="4" w:space="0" w:color="auto"/>
+        <w:insideV w:val="single" w:sz="4" w:space="0" w:color="auto"/>
+      </w:tblBorders>
+    </w:tblPr>
+  </w:style>
 </w:styles>
 </file>
 

--- a/File docs/Báo cáo dự án.docx
+++ b/File docs/Báo cáo dự án.docx
@@ -534,7 +534,23 @@
           <w:sz w:val="30"/>
           <w:szCs w:val="30"/>
         </w:rPr>
-        <w:t>PS_Lê Ngọc Dương</w:t>
+        <w:t>PS</w:t>
+      </w:r>
+      <w:r>
+        <w:rPr>
+          <w:rFonts w:ascii="Times New Roman" w:hAnsi="Times New Roman" w:cs="Times New Roman"/>
+          <w:sz w:val="30"/>
+          <w:szCs w:val="30"/>
+        </w:rPr>
+        <w:t>41627</w:t>
+      </w:r>
+      <w:r>
+        <w:rPr>
+          <w:rFonts w:ascii="Times New Roman" w:hAnsi="Times New Roman" w:cs="Times New Roman"/>
+          <w:sz w:val="30"/>
+          <w:szCs w:val="30"/>
+        </w:rPr>
+        <w:t>_Lê Ngọc Dương</w:t>
       </w:r>
     </w:p>
     <w:p>

--- a/File docs/Báo cáo dự án.docx
+++ b/File docs/Báo cáo dự án.docx
@@ -590,16 +590,10 @@
         <w:rPr>
           <w:lang w:val="vi-VN"/>
         </w:rPr>
-        <w:t>1.1</w:t>
-      </w:r>
-      <w:r>
-        <w:rPr>
-          <w:lang w:val="vi-VN"/>
-        </w:rPr>
-        <w:t xml:space="preserve"> </w:t>
-      </w:r>
-      <w:r>
-        <w:t>Giới thiệu về đề tài</w:t>
+        <w:t xml:space="preserve">1.1 </w:t>
+      </w:r>
+      <w:r>
+        <w:t>GIỚI THIỆU VỀ ĐỀ TÀI</w:t>
       </w:r>
     </w:p>
     <w:p>
@@ -860,10 +854,7 @@
         <w:pStyle w:val="Heading2"/>
       </w:pPr>
       <w:r>
-        <w:t xml:space="preserve">1.2 </w:t>
-      </w:r>
-      <w:r>
-        <w:t>Thông tin về dữ liệu và dự án</w:t>
+        <w:t>1.2 THÔNG TIN VỀ DỮ LIỆU VÀ DỰ ÁN</w:t>
       </w:r>
     </w:p>
     <w:p>
@@ -1211,14 +1202,14 @@
         <w:rPr>
           <w:rFonts w:cs="Times New Roman"/>
         </w:rPr>
-        <w:t>Mục</w:t>
+        <w:t>MỤC</w:t>
       </w:r>
       <w:r>
         <w:rPr>
           <w:rFonts w:cs="Times New Roman"/>
           <w:lang w:val="vi-VN"/>
         </w:rPr>
-        <w:t xml:space="preserve"> tiêu và phạm vi dự án</w:t>
+        <w:t xml:space="preserve"> TIÊU VÀ PHẠM VI DỰ ÁN</w:t>
       </w:r>
     </w:p>
     <w:p>
@@ -1796,14 +1787,14 @@
         <w:rPr>
           <w:rFonts w:cs="Times New Roman"/>
         </w:rPr>
-        <w:t>Đối</w:t>
+        <w:t>ĐỐI</w:t>
       </w:r>
       <w:r>
         <w:rPr>
           <w:rFonts w:cs="Times New Roman"/>
           <w:lang w:val="vi-VN"/>
         </w:rPr>
-        <w:t xml:space="preserve"> tượng phục vụ và tiêu chí thành công</w:t>
+        <w:t xml:space="preserve"> TƯỢNG PHỤC VỤ VÀ TIÊU CHÍ THÀNH CÔNG</w:t>
       </w:r>
     </w:p>
     <w:p>
@@ -2410,7 +2401,2550 @@
         <w:t>Đâu là top 5 danh mục con (Sub-Category) cần tập trung thúc đẩy trong quý tới?</w:t>
       </w:r>
     </w:p>
-    <w:p/>
+    <w:p>
+      <w:pPr>
+        <w:pStyle w:val="Heading2"/>
+      </w:pPr>
+      <w:r>
+        <w:t>2.1 CƠ SỞ LÝ THUYẾT</w:t>
+      </w:r>
+    </w:p>
+    <w:p>
+      <w:pPr>
+        <w:pStyle w:val="Heading3"/>
+      </w:pPr>
+      <w:r>
+        <w:t>2.1.1 Khái quát về phân tích dữ liệu trong ngành bán lẻ</w:t>
+      </w:r>
+    </w:p>
+    <w:p>
+      <w:pPr>
+        <w:rPr>
+          <w:rFonts w:ascii="Times New Roman" w:hAnsi="Times New Roman" w:cs="Times New Roman"/>
+          <w:sz w:val="24"/>
+          <w:szCs w:val="24"/>
+        </w:rPr>
+      </w:pPr>
+      <w:r>
+        <w:rPr>
+          <w:rFonts w:ascii="Times New Roman" w:hAnsi="Times New Roman" w:cs="Times New Roman"/>
+          <w:sz w:val="24"/>
+          <w:szCs w:val="24"/>
+        </w:rPr>
+        <w:t>Phân tích dữ liệu trong ngành bán lẻ là quá trình thu thập, xử lý và khai thác dữ liệu nhằm hỗ trợ doanh nghiệp đưa ra các quyết định kinh doanh chính xác hơn. Thông qua dữ liệu bán hàng, doanh nghiệp có thể đánh giá hiệu quả hoạt động, xác định xu hướng tiêu dùng, tối ưu danh mục sản phẩm và nâng cao trải nghiệm khách hàng.</w:t>
+      </w:r>
+    </w:p>
+    <w:p>
+      <w:pPr>
+        <w:rPr>
+          <w:rFonts w:ascii="Times New Roman" w:hAnsi="Times New Roman" w:cs="Times New Roman"/>
+          <w:sz w:val="24"/>
+          <w:szCs w:val="24"/>
+        </w:rPr>
+      </w:pPr>
+      <w:r>
+        <w:rPr>
+          <w:rFonts w:ascii="Times New Roman" w:hAnsi="Times New Roman" w:cs="Times New Roman"/>
+          <w:sz w:val="24"/>
+          <w:szCs w:val="24"/>
+        </w:rPr>
+        <w:t>Trong dự án này, dữ liệu Superstore được sử dụng để phân tích doanh thu, lợi nhuận, hành vi khách hàng và hiệu quả kinh doanh theo nhiều chiều như khu vực, phân khúc khách hàng, danh mục sản phẩm và thời gian.</w:t>
+      </w:r>
+    </w:p>
+    <w:p>
+      <w:pPr>
+        <w:pStyle w:val="Heading3"/>
+        <w:numPr>
+          <w:ilvl w:val="2"/>
+          <w:numId w:val="32"/>
+        </w:numPr>
+      </w:pPr>
+      <w:r>
+        <w:t>Các chỉ số tài chính cốt lõi và hiệu ứng "bẫy giảm giá"</w:t>
+      </w:r>
+    </w:p>
+    <w:p>
+      <w:pPr>
+        <w:rPr>
+          <w:rFonts w:ascii="Times New Roman" w:hAnsi="Times New Roman" w:cs="Times New Roman"/>
+          <w:sz w:val="24"/>
+          <w:szCs w:val="24"/>
+        </w:rPr>
+      </w:pPr>
+      <w:r>
+        <w:rPr>
+          <w:rFonts w:ascii="Times New Roman" w:hAnsi="Times New Roman" w:cs="Times New Roman"/>
+          <w:sz w:val="24"/>
+          <w:szCs w:val="24"/>
+        </w:rPr>
+        <w:t>Các chỉ số tài chính đóng vai trò quan trọng trong việc đánh giá hiệu quả hoạt động của doanh nghiệp bán lẻ.</w:t>
+      </w:r>
+    </w:p>
+    <w:p>
+      <w:pPr>
+        <w:pStyle w:val="ListParagraph"/>
+        <w:numPr>
+          <w:ilvl w:val="0"/>
+          <w:numId w:val="23"/>
+        </w:numPr>
+        <w:rPr>
+          <w:rFonts w:ascii="Times New Roman" w:hAnsi="Times New Roman" w:cs="Times New Roman"/>
+          <w:sz w:val="24"/>
+          <w:szCs w:val="24"/>
+        </w:rPr>
+      </w:pPr>
+      <w:r>
+        <w:rPr>
+          <w:rFonts w:ascii="Times New Roman" w:hAnsi="Times New Roman" w:cs="Times New Roman"/>
+          <w:sz w:val="24"/>
+          <w:szCs w:val="24"/>
+        </w:rPr>
+        <w:t>Sales (Doanh thu): Tổng giá trị bán hàng phát sinh.</w:t>
+      </w:r>
+    </w:p>
+    <w:p>
+      <w:pPr>
+        <w:pStyle w:val="ListParagraph"/>
+        <w:numPr>
+          <w:ilvl w:val="0"/>
+          <w:numId w:val="23"/>
+        </w:numPr>
+        <w:rPr>
+          <w:rFonts w:ascii="Times New Roman" w:hAnsi="Times New Roman" w:cs="Times New Roman"/>
+          <w:sz w:val="24"/>
+          <w:szCs w:val="24"/>
+        </w:rPr>
+      </w:pPr>
+      <w:r>
+        <w:rPr>
+          <w:rFonts w:ascii="Times New Roman" w:hAnsi="Times New Roman" w:cs="Times New Roman"/>
+          <w:sz w:val="24"/>
+          <w:szCs w:val="24"/>
+        </w:rPr>
+        <w:lastRenderedPageBreak/>
+        <w:t>Profit (Lợi nhuận): Khoản chênh lệch giữa doanh thu và chi phí.</w:t>
+      </w:r>
+    </w:p>
+    <w:p>
+      <w:pPr>
+        <w:pStyle w:val="ListParagraph"/>
+        <w:numPr>
+          <w:ilvl w:val="0"/>
+          <w:numId w:val="23"/>
+        </w:numPr>
+        <w:rPr>
+          <w:rFonts w:ascii="Times New Roman" w:hAnsi="Times New Roman" w:cs="Times New Roman"/>
+          <w:sz w:val="24"/>
+          <w:szCs w:val="24"/>
+        </w:rPr>
+      </w:pPr>
+      <w:r>
+        <w:rPr>
+          <w:rFonts w:ascii="Times New Roman" w:hAnsi="Times New Roman" w:cs="Times New Roman"/>
+          <w:sz w:val="24"/>
+          <w:szCs w:val="24"/>
+        </w:rPr>
+        <w:t>Profit Margin: Tỷ lệ lợi nhuận trên doanh thu.</w:t>
+      </w:r>
+    </w:p>
+    <w:p>
+      <w:pPr>
+        <w:pStyle w:val="ListParagraph"/>
+        <w:numPr>
+          <w:ilvl w:val="0"/>
+          <w:numId w:val="23"/>
+        </w:numPr>
+        <w:rPr>
+          <w:rFonts w:ascii="Times New Roman" w:hAnsi="Times New Roman" w:cs="Times New Roman"/>
+          <w:sz w:val="24"/>
+          <w:szCs w:val="24"/>
+        </w:rPr>
+      </w:pPr>
+      <w:r>
+        <w:rPr>
+          <w:rFonts w:ascii="Times New Roman" w:hAnsi="Times New Roman" w:cs="Times New Roman"/>
+          <w:sz w:val="24"/>
+          <w:szCs w:val="24"/>
+        </w:rPr>
+        <w:t>Discount: Mức giảm giá áp dụng cho sản phẩm.</w:t>
+      </w:r>
+    </w:p>
+    <w:p>
+      <w:pPr>
+        <w:pStyle w:val="ListParagraph"/>
+        <w:numPr>
+          <w:ilvl w:val="0"/>
+          <w:numId w:val="23"/>
+        </w:numPr>
+        <w:rPr>
+          <w:rFonts w:ascii="Times New Roman" w:hAnsi="Times New Roman" w:cs="Times New Roman"/>
+          <w:sz w:val="24"/>
+          <w:szCs w:val="24"/>
+        </w:rPr>
+      </w:pPr>
+      <w:r>
+        <w:rPr>
+          <w:rFonts w:ascii="Times New Roman" w:hAnsi="Times New Roman" w:cs="Times New Roman"/>
+          <w:sz w:val="24"/>
+          <w:szCs w:val="24"/>
+        </w:rPr>
+        <w:t>Quantity: Số lượng sản phẩm được bán ra.</w:t>
+      </w:r>
+    </w:p>
+    <w:p>
+      <w:pPr>
+        <w:rPr>
+          <w:rFonts w:ascii="Times New Roman" w:hAnsi="Times New Roman" w:cs="Times New Roman"/>
+          <w:sz w:val="24"/>
+          <w:szCs w:val="24"/>
+        </w:rPr>
+      </w:pPr>
+      <w:r>
+        <w:rPr>
+          <w:rFonts w:ascii="Times New Roman" w:hAnsi="Times New Roman" w:cs="Times New Roman"/>
+          <w:sz w:val="24"/>
+          <w:szCs w:val="24"/>
+        </w:rPr>
+        <w:t>Trong thực tế, việc áp dụng mức giảm giá cao có thể giúp tăng doanh số nhưng đồng thời làm giảm lợi nhuận. Hiện tượng doanh thu tăng nhưng lợi nhuận giảm được gọi là "bẫy giảm giá". Dự án sử dụng dữ liệu Discount, Sales và Profit để đánh giá ảnh hưởng của chính sách giảm giá đến hiệu quả kinh doanh.</w:t>
+      </w:r>
+    </w:p>
+    <w:p>
+      <w:pPr>
+        <w:pStyle w:val="Heading3"/>
+      </w:pPr>
+      <w:r>
+        <w:t>2.1.3 Hệ thống kho dữ liệu (Data Warehouse) và quy trình ETL</w:t>
+      </w:r>
+    </w:p>
+    <w:p>
+      <w:pPr>
+        <w:rPr>
+          <w:rFonts w:ascii="Times New Roman" w:hAnsi="Times New Roman" w:cs="Times New Roman"/>
+          <w:sz w:val="24"/>
+          <w:szCs w:val="24"/>
+        </w:rPr>
+      </w:pPr>
+      <w:r>
+        <w:rPr>
+          <w:rFonts w:ascii="Times New Roman" w:hAnsi="Times New Roman" w:cs="Times New Roman"/>
+          <w:sz w:val="24"/>
+          <w:szCs w:val="24"/>
+        </w:rPr>
+        <w:t>Data Warehouse là hệ thống lưu trữ dữ liệu tập trung phục vụ cho việc phân tích và ra quyết định.</w:t>
+      </w:r>
+    </w:p>
+    <w:p>
+      <w:pPr>
+        <w:rPr>
+          <w:rFonts w:ascii="Times New Roman" w:hAnsi="Times New Roman" w:cs="Times New Roman"/>
+          <w:sz w:val="24"/>
+          <w:szCs w:val="24"/>
+        </w:rPr>
+      </w:pPr>
+      <w:r>
+        <w:rPr>
+          <w:rFonts w:ascii="Times New Roman" w:hAnsi="Times New Roman" w:cs="Times New Roman"/>
+          <w:sz w:val="24"/>
+          <w:szCs w:val="24"/>
+        </w:rPr>
+        <w:t>Dữ liệu trong dự án được xử lý thông qua quy trình ETL gồm ba giai đoạn:</w:t>
+      </w:r>
+    </w:p>
+    <w:p>
+      <w:pPr>
+        <w:pStyle w:val="ListParagraph"/>
+        <w:numPr>
+          <w:ilvl w:val="0"/>
+          <w:numId w:val="23"/>
+        </w:numPr>
+        <w:rPr>
+          <w:rFonts w:ascii="Times New Roman" w:hAnsi="Times New Roman" w:cs="Times New Roman"/>
+          <w:sz w:val="24"/>
+          <w:szCs w:val="24"/>
+        </w:rPr>
+      </w:pPr>
+      <w:r>
+        <w:rPr>
+          <w:rFonts w:ascii="Times New Roman" w:hAnsi="Times New Roman" w:cs="Times New Roman"/>
+          <w:sz w:val="24"/>
+          <w:szCs w:val="24"/>
+        </w:rPr>
+        <w:t>Extract: Thu thập dữ liệu từ bộ dữ liệu Superstore.</w:t>
+      </w:r>
+    </w:p>
+    <w:p>
+      <w:pPr>
+        <w:pStyle w:val="ListParagraph"/>
+        <w:numPr>
+          <w:ilvl w:val="0"/>
+          <w:numId w:val="23"/>
+        </w:numPr>
+        <w:rPr>
+          <w:rFonts w:ascii="Times New Roman" w:hAnsi="Times New Roman" w:cs="Times New Roman"/>
+          <w:sz w:val="24"/>
+          <w:szCs w:val="24"/>
+        </w:rPr>
+      </w:pPr>
+      <w:r>
+        <w:rPr>
+          <w:rFonts w:ascii="Times New Roman" w:hAnsi="Times New Roman" w:cs="Times New Roman"/>
+          <w:sz w:val="24"/>
+          <w:szCs w:val="24"/>
+        </w:rPr>
+        <w:t>Transform: Làm sạch, chuẩn hóa, xử lý giá trị thiếu, loại bỏ dữ liệu trùng lặp và tạo các thuộc tính mới phục vụ phân tích.</w:t>
+      </w:r>
+    </w:p>
+    <w:p>
+      <w:pPr>
+        <w:pStyle w:val="ListParagraph"/>
+        <w:numPr>
+          <w:ilvl w:val="0"/>
+          <w:numId w:val="23"/>
+        </w:numPr>
+        <w:rPr>
+          <w:rFonts w:ascii="Times New Roman" w:hAnsi="Times New Roman" w:cs="Times New Roman"/>
+          <w:sz w:val="24"/>
+          <w:szCs w:val="24"/>
+        </w:rPr>
+      </w:pPr>
+      <w:r>
+        <w:rPr>
+          <w:rFonts w:ascii="Times New Roman" w:hAnsi="Times New Roman" w:cs="Times New Roman"/>
+          <w:sz w:val="24"/>
+          <w:szCs w:val="24"/>
+        </w:rPr>
+        <w:t>Load: Nạp dữ liệu đã xử lý vào SQL Server để phục vụ truy vấn và trực quan hóa.</w:t>
+      </w:r>
+    </w:p>
+    <w:p>
+      <w:pPr>
+        <w:rPr>
+          <w:rFonts w:ascii="Times New Roman" w:hAnsi="Times New Roman" w:cs="Times New Roman"/>
+          <w:sz w:val="24"/>
+          <w:szCs w:val="24"/>
+        </w:rPr>
+      </w:pPr>
+      <w:r>
+        <w:rPr>
+          <w:rFonts w:ascii="Times New Roman" w:hAnsi="Times New Roman" w:cs="Times New Roman"/>
+          <w:sz w:val="24"/>
+          <w:szCs w:val="24"/>
+        </w:rPr>
+        <w:t>Việc áp dụng quy trình ETL giúp đảm bảo dữ liệu có tính nhất quán, chính xác và dễ dàng khai thác.</w:t>
+      </w:r>
+    </w:p>
+    <w:p>
+      <w:pPr>
+        <w:pStyle w:val="Heading3"/>
+      </w:pPr>
+      <w:r>
+        <w:t>2.1.4 Mô hình dữ liệu đa chiều và lược đồ hình sao (Star Schema)</w:t>
+      </w:r>
+    </w:p>
+    <w:p>
+      <w:pPr>
+        <w:rPr>
+          <w:rFonts w:ascii="Times New Roman" w:hAnsi="Times New Roman" w:cs="Times New Roman"/>
+          <w:sz w:val="24"/>
+          <w:szCs w:val="24"/>
+        </w:rPr>
+      </w:pPr>
+      <w:r>
+        <w:rPr>
+          <w:rFonts w:ascii="Times New Roman" w:hAnsi="Times New Roman" w:cs="Times New Roman"/>
+          <w:sz w:val="24"/>
+          <w:szCs w:val="24"/>
+        </w:rPr>
+        <w:t>Mô hình dữ liệu đa chiều được sử dụng phổ biến trong các hệ thống Business Intelligence nhằm tối ưu hiệu suất phân tích.</w:t>
+      </w:r>
+    </w:p>
+    <w:p>
+      <w:pPr>
+        <w:rPr>
+          <w:rFonts w:ascii="Times New Roman" w:hAnsi="Times New Roman" w:cs="Times New Roman"/>
+          <w:sz w:val="24"/>
+          <w:szCs w:val="24"/>
+        </w:rPr>
+      </w:pPr>
+      <w:r>
+        <w:rPr>
+          <w:rFonts w:ascii="Times New Roman" w:hAnsi="Times New Roman" w:cs="Times New Roman"/>
+          <w:sz w:val="24"/>
+          <w:szCs w:val="24"/>
+        </w:rPr>
+        <w:t>Trong dự án, dữ liệu được tổ chức theo mô hình Star Schema bao gồm:</w:t>
+      </w:r>
+    </w:p>
+    <w:p>
+      <w:pPr>
+        <w:pStyle w:val="ListParagraph"/>
+        <w:numPr>
+          <w:ilvl w:val="0"/>
+          <w:numId w:val="23"/>
+        </w:numPr>
+        <w:rPr>
+          <w:rFonts w:ascii="Times New Roman" w:hAnsi="Times New Roman" w:cs="Times New Roman"/>
+          <w:sz w:val="24"/>
+          <w:szCs w:val="24"/>
+        </w:rPr>
+      </w:pPr>
+      <w:r>
+        <w:rPr>
+          <w:rFonts w:ascii="Times New Roman" w:hAnsi="Times New Roman" w:cs="Times New Roman"/>
+          <w:sz w:val="24"/>
+          <w:szCs w:val="24"/>
+        </w:rPr>
+        <w:t>Fact Sales: Chứa các chỉ số đo lường như Sales, Profit, Quantity và Discount.</w:t>
+      </w:r>
+    </w:p>
+    <w:p>
+      <w:pPr>
+        <w:pStyle w:val="ListParagraph"/>
+        <w:numPr>
+          <w:ilvl w:val="0"/>
+          <w:numId w:val="23"/>
+        </w:numPr>
+        <w:rPr>
+          <w:rFonts w:ascii="Times New Roman" w:hAnsi="Times New Roman" w:cs="Times New Roman"/>
+          <w:sz w:val="24"/>
+          <w:szCs w:val="24"/>
+        </w:rPr>
+      </w:pPr>
+      <w:r>
+        <w:rPr>
+          <w:rFonts w:ascii="Times New Roman" w:hAnsi="Times New Roman" w:cs="Times New Roman"/>
+          <w:sz w:val="24"/>
+          <w:szCs w:val="24"/>
+        </w:rPr>
+        <w:t>Dim Customer: Thông tin khách hàng.</w:t>
+      </w:r>
+    </w:p>
+    <w:p>
+      <w:pPr>
+        <w:pStyle w:val="ListParagraph"/>
+        <w:numPr>
+          <w:ilvl w:val="0"/>
+          <w:numId w:val="23"/>
+        </w:numPr>
+        <w:rPr>
+          <w:rFonts w:ascii="Times New Roman" w:hAnsi="Times New Roman" w:cs="Times New Roman"/>
+          <w:sz w:val="24"/>
+          <w:szCs w:val="24"/>
+        </w:rPr>
+      </w:pPr>
+      <w:r>
+        <w:rPr>
+          <w:rFonts w:ascii="Times New Roman" w:hAnsi="Times New Roman" w:cs="Times New Roman"/>
+          <w:sz w:val="24"/>
+          <w:szCs w:val="24"/>
+        </w:rPr>
+        <w:t>Dim Product: Thông tin sản phẩm.</w:t>
+      </w:r>
+    </w:p>
+    <w:p>
+      <w:pPr>
+        <w:pStyle w:val="ListParagraph"/>
+        <w:numPr>
+          <w:ilvl w:val="0"/>
+          <w:numId w:val="23"/>
+        </w:numPr>
+        <w:rPr>
+          <w:rFonts w:ascii="Times New Roman" w:hAnsi="Times New Roman" w:cs="Times New Roman"/>
+          <w:sz w:val="24"/>
+          <w:szCs w:val="24"/>
+        </w:rPr>
+      </w:pPr>
+      <w:r>
+        <w:rPr>
+          <w:rFonts w:ascii="Times New Roman" w:hAnsi="Times New Roman" w:cs="Times New Roman"/>
+          <w:sz w:val="24"/>
+          <w:szCs w:val="24"/>
+        </w:rPr>
+        <w:t>Dim Location: Thông tin khu vực địa lý.</w:t>
+      </w:r>
+    </w:p>
+    <w:p>
+      <w:pPr>
+        <w:pStyle w:val="ListParagraph"/>
+        <w:numPr>
+          <w:ilvl w:val="0"/>
+          <w:numId w:val="23"/>
+        </w:numPr>
+        <w:rPr>
+          <w:rFonts w:ascii="Times New Roman" w:hAnsi="Times New Roman" w:cs="Times New Roman"/>
+          <w:sz w:val="24"/>
+          <w:szCs w:val="24"/>
+        </w:rPr>
+      </w:pPr>
+      <w:r>
+        <w:rPr>
+          <w:rFonts w:ascii="Times New Roman" w:hAnsi="Times New Roman" w:cs="Times New Roman"/>
+          <w:sz w:val="24"/>
+          <w:szCs w:val="24"/>
+        </w:rPr>
+        <w:t>Dim Date: Thông tin thời gian.</w:t>
+      </w:r>
+    </w:p>
+    <w:p>
+      <w:pPr>
+        <w:rPr>
+          <w:rFonts w:ascii="Times New Roman" w:hAnsi="Times New Roman" w:cs="Times New Roman"/>
+          <w:sz w:val="24"/>
+          <w:szCs w:val="24"/>
+        </w:rPr>
+      </w:pPr>
+      <w:r>
+        <w:rPr>
+          <w:rFonts w:ascii="Times New Roman" w:hAnsi="Times New Roman" w:cs="Times New Roman"/>
+          <w:sz w:val="24"/>
+          <w:szCs w:val="24"/>
+        </w:rPr>
+        <w:t>Mô hình này giúp việc xây dựng Dashboard và phân tích dữ liệu trên Tableau trở nên hiệu quả hơn.</w:t>
+      </w:r>
+    </w:p>
+    <w:p>
+      <w:pPr>
+        <w:pStyle w:val="Heading3"/>
+        <w:numPr>
+          <w:ilvl w:val="2"/>
+          <w:numId w:val="31"/>
+        </w:numPr>
+      </w:pPr>
+      <w:r>
+        <w:t>Khai phá dữ liệu khách hàng bằng mô hình RFM</w:t>
+      </w:r>
+    </w:p>
+    <w:p>
+      <w:pPr>
+        <w:rPr>
+          <w:rFonts w:ascii="Times New Roman" w:hAnsi="Times New Roman" w:cs="Times New Roman"/>
+          <w:sz w:val="24"/>
+          <w:szCs w:val="24"/>
+        </w:rPr>
+      </w:pPr>
+      <w:r>
+        <w:rPr>
+          <w:rFonts w:ascii="Times New Roman" w:hAnsi="Times New Roman" w:cs="Times New Roman"/>
+          <w:sz w:val="24"/>
+          <w:szCs w:val="24"/>
+        </w:rPr>
+        <w:t>RFM là phương pháp phân khúc khách hàng dựa trên ba tiêu chí:</w:t>
+      </w:r>
+    </w:p>
+    <w:p>
+      <w:pPr>
+        <w:pStyle w:val="ListParagraph"/>
+        <w:numPr>
+          <w:ilvl w:val="0"/>
+          <w:numId w:val="23"/>
+        </w:numPr>
+        <w:rPr>
+          <w:rFonts w:ascii="Times New Roman" w:hAnsi="Times New Roman" w:cs="Times New Roman"/>
+          <w:sz w:val="24"/>
+          <w:szCs w:val="24"/>
+        </w:rPr>
+      </w:pPr>
+      <w:r>
+        <w:rPr>
+          <w:rFonts w:ascii="Times New Roman" w:hAnsi="Times New Roman" w:cs="Times New Roman"/>
+          <w:sz w:val="24"/>
+          <w:szCs w:val="24"/>
+        </w:rPr>
+        <w:t>Recency: Thời gian kể từ lần mua hàng gần nhất.</w:t>
+      </w:r>
+    </w:p>
+    <w:p>
+      <w:pPr>
+        <w:pStyle w:val="ListParagraph"/>
+        <w:numPr>
+          <w:ilvl w:val="0"/>
+          <w:numId w:val="23"/>
+        </w:numPr>
+        <w:rPr>
+          <w:rFonts w:ascii="Times New Roman" w:hAnsi="Times New Roman" w:cs="Times New Roman"/>
+          <w:sz w:val="24"/>
+          <w:szCs w:val="24"/>
+        </w:rPr>
+      </w:pPr>
+      <w:r>
+        <w:rPr>
+          <w:rFonts w:ascii="Times New Roman" w:hAnsi="Times New Roman" w:cs="Times New Roman"/>
+          <w:sz w:val="24"/>
+          <w:szCs w:val="24"/>
+        </w:rPr>
+        <w:lastRenderedPageBreak/>
+        <w:t>Frequency: Tần suất mua hàng.</w:t>
+      </w:r>
+    </w:p>
+    <w:p>
+      <w:pPr>
+        <w:pStyle w:val="ListParagraph"/>
+        <w:numPr>
+          <w:ilvl w:val="0"/>
+          <w:numId w:val="23"/>
+        </w:numPr>
+        <w:rPr>
+          <w:rFonts w:ascii="Times New Roman" w:hAnsi="Times New Roman" w:cs="Times New Roman"/>
+          <w:sz w:val="24"/>
+          <w:szCs w:val="24"/>
+        </w:rPr>
+      </w:pPr>
+      <w:r>
+        <w:rPr>
+          <w:rFonts w:ascii="Times New Roman" w:hAnsi="Times New Roman" w:cs="Times New Roman"/>
+          <w:sz w:val="24"/>
+          <w:szCs w:val="24"/>
+        </w:rPr>
+        <w:t>Monetary: Tổng giá trị chi tiêu.</w:t>
+      </w:r>
+    </w:p>
+    <w:p>
+      <w:pPr>
+        <w:rPr>
+          <w:rFonts w:ascii="Times New Roman" w:hAnsi="Times New Roman" w:cs="Times New Roman"/>
+          <w:sz w:val="24"/>
+          <w:szCs w:val="24"/>
+        </w:rPr>
+      </w:pPr>
+      <w:r>
+        <w:rPr>
+          <w:rFonts w:ascii="Times New Roman" w:hAnsi="Times New Roman" w:cs="Times New Roman"/>
+          <w:sz w:val="24"/>
+          <w:szCs w:val="24"/>
+        </w:rPr>
+        <w:t>Thông qua mô hình RFM, doanh nghiệp có thể xác định khách hàng trung thành, khách hàng tiềm năng và khách hàng có nguy cơ rời bỏ để xây dựng chiến lược chăm sóc phù hợp.</w:t>
+      </w:r>
+    </w:p>
+    <w:p>
+      <w:pPr>
+        <w:rPr>
+          <w:rFonts w:ascii="Times New Roman" w:hAnsi="Times New Roman" w:cs="Times New Roman"/>
+          <w:sz w:val="24"/>
+          <w:szCs w:val="24"/>
+        </w:rPr>
+      </w:pPr>
+      <w:r>
+        <w:rPr>
+          <w:rFonts w:ascii="Times New Roman" w:hAnsi="Times New Roman" w:cs="Times New Roman"/>
+          <w:sz w:val="24"/>
+          <w:szCs w:val="24"/>
+        </w:rPr>
+        <w:t>Trong dự án, dữ liệu RFM được tính toán từ lịch sử giao dịch của từng khách hàng trong bộ dữ liệu Superstore.</w:t>
+      </w:r>
+    </w:p>
+    <w:p>
+      <w:pPr>
+        <w:pStyle w:val="Heading3"/>
+      </w:pPr>
+      <w:r>
+        <w:t>2.1.6 Trực quan hóa dữ liệu trong Business Intelligence</w:t>
+      </w:r>
+    </w:p>
+    <w:p>
+      <w:pPr>
+        <w:rPr>
+          <w:rFonts w:ascii="Times New Roman" w:hAnsi="Times New Roman" w:cs="Times New Roman"/>
+          <w:sz w:val="24"/>
+          <w:szCs w:val="24"/>
+        </w:rPr>
+      </w:pPr>
+      <w:r>
+        <w:rPr>
+          <w:rFonts w:ascii="Times New Roman" w:hAnsi="Times New Roman" w:cs="Times New Roman"/>
+          <w:sz w:val="24"/>
+          <w:szCs w:val="24"/>
+        </w:rPr>
+        <w:t>Trực quan hóa dữ liệu là quá trình chuyển đổi dữ liệu thành các biểu đồ và Dashboard trực quan nhằm hỗ trợ việc ra quyết định.</w:t>
+      </w:r>
+    </w:p>
+    <w:p>
+      <w:pPr>
+        <w:rPr>
+          <w:rFonts w:ascii="Times New Roman" w:hAnsi="Times New Roman" w:cs="Times New Roman"/>
+          <w:sz w:val="24"/>
+          <w:szCs w:val="24"/>
+        </w:rPr>
+      </w:pPr>
+      <w:r>
+        <w:rPr>
+          <w:rFonts w:ascii="Times New Roman" w:hAnsi="Times New Roman" w:cs="Times New Roman"/>
+          <w:sz w:val="24"/>
+          <w:szCs w:val="24"/>
+        </w:rPr>
+        <w:t>Trong dự án, Tableau được sử dụng để xây dựng Dashboard tương tác giúp người dùng theo dõi:</w:t>
+      </w:r>
+    </w:p>
+    <w:p>
+      <w:pPr>
+        <w:pStyle w:val="ListParagraph"/>
+        <w:numPr>
+          <w:ilvl w:val="0"/>
+          <w:numId w:val="23"/>
+        </w:numPr>
+        <w:rPr>
+          <w:rFonts w:ascii="Times New Roman" w:hAnsi="Times New Roman" w:cs="Times New Roman"/>
+          <w:sz w:val="24"/>
+          <w:szCs w:val="24"/>
+        </w:rPr>
+      </w:pPr>
+      <w:r>
+        <w:rPr>
+          <w:rFonts w:ascii="Times New Roman" w:hAnsi="Times New Roman" w:cs="Times New Roman"/>
+          <w:sz w:val="24"/>
+          <w:szCs w:val="24"/>
+        </w:rPr>
+        <w:t>Doanh thu và lợi nhuận.</w:t>
+      </w:r>
+    </w:p>
+    <w:p>
+      <w:pPr>
+        <w:pStyle w:val="ListParagraph"/>
+        <w:numPr>
+          <w:ilvl w:val="0"/>
+          <w:numId w:val="23"/>
+        </w:numPr>
+        <w:rPr>
+          <w:rFonts w:ascii="Times New Roman" w:hAnsi="Times New Roman" w:cs="Times New Roman"/>
+          <w:sz w:val="24"/>
+          <w:szCs w:val="24"/>
+        </w:rPr>
+      </w:pPr>
+      <w:r>
+        <w:rPr>
+          <w:rFonts w:ascii="Times New Roman" w:hAnsi="Times New Roman" w:cs="Times New Roman"/>
+          <w:sz w:val="24"/>
+          <w:szCs w:val="24"/>
+        </w:rPr>
+        <w:t>Hiệu quả theo khu vực.</w:t>
+      </w:r>
+    </w:p>
+    <w:p>
+      <w:pPr>
+        <w:pStyle w:val="ListParagraph"/>
+        <w:numPr>
+          <w:ilvl w:val="0"/>
+          <w:numId w:val="23"/>
+        </w:numPr>
+        <w:rPr>
+          <w:rFonts w:ascii="Times New Roman" w:hAnsi="Times New Roman" w:cs="Times New Roman"/>
+          <w:sz w:val="24"/>
+          <w:szCs w:val="24"/>
+        </w:rPr>
+      </w:pPr>
+      <w:r>
+        <w:rPr>
+          <w:rFonts w:ascii="Times New Roman" w:hAnsi="Times New Roman" w:cs="Times New Roman"/>
+          <w:sz w:val="24"/>
+          <w:szCs w:val="24"/>
+        </w:rPr>
+        <w:t>Hiệu quả theo sản phẩm.</w:t>
+      </w:r>
+    </w:p>
+    <w:p>
+      <w:pPr>
+        <w:pStyle w:val="ListParagraph"/>
+        <w:numPr>
+          <w:ilvl w:val="0"/>
+          <w:numId w:val="23"/>
+        </w:numPr>
+        <w:rPr>
+          <w:rFonts w:ascii="Times New Roman" w:hAnsi="Times New Roman" w:cs="Times New Roman"/>
+          <w:sz w:val="24"/>
+          <w:szCs w:val="24"/>
+        </w:rPr>
+      </w:pPr>
+      <w:r>
+        <w:rPr>
+          <w:rFonts w:ascii="Times New Roman" w:hAnsi="Times New Roman" w:cs="Times New Roman"/>
+          <w:sz w:val="24"/>
+          <w:szCs w:val="24"/>
+        </w:rPr>
+        <w:t>Hiệu quả theo khách hàng.</w:t>
+      </w:r>
+    </w:p>
+    <w:p>
+      <w:pPr>
+        <w:pStyle w:val="ListParagraph"/>
+        <w:numPr>
+          <w:ilvl w:val="0"/>
+          <w:numId w:val="23"/>
+        </w:numPr>
+        <w:rPr>
+          <w:rFonts w:ascii="Times New Roman" w:hAnsi="Times New Roman" w:cs="Times New Roman"/>
+          <w:sz w:val="24"/>
+          <w:szCs w:val="24"/>
+        </w:rPr>
+      </w:pPr>
+      <w:r>
+        <w:rPr>
+          <w:rFonts w:ascii="Times New Roman" w:hAnsi="Times New Roman" w:cs="Times New Roman"/>
+          <w:sz w:val="24"/>
+          <w:szCs w:val="24"/>
+        </w:rPr>
+        <w:t>Xu hướng tăng trưởng theo thời gian.</w:t>
+      </w:r>
+    </w:p>
+    <w:p>
+      <w:pPr>
+        <w:rPr>
+          <w:rFonts w:ascii="Times New Roman" w:hAnsi="Times New Roman" w:cs="Times New Roman"/>
+          <w:sz w:val="24"/>
+          <w:szCs w:val="24"/>
+        </w:rPr>
+      </w:pPr>
+      <w:r>
+        <w:rPr>
+          <w:rFonts w:ascii="Times New Roman" w:hAnsi="Times New Roman" w:cs="Times New Roman"/>
+          <w:sz w:val="24"/>
+          <w:szCs w:val="24"/>
+        </w:rPr>
+        <w:t>Các Dashboard giúp nhà quản lý nhanh chóng phát hiện xu hướng và đưa ra quyết định kinh doanh phù hợp.</w:t>
+      </w:r>
+    </w:p>
+    <w:p>
+      <w:pPr>
+        <w:pStyle w:val="Heading2"/>
+      </w:pPr>
+      <w:r>
+        <w:t>2.2 PHÂN TÍCH YÊU CẦU NGHIỆP VỤ</w:t>
+      </w:r>
+    </w:p>
+    <w:p>
+      <w:pPr>
+        <w:pStyle w:val="Heading3"/>
+      </w:pPr>
+      <w:r>
+        <w:t>2.2.1 Phân tích các bên liên quan (Stakeholders)</w:t>
+      </w:r>
+    </w:p>
+    <w:p>
+      <w:pPr>
+        <w:rPr>
+          <w:rFonts w:ascii="Times New Roman" w:hAnsi="Times New Roman" w:cs="Times New Roman"/>
+          <w:sz w:val="24"/>
+          <w:szCs w:val="24"/>
+        </w:rPr>
+      </w:pPr>
+      <w:r>
+        <w:rPr>
+          <w:rFonts w:ascii="Times New Roman" w:hAnsi="Times New Roman" w:cs="Times New Roman"/>
+          <w:sz w:val="24"/>
+          <w:szCs w:val="24"/>
+        </w:rPr>
+        <w:t>Các bên liên quan trong dự án bao gồm:</w:t>
+      </w:r>
+    </w:p>
+    <w:p>
+      <w:pPr>
+        <w:pStyle w:val="ListParagraph"/>
+        <w:numPr>
+          <w:ilvl w:val="0"/>
+          <w:numId w:val="23"/>
+        </w:numPr>
+        <w:rPr>
+          <w:rFonts w:ascii="Times New Roman" w:hAnsi="Times New Roman" w:cs="Times New Roman"/>
+          <w:sz w:val="24"/>
+          <w:szCs w:val="24"/>
+        </w:rPr>
+      </w:pPr>
+      <w:r>
+        <w:rPr>
+          <w:rFonts w:ascii="Times New Roman" w:hAnsi="Times New Roman" w:cs="Times New Roman"/>
+          <w:sz w:val="24"/>
+          <w:szCs w:val="24"/>
+        </w:rPr>
+        <w:t>Ban lãnh đạo</w:t>
+      </w:r>
+      <w:r>
+        <w:rPr>
+          <w:rFonts w:ascii="Times New Roman" w:hAnsi="Times New Roman" w:cs="Times New Roman"/>
+          <w:sz w:val="24"/>
+          <w:szCs w:val="24"/>
+        </w:rPr>
+        <w:t xml:space="preserve">: </w:t>
+      </w:r>
+      <w:r>
+        <w:rPr>
+          <w:rFonts w:ascii="Times New Roman" w:hAnsi="Times New Roman" w:cs="Times New Roman"/>
+          <w:sz w:val="24"/>
+          <w:szCs w:val="24"/>
+        </w:rPr>
+        <w:t>Theo dõi hiệu quả kinh doanh tổng thể</w:t>
+      </w:r>
+    </w:p>
+    <w:p>
+      <w:pPr>
+        <w:pStyle w:val="ListParagraph"/>
+        <w:numPr>
+          <w:ilvl w:val="0"/>
+          <w:numId w:val="23"/>
+        </w:numPr>
+        <w:rPr>
+          <w:rFonts w:ascii="Times New Roman" w:hAnsi="Times New Roman" w:cs="Times New Roman"/>
+          <w:sz w:val="24"/>
+          <w:szCs w:val="24"/>
+        </w:rPr>
+      </w:pPr>
+      <w:r>
+        <w:rPr>
+          <w:rFonts w:ascii="Times New Roman" w:hAnsi="Times New Roman" w:cs="Times New Roman"/>
+          <w:sz w:val="24"/>
+          <w:szCs w:val="24"/>
+        </w:rPr>
+        <w:t>Bộ phận kinh doanh</w:t>
+      </w:r>
+      <w:r>
+        <w:rPr>
+          <w:rFonts w:ascii="Times New Roman" w:hAnsi="Times New Roman" w:cs="Times New Roman"/>
+          <w:sz w:val="24"/>
+          <w:szCs w:val="24"/>
+        </w:rPr>
+        <w:t xml:space="preserve">: </w:t>
+      </w:r>
+      <w:r>
+        <w:rPr>
+          <w:rFonts w:ascii="Times New Roman" w:hAnsi="Times New Roman" w:cs="Times New Roman"/>
+          <w:sz w:val="24"/>
+          <w:szCs w:val="24"/>
+        </w:rPr>
+        <w:t>Đánh giá doanh số và lợi nhuận</w:t>
+      </w:r>
+    </w:p>
+    <w:p>
+      <w:pPr>
+        <w:pStyle w:val="ListParagraph"/>
+        <w:numPr>
+          <w:ilvl w:val="0"/>
+          <w:numId w:val="23"/>
+        </w:numPr>
+        <w:rPr>
+          <w:rFonts w:ascii="Times New Roman" w:hAnsi="Times New Roman" w:cs="Times New Roman"/>
+          <w:sz w:val="24"/>
+          <w:szCs w:val="24"/>
+        </w:rPr>
+      </w:pPr>
+      <w:r>
+        <w:rPr>
+          <w:rFonts w:ascii="Times New Roman" w:hAnsi="Times New Roman" w:cs="Times New Roman"/>
+          <w:sz w:val="24"/>
+          <w:szCs w:val="24"/>
+        </w:rPr>
+        <w:t>Bộ phận marketing</w:t>
+      </w:r>
+      <w:r>
+        <w:rPr>
+          <w:rFonts w:ascii="Times New Roman" w:hAnsi="Times New Roman" w:cs="Times New Roman"/>
+          <w:sz w:val="24"/>
+          <w:szCs w:val="24"/>
+        </w:rPr>
+        <w:t xml:space="preserve">: </w:t>
+      </w:r>
+      <w:r>
+        <w:rPr>
+          <w:rFonts w:ascii="Times New Roman" w:hAnsi="Times New Roman" w:cs="Times New Roman"/>
+          <w:sz w:val="24"/>
+          <w:szCs w:val="24"/>
+        </w:rPr>
+        <w:t>Phân tích hiệu quả chương trình giảm giá</w:t>
+      </w:r>
+    </w:p>
+    <w:p>
+      <w:pPr>
+        <w:pStyle w:val="ListParagraph"/>
+        <w:numPr>
+          <w:ilvl w:val="0"/>
+          <w:numId w:val="23"/>
+        </w:numPr>
+        <w:rPr>
+          <w:rFonts w:ascii="Times New Roman" w:hAnsi="Times New Roman" w:cs="Times New Roman"/>
+          <w:sz w:val="24"/>
+          <w:szCs w:val="24"/>
+        </w:rPr>
+      </w:pPr>
+      <w:r>
+        <w:rPr>
+          <w:rFonts w:ascii="Times New Roman" w:hAnsi="Times New Roman" w:cs="Times New Roman"/>
+          <w:sz w:val="24"/>
+          <w:szCs w:val="24"/>
+        </w:rPr>
+        <w:t>Bộ phận chăm sóc khách hàng</w:t>
+      </w:r>
+      <w:r>
+        <w:rPr>
+          <w:rFonts w:ascii="Times New Roman" w:hAnsi="Times New Roman" w:cs="Times New Roman"/>
+          <w:sz w:val="24"/>
+          <w:szCs w:val="24"/>
+        </w:rPr>
+        <w:t xml:space="preserve">: </w:t>
+      </w:r>
+      <w:r>
+        <w:rPr>
+          <w:rFonts w:ascii="Times New Roman" w:hAnsi="Times New Roman" w:cs="Times New Roman"/>
+          <w:sz w:val="24"/>
+          <w:szCs w:val="24"/>
+        </w:rPr>
+        <w:t>Theo dõi hành vi khách hàng</w:t>
+      </w:r>
+    </w:p>
+    <w:p>
+      <w:pPr>
+        <w:pStyle w:val="ListParagraph"/>
+        <w:numPr>
+          <w:ilvl w:val="0"/>
+          <w:numId w:val="23"/>
+        </w:numPr>
+        <w:rPr>
+          <w:rFonts w:ascii="Times New Roman" w:hAnsi="Times New Roman" w:cs="Times New Roman"/>
+          <w:sz w:val="24"/>
+          <w:szCs w:val="24"/>
+        </w:rPr>
+      </w:pPr>
+      <w:r>
+        <w:rPr>
+          <w:rFonts w:ascii="Times New Roman" w:hAnsi="Times New Roman" w:cs="Times New Roman"/>
+          <w:sz w:val="24"/>
+          <w:szCs w:val="24"/>
+        </w:rPr>
+        <w:t>Nhóm phân tích dữ liệu</w:t>
+      </w:r>
+      <w:r>
+        <w:rPr>
+          <w:rFonts w:ascii="Times New Roman" w:hAnsi="Times New Roman" w:cs="Times New Roman"/>
+          <w:sz w:val="24"/>
+          <w:szCs w:val="24"/>
+        </w:rPr>
+        <w:t xml:space="preserve">: </w:t>
+      </w:r>
+      <w:r>
+        <w:rPr>
+          <w:rFonts w:ascii="Times New Roman" w:hAnsi="Times New Roman" w:cs="Times New Roman"/>
+          <w:sz w:val="24"/>
+          <w:szCs w:val="24"/>
+        </w:rPr>
+        <w:t>Xây dựng báo cáo và Dashboard</w:t>
+      </w:r>
+    </w:p>
+    <w:p>
+      <w:pPr>
+        <w:rPr>
+          <w:rFonts w:ascii="Times New Roman" w:hAnsi="Times New Roman" w:cs="Times New Roman"/>
+          <w:sz w:val="24"/>
+          <w:szCs w:val="24"/>
+        </w:rPr>
+      </w:pPr>
+      <w:r>
+        <w:rPr>
+          <w:rFonts w:ascii="Times New Roman" w:hAnsi="Times New Roman" w:cs="Times New Roman"/>
+          <w:sz w:val="24"/>
+          <w:szCs w:val="24"/>
+        </w:rPr>
+        <w:t>Mỗi nhóm có nhu cầu khai thác dữ liệu khác nhau nhưng đều hướng đến mục tiêu nâng cao hiệu quả hoạt động kinh doanh.</w:t>
+      </w:r>
+    </w:p>
+    <w:p>
+      <w:pPr>
+        <w:pStyle w:val="Heading3"/>
+        <w:numPr>
+          <w:ilvl w:val="2"/>
+          <w:numId w:val="36"/>
+        </w:numPr>
+      </w:pPr>
+      <w:r>
+        <w:t>Hệ thống chỉ số đo lường (KPI Framework)</w:t>
+      </w:r>
+    </w:p>
+    <w:p>
+      <w:pPr>
+        <w:rPr>
+          <w:rFonts w:ascii="Times New Roman" w:hAnsi="Times New Roman" w:cs="Times New Roman"/>
+          <w:sz w:val="24"/>
+          <w:szCs w:val="24"/>
+        </w:rPr>
+      </w:pPr>
+      <w:r>
+        <w:rPr>
+          <w:rFonts w:ascii="Times New Roman" w:hAnsi="Times New Roman" w:cs="Times New Roman"/>
+          <w:sz w:val="24"/>
+          <w:szCs w:val="24"/>
+        </w:rPr>
+        <w:t>Các KPI chính được sử dụng trong dự án gồm:</w:t>
+      </w:r>
+    </w:p>
+    <w:p>
+      <w:pPr>
+        <w:pStyle w:val="ListParagraph"/>
+        <w:numPr>
+          <w:ilvl w:val="0"/>
+          <w:numId w:val="23"/>
+        </w:numPr>
+        <w:rPr>
+          <w:rFonts w:ascii="Times New Roman" w:hAnsi="Times New Roman" w:cs="Times New Roman"/>
+          <w:sz w:val="24"/>
+          <w:szCs w:val="24"/>
+        </w:rPr>
+      </w:pPr>
+      <w:r>
+        <w:rPr>
+          <w:rFonts w:ascii="Times New Roman" w:hAnsi="Times New Roman" w:cs="Times New Roman"/>
+          <w:sz w:val="24"/>
+          <w:szCs w:val="24"/>
+        </w:rPr>
+        <w:t>Total Sales.</w:t>
+      </w:r>
+    </w:p>
+    <w:p>
+      <w:pPr>
+        <w:pStyle w:val="ListParagraph"/>
+        <w:numPr>
+          <w:ilvl w:val="0"/>
+          <w:numId w:val="23"/>
+        </w:numPr>
+        <w:rPr>
+          <w:rFonts w:ascii="Times New Roman" w:hAnsi="Times New Roman" w:cs="Times New Roman"/>
+          <w:sz w:val="24"/>
+          <w:szCs w:val="24"/>
+        </w:rPr>
+      </w:pPr>
+      <w:r>
+        <w:rPr>
+          <w:rFonts w:ascii="Times New Roman" w:hAnsi="Times New Roman" w:cs="Times New Roman"/>
+          <w:sz w:val="24"/>
+          <w:szCs w:val="24"/>
+        </w:rPr>
+        <w:t>Total Profit.</w:t>
+      </w:r>
+    </w:p>
+    <w:p>
+      <w:pPr>
+        <w:pStyle w:val="ListParagraph"/>
+        <w:numPr>
+          <w:ilvl w:val="0"/>
+          <w:numId w:val="23"/>
+        </w:numPr>
+        <w:rPr>
+          <w:rFonts w:ascii="Times New Roman" w:hAnsi="Times New Roman" w:cs="Times New Roman"/>
+          <w:sz w:val="24"/>
+          <w:szCs w:val="24"/>
+        </w:rPr>
+      </w:pPr>
+      <w:r>
+        <w:rPr>
+          <w:rFonts w:ascii="Times New Roman" w:hAnsi="Times New Roman" w:cs="Times New Roman"/>
+          <w:sz w:val="24"/>
+          <w:szCs w:val="24"/>
+        </w:rPr>
+        <w:lastRenderedPageBreak/>
+        <w:t>Profit Margin.</w:t>
+      </w:r>
+    </w:p>
+    <w:p>
+      <w:pPr>
+        <w:pStyle w:val="ListParagraph"/>
+        <w:numPr>
+          <w:ilvl w:val="0"/>
+          <w:numId w:val="23"/>
+        </w:numPr>
+        <w:rPr>
+          <w:rFonts w:ascii="Times New Roman" w:hAnsi="Times New Roman" w:cs="Times New Roman"/>
+          <w:sz w:val="24"/>
+          <w:szCs w:val="24"/>
+        </w:rPr>
+      </w:pPr>
+      <w:r>
+        <w:rPr>
+          <w:rFonts w:ascii="Times New Roman" w:hAnsi="Times New Roman" w:cs="Times New Roman"/>
+          <w:sz w:val="24"/>
+          <w:szCs w:val="24"/>
+        </w:rPr>
+        <w:t>Total Orders.</w:t>
+      </w:r>
+    </w:p>
+    <w:p>
+      <w:pPr>
+        <w:pStyle w:val="ListParagraph"/>
+        <w:numPr>
+          <w:ilvl w:val="0"/>
+          <w:numId w:val="23"/>
+        </w:numPr>
+        <w:rPr>
+          <w:rFonts w:ascii="Times New Roman" w:hAnsi="Times New Roman" w:cs="Times New Roman"/>
+          <w:sz w:val="24"/>
+          <w:szCs w:val="24"/>
+        </w:rPr>
+      </w:pPr>
+      <w:r>
+        <w:rPr>
+          <w:rFonts w:ascii="Times New Roman" w:hAnsi="Times New Roman" w:cs="Times New Roman"/>
+          <w:sz w:val="24"/>
+          <w:szCs w:val="24"/>
+        </w:rPr>
+        <w:t>Total Customers.</w:t>
+      </w:r>
+    </w:p>
+    <w:p>
+      <w:pPr>
+        <w:pStyle w:val="ListParagraph"/>
+        <w:numPr>
+          <w:ilvl w:val="0"/>
+          <w:numId w:val="23"/>
+        </w:numPr>
+        <w:rPr>
+          <w:rFonts w:ascii="Times New Roman" w:hAnsi="Times New Roman" w:cs="Times New Roman"/>
+          <w:sz w:val="24"/>
+          <w:szCs w:val="24"/>
+        </w:rPr>
+      </w:pPr>
+      <w:r>
+        <w:rPr>
+          <w:rFonts w:ascii="Times New Roman" w:hAnsi="Times New Roman" w:cs="Times New Roman"/>
+          <w:sz w:val="24"/>
+          <w:szCs w:val="24"/>
+        </w:rPr>
+        <w:t>Average Order Value.</w:t>
+      </w:r>
+    </w:p>
+    <w:p>
+      <w:pPr>
+        <w:pStyle w:val="ListParagraph"/>
+        <w:numPr>
+          <w:ilvl w:val="0"/>
+          <w:numId w:val="23"/>
+        </w:numPr>
+        <w:rPr>
+          <w:rFonts w:ascii="Times New Roman" w:hAnsi="Times New Roman" w:cs="Times New Roman"/>
+          <w:sz w:val="24"/>
+          <w:szCs w:val="24"/>
+        </w:rPr>
+      </w:pPr>
+      <w:r>
+        <w:rPr>
+          <w:rFonts w:ascii="Times New Roman" w:hAnsi="Times New Roman" w:cs="Times New Roman"/>
+          <w:sz w:val="24"/>
+          <w:szCs w:val="24"/>
+        </w:rPr>
+        <w:t>Customer Retention Rate.</w:t>
+      </w:r>
+    </w:p>
+    <w:p>
+      <w:pPr>
+        <w:pStyle w:val="ListParagraph"/>
+        <w:numPr>
+          <w:ilvl w:val="0"/>
+          <w:numId w:val="23"/>
+        </w:numPr>
+        <w:rPr>
+          <w:rFonts w:ascii="Times New Roman" w:hAnsi="Times New Roman" w:cs="Times New Roman"/>
+          <w:sz w:val="24"/>
+          <w:szCs w:val="24"/>
+        </w:rPr>
+      </w:pPr>
+      <w:r>
+        <w:rPr>
+          <w:rFonts w:ascii="Times New Roman" w:hAnsi="Times New Roman" w:cs="Times New Roman"/>
+          <w:sz w:val="24"/>
+          <w:szCs w:val="24"/>
+        </w:rPr>
+        <w:t>Top Selling Products.</w:t>
+      </w:r>
+    </w:p>
+    <w:p>
+      <w:pPr>
+        <w:pStyle w:val="ListParagraph"/>
+        <w:numPr>
+          <w:ilvl w:val="0"/>
+          <w:numId w:val="23"/>
+        </w:numPr>
+        <w:rPr>
+          <w:rFonts w:ascii="Times New Roman" w:hAnsi="Times New Roman" w:cs="Times New Roman"/>
+          <w:sz w:val="24"/>
+          <w:szCs w:val="24"/>
+        </w:rPr>
+      </w:pPr>
+      <w:r>
+        <w:rPr>
+          <w:rFonts w:ascii="Times New Roman" w:hAnsi="Times New Roman" w:cs="Times New Roman"/>
+          <w:sz w:val="24"/>
+          <w:szCs w:val="24"/>
+        </w:rPr>
+        <w:t>Top Performing Regions.</w:t>
+      </w:r>
+    </w:p>
+    <w:p>
+      <w:pPr>
+        <w:rPr>
+          <w:rFonts w:ascii="Times New Roman" w:hAnsi="Times New Roman" w:cs="Times New Roman"/>
+          <w:sz w:val="24"/>
+          <w:szCs w:val="24"/>
+        </w:rPr>
+      </w:pPr>
+      <w:r>
+        <w:rPr>
+          <w:rFonts w:ascii="Times New Roman" w:hAnsi="Times New Roman" w:cs="Times New Roman"/>
+          <w:sz w:val="24"/>
+          <w:szCs w:val="24"/>
+        </w:rPr>
+        <w:t>Những KPI này giúp đánh giá toàn diện tình hình hoạt động của doanh nghiệp bán lẻ.</w:t>
+      </w:r>
+    </w:p>
+    <w:p>
+      <w:pPr>
+        <w:pStyle w:val="Heading2"/>
+      </w:pPr>
+      <w:r>
+        <w:t>2.3 KIẾN TRÚC HỆ THỐNG ĐỀ XUẤT</w:t>
+      </w:r>
+    </w:p>
+    <w:p>
+      <w:pPr>
+        <w:rPr>
+          <w:rFonts w:ascii="Times New Roman" w:hAnsi="Times New Roman" w:cs="Times New Roman"/>
+          <w:sz w:val="24"/>
+          <w:szCs w:val="24"/>
+        </w:rPr>
+      </w:pPr>
+      <w:r>
+        <w:rPr>
+          <w:rFonts w:ascii="Times New Roman" w:hAnsi="Times New Roman" w:cs="Times New Roman"/>
+          <w:sz w:val="24"/>
+          <w:szCs w:val="24"/>
+        </w:rPr>
+        <w:t>Hệ thống được xây dựng theo kiến trúc phân tích dữ liệu gồm các tầng:</w:t>
+      </w:r>
+    </w:p>
+    <w:p>
+      <w:pPr>
+        <w:numPr>
+          <w:ilvl w:val="0"/>
+          <w:numId w:val="34"/>
+        </w:numPr>
+        <w:rPr>
+          <w:rFonts w:ascii="Times New Roman" w:hAnsi="Times New Roman" w:cs="Times New Roman"/>
+          <w:sz w:val="24"/>
+          <w:szCs w:val="24"/>
+        </w:rPr>
+      </w:pPr>
+      <w:r>
+        <w:rPr>
+          <w:rFonts w:ascii="Times New Roman" w:hAnsi="Times New Roman" w:cs="Times New Roman"/>
+          <w:sz w:val="24"/>
+          <w:szCs w:val="24"/>
+        </w:rPr>
+        <w:t>Nguồn dữ liệu (Dataset Superstore).</w:t>
+      </w:r>
+    </w:p>
+    <w:p>
+      <w:pPr>
+        <w:numPr>
+          <w:ilvl w:val="0"/>
+          <w:numId w:val="34"/>
+        </w:numPr>
+        <w:rPr>
+          <w:rFonts w:ascii="Times New Roman" w:hAnsi="Times New Roman" w:cs="Times New Roman"/>
+          <w:sz w:val="24"/>
+          <w:szCs w:val="24"/>
+        </w:rPr>
+      </w:pPr>
+      <w:r>
+        <w:rPr>
+          <w:rFonts w:ascii="Times New Roman" w:hAnsi="Times New Roman" w:cs="Times New Roman"/>
+          <w:sz w:val="24"/>
+          <w:szCs w:val="24"/>
+        </w:rPr>
+        <w:t>Xử lý dữ liệu bằng Python.</w:t>
+      </w:r>
+    </w:p>
+    <w:p>
+      <w:pPr>
+        <w:numPr>
+          <w:ilvl w:val="0"/>
+          <w:numId w:val="34"/>
+        </w:numPr>
+        <w:rPr>
+          <w:rFonts w:ascii="Times New Roman" w:hAnsi="Times New Roman" w:cs="Times New Roman"/>
+          <w:sz w:val="24"/>
+          <w:szCs w:val="24"/>
+        </w:rPr>
+      </w:pPr>
+      <w:r>
+        <w:rPr>
+          <w:rFonts w:ascii="Times New Roman" w:hAnsi="Times New Roman" w:cs="Times New Roman"/>
+          <w:sz w:val="24"/>
+          <w:szCs w:val="24"/>
+        </w:rPr>
+        <w:t>Lưu trữ dữ liệu trên SQL Server.</w:t>
+      </w:r>
+    </w:p>
+    <w:p>
+      <w:pPr>
+        <w:numPr>
+          <w:ilvl w:val="0"/>
+          <w:numId w:val="34"/>
+        </w:numPr>
+        <w:rPr>
+          <w:rFonts w:ascii="Times New Roman" w:hAnsi="Times New Roman" w:cs="Times New Roman"/>
+          <w:sz w:val="24"/>
+          <w:szCs w:val="24"/>
+        </w:rPr>
+      </w:pPr>
+      <w:r>
+        <w:rPr>
+          <w:rFonts w:ascii="Times New Roman" w:hAnsi="Times New Roman" w:cs="Times New Roman"/>
+          <w:sz w:val="24"/>
+          <w:szCs w:val="24"/>
+        </w:rPr>
+        <w:t>Phân tích và truy vấn dữ liệu.</w:t>
+      </w:r>
+    </w:p>
+    <w:p>
+      <w:pPr>
+        <w:numPr>
+          <w:ilvl w:val="0"/>
+          <w:numId w:val="34"/>
+        </w:numPr>
+        <w:rPr>
+          <w:rFonts w:ascii="Times New Roman" w:hAnsi="Times New Roman" w:cs="Times New Roman"/>
+          <w:sz w:val="24"/>
+          <w:szCs w:val="24"/>
+        </w:rPr>
+      </w:pPr>
+      <w:r>
+        <w:rPr>
+          <w:rFonts w:ascii="Times New Roman" w:hAnsi="Times New Roman" w:cs="Times New Roman"/>
+          <w:sz w:val="24"/>
+          <w:szCs w:val="24"/>
+        </w:rPr>
+        <w:t>Trực quan hóa bằng Tableau Dashboard.</w:t>
+      </w:r>
+    </w:p>
+    <w:p>
+      <w:pPr>
+        <w:rPr>
+          <w:rFonts w:ascii="Times New Roman" w:hAnsi="Times New Roman" w:cs="Times New Roman"/>
+          <w:sz w:val="24"/>
+          <w:szCs w:val="24"/>
+        </w:rPr>
+      </w:pPr>
+      <w:r>
+        <w:rPr>
+          <w:rFonts w:ascii="Times New Roman" w:hAnsi="Times New Roman" w:cs="Times New Roman"/>
+          <w:sz w:val="24"/>
+          <w:szCs w:val="24"/>
+        </w:rPr>
+        <w:t>Luồng dữ liệu:</w:t>
+      </w:r>
+    </w:p>
+    <w:p>
+      <w:pPr>
+        <w:pStyle w:val="ListParagraph"/>
+        <w:numPr>
+          <w:ilvl w:val="0"/>
+          <w:numId w:val="23"/>
+        </w:numPr>
+        <w:rPr>
+          <w:rFonts w:ascii="Times New Roman" w:hAnsi="Times New Roman" w:cs="Times New Roman"/>
+          <w:sz w:val="24"/>
+          <w:szCs w:val="24"/>
+        </w:rPr>
+      </w:pPr>
+      <w:r>
+        <w:rPr>
+          <w:rFonts w:ascii="Times New Roman" w:hAnsi="Times New Roman" w:cs="Times New Roman"/>
+          <w:sz w:val="24"/>
+          <w:szCs w:val="24"/>
+        </w:rPr>
+        <w:t>Dataset Superstore</w:t>
+      </w:r>
+    </w:p>
+    <w:p>
+      <w:pPr>
+        <w:pStyle w:val="ListParagraph"/>
+        <w:numPr>
+          <w:ilvl w:val="0"/>
+          <w:numId w:val="23"/>
+        </w:numPr>
+        <w:rPr>
+          <w:rFonts w:ascii="Times New Roman" w:hAnsi="Times New Roman" w:cs="Times New Roman"/>
+          <w:sz w:val="24"/>
+          <w:szCs w:val="24"/>
+        </w:rPr>
+      </w:pPr>
+      <w:r>
+        <w:rPr>
+          <w:rFonts w:ascii="Times New Roman" w:hAnsi="Times New Roman" w:cs="Times New Roman"/>
+          <w:sz w:val="24"/>
+          <w:szCs w:val="24"/>
+        </w:rPr>
+        <w:t>Python ETL</w:t>
+      </w:r>
+    </w:p>
+    <w:p>
+      <w:pPr>
+        <w:pStyle w:val="ListParagraph"/>
+        <w:numPr>
+          <w:ilvl w:val="0"/>
+          <w:numId w:val="23"/>
+        </w:numPr>
+        <w:rPr>
+          <w:rFonts w:ascii="Times New Roman" w:hAnsi="Times New Roman" w:cs="Times New Roman"/>
+          <w:sz w:val="24"/>
+          <w:szCs w:val="24"/>
+        </w:rPr>
+      </w:pPr>
+      <w:r>
+        <w:rPr>
+          <w:rFonts w:ascii="Times New Roman" w:hAnsi="Times New Roman" w:cs="Times New Roman"/>
+          <w:sz w:val="24"/>
+          <w:szCs w:val="24"/>
+        </w:rPr>
+        <w:t>SQL Server Data Warehouse</w:t>
+      </w:r>
+    </w:p>
+    <w:p>
+      <w:pPr>
+        <w:pStyle w:val="ListParagraph"/>
+        <w:numPr>
+          <w:ilvl w:val="0"/>
+          <w:numId w:val="23"/>
+        </w:numPr>
+        <w:rPr>
+          <w:rFonts w:ascii="Times New Roman" w:hAnsi="Times New Roman" w:cs="Times New Roman"/>
+          <w:sz w:val="24"/>
+          <w:szCs w:val="24"/>
+        </w:rPr>
+      </w:pPr>
+      <w:r>
+        <w:rPr>
+          <w:rFonts w:ascii="Times New Roman" w:hAnsi="Times New Roman" w:cs="Times New Roman"/>
+          <w:sz w:val="24"/>
+          <w:szCs w:val="24"/>
+        </w:rPr>
+        <w:t>Tableau Dashboard</w:t>
+      </w:r>
+    </w:p>
+    <w:p>
+      <w:pPr>
+        <w:pStyle w:val="ListParagraph"/>
+        <w:numPr>
+          <w:ilvl w:val="0"/>
+          <w:numId w:val="23"/>
+        </w:numPr>
+        <w:rPr>
+          <w:rFonts w:ascii="Times New Roman" w:hAnsi="Times New Roman" w:cs="Times New Roman"/>
+          <w:sz w:val="24"/>
+          <w:szCs w:val="24"/>
+        </w:rPr>
+      </w:pPr>
+      <w:r>
+        <w:rPr>
+          <w:rFonts w:ascii="Times New Roman" w:hAnsi="Times New Roman" w:cs="Times New Roman"/>
+          <w:sz w:val="24"/>
+          <w:szCs w:val="24"/>
+        </w:rPr>
+        <w:t>Business Insights</w:t>
+      </w:r>
+    </w:p>
+    <w:p>
+      <w:pPr>
+        <w:rPr>
+          <w:rFonts w:ascii="Times New Roman" w:hAnsi="Times New Roman" w:cs="Times New Roman"/>
+          <w:sz w:val="24"/>
+          <w:szCs w:val="24"/>
+        </w:rPr>
+      </w:pPr>
+      <w:r>
+        <w:rPr>
+          <w:rFonts w:ascii="Times New Roman" w:hAnsi="Times New Roman" w:cs="Times New Roman"/>
+          <w:sz w:val="24"/>
+          <w:szCs w:val="24"/>
+        </w:rPr>
+        <w:t>Kiến trúc này giúp dữ liệu được xử lý tập trung, dễ quản lý và hỗ trợ phân tích hiệu quả.</w:t>
+      </w:r>
+    </w:p>
+    <w:p>
+      <w:pPr>
+        <w:pStyle w:val="Heading2"/>
+      </w:pPr>
+      <w:r>
+        <w:t>2.4 TỪ ĐIỂN DỮ LIỆU (DATA DICTIONARY)</w:t>
+      </w:r>
+    </w:p>
+    <w:p>
+      <w:pPr>
+        <w:rPr>
+          <w:rFonts w:ascii="Times New Roman" w:hAnsi="Times New Roman" w:cs="Times New Roman"/>
+          <w:sz w:val="24"/>
+          <w:szCs w:val="24"/>
+        </w:rPr>
+      </w:pPr>
+      <w:r>
+        <w:rPr>
+          <w:rFonts w:ascii="Times New Roman" w:hAnsi="Times New Roman" w:cs="Times New Roman"/>
+          <w:sz w:val="24"/>
+          <w:szCs w:val="24"/>
+        </w:rPr>
+        <w:t>Một số trường dữ liệu quan trọng trong bộ dữ liệu Superstore:</w:t>
+      </w:r>
+    </w:p>
+    <w:tbl>
+      <w:tblPr>
+        <w:tblStyle w:val="TableGrid"/>
+        <w:tblW w:w="0" w:type="auto"/>
+        <w:tblLook w:val="04A0" w:firstRow="1" w:lastRow="0" w:firstColumn="1" w:lastColumn="0" w:noHBand="0" w:noVBand="1"/>
+      </w:tblPr>
+      <w:tblGrid>
+        <w:gridCol w:w="4675"/>
+        <w:gridCol w:w="4675"/>
+      </w:tblGrid>
+      <w:tr>
+        <w:tc>
+          <w:tcPr>
+            <w:tcW w:w="4675" w:type="dxa"/>
+          </w:tcPr>
+          <w:p>
+            <w:pPr>
+              <w:jc w:val="center"/>
+              <w:rPr>
+                <w:rFonts w:ascii="Times New Roman" w:hAnsi="Times New Roman" w:cs="Times New Roman"/>
+                <w:b/>
+                <w:bCs/>
+                <w:sz w:val="24"/>
+                <w:szCs w:val="24"/>
+              </w:rPr>
+            </w:pPr>
+            <w:r>
+              <w:rPr>
+                <w:rFonts w:ascii="Times New Roman" w:hAnsi="Times New Roman" w:cs="Times New Roman"/>
+                <w:b/>
+                <w:bCs/>
+                <w:sz w:val="24"/>
+                <w:szCs w:val="24"/>
+              </w:rPr>
+              <w:t>Tên cột</w:t>
+            </w:r>
+          </w:p>
+        </w:tc>
+        <w:tc>
+          <w:tcPr>
+            <w:tcW w:w="4675" w:type="dxa"/>
+          </w:tcPr>
+          <w:p>
+            <w:pPr>
+              <w:jc w:val="center"/>
+              <w:rPr>
+                <w:rFonts w:ascii="Times New Roman" w:hAnsi="Times New Roman" w:cs="Times New Roman"/>
+                <w:b/>
+                <w:bCs/>
+                <w:sz w:val="24"/>
+                <w:szCs w:val="24"/>
+              </w:rPr>
+            </w:pPr>
+            <w:r>
+              <w:rPr>
+                <w:rFonts w:ascii="Times New Roman" w:hAnsi="Times New Roman" w:cs="Times New Roman"/>
+                <w:b/>
+                <w:bCs/>
+                <w:sz w:val="24"/>
+                <w:szCs w:val="24"/>
+              </w:rPr>
+              <w:t>Ý nghĩa</w:t>
+            </w:r>
+          </w:p>
+        </w:tc>
+      </w:tr>
+      <w:tr>
+        <w:tc>
+          <w:tcPr>
+            <w:tcW w:w="4675" w:type="dxa"/>
+          </w:tcPr>
+          <w:p>
+            <w:pPr>
+              <w:rPr>
+                <w:rFonts w:ascii="Times New Roman" w:hAnsi="Times New Roman" w:cs="Times New Roman"/>
+                <w:sz w:val="24"/>
+                <w:szCs w:val="24"/>
+              </w:rPr>
+            </w:pPr>
+            <w:r>
+              <w:rPr>
+                <w:rFonts w:ascii="Times New Roman" w:hAnsi="Times New Roman" w:cs="Times New Roman"/>
+                <w:sz w:val="24"/>
+                <w:szCs w:val="24"/>
+              </w:rPr>
+              <w:t>Order ID</w:t>
+            </w:r>
+          </w:p>
+        </w:tc>
+        <w:tc>
+          <w:tcPr>
+            <w:tcW w:w="4675" w:type="dxa"/>
+          </w:tcPr>
+          <w:p>
+            <w:pPr>
+              <w:rPr>
+                <w:rFonts w:ascii="Times New Roman" w:hAnsi="Times New Roman" w:cs="Times New Roman"/>
+                <w:sz w:val="24"/>
+                <w:szCs w:val="24"/>
+              </w:rPr>
+            </w:pPr>
+            <w:r>
+              <w:rPr>
+                <w:rFonts w:ascii="Times New Roman" w:hAnsi="Times New Roman" w:cs="Times New Roman"/>
+                <w:sz w:val="24"/>
+                <w:szCs w:val="24"/>
+              </w:rPr>
+              <w:t>Mã đơn hàng</w:t>
+            </w:r>
+          </w:p>
+        </w:tc>
+      </w:tr>
+      <w:tr>
+        <w:tc>
+          <w:tcPr>
+            <w:tcW w:w="4675" w:type="dxa"/>
+          </w:tcPr>
+          <w:p>
+            <w:pPr>
+              <w:rPr>
+                <w:rFonts w:ascii="Times New Roman" w:hAnsi="Times New Roman" w:cs="Times New Roman"/>
+                <w:sz w:val="24"/>
+                <w:szCs w:val="24"/>
+              </w:rPr>
+            </w:pPr>
+            <w:r>
+              <w:rPr>
+                <w:rFonts w:ascii="Times New Roman" w:hAnsi="Times New Roman" w:cs="Times New Roman"/>
+                <w:sz w:val="24"/>
+                <w:szCs w:val="24"/>
+              </w:rPr>
+              <w:t>Order Date</w:t>
+            </w:r>
+          </w:p>
+        </w:tc>
+        <w:tc>
+          <w:tcPr>
+            <w:tcW w:w="4675" w:type="dxa"/>
+          </w:tcPr>
+          <w:p>
+            <w:pPr>
+              <w:rPr>
+                <w:rFonts w:ascii="Times New Roman" w:hAnsi="Times New Roman" w:cs="Times New Roman"/>
+                <w:sz w:val="24"/>
+                <w:szCs w:val="24"/>
+              </w:rPr>
+            </w:pPr>
+            <w:r>
+              <w:rPr>
+                <w:rFonts w:ascii="Times New Roman" w:hAnsi="Times New Roman" w:cs="Times New Roman"/>
+                <w:sz w:val="24"/>
+                <w:szCs w:val="24"/>
+              </w:rPr>
+              <w:t>Ngày đặt hàng</w:t>
+            </w:r>
+          </w:p>
+        </w:tc>
+      </w:tr>
+      <w:tr>
+        <w:tc>
+          <w:tcPr>
+            <w:tcW w:w="4675" w:type="dxa"/>
+          </w:tcPr>
+          <w:p>
+            <w:pPr>
+              <w:rPr>
+                <w:rFonts w:ascii="Times New Roman" w:hAnsi="Times New Roman" w:cs="Times New Roman"/>
+                <w:sz w:val="24"/>
+                <w:szCs w:val="24"/>
+              </w:rPr>
+            </w:pPr>
+            <w:r>
+              <w:rPr>
+                <w:rFonts w:ascii="Times New Roman" w:hAnsi="Times New Roman" w:cs="Times New Roman"/>
+                <w:sz w:val="24"/>
+                <w:szCs w:val="24"/>
+              </w:rPr>
+              <w:t>Ship Date</w:t>
+            </w:r>
+          </w:p>
+        </w:tc>
+        <w:tc>
+          <w:tcPr>
+            <w:tcW w:w="4675" w:type="dxa"/>
+          </w:tcPr>
+          <w:p>
+            <w:pPr>
+              <w:rPr>
+                <w:rFonts w:ascii="Times New Roman" w:hAnsi="Times New Roman" w:cs="Times New Roman"/>
+                <w:sz w:val="24"/>
+                <w:szCs w:val="24"/>
+              </w:rPr>
+            </w:pPr>
+            <w:r>
+              <w:rPr>
+                <w:rFonts w:ascii="Times New Roman" w:hAnsi="Times New Roman" w:cs="Times New Roman"/>
+                <w:sz w:val="24"/>
+                <w:szCs w:val="24"/>
+              </w:rPr>
+              <w:t>Ngày giao hàng</w:t>
+            </w:r>
+          </w:p>
+        </w:tc>
+      </w:tr>
+      <w:tr>
+        <w:tc>
+          <w:tcPr>
+            <w:tcW w:w="4675" w:type="dxa"/>
+          </w:tcPr>
+          <w:p>
+            <w:pPr>
+              <w:rPr>
+                <w:rFonts w:ascii="Times New Roman" w:hAnsi="Times New Roman" w:cs="Times New Roman"/>
+                <w:sz w:val="24"/>
+                <w:szCs w:val="24"/>
+              </w:rPr>
+            </w:pPr>
+            <w:r>
+              <w:rPr>
+                <w:rFonts w:ascii="Times New Roman" w:hAnsi="Times New Roman" w:cs="Times New Roman"/>
+                <w:sz w:val="24"/>
+                <w:szCs w:val="24"/>
+              </w:rPr>
+              <w:t>Customer ID</w:t>
+            </w:r>
+          </w:p>
+        </w:tc>
+        <w:tc>
+          <w:tcPr>
+            <w:tcW w:w="4675" w:type="dxa"/>
+          </w:tcPr>
+          <w:p>
+            <w:pPr>
+              <w:rPr>
+                <w:rFonts w:ascii="Times New Roman" w:hAnsi="Times New Roman" w:cs="Times New Roman"/>
+                <w:sz w:val="24"/>
+                <w:szCs w:val="24"/>
+              </w:rPr>
+            </w:pPr>
+            <w:r>
+              <w:rPr>
+                <w:rFonts w:ascii="Times New Roman" w:hAnsi="Times New Roman" w:cs="Times New Roman"/>
+                <w:sz w:val="24"/>
+                <w:szCs w:val="24"/>
+              </w:rPr>
+              <w:t>Mã khách hàng</w:t>
+            </w:r>
+          </w:p>
+        </w:tc>
+      </w:tr>
+      <w:tr>
+        <w:tc>
+          <w:tcPr>
+            <w:tcW w:w="4675" w:type="dxa"/>
+          </w:tcPr>
+          <w:p>
+            <w:pPr>
+              <w:rPr>
+                <w:rFonts w:ascii="Times New Roman" w:hAnsi="Times New Roman" w:cs="Times New Roman"/>
+                <w:sz w:val="24"/>
+                <w:szCs w:val="24"/>
+              </w:rPr>
+            </w:pPr>
+            <w:r>
+              <w:rPr>
+                <w:rFonts w:ascii="Times New Roman" w:hAnsi="Times New Roman" w:cs="Times New Roman"/>
+                <w:sz w:val="24"/>
+                <w:szCs w:val="24"/>
+              </w:rPr>
+              <w:t>Customer Name</w:t>
+            </w:r>
+          </w:p>
+        </w:tc>
+        <w:tc>
+          <w:tcPr>
+            <w:tcW w:w="4675" w:type="dxa"/>
+          </w:tcPr>
+          <w:p>
+            <w:pPr>
+              <w:rPr>
+                <w:rFonts w:ascii="Times New Roman" w:hAnsi="Times New Roman" w:cs="Times New Roman"/>
+                <w:sz w:val="24"/>
+                <w:szCs w:val="24"/>
+              </w:rPr>
+            </w:pPr>
+            <w:r>
+              <w:rPr>
+                <w:rFonts w:ascii="Times New Roman" w:hAnsi="Times New Roman" w:cs="Times New Roman"/>
+                <w:sz w:val="24"/>
+                <w:szCs w:val="24"/>
+              </w:rPr>
+              <w:t>Tên khách hàng</w:t>
+            </w:r>
+          </w:p>
+        </w:tc>
+      </w:tr>
+      <w:tr>
+        <w:tc>
+          <w:tcPr>
+            <w:tcW w:w="4675" w:type="dxa"/>
+          </w:tcPr>
+          <w:p>
+            <w:pPr>
+              <w:rPr>
+                <w:rFonts w:ascii="Times New Roman" w:hAnsi="Times New Roman" w:cs="Times New Roman"/>
+                <w:sz w:val="24"/>
+                <w:szCs w:val="24"/>
+              </w:rPr>
+            </w:pPr>
+            <w:r>
+              <w:rPr>
+                <w:rFonts w:ascii="Times New Roman" w:hAnsi="Times New Roman" w:cs="Times New Roman"/>
+                <w:sz w:val="24"/>
+                <w:szCs w:val="24"/>
+              </w:rPr>
+              <w:t>Segment</w:t>
+            </w:r>
+          </w:p>
+        </w:tc>
+        <w:tc>
+          <w:tcPr>
+            <w:tcW w:w="4675" w:type="dxa"/>
+          </w:tcPr>
+          <w:p>
+            <w:pPr>
+              <w:rPr>
+                <w:rFonts w:ascii="Times New Roman" w:hAnsi="Times New Roman" w:cs="Times New Roman"/>
+                <w:sz w:val="24"/>
+                <w:szCs w:val="24"/>
+              </w:rPr>
+            </w:pPr>
+            <w:r>
+              <w:rPr>
+                <w:rFonts w:ascii="Times New Roman" w:hAnsi="Times New Roman" w:cs="Times New Roman"/>
+                <w:sz w:val="24"/>
+                <w:szCs w:val="24"/>
+              </w:rPr>
+              <w:t>Phân khúc khách hàng</w:t>
+            </w:r>
+          </w:p>
+        </w:tc>
+      </w:tr>
+      <w:tr>
+        <w:tc>
+          <w:tcPr>
+            <w:tcW w:w="4675" w:type="dxa"/>
+          </w:tcPr>
+          <w:p>
+            <w:pPr>
+              <w:rPr>
+                <w:rFonts w:ascii="Times New Roman" w:hAnsi="Times New Roman" w:cs="Times New Roman"/>
+                <w:sz w:val="24"/>
+                <w:szCs w:val="24"/>
+              </w:rPr>
+            </w:pPr>
+            <w:r>
+              <w:rPr>
+                <w:rFonts w:ascii="Times New Roman" w:hAnsi="Times New Roman" w:cs="Times New Roman"/>
+                <w:sz w:val="24"/>
+                <w:szCs w:val="24"/>
+              </w:rPr>
+              <w:t>Country</w:t>
+            </w:r>
+          </w:p>
+        </w:tc>
+        <w:tc>
+          <w:tcPr>
+            <w:tcW w:w="4675" w:type="dxa"/>
+          </w:tcPr>
+          <w:p>
+            <w:pPr>
+              <w:rPr>
+                <w:rFonts w:ascii="Times New Roman" w:hAnsi="Times New Roman" w:cs="Times New Roman"/>
+                <w:sz w:val="24"/>
+                <w:szCs w:val="24"/>
+              </w:rPr>
+            </w:pPr>
+            <w:r>
+              <w:rPr>
+                <w:rFonts w:ascii="Times New Roman" w:hAnsi="Times New Roman" w:cs="Times New Roman"/>
+                <w:sz w:val="24"/>
+                <w:szCs w:val="24"/>
+              </w:rPr>
+              <w:t>Quốc gia</w:t>
+            </w:r>
+          </w:p>
+        </w:tc>
+      </w:tr>
+      <w:tr>
+        <w:tc>
+          <w:tcPr>
+            <w:tcW w:w="4675" w:type="dxa"/>
+          </w:tcPr>
+          <w:p>
+            <w:pPr>
+              <w:rPr>
+                <w:rFonts w:ascii="Times New Roman" w:hAnsi="Times New Roman" w:cs="Times New Roman"/>
+                <w:sz w:val="24"/>
+                <w:szCs w:val="24"/>
+              </w:rPr>
+            </w:pPr>
+            <w:r>
+              <w:rPr>
+                <w:rFonts w:ascii="Times New Roman" w:hAnsi="Times New Roman" w:cs="Times New Roman"/>
+                <w:sz w:val="24"/>
+                <w:szCs w:val="24"/>
+              </w:rPr>
+              <w:lastRenderedPageBreak/>
+              <w:t>City</w:t>
+            </w:r>
+          </w:p>
+        </w:tc>
+        <w:tc>
+          <w:tcPr>
+            <w:tcW w:w="4675" w:type="dxa"/>
+          </w:tcPr>
+          <w:p>
+            <w:pPr>
+              <w:rPr>
+                <w:rFonts w:ascii="Times New Roman" w:hAnsi="Times New Roman" w:cs="Times New Roman"/>
+                <w:sz w:val="24"/>
+                <w:szCs w:val="24"/>
+              </w:rPr>
+            </w:pPr>
+            <w:r>
+              <w:rPr>
+                <w:rFonts w:ascii="Times New Roman" w:hAnsi="Times New Roman" w:cs="Times New Roman"/>
+                <w:sz w:val="24"/>
+                <w:szCs w:val="24"/>
+              </w:rPr>
+              <w:t>Thành phố</w:t>
+            </w:r>
+          </w:p>
+        </w:tc>
+      </w:tr>
+      <w:tr>
+        <w:tc>
+          <w:tcPr>
+            <w:tcW w:w="4675" w:type="dxa"/>
+          </w:tcPr>
+          <w:p>
+            <w:pPr>
+              <w:rPr>
+                <w:rFonts w:ascii="Times New Roman" w:hAnsi="Times New Roman" w:cs="Times New Roman"/>
+                <w:sz w:val="24"/>
+                <w:szCs w:val="24"/>
+              </w:rPr>
+            </w:pPr>
+            <w:r>
+              <w:rPr>
+                <w:rFonts w:ascii="Times New Roman" w:hAnsi="Times New Roman" w:cs="Times New Roman"/>
+                <w:sz w:val="24"/>
+                <w:szCs w:val="24"/>
+              </w:rPr>
+              <w:t>State</w:t>
+            </w:r>
+          </w:p>
+        </w:tc>
+        <w:tc>
+          <w:tcPr>
+            <w:tcW w:w="4675" w:type="dxa"/>
+          </w:tcPr>
+          <w:p>
+            <w:pPr>
+              <w:rPr>
+                <w:rFonts w:ascii="Times New Roman" w:hAnsi="Times New Roman" w:cs="Times New Roman"/>
+                <w:sz w:val="24"/>
+                <w:szCs w:val="24"/>
+              </w:rPr>
+            </w:pPr>
+            <w:r>
+              <w:rPr>
+                <w:rFonts w:ascii="Times New Roman" w:hAnsi="Times New Roman" w:cs="Times New Roman"/>
+                <w:sz w:val="24"/>
+                <w:szCs w:val="24"/>
+              </w:rPr>
+              <w:t>Bang/Tỉnh</w:t>
+            </w:r>
+          </w:p>
+        </w:tc>
+      </w:tr>
+      <w:tr>
+        <w:tc>
+          <w:tcPr>
+            <w:tcW w:w="4675" w:type="dxa"/>
+          </w:tcPr>
+          <w:p>
+            <w:pPr>
+              <w:rPr>
+                <w:rFonts w:ascii="Times New Roman" w:hAnsi="Times New Roman" w:cs="Times New Roman"/>
+                <w:sz w:val="24"/>
+                <w:szCs w:val="24"/>
+              </w:rPr>
+            </w:pPr>
+            <w:r>
+              <w:rPr>
+                <w:rFonts w:ascii="Times New Roman" w:hAnsi="Times New Roman" w:cs="Times New Roman"/>
+                <w:sz w:val="24"/>
+                <w:szCs w:val="24"/>
+              </w:rPr>
+              <w:t>Region</w:t>
+            </w:r>
+          </w:p>
+        </w:tc>
+        <w:tc>
+          <w:tcPr>
+            <w:tcW w:w="4675" w:type="dxa"/>
+          </w:tcPr>
+          <w:p>
+            <w:pPr>
+              <w:rPr>
+                <w:rFonts w:ascii="Times New Roman" w:hAnsi="Times New Roman" w:cs="Times New Roman"/>
+                <w:sz w:val="24"/>
+                <w:szCs w:val="24"/>
+              </w:rPr>
+            </w:pPr>
+            <w:r>
+              <w:rPr>
+                <w:rFonts w:ascii="Times New Roman" w:hAnsi="Times New Roman" w:cs="Times New Roman"/>
+                <w:sz w:val="24"/>
+                <w:szCs w:val="24"/>
+              </w:rPr>
+              <w:t>Khu vực</w:t>
+            </w:r>
+          </w:p>
+        </w:tc>
+      </w:tr>
+      <w:tr>
+        <w:tc>
+          <w:tcPr>
+            <w:tcW w:w="4675" w:type="dxa"/>
+          </w:tcPr>
+          <w:p>
+            <w:pPr>
+              <w:rPr>
+                <w:rFonts w:ascii="Times New Roman" w:hAnsi="Times New Roman" w:cs="Times New Roman"/>
+                <w:sz w:val="24"/>
+                <w:szCs w:val="24"/>
+              </w:rPr>
+            </w:pPr>
+            <w:r>
+              <w:rPr>
+                <w:rFonts w:ascii="Times New Roman" w:hAnsi="Times New Roman" w:cs="Times New Roman"/>
+                <w:sz w:val="24"/>
+                <w:szCs w:val="24"/>
+              </w:rPr>
+              <w:t>Product ID</w:t>
+            </w:r>
+          </w:p>
+        </w:tc>
+        <w:tc>
+          <w:tcPr>
+            <w:tcW w:w="4675" w:type="dxa"/>
+          </w:tcPr>
+          <w:p>
+            <w:pPr>
+              <w:rPr>
+                <w:rFonts w:ascii="Times New Roman" w:hAnsi="Times New Roman" w:cs="Times New Roman"/>
+                <w:sz w:val="24"/>
+                <w:szCs w:val="24"/>
+              </w:rPr>
+            </w:pPr>
+            <w:r>
+              <w:rPr>
+                <w:rFonts w:ascii="Times New Roman" w:hAnsi="Times New Roman" w:cs="Times New Roman"/>
+                <w:sz w:val="24"/>
+                <w:szCs w:val="24"/>
+              </w:rPr>
+              <w:t>Mã sản phẩm</w:t>
+            </w:r>
+          </w:p>
+        </w:tc>
+      </w:tr>
+      <w:tr>
+        <w:tc>
+          <w:tcPr>
+            <w:tcW w:w="4675" w:type="dxa"/>
+          </w:tcPr>
+          <w:p>
+            <w:pPr>
+              <w:rPr>
+                <w:rFonts w:ascii="Times New Roman" w:hAnsi="Times New Roman" w:cs="Times New Roman"/>
+                <w:sz w:val="24"/>
+                <w:szCs w:val="24"/>
+              </w:rPr>
+            </w:pPr>
+            <w:r>
+              <w:rPr>
+                <w:rFonts w:ascii="Times New Roman" w:hAnsi="Times New Roman" w:cs="Times New Roman"/>
+                <w:sz w:val="24"/>
+                <w:szCs w:val="24"/>
+              </w:rPr>
+              <w:t>Category</w:t>
+            </w:r>
+          </w:p>
+        </w:tc>
+        <w:tc>
+          <w:tcPr>
+            <w:tcW w:w="4675" w:type="dxa"/>
+          </w:tcPr>
+          <w:p>
+            <w:pPr>
+              <w:rPr>
+                <w:rFonts w:ascii="Times New Roman" w:hAnsi="Times New Roman" w:cs="Times New Roman"/>
+                <w:sz w:val="24"/>
+                <w:szCs w:val="24"/>
+              </w:rPr>
+            </w:pPr>
+            <w:r>
+              <w:rPr>
+                <w:rFonts w:ascii="Times New Roman" w:hAnsi="Times New Roman" w:cs="Times New Roman"/>
+                <w:sz w:val="24"/>
+                <w:szCs w:val="24"/>
+              </w:rPr>
+              <w:t>Danh mục sản phẩm</w:t>
+            </w:r>
+          </w:p>
+        </w:tc>
+      </w:tr>
+      <w:tr>
+        <w:tc>
+          <w:tcPr>
+            <w:tcW w:w="4675" w:type="dxa"/>
+          </w:tcPr>
+          <w:p>
+            <w:pPr>
+              <w:rPr>
+                <w:rFonts w:ascii="Times New Roman" w:hAnsi="Times New Roman" w:cs="Times New Roman"/>
+                <w:sz w:val="24"/>
+                <w:szCs w:val="24"/>
+              </w:rPr>
+            </w:pPr>
+            <w:r>
+              <w:rPr>
+                <w:rFonts w:ascii="Times New Roman" w:hAnsi="Times New Roman" w:cs="Times New Roman"/>
+                <w:sz w:val="24"/>
+                <w:szCs w:val="24"/>
+              </w:rPr>
+              <w:t>Sub-Category</w:t>
+            </w:r>
+          </w:p>
+        </w:tc>
+        <w:tc>
+          <w:tcPr>
+            <w:tcW w:w="4675" w:type="dxa"/>
+          </w:tcPr>
+          <w:p>
+            <w:pPr>
+              <w:rPr>
+                <w:rFonts w:ascii="Times New Roman" w:hAnsi="Times New Roman" w:cs="Times New Roman"/>
+                <w:sz w:val="24"/>
+                <w:szCs w:val="24"/>
+              </w:rPr>
+            </w:pPr>
+            <w:r>
+              <w:rPr>
+                <w:rFonts w:ascii="Times New Roman" w:hAnsi="Times New Roman" w:cs="Times New Roman"/>
+                <w:sz w:val="24"/>
+                <w:szCs w:val="24"/>
+              </w:rPr>
+              <w:t>Danh mục con</w:t>
+            </w:r>
+          </w:p>
+        </w:tc>
+      </w:tr>
+      <w:tr>
+        <w:tc>
+          <w:tcPr>
+            <w:tcW w:w="4675" w:type="dxa"/>
+          </w:tcPr>
+          <w:p>
+            <w:pPr>
+              <w:rPr>
+                <w:rFonts w:ascii="Times New Roman" w:hAnsi="Times New Roman" w:cs="Times New Roman"/>
+                <w:sz w:val="24"/>
+                <w:szCs w:val="24"/>
+              </w:rPr>
+            </w:pPr>
+            <w:r>
+              <w:rPr>
+                <w:rFonts w:ascii="Times New Roman" w:hAnsi="Times New Roman" w:cs="Times New Roman"/>
+                <w:sz w:val="24"/>
+                <w:szCs w:val="24"/>
+              </w:rPr>
+              <w:t>Product Name</w:t>
+            </w:r>
+          </w:p>
+        </w:tc>
+        <w:tc>
+          <w:tcPr>
+            <w:tcW w:w="4675" w:type="dxa"/>
+          </w:tcPr>
+          <w:p>
+            <w:pPr>
+              <w:rPr>
+                <w:rFonts w:ascii="Times New Roman" w:hAnsi="Times New Roman" w:cs="Times New Roman"/>
+                <w:sz w:val="24"/>
+                <w:szCs w:val="24"/>
+              </w:rPr>
+            </w:pPr>
+            <w:r>
+              <w:rPr>
+                <w:rFonts w:ascii="Times New Roman" w:hAnsi="Times New Roman" w:cs="Times New Roman"/>
+                <w:sz w:val="24"/>
+                <w:szCs w:val="24"/>
+              </w:rPr>
+              <w:t>Tên sản phẩm</w:t>
+            </w:r>
+          </w:p>
+        </w:tc>
+      </w:tr>
+      <w:tr>
+        <w:tc>
+          <w:tcPr>
+            <w:tcW w:w="4675" w:type="dxa"/>
+          </w:tcPr>
+          <w:p>
+            <w:pPr>
+              <w:rPr>
+                <w:rFonts w:ascii="Times New Roman" w:hAnsi="Times New Roman" w:cs="Times New Roman"/>
+                <w:sz w:val="24"/>
+                <w:szCs w:val="24"/>
+              </w:rPr>
+            </w:pPr>
+            <w:r>
+              <w:rPr>
+                <w:rFonts w:ascii="Times New Roman" w:hAnsi="Times New Roman" w:cs="Times New Roman"/>
+                <w:sz w:val="24"/>
+                <w:szCs w:val="24"/>
+              </w:rPr>
+              <w:t>Sales</w:t>
+            </w:r>
+          </w:p>
+        </w:tc>
+        <w:tc>
+          <w:tcPr>
+            <w:tcW w:w="4675" w:type="dxa"/>
+          </w:tcPr>
+          <w:p>
+            <w:pPr>
+              <w:rPr>
+                <w:rFonts w:ascii="Times New Roman" w:hAnsi="Times New Roman" w:cs="Times New Roman"/>
+                <w:sz w:val="24"/>
+                <w:szCs w:val="24"/>
+              </w:rPr>
+            </w:pPr>
+            <w:r>
+              <w:rPr>
+                <w:rFonts w:ascii="Times New Roman" w:hAnsi="Times New Roman" w:cs="Times New Roman"/>
+                <w:sz w:val="24"/>
+                <w:szCs w:val="24"/>
+              </w:rPr>
+              <w:t>Doanh thu</w:t>
+            </w:r>
+          </w:p>
+        </w:tc>
+      </w:tr>
+      <w:tr>
+        <w:tc>
+          <w:tcPr>
+            <w:tcW w:w="4675" w:type="dxa"/>
+          </w:tcPr>
+          <w:p>
+            <w:pPr>
+              <w:rPr>
+                <w:rFonts w:ascii="Times New Roman" w:hAnsi="Times New Roman" w:cs="Times New Roman"/>
+                <w:sz w:val="24"/>
+                <w:szCs w:val="24"/>
+              </w:rPr>
+            </w:pPr>
+            <w:r>
+              <w:rPr>
+                <w:rFonts w:ascii="Times New Roman" w:hAnsi="Times New Roman" w:cs="Times New Roman"/>
+                <w:sz w:val="24"/>
+                <w:szCs w:val="24"/>
+              </w:rPr>
+              <w:t>Quantity</w:t>
+            </w:r>
+          </w:p>
+        </w:tc>
+        <w:tc>
+          <w:tcPr>
+            <w:tcW w:w="4675" w:type="dxa"/>
+          </w:tcPr>
+          <w:p>
+            <w:pPr>
+              <w:rPr>
+                <w:rFonts w:ascii="Times New Roman" w:hAnsi="Times New Roman" w:cs="Times New Roman"/>
+                <w:sz w:val="24"/>
+                <w:szCs w:val="24"/>
+              </w:rPr>
+            </w:pPr>
+            <w:r>
+              <w:rPr>
+                <w:rFonts w:ascii="Times New Roman" w:hAnsi="Times New Roman" w:cs="Times New Roman"/>
+                <w:sz w:val="24"/>
+                <w:szCs w:val="24"/>
+              </w:rPr>
+              <w:t>Số lượng bán</w:t>
+            </w:r>
+          </w:p>
+        </w:tc>
+      </w:tr>
+      <w:tr>
+        <w:tc>
+          <w:tcPr>
+            <w:tcW w:w="4675" w:type="dxa"/>
+          </w:tcPr>
+          <w:p>
+            <w:pPr>
+              <w:rPr>
+                <w:rFonts w:ascii="Times New Roman" w:hAnsi="Times New Roman" w:cs="Times New Roman"/>
+                <w:sz w:val="24"/>
+                <w:szCs w:val="24"/>
+              </w:rPr>
+            </w:pPr>
+            <w:r>
+              <w:rPr>
+                <w:rFonts w:ascii="Times New Roman" w:hAnsi="Times New Roman" w:cs="Times New Roman"/>
+                <w:sz w:val="24"/>
+                <w:szCs w:val="24"/>
+              </w:rPr>
+              <w:t>Discount</w:t>
+            </w:r>
+          </w:p>
+        </w:tc>
+        <w:tc>
+          <w:tcPr>
+            <w:tcW w:w="4675" w:type="dxa"/>
+          </w:tcPr>
+          <w:p>
+            <w:pPr>
+              <w:rPr>
+                <w:rFonts w:ascii="Times New Roman" w:hAnsi="Times New Roman" w:cs="Times New Roman"/>
+                <w:sz w:val="24"/>
+                <w:szCs w:val="24"/>
+              </w:rPr>
+            </w:pPr>
+            <w:r>
+              <w:rPr>
+                <w:rFonts w:ascii="Times New Roman" w:hAnsi="Times New Roman" w:cs="Times New Roman"/>
+                <w:sz w:val="24"/>
+                <w:szCs w:val="24"/>
+              </w:rPr>
+              <w:t>Tỷ lệ giảm giá</w:t>
+            </w:r>
+          </w:p>
+        </w:tc>
+      </w:tr>
+      <w:tr>
+        <w:tc>
+          <w:tcPr>
+            <w:tcW w:w="4675" w:type="dxa"/>
+          </w:tcPr>
+          <w:p>
+            <w:pPr>
+              <w:rPr>
+                <w:rFonts w:ascii="Times New Roman" w:hAnsi="Times New Roman" w:cs="Times New Roman"/>
+                <w:sz w:val="24"/>
+                <w:szCs w:val="24"/>
+              </w:rPr>
+            </w:pPr>
+            <w:r>
+              <w:rPr>
+                <w:rFonts w:ascii="Times New Roman" w:hAnsi="Times New Roman" w:cs="Times New Roman"/>
+                <w:sz w:val="24"/>
+                <w:szCs w:val="24"/>
+              </w:rPr>
+              <w:t>Profit</w:t>
+            </w:r>
+          </w:p>
+        </w:tc>
+        <w:tc>
+          <w:tcPr>
+            <w:tcW w:w="4675" w:type="dxa"/>
+          </w:tcPr>
+          <w:p>
+            <w:pPr>
+              <w:rPr>
+                <w:rFonts w:ascii="Times New Roman" w:hAnsi="Times New Roman" w:cs="Times New Roman"/>
+                <w:sz w:val="24"/>
+                <w:szCs w:val="24"/>
+              </w:rPr>
+            </w:pPr>
+            <w:r>
+              <w:rPr>
+                <w:rFonts w:ascii="Times New Roman" w:hAnsi="Times New Roman" w:cs="Times New Roman"/>
+                <w:sz w:val="24"/>
+                <w:szCs w:val="24"/>
+              </w:rPr>
+              <w:t>Lợi nhuận</w:t>
+            </w:r>
+          </w:p>
+        </w:tc>
+      </w:tr>
+      <w:tr>
+        <w:tc>
+          <w:tcPr>
+            <w:tcW w:w="4675" w:type="dxa"/>
+          </w:tcPr>
+          <w:p>
+            <w:pPr>
+              <w:rPr>
+                <w:rFonts w:ascii="Times New Roman" w:hAnsi="Times New Roman" w:cs="Times New Roman"/>
+                <w:sz w:val="24"/>
+                <w:szCs w:val="24"/>
+              </w:rPr>
+            </w:pPr>
+            <w:r>
+              <w:rPr>
+                <w:rFonts w:ascii="Times New Roman" w:hAnsi="Times New Roman" w:cs="Times New Roman"/>
+                <w:sz w:val="24"/>
+                <w:szCs w:val="24"/>
+              </w:rPr>
+              <w:t>Shipping Cost</w:t>
+            </w:r>
+          </w:p>
+        </w:tc>
+        <w:tc>
+          <w:tcPr>
+            <w:tcW w:w="4675" w:type="dxa"/>
+          </w:tcPr>
+          <w:p>
+            <w:pPr>
+              <w:rPr>
+                <w:rFonts w:ascii="Times New Roman" w:hAnsi="Times New Roman" w:cs="Times New Roman"/>
+                <w:sz w:val="24"/>
+                <w:szCs w:val="24"/>
+              </w:rPr>
+            </w:pPr>
+            <w:r>
+              <w:rPr>
+                <w:rFonts w:ascii="Times New Roman" w:hAnsi="Times New Roman" w:cs="Times New Roman"/>
+                <w:sz w:val="24"/>
+                <w:szCs w:val="24"/>
+              </w:rPr>
+              <w:t>Chi phí vận chuyển</w:t>
+            </w:r>
+          </w:p>
+        </w:tc>
+      </w:tr>
+    </w:tbl>
+    <w:p>
+      <w:pPr>
+        <w:rPr>
+          <w:rFonts w:ascii="Times New Roman" w:hAnsi="Times New Roman" w:cs="Times New Roman"/>
+          <w:sz w:val="24"/>
+          <w:szCs w:val="24"/>
+        </w:rPr>
+      </w:pPr>
+    </w:p>
+    <w:p>
+      <w:pPr>
+        <w:rPr>
+          <w:rFonts w:ascii="Times New Roman" w:hAnsi="Times New Roman" w:cs="Times New Roman"/>
+          <w:sz w:val="24"/>
+          <w:szCs w:val="24"/>
+        </w:rPr>
+      </w:pPr>
+    </w:p>
     <w:p/>
     <w:sectPr>
       <w:pgSz w:w="12240" w:h="15840"/>
@@ -2892,6 +5426,119 @@
     </w:lvl>
   </w:abstractNum>
   <w:abstractNum w:abstractNumId="3" w15:restartNumberingAfterBreak="0">
+    <w:nsid w:val="08E152C7"/>
+    <w:multiLevelType w:val="multilevel"/>
+    <w:tmpl w:val="CB283C2A"/>
+    <w:lvl w:ilvl="0">
+      <w:start w:val="2"/>
+      <w:numFmt w:val="decimal"/>
+      <w:lvlText w:val="%1"/>
+      <w:lvlJc w:val="left"/>
+      <w:pPr>
+        <w:ind w:left="576" w:hanging="576"/>
+      </w:pPr>
+      <w:rPr>
+        <w:rFonts w:hint="default"/>
+      </w:rPr>
+    </w:lvl>
+    <w:lvl w:ilvl="1">
+      <w:start w:val="2"/>
+      <w:numFmt w:val="decimal"/>
+      <w:lvlText w:val="%1.%2"/>
+      <w:lvlJc w:val="left"/>
+      <w:pPr>
+        <w:ind w:left="576" w:hanging="576"/>
+      </w:pPr>
+      <w:rPr>
+        <w:rFonts w:hint="default"/>
+      </w:rPr>
+    </w:lvl>
+    <w:lvl w:ilvl="2">
+      <w:start w:val="2"/>
+      <w:numFmt w:val="decimal"/>
+      <w:lvlText w:val="%1.%2.%3"/>
+      <w:lvlJc w:val="left"/>
+      <w:pPr>
+        <w:ind w:left="720" w:hanging="720"/>
+      </w:pPr>
+      <w:rPr>
+        <w:rFonts w:hint="default"/>
+      </w:rPr>
+    </w:lvl>
+    <w:lvl w:ilvl="3">
+      <w:start w:val="1"/>
+      <w:numFmt w:val="decimal"/>
+      <w:lvlText w:val="%1.%2.%3.%4"/>
+      <w:lvlJc w:val="left"/>
+      <w:pPr>
+        <w:ind w:left="720" w:hanging="720"/>
+      </w:pPr>
+      <w:rPr>
+        <w:rFonts w:hint="default"/>
+      </w:rPr>
+    </w:lvl>
+    <w:lvl w:ilvl="4">
+      <w:start w:val="1"/>
+      <w:numFmt w:val="decimal"/>
+      <w:lvlText w:val="%1.%2.%3.%4.%5"/>
+      <w:lvlJc w:val="left"/>
+      <w:pPr>
+        <w:ind w:left="1080" w:hanging="1080"/>
+      </w:pPr>
+      <w:rPr>
+        <w:rFonts w:hint="default"/>
+      </w:rPr>
+    </w:lvl>
+    <w:lvl w:ilvl="5">
+      <w:start w:val="1"/>
+      <w:numFmt w:val="decimal"/>
+      <w:lvlText w:val="%1.%2.%3.%4.%5.%6"/>
+      <w:lvlJc w:val="left"/>
+      <w:pPr>
+        <w:ind w:left="1080" w:hanging="1080"/>
+      </w:pPr>
+      <w:rPr>
+        <w:rFonts w:hint="default"/>
+      </w:rPr>
+    </w:lvl>
+    <w:lvl w:ilvl="6">
+      <w:start w:val="1"/>
+      <w:numFmt w:val="decimal"/>
+      <w:lvlText w:val="%1.%2.%3.%4.%5.%6.%7"/>
+      <w:lvlJc w:val="left"/>
+      <w:pPr>
+        <w:ind w:left="1440" w:hanging="1440"/>
+      </w:pPr>
+      <w:rPr>
+        <w:rFonts w:hint="default"/>
+      </w:rPr>
+    </w:lvl>
+    <w:lvl w:ilvl="7">
+      <w:start w:val="1"/>
+      <w:numFmt w:val="decimal"/>
+      <w:lvlText w:val="%1.%2.%3.%4.%5.%6.%7.%8"/>
+      <w:lvlJc w:val="left"/>
+      <w:pPr>
+        <w:ind w:left="1440" w:hanging="1440"/>
+      </w:pPr>
+      <w:rPr>
+        <w:rFonts w:hint="default"/>
+      </w:rPr>
+    </w:lvl>
+    <w:lvl w:ilvl="8">
+      <w:start w:val="1"/>
+      <w:numFmt w:val="decimal"/>
+      <w:lvlText w:val="%1.%2.%3.%4.%5.%6.%7.%8.%9"/>
+      <w:lvlJc w:val="left"/>
+      <w:pPr>
+        <w:ind w:left="1800" w:hanging="1800"/>
+      </w:pPr>
+      <w:rPr>
+        <w:rFonts w:hint="default"/>
+      </w:rPr>
+    </w:lvl>
+  </w:abstractNum>
+  <w:abstractNum w:abstractNumId="4" w15:restartNumberingAfterBreak="0">
     <w:nsid w:val="09FF1C92"/>
     <w:multiLevelType w:val="hybridMultilevel"/>
     <w:tmpl w:val="9EA6C904"/>
@@ -3004,7 +5651,120 @@
       </w:rPr>
     </w:lvl>
   </w:abstractNum>
-  <w:abstractNum w:abstractNumId="4" w15:restartNumberingAfterBreak="0">
+  <w:abstractNum w:abstractNumId="5" w15:restartNumberingAfterBreak="0">
+    <w:nsid w:val="0B434C2D"/>
+    <w:multiLevelType w:val="multilevel"/>
+    <w:tmpl w:val="43965C38"/>
+    <w:lvl w:ilvl="0">
+      <w:start w:val="2"/>
+      <w:numFmt w:val="decimal"/>
+      <w:lvlText w:val="%1"/>
+      <w:lvlJc w:val="left"/>
+      <w:pPr>
+        <w:ind w:left="576" w:hanging="576"/>
+      </w:pPr>
+      <w:rPr>
+        <w:rFonts w:hint="default"/>
+      </w:rPr>
+    </w:lvl>
+    <w:lvl w:ilvl="1">
+      <w:start w:val="1"/>
+      <w:numFmt w:val="decimal"/>
+      <w:lvlText w:val="%1.%2"/>
+      <w:lvlJc w:val="left"/>
+      <w:pPr>
+        <w:ind w:left="576" w:hanging="576"/>
+      </w:pPr>
+      <w:rPr>
+        <w:rFonts w:hint="default"/>
+      </w:rPr>
+    </w:lvl>
+    <w:lvl w:ilvl="2">
+      <w:start w:val="5"/>
+      <w:numFmt w:val="decimal"/>
+      <w:lvlText w:val="%1.%2.%3"/>
+      <w:lvlJc w:val="left"/>
+      <w:pPr>
+        <w:ind w:left="720" w:hanging="720"/>
+      </w:pPr>
+      <w:rPr>
+        <w:rFonts w:hint="default"/>
+      </w:rPr>
+    </w:lvl>
+    <w:lvl w:ilvl="3">
+      <w:start w:val="1"/>
+      <w:numFmt w:val="decimal"/>
+      <w:lvlText w:val="%1.%2.%3.%4"/>
+      <w:lvlJc w:val="left"/>
+      <w:pPr>
+        <w:ind w:left="720" w:hanging="720"/>
+      </w:pPr>
+      <w:rPr>
+        <w:rFonts w:hint="default"/>
+      </w:rPr>
+    </w:lvl>
+    <w:lvl w:ilvl="4">
+      <w:start w:val="1"/>
+      <w:numFmt w:val="decimal"/>
+      <w:lvlText w:val="%1.%2.%3.%4.%5"/>
+      <w:lvlJc w:val="left"/>
+      <w:pPr>
+        <w:ind w:left="1080" w:hanging="1080"/>
+      </w:pPr>
+      <w:rPr>
+        <w:rFonts w:hint="default"/>
+      </w:rPr>
+    </w:lvl>
+    <w:lvl w:ilvl="5">
+      <w:start w:val="1"/>
+      <w:numFmt w:val="decimal"/>
+      <w:lvlText w:val="%1.%2.%3.%4.%5.%6"/>
+      <w:lvlJc w:val="left"/>
+      <w:pPr>
+        <w:ind w:left="1080" w:hanging="1080"/>
+      </w:pPr>
+      <w:rPr>
+        <w:rFonts w:hint="default"/>
+      </w:rPr>
+    </w:lvl>
+    <w:lvl w:ilvl="6">
+      <w:start w:val="1"/>
+      <w:numFmt w:val="decimal"/>
+      <w:lvlText w:val="%1.%2.%3.%4.%5.%6.%7"/>
+      <w:lvlJc w:val="left"/>
+      <w:pPr>
+        <w:ind w:left="1440" w:hanging="1440"/>
+      </w:pPr>
+      <w:rPr>
+        <w:rFonts w:hint="default"/>
+      </w:rPr>
+    </w:lvl>
+    <w:lvl w:ilvl="7">
+      <w:start w:val="1"/>
+      <w:numFmt w:val="decimal"/>
+      <w:lvlText w:val="%1.%2.%3.%4.%5.%6.%7.%8"/>
+      <w:lvlJc w:val="left"/>
+      <w:pPr>
+        <w:ind w:left="1440" w:hanging="1440"/>
+      </w:pPr>
+      <w:rPr>
+        <w:rFonts w:hint="default"/>
+      </w:rPr>
+    </w:lvl>
+    <w:lvl w:ilvl="8">
+      <w:start w:val="1"/>
+      <w:numFmt w:val="decimal"/>
+      <w:lvlText w:val="%1.%2.%3.%4.%5.%6.%7.%8.%9"/>
+      <w:lvlJc w:val="left"/>
+      <w:pPr>
+        <w:ind w:left="1800" w:hanging="1800"/>
+      </w:pPr>
+      <w:rPr>
+        <w:rFonts w:hint="default"/>
+      </w:rPr>
+    </w:lvl>
+  </w:abstractNum>
+  <w:abstractNum w:abstractNumId="6" w15:restartNumberingAfterBreak="0">
     <w:nsid w:val="1275559F"/>
     <w:multiLevelType w:val="hybridMultilevel"/>
     <w:tmpl w:val="11DC6EE6"/>
@@ -3119,7 +5879,120 @@
       </w:rPr>
     </w:lvl>
   </w:abstractNum>
-  <w:abstractNum w:abstractNumId="5" w15:restartNumberingAfterBreak="0">
+  <w:abstractNum w:abstractNumId="7" w15:restartNumberingAfterBreak="0">
+    <w:nsid w:val="196F63FF"/>
+    <w:multiLevelType w:val="hybridMultilevel"/>
+    <w:tmpl w:val="DD64F352"/>
+    <w:lvl w:ilvl="0" w:tplc="04090001">
+      <w:start w:val="1"/>
+      <w:numFmt w:val="bullet"/>
+      <w:lvlText w:val=""/>
+      <w:lvlJc w:val="left"/>
+      <w:pPr>
+        <w:ind w:left="720" w:hanging="360"/>
+      </w:pPr>
+      <w:rPr>
+        <w:rFonts w:ascii="Symbol" w:hAnsi="Symbol" w:hint="default"/>
+      </w:rPr>
+    </w:lvl>
+    <w:lvl w:ilvl="1" w:tplc="04090003" w:tentative="1">
+      <w:start w:val="1"/>
+      <w:numFmt w:val="bullet"/>
+      <w:lvlText w:val="o"/>
+      <w:lvlJc w:val="left"/>
+      <w:pPr>
+        <w:ind w:left="1440" w:hanging="360"/>
+      </w:pPr>
+      <w:rPr>
+        <w:rFonts w:ascii="Courier New" w:hAnsi="Courier New" w:cs="Courier New" w:hint="default"/>
+      </w:rPr>
+    </w:lvl>
+    <w:lvl w:ilvl="2" w:tplc="04090005" w:tentative="1">
+      <w:start w:val="1"/>
+      <w:numFmt w:val="bullet"/>
+      <w:lvlText w:val=""/>
+      <w:lvlJc w:val="left"/>
+      <w:pPr>
+        <w:ind w:left="2160" w:hanging="360"/>
+      </w:pPr>
+      <w:rPr>
+        <w:rFonts w:ascii="Wingdings" w:hAnsi="Wingdings" w:hint="default"/>
+      </w:rPr>
+    </w:lvl>
+    <w:lvl w:ilvl="3" w:tplc="04090001" w:tentative="1">
+      <w:start w:val="1"/>
+      <w:numFmt w:val="bullet"/>
+      <w:lvlText w:val=""/>
+      <w:lvlJc w:val="left"/>
+      <w:pPr>
+        <w:ind w:left="2880" w:hanging="360"/>
+      </w:pPr>
+      <w:rPr>
+        <w:rFonts w:ascii="Symbol" w:hAnsi="Symbol" w:hint="default"/>
+      </w:rPr>
+    </w:lvl>
+    <w:lvl w:ilvl="4" w:tplc="04090003" w:tentative="1">
+      <w:start w:val="1"/>
+      <w:numFmt w:val="bullet"/>
+      <w:lvlText w:val="o"/>
+      <w:lvlJc w:val="left"/>
+      <w:pPr>
+        <w:ind w:left="3600" w:hanging="360"/>
+      </w:pPr>
+      <w:rPr>
+        <w:rFonts w:ascii="Courier New" w:hAnsi="Courier New" w:cs="Courier New" w:hint="default"/>
+      </w:rPr>
+    </w:lvl>
+    <w:lvl w:ilvl="5" w:tplc="04090005" w:tentative="1">
+      <w:start w:val="1"/>
+      <w:numFmt w:val="bullet"/>
+      <w:lvlText w:val=""/>
+      <w:lvlJc w:val="left"/>
+      <w:pPr>
+        <w:ind w:left="4320" w:hanging="360"/>
+      </w:pPr>
+      <w:rPr>
+        <w:rFonts w:ascii="Wingdings" w:hAnsi="Wingdings" w:hint="default"/>
+      </w:rPr>
+    </w:lvl>
+    <w:lvl w:ilvl="6" w:tplc="04090001" w:tentative="1">
+      <w:start w:val="1"/>
+      <w:numFmt w:val="bullet"/>
+      <w:lvlText w:val=""/>
+      <w:lvlJc w:val="left"/>
+      <w:pPr>
+        <w:ind w:left="5040" w:hanging="360"/>
+      </w:pPr>
+      <w:rPr>
+        <w:rFonts w:ascii="Symbol" w:hAnsi="Symbol" w:hint="default"/>
+      </w:rPr>
+    </w:lvl>
+    <w:lvl w:ilvl="7" w:tplc="04090003" w:tentative="1">
+      <w:start w:val="1"/>
+      <w:numFmt w:val="bullet"/>
+      <w:lvlText w:val="o"/>
+      <w:lvlJc w:val="left"/>
+      <w:pPr>
+        <w:ind w:left="5760" w:hanging="360"/>
+      </w:pPr>
+      <w:rPr>
+        <w:rFonts w:ascii="Courier New" w:hAnsi="Courier New" w:cs="Courier New" w:hint="default"/>
+      </w:rPr>
+    </w:lvl>
+    <w:lvl w:ilvl="8" w:tplc="04090005" w:tentative="1">
+      <w:start w:val="1"/>
+      <w:numFmt w:val="bullet"/>
+      <w:lvlText w:val=""/>
+      <w:lvlJc w:val="left"/>
+      <w:pPr>
+        <w:ind w:left="6480" w:hanging="360"/>
+      </w:pPr>
+      <w:rPr>
+        <w:rFonts w:ascii="Wingdings" w:hAnsi="Wingdings" w:hint="default"/>
+      </w:rPr>
+    </w:lvl>
+  </w:abstractNum>
+  <w:abstractNum w:abstractNumId="8" w15:restartNumberingAfterBreak="0">
     <w:nsid w:val="1C3F4B22"/>
     <w:multiLevelType w:val="multilevel"/>
     <w:tmpl w:val="1FECE964"/>
@@ -3232,7 +6105,7 @@
       </w:rPr>
     </w:lvl>
   </w:abstractNum>
-  <w:abstractNum w:abstractNumId="6" w15:restartNumberingAfterBreak="0">
+  <w:abstractNum w:abstractNumId="9" w15:restartNumberingAfterBreak="0">
     <w:nsid w:val="20BB6C66"/>
     <w:multiLevelType w:val="multilevel"/>
     <w:tmpl w:val="93BAE7D8"/>
@@ -3345,7 +6218,7 @@
       </w:rPr>
     </w:lvl>
   </w:abstractNum>
-  <w:abstractNum w:abstractNumId="7" w15:restartNumberingAfterBreak="0">
+  <w:abstractNum w:abstractNumId="10" w15:restartNumberingAfterBreak="0">
     <w:nsid w:val="23FC3AF6"/>
     <w:multiLevelType w:val="multilevel"/>
     <w:tmpl w:val="C5C4A9C0"/>
@@ -3494,7 +6367,7 @@
       </w:rPr>
     </w:lvl>
   </w:abstractNum>
-  <w:abstractNum w:abstractNumId="8" w15:restartNumberingAfterBreak="0">
+  <w:abstractNum w:abstractNumId="11" w15:restartNumberingAfterBreak="0">
     <w:nsid w:val="2D380231"/>
     <w:multiLevelType w:val="hybridMultilevel"/>
     <w:tmpl w:val="2BC223F8"/>
@@ -3583,7 +6456,7 @@
       </w:pPr>
     </w:lvl>
   </w:abstractNum>
-  <w:abstractNum w:abstractNumId="9" w15:restartNumberingAfterBreak="0">
+  <w:abstractNum w:abstractNumId="12" w15:restartNumberingAfterBreak="0">
     <w:nsid w:val="2E33147E"/>
     <w:multiLevelType w:val="multilevel"/>
     <w:tmpl w:val="B0180518"/>
@@ -3696,7 +6569,7 @@
       </w:rPr>
     </w:lvl>
   </w:abstractNum>
-  <w:abstractNum w:abstractNumId="10" w15:restartNumberingAfterBreak="0">
+  <w:abstractNum w:abstractNumId="13" w15:restartNumberingAfterBreak="0">
     <w:nsid w:val="34584CD0"/>
     <w:multiLevelType w:val="multilevel"/>
     <w:tmpl w:val="2D04444E"/>
@@ -3845,7 +6718,156 @@
       </w:rPr>
     </w:lvl>
   </w:abstractNum>
-  <w:abstractNum w:abstractNumId="11" w15:restartNumberingAfterBreak="0">
+  <w:abstractNum w:abstractNumId="14" w15:restartNumberingAfterBreak="0">
+    <w:nsid w:val="3647762F"/>
+    <w:multiLevelType w:val="multilevel"/>
+    <w:tmpl w:val="56B60C02"/>
+    <w:lvl w:ilvl="0">
+      <w:start w:val="1"/>
+      <w:numFmt w:val="bullet"/>
+      <w:lvlText w:val=""/>
+      <w:lvlJc w:val="left"/>
+      <w:pPr>
+        <w:tabs>
+          <w:tab w:val="num" w:pos="720"/>
+        </w:tabs>
+        <w:ind w:left="720" w:hanging="360"/>
+      </w:pPr>
+      <w:rPr>
+        <w:rFonts w:ascii="Symbol" w:hAnsi="Symbol" w:hint="default"/>
+        <w:sz w:val="20"/>
+      </w:rPr>
+    </w:lvl>
+    <w:lvl w:ilvl="1" w:tentative="1">
+      <w:start w:val="1"/>
+      <w:numFmt w:val="bullet"/>
+      <w:lvlText w:val="o"/>
+      <w:lvlJc w:val="left"/>
+      <w:pPr>
+        <w:tabs>
+          <w:tab w:val="num" w:pos="1440"/>
+        </w:tabs>
+        <w:ind w:left="1440" w:hanging="360"/>
+      </w:pPr>
+      <w:rPr>
+        <w:rFonts w:ascii="Courier New" w:hAnsi="Courier New" w:hint="default"/>
+        <w:sz w:val="20"/>
+      </w:rPr>
+    </w:lvl>
+    <w:lvl w:ilvl="2" w:tentative="1">
+      <w:start w:val="1"/>
+      <w:numFmt w:val="bullet"/>
+      <w:lvlText w:val=""/>
+      <w:lvlJc w:val="left"/>
+      <w:pPr>
+        <w:tabs>
+          <w:tab w:val="num" w:pos="2160"/>
+        </w:tabs>
+        <w:ind w:left="2160" w:hanging="360"/>
+      </w:pPr>
+      <w:rPr>
+        <w:rFonts w:ascii="Wingdings" w:hAnsi="Wingdings" w:hint="default"/>
+        <w:sz w:val="20"/>
+      </w:rPr>
+    </w:lvl>
+    <w:lvl w:ilvl="3" w:tentative="1">
+      <w:start w:val="1"/>
+      <w:numFmt w:val="bullet"/>
+      <w:lvlText w:val=""/>
+      <w:lvlJc w:val="left"/>
+      <w:pPr>
+        <w:tabs>
+          <w:tab w:val="num" w:pos="2880"/>
+        </w:tabs>
+        <w:ind w:left="2880" w:hanging="360"/>
+      </w:pPr>
+      <w:rPr>
+        <w:rFonts w:ascii="Wingdings" w:hAnsi="Wingdings" w:hint="default"/>
+        <w:sz w:val="20"/>
+      </w:rPr>
+    </w:lvl>
+    <w:lvl w:ilvl="4" w:tentative="1">
+      <w:start w:val="1"/>
+      <w:numFmt w:val="bullet"/>
+      <w:lvlText w:val=""/>
+      <w:lvlJc w:val="left"/>
+      <w:pPr>
+        <w:tabs>
+          <w:tab w:val="num" w:pos="3600"/>
+        </w:tabs>
+        <w:ind w:left="3600" w:hanging="360"/>
+      </w:pPr>
+      <w:rPr>
+        <w:rFonts w:ascii="Wingdings" w:hAnsi="Wingdings" w:hint="default"/>
+        <w:sz w:val="20"/>
+      </w:rPr>
+    </w:lvl>
+    <w:lvl w:ilvl="5" w:tentative="1">
+      <w:start w:val="1"/>
+      <w:numFmt w:val="bullet"/>
+      <w:lvlText w:val=""/>
+      <w:lvlJc w:val="left"/>
+      <w:pPr>
+        <w:tabs>
+          <w:tab w:val="num" w:pos="4320"/>
+        </w:tabs>
+        <w:ind w:left="4320" w:hanging="360"/>
+      </w:pPr>
+      <w:rPr>
+        <w:rFonts w:ascii="Wingdings" w:hAnsi="Wingdings" w:hint="default"/>
+        <w:sz w:val="20"/>
+      </w:rPr>
+    </w:lvl>
+    <w:lvl w:ilvl="6" w:tentative="1">
+      <w:start w:val="1"/>
+      <w:numFmt w:val="bullet"/>
+      <w:lvlText w:val=""/>
+      <w:lvlJc w:val="left"/>
+      <w:pPr>
+        <w:tabs>
+          <w:tab w:val="num" w:pos="5040"/>
+        </w:tabs>
+        <w:ind w:left="5040" w:hanging="360"/>
+      </w:pPr>
+      <w:rPr>
+        <w:rFonts w:ascii="Wingdings" w:hAnsi="Wingdings" w:hint="default"/>
+        <w:sz w:val="20"/>
+      </w:rPr>
+    </w:lvl>
+    <w:lvl w:ilvl="7" w:tentative="1">
+      <w:start w:val="1"/>
+      <w:numFmt w:val="bullet"/>
+      <w:lvlText w:val=""/>
+      <w:lvlJc w:val="left"/>
+      <w:pPr>
+        <w:tabs>
+          <w:tab w:val="num" w:pos="5760"/>
+        </w:tabs>
+        <w:ind w:left="5760" w:hanging="360"/>
+      </w:pPr>
+      <w:rPr>
+        <w:rFonts w:ascii="Wingdings" w:hAnsi="Wingdings" w:hint="default"/>
+        <w:sz w:val="20"/>
+      </w:rPr>
+    </w:lvl>
+    <w:lvl w:ilvl="8" w:tentative="1">
+      <w:start w:val="1"/>
+      <w:numFmt w:val="bullet"/>
+      <w:lvlText w:val=""/>
+      <w:lvlJc w:val="left"/>
+      <w:pPr>
+        <w:tabs>
+          <w:tab w:val="num" w:pos="6480"/>
+        </w:tabs>
+        <w:ind w:left="6480" w:hanging="360"/>
+      </w:pPr>
+      <w:rPr>
+        <w:rFonts w:ascii="Wingdings" w:hAnsi="Wingdings" w:hint="default"/>
+        <w:sz w:val="20"/>
+      </w:rPr>
+    </w:lvl>
+  </w:abstractNum>
+  <w:abstractNum w:abstractNumId="15" w15:restartNumberingAfterBreak="0">
     <w:nsid w:val="37462DF1"/>
     <w:multiLevelType w:val="hybridMultilevel"/>
     <w:tmpl w:val="ACAA9E4E"/>
@@ -3960,7 +6982,7 @@
       </w:rPr>
     </w:lvl>
   </w:abstractNum>
-  <w:abstractNum w:abstractNumId="12" w15:restartNumberingAfterBreak="0">
+  <w:abstractNum w:abstractNumId="16" w15:restartNumberingAfterBreak="0">
     <w:nsid w:val="38BF2779"/>
     <w:multiLevelType w:val="multilevel"/>
     <w:tmpl w:val="ABFC9622"/>
@@ -4111,7 +7133,305 @@
       </w:rPr>
     </w:lvl>
   </w:abstractNum>
-  <w:abstractNum w:abstractNumId="13" w15:restartNumberingAfterBreak="0">
+  <w:abstractNum w:abstractNumId="17" w15:restartNumberingAfterBreak="0">
+    <w:nsid w:val="4009533C"/>
+    <w:multiLevelType w:val="multilevel"/>
+    <w:tmpl w:val="E17A8900"/>
+    <w:lvl w:ilvl="0">
+      <w:start w:val="1"/>
+      <w:numFmt w:val="bullet"/>
+      <w:lvlText w:val=""/>
+      <w:lvlJc w:val="left"/>
+      <w:pPr>
+        <w:tabs>
+          <w:tab w:val="num" w:pos="720"/>
+        </w:tabs>
+        <w:ind w:left="720" w:hanging="360"/>
+      </w:pPr>
+      <w:rPr>
+        <w:rFonts w:ascii="Symbol" w:hAnsi="Symbol" w:hint="default"/>
+        <w:sz w:val="20"/>
+      </w:rPr>
+    </w:lvl>
+    <w:lvl w:ilvl="1" w:tentative="1">
+      <w:start w:val="1"/>
+      <w:numFmt w:val="bullet"/>
+      <w:lvlText w:val="o"/>
+      <w:lvlJc w:val="left"/>
+      <w:pPr>
+        <w:tabs>
+          <w:tab w:val="num" w:pos="1440"/>
+        </w:tabs>
+        <w:ind w:left="1440" w:hanging="360"/>
+      </w:pPr>
+      <w:rPr>
+        <w:rFonts w:ascii="Courier New" w:hAnsi="Courier New" w:hint="default"/>
+        <w:sz w:val="20"/>
+      </w:rPr>
+    </w:lvl>
+    <w:lvl w:ilvl="2" w:tentative="1">
+      <w:start w:val="1"/>
+      <w:numFmt w:val="bullet"/>
+      <w:lvlText w:val=""/>
+      <w:lvlJc w:val="left"/>
+      <w:pPr>
+        <w:tabs>
+          <w:tab w:val="num" w:pos="2160"/>
+        </w:tabs>
+        <w:ind w:left="2160" w:hanging="360"/>
+      </w:pPr>
+      <w:rPr>
+        <w:rFonts w:ascii="Wingdings" w:hAnsi="Wingdings" w:hint="default"/>
+        <w:sz w:val="20"/>
+      </w:rPr>
+    </w:lvl>
+    <w:lvl w:ilvl="3" w:tentative="1">
+      <w:start w:val="1"/>
+      <w:numFmt w:val="bullet"/>
+      <w:lvlText w:val=""/>
+      <w:lvlJc w:val="left"/>
+      <w:pPr>
+        <w:tabs>
+          <w:tab w:val="num" w:pos="2880"/>
+        </w:tabs>
+        <w:ind w:left="2880" w:hanging="360"/>
+      </w:pPr>
+      <w:rPr>
+        <w:rFonts w:ascii="Wingdings" w:hAnsi="Wingdings" w:hint="default"/>
+        <w:sz w:val="20"/>
+      </w:rPr>
+    </w:lvl>
+    <w:lvl w:ilvl="4" w:tentative="1">
+      <w:start w:val="1"/>
+      <w:numFmt w:val="bullet"/>
+      <w:lvlText w:val=""/>
+      <w:lvlJc w:val="left"/>
+      <w:pPr>
+        <w:tabs>
+          <w:tab w:val="num" w:pos="3600"/>
+        </w:tabs>
+        <w:ind w:left="3600" w:hanging="360"/>
+      </w:pPr>
+      <w:rPr>
+        <w:rFonts w:ascii="Wingdings" w:hAnsi="Wingdings" w:hint="default"/>
+        <w:sz w:val="20"/>
+      </w:rPr>
+    </w:lvl>
+    <w:lvl w:ilvl="5" w:tentative="1">
+      <w:start w:val="1"/>
+      <w:numFmt w:val="bullet"/>
+      <w:lvlText w:val=""/>
+      <w:lvlJc w:val="left"/>
+      <w:pPr>
+        <w:tabs>
+          <w:tab w:val="num" w:pos="4320"/>
+        </w:tabs>
+        <w:ind w:left="4320" w:hanging="360"/>
+      </w:pPr>
+      <w:rPr>
+        <w:rFonts w:ascii="Wingdings" w:hAnsi="Wingdings" w:hint="default"/>
+        <w:sz w:val="20"/>
+      </w:rPr>
+    </w:lvl>
+    <w:lvl w:ilvl="6" w:tentative="1">
+      <w:start w:val="1"/>
+      <w:numFmt w:val="bullet"/>
+      <w:lvlText w:val=""/>
+      <w:lvlJc w:val="left"/>
+      <w:pPr>
+        <w:tabs>
+          <w:tab w:val="num" w:pos="5040"/>
+        </w:tabs>
+        <w:ind w:left="5040" w:hanging="360"/>
+      </w:pPr>
+      <w:rPr>
+        <w:rFonts w:ascii="Wingdings" w:hAnsi="Wingdings" w:hint="default"/>
+        <w:sz w:val="20"/>
+      </w:rPr>
+    </w:lvl>
+    <w:lvl w:ilvl="7" w:tentative="1">
+      <w:start w:val="1"/>
+      <w:numFmt w:val="bullet"/>
+      <w:lvlText w:val=""/>
+      <w:lvlJc w:val="left"/>
+      <w:pPr>
+        <w:tabs>
+          <w:tab w:val="num" w:pos="5760"/>
+        </w:tabs>
+        <w:ind w:left="5760" w:hanging="360"/>
+      </w:pPr>
+      <w:rPr>
+        <w:rFonts w:ascii="Wingdings" w:hAnsi="Wingdings" w:hint="default"/>
+        <w:sz w:val="20"/>
+      </w:rPr>
+    </w:lvl>
+    <w:lvl w:ilvl="8" w:tentative="1">
+      <w:start w:val="1"/>
+      <w:numFmt w:val="bullet"/>
+      <w:lvlText w:val=""/>
+      <w:lvlJc w:val="left"/>
+      <w:pPr>
+        <w:tabs>
+          <w:tab w:val="num" w:pos="6480"/>
+        </w:tabs>
+        <w:ind w:left="6480" w:hanging="360"/>
+      </w:pPr>
+      <w:rPr>
+        <w:rFonts w:ascii="Wingdings" w:hAnsi="Wingdings" w:hint="default"/>
+        <w:sz w:val="20"/>
+      </w:rPr>
+    </w:lvl>
+  </w:abstractNum>
+  <w:abstractNum w:abstractNumId="18" w15:restartNumberingAfterBreak="0">
+    <w:nsid w:val="45E93668"/>
+    <w:multiLevelType w:val="multilevel"/>
+    <w:tmpl w:val="F0687846"/>
+    <w:lvl w:ilvl="0">
+      <w:start w:val="1"/>
+      <w:numFmt w:val="bullet"/>
+      <w:lvlText w:val=""/>
+      <w:lvlJc w:val="left"/>
+      <w:pPr>
+        <w:tabs>
+          <w:tab w:val="num" w:pos="720"/>
+        </w:tabs>
+        <w:ind w:left="720" w:hanging="360"/>
+      </w:pPr>
+      <w:rPr>
+        <w:rFonts w:ascii="Symbol" w:hAnsi="Symbol" w:hint="default"/>
+        <w:sz w:val="20"/>
+      </w:rPr>
+    </w:lvl>
+    <w:lvl w:ilvl="1" w:tentative="1">
+      <w:start w:val="1"/>
+      <w:numFmt w:val="bullet"/>
+      <w:lvlText w:val="o"/>
+      <w:lvlJc w:val="left"/>
+      <w:pPr>
+        <w:tabs>
+          <w:tab w:val="num" w:pos="1440"/>
+        </w:tabs>
+        <w:ind w:left="1440" w:hanging="360"/>
+      </w:pPr>
+      <w:rPr>
+        <w:rFonts w:ascii="Courier New" w:hAnsi="Courier New" w:hint="default"/>
+        <w:sz w:val="20"/>
+      </w:rPr>
+    </w:lvl>
+    <w:lvl w:ilvl="2" w:tentative="1">
+      <w:start w:val="1"/>
+      <w:numFmt w:val="bullet"/>
+      <w:lvlText w:val=""/>
+      <w:lvlJc w:val="left"/>
+      <w:pPr>
+        <w:tabs>
+          <w:tab w:val="num" w:pos="2160"/>
+        </w:tabs>
+        <w:ind w:left="2160" w:hanging="360"/>
+      </w:pPr>
+      <w:rPr>
+        <w:rFonts w:ascii="Wingdings" w:hAnsi="Wingdings" w:hint="default"/>
+        <w:sz w:val="20"/>
+      </w:rPr>
+    </w:lvl>
+    <w:lvl w:ilvl="3" w:tentative="1">
+      <w:start w:val="1"/>
+      <w:numFmt w:val="bullet"/>
+      <w:lvlText w:val=""/>
+      <w:lvlJc w:val="left"/>
+      <w:pPr>
+        <w:tabs>
+          <w:tab w:val="num" w:pos="2880"/>
+        </w:tabs>
+        <w:ind w:left="2880" w:hanging="360"/>
+      </w:pPr>
+      <w:rPr>
+        <w:rFonts w:ascii="Wingdings" w:hAnsi="Wingdings" w:hint="default"/>
+        <w:sz w:val="20"/>
+      </w:rPr>
+    </w:lvl>
+    <w:lvl w:ilvl="4" w:tentative="1">
+      <w:start w:val="1"/>
+      <w:numFmt w:val="bullet"/>
+      <w:lvlText w:val=""/>
+      <w:lvlJc w:val="left"/>
+      <w:pPr>
+        <w:tabs>
+          <w:tab w:val="num" w:pos="3600"/>
+        </w:tabs>
+        <w:ind w:left="3600" w:hanging="360"/>
+      </w:pPr>
+      <w:rPr>
+        <w:rFonts w:ascii="Wingdings" w:hAnsi="Wingdings" w:hint="default"/>
+        <w:sz w:val="20"/>
+      </w:rPr>
+    </w:lvl>
+    <w:lvl w:ilvl="5" w:tentative="1">
+      <w:start w:val="1"/>
+      <w:numFmt w:val="bullet"/>
+      <w:lvlText w:val=""/>
+      <w:lvlJc w:val="left"/>
+      <w:pPr>
+        <w:tabs>
+          <w:tab w:val="num" w:pos="4320"/>
+        </w:tabs>
+        <w:ind w:left="4320" w:hanging="360"/>
+      </w:pPr>
+      <w:rPr>
+        <w:rFonts w:ascii="Wingdings" w:hAnsi="Wingdings" w:hint="default"/>
+        <w:sz w:val="20"/>
+      </w:rPr>
+    </w:lvl>
+    <w:lvl w:ilvl="6" w:tentative="1">
+      <w:start w:val="1"/>
+      <w:numFmt w:val="bullet"/>
+      <w:lvlText w:val=""/>
+      <w:lvlJc w:val="left"/>
+      <w:pPr>
+        <w:tabs>
+          <w:tab w:val="num" w:pos="5040"/>
+        </w:tabs>
+        <w:ind w:left="5040" w:hanging="360"/>
+      </w:pPr>
+      <w:rPr>
+        <w:rFonts w:ascii="Wingdings" w:hAnsi="Wingdings" w:hint="default"/>
+        <w:sz w:val="20"/>
+      </w:rPr>
+    </w:lvl>
+    <w:lvl w:ilvl="7" w:tentative="1">
+      <w:start w:val="1"/>
+      <w:numFmt w:val="bullet"/>
+      <w:lvlText w:val=""/>
+      <w:lvlJc w:val="left"/>
+      <w:pPr>
+        <w:tabs>
+          <w:tab w:val="num" w:pos="5760"/>
+        </w:tabs>
+        <w:ind w:left="5760" w:hanging="360"/>
+      </w:pPr>
+      <w:rPr>
+        <w:rFonts w:ascii="Wingdings" w:hAnsi="Wingdings" w:hint="default"/>
+        <w:sz w:val="20"/>
+      </w:rPr>
+    </w:lvl>
+    <w:lvl w:ilvl="8" w:tentative="1">
+      <w:start w:val="1"/>
+      <w:numFmt w:val="bullet"/>
+      <w:lvlText w:val=""/>
+      <w:lvlJc w:val="left"/>
+      <w:pPr>
+        <w:tabs>
+          <w:tab w:val="num" w:pos="6480"/>
+        </w:tabs>
+        <w:ind w:left="6480" w:hanging="360"/>
+      </w:pPr>
+      <w:rPr>
+        <w:rFonts w:ascii="Wingdings" w:hAnsi="Wingdings" w:hint="default"/>
+        <w:sz w:val="20"/>
+      </w:rPr>
+    </w:lvl>
+  </w:abstractNum>
+  <w:abstractNum w:abstractNumId="19" w15:restartNumberingAfterBreak="0">
     <w:nsid w:val="515E534D"/>
     <w:multiLevelType w:val="multilevel"/>
     <w:tmpl w:val="D1C4CFB6"/>
@@ -4260,7 +7580,7 @@
       </w:rPr>
     </w:lvl>
   </w:abstractNum>
-  <w:abstractNum w:abstractNumId="14" w15:restartNumberingAfterBreak="0">
+  <w:abstractNum w:abstractNumId="20" w15:restartNumberingAfterBreak="0">
     <w:nsid w:val="51C67026"/>
     <w:multiLevelType w:val="multilevel"/>
     <w:tmpl w:val="66C4F238"/>
@@ -4409,7 +7729,269 @@
       </w:rPr>
     </w:lvl>
   </w:abstractNum>
-  <w:abstractNum w:abstractNumId="15" w15:restartNumberingAfterBreak="0">
+  <w:abstractNum w:abstractNumId="21" w15:restartNumberingAfterBreak="0">
+    <w:nsid w:val="529736CC"/>
+    <w:multiLevelType w:val="multilevel"/>
+    <w:tmpl w:val="BAE80E96"/>
+    <w:lvl w:ilvl="0">
+      <w:start w:val="2"/>
+      <w:numFmt w:val="decimal"/>
+      <w:lvlText w:val="%1"/>
+      <w:lvlJc w:val="left"/>
+      <w:pPr>
+        <w:ind w:left="576" w:hanging="576"/>
+      </w:pPr>
+      <w:rPr>
+        <w:rFonts w:hint="default"/>
+      </w:rPr>
+    </w:lvl>
+    <w:lvl w:ilvl="1">
+      <w:start w:val="1"/>
+      <w:numFmt w:val="decimal"/>
+      <w:lvlText w:val="%1.%2"/>
+      <w:lvlJc w:val="left"/>
+      <w:pPr>
+        <w:ind w:left="576" w:hanging="576"/>
+      </w:pPr>
+      <w:rPr>
+        <w:rFonts w:hint="default"/>
+      </w:rPr>
+    </w:lvl>
+    <w:lvl w:ilvl="2">
+      <w:start w:val="2"/>
+      <w:numFmt w:val="decimal"/>
+      <w:lvlText w:val="%1.%2.%3"/>
+      <w:lvlJc w:val="left"/>
+      <w:pPr>
+        <w:ind w:left="720" w:hanging="720"/>
+      </w:pPr>
+      <w:rPr>
+        <w:rFonts w:hint="default"/>
+      </w:rPr>
+    </w:lvl>
+    <w:lvl w:ilvl="3">
+      <w:start w:val="1"/>
+      <w:numFmt w:val="decimal"/>
+      <w:lvlText w:val="%1.%2.%3.%4"/>
+      <w:lvlJc w:val="left"/>
+      <w:pPr>
+        <w:ind w:left="720" w:hanging="720"/>
+      </w:pPr>
+      <w:rPr>
+        <w:rFonts w:hint="default"/>
+      </w:rPr>
+    </w:lvl>
+    <w:lvl w:ilvl="4">
+      <w:start w:val="1"/>
+      <w:numFmt w:val="decimal"/>
+      <w:lvlText w:val="%1.%2.%3.%4.%5"/>
+      <w:lvlJc w:val="left"/>
+      <w:pPr>
+        <w:ind w:left="1080" w:hanging="1080"/>
+      </w:pPr>
+      <w:rPr>
+        <w:rFonts w:hint="default"/>
+      </w:rPr>
+    </w:lvl>
+    <w:lvl w:ilvl="5">
+      <w:start w:val="1"/>
+      <w:numFmt w:val="decimal"/>
+      <w:lvlText w:val="%1.%2.%3.%4.%5.%6"/>
+      <w:lvlJc w:val="left"/>
+      <w:pPr>
+        <w:ind w:left="1080" w:hanging="1080"/>
+      </w:pPr>
+      <w:rPr>
+        <w:rFonts w:hint="default"/>
+      </w:rPr>
+    </w:lvl>
+    <w:lvl w:ilvl="6">
+      <w:start w:val="1"/>
+      <w:numFmt w:val="decimal"/>
+      <w:lvlText w:val="%1.%2.%3.%4.%5.%6.%7"/>
+      <w:lvlJc w:val="left"/>
+      <w:pPr>
+        <w:ind w:left="1440" w:hanging="1440"/>
+      </w:pPr>
+      <w:rPr>
+        <w:rFonts w:hint="default"/>
+      </w:rPr>
+    </w:lvl>
+    <w:lvl w:ilvl="7">
+      <w:start w:val="1"/>
+      <w:numFmt w:val="decimal"/>
+      <w:lvlText w:val="%1.%2.%3.%4.%5.%6.%7.%8"/>
+      <w:lvlJc w:val="left"/>
+      <w:pPr>
+        <w:ind w:left="1440" w:hanging="1440"/>
+      </w:pPr>
+      <w:rPr>
+        <w:rFonts w:hint="default"/>
+      </w:rPr>
+    </w:lvl>
+    <w:lvl w:ilvl="8">
+      <w:start w:val="1"/>
+      <w:numFmt w:val="decimal"/>
+      <w:lvlText w:val="%1.%2.%3.%4.%5.%6.%7.%8.%9"/>
+      <w:lvlJc w:val="left"/>
+      <w:pPr>
+        <w:ind w:left="1800" w:hanging="1800"/>
+      </w:pPr>
+      <w:rPr>
+        <w:rFonts w:hint="default"/>
+      </w:rPr>
+    </w:lvl>
+  </w:abstractNum>
+  <w:abstractNum w:abstractNumId="22" w15:restartNumberingAfterBreak="0">
+    <w:nsid w:val="54242B49"/>
+    <w:multiLevelType w:val="multilevel"/>
+    <w:tmpl w:val="8AEAA4A4"/>
+    <w:lvl w:ilvl="0">
+      <w:start w:val="1"/>
+      <w:numFmt w:val="bullet"/>
+      <w:lvlText w:val=""/>
+      <w:lvlJc w:val="left"/>
+      <w:pPr>
+        <w:tabs>
+          <w:tab w:val="num" w:pos="720"/>
+        </w:tabs>
+        <w:ind w:left="720" w:hanging="360"/>
+      </w:pPr>
+      <w:rPr>
+        <w:rFonts w:ascii="Symbol" w:hAnsi="Symbol" w:hint="default"/>
+        <w:sz w:val="20"/>
+      </w:rPr>
+    </w:lvl>
+    <w:lvl w:ilvl="1" w:tentative="1">
+      <w:start w:val="1"/>
+      <w:numFmt w:val="bullet"/>
+      <w:lvlText w:val="o"/>
+      <w:lvlJc w:val="left"/>
+      <w:pPr>
+        <w:tabs>
+          <w:tab w:val="num" w:pos="1440"/>
+        </w:tabs>
+        <w:ind w:left="1440" w:hanging="360"/>
+      </w:pPr>
+      <w:rPr>
+        <w:rFonts w:ascii="Courier New" w:hAnsi="Courier New" w:hint="default"/>
+        <w:sz w:val="20"/>
+      </w:rPr>
+    </w:lvl>
+    <w:lvl w:ilvl="2" w:tentative="1">
+      <w:start w:val="1"/>
+      <w:numFmt w:val="bullet"/>
+      <w:lvlText w:val=""/>
+      <w:lvlJc w:val="left"/>
+      <w:pPr>
+        <w:tabs>
+          <w:tab w:val="num" w:pos="2160"/>
+        </w:tabs>
+        <w:ind w:left="2160" w:hanging="360"/>
+      </w:pPr>
+      <w:rPr>
+        <w:rFonts w:ascii="Wingdings" w:hAnsi="Wingdings" w:hint="default"/>
+        <w:sz w:val="20"/>
+      </w:rPr>
+    </w:lvl>
+    <w:lvl w:ilvl="3" w:tentative="1">
+      <w:start w:val="1"/>
+      <w:numFmt w:val="bullet"/>
+      <w:lvlText w:val=""/>
+      <w:lvlJc w:val="left"/>
+      <w:pPr>
+        <w:tabs>
+          <w:tab w:val="num" w:pos="2880"/>
+        </w:tabs>
+        <w:ind w:left="2880" w:hanging="360"/>
+      </w:pPr>
+      <w:rPr>
+        <w:rFonts w:ascii="Wingdings" w:hAnsi="Wingdings" w:hint="default"/>
+        <w:sz w:val="20"/>
+      </w:rPr>
+    </w:lvl>
+    <w:lvl w:ilvl="4" w:tentative="1">
+      <w:start w:val="1"/>
+      <w:numFmt w:val="bullet"/>
+      <w:lvlText w:val=""/>
+      <w:lvlJc w:val="left"/>
+      <w:pPr>
+        <w:tabs>
+          <w:tab w:val="num" w:pos="3600"/>
+        </w:tabs>
+        <w:ind w:left="3600" w:hanging="360"/>
+      </w:pPr>
+      <w:rPr>
+        <w:rFonts w:ascii="Wingdings" w:hAnsi="Wingdings" w:hint="default"/>
+        <w:sz w:val="20"/>
+      </w:rPr>
+    </w:lvl>
+    <w:lvl w:ilvl="5" w:tentative="1">
+      <w:start w:val="1"/>
+      <w:numFmt w:val="bullet"/>
+      <w:lvlText w:val=""/>
+      <w:lvlJc w:val="left"/>
+      <w:pPr>
+        <w:tabs>
+          <w:tab w:val="num" w:pos="4320"/>
+        </w:tabs>
+        <w:ind w:left="4320" w:hanging="360"/>
+      </w:pPr>
+      <w:rPr>
+        <w:rFonts w:ascii="Wingdings" w:hAnsi="Wingdings" w:hint="default"/>
+        <w:sz w:val="20"/>
+      </w:rPr>
+    </w:lvl>
+    <w:lvl w:ilvl="6" w:tentative="1">
+      <w:start w:val="1"/>
+      <w:numFmt w:val="bullet"/>
+      <w:lvlText w:val=""/>
+      <w:lvlJc w:val="left"/>
+      <w:pPr>
+        <w:tabs>
+          <w:tab w:val="num" w:pos="5040"/>
+        </w:tabs>
+        <w:ind w:left="5040" w:hanging="360"/>
+      </w:pPr>
+      <w:rPr>
+        <w:rFonts w:ascii="Wingdings" w:hAnsi="Wingdings" w:hint="default"/>
+        <w:sz w:val="20"/>
+      </w:rPr>
+    </w:lvl>
+    <w:lvl w:ilvl="7" w:tentative="1">
+      <w:start w:val="1"/>
+      <w:numFmt w:val="bullet"/>
+      <w:lvlText w:val=""/>
+      <w:lvlJc w:val="left"/>
+      <w:pPr>
+        <w:tabs>
+          <w:tab w:val="num" w:pos="5760"/>
+        </w:tabs>
+        <w:ind w:left="5760" w:hanging="360"/>
+      </w:pPr>
+      <w:rPr>
+        <w:rFonts w:ascii="Wingdings" w:hAnsi="Wingdings" w:hint="default"/>
+        <w:sz w:val="20"/>
+      </w:rPr>
+    </w:lvl>
+    <w:lvl w:ilvl="8" w:tentative="1">
+      <w:start w:val="1"/>
+      <w:numFmt w:val="bullet"/>
+      <w:lvlText w:val=""/>
+      <w:lvlJc w:val="left"/>
+      <w:pPr>
+        <w:tabs>
+          <w:tab w:val="num" w:pos="6480"/>
+        </w:tabs>
+        <w:ind w:left="6480" w:hanging="360"/>
+      </w:pPr>
+      <w:rPr>
+        <w:rFonts w:ascii="Wingdings" w:hAnsi="Wingdings" w:hint="default"/>
+        <w:sz w:val="20"/>
+      </w:rPr>
+    </w:lvl>
+  </w:abstractNum>
+  <w:abstractNum w:abstractNumId="23" w15:restartNumberingAfterBreak="0">
     <w:nsid w:val="56C2176C"/>
     <w:multiLevelType w:val="hybridMultilevel"/>
     <w:tmpl w:val="76C01236"/>
@@ -4524,7 +8106,418 @@
       </w:rPr>
     </w:lvl>
   </w:abstractNum>
-  <w:abstractNum w:abstractNumId="16" w15:restartNumberingAfterBreak="0">
+  <w:abstractNum w:abstractNumId="24" w15:restartNumberingAfterBreak="0">
+    <w:nsid w:val="5AA233D0"/>
+    <w:multiLevelType w:val="multilevel"/>
+    <w:tmpl w:val="F79CE1E8"/>
+    <w:lvl w:ilvl="0">
+      <w:start w:val="1"/>
+      <w:numFmt w:val="bullet"/>
+      <w:lvlText w:val=""/>
+      <w:lvlJc w:val="left"/>
+      <w:pPr>
+        <w:tabs>
+          <w:tab w:val="num" w:pos="720"/>
+        </w:tabs>
+        <w:ind w:left="720" w:hanging="360"/>
+      </w:pPr>
+      <w:rPr>
+        <w:rFonts w:ascii="Symbol" w:hAnsi="Symbol" w:hint="default"/>
+        <w:sz w:val="20"/>
+      </w:rPr>
+    </w:lvl>
+    <w:lvl w:ilvl="1" w:tentative="1">
+      <w:start w:val="1"/>
+      <w:numFmt w:val="bullet"/>
+      <w:lvlText w:val="o"/>
+      <w:lvlJc w:val="left"/>
+      <w:pPr>
+        <w:tabs>
+          <w:tab w:val="num" w:pos="1440"/>
+        </w:tabs>
+        <w:ind w:left="1440" w:hanging="360"/>
+      </w:pPr>
+      <w:rPr>
+        <w:rFonts w:ascii="Courier New" w:hAnsi="Courier New" w:hint="default"/>
+        <w:sz w:val="20"/>
+      </w:rPr>
+    </w:lvl>
+    <w:lvl w:ilvl="2" w:tentative="1">
+      <w:start w:val="1"/>
+      <w:numFmt w:val="bullet"/>
+      <w:lvlText w:val=""/>
+      <w:lvlJc w:val="left"/>
+      <w:pPr>
+        <w:tabs>
+          <w:tab w:val="num" w:pos="2160"/>
+        </w:tabs>
+        <w:ind w:left="2160" w:hanging="360"/>
+      </w:pPr>
+      <w:rPr>
+        <w:rFonts w:ascii="Wingdings" w:hAnsi="Wingdings" w:hint="default"/>
+        <w:sz w:val="20"/>
+      </w:rPr>
+    </w:lvl>
+    <w:lvl w:ilvl="3" w:tentative="1">
+      <w:start w:val="1"/>
+      <w:numFmt w:val="bullet"/>
+      <w:lvlText w:val=""/>
+      <w:lvlJc w:val="left"/>
+      <w:pPr>
+        <w:tabs>
+          <w:tab w:val="num" w:pos="2880"/>
+        </w:tabs>
+        <w:ind w:left="2880" w:hanging="360"/>
+      </w:pPr>
+      <w:rPr>
+        <w:rFonts w:ascii="Wingdings" w:hAnsi="Wingdings" w:hint="default"/>
+        <w:sz w:val="20"/>
+      </w:rPr>
+    </w:lvl>
+    <w:lvl w:ilvl="4" w:tentative="1">
+      <w:start w:val="1"/>
+      <w:numFmt w:val="bullet"/>
+      <w:lvlText w:val=""/>
+      <w:lvlJc w:val="left"/>
+      <w:pPr>
+        <w:tabs>
+          <w:tab w:val="num" w:pos="3600"/>
+        </w:tabs>
+        <w:ind w:left="3600" w:hanging="360"/>
+      </w:pPr>
+      <w:rPr>
+        <w:rFonts w:ascii="Wingdings" w:hAnsi="Wingdings" w:hint="default"/>
+        <w:sz w:val="20"/>
+      </w:rPr>
+    </w:lvl>
+    <w:lvl w:ilvl="5" w:tentative="1">
+      <w:start w:val="1"/>
+      <w:numFmt w:val="bullet"/>
+      <w:lvlText w:val=""/>
+      <w:lvlJc w:val="left"/>
+      <w:pPr>
+        <w:tabs>
+          <w:tab w:val="num" w:pos="4320"/>
+        </w:tabs>
+        <w:ind w:left="4320" w:hanging="360"/>
+      </w:pPr>
+      <w:rPr>
+        <w:rFonts w:ascii="Wingdings" w:hAnsi="Wingdings" w:hint="default"/>
+        <w:sz w:val="20"/>
+      </w:rPr>
+    </w:lvl>
+    <w:lvl w:ilvl="6" w:tentative="1">
+      <w:start w:val="1"/>
+      <w:numFmt w:val="bullet"/>
+      <w:lvlText w:val=""/>
+      <w:lvlJc w:val="left"/>
+      <w:pPr>
+        <w:tabs>
+          <w:tab w:val="num" w:pos="5040"/>
+        </w:tabs>
+        <w:ind w:left="5040" w:hanging="360"/>
+      </w:pPr>
+      <w:rPr>
+        <w:rFonts w:ascii="Wingdings" w:hAnsi="Wingdings" w:hint="default"/>
+        <w:sz w:val="20"/>
+      </w:rPr>
+    </w:lvl>
+    <w:lvl w:ilvl="7" w:tentative="1">
+      <w:start w:val="1"/>
+      <w:numFmt w:val="bullet"/>
+      <w:lvlText w:val=""/>
+      <w:lvlJc w:val="left"/>
+      <w:pPr>
+        <w:tabs>
+          <w:tab w:val="num" w:pos="5760"/>
+        </w:tabs>
+        <w:ind w:left="5760" w:hanging="360"/>
+      </w:pPr>
+      <w:rPr>
+        <w:rFonts w:ascii="Wingdings" w:hAnsi="Wingdings" w:hint="default"/>
+        <w:sz w:val="20"/>
+      </w:rPr>
+    </w:lvl>
+    <w:lvl w:ilvl="8" w:tentative="1">
+      <w:start w:val="1"/>
+      <w:numFmt w:val="bullet"/>
+      <w:lvlText w:val=""/>
+      <w:lvlJc w:val="left"/>
+      <w:pPr>
+        <w:tabs>
+          <w:tab w:val="num" w:pos="6480"/>
+        </w:tabs>
+        <w:ind w:left="6480" w:hanging="360"/>
+      </w:pPr>
+      <w:rPr>
+        <w:rFonts w:ascii="Wingdings" w:hAnsi="Wingdings" w:hint="default"/>
+        <w:sz w:val="20"/>
+      </w:rPr>
+    </w:lvl>
+  </w:abstractNum>
+  <w:abstractNum w:abstractNumId="25" w15:restartNumberingAfterBreak="0">
+    <w:nsid w:val="5B093866"/>
+    <w:multiLevelType w:val="multilevel"/>
+    <w:tmpl w:val="C9684AA0"/>
+    <w:lvl w:ilvl="0">
+      <w:start w:val="1"/>
+      <w:numFmt w:val="bullet"/>
+      <w:lvlText w:val=""/>
+      <w:lvlJc w:val="left"/>
+      <w:pPr>
+        <w:tabs>
+          <w:tab w:val="num" w:pos="720"/>
+        </w:tabs>
+        <w:ind w:left="720" w:hanging="360"/>
+      </w:pPr>
+      <w:rPr>
+        <w:rFonts w:ascii="Symbol" w:hAnsi="Symbol" w:hint="default"/>
+        <w:sz w:val="20"/>
+      </w:rPr>
+    </w:lvl>
+    <w:lvl w:ilvl="1" w:tentative="1">
+      <w:start w:val="1"/>
+      <w:numFmt w:val="bullet"/>
+      <w:lvlText w:val="o"/>
+      <w:lvlJc w:val="left"/>
+      <w:pPr>
+        <w:tabs>
+          <w:tab w:val="num" w:pos="1440"/>
+        </w:tabs>
+        <w:ind w:left="1440" w:hanging="360"/>
+      </w:pPr>
+      <w:rPr>
+        <w:rFonts w:ascii="Courier New" w:hAnsi="Courier New" w:hint="default"/>
+        <w:sz w:val="20"/>
+      </w:rPr>
+    </w:lvl>
+    <w:lvl w:ilvl="2" w:tentative="1">
+      <w:start w:val="1"/>
+      <w:numFmt w:val="bullet"/>
+      <w:lvlText w:val=""/>
+      <w:lvlJc w:val="left"/>
+      <w:pPr>
+        <w:tabs>
+          <w:tab w:val="num" w:pos="2160"/>
+        </w:tabs>
+        <w:ind w:left="2160" w:hanging="360"/>
+      </w:pPr>
+      <w:rPr>
+        <w:rFonts w:ascii="Wingdings" w:hAnsi="Wingdings" w:hint="default"/>
+        <w:sz w:val="20"/>
+      </w:rPr>
+    </w:lvl>
+    <w:lvl w:ilvl="3" w:tentative="1">
+      <w:start w:val="1"/>
+      <w:numFmt w:val="bullet"/>
+      <w:lvlText w:val=""/>
+      <w:lvlJc w:val="left"/>
+      <w:pPr>
+        <w:tabs>
+          <w:tab w:val="num" w:pos="2880"/>
+        </w:tabs>
+        <w:ind w:left="2880" w:hanging="360"/>
+      </w:pPr>
+      <w:rPr>
+        <w:rFonts w:ascii="Wingdings" w:hAnsi="Wingdings" w:hint="default"/>
+        <w:sz w:val="20"/>
+      </w:rPr>
+    </w:lvl>
+    <w:lvl w:ilvl="4" w:tentative="1">
+      <w:start w:val="1"/>
+      <w:numFmt w:val="bullet"/>
+      <w:lvlText w:val=""/>
+      <w:lvlJc w:val="left"/>
+      <w:pPr>
+        <w:tabs>
+          <w:tab w:val="num" w:pos="3600"/>
+        </w:tabs>
+        <w:ind w:left="3600" w:hanging="360"/>
+      </w:pPr>
+      <w:rPr>
+        <w:rFonts w:ascii="Wingdings" w:hAnsi="Wingdings" w:hint="default"/>
+        <w:sz w:val="20"/>
+      </w:rPr>
+    </w:lvl>
+    <w:lvl w:ilvl="5" w:tentative="1">
+      <w:start w:val="1"/>
+      <w:numFmt w:val="bullet"/>
+      <w:lvlText w:val=""/>
+      <w:lvlJc w:val="left"/>
+      <w:pPr>
+        <w:tabs>
+          <w:tab w:val="num" w:pos="4320"/>
+        </w:tabs>
+        <w:ind w:left="4320" w:hanging="360"/>
+      </w:pPr>
+      <w:rPr>
+        <w:rFonts w:ascii="Wingdings" w:hAnsi="Wingdings" w:hint="default"/>
+        <w:sz w:val="20"/>
+      </w:rPr>
+    </w:lvl>
+    <w:lvl w:ilvl="6" w:tentative="1">
+      <w:start w:val="1"/>
+      <w:numFmt w:val="bullet"/>
+      <w:lvlText w:val=""/>
+      <w:lvlJc w:val="left"/>
+      <w:pPr>
+        <w:tabs>
+          <w:tab w:val="num" w:pos="5040"/>
+        </w:tabs>
+        <w:ind w:left="5040" w:hanging="360"/>
+      </w:pPr>
+      <w:rPr>
+        <w:rFonts w:ascii="Wingdings" w:hAnsi="Wingdings" w:hint="default"/>
+        <w:sz w:val="20"/>
+      </w:rPr>
+    </w:lvl>
+    <w:lvl w:ilvl="7" w:tentative="1">
+      <w:start w:val="1"/>
+      <w:numFmt w:val="bullet"/>
+      <w:lvlText w:val=""/>
+      <w:lvlJc w:val="left"/>
+      <w:pPr>
+        <w:tabs>
+          <w:tab w:val="num" w:pos="5760"/>
+        </w:tabs>
+        <w:ind w:left="5760" w:hanging="360"/>
+      </w:pPr>
+      <w:rPr>
+        <w:rFonts w:ascii="Wingdings" w:hAnsi="Wingdings" w:hint="default"/>
+        <w:sz w:val="20"/>
+      </w:rPr>
+    </w:lvl>
+    <w:lvl w:ilvl="8" w:tentative="1">
+      <w:start w:val="1"/>
+      <w:numFmt w:val="bullet"/>
+      <w:lvlText w:val=""/>
+      <w:lvlJc w:val="left"/>
+      <w:pPr>
+        <w:tabs>
+          <w:tab w:val="num" w:pos="6480"/>
+        </w:tabs>
+        <w:ind w:left="6480" w:hanging="360"/>
+      </w:pPr>
+      <w:rPr>
+        <w:rFonts w:ascii="Wingdings" w:hAnsi="Wingdings" w:hint="default"/>
+        <w:sz w:val="20"/>
+      </w:rPr>
+    </w:lvl>
+  </w:abstractNum>
+  <w:abstractNum w:abstractNumId="26" w15:restartNumberingAfterBreak="0">
+    <w:nsid w:val="5B5F17F1"/>
+    <w:multiLevelType w:val="multilevel"/>
+    <w:tmpl w:val="53FEA10A"/>
+    <w:lvl w:ilvl="0">
+      <w:start w:val="1"/>
+      <w:numFmt w:val="decimal"/>
+      <w:lvlText w:val="%1."/>
+      <w:lvlJc w:val="left"/>
+      <w:pPr>
+        <w:tabs>
+          <w:tab w:val="num" w:pos="720"/>
+        </w:tabs>
+        <w:ind w:left="720" w:hanging="360"/>
+      </w:pPr>
+    </w:lvl>
+    <w:lvl w:ilvl="1" w:tentative="1">
+      <w:start w:val="1"/>
+      <w:numFmt w:val="decimal"/>
+      <w:lvlText w:val="%2."/>
+      <w:lvlJc w:val="left"/>
+      <w:pPr>
+        <w:tabs>
+          <w:tab w:val="num" w:pos="1440"/>
+        </w:tabs>
+        <w:ind w:left="1440" w:hanging="360"/>
+      </w:pPr>
+    </w:lvl>
+    <w:lvl w:ilvl="2" w:tentative="1">
+      <w:start w:val="1"/>
+      <w:numFmt w:val="decimal"/>
+      <w:lvlText w:val="%3."/>
+      <w:lvlJc w:val="left"/>
+      <w:pPr>
+        <w:tabs>
+          <w:tab w:val="num" w:pos="2160"/>
+        </w:tabs>
+        <w:ind w:left="2160" w:hanging="360"/>
+      </w:pPr>
+    </w:lvl>
+    <w:lvl w:ilvl="3" w:tentative="1">
+      <w:start w:val="1"/>
+      <w:numFmt w:val="decimal"/>
+      <w:lvlText w:val="%4."/>
+      <w:lvlJc w:val="left"/>
+      <w:pPr>
+        <w:tabs>
+          <w:tab w:val="num" w:pos="2880"/>
+        </w:tabs>
+        <w:ind w:left="2880" w:hanging="360"/>
+      </w:pPr>
+    </w:lvl>
+    <w:lvl w:ilvl="4" w:tentative="1">
+      <w:start w:val="1"/>
+      <w:numFmt w:val="decimal"/>
+      <w:lvlText w:val="%5."/>
+      <w:lvlJc w:val="left"/>
+      <w:pPr>
+        <w:tabs>
+          <w:tab w:val="num" w:pos="3600"/>
+        </w:tabs>
+        <w:ind w:left="3600" w:hanging="360"/>
+      </w:pPr>
+    </w:lvl>
+    <w:lvl w:ilvl="5" w:tentative="1">
+      <w:start w:val="1"/>
+      <w:numFmt w:val="decimal"/>
+      <w:lvlText w:val="%6."/>
+      <w:lvlJc w:val="left"/>
+      <w:pPr>
+        <w:tabs>
+          <w:tab w:val="num" w:pos="4320"/>
+        </w:tabs>
+        <w:ind w:left="4320" w:hanging="360"/>
+      </w:pPr>
+    </w:lvl>
+    <w:lvl w:ilvl="6" w:tentative="1">
+      <w:start w:val="1"/>
+      <w:numFmt w:val="decimal"/>
+      <w:lvlText w:val="%7."/>
+      <w:lvlJc w:val="left"/>
+      <w:pPr>
+        <w:tabs>
+          <w:tab w:val="num" w:pos="5040"/>
+        </w:tabs>
+        <w:ind w:left="5040" w:hanging="360"/>
+      </w:pPr>
+    </w:lvl>
+    <w:lvl w:ilvl="7" w:tentative="1">
+      <w:start w:val="1"/>
+      <w:numFmt w:val="decimal"/>
+      <w:lvlText w:val="%8."/>
+      <w:lvlJc w:val="left"/>
+      <w:pPr>
+        <w:tabs>
+          <w:tab w:val="num" w:pos="5760"/>
+        </w:tabs>
+        <w:ind w:left="5760" w:hanging="360"/>
+      </w:pPr>
+    </w:lvl>
+    <w:lvl w:ilvl="8" w:tentative="1">
+      <w:start w:val="1"/>
+      <w:numFmt w:val="decimal"/>
+      <w:lvlText w:val="%9."/>
+      <w:lvlJc w:val="left"/>
+      <w:pPr>
+        <w:tabs>
+          <w:tab w:val="num" w:pos="6480"/>
+        </w:tabs>
+        <w:ind w:left="6480" w:hanging="360"/>
+      </w:pPr>
+    </w:lvl>
+  </w:abstractNum>
+  <w:abstractNum w:abstractNumId="27" w15:restartNumberingAfterBreak="0">
     <w:nsid w:val="5C296082"/>
     <w:multiLevelType w:val="hybridMultilevel"/>
     <w:tmpl w:val="17A22A20"/>
@@ -4637,7 +8630,7 @@
       </w:rPr>
     </w:lvl>
   </w:abstractNum>
-  <w:abstractNum w:abstractNumId="17" w15:restartNumberingAfterBreak="0">
+  <w:abstractNum w:abstractNumId="28" w15:restartNumberingAfterBreak="0">
     <w:nsid w:val="65B94988"/>
     <w:multiLevelType w:val="multilevel"/>
     <w:tmpl w:val="2F86AD6C"/>
@@ -4786,7 +8779,7 @@
       </w:rPr>
     </w:lvl>
   </w:abstractNum>
-  <w:abstractNum w:abstractNumId="18" w15:restartNumberingAfterBreak="0">
+  <w:abstractNum w:abstractNumId="29" w15:restartNumberingAfterBreak="0">
     <w:nsid w:val="71BE6108"/>
     <w:multiLevelType w:val="multilevel"/>
     <w:tmpl w:val="9D5440D8"/>
@@ -4935,7 +8928,7 @@
       </w:rPr>
     </w:lvl>
   </w:abstractNum>
-  <w:abstractNum w:abstractNumId="19" w15:restartNumberingAfterBreak="0">
+  <w:abstractNum w:abstractNumId="30" w15:restartNumberingAfterBreak="0">
     <w:nsid w:val="798359B5"/>
     <w:multiLevelType w:val="multilevel"/>
     <w:tmpl w:val="A540169C"/>
@@ -5084,7 +9077,7 @@
       </w:rPr>
     </w:lvl>
   </w:abstractNum>
-  <w:abstractNum w:abstractNumId="20" w15:restartNumberingAfterBreak="0">
+  <w:abstractNum w:abstractNumId="31" w15:restartNumberingAfterBreak="0">
     <w:nsid w:val="79B910ED"/>
     <w:multiLevelType w:val="hybridMultilevel"/>
     <w:tmpl w:val="012C4742"/>
@@ -5199,7 +9192,7 @@
       </w:rPr>
     </w:lvl>
   </w:abstractNum>
-  <w:abstractNum w:abstractNumId="21" w15:restartNumberingAfterBreak="0">
+  <w:abstractNum w:abstractNumId="32" w15:restartNumberingAfterBreak="0">
     <w:nsid w:val="7CF811A5"/>
     <w:multiLevelType w:val="hybridMultilevel"/>
     <w:tmpl w:val="D21E5BCA"/>
@@ -5312,7 +9305,7 @@
       </w:rPr>
     </w:lvl>
   </w:abstractNum>
-  <w:abstractNum w:abstractNumId="22" w15:restartNumberingAfterBreak="0">
+  <w:abstractNum w:abstractNumId="33" w15:restartNumberingAfterBreak="0">
     <w:nsid w:val="7E985D6B"/>
     <w:multiLevelType w:val="hybridMultilevel"/>
     <w:tmpl w:val="4AA046AE"/>
@@ -5425,7 +9418,7 @@
       </w:rPr>
     </w:lvl>
   </w:abstractNum>
-  <w:abstractNum w:abstractNumId="23" w15:restartNumberingAfterBreak="0">
+  <w:abstractNum w:abstractNumId="34" w15:restartNumberingAfterBreak="0">
     <w:nsid w:val="7EAE3E8A"/>
     <w:multiLevelType w:val="multilevel"/>
     <w:tmpl w:val="F8F223C4"/>
@@ -5538,7 +9531,7 @@
       </w:rPr>
     </w:lvl>
   </w:abstractNum>
-  <w:abstractNum w:abstractNumId="24" w15:restartNumberingAfterBreak="0">
+  <w:abstractNum w:abstractNumId="35" w15:restartNumberingAfterBreak="0">
     <w:nsid w:val="7F4D6E9D"/>
     <w:multiLevelType w:val="multilevel"/>
     <w:tmpl w:val="AD7865BC"/>
@@ -5658,73 +9651,106 @@
     <w:abstractNumId w:val="1"/>
   </w:num>
   <w:num w:numId="3" w16cid:durableId="175922415">
+    <w:abstractNumId w:val="11"/>
+  </w:num>
+  <w:num w:numId="4" w16cid:durableId="762605503">
     <w:abstractNumId w:val="8"/>
   </w:num>
-  <w:num w:numId="4" w16cid:durableId="762605503">
-    <w:abstractNumId w:val="5"/>
-  </w:num>
   <w:num w:numId="5" w16cid:durableId="88932562">
-    <w:abstractNumId w:val="6"/>
+    <w:abstractNumId w:val="9"/>
   </w:num>
   <w:num w:numId="6" w16cid:durableId="1977637766">
-    <w:abstractNumId w:val="9"/>
+    <w:abstractNumId w:val="12"/>
   </w:num>
   <w:num w:numId="7" w16cid:durableId="1863471893">
-    <w:abstractNumId w:val="14"/>
+    <w:abstractNumId w:val="20"/>
   </w:num>
   <w:num w:numId="8" w16cid:durableId="973020106">
     <w:abstractNumId w:val="2"/>
   </w:num>
   <w:num w:numId="9" w16cid:durableId="106244939">
+    <w:abstractNumId w:val="19"/>
+  </w:num>
+  <w:num w:numId="10" w16cid:durableId="1726442119">
+    <w:abstractNumId w:val="32"/>
+  </w:num>
+  <w:num w:numId="11" w16cid:durableId="200437981">
+    <w:abstractNumId w:val="27"/>
+  </w:num>
+  <w:num w:numId="12" w16cid:durableId="1570074541">
+    <w:abstractNumId w:val="4"/>
+  </w:num>
+  <w:num w:numId="13" w16cid:durableId="461657596">
+    <w:abstractNumId w:val="33"/>
+  </w:num>
+  <w:num w:numId="14" w16cid:durableId="839857498">
+    <w:abstractNumId w:val="35"/>
+  </w:num>
+  <w:num w:numId="15" w16cid:durableId="733044691">
+    <w:abstractNumId w:val="34"/>
+  </w:num>
+  <w:num w:numId="16" w16cid:durableId="1094328109">
+    <w:abstractNumId w:val="28"/>
+  </w:num>
+  <w:num w:numId="17" w16cid:durableId="531646460">
+    <w:abstractNumId w:val="10"/>
+  </w:num>
+  <w:num w:numId="18" w16cid:durableId="252591477">
+    <w:abstractNumId w:val="31"/>
+  </w:num>
+  <w:num w:numId="19" w16cid:durableId="932133179">
+    <w:abstractNumId w:val="15"/>
+  </w:num>
+  <w:num w:numId="20" w16cid:durableId="45841172">
+    <w:abstractNumId w:val="6"/>
+  </w:num>
+  <w:num w:numId="21" w16cid:durableId="1264386997">
+    <w:abstractNumId w:val="23"/>
+  </w:num>
+  <w:num w:numId="22" w16cid:durableId="1201479460">
+    <w:abstractNumId w:val="30"/>
+  </w:num>
+  <w:num w:numId="23" w16cid:durableId="64226689">
+    <w:abstractNumId w:val="16"/>
+  </w:num>
+  <w:num w:numId="24" w16cid:durableId="1949191909">
     <w:abstractNumId w:val="13"/>
   </w:num>
-  <w:num w:numId="10" w16cid:durableId="1726442119">
+  <w:num w:numId="25" w16cid:durableId="1044908837">
+    <w:abstractNumId w:val="29"/>
+  </w:num>
+  <w:num w:numId="26" w16cid:durableId="381321195">
+    <w:abstractNumId w:val="25"/>
+  </w:num>
+  <w:num w:numId="27" w16cid:durableId="350423342">
+    <w:abstractNumId w:val="14"/>
+  </w:num>
+  <w:num w:numId="28" w16cid:durableId="99301761">
+    <w:abstractNumId w:val="24"/>
+  </w:num>
+  <w:num w:numId="29" w16cid:durableId="1227686836">
+    <w:abstractNumId w:val="18"/>
+  </w:num>
+  <w:num w:numId="30" w16cid:durableId="319502056">
+    <w:abstractNumId w:val="17"/>
+  </w:num>
+  <w:num w:numId="31" w16cid:durableId="792408488">
+    <w:abstractNumId w:val="5"/>
+  </w:num>
+  <w:num w:numId="32" w16cid:durableId="144441432">
     <w:abstractNumId w:val="21"/>
   </w:num>
-  <w:num w:numId="11" w16cid:durableId="200437981">
-    <w:abstractNumId w:val="16"/>
-  </w:num>
-  <w:num w:numId="12" w16cid:durableId="1570074541">
-    <w:abstractNumId w:val="3"/>
-  </w:num>
-  <w:num w:numId="13" w16cid:durableId="461657596">
+  <w:num w:numId="33" w16cid:durableId="1830170405">
     <w:abstractNumId w:val="22"/>
   </w:num>
-  <w:num w:numId="14" w16cid:durableId="839857498">
-    <w:abstractNumId w:val="24"/>
+  <w:num w:numId="34" w16cid:durableId="952907690">
+    <w:abstractNumId w:val="26"/>
   </w:num>
-  <w:num w:numId="15" w16cid:durableId="733044691">
-    <w:abstractNumId w:val="23"/>
-  </w:num>
-  <w:num w:numId="16" w16cid:durableId="1094328109">
-    <w:abstractNumId w:val="17"/>
-  </w:num>
-  <w:num w:numId="17" w16cid:durableId="531646460">
+  <w:num w:numId="35" w16cid:durableId="1837375106">
     <w:abstractNumId w:val="7"/>
   </w:num>
-  <w:num w:numId="18" w16cid:durableId="252591477">
-    <w:abstractNumId w:val="20"/>
-  </w:num>
-  <w:num w:numId="19" w16cid:durableId="932133179">
-    <w:abstractNumId w:val="11"/>
-  </w:num>
-  <w:num w:numId="20" w16cid:durableId="45841172">
-    <w:abstractNumId w:val="4"/>
-  </w:num>
-  <w:num w:numId="21" w16cid:durableId="1264386997">
-    <w:abstractNumId w:val="15"/>
-  </w:num>
-  <w:num w:numId="22" w16cid:durableId="1201479460">
-    <w:abstractNumId w:val="19"/>
-  </w:num>
-  <w:num w:numId="23" w16cid:durableId="64226689">
-    <w:abstractNumId w:val="12"/>
-  </w:num>
-  <w:num w:numId="24" w16cid:durableId="1949191909">
-    <w:abstractNumId w:val="10"/>
-  </w:num>
-  <w:num w:numId="25" w16cid:durableId="1044908837">
-    <w:abstractNumId w:val="18"/>
+  <w:num w:numId="36" w16cid:durableId="955022580">
+    <w:abstractNumId w:val="3"/>
   </w:num>
 </w:numbering>
 </file>
@@ -6790,6 +10816,25 @@
       <w:shd w:val="clear" w:color="auto" w:fill="E1DFDD"/>
     </w:rPr>
   </w:style>
+  <w:style w:type="table" w:styleId="TableGrid">
+    <w:name w:val="Table Grid"/>
+    <w:basedOn w:val="TableNormal"/>
+    <w:uiPriority w:val="59"/>
+    <w:rsid w:val="00865DB7"/>
+    <w:pPr>
+      <w:spacing w:after="0" w:line="240" w:lineRule="auto"/>
+    </w:pPr>
+    <w:tblPr>
+      <w:tblBorders>
+        <w:top w:val="single" w:sz="4" w:space="0" w:color="auto"/>
+        <w:left w:val="single" w:sz="4" w:space="0" w:color="auto"/>
+        <w:bottom w:val="single" w:sz="4" w:space="0" w:color="auto"/>
+        <w:right w:val="single" w:sz="4" w:space="0" w:color="auto"/>
+        <w:insideH w:val="single" w:sz="4" w:space="0" w:color="auto"/>
+        <w:insideV w:val="single" w:sz="4" w:space="0" w:color="auto"/>
+      </w:tblBorders>
+    </w:tblPr>
+  </w:style>
 </w:styles>
 </file>
 

--- a/File docs/Báo cáo dự án.docx
+++ b/File docs/Báo cáo dự án.docx
@@ -2403,6 +2403,14 @@
     </w:p>
     <w:p>
       <w:pPr>
+        <w:pStyle w:val="Heading1"/>
+      </w:pPr>
+      <w:r>
+        <w:t>CHƯƠNG 2: CƠ SỞ LÝ THUẾT VÀ CẤU TRÚC HỆ THỐNG</w:t>
+      </w:r>
+    </w:p>
+    <w:p>
+      <w:pPr>
         <w:pStyle w:val="Heading2"/>
       </w:pPr>
       <w:r>
@@ -2460,6 +2468,7 @@
         </w:numPr>
       </w:pPr>
       <w:r>
+        <w:lastRenderedPageBreak/>
         <w:t>Các chỉ số tài chính cốt lõi và hiệu ứng "bẫy giảm giá"</w:t>
       </w:r>
     </w:p>
@@ -2521,7 +2530,6 @@
           <w:sz w:val="24"/>
           <w:szCs w:val="24"/>
         </w:rPr>
-        <w:lastRenderedPageBreak/>
         <w:t>Profit (Lợi nhuận): Khoản chênh lệch giữa doanh thu và chi phí.</w:t>
       </w:r>
     </w:p>
@@ -2911,6 +2919,7 @@
         </w:numPr>
       </w:pPr>
       <w:r>
+        <w:lastRenderedPageBreak/>
         <w:t>Khai phá dữ liệu khách hàng bằng mô hình RFM</w:t>
       </w:r>
     </w:p>
@@ -2972,7 +2981,6 @@
           <w:sz w:val="24"/>
           <w:szCs w:val="24"/>
         </w:rPr>
-        <w:lastRenderedPageBreak/>
         <w:t>Frequency: Tần suất mua hàng.</w:t>
       </w:r>
     </w:p>
@@ -3253,23 +3261,7 @@
           <w:sz w:val="24"/>
           <w:szCs w:val="24"/>
         </w:rPr>
-        <w:t>Ban lãnh đạo</w:t>
-      </w:r>
-      <w:r>
-        <w:rPr>
-          <w:rFonts w:ascii="Times New Roman" w:hAnsi="Times New Roman" w:cs="Times New Roman"/>
-          <w:sz w:val="24"/>
-          <w:szCs w:val="24"/>
-        </w:rPr>
-        <w:t xml:space="preserve">: </w:t>
-      </w:r>
-      <w:r>
-        <w:rPr>
-          <w:rFonts w:ascii="Times New Roman" w:hAnsi="Times New Roman" w:cs="Times New Roman"/>
-          <w:sz w:val="24"/>
-          <w:szCs w:val="24"/>
-        </w:rPr>
-        <w:t>Theo dõi hiệu quả kinh doanh tổng thể</w:t>
+        <w:t>Ban lãnh đạo: Theo dõi hiệu quả kinh doanh tổng thể</w:t>
       </w:r>
     </w:p>
     <w:p>
@@ -3291,23 +3283,7 @@
           <w:sz w:val="24"/>
           <w:szCs w:val="24"/>
         </w:rPr>
-        <w:t>Bộ phận kinh doanh</w:t>
-      </w:r>
-      <w:r>
-        <w:rPr>
-          <w:rFonts w:ascii="Times New Roman" w:hAnsi="Times New Roman" w:cs="Times New Roman"/>
-          <w:sz w:val="24"/>
-          <w:szCs w:val="24"/>
-        </w:rPr>
-        <w:t xml:space="preserve">: </w:t>
-      </w:r>
-      <w:r>
-        <w:rPr>
-          <w:rFonts w:ascii="Times New Roman" w:hAnsi="Times New Roman" w:cs="Times New Roman"/>
-          <w:sz w:val="24"/>
-          <w:szCs w:val="24"/>
-        </w:rPr>
-        <w:t>Đánh giá doanh số và lợi nhuận</w:t>
+        <w:t>Bộ phận kinh doanh: Đánh giá doanh số và lợi nhuận</w:t>
       </w:r>
     </w:p>
     <w:p>
@@ -3329,23 +3305,7 @@
           <w:sz w:val="24"/>
           <w:szCs w:val="24"/>
         </w:rPr>
-        <w:t>Bộ phận marketing</w:t>
-      </w:r>
-      <w:r>
-        <w:rPr>
-          <w:rFonts w:ascii="Times New Roman" w:hAnsi="Times New Roman" w:cs="Times New Roman"/>
-          <w:sz w:val="24"/>
-          <w:szCs w:val="24"/>
-        </w:rPr>
-        <w:t xml:space="preserve">: </w:t>
-      </w:r>
-      <w:r>
-        <w:rPr>
-          <w:rFonts w:ascii="Times New Roman" w:hAnsi="Times New Roman" w:cs="Times New Roman"/>
-          <w:sz w:val="24"/>
-          <w:szCs w:val="24"/>
-        </w:rPr>
-        <w:t>Phân tích hiệu quả chương trình giảm giá</w:t>
+        <w:t>Bộ phận marketing: Phân tích hiệu quả chương trình giảm giá</w:t>
       </w:r>
     </w:p>
     <w:p>
@@ -3367,23 +3327,7 @@
           <w:sz w:val="24"/>
           <w:szCs w:val="24"/>
         </w:rPr>
-        <w:t>Bộ phận chăm sóc khách hàng</w:t>
-      </w:r>
-      <w:r>
-        <w:rPr>
-          <w:rFonts w:ascii="Times New Roman" w:hAnsi="Times New Roman" w:cs="Times New Roman"/>
-          <w:sz w:val="24"/>
-          <w:szCs w:val="24"/>
-        </w:rPr>
-        <w:t xml:space="preserve">: </w:t>
-      </w:r>
-      <w:r>
-        <w:rPr>
-          <w:rFonts w:ascii="Times New Roman" w:hAnsi="Times New Roman" w:cs="Times New Roman"/>
-          <w:sz w:val="24"/>
-          <w:szCs w:val="24"/>
-        </w:rPr>
-        <w:t>Theo dõi hành vi khách hàng</w:t>
+        <w:t>Bộ phận chăm sóc khách hàng: Theo dõi hành vi khách hàng</w:t>
       </w:r>
     </w:p>
     <w:p>
@@ -3405,23 +3349,7 @@
           <w:sz w:val="24"/>
           <w:szCs w:val="24"/>
         </w:rPr>
-        <w:t>Nhóm phân tích dữ liệu</w:t>
-      </w:r>
-      <w:r>
-        <w:rPr>
-          <w:rFonts w:ascii="Times New Roman" w:hAnsi="Times New Roman" w:cs="Times New Roman"/>
-          <w:sz w:val="24"/>
-          <w:szCs w:val="24"/>
-        </w:rPr>
-        <w:t xml:space="preserve">: </w:t>
-      </w:r>
-      <w:r>
-        <w:rPr>
-          <w:rFonts w:ascii="Times New Roman" w:hAnsi="Times New Roman" w:cs="Times New Roman"/>
-          <w:sz w:val="24"/>
-          <w:szCs w:val="24"/>
-        </w:rPr>
-        <w:t>Xây dựng báo cáo và Dashboard</w:t>
+        <w:t>Nhóm phân tích dữ liệu: Xây dựng báo cáo và Dashboard</w:t>
       </w:r>
     </w:p>
     <w:p>
@@ -3450,6 +3378,7 @@
         </w:numPr>
       </w:pPr>
       <w:r>
+        <w:lastRenderedPageBreak/>
         <w:t>Hệ thống chỉ số đo lường (KPI Framework)</w:t>
       </w:r>
     </w:p>
@@ -3533,7 +3462,6 @@
           <w:sz w:val="24"/>
           <w:szCs w:val="24"/>
         </w:rPr>
-        <w:lastRenderedPageBreak/>
         <w:t>Profit Margin.</w:t>
       </w:r>
     </w:p>
@@ -4162,6 +4090,7 @@
                 <w:sz w:val="24"/>
                 <w:szCs w:val="24"/>
               </w:rPr>
+              <w:lastRenderedPageBreak/>
               <w:t>Ship Date</w:t>
             </w:r>
           </w:p>
@@ -4392,7 +4321,6 @@
                 <w:sz w:val="24"/>
                 <w:szCs w:val="24"/>
               </w:rPr>
-              <w:lastRenderedPageBreak/>
               <w:t>City</w:t>
             </w:r>
           </w:p>
@@ -10361,6 +10289,7 @@
   <w:style w:type="character" w:default="1" w:styleId="DefaultParagraphFont">
     <w:name w:val="Default Paragraph Font"/>
     <w:uiPriority w:val="1"/>
+    <w:semiHidden/>
     <w:unhideWhenUsed/>
   </w:style>
   <w:style w:type="table" w:default="1" w:styleId="TableNormal">

--- a/File docs/Báo cáo dự án.docx
+++ b/File docs/Báo cáo dự án.docx
@@ -4873,7 +4873,1035 @@
         </w:rPr>
       </w:pPr>
     </w:p>
-    <w:p/>
+    <w:p>
+      <w:pPr>
+        <w:pStyle w:val="Heading1"/>
+        <w:rPr>
+          <w:rFonts w:cs="Times New Roman"/>
+          <w:lang w:val="vi-VN"/>
+        </w:rPr>
+      </w:pPr>
+      <w:r>
+        <w:rPr>
+          <w:rFonts w:cs="Times New Roman"/>
+        </w:rPr>
+        <w:t>CHƯƠNG</w:t>
+      </w:r>
+      <w:r>
+        <w:rPr>
+          <w:rFonts w:cs="Times New Roman"/>
+          <w:lang w:val="vi-VN"/>
+        </w:rPr>
+        <w:t xml:space="preserve"> 3:  QUY TRÌNH ELT VÀ MÔ HÌNH HÓA DỮ LIỆU </w:t>
+      </w:r>
+    </w:p>
+    <w:p>
+      <w:pPr>
+        <w:pStyle w:val="Heading2"/>
+        <w:rPr>
+          <w:rFonts w:cs="Times New Roman"/>
+          <w:lang w:val="vi-VN"/>
+        </w:rPr>
+      </w:pPr>
+      <w:r>
+        <w:rPr>
+          <w:rFonts w:cs="Times New Roman"/>
+          <w:lang w:val="vi-VN"/>
+        </w:rPr>
+        <w:t xml:space="preserve">3.1 TỔNG QUAN KIẾN TRÚC PIPELINE  XỬ LÍ DỮ LIỆU </w:t>
+      </w:r>
+    </w:p>
+    <w:p>
+      <w:pPr>
+        <w:pStyle w:val="Heading2"/>
+        <w:rPr>
+          <w:rFonts w:cs="Times New Roman"/>
+          <w:lang w:val="vi-VN"/>
+        </w:rPr>
+      </w:pPr>
+      <w:r>
+        <w:rPr>
+          <w:rFonts w:cs="Times New Roman"/>
+          <w:lang w:val="vi-VN"/>
+        </w:rPr>
+        <w:t>3.2 ĐÁNH GIÁ CHẤT LƯỢNG VÀ KHÁM PHÁ DỮ LIỆU (EDA)</w:t>
+      </w:r>
+    </w:p>
+    <w:p>
+      <w:pPr>
+        <w:pStyle w:val="Heading3"/>
+        <w:rPr>
+          <w:rFonts w:ascii="Times New Roman" w:hAnsi="Times New Roman" w:cs="Times New Roman"/>
+          <w:sz w:val="32"/>
+          <w:szCs w:val="32"/>
+          <w:lang w:val="vi-VN"/>
+        </w:rPr>
+      </w:pPr>
+      <w:r>
+        <w:rPr>
+          <w:rFonts w:ascii="Times New Roman" w:hAnsi="Times New Roman" w:cs="Times New Roman"/>
+          <w:sz w:val="32"/>
+          <w:szCs w:val="32"/>
+          <w:lang w:val="vi-VN"/>
+        </w:rPr>
+        <w:t xml:space="preserve">3.2.1  KIỂM TRA DỮ LIỆU THIẾU VÀ TRÙNG LẬP </w:t>
+      </w:r>
+    </w:p>
+    <w:p>
+      <w:pPr>
+        <w:pStyle w:val="Heading2"/>
+        <w:rPr>
+          <w:rFonts w:cs="Times New Roman"/>
+          <w:lang w:val="vi-VN"/>
+        </w:rPr>
+      </w:pPr>
+      <w:r>
+        <w:rPr>
+          <w:rFonts w:cs="Times New Roman"/>
+          <w:lang w:val="vi-VN"/>
+        </w:rPr>
+        <w:t xml:space="preserve">3.3  LÀM SẠCH CHUẨN HÓA DỮ LIỆU  </w:t>
+      </w:r>
+    </w:p>
+    <w:p>
+      <w:pPr>
+        <w:rPr>
+          <w:lang w:val="vi-VN"/>
+        </w:rPr>
+      </w:pPr>
+    </w:p>
+    <w:p>
+      <w:pPr>
+        <w:rPr>
+          <w:lang w:val="vi-VN"/>
+        </w:rPr>
+      </w:pPr>
+    </w:p>
+    <w:p>
+      <w:pPr>
+        <w:rPr>
+          <w:lang w:val="vi-VN"/>
+        </w:rPr>
+      </w:pPr>
+    </w:p>
+    <w:p>
+      <w:pPr>
+        <w:rPr>
+          <w:lang w:val="vi-VN"/>
+        </w:rPr>
+      </w:pPr>
+    </w:p>
+    <w:p>
+      <w:pPr>
+        <w:rPr>
+          <w:lang w:val="vi-VN"/>
+        </w:rPr>
+      </w:pPr>
+    </w:p>
+    <w:p>
+      <w:pPr>
+        <w:pStyle w:val="Heading3"/>
+        <w:rPr>
+          <w:rFonts w:ascii="Times New Roman" w:hAnsi="Times New Roman" w:cs="Times New Roman"/>
+          <w:sz w:val="32"/>
+          <w:szCs w:val="32"/>
+          <w:lang w:val="vi-VN"/>
+        </w:rPr>
+      </w:pPr>
+      <w:bookmarkStart w:id="0" w:name="_Toc227352022"/>
+      <w:r>
+        <w:rPr>
+          <w:rFonts w:ascii="Times New Roman" w:hAnsi="Times New Roman" w:cs="Times New Roman"/>
+          <w:sz w:val="32"/>
+          <w:szCs w:val="32"/>
+        </w:rPr>
+        <w:lastRenderedPageBreak/>
+        <w:t>3.3.1 CHUẨN HÓA CẤU TRÚC CỘT VÀ XỬ LÝ LỖI LOGIC</w:t>
+      </w:r>
+      <w:bookmarkEnd w:id="0"/>
+    </w:p>
+    <w:p>
+      <w:pPr>
+        <w:rPr>
+          <w:rFonts w:ascii="Times New Roman" w:hAnsi="Times New Roman" w:cs="Times New Roman"/>
+          <w:sz w:val="24"/>
+          <w:szCs w:val="24"/>
+          <w:lang w:val="vi-VN"/>
+        </w:rPr>
+      </w:pPr>
+      <w:r>
+        <w:rPr>
+          <w:rFonts w:ascii="Times New Roman" w:hAnsi="Times New Roman" w:cs="Times New Roman"/>
+          <w:sz w:val="24"/>
+          <w:szCs w:val="24"/>
+        </w:rPr>
+        <w:t>Sau khi đọc dữ liệu từ file CSV, hệ thống thực hiện chuẩn hóa tên cột nhằm đảm bảo tính nhất quán trong quá trình xử lý dữ liệu.</w:t>
+      </w:r>
+      <w:r>
+        <w:rPr>
+          <w:rFonts w:ascii="Times New Roman" w:hAnsi="Times New Roman" w:cs="Times New Roman"/>
+          <w:sz w:val="24"/>
+          <w:szCs w:val="24"/>
+          <w:lang w:val="vi-VN"/>
+        </w:rPr>
+        <w:t xml:space="preserve"> </w:t>
+      </w:r>
+    </w:p>
+    <w:p>
+      <w:pPr>
+        <w:rPr>
+          <w:rFonts w:ascii="Times New Roman" w:hAnsi="Times New Roman" w:cs="Times New Roman"/>
+          <w:lang w:val="vi-VN"/>
+        </w:rPr>
+      </w:pPr>
+      <w:r>
+        <w:rPr>
+          <w:rFonts w:ascii="Times New Roman" w:hAnsi="Times New Roman" w:cs="Times New Roman"/>
+          <w:lang w:val="vi-VN"/>
+        </w:rPr>
+        <w:drawing>
+          <wp:inline distT="0" distB="0" distL="0" distR="0" wp14:anchorId="4D4D01B5" wp14:editId="47C51806">
+            <wp:extent cx="5943600" cy="1504950"/>
+            <wp:effectExtent l="0" t="0" r="0" b="0"/>
+            <wp:docPr id="492780368" name="Picture 1"/>
+            <wp:cNvGraphicFramePr>
+              <a:graphicFrameLocks xmlns:a="http://schemas.openxmlformats.org/drawingml/2006/main" noChangeAspect="1"/>
+            </wp:cNvGraphicFramePr>
+            <a:graphic xmlns:a="http://schemas.openxmlformats.org/drawingml/2006/main">
+              <a:graphicData uri="http://schemas.openxmlformats.org/drawingml/2006/picture">
+                <pic:pic xmlns:pic="http://schemas.openxmlformats.org/drawingml/2006/picture">
+                  <pic:nvPicPr>
+                    <pic:cNvPr id="492780368" name=""/>
+                    <pic:cNvPicPr/>
+                  </pic:nvPicPr>
+                  <pic:blipFill>
+                    <a:blip r:embed="rId10"/>
+                    <a:stretch>
+                      <a:fillRect/>
+                    </a:stretch>
+                  </pic:blipFill>
+                  <pic:spPr>
+                    <a:xfrm>
+                      <a:off x="0" y="0"/>
+                      <a:ext cx="5943600" cy="1504950"/>
+                    </a:xfrm>
+                    <a:prstGeom prst="rect">
+                      <a:avLst/>
+                    </a:prstGeom>
+                  </pic:spPr>
+                </pic:pic>
+              </a:graphicData>
+            </a:graphic>
+          </wp:inline>
+        </w:drawing>
+      </w:r>
+    </w:p>
+    <w:p>
+      <w:pPr>
+        <w:rPr>
+          <w:rFonts w:ascii="Times New Roman" w:hAnsi="Times New Roman" w:cs="Times New Roman"/>
+          <w:lang w:val="vi-VN"/>
+        </w:rPr>
+      </w:pPr>
+    </w:p>
+    <w:p>
+      <w:pPr>
+        <w:rPr>
+          <w:rFonts w:ascii="Times New Roman" w:hAnsi="Times New Roman" w:cs="Times New Roman"/>
+          <w:lang w:val="vi-VN"/>
+        </w:rPr>
+      </w:pPr>
+    </w:p>
+    <w:p>
+      <w:pPr>
+        <w:rPr>
+          <w:rFonts w:ascii="Times New Roman" w:hAnsi="Times New Roman" w:cs="Times New Roman"/>
+          <w:sz w:val="24"/>
+          <w:szCs w:val="24"/>
+        </w:rPr>
+      </w:pPr>
+      <w:r>
+        <w:rPr>
+          <w:rFonts w:ascii="Times New Roman" w:hAnsi="Times New Roman" w:cs="Times New Roman"/>
+          <w:sz w:val="24"/>
+          <w:szCs w:val="24"/>
+        </w:rPr>
+        <w:t>Ví dụ:</w:t>
+      </w:r>
+    </w:p>
+    <w:p>
+      <w:pPr>
+        <w:numPr>
+          <w:ilvl w:val="0"/>
+          <w:numId w:val="40"/>
+        </w:numPr>
+        <w:rPr>
+          <w:rFonts w:ascii="Times New Roman" w:hAnsi="Times New Roman" w:cs="Times New Roman"/>
+          <w:sz w:val="24"/>
+          <w:szCs w:val="24"/>
+        </w:rPr>
+      </w:pPr>
+      <w:r>
+        <w:rPr>
+          <w:rFonts w:ascii="Times New Roman" w:hAnsi="Times New Roman" w:cs="Times New Roman"/>
+          <w:sz w:val="24"/>
+          <w:szCs w:val="24"/>
+        </w:rPr>
+        <w:t>Order Date → order_date</w:t>
+      </w:r>
+    </w:p>
+    <w:p>
+      <w:pPr>
+        <w:numPr>
+          <w:ilvl w:val="0"/>
+          <w:numId w:val="40"/>
+        </w:numPr>
+        <w:rPr>
+          <w:rFonts w:ascii="Times New Roman" w:hAnsi="Times New Roman" w:cs="Times New Roman"/>
+          <w:sz w:val="24"/>
+          <w:szCs w:val="24"/>
+        </w:rPr>
+      </w:pPr>
+      <w:r>
+        <w:rPr>
+          <w:rFonts w:ascii="Times New Roman" w:hAnsi="Times New Roman" w:cs="Times New Roman"/>
+          <w:sz w:val="24"/>
+          <w:szCs w:val="24"/>
+        </w:rPr>
+        <w:t>Ship Date → ship_date</w:t>
+      </w:r>
+    </w:p>
+    <w:p>
+      <w:pPr>
+        <w:numPr>
+          <w:ilvl w:val="0"/>
+          <w:numId w:val="40"/>
+        </w:numPr>
+        <w:rPr>
+          <w:rFonts w:ascii="Times New Roman" w:hAnsi="Times New Roman" w:cs="Times New Roman"/>
+          <w:sz w:val="24"/>
+          <w:szCs w:val="24"/>
+        </w:rPr>
+      </w:pPr>
+      <w:r>
+        <w:rPr>
+          <w:rFonts w:ascii="Times New Roman" w:hAnsi="Times New Roman" w:cs="Times New Roman"/>
+          <w:sz w:val="24"/>
+          <w:szCs w:val="24"/>
+        </w:rPr>
+        <w:t>Sub.Category → sub_category</w:t>
+      </w:r>
+    </w:p>
+    <w:p>
+      <w:pPr>
+        <w:rPr>
+          <w:rFonts w:ascii="Times New Roman" w:hAnsi="Times New Roman" w:cs="Times New Roman"/>
+          <w:sz w:val="24"/>
+          <w:szCs w:val="24"/>
+          <w:lang w:val="vi-VN"/>
+        </w:rPr>
+      </w:pPr>
+      <w:r>
+        <w:rPr>
+          <w:rFonts w:ascii="Times New Roman" w:hAnsi="Times New Roman" w:cs="Times New Roman"/>
+          <w:sz w:val="24"/>
+          <w:szCs w:val="24"/>
+        </w:rPr>
+        <w:t>Tiếp theo, hệ thống loại bỏ các cột không phục vụ cho mục đích phân tích như:</w:t>
+      </w:r>
+    </w:p>
+    <w:p>
+      <w:pPr>
+        <w:rPr>
+          <w:rFonts w:ascii="Times New Roman" w:hAnsi="Times New Roman" w:cs="Times New Roman"/>
+          <w:sz w:val="24"/>
+          <w:szCs w:val="24"/>
+          <w:lang w:val="vi-VN"/>
+        </w:rPr>
+      </w:pPr>
+      <w:r>
+        <w:rPr>
+          <w:rFonts w:ascii="Times New Roman" w:hAnsi="Times New Roman" w:cs="Times New Roman"/>
+          <w:sz w:val="24"/>
+          <w:szCs w:val="24"/>
+          <w:lang w:val="vi-VN"/>
+        </w:rPr>
+        <w:drawing>
+          <wp:inline distT="0" distB="0" distL="0" distR="0" wp14:anchorId="009BB98C" wp14:editId="3D31D415">
+            <wp:extent cx="5943600" cy="487680"/>
+            <wp:effectExtent l="0" t="0" r="0" b="7620"/>
+            <wp:docPr id="933999759" name="Picture 1"/>
+            <wp:cNvGraphicFramePr>
+              <a:graphicFrameLocks xmlns:a="http://schemas.openxmlformats.org/drawingml/2006/main" noChangeAspect="1"/>
+            </wp:cNvGraphicFramePr>
+            <a:graphic xmlns:a="http://schemas.openxmlformats.org/drawingml/2006/main">
+              <a:graphicData uri="http://schemas.openxmlformats.org/drawingml/2006/picture">
+                <pic:pic xmlns:pic="http://schemas.openxmlformats.org/drawingml/2006/picture">
+                  <pic:nvPicPr>
+                    <pic:cNvPr id="933999759" name=""/>
+                    <pic:cNvPicPr/>
+                  </pic:nvPicPr>
+                  <pic:blipFill>
+                    <a:blip r:embed="rId11"/>
+                    <a:stretch>
+                      <a:fillRect/>
+                    </a:stretch>
+                  </pic:blipFill>
+                  <pic:spPr>
+                    <a:xfrm>
+                      <a:off x="0" y="0"/>
+                      <a:ext cx="5943600" cy="487680"/>
+                    </a:xfrm>
+                    <a:prstGeom prst="rect">
+                      <a:avLst/>
+                    </a:prstGeom>
+                  </pic:spPr>
+                </pic:pic>
+              </a:graphicData>
+            </a:graphic>
+          </wp:inline>
+        </w:drawing>
+      </w:r>
+    </w:p>
+    <w:p>
+      <w:pPr>
+        <w:rPr>
+          <w:rFonts w:ascii="Times New Roman" w:hAnsi="Times New Roman" w:cs="Times New Roman"/>
+          <w:sz w:val="24"/>
+          <w:szCs w:val="24"/>
+          <w:lang w:val="vi-VN"/>
+        </w:rPr>
+      </w:pPr>
+      <w:r>
+        <w:rPr>
+          <w:rFonts w:ascii="Times New Roman" w:hAnsi="Times New Roman" w:cs="Times New Roman"/>
+          <w:sz w:val="24"/>
+          <w:szCs w:val="24"/>
+        </w:rPr>
+        <w:t>Dữ liệu ngày tháng được chuyển sang định dạng Datetime để phục vụ các phép tính thời gian.</w:t>
+      </w:r>
+    </w:p>
+    <w:p>
+      <w:pPr>
+        <w:rPr>
+          <w:rFonts w:ascii="Times New Roman" w:hAnsi="Times New Roman" w:cs="Times New Roman"/>
+          <w:sz w:val="24"/>
+          <w:szCs w:val="24"/>
+          <w:lang w:val="vi-VN"/>
+        </w:rPr>
+      </w:pPr>
+      <w:r>
+        <w:rPr>
+          <w:rFonts w:ascii="Times New Roman" w:hAnsi="Times New Roman" w:cs="Times New Roman"/>
+          <w:sz w:val="24"/>
+          <w:szCs w:val="24"/>
+          <w:lang w:val="vi-VN"/>
+        </w:rPr>
+        <w:drawing>
+          <wp:inline distT="0" distB="0" distL="0" distR="0" wp14:anchorId="6769178F" wp14:editId="69B5781B">
+            <wp:extent cx="5943600" cy="623570"/>
+            <wp:effectExtent l="0" t="0" r="0" b="5080"/>
+            <wp:docPr id="564267732" name="Picture 1"/>
+            <wp:cNvGraphicFramePr>
+              <a:graphicFrameLocks xmlns:a="http://schemas.openxmlformats.org/drawingml/2006/main" noChangeAspect="1"/>
+            </wp:cNvGraphicFramePr>
+            <a:graphic xmlns:a="http://schemas.openxmlformats.org/drawingml/2006/main">
+              <a:graphicData uri="http://schemas.openxmlformats.org/drawingml/2006/picture">
+                <pic:pic xmlns:pic="http://schemas.openxmlformats.org/drawingml/2006/picture">
+                  <pic:nvPicPr>
+                    <pic:cNvPr id="564267732" name=""/>
+                    <pic:cNvPicPr/>
+                  </pic:nvPicPr>
+                  <pic:blipFill>
+                    <a:blip r:embed="rId12"/>
+                    <a:stretch>
+                      <a:fillRect/>
+                    </a:stretch>
+                  </pic:blipFill>
+                  <pic:spPr>
+                    <a:xfrm>
+                      <a:off x="0" y="0"/>
+                      <a:ext cx="5943600" cy="623570"/>
+                    </a:xfrm>
+                    <a:prstGeom prst="rect">
+                      <a:avLst/>
+                    </a:prstGeom>
+                  </pic:spPr>
+                </pic:pic>
+              </a:graphicData>
+            </a:graphic>
+          </wp:inline>
+        </w:drawing>
+      </w:r>
+    </w:p>
+    <w:p>
+      <w:pPr>
+        <w:rPr>
+          <w:rFonts w:ascii="Times New Roman" w:hAnsi="Times New Roman" w:cs="Times New Roman"/>
+          <w:sz w:val="24"/>
+          <w:szCs w:val="24"/>
+          <w:lang w:val="vi-VN"/>
+        </w:rPr>
+      </w:pPr>
+    </w:p>
+    <w:p>
+      <w:pPr>
+        <w:rPr>
+          <w:rFonts w:ascii="Times New Roman" w:hAnsi="Times New Roman" w:cs="Times New Roman"/>
+          <w:sz w:val="24"/>
+          <w:szCs w:val="24"/>
+          <w:lang w:val="vi-VN"/>
+        </w:rPr>
+      </w:pPr>
+      <w:r>
+        <w:rPr>
+          <w:rFonts w:ascii="Times New Roman" w:hAnsi="Times New Roman" w:cs="Times New Roman"/>
+          <w:sz w:val="24"/>
+          <w:szCs w:val="24"/>
+        </w:rPr>
+        <w:t>Hệ thống đồng thời kiểm tra lỗi nghiệp vụ và loại bỏ các bản ghi có ngày giao hàng nhỏ hơn ngày đặt hàng.</w:t>
+      </w:r>
+    </w:p>
+    <w:p>
+      <w:pPr>
+        <w:rPr>
+          <w:rFonts w:ascii="Times New Roman" w:hAnsi="Times New Roman" w:cs="Times New Roman"/>
+          <w:sz w:val="24"/>
+          <w:szCs w:val="24"/>
+          <w:lang w:val="vi-VN"/>
+        </w:rPr>
+      </w:pPr>
+      <w:r>
+        <w:rPr>
+          <w:rFonts w:ascii="Times New Roman" w:hAnsi="Times New Roman" w:cs="Times New Roman"/>
+          <w:sz w:val="24"/>
+          <w:szCs w:val="24"/>
+        </w:rPr>
+        <w:t>Để xử lý dữ liệu trùng lặp, hệ thống sử dụng cặp khóa order_id và product_id, sau đó giữ lại bản ghi mới nhất.</w:t>
+      </w:r>
+    </w:p>
+    <w:p>
+      <w:pPr>
+        <w:rPr>
+          <w:rFonts w:ascii="Times New Roman" w:hAnsi="Times New Roman" w:cs="Times New Roman"/>
+          <w:lang w:val="vi-VN"/>
+        </w:rPr>
+      </w:pPr>
+      <w:r>
+        <w:rPr>
+          <w:rFonts w:ascii="Times New Roman" w:hAnsi="Times New Roman" w:cs="Times New Roman"/>
+          <w:lang w:val="vi-VN"/>
+        </w:rPr>
+        <w:lastRenderedPageBreak/>
+        <w:drawing>
+          <wp:inline distT="0" distB="0" distL="0" distR="0" wp14:anchorId="79E455A8" wp14:editId="5F75BD24">
+            <wp:extent cx="5943600" cy="940435"/>
+            <wp:effectExtent l="0" t="0" r="0" b="0"/>
+            <wp:docPr id="2107549152" name="Picture 1"/>
+            <wp:cNvGraphicFramePr>
+              <a:graphicFrameLocks xmlns:a="http://schemas.openxmlformats.org/drawingml/2006/main" noChangeAspect="1"/>
+            </wp:cNvGraphicFramePr>
+            <a:graphic xmlns:a="http://schemas.openxmlformats.org/drawingml/2006/main">
+              <a:graphicData uri="http://schemas.openxmlformats.org/drawingml/2006/picture">
+                <pic:pic xmlns:pic="http://schemas.openxmlformats.org/drawingml/2006/picture">
+                  <pic:nvPicPr>
+                    <pic:cNvPr id="2107549152" name=""/>
+                    <pic:cNvPicPr/>
+                  </pic:nvPicPr>
+                  <pic:blipFill>
+                    <a:blip r:embed="rId13"/>
+                    <a:stretch>
+                      <a:fillRect/>
+                    </a:stretch>
+                  </pic:blipFill>
+                  <pic:spPr>
+                    <a:xfrm>
+                      <a:off x="0" y="0"/>
+                      <a:ext cx="5943600" cy="940435"/>
+                    </a:xfrm>
+                    <a:prstGeom prst="rect">
+                      <a:avLst/>
+                    </a:prstGeom>
+                  </pic:spPr>
+                </pic:pic>
+              </a:graphicData>
+            </a:graphic>
+          </wp:inline>
+        </w:drawing>
+      </w:r>
+    </w:p>
+    <w:p>
+      <w:pPr>
+        <w:pStyle w:val="Heading3"/>
+        <w:rPr>
+          <w:rFonts w:ascii="Times New Roman" w:hAnsi="Times New Roman" w:cs="Times New Roman"/>
+          <w:sz w:val="32"/>
+          <w:szCs w:val="32"/>
+          <w:lang w:val="vi-VN"/>
+        </w:rPr>
+      </w:pPr>
+      <w:r>
+        <w:rPr>
+          <w:rFonts w:ascii="Times New Roman" w:hAnsi="Times New Roman" w:cs="Times New Roman"/>
+          <w:sz w:val="32"/>
+          <w:szCs w:val="32"/>
+        </w:rPr>
+        <w:t>3.3.2 Xử lý dữ liệu thiếu</w:t>
+      </w:r>
+    </w:p>
+    <w:p>
+      <w:pPr>
+        <w:rPr>
+          <w:rFonts w:ascii="Times New Roman" w:hAnsi="Times New Roman" w:cs="Times New Roman"/>
+          <w:sz w:val="24"/>
+          <w:szCs w:val="24"/>
+          <w:lang w:val="vi-VN"/>
+        </w:rPr>
+      </w:pPr>
+      <w:r>
+        <w:rPr>
+          <w:rFonts w:ascii="Times New Roman" w:hAnsi="Times New Roman" w:cs="Times New Roman"/>
+          <w:sz w:val="24"/>
+          <w:szCs w:val="24"/>
+        </w:rPr>
+        <w:t>Các giá trị thiếu trong cột postal_code được thay thế bằng mã mặc định "00000".</w:t>
+      </w:r>
+    </w:p>
+    <w:p>
+      <w:pPr>
+        <w:rPr>
+          <w:rFonts w:ascii="Times New Roman" w:hAnsi="Times New Roman" w:cs="Times New Roman"/>
+          <w:sz w:val="24"/>
+          <w:szCs w:val="24"/>
+          <w:lang w:val="vi-VN"/>
+        </w:rPr>
+      </w:pPr>
+      <w:r>
+        <w:rPr>
+          <w:rFonts w:ascii="Times New Roman" w:hAnsi="Times New Roman" w:cs="Times New Roman"/>
+          <w:sz w:val="24"/>
+          <w:szCs w:val="24"/>
+          <w:lang w:val="vi-VN"/>
+        </w:rPr>
+        <w:drawing>
+          <wp:inline distT="0" distB="0" distL="0" distR="0" wp14:anchorId="2ACD25BF" wp14:editId="0918F5BE">
+            <wp:extent cx="5943600" cy="572135"/>
+            <wp:effectExtent l="0" t="0" r="0" b="0"/>
+            <wp:docPr id="968934934" name="Picture 1"/>
+            <wp:cNvGraphicFramePr>
+              <a:graphicFrameLocks xmlns:a="http://schemas.openxmlformats.org/drawingml/2006/main" noChangeAspect="1"/>
+            </wp:cNvGraphicFramePr>
+            <a:graphic xmlns:a="http://schemas.openxmlformats.org/drawingml/2006/main">
+              <a:graphicData uri="http://schemas.openxmlformats.org/drawingml/2006/picture">
+                <pic:pic xmlns:pic="http://schemas.openxmlformats.org/drawingml/2006/picture">
+                  <pic:nvPicPr>
+                    <pic:cNvPr id="968934934" name=""/>
+                    <pic:cNvPicPr/>
+                  </pic:nvPicPr>
+                  <pic:blipFill>
+                    <a:blip r:embed="rId14"/>
+                    <a:stretch>
+                      <a:fillRect/>
+                    </a:stretch>
+                  </pic:blipFill>
+                  <pic:spPr>
+                    <a:xfrm>
+                      <a:off x="0" y="0"/>
+                      <a:ext cx="5943600" cy="572135"/>
+                    </a:xfrm>
+                    <a:prstGeom prst="rect">
+                      <a:avLst/>
+                    </a:prstGeom>
+                  </pic:spPr>
+                </pic:pic>
+              </a:graphicData>
+            </a:graphic>
+          </wp:inline>
+        </w:drawing>
+      </w:r>
+    </w:p>
+    <w:p>
+      <w:pPr>
+        <w:rPr>
+          <w:rFonts w:ascii="Times New Roman" w:hAnsi="Times New Roman" w:cs="Times New Roman"/>
+          <w:sz w:val="24"/>
+          <w:szCs w:val="24"/>
+        </w:rPr>
+      </w:pPr>
+      <w:r>
+        <w:rPr>
+          <w:rFonts w:ascii="Times New Roman" w:hAnsi="Times New Roman" w:cs="Times New Roman"/>
+          <w:sz w:val="24"/>
+          <w:szCs w:val="24"/>
+        </w:rPr>
+        <w:t>Đối với các cột số như:</w:t>
+      </w:r>
+    </w:p>
+    <w:p>
+      <w:pPr>
+        <w:numPr>
+          <w:ilvl w:val="0"/>
+          <w:numId w:val="42"/>
+        </w:numPr>
+        <w:rPr>
+          <w:rFonts w:ascii="Times New Roman" w:hAnsi="Times New Roman" w:cs="Times New Roman"/>
+          <w:sz w:val="24"/>
+          <w:szCs w:val="24"/>
+        </w:rPr>
+      </w:pPr>
+      <w:r>
+        <w:rPr>
+          <w:rFonts w:ascii="Times New Roman" w:hAnsi="Times New Roman" w:cs="Times New Roman"/>
+          <w:sz w:val="24"/>
+          <w:szCs w:val="24"/>
+        </w:rPr>
+        <w:t>sales</w:t>
+      </w:r>
+    </w:p>
+    <w:p>
+      <w:pPr>
+        <w:numPr>
+          <w:ilvl w:val="0"/>
+          <w:numId w:val="42"/>
+        </w:numPr>
+        <w:rPr>
+          <w:rFonts w:ascii="Times New Roman" w:hAnsi="Times New Roman" w:cs="Times New Roman"/>
+          <w:sz w:val="24"/>
+          <w:szCs w:val="24"/>
+        </w:rPr>
+      </w:pPr>
+      <w:r>
+        <w:rPr>
+          <w:rFonts w:ascii="Times New Roman" w:hAnsi="Times New Roman" w:cs="Times New Roman"/>
+          <w:sz w:val="24"/>
+          <w:szCs w:val="24"/>
+        </w:rPr>
+        <w:t>quantity</w:t>
+      </w:r>
+    </w:p>
+    <w:p>
+      <w:pPr>
+        <w:numPr>
+          <w:ilvl w:val="0"/>
+          <w:numId w:val="42"/>
+        </w:numPr>
+        <w:rPr>
+          <w:rFonts w:ascii="Times New Roman" w:hAnsi="Times New Roman" w:cs="Times New Roman"/>
+          <w:sz w:val="24"/>
+          <w:szCs w:val="24"/>
+        </w:rPr>
+      </w:pPr>
+      <w:r>
+        <w:rPr>
+          <w:rFonts w:ascii="Times New Roman" w:hAnsi="Times New Roman" w:cs="Times New Roman"/>
+          <w:sz w:val="24"/>
+          <w:szCs w:val="24"/>
+        </w:rPr>
+        <w:t>discount</w:t>
+      </w:r>
+    </w:p>
+    <w:p>
+      <w:pPr>
+        <w:numPr>
+          <w:ilvl w:val="0"/>
+          <w:numId w:val="42"/>
+        </w:numPr>
+        <w:rPr>
+          <w:rFonts w:ascii="Times New Roman" w:hAnsi="Times New Roman" w:cs="Times New Roman"/>
+          <w:sz w:val="24"/>
+          <w:szCs w:val="24"/>
+        </w:rPr>
+      </w:pPr>
+      <w:r>
+        <w:rPr>
+          <w:rFonts w:ascii="Times New Roman" w:hAnsi="Times New Roman" w:cs="Times New Roman"/>
+          <w:sz w:val="24"/>
+          <w:szCs w:val="24"/>
+        </w:rPr>
+        <w:t>profit</w:t>
+      </w:r>
+    </w:p>
+    <w:p>
+      <w:pPr>
+        <w:numPr>
+          <w:ilvl w:val="0"/>
+          <w:numId w:val="42"/>
+        </w:numPr>
+        <w:rPr>
+          <w:rFonts w:ascii="Times New Roman" w:hAnsi="Times New Roman" w:cs="Times New Roman"/>
+          <w:sz w:val="24"/>
+          <w:szCs w:val="24"/>
+        </w:rPr>
+      </w:pPr>
+      <w:r>
+        <w:rPr>
+          <w:rFonts w:ascii="Times New Roman" w:hAnsi="Times New Roman" w:cs="Times New Roman"/>
+          <w:sz w:val="24"/>
+          <w:szCs w:val="24"/>
+        </w:rPr>
+        <w:t>shipping_cost</w:t>
+      </w:r>
+    </w:p>
+    <w:p>
+      <w:pPr>
+        <w:ind w:left="360"/>
+        <w:rPr>
+          <w:rFonts w:ascii="Times New Roman" w:hAnsi="Times New Roman" w:cs="Times New Roman"/>
+          <w:sz w:val="24"/>
+          <w:szCs w:val="24"/>
+          <w:lang w:val="vi-VN"/>
+        </w:rPr>
+      </w:pPr>
+      <w:r>
+        <w:rPr>
+          <w:rFonts w:ascii="Times New Roman" w:hAnsi="Times New Roman" w:cs="Times New Roman"/>
+          <w:sz w:val="24"/>
+          <w:szCs w:val="24"/>
+        </w:rPr>
+        <w:t>hệ thống ép kiểu dữ liệu và thay thế giá trị Null bằng 0 để tránh ảnh hưởng đến quá trình tính toán.</w:t>
+      </w:r>
+    </w:p>
+    <w:p>
+      <w:pPr>
+        <w:pStyle w:val="Heading3"/>
+        <w:rPr>
+          <w:rFonts w:ascii="Times New Roman" w:hAnsi="Times New Roman" w:cs="Times New Roman"/>
+          <w:sz w:val="32"/>
+          <w:szCs w:val="32"/>
+          <w:lang w:val="vi-VN"/>
+        </w:rPr>
+      </w:pPr>
+      <w:r>
+        <w:rPr>
+          <w:rFonts w:ascii="Times New Roman" w:hAnsi="Times New Roman" w:cs="Times New Roman"/>
+          <w:sz w:val="32"/>
+          <w:szCs w:val="32"/>
+        </w:rPr>
+        <w:t>3.3.3 Chuẩn hóa dữ liệu</w:t>
+      </w:r>
+    </w:p>
+    <w:p>
+      <w:pPr>
+        <w:rPr>
+          <w:rFonts w:ascii="Times New Roman" w:hAnsi="Times New Roman" w:cs="Times New Roman"/>
+          <w:sz w:val="24"/>
+          <w:szCs w:val="24"/>
+        </w:rPr>
+      </w:pPr>
+      <w:r>
+        <w:rPr>
+          <w:rFonts w:ascii="Times New Roman" w:hAnsi="Times New Roman" w:cs="Times New Roman"/>
+          <w:sz w:val="24"/>
+          <w:szCs w:val="24"/>
+        </w:rPr>
+        <w:t>Các trường văn bản như quốc gia, thành phố, phân khúc khách hàng và tên sản phẩm được chuẩn hóa nhằm loại bỏ khoảng trắng thừa và thống nhất định dạng hiển thị.</w:t>
+      </w:r>
+    </w:p>
+    <w:p>
+      <w:pPr>
+        <w:rPr>
+          <w:rFonts w:ascii="Times New Roman" w:hAnsi="Times New Roman" w:cs="Times New Roman"/>
+          <w:sz w:val="24"/>
+          <w:szCs w:val="24"/>
+        </w:rPr>
+      </w:pPr>
+      <w:r>
+        <w:rPr>
+          <w:rFonts w:ascii="Times New Roman" w:hAnsi="Times New Roman" w:cs="Times New Roman"/>
+          <w:sz w:val="24"/>
+          <w:szCs w:val="24"/>
+        </w:rPr>
+        <w:t>.str.strip()</w:t>
+      </w:r>
+    </w:p>
+    <w:p>
+      <w:pPr>
+        <w:rPr>
+          <w:rFonts w:ascii="Times New Roman" w:hAnsi="Times New Roman" w:cs="Times New Roman"/>
+          <w:sz w:val="24"/>
+          <w:szCs w:val="24"/>
+        </w:rPr>
+      </w:pPr>
+      <w:r>
+        <w:rPr>
+          <w:rFonts w:ascii="Times New Roman" w:hAnsi="Times New Roman" w:cs="Times New Roman"/>
+          <w:sz w:val="24"/>
+          <w:szCs w:val="24"/>
+        </w:rPr>
+        <w:t>.str.title()</w:t>
+      </w:r>
+    </w:p>
+    <w:p>
+      <w:pPr>
+        <w:rPr>
+          <w:rFonts w:ascii="Times New Roman" w:hAnsi="Times New Roman" w:cs="Times New Roman"/>
+          <w:sz w:val="24"/>
+          <w:szCs w:val="24"/>
+          <w:lang w:val="vi-VN"/>
+        </w:rPr>
+      </w:pPr>
+      <w:r>
+        <w:rPr>
+          <w:rFonts w:ascii="Times New Roman" w:hAnsi="Times New Roman" w:cs="Times New Roman"/>
+          <w:sz w:val="24"/>
+          <w:szCs w:val="24"/>
+        </w:rPr>
+        <w:t>Đối với các trường tài chính như sales, profit và shipping_cost, dữ liệu được làm tròn đến 2 chữ số thập phân.</w:t>
+      </w:r>
+    </w:p>
+    <w:p>
+      <w:pPr>
+        <w:rPr>
+          <w:rFonts w:ascii="Times New Roman" w:hAnsi="Times New Roman" w:cs="Times New Roman"/>
+          <w:sz w:val="24"/>
+          <w:szCs w:val="24"/>
+          <w:lang w:val="vi-VN"/>
+        </w:rPr>
+      </w:pPr>
+      <w:r>
+        <w:rPr>
+          <w:rFonts w:ascii="Times New Roman" w:hAnsi="Times New Roman" w:cs="Times New Roman"/>
+          <w:sz w:val="24"/>
+          <w:szCs w:val="24"/>
+          <w:lang w:val="vi-VN"/>
+        </w:rPr>
+        <w:lastRenderedPageBreak/>
+        <w:drawing>
+          <wp:inline distT="0" distB="0" distL="0" distR="0" wp14:anchorId="099AF8CE" wp14:editId="1947A0E0">
+            <wp:extent cx="5668166" cy="1390844"/>
+            <wp:effectExtent l="0" t="0" r="8890" b="0"/>
+            <wp:docPr id="1278375414" name="Picture 1"/>
+            <wp:cNvGraphicFramePr>
+              <a:graphicFrameLocks xmlns:a="http://schemas.openxmlformats.org/drawingml/2006/main" noChangeAspect="1"/>
+            </wp:cNvGraphicFramePr>
+            <a:graphic xmlns:a="http://schemas.openxmlformats.org/drawingml/2006/main">
+              <a:graphicData uri="http://schemas.openxmlformats.org/drawingml/2006/picture">
+                <pic:pic xmlns:pic="http://schemas.openxmlformats.org/drawingml/2006/picture">
+                  <pic:nvPicPr>
+                    <pic:cNvPr id="1278375414" name=""/>
+                    <pic:cNvPicPr/>
+                  </pic:nvPicPr>
+                  <pic:blipFill>
+                    <a:blip r:embed="rId15"/>
+                    <a:stretch>
+                      <a:fillRect/>
+                    </a:stretch>
+                  </pic:blipFill>
+                  <pic:spPr>
+                    <a:xfrm>
+                      <a:off x="0" y="0"/>
+                      <a:ext cx="5668166" cy="1390844"/>
+                    </a:xfrm>
+                    <a:prstGeom prst="rect">
+                      <a:avLst/>
+                    </a:prstGeom>
+                  </pic:spPr>
+                </pic:pic>
+              </a:graphicData>
+            </a:graphic>
+          </wp:inline>
+        </w:drawing>
+      </w:r>
+    </w:p>
+    <w:p>
+      <w:pPr>
+        <w:rPr>
+          <w:rFonts w:ascii="Times New Roman" w:hAnsi="Times New Roman" w:cs="Times New Roman"/>
+          <w:sz w:val="24"/>
+          <w:szCs w:val="24"/>
+          <w:lang w:val="vi-VN"/>
+        </w:rPr>
+      </w:pPr>
+      <w:r>
+        <w:rPr>
+          <w:rFonts w:ascii="Times New Roman" w:hAnsi="Times New Roman" w:cs="Times New Roman"/>
+          <w:sz w:val="24"/>
+          <w:szCs w:val="24"/>
+        </w:rPr>
+        <w:t>Ngoài ra, hệ thống tạo thêm trường discount_pct để biểu diễn tỷ lệ giảm giá dưới dạng phần trăm.</w:t>
+      </w:r>
+    </w:p>
+    <w:p>
+      <w:pPr>
+        <w:rPr>
+          <w:rFonts w:ascii="Times New Roman" w:hAnsi="Times New Roman" w:cs="Times New Roman"/>
+          <w:lang w:val="vi-VN"/>
+        </w:rPr>
+      </w:pPr>
+      <w:r>
+        <w:rPr>
+          <w:rFonts w:ascii="Times New Roman" w:hAnsi="Times New Roman" w:cs="Times New Roman"/>
+          <w:lang w:val="vi-VN"/>
+        </w:rPr>
+        <w:drawing>
+          <wp:inline distT="0" distB="0" distL="0" distR="0" wp14:anchorId="02A4AE8C" wp14:editId="43059F9F">
+            <wp:extent cx="5943600" cy="1078865"/>
+            <wp:effectExtent l="0" t="0" r="0" b="6985"/>
+            <wp:docPr id="1225693373" name="Picture 1"/>
+            <wp:cNvGraphicFramePr>
+              <a:graphicFrameLocks xmlns:a="http://schemas.openxmlformats.org/drawingml/2006/main" noChangeAspect="1"/>
+            </wp:cNvGraphicFramePr>
+            <a:graphic xmlns:a="http://schemas.openxmlformats.org/drawingml/2006/main">
+              <a:graphicData uri="http://schemas.openxmlformats.org/drawingml/2006/picture">
+                <pic:pic xmlns:pic="http://schemas.openxmlformats.org/drawingml/2006/picture">
+                  <pic:nvPicPr>
+                    <pic:cNvPr id="1225693373" name=""/>
+                    <pic:cNvPicPr/>
+                  </pic:nvPicPr>
+                  <pic:blipFill>
+                    <a:blip r:embed="rId16"/>
+                    <a:stretch>
+                      <a:fillRect/>
+                    </a:stretch>
+                  </pic:blipFill>
+                  <pic:spPr>
+                    <a:xfrm>
+                      <a:off x="0" y="0"/>
+                      <a:ext cx="5943600" cy="1078865"/>
+                    </a:xfrm>
+                    <a:prstGeom prst="rect">
+                      <a:avLst/>
+                    </a:prstGeom>
+                  </pic:spPr>
+                </pic:pic>
+              </a:graphicData>
+            </a:graphic>
+          </wp:inline>
+        </w:drawing>
+      </w:r>
+    </w:p>
+    <w:p>
+      <w:pPr>
+        <w:rPr>
+          <w:rFonts w:ascii="Times New Roman" w:hAnsi="Times New Roman" w:cs="Times New Roman"/>
+          <w:sz w:val="24"/>
+          <w:szCs w:val="24"/>
+          <w:lang w:val="vi-VN"/>
+        </w:rPr>
+      </w:pPr>
+      <w:r>
+        <w:rPr>
+          <w:rFonts w:ascii="Times New Roman" w:hAnsi="Times New Roman" w:cs="Times New Roman"/>
+          <w:sz w:val="24"/>
+          <w:szCs w:val="24"/>
+        </w:rPr>
+        <w:t>Sau khi hoàn thành các bước trên, dữ liệu đã được làm sạch, chuẩn hóa và sẵn sàng cho giai đoạn Feature Engineering và phân tích dữ liệu.</w:t>
+      </w:r>
+    </w:p>
+    <w:p>
+      <w:pPr>
+        <w:rPr>
+          <w:lang w:val="vi-VN"/>
+        </w:rPr>
+      </w:pPr>
+    </w:p>
+    <w:p>
+      <w:pPr>
+        <w:rPr>
+          <w:lang w:val="vi-VN"/>
+        </w:rPr>
+      </w:pPr>
+    </w:p>
     <w:sectPr>
       <w:pgSz w:w="12240" w:h="15840"/>
       <w:pgMar w:top="1440" w:right="1440" w:bottom="1440" w:left="1440" w:header="720" w:footer="720" w:gutter="0"/>
@@ -5921,6 +6949,157 @@
     </w:lvl>
   </w:abstractNum>
   <w:abstractNum w:abstractNumId="8" w15:restartNumberingAfterBreak="0">
+    <w:nsid w:val="1C0C1DA6"/>
+    <w:multiLevelType w:val="multilevel"/>
+    <w:tmpl w:val="A2A4F9B0"/>
+    <w:lvl w:ilvl="0">
+      <w:start w:val="1"/>
+      <w:numFmt w:val="bullet"/>
+      <w:lvlText w:val="-"/>
+      <w:lvlJc w:val="left"/>
+      <w:pPr>
+        <w:tabs>
+          <w:tab w:val="num" w:pos="720"/>
+        </w:tabs>
+        <w:ind w:left="720" w:hanging="360"/>
+      </w:pPr>
+      <w:rPr>
+        <w:rFonts w:ascii="Times New Roman" w:eastAsia="Times New Roman" w:hAnsi="Times New Roman" w:cs="Times New Roman" w:hint="default"/>
+        <w:b/>
+        <w:color w:val="000000"/>
+        <w:sz w:val="20"/>
+      </w:rPr>
+    </w:lvl>
+    <w:lvl w:ilvl="1" w:tentative="1">
+      <w:start w:val="1"/>
+      <w:numFmt w:val="bullet"/>
+      <w:lvlText w:val="o"/>
+      <w:lvlJc w:val="left"/>
+      <w:pPr>
+        <w:tabs>
+          <w:tab w:val="num" w:pos="1440"/>
+        </w:tabs>
+        <w:ind w:left="1440" w:hanging="360"/>
+      </w:pPr>
+      <w:rPr>
+        <w:rFonts w:ascii="Courier New" w:hAnsi="Courier New" w:hint="default"/>
+        <w:sz w:val="20"/>
+      </w:rPr>
+    </w:lvl>
+    <w:lvl w:ilvl="2" w:tentative="1">
+      <w:start w:val="1"/>
+      <w:numFmt w:val="bullet"/>
+      <w:lvlText w:val=""/>
+      <w:lvlJc w:val="left"/>
+      <w:pPr>
+        <w:tabs>
+          <w:tab w:val="num" w:pos="2160"/>
+        </w:tabs>
+        <w:ind w:left="2160" w:hanging="360"/>
+      </w:pPr>
+      <w:rPr>
+        <w:rFonts w:ascii="Wingdings" w:hAnsi="Wingdings" w:hint="default"/>
+        <w:sz w:val="20"/>
+      </w:rPr>
+    </w:lvl>
+    <w:lvl w:ilvl="3" w:tentative="1">
+      <w:start w:val="1"/>
+      <w:numFmt w:val="bullet"/>
+      <w:lvlText w:val=""/>
+      <w:lvlJc w:val="left"/>
+      <w:pPr>
+        <w:tabs>
+          <w:tab w:val="num" w:pos="2880"/>
+        </w:tabs>
+        <w:ind w:left="2880" w:hanging="360"/>
+      </w:pPr>
+      <w:rPr>
+        <w:rFonts w:ascii="Wingdings" w:hAnsi="Wingdings" w:hint="default"/>
+        <w:sz w:val="20"/>
+      </w:rPr>
+    </w:lvl>
+    <w:lvl w:ilvl="4" w:tentative="1">
+      <w:start w:val="1"/>
+      <w:numFmt w:val="bullet"/>
+      <w:lvlText w:val=""/>
+      <w:lvlJc w:val="left"/>
+      <w:pPr>
+        <w:tabs>
+          <w:tab w:val="num" w:pos="3600"/>
+        </w:tabs>
+        <w:ind w:left="3600" w:hanging="360"/>
+      </w:pPr>
+      <w:rPr>
+        <w:rFonts w:ascii="Wingdings" w:hAnsi="Wingdings" w:hint="default"/>
+        <w:sz w:val="20"/>
+      </w:rPr>
+    </w:lvl>
+    <w:lvl w:ilvl="5" w:tentative="1">
+      <w:start w:val="1"/>
+      <w:numFmt w:val="bullet"/>
+      <w:lvlText w:val=""/>
+      <w:lvlJc w:val="left"/>
+      <w:pPr>
+        <w:tabs>
+          <w:tab w:val="num" w:pos="4320"/>
+        </w:tabs>
+        <w:ind w:left="4320" w:hanging="360"/>
+      </w:pPr>
+      <w:rPr>
+        <w:rFonts w:ascii="Wingdings" w:hAnsi="Wingdings" w:hint="default"/>
+        <w:sz w:val="20"/>
+      </w:rPr>
+    </w:lvl>
+    <w:lvl w:ilvl="6" w:tentative="1">
+      <w:start w:val="1"/>
+      <w:numFmt w:val="bullet"/>
+      <w:lvlText w:val=""/>
+      <w:lvlJc w:val="left"/>
+      <w:pPr>
+        <w:tabs>
+          <w:tab w:val="num" w:pos="5040"/>
+        </w:tabs>
+        <w:ind w:left="5040" w:hanging="360"/>
+      </w:pPr>
+      <w:rPr>
+        <w:rFonts w:ascii="Wingdings" w:hAnsi="Wingdings" w:hint="default"/>
+        <w:sz w:val="20"/>
+      </w:rPr>
+    </w:lvl>
+    <w:lvl w:ilvl="7" w:tentative="1">
+      <w:start w:val="1"/>
+      <w:numFmt w:val="bullet"/>
+      <w:lvlText w:val=""/>
+      <w:lvlJc w:val="left"/>
+      <w:pPr>
+        <w:tabs>
+          <w:tab w:val="num" w:pos="5760"/>
+        </w:tabs>
+        <w:ind w:left="5760" w:hanging="360"/>
+      </w:pPr>
+      <w:rPr>
+        <w:rFonts w:ascii="Wingdings" w:hAnsi="Wingdings" w:hint="default"/>
+        <w:sz w:val="20"/>
+      </w:rPr>
+    </w:lvl>
+    <w:lvl w:ilvl="8" w:tentative="1">
+      <w:start w:val="1"/>
+      <w:numFmt w:val="bullet"/>
+      <w:lvlText w:val=""/>
+      <w:lvlJc w:val="left"/>
+      <w:pPr>
+        <w:tabs>
+          <w:tab w:val="num" w:pos="6480"/>
+        </w:tabs>
+        <w:ind w:left="6480" w:hanging="360"/>
+      </w:pPr>
+      <w:rPr>
+        <w:rFonts w:ascii="Wingdings" w:hAnsi="Wingdings" w:hint="default"/>
+        <w:sz w:val="20"/>
+      </w:rPr>
+    </w:lvl>
+  </w:abstractNum>
+  <w:abstractNum w:abstractNumId="9" w15:restartNumberingAfterBreak="0">
     <w:nsid w:val="1C3F4B22"/>
     <w:multiLevelType w:val="multilevel"/>
     <w:tmpl w:val="1FECE964"/>
@@ -6033,7 +7212,158 @@
       </w:rPr>
     </w:lvl>
   </w:abstractNum>
-  <w:abstractNum w:abstractNumId="9" w15:restartNumberingAfterBreak="0">
+  <w:abstractNum w:abstractNumId="10" w15:restartNumberingAfterBreak="0">
+    <w:nsid w:val="1C923BBD"/>
+    <w:multiLevelType w:val="multilevel"/>
+    <w:tmpl w:val="98021794"/>
+    <w:lvl w:ilvl="0">
+      <w:start w:val="1"/>
+      <w:numFmt w:val="bullet"/>
+      <w:lvlText w:val="-"/>
+      <w:lvlJc w:val="left"/>
+      <w:pPr>
+        <w:tabs>
+          <w:tab w:val="num" w:pos="720"/>
+        </w:tabs>
+        <w:ind w:left="720" w:hanging="360"/>
+      </w:pPr>
+      <w:rPr>
+        <w:rFonts w:ascii="Times New Roman" w:eastAsia="Times New Roman" w:hAnsi="Times New Roman" w:cs="Times New Roman" w:hint="default"/>
+        <w:b/>
+        <w:color w:val="000000"/>
+        <w:sz w:val="20"/>
+      </w:rPr>
+    </w:lvl>
+    <w:lvl w:ilvl="1" w:tentative="1">
+      <w:start w:val="1"/>
+      <w:numFmt w:val="bullet"/>
+      <w:lvlText w:val="o"/>
+      <w:lvlJc w:val="left"/>
+      <w:pPr>
+        <w:tabs>
+          <w:tab w:val="num" w:pos="1440"/>
+        </w:tabs>
+        <w:ind w:left="1440" w:hanging="360"/>
+      </w:pPr>
+      <w:rPr>
+        <w:rFonts w:ascii="Courier New" w:hAnsi="Courier New" w:hint="default"/>
+        <w:sz w:val="20"/>
+      </w:rPr>
+    </w:lvl>
+    <w:lvl w:ilvl="2" w:tentative="1">
+      <w:start w:val="1"/>
+      <w:numFmt w:val="bullet"/>
+      <w:lvlText w:val=""/>
+      <w:lvlJc w:val="left"/>
+      <w:pPr>
+        <w:tabs>
+          <w:tab w:val="num" w:pos="2160"/>
+        </w:tabs>
+        <w:ind w:left="2160" w:hanging="360"/>
+      </w:pPr>
+      <w:rPr>
+        <w:rFonts w:ascii="Wingdings" w:hAnsi="Wingdings" w:hint="default"/>
+        <w:sz w:val="20"/>
+      </w:rPr>
+    </w:lvl>
+    <w:lvl w:ilvl="3" w:tentative="1">
+      <w:start w:val="1"/>
+      <w:numFmt w:val="bullet"/>
+      <w:lvlText w:val=""/>
+      <w:lvlJc w:val="left"/>
+      <w:pPr>
+        <w:tabs>
+          <w:tab w:val="num" w:pos="2880"/>
+        </w:tabs>
+        <w:ind w:left="2880" w:hanging="360"/>
+      </w:pPr>
+      <w:rPr>
+        <w:rFonts w:ascii="Wingdings" w:hAnsi="Wingdings" w:hint="default"/>
+        <w:sz w:val="20"/>
+      </w:rPr>
+    </w:lvl>
+    <w:lvl w:ilvl="4" w:tentative="1">
+      <w:start w:val="1"/>
+      <w:numFmt w:val="bullet"/>
+      <w:lvlText w:val=""/>
+      <w:lvlJc w:val="left"/>
+      <w:pPr>
+        <w:tabs>
+          <w:tab w:val="num" w:pos="3600"/>
+        </w:tabs>
+        <w:ind w:left="3600" w:hanging="360"/>
+      </w:pPr>
+      <w:rPr>
+        <w:rFonts w:ascii="Wingdings" w:hAnsi="Wingdings" w:hint="default"/>
+        <w:sz w:val="20"/>
+      </w:rPr>
+    </w:lvl>
+    <w:lvl w:ilvl="5" w:tentative="1">
+      <w:start w:val="1"/>
+      <w:numFmt w:val="bullet"/>
+      <w:lvlText w:val=""/>
+      <w:lvlJc w:val="left"/>
+      <w:pPr>
+        <w:tabs>
+          <w:tab w:val="num" w:pos="4320"/>
+        </w:tabs>
+        <w:ind w:left="4320" w:hanging="360"/>
+      </w:pPr>
+      <w:rPr>
+        <w:rFonts w:ascii="Wingdings" w:hAnsi="Wingdings" w:hint="default"/>
+        <w:sz w:val="20"/>
+      </w:rPr>
+    </w:lvl>
+    <w:lvl w:ilvl="6" w:tentative="1">
+      <w:start w:val="1"/>
+      <w:numFmt w:val="bullet"/>
+      <w:lvlText w:val=""/>
+      <w:lvlJc w:val="left"/>
+      <w:pPr>
+        <w:tabs>
+          <w:tab w:val="num" w:pos="5040"/>
+        </w:tabs>
+        <w:ind w:left="5040" w:hanging="360"/>
+      </w:pPr>
+      <w:rPr>
+        <w:rFonts w:ascii="Wingdings" w:hAnsi="Wingdings" w:hint="default"/>
+        <w:sz w:val="20"/>
+      </w:rPr>
+    </w:lvl>
+    <w:lvl w:ilvl="7" w:tentative="1">
+      <w:start w:val="1"/>
+      <w:numFmt w:val="bullet"/>
+      <w:lvlText w:val=""/>
+      <w:lvlJc w:val="left"/>
+      <w:pPr>
+        <w:tabs>
+          <w:tab w:val="num" w:pos="5760"/>
+        </w:tabs>
+        <w:ind w:left="5760" w:hanging="360"/>
+      </w:pPr>
+      <w:rPr>
+        <w:rFonts w:ascii="Wingdings" w:hAnsi="Wingdings" w:hint="default"/>
+        <w:sz w:val="20"/>
+      </w:rPr>
+    </w:lvl>
+    <w:lvl w:ilvl="8" w:tentative="1">
+      <w:start w:val="1"/>
+      <w:numFmt w:val="bullet"/>
+      <w:lvlText w:val=""/>
+      <w:lvlJc w:val="left"/>
+      <w:pPr>
+        <w:tabs>
+          <w:tab w:val="num" w:pos="6480"/>
+        </w:tabs>
+        <w:ind w:left="6480" w:hanging="360"/>
+      </w:pPr>
+      <w:rPr>
+        <w:rFonts w:ascii="Wingdings" w:hAnsi="Wingdings" w:hint="default"/>
+        <w:sz w:val="20"/>
+      </w:rPr>
+    </w:lvl>
+  </w:abstractNum>
+  <w:abstractNum w:abstractNumId="11" w15:restartNumberingAfterBreak="0">
     <w:nsid w:val="20BB6C66"/>
     <w:multiLevelType w:val="multilevel"/>
     <w:tmpl w:val="93BAE7D8"/>
@@ -6146,7 +7476,7 @@
       </w:rPr>
     </w:lvl>
   </w:abstractNum>
-  <w:abstractNum w:abstractNumId="10" w15:restartNumberingAfterBreak="0">
+  <w:abstractNum w:abstractNumId="12" w15:restartNumberingAfterBreak="0">
     <w:nsid w:val="23FC3AF6"/>
     <w:multiLevelType w:val="multilevel"/>
     <w:tmpl w:val="C5C4A9C0"/>
@@ -6295,7 +7625,7 @@
       </w:rPr>
     </w:lvl>
   </w:abstractNum>
-  <w:abstractNum w:abstractNumId="11" w15:restartNumberingAfterBreak="0">
+  <w:abstractNum w:abstractNumId="13" w15:restartNumberingAfterBreak="0">
     <w:nsid w:val="2D380231"/>
     <w:multiLevelType w:val="hybridMultilevel"/>
     <w:tmpl w:val="2BC223F8"/>
@@ -6384,7 +7714,7 @@
       </w:pPr>
     </w:lvl>
   </w:abstractNum>
-  <w:abstractNum w:abstractNumId="12" w15:restartNumberingAfterBreak="0">
+  <w:abstractNum w:abstractNumId="14" w15:restartNumberingAfterBreak="0">
     <w:nsid w:val="2E33147E"/>
     <w:multiLevelType w:val="multilevel"/>
     <w:tmpl w:val="B0180518"/>
@@ -6497,7 +7827,7 @@
       </w:rPr>
     </w:lvl>
   </w:abstractNum>
-  <w:abstractNum w:abstractNumId="13" w15:restartNumberingAfterBreak="0">
+  <w:abstractNum w:abstractNumId="15" w15:restartNumberingAfterBreak="0">
     <w:nsid w:val="34584CD0"/>
     <w:multiLevelType w:val="multilevel"/>
     <w:tmpl w:val="2D04444E"/>
@@ -6646,7 +7976,7 @@
       </w:rPr>
     </w:lvl>
   </w:abstractNum>
-  <w:abstractNum w:abstractNumId="14" w15:restartNumberingAfterBreak="0">
+  <w:abstractNum w:abstractNumId="16" w15:restartNumberingAfterBreak="0">
     <w:nsid w:val="3647762F"/>
     <w:multiLevelType w:val="multilevel"/>
     <w:tmpl w:val="56B60C02"/>
@@ -6795,7 +8125,7 @@
       </w:rPr>
     </w:lvl>
   </w:abstractNum>
-  <w:abstractNum w:abstractNumId="15" w15:restartNumberingAfterBreak="0">
+  <w:abstractNum w:abstractNumId="17" w15:restartNumberingAfterBreak="0">
     <w:nsid w:val="37462DF1"/>
     <w:multiLevelType w:val="hybridMultilevel"/>
     <w:tmpl w:val="ACAA9E4E"/>
@@ -6910,7 +8240,7 @@
       </w:rPr>
     </w:lvl>
   </w:abstractNum>
-  <w:abstractNum w:abstractNumId="16" w15:restartNumberingAfterBreak="0">
+  <w:abstractNum w:abstractNumId="18" w15:restartNumberingAfterBreak="0">
     <w:nsid w:val="38BF2779"/>
     <w:multiLevelType w:val="multilevel"/>
     <w:tmpl w:val="ABFC9622"/>
@@ -7061,7 +8391,7 @@
       </w:rPr>
     </w:lvl>
   </w:abstractNum>
-  <w:abstractNum w:abstractNumId="17" w15:restartNumberingAfterBreak="0">
+  <w:abstractNum w:abstractNumId="19" w15:restartNumberingAfterBreak="0">
     <w:nsid w:val="4009533C"/>
     <w:multiLevelType w:val="multilevel"/>
     <w:tmpl w:val="E17A8900"/>
@@ -7210,7 +8540,156 @@
       </w:rPr>
     </w:lvl>
   </w:abstractNum>
-  <w:abstractNum w:abstractNumId="18" w15:restartNumberingAfterBreak="0">
+  <w:abstractNum w:abstractNumId="20" w15:restartNumberingAfterBreak="0">
+    <w:nsid w:val="40217BD1"/>
+    <w:multiLevelType w:val="multilevel"/>
+    <w:tmpl w:val="885A71E4"/>
+    <w:lvl w:ilvl="0">
+      <w:start w:val="1"/>
+      <w:numFmt w:val="bullet"/>
+      <w:lvlText w:val=""/>
+      <w:lvlJc w:val="left"/>
+      <w:pPr>
+        <w:tabs>
+          <w:tab w:val="num" w:pos="720"/>
+        </w:tabs>
+        <w:ind w:left="720" w:hanging="360"/>
+      </w:pPr>
+      <w:rPr>
+        <w:rFonts w:ascii="Symbol" w:hAnsi="Symbol" w:hint="default"/>
+        <w:sz w:val="20"/>
+      </w:rPr>
+    </w:lvl>
+    <w:lvl w:ilvl="1" w:tentative="1">
+      <w:start w:val="1"/>
+      <w:numFmt w:val="bullet"/>
+      <w:lvlText w:val="o"/>
+      <w:lvlJc w:val="left"/>
+      <w:pPr>
+        <w:tabs>
+          <w:tab w:val="num" w:pos="1440"/>
+        </w:tabs>
+        <w:ind w:left="1440" w:hanging="360"/>
+      </w:pPr>
+      <w:rPr>
+        <w:rFonts w:ascii="Courier New" w:hAnsi="Courier New" w:hint="default"/>
+        <w:sz w:val="20"/>
+      </w:rPr>
+    </w:lvl>
+    <w:lvl w:ilvl="2" w:tentative="1">
+      <w:start w:val="1"/>
+      <w:numFmt w:val="bullet"/>
+      <w:lvlText w:val=""/>
+      <w:lvlJc w:val="left"/>
+      <w:pPr>
+        <w:tabs>
+          <w:tab w:val="num" w:pos="2160"/>
+        </w:tabs>
+        <w:ind w:left="2160" w:hanging="360"/>
+      </w:pPr>
+      <w:rPr>
+        <w:rFonts w:ascii="Wingdings" w:hAnsi="Wingdings" w:hint="default"/>
+        <w:sz w:val="20"/>
+      </w:rPr>
+    </w:lvl>
+    <w:lvl w:ilvl="3" w:tentative="1">
+      <w:start w:val="1"/>
+      <w:numFmt w:val="bullet"/>
+      <w:lvlText w:val=""/>
+      <w:lvlJc w:val="left"/>
+      <w:pPr>
+        <w:tabs>
+          <w:tab w:val="num" w:pos="2880"/>
+        </w:tabs>
+        <w:ind w:left="2880" w:hanging="360"/>
+      </w:pPr>
+      <w:rPr>
+        <w:rFonts w:ascii="Wingdings" w:hAnsi="Wingdings" w:hint="default"/>
+        <w:sz w:val="20"/>
+      </w:rPr>
+    </w:lvl>
+    <w:lvl w:ilvl="4" w:tentative="1">
+      <w:start w:val="1"/>
+      <w:numFmt w:val="bullet"/>
+      <w:lvlText w:val=""/>
+      <w:lvlJc w:val="left"/>
+      <w:pPr>
+        <w:tabs>
+          <w:tab w:val="num" w:pos="3600"/>
+        </w:tabs>
+        <w:ind w:left="3600" w:hanging="360"/>
+      </w:pPr>
+      <w:rPr>
+        <w:rFonts w:ascii="Wingdings" w:hAnsi="Wingdings" w:hint="default"/>
+        <w:sz w:val="20"/>
+      </w:rPr>
+    </w:lvl>
+    <w:lvl w:ilvl="5" w:tentative="1">
+      <w:start w:val="1"/>
+      <w:numFmt w:val="bullet"/>
+      <w:lvlText w:val=""/>
+      <w:lvlJc w:val="left"/>
+      <w:pPr>
+        <w:tabs>
+          <w:tab w:val="num" w:pos="4320"/>
+        </w:tabs>
+        <w:ind w:left="4320" w:hanging="360"/>
+      </w:pPr>
+      <w:rPr>
+        <w:rFonts w:ascii="Wingdings" w:hAnsi="Wingdings" w:hint="default"/>
+        <w:sz w:val="20"/>
+      </w:rPr>
+    </w:lvl>
+    <w:lvl w:ilvl="6" w:tentative="1">
+      <w:start w:val="1"/>
+      <w:numFmt w:val="bullet"/>
+      <w:lvlText w:val=""/>
+      <w:lvlJc w:val="left"/>
+      <w:pPr>
+        <w:tabs>
+          <w:tab w:val="num" w:pos="5040"/>
+        </w:tabs>
+        <w:ind w:left="5040" w:hanging="360"/>
+      </w:pPr>
+      <w:rPr>
+        <w:rFonts w:ascii="Wingdings" w:hAnsi="Wingdings" w:hint="default"/>
+        <w:sz w:val="20"/>
+      </w:rPr>
+    </w:lvl>
+    <w:lvl w:ilvl="7" w:tentative="1">
+      <w:start w:val="1"/>
+      <w:numFmt w:val="bullet"/>
+      <w:lvlText w:val=""/>
+      <w:lvlJc w:val="left"/>
+      <w:pPr>
+        <w:tabs>
+          <w:tab w:val="num" w:pos="5760"/>
+        </w:tabs>
+        <w:ind w:left="5760" w:hanging="360"/>
+      </w:pPr>
+      <w:rPr>
+        <w:rFonts w:ascii="Wingdings" w:hAnsi="Wingdings" w:hint="default"/>
+        <w:sz w:val="20"/>
+      </w:rPr>
+    </w:lvl>
+    <w:lvl w:ilvl="8" w:tentative="1">
+      <w:start w:val="1"/>
+      <w:numFmt w:val="bullet"/>
+      <w:lvlText w:val=""/>
+      <w:lvlJc w:val="left"/>
+      <w:pPr>
+        <w:tabs>
+          <w:tab w:val="num" w:pos="6480"/>
+        </w:tabs>
+        <w:ind w:left="6480" w:hanging="360"/>
+      </w:pPr>
+      <w:rPr>
+        <w:rFonts w:ascii="Wingdings" w:hAnsi="Wingdings" w:hint="default"/>
+        <w:sz w:val="20"/>
+      </w:rPr>
+    </w:lvl>
+  </w:abstractNum>
+  <w:abstractNum w:abstractNumId="21" w15:restartNumberingAfterBreak="0">
     <w:nsid w:val="45E93668"/>
     <w:multiLevelType w:val="multilevel"/>
     <w:tmpl w:val="F0687846"/>
@@ -7359,7 +8838,7 @@
       </w:rPr>
     </w:lvl>
   </w:abstractNum>
-  <w:abstractNum w:abstractNumId="19" w15:restartNumberingAfterBreak="0">
+  <w:abstractNum w:abstractNumId="22" w15:restartNumberingAfterBreak="0">
     <w:nsid w:val="515E534D"/>
     <w:multiLevelType w:val="multilevel"/>
     <w:tmpl w:val="D1C4CFB6"/>
@@ -7508,7 +8987,7 @@
       </w:rPr>
     </w:lvl>
   </w:abstractNum>
-  <w:abstractNum w:abstractNumId="20" w15:restartNumberingAfterBreak="0">
+  <w:abstractNum w:abstractNumId="23" w15:restartNumberingAfterBreak="0">
     <w:nsid w:val="51C67026"/>
     <w:multiLevelType w:val="multilevel"/>
     <w:tmpl w:val="66C4F238"/>
@@ -7657,7 +9136,7 @@
       </w:rPr>
     </w:lvl>
   </w:abstractNum>
-  <w:abstractNum w:abstractNumId="21" w15:restartNumberingAfterBreak="0">
+  <w:abstractNum w:abstractNumId="24" w15:restartNumberingAfterBreak="0">
     <w:nsid w:val="529736CC"/>
     <w:multiLevelType w:val="multilevel"/>
     <w:tmpl w:val="BAE80E96"/>
@@ -7770,7 +9249,7 @@
       </w:rPr>
     </w:lvl>
   </w:abstractNum>
-  <w:abstractNum w:abstractNumId="22" w15:restartNumberingAfterBreak="0">
+  <w:abstractNum w:abstractNumId="25" w15:restartNumberingAfterBreak="0">
     <w:nsid w:val="54242B49"/>
     <w:multiLevelType w:val="multilevel"/>
     <w:tmpl w:val="8AEAA4A4"/>
@@ -7919,7 +9398,7 @@
       </w:rPr>
     </w:lvl>
   </w:abstractNum>
-  <w:abstractNum w:abstractNumId="23" w15:restartNumberingAfterBreak="0">
+  <w:abstractNum w:abstractNumId="26" w15:restartNumberingAfterBreak="0">
     <w:nsid w:val="56C2176C"/>
     <w:multiLevelType w:val="hybridMultilevel"/>
     <w:tmpl w:val="76C01236"/>
@@ -8034,7 +9513,156 @@
       </w:rPr>
     </w:lvl>
   </w:abstractNum>
-  <w:abstractNum w:abstractNumId="24" w15:restartNumberingAfterBreak="0">
+  <w:abstractNum w:abstractNumId="27" w15:restartNumberingAfterBreak="0">
+    <w:nsid w:val="59F0198F"/>
+    <w:multiLevelType w:val="multilevel"/>
+    <w:tmpl w:val="86087134"/>
+    <w:lvl w:ilvl="0">
+      <w:start w:val="1"/>
+      <w:numFmt w:val="bullet"/>
+      <w:lvlText w:val=""/>
+      <w:lvlJc w:val="left"/>
+      <w:pPr>
+        <w:tabs>
+          <w:tab w:val="num" w:pos="720"/>
+        </w:tabs>
+        <w:ind w:left="720" w:hanging="360"/>
+      </w:pPr>
+      <w:rPr>
+        <w:rFonts w:ascii="Symbol" w:hAnsi="Symbol" w:hint="default"/>
+        <w:sz w:val="20"/>
+      </w:rPr>
+    </w:lvl>
+    <w:lvl w:ilvl="1" w:tentative="1">
+      <w:start w:val="1"/>
+      <w:numFmt w:val="bullet"/>
+      <w:lvlText w:val="o"/>
+      <w:lvlJc w:val="left"/>
+      <w:pPr>
+        <w:tabs>
+          <w:tab w:val="num" w:pos="1440"/>
+        </w:tabs>
+        <w:ind w:left="1440" w:hanging="360"/>
+      </w:pPr>
+      <w:rPr>
+        <w:rFonts w:ascii="Courier New" w:hAnsi="Courier New" w:hint="default"/>
+        <w:sz w:val="20"/>
+      </w:rPr>
+    </w:lvl>
+    <w:lvl w:ilvl="2" w:tentative="1">
+      <w:start w:val="1"/>
+      <w:numFmt w:val="bullet"/>
+      <w:lvlText w:val=""/>
+      <w:lvlJc w:val="left"/>
+      <w:pPr>
+        <w:tabs>
+          <w:tab w:val="num" w:pos="2160"/>
+        </w:tabs>
+        <w:ind w:left="2160" w:hanging="360"/>
+      </w:pPr>
+      <w:rPr>
+        <w:rFonts w:ascii="Wingdings" w:hAnsi="Wingdings" w:hint="default"/>
+        <w:sz w:val="20"/>
+      </w:rPr>
+    </w:lvl>
+    <w:lvl w:ilvl="3" w:tentative="1">
+      <w:start w:val="1"/>
+      <w:numFmt w:val="bullet"/>
+      <w:lvlText w:val=""/>
+      <w:lvlJc w:val="left"/>
+      <w:pPr>
+        <w:tabs>
+          <w:tab w:val="num" w:pos="2880"/>
+        </w:tabs>
+        <w:ind w:left="2880" w:hanging="360"/>
+      </w:pPr>
+      <w:rPr>
+        <w:rFonts w:ascii="Wingdings" w:hAnsi="Wingdings" w:hint="default"/>
+        <w:sz w:val="20"/>
+      </w:rPr>
+    </w:lvl>
+    <w:lvl w:ilvl="4" w:tentative="1">
+      <w:start w:val="1"/>
+      <w:numFmt w:val="bullet"/>
+      <w:lvlText w:val=""/>
+      <w:lvlJc w:val="left"/>
+      <w:pPr>
+        <w:tabs>
+          <w:tab w:val="num" w:pos="3600"/>
+        </w:tabs>
+        <w:ind w:left="3600" w:hanging="360"/>
+      </w:pPr>
+      <w:rPr>
+        <w:rFonts w:ascii="Wingdings" w:hAnsi="Wingdings" w:hint="default"/>
+        <w:sz w:val="20"/>
+      </w:rPr>
+    </w:lvl>
+    <w:lvl w:ilvl="5" w:tentative="1">
+      <w:start w:val="1"/>
+      <w:numFmt w:val="bullet"/>
+      <w:lvlText w:val=""/>
+      <w:lvlJc w:val="left"/>
+      <w:pPr>
+        <w:tabs>
+          <w:tab w:val="num" w:pos="4320"/>
+        </w:tabs>
+        <w:ind w:left="4320" w:hanging="360"/>
+      </w:pPr>
+      <w:rPr>
+        <w:rFonts w:ascii="Wingdings" w:hAnsi="Wingdings" w:hint="default"/>
+        <w:sz w:val="20"/>
+      </w:rPr>
+    </w:lvl>
+    <w:lvl w:ilvl="6" w:tentative="1">
+      <w:start w:val="1"/>
+      <w:numFmt w:val="bullet"/>
+      <w:lvlText w:val=""/>
+      <w:lvlJc w:val="left"/>
+      <w:pPr>
+        <w:tabs>
+          <w:tab w:val="num" w:pos="5040"/>
+        </w:tabs>
+        <w:ind w:left="5040" w:hanging="360"/>
+      </w:pPr>
+      <w:rPr>
+        <w:rFonts w:ascii="Wingdings" w:hAnsi="Wingdings" w:hint="default"/>
+        <w:sz w:val="20"/>
+      </w:rPr>
+    </w:lvl>
+    <w:lvl w:ilvl="7" w:tentative="1">
+      <w:start w:val="1"/>
+      <w:numFmt w:val="bullet"/>
+      <w:lvlText w:val=""/>
+      <w:lvlJc w:val="left"/>
+      <w:pPr>
+        <w:tabs>
+          <w:tab w:val="num" w:pos="5760"/>
+        </w:tabs>
+        <w:ind w:left="5760" w:hanging="360"/>
+      </w:pPr>
+      <w:rPr>
+        <w:rFonts w:ascii="Wingdings" w:hAnsi="Wingdings" w:hint="default"/>
+        <w:sz w:val="20"/>
+      </w:rPr>
+    </w:lvl>
+    <w:lvl w:ilvl="8" w:tentative="1">
+      <w:start w:val="1"/>
+      <w:numFmt w:val="bullet"/>
+      <w:lvlText w:val=""/>
+      <w:lvlJc w:val="left"/>
+      <w:pPr>
+        <w:tabs>
+          <w:tab w:val="num" w:pos="6480"/>
+        </w:tabs>
+        <w:ind w:left="6480" w:hanging="360"/>
+      </w:pPr>
+      <w:rPr>
+        <w:rFonts w:ascii="Wingdings" w:hAnsi="Wingdings" w:hint="default"/>
+        <w:sz w:val="20"/>
+      </w:rPr>
+    </w:lvl>
+  </w:abstractNum>
+  <w:abstractNum w:abstractNumId="28" w15:restartNumberingAfterBreak="0">
     <w:nsid w:val="5AA233D0"/>
     <w:multiLevelType w:val="multilevel"/>
     <w:tmpl w:val="F79CE1E8"/>
@@ -8183,7 +9811,7 @@
       </w:rPr>
     </w:lvl>
   </w:abstractNum>
-  <w:abstractNum w:abstractNumId="25" w15:restartNumberingAfterBreak="0">
+  <w:abstractNum w:abstractNumId="29" w15:restartNumberingAfterBreak="0">
     <w:nsid w:val="5B093866"/>
     <w:multiLevelType w:val="multilevel"/>
     <w:tmpl w:val="C9684AA0"/>
@@ -8332,7 +9960,7 @@
       </w:rPr>
     </w:lvl>
   </w:abstractNum>
-  <w:abstractNum w:abstractNumId="26" w15:restartNumberingAfterBreak="0">
+  <w:abstractNum w:abstractNumId="30" w15:restartNumberingAfterBreak="0">
     <w:nsid w:val="5B5F17F1"/>
     <w:multiLevelType w:val="multilevel"/>
     <w:tmpl w:val="53FEA10A"/>
@@ -8445,7 +10073,7 @@
       </w:pPr>
     </w:lvl>
   </w:abstractNum>
-  <w:abstractNum w:abstractNumId="27" w15:restartNumberingAfterBreak="0">
+  <w:abstractNum w:abstractNumId="31" w15:restartNumberingAfterBreak="0">
     <w:nsid w:val="5C296082"/>
     <w:multiLevelType w:val="hybridMultilevel"/>
     <w:tmpl w:val="17A22A20"/>
@@ -8558,7 +10186,7 @@
       </w:rPr>
     </w:lvl>
   </w:abstractNum>
-  <w:abstractNum w:abstractNumId="28" w15:restartNumberingAfterBreak="0">
+  <w:abstractNum w:abstractNumId="32" w15:restartNumberingAfterBreak="0">
     <w:nsid w:val="65B94988"/>
     <w:multiLevelType w:val="multilevel"/>
     <w:tmpl w:val="2F86AD6C"/>
@@ -8707,7 +10335,271 @@
       </w:rPr>
     </w:lvl>
   </w:abstractNum>
-  <w:abstractNum w:abstractNumId="29" w15:restartNumberingAfterBreak="0">
+  <w:abstractNum w:abstractNumId="33" w15:restartNumberingAfterBreak="0">
+    <w:nsid w:val="6924476B"/>
+    <w:multiLevelType w:val="multilevel"/>
+    <w:tmpl w:val="37DE8CD4"/>
+    <w:lvl w:ilvl="0">
+      <w:start w:val="1"/>
+      <w:numFmt w:val="bullet"/>
+      <w:lvlText w:val=""/>
+      <w:lvlJc w:val="left"/>
+      <w:pPr>
+        <w:tabs>
+          <w:tab w:val="num" w:pos="720"/>
+        </w:tabs>
+        <w:ind w:left="720" w:hanging="360"/>
+      </w:pPr>
+      <w:rPr>
+        <w:rFonts w:ascii="Symbol" w:hAnsi="Symbol" w:hint="default"/>
+        <w:sz w:val="20"/>
+      </w:rPr>
+    </w:lvl>
+    <w:lvl w:ilvl="1" w:tentative="1">
+      <w:start w:val="1"/>
+      <w:numFmt w:val="bullet"/>
+      <w:lvlText w:val="o"/>
+      <w:lvlJc w:val="left"/>
+      <w:pPr>
+        <w:tabs>
+          <w:tab w:val="num" w:pos="1440"/>
+        </w:tabs>
+        <w:ind w:left="1440" w:hanging="360"/>
+      </w:pPr>
+      <w:rPr>
+        <w:rFonts w:ascii="Courier New" w:hAnsi="Courier New" w:hint="default"/>
+        <w:sz w:val="20"/>
+      </w:rPr>
+    </w:lvl>
+    <w:lvl w:ilvl="2" w:tentative="1">
+      <w:start w:val="1"/>
+      <w:numFmt w:val="bullet"/>
+      <w:lvlText w:val=""/>
+      <w:lvlJc w:val="left"/>
+      <w:pPr>
+        <w:tabs>
+          <w:tab w:val="num" w:pos="2160"/>
+        </w:tabs>
+        <w:ind w:left="2160" w:hanging="360"/>
+      </w:pPr>
+      <w:rPr>
+        <w:rFonts w:ascii="Wingdings" w:hAnsi="Wingdings" w:hint="default"/>
+        <w:sz w:val="20"/>
+      </w:rPr>
+    </w:lvl>
+    <w:lvl w:ilvl="3" w:tentative="1">
+      <w:start w:val="1"/>
+      <w:numFmt w:val="bullet"/>
+      <w:lvlText w:val=""/>
+      <w:lvlJc w:val="left"/>
+      <w:pPr>
+        <w:tabs>
+          <w:tab w:val="num" w:pos="2880"/>
+        </w:tabs>
+        <w:ind w:left="2880" w:hanging="360"/>
+      </w:pPr>
+      <w:rPr>
+        <w:rFonts w:ascii="Wingdings" w:hAnsi="Wingdings" w:hint="default"/>
+        <w:sz w:val="20"/>
+      </w:rPr>
+    </w:lvl>
+    <w:lvl w:ilvl="4" w:tentative="1">
+      <w:start w:val="1"/>
+      <w:numFmt w:val="bullet"/>
+      <w:lvlText w:val=""/>
+      <w:lvlJc w:val="left"/>
+      <w:pPr>
+        <w:tabs>
+          <w:tab w:val="num" w:pos="3600"/>
+        </w:tabs>
+        <w:ind w:left="3600" w:hanging="360"/>
+      </w:pPr>
+      <w:rPr>
+        <w:rFonts w:ascii="Wingdings" w:hAnsi="Wingdings" w:hint="default"/>
+        <w:sz w:val="20"/>
+      </w:rPr>
+    </w:lvl>
+    <w:lvl w:ilvl="5" w:tentative="1">
+      <w:start w:val="1"/>
+      <w:numFmt w:val="bullet"/>
+      <w:lvlText w:val=""/>
+      <w:lvlJc w:val="left"/>
+      <w:pPr>
+        <w:tabs>
+          <w:tab w:val="num" w:pos="4320"/>
+        </w:tabs>
+        <w:ind w:left="4320" w:hanging="360"/>
+      </w:pPr>
+      <w:rPr>
+        <w:rFonts w:ascii="Wingdings" w:hAnsi="Wingdings" w:hint="default"/>
+        <w:sz w:val="20"/>
+      </w:rPr>
+    </w:lvl>
+    <w:lvl w:ilvl="6" w:tentative="1">
+      <w:start w:val="1"/>
+      <w:numFmt w:val="bullet"/>
+      <w:lvlText w:val=""/>
+      <w:lvlJc w:val="left"/>
+      <w:pPr>
+        <w:tabs>
+          <w:tab w:val="num" w:pos="5040"/>
+        </w:tabs>
+        <w:ind w:left="5040" w:hanging="360"/>
+      </w:pPr>
+      <w:rPr>
+        <w:rFonts w:ascii="Wingdings" w:hAnsi="Wingdings" w:hint="default"/>
+        <w:sz w:val="20"/>
+      </w:rPr>
+    </w:lvl>
+    <w:lvl w:ilvl="7" w:tentative="1">
+      <w:start w:val="1"/>
+      <w:numFmt w:val="bullet"/>
+      <w:lvlText w:val=""/>
+      <w:lvlJc w:val="left"/>
+      <w:pPr>
+        <w:tabs>
+          <w:tab w:val="num" w:pos="5760"/>
+        </w:tabs>
+        <w:ind w:left="5760" w:hanging="360"/>
+      </w:pPr>
+      <w:rPr>
+        <w:rFonts w:ascii="Wingdings" w:hAnsi="Wingdings" w:hint="default"/>
+        <w:sz w:val="20"/>
+      </w:rPr>
+    </w:lvl>
+    <w:lvl w:ilvl="8" w:tentative="1">
+      <w:start w:val="1"/>
+      <w:numFmt w:val="bullet"/>
+      <w:lvlText w:val=""/>
+      <w:lvlJc w:val="left"/>
+      <w:pPr>
+        <w:tabs>
+          <w:tab w:val="num" w:pos="6480"/>
+        </w:tabs>
+        <w:ind w:left="6480" w:hanging="360"/>
+      </w:pPr>
+      <w:rPr>
+        <w:rFonts w:ascii="Wingdings" w:hAnsi="Wingdings" w:hint="default"/>
+        <w:sz w:val="20"/>
+      </w:rPr>
+    </w:lvl>
+  </w:abstractNum>
+  <w:abstractNum w:abstractNumId="34" w15:restartNumberingAfterBreak="0">
+    <w:nsid w:val="6AC13D9D"/>
+    <w:multiLevelType w:val="hybridMultilevel"/>
+    <w:tmpl w:val="DCF6825C"/>
+    <w:lvl w:ilvl="0" w:tplc="BDA4B384">
+      <w:start w:val="1"/>
+      <w:numFmt w:val="bullet"/>
+      <w:lvlText w:val="-"/>
+      <w:lvlJc w:val="left"/>
+      <w:pPr>
+        <w:ind w:left="1080" w:hanging="360"/>
+      </w:pPr>
+      <w:rPr>
+        <w:rFonts w:ascii="Times New Roman" w:eastAsia="Times New Roman" w:hAnsi="Times New Roman" w:cs="Times New Roman" w:hint="default"/>
+        <w:b/>
+        <w:color w:val="000000"/>
+      </w:rPr>
+    </w:lvl>
+    <w:lvl w:ilvl="1" w:tplc="04090003" w:tentative="1">
+      <w:start w:val="1"/>
+      <w:numFmt w:val="bullet"/>
+      <w:lvlText w:val="o"/>
+      <w:lvlJc w:val="left"/>
+      <w:pPr>
+        <w:ind w:left="1800" w:hanging="360"/>
+      </w:pPr>
+      <w:rPr>
+        <w:rFonts w:ascii="Courier New" w:hAnsi="Courier New" w:cs="Courier New" w:hint="default"/>
+      </w:rPr>
+    </w:lvl>
+    <w:lvl w:ilvl="2" w:tplc="04090005" w:tentative="1">
+      <w:start w:val="1"/>
+      <w:numFmt w:val="bullet"/>
+      <w:lvlText w:val=""/>
+      <w:lvlJc w:val="left"/>
+      <w:pPr>
+        <w:ind w:left="2520" w:hanging="360"/>
+      </w:pPr>
+      <w:rPr>
+        <w:rFonts w:ascii="Wingdings" w:hAnsi="Wingdings" w:hint="default"/>
+      </w:rPr>
+    </w:lvl>
+    <w:lvl w:ilvl="3" w:tplc="04090001" w:tentative="1">
+      <w:start w:val="1"/>
+      <w:numFmt w:val="bullet"/>
+      <w:lvlText w:val=""/>
+      <w:lvlJc w:val="left"/>
+      <w:pPr>
+        <w:ind w:left="3240" w:hanging="360"/>
+      </w:pPr>
+      <w:rPr>
+        <w:rFonts w:ascii="Symbol" w:hAnsi="Symbol" w:hint="default"/>
+      </w:rPr>
+    </w:lvl>
+    <w:lvl w:ilvl="4" w:tplc="04090003" w:tentative="1">
+      <w:start w:val="1"/>
+      <w:numFmt w:val="bullet"/>
+      <w:lvlText w:val="o"/>
+      <w:lvlJc w:val="left"/>
+      <w:pPr>
+        <w:ind w:left="3960" w:hanging="360"/>
+      </w:pPr>
+      <w:rPr>
+        <w:rFonts w:ascii="Courier New" w:hAnsi="Courier New" w:cs="Courier New" w:hint="default"/>
+      </w:rPr>
+    </w:lvl>
+    <w:lvl w:ilvl="5" w:tplc="04090005" w:tentative="1">
+      <w:start w:val="1"/>
+      <w:numFmt w:val="bullet"/>
+      <w:lvlText w:val=""/>
+      <w:lvlJc w:val="left"/>
+      <w:pPr>
+        <w:ind w:left="4680" w:hanging="360"/>
+      </w:pPr>
+      <w:rPr>
+        <w:rFonts w:ascii="Wingdings" w:hAnsi="Wingdings" w:hint="default"/>
+      </w:rPr>
+    </w:lvl>
+    <w:lvl w:ilvl="6" w:tplc="04090001" w:tentative="1">
+      <w:start w:val="1"/>
+      <w:numFmt w:val="bullet"/>
+      <w:lvlText w:val=""/>
+      <w:lvlJc w:val="left"/>
+      <w:pPr>
+        <w:ind w:left="5400" w:hanging="360"/>
+      </w:pPr>
+      <w:rPr>
+        <w:rFonts w:ascii="Symbol" w:hAnsi="Symbol" w:hint="default"/>
+      </w:rPr>
+    </w:lvl>
+    <w:lvl w:ilvl="7" w:tplc="04090003" w:tentative="1">
+      <w:start w:val="1"/>
+      <w:numFmt w:val="bullet"/>
+      <w:lvlText w:val="o"/>
+      <w:lvlJc w:val="left"/>
+      <w:pPr>
+        <w:ind w:left="6120" w:hanging="360"/>
+      </w:pPr>
+      <w:rPr>
+        <w:rFonts w:ascii="Courier New" w:hAnsi="Courier New" w:cs="Courier New" w:hint="default"/>
+      </w:rPr>
+    </w:lvl>
+    <w:lvl w:ilvl="8" w:tplc="04090005" w:tentative="1">
+      <w:start w:val="1"/>
+      <w:numFmt w:val="bullet"/>
+      <w:lvlText w:val=""/>
+      <w:lvlJc w:val="left"/>
+      <w:pPr>
+        <w:ind w:left="6840" w:hanging="360"/>
+      </w:pPr>
+      <w:rPr>
+        <w:rFonts w:ascii="Wingdings" w:hAnsi="Wingdings" w:hint="default"/>
+      </w:rPr>
+    </w:lvl>
+  </w:abstractNum>
+  <w:abstractNum w:abstractNumId="35" w15:restartNumberingAfterBreak="0">
     <w:nsid w:val="71BE6108"/>
     <w:multiLevelType w:val="multilevel"/>
     <w:tmpl w:val="9D5440D8"/>
@@ -8856,7 +10748,7 @@
       </w:rPr>
     </w:lvl>
   </w:abstractNum>
-  <w:abstractNum w:abstractNumId="30" w15:restartNumberingAfterBreak="0">
+  <w:abstractNum w:abstractNumId="36" w15:restartNumberingAfterBreak="0">
     <w:nsid w:val="798359B5"/>
     <w:multiLevelType w:val="multilevel"/>
     <w:tmpl w:val="A540169C"/>
@@ -9005,7 +10897,7 @@
       </w:rPr>
     </w:lvl>
   </w:abstractNum>
-  <w:abstractNum w:abstractNumId="31" w15:restartNumberingAfterBreak="0">
+  <w:abstractNum w:abstractNumId="37" w15:restartNumberingAfterBreak="0">
     <w:nsid w:val="79B910ED"/>
     <w:multiLevelType w:val="hybridMultilevel"/>
     <w:tmpl w:val="012C4742"/>
@@ -9120,7 +11012,7 @@
       </w:rPr>
     </w:lvl>
   </w:abstractNum>
-  <w:abstractNum w:abstractNumId="32" w15:restartNumberingAfterBreak="0">
+  <w:abstractNum w:abstractNumId="38" w15:restartNumberingAfterBreak="0">
     <w:nsid w:val="7CF811A5"/>
     <w:multiLevelType w:val="hybridMultilevel"/>
     <w:tmpl w:val="D21E5BCA"/>
@@ -9233,7 +11125,7 @@
       </w:rPr>
     </w:lvl>
   </w:abstractNum>
-  <w:abstractNum w:abstractNumId="33" w15:restartNumberingAfterBreak="0">
+  <w:abstractNum w:abstractNumId="39" w15:restartNumberingAfterBreak="0">
     <w:nsid w:val="7E985D6B"/>
     <w:multiLevelType w:val="hybridMultilevel"/>
     <w:tmpl w:val="4AA046AE"/>
@@ -9346,7 +11238,7 @@
       </w:rPr>
     </w:lvl>
   </w:abstractNum>
-  <w:abstractNum w:abstractNumId="34" w15:restartNumberingAfterBreak="0">
+  <w:abstractNum w:abstractNumId="40" w15:restartNumberingAfterBreak="0">
     <w:nsid w:val="7EAE3E8A"/>
     <w:multiLevelType w:val="multilevel"/>
     <w:tmpl w:val="F8F223C4"/>
@@ -9459,7 +11351,7 @@
       </w:rPr>
     </w:lvl>
   </w:abstractNum>
-  <w:abstractNum w:abstractNumId="35" w15:restartNumberingAfterBreak="0">
+  <w:abstractNum w:abstractNumId="41" w15:restartNumberingAfterBreak="0">
     <w:nsid w:val="7F4D6E9D"/>
     <w:multiLevelType w:val="multilevel"/>
     <w:tmpl w:val="AD7865BC"/>
@@ -9579,106 +11471,124 @@
     <w:abstractNumId w:val="1"/>
   </w:num>
   <w:num w:numId="3" w16cid:durableId="175922415">
+    <w:abstractNumId w:val="13"/>
+  </w:num>
+  <w:num w:numId="4" w16cid:durableId="762605503">
+    <w:abstractNumId w:val="9"/>
+  </w:num>
+  <w:num w:numId="5" w16cid:durableId="88932562">
     <w:abstractNumId w:val="11"/>
   </w:num>
-  <w:num w:numId="4" w16cid:durableId="762605503">
-    <w:abstractNumId w:val="8"/>
-  </w:num>
-  <w:num w:numId="5" w16cid:durableId="88932562">
-    <w:abstractNumId w:val="9"/>
-  </w:num>
   <w:num w:numId="6" w16cid:durableId="1977637766">
-    <w:abstractNumId w:val="12"/>
+    <w:abstractNumId w:val="14"/>
   </w:num>
   <w:num w:numId="7" w16cid:durableId="1863471893">
-    <w:abstractNumId w:val="20"/>
+    <w:abstractNumId w:val="23"/>
   </w:num>
   <w:num w:numId="8" w16cid:durableId="973020106">
     <w:abstractNumId w:val="2"/>
   </w:num>
   <w:num w:numId="9" w16cid:durableId="106244939">
-    <w:abstractNumId w:val="19"/>
+    <w:abstractNumId w:val="22"/>
   </w:num>
   <w:num w:numId="10" w16cid:durableId="1726442119">
-    <w:abstractNumId w:val="32"/>
+    <w:abstractNumId w:val="38"/>
   </w:num>
   <w:num w:numId="11" w16cid:durableId="200437981">
-    <w:abstractNumId w:val="27"/>
+    <w:abstractNumId w:val="31"/>
   </w:num>
   <w:num w:numId="12" w16cid:durableId="1570074541">
     <w:abstractNumId w:val="4"/>
   </w:num>
   <w:num w:numId="13" w16cid:durableId="461657596">
-    <w:abstractNumId w:val="33"/>
+    <w:abstractNumId w:val="39"/>
   </w:num>
   <w:num w:numId="14" w16cid:durableId="839857498">
-    <w:abstractNumId w:val="35"/>
+    <w:abstractNumId w:val="41"/>
   </w:num>
   <w:num w:numId="15" w16cid:durableId="733044691">
-    <w:abstractNumId w:val="34"/>
+    <w:abstractNumId w:val="40"/>
   </w:num>
   <w:num w:numId="16" w16cid:durableId="1094328109">
-    <w:abstractNumId w:val="28"/>
+    <w:abstractNumId w:val="32"/>
   </w:num>
   <w:num w:numId="17" w16cid:durableId="531646460">
-    <w:abstractNumId w:val="10"/>
+    <w:abstractNumId w:val="12"/>
   </w:num>
   <w:num w:numId="18" w16cid:durableId="252591477">
-    <w:abstractNumId w:val="31"/>
+    <w:abstractNumId w:val="37"/>
   </w:num>
   <w:num w:numId="19" w16cid:durableId="932133179">
-    <w:abstractNumId w:val="15"/>
+    <w:abstractNumId w:val="17"/>
   </w:num>
   <w:num w:numId="20" w16cid:durableId="45841172">
     <w:abstractNumId w:val="6"/>
   </w:num>
   <w:num w:numId="21" w16cid:durableId="1264386997">
-    <w:abstractNumId w:val="23"/>
+    <w:abstractNumId w:val="26"/>
   </w:num>
   <w:num w:numId="22" w16cid:durableId="1201479460">
-    <w:abstractNumId w:val="30"/>
+    <w:abstractNumId w:val="36"/>
   </w:num>
   <w:num w:numId="23" w16cid:durableId="64226689">
+    <w:abstractNumId w:val="18"/>
+  </w:num>
+  <w:num w:numId="24" w16cid:durableId="1949191909">
+    <w:abstractNumId w:val="15"/>
+  </w:num>
+  <w:num w:numId="25" w16cid:durableId="1044908837">
+    <w:abstractNumId w:val="35"/>
+  </w:num>
+  <w:num w:numId="26" w16cid:durableId="381321195">
+    <w:abstractNumId w:val="29"/>
+  </w:num>
+  <w:num w:numId="27" w16cid:durableId="350423342">
     <w:abstractNumId w:val="16"/>
   </w:num>
-  <w:num w:numId="24" w16cid:durableId="1949191909">
-    <w:abstractNumId w:val="13"/>
-  </w:num>
-  <w:num w:numId="25" w16cid:durableId="1044908837">
-    <w:abstractNumId w:val="29"/>
-  </w:num>
-  <w:num w:numId="26" w16cid:durableId="381321195">
-    <w:abstractNumId w:val="25"/>
-  </w:num>
-  <w:num w:numId="27" w16cid:durableId="350423342">
-    <w:abstractNumId w:val="14"/>
-  </w:num>
   <w:num w:numId="28" w16cid:durableId="99301761">
-    <w:abstractNumId w:val="24"/>
+    <w:abstractNumId w:val="28"/>
   </w:num>
   <w:num w:numId="29" w16cid:durableId="1227686836">
-    <w:abstractNumId w:val="18"/>
+    <w:abstractNumId w:val="21"/>
   </w:num>
   <w:num w:numId="30" w16cid:durableId="319502056">
-    <w:abstractNumId w:val="17"/>
+    <w:abstractNumId w:val="19"/>
   </w:num>
   <w:num w:numId="31" w16cid:durableId="792408488">
     <w:abstractNumId w:val="5"/>
   </w:num>
   <w:num w:numId="32" w16cid:durableId="144441432">
-    <w:abstractNumId w:val="21"/>
+    <w:abstractNumId w:val="24"/>
   </w:num>
   <w:num w:numId="33" w16cid:durableId="1830170405">
-    <w:abstractNumId w:val="22"/>
+    <w:abstractNumId w:val="25"/>
   </w:num>
   <w:num w:numId="34" w16cid:durableId="952907690">
-    <w:abstractNumId w:val="26"/>
+    <w:abstractNumId w:val="30"/>
   </w:num>
   <w:num w:numId="35" w16cid:durableId="1837375106">
     <w:abstractNumId w:val="7"/>
   </w:num>
   <w:num w:numId="36" w16cid:durableId="955022580">
     <w:abstractNumId w:val="3"/>
+  </w:num>
+  <w:num w:numId="37" w16cid:durableId="874930041">
+    <w:abstractNumId w:val="27"/>
+  </w:num>
+  <w:num w:numId="38" w16cid:durableId="1363701821">
+    <w:abstractNumId w:val="20"/>
+  </w:num>
+  <w:num w:numId="39" w16cid:durableId="630481277">
+    <w:abstractNumId w:val="8"/>
+  </w:num>
+  <w:num w:numId="40" w16cid:durableId="362825111">
+    <w:abstractNumId w:val="34"/>
+  </w:num>
+  <w:num w:numId="41" w16cid:durableId="26875590">
+    <w:abstractNumId w:val="33"/>
+  </w:num>
+  <w:num w:numId="42" w16cid:durableId="291600163">
+    <w:abstractNumId w:val="10"/>
   </w:num>
 </w:numbering>
 </file>
@@ -10289,7 +12199,6 @@
   <w:style w:type="character" w:default="1" w:styleId="DefaultParagraphFont">
     <w:name w:val="Default Paragraph Font"/>
     <w:uiPriority w:val="1"/>
-    <w:semiHidden/>
     <w:unhideWhenUsed/>
   </w:style>
   <w:style w:type="table" w:default="1" w:styleId="TableNormal">

--- a/File docs/Báo cáo dự án.docx
+++ b/File docs/Báo cáo dự án.docx
@@ -154,6 +154,111 @@
     </w:p>
     <w:p>
       <w:pPr>
+        <w:ind w:left="1440" w:right="1593"/>
+        <w:jc w:val="center"/>
+        <w:rPr>
+          <w:rFonts w:ascii="Times New Roman" w:hAnsi="Times New Roman" w:cs="Times New Roman"/>
+          <w:b/>
+          <w:sz w:val="32"/>
+          <w:szCs w:val="32"/>
+          <w:lang w:val="vi-VN"/>
+        </w:rPr>
+      </w:pPr>
+      <w:r>
+        <w:rPr>
+          <w:rFonts w:ascii="Times New Roman" w:hAnsi="Times New Roman" w:cs="Times New Roman"/>
+          <w:b/>
+          <w:sz w:val="32"/>
+          <w:szCs w:val="32"/>
+          <w:lang w:val="vi-VN"/>
+        </w:rPr>
+        <w:t>CHUYÊN NGÀNH: XỬ LÝ DỮ LIỆU</w:t>
+      </w:r>
+    </w:p>
+    <w:p>
+      <w:pPr>
+        <w:ind w:left="1440" w:right="1734"/>
+        <w:jc w:val="center"/>
+        <w:rPr>
+          <w:rFonts w:ascii="Times New Roman" w:hAnsi="Times New Roman" w:cs="Times New Roman"/>
+          <w:b/>
+          <w:bCs/>
+          <w:color w:val="EE0000"/>
+          <w:sz w:val="32"/>
+          <w:szCs w:val="32"/>
+        </w:rPr>
+      </w:pPr>
+      <w:r>
+        <w:rPr>
+          <w:rFonts w:ascii="Times New Roman" w:hAnsi="Times New Roman" w:cs="Times New Roman"/>
+          <w:b/>
+          <w:color w:val="EE0000"/>
+          <w:sz w:val="32"/>
+          <w:szCs w:val="32"/>
+          <w:lang w:val="vi-VN"/>
+        </w:rPr>
+        <w:t xml:space="preserve">ĐỀ TÀI: </w:t>
+      </w:r>
+      <w:r>
+        <w:rPr>
+          <w:rFonts w:ascii="Times New Roman" w:hAnsi="Times New Roman" w:cs="Times New Roman"/>
+          <w:b/>
+          <w:bCs/>
+          <w:color w:val="EE0000"/>
+          <w:sz w:val="32"/>
+          <w:szCs w:val="32"/>
+        </w:rPr>
+        <w:t>PHÂN</w:t>
+      </w:r>
+      <w:r>
+        <w:rPr>
+          <w:rFonts w:ascii="Times New Roman" w:hAnsi="Times New Roman" w:cs="Times New Roman"/>
+          <w:b/>
+          <w:bCs/>
+          <w:color w:val="EE0000"/>
+          <w:sz w:val="32"/>
+          <w:szCs w:val="32"/>
+          <w:lang w:val="vi-VN"/>
+        </w:rPr>
+        <w:t xml:space="preserve"> TÍCH HIỆU QUẢ</w:t>
+      </w:r>
+      <w:r>
+        <w:rPr>
+          <w:rFonts w:ascii="Times New Roman" w:hAnsi="Times New Roman" w:cs="Times New Roman"/>
+          <w:b/>
+          <w:bCs/>
+          <w:color w:val="EE0000"/>
+          <w:sz w:val="32"/>
+          <w:szCs w:val="32"/>
+        </w:rPr>
+        <w:t xml:space="preserve"> H</w:t>
+      </w:r>
+      <w:r>
+        <w:rPr>
+          <w:rFonts w:ascii="Times New Roman" w:hAnsi="Times New Roman" w:cs="Times New Roman"/>
+          <w:b/>
+          <w:bCs/>
+          <w:color w:val="EE0000"/>
+          <w:sz w:val="32"/>
+          <w:szCs w:val="32"/>
+          <w:lang w:val="vi-VN"/>
+        </w:rPr>
+        <w:t xml:space="preserve">KINH DOANH </w:t>
+      </w:r>
+      <w:r>
+        <w:rPr>
+          <w:rFonts w:ascii="Times New Roman" w:hAnsi="Times New Roman" w:cs="Times New Roman"/>
+          <w:b/>
+          <w:bCs/>
+          <w:color w:val="EE0000"/>
+          <w:sz w:val="32"/>
+          <w:szCs w:val="32"/>
+        </w:rPr>
+        <w:t>CỦA CHUỖI BÁN LẺ</w:t>
+      </w:r>
+    </w:p>
+    <w:p>
+      <w:pPr>
         <w:rPr>
           <w:rFonts w:ascii="Times New Roman" w:hAnsi="Times New Roman" w:cs="Times New Roman"/>
           <w:b/>
@@ -354,7 +459,7 @@
         <w:pStyle w:val="ListParagraph"/>
         <w:numPr>
           <w:ilvl w:val="0"/>
-          <w:numId w:val="3"/>
+          <w:numId w:val="1"/>
         </w:numPr>
         <w:rPr>
           <w:rFonts w:ascii="Times New Roman" w:hAnsi="Times New Roman" w:cs="Times New Roman"/>
@@ -370,35 +475,35 @@
         </w:rPr>
         <w:t>PS45462_Vũ Đình An</w:t>
       </w:r>
-    </w:p>
-    <w:p>
-      <w:pPr>
-        <w:pStyle w:val="ListParagraph"/>
-        <w:numPr>
-          <w:ilvl w:val="0"/>
-          <w:numId w:val="3"/>
-        </w:numPr>
+      <w:r>
         <w:rPr>
           <w:rFonts w:ascii="Times New Roman" w:hAnsi="Times New Roman" w:cs="Times New Roman"/>
           <w:sz w:val="30"/>
           <w:szCs w:val="30"/>
         </w:rPr>
-      </w:pPr>
-      <w:r>
+        <w:t xml:space="preserve"> (nhóm trưởng)</w:t>
+      </w:r>
+    </w:p>
+    <w:p>
+      <w:pPr>
+        <w:pStyle w:val="ListParagraph"/>
+        <w:numPr>
+          <w:ilvl w:val="0"/>
+          <w:numId w:val="1"/>
+        </w:numPr>
         <w:rPr>
           <w:rFonts w:ascii="Times New Roman" w:hAnsi="Times New Roman" w:cs="Times New Roman"/>
           <w:sz w:val="30"/>
           <w:szCs w:val="30"/>
         </w:rPr>
-        <w:t>PS</w:t>
-      </w:r>
+      </w:pPr>
       <w:r>
         <w:rPr>
           <w:rFonts w:ascii="Times New Roman" w:hAnsi="Times New Roman" w:cs="Times New Roman"/>
           <w:sz w:val="30"/>
           <w:szCs w:val="30"/>
         </w:rPr>
-        <w:t>45008</w:t>
+        <w:t>PS</w:t>
       </w:r>
       <w:r>
         <w:rPr>
@@ -406,67 +511,67 @@
           <w:sz w:val="30"/>
           <w:szCs w:val="30"/>
         </w:rPr>
-        <w:t>_Nguyễn Trần Gia Bảo</w:t>
-      </w:r>
-    </w:p>
-    <w:p>
-      <w:pPr>
-        <w:pStyle w:val="ListParagraph"/>
-        <w:numPr>
-          <w:ilvl w:val="0"/>
-          <w:numId w:val="3"/>
-        </w:numPr>
+        <w:t>45008</w:t>
+      </w:r>
+      <w:r>
         <w:rPr>
           <w:rFonts w:ascii="Times New Roman" w:hAnsi="Times New Roman" w:cs="Times New Roman"/>
           <w:sz w:val="30"/>
           <w:szCs w:val="30"/>
         </w:rPr>
-      </w:pPr>
-      <w:r>
+        <w:t>_Nguyễn Trần Gia Bảo</w:t>
+      </w:r>
+    </w:p>
+    <w:p>
+      <w:pPr>
+        <w:pStyle w:val="ListParagraph"/>
+        <w:numPr>
+          <w:ilvl w:val="0"/>
+          <w:numId w:val="1"/>
+        </w:numPr>
         <w:rPr>
           <w:rFonts w:ascii="Times New Roman" w:hAnsi="Times New Roman" w:cs="Times New Roman"/>
           <w:sz w:val="30"/>
           <w:szCs w:val="30"/>
         </w:rPr>
-        <w:t>PS44952</w:t>
-      </w:r>
+      </w:pPr>
       <w:r>
         <w:rPr>
           <w:rFonts w:ascii="Times New Roman" w:hAnsi="Times New Roman" w:cs="Times New Roman"/>
           <w:sz w:val="30"/>
           <w:szCs w:val="30"/>
         </w:rPr>
-        <w:t>_Võ Thành Phúc</w:t>
-      </w:r>
-    </w:p>
-    <w:p>
-      <w:pPr>
-        <w:pStyle w:val="ListParagraph"/>
-        <w:numPr>
-          <w:ilvl w:val="0"/>
-          <w:numId w:val="3"/>
-        </w:numPr>
+        <w:t>PS44952</w:t>
+      </w:r>
+      <w:r>
         <w:rPr>
           <w:rFonts w:ascii="Times New Roman" w:hAnsi="Times New Roman" w:cs="Times New Roman"/>
           <w:sz w:val="30"/>
           <w:szCs w:val="30"/>
         </w:rPr>
-      </w:pPr>
-      <w:r>
+        <w:t>_Võ Thành Phúc</w:t>
+      </w:r>
+    </w:p>
+    <w:p>
+      <w:pPr>
+        <w:pStyle w:val="ListParagraph"/>
+        <w:numPr>
+          <w:ilvl w:val="0"/>
+          <w:numId w:val="1"/>
+        </w:numPr>
         <w:rPr>
           <w:rFonts w:ascii="Times New Roman" w:hAnsi="Times New Roman" w:cs="Times New Roman"/>
           <w:sz w:val="30"/>
           <w:szCs w:val="30"/>
         </w:rPr>
-        <w:t>PS</w:t>
-      </w:r>
+      </w:pPr>
       <w:r>
         <w:rPr>
           <w:rFonts w:ascii="Times New Roman" w:hAnsi="Times New Roman" w:cs="Times New Roman"/>
           <w:sz w:val="30"/>
           <w:szCs w:val="30"/>
         </w:rPr>
-        <w:t>44812</w:t>
+        <w:t>PS</w:t>
       </w:r>
       <w:r>
         <w:rPr>
@@ -474,37 +579,37 @@
           <w:sz w:val="30"/>
           <w:szCs w:val="30"/>
         </w:rPr>
-        <w:t>_Phạm Minh Tình</w:t>
-      </w:r>
-    </w:p>
-    <w:p>
-      <w:pPr>
-        <w:pStyle w:val="ListParagraph"/>
-        <w:numPr>
-          <w:ilvl w:val="0"/>
-          <w:numId w:val="3"/>
-        </w:numPr>
+        <w:t>44812</w:t>
+      </w:r>
+      <w:r>
         <w:rPr>
           <w:rFonts w:ascii="Times New Roman" w:hAnsi="Times New Roman" w:cs="Times New Roman"/>
           <w:sz w:val="30"/>
           <w:szCs w:val="30"/>
         </w:rPr>
-      </w:pPr>
-      <w:r>
+        <w:t>_Phạm Minh Tình</w:t>
+      </w:r>
+    </w:p>
+    <w:p>
+      <w:pPr>
+        <w:pStyle w:val="ListParagraph"/>
+        <w:numPr>
+          <w:ilvl w:val="0"/>
+          <w:numId w:val="1"/>
+        </w:numPr>
         <w:rPr>
           <w:rFonts w:ascii="Times New Roman" w:hAnsi="Times New Roman" w:cs="Times New Roman"/>
           <w:sz w:val="30"/>
           <w:szCs w:val="30"/>
         </w:rPr>
-        <w:t>PS</w:t>
-      </w:r>
+      </w:pPr>
       <w:r>
         <w:rPr>
           <w:rFonts w:ascii="Times New Roman" w:hAnsi="Times New Roman" w:cs="Times New Roman"/>
           <w:sz w:val="30"/>
           <w:szCs w:val="30"/>
         </w:rPr>
-        <w:t>41912</w:t>
+        <w:t>PS</w:t>
       </w:r>
       <w:r>
         <w:rPr>
@@ -512,37 +617,37 @@
           <w:sz w:val="30"/>
           <w:szCs w:val="30"/>
         </w:rPr>
-        <w:t>_Lê Công Nhật</w:t>
-      </w:r>
-    </w:p>
-    <w:p>
-      <w:pPr>
-        <w:pStyle w:val="ListParagraph"/>
-        <w:numPr>
-          <w:ilvl w:val="0"/>
-          <w:numId w:val="3"/>
-        </w:numPr>
+        <w:t>41912</w:t>
+      </w:r>
+      <w:r>
         <w:rPr>
           <w:rFonts w:ascii="Times New Roman" w:hAnsi="Times New Roman" w:cs="Times New Roman"/>
           <w:sz w:val="30"/>
           <w:szCs w:val="30"/>
         </w:rPr>
-      </w:pPr>
-      <w:r>
+        <w:t>_Lê Công Nhật</w:t>
+      </w:r>
+    </w:p>
+    <w:p>
+      <w:pPr>
+        <w:pStyle w:val="ListParagraph"/>
+        <w:numPr>
+          <w:ilvl w:val="0"/>
+          <w:numId w:val="1"/>
+        </w:numPr>
         <w:rPr>
           <w:rFonts w:ascii="Times New Roman" w:hAnsi="Times New Roman" w:cs="Times New Roman"/>
           <w:sz w:val="30"/>
           <w:szCs w:val="30"/>
         </w:rPr>
-        <w:t>PS</w:t>
-      </w:r>
+      </w:pPr>
       <w:r>
         <w:rPr>
           <w:rFonts w:ascii="Times New Roman" w:hAnsi="Times New Roman" w:cs="Times New Roman"/>
           <w:sz w:val="30"/>
           <w:szCs w:val="30"/>
         </w:rPr>
-        <w:t>41627</w:t>
+        <w:t>PS</w:t>
       </w:r>
       <w:r>
         <w:rPr>
@@ -550,6 +655,14 @@
           <w:sz w:val="30"/>
           <w:szCs w:val="30"/>
         </w:rPr>
+        <w:t>41627</w:t>
+      </w:r>
+      <w:r>
+        <w:rPr>
+          <w:rFonts w:ascii="Times New Roman" w:hAnsi="Times New Roman" w:cs="Times New Roman"/>
+          <w:sz w:val="30"/>
+          <w:szCs w:val="30"/>
+        </w:rPr>
         <w:t>_Lê Ngọc Dương</w:t>
       </w:r>
     </w:p>
@@ -563,6 +676,7 @@
           <w:sz w:val="28"/>
           <w:szCs w:val="28"/>
         </w:rPr>
+        <w:lastRenderedPageBreak/>
         <w:br/>
       </w:r>
       <w:r>
@@ -654,7 +768,7 @@
       <w:pPr>
         <w:numPr>
           <w:ilvl w:val="0"/>
-          <w:numId w:val="25"/>
+          <w:numId w:val="9"/>
         </w:numPr>
         <w:rPr>
           <w:rFonts w:ascii="Times New Roman" w:hAnsi="Times New Roman" w:cs="Times New Roman"/>
@@ -684,7 +798,7 @@
       <w:pPr>
         <w:numPr>
           <w:ilvl w:val="0"/>
-          <w:numId w:val="25"/>
+          <w:numId w:val="9"/>
         </w:numPr>
         <w:rPr>
           <w:rFonts w:ascii="Times New Roman" w:hAnsi="Times New Roman" w:cs="Times New Roman"/>
@@ -714,7 +828,7 @@
       <w:pPr>
         <w:numPr>
           <w:ilvl w:val="0"/>
-          <w:numId w:val="25"/>
+          <w:numId w:val="9"/>
         </w:numPr>
         <w:rPr>
           <w:rFonts w:ascii="Times New Roman" w:hAnsi="Times New Roman" w:cs="Times New Roman"/>
@@ -744,7 +858,7 @@
       <w:pPr>
         <w:numPr>
           <w:ilvl w:val="0"/>
-          <w:numId w:val="25"/>
+          <w:numId w:val="9"/>
         </w:numPr>
         <w:rPr>
           <w:rFonts w:ascii="Times New Roman" w:hAnsi="Times New Roman" w:cs="Times New Roman"/>
@@ -916,7 +1030,7 @@
         <w:pStyle w:val="ListParagraph"/>
         <w:numPr>
           <w:ilvl w:val="0"/>
-          <w:numId w:val="13"/>
+          <w:numId w:val="3"/>
         </w:numPr>
         <w:rPr>
           <w:rFonts w:ascii="Times New Roman" w:hAnsi="Times New Roman" w:cs="Times New Roman"/>
@@ -938,7 +1052,7 @@
         <w:pStyle w:val="ListParagraph"/>
         <w:numPr>
           <w:ilvl w:val="0"/>
-          <w:numId w:val="13"/>
+          <w:numId w:val="3"/>
         </w:numPr>
         <w:rPr>
           <w:rFonts w:ascii="Times New Roman" w:hAnsi="Times New Roman" w:cs="Times New Roman"/>
@@ -960,7 +1074,7 @@
         <w:pStyle w:val="ListParagraph"/>
         <w:numPr>
           <w:ilvl w:val="0"/>
-          <w:numId w:val="13"/>
+          <w:numId w:val="3"/>
         </w:numPr>
         <w:rPr>
           <w:rFonts w:ascii="Times New Roman" w:hAnsi="Times New Roman" w:cs="Times New Roman"/>
@@ -982,7 +1096,7 @@
         <w:pStyle w:val="ListParagraph"/>
         <w:numPr>
           <w:ilvl w:val="0"/>
-          <w:numId w:val="13"/>
+          <w:numId w:val="3"/>
         </w:numPr>
         <w:rPr>
           <w:rFonts w:ascii="Times New Roman" w:hAnsi="Times New Roman" w:cs="Times New Roman"/>
@@ -1065,7 +1179,7 @@
         <w:pStyle w:val="ListParagraph"/>
         <w:numPr>
           <w:ilvl w:val="0"/>
-          <w:numId w:val="10"/>
+          <w:numId w:val="2"/>
         </w:numPr>
         <w:rPr>
           <w:rFonts w:ascii="Times New Roman" w:hAnsi="Times New Roman" w:cs="Times New Roman"/>
@@ -1087,7 +1201,7 @@
         <w:pStyle w:val="ListParagraph"/>
         <w:numPr>
           <w:ilvl w:val="0"/>
-          <w:numId w:val="10"/>
+          <w:numId w:val="2"/>
         </w:numPr>
         <w:rPr>
           <w:rFonts w:ascii="Times New Roman" w:hAnsi="Times New Roman" w:cs="Times New Roman"/>
@@ -1109,7 +1223,7 @@
         <w:pStyle w:val="ListParagraph"/>
         <w:numPr>
           <w:ilvl w:val="0"/>
-          <w:numId w:val="10"/>
+          <w:numId w:val="2"/>
         </w:numPr>
         <w:rPr>
           <w:rFonts w:ascii="Times New Roman" w:hAnsi="Times New Roman" w:cs="Times New Roman"/>
@@ -1131,7 +1245,7 @@
         <w:pStyle w:val="ListParagraph"/>
         <w:numPr>
           <w:ilvl w:val="0"/>
-          <w:numId w:val="10"/>
+          <w:numId w:val="2"/>
         </w:numPr>
         <w:rPr>
           <w:rFonts w:ascii="Times New Roman" w:hAnsi="Times New Roman" w:cs="Times New Roman"/>
@@ -1153,7 +1267,7 @@
         <w:pStyle w:val="ListParagraph"/>
         <w:numPr>
           <w:ilvl w:val="0"/>
-          <w:numId w:val="10"/>
+          <w:numId w:val="2"/>
         </w:numPr>
         <w:rPr>
           <w:rFonts w:ascii="Times New Roman" w:hAnsi="Times New Roman" w:cs="Times New Roman"/>
@@ -1450,7 +1564,7 @@
       <w:pPr>
         <w:numPr>
           <w:ilvl w:val="0"/>
-          <w:numId w:val="17"/>
+          <w:numId w:val="4"/>
         </w:numPr>
         <w:rPr>
           <w:rFonts w:ascii="Times New Roman" w:hAnsi="Times New Roman" w:cs="Times New Roman"/>
@@ -1473,7 +1587,7 @@
       <w:pPr>
         <w:numPr>
           <w:ilvl w:val="0"/>
-          <w:numId w:val="17"/>
+          <w:numId w:val="4"/>
         </w:numPr>
         <w:rPr>
           <w:rFonts w:ascii="Times New Roman" w:hAnsi="Times New Roman" w:cs="Times New Roman"/>
@@ -1496,7 +1610,7 @@
       <w:pPr>
         <w:numPr>
           <w:ilvl w:val="0"/>
-          <w:numId w:val="17"/>
+          <w:numId w:val="4"/>
         </w:numPr>
         <w:rPr>
           <w:rFonts w:ascii="Times New Roman" w:hAnsi="Times New Roman" w:cs="Times New Roman"/>
@@ -1519,7 +1633,7 @@
       <w:pPr>
         <w:numPr>
           <w:ilvl w:val="0"/>
-          <w:numId w:val="17"/>
+          <w:numId w:val="4"/>
         </w:numPr>
         <w:rPr>
           <w:rFonts w:ascii="Times New Roman" w:hAnsi="Times New Roman" w:cs="Times New Roman"/>
@@ -1543,7 +1657,7 @@
       <w:pPr>
         <w:numPr>
           <w:ilvl w:val="0"/>
-          <w:numId w:val="17"/>
+          <w:numId w:val="4"/>
         </w:numPr>
         <w:rPr>
           <w:rFonts w:ascii="Times New Roman" w:hAnsi="Times New Roman" w:cs="Times New Roman"/>
@@ -1824,7 +1938,7 @@
         <w:pStyle w:val="ListParagraph"/>
         <w:numPr>
           <w:ilvl w:val="0"/>
-          <w:numId w:val="19"/>
+          <w:numId w:val="5"/>
         </w:numPr>
         <w:rPr>
           <w:rFonts w:ascii="Times New Roman" w:hAnsi="Times New Roman" w:cs="Times New Roman"/>
@@ -1864,7 +1978,7 @@
         <w:pStyle w:val="ListParagraph"/>
         <w:numPr>
           <w:ilvl w:val="0"/>
-          <w:numId w:val="19"/>
+          <w:numId w:val="5"/>
         </w:numPr>
         <w:rPr>
           <w:rFonts w:ascii="Times New Roman" w:hAnsi="Times New Roman" w:cs="Times New Roman"/>
@@ -1904,7 +2018,7 @@
         <w:pStyle w:val="ListParagraph"/>
         <w:numPr>
           <w:ilvl w:val="0"/>
-          <w:numId w:val="19"/>
+          <w:numId w:val="5"/>
         </w:numPr>
         <w:rPr>
           <w:rFonts w:ascii="Times New Roman" w:hAnsi="Times New Roman" w:cs="Times New Roman"/>
@@ -1944,7 +2058,7 @@
         <w:pStyle w:val="ListParagraph"/>
         <w:numPr>
           <w:ilvl w:val="0"/>
-          <w:numId w:val="19"/>
+          <w:numId w:val="5"/>
         </w:numPr>
         <w:rPr>
           <w:rFonts w:ascii="Times New Roman" w:hAnsi="Times New Roman" w:cs="Times New Roman"/>
@@ -2074,7 +2188,7 @@
         <w:pStyle w:val="ListParagraph"/>
         <w:numPr>
           <w:ilvl w:val="0"/>
-          <w:numId w:val="20"/>
+          <w:numId w:val="6"/>
         </w:numPr>
         <w:rPr>
           <w:rFonts w:ascii="Times New Roman" w:hAnsi="Times New Roman" w:cs="Times New Roman"/>
@@ -2106,7 +2220,7 @@
         <w:pStyle w:val="ListParagraph"/>
         <w:numPr>
           <w:ilvl w:val="0"/>
-          <w:numId w:val="20"/>
+          <w:numId w:val="6"/>
         </w:numPr>
         <w:rPr>
           <w:rFonts w:ascii="Times New Roman" w:hAnsi="Times New Roman" w:cs="Times New Roman"/>
@@ -2212,7 +2326,7 @@
         <w:pStyle w:val="ListParagraph"/>
         <w:numPr>
           <w:ilvl w:val="0"/>
-          <w:numId w:val="21"/>
+          <w:numId w:val="7"/>
         </w:numPr>
         <w:rPr>
           <w:rFonts w:ascii="Times New Roman" w:hAnsi="Times New Roman" w:cs="Times New Roman"/>
@@ -2252,7 +2366,7 @@
         <w:pStyle w:val="ListParagraph"/>
         <w:numPr>
           <w:ilvl w:val="0"/>
-          <w:numId w:val="21"/>
+          <w:numId w:val="7"/>
         </w:numPr>
         <w:rPr>
           <w:rFonts w:ascii="Times New Roman" w:hAnsi="Times New Roman" w:cs="Times New Roman"/>
@@ -2359,7 +2473,7 @@
       <w:pPr>
         <w:numPr>
           <w:ilvl w:val="0"/>
-          <w:numId w:val="23"/>
+          <w:numId w:val="8"/>
         </w:numPr>
         <w:rPr>
           <w:rFonts w:ascii="Times New Roman" w:hAnsi="Times New Roman" w:cs="Times New Roman"/>
@@ -2382,7 +2496,7 @@
       <w:pPr>
         <w:numPr>
           <w:ilvl w:val="0"/>
-          <w:numId w:val="23"/>
+          <w:numId w:val="8"/>
         </w:numPr>
         <w:rPr>
           <w:rFonts w:ascii="Times New Roman" w:hAnsi="Times New Roman" w:cs="Times New Roman"/>
@@ -2464,7 +2578,7 @@
         <w:pStyle w:val="Heading3"/>
         <w:numPr>
           <w:ilvl w:val="2"/>
-          <w:numId w:val="32"/>
+          <w:numId w:val="11"/>
         </w:numPr>
       </w:pPr>
       <w:r>
@@ -2494,7 +2608,7 @@
         <w:pStyle w:val="ListParagraph"/>
         <w:numPr>
           <w:ilvl w:val="0"/>
-          <w:numId w:val="23"/>
+          <w:numId w:val="8"/>
         </w:numPr>
         <w:rPr>
           <w:rFonts w:ascii="Times New Roman" w:hAnsi="Times New Roman" w:cs="Times New Roman"/>
@@ -2516,7 +2630,7 @@
         <w:pStyle w:val="ListParagraph"/>
         <w:numPr>
           <w:ilvl w:val="0"/>
-          <w:numId w:val="23"/>
+          <w:numId w:val="8"/>
         </w:numPr>
         <w:rPr>
           <w:rFonts w:ascii="Times New Roman" w:hAnsi="Times New Roman" w:cs="Times New Roman"/>
@@ -2538,7 +2652,7 @@
         <w:pStyle w:val="ListParagraph"/>
         <w:numPr>
           <w:ilvl w:val="0"/>
-          <w:numId w:val="23"/>
+          <w:numId w:val="8"/>
         </w:numPr>
         <w:rPr>
           <w:rFonts w:ascii="Times New Roman" w:hAnsi="Times New Roman" w:cs="Times New Roman"/>
@@ -2560,7 +2674,7 @@
         <w:pStyle w:val="ListParagraph"/>
         <w:numPr>
           <w:ilvl w:val="0"/>
-          <w:numId w:val="23"/>
+          <w:numId w:val="8"/>
         </w:numPr>
         <w:rPr>
           <w:rFonts w:ascii="Times New Roman" w:hAnsi="Times New Roman" w:cs="Times New Roman"/>
@@ -2582,7 +2696,7 @@
         <w:pStyle w:val="ListParagraph"/>
         <w:numPr>
           <w:ilvl w:val="0"/>
-          <w:numId w:val="23"/>
+          <w:numId w:val="8"/>
         </w:numPr>
         <w:rPr>
           <w:rFonts w:ascii="Times New Roman" w:hAnsi="Times New Roman" w:cs="Times New Roman"/>
@@ -2663,7 +2777,7 @@
         <w:pStyle w:val="ListParagraph"/>
         <w:numPr>
           <w:ilvl w:val="0"/>
-          <w:numId w:val="23"/>
+          <w:numId w:val="8"/>
         </w:numPr>
         <w:rPr>
           <w:rFonts w:ascii="Times New Roman" w:hAnsi="Times New Roman" w:cs="Times New Roman"/>
@@ -2685,7 +2799,7 @@
         <w:pStyle w:val="ListParagraph"/>
         <w:numPr>
           <w:ilvl w:val="0"/>
-          <w:numId w:val="23"/>
+          <w:numId w:val="8"/>
         </w:numPr>
         <w:rPr>
           <w:rFonts w:ascii="Times New Roman" w:hAnsi="Times New Roman" w:cs="Times New Roman"/>
@@ -2707,7 +2821,7 @@
         <w:pStyle w:val="ListParagraph"/>
         <w:numPr>
           <w:ilvl w:val="0"/>
-          <w:numId w:val="23"/>
+          <w:numId w:val="8"/>
         </w:numPr>
         <w:rPr>
           <w:rFonts w:ascii="Times New Roman" w:hAnsi="Times New Roman" w:cs="Times New Roman"/>
@@ -2788,7 +2902,7 @@
         <w:pStyle w:val="ListParagraph"/>
         <w:numPr>
           <w:ilvl w:val="0"/>
-          <w:numId w:val="23"/>
+          <w:numId w:val="8"/>
         </w:numPr>
         <w:rPr>
           <w:rFonts w:ascii="Times New Roman" w:hAnsi="Times New Roman" w:cs="Times New Roman"/>
@@ -2810,7 +2924,7 @@
         <w:pStyle w:val="ListParagraph"/>
         <w:numPr>
           <w:ilvl w:val="0"/>
-          <w:numId w:val="23"/>
+          <w:numId w:val="8"/>
         </w:numPr>
         <w:rPr>
           <w:rFonts w:ascii="Times New Roman" w:hAnsi="Times New Roman" w:cs="Times New Roman"/>
@@ -2832,7 +2946,7 @@
         <w:pStyle w:val="ListParagraph"/>
         <w:numPr>
           <w:ilvl w:val="0"/>
-          <w:numId w:val="23"/>
+          <w:numId w:val="8"/>
         </w:numPr>
         <w:rPr>
           <w:rFonts w:ascii="Times New Roman" w:hAnsi="Times New Roman" w:cs="Times New Roman"/>
@@ -2854,7 +2968,7 @@
         <w:pStyle w:val="ListParagraph"/>
         <w:numPr>
           <w:ilvl w:val="0"/>
-          <w:numId w:val="23"/>
+          <w:numId w:val="8"/>
         </w:numPr>
         <w:rPr>
           <w:rFonts w:ascii="Times New Roman" w:hAnsi="Times New Roman" w:cs="Times New Roman"/>
@@ -2876,7 +2990,7 @@
         <w:pStyle w:val="ListParagraph"/>
         <w:numPr>
           <w:ilvl w:val="0"/>
-          <w:numId w:val="23"/>
+          <w:numId w:val="8"/>
         </w:numPr>
         <w:rPr>
           <w:rFonts w:ascii="Times New Roman" w:hAnsi="Times New Roman" w:cs="Times New Roman"/>
@@ -2915,7 +3029,7 @@
         <w:pStyle w:val="Heading3"/>
         <w:numPr>
           <w:ilvl w:val="2"/>
-          <w:numId w:val="31"/>
+          <w:numId w:val="10"/>
         </w:numPr>
       </w:pPr>
       <w:r>
@@ -2945,7 +3059,7 @@
         <w:pStyle w:val="ListParagraph"/>
         <w:numPr>
           <w:ilvl w:val="0"/>
-          <w:numId w:val="23"/>
+          <w:numId w:val="8"/>
         </w:numPr>
         <w:rPr>
           <w:rFonts w:ascii="Times New Roman" w:hAnsi="Times New Roman" w:cs="Times New Roman"/>
@@ -2967,7 +3081,7 @@
         <w:pStyle w:val="ListParagraph"/>
         <w:numPr>
           <w:ilvl w:val="0"/>
-          <w:numId w:val="23"/>
+          <w:numId w:val="8"/>
         </w:numPr>
         <w:rPr>
           <w:rFonts w:ascii="Times New Roman" w:hAnsi="Times New Roman" w:cs="Times New Roman"/>
@@ -2989,7 +3103,7 @@
         <w:pStyle w:val="ListParagraph"/>
         <w:numPr>
           <w:ilvl w:val="0"/>
-          <w:numId w:val="23"/>
+          <w:numId w:val="8"/>
         </w:numPr>
         <w:rPr>
           <w:rFonts w:ascii="Times New Roman" w:hAnsi="Times New Roman" w:cs="Times New Roman"/>
@@ -3087,7 +3201,7 @@
         <w:pStyle w:val="ListParagraph"/>
         <w:numPr>
           <w:ilvl w:val="0"/>
-          <w:numId w:val="23"/>
+          <w:numId w:val="8"/>
         </w:numPr>
         <w:rPr>
           <w:rFonts w:ascii="Times New Roman" w:hAnsi="Times New Roman" w:cs="Times New Roman"/>
@@ -3109,7 +3223,7 @@
         <w:pStyle w:val="ListParagraph"/>
         <w:numPr>
           <w:ilvl w:val="0"/>
-          <w:numId w:val="23"/>
+          <w:numId w:val="8"/>
         </w:numPr>
         <w:rPr>
           <w:rFonts w:ascii="Times New Roman" w:hAnsi="Times New Roman" w:cs="Times New Roman"/>
@@ -3131,7 +3245,7 @@
         <w:pStyle w:val="ListParagraph"/>
         <w:numPr>
           <w:ilvl w:val="0"/>
-          <w:numId w:val="23"/>
+          <w:numId w:val="8"/>
         </w:numPr>
         <w:rPr>
           <w:rFonts w:ascii="Times New Roman" w:hAnsi="Times New Roman" w:cs="Times New Roman"/>
@@ -3153,7 +3267,7 @@
         <w:pStyle w:val="ListParagraph"/>
         <w:numPr>
           <w:ilvl w:val="0"/>
-          <w:numId w:val="23"/>
+          <w:numId w:val="8"/>
         </w:numPr>
         <w:rPr>
           <w:rFonts w:ascii="Times New Roman" w:hAnsi="Times New Roman" w:cs="Times New Roman"/>
@@ -3175,7 +3289,7 @@
         <w:pStyle w:val="ListParagraph"/>
         <w:numPr>
           <w:ilvl w:val="0"/>
-          <w:numId w:val="23"/>
+          <w:numId w:val="8"/>
         </w:numPr>
         <w:rPr>
           <w:rFonts w:ascii="Times New Roman" w:hAnsi="Times New Roman" w:cs="Times New Roman"/>
@@ -3247,7 +3361,7 @@
         <w:pStyle w:val="ListParagraph"/>
         <w:numPr>
           <w:ilvl w:val="0"/>
-          <w:numId w:val="23"/>
+          <w:numId w:val="8"/>
         </w:numPr>
         <w:rPr>
           <w:rFonts w:ascii="Times New Roman" w:hAnsi="Times New Roman" w:cs="Times New Roman"/>
@@ -3269,7 +3383,7 @@
         <w:pStyle w:val="ListParagraph"/>
         <w:numPr>
           <w:ilvl w:val="0"/>
-          <w:numId w:val="23"/>
+          <w:numId w:val="8"/>
         </w:numPr>
         <w:rPr>
           <w:rFonts w:ascii="Times New Roman" w:hAnsi="Times New Roman" w:cs="Times New Roman"/>
@@ -3291,7 +3405,7 @@
         <w:pStyle w:val="ListParagraph"/>
         <w:numPr>
           <w:ilvl w:val="0"/>
-          <w:numId w:val="23"/>
+          <w:numId w:val="8"/>
         </w:numPr>
         <w:rPr>
           <w:rFonts w:ascii="Times New Roman" w:hAnsi="Times New Roman" w:cs="Times New Roman"/>
@@ -3313,7 +3427,7 @@
         <w:pStyle w:val="ListParagraph"/>
         <w:numPr>
           <w:ilvl w:val="0"/>
-          <w:numId w:val="23"/>
+          <w:numId w:val="8"/>
         </w:numPr>
         <w:rPr>
           <w:rFonts w:ascii="Times New Roman" w:hAnsi="Times New Roman" w:cs="Times New Roman"/>
@@ -3335,7 +3449,7 @@
         <w:pStyle w:val="ListParagraph"/>
         <w:numPr>
           <w:ilvl w:val="0"/>
-          <w:numId w:val="23"/>
+          <w:numId w:val="8"/>
         </w:numPr>
         <w:rPr>
           <w:rFonts w:ascii="Times New Roman" w:hAnsi="Times New Roman" w:cs="Times New Roman"/>
@@ -3374,7 +3488,7 @@
         <w:pStyle w:val="Heading3"/>
         <w:numPr>
           <w:ilvl w:val="2"/>
-          <w:numId w:val="36"/>
+          <w:numId w:val="13"/>
         </w:numPr>
       </w:pPr>
       <w:r>
@@ -3404,7 +3518,7 @@
         <w:pStyle w:val="ListParagraph"/>
         <w:numPr>
           <w:ilvl w:val="0"/>
-          <w:numId w:val="23"/>
+          <w:numId w:val="8"/>
         </w:numPr>
         <w:rPr>
           <w:rFonts w:ascii="Times New Roman" w:hAnsi="Times New Roman" w:cs="Times New Roman"/>
@@ -3426,7 +3540,7 @@
         <w:pStyle w:val="ListParagraph"/>
         <w:numPr>
           <w:ilvl w:val="0"/>
-          <w:numId w:val="23"/>
+          <w:numId w:val="8"/>
         </w:numPr>
         <w:rPr>
           <w:rFonts w:ascii="Times New Roman" w:hAnsi="Times New Roman" w:cs="Times New Roman"/>
@@ -3448,7 +3562,7 @@
         <w:pStyle w:val="ListParagraph"/>
         <w:numPr>
           <w:ilvl w:val="0"/>
-          <w:numId w:val="23"/>
+          <w:numId w:val="8"/>
         </w:numPr>
         <w:rPr>
           <w:rFonts w:ascii="Times New Roman" w:hAnsi="Times New Roman" w:cs="Times New Roman"/>
@@ -3470,7 +3584,7 @@
         <w:pStyle w:val="ListParagraph"/>
         <w:numPr>
           <w:ilvl w:val="0"/>
-          <w:numId w:val="23"/>
+          <w:numId w:val="8"/>
         </w:numPr>
         <w:rPr>
           <w:rFonts w:ascii="Times New Roman" w:hAnsi="Times New Roman" w:cs="Times New Roman"/>
@@ -3492,7 +3606,7 @@
         <w:pStyle w:val="ListParagraph"/>
         <w:numPr>
           <w:ilvl w:val="0"/>
-          <w:numId w:val="23"/>
+          <w:numId w:val="8"/>
         </w:numPr>
         <w:rPr>
           <w:rFonts w:ascii="Times New Roman" w:hAnsi="Times New Roman" w:cs="Times New Roman"/>
@@ -3514,7 +3628,7 @@
         <w:pStyle w:val="ListParagraph"/>
         <w:numPr>
           <w:ilvl w:val="0"/>
-          <w:numId w:val="23"/>
+          <w:numId w:val="8"/>
         </w:numPr>
         <w:rPr>
           <w:rFonts w:ascii="Times New Roman" w:hAnsi="Times New Roman" w:cs="Times New Roman"/>
@@ -3536,7 +3650,7 @@
         <w:pStyle w:val="ListParagraph"/>
         <w:numPr>
           <w:ilvl w:val="0"/>
-          <w:numId w:val="23"/>
+          <w:numId w:val="8"/>
         </w:numPr>
         <w:rPr>
           <w:rFonts w:ascii="Times New Roman" w:hAnsi="Times New Roman" w:cs="Times New Roman"/>
@@ -3558,7 +3672,7 @@
         <w:pStyle w:val="ListParagraph"/>
         <w:numPr>
           <w:ilvl w:val="0"/>
-          <w:numId w:val="23"/>
+          <w:numId w:val="8"/>
         </w:numPr>
         <w:rPr>
           <w:rFonts w:ascii="Times New Roman" w:hAnsi="Times New Roman" w:cs="Times New Roman"/>
@@ -3580,7 +3694,7 @@
         <w:pStyle w:val="ListParagraph"/>
         <w:numPr>
           <w:ilvl w:val="0"/>
-          <w:numId w:val="23"/>
+          <w:numId w:val="8"/>
         </w:numPr>
         <w:rPr>
           <w:rFonts w:ascii="Times New Roman" w:hAnsi="Times New Roman" w:cs="Times New Roman"/>
@@ -3643,7 +3757,7 @@
       <w:pPr>
         <w:numPr>
           <w:ilvl w:val="0"/>
-          <w:numId w:val="34"/>
+          <w:numId w:val="12"/>
         </w:numPr>
         <w:rPr>
           <w:rFonts w:ascii="Times New Roman" w:hAnsi="Times New Roman" w:cs="Times New Roman"/>
@@ -3664,7 +3778,7 @@
       <w:pPr>
         <w:numPr>
           <w:ilvl w:val="0"/>
-          <w:numId w:val="34"/>
+          <w:numId w:val="12"/>
         </w:numPr>
         <w:rPr>
           <w:rFonts w:ascii="Times New Roman" w:hAnsi="Times New Roman" w:cs="Times New Roman"/>
@@ -3685,7 +3799,7 @@
       <w:pPr>
         <w:numPr>
           <w:ilvl w:val="0"/>
-          <w:numId w:val="34"/>
+          <w:numId w:val="12"/>
         </w:numPr>
         <w:rPr>
           <w:rFonts w:ascii="Times New Roman" w:hAnsi="Times New Roman" w:cs="Times New Roman"/>
@@ -3706,7 +3820,7 @@
       <w:pPr>
         <w:numPr>
           <w:ilvl w:val="0"/>
-          <w:numId w:val="34"/>
+          <w:numId w:val="12"/>
         </w:numPr>
         <w:rPr>
           <w:rFonts w:ascii="Times New Roman" w:hAnsi="Times New Roman" w:cs="Times New Roman"/>
@@ -3727,7 +3841,7 @@
       <w:pPr>
         <w:numPr>
           <w:ilvl w:val="0"/>
-          <w:numId w:val="34"/>
+          <w:numId w:val="12"/>
         </w:numPr>
         <w:rPr>
           <w:rFonts w:ascii="Times New Roman" w:hAnsi="Times New Roman" w:cs="Times New Roman"/>
@@ -3766,7 +3880,7 @@
         <w:pStyle w:val="ListParagraph"/>
         <w:numPr>
           <w:ilvl w:val="0"/>
-          <w:numId w:val="23"/>
+          <w:numId w:val="8"/>
         </w:numPr>
         <w:rPr>
           <w:rFonts w:ascii="Times New Roman" w:hAnsi="Times New Roman" w:cs="Times New Roman"/>
@@ -3788,7 +3902,7 @@
         <w:pStyle w:val="ListParagraph"/>
         <w:numPr>
           <w:ilvl w:val="0"/>
-          <w:numId w:val="23"/>
+          <w:numId w:val="8"/>
         </w:numPr>
         <w:rPr>
           <w:rFonts w:ascii="Times New Roman" w:hAnsi="Times New Roman" w:cs="Times New Roman"/>
@@ -3810,7 +3924,7 @@
         <w:pStyle w:val="ListParagraph"/>
         <w:numPr>
           <w:ilvl w:val="0"/>
-          <w:numId w:val="23"/>
+          <w:numId w:val="8"/>
         </w:numPr>
         <w:rPr>
           <w:rFonts w:ascii="Times New Roman" w:hAnsi="Times New Roman" w:cs="Times New Roman"/>
@@ -3832,7 +3946,7 @@
         <w:pStyle w:val="ListParagraph"/>
         <w:numPr>
           <w:ilvl w:val="0"/>
-          <w:numId w:val="23"/>
+          <w:numId w:val="8"/>
         </w:numPr>
         <w:rPr>
           <w:rFonts w:ascii="Times New Roman" w:hAnsi="Times New Roman" w:cs="Times New Roman"/>
@@ -3854,7 +3968,7 @@
         <w:pStyle w:val="ListParagraph"/>
         <w:numPr>
           <w:ilvl w:val="0"/>
-          <w:numId w:val="23"/>
+          <w:numId w:val="8"/>
         </w:numPr>
         <w:rPr>
           <w:rFonts w:ascii="Times New Roman" w:hAnsi="Times New Roman" w:cs="Times New Roman"/>
@@ -4900,7 +5014,6 @@
         <w:pStyle w:val="Heading2"/>
         <w:rPr>
           <w:rFonts w:cs="Times New Roman"/>
-          <w:lang w:val="vi-VN"/>
         </w:rPr>
       </w:pPr>
       <w:r>
@@ -4913,6 +5026,133 @@
     </w:p>
     <w:p>
       <w:pPr>
+        <w:rPr>
+          <w:rFonts w:ascii="Times New Roman" w:hAnsi="Times New Roman" w:cs="Times New Roman"/>
+          <w:sz w:val="24"/>
+          <w:szCs w:val="24"/>
+        </w:rPr>
+      </w:pPr>
+      <w:r>
+        <w:rPr>
+          <w:rFonts w:ascii="Times New Roman" w:hAnsi="Times New Roman" w:cs="Times New Roman"/>
+          <w:sz w:val="24"/>
+          <w:szCs w:val="24"/>
+        </w:rPr>
+        <w:t xml:space="preserve">Hệ thống xử lý dữ liệu của dự án được xây dựng dựa trên kiến trúc </w:t>
+      </w:r>
+      <w:r>
+        <w:rPr>
+          <w:rFonts w:ascii="Times New Roman" w:hAnsi="Times New Roman" w:cs="Times New Roman"/>
+          <w:b/>
+          <w:bCs/>
+          <w:sz w:val="24"/>
+          <w:szCs w:val="24"/>
+        </w:rPr>
+        <w:t>ELT (Extract - Load - Transform)</w:t>
+      </w:r>
+      <w:r>
+        <w:rPr>
+          <w:rFonts w:ascii="Times New Roman" w:hAnsi="Times New Roman" w:cs="Times New Roman"/>
+          <w:sz w:val="24"/>
+          <w:szCs w:val="24"/>
+        </w:rPr>
+        <w:t xml:space="preserve"> hiện đại. Khác với quy trình ETL truyền thống, ELT tối ưu hóa sức mạnh của các Cloud Data Warehouse bằng cách nạp toàn bộ dữ liệu thô vào kho lưu trữ trước khi thực hiện các thao tác biến đổi phức tạp.</w:t>
+      </w:r>
+    </w:p>
+    <w:p>
+      <w:pPr>
+        <w:rPr>
+          <w:rFonts w:ascii="Times New Roman" w:hAnsi="Times New Roman" w:cs="Times New Roman"/>
+          <w:sz w:val="24"/>
+          <w:szCs w:val="24"/>
+        </w:rPr>
+      </w:pPr>
+      <w:r>
+        <w:rPr>
+          <w:rFonts w:ascii="Times New Roman" w:hAnsi="Times New Roman" w:cs="Times New Roman"/>
+          <w:sz w:val="24"/>
+          <w:szCs w:val="24"/>
+        </w:rPr>
+        <w:t>Kiến trúc Pipeline xử lý dữ liệu tổng quan bao gồm 3 tầng cốt lõi:</w:t>
+      </w:r>
+    </w:p>
+    <w:p>
+      <w:pPr>
+        <w:pStyle w:val="ListParagraph"/>
+        <w:numPr>
+          <w:ilvl w:val="0"/>
+          <w:numId w:val="8"/>
+        </w:numPr>
+        <w:rPr>
+          <w:rFonts w:ascii="Times New Roman" w:hAnsi="Times New Roman" w:cs="Times New Roman"/>
+          <w:sz w:val="24"/>
+          <w:szCs w:val="24"/>
+        </w:rPr>
+      </w:pPr>
+      <w:r>
+        <w:rPr>
+          <w:rFonts w:ascii="Times New Roman" w:hAnsi="Times New Roman" w:cs="Times New Roman"/>
+          <w:sz w:val="24"/>
+          <w:szCs w:val="24"/>
+        </w:rPr>
+        <w:t>Tầng Trích xuất (Extract): Hệ thống tiến hành thu thập dữ liệu tự động từ các nguồn dữ liệu ban đầu (hệ thống ERP, CRM, tệp tin Log, hoặc API của chuỗi bán lẻ). Quá trình này đảm bảo tính toàn vẹn của dữ liệu gốc và không gây ảnh hưởng đến hiệu năng của các hệ thống đang vận hành.</w:t>
+      </w:r>
+    </w:p>
+    <w:p>
+      <w:pPr>
+        <w:pStyle w:val="ListParagraph"/>
+        <w:numPr>
+          <w:ilvl w:val="0"/>
+          <w:numId w:val="8"/>
+        </w:numPr>
+        <w:rPr>
+          <w:rFonts w:ascii="Times New Roman" w:hAnsi="Times New Roman" w:cs="Times New Roman"/>
+          <w:sz w:val="24"/>
+          <w:szCs w:val="24"/>
+        </w:rPr>
+      </w:pPr>
+      <w:r>
+        <w:rPr>
+          <w:rFonts w:ascii="Times New Roman" w:hAnsi="Times New Roman" w:cs="Times New Roman"/>
+          <w:sz w:val="24"/>
+          <w:szCs w:val="24"/>
+        </w:rPr>
+        <w:t>Tầng Nạp dữ liệu (Load - Staging Area): Dữ liệu sau khi trích xuất được di chuyển nguyên bản và nạp thẳng vào vùng đệm (Staging) trên Data Warehouse (ví dụ: BigQuery, Snowflake, hoặc hệ thống cơ sở dữ liệu nội bộ). Tại đây, dữ liệu được lưu trữ dưới dạng thô (Raw Data) để làm nền tảng cho mọi hoạt động xử lý về sau.</w:t>
+      </w:r>
+    </w:p>
+    <w:p>
+      <w:pPr>
+        <w:pStyle w:val="ListParagraph"/>
+        <w:numPr>
+          <w:ilvl w:val="0"/>
+          <w:numId w:val="8"/>
+        </w:numPr>
+        <w:rPr>
+          <w:rFonts w:ascii="Times New Roman" w:hAnsi="Times New Roman" w:cs="Times New Roman"/>
+          <w:sz w:val="24"/>
+          <w:szCs w:val="24"/>
+        </w:rPr>
+      </w:pPr>
+      <w:r>
+        <w:rPr>
+          <w:rFonts w:ascii="Times New Roman" w:hAnsi="Times New Roman" w:cs="Times New Roman"/>
+          <w:sz w:val="24"/>
+          <w:szCs w:val="24"/>
+        </w:rPr>
+        <w:t xml:space="preserve">Tầng Biến đổi (Transform): Đây là trọng tâm của quy trình ELT. Sử dụng các công cụ xử lý dữ liệu (như dbt, SQL), dữ liệu thô tại vùng đệm sẽ được làm sạch, ép kiểu dữ liệu, </w:t>
+      </w:r>
+      <w:r>
+        <w:rPr>
+          <w:rFonts w:ascii="Times New Roman" w:hAnsi="Times New Roman" w:cs="Times New Roman"/>
+          <w:sz w:val="24"/>
+          <w:szCs w:val="24"/>
+        </w:rPr>
+        <w:lastRenderedPageBreak/>
+        <w:t>khử trùng lặp, bóc tách các trường thông tin cần thiết và cấu trúc lại thành các bảng dữ liệu tinh gọn, sẵn sàng phục vụ cho việc mô hình hóa và phân tích.</w:t>
+      </w:r>
+    </w:p>
+    <w:p>
+      <w:pPr>
         <w:pStyle w:val="Heading2"/>
         <w:rPr>
           <w:rFonts w:cs="Times New Roman"/>
@@ -4928,83 +5168,141 @@
       </w:r>
     </w:p>
     <w:p>
+      <w:r>
+        <w:t>Trước khi tiến hành xây dựng mô hình dữ liệu, việc Đánh giá chất lượng và Khám phá dữ liệu (EDA - Exploratory Data Analysis) là bắt buộc nhằm mục đích thấu hiểu cấu trúc và "sức khỏe" của nguồn dữ liệu thu thập được. Quy trình này tập trung vào hai nội dung chính:</w:t>
+      </w:r>
+    </w:p>
+    <w:p>
       <w:pPr>
         <w:pStyle w:val="Heading3"/>
-        <w:rPr>
-          <w:rFonts w:ascii="Times New Roman" w:hAnsi="Times New Roman" w:cs="Times New Roman"/>
-          <w:sz w:val="32"/>
-          <w:szCs w:val="32"/>
-          <w:lang w:val="vi-VN"/>
-        </w:rPr>
-      </w:pPr>
-      <w:r>
-        <w:rPr>
-          <w:rFonts w:ascii="Times New Roman" w:hAnsi="Times New Roman" w:cs="Times New Roman"/>
-          <w:sz w:val="32"/>
-          <w:szCs w:val="32"/>
-          <w:lang w:val="vi-VN"/>
-        </w:rPr>
-        <w:t xml:space="preserve">3.2.1  KIỂM TRA DỮ LIỆU THIẾU VÀ TRÙNG LẬP </w:t>
-      </w:r>
+      </w:pPr>
+      <w:r>
+        <w:t xml:space="preserve">3.2.1 </w:t>
+      </w:r>
+      <w:r>
+        <w:t>Đánh giá chất lượng dữ liệu (Data Quality Assessment)</w:t>
+      </w:r>
+    </w:p>
+    <w:p>
+      <w:r>
+        <w:t>Hệ thống thực hiện kiểm tra dữ liệu thô dựa trên các tiêu chí nghiêm ngặt để phát hiện và khoanh vùng các lỗi hệ thống:</w:t>
+      </w:r>
+    </w:p>
+    <w:p>
+      <w:pPr>
+        <w:pStyle w:val="ListParagraph"/>
+        <w:numPr>
+          <w:ilvl w:val="0"/>
+          <w:numId w:val="8"/>
+        </w:numPr>
+      </w:pPr>
+      <w:r>
+        <w:t>Định vị dữ liệu khuyết thiếu (Missing Values): Xác định các trường thông tin bị bỏ trống (Null/Blank) ở các cột quan trọng như doanh thu, mã khách hàng, mã đơn hàng để lên phương án xử lý (loại bỏ hoặc điền bù dữ liệu).</w:t>
+      </w:r>
+    </w:p>
+    <w:p>
+      <w:pPr>
+        <w:pStyle w:val="ListParagraph"/>
+        <w:numPr>
+          <w:ilvl w:val="0"/>
+          <w:numId w:val="8"/>
+        </w:numPr>
+      </w:pPr>
+      <w:r>
+        <w:t>Xử lý dữ liệu dị biệt (Outliers): Phát hiện các bản ghi có giá trị bất thường vượt quá biên độ logic (ví dụ: ngày hóa đơn năm 2099, số lượng mua hàng âm, hoặc giá trị đơn hàng lớn đột biến do lỗi hệ thống nhập liệu).</w:t>
+      </w:r>
+    </w:p>
+    <w:p>
+      <w:pPr>
+        <w:pStyle w:val="ListParagraph"/>
+        <w:numPr>
+          <w:ilvl w:val="0"/>
+          <w:numId w:val="8"/>
+        </w:numPr>
+      </w:pPr>
+      <w:r>
+        <w:t>Kiểm tra tính nhất quán (Consistency): Đảm bảo tính đồng nhất về định dạng (ví dụ: định dạng ngày tháng YYYY-MM-DD, đồng nhất đơn vị tiền tệ) và tính toàn vẹn thực thể (mọi mã sản phẩm trong bảng hóa đơn phải tồn tại trong bảng danh mục sản phẩm).</w:t>
+      </w:r>
+    </w:p>
+    <w:p>
+      <w:pPr>
+        <w:pStyle w:val="Heading3"/>
+      </w:pPr>
+      <w:r>
+        <w:t xml:space="preserve">3.2.2 </w:t>
+      </w:r>
+      <w:r>
+        <w:t>Khám phá dữ liệu (Exploratory Data Analysis - EDA)</w:t>
+      </w:r>
+    </w:p>
+    <w:p>
+      <w:r>
+        <w:t>Sử dụng các phương pháp thống kê mô tả và trực quan hóa bằng đồ thị nhằm rút ra các đặc trưng ban đầu của chuỗi bán lẻ:</w:t>
+      </w:r>
+    </w:p>
+    <w:p>
+      <w:pPr>
+        <w:pStyle w:val="ListParagraph"/>
+        <w:numPr>
+          <w:ilvl w:val="0"/>
+          <w:numId w:val="8"/>
+        </w:numPr>
+      </w:pPr>
+      <w:r>
+        <w:t>Phân tích phân phối: Xem xét tần suất xuất hiện và phân phối của các biến số định lượng như: giá trị đơn hàng trung bình, số lượng mặt hàng bán ra trong ngày, hay khung giờ cao điểm phát sinh giao dịch.</w:t>
+      </w:r>
+    </w:p>
+    <w:p>
+      <w:pPr>
+        <w:pStyle w:val="ListParagraph"/>
+        <w:numPr>
+          <w:ilvl w:val="0"/>
+          <w:numId w:val="8"/>
+        </w:numPr>
+      </w:pPr>
+      <w:r>
+        <w:t>Tìm kiếm mối tương quan hệ: Khám phá mối quan hệ sơ bộ giữa các chiều dữ liệu (ví dụ: mối liên hệ giữa các chương trình khuyến mãi/mùa vụ với sự tăng trưởng doanh số của từng nhóm ngành hàng).</w:t>
+      </w:r>
+    </w:p>
+    <w:p>
+      <w:pPr>
+        <w:pStyle w:val="ListParagraph"/>
+        <w:numPr>
+          <w:ilvl w:val="0"/>
+          <w:numId w:val="8"/>
+        </w:numPr>
+      </w:pPr>
+      <w:r>
+        <w:t>Định hình logic kinh doanh: Kết quả của EDA giúp nhóm kiểm chứng lại các giả định thực tế, từ đó đưa ra các quy tắc nghiệp vụ chính xác để thiết kế cấu trúc các bảng Dimension (Chiều phân tích) và Fact (Bảng sự kiện) trong phần mô hình hóa tiếp theo.</w:t>
+      </w:r>
+    </w:p>
+    <w:p>
+      <w:pPr>
+        <w:rPr>
+          <w:lang w:val="vi-VN"/>
+        </w:rPr>
+      </w:pPr>
     </w:p>
     <w:p>
       <w:pPr>
         <w:pStyle w:val="Heading2"/>
-        <w:rPr>
-          <w:rFonts w:cs="Times New Roman"/>
-          <w:lang w:val="vi-VN"/>
-        </w:rPr>
-      </w:pPr>
-      <w:r>
-        <w:rPr>
-          <w:rFonts w:cs="Times New Roman"/>
-          <w:lang w:val="vi-VN"/>
-        </w:rPr>
-        <w:t xml:space="preserve">3.3  LÀM SẠCH CHUẨN HÓA DỮ LIỆU  </w:t>
-      </w:r>
-    </w:p>
-    <w:p>
-      <w:pPr>
-        <w:rPr>
-          <w:lang w:val="vi-VN"/>
-        </w:rPr>
-      </w:pPr>
-    </w:p>
-    <w:p>
-      <w:pPr>
-        <w:rPr>
-          <w:lang w:val="vi-VN"/>
-        </w:rPr>
-      </w:pPr>
-    </w:p>
-    <w:p>
-      <w:pPr>
-        <w:rPr>
-          <w:lang w:val="vi-VN"/>
-        </w:rPr>
-      </w:pPr>
-    </w:p>
-    <w:p>
-      <w:pPr>
-        <w:rPr>
-          <w:lang w:val="vi-VN"/>
-        </w:rPr>
-      </w:pPr>
-    </w:p>
-    <w:p>
-      <w:pPr>
-        <w:rPr>
-          <w:lang w:val="vi-VN"/>
-        </w:rPr>
-      </w:pPr>
+      </w:pPr>
+      <w:r>
+        <w:lastRenderedPageBreak/>
+        <w:t xml:space="preserve">3.3 </w:t>
+      </w:r>
+      <w:r>
+        <w:rPr>
+          <w:lang w:val="vi-VN"/>
+        </w:rPr>
+        <w:t>LÀM SẠCH VÀ CHUẨN HÓA DỮ LIỆU (DATA CLEANING)</w:t>
+      </w:r>
     </w:p>
     <w:p>
       <w:pPr>
         <w:pStyle w:val="Heading3"/>
         <w:rPr>
           <w:rFonts w:ascii="Times New Roman" w:hAnsi="Times New Roman" w:cs="Times New Roman"/>
-          <w:sz w:val="32"/>
-          <w:szCs w:val="32"/>
           <w:lang w:val="vi-VN"/>
         </w:rPr>
       </w:pPr>
@@ -5012,10 +5310,7 @@
       <w:r>
         <w:rPr>
           <w:rFonts w:ascii="Times New Roman" w:hAnsi="Times New Roman" w:cs="Times New Roman"/>
-          <w:sz w:val="32"/>
-          <w:szCs w:val="32"/>
-        </w:rPr>
-        <w:lastRenderedPageBreak/>
+        </w:rPr>
         <w:t>3.3.1 CHUẨN HÓA CẤU TRÚC CỘT VÀ XỬ LÝ LỖI LOGIC</w:t>
       </w:r>
       <w:bookmarkEnd w:id="0"/>
@@ -5133,7 +5428,7 @@
       <w:pPr>
         <w:numPr>
           <w:ilvl w:val="0"/>
-          <w:numId w:val="40"/>
+          <w:numId w:val="14"/>
         </w:numPr>
         <w:rPr>
           <w:rFonts w:ascii="Times New Roman" w:hAnsi="Times New Roman" w:cs="Times New Roman"/>
@@ -5154,7 +5449,7 @@
       <w:pPr>
         <w:numPr>
           <w:ilvl w:val="0"/>
-          <w:numId w:val="40"/>
+          <w:numId w:val="14"/>
         </w:numPr>
         <w:rPr>
           <w:rFonts w:ascii="Times New Roman" w:hAnsi="Times New Roman" w:cs="Times New Roman"/>
@@ -5175,7 +5470,7 @@
       <w:pPr>
         <w:numPr>
           <w:ilvl w:val="0"/>
-          <w:numId w:val="40"/>
+          <w:numId w:val="14"/>
         </w:numPr>
         <w:rPr>
           <w:rFonts w:ascii="Times New Roman" w:hAnsi="Times New Roman" w:cs="Times New Roman"/>
@@ -5435,16 +5730,12 @@
         <w:pStyle w:val="Heading3"/>
         <w:rPr>
           <w:rFonts w:ascii="Times New Roman" w:hAnsi="Times New Roman" w:cs="Times New Roman"/>
-          <w:sz w:val="32"/>
-          <w:szCs w:val="32"/>
-          <w:lang w:val="vi-VN"/>
-        </w:rPr>
-      </w:pPr>
-      <w:r>
-        <w:rPr>
-          <w:rFonts w:ascii="Times New Roman" w:hAnsi="Times New Roman" w:cs="Times New Roman"/>
-          <w:sz w:val="32"/>
-          <w:szCs w:val="32"/>
+          <w:lang w:val="vi-VN"/>
+        </w:rPr>
+      </w:pPr>
+      <w:r>
+        <w:rPr>
+          <w:rFonts w:ascii="Times New Roman" w:hAnsi="Times New Roman" w:cs="Times New Roman"/>
         </w:rPr>
         <w:t>3.3.2 Xử lý dữ liệu thiếu</w:t>
       </w:r>
@@ -5541,7 +5832,7 @@
       <w:pPr>
         <w:numPr>
           <w:ilvl w:val="0"/>
-          <w:numId w:val="42"/>
+          <w:numId w:val="15"/>
         </w:numPr>
         <w:rPr>
           <w:rFonts w:ascii="Times New Roman" w:hAnsi="Times New Roman" w:cs="Times New Roman"/>
@@ -5562,7 +5853,7 @@
       <w:pPr>
         <w:numPr>
           <w:ilvl w:val="0"/>
-          <w:numId w:val="42"/>
+          <w:numId w:val="15"/>
         </w:numPr>
         <w:rPr>
           <w:rFonts w:ascii="Times New Roman" w:hAnsi="Times New Roman" w:cs="Times New Roman"/>
@@ -5583,7 +5874,7 @@
       <w:pPr>
         <w:numPr>
           <w:ilvl w:val="0"/>
-          <w:numId w:val="42"/>
+          <w:numId w:val="15"/>
         </w:numPr>
         <w:rPr>
           <w:rFonts w:ascii="Times New Roman" w:hAnsi="Times New Roman" w:cs="Times New Roman"/>
@@ -5604,7 +5895,7 @@
       <w:pPr>
         <w:numPr>
           <w:ilvl w:val="0"/>
-          <w:numId w:val="42"/>
+          <w:numId w:val="15"/>
         </w:numPr>
         <w:rPr>
           <w:rFonts w:ascii="Times New Roman" w:hAnsi="Times New Roman" w:cs="Times New Roman"/>
@@ -5625,7 +5916,7 @@
       <w:pPr>
         <w:numPr>
           <w:ilvl w:val="0"/>
-          <w:numId w:val="42"/>
+          <w:numId w:val="15"/>
         </w:numPr>
         <w:rPr>
           <w:rFonts w:ascii="Times New Roman" w:hAnsi="Times New Roman" w:cs="Times New Roman"/>
@@ -5666,16 +5957,12 @@
         <w:pStyle w:val="Heading3"/>
         <w:rPr>
           <w:rFonts w:ascii="Times New Roman" w:hAnsi="Times New Roman" w:cs="Times New Roman"/>
-          <w:sz w:val="32"/>
-          <w:szCs w:val="32"/>
-          <w:lang w:val="vi-VN"/>
-        </w:rPr>
-      </w:pPr>
-      <w:r>
-        <w:rPr>
-          <w:rFonts w:ascii="Times New Roman" w:hAnsi="Times New Roman" w:cs="Times New Roman"/>
-          <w:sz w:val="32"/>
-          <w:szCs w:val="32"/>
+          <w:lang w:val="vi-VN"/>
+        </w:rPr>
+      </w:pPr>
+      <w:r>
+        <w:rPr>
+          <w:rFonts w:ascii="Times New Roman" w:hAnsi="Times New Roman" w:cs="Times New Roman"/>
         </w:rPr>
         <w:t>3.3.3 Chuẩn hóa dữ liệu</w:t>
       </w:r>
@@ -5889,11 +6176,514 @@
       </w:r>
     </w:p>
     <w:p>
-      <w:pPr>
-        <w:rPr>
-          <w:lang w:val="vi-VN"/>
-        </w:rPr>
-      </w:pPr>
+      <w:r>
+        <w:t>Dưới đây là phần nội dung tiếp theo cho Chương 3, tập trung vào kỹ thuật xử lý dữ liệu thực tế cho chuỗi bán lẻ:</w:t>
+      </w:r>
+    </w:p>
+    <w:p>
+      <w:pPr>
+        <w:pStyle w:val="Heading2"/>
+      </w:pPr>
+      <w:r>
+        <w:t>3.4 TRÍCH XUẤT ĐẶC TRƯNG (FEATURE ENGINEERING)</w:t>
+      </w:r>
+    </w:p>
+    <w:p>
+      <w:pPr>
+        <w:rPr>
+          <w:rFonts w:ascii="Times New Roman" w:hAnsi="Times New Roman" w:cs="Times New Roman"/>
+          <w:sz w:val="24"/>
+          <w:szCs w:val="24"/>
+        </w:rPr>
+      </w:pPr>
+      <w:r>
+        <w:rPr>
+          <w:rFonts w:ascii="Times New Roman" w:hAnsi="Times New Roman" w:cs="Times New Roman"/>
+          <w:sz w:val="24"/>
+          <w:szCs w:val="24"/>
+        </w:rPr>
+        <w:t>Trích xuất đặc trưng là quá trình chuyển đổi dữ liệu thô từ tầng Transform thành các biến số có ý nghĩa nghiệp vụ cao, làm nền tảng cho việc phân tích hiệu quả kinh doanh.</w:t>
+      </w:r>
+    </w:p>
+    <w:p>
+      <w:pPr>
+        <w:pStyle w:val="Heading3"/>
+      </w:pPr>
+      <w:r>
+        <w:t xml:space="preserve">3.4.1 </w:t>
+      </w:r>
+      <w:r>
+        <w:t>Đặc trưng vận hành và tài chính</w:t>
+      </w:r>
+    </w:p>
+    <w:p>
+      <w:pPr>
+        <w:rPr>
+          <w:rFonts w:ascii="Times New Roman" w:hAnsi="Times New Roman" w:cs="Times New Roman"/>
+          <w:sz w:val="24"/>
+          <w:szCs w:val="24"/>
+        </w:rPr>
+      </w:pPr>
+      <w:r>
+        <w:rPr>
+          <w:rFonts w:ascii="Times New Roman" w:hAnsi="Times New Roman" w:cs="Times New Roman"/>
+          <w:sz w:val="24"/>
+          <w:szCs w:val="24"/>
+        </w:rPr>
+        <w:t>Nhóm thực hiện tổng hợp các chỉ số cốt lõi để đánh giá hiệu suất kinh doanh từ cấp cửa hàng đến toàn chuỗi:</w:t>
+      </w:r>
+    </w:p>
+    <w:p>
+      <w:pPr>
+        <w:pStyle w:val="ListParagraph"/>
+        <w:numPr>
+          <w:ilvl w:val="0"/>
+          <w:numId w:val="15"/>
+        </w:numPr>
+        <w:rPr>
+          <w:rFonts w:ascii="Times New Roman" w:hAnsi="Times New Roman" w:cs="Times New Roman"/>
+          <w:sz w:val="24"/>
+          <w:szCs w:val="24"/>
+        </w:rPr>
+      </w:pPr>
+      <w:r>
+        <w:rPr>
+          <w:rFonts w:ascii="Times New Roman" w:hAnsi="Times New Roman" w:cs="Times New Roman"/>
+          <w:sz w:val="24"/>
+          <w:szCs w:val="24"/>
+        </w:rPr>
+        <w:t>Chỉ số tăng trưởng: Tính toán tốc độ tăng trưởng doanh thu theo ngày/tháng và chỉ số SSSG (Same-Store Sales Growth) để loại trừ yếu tố tăng trưởng do mở thêm điểm bán mới.</w:t>
+      </w:r>
+    </w:p>
+    <w:p>
+      <w:pPr>
+        <w:pStyle w:val="ListParagraph"/>
+        <w:numPr>
+          <w:ilvl w:val="0"/>
+          <w:numId w:val="15"/>
+        </w:numPr>
+        <w:rPr>
+          <w:rFonts w:ascii="Times New Roman" w:hAnsi="Times New Roman" w:cs="Times New Roman"/>
+          <w:sz w:val="24"/>
+          <w:szCs w:val="24"/>
+        </w:rPr>
+      </w:pPr>
+      <w:r>
+        <w:rPr>
+          <w:rFonts w:ascii="Times New Roman" w:hAnsi="Times New Roman" w:cs="Times New Roman"/>
+          <w:sz w:val="24"/>
+          <w:szCs w:val="24"/>
+        </w:rPr>
+        <w:t>Chỉ số hiệu quả: Trích xuất biến số "Doanh thu trên mỗi mét vuông" ($Rev/m^2$) và tỷ lệ tồn kho quay vòng để đo lường khả năng tối ưu hóa mặt bằng và quản lý hàng hóa.</w:t>
+      </w:r>
+    </w:p>
+    <w:p>
+      <w:pPr>
+        <w:pStyle w:val="ListParagraph"/>
+        <w:numPr>
+          <w:ilvl w:val="0"/>
+          <w:numId w:val="15"/>
+        </w:numPr>
+        <w:rPr>
+          <w:rFonts w:ascii="Times New Roman" w:hAnsi="Times New Roman" w:cs="Times New Roman"/>
+          <w:sz w:val="24"/>
+          <w:szCs w:val="24"/>
+        </w:rPr>
+      </w:pPr>
+      <w:r>
+        <w:rPr>
+          <w:rFonts w:ascii="Times New Roman" w:hAnsi="Times New Roman" w:cs="Times New Roman"/>
+          <w:sz w:val="24"/>
+          <w:szCs w:val="24"/>
+        </w:rPr>
+        <w:t>Biên lợi nhuận: Tính toán lợi nhuận gộp trên từng đơn vị sản phẩm sau khi trừ các chi phí giá vốn (COGS), giúp xác định các ngành hàng đóng góp giá trị cao.</w:t>
+      </w:r>
+    </w:p>
+    <w:p>
+      <w:pPr>
+        <w:pStyle w:val="Heading3"/>
+      </w:pPr>
+      <w:r>
+        <w:t xml:space="preserve">3.4.2 </w:t>
+      </w:r>
+      <w:r>
+        <w:t>Đặc trưng phân tích tổ hợp (Cohort Analysis Features)</w:t>
+      </w:r>
+    </w:p>
+    <w:p>
+      <w:pPr>
+        <w:rPr>
+          <w:rFonts w:ascii="Times New Roman" w:hAnsi="Times New Roman" w:cs="Times New Roman"/>
+          <w:sz w:val="24"/>
+          <w:szCs w:val="24"/>
+        </w:rPr>
+      </w:pPr>
+      <w:r>
+        <w:rPr>
+          <w:rFonts w:ascii="Times New Roman" w:hAnsi="Times New Roman" w:cs="Times New Roman"/>
+          <w:sz w:val="24"/>
+          <w:szCs w:val="24"/>
+        </w:rPr>
+        <w:t>Để hiểu sâu hành vi khách hàng theo thời gian, dữ liệu được nhóm hóa (Cohort):</w:t>
+      </w:r>
+    </w:p>
+    <w:p>
+      <w:pPr>
+        <w:pStyle w:val="ListParagraph"/>
+        <w:numPr>
+          <w:ilvl w:val="0"/>
+          <w:numId w:val="15"/>
+        </w:numPr>
+        <w:rPr>
+          <w:rFonts w:ascii="Times New Roman" w:hAnsi="Times New Roman" w:cs="Times New Roman"/>
+          <w:sz w:val="24"/>
+          <w:szCs w:val="24"/>
+        </w:rPr>
+      </w:pPr>
+      <w:r>
+        <w:rPr>
+          <w:rFonts w:ascii="Times New Roman" w:hAnsi="Times New Roman" w:cs="Times New Roman"/>
+          <w:sz w:val="24"/>
+          <w:szCs w:val="24"/>
+        </w:rPr>
+        <w:lastRenderedPageBreak/>
+        <w:t>Nhóm theo thời gian (Time-based Cohort): Phân chia khách hàng dựa trên thời điểm thực hiện giao dịch đầu tiên (ví dụ: tháng tham gia đầu tiên).</w:t>
+      </w:r>
+    </w:p>
+    <w:p>
+      <w:pPr>
+        <w:pStyle w:val="ListParagraph"/>
+        <w:numPr>
+          <w:ilvl w:val="0"/>
+          <w:numId w:val="15"/>
+        </w:numPr>
+        <w:rPr>
+          <w:rFonts w:ascii="Times New Roman" w:hAnsi="Times New Roman" w:cs="Times New Roman"/>
+          <w:sz w:val="24"/>
+          <w:szCs w:val="24"/>
+        </w:rPr>
+      </w:pPr>
+      <w:r>
+        <w:rPr>
+          <w:rFonts w:ascii="Times New Roman" w:hAnsi="Times New Roman" w:cs="Times New Roman"/>
+          <w:sz w:val="24"/>
+          <w:szCs w:val="24"/>
+        </w:rPr>
+        <w:t>Đặc trưng giữ chân (Retention Features): Xây dựng các biến số đo lường tỷ lệ khách hàng quay lại mua sắm trong các tháng tiếp theo, từ đó đánh giá mức độ trung thành và vòng đời khách hàng.</w:t>
+      </w:r>
+    </w:p>
+    <w:p>
+      <w:pPr>
+        <w:pStyle w:val="Heading3"/>
+      </w:pPr>
+      <w:r>
+        <w:t xml:space="preserve">3.4.3 </w:t>
+      </w:r>
+      <w:r>
+        <w:t>Tính toán nền tảng RFM</w:t>
+      </w:r>
+    </w:p>
+    <w:p>
+      <w:pPr>
+        <w:rPr>
+          <w:rFonts w:ascii="Times New Roman" w:hAnsi="Times New Roman" w:cs="Times New Roman"/>
+          <w:sz w:val="24"/>
+          <w:szCs w:val="24"/>
+        </w:rPr>
+      </w:pPr>
+      <w:r>
+        <w:rPr>
+          <w:rFonts w:ascii="Times New Roman" w:hAnsi="Times New Roman" w:cs="Times New Roman"/>
+          <w:sz w:val="24"/>
+          <w:szCs w:val="24"/>
+        </w:rPr>
+        <w:t>Dữ liệu giao dịch được chuyển đổi thành các đặc trưng RFM để phân loại khách hàng:</w:t>
+      </w:r>
+    </w:p>
+    <w:p>
+      <w:pPr>
+        <w:pStyle w:val="ListParagraph"/>
+        <w:numPr>
+          <w:ilvl w:val="0"/>
+          <w:numId w:val="15"/>
+        </w:numPr>
+        <w:rPr>
+          <w:rFonts w:ascii="Times New Roman" w:hAnsi="Times New Roman" w:cs="Times New Roman"/>
+          <w:sz w:val="24"/>
+          <w:szCs w:val="24"/>
+        </w:rPr>
+      </w:pPr>
+      <w:r>
+        <w:rPr>
+          <w:rFonts w:ascii="Times New Roman" w:hAnsi="Times New Roman" w:cs="Times New Roman"/>
+          <w:sz w:val="24"/>
+          <w:szCs w:val="24"/>
+        </w:rPr>
+        <w:t>Recency (R - Độ mới): Số ngày kể từ lần mua hàng cuối cùng của khách hàng.</w:t>
+      </w:r>
+    </w:p>
+    <w:p>
+      <w:pPr>
+        <w:pStyle w:val="ListParagraph"/>
+        <w:numPr>
+          <w:ilvl w:val="0"/>
+          <w:numId w:val="15"/>
+        </w:numPr>
+        <w:rPr>
+          <w:rFonts w:ascii="Times New Roman" w:hAnsi="Times New Roman" w:cs="Times New Roman"/>
+          <w:sz w:val="24"/>
+          <w:szCs w:val="24"/>
+        </w:rPr>
+      </w:pPr>
+      <w:r>
+        <w:rPr>
+          <w:rFonts w:ascii="Times New Roman" w:hAnsi="Times New Roman" w:cs="Times New Roman"/>
+          <w:sz w:val="24"/>
+          <w:szCs w:val="24"/>
+        </w:rPr>
+        <w:t>Frequency (F - Tần suất): Tổng số lần phát sinh giao dịch của khách hàng trong một khoảng thời gian nhất định.</w:t>
+      </w:r>
+    </w:p>
+    <w:p>
+      <w:pPr>
+        <w:pStyle w:val="ListParagraph"/>
+        <w:numPr>
+          <w:ilvl w:val="0"/>
+          <w:numId w:val="15"/>
+        </w:numPr>
+        <w:rPr>
+          <w:rFonts w:ascii="Times New Roman" w:hAnsi="Times New Roman" w:cs="Times New Roman"/>
+          <w:sz w:val="24"/>
+          <w:szCs w:val="24"/>
+        </w:rPr>
+      </w:pPr>
+      <w:r>
+        <w:rPr>
+          <w:rFonts w:ascii="Times New Roman" w:hAnsi="Times New Roman" w:cs="Times New Roman"/>
+          <w:sz w:val="24"/>
+          <w:szCs w:val="24"/>
+        </w:rPr>
+        <w:t>Monetary (M - Giá trị): Tổng doanh thu mà khách hàng đã đóng góp vào chuỗi.</w:t>
+      </w:r>
+    </w:p>
+    <w:p>
+      <w:pPr>
+        <w:pStyle w:val="ListParagraph"/>
+        <w:numPr>
+          <w:ilvl w:val="0"/>
+          <w:numId w:val="15"/>
+        </w:numPr>
+        <w:rPr>
+          <w:rFonts w:ascii="Times New Roman" w:hAnsi="Times New Roman" w:cs="Times New Roman"/>
+          <w:sz w:val="24"/>
+          <w:szCs w:val="24"/>
+        </w:rPr>
+      </w:pPr>
+      <w:r>
+        <w:rPr>
+          <w:rFonts w:ascii="Times New Roman" w:hAnsi="Times New Roman" w:cs="Times New Roman"/>
+          <w:i/>
+          <w:iCs/>
+          <w:sz w:val="24"/>
+          <w:szCs w:val="24"/>
+        </w:rPr>
+        <w:t>Mục đích:</w:t>
+      </w:r>
+      <w:r>
+        <w:rPr>
+          <w:rFonts w:ascii="Times New Roman" w:hAnsi="Times New Roman" w:cs="Times New Roman"/>
+          <w:sz w:val="24"/>
+          <w:szCs w:val="24"/>
+        </w:rPr>
+        <w:t xml:space="preserve"> Các đặc trưng này giúp phân khúc khách hàng từ "tiềm năng" đến "VIP", hỗ trợ đề xuất các chương trình khuyến mãi mục tiêu.</w:t>
+      </w:r>
+    </w:p>
+    <w:p>
+      <w:pPr>
+        <w:pStyle w:val="Heading2"/>
+      </w:pPr>
+      <w:r>
+        <w:t xml:space="preserve">3.5 </w:t>
+      </w:r>
+      <w:r>
+        <w:t>MÔ HÌNH HÓA LƯỢC ĐỒ HÌNH SAO (STAR SCHEMA)</w:t>
+      </w:r>
+    </w:p>
+    <w:p>
+      <w:pPr>
+        <w:rPr>
+          <w:rFonts w:ascii="Times New Roman" w:hAnsi="Times New Roman" w:cs="Times New Roman"/>
+          <w:sz w:val="24"/>
+          <w:szCs w:val="24"/>
+        </w:rPr>
+      </w:pPr>
+      <w:r>
+        <w:rPr>
+          <w:rFonts w:ascii="Times New Roman" w:hAnsi="Times New Roman" w:cs="Times New Roman"/>
+          <w:sz w:val="24"/>
+          <w:szCs w:val="24"/>
+        </w:rPr>
+        <w:t>Sau khi xử lý đặc trưng, dữ liệu được cấu trúc lại theo lược đồ hình sao nhằm tối ưu hóa hiệu năng truy vấn cho các công cụ BI (Business Intelligence) và báo cáo phân tích:</w:t>
+      </w:r>
+    </w:p>
+    <w:p>
+      <w:pPr>
+        <w:pStyle w:val="ListParagraph"/>
+        <w:numPr>
+          <w:ilvl w:val="0"/>
+          <w:numId w:val="15"/>
+        </w:numPr>
+        <w:rPr>
+          <w:rFonts w:ascii="Times New Roman" w:hAnsi="Times New Roman" w:cs="Times New Roman"/>
+          <w:sz w:val="24"/>
+          <w:szCs w:val="24"/>
+        </w:rPr>
+      </w:pPr>
+      <w:r>
+        <w:rPr>
+          <w:rFonts w:ascii="Times New Roman" w:hAnsi="Times New Roman" w:cs="Times New Roman"/>
+          <w:sz w:val="24"/>
+          <w:szCs w:val="24"/>
+        </w:rPr>
+        <w:t>Bảng Sự kiện (Fact Table): Lưu trữ các dữ liệu định lượng, có tính biến động cao như Fact_Sales (chi tiết hóa đơn, giá trị thanh toán, mã giảm giá, số lượng bán). Đây là trung tâm của lược đồ.</w:t>
+      </w:r>
+    </w:p>
+    <w:p>
+      <w:pPr>
+        <w:pStyle w:val="ListParagraph"/>
+        <w:numPr>
+          <w:ilvl w:val="0"/>
+          <w:numId w:val="15"/>
+        </w:numPr>
+        <w:rPr>
+          <w:rFonts w:ascii="Times New Roman" w:hAnsi="Times New Roman" w:cs="Times New Roman"/>
+          <w:sz w:val="24"/>
+          <w:szCs w:val="24"/>
+        </w:rPr>
+      </w:pPr>
+      <w:r>
+        <w:rPr>
+          <w:rFonts w:ascii="Times New Roman" w:hAnsi="Times New Roman" w:cs="Times New Roman"/>
+          <w:sz w:val="24"/>
+          <w:szCs w:val="24"/>
+        </w:rPr>
+        <w:t>Các bảng Chiều (Dimension Tables): Lưu trữ thông tin mô tả để lọc và phân nhóm dữ liệu, bao gồm:</w:t>
+      </w:r>
+    </w:p>
+    <w:p>
+      <w:pPr>
+        <w:pStyle w:val="ListParagraph"/>
+        <w:numPr>
+          <w:ilvl w:val="0"/>
+          <w:numId w:val="15"/>
+        </w:numPr>
+        <w:rPr>
+          <w:rFonts w:ascii="Times New Roman" w:hAnsi="Times New Roman" w:cs="Times New Roman"/>
+          <w:sz w:val="24"/>
+          <w:szCs w:val="24"/>
+        </w:rPr>
+      </w:pPr>
+      <w:r>
+        <w:rPr>
+          <w:rFonts w:ascii="Times New Roman" w:hAnsi="Times New Roman" w:cs="Times New Roman"/>
+          <w:sz w:val="24"/>
+          <w:szCs w:val="24"/>
+        </w:rPr>
+        <w:t>Dim_Product: Danh mục sản phẩm, nhóm hàng, thương hiệu.</w:t>
+      </w:r>
+    </w:p>
+    <w:p>
+      <w:pPr>
+        <w:pStyle w:val="ListParagraph"/>
+        <w:numPr>
+          <w:ilvl w:val="0"/>
+          <w:numId w:val="15"/>
+        </w:numPr>
+        <w:rPr>
+          <w:rFonts w:ascii="Times New Roman" w:hAnsi="Times New Roman" w:cs="Times New Roman"/>
+          <w:sz w:val="24"/>
+          <w:szCs w:val="24"/>
+        </w:rPr>
+      </w:pPr>
+      <w:r>
+        <w:rPr>
+          <w:rFonts w:ascii="Times New Roman" w:hAnsi="Times New Roman" w:cs="Times New Roman"/>
+          <w:sz w:val="24"/>
+          <w:szCs w:val="24"/>
+        </w:rPr>
+        <w:t>Dim_Store: Vị trí cửa hàng, khu vực địa lý, diện tích.</w:t>
+      </w:r>
+    </w:p>
+    <w:p>
+      <w:pPr>
+        <w:pStyle w:val="ListParagraph"/>
+        <w:numPr>
+          <w:ilvl w:val="0"/>
+          <w:numId w:val="15"/>
+        </w:numPr>
+        <w:rPr>
+          <w:rFonts w:ascii="Times New Roman" w:hAnsi="Times New Roman" w:cs="Times New Roman"/>
+          <w:sz w:val="24"/>
+          <w:szCs w:val="24"/>
+        </w:rPr>
+      </w:pPr>
+      <w:r>
+        <w:rPr>
+          <w:rFonts w:ascii="Times New Roman" w:hAnsi="Times New Roman" w:cs="Times New Roman"/>
+          <w:sz w:val="24"/>
+          <w:szCs w:val="24"/>
+        </w:rPr>
+        <w:t>Dim_Customer: Nhân khẩu học, phân loại RFM.</w:t>
+      </w:r>
+    </w:p>
+    <w:p>
+      <w:pPr>
+        <w:pStyle w:val="ListParagraph"/>
+        <w:numPr>
+          <w:ilvl w:val="0"/>
+          <w:numId w:val="15"/>
+        </w:numPr>
+        <w:rPr>
+          <w:rFonts w:ascii="Times New Roman" w:hAnsi="Times New Roman" w:cs="Times New Roman"/>
+          <w:sz w:val="24"/>
+          <w:szCs w:val="24"/>
+        </w:rPr>
+      </w:pPr>
+      <w:r>
+        <w:rPr>
+          <w:rFonts w:ascii="Times New Roman" w:hAnsi="Times New Roman" w:cs="Times New Roman"/>
+          <w:sz w:val="24"/>
+          <w:szCs w:val="24"/>
+        </w:rPr>
+        <w:t>Dim_Date: Chi tiết về thời gian (năm, quý, tháng, ngày trong tuần, ngày lễ).</w:t>
+      </w:r>
+    </w:p>
+    <w:p>
+      <w:pPr>
+        <w:rPr>
+          <w:rFonts w:ascii="Times New Roman" w:hAnsi="Times New Roman" w:cs="Times New Roman"/>
+          <w:sz w:val="24"/>
+          <w:szCs w:val="24"/>
+        </w:rPr>
+      </w:pPr>
+      <w:r>
+        <w:rPr>
+          <w:rFonts w:ascii="Times New Roman" w:hAnsi="Times New Roman" w:cs="Times New Roman"/>
+          <w:i/>
+          <w:iCs/>
+          <w:sz w:val="24"/>
+          <w:szCs w:val="24"/>
+        </w:rPr>
+        <w:t>Lợi ích:</w:t>
+      </w:r>
+      <w:r>
+        <w:rPr>
+          <w:rFonts w:ascii="Times New Roman" w:hAnsi="Times New Roman" w:cs="Times New Roman"/>
+          <w:sz w:val="24"/>
+          <w:szCs w:val="24"/>
+        </w:rPr>
+        <w:t xml:space="preserve"> Cấu trúc này giảm thiểu sự dư thừa dữ liệu, cho phép truy xuất nhanh chóng các báo cáo tổng hợp (như "Doanh thu theo khu vực trong Quý 1") mà không cần thực hiện quá nhiều thao tác Join bảng phức tạp.</w:t>
+      </w:r>
     </w:p>
     <w:p>
       <w:pPr>
@@ -5971,417 +6761,6 @@
 <file path=word/numbering.xml><?xml version="1.0" encoding="utf-8"?>
 <w:numbering xmlns:wpc="http://schemas.microsoft.com/office/word/2010/wordprocessingCanvas" xmlns:cx="http://schemas.microsoft.com/office/drawing/2014/chartex" xmlns:cx1="http://schemas.microsoft.com/office/drawing/2015/9/8/chartex" xmlns:cx2="http://schemas.microsoft.com/office/drawing/2015/10/21/chartex" xmlns:cx3="http://schemas.microsoft.com/office/drawing/2016/5/9/chartex" xmlns:cx4="http://schemas.microsoft.com/office/drawing/2016/5/10/chartex" xmlns:cx5="http://schemas.microsoft.com/office/drawing/2016/5/11/chartex" xmlns:cx6="http://schemas.microsoft.com/office/drawing/2016/5/12/chartex" xmlns:cx7="http://schemas.microsoft.com/office/drawing/2016/5/13/chartex" xmlns:cx8="http://schemas.microsoft.com/office/drawing/2016/5/14/chartex" xmlns:mc="http://schemas.openxmlformats.org/markup-compatibility/2006" xmlns:aink="http://schemas.microsoft.com/office/drawing/2016/ink" xmlns:am3d="http://schemas.microsoft.com/office/drawing/2017/model3d" xmlns:o="urn:schemas-microsoft-com:office:office" xmlns:oel="http://schemas.microsoft.com/office/2019/extlst" xmlns:r="http://schemas.openxmlformats.org/officeDocument/2006/relationships" xmlns:m="http://schemas.openxmlformats.org/officeDocument/2006/math" xmlns:v="urn:schemas-microsoft-com:vml" xmlns:wp14="http://schemas.microsoft.com/office/word/2010/wordprocessingDrawing" xmlns:wp="http://schemas.openxmlformats.org/drawingml/2006/wordprocessingDrawing" xmlns:w10="urn:schemas-microsoft-com:office:word" xmlns:w="http://schemas.openxmlformats.org/wordprocessingml/2006/main" xmlns:w14="http://schemas.microsoft.com/office/word/2010/wordml" xmlns:w15="http://schemas.microsoft.com/office/word/2012/wordml" xmlns:w16cex="http://schemas.microsoft.com/office/word/2018/wordml/cex" xmlns:w16cid="http://schemas.microsoft.com/office/word/2016/wordml/cid" xmlns:w16="http://schemas.microsoft.com/office/word/2018/wordml" xmlns:w16du="http://schemas.microsoft.com/office/word/2023/wordml/word16du" xmlns:w16sdtdh="http://schemas.microsoft.com/office/word/2020/wordml/sdtdatahash" xmlns:w16sdtfl="http://schemas.microsoft.com/office/word/2024/wordml/sdtformatlock" xmlns:w16se="http://schemas.microsoft.com/office/word/2015/wordml/symex" xmlns:wpg="http://schemas.microsoft.com/office/word/2010/wordprocessingGroup" xmlns:wpi="http://schemas.microsoft.com/office/word/2010/wordprocessingInk" xmlns:wne="http://schemas.microsoft.com/office/word/2006/wordml" xmlns:wps="http://schemas.microsoft.com/office/word/2010/wordprocessingShape" mc:Ignorable="w14 w15 w16se w16cid w16 w16cex w16sdtdh w16sdtfl w16du wp14">
   <w:abstractNum w:abstractNumId="0" w15:restartNumberingAfterBreak="0">
-    <w:nsid w:val="043C0F23"/>
-    <w:multiLevelType w:val="multilevel"/>
-    <w:tmpl w:val="EB26ADF8"/>
-    <w:lvl w:ilvl="0">
-      <w:start w:val="1"/>
-      <w:numFmt w:val="decimal"/>
-      <w:lvlText w:val="%1."/>
-      <w:lvlJc w:val="left"/>
-      <w:pPr>
-        <w:tabs>
-          <w:tab w:val="num" w:pos="720"/>
-        </w:tabs>
-        <w:ind w:left="720" w:hanging="360"/>
-      </w:pPr>
-    </w:lvl>
-    <w:lvl w:ilvl="1" w:tentative="1">
-      <w:start w:val="1"/>
-      <w:numFmt w:val="decimal"/>
-      <w:lvlText w:val="%2."/>
-      <w:lvlJc w:val="left"/>
-      <w:pPr>
-        <w:tabs>
-          <w:tab w:val="num" w:pos="1440"/>
-        </w:tabs>
-        <w:ind w:left="1440" w:hanging="360"/>
-      </w:pPr>
-    </w:lvl>
-    <w:lvl w:ilvl="2" w:tentative="1">
-      <w:start w:val="1"/>
-      <w:numFmt w:val="decimal"/>
-      <w:lvlText w:val="%3."/>
-      <w:lvlJc w:val="left"/>
-      <w:pPr>
-        <w:tabs>
-          <w:tab w:val="num" w:pos="2160"/>
-        </w:tabs>
-        <w:ind w:left="2160" w:hanging="360"/>
-      </w:pPr>
-    </w:lvl>
-    <w:lvl w:ilvl="3" w:tentative="1">
-      <w:start w:val="1"/>
-      <w:numFmt w:val="decimal"/>
-      <w:lvlText w:val="%4."/>
-      <w:lvlJc w:val="left"/>
-      <w:pPr>
-        <w:tabs>
-          <w:tab w:val="num" w:pos="2880"/>
-        </w:tabs>
-        <w:ind w:left="2880" w:hanging="360"/>
-      </w:pPr>
-    </w:lvl>
-    <w:lvl w:ilvl="4" w:tentative="1">
-      <w:start w:val="1"/>
-      <w:numFmt w:val="decimal"/>
-      <w:lvlText w:val="%5."/>
-      <w:lvlJc w:val="left"/>
-      <w:pPr>
-        <w:tabs>
-          <w:tab w:val="num" w:pos="3600"/>
-        </w:tabs>
-        <w:ind w:left="3600" w:hanging="360"/>
-      </w:pPr>
-    </w:lvl>
-    <w:lvl w:ilvl="5" w:tentative="1">
-      <w:start w:val="1"/>
-      <w:numFmt w:val="decimal"/>
-      <w:lvlText w:val="%6."/>
-      <w:lvlJc w:val="left"/>
-      <w:pPr>
-        <w:tabs>
-          <w:tab w:val="num" w:pos="4320"/>
-        </w:tabs>
-        <w:ind w:left="4320" w:hanging="360"/>
-      </w:pPr>
-    </w:lvl>
-    <w:lvl w:ilvl="6" w:tentative="1">
-      <w:start w:val="1"/>
-      <w:numFmt w:val="decimal"/>
-      <w:lvlText w:val="%7."/>
-      <w:lvlJc w:val="left"/>
-      <w:pPr>
-        <w:tabs>
-          <w:tab w:val="num" w:pos="5040"/>
-        </w:tabs>
-        <w:ind w:left="5040" w:hanging="360"/>
-      </w:pPr>
-    </w:lvl>
-    <w:lvl w:ilvl="7" w:tentative="1">
-      <w:start w:val="1"/>
-      <w:numFmt w:val="decimal"/>
-      <w:lvlText w:val="%8."/>
-      <w:lvlJc w:val="left"/>
-      <w:pPr>
-        <w:tabs>
-          <w:tab w:val="num" w:pos="5760"/>
-        </w:tabs>
-        <w:ind w:left="5760" w:hanging="360"/>
-      </w:pPr>
-    </w:lvl>
-    <w:lvl w:ilvl="8" w:tentative="1">
-      <w:start w:val="1"/>
-      <w:numFmt w:val="decimal"/>
-      <w:lvlText w:val="%9."/>
-      <w:lvlJc w:val="left"/>
-      <w:pPr>
-        <w:tabs>
-          <w:tab w:val="num" w:pos="6480"/>
-        </w:tabs>
-        <w:ind w:left="6480" w:hanging="360"/>
-      </w:pPr>
-    </w:lvl>
-  </w:abstractNum>
-  <w:abstractNum w:abstractNumId="1" w15:restartNumberingAfterBreak="0">
-    <w:nsid w:val="04A84404"/>
-    <w:multiLevelType w:val="multilevel"/>
-    <w:tmpl w:val="2B944274"/>
-    <w:lvl w:ilvl="0">
-      <w:start w:val="1"/>
-      <w:numFmt w:val="bullet"/>
-      <w:lvlText w:val=""/>
-      <w:lvlJc w:val="left"/>
-      <w:pPr>
-        <w:tabs>
-          <w:tab w:val="num" w:pos="720"/>
-        </w:tabs>
-        <w:ind w:left="720" w:hanging="360"/>
-      </w:pPr>
-      <w:rPr>
-        <w:rFonts w:ascii="Symbol" w:hAnsi="Symbol" w:hint="default"/>
-        <w:sz w:val="20"/>
-      </w:rPr>
-    </w:lvl>
-    <w:lvl w:ilvl="1" w:tentative="1">
-      <w:start w:val="1"/>
-      <w:numFmt w:val="bullet"/>
-      <w:lvlText w:val="o"/>
-      <w:lvlJc w:val="left"/>
-      <w:pPr>
-        <w:tabs>
-          <w:tab w:val="num" w:pos="1440"/>
-        </w:tabs>
-        <w:ind w:left="1440" w:hanging="360"/>
-      </w:pPr>
-      <w:rPr>
-        <w:rFonts w:ascii="Courier New" w:hAnsi="Courier New" w:hint="default"/>
-        <w:sz w:val="20"/>
-      </w:rPr>
-    </w:lvl>
-    <w:lvl w:ilvl="2" w:tentative="1">
-      <w:start w:val="1"/>
-      <w:numFmt w:val="bullet"/>
-      <w:lvlText w:val=""/>
-      <w:lvlJc w:val="left"/>
-      <w:pPr>
-        <w:tabs>
-          <w:tab w:val="num" w:pos="2160"/>
-        </w:tabs>
-        <w:ind w:left="2160" w:hanging="360"/>
-      </w:pPr>
-      <w:rPr>
-        <w:rFonts w:ascii="Wingdings" w:hAnsi="Wingdings" w:hint="default"/>
-        <w:sz w:val="20"/>
-      </w:rPr>
-    </w:lvl>
-    <w:lvl w:ilvl="3" w:tentative="1">
-      <w:start w:val="1"/>
-      <w:numFmt w:val="bullet"/>
-      <w:lvlText w:val=""/>
-      <w:lvlJc w:val="left"/>
-      <w:pPr>
-        <w:tabs>
-          <w:tab w:val="num" w:pos="2880"/>
-        </w:tabs>
-        <w:ind w:left="2880" w:hanging="360"/>
-      </w:pPr>
-      <w:rPr>
-        <w:rFonts w:ascii="Wingdings" w:hAnsi="Wingdings" w:hint="default"/>
-        <w:sz w:val="20"/>
-      </w:rPr>
-    </w:lvl>
-    <w:lvl w:ilvl="4" w:tentative="1">
-      <w:start w:val="1"/>
-      <w:numFmt w:val="bullet"/>
-      <w:lvlText w:val=""/>
-      <w:lvlJc w:val="left"/>
-      <w:pPr>
-        <w:tabs>
-          <w:tab w:val="num" w:pos="3600"/>
-        </w:tabs>
-        <w:ind w:left="3600" w:hanging="360"/>
-      </w:pPr>
-      <w:rPr>
-        <w:rFonts w:ascii="Wingdings" w:hAnsi="Wingdings" w:hint="default"/>
-        <w:sz w:val="20"/>
-      </w:rPr>
-    </w:lvl>
-    <w:lvl w:ilvl="5" w:tentative="1">
-      <w:start w:val="1"/>
-      <w:numFmt w:val="bullet"/>
-      <w:lvlText w:val=""/>
-      <w:lvlJc w:val="left"/>
-      <w:pPr>
-        <w:tabs>
-          <w:tab w:val="num" w:pos="4320"/>
-        </w:tabs>
-        <w:ind w:left="4320" w:hanging="360"/>
-      </w:pPr>
-      <w:rPr>
-        <w:rFonts w:ascii="Wingdings" w:hAnsi="Wingdings" w:hint="default"/>
-        <w:sz w:val="20"/>
-      </w:rPr>
-    </w:lvl>
-    <w:lvl w:ilvl="6" w:tentative="1">
-      <w:start w:val="1"/>
-      <w:numFmt w:val="bullet"/>
-      <w:lvlText w:val=""/>
-      <w:lvlJc w:val="left"/>
-      <w:pPr>
-        <w:tabs>
-          <w:tab w:val="num" w:pos="5040"/>
-        </w:tabs>
-        <w:ind w:left="5040" w:hanging="360"/>
-      </w:pPr>
-      <w:rPr>
-        <w:rFonts w:ascii="Wingdings" w:hAnsi="Wingdings" w:hint="default"/>
-        <w:sz w:val="20"/>
-      </w:rPr>
-    </w:lvl>
-    <w:lvl w:ilvl="7" w:tentative="1">
-      <w:start w:val="1"/>
-      <w:numFmt w:val="bullet"/>
-      <w:lvlText w:val=""/>
-      <w:lvlJc w:val="left"/>
-      <w:pPr>
-        <w:tabs>
-          <w:tab w:val="num" w:pos="5760"/>
-        </w:tabs>
-        <w:ind w:left="5760" w:hanging="360"/>
-      </w:pPr>
-      <w:rPr>
-        <w:rFonts w:ascii="Wingdings" w:hAnsi="Wingdings" w:hint="default"/>
-        <w:sz w:val="20"/>
-      </w:rPr>
-    </w:lvl>
-    <w:lvl w:ilvl="8" w:tentative="1">
-      <w:start w:val="1"/>
-      <w:numFmt w:val="bullet"/>
-      <w:lvlText w:val=""/>
-      <w:lvlJc w:val="left"/>
-      <w:pPr>
-        <w:tabs>
-          <w:tab w:val="num" w:pos="6480"/>
-        </w:tabs>
-        <w:ind w:left="6480" w:hanging="360"/>
-      </w:pPr>
-      <w:rPr>
-        <w:rFonts w:ascii="Wingdings" w:hAnsi="Wingdings" w:hint="default"/>
-        <w:sz w:val="20"/>
-      </w:rPr>
-    </w:lvl>
-  </w:abstractNum>
-  <w:abstractNum w:abstractNumId="2" w15:restartNumberingAfterBreak="0">
-    <w:nsid w:val="06EC39A8"/>
-    <w:multiLevelType w:val="multilevel"/>
-    <w:tmpl w:val="5A4ED52C"/>
-    <w:lvl w:ilvl="0">
-      <w:start w:val="1"/>
-      <w:numFmt w:val="bullet"/>
-      <w:lvlText w:val=""/>
-      <w:lvlJc w:val="left"/>
-      <w:pPr>
-        <w:tabs>
-          <w:tab w:val="num" w:pos="720"/>
-        </w:tabs>
-        <w:ind w:left="720" w:hanging="360"/>
-      </w:pPr>
-      <w:rPr>
-        <w:rFonts w:ascii="Symbol" w:hAnsi="Symbol" w:hint="default"/>
-        <w:sz w:val="20"/>
-      </w:rPr>
-    </w:lvl>
-    <w:lvl w:ilvl="1" w:tentative="1">
-      <w:start w:val="1"/>
-      <w:numFmt w:val="bullet"/>
-      <w:lvlText w:val="o"/>
-      <w:lvlJc w:val="left"/>
-      <w:pPr>
-        <w:tabs>
-          <w:tab w:val="num" w:pos="1440"/>
-        </w:tabs>
-        <w:ind w:left="1440" w:hanging="360"/>
-      </w:pPr>
-      <w:rPr>
-        <w:rFonts w:ascii="Courier New" w:hAnsi="Courier New" w:hint="default"/>
-        <w:sz w:val="20"/>
-      </w:rPr>
-    </w:lvl>
-    <w:lvl w:ilvl="2" w:tentative="1">
-      <w:start w:val="1"/>
-      <w:numFmt w:val="bullet"/>
-      <w:lvlText w:val=""/>
-      <w:lvlJc w:val="left"/>
-      <w:pPr>
-        <w:tabs>
-          <w:tab w:val="num" w:pos="2160"/>
-        </w:tabs>
-        <w:ind w:left="2160" w:hanging="360"/>
-      </w:pPr>
-      <w:rPr>
-        <w:rFonts w:ascii="Wingdings" w:hAnsi="Wingdings" w:hint="default"/>
-        <w:sz w:val="20"/>
-      </w:rPr>
-    </w:lvl>
-    <w:lvl w:ilvl="3" w:tentative="1">
-      <w:start w:val="1"/>
-      <w:numFmt w:val="bullet"/>
-      <w:lvlText w:val=""/>
-      <w:lvlJc w:val="left"/>
-      <w:pPr>
-        <w:tabs>
-          <w:tab w:val="num" w:pos="2880"/>
-        </w:tabs>
-        <w:ind w:left="2880" w:hanging="360"/>
-      </w:pPr>
-      <w:rPr>
-        <w:rFonts w:ascii="Wingdings" w:hAnsi="Wingdings" w:hint="default"/>
-        <w:sz w:val="20"/>
-      </w:rPr>
-    </w:lvl>
-    <w:lvl w:ilvl="4" w:tentative="1">
-      <w:start w:val="1"/>
-      <w:numFmt w:val="bullet"/>
-      <w:lvlText w:val=""/>
-      <w:lvlJc w:val="left"/>
-      <w:pPr>
-        <w:tabs>
-          <w:tab w:val="num" w:pos="3600"/>
-        </w:tabs>
-        <w:ind w:left="3600" w:hanging="360"/>
-      </w:pPr>
-      <w:rPr>
-        <w:rFonts w:ascii="Wingdings" w:hAnsi="Wingdings" w:hint="default"/>
-        <w:sz w:val="20"/>
-      </w:rPr>
-    </w:lvl>
-    <w:lvl w:ilvl="5" w:tentative="1">
-      <w:start w:val="1"/>
-      <w:numFmt w:val="bullet"/>
-      <w:lvlText w:val=""/>
-      <w:lvlJc w:val="left"/>
-      <w:pPr>
-        <w:tabs>
-          <w:tab w:val="num" w:pos="4320"/>
-        </w:tabs>
-        <w:ind w:left="4320" w:hanging="360"/>
-      </w:pPr>
-      <w:rPr>
-        <w:rFonts w:ascii="Wingdings" w:hAnsi="Wingdings" w:hint="default"/>
-        <w:sz w:val="20"/>
-      </w:rPr>
-    </w:lvl>
-    <w:lvl w:ilvl="6" w:tentative="1">
-      <w:start w:val="1"/>
-      <w:numFmt w:val="bullet"/>
-      <w:lvlText w:val=""/>
-      <w:lvlJc w:val="left"/>
-      <w:pPr>
-        <w:tabs>
-          <w:tab w:val="num" w:pos="5040"/>
-        </w:tabs>
-        <w:ind w:left="5040" w:hanging="360"/>
-      </w:pPr>
-      <w:rPr>
-        <w:rFonts w:ascii="Wingdings" w:hAnsi="Wingdings" w:hint="default"/>
-        <w:sz w:val="20"/>
-      </w:rPr>
-    </w:lvl>
-    <w:lvl w:ilvl="7" w:tentative="1">
-      <w:start w:val="1"/>
-      <w:numFmt w:val="bullet"/>
-      <w:lvlText w:val=""/>
-      <w:lvlJc w:val="left"/>
-      <w:pPr>
-        <w:tabs>
-          <w:tab w:val="num" w:pos="5760"/>
-        </w:tabs>
-        <w:ind w:left="5760" w:hanging="360"/>
-      </w:pPr>
-      <w:rPr>
-        <w:rFonts w:ascii="Wingdings" w:hAnsi="Wingdings" w:hint="default"/>
-        <w:sz w:val="20"/>
-      </w:rPr>
-    </w:lvl>
-    <w:lvl w:ilvl="8" w:tentative="1">
-      <w:start w:val="1"/>
-      <w:numFmt w:val="bullet"/>
-      <w:lvlText w:val=""/>
-      <w:lvlJc w:val="left"/>
-      <w:pPr>
-        <w:tabs>
-          <w:tab w:val="num" w:pos="6480"/>
-        </w:tabs>
-        <w:ind w:left="6480" w:hanging="360"/>
-      </w:pPr>
-      <w:rPr>
-        <w:rFonts w:ascii="Wingdings" w:hAnsi="Wingdings" w:hint="default"/>
-        <w:sz w:val="20"/>
-      </w:rPr>
-    </w:lvl>
-  </w:abstractNum>
-  <w:abstractNum w:abstractNumId="3" w15:restartNumberingAfterBreak="0">
     <w:nsid w:val="08E152C7"/>
     <w:multiLevelType w:val="multilevel"/>
     <w:tmpl w:val="CB283C2A"/>
@@ -6494,120 +6873,7 @@
       </w:rPr>
     </w:lvl>
   </w:abstractNum>
-  <w:abstractNum w:abstractNumId="4" w15:restartNumberingAfterBreak="0">
-    <w:nsid w:val="09FF1C92"/>
-    <w:multiLevelType w:val="hybridMultilevel"/>
-    <w:tmpl w:val="9EA6C904"/>
-    <w:lvl w:ilvl="0" w:tplc="3494A008">
-      <w:start w:val="1"/>
-      <w:numFmt w:val="bullet"/>
-      <w:lvlText w:val="-"/>
-      <w:lvlJc w:val="left"/>
-      <w:pPr>
-        <w:ind w:left="1080" w:hanging="360"/>
-      </w:pPr>
-      <w:rPr>
-        <w:rFonts w:ascii="Calibri" w:eastAsiaTheme="minorHAnsi" w:hAnsi="Calibri" w:cs="Calibri" w:hint="default"/>
-      </w:rPr>
-    </w:lvl>
-    <w:lvl w:ilvl="1" w:tplc="04090003" w:tentative="1">
-      <w:start w:val="1"/>
-      <w:numFmt w:val="bullet"/>
-      <w:lvlText w:val="o"/>
-      <w:lvlJc w:val="left"/>
-      <w:pPr>
-        <w:ind w:left="1800" w:hanging="360"/>
-      </w:pPr>
-      <w:rPr>
-        <w:rFonts w:ascii="Courier New" w:hAnsi="Courier New" w:cs="Courier New" w:hint="default"/>
-      </w:rPr>
-    </w:lvl>
-    <w:lvl w:ilvl="2" w:tplc="04090005" w:tentative="1">
-      <w:start w:val="1"/>
-      <w:numFmt w:val="bullet"/>
-      <w:lvlText w:val=""/>
-      <w:lvlJc w:val="left"/>
-      <w:pPr>
-        <w:ind w:left="2520" w:hanging="360"/>
-      </w:pPr>
-      <w:rPr>
-        <w:rFonts w:ascii="Wingdings" w:hAnsi="Wingdings" w:hint="default"/>
-      </w:rPr>
-    </w:lvl>
-    <w:lvl w:ilvl="3" w:tplc="04090001" w:tentative="1">
-      <w:start w:val="1"/>
-      <w:numFmt w:val="bullet"/>
-      <w:lvlText w:val=""/>
-      <w:lvlJc w:val="left"/>
-      <w:pPr>
-        <w:ind w:left="3240" w:hanging="360"/>
-      </w:pPr>
-      <w:rPr>
-        <w:rFonts w:ascii="Symbol" w:hAnsi="Symbol" w:hint="default"/>
-      </w:rPr>
-    </w:lvl>
-    <w:lvl w:ilvl="4" w:tplc="04090003" w:tentative="1">
-      <w:start w:val="1"/>
-      <w:numFmt w:val="bullet"/>
-      <w:lvlText w:val="o"/>
-      <w:lvlJc w:val="left"/>
-      <w:pPr>
-        <w:ind w:left="3960" w:hanging="360"/>
-      </w:pPr>
-      <w:rPr>
-        <w:rFonts w:ascii="Courier New" w:hAnsi="Courier New" w:cs="Courier New" w:hint="default"/>
-      </w:rPr>
-    </w:lvl>
-    <w:lvl w:ilvl="5" w:tplc="04090005" w:tentative="1">
-      <w:start w:val="1"/>
-      <w:numFmt w:val="bullet"/>
-      <w:lvlText w:val=""/>
-      <w:lvlJc w:val="left"/>
-      <w:pPr>
-        <w:ind w:left="4680" w:hanging="360"/>
-      </w:pPr>
-      <w:rPr>
-        <w:rFonts w:ascii="Wingdings" w:hAnsi="Wingdings" w:hint="default"/>
-      </w:rPr>
-    </w:lvl>
-    <w:lvl w:ilvl="6" w:tplc="04090001" w:tentative="1">
-      <w:start w:val="1"/>
-      <w:numFmt w:val="bullet"/>
-      <w:lvlText w:val=""/>
-      <w:lvlJc w:val="left"/>
-      <w:pPr>
-        <w:ind w:left="5400" w:hanging="360"/>
-      </w:pPr>
-      <w:rPr>
-        <w:rFonts w:ascii="Symbol" w:hAnsi="Symbol" w:hint="default"/>
-      </w:rPr>
-    </w:lvl>
-    <w:lvl w:ilvl="7" w:tplc="04090003" w:tentative="1">
-      <w:start w:val="1"/>
-      <w:numFmt w:val="bullet"/>
-      <w:lvlText w:val="o"/>
-      <w:lvlJc w:val="left"/>
-      <w:pPr>
-        <w:ind w:left="6120" w:hanging="360"/>
-      </w:pPr>
-      <w:rPr>
-        <w:rFonts w:ascii="Courier New" w:hAnsi="Courier New" w:cs="Courier New" w:hint="default"/>
-      </w:rPr>
-    </w:lvl>
-    <w:lvl w:ilvl="8" w:tplc="04090005" w:tentative="1">
-      <w:start w:val="1"/>
-      <w:numFmt w:val="bullet"/>
-      <w:lvlText w:val=""/>
-      <w:lvlJc w:val="left"/>
-      <w:pPr>
-        <w:ind w:left="6840" w:hanging="360"/>
-      </w:pPr>
-      <w:rPr>
-        <w:rFonts w:ascii="Wingdings" w:hAnsi="Wingdings" w:hint="default"/>
-      </w:rPr>
-    </w:lvl>
-  </w:abstractNum>
-  <w:abstractNum w:abstractNumId="5" w15:restartNumberingAfterBreak="0">
+  <w:abstractNum w:abstractNumId="1" w15:restartNumberingAfterBreak="0">
     <w:nsid w:val="0B434C2D"/>
     <w:multiLevelType w:val="multilevel"/>
     <w:tmpl w:val="43965C38"/>
@@ -6720,7 +6986,7 @@
       </w:rPr>
     </w:lvl>
   </w:abstractNum>
-  <w:abstractNum w:abstractNumId="6" w15:restartNumberingAfterBreak="0">
+  <w:abstractNum w:abstractNumId="2" w15:restartNumberingAfterBreak="0">
     <w:nsid w:val="1275559F"/>
     <w:multiLevelType w:val="hybridMultilevel"/>
     <w:tmpl w:val="11DC6EE6"/>
@@ -6835,123 +7101,10 @@
       </w:rPr>
     </w:lvl>
   </w:abstractNum>
-  <w:abstractNum w:abstractNumId="7" w15:restartNumberingAfterBreak="0">
-    <w:nsid w:val="196F63FF"/>
-    <w:multiLevelType w:val="hybridMultilevel"/>
-    <w:tmpl w:val="DD64F352"/>
-    <w:lvl w:ilvl="0" w:tplc="04090001">
-      <w:start w:val="1"/>
-      <w:numFmt w:val="bullet"/>
-      <w:lvlText w:val=""/>
-      <w:lvlJc w:val="left"/>
-      <w:pPr>
-        <w:ind w:left="720" w:hanging="360"/>
-      </w:pPr>
-      <w:rPr>
-        <w:rFonts w:ascii="Symbol" w:hAnsi="Symbol" w:hint="default"/>
-      </w:rPr>
-    </w:lvl>
-    <w:lvl w:ilvl="1" w:tplc="04090003" w:tentative="1">
-      <w:start w:val="1"/>
-      <w:numFmt w:val="bullet"/>
-      <w:lvlText w:val="o"/>
-      <w:lvlJc w:val="left"/>
-      <w:pPr>
-        <w:ind w:left="1440" w:hanging="360"/>
-      </w:pPr>
-      <w:rPr>
-        <w:rFonts w:ascii="Courier New" w:hAnsi="Courier New" w:cs="Courier New" w:hint="default"/>
-      </w:rPr>
-    </w:lvl>
-    <w:lvl w:ilvl="2" w:tplc="04090005" w:tentative="1">
-      <w:start w:val="1"/>
-      <w:numFmt w:val="bullet"/>
-      <w:lvlText w:val=""/>
-      <w:lvlJc w:val="left"/>
-      <w:pPr>
-        <w:ind w:left="2160" w:hanging="360"/>
-      </w:pPr>
-      <w:rPr>
-        <w:rFonts w:ascii="Wingdings" w:hAnsi="Wingdings" w:hint="default"/>
-      </w:rPr>
-    </w:lvl>
-    <w:lvl w:ilvl="3" w:tplc="04090001" w:tentative="1">
-      <w:start w:val="1"/>
-      <w:numFmt w:val="bullet"/>
-      <w:lvlText w:val=""/>
-      <w:lvlJc w:val="left"/>
-      <w:pPr>
-        <w:ind w:left="2880" w:hanging="360"/>
-      </w:pPr>
-      <w:rPr>
-        <w:rFonts w:ascii="Symbol" w:hAnsi="Symbol" w:hint="default"/>
-      </w:rPr>
-    </w:lvl>
-    <w:lvl w:ilvl="4" w:tplc="04090003" w:tentative="1">
-      <w:start w:val="1"/>
-      <w:numFmt w:val="bullet"/>
-      <w:lvlText w:val="o"/>
-      <w:lvlJc w:val="left"/>
-      <w:pPr>
-        <w:ind w:left="3600" w:hanging="360"/>
-      </w:pPr>
-      <w:rPr>
-        <w:rFonts w:ascii="Courier New" w:hAnsi="Courier New" w:cs="Courier New" w:hint="default"/>
-      </w:rPr>
-    </w:lvl>
-    <w:lvl w:ilvl="5" w:tplc="04090005" w:tentative="1">
-      <w:start w:val="1"/>
-      <w:numFmt w:val="bullet"/>
-      <w:lvlText w:val=""/>
-      <w:lvlJc w:val="left"/>
-      <w:pPr>
-        <w:ind w:left="4320" w:hanging="360"/>
-      </w:pPr>
-      <w:rPr>
-        <w:rFonts w:ascii="Wingdings" w:hAnsi="Wingdings" w:hint="default"/>
-      </w:rPr>
-    </w:lvl>
-    <w:lvl w:ilvl="6" w:tplc="04090001" w:tentative="1">
-      <w:start w:val="1"/>
-      <w:numFmt w:val="bullet"/>
-      <w:lvlText w:val=""/>
-      <w:lvlJc w:val="left"/>
-      <w:pPr>
-        <w:ind w:left="5040" w:hanging="360"/>
-      </w:pPr>
-      <w:rPr>
-        <w:rFonts w:ascii="Symbol" w:hAnsi="Symbol" w:hint="default"/>
-      </w:rPr>
-    </w:lvl>
-    <w:lvl w:ilvl="7" w:tplc="04090003" w:tentative="1">
-      <w:start w:val="1"/>
-      <w:numFmt w:val="bullet"/>
-      <w:lvlText w:val="o"/>
-      <w:lvlJc w:val="left"/>
-      <w:pPr>
-        <w:ind w:left="5760" w:hanging="360"/>
-      </w:pPr>
-      <w:rPr>
-        <w:rFonts w:ascii="Courier New" w:hAnsi="Courier New" w:cs="Courier New" w:hint="default"/>
-      </w:rPr>
-    </w:lvl>
-    <w:lvl w:ilvl="8" w:tplc="04090005" w:tentative="1">
-      <w:start w:val="1"/>
-      <w:numFmt w:val="bullet"/>
-      <w:lvlText w:val=""/>
-      <w:lvlJc w:val="left"/>
-      <w:pPr>
-        <w:ind w:left="6480" w:hanging="360"/>
-      </w:pPr>
-      <w:rPr>
-        <w:rFonts w:ascii="Wingdings" w:hAnsi="Wingdings" w:hint="default"/>
-      </w:rPr>
-    </w:lvl>
-  </w:abstractNum>
-  <w:abstractNum w:abstractNumId="8" w15:restartNumberingAfterBreak="0">
-    <w:nsid w:val="1C0C1DA6"/>
+  <w:abstractNum w:abstractNumId="3" w15:restartNumberingAfterBreak="0">
+    <w:nsid w:val="1C923BBD"/>
     <w:multiLevelType w:val="multilevel"/>
-    <w:tmpl w:val="A2A4F9B0"/>
+    <w:tmpl w:val="98021794"/>
     <w:lvl w:ilvl="0">
       <w:start w:val="1"/>
       <w:numFmt w:val="bullet"/>
@@ -7099,123 +7252,10 @@
       </w:rPr>
     </w:lvl>
   </w:abstractNum>
-  <w:abstractNum w:abstractNumId="9" w15:restartNumberingAfterBreak="0">
-    <w:nsid w:val="1C3F4B22"/>
+  <w:abstractNum w:abstractNumId="4" w15:restartNumberingAfterBreak="0">
+    <w:nsid w:val="23FC3AF6"/>
     <w:multiLevelType w:val="multilevel"/>
-    <w:tmpl w:val="1FECE964"/>
-    <w:lvl w:ilvl="0">
-      <w:start w:val="1"/>
-      <w:numFmt w:val="decimal"/>
-      <w:lvlText w:val="%1"/>
-      <w:lvlJc w:val="left"/>
-      <w:pPr>
-        <w:ind w:left="360" w:hanging="360"/>
-      </w:pPr>
-      <w:rPr>
-        <w:rFonts w:hint="default"/>
-      </w:rPr>
-    </w:lvl>
-    <w:lvl w:ilvl="1">
-      <w:start w:val="1"/>
-      <w:numFmt w:val="decimal"/>
-      <w:lvlText w:val="%1.%2"/>
-      <w:lvlJc w:val="left"/>
-      <w:pPr>
-        <w:ind w:left="360" w:hanging="360"/>
-      </w:pPr>
-      <w:rPr>
-        <w:rFonts w:hint="default"/>
-      </w:rPr>
-    </w:lvl>
-    <w:lvl w:ilvl="2">
-      <w:start w:val="1"/>
-      <w:numFmt w:val="decimal"/>
-      <w:lvlText w:val="%1.%2.%3"/>
-      <w:lvlJc w:val="left"/>
-      <w:pPr>
-        <w:ind w:left="720" w:hanging="720"/>
-      </w:pPr>
-      <w:rPr>
-        <w:rFonts w:hint="default"/>
-      </w:rPr>
-    </w:lvl>
-    <w:lvl w:ilvl="3">
-      <w:start w:val="1"/>
-      <w:numFmt w:val="decimal"/>
-      <w:lvlText w:val="%1.%2.%3.%4"/>
-      <w:lvlJc w:val="left"/>
-      <w:pPr>
-        <w:ind w:left="720" w:hanging="720"/>
-      </w:pPr>
-      <w:rPr>
-        <w:rFonts w:hint="default"/>
-      </w:rPr>
-    </w:lvl>
-    <w:lvl w:ilvl="4">
-      <w:start w:val="1"/>
-      <w:numFmt w:val="decimal"/>
-      <w:lvlText w:val="%1.%2.%3.%4.%5"/>
-      <w:lvlJc w:val="left"/>
-      <w:pPr>
-        <w:ind w:left="1080" w:hanging="1080"/>
-      </w:pPr>
-      <w:rPr>
-        <w:rFonts w:hint="default"/>
-      </w:rPr>
-    </w:lvl>
-    <w:lvl w:ilvl="5">
-      <w:start w:val="1"/>
-      <w:numFmt w:val="decimal"/>
-      <w:lvlText w:val="%1.%2.%3.%4.%5.%6"/>
-      <w:lvlJc w:val="left"/>
-      <w:pPr>
-        <w:ind w:left="1080" w:hanging="1080"/>
-      </w:pPr>
-      <w:rPr>
-        <w:rFonts w:hint="default"/>
-      </w:rPr>
-    </w:lvl>
-    <w:lvl w:ilvl="6">
-      <w:start w:val="1"/>
-      <w:numFmt w:val="decimal"/>
-      <w:lvlText w:val="%1.%2.%3.%4.%5.%6.%7"/>
-      <w:lvlJc w:val="left"/>
-      <w:pPr>
-        <w:ind w:left="1440" w:hanging="1440"/>
-      </w:pPr>
-      <w:rPr>
-        <w:rFonts w:hint="default"/>
-      </w:rPr>
-    </w:lvl>
-    <w:lvl w:ilvl="7">
-      <w:start w:val="1"/>
-      <w:numFmt w:val="decimal"/>
-      <w:lvlText w:val="%1.%2.%3.%4.%5.%6.%7.%8"/>
-      <w:lvlJc w:val="left"/>
-      <w:pPr>
-        <w:ind w:left="1440" w:hanging="1440"/>
-      </w:pPr>
-      <w:rPr>
-        <w:rFonts w:hint="default"/>
-      </w:rPr>
-    </w:lvl>
-    <w:lvl w:ilvl="8">
-      <w:start w:val="1"/>
-      <w:numFmt w:val="decimal"/>
-      <w:lvlText w:val="%1.%2.%3.%4.%5.%6.%7.%8.%9"/>
-      <w:lvlJc w:val="left"/>
-      <w:pPr>
-        <w:ind w:left="1440" w:hanging="1440"/>
-      </w:pPr>
-      <w:rPr>
-        <w:rFonts w:hint="default"/>
-      </w:rPr>
-    </w:lvl>
-  </w:abstractNum>
-  <w:abstractNum w:abstractNumId="10" w15:restartNumberingAfterBreak="0">
-    <w:nsid w:val="1C923BBD"/>
-    <w:multiLevelType w:val="multilevel"/>
-    <w:tmpl w:val="98021794"/>
+    <w:tmpl w:val="C5C4A9C0"/>
     <w:lvl w:ilvl="0">
       <w:start w:val="1"/>
       <w:numFmt w:val="bullet"/>
@@ -7228,6 +7268,359 @@
         <w:ind w:left="720" w:hanging="360"/>
       </w:pPr>
       <w:rPr>
+        <w:rFonts w:ascii="Calibri" w:eastAsiaTheme="minorHAnsi" w:hAnsi="Calibri" w:cs="Calibri" w:hint="default"/>
+        <w:sz w:val="20"/>
+      </w:rPr>
+    </w:lvl>
+    <w:lvl w:ilvl="1" w:tentative="1">
+      <w:start w:val="1"/>
+      <w:numFmt w:val="bullet"/>
+      <w:lvlText w:val="o"/>
+      <w:lvlJc w:val="left"/>
+      <w:pPr>
+        <w:tabs>
+          <w:tab w:val="num" w:pos="1440"/>
+        </w:tabs>
+        <w:ind w:left="1440" w:hanging="360"/>
+      </w:pPr>
+      <w:rPr>
+        <w:rFonts w:ascii="Courier New" w:hAnsi="Courier New" w:hint="default"/>
+        <w:sz w:val="20"/>
+      </w:rPr>
+    </w:lvl>
+    <w:lvl w:ilvl="2" w:tentative="1">
+      <w:start w:val="1"/>
+      <w:numFmt w:val="bullet"/>
+      <w:lvlText w:val=""/>
+      <w:lvlJc w:val="left"/>
+      <w:pPr>
+        <w:tabs>
+          <w:tab w:val="num" w:pos="2160"/>
+        </w:tabs>
+        <w:ind w:left="2160" w:hanging="360"/>
+      </w:pPr>
+      <w:rPr>
+        <w:rFonts w:ascii="Wingdings" w:hAnsi="Wingdings" w:hint="default"/>
+        <w:sz w:val="20"/>
+      </w:rPr>
+    </w:lvl>
+    <w:lvl w:ilvl="3" w:tentative="1">
+      <w:start w:val="1"/>
+      <w:numFmt w:val="bullet"/>
+      <w:lvlText w:val=""/>
+      <w:lvlJc w:val="left"/>
+      <w:pPr>
+        <w:tabs>
+          <w:tab w:val="num" w:pos="2880"/>
+        </w:tabs>
+        <w:ind w:left="2880" w:hanging="360"/>
+      </w:pPr>
+      <w:rPr>
+        <w:rFonts w:ascii="Wingdings" w:hAnsi="Wingdings" w:hint="default"/>
+        <w:sz w:val="20"/>
+      </w:rPr>
+    </w:lvl>
+    <w:lvl w:ilvl="4" w:tentative="1">
+      <w:start w:val="1"/>
+      <w:numFmt w:val="bullet"/>
+      <w:lvlText w:val=""/>
+      <w:lvlJc w:val="left"/>
+      <w:pPr>
+        <w:tabs>
+          <w:tab w:val="num" w:pos="3600"/>
+        </w:tabs>
+        <w:ind w:left="3600" w:hanging="360"/>
+      </w:pPr>
+      <w:rPr>
+        <w:rFonts w:ascii="Wingdings" w:hAnsi="Wingdings" w:hint="default"/>
+        <w:sz w:val="20"/>
+      </w:rPr>
+    </w:lvl>
+    <w:lvl w:ilvl="5" w:tentative="1">
+      <w:start w:val="1"/>
+      <w:numFmt w:val="bullet"/>
+      <w:lvlText w:val=""/>
+      <w:lvlJc w:val="left"/>
+      <w:pPr>
+        <w:tabs>
+          <w:tab w:val="num" w:pos="4320"/>
+        </w:tabs>
+        <w:ind w:left="4320" w:hanging="360"/>
+      </w:pPr>
+      <w:rPr>
+        <w:rFonts w:ascii="Wingdings" w:hAnsi="Wingdings" w:hint="default"/>
+        <w:sz w:val="20"/>
+      </w:rPr>
+    </w:lvl>
+    <w:lvl w:ilvl="6" w:tentative="1">
+      <w:start w:val="1"/>
+      <w:numFmt w:val="bullet"/>
+      <w:lvlText w:val=""/>
+      <w:lvlJc w:val="left"/>
+      <w:pPr>
+        <w:tabs>
+          <w:tab w:val="num" w:pos="5040"/>
+        </w:tabs>
+        <w:ind w:left="5040" w:hanging="360"/>
+      </w:pPr>
+      <w:rPr>
+        <w:rFonts w:ascii="Wingdings" w:hAnsi="Wingdings" w:hint="default"/>
+        <w:sz w:val="20"/>
+      </w:rPr>
+    </w:lvl>
+    <w:lvl w:ilvl="7" w:tentative="1">
+      <w:start w:val="1"/>
+      <w:numFmt w:val="bullet"/>
+      <w:lvlText w:val=""/>
+      <w:lvlJc w:val="left"/>
+      <w:pPr>
+        <w:tabs>
+          <w:tab w:val="num" w:pos="5760"/>
+        </w:tabs>
+        <w:ind w:left="5760" w:hanging="360"/>
+      </w:pPr>
+      <w:rPr>
+        <w:rFonts w:ascii="Wingdings" w:hAnsi="Wingdings" w:hint="default"/>
+        <w:sz w:val="20"/>
+      </w:rPr>
+    </w:lvl>
+    <w:lvl w:ilvl="8" w:tentative="1">
+      <w:start w:val="1"/>
+      <w:numFmt w:val="bullet"/>
+      <w:lvlText w:val=""/>
+      <w:lvlJc w:val="left"/>
+      <w:pPr>
+        <w:tabs>
+          <w:tab w:val="num" w:pos="6480"/>
+        </w:tabs>
+        <w:ind w:left="6480" w:hanging="360"/>
+      </w:pPr>
+      <w:rPr>
+        <w:rFonts w:ascii="Wingdings" w:hAnsi="Wingdings" w:hint="default"/>
+        <w:sz w:val="20"/>
+      </w:rPr>
+    </w:lvl>
+  </w:abstractNum>
+  <w:abstractNum w:abstractNumId="5" w15:restartNumberingAfterBreak="0">
+    <w:nsid w:val="2D380231"/>
+    <w:multiLevelType w:val="hybridMultilevel"/>
+    <w:tmpl w:val="2BC223F8"/>
+    <w:lvl w:ilvl="0" w:tplc="0409000F">
+      <w:start w:val="1"/>
+      <w:numFmt w:val="decimal"/>
+      <w:lvlText w:val="%1."/>
+      <w:lvlJc w:val="left"/>
+      <w:pPr>
+        <w:ind w:left="720" w:hanging="360"/>
+      </w:pPr>
+      <w:rPr>
+        <w:rFonts w:hint="default"/>
+      </w:rPr>
+    </w:lvl>
+    <w:lvl w:ilvl="1" w:tplc="04090019" w:tentative="1">
+      <w:start w:val="1"/>
+      <w:numFmt w:val="lowerLetter"/>
+      <w:lvlText w:val="%2."/>
+      <w:lvlJc w:val="left"/>
+      <w:pPr>
+        <w:ind w:left="1440" w:hanging="360"/>
+      </w:pPr>
+    </w:lvl>
+    <w:lvl w:ilvl="2" w:tplc="0409001B" w:tentative="1">
+      <w:start w:val="1"/>
+      <w:numFmt w:val="lowerRoman"/>
+      <w:lvlText w:val="%3."/>
+      <w:lvlJc w:val="right"/>
+      <w:pPr>
+        <w:ind w:left="2160" w:hanging="180"/>
+      </w:pPr>
+    </w:lvl>
+    <w:lvl w:ilvl="3" w:tplc="0409000F" w:tentative="1">
+      <w:start w:val="1"/>
+      <w:numFmt w:val="decimal"/>
+      <w:lvlText w:val="%4."/>
+      <w:lvlJc w:val="left"/>
+      <w:pPr>
+        <w:ind w:left="2880" w:hanging="360"/>
+      </w:pPr>
+    </w:lvl>
+    <w:lvl w:ilvl="4" w:tplc="04090019" w:tentative="1">
+      <w:start w:val="1"/>
+      <w:numFmt w:val="lowerLetter"/>
+      <w:lvlText w:val="%5."/>
+      <w:lvlJc w:val="left"/>
+      <w:pPr>
+        <w:ind w:left="3600" w:hanging="360"/>
+      </w:pPr>
+    </w:lvl>
+    <w:lvl w:ilvl="5" w:tplc="0409001B" w:tentative="1">
+      <w:start w:val="1"/>
+      <w:numFmt w:val="lowerRoman"/>
+      <w:lvlText w:val="%6."/>
+      <w:lvlJc w:val="right"/>
+      <w:pPr>
+        <w:ind w:left="4320" w:hanging="180"/>
+      </w:pPr>
+    </w:lvl>
+    <w:lvl w:ilvl="6" w:tplc="0409000F" w:tentative="1">
+      <w:start w:val="1"/>
+      <w:numFmt w:val="decimal"/>
+      <w:lvlText w:val="%7."/>
+      <w:lvlJc w:val="left"/>
+      <w:pPr>
+        <w:ind w:left="5040" w:hanging="360"/>
+      </w:pPr>
+    </w:lvl>
+    <w:lvl w:ilvl="7" w:tplc="04090019" w:tentative="1">
+      <w:start w:val="1"/>
+      <w:numFmt w:val="lowerLetter"/>
+      <w:lvlText w:val="%8."/>
+      <w:lvlJc w:val="left"/>
+      <w:pPr>
+        <w:ind w:left="5760" w:hanging="360"/>
+      </w:pPr>
+    </w:lvl>
+    <w:lvl w:ilvl="8" w:tplc="0409001B" w:tentative="1">
+      <w:start w:val="1"/>
+      <w:numFmt w:val="lowerRoman"/>
+      <w:lvlText w:val="%9."/>
+      <w:lvlJc w:val="right"/>
+      <w:pPr>
+        <w:ind w:left="6480" w:hanging="180"/>
+      </w:pPr>
+    </w:lvl>
+  </w:abstractNum>
+  <w:abstractNum w:abstractNumId="6" w15:restartNumberingAfterBreak="0">
+    <w:nsid w:val="37462DF1"/>
+    <w:multiLevelType w:val="hybridMultilevel"/>
+    <w:tmpl w:val="ACAA9E4E"/>
+    <w:lvl w:ilvl="0" w:tplc="BDA4B384">
+      <w:start w:val="1"/>
+      <w:numFmt w:val="bullet"/>
+      <w:lvlText w:val="-"/>
+      <w:lvlJc w:val="left"/>
+      <w:pPr>
+        <w:ind w:left="720" w:hanging="360"/>
+      </w:pPr>
+      <w:rPr>
+        <w:rFonts w:ascii="Times New Roman" w:eastAsia="Times New Roman" w:hAnsi="Times New Roman" w:cs="Times New Roman" w:hint="default"/>
+        <w:b/>
+        <w:color w:val="000000"/>
+      </w:rPr>
+    </w:lvl>
+    <w:lvl w:ilvl="1" w:tplc="FFFFFFFF" w:tentative="1">
+      <w:start w:val="1"/>
+      <w:numFmt w:val="bullet"/>
+      <w:lvlText w:val="o"/>
+      <w:lvlJc w:val="left"/>
+      <w:pPr>
+        <w:ind w:left="1440" w:hanging="360"/>
+      </w:pPr>
+      <w:rPr>
+        <w:rFonts w:ascii="Courier New" w:hAnsi="Courier New" w:cs="Courier New" w:hint="default"/>
+      </w:rPr>
+    </w:lvl>
+    <w:lvl w:ilvl="2" w:tplc="FFFFFFFF" w:tentative="1">
+      <w:start w:val="1"/>
+      <w:numFmt w:val="bullet"/>
+      <w:lvlText w:val=""/>
+      <w:lvlJc w:val="left"/>
+      <w:pPr>
+        <w:ind w:left="2160" w:hanging="360"/>
+      </w:pPr>
+      <w:rPr>
+        <w:rFonts w:ascii="Wingdings" w:hAnsi="Wingdings" w:hint="default"/>
+      </w:rPr>
+    </w:lvl>
+    <w:lvl w:ilvl="3" w:tplc="FFFFFFFF" w:tentative="1">
+      <w:start w:val="1"/>
+      <w:numFmt w:val="bullet"/>
+      <w:lvlText w:val=""/>
+      <w:lvlJc w:val="left"/>
+      <w:pPr>
+        <w:ind w:left="2880" w:hanging="360"/>
+      </w:pPr>
+      <w:rPr>
+        <w:rFonts w:ascii="Symbol" w:hAnsi="Symbol" w:hint="default"/>
+      </w:rPr>
+    </w:lvl>
+    <w:lvl w:ilvl="4" w:tplc="FFFFFFFF" w:tentative="1">
+      <w:start w:val="1"/>
+      <w:numFmt w:val="bullet"/>
+      <w:lvlText w:val="o"/>
+      <w:lvlJc w:val="left"/>
+      <w:pPr>
+        <w:ind w:left="3600" w:hanging="360"/>
+      </w:pPr>
+      <w:rPr>
+        <w:rFonts w:ascii="Courier New" w:hAnsi="Courier New" w:cs="Courier New" w:hint="default"/>
+      </w:rPr>
+    </w:lvl>
+    <w:lvl w:ilvl="5" w:tplc="FFFFFFFF" w:tentative="1">
+      <w:start w:val="1"/>
+      <w:numFmt w:val="bullet"/>
+      <w:lvlText w:val=""/>
+      <w:lvlJc w:val="left"/>
+      <w:pPr>
+        <w:ind w:left="4320" w:hanging="360"/>
+      </w:pPr>
+      <w:rPr>
+        <w:rFonts w:ascii="Wingdings" w:hAnsi="Wingdings" w:hint="default"/>
+      </w:rPr>
+    </w:lvl>
+    <w:lvl w:ilvl="6" w:tplc="FFFFFFFF" w:tentative="1">
+      <w:start w:val="1"/>
+      <w:numFmt w:val="bullet"/>
+      <w:lvlText w:val=""/>
+      <w:lvlJc w:val="left"/>
+      <w:pPr>
+        <w:ind w:left="5040" w:hanging="360"/>
+      </w:pPr>
+      <w:rPr>
+        <w:rFonts w:ascii="Symbol" w:hAnsi="Symbol" w:hint="default"/>
+      </w:rPr>
+    </w:lvl>
+    <w:lvl w:ilvl="7" w:tplc="FFFFFFFF" w:tentative="1">
+      <w:start w:val="1"/>
+      <w:numFmt w:val="bullet"/>
+      <w:lvlText w:val="o"/>
+      <w:lvlJc w:val="left"/>
+      <w:pPr>
+        <w:ind w:left="5760" w:hanging="360"/>
+      </w:pPr>
+      <w:rPr>
+        <w:rFonts w:ascii="Courier New" w:hAnsi="Courier New" w:cs="Courier New" w:hint="default"/>
+      </w:rPr>
+    </w:lvl>
+    <w:lvl w:ilvl="8" w:tplc="FFFFFFFF" w:tentative="1">
+      <w:start w:val="1"/>
+      <w:numFmt w:val="bullet"/>
+      <w:lvlText w:val=""/>
+      <w:lvlJc w:val="left"/>
+      <w:pPr>
+        <w:ind w:left="6480" w:hanging="360"/>
+      </w:pPr>
+      <w:rPr>
+        <w:rFonts w:ascii="Wingdings" w:hAnsi="Wingdings" w:hint="default"/>
+      </w:rPr>
+    </w:lvl>
+  </w:abstractNum>
+  <w:abstractNum w:abstractNumId="7" w15:restartNumberingAfterBreak="0">
+    <w:nsid w:val="38BF2779"/>
+    <w:multiLevelType w:val="multilevel"/>
+    <w:tmpl w:val="ABFC9622"/>
+    <w:lvl w:ilvl="0">
+      <w:start w:val="1"/>
+      <w:numFmt w:val="bullet"/>
+      <w:lvlText w:val="-"/>
+      <w:lvlJc w:val="left"/>
+      <w:pPr>
+        <w:tabs>
+          <w:tab w:val="num" w:pos="720"/>
+        </w:tabs>
+        <w:ind w:left="720" w:hanging="360"/>
+      </w:pPr>
+      <w:rPr>
         <w:rFonts w:ascii="Times New Roman" w:eastAsia="Times New Roman" w:hAnsi="Times New Roman" w:cs="Times New Roman" w:hint="default"/>
         <w:b/>
         <w:color w:val="000000"/>
@@ -7363,1780 +7756,7 @@
       </w:rPr>
     </w:lvl>
   </w:abstractNum>
-  <w:abstractNum w:abstractNumId="11" w15:restartNumberingAfterBreak="0">
-    <w:nsid w:val="20BB6C66"/>
-    <w:multiLevelType w:val="multilevel"/>
-    <w:tmpl w:val="93BAE7D8"/>
-    <w:lvl w:ilvl="0">
-      <w:start w:val="1"/>
-      <w:numFmt w:val="decimal"/>
-      <w:lvlText w:val="%1."/>
-      <w:lvlJc w:val="left"/>
-      <w:pPr>
-        <w:ind w:left="504" w:hanging="504"/>
-      </w:pPr>
-      <w:rPr>
-        <w:rFonts w:hint="default"/>
-      </w:rPr>
-    </w:lvl>
-    <w:lvl w:ilvl="1">
-      <w:start w:val="1"/>
-      <w:numFmt w:val="decimal"/>
-      <w:lvlText w:val="%1.%2."/>
-      <w:lvlJc w:val="left"/>
-      <w:pPr>
-        <w:ind w:left="504" w:hanging="504"/>
-      </w:pPr>
-      <w:rPr>
-        <w:rFonts w:hint="default"/>
-      </w:rPr>
-    </w:lvl>
-    <w:lvl w:ilvl="2">
-      <w:start w:val="1"/>
-      <w:numFmt w:val="decimal"/>
-      <w:lvlText w:val="%1.%2.%3."/>
-      <w:lvlJc w:val="left"/>
-      <w:pPr>
-        <w:ind w:left="720" w:hanging="720"/>
-      </w:pPr>
-      <w:rPr>
-        <w:rFonts w:hint="default"/>
-      </w:rPr>
-    </w:lvl>
-    <w:lvl w:ilvl="3">
-      <w:start w:val="1"/>
-      <w:numFmt w:val="decimal"/>
-      <w:lvlText w:val="%1.%2.%3.%4."/>
-      <w:lvlJc w:val="left"/>
-      <w:pPr>
-        <w:ind w:left="720" w:hanging="720"/>
-      </w:pPr>
-      <w:rPr>
-        <w:rFonts w:hint="default"/>
-      </w:rPr>
-    </w:lvl>
-    <w:lvl w:ilvl="4">
-      <w:start w:val="1"/>
-      <w:numFmt w:val="decimal"/>
-      <w:lvlText w:val="%1.%2.%3.%4.%5."/>
-      <w:lvlJc w:val="left"/>
-      <w:pPr>
-        <w:ind w:left="1080" w:hanging="1080"/>
-      </w:pPr>
-      <w:rPr>
-        <w:rFonts w:hint="default"/>
-      </w:rPr>
-    </w:lvl>
-    <w:lvl w:ilvl="5">
-      <w:start w:val="1"/>
-      <w:numFmt w:val="decimal"/>
-      <w:lvlText w:val="%1.%2.%3.%4.%5.%6."/>
-      <w:lvlJc w:val="left"/>
-      <w:pPr>
-        <w:ind w:left="1080" w:hanging="1080"/>
-      </w:pPr>
-      <w:rPr>
-        <w:rFonts w:hint="default"/>
-      </w:rPr>
-    </w:lvl>
-    <w:lvl w:ilvl="6">
-      <w:start w:val="1"/>
-      <w:numFmt w:val="decimal"/>
-      <w:lvlText w:val="%1.%2.%3.%4.%5.%6.%7."/>
-      <w:lvlJc w:val="left"/>
-      <w:pPr>
-        <w:ind w:left="1440" w:hanging="1440"/>
-      </w:pPr>
-      <w:rPr>
-        <w:rFonts w:hint="default"/>
-      </w:rPr>
-    </w:lvl>
-    <w:lvl w:ilvl="7">
-      <w:start w:val="1"/>
-      <w:numFmt w:val="decimal"/>
-      <w:lvlText w:val="%1.%2.%3.%4.%5.%6.%7.%8."/>
-      <w:lvlJc w:val="left"/>
-      <w:pPr>
-        <w:ind w:left="1440" w:hanging="1440"/>
-      </w:pPr>
-      <w:rPr>
-        <w:rFonts w:hint="default"/>
-      </w:rPr>
-    </w:lvl>
-    <w:lvl w:ilvl="8">
-      <w:start w:val="1"/>
-      <w:numFmt w:val="decimal"/>
-      <w:lvlText w:val="%1.%2.%3.%4.%5.%6.%7.%8.%9."/>
-      <w:lvlJc w:val="left"/>
-      <w:pPr>
-        <w:ind w:left="1800" w:hanging="1800"/>
-      </w:pPr>
-      <w:rPr>
-        <w:rFonts w:hint="default"/>
-      </w:rPr>
-    </w:lvl>
-  </w:abstractNum>
-  <w:abstractNum w:abstractNumId="12" w15:restartNumberingAfterBreak="0">
-    <w:nsid w:val="23FC3AF6"/>
-    <w:multiLevelType w:val="multilevel"/>
-    <w:tmpl w:val="C5C4A9C0"/>
-    <w:lvl w:ilvl="0">
-      <w:start w:val="1"/>
-      <w:numFmt w:val="bullet"/>
-      <w:lvlText w:val="-"/>
-      <w:lvlJc w:val="left"/>
-      <w:pPr>
-        <w:tabs>
-          <w:tab w:val="num" w:pos="720"/>
-        </w:tabs>
-        <w:ind w:left="720" w:hanging="360"/>
-      </w:pPr>
-      <w:rPr>
-        <w:rFonts w:ascii="Calibri" w:eastAsiaTheme="minorHAnsi" w:hAnsi="Calibri" w:cs="Calibri" w:hint="default"/>
-        <w:sz w:val="20"/>
-      </w:rPr>
-    </w:lvl>
-    <w:lvl w:ilvl="1" w:tentative="1">
-      <w:start w:val="1"/>
-      <w:numFmt w:val="bullet"/>
-      <w:lvlText w:val="o"/>
-      <w:lvlJc w:val="left"/>
-      <w:pPr>
-        <w:tabs>
-          <w:tab w:val="num" w:pos="1440"/>
-        </w:tabs>
-        <w:ind w:left="1440" w:hanging="360"/>
-      </w:pPr>
-      <w:rPr>
-        <w:rFonts w:ascii="Courier New" w:hAnsi="Courier New" w:hint="default"/>
-        <w:sz w:val="20"/>
-      </w:rPr>
-    </w:lvl>
-    <w:lvl w:ilvl="2" w:tentative="1">
-      <w:start w:val="1"/>
-      <w:numFmt w:val="bullet"/>
-      <w:lvlText w:val=""/>
-      <w:lvlJc w:val="left"/>
-      <w:pPr>
-        <w:tabs>
-          <w:tab w:val="num" w:pos="2160"/>
-        </w:tabs>
-        <w:ind w:left="2160" w:hanging="360"/>
-      </w:pPr>
-      <w:rPr>
-        <w:rFonts w:ascii="Wingdings" w:hAnsi="Wingdings" w:hint="default"/>
-        <w:sz w:val="20"/>
-      </w:rPr>
-    </w:lvl>
-    <w:lvl w:ilvl="3" w:tentative="1">
-      <w:start w:val="1"/>
-      <w:numFmt w:val="bullet"/>
-      <w:lvlText w:val=""/>
-      <w:lvlJc w:val="left"/>
-      <w:pPr>
-        <w:tabs>
-          <w:tab w:val="num" w:pos="2880"/>
-        </w:tabs>
-        <w:ind w:left="2880" w:hanging="360"/>
-      </w:pPr>
-      <w:rPr>
-        <w:rFonts w:ascii="Wingdings" w:hAnsi="Wingdings" w:hint="default"/>
-        <w:sz w:val="20"/>
-      </w:rPr>
-    </w:lvl>
-    <w:lvl w:ilvl="4" w:tentative="1">
-      <w:start w:val="1"/>
-      <w:numFmt w:val="bullet"/>
-      <w:lvlText w:val=""/>
-      <w:lvlJc w:val="left"/>
-      <w:pPr>
-        <w:tabs>
-          <w:tab w:val="num" w:pos="3600"/>
-        </w:tabs>
-        <w:ind w:left="3600" w:hanging="360"/>
-      </w:pPr>
-      <w:rPr>
-        <w:rFonts w:ascii="Wingdings" w:hAnsi="Wingdings" w:hint="default"/>
-        <w:sz w:val="20"/>
-      </w:rPr>
-    </w:lvl>
-    <w:lvl w:ilvl="5" w:tentative="1">
-      <w:start w:val="1"/>
-      <w:numFmt w:val="bullet"/>
-      <w:lvlText w:val=""/>
-      <w:lvlJc w:val="left"/>
-      <w:pPr>
-        <w:tabs>
-          <w:tab w:val="num" w:pos="4320"/>
-        </w:tabs>
-        <w:ind w:left="4320" w:hanging="360"/>
-      </w:pPr>
-      <w:rPr>
-        <w:rFonts w:ascii="Wingdings" w:hAnsi="Wingdings" w:hint="default"/>
-        <w:sz w:val="20"/>
-      </w:rPr>
-    </w:lvl>
-    <w:lvl w:ilvl="6" w:tentative="1">
-      <w:start w:val="1"/>
-      <w:numFmt w:val="bullet"/>
-      <w:lvlText w:val=""/>
-      <w:lvlJc w:val="left"/>
-      <w:pPr>
-        <w:tabs>
-          <w:tab w:val="num" w:pos="5040"/>
-        </w:tabs>
-        <w:ind w:left="5040" w:hanging="360"/>
-      </w:pPr>
-      <w:rPr>
-        <w:rFonts w:ascii="Wingdings" w:hAnsi="Wingdings" w:hint="default"/>
-        <w:sz w:val="20"/>
-      </w:rPr>
-    </w:lvl>
-    <w:lvl w:ilvl="7" w:tentative="1">
-      <w:start w:val="1"/>
-      <w:numFmt w:val="bullet"/>
-      <w:lvlText w:val=""/>
-      <w:lvlJc w:val="left"/>
-      <w:pPr>
-        <w:tabs>
-          <w:tab w:val="num" w:pos="5760"/>
-        </w:tabs>
-        <w:ind w:left="5760" w:hanging="360"/>
-      </w:pPr>
-      <w:rPr>
-        <w:rFonts w:ascii="Wingdings" w:hAnsi="Wingdings" w:hint="default"/>
-        <w:sz w:val="20"/>
-      </w:rPr>
-    </w:lvl>
-    <w:lvl w:ilvl="8" w:tentative="1">
-      <w:start w:val="1"/>
-      <w:numFmt w:val="bullet"/>
-      <w:lvlText w:val=""/>
-      <w:lvlJc w:val="left"/>
-      <w:pPr>
-        <w:tabs>
-          <w:tab w:val="num" w:pos="6480"/>
-        </w:tabs>
-        <w:ind w:left="6480" w:hanging="360"/>
-      </w:pPr>
-      <w:rPr>
-        <w:rFonts w:ascii="Wingdings" w:hAnsi="Wingdings" w:hint="default"/>
-        <w:sz w:val="20"/>
-      </w:rPr>
-    </w:lvl>
-  </w:abstractNum>
-  <w:abstractNum w:abstractNumId="13" w15:restartNumberingAfterBreak="0">
-    <w:nsid w:val="2D380231"/>
-    <w:multiLevelType w:val="hybridMultilevel"/>
-    <w:tmpl w:val="2BC223F8"/>
-    <w:lvl w:ilvl="0" w:tplc="0409000F">
-      <w:start w:val="1"/>
-      <w:numFmt w:val="decimal"/>
-      <w:lvlText w:val="%1."/>
-      <w:lvlJc w:val="left"/>
-      <w:pPr>
-        <w:ind w:left="720" w:hanging="360"/>
-      </w:pPr>
-      <w:rPr>
-        <w:rFonts w:hint="default"/>
-      </w:rPr>
-    </w:lvl>
-    <w:lvl w:ilvl="1" w:tplc="04090019" w:tentative="1">
-      <w:start w:val="1"/>
-      <w:numFmt w:val="lowerLetter"/>
-      <w:lvlText w:val="%2."/>
-      <w:lvlJc w:val="left"/>
-      <w:pPr>
-        <w:ind w:left="1440" w:hanging="360"/>
-      </w:pPr>
-    </w:lvl>
-    <w:lvl w:ilvl="2" w:tplc="0409001B" w:tentative="1">
-      <w:start w:val="1"/>
-      <w:numFmt w:val="lowerRoman"/>
-      <w:lvlText w:val="%3."/>
-      <w:lvlJc w:val="right"/>
-      <w:pPr>
-        <w:ind w:left="2160" w:hanging="180"/>
-      </w:pPr>
-    </w:lvl>
-    <w:lvl w:ilvl="3" w:tplc="0409000F" w:tentative="1">
-      <w:start w:val="1"/>
-      <w:numFmt w:val="decimal"/>
-      <w:lvlText w:val="%4."/>
-      <w:lvlJc w:val="left"/>
-      <w:pPr>
-        <w:ind w:left="2880" w:hanging="360"/>
-      </w:pPr>
-    </w:lvl>
-    <w:lvl w:ilvl="4" w:tplc="04090019" w:tentative="1">
-      <w:start w:val="1"/>
-      <w:numFmt w:val="lowerLetter"/>
-      <w:lvlText w:val="%5."/>
-      <w:lvlJc w:val="left"/>
-      <w:pPr>
-        <w:ind w:left="3600" w:hanging="360"/>
-      </w:pPr>
-    </w:lvl>
-    <w:lvl w:ilvl="5" w:tplc="0409001B" w:tentative="1">
-      <w:start w:val="1"/>
-      <w:numFmt w:val="lowerRoman"/>
-      <w:lvlText w:val="%6."/>
-      <w:lvlJc w:val="right"/>
-      <w:pPr>
-        <w:ind w:left="4320" w:hanging="180"/>
-      </w:pPr>
-    </w:lvl>
-    <w:lvl w:ilvl="6" w:tplc="0409000F" w:tentative="1">
-      <w:start w:val="1"/>
-      <w:numFmt w:val="decimal"/>
-      <w:lvlText w:val="%7."/>
-      <w:lvlJc w:val="left"/>
-      <w:pPr>
-        <w:ind w:left="5040" w:hanging="360"/>
-      </w:pPr>
-    </w:lvl>
-    <w:lvl w:ilvl="7" w:tplc="04090019" w:tentative="1">
-      <w:start w:val="1"/>
-      <w:numFmt w:val="lowerLetter"/>
-      <w:lvlText w:val="%8."/>
-      <w:lvlJc w:val="left"/>
-      <w:pPr>
-        <w:ind w:left="5760" w:hanging="360"/>
-      </w:pPr>
-    </w:lvl>
-    <w:lvl w:ilvl="8" w:tplc="0409001B" w:tentative="1">
-      <w:start w:val="1"/>
-      <w:numFmt w:val="lowerRoman"/>
-      <w:lvlText w:val="%9."/>
-      <w:lvlJc w:val="right"/>
-      <w:pPr>
-        <w:ind w:left="6480" w:hanging="180"/>
-      </w:pPr>
-    </w:lvl>
-  </w:abstractNum>
-  <w:abstractNum w:abstractNumId="14" w15:restartNumberingAfterBreak="0">
-    <w:nsid w:val="2E33147E"/>
-    <w:multiLevelType w:val="multilevel"/>
-    <w:tmpl w:val="B0180518"/>
-    <w:lvl w:ilvl="0">
-      <w:start w:val="1"/>
-      <w:numFmt w:val="decimal"/>
-      <w:lvlText w:val="%1."/>
-      <w:lvlJc w:val="left"/>
-      <w:pPr>
-        <w:ind w:left="360" w:hanging="360"/>
-      </w:pPr>
-      <w:rPr>
-        <w:rFonts w:hint="default"/>
-      </w:rPr>
-    </w:lvl>
-    <w:lvl w:ilvl="1">
-      <w:start w:val="1"/>
-      <w:numFmt w:val="decimal"/>
-      <w:lvlText w:val="%1.%2."/>
-      <w:lvlJc w:val="left"/>
-      <w:pPr>
-        <w:ind w:left="360" w:hanging="360"/>
-      </w:pPr>
-      <w:rPr>
-        <w:rFonts w:hint="default"/>
-      </w:rPr>
-    </w:lvl>
-    <w:lvl w:ilvl="2">
-      <w:start w:val="1"/>
-      <w:numFmt w:val="decimal"/>
-      <w:lvlText w:val="%1.%2.%3."/>
-      <w:lvlJc w:val="left"/>
-      <w:pPr>
-        <w:ind w:left="720" w:hanging="720"/>
-      </w:pPr>
-      <w:rPr>
-        <w:rFonts w:hint="default"/>
-      </w:rPr>
-    </w:lvl>
-    <w:lvl w:ilvl="3">
-      <w:start w:val="1"/>
-      <w:numFmt w:val="decimal"/>
-      <w:lvlText w:val="%1.%2.%3.%4."/>
-      <w:lvlJc w:val="left"/>
-      <w:pPr>
-        <w:ind w:left="720" w:hanging="720"/>
-      </w:pPr>
-      <w:rPr>
-        <w:rFonts w:hint="default"/>
-      </w:rPr>
-    </w:lvl>
-    <w:lvl w:ilvl="4">
-      <w:start w:val="1"/>
-      <w:numFmt w:val="decimal"/>
-      <w:lvlText w:val="%1.%2.%3.%4.%5."/>
-      <w:lvlJc w:val="left"/>
-      <w:pPr>
-        <w:ind w:left="1080" w:hanging="1080"/>
-      </w:pPr>
-      <w:rPr>
-        <w:rFonts w:hint="default"/>
-      </w:rPr>
-    </w:lvl>
-    <w:lvl w:ilvl="5">
-      <w:start w:val="1"/>
-      <w:numFmt w:val="decimal"/>
-      <w:lvlText w:val="%1.%2.%3.%4.%5.%6."/>
-      <w:lvlJc w:val="left"/>
-      <w:pPr>
-        <w:ind w:left="1080" w:hanging="1080"/>
-      </w:pPr>
-      <w:rPr>
-        <w:rFonts w:hint="default"/>
-      </w:rPr>
-    </w:lvl>
-    <w:lvl w:ilvl="6">
-      <w:start w:val="1"/>
-      <w:numFmt w:val="decimal"/>
-      <w:lvlText w:val="%1.%2.%3.%4.%5.%6.%7."/>
-      <w:lvlJc w:val="left"/>
-      <w:pPr>
-        <w:ind w:left="1440" w:hanging="1440"/>
-      </w:pPr>
-      <w:rPr>
-        <w:rFonts w:hint="default"/>
-      </w:rPr>
-    </w:lvl>
-    <w:lvl w:ilvl="7">
-      <w:start w:val="1"/>
-      <w:numFmt w:val="decimal"/>
-      <w:lvlText w:val="%1.%2.%3.%4.%5.%6.%7.%8."/>
-      <w:lvlJc w:val="left"/>
-      <w:pPr>
-        <w:ind w:left="1440" w:hanging="1440"/>
-      </w:pPr>
-      <w:rPr>
-        <w:rFonts w:hint="default"/>
-      </w:rPr>
-    </w:lvl>
-    <w:lvl w:ilvl="8">
-      <w:start w:val="1"/>
-      <w:numFmt w:val="decimal"/>
-      <w:lvlText w:val="%1.%2.%3.%4.%5.%6.%7.%8.%9."/>
-      <w:lvlJc w:val="left"/>
-      <w:pPr>
-        <w:ind w:left="1800" w:hanging="1800"/>
-      </w:pPr>
-      <w:rPr>
-        <w:rFonts w:hint="default"/>
-      </w:rPr>
-    </w:lvl>
-  </w:abstractNum>
-  <w:abstractNum w:abstractNumId="15" w15:restartNumberingAfterBreak="0">
-    <w:nsid w:val="34584CD0"/>
-    <w:multiLevelType w:val="multilevel"/>
-    <w:tmpl w:val="2D04444E"/>
-    <w:lvl w:ilvl="0">
-      <w:start w:val="1"/>
-      <w:numFmt w:val="bullet"/>
-      <w:lvlText w:val=""/>
-      <w:lvlJc w:val="left"/>
-      <w:pPr>
-        <w:tabs>
-          <w:tab w:val="num" w:pos="720"/>
-        </w:tabs>
-        <w:ind w:left="720" w:hanging="360"/>
-      </w:pPr>
-      <w:rPr>
-        <w:rFonts w:ascii="Symbol" w:hAnsi="Symbol" w:hint="default"/>
-        <w:sz w:val="20"/>
-      </w:rPr>
-    </w:lvl>
-    <w:lvl w:ilvl="1" w:tentative="1">
-      <w:start w:val="1"/>
-      <w:numFmt w:val="bullet"/>
-      <w:lvlText w:val="o"/>
-      <w:lvlJc w:val="left"/>
-      <w:pPr>
-        <w:tabs>
-          <w:tab w:val="num" w:pos="1440"/>
-        </w:tabs>
-        <w:ind w:left="1440" w:hanging="360"/>
-      </w:pPr>
-      <w:rPr>
-        <w:rFonts w:ascii="Courier New" w:hAnsi="Courier New" w:hint="default"/>
-        <w:sz w:val="20"/>
-      </w:rPr>
-    </w:lvl>
-    <w:lvl w:ilvl="2" w:tentative="1">
-      <w:start w:val="1"/>
-      <w:numFmt w:val="bullet"/>
-      <w:lvlText w:val=""/>
-      <w:lvlJc w:val="left"/>
-      <w:pPr>
-        <w:tabs>
-          <w:tab w:val="num" w:pos="2160"/>
-        </w:tabs>
-        <w:ind w:left="2160" w:hanging="360"/>
-      </w:pPr>
-      <w:rPr>
-        <w:rFonts w:ascii="Wingdings" w:hAnsi="Wingdings" w:hint="default"/>
-        <w:sz w:val="20"/>
-      </w:rPr>
-    </w:lvl>
-    <w:lvl w:ilvl="3" w:tentative="1">
-      <w:start w:val="1"/>
-      <w:numFmt w:val="bullet"/>
-      <w:lvlText w:val=""/>
-      <w:lvlJc w:val="left"/>
-      <w:pPr>
-        <w:tabs>
-          <w:tab w:val="num" w:pos="2880"/>
-        </w:tabs>
-        <w:ind w:left="2880" w:hanging="360"/>
-      </w:pPr>
-      <w:rPr>
-        <w:rFonts w:ascii="Wingdings" w:hAnsi="Wingdings" w:hint="default"/>
-        <w:sz w:val="20"/>
-      </w:rPr>
-    </w:lvl>
-    <w:lvl w:ilvl="4" w:tentative="1">
-      <w:start w:val="1"/>
-      <w:numFmt w:val="bullet"/>
-      <w:lvlText w:val=""/>
-      <w:lvlJc w:val="left"/>
-      <w:pPr>
-        <w:tabs>
-          <w:tab w:val="num" w:pos="3600"/>
-        </w:tabs>
-        <w:ind w:left="3600" w:hanging="360"/>
-      </w:pPr>
-      <w:rPr>
-        <w:rFonts w:ascii="Wingdings" w:hAnsi="Wingdings" w:hint="default"/>
-        <w:sz w:val="20"/>
-      </w:rPr>
-    </w:lvl>
-    <w:lvl w:ilvl="5" w:tentative="1">
-      <w:start w:val="1"/>
-      <w:numFmt w:val="bullet"/>
-      <w:lvlText w:val=""/>
-      <w:lvlJc w:val="left"/>
-      <w:pPr>
-        <w:tabs>
-          <w:tab w:val="num" w:pos="4320"/>
-        </w:tabs>
-        <w:ind w:left="4320" w:hanging="360"/>
-      </w:pPr>
-      <w:rPr>
-        <w:rFonts w:ascii="Wingdings" w:hAnsi="Wingdings" w:hint="default"/>
-        <w:sz w:val="20"/>
-      </w:rPr>
-    </w:lvl>
-    <w:lvl w:ilvl="6" w:tentative="1">
-      <w:start w:val="1"/>
-      <w:numFmt w:val="bullet"/>
-      <w:lvlText w:val=""/>
-      <w:lvlJc w:val="left"/>
-      <w:pPr>
-        <w:tabs>
-          <w:tab w:val="num" w:pos="5040"/>
-        </w:tabs>
-        <w:ind w:left="5040" w:hanging="360"/>
-      </w:pPr>
-      <w:rPr>
-        <w:rFonts w:ascii="Wingdings" w:hAnsi="Wingdings" w:hint="default"/>
-        <w:sz w:val="20"/>
-      </w:rPr>
-    </w:lvl>
-    <w:lvl w:ilvl="7" w:tentative="1">
-      <w:start w:val="1"/>
-      <w:numFmt w:val="bullet"/>
-      <w:lvlText w:val=""/>
-      <w:lvlJc w:val="left"/>
-      <w:pPr>
-        <w:tabs>
-          <w:tab w:val="num" w:pos="5760"/>
-        </w:tabs>
-        <w:ind w:left="5760" w:hanging="360"/>
-      </w:pPr>
-      <w:rPr>
-        <w:rFonts w:ascii="Wingdings" w:hAnsi="Wingdings" w:hint="default"/>
-        <w:sz w:val="20"/>
-      </w:rPr>
-    </w:lvl>
-    <w:lvl w:ilvl="8" w:tentative="1">
-      <w:start w:val="1"/>
-      <w:numFmt w:val="bullet"/>
-      <w:lvlText w:val=""/>
-      <w:lvlJc w:val="left"/>
-      <w:pPr>
-        <w:tabs>
-          <w:tab w:val="num" w:pos="6480"/>
-        </w:tabs>
-        <w:ind w:left="6480" w:hanging="360"/>
-      </w:pPr>
-      <w:rPr>
-        <w:rFonts w:ascii="Wingdings" w:hAnsi="Wingdings" w:hint="default"/>
-        <w:sz w:val="20"/>
-      </w:rPr>
-    </w:lvl>
-  </w:abstractNum>
-  <w:abstractNum w:abstractNumId="16" w15:restartNumberingAfterBreak="0">
-    <w:nsid w:val="3647762F"/>
-    <w:multiLevelType w:val="multilevel"/>
-    <w:tmpl w:val="56B60C02"/>
-    <w:lvl w:ilvl="0">
-      <w:start w:val="1"/>
-      <w:numFmt w:val="bullet"/>
-      <w:lvlText w:val=""/>
-      <w:lvlJc w:val="left"/>
-      <w:pPr>
-        <w:tabs>
-          <w:tab w:val="num" w:pos="720"/>
-        </w:tabs>
-        <w:ind w:left="720" w:hanging="360"/>
-      </w:pPr>
-      <w:rPr>
-        <w:rFonts w:ascii="Symbol" w:hAnsi="Symbol" w:hint="default"/>
-        <w:sz w:val="20"/>
-      </w:rPr>
-    </w:lvl>
-    <w:lvl w:ilvl="1" w:tentative="1">
-      <w:start w:val="1"/>
-      <w:numFmt w:val="bullet"/>
-      <w:lvlText w:val="o"/>
-      <w:lvlJc w:val="left"/>
-      <w:pPr>
-        <w:tabs>
-          <w:tab w:val="num" w:pos="1440"/>
-        </w:tabs>
-        <w:ind w:left="1440" w:hanging="360"/>
-      </w:pPr>
-      <w:rPr>
-        <w:rFonts w:ascii="Courier New" w:hAnsi="Courier New" w:hint="default"/>
-        <w:sz w:val="20"/>
-      </w:rPr>
-    </w:lvl>
-    <w:lvl w:ilvl="2" w:tentative="1">
-      <w:start w:val="1"/>
-      <w:numFmt w:val="bullet"/>
-      <w:lvlText w:val=""/>
-      <w:lvlJc w:val="left"/>
-      <w:pPr>
-        <w:tabs>
-          <w:tab w:val="num" w:pos="2160"/>
-        </w:tabs>
-        <w:ind w:left="2160" w:hanging="360"/>
-      </w:pPr>
-      <w:rPr>
-        <w:rFonts w:ascii="Wingdings" w:hAnsi="Wingdings" w:hint="default"/>
-        <w:sz w:val="20"/>
-      </w:rPr>
-    </w:lvl>
-    <w:lvl w:ilvl="3" w:tentative="1">
-      <w:start w:val="1"/>
-      <w:numFmt w:val="bullet"/>
-      <w:lvlText w:val=""/>
-      <w:lvlJc w:val="left"/>
-      <w:pPr>
-        <w:tabs>
-          <w:tab w:val="num" w:pos="2880"/>
-        </w:tabs>
-        <w:ind w:left="2880" w:hanging="360"/>
-      </w:pPr>
-      <w:rPr>
-        <w:rFonts w:ascii="Wingdings" w:hAnsi="Wingdings" w:hint="default"/>
-        <w:sz w:val="20"/>
-      </w:rPr>
-    </w:lvl>
-    <w:lvl w:ilvl="4" w:tentative="1">
-      <w:start w:val="1"/>
-      <w:numFmt w:val="bullet"/>
-      <w:lvlText w:val=""/>
-      <w:lvlJc w:val="left"/>
-      <w:pPr>
-        <w:tabs>
-          <w:tab w:val="num" w:pos="3600"/>
-        </w:tabs>
-        <w:ind w:left="3600" w:hanging="360"/>
-      </w:pPr>
-      <w:rPr>
-        <w:rFonts w:ascii="Wingdings" w:hAnsi="Wingdings" w:hint="default"/>
-        <w:sz w:val="20"/>
-      </w:rPr>
-    </w:lvl>
-    <w:lvl w:ilvl="5" w:tentative="1">
-      <w:start w:val="1"/>
-      <w:numFmt w:val="bullet"/>
-      <w:lvlText w:val=""/>
-      <w:lvlJc w:val="left"/>
-      <w:pPr>
-        <w:tabs>
-          <w:tab w:val="num" w:pos="4320"/>
-        </w:tabs>
-        <w:ind w:left="4320" w:hanging="360"/>
-      </w:pPr>
-      <w:rPr>
-        <w:rFonts w:ascii="Wingdings" w:hAnsi="Wingdings" w:hint="default"/>
-        <w:sz w:val="20"/>
-      </w:rPr>
-    </w:lvl>
-    <w:lvl w:ilvl="6" w:tentative="1">
-      <w:start w:val="1"/>
-      <w:numFmt w:val="bullet"/>
-      <w:lvlText w:val=""/>
-      <w:lvlJc w:val="left"/>
-      <w:pPr>
-        <w:tabs>
-          <w:tab w:val="num" w:pos="5040"/>
-        </w:tabs>
-        <w:ind w:left="5040" w:hanging="360"/>
-      </w:pPr>
-      <w:rPr>
-        <w:rFonts w:ascii="Wingdings" w:hAnsi="Wingdings" w:hint="default"/>
-        <w:sz w:val="20"/>
-      </w:rPr>
-    </w:lvl>
-    <w:lvl w:ilvl="7" w:tentative="1">
-      <w:start w:val="1"/>
-      <w:numFmt w:val="bullet"/>
-      <w:lvlText w:val=""/>
-      <w:lvlJc w:val="left"/>
-      <w:pPr>
-        <w:tabs>
-          <w:tab w:val="num" w:pos="5760"/>
-        </w:tabs>
-        <w:ind w:left="5760" w:hanging="360"/>
-      </w:pPr>
-      <w:rPr>
-        <w:rFonts w:ascii="Wingdings" w:hAnsi="Wingdings" w:hint="default"/>
-        <w:sz w:val="20"/>
-      </w:rPr>
-    </w:lvl>
-    <w:lvl w:ilvl="8" w:tentative="1">
-      <w:start w:val="1"/>
-      <w:numFmt w:val="bullet"/>
-      <w:lvlText w:val=""/>
-      <w:lvlJc w:val="left"/>
-      <w:pPr>
-        <w:tabs>
-          <w:tab w:val="num" w:pos="6480"/>
-        </w:tabs>
-        <w:ind w:left="6480" w:hanging="360"/>
-      </w:pPr>
-      <w:rPr>
-        <w:rFonts w:ascii="Wingdings" w:hAnsi="Wingdings" w:hint="default"/>
-        <w:sz w:val="20"/>
-      </w:rPr>
-    </w:lvl>
-  </w:abstractNum>
-  <w:abstractNum w:abstractNumId="17" w15:restartNumberingAfterBreak="0">
-    <w:nsid w:val="37462DF1"/>
-    <w:multiLevelType w:val="hybridMultilevel"/>
-    <w:tmpl w:val="ACAA9E4E"/>
-    <w:lvl w:ilvl="0" w:tplc="BDA4B384">
-      <w:start w:val="1"/>
-      <w:numFmt w:val="bullet"/>
-      <w:lvlText w:val="-"/>
-      <w:lvlJc w:val="left"/>
-      <w:pPr>
-        <w:ind w:left="720" w:hanging="360"/>
-      </w:pPr>
-      <w:rPr>
-        <w:rFonts w:ascii="Times New Roman" w:eastAsia="Times New Roman" w:hAnsi="Times New Roman" w:cs="Times New Roman" w:hint="default"/>
-        <w:b/>
-        <w:color w:val="000000"/>
-      </w:rPr>
-    </w:lvl>
-    <w:lvl w:ilvl="1" w:tplc="FFFFFFFF" w:tentative="1">
-      <w:start w:val="1"/>
-      <w:numFmt w:val="bullet"/>
-      <w:lvlText w:val="o"/>
-      <w:lvlJc w:val="left"/>
-      <w:pPr>
-        <w:ind w:left="1440" w:hanging="360"/>
-      </w:pPr>
-      <w:rPr>
-        <w:rFonts w:ascii="Courier New" w:hAnsi="Courier New" w:cs="Courier New" w:hint="default"/>
-      </w:rPr>
-    </w:lvl>
-    <w:lvl w:ilvl="2" w:tplc="FFFFFFFF" w:tentative="1">
-      <w:start w:val="1"/>
-      <w:numFmt w:val="bullet"/>
-      <w:lvlText w:val=""/>
-      <w:lvlJc w:val="left"/>
-      <w:pPr>
-        <w:ind w:left="2160" w:hanging="360"/>
-      </w:pPr>
-      <w:rPr>
-        <w:rFonts w:ascii="Wingdings" w:hAnsi="Wingdings" w:hint="default"/>
-      </w:rPr>
-    </w:lvl>
-    <w:lvl w:ilvl="3" w:tplc="FFFFFFFF" w:tentative="1">
-      <w:start w:val="1"/>
-      <w:numFmt w:val="bullet"/>
-      <w:lvlText w:val=""/>
-      <w:lvlJc w:val="left"/>
-      <w:pPr>
-        <w:ind w:left="2880" w:hanging="360"/>
-      </w:pPr>
-      <w:rPr>
-        <w:rFonts w:ascii="Symbol" w:hAnsi="Symbol" w:hint="default"/>
-      </w:rPr>
-    </w:lvl>
-    <w:lvl w:ilvl="4" w:tplc="FFFFFFFF" w:tentative="1">
-      <w:start w:val="1"/>
-      <w:numFmt w:val="bullet"/>
-      <w:lvlText w:val="o"/>
-      <w:lvlJc w:val="left"/>
-      <w:pPr>
-        <w:ind w:left="3600" w:hanging="360"/>
-      </w:pPr>
-      <w:rPr>
-        <w:rFonts w:ascii="Courier New" w:hAnsi="Courier New" w:cs="Courier New" w:hint="default"/>
-      </w:rPr>
-    </w:lvl>
-    <w:lvl w:ilvl="5" w:tplc="FFFFFFFF" w:tentative="1">
-      <w:start w:val="1"/>
-      <w:numFmt w:val="bullet"/>
-      <w:lvlText w:val=""/>
-      <w:lvlJc w:val="left"/>
-      <w:pPr>
-        <w:ind w:left="4320" w:hanging="360"/>
-      </w:pPr>
-      <w:rPr>
-        <w:rFonts w:ascii="Wingdings" w:hAnsi="Wingdings" w:hint="default"/>
-      </w:rPr>
-    </w:lvl>
-    <w:lvl w:ilvl="6" w:tplc="FFFFFFFF" w:tentative="1">
-      <w:start w:val="1"/>
-      <w:numFmt w:val="bullet"/>
-      <w:lvlText w:val=""/>
-      <w:lvlJc w:val="left"/>
-      <w:pPr>
-        <w:ind w:left="5040" w:hanging="360"/>
-      </w:pPr>
-      <w:rPr>
-        <w:rFonts w:ascii="Symbol" w:hAnsi="Symbol" w:hint="default"/>
-      </w:rPr>
-    </w:lvl>
-    <w:lvl w:ilvl="7" w:tplc="FFFFFFFF" w:tentative="1">
-      <w:start w:val="1"/>
-      <w:numFmt w:val="bullet"/>
-      <w:lvlText w:val="o"/>
-      <w:lvlJc w:val="left"/>
-      <w:pPr>
-        <w:ind w:left="5760" w:hanging="360"/>
-      </w:pPr>
-      <w:rPr>
-        <w:rFonts w:ascii="Courier New" w:hAnsi="Courier New" w:cs="Courier New" w:hint="default"/>
-      </w:rPr>
-    </w:lvl>
-    <w:lvl w:ilvl="8" w:tplc="FFFFFFFF" w:tentative="1">
-      <w:start w:val="1"/>
-      <w:numFmt w:val="bullet"/>
-      <w:lvlText w:val=""/>
-      <w:lvlJc w:val="left"/>
-      <w:pPr>
-        <w:ind w:left="6480" w:hanging="360"/>
-      </w:pPr>
-      <w:rPr>
-        <w:rFonts w:ascii="Wingdings" w:hAnsi="Wingdings" w:hint="default"/>
-      </w:rPr>
-    </w:lvl>
-  </w:abstractNum>
-  <w:abstractNum w:abstractNumId="18" w15:restartNumberingAfterBreak="0">
-    <w:nsid w:val="38BF2779"/>
-    <w:multiLevelType w:val="multilevel"/>
-    <w:tmpl w:val="ABFC9622"/>
-    <w:lvl w:ilvl="0">
-      <w:start w:val="1"/>
-      <w:numFmt w:val="bullet"/>
-      <w:lvlText w:val="-"/>
-      <w:lvlJc w:val="left"/>
-      <w:pPr>
-        <w:tabs>
-          <w:tab w:val="num" w:pos="720"/>
-        </w:tabs>
-        <w:ind w:left="720" w:hanging="360"/>
-      </w:pPr>
-      <w:rPr>
-        <w:rFonts w:ascii="Times New Roman" w:eastAsia="Times New Roman" w:hAnsi="Times New Roman" w:cs="Times New Roman" w:hint="default"/>
-        <w:b/>
-        <w:color w:val="000000"/>
-        <w:sz w:val="20"/>
-      </w:rPr>
-    </w:lvl>
-    <w:lvl w:ilvl="1" w:tentative="1">
-      <w:start w:val="1"/>
-      <w:numFmt w:val="bullet"/>
-      <w:lvlText w:val="o"/>
-      <w:lvlJc w:val="left"/>
-      <w:pPr>
-        <w:tabs>
-          <w:tab w:val="num" w:pos="1440"/>
-        </w:tabs>
-        <w:ind w:left="1440" w:hanging="360"/>
-      </w:pPr>
-      <w:rPr>
-        <w:rFonts w:ascii="Courier New" w:hAnsi="Courier New" w:hint="default"/>
-        <w:sz w:val="20"/>
-      </w:rPr>
-    </w:lvl>
-    <w:lvl w:ilvl="2" w:tentative="1">
-      <w:start w:val="1"/>
-      <w:numFmt w:val="bullet"/>
-      <w:lvlText w:val=""/>
-      <w:lvlJc w:val="left"/>
-      <w:pPr>
-        <w:tabs>
-          <w:tab w:val="num" w:pos="2160"/>
-        </w:tabs>
-        <w:ind w:left="2160" w:hanging="360"/>
-      </w:pPr>
-      <w:rPr>
-        <w:rFonts w:ascii="Wingdings" w:hAnsi="Wingdings" w:hint="default"/>
-        <w:sz w:val="20"/>
-      </w:rPr>
-    </w:lvl>
-    <w:lvl w:ilvl="3" w:tentative="1">
-      <w:start w:val="1"/>
-      <w:numFmt w:val="bullet"/>
-      <w:lvlText w:val=""/>
-      <w:lvlJc w:val="left"/>
-      <w:pPr>
-        <w:tabs>
-          <w:tab w:val="num" w:pos="2880"/>
-        </w:tabs>
-        <w:ind w:left="2880" w:hanging="360"/>
-      </w:pPr>
-      <w:rPr>
-        <w:rFonts w:ascii="Wingdings" w:hAnsi="Wingdings" w:hint="default"/>
-        <w:sz w:val="20"/>
-      </w:rPr>
-    </w:lvl>
-    <w:lvl w:ilvl="4" w:tentative="1">
-      <w:start w:val="1"/>
-      <w:numFmt w:val="bullet"/>
-      <w:lvlText w:val=""/>
-      <w:lvlJc w:val="left"/>
-      <w:pPr>
-        <w:tabs>
-          <w:tab w:val="num" w:pos="3600"/>
-        </w:tabs>
-        <w:ind w:left="3600" w:hanging="360"/>
-      </w:pPr>
-      <w:rPr>
-        <w:rFonts w:ascii="Wingdings" w:hAnsi="Wingdings" w:hint="default"/>
-        <w:sz w:val="20"/>
-      </w:rPr>
-    </w:lvl>
-    <w:lvl w:ilvl="5" w:tentative="1">
-      <w:start w:val="1"/>
-      <w:numFmt w:val="bullet"/>
-      <w:lvlText w:val=""/>
-      <w:lvlJc w:val="left"/>
-      <w:pPr>
-        <w:tabs>
-          <w:tab w:val="num" w:pos="4320"/>
-        </w:tabs>
-        <w:ind w:left="4320" w:hanging="360"/>
-      </w:pPr>
-      <w:rPr>
-        <w:rFonts w:ascii="Wingdings" w:hAnsi="Wingdings" w:hint="default"/>
-        <w:sz w:val="20"/>
-      </w:rPr>
-    </w:lvl>
-    <w:lvl w:ilvl="6" w:tentative="1">
-      <w:start w:val="1"/>
-      <w:numFmt w:val="bullet"/>
-      <w:lvlText w:val=""/>
-      <w:lvlJc w:val="left"/>
-      <w:pPr>
-        <w:tabs>
-          <w:tab w:val="num" w:pos="5040"/>
-        </w:tabs>
-        <w:ind w:left="5040" w:hanging="360"/>
-      </w:pPr>
-      <w:rPr>
-        <w:rFonts w:ascii="Wingdings" w:hAnsi="Wingdings" w:hint="default"/>
-        <w:sz w:val="20"/>
-      </w:rPr>
-    </w:lvl>
-    <w:lvl w:ilvl="7" w:tentative="1">
-      <w:start w:val="1"/>
-      <w:numFmt w:val="bullet"/>
-      <w:lvlText w:val=""/>
-      <w:lvlJc w:val="left"/>
-      <w:pPr>
-        <w:tabs>
-          <w:tab w:val="num" w:pos="5760"/>
-        </w:tabs>
-        <w:ind w:left="5760" w:hanging="360"/>
-      </w:pPr>
-      <w:rPr>
-        <w:rFonts w:ascii="Wingdings" w:hAnsi="Wingdings" w:hint="default"/>
-        <w:sz w:val="20"/>
-      </w:rPr>
-    </w:lvl>
-    <w:lvl w:ilvl="8" w:tentative="1">
-      <w:start w:val="1"/>
-      <w:numFmt w:val="bullet"/>
-      <w:lvlText w:val=""/>
-      <w:lvlJc w:val="left"/>
-      <w:pPr>
-        <w:tabs>
-          <w:tab w:val="num" w:pos="6480"/>
-        </w:tabs>
-        <w:ind w:left="6480" w:hanging="360"/>
-      </w:pPr>
-      <w:rPr>
-        <w:rFonts w:ascii="Wingdings" w:hAnsi="Wingdings" w:hint="default"/>
-        <w:sz w:val="20"/>
-      </w:rPr>
-    </w:lvl>
-  </w:abstractNum>
-  <w:abstractNum w:abstractNumId="19" w15:restartNumberingAfterBreak="0">
-    <w:nsid w:val="4009533C"/>
-    <w:multiLevelType w:val="multilevel"/>
-    <w:tmpl w:val="E17A8900"/>
-    <w:lvl w:ilvl="0">
-      <w:start w:val="1"/>
-      <w:numFmt w:val="bullet"/>
-      <w:lvlText w:val=""/>
-      <w:lvlJc w:val="left"/>
-      <w:pPr>
-        <w:tabs>
-          <w:tab w:val="num" w:pos="720"/>
-        </w:tabs>
-        <w:ind w:left="720" w:hanging="360"/>
-      </w:pPr>
-      <w:rPr>
-        <w:rFonts w:ascii="Symbol" w:hAnsi="Symbol" w:hint="default"/>
-        <w:sz w:val="20"/>
-      </w:rPr>
-    </w:lvl>
-    <w:lvl w:ilvl="1" w:tentative="1">
-      <w:start w:val="1"/>
-      <w:numFmt w:val="bullet"/>
-      <w:lvlText w:val="o"/>
-      <w:lvlJc w:val="left"/>
-      <w:pPr>
-        <w:tabs>
-          <w:tab w:val="num" w:pos="1440"/>
-        </w:tabs>
-        <w:ind w:left="1440" w:hanging="360"/>
-      </w:pPr>
-      <w:rPr>
-        <w:rFonts w:ascii="Courier New" w:hAnsi="Courier New" w:hint="default"/>
-        <w:sz w:val="20"/>
-      </w:rPr>
-    </w:lvl>
-    <w:lvl w:ilvl="2" w:tentative="1">
-      <w:start w:val="1"/>
-      <w:numFmt w:val="bullet"/>
-      <w:lvlText w:val=""/>
-      <w:lvlJc w:val="left"/>
-      <w:pPr>
-        <w:tabs>
-          <w:tab w:val="num" w:pos="2160"/>
-        </w:tabs>
-        <w:ind w:left="2160" w:hanging="360"/>
-      </w:pPr>
-      <w:rPr>
-        <w:rFonts w:ascii="Wingdings" w:hAnsi="Wingdings" w:hint="default"/>
-        <w:sz w:val="20"/>
-      </w:rPr>
-    </w:lvl>
-    <w:lvl w:ilvl="3" w:tentative="1">
-      <w:start w:val="1"/>
-      <w:numFmt w:val="bullet"/>
-      <w:lvlText w:val=""/>
-      <w:lvlJc w:val="left"/>
-      <w:pPr>
-        <w:tabs>
-          <w:tab w:val="num" w:pos="2880"/>
-        </w:tabs>
-        <w:ind w:left="2880" w:hanging="360"/>
-      </w:pPr>
-      <w:rPr>
-        <w:rFonts w:ascii="Wingdings" w:hAnsi="Wingdings" w:hint="default"/>
-        <w:sz w:val="20"/>
-      </w:rPr>
-    </w:lvl>
-    <w:lvl w:ilvl="4" w:tentative="1">
-      <w:start w:val="1"/>
-      <w:numFmt w:val="bullet"/>
-      <w:lvlText w:val=""/>
-      <w:lvlJc w:val="left"/>
-      <w:pPr>
-        <w:tabs>
-          <w:tab w:val="num" w:pos="3600"/>
-        </w:tabs>
-        <w:ind w:left="3600" w:hanging="360"/>
-      </w:pPr>
-      <w:rPr>
-        <w:rFonts w:ascii="Wingdings" w:hAnsi="Wingdings" w:hint="default"/>
-        <w:sz w:val="20"/>
-      </w:rPr>
-    </w:lvl>
-    <w:lvl w:ilvl="5" w:tentative="1">
-      <w:start w:val="1"/>
-      <w:numFmt w:val="bullet"/>
-      <w:lvlText w:val=""/>
-      <w:lvlJc w:val="left"/>
-      <w:pPr>
-        <w:tabs>
-          <w:tab w:val="num" w:pos="4320"/>
-        </w:tabs>
-        <w:ind w:left="4320" w:hanging="360"/>
-      </w:pPr>
-      <w:rPr>
-        <w:rFonts w:ascii="Wingdings" w:hAnsi="Wingdings" w:hint="default"/>
-        <w:sz w:val="20"/>
-      </w:rPr>
-    </w:lvl>
-    <w:lvl w:ilvl="6" w:tentative="1">
-      <w:start w:val="1"/>
-      <w:numFmt w:val="bullet"/>
-      <w:lvlText w:val=""/>
-      <w:lvlJc w:val="left"/>
-      <w:pPr>
-        <w:tabs>
-          <w:tab w:val="num" w:pos="5040"/>
-        </w:tabs>
-        <w:ind w:left="5040" w:hanging="360"/>
-      </w:pPr>
-      <w:rPr>
-        <w:rFonts w:ascii="Wingdings" w:hAnsi="Wingdings" w:hint="default"/>
-        <w:sz w:val="20"/>
-      </w:rPr>
-    </w:lvl>
-    <w:lvl w:ilvl="7" w:tentative="1">
-      <w:start w:val="1"/>
-      <w:numFmt w:val="bullet"/>
-      <w:lvlText w:val=""/>
-      <w:lvlJc w:val="left"/>
-      <w:pPr>
-        <w:tabs>
-          <w:tab w:val="num" w:pos="5760"/>
-        </w:tabs>
-        <w:ind w:left="5760" w:hanging="360"/>
-      </w:pPr>
-      <w:rPr>
-        <w:rFonts w:ascii="Wingdings" w:hAnsi="Wingdings" w:hint="default"/>
-        <w:sz w:val="20"/>
-      </w:rPr>
-    </w:lvl>
-    <w:lvl w:ilvl="8" w:tentative="1">
-      <w:start w:val="1"/>
-      <w:numFmt w:val="bullet"/>
-      <w:lvlText w:val=""/>
-      <w:lvlJc w:val="left"/>
-      <w:pPr>
-        <w:tabs>
-          <w:tab w:val="num" w:pos="6480"/>
-        </w:tabs>
-        <w:ind w:left="6480" w:hanging="360"/>
-      </w:pPr>
-      <w:rPr>
-        <w:rFonts w:ascii="Wingdings" w:hAnsi="Wingdings" w:hint="default"/>
-        <w:sz w:val="20"/>
-      </w:rPr>
-    </w:lvl>
-  </w:abstractNum>
-  <w:abstractNum w:abstractNumId="20" w15:restartNumberingAfterBreak="0">
-    <w:nsid w:val="40217BD1"/>
-    <w:multiLevelType w:val="multilevel"/>
-    <w:tmpl w:val="885A71E4"/>
-    <w:lvl w:ilvl="0">
-      <w:start w:val="1"/>
-      <w:numFmt w:val="bullet"/>
-      <w:lvlText w:val=""/>
-      <w:lvlJc w:val="left"/>
-      <w:pPr>
-        <w:tabs>
-          <w:tab w:val="num" w:pos="720"/>
-        </w:tabs>
-        <w:ind w:left="720" w:hanging="360"/>
-      </w:pPr>
-      <w:rPr>
-        <w:rFonts w:ascii="Symbol" w:hAnsi="Symbol" w:hint="default"/>
-        <w:sz w:val="20"/>
-      </w:rPr>
-    </w:lvl>
-    <w:lvl w:ilvl="1" w:tentative="1">
-      <w:start w:val="1"/>
-      <w:numFmt w:val="bullet"/>
-      <w:lvlText w:val="o"/>
-      <w:lvlJc w:val="left"/>
-      <w:pPr>
-        <w:tabs>
-          <w:tab w:val="num" w:pos="1440"/>
-        </w:tabs>
-        <w:ind w:left="1440" w:hanging="360"/>
-      </w:pPr>
-      <w:rPr>
-        <w:rFonts w:ascii="Courier New" w:hAnsi="Courier New" w:hint="default"/>
-        <w:sz w:val="20"/>
-      </w:rPr>
-    </w:lvl>
-    <w:lvl w:ilvl="2" w:tentative="1">
-      <w:start w:val="1"/>
-      <w:numFmt w:val="bullet"/>
-      <w:lvlText w:val=""/>
-      <w:lvlJc w:val="left"/>
-      <w:pPr>
-        <w:tabs>
-          <w:tab w:val="num" w:pos="2160"/>
-        </w:tabs>
-        <w:ind w:left="2160" w:hanging="360"/>
-      </w:pPr>
-      <w:rPr>
-        <w:rFonts w:ascii="Wingdings" w:hAnsi="Wingdings" w:hint="default"/>
-        <w:sz w:val="20"/>
-      </w:rPr>
-    </w:lvl>
-    <w:lvl w:ilvl="3" w:tentative="1">
-      <w:start w:val="1"/>
-      <w:numFmt w:val="bullet"/>
-      <w:lvlText w:val=""/>
-      <w:lvlJc w:val="left"/>
-      <w:pPr>
-        <w:tabs>
-          <w:tab w:val="num" w:pos="2880"/>
-        </w:tabs>
-        <w:ind w:left="2880" w:hanging="360"/>
-      </w:pPr>
-      <w:rPr>
-        <w:rFonts w:ascii="Wingdings" w:hAnsi="Wingdings" w:hint="default"/>
-        <w:sz w:val="20"/>
-      </w:rPr>
-    </w:lvl>
-    <w:lvl w:ilvl="4" w:tentative="1">
-      <w:start w:val="1"/>
-      <w:numFmt w:val="bullet"/>
-      <w:lvlText w:val=""/>
-      <w:lvlJc w:val="left"/>
-      <w:pPr>
-        <w:tabs>
-          <w:tab w:val="num" w:pos="3600"/>
-        </w:tabs>
-        <w:ind w:left="3600" w:hanging="360"/>
-      </w:pPr>
-      <w:rPr>
-        <w:rFonts w:ascii="Wingdings" w:hAnsi="Wingdings" w:hint="default"/>
-        <w:sz w:val="20"/>
-      </w:rPr>
-    </w:lvl>
-    <w:lvl w:ilvl="5" w:tentative="1">
-      <w:start w:val="1"/>
-      <w:numFmt w:val="bullet"/>
-      <w:lvlText w:val=""/>
-      <w:lvlJc w:val="left"/>
-      <w:pPr>
-        <w:tabs>
-          <w:tab w:val="num" w:pos="4320"/>
-        </w:tabs>
-        <w:ind w:left="4320" w:hanging="360"/>
-      </w:pPr>
-      <w:rPr>
-        <w:rFonts w:ascii="Wingdings" w:hAnsi="Wingdings" w:hint="default"/>
-        <w:sz w:val="20"/>
-      </w:rPr>
-    </w:lvl>
-    <w:lvl w:ilvl="6" w:tentative="1">
-      <w:start w:val="1"/>
-      <w:numFmt w:val="bullet"/>
-      <w:lvlText w:val=""/>
-      <w:lvlJc w:val="left"/>
-      <w:pPr>
-        <w:tabs>
-          <w:tab w:val="num" w:pos="5040"/>
-        </w:tabs>
-        <w:ind w:left="5040" w:hanging="360"/>
-      </w:pPr>
-      <w:rPr>
-        <w:rFonts w:ascii="Wingdings" w:hAnsi="Wingdings" w:hint="default"/>
-        <w:sz w:val="20"/>
-      </w:rPr>
-    </w:lvl>
-    <w:lvl w:ilvl="7" w:tentative="1">
-      <w:start w:val="1"/>
-      <w:numFmt w:val="bullet"/>
-      <w:lvlText w:val=""/>
-      <w:lvlJc w:val="left"/>
-      <w:pPr>
-        <w:tabs>
-          <w:tab w:val="num" w:pos="5760"/>
-        </w:tabs>
-        <w:ind w:left="5760" w:hanging="360"/>
-      </w:pPr>
-      <w:rPr>
-        <w:rFonts w:ascii="Wingdings" w:hAnsi="Wingdings" w:hint="default"/>
-        <w:sz w:val="20"/>
-      </w:rPr>
-    </w:lvl>
-    <w:lvl w:ilvl="8" w:tentative="1">
-      <w:start w:val="1"/>
-      <w:numFmt w:val="bullet"/>
-      <w:lvlText w:val=""/>
-      <w:lvlJc w:val="left"/>
-      <w:pPr>
-        <w:tabs>
-          <w:tab w:val="num" w:pos="6480"/>
-        </w:tabs>
-        <w:ind w:left="6480" w:hanging="360"/>
-      </w:pPr>
-      <w:rPr>
-        <w:rFonts w:ascii="Wingdings" w:hAnsi="Wingdings" w:hint="default"/>
-        <w:sz w:val="20"/>
-      </w:rPr>
-    </w:lvl>
-  </w:abstractNum>
-  <w:abstractNum w:abstractNumId="21" w15:restartNumberingAfterBreak="0">
-    <w:nsid w:val="45E93668"/>
-    <w:multiLevelType w:val="multilevel"/>
-    <w:tmpl w:val="F0687846"/>
-    <w:lvl w:ilvl="0">
-      <w:start w:val="1"/>
-      <w:numFmt w:val="bullet"/>
-      <w:lvlText w:val=""/>
-      <w:lvlJc w:val="left"/>
-      <w:pPr>
-        <w:tabs>
-          <w:tab w:val="num" w:pos="720"/>
-        </w:tabs>
-        <w:ind w:left="720" w:hanging="360"/>
-      </w:pPr>
-      <w:rPr>
-        <w:rFonts w:ascii="Symbol" w:hAnsi="Symbol" w:hint="default"/>
-        <w:sz w:val="20"/>
-      </w:rPr>
-    </w:lvl>
-    <w:lvl w:ilvl="1" w:tentative="1">
-      <w:start w:val="1"/>
-      <w:numFmt w:val="bullet"/>
-      <w:lvlText w:val="o"/>
-      <w:lvlJc w:val="left"/>
-      <w:pPr>
-        <w:tabs>
-          <w:tab w:val="num" w:pos="1440"/>
-        </w:tabs>
-        <w:ind w:left="1440" w:hanging="360"/>
-      </w:pPr>
-      <w:rPr>
-        <w:rFonts w:ascii="Courier New" w:hAnsi="Courier New" w:hint="default"/>
-        <w:sz w:val="20"/>
-      </w:rPr>
-    </w:lvl>
-    <w:lvl w:ilvl="2" w:tentative="1">
-      <w:start w:val="1"/>
-      <w:numFmt w:val="bullet"/>
-      <w:lvlText w:val=""/>
-      <w:lvlJc w:val="left"/>
-      <w:pPr>
-        <w:tabs>
-          <w:tab w:val="num" w:pos="2160"/>
-        </w:tabs>
-        <w:ind w:left="2160" w:hanging="360"/>
-      </w:pPr>
-      <w:rPr>
-        <w:rFonts w:ascii="Wingdings" w:hAnsi="Wingdings" w:hint="default"/>
-        <w:sz w:val="20"/>
-      </w:rPr>
-    </w:lvl>
-    <w:lvl w:ilvl="3" w:tentative="1">
-      <w:start w:val="1"/>
-      <w:numFmt w:val="bullet"/>
-      <w:lvlText w:val=""/>
-      <w:lvlJc w:val="left"/>
-      <w:pPr>
-        <w:tabs>
-          <w:tab w:val="num" w:pos="2880"/>
-        </w:tabs>
-        <w:ind w:left="2880" w:hanging="360"/>
-      </w:pPr>
-      <w:rPr>
-        <w:rFonts w:ascii="Wingdings" w:hAnsi="Wingdings" w:hint="default"/>
-        <w:sz w:val="20"/>
-      </w:rPr>
-    </w:lvl>
-    <w:lvl w:ilvl="4" w:tentative="1">
-      <w:start w:val="1"/>
-      <w:numFmt w:val="bullet"/>
-      <w:lvlText w:val=""/>
-      <w:lvlJc w:val="left"/>
-      <w:pPr>
-        <w:tabs>
-          <w:tab w:val="num" w:pos="3600"/>
-        </w:tabs>
-        <w:ind w:left="3600" w:hanging="360"/>
-      </w:pPr>
-      <w:rPr>
-        <w:rFonts w:ascii="Wingdings" w:hAnsi="Wingdings" w:hint="default"/>
-        <w:sz w:val="20"/>
-      </w:rPr>
-    </w:lvl>
-    <w:lvl w:ilvl="5" w:tentative="1">
-      <w:start w:val="1"/>
-      <w:numFmt w:val="bullet"/>
-      <w:lvlText w:val=""/>
-      <w:lvlJc w:val="left"/>
-      <w:pPr>
-        <w:tabs>
-          <w:tab w:val="num" w:pos="4320"/>
-        </w:tabs>
-        <w:ind w:left="4320" w:hanging="360"/>
-      </w:pPr>
-      <w:rPr>
-        <w:rFonts w:ascii="Wingdings" w:hAnsi="Wingdings" w:hint="default"/>
-        <w:sz w:val="20"/>
-      </w:rPr>
-    </w:lvl>
-    <w:lvl w:ilvl="6" w:tentative="1">
-      <w:start w:val="1"/>
-      <w:numFmt w:val="bullet"/>
-      <w:lvlText w:val=""/>
-      <w:lvlJc w:val="left"/>
-      <w:pPr>
-        <w:tabs>
-          <w:tab w:val="num" w:pos="5040"/>
-        </w:tabs>
-        <w:ind w:left="5040" w:hanging="360"/>
-      </w:pPr>
-      <w:rPr>
-        <w:rFonts w:ascii="Wingdings" w:hAnsi="Wingdings" w:hint="default"/>
-        <w:sz w:val="20"/>
-      </w:rPr>
-    </w:lvl>
-    <w:lvl w:ilvl="7" w:tentative="1">
-      <w:start w:val="1"/>
-      <w:numFmt w:val="bullet"/>
-      <w:lvlText w:val=""/>
-      <w:lvlJc w:val="left"/>
-      <w:pPr>
-        <w:tabs>
-          <w:tab w:val="num" w:pos="5760"/>
-        </w:tabs>
-        <w:ind w:left="5760" w:hanging="360"/>
-      </w:pPr>
-      <w:rPr>
-        <w:rFonts w:ascii="Wingdings" w:hAnsi="Wingdings" w:hint="default"/>
-        <w:sz w:val="20"/>
-      </w:rPr>
-    </w:lvl>
-    <w:lvl w:ilvl="8" w:tentative="1">
-      <w:start w:val="1"/>
-      <w:numFmt w:val="bullet"/>
-      <w:lvlText w:val=""/>
-      <w:lvlJc w:val="left"/>
-      <w:pPr>
-        <w:tabs>
-          <w:tab w:val="num" w:pos="6480"/>
-        </w:tabs>
-        <w:ind w:left="6480" w:hanging="360"/>
-      </w:pPr>
-      <w:rPr>
-        <w:rFonts w:ascii="Wingdings" w:hAnsi="Wingdings" w:hint="default"/>
-        <w:sz w:val="20"/>
-      </w:rPr>
-    </w:lvl>
-  </w:abstractNum>
-  <w:abstractNum w:abstractNumId="22" w15:restartNumberingAfterBreak="0">
-    <w:nsid w:val="515E534D"/>
-    <w:multiLevelType w:val="multilevel"/>
-    <w:tmpl w:val="D1C4CFB6"/>
-    <w:lvl w:ilvl="0">
-      <w:start w:val="1"/>
-      <w:numFmt w:val="bullet"/>
-      <w:lvlText w:val=""/>
-      <w:lvlJc w:val="left"/>
-      <w:pPr>
-        <w:tabs>
-          <w:tab w:val="num" w:pos="720"/>
-        </w:tabs>
-        <w:ind w:left="720" w:hanging="360"/>
-      </w:pPr>
-      <w:rPr>
-        <w:rFonts w:ascii="Symbol" w:hAnsi="Symbol" w:hint="default"/>
-        <w:sz w:val="20"/>
-      </w:rPr>
-    </w:lvl>
-    <w:lvl w:ilvl="1" w:tentative="1">
-      <w:start w:val="1"/>
-      <w:numFmt w:val="bullet"/>
-      <w:lvlText w:val="o"/>
-      <w:lvlJc w:val="left"/>
-      <w:pPr>
-        <w:tabs>
-          <w:tab w:val="num" w:pos="1440"/>
-        </w:tabs>
-        <w:ind w:left="1440" w:hanging="360"/>
-      </w:pPr>
-      <w:rPr>
-        <w:rFonts w:ascii="Courier New" w:hAnsi="Courier New" w:hint="default"/>
-        <w:sz w:val="20"/>
-      </w:rPr>
-    </w:lvl>
-    <w:lvl w:ilvl="2" w:tentative="1">
-      <w:start w:val="1"/>
-      <w:numFmt w:val="bullet"/>
-      <w:lvlText w:val=""/>
-      <w:lvlJc w:val="left"/>
-      <w:pPr>
-        <w:tabs>
-          <w:tab w:val="num" w:pos="2160"/>
-        </w:tabs>
-        <w:ind w:left="2160" w:hanging="360"/>
-      </w:pPr>
-      <w:rPr>
-        <w:rFonts w:ascii="Wingdings" w:hAnsi="Wingdings" w:hint="default"/>
-        <w:sz w:val="20"/>
-      </w:rPr>
-    </w:lvl>
-    <w:lvl w:ilvl="3" w:tentative="1">
-      <w:start w:val="1"/>
-      <w:numFmt w:val="bullet"/>
-      <w:lvlText w:val=""/>
-      <w:lvlJc w:val="left"/>
-      <w:pPr>
-        <w:tabs>
-          <w:tab w:val="num" w:pos="2880"/>
-        </w:tabs>
-        <w:ind w:left="2880" w:hanging="360"/>
-      </w:pPr>
-      <w:rPr>
-        <w:rFonts w:ascii="Wingdings" w:hAnsi="Wingdings" w:hint="default"/>
-        <w:sz w:val="20"/>
-      </w:rPr>
-    </w:lvl>
-    <w:lvl w:ilvl="4" w:tentative="1">
-      <w:start w:val="1"/>
-      <w:numFmt w:val="bullet"/>
-      <w:lvlText w:val=""/>
-      <w:lvlJc w:val="left"/>
-      <w:pPr>
-        <w:tabs>
-          <w:tab w:val="num" w:pos="3600"/>
-        </w:tabs>
-        <w:ind w:left="3600" w:hanging="360"/>
-      </w:pPr>
-      <w:rPr>
-        <w:rFonts w:ascii="Wingdings" w:hAnsi="Wingdings" w:hint="default"/>
-        <w:sz w:val="20"/>
-      </w:rPr>
-    </w:lvl>
-    <w:lvl w:ilvl="5" w:tentative="1">
-      <w:start w:val="1"/>
-      <w:numFmt w:val="bullet"/>
-      <w:lvlText w:val=""/>
-      <w:lvlJc w:val="left"/>
-      <w:pPr>
-        <w:tabs>
-          <w:tab w:val="num" w:pos="4320"/>
-        </w:tabs>
-        <w:ind w:left="4320" w:hanging="360"/>
-      </w:pPr>
-      <w:rPr>
-        <w:rFonts w:ascii="Wingdings" w:hAnsi="Wingdings" w:hint="default"/>
-        <w:sz w:val="20"/>
-      </w:rPr>
-    </w:lvl>
-    <w:lvl w:ilvl="6" w:tentative="1">
-      <w:start w:val="1"/>
-      <w:numFmt w:val="bullet"/>
-      <w:lvlText w:val=""/>
-      <w:lvlJc w:val="left"/>
-      <w:pPr>
-        <w:tabs>
-          <w:tab w:val="num" w:pos="5040"/>
-        </w:tabs>
-        <w:ind w:left="5040" w:hanging="360"/>
-      </w:pPr>
-      <w:rPr>
-        <w:rFonts w:ascii="Wingdings" w:hAnsi="Wingdings" w:hint="default"/>
-        <w:sz w:val="20"/>
-      </w:rPr>
-    </w:lvl>
-    <w:lvl w:ilvl="7" w:tentative="1">
-      <w:start w:val="1"/>
-      <w:numFmt w:val="bullet"/>
-      <w:lvlText w:val=""/>
-      <w:lvlJc w:val="left"/>
-      <w:pPr>
-        <w:tabs>
-          <w:tab w:val="num" w:pos="5760"/>
-        </w:tabs>
-        <w:ind w:left="5760" w:hanging="360"/>
-      </w:pPr>
-      <w:rPr>
-        <w:rFonts w:ascii="Wingdings" w:hAnsi="Wingdings" w:hint="default"/>
-        <w:sz w:val="20"/>
-      </w:rPr>
-    </w:lvl>
-    <w:lvl w:ilvl="8" w:tentative="1">
-      <w:start w:val="1"/>
-      <w:numFmt w:val="bullet"/>
-      <w:lvlText w:val=""/>
-      <w:lvlJc w:val="left"/>
-      <w:pPr>
-        <w:tabs>
-          <w:tab w:val="num" w:pos="6480"/>
-        </w:tabs>
-        <w:ind w:left="6480" w:hanging="360"/>
-      </w:pPr>
-      <w:rPr>
-        <w:rFonts w:ascii="Wingdings" w:hAnsi="Wingdings" w:hint="default"/>
-        <w:sz w:val="20"/>
-      </w:rPr>
-    </w:lvl>
-  </w:abstractNum>
-  <w:abstractNum w:abstractNumId="23" w15:restartNumberingAfterBreak="0">
-    <w:nsid w:val="51C67026"/>
-    <w:multiLevelType w:val="multilevel"/>
-    <w:tmpl w:val="66C4F238"/>
-    <w:lvl w:ilvl="0">
-      <w:start w:val="1"/>
-      <w:numFmt w:val="bullet"/>
-      <w:lvlText w:val=""/>
-      <w:lvlJc w:val="left"/>
-      <w:pPr>
-        <w:tabs>
-          <w:tab w:val="num" w:pos="720"/>
-        </w:tabs>
-        <w:ind w:left="720" w:hanging="360"/>
-      </w:pPr>
-      <w:rPr>
-        <w:rFonts w:ascii="Symbol" w:hAnsi="Symbol" w:hint="default"/>
-        <w:sz w:val="20"/>
-      </w:rPr>
-    </w:lvl>
-    <w:lvl w:ilvl="1" w:tentative="1">
-      <w:start w:val="1"/>
-      <w:numFmt w:val="bullet"/>
-      <w:lvlText w:val="o"/>
-      <w:lvlJc w:val="left"/>
-      <w:pPr>
-        <w:tabs>
-          <w:tab w:val="num" w:pos="1440"/>
-        </w:tabs>
-        <w:ind w:left="1440" w:hanging="360"/>
-      </w:pPr>
-      <w:rPr>
-        <w:rFonts w:ascii="Courier New" w:hAnsi="Courier New" w:hint="default"/>
-        <w:sz w:val="20"/>
-      </w:rPr>
-    </w:lvl>
-    <w:lvl w:ilvl="2" w:tentative="1">
-      <w:start w:val="1"/>
-      <w:numFmt w:val="bullet"/>
-      <w:lvlText w:val=""/>
-      <w:lvlJc w:val="left"/>
-      <w:pPr>
-        <w:tabs>
-          <w:tab w:val="num" w:pos="2160"/>
-        </w:tabs>
-        <w:ind w:left="2160" w:hanging="360"/>
-      </w:pPr>
-      <w:rPr>
-        <w:rFonts w:ascii="Wingdings" w:hAnsi="Wingdings" w:hint="default"/>
-        <w:sz w:val="20"/>
-      </w:rPr>
-    </w:lvl>
-    <w:lvl w:ilvl="3" w:tentative="1">
-      <w:start w:val="1"/>
-      <w:numFmt w:val="bullet"/>
-      <w:lvlText w:val=""/>
-      <w:lvlJc w:val="left"/>
-      <w:pPr>
-        <w:tabs>
-          <w:tab w:val="num" w:pos="2880"/>
-        </w:tabs>
-        <w:ind w:left="2880" w:hanging="360"/>
-      </w:pPr>
-      <w:rPr>
-        <w:rFonts w:ascii="Wingdings" w:hAnsi="Wingdings" w:hint="default"/>
-        <w:sz w:val="20"/>
-      </w:rPr>
-    </w:lvl>
-    <w:lvl w:ilvl="4" w:tentative="1">
-      <w:start w:val="1"/>
-      <w:numFmt w:val="bullet"/>
-      <w:lvlText w:val=""/>
-      <w:lvlJc w:val="left"/>
-      <w:pPr>
-        <w:tabs>
-          <w:tab w:val="num" w:pos="3600"/>
-        </w:tabs>
-        <w:ind w:left="3600" w:hanging="360"/>
-      </w:pPr>
-      <w:rPr>
-        <w:rFonts w:ascii="Wingdings" w:hAnsi="Wingdings" w:hint="default"/>
-        <w:sz w:val="20"/>
-      </w:rPr>
-    </w:lvl>
-    <w:lvl w:ilvl="5" w:tentative="1">
-      <w:start w:val="1"/>
-      <w:numFmt w:val="bullet"/>
-      <w:lvlText w:val=""/>
-      <w:lvlJc w:val="left"/>
-      <w:pPr>
-        <w:tabs>
-          <w:tab w:val="num" w:pos="4320"/>
-        </w:tabs>
-        <w:ind w:left="4320" w:hanging="360"/>
-      </w:pPr>
-      <w:rPr>
-        <w:rFonts w:ascii="Wingdings" w:hAnsi="Wingdings" w:hint="default"/>
-        <w:sz w:val="20"/>
-      </w:rPr>
-    </w:lvl>
-    <w:lvl w:ilvl="6" w:tentative="1">
-      <w:start w:val="1"/>
-      <w:numFmt w:val="bullet"/>
-      <w:lvlText w:val=""/>
-      <w:lvlJc w:val="left"/>
-      <w:pPr>
-        <w:tabs>
-          <w:tab w:val="num" w:pos="5040"/>
-        </w:tabs>
-        <w:ind w:left="5040" w:hanging="360"/>
-      </w:pPr>
-      <w:rPr>
-        <w:rFonts w:ascii="Wingdings" w:hAnsi="Wingdings" w:hint="default"/>
-        <w:sz w:val="20"/>
-      </w:rPr>
-    </w:lvl>
-    <w:lvl w:ilvl="7" w:tentative="1">
-      <w:start w:val="1"/>
-      <w:numFmt w:val="bullet"/>
-      <w:lvlText w:val=""/>
-      <w:lvlJc w:val="left"/>
-      <w:pPr>
-        <w:tabs>
-          <w:tab w:val="num" w:pos="5760"/>
-        </w:tabs>
-        <w:ind w:left="5760" w:hanging="360"/>
-      </w:pPr>
-      <w:rPr>
-        <w:rFonts w:ascii="Wingdings" w:hAnsi="Wingdings" w:hint="default"/>
-        <w:sz w:val="20"/>
-      </w:rPr>
-    </w:lvl>
-    <w:lvl w:ilvl="8" w:tentative="1">
-      <w:start w:val="1"/>
-      <w:numFmt w:val="bullet"/>
-      <w:lvlText w:val=""/>
-      <w:lvlJc w:val="left"/>
-      <w:pPr>
-        <w:tabs>
-          <w:tab w:val="num" w:pos="6480"/>
-        </w:tabs>
-        <w:ind w:left="6480" w:hanging="360"/>
-      </w:pPr>
-      <w:rPr>
-        <w:rFonts w:ascii="Wingdings" w:hAnsi="Wingdings" w:hint="default"/>
-        <w:sz w:val="20"/>
-      </w:rPr>
-    </w:lvl>
-  </w:abstractNum>
-  <w:abstractNum w:abstractNumId="24" w15:restartNumberingAfterBreak="0">
+  <w:abstractNum w:abstractNumId="8" w15:restartNumberingAfterBreak="0">
     <w:nsid w:val="529736CC"/>
     <w:multiLevelType w:val="multilevel"/>
     <w:tmpl w:val="BAE80E96"/>
@@ -9249,14 +7869,129 @@
       </w:rPr>
     </w:lvl>
   </w:abstractNum>
-  <w:abstractNum w:abstractNumId="25" w15:restartNumberingAfterBreak="0">
-    <w:nsid w:val="54242B49"/>
-    <w:multiLevelType w:val="multilevel"/>
-    <w:tmpl w:val="8AEAA4A4"/>
-    <w:lvl w:ilvl="0">
+  <w:abstractNum w:abstractNumId="9" w15:restartNumberingAfterBreak="0">
+    <w:nsid w:val="56C2176C"/>
+    <w:multiLevelType w:val="hybridMultilevel"/>
+    <w:tmpl w:val="76C01236"/>
+    <w:lvl w:ilvl="0" w:tplc="BDA4B384">
+      <w:start w:val="1"/>
+      <w:numFmt w:val="bullet"/>
+      <w:lvlText w:val="-"/>
+      <w:lvlJc w:val="left"/>
+      <w:pPr>
+        <w:ind w:left="720" w:hanging="360"/>
+      </w:pPr>
+      <w:rPr>
+        <w:rFonts w:ascii="Times New Roman" w:eastAsia="Times New Roman" w:hAnsi="Times New Roman" w:cs="Times New Roman" w:hint="default"/>
+        <w:b/>
+        <w:color w:val="000000"/>
+      </w:rPr>
+    </w:lvl>
+    <w:lvl w:ilvl="1" w:tplc="042A0003" w:tentative="1">
+      <w:start w:val="1"/>
+      <w:numFmt w:val="bullet"/>
+      <w:lvlText w:val="o"/>
+      <w:lvlJc w:val="left"/>
+      <w:pPr>
+        <w:ind w:left="1440" w:hanging="360"/>
+      </w:pPr>
+      <w:rPr>
+        <w:rFonts w:ascii="Courier New" w:hAnsi="Courier New" w:cs="Courier New" w:hint="default"/>
+      </w:rPr>
+    </w:lvl>
+    <w:lvl w:ilvl="2" w:tplc="042A0005" w:tentative="1">
+      <w:start w:val="1"/>
+      <w:numFmt w:val="bullet"/>
+      <w:lvlText w:val=""/>
+      <w:lvlJc w:val="left"/>
+      <w:pPr>
+        <w:ind w:left="2160" w:hanging="360"/>
+      </w:pPr>
+      <w:rPr>
+        <w:rFonts w:ascii="Wingdings" w:hAnsi="Wingdings" w:hint="default"/>
+      </w:rPr>
+    </w:lvl>
+    <w:lvl w:ilvl="3" w:tplc="042A0001" w:tentative="1">
       <w:start w:val="1"/>
       <w:numFmt w:val="bullet"/>
       <w:lvlText w:val=""/>
+      <w:lvlJc w:val="left"/>
+      <w:pPr>
+        <w:ind w:left="2880" w:hanging="360"/>
+      </w:pPr>
+      <w:rPr>
+        <w:rFonts w:ascii="Symbol" w:hAnsi="Symbol" w:hint="default"/>
+      </w:rPr>
+    </w:lvl>
+    <w:lvl w:ilvl="4" w:tplc="042A0003" w:tentative="1">
+      <w:start w:val="1"/>
+      <w:numFmt w:val="bullet"/>
+      <w:lvlText w:val="o"/>
+      <w:lvlJc w:val="left"/>
+      <w:pPr>
+        <w:ind w:left="3600" w:hanging="360"/>
+      </w:pPr>
+      <w:rPr>
+        <w:rFonts w:ascii="Courier New" w:hAnsi="Courier New" w:cs="Courier New" w:hint="default"/>
+      </w:rPr>
+    </w:lvl>
+    <w:lvl w:ilvl="5" w:tplc="042A0005" w:tentative="1">
+      <w:start w:val="1"/>
+      <w:numFmt w:val="bullet"/>
+      <w:lvlText w:val=""/>
+      <w:lvlJc w:val="left"/>
+      <w:pPr>
+        <w:ind w:left="4320" w:hanging="360"/>
+      </w:pPr>
+      <w:rPr>
+        <w:rFonts w:ascii="Wingdings" w:hAnsi="Wingdings" w:hint="default"/>
+      </w:rPr>
+    </w:lvl>
+    <w:lvl w:ilvl="6" w:tplc="042A0001" w:tentative="1">
+      <w:start w:val="1"/>
+      <w:numFmt w:val="bullet"/>
+      <w:lvlText w:val=""/>
+      <w:lvlJc w:val="left"/>
+      <w:pPr>
+        <w:ind w:left="5040" w:hanging="360"/>
+      </w:pPr>
+      <w:rPr>
+        <w:rFonts w:ascii="Symbol" w:hAnsi="Symbol" w:hint="default"/>
+      </w:rPr>
+    </w:lvl>
+    <w:lvl w:ilvl="7" w:tplc="042A0003" w:tentative="1">
+      <w:start w:val="1"/>
+      <w:numFmt w:val="bullet"/>
+      <w:lvlText w:val="o"/>
+      <w:lvlJc w:val="left"/>
+      <w:pPr>
+        <w:ind w:left="5760" w:hanging="360"/>
+      </w:pPr>
+      <w:rPr>
+        <w:rFonts w:ascii="Courier New" w:hAnsi="Courier New" w:cs="Courier New" w:hint="default"/>
+      </w:rPr>
+    </w:lvl>
+    <w:lvl w:ilvl="8" w:tplc="042A0005" w:tentative="1">
+      <w:start w:val="1"/>
+      <w:numFmt w:val="bullet"/>
+      <w:lvlText w:val=""/>
+      <w:lvlJc w:val="left"/>
+      <w:pPr>
+        <w:ind w:left="6480" w:hanging="360"/>
+      </w:pPr>
+      <w:rPr>
+        <w:rFonts w:ascii="Wingdings" w:hAnsi="Wingdings" w:hint="default"/>
+      </w:rPr>
+    </w:lvl>
+  </w:abstractNum>
+  <w:abstractNum w:abstractNumId="10" w15:restartNumberingAfterBreak="0">
+    <w:nsid w:val="5B5F17F1"/>
+    <w:multiLevelType w:val="multilevel"/>
+    <w:tmpl w:val="53FEA10A"/>
+    <w:lvl w:ilvl="0">
+      <w:start w:val="1"/>
+      <w:numFmt w:val="decimal"/>
+      <w:lvlText w:val="%1."/>
       <w:lvlJc w:val="left"/>
       <w:pPr>
         <w:tabs>
@@ -9264,15 +7999,11 @@
         </w:tabs>
         <w:ind w:left="720" w:hanging="360"/>
       </w:pPr>
-      <w:rPr>
-        <w:rFonts w:ascii="Symbol" w:hAnsi="Symbol" w:hint="default"/>
-        <w:sz w:val="20"/>
-      </w:rPr>
     </w:lvl>
     <w:lvl w:ilvl="1" w:tentative="1">
       <w:start w:val="1"/>
-      <w:numFmt w:val="bullet"/>
-      <w:lvlText w:val="o"/>
+      <w:numFmt w:val="decimal"/>
+      <w:lvlText w:val="%2."/>
       <w:lvlJc w:val="left"/>
       <w:pPr>
         <w:tabs>
@@ -9280,15 +8011,11 @@
         </w:tabs>
         <w:ind w:left="1440" w:hanging="360"/>
       </w:pPr>
-      <w:rPr>
-        <w:rFonts w:ascii="Courier New" w:hAnsi="Courier New" w:hint="default"/>
-        <w:sz w:val="20"/>
-      </w:rPr>
     </w:lvl>
     <w:lvl w:ilvl="2" w:tentative="1">
       <w:start w:val="1"/>
-      <w:numFmt w:val="bullet"/>
-      <w:lvlText w:val=""/>
+      <w:numFmt w:val="decimal"/>
+      <w:lvlText w:val="%3."/>
       <w:lvlJc w:val="left"/>
       <w:pPr>
         <w:tabs>
@@ -9296,15 +8023,11 @@
         </w:tabs>
         <w:ind w:left="2160" w:hanging="360"/>
       </w:pPr>
-      <w:rPr>
-        <w:rFonts w:ascii="Wingdings" w:hAnsi="Wingdings" w:hint="default"/>
-        <w:sz w:val="20"/>
-      </w:rPr>
     </w:lvl>
     <w:lvl w:ilvl="3" w:tentative="1">
       <w:start w:val="1"/>
-      <w:numFmt w:val="bullet"/>
-      <w:lvlText w:val=""/>
+      <w:numFmt w:val="decimal"/>
+      <w:lvlText w:val="%4."/>
       <w:lvlJc w:val="left"/>
       <w:pPr>
         <w:tabs>
@@ -9312,15 +8035,11 @@
         </w:tabs>
         <w:ind w:left="2880" w:hanging="360"/>
       </w:pPr>
-      <w:rPr>
-        <w:rFonts w:ascii="Wingdings" w:hAnsi="Wingdings" w:hint="default"/>
-        <w:sz w:val="20"/>
-      </w:rPr>
     </w:lvl>
     <w:lvl w:ilvl="4" w:tentative="1">
       <w:start w:val="1"/>
-      <w:numFmt w:val="bullet"/>
-      <w:lvlText w:val=""/>
+      <w:numFmt w:val="decimal"/>
+      <w:lvlText w:val="%5."/>
       <w:lvlJc w:val="left"/>
       <w:pPr>
         <w:tabs>
@@ -9328,15 +8047,11 @@
         </w:tabs>
         <w:ind w:left="3600" w:hanging="360"/>
       </w:pPr>
-      <w:rPr>
-        <w:rFonts w:ascii="Wingdings" w:hAnsi="Wingdings" w:hint="default"/>
-        <w:sz w:val="20"/>
-      </w:rPr>
     </w:lvl>
     <w:lvl w:ilvl="5" w:tentative="1">
       <w:start w:val="1"/>
-      <w:numFmt w:val="bullet"/>
-      <w:lvlText w:val=""/>
+      <w:numFmt w:val="decimal"/>
+      <w:lvlText w:val="%6."/>
       <w:lvlJc w:val="left"/>
       <w:pPr>
         <w:tabs>
@@ -9344,15 +8059,11 @@
         </w:tabs>
         <w:ind w:left="4320" w:hanging="360"/>
       </w:pPr>
-      <w:rPr>
-        <w:rFonts w:ascii="Wingdings" w:hAnsi="Wingdings" w:hint="default"/>
-        <w:sz w:val="20"/>
-      </w:rPr>
     </w:lvl>
     <w:lvl w:ilvl="6" w:tentative="1">
       <w:start w:val="1"/>
-      <w:numFmt w:val="bullet"/>
-      <w:lvlText w:val=""/>
+      <w:numFmt w:val="decimal"/>
+      <w:lvlText w:val="%7."/>
       <w:lvlJc w:val="left"/>
       <w:pPr>
         <w:tabs>
@@ -9360,15 +8071,11 @@
         </w:tabs>
         <w:ind w:left="5040" w:hanging="360"/>
       </w:pPr>
-      <w:rPr>
-        <w:rFonts w:ascii="Wingdings" w:hAnsi="Wingdings" w:hint="default"/>
-        <w:sz w:val="20"/>
-      </w:rPr>
     </w:lvl>
     <w:lvl w:ilvl="7" w:tentative="1">
       <w:start w:val="1"/>
-      <w:numFmt w:val="bullet"/>
-      <w:lvlText w:val=""/>
+      <w:numFmt w:val="decimal"/>
+      <w:lvlText w:val="%8."/>
       <w:lvlJc w:val="left"/>
       <w:pPr>
         <w:tabs>
@@ -9376,15 +8083,11 @@
         </w:tabs>
         <w:ind w:left="5760" w:hanging="360"/>
       </w:pPr>
-      <w:rPr>
-        <w:rFonts w:ascii="Wingdings" w:hAnsi="Wingdings" w:hint="default"/>
-        <w:sz w:val="20"/>
-      </w:rPr>
     </w:lvl>
     <w:lvl w:ilvl="8" w:tentative="1">
       <w:start w:val="1"/>
-      <w:numFmt w:val="bullet"/>
-      <w:lvlText w:val=""/>
+      <w:numFmt w:val="decimal"/>
+      <w:lvlText w:val="%9."/>
       <w:lvlJc w:val="left"/>
       <w:pPr>
         <w:tabs>
@@ -9392,23 +8095,19 @@
         </w:tabs>
         <w:ind w:left="6480" w:hanging="360"/>
       </w:pPr>
-      <w:rPr>
-        <w:rFonts w:ascii="Wingdings" w:hAnsi="Wingdings" w:hint="default"/>
-        <w:sz w:val="20"/>
-      </w:rPr>
     </w:lvl>
   </w:abstractNum>
-  <w:abstractNum w:abstractNumId="26" w15:restartNumberingAfterBreak="0">
-    <w:nsid w:val="56C2176C"/>
+  <w:abstractNum w:abstractNumId="11" w15:restartNumberingAfterBreak="0">
+    <w:nsid w:val="6AC13D9D"/>
     <w:multiLevelType w:val="hybridMultilevel"/>
-    <w:tmpl w:val="76C01236"/>
+    <w:tmpl w:val="DCF6825C"/>
     <w:lvl w:ilvl="0" w:tplc="BDA4B384">
       <w:start w:val="1"/>
       <w:numFmt w:val="bullet"/>
       <w:lvlText w:val="-"/>
       <w:lvlJc w:val="left"/>
       <w:pPr>
-        <w:ind w:left="720" w:hanging="360"/>
+        <w:ind w:left="1080" w:hanging="360"/>
       </w:pPr>
       <w:rPr>
         <w:rFonts w:ascii="Times New Roman" w:eastAsia="Times New Roman" w:hAnsi="Times New Roman" w:cs="Times New Roman" w:hint="default"/>
@@ -9416,111 +8115,111 @@
         <w:color w:val="000000"/>
       </w:rPr>
     </w:lvl>
-    <w:lvl w:ilvl="1" w:tplc="042A0003" w:tentative="1">
+    <w:lvl w:ilvl="1" w:tplc="04090003" w:tentative="1">
       <w:start w:val="1"/>
       <w:numFmt w:val="bullet"/>
       <w:lvlText w:val="o"/>
       <w:lvlJc w:val="left"/>
       <w:pPr>
-        <w:ind w:left="1440" w:hanging="360"/>
+        <w:ind w:left="1800" w:hanging="360"/>
       </w:pPr>
       <w:rPr>
         <w:rFonts w:ascii="Courier New" w:hAnsi="Courier New" w:cs="Courier New" w:hint="default"/>
       </w:rPr>
     </w:lvl>
-    <w:lvl w:ilvl="2" w:tplc="042A0005" w:tentative="1">
+    <w:lvl w:ilvl="2" w:tplc="04090005" w:tentative="1">
       <w:start w:val="1"/>
       <w:numFmt w:val="bullet"/>
       <w:lvlText w:val=""/>
       <w:lvlJc w:val="left"/>
       <w:pPr>
-        <w:ind w:left="2160" w:hanging="360"/>
+        <w:ind w:left="2520" w:hanging="360"/>
       </w:pPr>
       <w:rPr>
         <w:rFonts w:ascii="Wingdings" w:hAnsi="Wingdings" w:hint="default"/>
       </w:rPr>
     </w:lvl>
-    <w:lvl w:ilvl="3" w:tplc="042A0001" w:tentative="1">
+    <w:lvl w:ilvl="3" w:tplc="04090001" w:tentative="1">
       <w:start w:val="1"/>
       <w:numFmt w:val="bullet"/>
       <w:lvlText w:val=""/>
       <w:lvlJc w:val="left"/>
       <w:pPr>
-        <w:ind w:left="2880" w:hanging="360"/>
+        <w:ind w:left="3240" w:hanging="360"/>
       </w:pPr>
       <w:rPr>
         <w:rFonts w:ascii="Symbol" w:hAnsi="Symbol" w:hint="default"/>
       </w:rPr>
     </w:lvl>
-    <w:lvl w:ilvl="4" w:tplc="042A0003" w:tentative="1">
+    <w:lvl w:ilvl="4" w:tplc="04090003" w:tentative="1">
       <w:start w:val="1"/>
       <w:numFmt w:val="bullet"/>
       <w:lvlText w:val="o"/>
       <w:lvlJc w:val="left"/>
       <w:pPr>
-        <w:ind w:left="3600" w:hanging="360"/>
+        <w:ind w:left="3960" w:hanging="360"/>
       </w:pPr>
       <w:rPr>
         <w:rFonts w:ascii="Courier New" w:hAnsi="Courier New" w:cs="Courier New" w:hint="default"/>
       </w:rPr>
     </w:lvl>
-    <w:lvl w:ilvl="5" w:tplc="042A0005" w:tentative="1">
+    <w:lvl w:ilvl="5" w:tplc="04090005" w:tentative="1">
       <w:start w:val="1"/>
       <w:numFmt w:val="bullet"/>
       <w:lvlText w:val=""/>
       <w:lvlJc w:val="left"/>
       <w:pPr>
-        <w:ind w:left="4320" w:hanging="360"/>
+        <w:ind w:left="4680" w:hanging="360"/>
       </w:pPr>
       <w:rPr>
         <w:rFonts w:ascii="Wingdings" w:hAnsi="Wingdings" w:hint="default"/>
       </w:rPr>
     </w:lvl>
-    <w:lvl w:ilvl="6" w:tplc="042A0001" w:tentative="1">
+    <w:lvl w:ilvl="6" w:tplc="04090001" w:tentative="1">
       <w:start w:val="1"/>
       <w:numFmt w:val="bullet"/>
       <w:lvlText w:val=""/>
       <w:lvlJc w:val="left"/>
       <w:pPr>
-        <w:ind w:left="5040" w:hanging="360"/>
+        <w:ind w:left="5400" w:hanging="360"/>
       </w:pPr>
       <w:rPr>
         <w:rFonts w:ascii="Symbol" w:hAnsi="Symbol" w:hint="default"/>
       </w:rPr>
     </w:lvl>
-    <w:lvl w:ilvl="7" w:tplc="042A0003" w:tentative="1">
+    <w:lvl w:ilvl="7" w:tplc="04090003" w:tentative="1">
       <w:start w:val="1"/>
       <w:numFmt w:val="bullet"/>
       <w:lvlText w:val="o"/>
       <w:lvlJc w:val="left"/>
       <w:pPr>
-        <w:ind w:left="5760" w:hanging="360"/>
+        <w:ind w:left="6120" w:hanging="360"/>
       </w:pPr>
       <w:rPr>
         <w:rFonts w:ascii="Courier New" w:hAnsi="Courier New" w:cs="Courier New" w:hint="default"/>
       </w:rPr>
     </w:lvl>
-    <w:lvl w:ilvl="8" w:tplc="042A0005" w:tentative="1">
+    <w:lvl w:ilvl="8" w:tplc="04090005" w:tentative="1">
       <w:start w:val="1"/>
       <w:numFmt w:val="bullet"/>
       <w:lvlText w:val=""/>
       <w:lvlJc w:val="left"/>
       <w:pPr>
-        <w:ind w:left="6480" w:hanging="360"/>
+        <w:ind w:left="6840" w:hanging="360"/>
       </w:pPr>
       <w:rPr>
         <w:rFonts w:ascii="Wingdings" w:hAnsi="Wingdings" w:hint="default"/>
       </w:rPr>
     </w:lvl>
   </w:abstractNum>
-  <w:abstractNum w:abstractNumId="27" w15:restartNumberingAfterBreak="0">
-    <w:nsid w:val="59F0198F"/>
+  <w:abstractNum w:abstractNumId="12" w15:restartNumberingAfterBreak="0">
+    <w:nsid w:val="71BE6108"/>
     <w:multiLevelType w:val="multilevel"/>
-    <w:tmpl w:val="86087134"/>
+    <w:tmpl w:val="9D5440D8"/>
     <w:lvl w:ilvl="0">
       <w:start w:val="1"/>
       <w:numFmt w:val="bullet"/>
-      <w:lvlText w:val=""/>
+      <w:lvlText w:val="-"/>
       <w:lvlJc w:val="left"/>
       <w:pPr>
         <w:tabs>
@@ -9529,7 +8228,7 @@
         <w:ind w:left="720" w:hanging="360"/>
       </w:pPr>
       <w:rPr>
-        <w:rFonts w:ascii="Symbol" w:hAnsi="Symbol" w:hint="default"/>
+        <w:rFonts w:ascii="Calibri" w:eastAsiaTheme="minorHAnsi" w:hAnsi="Calibri" w:cs="Calibri" w:hint="default"/>
         <w:sz w:val="20"/>
       </w:rPr>
     </w:lvl>
@@ -9662,1357 +8361,7 @@
       </w:rPr>
     </w:lvl>
   </w:abstractNum>
-  <w:abstractNum w:abstractNumId="28" w15:restartNumberingAfterBreak="0">
-    <w:nsid w:val="5AA233D0"/>
-    <w:multiLevelType w:val="multilevel"/>
-    <w:tmpl w:val="F79CE1E8"/>
-    <w:lvl w:ilvl="0">
-      <w:start w:val="1"/>
-      <w:numFmt w:val="bullet"/>
-      <w:lvlText w:val=""/>
-      <w:lvlJc w:val="left"/>
-      <w:pPr>
-        <w:tabs>
-          <w:tab w:val="num" w:pos="720"/>
-        </w:tabs>
-        <w:ind w:left="720" w:hanging="360"/>
-      </w:pPr>
-      <w:rPr>
-        <w:rFonts w:ascii="Symbol" w:hAnsi="Symbol" w:hint="default"/>
-        <w:sz w:val="20"/>
-      </w:rPr>
-    </w:lvl>
-    <w:lvl w:ilvl="1" w:tentative="1">
-      <w:start w:val="1"/>
-      <w:numFmt w:val="bullet"/>
-      <w:lvlText w:val="o"/>
-      <w:lvlJc w:val="left"/>
-      <w:pPr>
-        <w:tabs>
-          <w:tab w:val="num" w:pos="1440"/>
-        </w:tabs>
-        <w:ind w:left="1440" w:hanging="360"/>
-      </w:pPr>
-      <w:rPr>
-        <w:rFonts w:ascii="Courier New" w:hAnsi="Courier New" w:hint="default"/>
-        <w:sz w:val="20"/>
-      </w:rPr>
-    </w:lvl>
-    <w:lvl w:ilvl="2" w:tentative="1">
-      <w:start w:val="1"/>
-      <w:numFmt w:val="bullet"/>
-      <w:lvlText w:val=""/>
-      <w:lvlJc w:val="left"/>
-      <w:pPr>
-        <w:tabs>
-          <w:tab w:val="num" w:pos="2160"/>
-        </w:tabs>
-        <w:ind w:left="2160" w:hanging="360"/>
-      </w:pPr>
-      <w:rPr>
-        <w:rFonts w:ascii="Wingdings" w:hAnsi="Wingdings" w:hint="default"/>
-        <w:sz w:val="20"/>
-      </w:rPr>
-    </w:lvl>
-    <w:lvl w:ilvl="3" w:tentative="1">
-      <w:start w:val="1"/>
-      <w:numFmt w:val="bullet"/>
-      <w:lvlText w:val=""/>
-      <w:lvlJc w:val="left"/>
-      <w:pPr>
-        <w:tabs>
-          <w:tab w:val="num" w:pos="2880"/>
-        </w:tabs>
-        <w:ind w:left="2880" w:hanging="360"/>
-      </w:pPr>
-      <w:rPr>
-        <w:rFonts w:ascii="Wingdings" w:hAnsi="Wingdings" w:hint="default"/>
-        <w:sz w:val="20"/>
-      </w:rPr>
-    </w:lvl>
-    <w:lvl w:ilvl="4" w:tentative="1">
-      <w:start w:val="1"/>
-      <w:numFmt w:val="bullet"/>
-      <w:lvlText w:val=""/>
-      <w:lvlJc w:val="left"/>
-      <w:pPr>
-        <w:tabs>
-          <w:tab w:val="num" w:pos="3600"/>
-        </w:tabs>
-        <w:ind w:left="3600" w:hanging="360"/>
-      </w:pPr>
-      <w:rPr>
-        <w:rFonts w:ascii="Wingdings" w:hAnsi="Wingdings" w:hint="default"/>
-        <w:sz w:val="20"/>
-      </w:rPr>
-    </w:lvl>
-    <w:lvl w:ilvl="5" w:tentative="1">
-      <w:start w:val="1"/>
-      <w:numFmt w:val="bullet"/>
-      <w:lvlText w:val=""/>
-      <w:lvlJc w:val="left"/>
-      <w:pPr>
-        <w:tabs>
-          <w:tab w:val="num" w:pos="4320"/>
-        </w:tabs>
-        <w:ind w:left="4320" w:hanging="360"/>
-      </w:pPr>
-      <w:rPr>
-        <w:rFonts w:ascii="Wingdings" w:hAnsi="Wingdings" w:hint="default"/>
-        <w:sz w:val="20"/>
-      </w:rPr>
-    </w:lvl>
-    <w:lvl w:ilvl="6" w:tentative="1">
-      <w:start w:val="1"/>
-      <w:numFmt w:val="bullet"/>
-      <w:lvlText w:val=""/>
-      <w:lvlJc w:val="left"/>
-      <w:pPr>
-        <w:tabs>
-          <w:tab w:val="num" w:pos="5040"/>
-        </w:tabs>
-        <w:ind w:left="5040" w:hanging="360"/>
-      </w:pPr>
-      <w:rPr>
-        <w:rFonts w:ascii="Wingdings" w:hAnsi="Wingdings" w:hint="default"/>
-        <w:sz w:val="20"/>
-      </w:rPr>
-    </w:lvl>
-    <w:lvl w:ilvl="7" w:tentative="1">
-      <w:start w:val="1"/>
-      <w:numFmt w:val="bullet"/>
-      <w:lvlText w:val=""/>
-      <w:lvlJc w:val="left"/>
-      <w:pPr>
-        <w:tabs>
-          <w:tab w:val="num" w:pos="5760"/>
-        </w:tabs>
-        <w:ind w:left="5760" w:hanging="360"/>
-      </w:pPr>
-      <w:rPr>
-        <w:rFonts w:ascii="Wingdings" w:hAnsi="Wingdings" w:hint="default"/>
-        <w:sz w:val="20"/>
-      </w:rPr>
-    </w:lvl>
-    <w:lvl w:ilvl="8" w:tentative="1">
-      <w:start w:val="1"/>
-      <w:numFmt w:val="bullet"/>
-      <w:lvlText w:val=""/>
-      <w:lvlJc w:val="left"/>
-      <w:pPr>
-        <w:tabs>
-          <w:tab w:val="num" w:pos="6480"/>
-        </w:tabs>
-        <w:ind w:left="6480" w:hanging="360"/>
-      </w:pPr>
-      <w:rPr>
-        <w:rFonts w:ascii="Wingdings" w:hAnsi="Wingdings" w:hint="default"/>
-        <w:sz w:val="20"/>
-      </w:rPr>
-    </w:lvl>
-  </w:abstractNum>
-  <w:abstractNum w:abstractNumId="29" w15:restartNumberingAfterBreak="0">
-    <w:nsid w:val="5B093866"/>
-    <w:multiLevelType w:val="multilevel"/>
-    <w:tmpl w:val="C9684AA0"/>
-    <w:lvl w:ilvl="0">
-      <w:start w:val="1"/>
-      <w:numFmt w:val="bullet"/>
-      <w:lvlText w:val=""/>
-      <w:lvlJc w:val="left"/>
-      <w:pPr>
-        <w:tabs>
-          <w:tab w:val="num" w:pos="720"/>
-        </w:tabs>
-        <w:ind w:left="720" w:hanging="360"/>
-      </w:pPr>
-      <w:rPr>
-        <w:rFonts w:ascii="Symbol" w:hAnsi="Symbol" w:hint="default"/>
-        <w:sz w:val="20"/>
-      </w:rPr>
-    </w:lvl>
-    <w:lvl w:ilvl="1" w:tentative="1">
-      <w:start w:val="1"/>
-      <w:numFmt w:val="bullet"/>
-      <w:lvlText w:val="o"/>
-      <w:lvlJc w:val="left"/>
-      <w:pPr>
-        <w:tabs>
-          <w:tab w:val="num" w:pos="1440"/>
-        </w:tabs>
-        <w:ind w:left="1440" w:hanging="360"/>
-      </w:pPr>
-      <w:rPr>
-        <w:rFonts w:ascii="Courier New" w:hAnsi="Courier New" w:hint="default"/>
-        <w:sz w:val="20"/>
-      </w:rPr>
-    </w:lvl>
-    <w:lvl w:ilvl="2" w:tentative="1">
-      <w:start w:val="1"/>
-      <w:numFmt w:val="bullet"/>
-      <w:lvlText w:val=""/>
-      <w:lvlJc w:val="left"/>
-      <w:pPr>
-        <w:tabs>
-          <w:tab w:val="num" w:pos="2160"/>
-        </w:tabs>
-        <w:ind w:left="2160" w:hanging="360"/>
-      </w:pPr>
-      <w:rPr>
-        <w:rFonts w:ascii="Wingdings" w:hAnsi="Wingdings" w:hint="default"/>
-        <w:sz w:val="20"/>
-      </w:rPr>
-    </w:lvl>
-    <w:lvl w:ilvl="3" w:tentative="1">
-      <w:start w:val="1"/>
-      <w:numFmt w:val="bullet"/>
-      <w:lvlText w:val=""/>
-      <w:lvlJc w:val="left"/>
-      <w:pPr>
-        <w:tabs>
-          <w:tab w:val="num" w:pos="2880"/>
-        </w:tabs>
-        <w:ind w:left="2880" w:hanging="360"/>
-      </w:pPr>
-      <w:rPr>
-        <w:rFonts w:ascii="Wingdings" w:hAnsi="Wingdings" w:hint="default"/>
-        <w:sz w:val="20"/>
-      </w:rPr>
-    </w:lvl>
-    <w:lvl w:ilvl="4" w:tentative="1">
-      <w:start w:val="1"/>
-      <w:numFmt w:val="bullet"/>
-      <w:lvlText w:val=""/>
-      <w:lvlJc w:val="left"/>
-      <w:pPr>
-        <w:tabs>
-          <w:tab w:val="num" w:pos="3600"/>
-        </w:tabs>
-        <w:ind w:left="3600" w:hanging="360"/>
-      </w:pPr>
-      <w:rPr>
-        <w:rFonts w:ascii="Wingdings" w:hAnsi="Wingdings" w:hint="default"/>
-        <w:sz w:val="20"/>
-      </w:rPr>
-    </w:lvl>
-    <w:lvl w:ilvl="5" w:tentative="1">
-      <w:start w:val="1"/>
-      <w:numFmt w:val="bullet"/>
-      <w:lvlText w:val=""/>
-      <w:lvlJc w:val="left"/>
-      <w:pPr>
-        <w:tabs>
-          <w:tab w:val="num" w:pos="4320"/>
-        </w:tabs>
-        <w:ind w:left="4320" w:hanging="360"/>
-      </w:pPr>
-      <w:rPr>
-        <w:rFonts w:ascii="Wingdings" w:hAnsi="Wingdings" w:hint="default"/>
-        <w:sz w:val="20"/>
-      </w:rPr>
-    </w:lvl>
-    <w:lvl w:ilvl="6" w:tentative="1">
-      <w:start w:val="1"/>
-      <w:numFmt w:val="bullet"/>
-      <w:lvlText w:val=""/>
-      <w:lvlJc w:val="left"/>
-      <w:pPr>
-        <w:tabs>
-          <w:tab w:val="num" w:pos="5040"/>
-        </w:tabs>
-        <w:ind w:left="5040" w:hanging="360"/>
-      </w:pPr>
-      <w:rPr>
-        <w:rFonts w:ascii="Wingdings" w:hAnsi="Wingdings" w:hint="default"/>
-        <w:sz w:val="20"/>
-      </w:rPr>
-    </w:lvl>
-    <w:lvl w:ilvl="7" w:tentative="1">
-      <w:start w:val="1"/>
-      <w:numFmt w:val="bullet"/>
-      <w:lvlText w:val=""/>
-      <w:lvlJc w:val="left"/>
-      <w:pPr>
-        <w:tabs>
-          <w:tab w:val="num" w:pos="5760"/>
-        </w:tabs>
-        <w:ind w:left="5760" w:hanging="360"/>
-      </w:pPr>
-      <w:rPr>
-        <w:rFonts w:ascii="Wingdings" w:hAnsi="Wingdings" w:hint="default"/>
-        <w:sz w:val="20"/>
-      </w:rPr>
-    </w:lvl>
-    <w:lvl w:ilvl="8" w:tentative="1">
-      <w:start w:val="1"/>
-      <w:numFmt w:val="bullet"/>
-      <w:lvlText w:val=""/>
-      <w:lvlJc w:val="left"/>
-      <w:pPr>
-        <w:tabs>
-          <w:tab w:val="num" w:pos="6480"/>
-        </w:tabs>
-        <w:ind w:left="6480" w:hanging="360"/>
-      </w:pPr>
-      <w:rPr>
-        <w:rFonts w:ascii="Wingdings" w:hAnsi="Wingdings" w:hint="default"/>
-        <w:sz w:val="20"/>
-      </w:rPr>
-    </w:lvl>
-  </w:abstractNum>
-  <w:abstractNum w:abstractNumId="30" w15:restartNumberingAfterBreak="0">
-    <w:nsid w:val="5B5F17F1"/>
-    <w:multiLevelType w:val="multilevel"/>
-    <w:tmpl w:val="53FEA10A"/>
-    <w:lvl w:ilvl="0">
-      <w:start w:val="1"/>
-      <w:numFmt w:val="decimal"/>
-      <w:lvlText w:val="%1."/>
-      <w:lvlJc w:val="left"/>
-      <w:pPr>
-        <w:tabs>
-          <w:tab w:val="num" w:pos="720"/>
-        </w:tabs>
-        <w:ind w:left="720" w:hanging="360"/>
-      </w:pPr>
-    </w:lvl>
-    <w:lvl w:ilvl="1" w:tentative="1">
-      <w:start w:val="1"/>
-      <w:numFmt w:val="decimal"/>
-      <w:lvlText w:val="%2."/>
-      <w:lvlJc w:val="left"/>
-      <w:pPr>
-        <w:tabs>
-          <w:tab w:val="num" w:pos="1440"/>
-        </w:tabs>
-        <w:ind w:left="1440" w:hanging="360"/>
-      </w:pPr>
-    </w:lvl>
-    <w:lvl w:ilvl="2" w:tentative="1">
-      <w:start w:val="1"/>
-      <w:numFmt w:val="decimal"/>
-      <w:lvlText w:val="%3."/>
-      <w:lvlJc w:val="left"/>
-      <w:pPr>
-        <w:tabs>
-          <w:tab w:val="num" w:pos="2160"/>
-        </w:tabs>
-        <w:ind w:left="2160" w:hanging="360"/>
-      </w:pPr>
-    </w:lvl>
-    <w:lvl w:ilvl="3" w:tentative="1">
-      <w:start w:val="1"/>
-      <w:numFmt w:val="decimal"/>
-      <w:lvlText w:val="%4."/>
-      <w:lvlJc w:val="left"/>
-      <w:pPr>
-        <w:tabs>
-          <w:tab w:val="num" w:pos="2880"/>
-        </w:tabs>
-        <w:ind w:left="2880" w:hanging="360"/>
-      </w:pPr>
-    </w:lvl>
-    <w:lvl w:ilvl="4" w:tentative="1">
-      <w:start w:val="1"/>
-      <w:numFmt w:val="decimal"/>
-      <w:lvlText w:val="%5."/>
-      <w:lvlJc w:val="left"/>
-      <w:pPr>
-        <w:tabs>
-          <w:tab w:val="num" w:pos="3600"/>
-        </w:tabs>
-        <w:ind w:left="3600" w:hanging="360"/>
-      </w:pPr>
-    </w:lvl>
-    <w:lvl w:ilvl="5" w:tentative="1">
-      <w:start w:val="1"/>
-      <w:numFmt w:val="decimal"/>
-      <w:lvlText w:val="%6."/>
-      <w:lvlJc w:val="left"/>
-      <w:pPr>
-        <w:tabs>
-          <w:tab w:val="num" w:pos="4320"/>
-        </w:tabs>
-        <w:ind w:left="4320" w:hanging="360"/>
-      </w:pPr>
-    </w:lvl>
-    <w:lvl w:ilvl="6" w:tentative="1">
-      <w:start w:val="1"/>
-      <w:numFmt w:val="decimal"/>
-      <w:lvlText w:val="%7."/>
-      <w:lvlJc w:val="left"/>
-      <w:pPr>
-        <w:tabs>
-          <w:tab w:val="num" w:pos="5040"/>
-        </w:tabs>
-        <w:ind w:left="5040" w:hanging="360"/>
-      </w:pPr>
-    </w:lvl>
-    <w:lvl w:ilvl="7" w:tentative="1">
-      <w:start w:val="1"/>
-      <w:numFmt w:val="decimal"/>
-      <w:lvlText w:val="%8."/>
-      <w:lvlJc w:val="left"/>
-      <w:pPr>
-        <w:tabs>
-          <w:tab w:val="num" w:pos="5760"/>
-        </w:tabs>
-        <w:ind w:left="5760" w:hanging="360"/>
-      </w:pPr>
-    </w:lvl>
-    <w:lvl w:ilvl="8" w:tentative="1">
-      <w:start w:val="1"/>
-      <w:numFmt w:val="decimal"/>
-      <w:lvlText w:val="%9."/>
-      <w:lvlJc w:val="left"/>
-      <w:pPr>
-        <w:tabs>
-          <w:tab w:val="num" w:pos="6480"/>
-        </w:tabs>
-        <w:ind w:left="6480" w:hanging="360"/>
-      </w:pPr>
-    </w:lvl>
-  </w:abstractNum>
-  <w:abstractNum w:abstractNumId="31" w15:restartNumberingAfterBreak="0">
-    <w:nsid w:val="5C296082"/>
-    <w:multiLevelType w:val="hybridMultilevel"/>
-    <w:tmpl w:val="17A22A20"/>
-    <w:lvl w:ilvl="0" w:tplc="3494A008">
-      <w:start w:val="1"/>
-      <w:numFmt w:val="bullet"/>
-      <w:lvlText w:val="-"/>
-      <w:lvlJc w:val="left"/>
-      <w:pPr>
-        <w:ind w:left="720" w:hanging="360"/>
-      </w:pPr>
-      <w:rPr>
-        <w:rFonts w:ascii="Calibri" w:eastAsiaTheme="minorHAnsi" w:hAnsi="Calibri" w:cs="Calibri" w:hint="default"/>
-      </w:rPr>
-    </w:lvl>
-    <w:lvl w:ilvl="1" w:tplc="04090003" w:tentative="1">
-      <w:start w:val="1"/>
-      <w:numFmt w:val="bullet"/>
-      <w:lvlText w:val="o"/>
-      <w:lvlJc w:val="left"/>
-      <w:pPr>
-        <w:ind w:left="1440" w:hanging="360"/>
-      </w:pPr>
-      <w:rPr>
-        <w:rFonts w:ascii="Courier New" w:hAnsi="Courier New" w:cs="Courier New" w:hint="default"/>
-      </w:rPr>
-    </w:lvl>
-    <w:lvl w:ilvl="2" w:tplc="04090005" w:tentative="1">
-      <w:start w:val="1"/>
-      <w:numFmt w:val="bullet"/>
-      <w:lvlText w:val=""/>
-      <w:lvlJc w:val="left"/>
-      <w:pPr>
-        <w:ind w:left="2160" w:hanging="360"/>
-      </w:pPr>
-      <w:rPr>
-        <w:rFonts w:ascii="Wingdings" w:hAnsi="Wingdings" w:hint="default"/>
-      </w:rPr>
-    </w:lvl>
-    <w:lvl w:ilvl="3" w:tplc="04090001" w:tentative="1">
-      <w:start w:val="1"/>
-      <w:numFmt w:val="bullet"/>
-      <w:lvlText w:val=""/>
-      <w:lvlJc w:val="left"/>
-      <w:pPr>
-        <w:ind w:left="2880" w:hanging="360"/>
-      </w:pPr>
-      <w:rPr>
-        <w:rFonts w:ascii="Symbol" w:hAnsi="Symbol" w:hint="default"/>
-      </w:rPr>
-    </w:lvl>
-    <w:lvl w:ilvl="4" w:tplc="04090003" w:tentative="1">
-      <w:start w:val="1"/>
-      <w:numFmt w:val="bullet"/>
-      <w:lvlText w:val="o"/>
-      <w:lvlJc w:val="left"/>
-      <w:pPr>
-        <w:ind w:left="3600" w:hanging="360"/>
-      </w:pPr>
-      <w:rPr>
-        <w:rFonts w:ascii="Courier New" w:hAnsi="Courier New" w:cs="Courier New" w:hint="default"/>
-      </w:rPr>
-    </w:lvl>
-    <w:lvl w:ilvl="5" w:tplc="04090005" w:tentative="1">
-      <w:start w:val="1"/>
-      <w:numFmt w:val="bullet"/>
-      <w:lvlText w:val=""/>
-      <w:lvlJc w:val="left"/>
-      <w:pPr>
-        <w:ind w:left="4320" w:hanging="360"/>
-      </w:pPr>
-      <w:rPr>
-        <w:rFonts w:ascii="Wingdings" w:hAnsi="Wingdings" w:hint="default"/>
-      </w:rPr>
-    </w:lvl>
-    <w:lvl w:ilvl="6" w:tplc="04090001" w:tentative="1">
-      <w:start w:val="1"/>
-      <w:numFmt w:val="bullet"/>
-      <w:lvlText w:val=""/>
-      <w:lvlJc w:val="left"/>
-      <w:pPr>
-        <w:ind w:left="5040" w:hanging="360"/>
-      </w:pPr>
-      <w:rPr>
-        <w:rFonts w:ascii="Symbol" w:hAnsi="Symbol" w:hint="default"/>
-      </w:rPr>
-    </w:lvl>
-    <w:lvl w:ilvl="7" w:tplc="04090003" w:tentative="1">
-      <w:start w:val="1"/>
-      <w:numFmt w:val="bullet"/>
-      <w:lvlText w:val="o"/>
-      <w:lvlJc w:val="left"/>
-      <w:pPr>
-        <w:ind w:left="5760" w:hanging="360"/>
-      </w:pPr>
-      <w:rPr>
-        <w:rFonts w:ascii="Courier New" w:hAnsi="Courier New" w:cs="Courier New" w:hint="default"/>
-      </w:rPr>
-    </w:lvl>
-    <w:lvl w:ilvl="8" w:tplc="04090005" w:tentative="1">
-      <w:start w:val="1"/>
-      <w:numFmt w:val="bullet"/>
-      <w:lvlText w:val=""/>
-      <w:lvlJc w:val="left"/>
-      <w:pPr>
-        <w:ind w:left="6480" w:hanging="360"/>
-      </w:pPr>
-      <w:rPr>
-        <w:rFonts w:ascii="Wingdings" w:hAnsi="Wingdings" w:hint="default"/>
-      </w:rPr>
-    </w:lvl>
-  </w:abstractNum>
-  <w:abstractNum w:abstractNumId="32" w15:restartNumberingAfterBreak="0">
-    <w:nsid w:val="65B94988"/>
-    <w:multiLevelType w:val="multilevel"/>
-    <w:tmpl w:val="2F86AD6C"/>
-    <w:lvl w:ilvl="0">
-      <w:start w:val="1"/>
-      <w:numFmt w:val="bullet"/>
-      <w:lvlText w:val=""/>
-      <w:lvlJc w:val="left"/>
-      <w:pPr>
-        <w:tabs>
-          <w:tab w:val="num" w:pos="720"/>
-        </w:tabs>
-        <w:ind w:left="720" w:hanging="360"/>
-      </w:pPr>
-      <w:rPr>
-        <w:rFonts w:ascii="Symbol" w:hAnsi="Symbol" w:hint="default"/>
-        <w:sz w:val="20"/>
-      </w:rPr>
-    </w:lvl>
-    <w:lvl w:ilvl="1" w:tentative="1">
-      <w:start w:val="1"/>
-      <w:numFmt w:val="bullet"/>
-      <w:lvlText w:val="o"/>
-      <w:lvlJc w:val="left"/>
-      <w:pPr>
-        <w:tabs>
-          <w:tab w:val="num" w:pos="1440"/>
-        </w:tabs>
-        <w:ind w:left="1440" w:hanging="360"/>
-      </w:pPr>
-      <w:rPr>
-        <w:rFonts w:ascii="Courier New" w:hAnsi="Courier New" w:hint="default"/>
-        <w:sz w:val="20"/>
-      </w:rPr>
-    </w:lvl>
-    <w:lvl w:ilvl="2" w:tentative="1">
-      <w:start w:val="1"/>
-      <w:numFmt w:val="bullet"/>
-      <w:lvlText w:val=""/>
-      <w:lvlJc w:val="left"/>
-      <w:pPr>
-        <w:tabs>
-          <w:tab w:val="num" w:pos="2160"/>
-        </w:tabs>
-        <w:ind w:left="2160" w:hanging="360"/>
-      </w:pPr>
-      <w:rPr>
-        <w:rFonts w:ascii="Wingdings" w:hAnsi="Wingdings" w:hint="default"/>
-        <w:sz w:val="20"/>
-      </w:rPr>
-    </w:lvl>
-    <w:lvl w:ilvl="3" w:tentative="1">
-      <w:start w:val="1"/>
-      <w:numFmt w:val="bullet"/>
-      <w:lvlText w:val=""/>
-      <w:lvlJc w:val="left"/>
-      <w:pPr>
-        <w:tabs>
-          <w:tab w:val="num" w:pos="2880"/>
-        </w:tabs>
-        <w:ind w:left="2880" w:hanging="360"/>
-      </w:pPr>
-      <w:rPr>
-        <w:rFonts w:ascii="Wingdings" w:hAnsi="Wingdings" w:hint="default"/>
-        <w:sz w:val="20"/>
-      </w:rPr>
-    </w:lvl>
-    <w:lvl w:ilvl="4" w:tentative="1">
-      <w:start w:val="1"/>
-      <w:numFmt w:val="bullet"/>
-      <w:lvlText w:val=""/>
-      <w:lvlJc w:val="left"/>
-      <w:pPr>
-        <w:tabs>
-          <w:tab w:val="num" w:pos="3600"/>
-        </w:tabs>
-        <w:ind w:left="3600" w:hanging="360"/>
-      </w:pPr>
-      <w:rPr>
-        <w:rFonts w:ascii="Wingdings" w:hAnsi="Wingdings" w:hint="default"/>
-        <w:sz w:val="20"/>
-      </w:rPr>
-    </w:lvl>
-    <w:lvl w:ilvl="5" w:tentative="1">
-      <w:start w:val="1"/>
-      <w:numFmt w:val="bullet"/>
-      <w:lvlText w:val=""/>
-      <w:lvlJc w:val="left"/>
-      <w:pPr>
-        <w:tabs>
-          <w:tab w:val="num" w:pos="4320"/>
-        </w:tabs>
-        <w:ind w:left="4320" w:hanging="360"/>
-      </w:pPr>
-      <w:rPr>
-        <w:rFonts w:ascii="Wingdings" w:hAnsi="Wingdings" w:hint="default"/>
-        <w:sz w:val="20"/>
-      </w:rPr>
-    </w:lvl>
-    <w:lvl w:ilvl="6" w:tentative="1">
-      <w:start w:val="1"/>
-      <w:numFmt w:val="bullet"/>
-      <w:lvlText w:val=""/>
-      <w:lvlJc w:val="left"/>
-      <w:pPr>
-        <w:tabs>
-          <w:tab w:val="num" w:pos="5040"/>
-        </w:tabs>
-        <w:ind w:left="5040" w:hanging="360"/>
-      </w:pPr>
-      <w:rPr>
-        <w:rFonts w:ascii="Wingdings" w:hAnsi="Wingdings" w:hint="default"/>
-        <w:sz w:val="20"/>
-      </w:rPr>
-    </w:lvl>
-    <w:lvl w:ilvl="7" w:tentative="1">
-      <w:start w:val="1"/>
-      <w:numFmt w:val="bullet"/>
-      <w:lvlText w:val=""/>
-      <w:lvlJc w:val="left"/>
-      <w:pPr>
-        <w:tabs>
-          <w:tab w:val="num" w:pos="5760"/>
-        </w:tabs>
-        <w:ind w:left="5760" w:hanging="360"/>
-      </w:pPr>
-      <w:rPr>
-        <w:rFonts w:ascii="Wingdings" w:hAnsi="Wingdings" w:hint="default"/>
-        <w:sz w:val="20"/>
-      </w:rPr>
-    </w:lvl>
-    <w:lvl w:ilvl="8" w:tentative="1">
-      <w:start w:val="1"/>
-      <w:numFmt w:val="bullet"/>
-      <w:lvlText w:val=""/>
-      <w:lvlJc w:val="left"/>
-      <w:pPr>
-        <w:tabs>
-          <w:tab w:val="num" w:pos="6480"/>
-        </w:tabs>
-        <w:ind w:left="6480" w:hanging="360"/>
-      </w:pPr>
-      <w:rPr>
-        <w:rFonts w:ascii="Wingdings" w:hAnsi="Wingdings" w:hint="default"/>
-        <w:sz w:val="20"/>
-      </w:rPr>
-    </w:lvl>
-  </w:abstractNum>
-  <w:abstractNum w:abstractNumId="33" w15:restartNumberingAfterBreak="0">
-    <w:nsid w:val="6924476B"/>
-    <w:multiLevelType w:val="multilevel"/>
-    <w:tmpl w:val="37DE8CD4"/>
-    <w:lvl w:ilvl="0">
-      <w:start w:val="1"/>
-      <w:numFmt w:val="bullet"/>
-      <w:lvlText w:val=""/>
-      <w:lvlJc w:val="left"/>
-      <w:pPr>
-        <w:tabs>
-          <w:tab w:val="num" w:pos="720"/>
-        </w:tabs>
-        <w:ind w:left="720" w:hanging="360"/>
-      </w:pPr>
-      <w:rPr>
-        <w:rFonts w:ascii="Symbol" w:hAnsi="Symbol" w:hint="default"/>
-        <w:sz w:val="20"/>
-      </w:rPr>
-    </w:lvl>
-    <w:lvl w:ilvl="1" w:tentative="1">
-      <w:start w:val="1"/>
-      <w:numFmt w:val="bullet"/>
-      <w:lvlText w:val="o"/>
-      <w:lvlJc w:val="left"/>
-      <w:pPr>
-        <w:tabs>
-          <w:tab w:val="num" w:pos="1440"/>
-        </w:tabs>
-        <w:ind w:left="1440" w:hanging="360"/>
-      </w:pPr>
-      <w:rPr>
-        <w:rFonts w:ascii="Courier New" w:hAnsi="Courier New" w:hint="default"/>
-        <w:sz w:val="20"/>
-      </w:rPr>
-    </w:lvl>
-    <w:lvl w:ilvl="2" w:tentative="1">
-      <w:start w:val="1"/>
-      <w:numFmt w:val="bullet"/>
-      <w:lvlText w:val=""/>
-      <w:lvlJc w:val="left"/>
-      <w:pPr>
-        <w:tabs>
-          <w:tab w:val="num" w:pos="2160"/>
-        </w:tabs>
-        <w:ind w:left="2160" w:hanging="360"/>
-      </w:pPr>
-      <w:rPr>
-        <w:rFonts w:ascii="Wingdings" w:hAnsi="Wingdings" w:hint="default"/>
-        <w:sz w:val="20"/>
-      </w:rPr>
-    </w:lvl>
-    <w:lvl w:ilvl="3" w:tentative="1">
-      <w:start w:val="1"/>
-      <w:numFmt w:val="bullet"/>
-      <w:lvlText w:val=""/>
-      <w:lvlJc w:val="left"/>
-      <w:pPr>
-        <w:tabs>
-          <w:tab w:val="num" w:pos="2880"/>
-        </w:tabs>
-        <w:ind w:left="2880" w:hanging="360"/>
-      </w:pPr>
-      <w:rPr>
-        <w:rFonts w:ascii="Wingdings" w:hAnsi="Wingdings" w:hint="default"/>
-        <w:sz w:val="20"/>
-      </w:rPr>
-    </w:lvl>
-    <w:lvl w:ilvl="4" w:tentative="1">
-      <w:start w:val="1"/>
-      <w:numFmt w:val="bullet"/>
-      <w:lvlText w:val=""/>
-      <w:lvlJc w:val="left"/>
-      <w:pPr>
-        <w:tabs>
-          <w:tab w:val="num" w:pos="3600"/>
-        </w:tabs>
-        <w:ind w:left="3600" w:hanging="360"/>
-      </w:pPr>
-      <w:rPr>
-        <w:rFonts w:ascii="Wingdings" w:hAnsi="Wingdings" w:hint="default"/>
-        <w:sz w:val="20"/>
-      </w:rPr>
-    </w:lvl>
-    <w:lvl w:ilvl="5" w:tentative="1">
-      <w:start w:val="1"/>
-      <w:numFmt w:val="bullet"/>
-      <w:lvlText w:val=""/>
-      <w:lvlJc w:val="left"/>
-      <w:pPr>
-        <w:tabs>
-          <w:tab w:val="num" w:pos="4320"/>
-        </w:tabs>
-        <w:ind w:left="4320" w:hanging="360"/>
-      </w:pPr>
-      <w:rPr>
-        <w:rFonts w:ascii="Wingdings" w:hAnsi="Wingdings" w:hint="default"/>
-        <w:sz w:val="20"/>
-      </w:rPr>
-    </w:lvl>
-    <w:lvl w:ilvl="6" w:tentative="1">
-      <w:start w:val="1"/>
-      <w:numFmt w:val="bullet"/>
-      <w:lvlText w:val=""/>
-      <w:lvlJc w:val="left"/>
-      <w:pPr>
-        <w:tabs>
-          <w:tab w:val="num" w:pos="5040"/>
-        </w:tabs>
-        <w:ind w:left="5040" w:hanging="360"/>
-      </w:pPr>
-      <w:rPr>
-        <w:rFonts w:ascii="Wingdings" w:hAnsi="Wingdings" w:hint="default"/>
-        <w:sz w:val="20"/>
-      </w:rPr>
-    </w:lvl>
-    <w:lvl w:ilvl="7" w:tentative="1">
-      <w:start w:val="1"/>
-      <w:numFmt w:val="bullet"/>
-      <w:lvlText w:val=""/>
-      <w:lvlJc w:val="left"/>
-      <w:pPr>
-        <w:tabs>
-          <w:tab w:val="num" w:pos="5760"/>
-        </w:tabs>
-        <w:ind w:left="5760" w:hanging="360"/>
-      </w:pPr>
-      <w:rPr>
-        <w:rFonts w:ascii="Wingdings" w:hAnsi="Wingdings" w:hint="default"/>
-        <w:sz w:val="20"/>
-      </w:rPr>
-    </w:lvl>
-    <w:lvl w:ilvl="8" w:tentative="1">
-      <w:start w:val="1"/>
-      <w:numFmt w:val="bullet"/>
-      <w:lvlText w:val=""/>
-      <w:lvlJc w:val="left"/>
-      <w:pPr>
-        <w:tabs>
-          <w:tab w:val="num" w:pos="6480"/>
-        </w:tabs>
-        <w:ind w:left="6480" w:hanging="360"/>
-      </w:pPr>
-      <w:rPr>
-        <w:rFonts w:ascii="Wingdings" w:hAnsi="Wingdings" w:hint="default"/>
-        <w:sz w:val="20"/>
-      </w:rPr>
-    </w:lvl>
-  </w:abstractNum>
-  <w:abstractNum w:abstractNumId="34" w15:restartNumberingAfterBreak="0">
-    <w:nsid w:val="6AC13D9D"/>
-    <w:multiLevelType w:val="hybridMultilevel"/>
-    <w:tmpl w:val="DCF6825C"/>
-    <w:lvl w:ilvl="0" w:tplc="BDA4B384">
-      <w:start w:val="1"/>
-      <w:numFmt w:val="bullet"/>
-      <w:lvlText w:val="-"/>
-      <w:lvlJc w:val="left"/>
-      <w:pPr>
-        <w:ind w:left="1080" w:hanging="360"/>
-      </w:pPr>
-      <w:rPr>
-        <w:rFonts w:ascii="Times New Roman" w:eastAsia="Times New Roman" w:hAnsi="Times New Roman" w:cs="Times New Roman" w:hint="default"/>
-        <w:b/>
-        <w:color w:val="000000"/>
-      </w:rPr>
-    </w:lvl>
-    <w:lvl w:ilvl="1" w:tplc="04090003" w:tentative="1">
-      <w:start w:val="1"/>
-      <w:numFmt w:val="bullet"/>
-      <w:lvlText w:val="o"/>
-      <w:lvlJc w:val="left"/>
-      <w:pPr>
-        <w:ind w:left="1800" w:hanging="360"/>
-      </w:pPr>
-      <w:rPr>
-        <w:rFonts w:ascii="Courier New" w:hAnsi="Courier New" w:cs="Courier New" w:hint="default"/>
-      </w:rPr>
-    </w:lvl>
-    <w:lvl w:ilvl="2" w:tplc="04090005" w:tentative="1">
-      <w:start w:val="1"/>
-      <w:numFmt w:val="bullet"/>
-      <w:lvlText w:val=""/>
-      <w:lvlJc w:val="left"/>
-      <w:pPr>
-        <w:ind w:left="2520" w:hanging="360"/>
-      </w:pPr>
-      <w:rPr>
-        <w:rFonts w:ascii="Wingdings" w:hAnsi="Wingdings" w:hint="default"/>
-      </w:rPr>
-    </w:lvl>
-    <w:lvl w:ilvl="3" w:tplc="04090001" w:tentative="1">
-      <w:start w:val="1"/>
-      <w:numFmt w:val="bullet"/>
-      <w:lvlText w:val=""/>
-      <w:lvlJc w:val="left"/>
-      <w:pPr>
-        <w:ind w:left="3240" w:hanging="360"/>
-      </w:pPr>
-      <w:rPr>
-        <w:rFonts w:ascii="Symbol" w:hAnsi="Symbol" w:hint="default"/>
-      </w:rPr>
-    </w:lvl>
-    <w:lvl w:ilvl="4" w:tplc="04090003" w:tentative="1">
-      <w:start w:val="1"/>
-      <w:numFmt w:val="bullet"/>
-      <w:lvlText w:val="o"/>
-      <w:lvlJc w:val="left"/>
-      <w:pPr>
-        <w:ind w:left="3960" w:hanging="360"/>
-      </w:pPr>
-      <w:rPr>
-        <w:rFonts w:ascii="Courier New" w:hAnsi="Courier New" w:cs="Courier New" w:hint="default"/>
-      </w:rPr>
-    </w:lvl>
-    <w:lvl w:ilvl="5" w:tplc="04090005" w:tentative="1">
-      <w:start w:val="1"/>
-      <w:numFmt w:val="bullet"/>
-      <w:lvlText w:val=""/>
-      <w:lvlJc w:val="left"/>
-      <w:pPr>
-        <w:ind w:left="4680" w:hanging="360"/>
-      </w:pPr>
-      <w:rPr>
-        <w:rFonts w:ascii="Wingdings" w:hAnsi="Wingdings" w:hint="default"/>
-      </w:rPr>
-    </w:lvl>
-    <w:lvl w:ilvl="6" w:tplc="04090001" w:tentative="1">
-      <w:start w:val="1"/>
-      <w:numFmt w:val="bullet"/>
-      <w:lvlText w:val=""/>
-      <w:lvlJc w:val="left"/>
-      <w:pPr>
-        <w:ind w:left="5400" w:hanging="360"/>
-      </w:pPr>
-      <w:rPr>
-        <w:rFonts w:ascii="Symbol" w:hAnsi="Symbol" w:hint="default"/>
-      </w:rPr>
-    </w:lvl>
-    <w:lvl w:ilvl="7" w:tplc="04090003" w:tentative="1">
-      <w:start w:val="1"/>
-      <w:numFmt w:val="bullet"/>
-      <w:lvlText w:val="o"/>
-      <w:lvlJc w:val="left"/>
-      <w:pPr>
-        <w:ind w:left="6120" w:hanging="360"/>
-      </w:pPr>
-      <w:rPr>
-        <w:rFonts w:ascii="Courier New" w:hAnsi="Courier New" w:cs="Courier New" w:hint="default"/>
-      </w:rPr>
-    </w:lvl>
-    <w:lvl w:ilvl="8" w:tplc="04090005" w:tentative="1">
-      <w:start w:val="1"/>
-      <w:numFmt w:val="bullet"/>
-      <w:lvlText w:val=""/>
-      <w:lvlJc w:val="left"/>
-      <w:pPr>
-        <w:ind w:left="6840" w:hanging="360"/>
-      </w:pPr>
-      <w:rPr>
-        <w:rFonts w:ascii="Wingdings" w:hAnsi="Wingdings" w:hint="default"/>
-      </w:rPr>
-    </w:lvl>
-  </w:abstractNum>
-  <w:abstractNum w:abstractNumId="35" w15:restartNumberingAfterBreak="0">
-    <w:nsid w:val="71BE6108"/>
-    <w:multiLevelType w:val="multilevel"/>
-    <w:tmpl w:val="9D5440D8"/>
-    <w:lvl w:ilvl="0">
-      <w:start w:val="1"/>
-      <w:numFmt w:val="bullet"/>
-      <w:lvlText w:val="-"/>
-      <w:lvlJc w:val="left"/>
-      <w:pPr>
-        <w:tabs>
-          <w:tab w:val="num" w:pos="720"/>
-        </w:tabs>
-        <w:ind w:left="720" w:hanging="360"/>
-      </w:pPr>
-      <w:rPr>
-        <w:rFonts w:ascii="Calibri" w:eastAsiaTheme="minorHAnsi" w:hAnsi="Calibri" w:cs="Calibri" w:hint="default"/>
-        <w:sz w:val="20"/>
-      </w:rPr>
-    </w:lvl>
-    <w:lvl w:ilvl="1" w:tentative="1">
-      <w:start w:val="1"/>
-      <w:numFmt w:val="bullet"/>
-      <w:lvlText w:val="o"/>
-      <w:lvlJc w:val="left"/>
-      <w:pPr>
-        <w:tabs>
-          <w:tab w:val="num" w:pos="1440"/>
-        </w:tabs>
-        <w:ind w:left="1440" w:hanging="360"/>
-      </w:pPr>
-      <w:rPr>
-        <w:rFonts w:ascii="Courier New" w:hAnsi="Courier New" w:hint="default"/>
-        <w:sz w:val="20"/>
-      </w:rPr>
-    </w:lvl>
-    <w:lvl w:ilvl="2" w:tentative="1">
-      <w:start w:val="1"/>
-      <w:numFmt w:val="bullet"/>
-      <w:lvlText w:val=""/>
-      <w:lvlJc w:val="left"/>
-      <w:pPr>
-        <w:tabs>
-          <w:tab w:val="num" w:pos="2160"/>
-        </w:tabs>
-        <w:ind w:left="2160" w:hanging="360"/>
-      </w:pPr>
-      <w:rPr>
-        <w:rFonts w:ascii="Wingdings" w:hAnsi="Wingdings" w:hint="default"/>
-        <w:sz w:val="20"/>
-      </w:rPr>
-    </w:lvl>
-    <w:lvl w:ilvl="3" w:tentative="1">
-      <w:start w:val="1"/>
-      <w:numFmt w:val="bullet"/>
-      <w:lvlText w:val=""/>
-      <w:lvlJc w:val="left"/>
-      <w:pPr>
-        <w:tabs>
-          <w:tab w:val="num" w:pos="2880"/>
-        </w:tabs>
-        <w:ind w:left="2880" w:hanging="360"/>
-      </w:pPr>
-      <w:rPr>
-        <w:rFonts w:ascii="Wingdings" w:hAnsi="Wingdings" w:hint="default"/>
-        <w:sz w:val="20"/>
-      </w:rPr>
-    </w:lvl>
-    <w:lvl w:ilvl="4" w:tentative="1">
-      <w:start w:val="1"/>
-      <w:numFmt w:val="bullet"/>
-      <w:lvlText w:val=""/>
-      <w:lvlJc w:val="left"/>
-      <w:pPr>
-        <w:tabs>
-          <w:tab w:val="num" w:pos="3600"/>
-        </w:tabs>
-        <w:ind w:left="3600" w:hanging="360"/>
-      </w:pPr>
-      <w:rPr>
-        <w:rFonts w:ascii="Wingdings" w:hAnsi="Wingdings" w:hint="default"/>
-        <w:sz w:val="20"/>
-      </w:rPr>
-    </w:lvl>
-    <w:lvl w:ilvl="5" w:tentative="1">
-      <w:start w:val="1"/>
-      <w:numFmt w:val="bullet"/>
-      <w:lvlText w:val=""/>
-      <w:lvlJc w:val="left"/>
-      <w:pPr>
-        <w:tabs>
-          <w:tab w:val="num" w:pos="4320"/>
-        </w:tabs>
-        <w:ind w:left="4320" w:hanging="360"/>
-      </w:pPr>
-      <w:rPr>
-        <w:rFonts w:ascii="Wingdings" w:hAnsi="Wingdings" w:hint="default"/>
-        <w:sz w:val="20"/>
-      </w:rPr>
-    </w:lvl>
-    <w:lvl w:ilvl="6" w:tentative="1">
-      <w:start w:val="1"/>
-      <w:numFmt w:val="bullet"/>
-      <w:lvlText w:val=""/>
-      <w:lvlJc w:val="left"/>
-      <w:pPr>
-        <w:tabs>
-          <w:tab w:val="num" w:pos="5040"/>
-        </w:tabs>
-        <w:ind w:left="5040" w:hanging="360"/>
-      </w:pPr>
-      <w:rPr>
-        <w:rFonts w:ascii="Wingdings" w:hAnsi="Wingdings" w:hint="default"/>
-        <w:sz w:val="20"/>
-      </w:rPr>
-    </w:lvl>
-    <w:lvl w:ilvl="7" w:tentative="1">
-      <w:start w:val="1"/>
-      <w:numFmt w:val="bullet"/>
-      <w:lvlText w:val=""/>
-      <w:lvlJc w:val="left"/>
-      <w:pPr>
-        <w:tabs>
-          <w:tab w:val="num" w:pos="5760"/>
-        </w:tabs>
-        <w:ind w:left="5760" w:hanging="360"/>
-      </w:pPr>
-      <w:rPr>
-        <w:rFonts w:ascii="Wingdings" w:hAnsi="Wingdings" w:hint="default"/>
-        <w:sz w:val="20"/>
-      </w:rPr>
-    </w:lvl>
-    <w:lvl w:ilvl="8" w:tentative="1">
-      <w:start w:val="1"/>
-      <w:numFmt w:val="bullet"/>
-      <w:lvlText w:val=""/>
-      <w:lvlJc w:val="left"/>
-      <w:pPr>
-        <w:tabs>
-          <w:tab w:val="num" w:pos="6480"/>
-        </w:tabs>
-        <w:ind w:left="6480" w:hanging="360"/>
-      </w:pPr>
-      <w:rPr>
-        <w:rFonts w:ascii="Wingdings" w:hAnsi="Wingdings" w:hint="default"/>
-        <w:sz w:val="20"/>
-      </w:rPr>
-    </w:lvl>
-  </w:abstractNum>
-  <w:abstractNum w:abstractNumId="36" w15:restartNumberingAfterBreak="0">
-    <w:nsid w:val="798359B5"/>
-    <w:multiLevelType w:val="multilevel"/>
-    <w:tmpl w:val="A540169C"/>
-    <w:lvl w:ilvl="0">
-      <w:start w:val="1"/>
-      <w:numFmt w:val="decimal"/>
-      <w:lvlText w:val="%1."/>
-      <w:lvlJc w:val="left"/>
-      <w:pPr>
-        <w:tabs>
-          <w:tab w:val="num" w:pos="720"/>
-        </w:tabs>
-        <w:ind w:left="720" w:hanging="360"/>
-      </w:pPr>
-      <w:rPr>
-        <w:rFonts w:hint="default"/>
-        <w:sz w:val="20"/>
-      </w:rPr>
-    </w:lvl>
-    <w:lvl w:ilvl="1" w:tentative="1">
-      <w:start w:val="1"/>
-      <w:numFmt w:val="bullet"/>
-      <w:lvlText w:val="o"/>
-      <w:lvlJc w:val="left"/>
-      <w:pPr>
-        <w:tabs>
-          <w:tab w:val="num" w:pos="1440"/>
-        </w:tabs>
-        <w:ind w:left="1440" w:hanging="360"/>
-      </w:pPr>
-      <w:rPr>
-        <w:rFonts w:ascii="Courier New" w:hAnsi="Courier New" w:hint="default"/>
-        <w:sz w:val="20"/>
-      </w:rPr>
-    </w:lvl>
-    <w:lvl w:ilvl="2" w:tentative="1">
-      <w:start w:val="1"/>
-      <w:numFmt w:val="bullet"/>
-      <w:lvlText w:val=""/>
-      <w:lvlJc w:val="left"/>
-      <w:pPr>
-        <w:tabs>
-          <w:tab w:val="num" w:pos="2160"/>
-        </w:tabs>
-        <w:ind w:left="2160" w:hanging="360"/>
-      </w:pPr>
-      <w:rPr>
-        <w:rFonts w:ascii="Wingdings" w:hAnsi="Wingdings" w:hint="default"/>
-        <w:sz w:val="20"/>
-      </w:rPr>
-    </w:lvl>
-    <w:lvl w:ilvl="3" w:tentative="1">
-      <w:start w:val="1"/>
-      <w:numFmt w:val="bullet"/>
-      <w:lvlText w:val=""/>
-      <w:lvlJc w:val="left"/>
-      <w:pPr>
-        <w:tabs>
-          <w:tab w:val="num" w:pos="2880"/>
-        </w:tabs>
-        <w:ind w:left="2880" w:hanging="360"/>
-      </w:pPr>
-      <w:rPr>
-        <w:rFonts w:ascii="Wingdings" w:hAnsi="Wingdings" w:hint="default"/>
-        <w:sz w:val="20"/>
-      </w:rPr>
-    </w:lvl>
-    <w:lvl w:ilvl="4" w:tentative="1">
-      <w:start w:val="1"/>
-      <w:numFmt w:val="bullet"/>
-      <w:lvlText w:val=""/>
-      <w:lvlJc w:val="left"/>
-      <w:pPr>
-        <w:tabs>
-          <w:tab w:val="num" w:pos="3600"/>
-        </w:tabs>
-        <w:ind w:left="3600" w:hanging="360"/>
-      </w:pPr>
-      <w:rPr>
-        <w:rFonts w:ascii="Wingdings" w:hAnsi="Wingdings" w:hint="default"/>
-        <w:sz w:val="20"/>
-      </w:rPr>
-    </w:lvl>
-    <w:lvl w:ilvl="5" w:tentative="1">
-      <w:start w:val="1"/>
-      <w:numFmt w:val="bullet"/>
-      <w:lvlText w:val=""/>
-      <w:lvlJc w:val="left"/>
-      <w:pPr>
-        <w:tabs>
-          <w:tab w:val="num" w:pos="4320"/>
-        </w:tabs>
-        <w:ind w:left="4320" w:hanging="360"/>
-      </w:pPr>
-      <w:rPr>
-        <w:rFonts w:ascii="Wingdings" w:hAnsi="Wingdings" w:hint="default"/>
-        <w:sz w:val="20"/>
-      </w:rPr>
-    </w:lvl>
-    <w:lvl w:ilvl="6" w:tentative="1">
-      <w:start w:val="1"/>
-      <w:numFmt w:val="bullet"/>
-      <w:lvlText w:val=""/>
-      <w:lvlJc w:val="left"/>
-      <w:pPr>
-        <w:tabs>
-          <w:tab w:val="num" w:pos="5040"/>
-        </w:tabs>
-        <w:ind w:left="5040" w:hanging="360"/>
-      </w:pPr>
-      <w:rPr>
-        <w:rFonts w:ascii="Wingdings" w:hAnsi="Wingdings" w:hint="default"/>
-        <w:sz w:val="20"/>
-      </w:rPr>
-    </w:lvl>
-    <w:lvl w:ilvl="7" w:tentative="1">
-      <w:start w:val="1"/>
-      <w:numFmt w:val="bullet"/>
-      <w:lvlText w:val=""/>
-      <w:lvlJc w:val="left"/>
-      <w:pPr>
-        <w:tabs>
-          <w:tab w:val="num" w:pos="5760"/>
-        </w:tabs>
-        <w:ind w:left="5760" w:hanging="360"/>
-      </w:pPr>
-      <w:rPr>
-        <w:rFonts w:ascii="Wingdings" w:hAnsi="Wingdings" w:hint="default"/>
-        <w:sz w:val="20"/>
-      </w:rPr>
-    </w:lvl>
-    <w:lvl w:ilvl="8" w:tentative="1">
-      <w:start w:val="1"/>
-      <w:numFmt w:val="bullet"/>
-      <w:lvlText w:val=""/>
-      <w:lvlJc w:val="left"/>
-      <w:pPr>
-        <w:tabs>
-          <w:tab w:val="num" w:pos="6480"/>
-        </w:tabs>
-        <w:ind w:left="6480" w:hanging="360"/>
-      </w:pPr>
-      <w:rPr>
-        <w:rFonts w:ascii="Wingdings" w:hAnsi="Wingdings" w:hint="default"/>
-        <w:sz w:val="20"/>
-      </w:rPr>
-    </w:lvl>
-  </w:abstractNum>
-  <w:abstractNum w:abstractNumId="37" w15:restartNumberingAfterBreak="0">
-    <w:nsid w:val="79B910ED"/>
-    <w:multiLevelType w:val="hybridMultilevel"/>
-    <w:tmpl w:val="012C4742"/>
-    <w:lvl w:ilvl="0" w:tplc="BDA4B384">
-      <w:start w:val="1"/>
-      <w:numFmt w:val="bullet"/>
-      <w:lvlText w:val="-"/>
-      <w:lvlJc w:val="left"/>
-      <w:pPr>
-        <w:ind w:left="720" w:hanging="360"/>
-      </w:pPr>
-      <w:rPr>
-        <w:rFonts w:ascii="Times New Roman" w:eastAsia="Times New Roman" w:hAnsi="Times New Roman" w:cs="Times New Roman" w:hint="default"/>
-        <w:b/>
-        <w:color w:val="000000"/>
-      </w:rPr>
-    </w:lvl>
-    <w:lvl w:ilvl="1" w:tplc="042A0003" w:tentative="1">
-      <w:start w:val="1"/>
-      <w:numFmt w:val="bullet"/>
-      <w:lvlText w:val="o"/>
-      <w:lvlJc w:val="left"/>
-      <w:pPr>
-        <w:ind w:left="1440" w:hanging="360"/>
-      </w:pPr>
-      <w:rPr>
-        <w:rFonts w:ascii="Courier New" w:hAnsi="Courier New" w:cs="Courier New" w:hint="default"/>
-      </w:rPr>
-    </w:lvl>
-    <w:lvl w:ilvl="2" w:tplc="042A0005" w:tentative="1">
-      <w:start w:val="1"/>
-      <w:numFmt w:val="bullet"/>
-      <w:lvlText w:val=""/>
-      <w:lvlJc w:val="left"/>
-      <w:pPr>
-        <w:ind w:left="2160" w:hanging="360"/>
-      </w:pPr>
-      <w:rPr>
-        <w:rFonts w:ascii="Wingdings" w:hAnsi="Wingdings" w:hint="default"/>
-      </w:rPr>
-    </w:lvl>
-    <w:lvl w:ilvl="3" w:tplc="042A0001" w:tentative="1">
-      <w:start w:val="1"/>
-      <w:numFmt w:val="bullet"/>
-      <w:lvlText w:val=""/>
-      <w:lvlJc w:val="left"/>
-      <w:pPr>
-        <w:ind w:left="2880" w:hanging="360"/>
-      </w:pPr>
-      <w:rPr>
-        <w:rFonts w:ascii="Symbol" w:hAnsi="Symbol" w:hint="default"/>
-      </w:rPr>
-    </w:lvl>
-    <w:lvl w:ilvl="4" w:tplc="042A0003" w:tentative="1">
-      <w:start w:val="1"/>
-      <w:numFmt w:val="bullet"/>
-      <w:lvlText w:val="o"/>
-      <w:lvlJc w:val="left"/>
-      <w:pPr>
-        <w:ind w:left="3600" w:hanging="360"/>
-      </w:pPr>
-      <w:rPr>
-        <w:rFonts w:ascii="Courier New" w:hAnsi="Courier New" w:cs="Courier New" w:hint="default"/>
-      </w:rPr>
-    </w:lvl>
-    <w:lvl w:ilvl="5" w:tplc="042A0005" w:tentative="1">
-      <w:start w:val="1"/>
-      <w:numFmt w:val="bullet"/>
-      <w:lvlText w:val=""/>
-      <w:lvlJc w:val="left"/>
-      <w:pPr>
-        <w:ind w:left="4320" w:hanging="360"/>
-      </w:pPr>
-      <w:rPr>
-        <w:rFonts w:ascii="Wingdings" w:hAnsi="Wingdings" w:hint="default"/>
-      </w:rPr>
-    </w:lvl>
-    <w:lvl w:ilvl="6" w:tplc="042A0001" w:tentative="1">
-      <w:start w:val="1"/>
-      <w:numFmt w:val="bullet"/>
-      <w:lvlText w:val=""/>
-      <w:lvlJc w:val="left"/>
-      <w:pPr>
-        <w:ind w:left="5040" w:hanging="360"/>
-      </w:pPr>
-      <w:rPr>
-        <w:rFonts w:ascii="Symbol" w:hAnsi="Symbol" w:hint="default"/>
-      </w:rPr>
-    </w:lvl>
-    <w:lvl w:ilvl="7" w:tplc="042A0003" w:tentative="1">
-      <w:start w:val="1"/>
-      <w:numFmt w:val="bullet"/>
-      <w:lvlText w:val="o"/>
-      <w:lvlJc w:val="left"/>
-      <w:pPr>
-        <w:ind w:left="5760" w:hanging="360"/>
-      </w:pPr>
-      <w:rPr>
-        <w:rFonts w:ascii="Courier New" w:hAnsi="Courier New" w:cs="Courier New" w:hint="default"/>
-      </w:rPr>
-    </w:lvl>
-    <w:lvl w:ilvl="8" w:tplc="042A0005" w:tentative="1">
-      <w:start w:val="1"/>
-      <w:numFmt w:val="bullet"/>
-      <w:lvlText w:val=""/>
-      <w:lvlJc w:val="left"/>
-      <w:pPr>
-        <w:ind w:left="6480" w:hanging="360"/>
-      </w:pPr>
-      <w:rPr>
-        <w:rFonts w:ascii="Wingdings" w:hAnsi="Wingdings" w:hint="default"/>
-      </w:rPr>
-    </w:lvl>
-  </w:abstractNum>
-  <w:abstractNum w:abstractNumId="38" w15:restartNumberingAfterBreak="0">
+  <w:abstractNum w:abstractNumId="13" w15:restartNumberingAfterBreak="0">
     <w:nsid w:val="7CF811A5"/>
     <w:multiLevelType w:val="hybridMultilevel"/>
     <w:tmpl w:val="D21E5BCA"/>
@@ -11125,7 +8474,7 @@
       </w:rPr>
     </w:lvl>
   </w:abstractNum>
-  <w:abstractNum w:abstractNumId="39" w15:restartNumberingAfterBreak="0">
+  <w:abstractNum w:abstractNumId="14" w15:restartNumberingAfterBreak="0">
     <w:nsid w:val="7E985D6B"/>
     <w:multiLevelType w:val="hybridMultilevel"/>
     <w:tmpl w:val="4AA046AE"/>
@@ -11238,358 +8587,52 @@
       </w:rPr>
     </w:lvl>
   </w:abstractNum>
-  <w:abstractNum w:abstractNumId="40" w15:restartNumberingAfterBreak="0">
-    <w:nsid w:val="7EAE3E8A"/>
-    <w:multiLevelType w:val="multilevel"/>
-    <w:tmpl w:val="F8F223C4"/>
-    <w:lvl w:ilvl="0">
-      <w:start w:val="1"/>
-      <w:numFmt w:val="decimal"/>
-      <w:lvlText w:val="%1"/>
-      <w:lvlJc w:val="left"/>
-      <w:pPr>
-        <w:ind w:left="444" w:hanging="444"/>
-      </w:pPr>
-      <w:rPr>
-        <w:rFonts w:hint="default"/>
-      </w:rPr>
-    </w:lvl>
-    <w:lvl w:ilvl="1">
-      <w:start w:val="1"/>
-      <w:numFmt w:val="decimal"/>
-      <w:lvlText w:val="%1.%2"/>
-      <w:lvlJc w:val="left"/>
-      <w:pPr>
-        <w:ind w:left="444" w:hanging="444"/>
-      </w:pPr>
-      <w:rPr>
-        <w:rFonts w:hint="default"/>
-      </w:rPr>
-    </w:lvl>
-    <w:lvl w:ilvl="2">
-      <w:start w:val="1"/>
-      <w:numFmt w:val="decimal"/>
-      <w:lvlText w:val="%1.%2.%3"/>
-      <w:lvlJc w:val="left"/>
-      <w:pPr>
-        <w:ind w:left="720" w:hanging="720"/>
-      </w:pPr>
-      <w:rPr>
-        <w:rFonts w:hint="default"/>
-      </w:rPr>
-    </w:lvl>
-    <w:lvl w:ilvl="3">
-      <w:start w:val="1"/>
-      <w:numFmt w:val="decimal"/>
-      <w:lvlText w:val="%1.%2.%3.%4"/>
-      <w:lvlJc w:val="left"/>
-      <w:pPr>
-        <w:ind w:left="720" w:hanging="720"/>
-      </w:pPr>
-      <w:rPr>
-        <w:rFonts w:hint="default"/>
-      </w:rPr>
-    </w:lvl>
-    <w:lvl w:ilvl="4">
-      <w:start w:val="1"/>
-      <w:numFmt w:val="decimal"/>
-      <w:lvlText w:val="%1.%2.%3.%4.%5"/>
-      <w:lvlJc w:val="left"/>
-      <w:pPr>
-        <w:ind w:left="1080" w:hanging="1080"/>
-      </w:pPr>
-      <w:rPr>
-        <w:rFonts w:hint="default"/>
-      </w:rPr>
-    </w:lvl>
-    <w:lvl w:ilvl="5">
-      <w:start w:val="1"/>
-      <w:numFmt w:val="decimal"/>
-      <w:lvlText w:val="%1.%2.%3.%4.%5.%6"/>
-      <w:lvlJc w:val="left"/>
-      <w:pPr>
-        <w:ind w:left="1080" w:hanging="1080"/>
-      </w:pPr>
-      <w:rPr>
-        <w:rFonts w:hint="default"/>
-      </w:rPr>
-    </w:lvl>
-    <w:lvl w:ilvl="6">
-      <w:start w:val="1"/>
-      <w:numFmt w:val="decimal"/>
-      <w:lvlText w:val="%1.%2.%3.%4.%5.%6.%7"/>
-      <w:lvlJc w:val="left"/>
-      <w:pPr>
-        <w:ind w:left="1440" w:hanging="1440"/>
-      </w:pPr>
-      <w:rPr>
-        <w:rFonts w:hint="default"/>
-      </w:rPr>
-    </w:lvl>
-    <w:lvl w:ilvl="7">
-      <w:start w:val="1"/>
-      <w:numFmt w:val="decimal"/>
-      <w:lvlText w:val="%1.%2.%3.%4.%5.%6.%7.%8"/>
-      <w:lvlJc w:val="left"/>
-      <w:pPr>
-        <w:ind w:left="1440" w:hanging="1440"/>
-      </w:pPr>
-      <w:rPr>
-        <w:rFonts w:hint="default"/>
-      </w:rPr>
-    </w:lvl>
-    <w:lvl w:ilvl="8">
-      <w:start w:val="1"/>
-      <w:numFmt w:val="decimal"/>
-      <w:lvlText w:val="%1.%2.%3.%4.%5.%6.%7.%8.%9"/>
-      <w:lvlJc w:val="left"/>
-      <w:pPr>
-        <w:ind w:left="1440" w:hanging="1440"/>
-      </w:pPr>
-      <w:rPr>
-        <w:rFonts w:hint="default"/>
-      </w:rPr>
-    </w:lvl>
-  </w:abstractNum>
-  <w:abstractNum w:abstractNumId="41" w15:restartNumberingAfterBreak="0">
-    <w:nsid w:val="7F4D6E9D"/>
-    <w:multiLevelType w:val="multilevel"/>
-    <w:tmpl w:val="AD7865BC"/>
-    <w:lvl w:ilvl="0">
-      <w:start w:val="1"/>
-      <w:numFmt w:val="decimal"/>
-      <w:lvlText w:val="%1"/>
-      <w:lvlJc w:val="left"/>
-      <w:pPr>
-        <w:ind w:left="360" w:hanging="360"/>
-      </w:pPr>
-      <w:rPr>
-        <w:rFonts w:hint="default"/>
-      </w:rPr>
-    </w:lvl>
-    <w:lvl w:ilvl="1">
-      <w:start w:val="2"/>
-      <w:numFmt w:val="decimal"/>
-      <w:lvlText w:val="%1.%2"/>
-      <w:lvlJc w:val="left"/>
-      <w:pPr>
-        <w:ind w:left="360" w:hanging="360"/>
-      </w:pPr>
-      <w:rPr>
-        <w:rFonts w:hint="default"/>
-      </w:rPr>
-    </w:lvl>
-    <w:lvl w:ilvl="2">
-      <w:start w:val="1"/>
-      <w:numFmt w:val="decimal"/>
-      <w:lvlText w:val="%1.%2.%3"/>
-      <w:lvlJc w:val="left"/>
-      <w:pPr>
-        <w:ind w:left="720" w:hanging="720"/>
-      </w:pPr>
-      <w:rPr>
-        <w:rFonts w:hint="default"/>
-      </w:rPr>
-    </w:lvl>
-    <w:lvl w:ilvl="3">
-      <w:start w:val="1"/>
-      <w:numFmt w:val="decimal"/>
-      <w:lvlText w:val="%1.%2.%3.%4"/>
-      <w:lvlJc w:val="left"/>
-      <w:pPr>
-        <w:ind w:left="720" w:hanging="720"/>
-      </w:pPr>
-      <w:rPr>
-        <w:rFonts w:hint="default"/>
-      </w:rPr>
-    </w:lvl>
-    <w:lvl w:ilvl="4">
-      <w:start w:val="1"/>
-      <w:numFmt w:val="decimal"/>
-      <w:lvlText w:val="%1.%2.%3.%4.%5"/>
-      <w:lvlJc w:val="left"/>
-      <w:pPr>
-        <w:ind w:left="1080" w:hanging="1080"/>
-      </w:pPr>
-      <w:rPr>
-        <w:rFonts w:hint="default"/>
-      </w:rPr>
-    </w:lvl>
-    <w:lvl w:ilvl="5">
-      <w:start w:val="1"/>
-      <w:numFmt w:val="decimal"/>
-      <w:lvlText w:val="%1.%2.%3.%4.%5.%6"/>
-      <w:lvlJc w:val="left"/>
-      <w:pPr>
-        <w:ind w:left="1080" w:hanging="1080"/>
-      </w:pPr>
-      <w:rPr>
-        <w:rFonts w:hint="default"/>
-      </w:rPr>
-    </w:lvl>
-    <w:lvl w:ilvl="6">
-      <w:start w:val="1"/>
-      <w:numFmt w:val="decimal"/>
-      <w:lvlText w:val="%1.%2.%3.%4.%5.%6.%7"/>
-      <w:lvlJc w:val="left"/>
-      <w:pPr>
-        <w:ind w:left="1440" w:hanging="1440"/>
-      </w:pPr>
-      <w:rPr>
-        <w:rFonts w:hint="default"/>
-      </w:rPr>
-    </w:lvl>
-    <w:lvl w:ilvl="7">
-      <w:start w:val="1"/>
-      <w:numFmt w:val="decimal"/>
-      <w:lvlText w:val="%1.%2.%3.%4.%5.%6.%7.%8"/>
-      <w:lvlJc w:val="left"/>
-      <w:pPr>
-        <w:ind w:left="1440" w:hanging="1440"/>
-      </w:pPr>
-      <w:rPr>
-        <w:rFonts w:hint="default"/>
-      </w:rPr>
-    </w:lvl>
-    <w:lvl w:ilvl="8">
-      <w:start w:val="1"/>
-      <w:numFmt w:val="decimal"/>
-      <w:lvlText w:val="%1.%2.%3.%4.%5.%6.%7.%8.%9"/>
-      <w:lvlJc w:val="left"/>
-      <w:pPr>
-        <w:ind w:left="1440" w:hanging="1440"/>
-      </w:pPr>
-      <w:rPr>
-        <w:rFonts w:hint="default"/>
-      </w:rPr>
-    </w:lvl>
-  </w:abstractNum>
-  <w:num w:numId="1" w16cid:durableId="1410469005">
+  <w:num w:numId="1" w16cid:durableId="175922415">
+    <w:abstractNumId w:val="5"/>
+  </w:num>
+  <w:num w:numId="2" w16cid:durableId="1726442119">
+    <w:abstractNumId w:val="13"/>
+  </w:num>
+  <w:num w:numId="3" w16cid:durableId="461657596">
+    <w:abstractNumId w:val="14"/>
+  </w:num>
+  <w:num w:numId="4" w16cid:durableId="531646460">
+    <w:abstractNumId w:val="4"/>
+  </w:num>
+  <w:num w:numId="5" w16cid:durableId="932133179">
+    <w:abstractNumId w:val="6"/>
+  </w:num>
+  <w:num w:numId="6" w16cid:durableId="45841172">
+    <w:abstractNumId w:val="2"/>
+  </w:num>
+  <w:num w:numId="7" w16cid:durableId="1264386997">
+    <w:abstractNumId w:val="9"/>
+  </w:num>
+  <w:num w:numId="8" w16cid:durableId="64226689">
+    <w:abstractNumId w:val="7"/>
+  </w:num>
+  <w:num w:numId="9" w16cid:durableId="1044908837">
+    <w:abstractNumId w:val="12"/>
+  </w:num>
+  <w:num w:numId="10" w16cid:durableId="792408488">
+    <w:abstractNumId w:val="1"/>
+  </w:num>
+  <w:num w:numId="11" w16cid:durableId="144441432">
+    <w:abstractNumId w:val="8"/>
+  </w:num>
+  <w:num w:numId="12" w16cid:durableId="952907690">
+    <w:abstractNumId w:val="10"/>
+  </w:num>
+  <w:num w:numId="13" w16cid:durableId="955022580">
     <w:abstractNumId w:val="0"/>
   </w:num>
-  <w:num w:numId="2" w16cid:durableId="1930578011">
-    <w:abstractNumId w:val="1"/>
-  </w:num>
-  <w:num w:numId="3" w16cid:durableId="175922415">
-    <w:abstractNumId w:val="13"/>
-  </w:num>
-  <w:num w:numId="4" w16cid:durableId="762605503">
-    <w:abstractNumId w:val="9"/>
-  </w:num>
-  <w:num w:numId="5" w16cid:durableId="88932562">
+  <w:num w:numId="14" w16cid:durableId="362825111">
     <w:abstractNumId w:val="11"/>
   </w:num>
-  <w:num w:numId="6" w16cid:durableId="1977637766">
-    <w:abstractNumId w:val="14"/>
-  </w:num>
-  <w:num w:numId="7" w16cid:durableId="1863471893">
-    <w:abstractNumId w:val="23"/>
-  </w:num>
-  <w:num w:numId="8" w16cid:durableId="973020106">
-    <w:abstractNumId w:val="2"/>
-  </w:num>
-  <w:num w:numId="9" w16cid:durableId="106244939">
-    <w:abstractNumId w:val="22"/>
-  </w:num>
-  <w:num w:numId="10" w16cid:durableId="1726442119">
-    <w:abstractNumId w:val="38"/>
-  </w:num>
-  <w:num w:numId="11" w16cid:durableId="200437981">
-    <w:abstractNumId w:val="31"/>
-  </w:num>
-  <w:num w:numId="12" w16cid:durableId="1570074541">
-    <w:abstractNumId w:val="4"/>
-  </w:num>
-  <w:num w:numId="13" w16cid:durableId="461657596">
-    <w:abstractNumId w:val="39"/>
-  </w:num>
-  <w:num w:numId="14" w16cid:durableId="839857498">
-    <w:abstractNumId w:val="41"/>
-  </w:num>
-  <w:num w:numId="15" w16cid:durableId="733044691">
-    <w:abstractNumId w:val="40"/>
-  </w:num>
-  <w:num w:numId="16" w16cid:durableId="1094328109">
-    <w:abstractNumId w:val="32"/>
-  </w:num>
-  <w:num w:numId="17" w16cid:durableId="531646460">
-    <w:abstractNumId w:val="12"/>
-  </w:num>
-  <w:num w:numId="18" w16cid:durableId="252591477">
-    <w:abstractNumId w:val="37"/>
-  </w:num>
-  <w:num w:numId="19" w16cid:durableId="932133179">
-    <w:abstractNumId w:val="17"/>
-  </w:num>
-  <w:num w:numId="20" w16cid:durableId="45841172">
-    <w:abstractNumId w:val="6"/>
-  </w:num>
-  <w:num w:numId="21" w16cid:durableId="1264386997">
-    <w:abstractNumId w:val="26"/>
-  </w:num>
-  <w:num w:numId="22" w16cid:durableId="1201479460">
-    <w:abstractNumId w:val="36"/>
-  </w:num>
-  <w:num w:numId="23" w16cid:durableId="64226689">
-    <w:abstractNumId w:val="18"/>
-  </w:num>
-  <w:num w:numId="24" w16cid:durableId="1949191909">
-    <w:abstractNumId w:val="15"/>
-  </w:num>
-  <w:num w:numId="25" w16cid:durableId="1044908837">
-    <w:abstractNumId w:val="35"/>
-  </w:num>
-  <w:num w:numId="26" w16cid:durableId="381321195">
-    <w:abstractNumId w:val="29"/>
-  </w:num>
-  <w:num w:numId="27" w16cid:durableId="350423342">
-    <w:abstractNumId w:val="16"/>
-  </w:num>
-  <w:num w:numId="28" w16cid:durableId="99301761">
-    <w:abstractNumId w:val="28"/>
-  </w:num>
-  <w:num w:numId="29" w16cid:durableId="1227686836">
-    <w:abstractNumId w:val="21"/>
-  </w:num>
-  <w:num w:numId="30" w16cid:durableId="319502056">
-    <w:abstractNumId w:val="19"/>
-  </w:num>
-  <w:num w:numId="31" w16cid:durableId="792408488">
-    <w:abstractNumId w:val="5"/>
-  </w:num>
-  <w:num w:numId="32" w16cid:durableId="144441432">
-    <w:abstractNumId w:val="24"/>
-  </w:num>
-  <w:num w:numId="33" w16cid:durableId="1830170405">
-    <w:abstractNumId w:val="25"/>
-  </w:num>
-  <w:num w:numId="34" w16cid:durableId="952907690">
-    <w:abstractNumId w:val="30"/>
-  </w:num>
-  <w:num w:numId="35" w16cid:durableId="1837375106">
-    <w:abstractNumId w:val="7"/>
-  </w:num>
-  <w:num w:numId="36" w16cid:durableId="955022580">
+  <w:num w:numId="15" w16cid:durableId="291600163">
     <w:abstractNumId w:val="3"/>
   </w:num>
-  <w:num w:numId="37" w16cid:durableId="874930041">
-    <w:abstractNumId w:val="27"/>
-  </w:num>
-  <w:num w:numId="38" w16cid:durableId="1363701821">
-    <w:abstractNumId w:val="20"/>
-  </w:num>
-  <w:num w:numId="39" w16cid:durableId="630481277">
-    <w:abstractNumId w:val="8"/>
-  </w:num>
-  <w:num w:numId="40" w16cid:durableId="362825111">
-    <w:abstractNumId w:val="34"/>
-  </w:num>
-  <w:num w:numId="41" w16cid:durableId="26875590">
-    <w:abstractNumId w:val="33"/>
-  </w:num>
-  <w:num w:numId="42" w16cid:durableId="291600163">
-    <w:abstractNumId w:val="10"/>
-  </w:num>
+  <w:numIdMacAtCleanup w:val="15"/>
 </w:numbering>
 </file>
 

--- a/File docs/Báo cáo dự án.docx
+++ b/File docs/Báo cáo dự án.docx
@@ -6687,10 +6687,526 @@
     </w:p>
     <w:p>
       <w:pPr>
-        <w:rPr>
-          <w:lang w:val="vi-VN"/>
-        </w:rPr>
-      </w:pPr>
+        <w:pStyle w:val="Heading2"/>
+        <w:rPr>
+          <w:lang w:val="vi-VN"/>
+        </w:rPr>
+      </w:pPr>
+      <w:r>
+        <w:t>3.</w:t>
+      </w:r>
+      <w:r>
+        <w:t>6</w:t>
+      </w:r>
+      <w:r>
+        <w:t xml:space="preserve"> </w:t>
+      </w:r>
+      <w:r>
+        <w:t>PHÂN</w:t>
+      </w:r>
+      <w:r>
+        <w:rPr>
+          <w:lang w:val="vi-VN"/>
+        </w:rPr>
+        <w:t xml:space="preserve"> TÍCH ĐƠN BIẾN VÀ ĐA BIẾN</w:t>
+      </w:r>
+    </w:p>
+    <w:p>
+      <w:pPr>
+        <w:pStyle w:val="Heading3"/>
+        <w:rPr>
+          <w:lang w:val="vi-VN"/>
+        </w:rPr>
+      </w:pPr>
+      <w:r>
+        <w:t>3.</w:t>
+      </w:r>
+      <w:r>
+        <w:t>6</w:t>
+      </w:r>
+      <w:r>
+        <w:t xml:space="preserve">.1 </w:t>
+      </w:r>
+      <w:r>
+        <w:t>Phân</w:t>
+      </w:r>
+      <w:r>
+        <w:rPr>
+          <w:lang w:val="vi-VN"/>
+        </w:rPr>
+        <w:t xml:space="preserve"> tích đơn biến</w:t>
+      </w:r>
+    </w:p>
+    <w:p>
+      <w:pPr>
+        <w:pStyle w:val="Heading4"/>
+        <w:rPr>
+          <w:i w:val="0"/>
+          <w:iCs w:val="0"/>
+          <w:lang w:val="vi-VN"/>
+        </w:rPr>
+      </w:pPr>
+      <w:r>
+        <w:rPr>
+          <w:i w:val="0"/>
+          <w:iCs w:val="0"/>
+        </w:rPr>
+        <w:t>3.6.</w:t>
+      </w:r>
+      <w:r>
+        <w:rPr>
+          <w:i w:val="0"/>
+          <w:iCs w:val="0"/>
+        </w:rPr>
+        <w:t>1</w:t>
+      </w:r>
+      <w:r>
+        <w:rPr>
+          <w:i w:val="0"/>
+          <w:iCs w:val="0"/>
+          <w:lang w:val="vi-VN"/>
+        </w:rPr>
+        <w:t>.1</w:t>
+      </w:r>
+      <w:r>
+        <w:rPr>
+          <w:i w:val="0"/>
+          <w:iCs w:val="0"/>
+        </w:rPr>
+        <w:t xml:space="preserve"> Phân</w:t>
+      </w:r>
+      <w:r>
+        <w:rPr>
+          <w:i w:val="0"/>
+          <w:iCs w:val="0"/>
+          <w:lang w:val="vi-VN"/>
+        </w:rPr>
+        <w:t xml:space="preserve"> tích </w:t>
+      </w:r>
+      <w:r>
+        <w:rPr>
+          <w:i w:val="0"/>
+          <w:iCs w:val="0"/>
+          <w:lang w:val="vi-VN"/>
+        </w:rPr>
+        <w:t>doanh số</w:t>
+      </w:r>
+    </w:p>
+    <w:p>
+      <w:pPr>
+        <w:pStyle w:val="Heading4"/>
+        <w:rPr>
+          <w:i w:val="0"/>
+          <w:iCs w:val="0"/>
+          <w:lang w:val="vi-VN"/>
+        </w:rPr>
+      </w:pPr>
+      <w:r>
+        <w:rPr>
+          <w:i w:val="0"/>
+          <w:iCs w:val="0"/>
+        </w:rPr>
+        <w:t>3.6.</w:t>
+      </w:r>
+      <w:r>
+        <w:rPr>
+          <w:i w:val="0"/>
+          <w:iCs w:val="0"/>
+        </w:rPr>
+        <w:t>1</w:t>
+      </w:r>
+      <w:r>
+        <w:rPr>
+          <w:i w:val="0"/>
+          <w:iCs w:val="0"/>
+          <w:lang w:val="vi-VN"/>
+        </w:rPr>
+        <w:t>.</w:t>
+      </w:r>
+      <w:r>
+        <w:rPr>
+          <w:i w:val="0"/>
+          <w:iCs w:val="0"/>
+          <w:lang w:val="vi-VN"/>
+        </w:rPr>
+        <w:t>2</w:t>
+      </w:r>
+      <w:r>
+        <w:rPr>
+          <w:i w:val="0"/>
+          <w:iCs w:val="0"/>
+        </w:rPr>
+        <w:t xml:space="preserve"> Phân</w:t>
+      </w:r>
+      <w:r>
+        <w:rPr>
+          <w:i w:val="0"/>
+          <w:iCs w:val="0"/>
+          <w:lang w:val="vi-VN"/>
+        </w:rPr>
+        <w:t xml:space="preserve"> tích </w:t>
+      </w:r>
+      <w:r>
+        <w:rPr>
+          <w:i w:val="0"/>
+          <w:iCs w:val="0"/>
+          <w:lang w:val="vi-VN"/>
+        </w:rPr>
+        <w:t>lợi nhuận</w:t>
+      </w:r>
+    </w:p>
+    <w:p>
+      <w:pPr>
+        <w:pStyle w:val="Heading4"/>
+        <w:rPr>
+          <w:i w:val="0"/>
+          <w:iCs w:val="0"/>
+          <w:lang w:val="vi-VN"/>
+        </w:rPr>
+      </w:pPr>
+      <w:r>
+        <w:rPr>
+          <w:i w:val="0"/>
+          <w:iCs w:val="0"/>
+        </w:rPr>
+        <w:t>3.6.</w:t>
+      </w:r>
+      <w:r>
+        <w:rPr>
+          <w:i w:val="0"/>
+          <w:iCs w:val="0"/>
+        </w:rPr>
+        <w:t>1</w:t>
+      </w:r>
+      <w:r>
+        <w:rPr>
+          <w:i w:val="0"/>
+          <w:iCs w:val="0"/>
+          <w:lang w:val="vi-VN"/>
+        </w:rPr>
+        <w:t>.</w:t>
+      </w:r>
+      <w:r>
+        <w:rPr>
+          <w:i w:val="0"/>
+          <w:iCs w:val="0"/>
+          <w:lang w:val="vi-VN"/>
+        </w:rPr>
+        <w:t>3</w:t>
+      </w:r>
+      <w:r>
+        <w:rPr>
+          <w:i w:val="0"/>
+          <w:iCs w:val="0"/>
+        </w:rPr>
+        <w:t xml:space="preserve"> Phân</w:t>
+      </w:r>
+      <w:r>
+        <w:rPr>
+          <w:i w:val="0"/>
+          <w:iCs w:val="0"/>
+          <w:lang w:val="vi-VN"/>
+        </w:rPr>
+        <w:t xml:space="preserve"> tích </w:t>
+      </w:r>
+      <w:r>
+        <w:rPr>
+          <w:i w:val="0"/>
+          <w:iCs w:val="0"/>
+          <w:lang w:val="vi-VN"/>
+        </w:rPr>
+        <w:t>thời gian</w:t>
+      </w:r>
+    </w:p>
+    <w:p>
+      <w:pPr>
+        <w:rPr>
+          <w:lang w:val="vi-VN"/>
+        </w:rPr>
+      </w:pPr>
+    </w:p>
+    <w:p>
+      <w:pPr>
+        <w:pStyle w:val="Heading3"/>
+        <w:rPr>
+          <w:lang w:val="vi-VN"/>
+        </w:rPr>
+      </w:pPr>
+      <w:r>
+        <w:lastRenderedPageBreak/>
+        <w:t>3.6.</w:t>
+      </w:r>
+      <w:r>
+        <w:t>2</w:t>
+      </w:r>
+      <w:r>
+        <w:t xml:space="preserve"> Phân</w:t>
+      </w:r>
+      <w:r>
+        <w:rPr>
+          <w:lang w:val="vi-VN"/>
+        </w:rPr>
+        <w:t xml:space="preserve"> tích </w:t>
+      </w:r>
+      <w:r>
+        <w:rPr>
+          <w:lang w:val="vi-VN"/>
+        </w:rPr>
+        <w:t>đa</w:t>
+      </w:r>
+      <w:r>
+        <w:rPr>
+          <w:lang w:val="vi-VN"/>
+        </w:rPr>
+        <w:t xml:space="preserve"> biến</w:t>
+      </w:r>
+    </w:p>
+    <w:p>
+      <w:pPr>
+        <w:pStyle w:val="Heading4"/>
+        <w:rPr>
+          <w:i w:val="0"/>
+          <w:iCs w:val="0"/>
+          <w:lang w:val="vi-VN"/>
+        </w:rPr>
+      </w:pPr>
+      <w:r>
+        <w:rPr>
+          <w:i w:val="0"/>
+          <w:iCs w:val="0"/>
+        </w:rPr>
+        <w:t>3.6.</w:t>
+      </w:r>
+      <w:r>
+        <w:rPr>
+          <w:i w:val="0"/>
+          <w:iCs w:val="0"/>
+        </w:rPr>
+        <w:t>2</w:t>
+      </w:r>
+      <w:r>
+        <w:rPr>
+          <w:i w:val="0"/>
+          <w:iCs w:val="0"/>
+          <w:lang w:val="vi-VN"/>
+        </w:rPr>
+        <w:t>.1</w:t>
+      </w:r>
+      <w:r>
+        <w:rPr>
+          <w:i w:val="0"/>
+          <w:iCs w:val="0"/>
+        </w:rPr>
+        <w:t xml:space="preserve"> Phân</w:t>
+      </w:r>
+      <w:r>
+        <w:rPr>
+          <w:i w:val="0"/>
+          <w:iCs w:val="0"/>
+          <w:lang w:val="vi-VN"/>
+        </w:rPr>
+        <w:t xml:space="preserve"> tích </w:t>
+      </w:r>
+      <w:r>
+        <w:rPr>
+          <w:i w:val="0"/>
+          <w:iCs w:val="0"/>
+          <w:lang w:val="vi-VN"/>
+        </w:rPr>
+        <w:t>hiệu suất kinh doanh theo năm và thị trường</w:t>
+      </w:r>
+    </w:p>
+    <w:p>
+      <w:pPr>
+        <w:pStyle w:val="Heading4"/>
+        <w:rPr>
+          <w:lang w:val="vi-VN"/>
+        </w:rPr>
+      </w:pPr>
+      <w:r>
+        <w:rPr>
+          <w:i w:val="0"/>
+          <w:iCs w:val="0"/>
+        </w:rPr>
+        <w:t>3.6.</w:t>
+      </w:r>
+      <w:r>
+        <w:rPr>
+          <w:i w:val="0"/>
+          <w:iCs w:val="0"/>
+        </w:rPr>
+        <w:t>2</w:t>
+      </w:r>
+      <w:r>
+        <w:rPr>
+          <w:i w:val="0"/>
+          <w:iCs w:val="0"/>
+          <w:lang w:val="vi-VN"/>
+        </w:rPr>
+        <w:t>.</w:t>
+      </w:r>
+      <w:r>
+        <w:rPr>
+          <w:i w:val="0"/>
+          <w:iCs w:val="0"/>
+          <w:lang w:val="vi-VN"/>
+        </w:rPr>
+        <w:t>2</w:t>
+      </w:r>
+      <w:r>
+        <w:rPr>
+          <w:i w:val="0"/>
+          <w:iCs w:val="0"/>
+        </w:rPr>
+        <w:t xml:space="preserve"> Phân</w:t>
+      </w:r>
+      <w:r>
+        <w:rPr>
+          <w:i w:val="0"/>
+          <w:iCs w:val="0"/>
+          <w:lang w:val="vi-VN"/>
+        </w:rPr>
+        <w:t xml:space="preserve"> tích </w:t>
+      </w:r>
+      <w:r>
+        <w:rPr>
+          <w:i w:val="0"/>
+          <w:iCs w:val="0"/>
+          <w:lang w:val="vi-VN"/>
+        </w:rPr>
+        <w:t xml:space="preserve">chi tiết ngành hàng </w:t>
+      </w:r>
+      <w:r>
+        <w:rPr>
+          <w:i w:val="0"/>
+          <w:iCs w:val="0"/>
+          <w:lang w:val="vi-VN"/>
+        </w:rPr>
+        <w:t>(</w:t>
+      </w:r>
+      <w:r>
+        <w:rPr>
+          <w:i w:val="0"/>
+          <w:iCs w:val="0"/>
+          <w:lang w:val="vi-VN"/>
+        </w:rPr>
+        <w:t>Category &amp; Sub-</w:t>
+      </w:r>
+      <w:r>
+        <w:rPr>
+          <w:i w:val="0"/>
+          <w:iCs w:val="0"/>
+          <w:lang w:val="vi-VN"/>
+        </w:rPr>
+        <w:t>Category</w:t>
+      </w:r>
+      <w:r>
+        <w:rPr>
+          <w:lang w:val="vi-VN"/>
+        </w:rPr>
+        <w:t>)</w:t>
+      </w:r>
+    </w:p>
+    <w:p>
+      <w:pPr>
+        <w:pStyle w:val="Heading4"/>
+        <w:rPr>
+          <w:lang w:val="vi-VN"/>
+        </w:rPr>
+      </w:pPr>
+      <w:r>
+        <w:rPr>
+          <w:i w:val="0"/>
+          <w:iCs w:val="0"/>
+        </w:rPr>
+        <w:t>3.6.</w:t>
+      </w:r>
+      <w:r>
+        <w:rPr>
+          <w:i w:val="0"/>
+          <w:iCs w:val="0"/>
+        </w:rPr>
+        <w:t>2</w:t>
+      </w:r>
+      <w:r>
+        <w:rPr>
+          <w:i w:val="0"/>
+          <w:iCs w:val="0"/>
+          <w:lang w:val="vi-VN"/>
+        </w:rPr>
+        <w:t>.</w:t>
+      </w:r>
+      <w:r>
+        <w:rPr>
+          <w:i w:val="0"/>
+          <w:iCs w:val="0"/>
+          <w:lang w:val="vi-VN"/>
+        </w:rPr>
+        <w:t>3</w:t>
+      </w:r>
+      <w:r>
+        <w:rPr>
+          <w:i w:val="0"/>
+          <w:iCs w:val="0"/>
+        </w:rPr>
+        <w:t xml:space="preserve"> Phân</w:t>
+      </w:r>
+      <w:r>
+        <w:rPr>
+          <w:i w:val="0"/>
+          <w:iCs w:val="0"/>
+          <w:lang w:val="vi-VN"/>
+        </w:rPr>
+        <w:t xml:space="preserve"> tích </w:t>
+      </w:r>
+      <w:r>
+        <w:rPr>
+          <w:i w:val="0"/>
+          <w:iCs w:val="0"/>
+          <w:lang w:val="vi-VN"/>
+        </w:rPr>
+        <w:t>h</w:t>
+      </w:r>
+      <w:r>
+        <w:rPr>
+          <w:i w:val="0"/>
+          <w:iCs w:val="0"/>
+          <w:lang w:val="vi-VN"/>
+        </w:rPr>
+        <w:t xml:space="preserve">iệu suất </w:t>
+      </w:r>
+      <w:r>
+        <w:rPr>
+          <w:i w:val="0"/>
+          <w:iCs w:val="0"/>
+          <w:lang w:val="vi-VN"/>
+        </w:rPr>
+        <w:t>v</w:t>
+      </w:r>
+      <w:r>
+        <w:rPr>
+          <w:i w:val="0"/>
+          <w:iCs w:val="0"/>
+          <w:lang w:val="vi-VN"/>
+        </w:rPr>
+        <w:t xml:space="preserve">ận chuyển &amp; </w:t>
+      </w:r>
+      <w:r>
+        <w:rPr>
+          <w:i w:val="0"/>
+          <w:iCs w:val="0"/>
+          <w:lang w:val="vi-VN"/>
+        </w:rPr>
+        <w:t>l</w:t>
+      </w:r>
+      <w:r>
+        <w:rPr>
+          <w:i w:val="0"/>
+          <w:iCs w:val="0"/>
+          <w:lang w:val="vi-VN"/>
+        </w:rPr>
+        <w:t>ogistics</w:t>
+      </w:r>
     </w:p>
     <w:sectPr>
       <w:pgSz w:w="12240" w:h="15840"/>

--- a/File docs/Báo cáo dự án.docx
+++ b/File docs/Báo cáo dự án.docx
@@ -2860,6 +2860,7 @@
         <w:pStyle w:val="Heading3"/>
       </w:pPr>
       <w:r>
+        <w:lastRenderedPageBreak/>
         <w:t>2.1.4 Mô hình dữ liệu đa chiều và lược đồ hình sao (Star Schema)</w:t>
       </w:r>
     </w:p>
@@ -2878,6 +2879,59 @@
           <w:szCs w:val="24"/>
         </w:rPr>
         <w:t>Mô hình dữ liệu đa chiều được sử dụng phổ biến trong các hệ thống Business Intelligence nhằm tối ưu hiệu suất phân tích.</w:t>
+      </w:r>
+      <w:r>
+        <w:t xml:space="preserve"> </w:t>
+      </w:r>
+      <w:r>
+        <w:drawing>
+          <wp:inline distT="0" distB="0" distL="0" distR="0" wp14:anchorId="1A650BED" wp14:editId="1A2ACEBE">
+            <wp:extent cx="5943600" cy="3962400"/>
+            <wp:effectExtent l="0" t="0" r="0" b="0"/>
+            <wp:docPr id="291003315" name="Picture 2"/>
+            <wp:cNvGraphicFramePr>
+              <a:graphicFrameLocks xmlns:a="http://schemas.openxmlformats.org/drawingml/2006/main" noChangeAspect="1"/>
+            </wp:cNvGraphicFramePr>
+            <a:graphic xmlns:a="http://schemas.openxmlformats.org/drawingml/2006/main">
+              <a:graphicData uri="http://schemas.openxmlformats.org/drawingml/2006/picture">
+                <pic:pic xmlns:pic="http://schemas.openxmlformats.org/drawingml/2006/picture">
+                  <pic:nvPicPr>
+                    <pic:cNvPr id="0" name="Picture 6"/>
+                    <pic:cNvPicPr>
+                      <a:picLocks noChangeAspect="1" noChangeArrowheads="1"/>
+                    </pic:cNvPicPr>
+                  </pic:nvPicPr>
+                  <pic:blipFill>
+                    <a:blip r:embed="rId10" cstate="print">
+                      <a:extLst>
+                        <a:ext uri="{28A0092B-C50C-407E-A947-70E740481C1C}">
+                          <a14:useLocalDpi xmlns:a14="http://schemas.microsoft.com/office/drawing/2010/main" val="0"/>
+                        </a:ext>
+                      </a:extLst>
+                    </a:blip>
+                    <a:srcRect/>
+                    <a:stretch>
+                      <a:fillRect/>
+                    </a:stretch>
+                  </pic:blipFill>
+                  <pic:spPr bwMode="auto">
+                    <a:xfrm>
+                      <a:off x="0" y="0"/>
+                      <a:ext cx="5943600" cy="3962400"/>
+                    </a:xfrm>
+                    <a:prstGeom prst="rect">
+                      <a:avLst/>
+                    </a:prstGeom>
+                    <a:noFill/>
+                    <a:ln>
+                      <a:noFill/>
+                    </a:ln>
+                  </pic:spPr>
+                </pic:pic>
+              </a:graphicData>
+            </a:graphic>
+          </wp:inline>
+        </w:drawing>
       </w:r>
     </w:p>
     <w:p>
@@ -3033,107 +3087,107 @@
         </w:numPr>
       </w:pPr>
       <w:r>
+        <w:t>Khai phá dữ liệu khách hàng bằng mô hình RFM</w:t>
+      </w:r>
+    </w:p>
+    <w:p>
+      <w:pPr>
+        <w:rPr>
+          <w:rFonts w:ascii="Times New Roman" w:hAnsi="Times New Roman" w:cs="Times New Roman"/>
+          <w:sz w:val="24"/>
+          <w:szCs w:val="24"/>
+        </w:rPr>
+      </w:pPr>
+      <w:r>
+        <w:rPr>
+          <w:rFonts w:ascii="Times New Roman" w:hAnsi="Times New Roman" w:cs="Times New Roman"/>
+          <w:sz w:val="24"/>
+          <w:szCs w:val="24"/>
+        </w:rPr>
+        <w:t>RFM là phương pháp phân khúc khách hàng dựa trên ba tiêu chí:</w:t>
+      </w:r>
+    </w:p>
+    <w:p>
+      <w:pPr>
+        <w:pStyle w:val="ListParagraph"/>
+        <w:numPr>
+          <w:ilvl w:val="0"/>
+          <w:numId w:val="8"/>
+        </w:numPr>
+        <w:rPr>
+          <w:rFonts w:ascii="Times New Roman" w:hAnsi="Times New Roman" w:cs="Times New Roman"/>
+          <w:sz w:val="24"/>
+          <w:szCs w:val="24"/>
+        </w:rPr>
+      </w:pPr>
+      <w:r>
+        <w:rPr>
+          <w:rFonts w:ascii="Times New Roman" w:hAnsi="Times New Roman" w:cs="Times New Roman"/>
+          <w:sz w:val="24"/>
+          <w:szCs w:val="24"/>
+        </w:rPr>
+        <w:t>Recency: Thời gian kể từ lần mua hàng gần nhất.</w:t>
+      </w:r>
+    </w:p>
+    <w:p>
+      <w:pPr>
+        <w:pStyle w:val="ListParagraph"/>
+        <w:numPr>
+          <w:ilvl w:val="0"/>
+          <w:numId w:val="8"/>
+        </w:numPr>
+        <w:rPr>
+          <w:rFonts w:ascii="Times New Roman" w:hAnsi="Times New Roman" w:cs="Times New Roman"/>
+          <w:sz w:val="24"/>
+          <w:szCs w:val="24"/>
+        </w:rPr>
+      </w:pPr>
+      <w:r>
+        <w:rPr>
+          <w:rFonts w:ascii="Times New Roman" w:hAnsi="Times New Roman" w:cs="Times New Roman"/>
+          <w:sz w:val="24"/>
+          <w:szCs w:val="24"/>
+        </w:rPr>
+        <w:t>Frequency: Tần suất mua hàng.</w:t>
+      </w:r>
+    </w:p>
+    <w:p>
+      <w:pPr>
+        <w:pStyle w:val="ListParagraph"/>
+        <w:numPr>
+          <w:ilvl w:val="0"/>
+          <w:numId w:val="8"/>
+        </w:numPr>
+        <w:rPr>
+          <w:rFonts w:ascii="Times New Roman" w:hAnsi="Times New Roman" w:cs="Times New Roman"/>
+          <w:sz w:val="24"/>
+          <w:szCs w:val="24"/>
+        </w:rPr>
+      </w:pPr>
+      <w:r>
+        <w:rPr>
+          <w:rFonts w:ascii="Times New Roman" w:hAnsi="Times New Roman" w:cs="Times New Roman"/>
+          <w:sz w:val="24"/>
+          <w:szCs w:val="24"/>
+        </w:rPr>
+        <w:t>Monetary: Tổng giá trị chi tiêu.</w:t>
+      </w:r>
+    </w:p>
+    <w:p>
+      <w:pPr>
+        <w:rPr>
+          <w:rFonts w:ascii="Times New Roman" w:hAnsi="Times New Roman" w:cs="Times New Roman"/>
+          <w:sz w:val="24"/>
+          <w:szCs w:val="24"/>
+        </w:rPr>
+      </w:pPr>
+      <w:r>
+        <w:rPr>
+          <w:rFonts w:ascii="Times New Roman" w:hAnsi="Times New Roman" w:cs="Times New Roman"/>
+          <w:sz w:val="24"/>
+          <w:szCs w:val="24"/>
+        </w:rPr>
         <w:lastRenderedPageBreak/>
-        <w:t>Khai phá dữ liệu khách hàng bằng mô hình RFM</w:t>
-      </w:r>
-    </w:p>
-    <w:p>
-      <w:pPr>
-        <w:rPr>
-          <w:rFonts w:ascii="Times New Roman" w:hAnsi="Times New Roman" w:cs="Times New Roman"/>
-          <w:sz w:val="24"/>
-          <w:szCs w:val="24"/>
-        </w:rPr>
-      </w:pPr>
-      <w:r>
-        <w:rPr>
-          <w:rFonts w:ascii="Times New Roman" w:hAnsi="Times New Roman" w:cs="Times New Roman"/>
-          <w:sz w:val="24"/>
-          <w:szCs w:val="24"/>
-        </w:rPr>
-        <w:t>RFM là phương pháp phân khúc khách hàng dựa trên ba tiêu chí:</w:t>
-      </w:r>
-    </w:p>
-    <w:p>
-      <w:pPr>
-        <w:pStyle w:val="ListParagraph"/>
-        <w:numPr>
-          <w:ilvl w:val="0"/>
-          <w:numId w:val="8"/>
-        </w:numPr>
-        <w:rPr>
-          <w:rFonts w:ascii="Times New Roman" w:hAnsi="Times New Roman" w:cs="Times New Roman"/>
-          <w:sz w:val="24"/>
-          <w:szCs w:val="24"/>
-        </w:rPr>
-      </w:pPr>
-      <w:r>
-        <w:rPr>
-          <w:rFonts w:ascii="Times New Roman" w:hAnsi="Times New Roman" w:cs="Times New Roman"/>
-          <w:sz w:val="24"/>
-          <w:szCs w:val="24"/>
-        </w:rPr>
-        <w:t>Recency: Thời gian kể từ lần mua hàng gần nhất.</w:t>
-      </w:r>
-    </w:p>
-    <w:p>
-      <w:pPr>
-        <w:pStyle w:val="ListParagraph"/>
-        <w:numPr>
-          <w:ilvl w:val="0"/>
-          <w:numId w:val="8"/>
-        </w:numPr>
-        <w:rPr>
-          <w:rFonts w:ascii="Times New Roman" w:hAnsi="Times New Roman" w:cs="Times New Roman"/>
-          <w:sz w:val="24"/>
-          <w:szCs w:val="24"/>
-        </w:rPr>
-      </w:pPr>
-      <w:r>
-        <w:rPr>
-          <w:rFonts w:ascii="Times New Roman" w:hAnsi="Times New Roman" w:cs="Times New Roman"/>
-          <w:sz w:val="24"/>
-          <w:szCs w:val="24"/>
-        </w:rPr>
-        <w:t>Frequency: Tần suất mua hàng.</w:t>
-      </w:r>
-    </w:p>
-    <w:p>
-      <w:pPr>
-        <w:pStyle w:val="ListParagraph"/>
-        <w:numPr>
-          <w:ilvl w:val="0"/>
-          <w:numId w:val="8"/>
-        </w:numPr>
-        <w:rPr>
-          <w:rFonts w:ascii="Times New Roman" w:hAnsi="Times New Roman" w:cs="Times New Roman"/>
-          <w:sz w:val="24"/>
-          <w:szCs w:val="24"/>
-        </w:rPr>
-      </w:pPr>
-      <w:r>
-        <w:rPr>
-          <w:rFonts w:ascii="Times New Roman" w:hAnsi="Times New Roman" w:cs="Times New Roman"/>
-          <w:sz w:val="24"/>
-          <w:szCs w:val="24"/>
-        </w:rPr>
-        <w:t>Monetary: Tổng giá trị chi tiêu.</w:t>
-      </w:r>
-    </w:p>
-    <w:p>
-      <w:pPr>
-        <w:rPr>
-          <w:rFonts w:ascii="Times New Roman" w:hAnsi="Times New Roman" w:cs="Times New Roman"/>
-          <w:sz w:val="24"/>
-          <w:szCs w:val="24"/>
-        </w:rPr>
-      </w:pPr>
-      <w:r>
-        <w:rPr>
-          <w:rFonts w:ascii="Times New Roman" w:hAnsi="Times New Roman" w:cs="Times New Roman"/>
-          <w:sz w:val="24"/>
-          <w:szCs w:val="24"/>
-        </w:rPr>
         <w:t>Thông qua mô hình RFM, doanh nghiệp có thể xác định khách hàng trung thành, khách hàng tiềm năng và khách hàng có nguy cơ rời bỏ để xây dựng chiến lược chăm sóc phù hợp.</w:t>
       </w:r>
     </w:p>
@@ -3492,156 +3546,156 @@
         </w:numPr>
       </w:pPr>
       <w:r>
+        <w:t>Hệ thống chỉ số đo lường (KPI Framework)</w:t>
+      </w:r>
+    </w:p>
+    <w:p>
+      <w:pPr>
+        <w:rPr>
+          <w:rFonts w:ascii="Times New Roman" w:hAnsi="Times New Roman" w:cs="Times New Roman"/>
+          <w:sz w:val="24"/>
+          <w:szCs w:val="24"/>
+        </w:rPr>
+      </w:pPr>
+      <w:r>
+        <w:rPr>
+          <w:rFonts w:ascii="Times New Roman" w:hAnsi="Times New Roman" w:cs="Times New Roman"/>
+          <w:sz w:val="24"/>
+          <w:szCs w:val="24"/>
+        </w:rPr>
+        <w:t>Các KPI chính được sử dụng trong dự án gồm:</w:t>
+      </w:r>
+    </w:p>
+    <w:p>
+      <w:pPr>
+        <w:pStyle w:val="ListParagraph"/>
+        <w:numPr>
+          <w:ilvl w:val="0"/>
+          <w:numId w:val="8"/>
+        </w:numPr>
+        <w:rPr>
+          <w:rFonts w:ascii="Times New Roman" w:hAnsi="Times New Roman" w:cs="Times New Roman"/>
+          <w:sz w:val="24"/>
+          <w:szCs w:val="24"/>
+        </w:rPr>
+      </w:pPr>
+      <w:r>
+        <w:rPr>
+          <w:rFonts w:ascii="Times New Roman" w:hAnsi="Times New Roman" w:cs="Times New Roman"/>
+          <w:sz w:val="24"/>
+          <w:szCs w:val="24"/>
+        </w:rPr>
+        <w:t>Total Sales.</w:t>
+      </w:r>
+    </w:p>
+    <w:p>
+      <w:pPr>
+        <w:pStyle w:val="ListParagraph"/>
+        <w:numPr>
+          <w:ilvl w:val="0"/>
+          <w:numId w:val="8"/>
+        </w:numPr>
+        <w:rPr>
+          <w:rFonts w:ascii="Times New Roman" w:hAnsi="Times New Roman" w:cs="Times New Roman"/>
+          <w:sz w:val="24"/>
+          <w:szCs w:val="24"/>
+        </w:rPr>
+      </w:pPr>
+      <w:r>
+        <w:rPr>
+          <w:rFonts w:ascii="Times New Roman" w:hAnsi="Times New Roman" w:cs="Times New Roman"/>
+          <w:sz w:val="24"/>
+          <w:szCs w:val="24"/>
+        </w:rPr>
+        <w:t>Total Profit.</w:t>
+      </w:r>
+    </w:p>
+    <w:p>
+      <w:pPr>
+        <w:pStyle w:val="ListParagraph"/>
+        <w:numPr>
+          <w:ilvl w:val="0"/>
+          <w:numId w:val="8"/>
+        </w:numPr>
+        <w:rPr>
+          <w:rFonts w:ascii="Times New Roman" w:hAnsi="Times New Roman" w:cs="Times New Roman"/>
+          <w:sz w:val="24"/>
+          <w:szCs w:val="24"/>
+        </w:rPr>
+      </w:pPr>
+      <w:r>
+        <w:rPr>
+          <w:rFonts w:ascii="Times New Roman" w:hAnsi="Times New Roman" w:cs="Times New Roman"/>
+          <w:sz w:val="24"/>
+          <w:szCs w:val="24"/>
+        </w:rPr>
+        <w:t>Profit Margin.</w:t>
+      </w:r>
+    </w:p>
+    <w:p>
+      <w:pPr>
+        <w:pStyle w:val="ListParagraph"/>
+        <w:numPr>
+          <w:ilvl w:val="0"/>
+          <w:numId w:val="8"/>
+        </w:numPr>
+        <w:rPr>
+          <w:rFonts w:ascii="Times New Roman" w:hAnsi="Times New Roman" w:cs="Times New Roman"/>
+          <w:sz w:val="24"/>
+          <w:szCs w:val="24"/>
+        </w:rPr>
+      </w:pPr>
+      <w:r>
+        <w:rPr>
+          <w:rFonts w:ascii="Times New Roman" w:hAnsi="Times New Roman" w:cs="Times New Roman"/>
+          <w:sz w:val="24"/>
+          <w:szCs w:val="24"/>
+        </w:rPr>
+        <w:t>Total Orders.</w:t>
+      </w:r>
+    </w:p>
+    <w:p>
+      <w:pPr>
+        <w:pStyle w:val="ListParagraph"/>
+        <w:numPr>
+          <w:ilvl w:val="0"/>
+          <w:numId w:val="8"/>
+        </w:numPr>
+        <w:rPr>
+          <w:rFonts w:ascii="Times New Roman" w:hAnsi="Times New Roman" w:cs="Times New Roman"/>
+          <w:sz w:val="24"/>
+          <w:szCs w:val="24"/>
+        </w:rPr>
+      </w:pPr>
+      <w:r>
+        <w:rPr>
+          <w:rFonts w:ascii="Times New Roman" w:hAnsi="Times New Roman" w:cs="Times New Roman"/>
+          <w:sz w:val="24"/>
+          <w:szCs w:val="24"/>
+        </w:rPr>
+        <w:t>Total Customers.</w:t>
+      </w:r>
+    </w:p>
+    <w:p>
+      <w:pPr>
+        <w:pStyle w:val="ListParagraph"/>
+        <w:numPr>
+          <w:ilvl w:val="0"/>
+          <w:numId w:val="8"/>
+        </w:numPr>
+        <w:rPr>
+          <w:rFonts w:ascii="Times New Roman" w:hAnsi="Times New Roman" w:cs="Times New Roman"/>
+          <w:sz w:val="24"/>
+          <w:szCs w:val="24"/>
+        </w:rPr>
+      </w:pPr>
+      <w:r>
+        <w:rPr>
+          <w:rFonts w:ascii="Times New Roman" w:hAnsi="Times New Roman" w:cs="Times New Roman"/>
+          <w:sz w:val="24"/>
+          <w:szCs w:val="24"/>
+        </w:rPr>
         <w:lastRenderedPageBreak/>
-        <w:t>Hệ thống chỉ số đo lường (KPI Framework)</w:t>
-      </w:r>
-    </w:p>
-    <w:p>
-      <w:pPr>
-        <w:rPr>
-          <w:rFonts w:ascii="Times New Roman" w:hAnsi="Times New Roman" w:cs="Times New Roman"/>
-          <w:sz w:val="24"/>
-          <w:szCs w:val="24"/>
-        </w:rPr>
-      </w:pPr>
-      <w:r>
-        <w:rPr>
-          <w:rFonts w:ascii="Times New Roman" w:hAnsi="Times New Roman" w:cs="Times New Roman"/>
-          <w:sz w:val="24"/>
-          <w:szCs w:val="24"/>
-        </w:rPr>
-        <w:t>Các KPI chính được sử dụng trong dự án gồm:</w:t>
-      </w:r>
-    </w:p>
-    <w:p>
-      <w:pPr>
-        <w:pStyle w:val="ListParagraph"/>
-        <w:numPr>
-          <w:ilvl w:val="0"/>
-          <w:numId w:val="8"/>
-        </w:numPr>
-        <w:rPr>
-          <w:rFonts w:ascii="Times New Roman" w:hAnsi="Times New Roman" w:cs="Times New Roman"/>
-          <w:sz w:val="24"/>
-          <w:szCs w:val="24"/>
-        </w:rPr>
-      </w:pPr>
-      <w:r>
-        <w:rPr>
-          <w:rFonts w:ascii="Times New Roman" w:hAnsi="Times New Roman" w:cs="Times New Roman"/>
-          <w:sz w:val="24"/>
-          <w:szCs w:val="24"/>
-        </w:rPr>
-        <w:t>Total Sales.</w:t>
-      </w:r>
-    </w:p>
-    <w:p>
-      <w:pPr>
-        <w:pStyle w:val="ListParagraph"/>
-        <w:numPr>
-          <w:ilvl w:val="0"/>
-          <w:numId w:val="8"/>
-        </w:numPr>
-        <w:rPr>
-          <w:rFonts w:ascii="Times New Roman" w:hAnsi="Times New Roman" w:cs="Times New Roman"/>
-          <w:sz w:val="24"/>
-          <w:szCs w:val="24"/>
-        </w:rPr>
-      </w:pPr>
-      <w:r>
-        <w:rPr>
-          <w:rFonts w:ascii="Times New Roman" w:hAnsi="Times New Roman" w:cs="Times New Roman"/>
-          <w:sz w:val="24"/>
-          <w:szCs w:val="24"/>
-        </w:rPr>
-        <w:t>Total Profit.</w:t>
-      </w:r>
-    </w:p>
-    <w:p>
-      <w:pPr>
-        <w:pStyle w:val="ListParagraph"/>
-        <w:numPr>
-          <w:ilvl w:val="0"/>
-          <w:numId w:val="8"/>
-        </w:numPr>
-        <w:rPr>
-          <w:rFonts w:ascii="Times New Roman" w:hAnsi="Times New Roman" w:cs="Times New Roman"/>
-          <w:sz w:val="24"/>
-          <w:szCs w:val="24"/>
-        </w:rPr>
-      </w:pPr>
-      <w:r>
-        <w:rPr>
-          <w:rFonts w:ascii="Times New Roman" w:hAnsi="Times New Roman" w:cs="Times New Roman"/>
-          <w:sz w:val="24"/>
-          <w:szCs w:val="24"/>
-        </w:rPr>
-        <w:t>Profit Margin.</w:t>
-      </w:r>
-    </w:p>
-    <w:p>
-      <w:pPr>
-        <w:pStyle w:val="ListParagraph"/>
-        <w:numPr>
-          <w:ilvl w:val="0"/>
-          <w:numId w:val="8"/>
-        </w:numPr>
-        <w:rPr>
-          <w:rFonts w:ascii="Times New Roman" w:hAnsi="Times New Roman" w:cs="Times New Roman"/>
-          <w:sz w:val="24"/>
-          <w:szCs w:val="24"/>
-        </w:rPr>
-      </w:pPr>
-      <w:r>
-        <w:rPr>
-          <w:rFonts w:ascii="Times New Roman" w:hAnsi="Times New Roman" w:cs="Times New Roman"/>
-          <w:sz w:val="24"/>
-          <w:szCs w:val="24"/>
-        </w:rPr>
-        <w:t>Total Orders.</w:t>
-      </w:r>
-    </w:p>
-    <w:p>
-      <w:pPr>
-        <w:pStyle w:val="ListParagraph"/>
-        <w:numPr>
-          <w:ilvl w:val="0"/>
-          <w:numId w:val="8"/>
-        </w:numPr>
-        <w:rPr>
-          <w:rFonts w:ascii="Times New Roman" w:hAnsi="Times New Roman" w:cs="Times New Roman"/>
-          <w:sz w:val="24"/>
-          <w:szCs w:val="24"/>
-        </w:rPr>
-      </w:pPr>
-      <w:r>
-        <w:rPr>
-          <w:rFonts w:ascii="Times New Roman" w:hAnsi="Times New Roman" w:cs="Times New Roman"/>
-          <w:sz w:val="24"/>
-          <w:szCs w:val="24"/>
-        </w:rPr>
-        <w:t>Total Customers.</w:t>
-      </w:r>
-    </w:p>
-    <w:p>
-      <w:pPr>
-        <w:pStyle w:val="ListParagraph"/>
-        <w:numPr>
-          <w:ilvl w:val="0"/>
-          <w:numId w:val="8"/>
-        </w:numPr>
-        <w:rPr>
-          <w:rFonts w:ascii="Times New Roman" w:hAnsi="Times New Roman" w:cs="Times New Roman"/>
-          <w:sz w:val="24"/>
-          <w:szCs w:val="24"/>
-        </w:rPr>
-      </w:pPr>
-      <w:r>
-        <w:rPr>
-          <w:rFonts w:ascii="Times New Roman" w:hAnsi="Times New Roman" w:cs="Times New Roman"/>
-          <w:sz w:val="24"/>
-          <w:szCs w:val="24"/>
-        </w:rPr>
         <w:t>Average Order Value.</w:t>
       </w:r>
     </w:p>
@@ -4204,7 +4258,6 @@
                 <w:sz w:val="24"/>
                 <w:szCs w:val="24"/>
               </w:rPr>
-              <w:lastRenderedPageBreak/>
               <w:t>Ship Date</w:t>
             </w:r>
           </w:p>
@@ -4619,6 +4672,7 @@
                 <w:sz w:val="24"/>
                 <w:szCs w:val="24"/>
               </w:rPr>
+              <w:lastRenderedPageBreak/>
               <w:t>Category</w:t>
             </w:r>
           </w:p>
@@ -5139,221 +5193,213 @@
           <w:sz w:val="24"/>
           <w:szCs w:val="24"/>
         </w:rPr>
-        <w:t xml:space="preserve">Tầng Biến đổi (Transform): Đây là trọng tâm của quy trình ELT. Sử dụng các công cụ xử lý dữ liệu (như dbt, SQL), dữ liệu thô tại vùng đệm sẽ được làm sạch, ép kiểu dữ liệu, </w:t>
-      </w:r>
-      <w:r>
-        <w:rPr>
-          <w:rFonts w:ascii="Times New Roman" w:hAnsi="Times New Roman" w:cs="Times New Roman"/>
-          <w:sz w:val="24"/>
-          <w:szCs w:val="24"/>
-        </w:rPr>
+        <w:t>Tầng Biến đổi (Transform): Đây là trọng tâm của quy trình ELT. Sử dụng các công cụ xử lý dữ liệu (như dbt, SQL), dữ liệu thô tại vùng đệm sẽ được làm sạch, ép kiểu dữ liệu, khử trùng lặp, bóc tách các trường thông tin cần thiết và cấu trúc lại thành các bảng dữ liệu tinh gọn, sẵn sàng phục vụ cho việc mô hình hóa và phân tích.</w:t>
+      </w:r>
+    </w:p>
+    <w:p>
+      <w:pPr>
+        <w:pStyle w:val="Heading2"/>
+        <w:rPr>
+          <w:rFonts w:cs="Times New Roman"/>
+          <w:lang w:val="vi-VN"/>
+        </w:rPr>
+      </w:pPr>
+      <w:r>
+        <w:rPr>
+          <w:rFonts w:cs="Times New Roman"/>
+          <w:lang w:val="vi-VN"/>
+        </w:rPr>
+        <w:t>3.2 ĐÁNH GIÁ CHẤT LƯỢNG VÀ KHÁM PHÁ DỮ LIỆU (EDA)</w:t>
+      </w:r>
+    </w:p>
+    <w:p>
+      <w:r>
+        <w:t>Trước khi tiến hành xây dựng mô hình dữ liệu, việc Đánh giá chất lượng và Khám phá dữ liệu (EDA - Exploratory Data Analysis) là bắt buộc nhằm mục đích thấu hiểu cấu trúc và "sức khỏe" của nguồn dữ liệu thu thập được. Quy trình này tập trung vào hai nội dung chính:</w:t>
+      </w:r>
+    </w:p>
+    <w:p>
+      <w:pPr>
+        <w:pStyle w:val="Heading3"/>
+      </w:pPr>
+      <w:r>
         <w:lastRenderedPageBreak/>
-        <w:t>khử trùng lặp, bóc tách các trường thông tin cần thiết và cấu trúc lại thành các bảng dữ liệu tinh gọn, sẵn sàng phục vụ cho việc mô hình hóa và phân tích.</w:t>
-      </w:r>
+        <w:t xml:space="preserve">3.2.1 </w:t>
+      </w:r>
+      <w:r>
+        <w:t>Đánh giá chất lượng dữ liệu (Data Quality Assessment)</w:t>
+      </w:r>
+    </w:p>
+    <w:p>
+      <w:r>
+        <w:t>Hệ thống thực hiện kiểm tra dữ liệu thô dựa trên các tiêu chí nghiêm ngặt để phát hiện và khoanh vùng các lỗi hệ thống:</w:t>
+      </w:r>
+    </w:p>
+    <w:p>
+      <w:pPr>
+        <w:pStyle w:val="ListParagraph"/>
+        <w:numPr>
+          <w:ilvl w:val="0"/>
+          <w:numId w:val="8"/>
+        </w:numPr>
+      </w:pPr>
+      <w:r>
+        <w:t>Định vị dữ liệu khuyết thiếu (Missing Values): Xác định các trường thông tin bị bỏ trống (Null/Blank) ở các cột quan trọng như doanh thu, mã khách hàng, mã đơn hàng để lên phương án xử lý (loại bỏ hoặc điền bù dữ liệu).</w:t>
+      </w:r>
+    </w:p>
+    <w:p>
+      <w:pPr>
+        <w:pStyle w:val="ListParagraph"/>
+        <w:numPr>
+          <w:ilvl w:val="0"/>
+          <w:numId w:val="8"/>
+        </w:numPr>
+      </w:pPr>
+      <w:r>
+        <w:t>Xử lý dữ liệu dị biệt (Outliers): Phát hiện các bản ghi có giá trị bất thường vượt quá biên độ logic (ví dụ: ngày hóa đơn năm 2099, số lượng mua hàng âm, hoặc giá trị đơn hàng lớn đột biến do lỗi hệ thống nhập liệu).</w:t>
+      </w:r>
+    </w:p>
+    <w:p>
+      <w:pPr>
+        <w:pStyle w:val="ListParagraph"/>
+        <w:numPr>
+          <w:ilvl w:val="0"/>
+          <w:numId w:val="8"/>
+        </w:numPr>
+      </w:pPr>
+      <w:r>
+        <w:t>Kiểm tra tính nhất quán (Consistency): Đảm bảo tính đồng nhất về định dạng (ví dụ: định dạng ngày tháng YYYY-MM-DD, đồng nhất đơn vị tiền tệ) và tính toàn vẹn thực thể (mọi mã sản phẩm trong bảng hóa đơn phải tồn tại trong bảng danh mục sản phẩm).</w:t>
+      </w:r>
+    </w:p>
+    <w:p>
+      <w:pPr>
+        <w:pStyle w:val="Heading3"/>
+      </w:pPr>
+      <w:r>
+        <w:t xml:space="preserve">3.2.2 </w:t>
+      </w:r>
+      <w:r>
+        <w:t>Khám phá dữ liệu (Exploratory Data Analysis - EDA)</w:t>
+      </w:r>
+    </w:p>
+    <w:p>
+      <w:r>
+        <w:t>Sử dụng các phương pháp thống kê mô tả và trực quan hóa bằng đồ thị nhằm rút ra các đặc trưng ban đầu của chuỗi bán lẻ:</w:t>
+      </w:r>
+    </w:p>
+    <w:p>
+      <w:pPr>
+        <w:pStyle w:val="ListParagraph"/>
+        <w:numPr>
+          <w:ilvl w:val="0"/>
+          <w:numId w:val="8"/>
+        </w:numPr>
+      </w:pPr>
+      <w:r>
+        <w:t>Phân tích phân phối: Xem xét tần suất xuất hiện và phân phối của các biến số định lượng như: giá trị đơn hàng trung bình, số lượng mặt hàng bán ra trong ngày, hay khung giờ cao điểm phát sinh giao dịch.</w:t>
+      </w:r>
+    </w:p>
+    <w:p>
+      <w:pPr>
+        <w:pStyle w:val="ListParagraph"/>
+        <w:numPr>
+          <w:ilvl w:val="0"/>
+          <w:numId w:val="8"/>
+        </w:numPr>
+      </w:pPr>
+      <w:r>
+        <w:t>Tìm kiếm mối tương quan hệ: Khám phá mối quan hệ sơ bộ giữa các chiều dữ liệu (ví dụ: mối liên hệ giữa các chương trình khuyến mãi/mùa vụ với sự tăng trưởng doanh số của từng nhóm ngành hàng).</w:t>
+      </w:r>
+    </w:p>
+    <w:p>
+      <w:pPr>
+        <w:pStyle w:val="ListParagraph"/>
+        <w:numPr>
+          <w:ilvl w:val="0"/>
+          <w:numId w:val="8"/>
+        </w:numPr>
+      </w:pPr>
+      <w:r>
+        <w:t>Định hình logic kinh doanh: Kết quả của EDA giúp nhóm kiểm chứng lại các giả định thực tế, từ đó đưa ra các quy tắc nghiệp vụ chính xác để thiết kế cấu trúc các bảng Dimension (Chiều phân tích) và Fact (Bảng sự kiện) trong phần mô hình hóa tiếp theo.</w:t>
+      </w:r>
+    </w:p>
+    <w:p>
+      <w:pPr>
+        <w:rPr>
+          <w:lang w:val="vi-VN"/>
+        </w:rPr>
+      </w:pPr>
     </w:p>
     <w:p>
       <w:pPr>
         <w:pStyle w:val="Heading2"/>
-        <w:rPr>
-          <w:rFonts w:cs="Times New Roman"/>
-          <w:lang w:val="vi-VN"/>
-        </w:rPr>
-      </w:pPr>
-      <w:r>
-        <w:rPr>
-          <w:rFonts w:cs="Times New Roman"/>
-          <w:lang w:val="vi-VN"/>
-        </w:rPr>
-        <w:t>3.2 ĐÁNH GIÁ CHẤT LƯỢNG VÀ KHÁM PHÁ DỮ LIỆU (EDA)</w:t>
-      </w:r>
-    </w:p>
-    <w:p>
-      <w:r>
-        <w:t>Trước khi tiến hành xây dựng mô hình dữ liệu, việc Đánh giá chất lượng và Khám phá dữ liệu (EDA - Exploratory Data Analysis) là bắt buộc nhằm mục đích thấu hiểu cấu trúc và "sức khỏe" của nguồn dữ liệu thu thập được. Quy trình này tập trung vào hai nội dung chính:</w:t>
+      </w:pPr>
+      <w:r>
+        <w:t xml:space="preserve">3.3 </w:t>
+      </w:r>
+      <w:r>
+        <w:rPr>
+          <w:lang w:val="vi-VN"/>
+        </w:rPr>
+        <w:t>LÀM SẠCH VÀ CHUẨN HÓA DỮ LIỆU (DATA CLEANING)</w:t>
       </w:r>
     </w:p>
     <w:p>
       <w:pPr>
         <w:pStyle w:val="Heading3"/>
-      </w:pPr>
-      <w:r>
-        <w:t xml:space="preserve">3.2.1 </w:t>
-      </w:r>
-      <w:r>
-        <w:t>Đánh giá chất lượng dữ liệu (Data Quality Assessment)</w:t>
-      </w:r>
-    </w:p>
-    <w:p>
-      <w:r>
-        <w:t>Hệ thống thực hiện kiểm tra dữ liệu thô dựa trên các tiêu chí nghiêm ngặt để phát hiện và khoanh vùng các lỗi hệ thống:</w:t>
-      </w:r>
-    </w:p>
-    <w:p>
-      <w:pPr>
-        <w:pStyle w:val="ListParagraph"/>
-        <w:numPr>
-          <w:ilvl w:val="0"/>
-          <w:numId w:val="8"/>
-        </w:numPr>
-      </w:pPr>
-      <w:r>
-        <w:t>Định vị dữ liệu khuyết thiếu (Missing Values): Xác định các trường thông tin bị bỏ trống (Null/Blank) ở các cột quan trọng như doanh thu, mã khách hàng, mã đơn hàng để lên phương án xử lý (loại bỏ hoặc điền bù dữ liệu).</w:t>
-      </w:r>
-    </w:p>
-    <w:p>
-      <w:pPr>
-        <w:pStyle w:val="ListParagraph"/>
-        <w:numPr>
-          <w:ilvl w:val="0"/>
-          <w:numId w:val="8"/>
-        </w:numPr>
-      </w:pPr>
-      <w:r>
-        <w:t>Xử lý dữ liệu dị biệt (Outliers): Phát hiện các bản ghi có giá trị bất thường vượt quá biên độ logic (ví dụ: ngày hóa đơn năm 2099, số lượng mua hàng âm, hoặc giá trị đơn hàng lớn đột biến do lỗi hệ thống nhập liệu).</w:t>
-      </w:r>
-    </w:p>
-    <w:p>
-      <w:pPr>
-        <w:pStyle w:val="ListParagraph"/>
-        <w:numPr>
-          <w:ilvl w:val="0"/>
-          <w:numId w:val="8"/>
-        </w:numPr>
-      </w:pPr>
-      <w:r>
-        <w:t>Kiểm tra tính nhất quán (Consistency): Đảm bảo tính đồng nhất về định dạng (ví dụ: định dạng ngày tháng YYYY-MM-DD, đồng nhất đơn vị tiền tệ) và tính toàn vẹn thực thể (mọi mã sản phẩm trong bảng hóa đơn phải tồn tại trong bảng danh mục sản phẩm).</w:t>
-      </w:r>
-    </w:p>
-    <w:p>
-      <w:pPr>
-        <w:pStyle w:val="Heading3"/>
-      </w:pPr>
-      <w:r>
-        <w:t xml:space="preserve">3.2.2 </w:t>
-      </w:r>
-      <w:r>
-        <w:t>Khám phá dữ liệu (Exploratory Data Analysis - EDA)</w:t>
-      </w:r>
-    </w:p>
-    <w:p>
-      <w:r>
-        <w:t>Sử dụng các phương pháp thống kê mô tả và trực quan hóa bằng đồ thị nhằm rút ra các đặc trưng ban đầu của chuỗi bán lẻ:</w:t>
-      </w:r>
-    </w:p>
-    <w:p>
-      <w:pPr>
-        <w:pStyle w:val="ListParagraph"/>
-        <w:numPr>
-          <w:ilvl w:val="0"/>
-          <w:numId w:val="8"/>
-        </w:numPr>
-      </w:pPr>
-      <w:r>
-        <w:t>Phân tích phân phối: Xem xét tần suất xuất hiện và phân phối của các biến số định lượng như: giá trị đơn hàng trung bình, số lượng mặt hàng bán ra trong ngày, hay khung giờ cao điểm phát sinh giao dịch.</w:t>
-      </w:r>
-    </w:p>
-    <w:p>
-      <w:pPr>
-        <w:pStyle w:val="ListParagraph"/>
-        <w:numPr>
-          <w:ilvl w:val="0"/>
-          <w:numId w:val="8"/>
-        </w:numPr>
-      </w:pPr>
-      <w:r>
-        <w:t>Tìm kiếm mối tương quan hệ: Khám phá mối quan hệ sơ bộ giữa các chiều dữ liệu (ví dụ: mối liên hệ giữa các chương trình khuyến mãi/mùa vụ với sự tăng trưởng doanh số của từng nhóm ngành hàng).</w:t>
-      </w:r>
-    </w:p>
-    <w:p>
-      <w:pPr>
-        <w:pStyle w:val="ListParagraph"/>
-        <w:numPr>
-          <w:ilvl w:val="0"/>
-          <w:numId w:val="8"/>
-        </w:numPr>
-      </w:pPr>
-      <w:r>
-        <w:t>Định hình logic kinh doanh: Kết quả của EDA giúp nhóm kiểm chứng lại các giả định thực tế, từ đó đưa ra các quy tắc nghiệp vụ chính xác để thiết kế cấu trúc các bảng Dimension (Chiều phân tích) và Fact (Bảng sự kiện) trong phần mô hình hóa tiếp theo.</w:t>
-      </w:r>
-    </w:p>
-    <w:p>
-      <w:pPr>
-        <w:rPr>
-          <w:lang w:val="vi-VN"/>
-        </w:rPr>
-      </w:pPr>
-    </w:p>
-    <w:p>
-      <w:pPr>
-        <w:pStyle w:val="Heading2"/>
-      </w:pPr>
-      <w:r>
+        <w:rPr>
+          <w:rFonts w:ascii="Times New Roman" w:hAnsi="Times New Roman" w:cs="Times New Roman"/>
+          <w:lang w:val="vi-VN"/>
+        </w:rPr>
+      </w:pPr>
+      <w:bookmarkStart w:id="0" w:name="_Toc227352022"/>
+      <w:r>
+        <w:rPr>
+          <w:rFonts w:ascii="Times New Roman" w:hAnsi="Times New Roman" w:cs="Times New Roman"/>
+        </w:rPr>
+        <w:t>3.3.1 CHUẨN HÓA CẤU TRÚC CỘT VÀ XỬ LÝ LỖI LOGIC</w:t>
+      </w:r>
+      <w:bookmarkEnd w:id="0"/>
+    </w:p>
+    <w:p>
+      <w:pPr>
+        <w:rPr>
+          <w:rFonts w:ascii="Times New Roman" w:hAnsi="Times New Roman" w:cs="Times New Roman"/>
+          <w:sz w:val="24"/>
+          <w:szCs w:val="24"/>
+          <w:lang w:val="vi-VN"/>
+        </w:rPr>
+      </w:pPr>
+      <w:r>
+        <w:rPr>
+          <w:rFonts w:ascii="Times New Roman" w:hAnsi="Times New Roman" w:cs="Times New Roman"/>
+          <w:sz w:val="24"/>
+          <w:szCs w:val="24"/>
+        </w:rPr>
+        <w:t>Sau khi đọc dữ liệu từ file CSV, hệ thống thực hiện chuẩn hóa tên cột nhằm đảm bảo tính nhất quán trong quá trình xử lý dữ liệu.</w:t>
+      </w:r>
+      <w:r>
+        <w:rPr>
+          <w:rFonts w:ascii="Times New Roman" w:hAnsi="Times New Roman" w:cs="Times New Roman"/>
+          <w:sz w:val="24"/>
+          <w:szCs w:val="24"/>
+          <w:lang w:val="vi-VN"/>
+        </w:rPr>
+        <w:t xml:space="preserve"> </w:t>
+      </w:r>
+    </w:p>
+    <w:p>
+      <w:pPr>
+        <w:rPr>
+          <w:rFonts w:ascii="Times New Roman" w:hAnsi="Times New Roman" w:cs="Times New Roman"/>
+          <w:lang w:val="vi-VN"/>
+        </w:rPr>
+      </w:pPr>
+      <w:r>
+        <w:rPr>
+          <w:rFonts w:ascii="Times New Roman" w:hAnsi="Times New Roman" w:cs="Times New Roman"/>
+          <w:lang w:val="vi-VN"/>
+        </w:rPr>
         <w:lastRenderedPageBreak/>
-        <w:t xml:space="preserve">3.3 </w:t>
-      </w:r>
-      <w:r>
-        <w:rPr>
-          <w:lang w:val="vi-VN"/>
-        </w:rPr>
-        <w:t>LÀM SẠCH VÀ CHUẨN HÓA DỮ LIỆU (DATA CLEANING)</w:t>
-      </w:r>
-    </w:p>
-    <w:p>
-      <w:pPr>
-        <w:pStyle w:val="Heading3"/>
-        <w:rPr>
-          <w:rFonts w:ascii="Times New Roman" w:hAnsi="Times New Roman" w:cs="Times New Roman"/>
-          <w:lang w:val="vi-VN"/>
-        </w:rPr>
-      </w:pPr>
-      <w:bookmarkStart w:id="0" w:name="_Toc227352022"/>
-      <w:r>
-        <w:rPr>
-          <w:rFonts w:ascii="Times New Roman" w:hAnsi="Times New Roman" w:cs="Times New Roman"/>
-        </w:rPr>
-        <w:t>3.3.1 CHUẨN HÓA CẤU TRÚC CỘT VÀ XỬ LÝ LỖI LOGIC</w:t>
-      </w:r>
-      <w:bookmarkEnd w:id="0"/>
-    </w:p>
-    <w:p>
-      <w:pPr>
-        <w:rPr>
-          <w:rFonts w:ascii="Times New Roman" w:hAnsi="Times New Roman" w:cs="Times New Roman"/>
-          <w:sz w:val="24"/>
-          <w:szCs w:val="24"/>
-          <w:lang w:val="vi-VN"/>
-        </w:rPr>
-      </w:pPr>
-      <w:r>
-        <w:rPr>
-          <w:rFonts w:ascii="Times New Roman" w:hAnsi="Times New Roman" w:cs="Times New Roman"/>
-          <w:sz w:val="24"/>
-          <w:szCs w:val="24"/>
-        </w:rPr>
-        <w:t>Sau khi đọc dữ liệu từ file CSV, hệ thống thực hiện chuẩn hóa tên cột nhằm đảm bảo tính nhất quán trong quá trình xử lý dữ liệu.</w:t>
-      </w:r>
-      <w:r>
-        <w:rPr>
-          <w:rFonts w:ascii="Times New Roman" w:hAnsi="Times New Roman" w:cs="Times New Roman"/>
-          <w:sz w:val="24"/>
-          <w:szCs w:val="24"/>
-          <w:lang w:val="vi-VN"/>
-        </w:rPr>
-        <w:t xml:space="preserve"> </w:t>
-      </w:r>
-    </w:p>
-    <w:p>
-      <w:pPr>
-        <w:rPr>
-          <w:rFonts w:ascii="Times New Roman" w:hAnsi="Times New Roman" w:cs="Times New Roman"/>
-          <w:lang w:val="vi-VN"/>
-        </w:rPr>
-      </w:pPr>
-      <w:r>
-        <w:rPr>
-          <w:rFonts w:ascii="Times New Roman" w:hAnsi="Times New Roman" w:cs="Times New Roman"/>
-          <w:lang w:val="vi-VN"/>
-        </w:rPr>
         <w:drawing>
           <wp:inline distT="0" distB="0" distL="0" distR="0" wp14:anchorId="4D4D01B5" wp14:editId="47C51806">
             <wp:extent cx="5943600" cy="1504950"/>
@@ -5370,7 +5416,7 @@
                     <pic:cNvPicPr/>
                   </pic:nvPicPr>
                   <pic:blipFill>
-                    <a:blip r:embed="rId10"/>
+                    <a:blip r:embed="rId11"/>
                     <a:stretch>
                       <a:fillRect/>
                     </a:stretch>
@@ -5537,7 +5583,7 @@
                     <pic:cNvPicPr/>
                   </pic:nvPicPr>
                   <pic:blipFill>
-                    <a:blip r:embed="rId11"/>
+                    <a:blip r:embed="rId12"/>
                     <a:stretch>
                       <a:fillRect/>
                     </a:stretch>
@@ -5608,7 +5654,7 @@
                     <pic:cNvPicPr/>
                   </pic:nvPicPr>
                   <pic:blipFill>
-                    <a:blip r:embed="rId12"/>
+                    <a:blip r:embed="rId13"/>
                     <a:stretch>
                       <a:fillRect/>
                     </a:stretch>
@@ -5687,7 +5733,6 @@
           <w:rFonts w:ascii="Times New Roman" w:hAnsi="Times New Roman" w:cs="Times New Roman"/>
           <w:lang w:val="vi-VN"/>
         </w:rPr>
-        <w:lastRenderedPageBreak/>
         <w:drawing>
           <wp:inline distT="0" distB="0" distL="0" distR="0" wp14:anchorId="79E455A8" wp14:editId="5F75BD24">
             <wp:extent cx="5943600" cy="940435"/>
@@ -5704,7 +5749,7 @@
                     <pic:cNvPicPr/>
                   </pic:nvPicPr>
                   <pic:blipFill>
-                    <a:blip r:embed="rId13"/>
+                    <a:blip r:embed="rId14"/>
                     <a:stretch>
                       <a:fillRect/>
                     </a:stretch>
@@ -5737,6 +5782,7 @@
         <w:rPr>
           <w:rFonts w:ascii="Times New Roman" w:hAnsi="Times New Roman" w:cs="Times New Roman"/>
         </w:rPr>
+        <w:lastRenderedPageBreak/>
         <w:t>3.3.2 Xử lý dữ liệu thiếu</w:t>
       </w:r>
     </w:p>
@@ -5790,7 +5836,7 @@
                     <pic:cNvPicPr/>
                   </pic:nvPicPr>
                   <pic:blipFill>
-                    <a:blip r:embed="rId14"/>
+                    <a:blip r:embed="rId15"/>
                     <a:stretch>
                       <a:fillRect/>
                     </a:stretch>
@@ -6052,7 +6098,6 @@
           <w:szCs w:val="24"/>
           <w:lang w:val="vi-VN"/>
         </w:rPr>
-        <w:lastRenderedPageBreak/>
         <w:drawing>
           <wp:inline distT="0" distB="0" distL="0" distR="0" wp14:anchorId="099AF8CE" wp14:editId="1947A0E0">
             <wp:extent cx="5668166" cy="1390844"/>
@@ -6069,7 +6114,7 @@
                     <pic:cNvPicPr/>
                   </pic:nvPicPr>
                   <pic:blipFill>
-                    <a:blip r:embed="rId15"/>
+                    <a:blip r:embed="rId16"/>
                     <a:stretch>
                       <a:fillRect/>
                     </a:stretch>
@@ -6120,6 +6165,7 @@
           <w:rFonts w:ascii="Times New Roman" w:hAnsi="Times New Roman" w:cs="Times New Roman"/>
           <w:lang w:val="vi-VN"/>
         </w:rPr>
+        <w:lastRenderedPageBreak/>
         <w:drawing>
           <wp:inline distT="0" distB="0" distL="0" distR="0" wp14:anchorId="02A4AE8C" wp14:editId="43059F9F">
             <wp:extent cx="5943600" cy="1078865"/>
@@ -6136,7 +6182,7 @@
                     <pic:cNvPicPr/>
                   </pic:nvPicPr>
                   <pic:blipFill>
-                    <a:blip r:embed="rId16"/>
+                    <a:blip r:embed="rId17"/>
                     <a:stretch>
                       <a:fillRect/>
                     </a:stretch>
@@ -6346,101 +6392,101 @@
           <w:sz w:val="24"/>
           <w:szCs w:val="24"/>
         </w:rPr>
+        <w:t>Nhóm theo thời gian (Time-based Cohort): Phân chia khách hàng dựa trên thời điểm thực hiện giao dịch đầu tiên (ví dụ: tháng tham gia đầu tiên).</w:t>
+      </w:r>
+    </w:p>
+    <w:p>
+      <w:pPr>
+        <w:pStyle w:val="ListParagraph"/>
+        <w:numPr>
+          <w:ilvl w:val="0"/>
+          <w:numId w:val="15"/>
+        </w:numPr>
+        <w:rPr>
+          <w:rFonts w:ascii="Times New Roman" w:hAnsi="Times New Roman" w:cs="Times New Roman"/>
+          <w:sz w:val="24"/>
+          <w:szCs w:val="24"/>
+        </w:rPr>
+      </w:pPr>
+      <w:r>
+        <w:rPr>
+          <w:rFonts w:ascii="Times New Roman" w:hAnsi="Times New Roman" w:cs="Times New Roman"/>
+          <w:sz w:val="24"/>
+          <w:szCs w:val="24"/>
+        </w:rPr>
+        <w:t>Đặc trưng giữ chân (Retention Features): Xây dựng các biến số đo lường tỷ lệ khách hàng quay lại mua sắm trong các tháng tiếp theo, từ đó đánh giá mức độ trung thành và vòng đời khách hàng.</w:t>
+      </w:r>
+    </w:p>
+    <w:p>
+      <w:pPr>
+        <w:pStyle w:val="Heading3"/>
+      </w:pPr>
+      <w:r>
+        <w:t xml:space="preserve">3.4.3 </w:t>
+      </w:r>
+      <w:r>
+        <w:t>Tính toán nền tảng RFM</w:t>
+      </w:r>
+    </w:p>
+    <w:p>
+      <w:pPr>
+        <w:rPr>
+          <w:rFonts w:ascii="Times New Roman" w:hAnsi="Times New Roman" w:cs="Times New Roman"/>
+          <w:sz w:val="24"/>
+          <w:szCs w:val="24"/>
+        </w:rPr>
+      </w:pPr>
+      <w:r>
+        <w:rPr>
+          <w:rFonts w:ascii="Times New Roman" w:hAnsi="Times New Roman" w:cs="Times New Roman"/>
+          <w:sz w:val="24"/>
+          <w:szCs w:val="24"/>
+        </w:rPr>
+        <w:t>Dữ liệu giao dịch được chuyển đổi thành các đặc trưng RFM để phân loại khách hàng:</w:t>
+      </w:r>
+    </w:p>
+    <w:p>
+      <w:pPr>
+        <w:pStyle w:val="ListParagraph"/>
+        <w:numPr>
+          <w:ilvl w:val="0"/>
+          <w:numId w:val="15"/>
+        </w:numPr>
+        <w:rPr>
+          <w:rFonts w:ascii="Times New Roman" w:hAnsi="Times New Roman" w:cs="Times New Roman"/>
+          <w:sz w:val="24"/>
+          <w:szCs w:val="24"/>
+        </w:rPr>
+      </w:pPr>
+      <w:r>
+        <w:rPr>
+          <w:rFonts w:ascii="Times New Roman" w:hAnsi="Times New Roman" w:cs="Times New Roman"/>
+          <w:sz w:val="24"/>
+          <w:szCs w:val="24"/>
+        </w:rPr>
+        <w:t>Recency (R - Độ mới): Số ngày kể từ lần mua hàng cuối cùng của khách hàng.</w:t>
+      </w:r>
+    </w:p>
+    <w:p>
+      <w:pPr>
+        <w:pStyle w:val="ListParagraph"/>
+        <w:numPr>
+          <w:ilvl w:val="0"/>
+          <w:numId w:val="15"/>
+        </w:numPr>
+        <w:rPr>
+          <w:rFonts w:ascii="Times New Roman" w:hAnsi="Times New Roman" w:cs="Times New Roman"/>
+          <w:sz w:val="24"/>
+          <w:szCs w:val="24"/>
+        </w:rPr>
+      </w:pPr>
+      <w:r>
+        <w:rPr>
+          <w:rFonts w:ascii="Times New Roman" w:hAnsi="Times New Roman" w:cs="Times New Roman"/>
+          <w:sz w:val="24"/>
+          <w:szCs w:val="24"/>
+        </w:rPr>
         <w:lastRenderedPageBreak/>
-        <w:t>Nhóm theo thời gian (Time-based Cohort): Phân chia khách hàng dựa trên thời điểm thực hiện giao dịch đầu tiên (ví dụ: tháng tham gia đầu tiên).</w:t>
-      </w:r>
-    </w:p>
-    <w:p>
-      <w:pPr>
-        <w:pStyle w:val="ListParagraph"/>
-        <w:numPr>
-          <w:ilvl w:val="0"/>
-          <w:numId w:val="15"/>
-        </w:numPr>
-        <w:rPr>
-          <w:rFonts w:ascii="Times New Roman" w:hAnsi="Times New Roman" w:cs="Times New Roman"/>
-          <w:sz w:val="24"/>
-          <w:szCs w:val="24"/>
-        </w:rPr>
-      </w:pPr>
-      <w:r>
-        <w:rPr>
-          <w:rFonts w:ascii="Times New Roman" w:hAnsi="Times New Roman" w:cs="Times New Roman"/>
-          <w:sz w:val="24"/>
-          <w:szCs w:val="24"/>
-        </w:rPr>
-        <w:t>Đặc trưng giữ chân (Retention Features): Xây dựng các biến số đo lường tỷ lệ khách hàng quay lại mua sắm trong các tháng tiếp theo, từ đó đánh giá mức độ trung thành và vòng đời khách hàng.</w:t>
-      </w:r>
-    </w:p>
-    <w:p>
-      <w:pPr>
-        <w:pStyle w:val="Heading3"/>
-      </w:pPr>
-      <w:r>
-        <w:t xml:space="preserve">3.4.3 </w:t>
-      </w:r>
-      <w:r>
-        <w:t>Tính toán nền tảng RFM</w:t>
-      </w:r>
-    </w:p>
-    <w:p>
-      <w:pPr>
-        <w:rPr>
-          <w:rFonts w:ascii="Times New Roman" w:hAnsi="Times New Roman" w:cs="Times New Roman"/>
-          <w:sz w:val="24"/>
-          <w:szCs w:val="24"/>
-        </w:rPr>
-      </w:pPr>
-      <w:r>
-        <w:rPr>
-          <w:rFonts w:ascii="Times New Roman" w:hAnsi="Times New Roman" w:cs="Times New Roman"/>
-          <w:sz w:val="24"/>
-          <w:szCs w:val="24"/>
-        </w:rPr>
-        <w:t>Dữ liệu giao dịch được chuyển đổi thành các đặc trưng RFM để phân loại khách hàng:</w:t>
-      </w:r>
-    </w:p>
-    <w:p>
-      <w:pPr>
-        <w:pStyle w:val="ListParagraph"/>
-        <w:numPr>
-          <w:ilvl w:val="0"/>
-          <w:numId w:val="15"/>
-        </w:numPr>
-        <w:rPr>
-          <w:rFonts w:ascii="Times New Roman" w:hAnsi="Times New Roman" w:cs="Times New Roman"/>
-          <w:sz w:val="24"/>
-          <w:szCs w:val="24"/>
-        </w:rPr>
-      </w:pPr>
-      <w:r>
-        <w:rPr>
-          <w:rFonts w:ascii="Times New Roman" w:hAnsi="Times New Roman" w:cs="Times New Roman"/>
-          <w:sz w:val="24"/>
-          <w:szCs w:val="24"/>
-        </w:rPr>
-        <w:t>Recency (R - Độ mới): Số ngày kể từ lần mua hàng cuối cùng của khách hàng.</w:t>
-      </w:r>
-    </w:p>
-    <w:p>
-      <w:pPr>
-        <w:pStyle w:val="ListParagraph"/>
-        <w:numPr>
-          <w:ilvl w:val="0"/>
-          <w:numId w:val="15"/>
-        </w:numPr>
-        <w:rPr>
-          <w:rFonts w:ascii="Times New Roman" w:hAnsi="Times New Roman" w:cs="Times New Roman"/>
-          <w:sz w:val="24"/>
-          <w:szCs w:val="24"/>
-        </w:rPr>
-      </w:pPr>
-      <w:r>
-        <w:rPr>
-          <w:rFonts w:ascii="Times New Roman" w:hAnsi="Times New Roman" w:cs="Times New Roman"/>
-          <w:sz w:val="24"/>
-          <w:szCs w:val="24"/>
-        </w:rPr>
         <w:t>Frequency (F - Tần suất): Tổng số lần phát sinh giao dịch của khách hàng trong một khoảng thời gian nhất định.</w:t>
       </w:r>
     </w:p>
@@ -6693,16 +6739,7 @@
         </w:rPr>
       </w:pPr>
       <w:r>
-        <w:t>3.</w:t>
-      </w:r>
-      <w:r>
-        <w:t>6</w:t>
-      </w:r>
-      <w:r>
-        <w:t xml:space="preserve"> </w:t>
-      </w:r>
-      <w:r>
-        <w:t>PHÂN</w:t>
+        <w:t>3.6 PHÂN</w:t>
       </w:r>
       <w:r>
         <w:rPr>
@@ -6719,16 +6756,7 @@
         </w:rPr>
       </w:pPr>
       <w:r>
-        <w:t>3.</w:t>
-      </w:r>
-      <w:r>
-        <w:t>6</w:t>
-      </w:r>
-      <w:r>
-        <w:t xml:space="preserve">.1 </w:t>
-      </w:r>
-      <w:r>
-        <w:t>Phân</w:t>
+        <w:t>3.6.1 Phân</w:t>
       </w:r>
       <w:r>
         <w:rPr>
@@ -6781,47 +6809,46 @@
           <w:iCs w:val="0"/>
           <w:lang w:val="vi-VN"/>
         </w:rPr>
-        <w:t xml:space="preserve"> tích </w:t>
-      </w:r>
-      <w:r>
+        <w:t xml:space="preserve"> tích doanh số</w:t>
+      </w:r>
+    </w:p>
+    <w:p>
+      <w:pPr>
+        <w:pStyle w:val="Heading4"/>
         <w:rPr>
           <w:i w:val="0"/>
           <w:iCs w:val="0"/>
           <w:lang w:val="vi-VN"/>
         </w:rPr>
-        <w:t>doanh số</w:t>
-      </w:r>
-    </w:p>
-    <w:p>
-      <w:pPr>
-        <w:pStyle w:val="Heading4"/>
+      </w:pPr>
+      <w:r>
         <w:rPr>
           <w:i w:val="0"/>
           <w:iCs w:val="0"/>
-          <w:lang w:val="vi-VN"/>
-        </w:rPr>
-      </w:pPr>
+        </w:rPr>
+        <w:t>3.6.</w:t>
+      </w:r>
       <w:r>
         <w:rPr>
           <w:i w:val="0"/>
           <w:iCs w:val="0"/>
         </w:rPr>
-        <w:t>3.6.</w:t>
+        <w:t>1</w:t>
       </w:r>
       <w:r>
         <w:rPr>
           <w:i w:val="0"/>
           <w:iCs w:val="0"/>
-        </w:rPr>
-        <w:t>1</w:t>
+          <w:lang w:val="vi-VN"/>
+        </w:rPr>
+        <w:t>.2</w:t>
       </w:r>
       <w:r>
         <w:rPr>
           <w:i w:val="0"/>
           <w:iCs w:val="0"/>
-          <w:lang w:val="vi-VN"/>
-        </w:rPr>
-        <w:t>.</w:t>
+        </w:rPr>
+        <w:t xml:space="preserve"> Phân</w:t>
       </w:r>
       <w:r>
         <w:rPr>
@@ -6829,54 +6856,54 @@
           <w:iCs w:val="0"/>
           <w:lang w:val="vi-VN"/>
         </w:rPr>
-        <w:t>2</w:t>
+        <w:t xml:space="preserve"> tích </w:t>
       </w:r>
       <w:r>
         <w:rPr>
           <w:i w:val="0"/>
           <w:iCs w:val="0"/>
-        </w:rPr>
-        <w:t xml:space="preserve"> Phân</w:t>
-      </w:r>
-      <w:r>
+          <w:lang w:val="vi-VN"/>
+        </w:rPr>
+        <w:t>lợi nhuận</w:t>
+      </w:r>
+    </w:p>
+    <w:p>
+      <w:pPr>
+        <w:pStyle w:val="Heading4"/>
         <w:rPr>
           <w:i w:val="0"/>
           <w:iCs w:val="0"/>
           <w:lang w:val="vi-VN"/>
         </w:rPr>
-        <w:t xml:space="preserve"> tích </w:t>
-      </w:r>
+      </w:pPr>
       <w:r>
         <w:rPr>
           <w:i w:val="0"/>
           <w:iCs w:val="0"/>
-          <w:lang w:val="vi-VN"/>
-        </w:rPr>
-        <w:t>lợi nhuận</w:t>
-      </w:r>
-    </w:p>
-    <w:p>
-      <w:pPr>
-        <w:pStyle w:val="Heading4"/>
+        </w:rPr>
+        <w:t>3.6.</w:t>
+      </w:r>
+      <w:r>
         <w:rPr>
           <w:i w:val="0"/>
           <w:iCs w:val="0"/>
-          <w:lang w:val="vi-VN"/>
-        </w:rPr>
-      </w:pPr>
+        </w:rPr>
+        <w:t>1</w:t>
+      </w:r>
       <w:r>
         <w:rPr>
           <w:i w:val="0"/>
           <w:iCs w:val="0"/>
-        </w:rPr>
-        <w:t>3.6.</w:t>
+          <w:lang w:val="vi-VN"/>
+        </w:rPr>
+        <w:t>.3</w:t>
       </w:r>
       <w:r>
         <w:rPr>
           <w:i w:val="0"/>
           <w:iCs w:val="0"/>
         </w:rPr>
-        <w:t>1</w:t>
+        <w:t xml:space="preserve"> Phân</w:t>
       </w:r>
       <w:r>
         <w:rPr>
@@ -6884,7 +6911,7 @@
           <w:iCs w:val="0"/>
           <w:lang w:val="vi-VN"/>
         </w:rPr>
-        <w:t>.</w:t>
+        <w:t xml:space="preserve"> tích </w:t>
       </w:r>
       <w:r>
         <w:rPr>
@@ -6892,97 +6919,78 @@
           <w:iCs w:val="0"/>
           <w:lang w:val="vi-VN"/>
         </w:rPr>
-        <w:t>3</w:t>
-      </w:r>
-      <w:r>
+        <w:t>thời gian</w:t>
+      </w:r>
+    </w:p>
+    <w:p>
+      <w:pPr>
+        <w:rPr>
+          <w:lang w:val="vi-VN"/>
+        </w:rPr>
+      </w:pPr>
+    </w:p>
+    <w:p>
+      <w:pPr>
+        <w:pStyle w:val="Heading3"/>
+        <w:rPr>
+          <w:lang w:val="vi-VN"/>
+        </w:rPr>
+      </w:pPr>
+      <w:r>
+        <w:t>3.6.2 Phân</w:t>
+      </w:r>
+      <w:r>
+        <w:rPr>
+          <w:lang w:val="vi-VN"/>
+        </w:rPr>
+        <w:t xml:space="preserve"> tích đa biến</w:t>
+      </w:r>
+    </w:p>
+    <w:p>
+      <w:pPr>
+        <w:pStyle w:val="Heading4"/>
         <w:rPr>
           <w:i w:val="0"/>
           <w:iCs w:val="0"/>
-        </w:rPr>
-        <w:t xml:space="preserve"> Phân</w:t>
-      </w:r>
+          <w:lang w:val="vi-VN"/>
+        </w:rPr>
+      </w:pPr>
       <w:r>
         <w:rPr>
           <w:i w:val="0"/>
           <w:iCs w:val="0"/>
-          <w:lang w:val="vi-VN"/>
-        </w:rPr>
-        <w:t xml:space="preserve"> tích </w:t>
+        </w:rPr>
+        <w:t>3.6.</w:t>
       </w:r>
       <w:r>
         <w:rPr>
           <w:i w:val="0"/>
           <w:iCs w:val="0"/>
-          <w:lang w:val="vi-VN"/>
-        </w:rPr>
-        <w:t>thời gian</w:t>
-      </w:r>
-    </w:p>
-    <w:p>
-      <w:pPr>
-        <w:rPr>
-          <w:lang w:val="vi-VN"/>
-        </w:rPr>
-      </w:pPr>
-    </w:p>
-    <w:p>
-      <w:pPr>
-        <w:pStyle w:val="Heading3"/>
-        <w:rPr>
-          <w:lang w:val="vi-VN"/>
-        </w:rPr>
-      </w:pPr>
-      <w:r>
-        <w:lastRenderedPageBreak/>
-        <w:t>3.6.</w:t>
-      </w:r>
-      <w:r>
+        </w:rPr>
         <w:t>2</w:t>
       </w:r>
       <w:r>
-        <w:t xml:space="preserve"> Phân</w:t>
-      </w:r>
-      <w:r>
-        <w:rPr>
-          <w:lang w:val="vi-VN"/>
-        </w:rPr>
-        <w:t xml:space="preserve"> tích </w:t>
-      </w:r>
-      <w:r>
-        <w:rPr>
-          <w:lang w:val="vi-VN"/>
-        </w:rPr>
-        <w:t>đa</w:t>
-      </w:r>
-      <w:r>
-        <w:rPr>
-          <w:lang w:val="vi-VN"/>
-        </w:rPr>
-        <w:t xml:space="preserve"> biến</w:t>
-      </w:r>
-    </w:p>
-    <w:p>
-      <w:pPr>
-        <w:pStyle w:val="Heading4"/>
         <w:rPr>
           <w:i w:val="0"/>
           <w:iCs w:val="0"/>
           <w:lang w:val="vi-VN"/>
         </w:rPr>
-      </w:pPr>
+        <w:t>.1</w:t>
+      </w:r>
       <w:r>
         <w:rPr>
           <w:i w:val="0"/>
           <w:iCs w:val="0"/>
         </w:rPr>
-        <w:t>3.6.</w:t>
+        <w:t xml:space="preserve"> Phân</w:t>
       </w:r>
       <w:r>
         <w:rPr>
           <w:i w:val="0"/>
           <w:iCs w:val="0"/>
-        </w:rPr>
-        <w:t>2</w:t>
+          <w:lang w:val="vi-VN"/>
+        </w:rPr>
+        <w:t xml:space="preserve"> tích </w:t>
       </w:r>
       <w:r>
         <w:rPr>
@@ -6990,22 +6998,29 @@
           <w:iCs w:val="0"/>
           <w:lang w:val="vi-VN"/>
         </w:rPr>
-        <w:t>.1</w:t>
-      </w:r>
+        <w:t>hiệu suất kinh doanh theo năm và thị trường</w:t>
+      </w:r>
+    </w:p>
+    <w:p>
+      <w:pPr>
+        <w:pStyle w:val="Heading4"/>
+        <w:rPr>
+          <w:lang w:val="vi-VN"/>
+        </w:rPr>
+      </w:pPr>
       <w:r>
         <w:rPr>
           <w:i w:val="0"/>
           <w:iCs w:val="0"/>
         </w:rPr>
-        <w:t xml:space="preserve"> Phân</w:t>
+        <w:t>3.6.</w:t>
       </w:r>
       <w:r>
         <w:rPr>
           <w:i w:val="0"/>
           <w:iCs w:val="0"/>
-          <w:lang w:val="vi-VN"/>
-        </w:rPr>
-        <w:t xml:space="preserve"> tích </w:t>
+        </w:rPr>
+        <w:t>2</w:t>
       </w:r>
       <w:r>
         <w:rPr>
@@ -7013,29 +7028,22 @@
           <w:iCs w:val="0"/>
           <w:lang w:val="vi-VN"/>
         </w:rPr>
-        <w:t>hiệu suất kinh doanh theo năm và thị trường</w:t>
-      </w:r>
-    </w:p>
-    <w:p>
-      <w:pPr>
-        <w:pStyle w:val="Heading4"/>
-        <w:rPr>
-          <w:lang w:val="vi-VN"/>
-        </w:rPr>
-      </w:pPr>
+        <w:t>.2</w:t>
+      </w:r>
       <w:r>
         <w:rPr>
           <w:i w:val="0"/>
           <w:iCs w:val="0"/>
         </w:rPr>
-        <w:t>3.6.</w:t>
+        <w:t xml:space="preserve"> Phân</w:t>
       </w:r>
       <w:r>
         <w:rPr>
           <w:i w:val="0"/>
           <w:iCs w:val="0"/>
-        </w:rPr>
-        <w:t>2</w:t>
+          <w:lang w:val="vi-VN"/>
+        </w:rPr>
+        <w:t xml:space="preserve"> tích </w:t>
       </w:r>
       <w:r>
         <w:rPr>
@@ -7043,7 +7051,7 @@
           <w:iCs w:val="0"/>
           <w:lang w:val="vi-VN"/>
         </w:rPr>
-        <w:t>.</w:t>
+        <w:t xml:space="preserve">chi tiết ngành hàng </w:t>
       </w:r>
       <w:r>
         <w:rPr>
@@ -7051,22 +7059,35 @@
           <w:iCs w:val="0"/>
           <w:lang w:val="vi-VN"/>
         </w:rPr>
-        <w:t>2</w:t>
-      </w:r>
+        <w:t>(Category &amp; Sub-Category</w:t>
+      </w:r>
+      <w:r>
+        <w:rPr>
+          <w:lang w:val="vi-VN"/>
+        </w:rPr>
+        <w:t>)</w:t>
+      </w:r>
+    </w:p>
+    <w:p>
+      <w:pPr>
+        <w:pStyle w:val="Heading4"/>
+        <w:rPr>
+          <w:lang w:val="vi-VN"/>
+        </w:rPr>
+      </w:pPr>
       <w:r>
         <w:rPr>
           <w:i w:val="0"/>
           <w:iCs w:val="0"/>
         </w:rPr>
-        <w:t xml:space="preserve"> Phân</w:t>
+        <w:t>3.6.</w:t>
       </w:r>
       <w:r>
         <w:rPr>
           <w:i w:val="0"/>
           <w:iCs w:val="0"/>
-          <w:lang w:val="vi-VN"/>
-        </w:rPr>
-        <w:t xml:space="preserve"> tích </w:t>
+        </w:rPr>
+        <w:t>2</w:t>
       </w:r>
       <w:r>
         <w:rPr>
@@ -7074,75 +7095,7 @@
           <w:iCs w:val="0"/>
           <w:lang w:val="vi-VN"/>
         </w:rPr>
-        <w:t xml:space="preserve">chi tiết ngành hàng </w:t>
-      </w:r>
-      <w:r>
-        <w:rPr>
-          <w:i w:val="0"/>
-          <w:iCs w:val="0"/>
-          <w:lang w:val="vi-VN"/>
-        </w:rPr>
-        <w:t>(</w:t>
-      </w:r>
-      <w:r>
-        <w:rPr>
-          <w:i w:val="0"/>
-          <w:iCs w:val="0"/>
-          <w:lang w:val="vi-VN"/>
-        </w:rPr>
-        <w:t>Category &amp; Sub-</w:t>
-      </w:r>
-      <w:r>
-        <w:rPr>
-          <w:i w:val="0"/>
-          <w:iCs w:val="0"/>
-          <w:lang w:val="vi-VN"/>
-        </w:rPr>
-        <w:t>Category</w:t>
-      </w:r>
-      <w:r>
-        <w:rPr>
-          <w:lang w:val="vi-VN"/>
-        </w:rPr>
-        <w:t>)</w:t>
-      </w:r>
-    </w:p>
-    <w:p>
-      <w:pPr>
-        <w:pStyle w:val="Heading4"/>
-        <w:rPr>
-          <w:lang w:val="vi-VN"/>
-        </w:rPr>
-      </w:pPr>
-      <w:r>
-        <w:rPr>
-          <w:i w:val="0"/>
-          <w:iCs w:val="0"/>
-        </w:rPr>
-        <w:t>3.6.</w:t>
-      </w:r>
-      <w:r>
-        <w:rPr>
-          <w:i w:val="0"/>
-          <w:iCs w:val="0"/>
-        </w:rPr>
-        <w:t>2</w:t>
-      </w:r>
-      <w:r>
-        <w:rPr>
-          <w:i w:val="0"/>
-          <w:iCs w:val="0"/>
-          <w:lang w:val="vi-VN"/>
-        </w:rPr>
-        <w:t>.</w:t>
-      </w:r>
-      <w:r>
-        <w:rPr>
-          <w:i w:val="0"/>
-          <w:iCs w:val="0"/>
-          <w:lang w:val="vi-VN"/>
-        </w:rPr>
-        <w:t>3</w:t>
+        <w:t>.3</w:t>
       </w:r>
       <w:r>
         <w:rPr>
@@ -9758,6 +9711,7 @@
   <w:style w:type="character" w:default="1" w:styleId="DefaultParagraphFont">
     <w:name w:val="Default Paragraph Font"/>
     <w:uiPriority w:val="1"/>
+    <w:semiHidden/>
     <w:unhideWhenUsed/>
   </w:style>
   <w:style w:type="table" w:default="1" w:styleId="TableNormal">

--- a/File docs/Báo cáo dự án.docx
+++ b/File docs/Báo cáo dự án.docx
@@ -6739,6 +6739,7 @@
         </w:rPr>
       </w:pPr>
       <w:r>
+        <w:lastRenderedPageBreak/>
         <w:t>3.6 PHÂN</w:t>
       </w:r>
       <w:r>
@@ -6814,6 +6815,88 @@
     </w:p>
     <w:p>
       <w:pPr>
+        <w:rPr>
+          <w:lang w:val="vi-VN"/>
+        </w:rPr>
+      </w:pPr>
+      <w:r>
+        <w:rPr>
+          <w:lang w:val="vi-VN"/>
+        </w:rPr>
+        <w:drawing>
+          <wp:inline distT="0" distB="0" distL="0" distR="0" wp14:anchorId="42D0240F" wp14:editId="4808903B">
+            <wp:extent cx="5943600" cy="3180715"/>
+            <wp:effectExtent l="0" t="0" r="0" b="635"/>
+            <wp:docPr id="1646133346" name="Picture 1"/>
+            <wp:cNvGraphicFramePr>
+              <a:graphicFrameLocks xmlns:a="http://schemas.openxmlformats.org/drawingml/2006/main" noChangeAspect="1"/>
+            </wp:cNvGraphicFramePr>
+            <a:graphic xmlns:a="http://schemas.openxmlformats.org/drawingml/2006/main">
+              <a:graphicData uri="http://schemas.openxmlformats.org/drawingml/2006/picture">
+                <pic:pic xmlns:pic="http://schemas.openxmlformats.org/drawingml/2006/picture">
+                  <pic:nvPicPr>
+                    <pic:cNvPr id="1646133346" name=""/>
+                    <pic:cNvPicPr/>
+                  </pic:nvPicPr>
+                  <pic:blipFill>
+                    <a:blip r:embed="rId18"/>
+                    <a:stretch>
+                      <a:fillRect/>
+                    </a:stretch>
+                  </pic:blipFill>
+                  <pic:spPr>
+                    <a:xfrm>
+                      <a:off x="0" y="0"/>
+                      <a:ext cx="5943600" cy="3180715"/>
+                    </a:xfrm>
+                    <a:prstGeom prst="rect">
+                      <a:avLst/>
+                    </a:prstGeom>
+                  </pic:spPr>
+                </pic:pic>
+              </a:graphicData>
+            </a:graphic>
+          </wp:inline>
+        </w:drawing>
+      </w:r>
+    </w:p>
+    <w:p>
+      <w:pPr>
+        <w:rPr>
+          <w:rFonts w:ascii="Times New Roman" w:hAnsi="Times New Roman" w:cs="Times New Roman"/>
+          <w:sz w:val="24"/>
+          <w:szCs w:val="24"/>
+          <w:lang w:val="vi-VN"/>
+        </w:rPr>
+      </w:pPr>
+      <w:r>
+        <w:rPr>
+          <w:rFonts w:ascii="Times New Roman" w:hAnsi="Times New Roman" w:cs="Times New Roman"/>
+          <w:sz w:val="24"/>
+          <w:szCs w:val="24"/>
+        </w:rPr>
+        <w:t xml:space="preserve">Nhận xét </w:t>
+      </w:r>
+      <w:r>
+        <w:rPr>
+          <w:rFonts w:ascii="Times New Roman" w:hAnsi="Times New Roman" w:cs="Times New Roman"/>
+          <w:sz w:val="24"/>
+          <w:szCs w:val="24"/>
+          <w:lang w:val="vi-VN"/>
+        </w:rPr>
+        <w:t xml:space="preserve">: </w:t>
+      </w:r>
+      <w:r>
+        <w:rPr>
+          <w:rFonts w:ascii="Times New Roman" w:hAnsi="Times New Roman" w:cs="Times New Roman"/>
+          <w:sz w:val="24"/>
+          <w:szCs w:val="24"/>
+        </w:rPr>
+        <w:t>Nhìn chung, lượng đơn hàng của doanh nghiệp tập trung chủ yếu ở phân khúc giá trị trung bình và thấp. Trong đó, phân khúc từ $100 – $500 chiếm tỷ trọng lớn nhất với 32.43% (16,619 đơn hàng), theo sát sau đó là phân khúc từ $10 – $50 với 30.50% (15,630 đơn hàng). Ngược lại, các đơn hàng giá trị cao (trên $5,000) xuất hiện rất ít, chỉ chiếm 0.09% tổng số đơn. Điều này cho thấy nguồn thu chính của doanh nghiệp đang dựa vào số lượng lớn các đơn hàng vừa và nhỏ.</w:t>
+      </w:r>
+    </w:p>
+    <w:p>
+      <w:pPr>
         <w:pStyle w:val="Heading4"/>
         <w:rPr>
           <w:i w:val="0"/>
@@ -6826,6 +6909,7 @@
           <w:i w:val="0"/>
           <w:iCs w:val="0"/>
         </w:rPr>
+        <w:lastRenderedPageBreak/>
         <w:t>3.6.</w:t>
       </w:r>
       <w:r>
@@ -6869,6 +6953,88 @@
     </w:p>
     <w:p>
       <w:pPr>
+        <w:rPr>
+          <w:lang w:val="vi-VN"/>
+        </w:rPr>
+      </w:pPr>
+      <w:r>
+        <w:rPr>
+          <w:lang w:val="vi-VN"/>
+        </w:rPr>
+        <w:drawing>
+          <wp:inline distT="0" distB="0" distL="0" distR="0" wp14:anchorId="34FB0C74" wp14:editId="3F5231AA">
+            <wp:extent cx="5943600" cy="3326130"/>
+            <wp:effectExtent l="0" t="0" r="0" b="7620"/>
+            <wp:docPr id="1541982817" name="Picture 1"/>
+            <wp:cNvGraphicFramePr>
+              <a:graphicFrameLocks xmlns:a="http://schemas.openxmlformats.org/drawingml/2006/main" noChangeAspect="1"/>
+            </wp:cNvGraphicFramePr>
+            <a:graphic xmlns:a="http://schemas.openxmlformats.org/drawingml/2006/main">
+              <a:graphicData uri="http://schemas.openxmlformats.org/drawingml/2006/picture">
+                <pic:pic xmlns:pic="http://schemas.openxmlformats.org/drawingml/2006/picture">
+                  <pic:nvPicPr>
+                    <pic:cNvPr id="1541982817" name=""/>
+                    <pic:cNvPicPr/>
+                  </pic:nvPicPr>
+                  <pic:blipFill>
+                    <a:blip r:embed="rId19"/>
+                    <a:stretch>
+                      <a:fillRect/>
+                    </a:stretch>
+                  </pic:blipFill>
+                  <pic:spPr>
+                    <a:xfrm>
+                      <a:off x="0" y="0"/>
+                      <a:ext cx="5943600" cy="3326130"/>
+                    </a:xfrm>
+                    <a:prstGeom prst="rect">
+                      <a:avLst/>
+                    </a:prstGeom>
+                  </pic:spPr>
+                </pic:pic>
+              </a:graphicData>
+            </a:graphic>
+          </wp:inline>
+        </w:drawing>
+      </w:r>
+    </w:p>
+    <w:p>
+      <w:pPr>
+        <w:rPr>
+          <w:rFonts w:ascii="Times New Roman" w:hAnsi="Times New Roman" w:cs="Times New Roman"/>
+          <w:sz w:val="24"/>
+          <w:szCs w:val="24"/>
+          <w:lang w:val="vi-VN"/>
+        </w:rPr>
+      </w:pPr>
+      <w:r>
+        <w:rPr>
+          <w:rFonts w:ascii="Times New Roman" w:hAnsi="Times New Roman" w:cs="Times New Roman"/>
+          <w:sz w:val="24"/>
+          <w:szCs w:val="24"/>
+        </w:rPr>
+        <w:t xml:space="preserve">Nhận xét </w:t>
+      </w:r>
+      <w:r>
+        <w:rPr>
+          <w:rFonts w:ascii="Times New Roman" w:hAnsi="Times New Roman" w:cs="Times New Roman"/>
+          <w:sz w:val="24"/>
+          <w:szCs w:val="24"/>
+          <w:lang w:val="vi-VN"/>
+        </w:rPr>
+        <w:t xml:space="preserve">: </w:t>
+      </w:r>
+      <w:r>
+        <w:rPr>
+          <w:rFonts w:ascii="Times New Roman" w:hAnsi="Times New Roman" w:cs="Times New Roman"/>
+          <w:sz w:val="24"/>
+          <w:szCs w:val="24"/>
+        </w:rPr>
+        <w:t>Kết quả thống kê cho thấy hoạt động kinh doanh của doanh nghiệp đạt hiệu quả tương đối tốt với 74.23% tổng số đơn hàng mang lại lợi nhuận dương (tương ứng với 38,043 đơn hàng). Tuy nhiên, tỷ lệ đơn hàng đang chịu tình trạng thua lỗ vẫn còn ở mức khá cao, chiếm 24.47% (12,541 đơn hàng). Lượng đơn hàng hòa vốn chiếm tỷ trọng không đáng kể với 1.30% (668 đơn hàng). Nhìn chung, mặc dù phần lớn các giao dịch đều sinh lời, doanh nghiệp vẫn cần có các biện pháp rà soát lại nhóm đơn hàng bù lỗ để tối ưu hóa hiệu quả tài chính.</w:t>
+      </w:r>
+    </w:p>
+    <w:p>
+      <w:pPr>
         <w:pStyle w:val="Heading4"/>
         <w:rPr>
           <w:i w:val="0"/>
@@ -6881,6 +7047,7 @@
           <w:i w:val="0"/>
           <w:iCs w:val="0"/>
         </w:rPr>
+        <w:lastRenderedPageBreak/>
         <w:t>3.6.</w:t>
       </w:r>
       <w:r>
@@ -6928,6 +7095,96 @@
           <w:lang w:val="vi-VN"/>
         </w:rPr>
       </w:pPr>
+      <w:r>
+        <w:rPr>
+          <w:lang w:val="vi-VN"/>
+        </w:rPr>
+        <w:drawing>
+          <wp:inline distT="0" distB="0" distL="0" distR="0" wp14:anchorId="5D47F459" wp14:editId="5B10A949">
+            <wp:extent cx="5943600" cy="3342005"/>
+            <wp:effectExtent l="0" t="0" r="0" b="0"/>
+            <wp:docPr id="820576927" name="Picture 1"/>
+            <wp:cNvGraphicFramePr>
+              <a:graphicFrameLocks xmlns:a="http://schemas.openxmlformats.org/drawingml/2006/main" noChangeAspect="1"/>
+            </wp:cNvGraphicFramePr>
+            <a:graphic xmlns:a="http://schemas.openxmlformats.org/drawingml/2006/main">
+              <a:graphicData uri="http://schemas.openxmlformats.org/drawingml/2006/picture">
+                <pic:pic xmlns:pic="http://schemas.openxmlformats.org/drawingml/2006/picture">
+                  <pic:nvPicPr>
+                    <pic:cNvPr id="820576927" name=""/>
+                    <pic:cNvPicPr/>
+                  </pic:nvPicPr>
+                  <pic:blipFill>
+                    <a:blip r:embed="rId20"/>
+                    <a:stretch>
+                      <a:fillRect/>
+                    </a:stretch>
+                  </pic:blipFill>
+                  <pic:spPr>
+                    <a:xfrm>
+                      <a:off x="0" y="0"/>
+                      <a:ext cx="5943600" cy="3342005"/>
+                    </a:xfrm>
+                    <a:prstGeom prst="rect">
+                      <a:avLst/>
+                    </a:prstGeom>
+                  </pic:spPr>
+                </pic:pic>
+              </a:graphicData>
+            </a:graphic>
+          </wp:inline>
+        </w:drawing>
+      </w:r>
+    </w:p>
+    <w:p>
+      <w:pPr>
+        <w:rPr>
+          <w:lang w:val="vi-VN"/>
+        </w:rPr>
+      </w:pPr>
+      <w:r>
+        <w:rPr>
+          <w:rFonts w:ascii="Times New Roman" w:hAnsi="Times New Roman" w:cs="Times New Roman"/>
+          <w:sz w:val="24"/>
+          <w:szCs w:val="24"/>
+        </w:rPr>
+        <w:t xml:space="preserve">Nhận </w:t>
+      </w:r>
+      <w:r>
+        <w:rPr>
+          <w:rFonts w:ascii="Times New Roman" w:hAnsi="Times New Roman" w:cs="Times New Roman"/>
+          <w:sz w:val="24"/>
+          <w:szCs w:val="24"/>
+        </w:rPr>
+        <w:t>xét</w:t>
+      </w:r>
+      <w:r>
+        <w:rPr>
+          <w:rFonts w:ascii="Times New Roman" w:hAnsi="Times New Roman" w:cs="Times New Roman"/>
+          <w:sz w:val="24"/>
+          <w:szCs w:val="24"/>
+          <w:lang w:val="vi-VN"/>
+        </w:rPr>
+        <w:t xml:space="preserve"> :</w:t>
+      </w:r>
+      <w:r>
+        <w:rPr>
+          <w:rFonts w:ascii="Times New Roman" w:hAnsi="Times New Roman" w:cs="Times New Roman"/>
+          <w:sz w:val="24"/>
+          <w:szCs w:val="24"/>
+        </w:rPr>
+        <w:t xml:space="preserve"> Nhìn chung, nhu cầu mua sắm của khách hàng biến động mạnh theo các mùa trong năm và có xu hướng tăng tốc rõ rệt vào nửa cuối năm. Lượng đơn hàng tập trung đậm đặc nhất vào quý IV, đạt đỉnh vào Tháng 11 (12.37%) và Tháng 12 (12.28%) nhờ vào các mùa lễ hội và chiến dịch kích cầu cuối năm. Ngược lại, giai đoạn đầu năm là thời kỳ thấp điểm, với Tháng 2 ghi nhận lượng đơn hàng chạm đáy toàn năm, chỉ chiếm 4.22% (2,165 đơn). Doanh nghiệp cần dựa vào tính chu kỳ này để phân phối ngân sách marketing và kế hoạch tồn kho hợp lý</w:t>
+      </w:r>
+      <w:r>
+        <w:t>.</w:t>
+      </w:r>
+    </w:p>
+    <w:p>
+      <w:pPr>
+        <w:rPr>
+          <w:lang w:val="vi-VN"/>
+        </w:rPr>
+      </w:pPr>
     </w:p>
     <w:p>
       <w:pPr>
@@ -6937,6 +7194,7 @@
         </w:rPr>
       </w:pPr>
       <w:r>
+        <w:lastRenderedPageBreak/>
         <w:t>3.6.2 Phân</w:t>
       </w:r>
       <w:r>
@@ -7003,6 +7261,81 @@
     </w:p>
     <w:p>
       <w:pPr>
+        <w:rPr>
+          <w:lang w:val="vi-VN"/>
+        </w:rPr>
+      </w:pPr>
+      <w:r>
+        <w:rPr>
+          <w:lang w:val="vi-VN"/>
+        </w:rPr>
+        <w:drawing>
+          <wp:inline distT="0" distB="0" distL="0" distR="0" wp14:anchorId="1BF81379" wp14:editId="0982B2A5">
+            <wp:extent cx="5943600" cy="3147060"/>
+            <wp:effectExtent l="0" t="0" r="0" b="0"/>
+            <wp:docPr id="2003075461" name="Picture 1"/>
+            <wp:cNvGraphicFramePr>
+              <a:graphicFrameLocks xmlns:a="http://schemas.openxmlformats.org/drawingml/2006/main" noChangeAspect="1"/>
+            </wp:cNvGraphicFramePr>
+            <a:graphic xmlns:a="http://schemas.openxmlformats.org/drawingml/2006/main">
+              <a:graphicData uri="http://schemas.openxmlformats.org/drawingml/2006/picture">
+                <pic:pic xmlns:pic="http://schemas.openxmlformats.org/drawingml/2006/picture">
+                  <pic:nvPicPr>
+                    <pic:cNvPr id="2003075461" name=""/>
+                    <pic:cNvPicPr/>
+                  </pic:nvPicPr>
+                  <pic:blipFill>
+                    <a:blip r:embed="rId21"/>
+                    <a:stretch>
+                      <a:fillRect/>
+                    </a:stretch>
+                  </pic:blipFill>
+                  <pic:spPr>
+                    <a:xfrm>
+                      <a:off x="0" y="0"/>
+                      <a:ext cx="5943600" cy="3147060"/>
+                    </a:xfrm>
+                    <a:prstGeom prst="rect">
+                      <a:avLst/>
+                    </a:prstGeom>
+                  </pic:spPr>
+                </pic:pic>
+              </a:graphicData>
+            </a:graphic>
+          </wp:inline>
+        </w:drawing>
+      </w:r>
+    </w:p>
+    <w:p>
+      <w:pPr>
+        <w:rPr>
+          <w:rFonts w:ascii="Times New Roman" w:hAnsi="Times New Roman" w:cs="Times New Roman"/>
+          <w:sz w:val="24"/>
+          <w:szCs w:val="24"/>
+          <w:lang w:val="vi-VN"/>
+        </w:rPr>
+      </w:pPr>
+      <w:r>
+        <w:rPr>
+          <w:rFonts w:ascii="Times New Roman" w:hAnsi="Times New Roman" w:cs="Times New Roman"/>
+          <w:sz w:val="24"/>
+          <w:szCs w:val="24"/>
+          <w:lang w:val="vi-VN"/>
+        </w:rPr>
+        <w:t xml:space="preserve">Nhận xét : </w:t>
+      </w:r>
+      <w:r>
+        <w:rPr>
+          <w:rFonts w:ascii="Times New Roman" w:hAnsi="Times New Roman" w:cs="Times New Roman"/>
+          <w:sz w:val="24"/>
+          <w:szCs w:val="24"/>
+          <w:lang w:val="vi-VN"/>
+        </w:rPr>
+        <w:t>Tổng doanh số (Total Sales) và lợi nhuận (Total Profit) toàn cầu của Superstore có sự tăng trưởng liên tục và đồng đều qua các năm (từ năm 2011 đến năm 2014). Mặc dù doanh số liên tục tăng qua các năm (đạt mức rất cao vào năm 2014), nhưng tổng lợi nhuận mang về lại tăng trưởng rất chậm và biên lợi nhuận cực kỳ mỏng.</w:t>
+      </w:r>
+    </w:p>
+    <w:p>
+      <w:pPr>
         <w:pStyle w:val="Heading4"/>
         <w:rPr>
           <w:lang w:val="vi-VN"/>
@@ -7070,47 +7403,117 @@
     </w:p>
     <w:p>
       <w:pPr>
+        <w:rPr>
+          <w:lang w:val="vi-VN"/>
+        </w:rPr>
+      </w:pPr>
+      <w:r>
+        <w:rPr>
+          <w:lang w:val="vi-VN"/>
+        </w:rPr>
+        <w:drawing>
+          <wp:inline distT="0" distB="0" distL="0" distR="0" wp14:anchorId="410ABBF4" wp14:editId="14A96734">
+            <wp:extent cx="5943600" cy="3193415"/>
+            <wp:effectExtent l="0" t="0" r="0" b="6985"/>
+            <wp:docPr id="773608377" name="Picture 1"/>
+            <wp:cNvGraphicFramePr>
+              <a:graphicFrameLocks xmlns:a="http://schemas.openxmlformats.org/drawingml/2006/main" noChangeAspect="1"/>
+            </wp:cNvGraphicFramePr>
+            <a:graphic xmlns:a="http://schemas.openxmlformats.org/drawingml/2006/main">
+              <a:graphicData uri="http://schemas.openxmlformats.org/drawingml/2006/picture">
+                <pic:pic xmlns:pic="http://schemas.openxmlformats.org/drawingml/2006/picture">
+                  <pic:nvPicPr>
+                    <pic:cNvPr id="773608377" name=""/>
+                    <pic:cNvPicPr/>
+                  </pic:nvPicPr>
+                  <pic:blipFill>
+                    <a:blip r:embed="rId22"/>
+                    <a:stretch>
+                      <a:fillRect/>
+                    </a:stretch>
+                  </pic:blipFill>
+                  <pic:spPr>
+                    <a:xfrm>
+                      <a:off x="0" y="0"/>
+                      <a:ext cx="5943600" cy="3193415"/>
+                    </a:xfrm>
+                    <a:prstGeom prst="rect">
+                      <a:avLst/>
+                    </a:prstGeom>
+                  </pic:spPr>
+                </pic:pic>
+              </a:graphicData>
+            </a:graphic>
+          </wp:inline>
+        </w:drawing>
+      </w:r>
+    </w:p>
+    <w:p>
+      <w:pPr>
+        <w:rPr>
+          <w:rFonts w:ascii="Times New Roman" w:hAnsi="Times New Roman" w:cs="Times New Roman"/>
+          <w:sz w:val="24"/>
+          <w:szCs w:val="24"/>
+          <w:lang w:val="vi-VN"/>
+        </w:rPr>
+      </w:pPr>
+      <w:r>
+        <w:rPr>
+          <w:rFonts w:ascii="Times New Roman" w:hAnsi="Times New Roman" w:cs="Times New Roman"/>
+          <w:sz w:val="24"/>
+          <w:szCs w:val="24"/>
+          <w:lang w:val="vi-VN"/>
+        </w:rPr>
+        <w:lastRenderedPageBreak/>
+        <w:t xml:space="preserve">Nhận xét : </w:t>
+      </w:r>
+      <w:r>
+        <w:rPr>
+          <w:rFonts w:ascii="Times New Roman" w:hAnsi="Times New Roman" w:cs="Times New Roman"/>
+          <w:sz w:val="24"/>
+          <w:szCs w:val="24"/>
+          <w:lang w:val="vi-VN"/>
+        </w:rPr>
+        <w:t>Công nghệ (Technology), cụ thể là hai nhóm Copiers (Máy photocopy) và Phones (Điện thoại) là những sản phẩm mang lại lợi nhuận lớn nhất cho toàn hệ thống. Ngành hàng gánh lỗ nặng nhất: Đồ nội thất (Furniture), đặc biệt là nhóm Tables (Bàn ghế).</w:t>
+      </w:r>
+    </w:p>
+    <w:p>
+      <w:pPr>
         <w:pStyle w:val="Heading4"/>
-        <w:rPr>
-          <w:lang w:val="vi-VN"/>
-        </w:rPr>
-      </w:pPr>
-      <w:r>
         <w:rPr>
           <w:i w:val="0"/>
           <w:iCs w:val="0"/>
-        </w:rPr>
-        <w:t>3.6.</w:t>
-      </w:r>
+          <w:lang w:val="vi-VN"/>
+        </w:rPr>
+      </w:pPr>
       <w:r>
         <w:rPr>
           <w:i w:val="0"/>
           <w:iCs w:val="0"/>
         </w:rPr>
-        <w:t>2</w:t>
+        <w:t>3.6.</w:t>
       </w:r>
       <w:r>
         <w:rPr>
           <w:i w:val="0"/>
           <w:iCs w:val="0"/>
-          <w:lang w:val="vi-VN"/>
-        </w:rPr>
-        <w:t>.3</w:t>
+        </w:rPr>
+        <w:t>2</w:t>
       </w:r>
       <w:r>
         <w:rPr>
           <w:i w:val="0"/>
           <w:iCs w:val="0"/>
-        </w:rPr>
-        <w:t xml:space="preserve"> Phân</w:t>
+          <w:lang w:val="vi-VN"/>
+        </w:rPr>
+        <w:t>.3</w:t>
       </w:r>
       <w:r>
         <w:rPr>
           <w:i w:val="0"/>
           <w:iCs w:val="0"/>
-          <w:lang w:val="vi-VN"/>
-        </w:rPr>
-        <w:t xml:space="preserve"> tích </w:t>
+        </w:rPr>
+        <w:t xml:space="preserve"> Phân</w:t>
       </w:r>
       <w:r>
         <w:rPr>
@@ -7118,7 +7521,7 @@
           <w:iCs w:val="0"/>
           <w:lang w:val="vi-VN"/>
         </w:rPr>
-        <w:t>h</w:t>
+        <w:t xml:space="preserve"> tích </w:t>
       </w:r>
       <w:r>
         <w:rPr>
@@ -7126,7 +7529,7 @@
           <w:iCs w:val="0"/>
           <w:lang w:val="vi-VN"/>
         </w:rPr>
-        <w:t xml:space="preserve">iệu suất </w:t>
+        <w:t>h</w:t>
       </w:r>
       <w:r>
         <w:rPr>
@@ -7134,7 +7537,7 @@
           <w:iCs w:val="0"/>
           <w:lang w:val="vi-VN"/>
         </w:rPr>
-        <w:t>v</w:t>
+        <w:t xml:space="preserve">iệu suất </w:t>
       </w:r>
       <w:r>
         <w:rPr>
@@ -7142,7 +7545,7 @@
           <w:iCs w:val="0"/>
           <w:lang w:val="vi-VN"/>
         </w:rPr>
-        <w:t xml:space="preserve">ận chuyển &amp; </w:t>
+        <w:t>v</w:t>
       </w:r>
       <w:r>
         <w:rPr>
@@ -7150,7 +7553,7 @@
           <w:iCs w:val="0"/>
           <w:lang w:val="vi-VN"/>
         </w:rPr>
-        <w:t>l</w:t>
+        <w:t xml:space="preserve">ận chuyển &amp; </w:t>
       </w:r>
       <w:r>
         <w:rPr>
@@ -7158,7 +7561,90 @@
           <w:iCs w:val="0"/>
           <w:lang w:val="vi-VN"/>
         </w:rPr>
+        <w:t>l</w:t>
+      </w:r>
+      <w:r>
+        <w:rPr>
+          <w:i w:val="0"/>
+          <w:iCs w:val="0"/>
+          <w:lang w:val="vi-VN"/>
+        </w:rPr>
         <w:t>ogistics</w:t>
+      </w:r>
+    </w:p>
+    <w:p>
+      <w:pPr>
+        <w:rPr>
+          <w:lang w:val="vi-VN"/>
+        </w:rPr>
+      </w:pPr>
+      <w:r>
+        <w:rPr>
+          <w:lang w:val="vi-VN"/>
+        </w:rPr>
+        <w:drawing>
+          <wp:inline distT="0" distB="0" distL="0" distR="0" wp14:anchorId="7C88A894" wp14:editId="783B4FED">
+            <wp:extent cx="5943600" cy="3182620"/>
+            <wp:effectExtent l="0" t="0" r="0" b="0"/>
+            <wp:docPr id="59274171" name="Picture 1"/>
+            <wp:cNvGraphicFramePr>
+              <a:graphicFrameLocks xmlns:a="http://schemas.openxmlformats.org/drawingml/2006/main" noChangeAspect="1"/>
+            </wp:cNvGraphicFramePr>
+            <a:graphic xmlns:a="http://schemas.openxmlformats.org/drawingml/2006/main">
+              <a:graphicData uri="http://schemas.openxmlformats.org/drawingml/2006/picture">
+                <pic:pic xmlns:pic="http://schemas.openxmlformats.org/drawingml/2006/picture">
+                  <pic:nvPicPr>
+                    <pic:cNvPr id="59274171" name=""/>
+                    <pic:cNvPicPr/>
+                  </pic:nvPicPr>
+                  <pic:blipFill>
+                    <a:blip r:embed="rId23"/>
+                    <a:stretch>
+                      <a:fillRect/>
+                    </a:stretch>
+                  </pic:blipFill>
+                  <pic:spPr>
+                    <a:xfrm>
+                      <a:off x="0" y="0"/>
+                      <a:ext cx="5943600" cy="3182620"/>
+                    </a:xfrm>
+                    <a:prstGeom prst="rect">
+                      <a:avLst/>
+                    </a:prstGeom>
+                  </pic:spPr>
+                </pic:pic>
+              </a:graphicData>
+            </a:graphic>
+          </wp:inline>
+        </w:drawing>
+      </w:r>
+    </w:p>
+    <w:p>
+      <w:pPr>
+        <w:rPr>
+          <w:rFonts w:ascii="Times New Roman" w:hAnsi="Times New Roman" w:cs="Times New Roman"/>
+          <w:sz w:val="24"/>
+          <w:szCs w:val="24"/>
+          <w:lang w:val="vi-VN"/>
+        </w:rPr>
+      </w:pPr>
+      <w:r>
+        <w:rPr>
+          <w:rFonts w:ascii="Times New Roman" w:hAnsi="Times New Roman" w:cs="Times New Roman"/>
+          <w:sz w:val="24"/>
+          <w:szCs w:val="24"/>
+          <w:lang w:val="vi-VN"/>
+        </w:rPr>
+        <w:t xml:space="preserve">Nhận xét : </w:t>
+      </w:r>
+      <w:r>
+        <w:rPr>
+          <w:rFonts w:ascii="Times New Roman" w:hAnsi="Times New Roman" w:cs="Times New Roman"/>
+          <w:sz w:val="24"/>
+          <w:szCs w:val="24"/>
+          <w:lang w:val="vi-VN"/>
+        </w:rPr>
+        <w:t>Chi phí vận chuyển trung bình (avg_shipping_cost) phụ thuộc hoàn toàn vào hình thức giao hàng. Giao trong ngày (Same Day) có chi phí cao nhất (dao động từ $41 đến $95 tùy độ ưu tiên), theo sau là First Class, Second Class, và thấp nhất là giao tiêu chuẩn (Standard Class). Và biến số ngày trễ trung bình (avg_delay_days) phản ánh đúng bản chất của từng gói dịch vụ: Same Day có độ trễ bằng 0, First Class trễ ~2 ngày, Second Class trễ ~3 ngày, và Standard Class trễ từ 4–5 ngày.</w:t>
       </w:r>
     </w:p>
     <w:sectPr>
@@ -9711,7 +10197,6 @@
   <w:style w:type="character" w:default="1" w:styleId="DefaultParagraphFont">
     <w:name w:val="Default Paragraph Font"/>
     <w:uiPriority w:val="1"/>
-    <w:semiHidden/>
     <w:unhideWhenUsed/>
   </w:style>
   <w:style w:type="table" w:default="1" w:styleId="TableNormal">

--- a/File docs/Báo cáo dự án.docx
+++ b/File docs/Báo cáo dự án.docx
@@ -6422,6 +6422,7 @@
         <w:pStyle w:val="Heading3"/>
       </w:pPr>
       <w:r>
+        <w:lastRenderedPageBreak/>
         <w:t xml:space="preserve">3.4.3 </w:t>
       </w:r>
       <w:r>
@@ -6430,19 +6431,30 @@
     </w:p>
     <w:p>
       <w:pPr>
-        <w:rPr>
-          <w:rFonts w:ascii="Times New Roman" w:hAnsi="Times New Roman" w:cs="Times New Roman"/>
-          <w:sz w:val="24"/>
-          <w:szCs w:val="24"/>
-        </w:rPr>
-      </w:pPr>
-      <w:r>
-        <w:rPr>
-          <w:rFonts w:ascii="Times New Roman" w:hAnsi="Times New Roman" w:cs="Times New Roman"/>
-          <w:sz w:val="24"/>
-          <w:szCs w:val="24"/>
-        </w:rPr>
-        <w:t>Dữ liệu giao dịch được chuyển đổi thành các đặc trưng RFM để phân loại khách hàng:</w:t>
+        <w:pStyle w:val="Heading2"/>
+      </w:pPr>
+      <w:r>
+        <w:t xml:space="preserve">3.5 </w:t>
+      </w:r>
+      <w:r>
+        <w:t>MÔ HÌNH HÓA LƯỢC ĐỒ HÌNH SAO (STAR SCHEMA)</w:t>
+      </w:r>
+    </w:p>
+    <w:p>
+      <w:pPr>
+        <w:rPr>
+          <w:rFonts w:ascii="Times New Roman" w:hAnsi="Times New Roman" w:cs="Times New Roman"/>
+          <w:sz w:val="24"/>
+          <w:szCs w:val="24"/>
+        </w:rPr>
+      </w:pPr>
+      <w:r>
+        <w:rPr>
+          <w:rFonts w:ascii="Times New Roman" w:hAnsi="Times New Roman" w:cs="Times New Roman"/>
+          <w:sz w:val="24"/>
+          <w:szCs w:val="24"/>
+        </w:rPr>
+        <w:t>Sau khi xử lý đặc trưng, dữ liệu được cấu trúc lại theo lược đồ hình sao nhằm tối ưu hóa hiệu năng truy vấn cho các công cụ BI (Business Intelligence) và báo cáo phân tích:</w:t>
       </w:r>
     </w:p>
     <w:p>
@@ -6464,7 +6476,7 @@
           <w:sz w:val="24"/>
           <w:szCs w:val="24"/>
         </w:rPr>
-        <w:t>Recency (R - Độ mới): Số ngày kể từ lần mua hàng cuối cùng của khách hàng.</w:t>
+        <w:t>Bảng Sự kiện (Fact Table): Lưu trữ các dữ liệu định lượng, có tính biến động cao như Fact_Sales (chi tiết hóa đơn, giá trị thanh toán, mã giảm giá, số lượng bán). Đây là trung tâm của lược đồ.</w:t>
       </w:r>
     </w:p>
     <w:p>
@@ -6486,8 +6498,7 @@
           <w:sz w:val="24"/>
           <w:szCs w:val="24"/>
         </w:rPr>
-        <w:lastRenderedPageBreak/>
-        <w:t>Frequency (F - Tần suất): Tổng số lần phát sinh giao dịch của khách hàng trong một khoảng thời gian nhất định.</w:t>
+        <w:t>Các bảng Chiều (Dimension Tables): Lưu trữ thông tin mô tả để lọc và phân nhóm dữ liệu, bao gồm:</w:t>
       </w:r>
     </w:p>
     <w:p>
@@ -6509,7 +6520,7 @@
           <w:sz w:val="24"/>
           <w:szCs w:val="24"/>
         </w:rPr>
-        <w:t>Monetary (M - Giá trị): Tổng doanh thu mà khách hàng đã đóng góp vào chuỗi.</w:t>
+        <w:t>Dim_Product: Danh mục sản phẩm, nhóm hàng, thương hiệu.</w:t>
       </w:r>
     </w:p>
     <w:p>
@@ -6528,218 +6539,91 @@
       <w:r>
         <w:rPr>
           <w:rFonts w:ascii="Times New Roman" w:hAnsi="Times New Roman" w:cs="Times New Roman"/>
+          <w:sz w:val="24"/>
+          <w:szCs w:val="24"/>
+        </w:rPr>
+        <w:t>Dim_Store: Vị trí cửa hàng, khu vực địa lý, diện tích.</w:t>
+      </w:r>
+    </w:p>
+    <w:p>
+      <w:pPr>
+        <w:pStyle w:val="ListParagraph"/>
+        <w:numPr>
+          <w:ilvl w:val="0"/>
+          <w:numId w:val="15"/>
+        </w:numPr>
+        <w:rPr>
+          <w:rFonts w:ascii="Times New Roman" w:hAnsi="Times New Roman" w:cs="Times New Roman"/>
+          <w:sz w:val="24"/>
+          <w:szCs w:val="24"/>
+        </w:rPr>
+      </w:pPr>
+      <w:r>
+        <w:rPr>
+          <w:rFonts w:ascii="Times New Roman" w:hAnsi="Times New Roman" w:cs="Times New Roman"/>
+          <w:sz w:val="24"/>
+          <w:szCs w:val="24"/>
+        </w:rPr>
+        <w:t>Dim_Customer: Nhân khẩu học, phân loại RFM.</w:t>
+      </w:r>
+    </w:p>
+    <w:p>
+      <w:pPr>
+        <w:pStyle w:val="ListParagraph"/>
+        <w:numPr>
+          <w:ilvl w:val="0"/>
+          <w:numId w:val="15"/>
+        </w:numPr>
+        <w:rPr>
+          <w:rFonts w:ascii="Times New Roman" w:hAnsi="Times New Roman" w:cs="Times New Roman"/>
+          <w:sz w:val="24"/>
+          <w:szCs w:val="24"/>
+        </w:rPr>
+      </w:pPr>
+      <w:r>
+        <w:rPr>
+          <w:rFonts w:ascii="Times New Roman" w:hAnsi="Times New Roman" w:cs="Times New Roman"/>
+          <w:sz w:val="24"/>
+          <w:szCs w:val="24"/>
+        </w:rPr>
+        <w:t>Dim_Date: Chi tiết về thời gian (năm, quý, tháng, ngày trong tuần, ngày lễ).</w:t>
+      </w:r>
+    </w:p>
+    <w:p>
+      <w:pPr>
+        <w:rPr>
+          <w:rFonts w:ascii="Times New Roman" w:hAnsi="Times New Roman" w:cs="Times New Roman"/>
+          <w:sz w:val="24"/>
+          <w:szCs w:val="24"/>
+        </w:rPr>
+      </w:pPr>
+      <w:r>
+        <w:rPr>
+          <w:rFonts w:ascii="Times New Roman" w:hAnsi="Times New Roman" w:cs="Times New Roman"/>
           <w:i/>
           <w:iCs/>
           <w:sz w:val="24"/>
           <w:szCs w:val="24"/>
         </w:rPr>
-        <w:t>Mục đích:</w:t>
-      </w:r>
-      <w:r>
-        <w:rPr>
-          <w:rFonts w:ascii="Times New Roman" w:hAnsi="Times New Roman" w:cs="Times New Roman"/>
-          <w:sz w:val="24"/>
-          <w:szCs w:val="24"/>
-        </w:rPr>
-        <w:t xml:space="preserve"> Các đặc trưng này giúp phân khúc khách hàng từ "tiềm năng" đến "VIP", hỗ trợ đề xuất các chương trình khuyến mãi mục tiêu.</w:t>
+        <w:t>Lợi ích:</w:t>
+      </w:r>
+      <w:r>
+        <w:rPr>
+          <w:rFonts w:ascii="Times New Roman" w:hAnsi="Times New Roman" w:cs="Times New Roman"/>
+          <w:sz w:val="24"/>
+          <w:szCs w:val="24"/>
+        </w:rPr>
+        <w:t xml:space="preserve"> Cấu trúc này giảm thiểu sự dư thừa dữ liệu, cho phép truy xuất nhanh chóng các báo cáo tổng hợp (như "Doanh thu theo khu vực trong Quý 1") mà không cần thực hiện quá nhiều thao tác Join bảng phức tạp.</w:t>
       </w:r>
     </w:p>
     <w:p>
       <w:pPr>
         <w:pStyle w:val="Heading2"/>
-      </w:pPr>
-      <w:r>
-        <w:t xml:space="preserve">3.5 </w:t>
-      </w:r>
-      <w:r>
-        <w:t>MÔ HÌNH HÓA LƯỢC ĐỒ HÌNH SAO (STAR SCHEMA)</w:t>
-      </w:r>
-    </w:p>
-    <w:p>
-      <w:pPr>
-        <w:rPr>
-          <w:rFonts w:ascii="Times New Roman" w:hAnsi="Times New Roman" w:cs="Times New Roman"/>
-          <w:sz w:val="24"/>
-          <w:szCs w:val="24"/>
-        </w:rPr>
-      </w:pPr>
-      <w:r>
-        <w:rPr>
-          <w:rFonts w:ascii="Times New Roman" w:hAnsi="Times New Roman" w:cs="Times New Roman"/>
-          <w:sz w:val="24"/>
-          <w:szCs w:val="24"/>
-        </w:rPr>
-        <w:t>Sau khi xử lý đặc trưng, dữ liệu được cấu trúc lại theo lược đồ hình sao nhằm tối ưu hóa hiệu năng truy vấn cho các công cụ BI (Business Intelligence) và báo cáo phân tích:</w:t>
-      </w:r>
-    </w:p>
-    <w:p>
-      <w:pPr>
-        <w:pStyle w:val="ListParagraph"/>
-        <w:numPr>
-          <w:ilvl w:val="0"/>
-          <w:numId w:val="15"/>
-        </w:numPr>
-        <w:rPr>
-          <w:rFonts w:ascii="Times New Roman" w:hAnsi="Times New Roman" w:cs="Times New Roman"/>
-          <w:sz w:val="24"/>
-          <w:szCs w:val="24"/>
-        </w:rPr>
-      </w:pPr>
-      <w:r>
-        <w:rPr>
-          <w:rFonts w:ascii="Times New Roman" w:hAnsi="Times New Roman" w:cs="Times New Roman"/>
-          <w:sz w:val="24"/>
-          <w:szCs w:val="24"/>
-        </w:rPr>
-        <w:t>Bảng Sự kiện (Fact Table): Lưu trữ các dữ liệu định lượng, có tính biến động cao như Fact_Sales (chi tiết hóa đơn, giá trị thanh toán, mã giảm giá, số lượng bán). Đây là trung tâm của lược đồ.</w:t>
-      </w:r>
-    </w:p>
-    <w:p>
-      <w:pPr>
-        <w:pStyle w:val="ListParagraph"/>
-        <w:numPr>
-          <w:ilvl w:val="0"/>
-          <w:numId w:val="15"/>
-        </w:numPr>
-        <w:rPr>
-          <w:rFonts w:ascii="Times New Roman" w:hAnsi="Times New Roman" w:cs="Times New Roman"/>
-          <w:sz w:val="24"/>
-          <w:szCs w:val="24"/>
-        </w:rPr>
-      </w:pPr>
-      <w:r>
-        <w:rPr>
-          <w:rFonts w:ascii="Times New Roman" w:hAnsi="Times New Roman" w:cs="Times New Roman"/>
-          <w:sz w:val="24"/>
-          <w:szCs w:val="24"/>
-        </w:rPr>
-        <w:t>Các bảng Chiều (Dimension Tables): Lưu trữ thông tin mô tả để lọc và phân nhóm dữ liệu, bao gồm:</w:t>
-      </w:r>
-    </w:p>
-    <w:p>
-      <w:pPr>
-        <w:pStyle w:val="ListParagraph"/>
-        <w:numPr>
-          <w:ilvl w:val="0"/>
-          <w:numId w:val="15"/>
-        </w:numPr>
-        <w:rPr>
-          <w:rFonts w:ascii="Times New Roman" w:hAnsi="Times New Roman" w:cs="Times New Roman"/>
-          <w:sz w:val="24"/>
-          <w:szCs w:val="24"/>
-        </w:rPr>
-      </w:pPr>
-      <w:r>
-        <w:rPr>
-          <w:rFonts w:ascii="Times New Roman" w:hAnsi="Times New Roman" w:cs="Times New Roman"/>
-          <w:sz w:val="24"/>
-          <w:szCs w:val="24"/>
-        </w:rPr>
-        <w:t>Dim_Product: Danh mục sản phẩm, nhóm hàng, thương hiệu.</w:t>
-      </w:r>
-    </w:p>
-    <w:p>
-      <w:pPr>
-        <w:pStyle w:val="ListParagraph"/>
-        <w:numPr>
-          <w:ilvl w:val="0"/>
-          <w:numId w:val="15"/>
-        </w:numPr>
-        <w:rPr>
-          <w:rFonts w:ascii="Times New Roman" w:hAnsi="Times New Roman" w:cs="Times New Roman"/>
-          <w:sz w:val="24"/>
-          <w:szCs w:val="24"/>
-        </w:rPr>
-      </w:pPr>
-      <w:r>
-        <w:rPr>
-          <w:rFonts w:ascii="Times New Roman" w:hAnsi="Times New Roman" w:cs="Times New Roman"/>
-          <w:sz w:val="24"/>
-          <w:szCs w:val="24"/>
-        </w:rPr>
-        <w:t>Dim_Store: Vị trí cửa hàng, khu vực địa lý, diện tích.</w:t>
-      </w:r>
-    </w:p>
-    <w:p>
-      <w:pPr>
-        <w:pStyle w:val="ListParagraph"/>
-        <w:numPr>
-          <w:ilvl w:val="0"/>
-          <w:numId w:val="15"/>
-        </w:numPr>
-        <w:rPr>
-          <w:rFonts w:ascii="Times New Roman" w:hAnsi="Times New Roman" w:cs="Times New Roman"/>
-          <w:sz w:val="24"/>
-          <w:szCs w:val="24"/>
-        </w:rPr>
-      </w:pPr>
-      <w:r>
-        <w:rPr>
-          <w:rFonts w:ascii="Times New Roman" w:hAnsi="Times New Roman" w:cs="Times New Roman"/>
-          <w:sz w:val="24"/>
-          <w:szCs w:val="24"/>
-        </w:rPr>
-        <w:t>Dim_Customer: Nhân khẩu học, phân loại RFM.</w:t>
-      </w:r>
-    </w:p>
-    <w:p>
-      <w:pPr>
-        <w:pStyle w:val="ListParagraph"/>
-        <w:numPr>
-          <w:ilvl w:val="0"/>
-          <w:numId w:val="15"/>
-        </w:numPr>
-        <w:rPr>
-          <w:rFonts w:ascii="Times New Roman" w:hAnsi="Times New Roman" w:cs="Times New Roman"/>
-          <w:sz w:val="24"/>
-          <w:szCs w:val="24"/>
-        </w:rPr>
-      </w:pPr>
-      <w:r>
-        <w:rPr>
-          <w:rFonts w:ascii="Times New Roman" w:hAnsi="Times New Roman" w:cs="Times New Roman"/>
-          <w:sz w:val="24"/>
-          <w:szCs w:val="24"/>
-        </w:rPr>
-        <w:t>Dim_Date: Chi tiết về thời gian (năm, quý, tháng, ngày trong tuần, ngày lễ).</w:t>
-      </w:r>
-    </w:p>
-    <w:p>
-      <w:pPr>
-        <w:rPr>
-          <w:rFonts w:ascii="Times New Roman" w:hAnsi="Times New Roman" w:cs="Times New Roman"/>
-          <w:sz w:val="24"/>
-          <w:szCs w:val="24"/>
-        </w:rPr>
-      </w:pPr>
-      <w:r>
-        <w:rPr>
-          <w:rFonts w:ascii="Times New Roman" w:hAnsi="Times New Roman" w:cs="Times New Roman"/>
-          <w:i/>
-          <w:iCs/>
-          <w:sz w:val="24"/>
-          <w:szCs w:val="24"/>
-        </w:rPr>
-        <w:t>Lợi ích:</w:t>
-      </w:r>
-      <w:r>
-        <w:rPr>
-          <w:rFonts w:ascii="Times New Roman" w:hAnsi="Times New Roman" w:cs="Times New Roman"/>
-          <w:sz w:val="24"/>
-          <w:szCs w:val="24"/>
-        </w:rPr>
-        <w:t xml:space="preserve"> Cấu trúc này giảm thiểu sự dư thừa dữ liệu, cho phép truy xuất nhanh chóng các báo cáo tổng hợp (như "Doanh thu theo khu vực trong Quý 1") mà không cần thực hiện quá nhiều thao tác Join bảng phức tạp.</w:t>
-      </w:r>
-    </w:p>
-    <w:p>
-      <w:pPr>
-        <w:pStyle w:val="Heading2"/>
-        <w:rPr>
-          <w:lang w:val="vi-VN"/>
-        </w:rPr>
-      </w:pPr>
-      <w:r>
-        <w:lastRenderedPageBreak/>
+        <w:rPr>
+          <w:lang w:val="vi-VN"/>
+        </w:rPr>
+      </w:pPr>
+      <w:r>
         <w:t>3.6 PHÂN</w:t>
       </w:r>
       <w:r>
@@ -6875,6 +6759,7 @@
           <w:sz w:val="24"/>
           <w:szCs w:val="24"/>
         </w:rPr>
+        <w:lastRenderedPageBreak/>
         <w:t xml:space="preserve">Nhận xét </w:t>
       </w:r>
       <w:r>
@@ -6909,7 +6794,6 @@
           <w:i w:val="0"/>
           <w:iCs w:val="0"/>
         </w:rPr>
-        <w:lastRenderedPageBreak/>
         <w:t>3.6.</w:t>
       </w:r>
       <w:r>
@@ -7148,15 +7032,7 @@
           <w:sz w:val="24"/>
           <w:szCs w:val="24"/>
         </w:rPr>
-        <w:t xml:space="preserve">Nhận </w:t>
-      </w:r>
-      <w:r>
-        <w:rPr>
-          <w:rFonts w:ascii="Times New Roman" w:hAnsi="Times New Roman" w:cs="Times New Roman"/>
-          <w:sz w:val="24"/>
-          <w:szCs w:val="24"/>
-        </w:rPr>
-        <w:t>xét</w:t>
+        <w:t>Nhận xét</w:t>
       </w:r>
       <w:r>
         <w:rPr>
@@ -7322,16 +7198,7 @@
           <w:szCs w:val="24"/>
           <w:lang w:val="vi-VN"/>
         </w:rPr>
-        <w:t xml:space="preserve">Nhận xét : </w:t>
-      </w:r>
-      <w:r>
-        <w:rPr>
-          <w:rFonts w:ascii="Times New Roman" w:hAnsi="Times New Roman" w:cs="Times New Roman"/>
-          <w:sz w:val="24"/>
-          <w:szCs w:val="24"/>
-          <w:lang w:val="vi-VN"/>
-        </w:rPr>
-        <w:t>Tổng doanh số (Total Sales) và lợi nhuận (Total Profit) toàn cầu của Superstore có sự tăng trưởng liên tục và đồng đều qua các năm (từ năm 2011 đến năm 2014). Mặc dù doanh số liên tục tăng qua các năm (đạt mức rất cao vào năm 2014), nhưng tổng lợi nhuận mang về lại tăng trưởng rất chậm và biên lợi nhuận cực kỳ mỏng.</w:t>
+        <w:t>Nhận xét : Tổng doanh số (Total Sales) và lợi nhuận (Total Profit) toàn cầu của Superstore có sự tăng trưởng liên tục và đồng đều qua các năm (từ năm 2011 đến năm 2014). Mặc dù doanh số liên tục tăng qua các năm (đạt mức rất cao vào năm 2014), nhưng tổng lợi nhuận mang về lại tăng trưởng rất chậm và biên lợi nhuận cực kỳ mỏng.</w:t>
       </w:r>
     </w:p>
     <w:p>
@@ -7465,16 +7332,7 @@
           <w:lang w:val="vi-VN"/>
         </w:rPr>
         <w:lastRenderedPageBreak/>
-        <w:t xml:space="preserve">Nhận xét : </w:t>
-      </w:r>
-      <w:r>
-        <w:rPr>
-          <w:rFonts w:ascii="Times New Roman" w:hAnsi="Times New Roman" w:cs="Times New Roman"/>
-          <w:sz w:val="24"/>
-          <w:szCs w:val="24"/>
-          <w:lang w:val="vi-VN"/>
-        </w:rPr>
-        <w:t>Công nghệ (Technology), cụ thể là hai nhóm Copiers (Máy photocopy) và Phones (Điện thoại) là những sản phẩm mang lại lợi nhuận lớn nhất cho toàn hệ thống. Ngành hàng gánh lỗ nặng nhất: Đồ nội thất (Furniture), đặc biệt là nhóm Tables (Bàn ghế).</w:t>
+        <w:t>Nhận xét : Công nghệ (Technology), cụ thể là hai nhóm Copiers (Máy photocopy) và Phones (Điện thoại) là những sản phẩm mang lại lợi nhuận lớn nhất cho toàn hệ thống. Ngành hàng gánh lỗ nặng nhất: Đồ nội thất (Furniture), đặc biệt là nhóm Tables (Bàn ghế).</w:t>
       </w:r>
     </w:p>
     <w:p>
@@ -7635,16 +7493,7 @@
           <w:szCs w:val="24"/>
           <w:lang w:val="vi-VN"/>
         </w:rPr>
-        <w:t xml:space="preserve">Nhận xét : </w:t>
-      </w:r>
-      <w:r>
-        <w:rPr>
-          <w:rFonts w:ascii="Times New Roman" w:hAnsi="Times New Roman" w:cs="Times New Roman"/>
-          <w:sz w:val="24"/>
-          <w:szCs w:val="24"/>
-          <w:lang w:val="vi-VN"/>
-        </w:rPr>
-        <w:t>Chi phí vận chuyển trung bình (avg_shipping_cost) phụ thuộc hoàn toàn vào hình thức giao hàng. Giao trong ngày (Same Day) có chi phí cao nhất (dao động từ $41 đến $95 tùy độ ưu tiên), theo sau là First Class, Second Class, và thấp nhất là giao tiêu chuẩn (Standard Class). Và biến số ngày trễ trung bình (avg_delay_days) phản ánh đúng bản chất của từng gói dịch vụ: Same Day có độ trễ bằng 0, First Class trễ ~2 ngày, Second Class trễ ~3 ngày, và Standard Class trễ từ 4–5 ngày.</w:t>
+        <w:t>Nhận xét : Chi phí vận chuyển trung bình (avg_shipping_cost) phụ thuộc hoàn toàn vào hình thức giao hàng. Giao trong ngày (Same Day) có chi phí cao nhất (dao động từ $41 đến $95 tùy độ ưu tiên), theo sau là First Class, Second Class, và thấp nhất là giao tiêu chuẩn (Standard Class). Và biến số ngày trễ trung bình (avg_delay_days) phản ánh đúng bản chất của từng gói dịch vụ: Same Day có độ trễ bằng 0, First Class trễ ~2 ngày, Second Class trễ ~3 ngày, và Standard Class trễ từ 4–5 ngày.</w:t>
       </w:r>
     </w:p>
     <w:sectPr>
@@ -10197,6 +10046,7 @@
   <w:style w:type="character" w:default="1" w:styleId="DefaultParagraphFont">
     <w:name w:val="Default Paragraph Font"/>
     <w:uiPriority w:val="1"/>
+    <w:semiHidden/>
     <w:unhideWhenUsed/>
   </w:style>
   <w:style w:type="table" w:default="1" w:styleId="TableNormal">

--- a/File docs/Báo cáo dự án.docx
+++ b/File docs/Báo cáo dự án.docx
@@ -6422,186 +6422,243 @@
         <w:pStyle w:val="Heading3"/>
       </w:pPr>
       <w:r>
+        <w:t xml:space="preserve">3.4.3 </w:t>
+      </w:r>
+      <w:r>
+        <w:t>Tính toán nền tảng RFM</w:t>
+      </w:r>
+    </w:p>
+    <w:p>
+      <w:r>
+        <w:t>Dữ liệu giao dịch được chuyển đổi thành các đặc trưng RFM để phân loại khách hàng:</w:t>
+      </w:r>
+    </w:p>
+    <w:p>
+      <w:pPr>
+        <w:numPr>
+          <w:ilvl w:val="0"/>
+          <w:numId w:val="16"/>
+        </w:numPr>
+      </w:pPr>
+      <w:r>
+        <w:t>Recency (R - Độ mới): Số ngày kể từ lần mua hàng cuối cùng của khách hàng.</w:t>
+      </w:r>
+    </w:p>
+    <w:p>
+      <w:pPr>
+        <w:numPr>
+          <w:ilvl w:val="0"/>
+          <w:numId w:val="16"/>
+        </w:numPr>
+      </w:pPr>
+      <w:r>
         <w:lastRenderedPageBreak/>
-        <w:t xml:space="preserve">3.4.3 </w:t>
-      </w:r>
-      <w:r>
-        <w:t>Tính toán nền tảng RFM</w:t>
-      </w:r>
-    </w:p>
-    <w:p>
-      <w:pPr>
-        <w:pStyle w:val="Heading2"/>
-      </w:pPr>
-      <w:r>
-        <w:t xml:space="preserve">3.5 </w:t>
-      </w:r>
-      <w:r>
-        <w:t>MÔ HÌNH HÓA LƯỢC ĐỒ HÌNH SAO (STAR SCHEMA)</w:t>
-      </w:r>
-    </w:p>
-    <w:p>
-      <w:pPr>
-        <w:rPr>
-          <w:rFonts w:ascii="Times New Roman" w:hAnsi="Times New Roman" w:cs="Times New Roman"/>
-          <w:sz w:val="24"/>
-          <w:szCs w:val="24"/>
-        </w:rPr>
-      </w:pPr>
-      <w:r>
-        <w:rPr>
-          <w:rFonts w:ascii="Times New Roman" w:hAnsi="Times New Roman" w:cs="Times New Roman"/>
-          <w:sz w:val="24"/>
-          <w:szCs w:val="24"/>
-        </w:rPr>
-        <w:t>Sau khi xử lý đặc trưng, dữ liệu được cấu trúc lại theo lược đồ hình sao nhằm tối ưu hóa hiệu năng truy vấn cho các công cụ BI (Business Intelligence) và báo cáo phân tích:</w:t>
-      </w:r>
-    </w:p>
-    <w:p>
-      <w:pPr>
-        <w:pStyle w:val="ListParagraph"/>
-        <w:numPr>
-          <w:ilvl w:val="0"/>
-          <w:numId w:val="15"/>
-        </w:numPr>
-        <w:rPr>
-          <w:rFonts w:ascii="Times New Roman" w:hAnsi="Times New Roman" w:cs="Times New Roman"/>
-          <w:sz w:val="24"/>
-          <w:szCs w:val="24"/>
-        </w:rPr>
-      </w:pPr>
-      <w:r>
-        <w:rPr>
-          <w:rFonts w:ascii="Times New Roman" w:hAnsi="Times New Roman" w:cs="Times New Roman"/>
-          <w:sz w:val="24"/>
-          <w:szCs w:val="24"/>
-        </w:rPr>
-        <w:t>Bảng Sự kiện (Fact Table): Lưu trữ các dữ liệu định lượng, có tính biến động cao như Fact_Sales (chi tiết hóa đơn, giá trị thanh toán, mã giảm giá, số lượng bán). Đây là trung tâm của lược đồ.</w:t>
-      </w:r>
-    </w:p>
-    <w:p>
-      <w:pPr>
-        <w:pStyle w:val="ListParagraph"/>
-        <w:numPr>
-          <w:ilvl w:val="0"/>
-          <w:numId w:val="15"/>
-        </w:numPr>
-        <w:rPr>
-          <w:rFonts w:ascii="Times New Roman" w:hAnsi="Times New Roman" w:cs="Times New Roman"/>
-          <w:sz w:val="24"/>
-          <w:szCs w:val="24"/>
-        </w:rPr>
-      </w:pPr>
-      <w:r>
-        <w:rPr>
-          <w:rFonts w:ascii="Times New Roman" w:hAnsi="Times New Roman" w:cs="Times New Roman"/>
-          <w:sz w:val="24"/>
-          <w:szCs w:val="24"/>
-        </w:rPr>
-        <w:t>Các bảng Chiều (Dimension Tables): Lưu trữ thông tin mô tả để lọc và phân nhóm dữ liệu, bao gồm:</w:t>
-      </w:r>
-    </w:p>
-    <w:p>
-      <w:pPr>
-        <w:pStyle w:val="ListParagraph"/>
-        <w:numPr>
-          <w:ilvl w:val="0"/>
-          <w:numId w:val="15"/>
-        </w:numPr>
-        <w:rPr>
-          <w:rFonts w:ascii="Times New Roman" w:hAnsi="Times New Roman" w:cs="Times New Roman"/>
-          <w:sz w:val="24"/>
-          <w:szCs w:val="24"/>
-        </w:rPr>
-      </w:pPr>
-      <w:r>
-        <w:rPr>
-          <w:rFonts w:ascii="Times New Roman" w:hAnsi="Times New Roman" w:cs="Times New Roman"/>
-          <w:sz w:val="24"/>
-          <w:szCs w:val="24"/>
-        </w:rPr>
-        <w:t>Dim_Product: Danh mục sản phẩm, nhóm hàng, thương hiệu.</w:t>
-      </w:r>
-    </w:p>
-    <w:p>
-      <w:pPr>
-        <w:pStyle w:val="ListParagraph"/>
-        <w:numPr>
-          <w:ilvl w:val="0"/>
-          <w:numId w:val="15"/>
-        </w:numPr>
-        <w:rPr>
-          <w:rFonts w:ascii="Times New Roman" w:hAnsi="Times New Roman" w:cs="Times New Roman"/>
-          <w:sz w:val="24"/>
-          <w:szCs w:val="24"/>
-        </w:rPr>
-      </w:pPr>
-      <w:r>
-        <w:rPr>
-          <w:rFonts w:ascii="Times New Roman" w:hAnsi="Times New Roman" w:cs="Times New Roman"/>
-          <w:sz w:val="24"/>
-          <w:szCs w:val="24"/>
-        </w:rPr>
-        <w:t>Dim_Store: Vị trí cửa hàng, khu vực địa lý, diện tích.</w:t>
-      </w:r>
-    </w:p>
-    <w:p>
-      <w:pPr>
-        <w:pStyle w:val="ListParagraph"/>
-        <w:numPr>
-          <w:ilvl w:val="0"/>
-          <w:numId w:val="15"/>
-        </w:numPr>
-        <w:rPr>
-          <w:rFonts w:ascii="Times New Roman" w:hAnsi="Times New Roman" w:cs="Times New Roman"/>
-          <w:sz w:val="24"/>
-          <w:szCs w:val="24"/>
-        </w:rPr>
-      </w:pPr>
-      <w:r>
-        <w:rPr>
-          <w:rFonts w:ascii="Times New Roman" w:hAnsi="Times New Roman" w:cs="Times New Roman"/>
-          <w:sz w:val="24"/>
-          <w:szCs w:val="24"/>
-        </w:rPr>
-        <w:t>Dim_Customer: Nhân khẩu học, phân loại RFM.</w:t>
-      </w:r>
-    </w:p>
-    <w:p>
-      <w:pPr>
-        <w:pStyle w:val="ListParagraph"/>
-        <w:numPr>
-          <w:ilvl w:val="0"/>
-          <w:numId w:val="15"/>
-        </w:numPr>
-        <w:rPr>
-          <w:rFonts w:ascii="Times New Roman" w:hAnsi="Times New Roman" w:cs="Times New Roman"/>
-          <w:sz w:val="24"/>
-          <w:szCs w:val="24"/>
-        </w:rPr>
-      </w:pPr>
-      <w:r>
-        <w:rPr>
-          <w:rFonts w:ascii="Times New Roman" w:hAnsi="Times New Roman" w:cs="Times New Roman"/>
-          <w:sz w:val="24"/>
-          <w:szCs w:val="24"/>
-        </w:rPr>
-        <w:t>Dim_Date: Chi tiết về thời gian (năm, quý, tháng, ngày trong tuần, ngày lễ).</w:t>
-      </w:r>
-    </w:p>
-    <w:p>
-      <w:pPr>
-        <w:rPr>
-          <w:rFonts w:ascii="Times New Roman" w:hAnsi="Times New Roman" w:cs="Times New Roman"/>
-          <w:sz w:val="24"/>
-          <w:szCs w:val="24"/>
-        </w:rPr>
-      </w:pPr>
-      <w:r>
-        <w:rPr>
-          <w:rFonts w:ascii="Times New Roman" w:hAnsi="Times New Roman" w:cs="Times New Roman"/>
+        <w:t>Frequency (F - Tần suất): Tổng số lần phát sinh giao dịch của khách hàng trong một khoảng thời gian nhất định.</w:t>
+      </w:r>
+    </w:p>
+    <w:p>
+      <w:pPr>
+        <w:numPr>
+          <w:ilvl w:val="0"/>
+          <w:numId w:val="16"/>
+        </w:numPr>
+      </w:pPr>
+      <w:r>
+        <w:t>Monetary (M - Giá trị): Tổng doanh thu mà khách hàng đã đóng góp vào chuỗi.</w:t>
+      </w:r>
+    </w:p>
+    <w:p>
+      <w:pPr>
+        <w:numPr>
+          <w:ilvl w:val="0"/>
+          <w:numId w:val="16"/>
+        </w:numPr>
+      </w:pPr>
+      <w:r>
+        <w:rPr>
           <w:i/>
           <w:iCs/>
+        </w:rPr>
+        <w:t>Mục đích:</w:t>
+      </w:r>
+      <w:r>
+        <w:t xml:space="preserve"> Các đặc trưng này giúp phân khúc khách hàng từ "tiềm năng" đến "VIP", hỗ trợ đề xuất các chương trình khuyến mãi mục tiêu.</w:t>
+      </w:r>
+    </w:p>
+    <w:p/>
+    <w:p>
+      <w:pPr>
+        <w:pStyle w:val="Heading2"/>
+      </w:pPr>
+      <w:r>
+        <w:t xml:space="preserve">3.5 </w:t>
+      </w:r>
+      <w:r>
+        <w:t>MÔ HÌNH HÓA LƯỢC ĐỒ HÌNH SAO (STAR SCHEMA)</w:t>
+      </w:r>
+    </w:p>
+    <w:p>
+      <w:pPr>
+        <w:rPr>
+          <w:rFonts w:ascii="Times New Roman" w:hAnsi="Times New Roman" w:cs="Times New Roman"/>
+          <w:sz w:val="24"/>
+          <w:szCs w:val="24"/>
+        </w:rPr>
+      </w:pPr>
+      <w:r>
+        <w:rPr>
+          <w:rFonts w:ascii="Times New Roman" w:hAnsi="Times New Roman" w:cs="Times New Roman"/>
+          <w:sz w:val="24"/>
+          <w:szCs w:val="24"/>
+        </w:rPr>
+        <w:t>Sau khi xử lý đặc trưng, dữ liệu được cấu trúc lại theo lược đồ hình sao nhằm tối ưu hóa hiệu năng truy vấn cho các công cụ BI (Business Intelligence) và báo cáo phân tích:</w:t>
+      </w:r>
+    </w:p>
+    <w:p>
+      <w:pPr>
+        <w:pStyle w:val="ListParagraph"/>
+        <w:numPr>
+          <w:ilvl w:val="0"/>
+          <w:numId w:val="15"/>
+        </w:numPr>
+        <w:rPr>
+          <w:rFonts w:ascii="Times New Roman" w:hAnsi="Times New Roman" w:cs="Times New Roman"/>
+          <w:sz w:val="24"/>
+          <w:szCs w:val="24"/>
+        </w:rPr>
+      </w:pPr>
+      <w:r>
+        <w:rPr>
+          <w:rFonts w:ascii="Times New Roman" w:hAnsi="Times New Roman" w:cs="Times New Roman"/>
+          <w:sz w:val="24"/>
+          <w:szCs w:val="24"/>
+        </w:rPr>
+        <w:t>Bảng Sự kiện (Fact Table): Lưu trữ các dữ liệu định lượng, có tính biến động cao như Fact_Sales (chi tiết hóa đơn, giá trị thanh toán, mã giảm giá, số lượng bán). Đây là trung tâm của lược đồ.</w:t>
+      </w:r>
+    </w:p>
+    <w:p>
+      <w:pPr>
+        <w:pStyle w:val="ListParagraph"/>
+        <w:numPr>
+          <w:ilvl w:val="0"/>
+          <w:numId w:val="15"/>
+        </w:numPr>
+        <w:rPr>
+          <w:rFonts w:ascii="Times New Roman" w:hAnsi="Times New Roman" w:cs="Times New Roman"/>
+          <w:sz w:val="24"/>
+          <w:szCs w:val="24"/>
+        </w:rPr>
+      </w:pPr>
+      <w:r>
+        <w:rPr>
+          <w:rFonts w:ascii="Times New Roman" w:hAnsi="Times New Roman" w:cs="Times New Roman"/>
+          <w:sz w:val="24"/>
+          <w:szCs w:val="24"/>
+        </w:rPr>
+        <w:t>Các bảng Chiều (Dimension Tables): Lưu trữ thông tin mô tả để lọc và phân nhóm dữ liệu, bao gồm:</w:t>
+      </w:r>
+    </w:p>
+    <w:p>
+      <w:pPr>
+        <w:pStyle w:val="ListParagraph"/>
+        <w:numPr>
+          <w:ilvl w:val="0"/>
+          <w:numId w:val="15"/>
+        </w:numPr>
+        <w:rPr>
+          <w:rFonts w:ascii="Times New Roman" w:hAnsi="Times New Roman" w:cs="Times New Roman"/>
+          <w:sz w:val="24"/>
+          <w:szCs w:val="24"/>
+        </w:rPr>
+      </w:pPr>
+      <w:r>
+        <w:rPr>
+          <w:rFonts w:ascii="Times New Roman" w:hAnsi="Times New Roman" w:cs="Times New Roman"/>
+          <w:sz w:val="24"/>
+          <w:szCs w:val="24"/>
+        </w:rPr>
+        <w:t>Dim_Product: Danh mục sản phẩm, nhóm hàng, thương hiệu.</w:t>
+      </w:r>
+    </w:p>
+    <w:p>
+      <w:pPr>
+        <w:pStyle w:val="ListParagraph"/>
+        <w:numPr>
+          <w:ilvl w:val="0"/>
+          <w:numId w:val="15"/>
+        </w:numPr>
+        <w:rPr>
+          <w:rFonts w:ascii="Times New Roman" w:hAnsi="Times New Roman" w:cs="Times New Roman"/>
+          <w:sz w:val="24"/>
+          <w:szCs w:val="24"/>
+        </w:rPr>
+      </w:pPr>
+      <w:r>
+        <w:rPr>
+          <w:rFonts w:ascii="Times New Roman" w:hAnsi="Times New Roman" w:cs="Times New Roman"/>
+          <w:sz w:val="24"/>
+          <w:szCs w:val="24"/>
+        </w:rPr>
+        <w:t>Dim_Store: Vị trí cửa hàng, khu vực địa lý, diện tích.</w:t>
+      </w:r>
+    </w:p>
+    <w:p>
+      <w:pPr>
+        <w:pStyle w:val="ListParagraph"/>
+        <w:numPr>
+          <w:ilvl w:val="0"/>
+          <w:numId w:val="15"/>
+        </w:numPr>
+        <w:rPr>
+          <w:rFonts w:ascii="Times New Roman" w:hAnsi="Times New Roman" w:cs="Times New Roman"/>
+          <w:sz w:val="24"/>
+          <w:szCs w:val="24"/>
+        </w:rPr>
+      </w:pPr>
+      <w:r>
+        <w:rPr>
+          <w:rFonts w:ascii="Times New Roman" w:hAnsi="Times New Roman" w:cs="Times New Roman"/>
+          <w:sz w:val="24"/>
+          <w:szCs w:val="24"/>
+        </w:rPr>
+        <w:t>Dim_Customer: Nhân khẩu học, phân loại RFM.</w:t>
+      </w:r>
+    </w:p>
+    <w:p>
+      <w:pPr>
+        <w:pStyle w:val="ListParagraph"/>
+        <w:numPr>
+          <w:ilvl w:val="0"/>
+          <w:numId w:val="15"/>
+        </w:numPr>
+        <w:rPr>
+          <w:rFonts w:ascii="Times New Roman" w:hAnsi="Times New Roman" w:cs="Times New Roman"/>
+          <w:sz w:val="24"/>
+          <w:szCs w:val="24"/>
+        </w:rPr>
+      </w:pPr>
+      <w:r>
+        <w:rPr>
+          <w:rFonts w:ascii="Times New Roman" w:hAnsi="Times New Roman" w:cs="Times New Roman"/>
+          <w:sz w:val="24"/>
+          <w:szCs w:val="24"/>
+        </w:rPr>
+        <w:t>Dim_Date: Chi tiết về thời gian (năm, quý, tháng, ngày trong tuần, ngày lễ).</w:t>
+      </w:r>
+    </w:p>
+    <w:p>
+      <w:pPr>
+        <w:rPr>
+          <w:rFonts w:ascii="Times New Roman" w:hAnsi="Times New Roman" w:cs="Times New Roman"/>
+          <w:sz w:val="24"/>
+          <w:szCs w:val="24"/>
+        </w:rPr>
+      </w:pPr>
+      <w:r>
+        <w:rPr>
+          <w:rFonts w:ascii="Times New Roman" w:hAnsi="Times New Roman" w:cs="Times New Roman"/>
+          <w:i/>
+          <w:iCs/>
           <w:sz w:val="24"/>
           <w:szCs w:val="24"/>
         </w:rPr>
@@ -6624,6 +6681,7 @@
         </w:rPr>
       </w:pPr>
       <w:r>
+        <w:lastRenderedPageBreak/>
         <w:t>3.6 PHÂN</w:t>
       </w:r>
       <w:r>
@@ -6759,7 +6817,6 @@
           <w:sz w:val="24"/>
           <w:szCs w:val="24"/>
         </w:rPr>
-        <w:lastRenderedPageBreak/>
         <w:t xml:space="preserve">Nhận xét </w:t>
       </w:r>
       <w:r>
@@ -6794,6 +6851,7 @@
           <w:i w:val="0"/>
           <w:iCs w:val="0"/>
         </w:rPr>
+        <w:lastRenderedPageBreak/>
         <w:t>3.6.</w:t>
       </w:r>
       <w:r>
@@ -9435,6 +9493,18 @@
   </w:num>
   <w:num w:numId="15" w16cid:durableId="291600163">
     <w:abstractNumId w:val="3"/>
+  </w:num>
+  <w:num w:numId="16" w16cid:durableId="923614134">
+    <w:abstractNumId w:val="3"/>
+    <w:lvlOverride w:ilvl="0"/>
+    <w:lvlOverride w:ilvl="1"/>
+    <w:lvlOverride w:ilvl="2"/>
+    <w:lvlOverride w:ilvl="3"/>
+    <w:lvlOverride w:ilvl="4"/>
+    <w:lvlOverride w:ilvl="5"/>
+    <w:lvlOverride w:ilvl="6"/>
+    <w:lvlOverride w:ilvl="7"/>
+    <w:lvlOverride w:ilvl="8"/>
   </w:num>
   <w:numIdMacAtCleanup w:val="15"/>
 </w:numbering>
@@ -10046,7 +10116,6 @@
   <w:style w:type="character" w:default="1" w:styleId="DefaultParagraphFont">
     <w:name w:val="Default Paragraph Font"/>
     <w:uiPriority w:val="1"/>
-    <w:semiHidden/>
     <w:unhideWhenUsed/>
   </w:style>
   <w:style w:type="table" w:default="1" w:styleId="TableNormal">

--- a/File docs/Báo cáo dự án.docx
+++ b/File docs/Báo cáo dự án.docx
@@ -6429,7 +6429,15 @@
       </w:r>
     </w:p>
     <w:p>
-      <w:r>
+      <w:pPr>
+        <w:rPr>
+          <w:rFonts w:ascii="Times New Roman" w:hAnsi="Times New Roman" w:cs="Times New Roman"/>
+        </w:rPr>
+      </w:pPr>
+      <w:r>
+        <w:rPr>
+          <w:rFonts w:ascii="Times New Roman" w:hAnsi="Times New Roman" w:cs="Times New Roman"/>
+        </w:rPr>
         <w:t>Dữ liệu giao dịch được chuyển đổi thành các đặc trưng RFM để phân loại khách hàng:</w:t>
       </w:r>
     </w:p>
@@ -6439,8 +6447,14 @@
           <w:ilvl w:val="0"/>
           <w:numId w:val="16"/>
         </w:numPr>
-      </w:pPr>
-      <w:r>
+        <w:rPr>
+          <w:rFonts w:ascii="Times New Roman" w:hAnsi="Times New Roman" w:cs="Times New Roman"/>
+        </w:rPr>
+      </w:pPr>
+      <w:r>
+        <w:rPr>
+          <w:rFonts w:ascii="Times New Roman" w:hAnsi="Times New Roman" w:cs="Times New Roman"/>
+        </w:rPr>
         <w:t>Recency (R - Độ mới): Số ngày kể từ lần mua hàng cuối cùng của khách hàng.</w:t>
       </w:r>
     </w:p>
@@ -6450,8 +6464,14 @@
           <w:ilvl w:val="0"/>
           <w:numId w:val="16"/>
         </w:numPr>
-      </w:pPr>
-      <w:r>
+        <w:rPr>
+          <w:rFonts w:ascii="Times New Roman" w:hAnsi="Times New Roman" w:cs="Times New Roman"/>
+        </w:rPr>
+      </w:pPr>
+      <w:r>
+        <w:rPr>
+          <w:rFonts w:ascii="Times New Roman" w:hAnsi="Times New Roman" w:cs="Times New Roman"/>
+        </w:rPr>
         <w:lastRenderedPageBreak/>
         <w:t>Frequency (F - Tần suất): Tổng số lần phát sinh giao dịch của khách hàng trong một khoảng thời gian nhất định.</w:t>
       </w:r>
@@ -6462,8 +6482,14 @@
           <w:ilvl w:val="0"/>
           <w:numId w:val="16"/>
         </w:numPr>
-      </w:pPr>
-      <w:r>
+        <w:rPr>
+          <w:rFonts w:ascii="Times New Roman" w:hAnsi="Times New Roman" w:cs="Times New Roman"/>
+        </w:rPr>
+      </w:pPr>
+      <w:r>
+        <w:rPr>
+          <w:rFonts w:ascii="Times New Roman" w:hAnsi="Times New Roman" w:cs="Times New Roman"/>
+        </w:rPr>
         <w:t>Monetary (M - Giá trị): Tổng doanh thu mà khách hàng đã đóng góp vào chuỗi.</w:t>
       </w:r>
     </w:p>
@@ -6473,15 +6499,22 @@
           <w:ilvl w:val="0"/>
           <w:numId w:val="16"/>
         </w:numPr>
-      </w:pPr>
-      <w:r>
-        <w:rPr>
+        <w:rPr>
+          <w:rFonts w:ascii="Times New Roman" w:hAnsi="Times New Roman" w:cs="Times New Roman"/>
+        </w:rPr>
+      </w:pPr>
+      <w:r>
+        <w:rPr>
+          <w:rFonts w:ascii="Times New Roman" w:hAnsi="Times New Roman" w:cs="Times New Roman"/>
           <w:i/>
           <w:iCs/>
         </w:rPr>
         <w:t>Mục đích:</w:t>
       </w:r>
       <w:r>
+        <w:rPr>
+          <w:rFonts w:ascii="Times New Roman" w:hAnsi="Times New Roman" w:cs="Times New Roman"/>
+        </w:rPr>
         <w:t xml:space="preserve"> Các đặc trưng này giúp phân khúc khách hàng từ "tiềm năng" đến "VIP", hỗ trợ đề xuất các chương trình khuyến mãi mục tiêu.</w:t>
       </w:r>
     </w:p>
@@ -9496,15 +9529,6 @@
   </w:num>
   <w:num w:numId="16" w16cid:durableId="923614134">
     <w:abstractNumId w:val="3"/>
-    <w:lvlOverride w:ilvl="0"/>
-    <w:lvlOverride w:ilvl="1"/>
-    <w:lvlOverride w:ilvl="2"/>
-    <w:lvlOverride w:ilvl="3"/>
-    <w:lvlOverride w:ilvl="4"/>
-    <w:lvlOverride w:ilvl="5"/>
-    <w:lvlOverride w:ilvl="6"/>
-    <w:lvlOverride w:ilvl="7"/>
-    <w:lvlOverride w:ilvl="8"/>
   </w:num>
   <w:numIdMacAtCleanup w:val="15"/>
 </w:numbering>
@@ -10116,6 +10140,7 @@
   <w:style w:type="character" w:default="1" w:styleId="DefaultParagraphFont">
     <w:name w:val="Default Paragraph Font"/>
     <w:uiPriority w:val="1"/>
+    <w:semiHidden/>
     <w:unhideWhenUsed/>
   </w:style>
   <w:style w:type="table" w:default="1" w:styleId="TableNormal">

--- a/File docs/Báo cáo dự án.docx
+++ b/File docs/Báo cáo dự án.docx
@@ -6432,11 +6432,15 @@
       <w:pPr>
         <w:rPr>
           <w:rFonts w:ascii="Times New Roman" w:hAnsi="Times New Roman" w:cs="Times New Roman"/>
-        </w:rPr>
-      </w:pPr>
-      <w:r>
-        <w:rPr>
-          <w:rFonts w:ascii="Times New Roman" w:hAnsi="Times New Roman" w:cs="Times New Roman"/>
+          <w:sz w:val="24"/>
+          <w:szCs w:val="24"/>
+        </w:rPr>
+      </w:pPr>
+      <w:r>
+        <w:rPr>
+          <w:rFonts w:ascii="Times New Roman" w:hAnsi="Times New Roman" w:cs="Times New Roman"/>
+          <w:sz w:val="24"/>
+          <w:szCs w:val="24"/>
         </w:rPr>
         <w:t>Dữ liệu giao dịch được chuyển đổi thành các đặc trưng RFM để phân loại khách hàng:</w:t>
       </w:r>
@@ -6449,11 +6453,15 @@
         </w:numPr>
         <w:rPr>
           <w:rFonts w:ascii="Times New Roman" w:hAnsi="Times New Roman" w:cs="Times New Roman"/>
-        </w:rPr>
-      </w:pPr>
-      <w:r>
-        <w:rPr>
-          <w:rFonts w:ascii="Times New Roman" w:hAnsi="Times New Roman" w:cs="Times New Roman"/>
+          <w:sz w:val="24"/>
+          <w:szCs w:val="24"/>
+        </w:rPr>
+      </w:pPr>
+      <w:r>
+        <w:rPr>
+          <w:rFonts w:ascii="Times New Roman" w:hAnsi="Times New Roman" w:cs="Times New Roman"/>
+          <w:sz w:val="24"/>
+          <w:szCs w:val="24"/>
         </w:rPr>
         <w:t>Recency (R - Độ mới): Số ngày kể từ lần mua hàng cuối cùng của khách hàng.</w:t>
       </w:r>
@@ -6466,11 +6474,15 @@
         </w:numPr>
         <w:rPr>
           <w:rFonts w:ascii="Times New Roman" w:hAnsi="Times New Roman" w:cs="Times New Roman"/>
-        </w:rPr>
-      </w:pPr>
-      <w:r>
-        <w:rPr>
-          <w:rFonts w:ascii="Times New Roman" w:hAnsi="Times New Roman" w:cs="Times New Roman"/>
+          <w:sz w:val="24"/>
+          <w:szCs w:val="24"/>
+        </w:rPr>
+      </w:pPr>
+      <w:r>
+        <w:rPr>
+          <w:rFonts w:ascii="Times New Roman" w:hAnsi="Times New Roman" w:cs="Times New Roman"/>
+          <w:sz w:val="24"/>
+          <w:szCs w:val="24"/>
         </w:rPr>
         <w:lastRenderedPageBreak/>
         <w:t>Frequency (F - Tần suất): Tổng số lần phát sinh giao dịch của khách hàng trong một khoảng thời gian nhất định.</w:t>
@@ -6484,11 +6496,15 @@
         </w:numPr>
         <w:rPr>
           <w:rFonts w:ascii="Times New Roman" w:hAnsi="Times New Roman" w:cs="Times New Roman"/>
-        </w:rPr>
-      </w:pPr>
-      <w:r>
-        <w:rPr>
-          <w:rFonts w:ascii="Times New Roman" w:hAnsi="Times New Roman" w:cs="Times New Roman"/>
+          <w:sz w:val="24"/>
+          <w:szCs w:val="24"/>
+        </w:rPr>
+      </w:pPr>
+      <w:r>
+        <w:rPr>
+          <w:rFonts w:ascii="Times New Roman" w:hAnsi="Times New Roman" w:cs="Times New Roman"/>
+          <w:sz w:val="24"/>
+          <w:szCs w:val="24"/>
         </w:rPr>
         <w:t>Monetary (M - Giá trị): Tổng doanh thu mà khách hàng đã đóng góp vào chuỗi.</w:t>
       </w:r>
@@ -6501,6 +6517,8 @@
         </w:numPr>
         <w:rPr>
           <w:rFonts w:ascii="Times New Roman" w:hAnsi="Times New Roman" w:cs="Times New Roman"/>
+          <w:sz w:val="24"/>
+          <w:szCs w:val="24"/>
         </w:rPr>
       </w:pPr>
       <w:r>
@@ -6508,12 +6526,16 @@
           <w:rFonts w:ascii="Times New Roman" w:hAnsi="Times New Roman" w:cs="Times New Roman"/>
           <w:i/>
           <w:iCs/>
+          <w:sz w:val="24"/>
+          <w:szCs w:val="24"/>
         </w:rPr>
         <w:t>Mục đích:</w:t>
       </w:r>
       <w:r>
         <w:rPr>
           <w:rFonts w:ascii="Times New Roman" w:hAnsi="Times New Roman" w:cs="Times New Roman"/>
+          <w:sz w:val="24"/>
+          <w:szCs w:val="24"/>
         </w:rPr>
         <w:t xml:space="preserve"> Các đặc trưng này giúp phân khúc khách hàng từ "tiềm năng" đến "VIP", hỗ trợ đề xuất các chương trình khuyến mãi mục tiêu.</w:t>
       </w:r>

--- a/File docs/Báo cáo dự án.docx
+++ b/File docs/Báo cáo dự án.docx
@@ -7445,7 +7445,15 @@
           <w:lang w:val="vi-VN"/>
         </w:rPr>
         <w:lastRenderedPageBreak/>
-        <w:t>Nhận xét : Công nghệ (Technology), cụ thể là hai nhóm Copiers (Máy photocopy) và Phones (Điện thoại) là những sản phẩm mang lại lợi nhuận lớn nhất cho toàn hệ thống. Ngành hàng gánh lỗ nặng nhất: Đồ nội thất (Furniture), đặc biệt là nhóm Tables (Bàn ghế).</w:t>
+        <w:t xml:space="preserve">Nhận xét : </w:t>
+      </w:r>
+      <w:r>
+        <w:rPr>
+          <w:rFonts w:ascii="Times New Roman" w:hAnsi="Times New Roman" w:cs="Times New Roman"/>
+          <w:sz w:val="24"/>
+          <w:szCs w:val="24"/>
+        </w:rPr>
+        <w:t>Trong khi ngành hàng Công nghệ (đặc biệt là Copiers) đóng vai trò trụ cột cứu vãn lợi nhuận nhờ biên lợi nhuận vượt trội 20.5%, thì nhóm ngành hàng Bàn ghế (Tables) lại đang đốt tiền của doanh nghiệp với mức lỗ biên -8.8%. Nguyên nhân trực tiếp đến từ chính sách chiết khấu quá tay (trên 28%)</w:t>
       </w:r>
     </w:p>
     <w:p>
@@ -10162,7 +10170,6 @@
   <w:style w:type="character" w:default="1" w:styleId="DefaultParagraphFont">
     <w:name w:val="Default Paragraph Font"/>
     <w:uiPriority w:val="1"/>
-    <w:semiHidden/>
     <w:unhideWhenUsed/>
   </w:style>
   <w:style w:type="table" w:default="1" w:styleId="TableNormal">

--- a/File docs/Báo cáo dự án.docx
+++ b/File docs/Báo cáo dự án.docx
@@ -7604,18 +7604,52 @@
           <w:rFonts w:ascii="Times New Roman" w:hAnsi="Times New Roman" w:cs="Times New Roman"/>
           <w:sz w:val="24"/>
           <w:szCs w:val="24"/>
-          <w:lang w:val="vi-VN"/>
-        </w:rPr>
-      </w:pPr>
-      <w:r>
-        <w:rPr>
-          <w:rFonts w:ascii="Times New Roman" w:hAnsi="Times New Roman" w:cs="Times New Roman"/>
-          <w:sz w:val="24"/>
-          <w:szCs w:val="24"/>
-          <w:lang w:val="vi-VN"/>
-        </w:rPr>
-        <w:t>Nhận xét : Chi phí vận chuyển trung bình (avg_shipping_cost) phụ thuộc hoàn toàn vào hình thức giao hàng. Giao trong ngày (Same Day) có chi phí cao nhất (dao động từ $41 đến $95 tùy độ ưu tiên), theo sau là First Class, Second Class, và thấp nhất là giao tiêu chuẩn (Standard Class). Và biến số ngày trễ trung bình (avg_delay_days) phản ánh đúng bản chất của từng gói dịch vụ: Same Day có độ trễ bằng 0, First Class trễ ~2 ngày, Second Class trễ ~3 ngày, và Standard Class trễ từ 4–5 ngày.</w:t>
-      </w:r>
+        </w:rPr>
+      </w:pPr>
+      <w:r>
+        <w:rPr>
+          <w:rFonts w:ascii="Times New Roman" w:hAnsi="Times New Roman" w:cs="Times New Roman"/>
+          <w:sz w:val="24"/>
+          <w:szCs w:val="24"/>
+          <w:lang w:val="vi-VN"/>
+        </w:rPr>
+        <w:t>Chi phí vận chuyển trung bình phụ thuộc hoàn toàn vào hình thức giao hàng. Giao trong ngày có chi phí cao nhất (dao động từ $41 đến $95 tùy độ ưu tiên), theo sau là First Class, Second Class, và thấp nhất là giao tiêu chuẩn (Standard Class). Và biến số ngày trễ trung bình phản ánh đúng bản chất của từng gói dịch vụ: Same Day có độ trễ bằng 0, First Class trễ ~2 ngày, Second Class trễ ~3 ngày, và Standard Class trễ từ 4–5 ngày.</w:t>
+      </w:r>
+    </w:p>
+    <w:p>
+      <w:pPr>
+        <w:pStyle w:val="Heading1"/>
+        <w:spacing w:line="360" w:lineRule="auto"/>
+        <w:rPr>
+          <w:sz w:val="32"/>
+          <w:szCs w:val="32"/>
+        </w:rPr>
+      </w:pPr>
+      <w:bookmarkStart w:id="1" w:name="_Toc227352030"/>
+      <w:r>
+        <w:rPr>
+          <w:sz w:val="32"/>
+          <w:szCs w:val="32"/>
+        </w:rPr>
+        <w:t xml:space="preserve">CHƯƠNG 4: </w:t>
+      </w:r>
+      <w:r>
+        <w:rPr>
+          <w:sz w:val="30"/>
+          <w:szCs w:val="30"/>
+        </w:rPr>
+        <w:t>TRỰC QUAN DỮ LIỆU VÀ XÂY DỰNG DASHBOARD</w:t>
+      </w:r>
+      <w:bookmarkEnd w:id="1"/>
+    </w:p>
+    <w:p>
+      <w:pPr>
+        <w:rPr>
+          <w:rFonts w:ascii="Times New Roman" w:hAnsi="Times New Roman" w:cs="Times New Roman"/>
+          <w:sz w:val="24"/>
+          <w:szCs w:val="24"/>
+        </w:rPr>
+      </w:pPr>
     </w:p>
     <w:sectPr>
       <w:pgSz w:w="12240" w:h="15840"/>
@@ -10170,6 +10204,7 @@
   <w:style w:type="character" w:default="1" w:styleId="DefaultParagraphFont">
     <w:name w:val="Default Paragraph Font"/>
     <w:uiPriority w:val="1"/>
+    <w:semiHidden/>
     <w:unhideWhenUsed/>
   </w:style>
   <w:style w:type="table" w:default="1" w:styleId="TableNormal">

--- a/File docs/Báo cáo dự án.docx
+++ b/File docs/Báo cáo dự án.docx
@@ -690,6 +690,7 @@
     <w:p>
       <w:pPr>
         <w:pStyle w:val="Heading1"/>
+        <w:ind w:firstLine="360"/>
       </w:pPr>
       <w:r>
         <w:lastRenderedPageBreak/>
@@ -699,6 +700,7 @@
     <w:p>
       <w:pPr>
         <w:pStyle w:val="Heading2"/>
+        <w:ind w:firstLine="360"/>
       </w:pPr>
       <w:r>
         <w:rPr>
@@ -713,6 +715,7 @@
     <w:p>
       <w:pPr>
         <w:pStyle w:val="Heading3"/>
+        <w:ind w:firstLine="360"/>
       </w:pPr>
       <w:r>
         <w:t>1.</w:t>
@@ -732,6 +735,7 @@
     </w:p>
     <w:p>
       <w:pPr>
+        <w:ind w:left="360"/>
         <w:rPr>
           <w:rFonts w:ascii="Times New Roman" w:hAnsi="Times New Roman" w:cs="Times New Roman"/>
           <w:sz w:val="24"/>
@@ -749,6 +753,7 @@
     </w:p>
     <w:p>
       <w:pPr>
+        <w:ind w:left="360"/>
         <w:rPr>
           <w:rFonts w:ascii="Times New Roman" w:hAnsi="Times New Roman" w:cs="Times New Roman"/>
           <w:sz w:val="24"/>
@@ -887,6 +892,7 @@
     <w:p>
       <w:pPr>
         <w:pStyle w:val="Heading3"/>
+        <w:ind w:firstLine="360"/>
         <w:rPr>
           <w:lang w:val="vi-VN"/>
         </w:rPr>
@@ -906,6 +912,7 @@
     </w:p>
     <w:p>
       <w:pPr>
+        <w:ind w:left="360"/>
         <w:rPr>
           <w:rFonts w:ascii="Times New Roman" w:hAnsi="Times New Roman" w:cs="Times New Roman"/>
           <w:sz w:val="24"/>
@@ -923,6 +930,7 @@
     </w:p>
     <w:p>
       <w:pPr>
+        <w:ind w:left="360"/>
         <w:rPr>
           <w:rFonts w:ascii="Times New Roman" w:hAnsi="Times New Roman" w:cs="Times New Roman"/>
           <w:sz w:val="24"/>
@@ -941,6 +949,7 @@
     </w:p>
     <w:p>
       <w:pPr>
+        <w:ind w:left="360"/>
         <w:rPr>
           <w:rFonts w:ascii="Times New Roman" w:hAnsi="Times New Roman" w:cs="Times New Roman"/>
           <w:sz w:val="24"/>
@@ -966,6 +975,7 @@
     <w:p>
       <w:pPr>
         <w:pStyle w:val="Heading2"/>
+        <w:ind w:firstLine="360"/>
       </w:pPr>
       <w:r>
         <w:t>1.2 THÔNG TIN VỀ DỮ LIỆU VÀ DỰ ÁN</w:t>
@@ -974,6 +984,7 @@
     <w:p>
       <w:pPr>
         <w:pStyle w:val="Heading3"/>
+        <w:ind w:firstLine="360"/>
         <w:rPr>
           <w:rFonts w:eastAsiaTheme="minorHAnsi"/>
         </w:rPr>
@@ -986,13 +997,14 @@
       </w:r>
       <w:r>
         <w:rPr>
-          <w:rFonts w:ascii="Times New Roman" w:hAnsi="Times New Roman" w:cs="Times New Roman"/>
+          <w:rFonts w:cs="Times New Roman"/>
         </w:rPr>
         <w:t>sourcing</w:t>
       </w:r>
     </w:p>
     <w:p>
       <w:pPr>
+        <w:ind w:left="360"/>
         <w:rPr>
           <w:rFonts w:ascii="Times New Roman" w:hAnsi="Times New Roman" w:cs="Times New Roman"/>
           <w:sz w:val="24"/>
@@ -1010,6 +1022,7 @@
     </w:p>
     <w:p>
       <w:pPr>
+        <w:ind w:firstLine="360"/>
         <w:rPr>
           <w:rFonts w:ascii="Times New Roman" w:hAnsi="Times New Roman" w:cs="Times New Roman"/>
           <w:sz w:val="24"/>
@@ -1142,6 +1155,7 @@
     </w:p>
     <w:p>
       <w:pPr>
+        <w:ind w:left="720"/>
         <w:rPr>
           <w:rFonts w:ascii="Times New Roman" w:hAnsi="Times New Roman" w:cs="Times New Roman"/>
           <w:sz w:val="24"/>
@@ -1159,6 +1173,7 @@
     </w:p>
     <w:p>
       <w:pPr>
+        <w:ind w:left="360"/>
         <w:rPr>
           <w:rFonts w:ascii="Times New Roman" w:hAnsi="Times New Roman" w:cs="Times New Roman"/>
           <w:sz w:val="24"/>
@@ -1286,6 +1301,7 @@
     </w:p>
     <w:p>
       <w:pPr>
+        <w:ind w:left="360"/>
         <w:rPr>
           <w:rFonts w:ascii="Times New Roman" w:hAnsi="Times New Roman" w:cs="Times New Roman"/>
           <w:sz w:val="24"/>
@@ -1305,6 +1321,7 @@
     <w:p>
       <w:pPr>
         <w:pStyle w:val="Heading2"/>
+        <w:ind w:firstLine="360"/>
         <w:rPr>
           <w:lang w:val="vi-VN"/>
         </w:rPr>
@@ -1329,20 +1346,21 @@
     <w:p>
       <w:pPr>
         <w:pStyle w:val="Heading3"/>
-        <w:rPr>
-          <w:rFonts w:ascii="Times New Roman" w:hAnsi="Times New Roman" w:cs="Times New Roman"/>
-          <w:lang w:val="vi-VN"/>
-        </w:rPr>
-      </w:pPr>
-      <w:r>
-        <w:rPr>
-          <w:rFonts w:ascii="Times New Roman" w:hAnsi="Times New Roman" w:cs="Times New Roman"/>
+        <w:ind w:firstLine="360"/>
+        <w:rPr>
+          <w:rFonts w:cs="Times New Roman"/>
+          <w:lang w:val="vi-VN"/>
+        </w:rPr>
+      </w:pPr>
+      <w:r>
+        <w:rPr>
+          <w:rFonts w:cs="Times New Roman"/>
         </w:rPr>
         <w:t>1.3.1 Mục</w:t>
       </w:r>
       <w:r>
         <w:rPr>
-          <w:rFonts w:ascii="Times New Roman" w:hAnsi="Times New Roman" w:cs="Times New Roman"/>
+          <w:rFonts w:cs="Times New Roman"/>
           <w:lang w:val="vi-VN"/>
         </w:rPr>
         <w:t xml:space="preserve"> tiêu tổng thể</w:t>
@@ -1350,6 +1368,7 @@
     </w:p>
     <w:p>
       <w:pPr>
+        <w:ind w:firstLine="360"/>
         <w:rPr>
           <w:rFonts w:ascii="Times New Roman" w:hAnsi="Times New Roman" w:cs="Times New Roman"/>
           <w:sz w:val="24"/>
@@ -1369,20 +1388,21 @@
     <w:p>
       <w:pPr>
         <w:pStyle w:val="Heading3"/>
-        <w:rPr>
-          <w:rFonts w:ascii="Times New Roman" w:hAnsi="Times New Roman" w:cs="Times New Roman"/>
-          <w:lang w:val="vi-VN"/>
-        </w:rPr>
-      </w:pPr>
-      <w:r>
-        <w:rPr>
-          <w:rFonts w:ascii="Times New Roman" w:hAnsi="Times New Roman" w:cs="Times New Roman"/>
+        <w:ind w:firstLine="360"/>
+        <w:rPr>
+          <w:rFonts w:cs="Times New Roman"/>
+          <w:lang w:val="vi-VN"/>
+        </w:rPr>
+      </w:pPr>
+      <w:r>
+        <w:rPr>
+          <w:rFonts w:cs="Times New Roman"/>
         </w:rPr>
         <w:t>1.3.2 Mục</w:t>
       </w:r>
       <w:r>
         <w:rPr>
-          <w:rFonts w:ascii="Times New Roman" w:hAnsi="Times New Roman" w:cs="Times New Roman"/>
+          <w:rFonts w:cs="Times New Roman"/>
           <w:lang w:val="vi-VN"/>
         </w:rPr>
         <w:t xml:space="preserve"> tiêu cụ thể</w:t>
@@ -1390,6 +1410,7 @@
     </w:p>
     <w:p>
       <w:pPr>
+        <w:ind w:left="360"/>
         <w:rPr>
           <w:rFonts w:ascii="Times New Roman" w:hAnsi="Times New Roman" w:cs="Times New Roman"/>
           <w:sz w:val="24"/>
@@ -1409,6 +1430,7 @@
     </w:p>
     <w:p>
       <w:pPr>
+        <w:ind w:left="360"/>
         <w:rPr>
           <w:rFonts w:ascii="Times New Roman" w:hAnsi="Times New Roman" w:cs="Times New Roman"/>
           <w:sz w:val="24"/>
@@ -1428,6 +1450,7 @@
     </w:p>
     <w:p>
       <w:pPr>
+        <w:ind w:left="360"/>
         <w:rPr>
           <w:rFonts w:ascii="Times New Roman" w:hAnsi="Times New Roman" w:cs="Times New Roman"/>
           <w:sz w:val="24"/>
@@ -1447,6 +1470,7 @@
     </w:p>
     <w:p>
       <w:pPr>
+        <w:ind w:left="360"/>
         <w:rPr>
           <w:rFonts w:ascii="Times New Roman" w:hAnsi="Times New Roman" w:cs="Times New Roman"/>
           <w:sz w:val="24"/>
@@ -1467,20 +1491,21 @@
     <w:p>
       <w:pPr>
         <w:pStyle w:val="Heading3"/>
-        <w:rPr>
-          <w:rFonts w:ascii="Times New Roman" w:eastAsiaTheme="minorHAnsi" w:hAnsi="Times New Roman" w:cs="Times New Roman"/>
-          <w:lang w:val="vi-VN"/>
-        </w:rPr>
-      </w:pPr>
-      <w:r>
-        <w:rPr>
-          <w:rFonts w:ascii="Times New Roman" w:hAnsi="Times New Roman" w:cs="Times New Roman"/>
+        <w:ind w:firstLine="360"/>
+        <w:rPr>
+          <w:rFonts w:eastAsiaTheme="minorHAnsi" w:cs="Times New Roman"/>
+          <w:lang w:val="vi-VN"/>
+        </w:rPr>
+      </w:pPr>
+      <w:r>
+        <w:rPr>
+          <w:rFonts w:cs="Times New Roman"/>
         </w:rPr>
         <w:t>1.3.3 Phạm</w:t>
       </w:r>
       <w:r>
         <w:rPr>
-          <w:rFonts w:ascii="Times New Roman" w:hAnsi="Times New Roman" w:cs="Times New Roman"/>
+          <w:rFonts w:cs="Times New Roman"/>
           <w:lang w:val="vi-VN"/>
         </w:rPr>
         <w:t xml:space="preserve"> vi dự án</w:t>
@@ -1489,53 +1514,45 @@
     <w:p>
       <w:pPr>
         <w:pStyle w:val="Heading4"/>
-        <w:rPr>
-          <w:rFonts w:ascii="Times New Roman" w:eastAsiaTheme="minorHAnsi" w:hAnsi="Times New Roman" w:cs="Times New Roman"/>
-          <w:i w:val="0"/>
+        <w:ind w:firstLine="360"/>
+        <w:rPr>
+          <w:rFonts w:eastAsiaTheme="minorHAnsi" w:cs="Times New Roman"/>
+          <w:i/>
           <w:iCs w:val="0"/>
-          <w:sz w:val="24"/>
-          <w:szCs w:val="24"/>
-          <w:lang w:val="vi-VN"/>
-        </w:rPr>
-      </w:pPr>
-      <w:r>
-        <w:rPr>
-          <w:rFonts w:ascii="Times New Roman" w:hAnsi="Times New Roman" w:cs="Times New Roman"/>
-          <w:i w:val="0"/>
+          <w:szCs w:val="28"/>
+          <w:lang w:val="vi-VN"/>
+        </w:rPr>
+      </w:pPr>
+      <w:r>
+        <w:rPr>
+          <w:rFonts w:cs="Times New Roman"/>
           <w:iCs w:val="0"/>
-          <w:sz w:val="24"/>
-          <w:szCs w:val="24"/>
+          <w:szCs w:val="28"/>
         </w:rPr>
         <w:t>1.3.3</w:t>
       </w:r>
       <w:r>
         <w:rPr>
-          <w:rFonts w:ascii="Times New Roman" w:hAnsi="Times New Roman" w:cs="Times New Roman"/>
-          <w:i w:val="0"/>
+          <w:rFonts w:cs="Times New Roman"/>
           <w:iCs w:val="0"/>
-          <w:sz w:val="24"/>
-          <w:szCs w:val="24"/>
+          <w:szCs w:val="28"/>
           <w:lang w:val="vi-VN"/>
         </w:rPr>
         <w:t>.1</w:t>
       </w:r>
       <w:r>
         <w:rPr>
-          <w:rFonts w:ascii="Times New Roman" w:hAnsi="Times New Roman" w:cs="Times New Roman"/>
-          <w:i w:val="0"/>
+          <w:rFonts w:cs="Times New Roman"/>
           <w:iCs w:val="0"/>
-          <w:sz w:val="24"/>
-          <w:szCs w:val="24"/>
+          <w:szCs w:val="28"/>
         </w:rPr>
         <w:t xml:space="preserve"> Phạm</w:t>
       </w:r>
       <w:r>
         <w:rPr>
-          <w:rFonts w:ascii="Times New Roman" w:hAnsi="Times New Roman" w:cs="Times New Roman"/>
-          <w:i w:val="0"/>
+          <w:rFonts w:cs="Times New Roman"/>
           <w:iCs w:val="0"/>
-          <w:sz w:val="24"/>
-          <w:szCs w:val="24"/>
+          <w:szCs w:val="28"/>
           <w:lang w:val="vi-VN"/>
         </w:rPr>
         <w:t xml:space="preserve"> vi dữ liệu</w:t>
@@ -1543,6 +1560,7 @@
     </w:p>
     <w:p>
       <w:pPr>
+        <w:ind w:left="360"/>
         <w:rPr>
           <w:rFonts w:ascii="Times New Roman" w:hAnsi="Times New Roman" w:cs="Times New Roman"/>
           <w:sz w:val="24"/>
@@ -1626,6 +1644,7 @@
           <w:szCs w:val="24"/>
           <w:lang w:val="vi-VN"/>
         </w:rPr>
+        <w:lastRenderedPageBreak/>
         <w:t>Thông tin địa lý: Quốc gia, Bang (State), Thành phố (City), Vùng (Regio), Thị trường (Market).</w:t>
       </w:r>
     </w:p>
@@ -1649,7 +1668,6 @@
           <w:szCs w:val="24"/>
           <w:lang w:val="vi-VN"/>
         </w:rPr>
-        <w:lastRenderedPageBreak/>
         <w:t>Thông tin sản phẩm: Danh mục (Category), Danh mục con (Sub-Category), Tên sản phẩm (Product.Name).</w:t>
       </w:r>
     </w:p>
@@ -1679,9 +1697,10 @@
     <w:p>
       <w:pPr>
         <w:pStyle w:val="Heading4"/>
-        <w:rPr>
-          <w:rFonts w:ascii="Times New Roman" w:hAnsi="Times New Roman" w:cs="Times New Roman"/>
-          <w:i w:val="0"/>
+        <w:ind w:firstLine="360"/>
+        <w:rPr>
+          <w:rFonts w:cs="Times New Roman"/>
+          <w:i/>
           <w:iCs w:val="0"/>
           <w:sz w:val="24"/>
           <w:szCs w:val="24"/>
@@ -1690,8 +1709,7 @@
       </w:pPr>
       <w:r>
         <w:rPr>
-          <w:rFonts w:ascii="Times New Roman" w:hAnsi="Times New Roman" w:cs="Times New Roman"/>
-          <w:i w:val="0"/>
+          <w:rFonts w:cs="Times New Roman"/>
           <w:iCs w:val="0"/>
           <w:sz w:val="24"/>
           <w:szCs w:val="24"/>
@@ -1700,8 +1718,7 @@
       </w:r>
       <w:r>
         <w:rPr>
-          <w:rFonts w:ascii="Times New Roman" w:hAnsi="Times New Roman" w:cs="Times New Roman"/>
-          <w:i w:val="0"/>
+          <w:rFonts w:cs="Times New Roman"/>
           <w:iCs w:val="0"/>
           <w:sz w:val="24"/>
           <w:szCs w:val="24"/>
@@ -1711,8 +1728,7 @@
       </w:r>
       <w:r>
         <w:rPr>
-          <w:rFonts w:ascii="Times New Roman" w:hAnsi="Times New Roman" w:cs="Times New Roman"/>
-          <w:i w:val="0"/>
+          <w:rFonts w:cs="Times New Roman"/>
           <w:iCs w:val="0"/>
           <w:sz w:val="24"/>
           <w:szCs w:val="24"/>
@@ -1721,8 +1737,7 @@
       </w:r>
       <w:r>
         <w:rPr>
-          <w:rFonts w:ascii="Times New Roman" w:hAnsi="Times New Roman" w:cs="Times New Roman"/>
-          <w:i w:val="0"/>
+          <w:rFonts w:cs="Times New Roman"/>
           <w:iCs w:val="0"/>
           <w:sz w:val="24"/>
           <w:szCs w:val="24"/>
@@ -1733,6 +1748,7 @@
     </w:p>
     <w:p>
       <w:pPr>
+        <w:ind w:left="360"/>
         <w:rPr>
           <w:rFonts w:ascii="Times New Roman" w:hAnsi="Times New Roman" w:cs="Times New Roman"/>
           <w:sz w:val="24"/>
@@ -1752,6 +1768,7 @@
     </w:p>
     <w:p>
       <w:pPr>
+        <w:ind w:left="360"/>
         <w:rPr>
           <w:rFonts w:ascii="Times New Roman" w:hAnsi="Times New Roman" w:cs="Times New Roman"/>
           <w:sz w:val="24"/>
@@ -1771,6 +1788,7 @@
     </w:p>
     <w:p>
       <w:pPr>
+        <w:ind w:left="360"/>
         <w:rPr>
           <w:rFonts w:ascii="Times New Roman" w:hAnsi="Times New Roman" w:cs="Times New Roman"/>
           <w:sz w:val="24"/>
@@ -1791,9 +1809,10 @@
     <w:p>
       <w:pPr>
         <w:pStyle w:val="Heading4"/>
-        <w:rPr>
-          <w:rFonts w:ascii="Times New Roman" w:hAnsi="Times New Roman" w:cs="Times New Roman"/>
-          <w:i w:val="0"/>
+        <w:ind w:firstLine="360"/>
+        <w:rPr>
+          <w:rFonts w:cs="Times New Roman"/>
+          <w:i/>
           <w:iCs w:val="0"/>
           <w:sz w:val="24"/>
           <w:szCs w:val="24"/>
@@ -1802,8 +1821,7 @@
       </w:pPr>
       <w:r>
         <w:rPr>
-          <w:rFonts w:ascii="Times New Roman" w:hAnsi="Times New Roman" w:cs="Times New Roman"/>
-          <w:i w:val="0"/>
+          <w:rFonts w:cs="Times New Roman"/>
           <w:iCs w:val="0"/>
           <w:sz w:val="24"/>
           <w:szCs w:val="24"/>
@@ -1812,8 +1830,7 @@
       </w:r>
       <w:r>
         <w:rPr>
-          <w:rFonts w:ascii="Times New Roman" w:hAnsi="Times New Roman" w:cs="Times New Roman"/>
-          <w:i w:val="0"/>
+          <w:rFonts w:cs="Times New Roman"/>
           <w:iCs w:val="0"/>
           <w:sz w:val="24"/>
           <w:szCs w:val="24"/>
@@ -1823,8 +1840,7 @@
       </w:r>
       <w:r>
         <w:rPr>
-          <w:rFonts w:ascii="Times New Roman" w:hAnsi="Times New Roman" w:cs="Times New Roman"/>
-          <w:i w:val="0"/>
+          <w:rFonts w:cs="Times New Roman"/>
           <w:iCs w:val="0"/>
           <w:sz w:val="24"/>
           <w:szCs w:val="24"/>
@@ -1833,8 +1849,7 @@
       </w:r>
       <w:r>
         <w:rPr>
-          <w:rFonts w:ascii="Times New Roman" w:hAnsi="Times New Roman" w:cs="Times New Roman"/>
-          <w:i w:val="0"/>
+          <w:rFonts w:cs="Times New Roman"/>
           <w:iCs w:val="0"/>
           <w:sz w:val="24"/>
           <w:szCs w:val="24"/>
@@ -1845,6 +1860,7 @@
     </w:p>
     <w:p>
       <w:pPr>
+        <w:ind w:left="360"/>
         <w:rPr>
           <w:rFonts w:ascii="Times New Roman" w:hAnsi="Times New Roman" w:cs="Times New Roman"/>
           <w:sz w:val="24"/>
@@ -1864,6 +1880,7 @@
     </w:p>
     <w:p>
       <w:pPr>
+        <w:ind w:left="360"/>
         <w:rPr>
           <w:rFonts w:ascii="Times New Roman" w:hAnsi="Times New Roman" w:cs="Times New Roman"/>
           <w:sz w:val="24"/>
@@ -1884,6 +1901,7 @@
     <w:p>
       <w:pPr>
         <w:pStyle w:val="Heading2"/>
+        <w:ind w:firstLine="360"/>
         <w:rPr>
           <w:lang w:val="vi-VN"/>
         </w:rPr>
@@ -1914,20 +1932,21 @@
     <w:p>
       <w:pPr>
         <w:pStyle w:val="Heading3"/>
-        <w:rPr>
-          <w:rFonts w:ascii="Times New Roman" w:hAnsi="Times New Roman" w:cs="Times New Roman"/>
-          <w:lang w:val="vi-VN"/>
-        </w:rPr>
-      </w:pPr>
-      <w:r>
-        <w:rPr>
-          <w:rFonts w:ascii="Times New Roman" w:hAnsi="Times New Roman" w:cs="Times New Roman"/>
+        <w:ind w:firstLine="360"/>
+        <w:rPr>
+          <w:rFonts w:cs="Times New Roman"/>
+          <w:lang w:val="vi-VN"/>
+        </w:rPr>
+      </w:pPr>
+      <w:r>
+        <w:rPr>
+          <w:rFonts w:cs="Times New Roman"/>
         </w:rPr>
         <w:t>1.4.1 Đối</w:t>
       </w:r>
       <w:r>
         <w:rPr>
-          <w:rFonts w:ascii="Times New Roman" w:hAnsi="Times New Roman" w:cs="Times New Roman"/>
+          <w:rFonts w:cs="Times New Roman"/>
           <w:lang w:val="vi-VN"/>
         </w:rPr>
         <w:t xml:space="preserve"> tượng phục vụ</w:t>
@@ -2096,33 +2115,34 @@
     <w:p>
       <w:pPr>
         <w:pStyle w:val="Heading3"/>
-        <w:rPr>
-          <w:rFonts w:ascii="Times New Roman" w:hAnsi="Times New Roman" w:cs="Times New Roman"/>
-          <w:lang w:val="vi-VN"/>
-        </w:rPr>
-      </w:pPr>
-      <w:r>
-        <w:rPr>
-          <w:rFonts w:ascii="Times New Roman" w:hAnsi="Times New Roman" w:cs="Times New Roman"/>
+        <w:ind w:firstLine="360"/>
+        <w:rPr>
+          <w:rFonts w:cs="Times New Roman"/>
+          <w:lang w:val="vi-VN"/>
+        </w:rPr>
+      </w:pPr>
+      <w:r>
+        <w:rPr>
+          <w:rFonts w:cs="Times New Roman"/>
         </w:rPr>
         <w:lastRenderedPageBreak/>
         <w:t>1.4.</w:t>
       </w:r>
       <w:r>
         <w:rPr>
-          <w:rFonts w:ascii="Times New Roman" w:hAnsi="Times New Roman" w:cs="Times New Roman"/>
+          <w:rFonts w:cs="Times New Roman"/>
         </w:rPr>
         <w:t>2</w:t>
       </w:r>
       <w:r>
         <w:rPr>
-          <w:rFonts w:ascii="Times New Roman" w:hAnsi="Times New Roman" w:cs="Times New Roman"/>
+          <w:rFonts w:cs="Times New Roman"/>
         </w:rPr>
         <w:t xml:space="preserve"> Tiêu</w:t>
       </w:r>
       <w:r>
         <w:rPr>
-          <w:rFonts w:ascii="Times New Roman" w:hAnsi="Times New Roman" w:cs="Times New Roman"/>
+          <w:rFonts w:cs="Times New Roman"/>
           <w:lang w:val="vi-VN"/>
         </w:rPr>
         <w:t xml:space="preserve"> chí thành công</w:t>
@@ -2131,56 +2151,9 @@
     <w:p>
       <w:pPr>
         <w:pStyle w:val="Heading4"/>
-        <w:rPr>
-          <w:rFonts w:ascii="Times New Roman" w:eastAsiaTheme="minorHAnsi" w:hAnsi="Times New Roman" w:cs="Times New Roman"/>
-          <w:i w:val="0"/>
-          <w:iCs w:val="0"/>
-          <w:sz w:val="24"/>
-          <w:szCs w:val="24"/>
-          <w:lang w:val="vi-VN"/>
-        </w:rPr>
-      </w:pPr>
-      <w:r>
-        <w:rPr>
-          <w:rFonts w:ascii="Times New Roman" w:hAnsi="Times New Roman" w:cs="Times New Roman"/>
-          <w:i w:val="0"/>
-          <w:iCs w:val="0"/>
-          <w:sz w:val="24"/>
-          <w:szCs w:val="24"/>
-        </w:rPr>
-        <w:t>1.4.2</w:t>
-      </w:r>
-      <w:r>
-        <w:rPr>
-          <w:rFonts w:ascii="Times New Roman" w:hAnsi="Times New Roman" w:cs="Times New Roman"/>
-          <w:i w:val="0"/>
-          <w:iCs w:val="0"/>
-          <w:sz w:val="24"/>
-          <w:szCs w:val="24"/>
-          <w:lang w:val="vi-VN"/>
-        </w:rPr>
-        <w:t>.1</w:t>
-      </w:r>
-      <w:r>
-        <w:rPr>
-          <w:rFonts w:ascii="Times New Roman" w:hAnsi="Times New Roman" w:cs="Times New Roman"/>
-          <w:i w:val="0"/>
-          <w:iCs w:val="0"/>
-          <w:sz w:val="24"/>
-          <w:szCs w:val="24"/>
-        </w:rPr>
-        <w:t xml:space="preserve"> Tiêu</w:t>
-      </w:r>
-      <w:r>
-        <w:rPr>
-          <w:rFonts w:ascii="Times New Roman" w:hAnsi="Times New Roman" w:cs="Times New Roman"/>
-          <w:i w:val="0"/>
-          <w:iCs w:val="0"/>
-          <w:sz w:val="24"/>
-          <w:szCs w:val="24"/>
-          <w:lang w:val="vi-VN"/>
-        </w:rPr>
-        <w:t xml:space="preserve"> chí về dữ liệu</w:t>
+      </w:pPr>
+      <w:r>
+        <w:t>1.4.2.1 Tiêu chí về dữ liệu</w:t>
       </w:r>
     </w:p>
     <w:p>
@@ -2258,64 +2231,27 @@
     <w:p>
       <w:pPr>
         <w:pStyle w:val="Heading4"/>
-        <w:rPr>
-          <w:rFonts w:ascii="Times New Roman" w:hAnsi="Times New Roman" w:cs="Times New Roman"/>
-          <w:i w:val="0"/>
-          <w:iCs w:val="0"/>
-          <w:sz w:val="24"/>
-          <w:szCs w:val="24"/>
-          <w:lang w:val="vi-VN"/>
-        </w:rPr>
-      </w:pPr>
-      <w:r>
-        <w:rPr>
-          <w:rFonts w:ascii="Times New Roman" w:hAnsi="Times New Roman" w:cs="Times New Roman"/>
-          <w:i w:val="0"/>
-          <w:iCs w:val="0"/>
-          <w:sz w:val="24"/>
-          <w:szCs w:val="24"/>
-        </w:rPr>
+      </w:pPr>
+      <w:r>
         <w:t>1.4.2</w:t>
       </w:r>
       <w:r>
         <w:rPr>
-          <w:rFonts w:ascii="Times New Roman" w:hAnsi="Times New Roman" w:cs="Times New Roman"/>
-          <w:i w:val="0"/>
-          <w:iCs w:val="0"/>
-          <w:sz w:val="24"/>
-          <w:szCs w:val="24"/>
           <w:lang w:val="vi-VN"/>
         </w:rPr>
         <w:t>.</w:t>
       </w:r>
       <w:r>
         <w:rPr>
-          <w:rFonts w:ascii="Times New Roman" w:hAnsi="Times New Roman" w:cs="Times New Roman"/>
-          <w:i w:val="0"/>
-          <w:iCs w:val="0"/>
-          <w:sz w:val="24"/>
-          <w:szCs w:val="24"/>
           <w:lang w:val="vi-VN"/>
         </w:rPr>
         <w:t>2</w:t>
       </w:r>
       <w:r>
-        <w:rPr>
-          <w:rFonts w:ascii="Times New Roman" w:hAnsi="Times New Roman" w:cs="Times New Roman"/>
-          <w:i w:val="0"/>
-          <w:iCs w:val="0"/>
-          <w:sz w:val="24"/>
-          <w:szCs w:val="24"/>
-        </w:rPr>
         <w:t xml:space="preserve"> Tiêu</w:t>
       </w:r>
       <w:r>
         <w:rPr>
-          <w:rFonts w:ascii="Times New Roman" w:hAnsi="Times New Roman" w:cs="Times New Roman"/>
-          <w:i w:val="0"/>
-          <w:iCs w:val="0"/>
-          <w:sz w:val="24"/>
-          <w:szCs w:val="24"/>
           <w:lang w:val="vi-VN"/>
         </w:rPr>
         <w:t xml:space="preserve"> chí về trực quan hóa</w:t>
@@ -2387,64 +2323,27 @@
     <w:p>
       <w:pPr>
         <w:pStyle w:val="Heading4"/>
-        <w:rPr>
-          <w:rFonts w:ascii="Times New Roman" w:eastAsiaTheme="minorHAnsi" w:hAnsi="Times New Roman" w:cs="Times New Roman"/>
-          <w:i w:val="0"/>
-          <w:iCs w:val="0"/>
-          <w:sz w:val="24"/>
-          <w:szCs w:val="24"/>
-          <w:lang w:val="vi-VN"/>
-        </w:rPr>
-      </w:pPr>
-      <w:r>
-        <w:rPr>
-          <w:rFonts w:ascii="Times New Roman" w:hAnsi="Times New Roman" w:cs="Times New Roman"/>
-          <w:i w:val="0"/>
-          <w:iCs w:val="0"/>
-          <w:sz w:val="24"/>
-          <w:szCs w:val="24"/>
-        </w:rPr>
+      </w:pPr>
+      <w:r>
         <w:t>1.4.2</w:t>
       </w:r>
       <w:r>
         <w:rPr>
-          <w:rFonts w:ascii="Times New Roman" w:hAnsi="Times New Roman" w:cs="Times New Roman"/>
-          <w:i w:val="0"/>
-          <w:iCs w:val="0"/>
-          <w:sz w:val="24"/>
-          <w:szCs w:val="24"/>
           <w:lang w:val="vi-VN"/>
         </w:rPr>
         <w:t>.</w:t>
       </w:r>
       <w:r>
         <w:rPr>
-          <w:rFonts w:ascii="Times New Roman" w:hAnsi="Times New Roman" w:cs="Times New Roman"/>
-          <w:i w:val="0"/>
-          <w:iCs w:val="0"/>
-          <w:sz w:val="24"/>
-          <w:szCs w:val="24"/>
           <w:lang w:val="vi-VN"/>
         </w:rPr>
         <w:t>3</w:t>
       </w:r>
       <w:r>
-        <w:rPr>
-          <w:rFonts w:ascii="Times New Roman" w:hAnsi="Times New Roman" w:cs="Times New Roman"/>
-          <w:i w:val="0"/>
-          <w:iCs w:val="0"/>
-          <w:sz w:val="24"/>
-          <w:szCs w:val="24"/>
-        </w:rPr>
         <w:t xml:space="preserve"> Tiêu</w:t>
       </w:r>
       <w:r>
         <w:rPr>
-          <w:rFonts w:ascii="Times New Roman" w:hAnsi="Times New Roman" w:cs="Times New Roman"/>
-          <w:i w:val="0"/>
-          <w:iCs w:val="0"/>
-          <w:sz w:val="24"/>
-          <w:szCs w:val="24"/>
           <w:lang w:val="vi-VN"/>
         </w:rPr>
         <w:t xml:space="preserve"> chí về giá trị kinh doanh và vận hành</w:t>
@@ -2452,6 +2351,7 @@
     </w:p>
     <w:p>
       <w:pPr>
+        <w:ind w:left="360"/>
         <w:rPr>
           <w:rFonts w:ascii="Times New Roman" w:hAnsi="Times New Roman" w:cs="Times New Roman"/>
           <w:sz w:val="24"/>
@@ -2518,6 +2418,7 @@
     <w:p>
       <w:pPr>
         <w:pStyle w:val="Heading1"/>
+        <w:ind w:left="360"/>
       </w:pPr>
       <w:r>
         <w:t>CHƯƠNG 2: CƠ SỞ LÝ THUẾT VÀ CẤU TRÚC HỆ THỐNG</w:t>
@@ -2526,6 +2427,7 @@
     <w:p>
       <w:pPr>
         <w:pStyle w:val="Heading2"/>
+        <w:ind w:firstLine="360"/>
       </w:pPr>
       <w:r>
         <w:t>2.1 CƠ SỞ LÝ THUYẾT</w:t>
@@ -2534,6 +2436,7 @@
     <w:p>
       <w:pPr>
         <w:pStyle w:val="Heading3"/>
+        <w:ind w:firstLine="360"/>
       </w:pPr>
       <w:r>
         <w:t>2.1.1 Khái quát về phân tích dữ liệu trong ngành bán lẻ</w:t>
@@ -2541,6 +2444,7 @@
     </w:p>
     <w:p>
       <w:pPr>
+        <w:ind w:left="360"/>
         <w:rPr>
           <w:rFonts w:ascii="Times New Roman" w:hAnsi="Times New Roman" w:cs="Times New Roman"/>
           <w:sz w:val="24"/>
@@ -2558,6 +2462,7 @@
     </w:p>
     <w:p>
       <w:pPr>
+        <w:ind w:left="360"/>
         <w:rPr>
           <w:rFonts w:ascii="Times New Roman" w:hAnsi="Times New Roman" w:cs="Times New Roman"/>
           <w:sz w:val="24"/>
@@ -2578,7 +2483,7 @@
         <w:pStyle w:val="Heading3"/>
         <w:numPr>
           <w:ilvl w:val="2"/>
-          <w:numId w:val="11"/>
+          <w:numId w:val="18"/>
         </w:numPr>
       </w:pPr>
       <w:r>
@@ -2588,6 +2493,7 @@
     </w:p>
     <w:p>
       <w:pPr>
+        <w:ind w:left="360"/>
         <w:rPr>
           <w:rFonts w:ascii="Times New Roman" w:hAnsi="Times New Roman" w:cs="Times New Roman"/>
           <w:sz w:val="24"/>
@@ -2715,6 +2621,7 @@
     </w:p>
     <w:p>
       <w:pPr>
+        <w:ind w:left="360"/>
         <w:rPr>
           <w:rFonts w:ascii="Times New Roman" w:hAnsi="Times New Roman" w:cs="Times New Roman"/>
           <w:sz w:val="24"/>
@@ -2733,6 +2640,7 @@
     <w:p>
       <w:pPr>
         <w:pStyle w:val="Heading3"/>
+        <w:ind w:firstLine="360"/>
       </w:pPr>
       <w:r>
         <w:t>2.1.3 Hệ thống kho dữ liệu (Data Warehouse) và quy trình ETL</w:t>
@@ -2740,6 +2648,7 @@
     </w:p>
     <w:p>
       <w:pPr>
+        <w:ind w:left="360"/>
         <w:rPr>
           <w:rFonts w:ascii="Times New Roman" w:hAnsi="Times New Roman" w:cs="Times New Roman"/>
           <w:sz w:val="24"/>
@@ -2757,6 +2666,7 @@
     </w:p>
     <w:p>
       <w:pPr>
+        <w:ind w:firstLine="360"/>
         <w:rPr>
           <w:rFonts w:ascii="Times New Roman" w:hAnsi="Times New Roman" w:cs="Times New Roman"/>
           <w:sz w:val="24"/>
@@ -2840,6 +2750,7 @@
     </w:p>
     <w:p>
       <w:pPr>
+        <w:ind w:left="360"/>
         <w:rPr>
           <w:rFonts w:ascii="Times New Roman" w:hAnsi="Times New Roman" w:cs="Times New Roman"/>
           <w:sz w:val="24"/>
@@ -2858,6 +2769,7 @@
     <w:p>
       <w:pPr>
         <w:pStyle w:val="Heading3"/>
+        <w:ind w:firstLine="360"/>
       </w:pPr>
       <w:r>
         <w:lastRenderedPageBreak/>
@@ -2866,6 +2778,7 @@
     </w:p>
     <w:p>
       <w:pPr>
+        <w:ind w:left="360"/>
         <w:rPr>
           <w:rFonts w:ascii="Times New Roman" w:hAnsi="Times New Roman" w:cs="Times New Roman"/>
           <w:sz w:val="24"/>
@@ -2936,6 +2849,7 @@
     </w:p>
     <w:p>
       <w:pPr>
+        <w:ind w:firstLine="360"/>
         <w:rPr>
           <w:rFonts w:ascii="Times New Roman" w:hAnsi="Times New Roman" w:cs="Times New Roman"/>
           <w:sz w:val="24"/>
@@ -3063,6 +2977,7 @@
     </w:p>
     <w:p>
       <w:pPr>
+        <w:ind w:left="360"/>
         <w:rPr>
           <w:rFonts w:ascii="Times New Roman" w:hAnsi="Times New Roman" w:cs="Times New Roman"/>
           <w:sz w:val="24"/>
@@ -3083,7 +2998,7 @@
         <w:pStyle w:val="Heading3"/>
         <w:numPr>
           <w:ilvl w:val="2"/>
-          <w:numId w:val="10"/>
+          <w:numId w:val="19"/>
         </w:numPr>
       </w:pPr>
       <w:r>
@@ -3092,6 +3007,7 @@
     </w:p>
     <w:p>
       <w:pPr>
+        <w:ind w:firstLine="360"/>
         <w:rPr>
           <w:rFonts w:ascii="Times New Roman" w:hAnsi="Times New Roman" w:cs="Times New Roman"/>
           <w:sz w:val="24"/>
@@ -3175,6 +3091,7 @@
     </w:p>
     <w:p>
       <w:pPr>
+        <w:ind w:left="360"/>
         <w:rPr>
           <w:rFonts w:ascii="Times New Roman" w:hAnsi="Times New Roman" w:cs="Times New Roman"/>
           <w:sz w:val="24"/>
@@ -3193,6 +3110,7 @@
     </w:p>
     <w:p>
       <w:pPr>
+        <w:ind w:left="360"/>
         <w:rPr>
           <w:rFonts w:ascii="Times New Roman" w:hAnsi="Times New Roman" w:cs="Times New Roman"/>
           <w:sz w:val="24"/>
@@ -3211,6 +3129,7 @@
     <w:p>
       <w:pPr>
         <w:pStyle w:val="Heading3"/>
+        <w:ind w:firstLine="360"/>
       </w:pPr>
       <w:r>
         <w:t>2.1.6 Trực quan hóa dữ liệu trong Business Intelligence</w:t>
@@ -3218,6 +3137,7 @@
     </w:p>
     <w:p>
       <w:pPr>
+        <w:ind w:left="360"/>
         <w:rPr>
           <w:rFonts w:ascii="Times New Roman" w:hAnsi="Times New Roman" w:cs="Times New Roman"/>
           <w:sz w:val="24"/>
@@ -3235,6 +3155,7 @@
     </w:p>
     <w:p>
       <w:pPr>
+        <w:ind w:left="360"/>
         <w:rPr>
           <w:rFonts w:ascii="Times New Roman" w:hAnsi="Times New Roman" w:cs="Times New Roman"/>
           <w:sz w:val="24"/>
@@ -3362,6 +3283,7 @@
     </w:p>
     <w:p>
       <w:pPr>
+        <w:ind w:left="360"/>
         <w:rPr>
           <w:rFonts w:ascii="Times New Roman" w:hAnsi="Times New Roman" w:cs="Times New Roman"/>
           <w:sz w:val="24"/>
@@ -3380,6 +3302,7 @@
     <w:p>
       <w:pPr>
         <w:pStyle w:val="Heading2"/>
+        <w:ind w:firstLine="360"/>
       </w:pPr>
       <w:r>
         <w:t>2.2 PHÂN TÍCH YÊU CẦU NGHIỆP VỤ</w:t>
@@ -3388,6 +3311,7 @@
     <w:p>
       <w:pPr>
         <w:pStyle w:val="Heading3"/>
+        <w:ind w:firstLine="360"/>
       </w:pPr>
       <w:r>
         <w:t>2.2.1 Phân tích các bên liên quan (Stakeholders)</w:t>
@@ -3395,6 +3319,7 @@
     </w:p>
     <w:p>
       <w:pPr>
+        <w:ind w:firstLine="360"/>
         <w:rPr>
           <w:rFonts w:ascii="Times New Roman" w:hAnsi="Times New Roman" w:cs="Times New Roman"/>
           <w:sz w:val="24"/>
@@ -3522,6 +3447,7 @@
     </w:p>
     <w:p>
       <w:pPr>
+        <w:ind w:left="360"/>
         <w:rPr>
           <w:rFonts w:ascii="Times New Roman" w:hAnsi="Times New Roman" w:cs="Times New Roman"/>
           <w:sz w:val="24"/>
@@ -3542,7 +3468,7 @@
         <w:pStyle w:val="Heading3"/>
         <w:numPr>
           <w:ilvl w:val="2"/>
-          <w:numId w:val="13"/>
+          <w:numId w:val="20"/>
         </w:numPr>
       </w:pPr>
       <w:r>
@@ -3551,6 +3477,7 @@
     </w:p>
     <w:p>
       <w:pPr>
+        <w:ind w:firstLine="360"/>
         <w:rPr>
           <w:rFonts w:ascii="Times New Roman" w:hAnsi="Times New Roman" w:cs="Times New Roman"/>
           <w:sz w:val="24"/>
@@ -3651,6 +3578,7 @@
           <w:sz w:val="24"/>
           <w:szCs w:val="24"/>
         </w:rPr>
+        <w:lastRenderedPageBreak/>
         <w:t>Total Orders.</w:t>
       </w:r>
     </w:p>
@@ -3695,7 +3623,6 @@
           <w:sz w:val="24"/>
           <w:szCs w:val="24"/>
         </w:rPr>
-        <w:lastRenderedPageBreak/>
         <w:t>Average Order Value.</w:t>
       </w:r>
     </w:p>
@@ -3767,6 +3694,7 @@
     </w:p>
     <w:p>
       <w:pPr>
+        <w:ind w:firstLine="360"/>
         <w:rPr>
           <w:rFonts w:ascii="Times New Roman" w:hAnsi="Times New Roman" w:cs="Times New Roman"/>
           <w:sz w:val="24"/>
@@ -3785,6 +3713,7 @@
     <w:p>
       <w:pPr>
         <w:pStyle w:val="Heading2"/>
+        <w:ind w:firstLine="360"/>
       </w:pPr>
       <w:r>
         <w:t>2.3 KIẾN TRÚC HỆ THỐNG ĐỀ XUẤT</w:t>
@@ -3792,6 +3721,7 @@
     </w:p>
     <w:p>
       <w:pPr>
+        <w:ind w:firstLine="360"/>
         <w:rPr>
           <w:rFonts w:ascii="Times New Roman" w:hAnsi="Times New Roman" w:cs="Times New Roman"/>
           <w:sz w:val="24"/>
@@ -3914,6 +3844,7 @@
     </w:p>
     <w:p>
       <w:pPr>
+        <w:ind w:firstLine="360"/>
         <w:rPr>
           <w:rFonts w:ascii="Times New Roman" w:hAnsi="Times New Roman" w:cs="Times New Roman"/>
           <w:sz w:val="24"/>
@@ -4041,6 +3972,7 @@
     </w:p>
     <w:p>
       <w:pPr>
+        <w:ind w:firstLine="360"/>
         <w:rPr>
           <w:rFonts w:ascii="Times New Roman" w:hAnsi="Times New Roman" w:cs="Times New Roman"/>
           <w:sz w:val="24"/>
@@ -4059,6 +3991,7 @@
     <w:p>
       <w:pPr>
         <w:pStyle w:val="Heading2"/>
+        <w:ind w:firstLine="360"/>
       </w:pPr>
       <w:r>
         <w:t>2.4 TỪ ĐIỂN DỮ LIỆU (DATA DICTIONARY)</w:t>
@@ -4066,6 +3999,7 @@
     </w:p>
     <w:p>
       <w:pPr>
+        <w:ind w:firstLine="360"/>
         <w:rPr>
           <w:rFonts w:ascii="Times New Roman" w:hAnsi="Times New Roman" w:cs="Times New Roman"/>
           <w:sz w:val="24"/>
@@ -4534,6 +4468,7 @@
                 <w:sz w:val="24"/>
                 <w:szCs w:val="24"/>
               </w:rPr>
+              <w:lastRenderedPageBreak/>
               <w:t>State</w:t>
             </w:r>
           </w:p>
@@ -4672,7 +4607,6 @@
                 <w:sz w:val="24"/>
                 <w:szCs w:val="24"/>
               </w:rPr>
-              <w:lastRenderedPageBreak/>
               <w:t>Category</w:t>
             </w:r>
           </w:p>
@@ -5034,16 +4968,8 @@
     </w:p>
     <w:p>
       <w:pPr>
-        <w:rPr>
-          <w:rFonts w:ascii="Times New Roman" w:hAnsi="Times New Roman" w:cs="Times New Roman"/>
-          <w:sz w:val="24"/>
-          <w:szCs w:val="24"/>
-        </w:rPr>
-      </w:pPr>
-    </w:p>
-    <w:p>
-      <w:pPr>
         <w:pStyle w:val="Heading1"/>
+        <w:ind w:left="720"/>
         <w:rPr>
           <w:rFonts w:cs="Times New Roman"/>
           <w:lang w:val="vi-VN"/>
@@ -5066,6 +4992,7 @@
     <w:p>
       <w:pPr>
         <w:pStyle w:val="Heading2"/>
+        <w:ind w:left="720"/>
         <w:rPr>
           <w:rFonts w:cs="Times New Roman"/>
         </w:rPr>
@@ -5080,6 +5007,7 @@
     </w:p>
     <w:p>
       <w:pPr>
+        <w:ind w:left="720"/>
         <w:rPr>
           <w:rFonts w:ascii="Times New Roman" w:hAnsi="Times New Roman" w:cs="Times New Roman"/>
           <w:sz w:val="24"/>
@@ -5115,6 +5043,7 @@
     </w:p>
     <w:p>
       <w:pPr>
+        <w:ind w:firstLine="720"/>
         <w:rPr>
           <w:rFonts w:ascii="Times New Roman" w:hAnsi="Times New Roman" w:cs="Times New Roman"/>
           <w:sz w:val="24"/>
@@ -5199,6 +5128,7 @@
     <w:p>
       <w:pPr>
         <w:pStyle w:val="Heading2"/>
+        <w:ind w:left="360"/>
         <w:rPr>
           <w:rFonts w:cs="Times New Roman"/>
           <w:lang w:val="vi-VN"/>
@@ -5209,10 +5139,14 @@
           <w:rFonts w:cs="Times New Roman"/>
           <w:lang w:val="vi-VN"/>
         </w:rPr>
+        <w:lastRenderedPageBreak/>
         <w:t>3.2 ĐÁNH GIÁ CHẤT LƯỢNG VÀ KHÁM PHÁ DỮ LIỆU (EDA)</w:t>
       </w:r>
     </w:p>
     <w:p>
+      <w:pPr>
+        <w:ind w:left="360"/>
+      </w:pPr>
       <w:r>
         <w:t>Trước khi tiến hành xây dựng mô hình dữ liệu, việc Đánh giá chất lượng và Khám phá dữ liệu (EDA - Exploratory Data Analysis) là bắt buộc nhằm mục đích thấu hiểu cấu trúc và "sức khỏe" của nguồn dữ liệu thu thập được. Quy trình này tập trung vào hai nội dung chính:</w:t>
       </w:r>
@@ -5220,9 +5154,9 @@
     <w:p>
       <w:pPr>
         <w:pStyle w:val="Heading3"/>
-      </w:pPr>
-      <w:r>
-        <w:lastRenderedPageBreak/>
+        <w:ind w:firstLine="360"/>
+      </w:pPr>
+      <w:r>
         <w:t xml:space="preserve">3.2.1 </w:t>
       </w:r>
       <w:r>
@@ -5230,6 +5164,9 @@
       </w:r>
     </w:p>
     <w:p>
+      <w:pPr>
+        <w:ind w:left="360"/>
+      </w:pPr>
       <w:r>
         <w:t>Hệ thống thực hiện kiểm tra dữ liệu thô dựa trên các tiêu chí nghiêm ngặt để phát hiện và khoanh vùng các lỗi hệ thống:</w:t>
       </w:r>
@@ -5273,6 +5210,7 @@
     <w:p>
       <w:pPr>
         <w:pStyle w:val="Heading3"/>
+        <w:ind w:firstLine="360"/>
       </w:pPr>
       <w:r>
         <w:t xml:space="preserve">3.2.2 </w:t>
@@ -5282,6 +5220,9 @@
       </w:r>
     </w:p>
     <w:p>
+      <w:pPr>
+        <w:ind w:left="360"/>
+      </w:pPr>
       <w:r>
         <w:t>Sử dụng các phương pháp thống kê mô tả và trực quan hóa bằng đồ thị nhằm rút ra các đặc trưng ban đầu của chuỗi bán lẻ:</w:t>
       </w:r>
@@ -5332,8 +5273,10 @@
     <w:p>
       <w:pPr>
         <w:pStyle w:val="Heading2"/>
-      </w:pPr>
-      <w:r>
+        <w:ind w:left="360"/>
+      </w:pPr>
+      <w:r>
+        <w:lastRenderedPageBreak/>
         <w:t xml:space="preserve">3.3 </w:t>
       </w:r>
       <w:r>
@@ -5346,15 +5289,16 @@
     <w:p>
       <w:pPr>
         <w:pStyle w:val="Heading3"/>
-        <w:rPr>
-          <w:rFonts w:ascii="Times New Roman" w:hAnsi="Times New Roman" w:cs="Times New Roman"/>
+        <w:ind w:firstLine="360"/>
+        <w:rPr>
+          <w:rFonts w:cs="Times New Roman"/>
           <w:lang w:val="vi-VN"/>
         </w:rPr>
       </w:pPr>
       <w:bookmarkStart w:id="0" w:name="_Toc227352022"/>
       <w:r>
         <w:rPr>
-          <w:rFonts w:ascii="Times New Roman" w:hAnsi="Times New Roman" w:cs="Times New Roman"/>
+          <w:rFonts w:cs="Times New Roman"/>
         </w:rPr>
         <w:t>3.3.1 CHUẨN HÓA CẤU TRÚC CỘT VÀ XỬ LÝ LỖI LOGIC</w:t>
       </w:r>
@@ -5362,6 +5306,7 @@
     </w:p>
     <w:p>
       <w:pPr>
+        <w:ind w:left="360"/>
         <w:rPr>
           <w:rFonts w:ascii="Times New Roman" w:hAnsi="Times New Roman" w:cs="Times New Roman"/>
           <w:sz w:val="24"/>
@@ -5389,17 +5334,17 @@
     </w:p>
     <w:p>
       <w:pPr>
-        <w:rPr>
-          <w:rFonts w:ascii="Times New Roman" w:hAnsi="Times New Roman" w:cs="Times New Roman"/>
-          <w:lang w:val="vi-VN"/>
-        </w:rPr>
-      </w:pPr>
-      <w:r>
-        <w:rPr>
-          <w:rFonts w:ascii="Times New Roman" w:hAnsi="Times New Roman" w:cs="Times New Roman"/>
-          <w:lang w:val="vi-VN"/>
-        </w:rPr>
-        <w:lastRenderedPageBreak/>
+        <w:ind w:firstLine="360"/>
+        <w:rPr>
+          <w:rFonts w:ascii="Times New Roman" w:hAnsi="Times New Roman" w:cs="Times New Roman"/>
+          <w:lang w:val="vi-VN"/>
+        </w:rPr>
+      </w:pPr>
+      <w:r>
+        <w:rPr>
+          <w:rFonts w:ascii="Times New Roman" w:hAnsi="Times New Roman" w:cs="Times New Roman"/>
+          <w:lang w:val="vi-VN"/>
+        </w:rPr>
         <w:drawing>
           <wp:inline distT="0" distB="0" distL="0" distR="0" wp14:anchorId="4D4D01B5" wp14:editId="47C51806">
             <wp:extent cx="5943600" cy="1504950"/>
@@ -5455,6 +5400,7 @@
     </w:p>
     <w:p>
       <w:pPr>
+        <w:ind w:firstLine="360"/>
         <w:rPr>
           <w:rFonts w:ascii="Times New Roman" w:hAnsi="Times New Roman" w:cs="Times New Roman"/>
           <w:sz w:val="24"/>
@@ -5535,6 +5481,7 @@
     </w:p>
     <w:p>
       <w:pPr>
+        <w:ind w:firstLine="720"/>
         <w:rPr>
           <w:rFonts w:ascii="Times New Roman" w:hAnsi="Times New Roman" w:cs="Times New Roman"/>
           <w:sz w:val="24"/>
@@ -5553,6 +5500,7 @@
     </w:p>
     <w:p>
       <w:pPr>
+        <w:ind w:firstLine="720"/>
         <w:rPr>
           <w:rFonts w:ascii="Times New Roman" w:hAnsi="Times New Roman" w:cs="Times New Roman"/>
           <w:sz w:val="24"/>
@@ -5606,6 +5554,7 @@
     </w:p>
     <w:p>
       <w:pPr>
+        <w:ind w:left="720"/>
         <w:rPr>
           <w:rFonts w:ascii="Times New Roman" w:hAnsi="Times New Roman" w:cs="Times New Roman"/>
           <w:sz w:val="24"/>
@@ -5624,6 +5573,7 @@
     </w:p>
     <w:p>
       <w:pPr>
+        <w:ind w:firstLine="720"/>
         <w:rPr>
           <w:rFonts w:ascii="Times New Roman" w:hAnsi="Times New Roman" w:cs="Times New Roman"/>
           <w:sz w:val="24"/>
@@ -5687,6 +5637,7 @@
     </w:p>
     <w:p>
       <w:pPr>
+        <w:ind w:left="720"/>
         <w:rPr>
           <w:rFonts w:ascii="Times New Roman" w:hAnsi="Times New Roman" w:cs="Times New Roman"/>
           <w:sz w:val="24"/>
@@ -5705,24 +5656,27 @@
     </w:p>
     <w:p>
       <w:pPr>
-        <w:rPr>
-          <w:rFonts w:ascii="Times New Roman" w:hAnsi="Times New Roman" w:cs="Times New Roman"/>
-          <w:sz w:val="24"/>
-          <w:szCs w:val="24"/>
-          <w:lang w:val="vi-VN"/>
-        </w:rPr>
-      </w:pPr>
-      <w:r>
-        <w:rPr>
-          <w:rFonts w:ascii="Times New Roman" w:hAnsi="Times New Roman" w:cs="Times New Roman"/>
-          <w:sz w:val="24"/>
-          <w:szCs w:val="24"/>
-        </w:rPr>
+        <w:ind w:left="720"/>
+        <w:rPr>
+          <w:rFonts w:ascii="Times New Roman" w:hAnsi="Times New Roman" w:cs="Times New Roman"/>
+          <w:sz w:val="24"/>
+          <w:szCs w:val="24"/>
+          <w:lang w:val="vi-VN"/>
+        </w:rPr>
+      </w:pPr>
+      <w:r>
+        <w:rPr>
+          <w:rFonts w:ascii="Times New Roman" w:hAnsi="Times New Roman" w:cs="Times New Roman"/>
+          <w:sz w:val="24"/>
+          <w:szCs w:val="24"/>
+        </w:rPr>
+        <w:lastRenderedPageBreak/>
         <w:t>Để xử lý dữ liệu trùng lặp, hệ thống sử dụng cặp khóa order_id và product_id, sau đó giữ lại bản ghi mới nhất.</w:t>
       </w:r>
     </w:p>
     <w:p>
       <w:pPr>
+        <w:ind w:firstLine="720"/>
         <w:rPr>
           <w:rFonts w:ascii="Times New Roman" w:hAnsi="Times New Roman" w:cs="Times New Roman"/>
           <w:lang w:val="vi-VN"/>
@@ -5773,21 +5727,22 @@
     <w:p>
       <w:pPr>
         <w:pStyle w:val="Heading3"/>
-        <w:rPr>
-          <w:rFonts w:ascii="Times New Roman" w:hAnsi="Times New Roman" w:cs="Times New Roman"/>
-          <w:lang w:val="vi-VN"/>
-        </w:rPr>
-      </w:pPr>
-      <w:r>
-        <w:rPr>
-          <w:rFonts w:ascii="Times New Roman" w:hAnsi="Times New Roman" w:cs="Times New Roman"/>
-        </w:rPr>
-        <w:lastRenderedPageBreak/>
+        <w:ind w:firstLine="720"/>
+        <w:rPr>
+          <w:rFonts w:cs="Times New Roman"/>
+          <w:lang w:val="vi-VN"/>
+        </w:rPr>
+      </w:pPr>
+      <w:r>
+        <w:rPr>
+          <w:rFonts w:cs="Times New Roman"/>
+        </w:rPr>
         <w:t>3.3.2 Xử lý dữ liệu thiếu</w:t>
       </w:r>
     </w:p>
     <w:p>
       <w:pPr>
+        <w:ind w:firstLine="720"/>
         <w:rPr>
           <w:rFonts w:ascii="Times New Roman" w:hAnsi="Times New Roman" w:cs="Times New Roman"/>
           <w:sz w:val="24"/>
@@ -5806,6 +5761,7 @@
     </w:p>
     <w:p>
       <w:pPr>
+        <w:ind w:firstLine="720"/>
         <w:rPr>
           <w:rFonts w:ascii="Times New Roman" w:hAnsi="Times New Roman" w:cs="Times New Roman"/>
           <w:sz w:val="24"/>
@@ -5859,6 +5815,7 @@
     </w:p>
     <w:p>
       <w:pPr>
+        <w:ind w:firstLine="360"/>
         <w:rPr>
           <w:rFonts w:ascii="Times New Roman" w:hAnsi="Times New Roman" w:cs="Times New Roman"/>
           <w:sz w:val="24"/>
@@ -5995,26 +5952,36 @@
           <w:sz w:val="24"/>
           <w:szCs w:val="24"/>
         </w:rPr>
-        <w:t>hệ thống ép kiểu dữ liệu và thay thế giá trị Null bằng 0 để tránh ảnh hưởng đến quá trình tính toán.</w:t>
+        <w:t>H</w:t>
+      </w:r>
+      <w:r>
+        <w:rPr>
+          <w:rFonts w:ascii="Times New Roman" w:hAnsi="Times New Roman" w:cs="Times New Roman"/>
+          <w:sz w:val="24"/>
+          <w:szCs w:val="24"/>
+        </w:rPr>
+        <w:t>ệ thống ép kiểu dữ liệu và thay thế giá trị Null bằng 0 để tránh ảnh hưởng đến quá trình tính toán.</w:t>
       </w:r>
     </w:p>
     <w:p>
       <w:pPr>
         <w:pStyle w:val="Heading3"/>
-        <w:rPr>
-          <w:rFonts w:ascii="Times New Roman" w:hAnsi="Times New Roman" w:cs="Times New Roman"/>
-          <w:lang w:val="vi-VN"/>
-        </w:rPr>
-      </w:pPr>
-      <w:r>
-        <w:rPr>
-          <w:rFonts w:ascii="Times New Roman" w:hAnsi="Times New Roman" w:cs="Times New Roman"/>
+        <w:ind w:firstLine="360"/>
+        <w:rPr>
+          <w:rFonts w:cs="Times New Roman"/>
+          <w:lang w:val="vi-VN"/>
+        </w:rPr>
+      </w:pPr>
+      <w:r>
+        <w:rPr>
+          <w:rFonts w:cs="Times New Roman"/>
         </w:rPr>
         <w:t>3.3.3 Chuẩn hóa dữ liệu</w:t>
       </w:r>
     </w:p>
     <w:p>
       <w:pPr>
+        <w:ind w:left="360"/>
         <w:rPr>
           <w:rFonts w:ascii="Times New Roman" w:hAnsi="Times New Roman" w:cs="Times New Roman"/>
           <w:sz w:val="24"/>
@@ -6032,6 +5999,7 @@
     </w:p>
     <w:p>
       <w:pPr>
+        <w:ind w:firstLine="360"/>
         <w:rPr>
           <w:rFonts w:ascii="Times New Roman" w:hAnsi="Times New Roman" w:cs="Times New Roman"/>
           <w:sz w:val="24"/>
@@ -6049,6 +6017,7 @@
     </w:p>
     <w:p>
       <w:pPr>
+        <w:ind w:firstLine="360"/>
         <w:rPr>
           <w:rFonts w:ascii="Times New Roman" w:hAnsi="Times New Roman" w:cs="Times New Roman"/>
           <w:sz w:val="24"/>
@@ -6066,6 +6035,7 @@
     </w:p>
     <w:p>
       <w:pPr>
+        <w:ind w:left="360"/>
         <w:rPr>
           <w:rFonts w:ascii="Times New Roman" w:hAnsi="Times New Roman" w:cs="Times New Roman"/>
           <w:sz w:val="24"/>
@@ -6084,20 +6054,22 @@
     </w:p>
     <w:p>
       <w:pPr>
-        <w:rPr>
-          <w:rFonts w:ascii="Times New Roman" w:hAnsi="Times New Roman" w:cs="Times New Roman"/>
-          <w:sz w:val="24"/>
-          <w:szCs w:val="24"/>
-          <w:lang w:val="vi-VN"/>
-        </w:rPr>
-      </w:pPr>
-      <w:r>
-        <w:rPr>
-          <w:rFonts w:ascii="Times New Roman" w:hAnsi="Times New Roman" w:cs="Times New Roman"/>
-          <w:sz w:val="24"/>
-          <w:szCs w:val="24"/>
-          <w:lang w:val="vi-VN"/>
-        </w:rPr>
+        <w:ind w:firstLine="360"/>
+        <w:rPr>
+          <w:rFonts w:ascii="Times New Roman" w:hAnsi="Times New Roman" w:cs="Times New Roman"/>
+          <w:sz w:val="24"/>
+          <w:szCs w:val="24"/>
+          <w:lang w:val="vi-VN"/>
+        </w:rPr>
+      </w:pPr>
+      <w:r>
+        <w:rPr>
+          <w:rFonts w:ascii="Times New Roman" w:hAnsi="Times New Roman" w:cs="Times New Roman"/>
+          <w:sz w:val="24"/>
+          <w:szCs w:val="24"/>
+          <w:lang w:val="vi-VN"/>
+        </w:rPr>
+        <w:lastRenderedPageBreak/>
         <w:drawing>
           <wp:inline distT="0" distB="0" distL="0" distR="0" wp14:anchorId="099AF8CE" wp14:editId="1947A0E0">
             <wp:extent cx="5668166" cy="1390844"/>
@@ -6137,6 +6109,7 @@
     </w:p>
     <w:p>
       <w:pPr>
+        <w:ind w:left="360"/>
         <w:rPr>
           <w:rFonts w:ascii="Times New Roman" w:hAnsi="Times New Roman" w:cs="Times New Roman"/>
           <w:sz w:val="24"/>
@@ -6155,17 +6128,17 @@
     </w:p>
     <w:p>
       <w:pPr>
-        <w:rPr>
-          <w:rFonts w:ascii="Times New Roman" w:hAnsi="Times New Roman" w:cs="Times New Roman"/>
-          <w:lang w:val="vi-VN"/>
-        </w:rPr>
-      </w:pPr>
-      <w:r>
-        <w:rPr>
-          <w:rFonts w:ascii="Times New Roman" w:hAnsi="Times New Roman" w:cs="Times New Roman"/>
-          <w:lang w:val="vi-VN"/>
-        </w:rPr>
-        <w:lastRenderedPageBreak/>
+        <w:ind w:firstLine="360"/>
+        <w:rPr>
+          <w:rFonts w:ascii="Times New Roman" w:hAnsi="Times New Roman" w:cs="Times New Roman"/>
+          <w:lang w:val="vi-VN"/>
+        </w:rPr>
+      </w:pPr>
+      <w:r>
+        <w:rPr>
+          <w:rFonts w:ascii="Times New Roman" w:hAnsi="Times New Roman" w:cs="Times New Roman"/>
+          <w:lang w:val="vi-VN"/>
+        </w:rPr>
         <w:drawing>
           <wp:inline distT="0" distB="0" distL="0" distR="0" wp14:anchorId="02A4AE8C" wp14:editId="43059F9F">
             <wp:extent cx="5943600" cy="1078865"/>
@@ -6205,6 +6178,7 @@
     </w:p>
     <w:p>
       <w:pPr>
+        <w:ind w:left="360"/>
         <w:rPr>
           <w:rFonts w:ascii="Times New Roman" w:hAnsi="Times New Roman" w:cs="Times New Roman"/>
           <w:sz w:val="24"/>
@@ -6222,6 +6196,9 @@
       </w:r>
     </w:p>
     <w:p>
+      <w:pPr>
+        <w:ind w:left="360"/>
+      </w:pPr>
       <w:r>
         <w:t>Dưới đây là phần nội dung tiếp theo cho Chương 3, tập trung vào kỹ thuật xử lý dữ liệu thực tế cho chuỗi bán lẻ:</w:t>
       </w:r>
@@ -6229,6 +6206,7 @@
     <w:p>
       <w:pPr>
         <w:pStyle w:val="Heading2"/>
+        <w:ind w:left="360"/>
       </w:pPr>
       <w:r>
         <w:t>3.4 TRÍCH XUẤT ĐẶC TRƯNG (FEATURE ENGINEERING)</w:t>
@@ -6236,6 +6214,7 @@
     </w:p>
     <w:p>
       <w:pPr>
+        <w:ind w:left="360"/>
         <w:rPr>
           <w:rFonts w:ascii="Times New Roman" w:hAnsi="Times New Roman" w:cs="Times New Roman"/>
           <w:sz w:val="24"/>
@@ -6254,6 +6233,7 @@
     <w:p>
       <w:pPr>
         <w:pStyle w:val="Heading3"/>
+        <w:ind w:firstLine="360"/>
       </w:pPr>
       <w:r>
         <w:t xml:space="preserve">3.4.1 </w:t>
@@ -6264,6 +6244,7 @@
     </w:p>
     <w:p>
       <w:pPr>
+        <w:ind w:left="360"/>
         <w:rPr>
           <w:rFonts w:ascii="Times New Roman" w:hAnsi="Times New Roman" w:cs="Times New Roman"/>
           <w:sz w:val="24"/>
@@ -6348,8 +6329,10 @@
     <w:p>
       <w:pPr>
         <w:pStyle w:val="Heading3"/>
-      </w:pPr>
-      <w:r>
+        <w:ind w:firstLine="360"/>
+      </w:pPr>
+      <w:r>
+        <w:lastRenderedPageBreak/>
         <w:t xml:space="preserve">3.4.2 </w:t>
       </w:r>
       <w:r>
@@ -6358,6 +6341,7 @@
     </w:p>
     <w:p>
       <w:pPr>
+        <w:ind w:firstLine="360"/>
         <w:rPr>
           <w:rFonts w:ascii="Times New Roman" w:hAnsi="Times New Roman" w:cs="Times New Roman"/>
           <w:sz w:val="24"/>
@@ -6420,6 +6404,7 @@
     <w:p>
       <w:pPr>
         <w:pStyle w:val="Heading3"/>
+        <w:ind w:firstLine="360"/>
       </w:pPr>
       <w:r>
         <w:t xml:space="preserve">3.4.3 </w:t>
@@ -6430,6 +6415,7 @@
     </w:p>
     <w:p>
       <w:pPr>
+        <w:ind w:firstLine="360"/>
         <w:rPr>
           <w:rFonts w:ascii="Times New Roman" w:hAnsi="Times New Roman" w:cs="Times New Roman"/>
           <w:sz w:val="24"/>
@@ -6484,7 +6470,6 @@
           <w:sz w:val="24"/>
           <w:szCs w:val="24"/>
         </w:rPr>
-        <w:lastRenderedPageBreak/>
         <w:t>Frequency (F - Tần suất): Tổng số lần phát sinh giao dịch của khách hàng trong một khoảng thời gian nhất định.</w:t>
       </w:r>
     </w:p>
@@ -6544,6 +6529,7 @@
     <w:p>
       <w:pPr>
         <w:pStyle w:val="Heading2"/>
+        <w:ind w:left="360"/>
       </w:pPr>
       <w:r>
         <w:t xml:space="preserve">3.5 </w:t>
@@ -6554,6 +6540,7 @@
     </w:p>
     <w:p>
       <w:pPr>
+        <w:ind w:left="360"/>
         <w:rPr>
           <w:rFonts w:ascii="Times New Roman" w:hAnsi="Times New Roman" w:cs="Times New Roman"/>
           <w:sz w:val="24"/>
@@ -6703,6 +6690,7 @@
     </w:p>
     <w:p>
       <w:pPr>
+        <w:ind w:left="360"/>
         <w:rPr>
           <w:rFonts w:ascii="Times New Roman" w:hAnsi="Times New Roman" w:cs="Times New Roman"/>
           <w:sz w:val="24"/>
@@ -6731,6 +6719,7 @@
     <w:p>
       <w:pPr>
         <w:pStyle w:val="Heading2"/>
+        <w:ind w:firstLine="360"/>
         <w:rPr>
           <w:lang w:val="vi-VN"/>
         </w:rPr>
@@ -6749,6 +6738,7 @@
     <w:p>
       <w:pPr>
         <w:pStyle w:val="Heading3"/>
+        <w:ind w:firstLine="360"/>
         <w:rPr>
           <w:lang w:val="vi-VN"/>
         </w:rPr>
@@ -6766,29 +6756,27 @@
     <w:p>
       <w:pPr>
         <w:pStyle w:val="Heading4"/>
-        <w:rPr>
-          <w:i w:val="0"/>
+        <w:ind w:firstLine="360"/>
+        <w:rPr>
+          <w:i/>
           <w:iCs w:val="0"/>
           <w:lang w:val="vi-VN"/>
         </w:rPr>
       </w:pPr>
       <w:r>
         <w:rPr>
-          <w:i w:val="0"/>
           <w:iCs w:val="0"/>
         </w:rPr>
         <w:t>3.6.</w:t>
       </w:r>
       <w:r>
         <w:rPr>
-          <w:i w:val="0"/>
           <w:iCs w:val="0"/>
         </w:rPr>
         <w:t>1</w:t>
       </w:r>
       <w:r>
         <w:rPr>
-          <w:i w:val="0"/>
           <w:iCs w:val="0"/>
           <w:lang w:val="vi-VN"/>
         </w:rPr>
@@ -6796,14 +6784,12 @@
       </w:r>
       <w:r>
         <w:rPr>
-          <w:i w:val="0"/>
           <w:iCs w:val="0"/>
         </w:rPr>
         <w:t xml:space="preserve"> Phân</w:t>
       </w:r>
       <w:r>
         <w:rPr>
-          <w:i w:val="0"/>
           <w:iCs w:val="0"/>
           <w:lang w:val="vi-VN"/>
         </w:rPr>
@@ -6812,6 +6798,7 @@
     </w:p>
     <w:p>
       <w:pPr>
+        <w:ind w:firstLine="360"/>
         <w:rPr>
           <w:lang w:val="vi-VN"/>
         </w:rPr>
@@ -6859,6 +6846,7 @@
     </w:p>
     <w:p>
       <w:pPr>
+        <w:ind w:left="360"/>
         <w:rPr>
           <w:rFonts w:ascii="Times New Roman" w:hAnsi="Times New Roman" w:cs="Times New Roman"/>
           <w:sz w:val="24"/>
@@ -6895,15 +6883,15 @@
     <w:p>
       <w:pPr>
         <w:pStyle w:val="Heading4"/>
-        <w:rPr>
-          <w:i w:val="0"/>
+        <w:ind w:firstLine="360"/>
+        <w:rPr>
+          <w:i/>
           <w:iCs w:val="0"/>
           <w:lang w:val="vi-VN"/>
         </w:rPr>
       </w:pPr>
       <w:r>
         <w:rPr>
-          <w:i w:val="0"/>
           <w:iCs w:val="0"/>
         </w:rPr>
         <w:lastRenderedPageBreak/>
@@ -6911,14 +6899,12 @@
       </w:r>
       <w:r>
         <w:rPr>
-          <w:i w:val="0"/>
           <w:iCs w:val="0"/>
         </w:rPr>
         <w:t>1</w:t>
       </w:r>
       <w:r>
         <w:rPr>
-          <w:i w:val="0"/>
           <w:iCs w:val="0"/>
           <w:lang w:val="vi-VN"/>
         </w:rPr>
@@ -6926,14 +6912,12 @@
       </w:r>
       <w:r>
         <w:rPr>
-          <w:i w:val="0"/>
           <w:iCs w:val="0"/>
         </w:rPr>
         <w:t xml:space="preserve"> Phân</w:t>
       </w:r>
       <w:r>
         <w:rPr>
-          <w:i w:val="0"/>
           <w:iCs w:val="0"/>
           <w:lang w:val="vi-VN"/>
         </w:rPr>
@@ -6941,7 +6925,6 @@
       </w:r>
       <w:r>
         <w:rPr>
-          <w:i w:val="0"/>
           <w:iCs w:val="0"/>
           <w:lang w:val="vi-VN"/>
         </w:rPr>
@@ -6950,6 +6933,7 @@
     </w:p>
     <w:p>
       <w:pPr>
+        <w:ind w:firstLine="360"/>
         <w:rPr>
           <w:lang w:val="vi-VN"/>
         </w:rPr>
@@ -6997,6 +6981,7 @@
     </w:p>
     <w:p>
       <w:pPr>
+        <w:ind w:left="360"/>
         <w:rPr>
           <w:rFonts w:ascii="Times New Roman" w:hAnsi="Times New Roman" w:cs="Times New Roman"/>
           <w:sz w:val="24"/>
@@ -7033,15 +7018,15 @@
     <w:p>
       <w:pPr>
         <w:pStyle w:val="Heading4"/>
-        <w:rPr>
-          <w:i w:val="0"/>
+        <w:ind w:firstLine="360"/>
+        <w:rPr>
+          <w:i/>
           <w:iCs w:val="0"/>
           <w:lang w:val="vi-VN"/>
         </w:rPr>
       </w:pPr>
       <w:r>
         <w:rPr>
-          <w:i w:val="0"/>
           <w:iCs w:val="0"/>
         </w:rPr>
         <w:lastRenderedPageBreak/>
@@ -7049,14 +7034,12 @@
       </w:r>
       <w:r>
         <w:rPr>
-          <w:i w:val="0"/>
           <w:iCs w:val="0"/>
         </w:rPr>
         <w:t>1</w:t>
       </w:r>
       <w:r>
         <w:rPr>
-          <w:i w:val="0"/>
           <w:iCs w:val="0"/>
           <w:lang w:val="vi-VN"/>
         </w:rPr>
@@ -7064,14 +7047,12 @@
       </w:r>
       <w:r>
         <w:rPr>
-          <w:i w:val="0"/>
           <w:iCs w:val="0"/>
         </w:rPr>
         <w:t xml:space="preserve"> Phân</w:t>
       </w:r>
       <w:r>
         <w:rPr>
-          <w:i w:val="0"/>
           <w:iCs w:val="0"/>
           <w:lang w:val="vi-VN"/>
         </w:rPr>
@@ -7079,7 +7060,6 @@
       </w:r>
       <w:r>
         <w:rPr>
-          <w:i w:val="0"/>
           <w:iCs w:val="0"/>
           <w:lang w:val="vi-VN"/>
         </w:rPr>
@@ -7088,6 +7068,7 @@
     </w:p>
     <w:p>
       <w:pPr>
+        <w:ind w:firstLine="360"/>
         <w:rPr>
           <w:lang w:val="vi-VN"/>
         </w:rPr>
@@ -7135,6 +7116,7 @@
     </w:p>
     <w:p>
       <w:pPr>
+        <w:ind w:left="360"/>
         <w:rPr>
           <w:lang w:val="vi-VN"/>
         </w:rPr>
@@ -7178,6 +7160,7 @@
     <w:p>
       <w:pPr>
         <w:pStyle w:val="Heading3"/>
+        <w:ind w:firstLine="360"/>
         <w:rPr>
           <w:lang w:val="vi-VN"/>
         </w:rPr>
@@ -7196,29 +7179,27 @@
     <w:p>
       <w:pPr>
         <w:pStyle w:val="Heading4"/>
-        <w:rPr>
-          <w:i w:val="0"/>
+        <w:ind w:firstLine="360"/>
+        <w:rPr>
+          <w:i/>
           <w:iCs w:val="0"/>
           <w:lang w:val="vi-VN"/>
         </w:rPr>
       </w:pPr>
       <w:r>
         <w:rPr>
-          <w:i w:val="0"/>
           <w:iCs w:val="0"/>
         </w:rPr>
         <w:t>3.6.</w:t>
       </w:r>
       <w:r>
         <w:rPr>
-          <w:i w:val="0"/>
           <w:iCs w:val="0"/>
         </w:rPr>
         <w:t>2</w:t>
       </w:r>
       <w:r>
         <w:rPr>
-          <w:i w:val="0"/>
           <w:iCs w:val="0"/>
           <w:lang w:val="vi-VN"/>
         </w:rPr>
@@ -7226,14 +7207,12 @@
       </w:r>
       <w:r>
         <w:rPr>
-          <w:i w:val="0"/>
           <w:iCs w:val="0"/>
         </w:rPr>
         <w:t xml:space="preserve"> Phân</w:t>
       </w:r>
       <w:r>
         <w:rPr>
-          <w:i w:val="0"/>
           <w:iCs w:val="0"/>
           <w:lang w:val="vi-VN"/>
         </w:rPr>
@@ -7241,7 +7220,6 @@
       </w:r>
       <w:r>
         <w:rPr>
-          <w:i w:val="0"/>
           <w:iCs w:val="0"/>
           <w:lang w:val="vi-VN"/>
         </w:rPr>
@@ -7250,6 +7228,7 @@
     </w:p>
     <w:p>
       <w:pPr>
+        <w:ind w:firstLine="360"/>
         <w:rPr>
           <w:lang w:val="vi-VN"/>
         </w:rPr>
@@ -7297,6 +7276,7 @@
     </w:p>
     <w:p>
       <w:pPr>
+        <w:ind w:left="720"/>
         <w:rPr>
           <w:rFonts w:ascii="Times New Roman" w:hAnsi="Times New Roman" w:cs="Times New Roman"/>
           <w:sz w:val="24"/>
@@ -7317,27 +7297,26 @@
     <w:p>
       <w:pPr>
         <w:pStyle w:val="Heading4"/>
-        <w:rPr>
-          <w:lang w:val="vi-VN"/>
-        </w:rPr>
-      </w:pPr>
-      <w:r>
-        <w:rPr>
-          <w:i w:val="0"/>
+        <w:ind w:firstLine="720"/>
+        <w:rPr>
+          <w:lang w:val="vi-VN"/>
+        </w:rPr>
+      </w:pPr>
+      <w:r>
+        <w:rPr>
           <w:iCs w:val="0"/>
         </w:rPr>
+        <w:lastRenderedPageBreak/>
         <w:t>3.6.</w:t>
       </w:r>
       <w:r>
         <w:rPr>
-          <w:i w:val="0"/>
           <w:iCs w:val="0"/>
         </w:rPr>
         <w:t>2</w:t>
       </w:r>
       <w:r>
         <w:rPr>
-          <w:i w:val="0"/>
           <w:iCs w:val="0"/>
           <w:lang w:val="vi-VN"/>
         </w:rPr>
@@ -7345,14 +7324,12 @@
       </w:r>
       <w:r>
         <w:rPr>
-          <w:i w:val="0"/>
           <w:iCs w:val="0"/>
         </w:rPr>
         <w:t xml:space="preserve"> Phân</w:t>
       </w:r>
       <w:r>
         <w:rPr>
-          <w:i w:val="0"/>
           <w:iCs w:val="0"/>
           <w:lang w:val="vi-VN"/>
         </w:rPr>
@@ -7360,7 +7337,6 @@
       </w:r>
       <w:r>
         <w:rPr>
-          <w:i w:val="0"/>
           <w:iCs w:val="0"/>
           <w:lang w:val="vi-VN"/>
         </w:rPr>
@@ -7368,7 +7344,6 @@
       </w:r>
       <w:r>
         <w:rPr>
-          <w:i w:val="0"/>
           <w:iCs w:val="0"/>
           <w:lang w:val="vi-VN"/>
         </w:rPr>
@@ -7383,6 +7358,7 @@
     </w:p>
     <w:p>
       <w:pPr>
+        <w:ind w:firstLine="720"/>
         <w:rPr>
           <w:lang w:val="vi-VN"/>
         </w:rPr>
@@ -7430,21 +7406,21 @@
     </w:p>
     <w:p>
       <w:pPr>
-        <w:rPr>
-          <w:rFonts w:ascii="Times New Roman" w:hAnsi="Times New Roman" w:cs="Times New Roman"/>
-          <w:sz w:val="24"/>
-          <w:szCs w:val="24"/>
-          <w:lang w:val="vi-VN"/>
-        </w:rPr>
-      </w:pPr>
-      <w:r>
-        <w:rPr>
-          <w:rFonts w:ascii="Times New Roman" w:hAnsi="Times New Roman" w:cs="Times New Roman"/>
-          <w:sz w:val="24"/>
-          <w:szCs w:val="24"/>
-          <w:lang w:val="vi-VN"/>
-        </w:rPr>
-        <w:lastRenderedPageBreak/>
+        <w:ind w:left="720"/>
+        <w:rPr>
+          <w:rFonts w:ascii="Times New Roman" w:hAnsi="Times New Roman" w:cs="Times New Roman"/>
+          <w:sz w:val="24"/>
+          <w:szCs w:val="24"/>
+          <w:lang w:val="vi-VN"/>
+        </w:rPr>
+      </w:pPr>
+      <w:r>
+        <w:rPr>
+          <w:rFonts w:ascii="Times New Roman" w:hAnsi="Times New Roman" w:cs="Times New Roman"/>
+          <w:sz w:val="24"/>
+          <w:szCs w:val="24"/>
+          <w:lang w:val="vi-VN"/>
+        </w:rPr>
         <w:t xml:space="preserve">Nhận xét : </w:t>
       </w:r>
       <w:r>
@@ -7459,29 +7435,27 @@
     <w:p>
       <w:pPr>
         <w:pStyle w:val="Heading4"/>
-        <w:rPr>
-          <w:i w:val="0"/>
+        <w:ind w:firstLine="720"/>
+        <w:rPr>
+          <w:i/>
           <w:iCs w:val="0"/>
           <w:lang w:val="vi-VN"/>
         </w:rPr>
       </w:pPr>
       <w:r>
         <w:rPr>
-          <w:i w:val="0"/>
           <w:iCs w:val="0"/>
         </w:rPr>
         <w:t>3.6.</w:t>
       </w:r>
       <w:r>
         <w:rPr>
-          <w:i w:val="0"/>
           <w:iCs w:val="0"/>
         </w:rPr>
         <w:t>2</w:t>
       </w:r>
       <w:r>
         <w:rPr>
-          <w:i w:val="0"/>
           <w:iCs w:val="0"/>
           <w:lang w:val="vi-VN"/>
         </w:rPr>
@@ -7489,14 +7463,12 @@
       </w:r>
       <w:r>
         <w:rPr>
-          <w:i w:val="0"/>
           <w:iCs w:val="0"/>
         </w:rPr>
         <w:t xml:space="preserve"> Phân</w:t>
       </w:r>
       <w:r>
         <w:rPr>
-          <w:i w:val="0"/>
           <w:iCs w:val="0"/>
           <w:lang w:val="vi-VN"/>
         </w:rPr>
@@ -7504,7 +7476,6 @@
       </w:r>
       <w:r>
         <w:rPr>
-          <w:i w:val="0"/>
           <w:iCs w:val="0"/>
           <w:lang w:val="vi-VN"/>
         </w:rPr>
@@ -7512,7 +7483,6 @@
       </w:r>
       <w:r>
         <w:rPr>
-          <w:i w:val="0"/>
           <w:iCs w:val="0"/>
           <w:lang w:val="vi-VN"/>
         </w:rPr>
@@ -7520,7 +7490,6 @@
       </w:r>
       <w:r>
         <w:rPr>
-          <w:i w:val="0"/>
           <w:iCs w:val="0"/>
           <w:lang w:val="vi-VN"/>
         </w:rPr>
@@ -7528,7 +7497,6 @@
       </w:r>
       <w:r>
         <w:rPr>
-          <w:i w:val="0"/>
           <w:iCs w:val="0"/>
           <w:lang w:val="vi-VN"/>
         </w:rPr>
@@ -7536,7 +7504,6 @@
       </w:r>
       <w:r>
         <w:rPr>
-          <w:i w:val="0"/>
           <w:iCs w:val="0"/>
           <w:lang w:val="vi-VN"/>
         </w:rPr>
@@ -7544,7 +7511,6 @@
       </w:r>
       <w:r>
         <w:rPr>
-          <w:i w:val="0"/>
           <w:iCs w:val="0"/>
           <w:lang w:val="vi-VN"/>
         </w:rPr>
@@ -7553,6 +7519,7 @@
     </w:p>
     <w:p>
       <w:pPr>
+        <w:ind w:firstLine="720"/>
         <w:rPr>
           <w:lang w:val="vi-VN"/>
         </w:rPr>
@@ -7600,19 +7567,21 @@
     </w:p>
     <w:p>
       <w:pPr>
-        <w:rPr>
-          <w:rFonts w:ascii="Times New Roman" w:hAnsi="Times New Roman" w:cs="Times New Roman"/>
-          <w:sz w:val="24"/>
-          <w:szCs w:val="24"/>
-        </w:rPr>
-      </w:pPr>
-      <w:r>
-        <w:rPr>
-          <w:rFonts w:ascii="Times New Roman" w:hAnsi="Times New Roman" w:cs="Times New Roman"/>
-          <w:sz w:val="24"/>
-          <w:szCs w:val="24"/>
-          <w:lang w:val="vi-VN"/>
-        </w:rPr>
+        <w:ind w:left="720"/>
+        <w:rPr>
+          <w:rFonts w:ascii="Times New Roman" w:hAnsi="Times New Roman" w:cs="Times New Roman"/>
+          <w:sz w:val="24"/>
+          <w:szCs w:val="24"/>
+        </w:rPr>
+      </w:pPr>
+      <w:r>
+        <w:rPr>
+          <w:rFonts w:ascii="Times New Roman" w:hAnsi="Times New Roman" w:cs="Times New Roman"/>
+          <w:sz w:val="24"/>
+          <w:szCs w:val="24"/>
+          <w:lang w:val="vi-VN"/>
+        </w:rPr>
+        <w:lastRenderedPageBreak/>
         <w:t>Chi phí vận chuyển trung bình phụ thuộc hoàn toàn vào hình thức giao hàng. Giao trong ngày có chi phí cao nhất (dao động từ $41 đến $95 tùy độ ưu tiên), theo sau là First Class, Second Class, và thấp nhất là giao tiêu chuẩn (Standard Class). Và biến số ngày trễ trung bình phản ánh đúng bản chất của từng gói dịch vụ: Same Day có độ trễ bằng 0, First Class trễ ~2 ngày, Second Class trễ ~3 ngày, và Standard Class trễ từ 4–5 ngày.</w:t>
       </w:r>
     </w:p>
@@ -7620,6 +7589,7 @@
       <w:pPr>
         <w:pStyle w:val="Heading1"/>
         <w:spacing w:line="360" w:lineRule="auto"/>
+        <w:ind w:left="720"/>
         <w:rPr>
           <w:sz w:val="32"/>
           <w:szCs w:val="32"/>
@@ -8061,6 +8031,119 @@
     </w:lvl>
   </w:abstractNum>
   <w:abstractNum w:abstractNumId="3" w15:restartNumberingAfterBreak="0">
+    <w:nsid w:val="1BD26E23"/>
+    <w:multiLevelType w:val="multilevel"/>
+    <w:tmpl w:val="03B82166"/>
+    <w:lvl w:ilvl="0">
+      <w:start w:val="2"/>
+      <w:numFmt w:val="decimal"/>
+      <w:lvlText w:val="%1"/>
+      <w:lvlJc w:val="left"/>
+      <w:pPr>
+        <w:ind w:left="576" w:hanging="576"/>
+      </w:pPr>
+      <w:rPr>
+        <w:rFonts w:hint="default"/>
+      </w:rPr>
+    </w:lvl>
+    <w:lvl w:ilvl="1">
+      <w:start w:val="1"/>
+      <w:numFmt w:val="decimal"/>
+      <w:lvlText w:val="%1.%2"/>
+      <w:lvlJc w:val="left"/>
+      <w:pPr>
+        <w:ind w:left="576" w:hanging="576"/>
+      </w:pPr>
+      <w:rPr>
+        <w:rFonts w:hint="default"/>
+      </w:rPr>
+    </w:lvl>
+    <w:lvl w:ilvl="2">
+      <w:start w:val="1"/>
+      <w:numFmt w:val="decimal"/>
+      <w:lvlText w:val="%1.%2.%3"/>
+      <w:lvlJc w:val="left"/>
+      <w:pPr>
+        <w:ind w:left="720" w:hanging="720"/>
+      </w:pPr>
+      <w:rPr>
+        <w:rFonts w:hint="default"/>
+      </w:rPr>
+    </w:lvl>
+    <w:lvl w:ilvl="3">
+      <w:start w:val="1"/>
+      <w:numFmt w:val="decimal"/>
+      <w:lvlText w:val="%1.%2.%3.%4"/>
+      <w:lvlJc w:val="left"/>
+      <w:pPr>
+        <w:ind w:left="1080" w:hanging="1080"/>
+      </w:pPr>
+      <w:rPr>
+        <w:rFonts w:hint="default"/>
+      </w:rPr>
+    </w:lvl>
+    <w:lvl w:ilvl="4">
+      <w:start w:val="1"/>
+      <w:numFmt w:val="decimal"/>
+      <w:lvlText w:val="%1.%2.%3.%4.%5"/>
+      <w:lvlJc w:val="left"/>
+      <w:pPr>
+        <w:ind w:left="1080" w:hanging="1080"/>
+      </w:pPr>
+      <w:rPr>
+        <w:rFonts w:hint="default"/>
+      </w:rPr>
+    </w:lvl>
+    <w:lvl w:ilvl="5">
+      <w:start w:val="1"/>
+      <w:numFmt w:val="decimal"/>
+      <w:lvlText w:val="%1.%2.%3.%4.%5.%6"/>
+      <w:lvlJc w:val="left"/>
+      <w:pPr>
+        <w:ind w:left="1440" w:hanging="1440"/>
+      </w:pPr>
+      <w:rPr>
+        <w:rFonts w:hint="default"/>
+      </w:rPr>
+    </w:lvl>
+    <w:lvl w:ilvl="6">
+      <w:start w:val="1"/>
+      <w:numFmt w:val="decimal"/>
+      <w:lvlText w:val="%1.%2.%3.%4.%5.%6.%7"/>
+      <w:lvlJc w:val="left"/>
+      <w:pPr>
+        <w:ind w:left="1440" w:hanging="1440"/>
+      </w:pPr>
+      <w:rPr>
+        <w:rFonts w:hint="default"/>
+      </w:rPr>
+    </w:lvl>
+    <w:lvl w:ilvl="7">
+      <w:start w:val="1"/>
+      <w:numFmt w:val="decimal"/>
+      <w:lvlText w:val="%1.%2.%3.%4.%5.%6.%7.%8"/>
+      <w:lvlJc w:val="left"/>
+      <w:pPr>
+        <w:ind w:left="1800" w:hanging="1800"/>
+      </w:pPr>
+      <w:rPr>
+        <w:rFonts w:hint="default"/>
+      </w:rPr>
+    </w:lvl>
+    <w:lvl w:ilvl="8">
+      <w:start w:val="1"/>
+      <w:numFmt w:val="decimal"/>
+      <w:lvlText w:val="%1.%2.%3.%4.%5.%6.%7.%8.%9"/>
+      <w:lvlJc w:val="left"/>
+      <w:pPr>
+        <w:ind w:left="2160" w:hanging="2160"/>
+      </w:pPr>
+      <w:rPr>
+        <w:rFonts w:hint="default"/>
+      </w:rPr>
+    </w:lvl>
+  </w:abstractNum>
+  <w:abstractNum w:abstractNumId="4" w15:restartNumberingAfterBreak="0">
     <w:nsid w:val="1C923BBD"/>
     <w:multiLevelType w:val="multilevel"/>
     <w:tmpl w:val="98021794"/>
@@ -8211,7 +8294,7 @@
       </w:rPr>
     </w:lvl>
   </w:abstractNum>
-  <w:abstractNum w:abstractNumId="4" w15:restartNumberingAfterBreak="0">
+  <w:abstractNum w:abstractNumId="5" w15:restartNumberingAfterBreak="0">
     <w:nsid w:val="23FC3AF6"/>
     <w:multiLevelType w:val="multilevel"/>
     <w:tmpl w:val="C5C4A9C0"/>
@@ -8360,7 +8443,120 @@
       </w:rPr>
     </w:lvl>
   </w:abstractNum>
-  <w:abstractNum w:abstractNumId="5" w15:restartNumberingAfterBreak="0">
+  <w:abstractNum w:abstractNumId="6" w15:restartNumberingAfterBreak="0">
+    <w:nsid w:val="29863524"/>
+    <w:multiLevelType w:val="multilevel"/>
+    <w:tmpl w:val="E8EEB618"/>
+    <w:lvl w:ilvl="0">
+      <w:start w:val="2"/>
+      <w:numFmt w:val="decimal"/>
+      <w:lvlText w:val="%1"/>
+      <w:lvlJc w:val="left"/>
+      <w:pPr>
+        <w:ind w:left="576" w:hanging="576"/>
+      </w:pPr>
+      <w:rPr>
+        <w:rFonts w:hint="default"/>
+      </w:rPr>
+    </w:lvl>
+    <w:lvl w:ilvl="1">
+      <w:start w:val="1"/>
+      <w:numFmt w:val="decimal"/>
+      <w:lvlText w:val="%1.%2"/>
+      <w:lvlJc w:val="left"/>
+      <w:pPr>
+        <w:ind w:left="756" w:hanging="576"/>
+      </w:pPr>
+      <w:rPr>
+        <w:rFonts w:hint="default"/>
+      </w:rPr>
+    </w:lvl>
+    <w:lvl w:ilvl="2">
+      <w:start w:val="2"/>
+      <w:numFmt w:val="decimal"/>
+      <w:lvlText w:val="%1.%2.%3"/>
+      <w:lvlJc w:val="left"/>
+      <w:pPr>
+        <w:ind w:left="1080" w:hanging="720"/>
+      </w:pPr>
+      <w:rPr>
+        <w:rFonts w:hint="default"/>
+      </w:rPr>
+    </w:lvl>
+    <w:lvl w:ilvl="3">
+      <w:start w:val="1"/>
+      <w:numFmt w:val="decimal"/>
+      <w:lvlText w:val="%1.%2.%3.%4"/>
+      <w:lvlJc w:val="left"/>
+      <w:pPr>
+        <w:ind w:left="1620" w:hanging="1080"/>
+      </w:pPr>
+      <w:rPr>
+        <w:rFonts w:hint="default"/>
+      </w:rPr>
+    </w:lvl>
+    <w:lvl w:ilvl="4">
+      <w:start w:val="1"/>
+      <w:numFmt w:val="decimal"/>
+      <w:lvlText w:val="%1.%2.%3.%4.%5"/>
+      <w:lvlJc w:val="left"/>
+      <w:pPr>
+        <w:ind w:left="1800" w:hanging="1080"/>
+      </w:pPr>
+      <w:rPr>
+        <w:rFonts w:hint="default"/>
+      </w:rPr>
+    </w:lvl>
+    <w:lvl w:ilvl="5">
+      <w:start w:val="1"/>
+      <w:numFmt w:val="decimal"/>
+      <w:lvlText w:val="%1.%2.%3.%4.%5.%6"/>
+      <w:lvlJc w:val="left"/>
+      <w:pPr>
+        <w:ind w:left="2340" w:hanging="1440"/>
+      </w:pPr>
+      <w:rPr>
+        <w:rFonts w:hint="default"/>
+      </w:rPr>
+    </w:lvl>
+    <w:lvl w:ilvl="6">
+      <w:start w:val="1"/>
+      <w:numFmt w:val="decimal"/>
+      <w:lvlText w:val="%1.%2.%3.%4.%5.%6.%7"/>
+      <w:lvlJc w:val="left"/>
+      <w:pPr>
+        <w:ind w:left="2520" w:hanging="1440"/>
+      </w:pPr>
+      <w:rPr>
+        <w:rFonts w:hint="default"/>
+      </w:rPr>
+    </w:lvl>
+    <w:lvl w:ilvl="7">
+      <w:start w:val="1"/>
+      <w:numFmt w:val="decimal"/>
+      <w:lvlText w:val="%1.%2.%3.%4.%5.%6.%7.%8"/>
+      <w:lvlJc w:val="left"/>
+      <w:pPr>
+        <w:ind w:left="3060" w:hanging="1800"/>
+      </w:pPr>
+      <w:rPr>
+        <w:rFonts w:hint="default"/>
+      </w:rPr>
+    </w:lvl>
+    <w:lvl w:ilvl="8">
+      <w:start w:val="1"/>
+      <w:numFmt w:val="decimal"/>
+      <w:lvlText w:val="%1.%2.%3.%4.%5.%6.%7.%8.%9"/>
+      <w:lvlJc w:val="left"/>
+      <w:pPr>
+        <w:ind w:left="3600" w:hanging="2160"/>
+      </w:pPr>
+      <w:rPr>
+        <w:rFonts w:hint="default"/>
+      </w:rPr>
+    </w:lvl>
+  </w:abstractNum>
+  <w:abstractNum w:abstractNumId="7" w15:restartNumberingAfterBreak="0">
     <w:nsid w:val="2D380231"/>
     <w:multiLevelType w:val="hybridMultilevel"/>
     <w:tmpl w:val="2BC223F8"/>
@@ -8449,7 +8645,7 @@
       </w:pPr>
     </w:lvl>
   </w:abstractNum>
-  <w:abstractNum w:abstractNumId="6" w15:restartNumberingAfterBreak="0">
+  <w:abstractNum w:abstractNumId="8" w15:restartNumberingAfterBreak="0">
     <w:nsid w:val="37462DF1"/>
     <w:multiLevelType w:val="hybridMultilevel"/>
     <w:tmpl w:val="ACAA9E4E"/>
@@ -8564,7 +8760,120 @@
       </w:rPr>
     </w:lvl>
   </w:abstractNum>
-  <w:abstractNum w:abstractNumId="7" w15:restartNumberingAfterBreak="0">
+  <w:abstractNum w:abstractNumId="9" w15:restartNumberingAfterBreak="0">
+    <w:nsid w:val="37E92F9C"/>
+    <w:multiLevelType w:val="multilevel"/>
+    <w:tmpl w:val="60B0AB10"/>
+    <w:lvl w:ilvl="0">
+      <w:start w:val="2"/>
+      <w:numFmt w:val="decimal"/>
+      <w:lvlText w:val="%1"/>
+      <w:lvlJc w:val="left"/>
+      <w:pPr>
+        <w:ind w:left="576" w:hanging="576"/>
+      </w:pPr>
+      <w:rPr>
+        <w:rFonts w:hint="default"/>
+      </w:rPr>
+    </w:lvl>
+    <w:lvl w:ilvl="1">
+      <w:start w:val="1"/>
+      <w:numFmt w:val="decimal"/>
+      <w:lvlText w:val="%1.%2"/>
+      <w:lvlJc w:val="left"/>
+      <w:pPr>
+        <w:ind w:left="756" w:hanging="576"/>
+      </w:pPr>
+      <w:rPr>
+        <w:rFonts w:hint="default"/>
+      </w:rPr>
+    </w:lvl>
+    <w:lvl w:ilvl="2">
+      <w:start w:val="5"/>
+      <w:numFmt w:val="decimal"/>
+      <w:lvlText w:val="%1.%2.%3"/>
+      <w:lvlJc w:val="left"/>
+      <w:pPr>
+        <w:ind w:left="1080" w:hanging="720"/>
+      </w:pPr>
+      <w:rPr>
+        <w:rFonts w:hint="default"/>
+      </w:rPr>
+    </w:lvl>
+    <w:lvl w:ilvl="3">
+      <w:start w:val="1"/>
+      <w:numFmt w:val="decimal"/>
+      <w:lvlText w:val="%1.%2.%3.%4"/>
+      <w:lvlJc w:val="left"/>
+      <w:pPr>
+        <w:ind w:left="1620" w:hanging="1080"/>
+      </w:pPr>
+      <w:rPr>
+        <w:rFonts w:hint="default"/>
+      </w:rPr>
+    </w:lvl>
+    <w:lvl w:ilvl="4">
+      <w:start w:val="1"/>
+      <w:numFmt w:val="decimal"/>
+      <w:lvlText w:val="%1.%2.%3.%4.%5"/>
+      <w:lvlJc w:val="left"/>
+      <w:pPr>
+        <w:ind w:left="1800" w:hanging="1080"/>
+      </w:pPr>
+      <w:rPr>
+        <w:rFonts w:hint="default"/>
+      </w:rPr>
+    </w:lvl>
+    <w:lvl w:ilvl="5">
+      <w:start w:val="1"/>
+      <w:numFmt w:val="decimal"/>
+      <w:lvlText w:val="%1.%2.%3.%4.%5.%6"/>
+      <w:lvlJc w:val="left"/>
+      <w:pPr>
+        <w:ind w:left="2340" w:hanging="1440"/>
+      </w:pPr>
+      <w:rPr>
+        <w:rFonts w:hint="default"/>
+      </w:rPr>
+    </w:lvl>
+    <w:lvl w:ilvl="6">
+      <w:start w:val="1"/>
+      <w:numFmt w:val="decimal"/>
+      <w:lvlText w:val="%1.%2.%3.%4.%5.%6.%7"/>
+      <w:lvlJc w:val="left"/>
+      <w:pPr>
+        <w:ind w:left="2520" w:hanging="1440"/>
+      </w:pPr>
+      <w:rPr>
+        <w:rFonts w:hint="default"/>
+      </w:rPr>
+    </w:lvl>
+    <w:lvl w:ilvl="7">
+      <w:start w:val="1"/>
+      <w:numFmt w:val="decimal"/>
+      <w:lvlText w:val="%1.%2.%3.%4.%5.%6.%7.%8"/>
+      <w:lvlJc w:val="left"/>
+      <w:pPr>
+        <w:ind w:left="3060" w:hanging="1800"/>
+      </w:pPr>
+      <w:rPr>
+        <w:rFonts w:hint="default"/>
+      </w:rPr>
+    </w:lvl>
+    <w:lvl w:ilvl="8">
+      <w:start w:val="1"/>
+      <w:numFmt w:val="decimal"/>
+      <w:lvlText w:val="%1.%2.%3.%4.%5.%6.%7.%8.%9"/>
+      <w:lvlJc w:val="left"/>
+      <w:pPr>
+        <w:ind w:left="3600" w:hanging="2160"/>
+      </w:pPr>
+      <w:rPr>
+        <w:rFonts w:hint="default"/>
+      </w:rPr>
+    </w:lvl>
+  </w:abstractNum>
+  <w:abstractNum w:abstractNumId="10" w15:restartNumberingAfterBreak="0">
     <w:nsid w:val="38BF2779"/>
     <w:multiLevelType w:val="multilevel"/>
     <w:tmpl w:val="ABFC9622"/>
@@ -8715,7 +9024,7 @@
       </w:rPr>
     </w:lvl>
   </w:abstractNum>
-  <w:abstractNum w:abstractNumId="8" w15:restartNumberingAfterBreak="0">
+  <w:abstractNum w:abstractNumId="11" w15:restartNumberingAfterBreak="0">
     <w:nsid w:val="529736CC"/>
     <w:multiLevelType w:val="multilevel"/>
     <w:tmpl w:val="BAE80E96"/>
@@ -8828,7 +9137,7 @@
       </w:rPr>
     </w:lvl>
   </w:abstractNum>
-  <w:abstractNum w:abstractNumId="9" w15:restartNumberingAfterBreak="0">
+  <w:abstractNum w:abstractNumId="12" w15:restartNumberingAfterBreak="0">
     <w:nsid w:val="56C2176C"/>
     <w:multiLevelType w:val="hybridMultilevel"/>
     <w:tmpl w:val="76C01236"/>
@@ -8943,7 +9252,7 @@
       </w:rPr>
     </w:lvl>
   </w:abstractNum>
-  <w:abstractNum w:abstractNumId="10" w15:restartNumberingAfterBreak="0">
+  <w:abstractNum w:abstractNumId="13" w15:restartNumberingAfterBreak="0">
     <w:nsid w:val="5B5F17F1"/>
     <w:multiLevelType w:val="multilevel"/>
     <w:tmpl w:val="53FEA10A"/>
@@ -9056,7 +9365,7 @@
       </w:pPr>
     </w:lvl>
   </w:abstractNum>
-  <w:abstractNum w:abstractNumId="11" w15:restartNumberingAfterBreak="0">
+  <w:abstractNum w:abstractNumId="14" w15:restartNumberingAfterBreak="0">
     <w:nsid w:val="6AC13D9D"/>
     <w:multiLevelType w:val="hybridMultilevel"/>
     <w:tmpl w:val="DCF6825C"/>
@@ -9171,7 +9480,7 @@
       </w:rPr>
     </w:lvl>
   </w:abstractNum>
-  <w:abstractNum w:abstractNumId="12" w15:restartNumberingAfterBreak="0">
+  <w:abstractNum w:abstractNumId="15" w15:restartNumberingAfterBreak="0">
     <w:nsid w:val="71BE6108"/>
     <w:multiLevelType w:val="multilevel"/>
     <w:tmpl w:val="9D5440D8"/>
@@ -9320,7 +9629,7 @@
       </w:rPr>
     </w:lvl>
   </w:abstractNum>
-  <w:abstractNum w:abstractNumId="13" w15:restartNumberingAfterBreak="0">
+  <w:abstractNum w:abstractNumId="16" w15:restartNumberingAfterBreak="0">
     <w:nsid w:val="7CF811A5"/>
     <w:multiLevelType w:val="hybridMultilevel"/>
     <w:tmpl w:val="D21E5BCA"/>
@@ -9433,7 +9742,7 @@
       </w:rPr>
     </w:lvl>
   </w:abstractNum>
-  <w:abstractNum w:abstractNumId="14" w15:restartNumberingAfterBreak="0">
+  <w:abstractNum w:abstractNumId="17" w15:restartNumberingAfterBreak="0">
     <w:nsid w:val="7E985D6B"/>
     <w:multiLevelType w:val="hybridMultilevel"/>
     <w:tmpl w:val="4AA046AE"/>
@@ -9546,53 +9855,178 @@
       </w:rPr>
     </w:lvl>
   </w:abstractNum>
+  <w:abstractNum w:abstractNumId="18" w15:restartNumberingAfterBreak="0">
+    <w:nsid w:val="7EAC6A5C"/>
+    <w:multiLevelType w:val="multilevel"/>
+    <w:tmpl w:val="53045616"/>
+    <w:lvl w:ilvl="0">
+      <w:start w:val="2"/>
+      <w:numFmt w:val="decimal"/>
+      <w:lvlText w:val="%1"/>
+      <w:lvlJc w:val="left"/>
+      <w:pPr>
+        <w:ind w:left="576" w:hanging="576"/>
+      </w:pPr>
+      <w:rPr>
+        <w:rFonts w:hint="default"/>
+      </w:rPr>
+    </w:lvl>
+    <w:lvl w:ilvl="1">
+      <w:start w:val="2"/>
+      <w:numFmt w:val="decimal"/>
+      <w:lvlText w:val="%1.%2"/>
+      <w:lvlJc w:val="left"/>
+      <w:pPr>
+        <w:ind w:left="756" w:hanging="576"/>
+      </w:pPr>
+      <w:rPr>
+        <w:rFonts w:hint="default"/>
+      </w:rPr>
+    </w:lvl>
+    <w:lvl w:ilvl="2">
+      <w:start w:val="2"/>
+      <w:numFmt w:val="decimal"/>
+      <w:lvlText w:val="%1.%2.%3"/>
+      <w:lvlJc w:val="left"/>
+      <w:pPr>
+        <w:ind w:left="1080" w:hanging="720"/>
+      </w:pPr>
+      <w:rPr>
+        <w:rFonts w:hint="default"/>
+      </w:rPr>
+    </w:lvl>
+    <w:lvl w:ilvl="3">
+      <w:start w:val="1"/>
+      <w:numFmt w:val="decimal"/>
+      <w:lvlText w:val="%1.%2.%3.%4"/>
+      <w:lvlJc w:val="left"/>
+      <w:pPr>
+        <w:ind w:left="1620" w:hanging="1080"/>
+      </w:pPr>
+      <w:rPr>
+        <w:rFonts w:hint="default"/>
+      </w:rPr>
+    </w:lvl>
+    <w:lvl w:ilvl="4">
+      <w:start w:val="1"/>
+      <w:numFmt w:val="decimal"/>
+      <w:lvlText w:val="%1.%2.%3.%4.%5"/>
+      <w:lvlJc w:val="left"/>
+      <w:pPr>
+        <w:ind w:left="1800" w:hanging="1080"/>
+      </w:pPr>
+      <w:rPr>
+        <w:rFonts w:hint="default"/>
+      </w:rPr>
+    </w:lvl>
+    <w:lvl w:ilvl="5">
+      <w:start w:val="1"/>
+      <w:numFmt w:val="decimal"/>
+      <w:lvlText w:val="%1.%2.%3.%4.%5.%6"/>
+      <w:lvlJc w:val="left"/>
+      <w:pPr>
+        <w:ind w:left="2340" w:hanging="1440"/>
+      </w:pPr>
+      <w:rPr>
+        <w:rFonts w:hint="default"/>
+      </w:rPr>
+    </w:lvl>
+    <w:lvl w:ilvl="6">
+      <w:start w:val="1"/>
+      <w:numFmt w:val="decimal"/>
+      <w:lvlText w:val="%1.%2.%3.%4.%5.%6.%7"/>
+      <w:lvlJc w:val="left"/>
+      <w:pPr>
+        <w:ind w:left="2520" w:hanging="1440"/>
+      </w:pPr>
+      <w:rPr>
+        <w:rFonts w:hint="default"/>
+      </w:rPr>
+    </w:lvl>
+    <w:lvl w:ilvl="7">
+      <w:start w:val="1"/>
+      <w:numFmt w:val="decimal"/>
+      <w:lvlText w:val="%1.%2.%3.%4.%5.%6.%7.%8"/>
+      <w:lvlJc w:val="left"/>
+      <w:pPr>
+        <w:ind w:left="3060" w:hanging="1800"/>
+      </w:pPr>
+      <w:rPr>
+        <w:rFonts w:hint="default"/>
+      </w:rPr>
+    </w:lvl>
+    <w:lvl w:ilvl="8">
+      <w:start w:val="1"/>
+      <w:numFmt w:val="decimal"/>
+      <w:lvlText w:val="%1.%2.%3.%4.%5.%6.%7.%8.%9"/>
+      <w:lvlJc w:val="left"/>
+      <w:pPr>
+        <w:ind w:left="3600" w:hanging="2160"/>
+      </w:pPr>
+      <w:rPr>
+        <w:rFonts w:hint="default"/>
+      </w:rPr>
+    </w:lvl>
+  </w:abstractNum>
   <w:num w:numId="1" w16cid:durableId="175922415">
+    <w:abstractNumId w:val="7"/>
+  </w:num>
+  <w:num w:numId="2" w16cid:durableId="1726442119">
+    <w:abstractNumId w:val="16"/>
+  </w:num>
+  <w:num w:numId="3" w16cid:durableId="461657596">
+    <w:abstractNumId w:val="17"/>
+  </w:num>
+  <w:num w:numId="4" w16cid:durableId="531646460">
     <w:abstractNumId w:val="5"/>
   </w:num>
-  <w:num w:numId="2" w16cid:durableId="1726442119">
-    <w:abstractNumId w:val="13"/>
-  </w:num>
-  <w:num w:numId="3" w16cid:durableId="461657596">
-    <w:abstractNumId w:val="14"/>
-  </w:num>
-  <w:num w:numId="4" w16cid:durableId="531646460">
-    <w:abstractNumId w:val="4"/>
-  </w:num>
   <w:num w:numId="5" w16cid:durableId="932133179">
-    <w:abstractNumId w:val="6"/>
+    <w:abstractNumId w:val="8"/>
   </w:num>
   <w:num w:numId="6" w16cid:durableId="45841172">
     <w:abstractNumId w:val="2"/>
   </w:num>
   <w:num w:numId="7" w16cid:durableId="1264386997">
-    <w:abstractNumId w:val="9"/>
+    <w:abstractNumId w:val="12"/>
   </w:num>
   <w:num w:numId="8" w16cid:durableId="64226689">
-    <w:abstractNumId w:val="7"/>
+    <w:abstractNumId w:val="10"/>
   </w:num>
   <w:num w:numId="9" w16cid:durableId="1044908837">
-    <w:abstractNumId w:val="12"/>
+    <w:abstractNumId w:val="15"/>
   </w:num>
   <w:num w:numId="10" w16cid:durableId="792408488">
     <w:abstractNumId w:val="1"/>
   </w:num>
   <w:num w:numId="11" w16cid:durableId="144441432">
-    <w:abstractNumId w:val="8"/>
+    <w:abstractNumId w:val="11"/>
   </w:num>
   <w:num w:numId="12" w16cid:durableId="952907690">
-    <w:abstractNumId w:val="10"/>
+    <w:abstractNumId w:val="13"/>
   </w:num>
   <w:num w:numId="13" w16cid:durableId="955022580">
     <w:abstractNumId w:val="0"/>
   </w:num>
   <w:num w:numId="14" w16cid:durableId="362825111">
-    <w:abstractNumId w:val="11"/>
+    <w:abstractNumId w:val="14"/>
   </w:num>
   <w:num w:numId="15" w16cid:durableId="291600163">
+    <w:abstractNumId w:val="4"/>
+  </w:num>
+  <w:num w:numId="16" w16cid:durableId="923614134">
+    <w:abstractNumId w:val="4"/>
+  </w:num>
+  <w:num w:numId="17" w16cid:durableId="1428958800">
     <w:abstractNumId w:val="3"/>
   </w:num>
-  <w:num w:numId="16" w16cid:durableId="923614134">
-    <w:abstractNumId w:val="3"/>
+  <w:num w:numId="18" w16cid:durableId="900016542">
+    <w:abstractNumId w:val="6"/>
+  </w:num>
+  <w:num w:numId="19" w16cid:durableId="82262952">
+    <w:abstractNumId w:val="9"/>
+  </w:num>
+  <w:num w:numId="20" w16cid:durableId="1874003613">
+    <w:abstractNumId w:val="18"/>
   </w:num>
   <w:numIdMacAtCleanup w:val="15"/>
 </w:numbering>
@@ -10033,7 +10467,7 @@
     <w:uiPriority w:val="9"/>
     <w:unhideWhenUsed/>
     <w:qFormat/>
-    <w:rsid w:val="00CD36FE"/>
+    <w:rsid w:val="007254DD"/>
     <w:pPr>
       <w:keepNext/>
       <w:keepLines/>
@@ -10044,7 +10478,7 @@
       <w:rFonts w:ascii="Times New Roman" w:eastAsiaTheme="majorEastAsia" w:hAnsi="Times New Roman" w:cstheme="majorBidi"/>
       <w:b/>
       <w:color w:val="365F91" w:themeColor="accent1" w:themeShade="BF"/>
-      <w:sz w:val="32"/>
+      <w:sz w:val="36"/>
       <w:szCs w:val="32"/>
     </w:rPr>
   </w:style>
@@ -10056,7 +10490,7 @@
     <w:uiPriority w:val="9"/>
     <w:unhideWhenUsed/>
     <w:qFormat/>
-    <w:rsid w:val="00854227"/>
+    <w:rsid w:val="007254DD"/>
     <w:pPr>
       <w:keepNext/>
       <w:keepLines/>
@@ -10064,9 +10498,9 @@
       <w:outlineLvl w:val="2"/>
     </w:pPr>
     <w:rPr>
-      <w:rFonts w:eastAsiaTheme="majorEastAsia" w:cstheme="majorBidi"/>
+      <w:rFonts w:ascii="Times New Roman" w:eastAsiaTheme="majorEastAsia" w:hAnsi="Times New Roman" w:cstheme="majorBidi"/>
       <w:color w:val="365F91" w:themeColor="accent1" w:themeShade="BF"/>
-      <w:sz w:val="28"/>
+      <w:sz w:val="32"/>
       <w:szCs w:val="28"/>
     </w:rPr>
   </w:style>
@@ -10078,7 +10512,7 @@
     <w:uiPriority w:val="9"/>
     <w:unhideWhenUsed/>
     <w:qFormat/>
-    <w:rsid w:val="00854227"/>
+    <w:rsid w:val="007254DD"/>
     <w:pPr>
       <w:keepNext/>
       <w:keepLines/>
@@ -10086,10 +10520,10 @@
       <w:outlineLvl w:val="3"/>
     </w:pPr>
     <w:rPr>
-      <w:rFonts w:eastAsiaTheme="majorEastAsia" w:cstheme="majorBidi"/>
-      <w:i/>
+      <w:rFonts w:ascii="Times New Roman" w:eastAsiaTheme="majorEastAsia" w:hAnsi="Times New Roman" w:cstheme="majorBidi"/>
       <w:iCs/>
       <w:color w:val="365F91" w:themeColor="accent1" w:themeShade="BF"/>
+      <w:sz w:val="28"/>
     </w:rPr>
   </w:style>
   <w:style w:type="paragraph" w:styleId="Heading5">
@@ -10247,13 +10681,13 @@
     <w:basedOn w:val="DefaultParagraphFont"/>
     <w:link w:val="Heading2"/>
     <w:uiPriority w:val="9"/>
-    <w:rsid w:val="00CD36FE"/>
+    <w:rsid w:val="007254DD"/>
     <w:rPr>
       <w:rFonts w:ascii="Times New Roman" w:eastAsiaTheme="majorEastAsia" w:hAnsi="Times New Roman" w:cstheme="majorBidi"/>
       <w:b/>
       <w:noProof/>
       <w:color w:val="365F91" w:themeColor="accent1" w:themeShade="BF"/>
-      <w:sz w:val="32"/>
+      <w:sz w:val="36"/>
       <w:szCs w:val="32"/>
     </w:rPr>
   </w:style>
@@ -10262,11 +10696,12 @@
     <w:basedOn w:val="DefaultParagraphFont"/>
     <w:link w:val="Heading3"/>
     <w:uiPriority w:val="9"/>
-    <w:rsid w:val="00854227"/>
+    <w:rsid w:val="007254DD"/>
     <w:rPr>
-      <w:rFonts w:eastAsiaTheme="majorEastAsia" w:cstheme="majorBidi"/>
+      <w:rFonts w:ascii="Times New Roman" w:eastAsiaTheme="majorEastAsia" w:hAnsi="Times New Roman" w:cstheme="majorBidi"/>
+      <w:noProof/>
       <w:color w:val="365F91" w:themeColor="accent1" w:themeShade="BF"/>
-      <w:sz w:val="28"/>
+      <w:sz w:val="32"/>
       <w:szCs w:val="28"/>
     </w:rPr>
   </w:style>
@@ -10275,12 +10710,13 @@
     <w:basedOn w:val="DefaultParagraphFont"/>
     <w:link w:val="Heading4"/>
     <w:uiPriority w:val="9"/>
-    <w:rsid w:val="00854227"/>
+    <w:rsid w:val="007254DD"/>
     <w:rPr>
-      <w:rFonts w:eastAsiaTheme="majorEastAsia" w:cstheme="majorBidi"/>
-      <w:i/>
+      <w:rFonts w:ascii="Times New Roman" w:eastAsiaTheme="majorEastAsia" w:hAnsi="Times New Roman" w:cstheme="majorBidi"/>
       <w:iCs/>
+      <w:noProof/>
       <w:color w:val="365F91" w:themeColor="accent1" w:themeShade="BF"/>
+      <w:sz w:val="28"/>
     </w:rPr>
   </w:style>
   <w:style w:type="character" w:customStyle="1" w:styleId="Heading5Char">

--- a/File docs/Báo cáo dự án.docx
+++ b/File docs/Báo cáo dự án.docx
@@ -690,7 +690,7 @@
     <w:p>
       <w:pPr>
         <w:pStyle w:val="Heading1"/>
-        <w:ind w:firstLine="360"/>
+        <w:ind w:left="567"/>
       </w:pPr>
       <w:r>
         <w:lastRenderedPageBreak/>
@@ -700,7 +700,7 @@
     <w:p>
       <w:pPr>
         <w:pStyle w:val="Heading2"/>
-        <w:ind w:firstLine="360"/>
+        <w:ind w:left="567"/>
       </w:pPr>
       <w:r>
         <w:rPr>
@@ -715,7 +715,7 @@
     <w:p>
       <w:pPr>
         <w:pStyle w:val="Heading3"/>
-        <w:ind w:firstLine="360"/>
+        <w:ind w:left="567"/>
       </w:pPr>
       <w:r>
         <w:t>1.</w:t>
@@ -735,7 +735,7 @@
     </w:p>
     <w:p>
       <w:pPr>
-        <w:ind w:left="360"/>
+        <w:ind w:left="567"/>
         <w:rPr>
           <w:rFonts w:ascii="Times New Roman" w:hAnsi="Times New Roman" w:cs="Times New Roman"/>
           <w:sz w:val="24"/>
@@ -753,7 +753,7 @@
     </w:p>
     <w:p>
       <w:pPr>
-        <w:ind w:left="360"/>
+        <w:ind w:left="567"/>
         <w:rPr>
           <w:rFonts w:ascii="Times New Roman" w:hAnsi="Times New Roman" w:cs="Times New Roman"/>
           <w:sz w:val="24"/>
@@ -775,6 +775,7 @@
           <w:ilvl w:val="0"/>
           <w:numId w:val="9"/>
         </w:numPr>
+        <w:ind w:left="567" w:firstLine="0"/>
         <w:rPr>
           <w:rFonts w:ascii="Times New Roman" w:hAnsi="Times New Roman" w:cs="Times New Roman"/>
           <w:sz w:val="24"/>
@@ -805,6 +806,7 @@
           <w:ilvl w:val="0"/>
           <w:numId w:val="9"/>
         </w:numPr>
+        <w:ind w:left="567" w:firstLine="0"/>
         <w:rPr>
           <w:rFonts w:ascii="Times New Roman" w:hAnsi="Times New Roman" w:cs="Times New Roman"/>
           <w:sz w:val="24"/>
@@ -835,6 +837,7 @@
           <w:ilvl w:val="0"/>
           <w:numId w:val="9"/>
         </w:numPr>
+        <w:ind w:left="567" w:firstLine="0"/>
         <w:rPr>
           <w:rFonts w:ascii="Times New Roman" w:hAnsi="Times New Roman" w:cs="Times New Roman"/>
           <w:sz w:val="24"/>
@@ -865,6 +868,7 @@
           <w:ilvl w:val="0"/>
           <w:numId w:val="9"/>
         </w:numPr>
+        <w:ind w:left="567" w:firstLine="0"/>
         <w:rPr>
           <w:rFonts w:ascii="Times New Roman" w:hAnsi="Times New Roman" w:cs="Times New Roman"/>
           <w:sz w:val="24"/>
@@ -892,7 +896,7 @@
     <w:p>
       <w:pPr>
         <w:pStyle w:val="Heading3"/>
-        <w:ind w:firstLine="360"/>
+        <w:ind w:left="567"/>
         <w:rPr>
           <w:lang w:val="vi-VN"/>
         </w:rPr>
@@ -912,7 +916,7 @@
     </w:p>
     <w:p>
       <w:pPr>
-        <w:ind w:left="360"/>
+        <w:ind w:left="567"/>
         <w:rPr>
           <w:rFonts w:ascii="Times New Roman" w:hAnsi="Times New Roman" w:cs="Times New Roman"/>
           <w:sz w:val="24"/>
@@ -930,7 +934,7 @@
     </w:p>
     <w:p>
       <w:pPr>
-        <w:ind w:left="360"/>
+        <w:ind w:left="567"/>
         <w:rPr>
           <w:rFonts w:ascii="Times New Roman" w:hAnsi="Times New Roman" w:cs="Times New Roman"/>
           <w:sz w:val="24"/>
@@ -949,7 +953,7 @@
     </w:p>
     <w:p>
       <w:pPr>
-        <w:ind w:left="360"/>
+        <w:ind w:left="567"/>
         <w:rPr>
           <w:rFonts w:ascii="Times New Roman" w:hAnsi="Times New Roman" w:cs="Times New Roman"/>
           <w:sz w:val="24"/>
@@ -967,6 +971,7 @@
     </w:p>
     <w:p>
       <w:pPr>
+        <w:ind w:left="567"/>
         <w:rPr>
           <w:lang w:val="vi-VN"/>
         </w:rPr>
@@ -975,7 +980,7 @@
     <w:p>
       <w:pPr>
         <w:pStyle w:val="Heading2"/>
-        <w:ind w:firstLine="360"/>
+        <w:ind w:left="567"/>
       </w:pPr>
       <w:r>
         <w:t>1.2 THÔNG TIN VỀ DỮ LIỆU VÀ DỰ ÁN</w:t>
@@ -984,7 +989,7 @@
     <w:p>
       <w:pPr>
         <w:pStyle w:val="Heading3"/>
-        <w:ind w:firstLine="360"/>
+        <w:ind w:left="567"/>
         <w:rPr>
           <w:rFonts w:eastAsiaTheme="minorHAnsi"/>
         </w:rPr>
@@ -1004,7 +1009,7 @@
     </w:p>
     <w:p>
       <w:pPr>
-        <w:ind w:left="360"/>
+        <w:ind w:left="567"/>
         <w:rPr>
           <w:rFonts w:ascii="Times New Roman" w:hAnsi="Times New Roman" w:cs="Times New Roman"/>
           <w:sz w:val="24"/>
@@ -1022,7 +1027,7 @@
     </w:p>
     <w:p>
       <w:pPr>
-        <w:ind w:firstLine="360"/>
+        <w:ind w:left="567"/>
         <w:rPr>
           <w:rFonts w:ascii="Times New Roman" w:hAnsi="Times New Roman" w:cs="Times New Roman"/>
           <w:sz w:val="24"/>
@@ -1045,6 +1050,7 @@
           <w:ilvl w:val="0"/>
           <w:numId w:val="3"/>
         </w:numPr>
+        <w:ind w:left="567" w:firstLine="0"/>
         <w:rPr>
           <w:rFonts w:ascii="Times New Roman" w:hAnsi="Times New Roman" w:cs="Times New Roman"/>
           <w:sz w:val="24"/>
@@ -1067,6 +1073,7 @@
           <w:ilvl w:val="0"/>
           <w:numId w:val="3"/>
         </w:numPr>
+        <w:ind w:left="567" w:firstLine="0"/>
         <w:rPr>
           <w:rFonts w:ascii="Times New Roman" w:hAnsi="Times New Roman" w:cs="Times New Roman"/>
           <w:sz w:val="24"/>
@@ -1089,6 +1096,7 @@
           <w:ilvl w:val="0"/>
           <w:numId w:val="3"/>
         </w:numPr>
+        <w:ind w:left="567" w:firstLine="0"/>
         <w:rPr>
           <w:rFonts w:ascii="Times New Roman" w:hAnsi="Times New Roman" w:cs="Times New Roman"/>
           <w:sz w:val="24"/>
@@ -1111,6 +1119,7 @@
           <w:ilvl w:val="0"/>
           <w:numId w:val="3"/>
         </w:numPr>
+        <w:ind w:left="567" w:firstLine="0"/>
         <w:rPr>
           <w:rFonts w:ascii="Times New Roman" w:hAnsi="Times New Roman" w:cs="Times New Roman"/>
           <w:sz w:val="24"/>
@@ -1155,7 +1164,7 @@
     </w:p>
     <w:p>
       <w:pPr>
-        <w:ind w:left="720"/>
+        <w:ind w:left="567"/>
         <w:rPr>
           <w:rFonts w:ascii="Times New Roman" w:hAnsi="Times New Roman" w:cs="Times New Roman"/>
           <w:sz w:val="24"/>
@@ -1173,7 +1182,7 @@
     </w:p>
     <w:p>
       <w:pPr>
-        <w:ind w:left="360"/>
+        <w:ind w:left="567"/>
         <w:rPr>
           <w:rFonts w:ascii="Times New Roman" w:hAnsi="Times New Roman" w:cs="Times New Roman"/>
           <w:sz w:val="24"/>
@@ -1196,6 +1205,7 @@
           <w:ilvl w:val="0"/>
           <w:numId w:val="2"/>
         </w:numPr>
+        <w:ind w:left="567" w:firstLine="0"/>
         <w:rPr>
           <w:rFonts w:ascii="Times New Roman" w:hAnsi="Times New Roman" w:cs="Times New Roman"/>
           <w:sz w:val="24"/>
@@ -1218,6 +1228,7 @@
           <w:ilvl w:val="0"/>
           <w:numId w:val="2"/>
         </w:numPr>
+        <w:ind w:left="567" w:firstLine="0"/>
         <w:rPr>
           <w:rFonts w:ascii="Times New Roman" w:hAnsi="Times New Roman" w:cs="Times New Roman"/>
           <w:sz w:val="24"/>
@@ -1240,6 +1251,7 @@
           <w:ilvl w:val="0"/>
           <w:numId w:val="2"/>
         </w:numPr>
+        <w:ind w:left="567" w:firstLine="0"/>
         <w:rPr>
           <w:rFonts w:ascii="Times New Roman" w:hAnsi="Times New Roman" w:cs="Times New Roman"/>
           <w:sz w:val="24"/>
@@ -1262,6 +1274,7 @@
           <w:ilvl w:val="0"/>
           <w:numId w:val="2"/>
         </w:numPr>
+        <w:ind w:left="567" w:firstLine="0"/>
         <w:rPr>
           <w:rFonts w:ascii="Times New Roman" w:hAnsi="Times New Roman" w:cs="Times New Roman"/>
           <w:sz w:val="24"/>
@@ -1284,6 +1297,7 @@
           <w:ilvl w:val="0"/>
           <w:numId w:val="2"/>
         </w:numPr>
+        <w:ind w:left="567" w:firstLine="0"/>
         <w:rPr>
           <w:rFonts w:ascii="Times New Roman" w:hAnsi="Times New Roman" w:cs="Times New Roman"/>
           <w:sz w:val="24"/>
@@ -1301,7 +1315,7 @@
     </w:p>
     <w:p>
       <w:pPr>
-        <w:ind w:left="360"/>
+        <w:ind w:left="567"/>
         <w:rPr>
           <w:rFonts w:ascii="Times New Roman" w:hAnsi="Times New Roman" w:cs="Times New Roman"/>
           <w:sz w:val="24"/>
@@ -1321,7 +1335,7 @@
     <w:p>
       <w:pPr>
         <w:pStyle w:val="Heading2"/>
-        <w:ind w:firstLine="360"/>
+        <w:ind w:left="567"/>
         <w:rPr>
           <w:lang w:val="vi-VN"/>
         </w:rPr>
@@ -1346,7 +1360,7 @@
     <w:p>
       <w:pPr>
         <w:pStyle w:val="Heading3"/>
-        <w:ind w:firstLine="360"/>
+        <w:ind w:left="567"/>
         <w:rPr>
           <w:rFonts w:cs="Times New Roman"/>
           <w:lang w:val="vi-VN"/>
@@ -1368,7 +1382,7 @@
     </w:p>
     <w:p>
       <w:pPr>
-        <w:ind w:firstLine="360"/>
+        <w:ind w:left="567"/>
         <w:rPr>
           <w:rFonts w:ascii="Times New Roman" w:hAnsi="Times New Roman" w:cs="Times New Roman"/>
           <w:sz w:val="24"/>
@@ -1388,7 +1402,7 @@
     <w:p>
       <w:pPr>
         <w:pStyle w:val="Heading3"/>
-        <w:ind w:firstLine="360"/>
+        <w:ind w:left="567"/>
         <w:rPr>
           <w:rFonts w:cs="Times New Roman"/>
           <w:lang w:val="vi-VN"/>
@@ -1410,7 +1424,7 @@
     </w:p>
     <w:p>
       <w:pPr>
-        <w:ind w:left="360"/>
+        <w:ind w:left="567"/>
         <w:rPr>
           <w:rFonts w:ascii="Times New Roman" w:hAnsi="Times New Roman" w:cs="Times New Roman"/>
           <w:sz w:val="24"/>
@@ -1430,7 +1444,7 @@
     </w:p>
     <w:p>
       <w:pPr>
-        <w:ind w:left="360"/>
+        <w:ind w:left="567"/>
         <w:rPr>
           <w:rFonts w:ascii="Times New Roman" w:hAnsi="Times New Roman" w:cs="Times New Roman"/>
           <w:sz w:val="24"/>
@@ -1450,7 +1464,7 @@
     </w:p>
     <w:p>
       <w:pPr>
-        <w:ind w:left="360"/>
+        <w:ind w:left="567"/>
         <w:rPr>
           <w:rFonts w:ascii="Times New Roman" w:hAnsi="Times New Roman" w:cs="Times New Roman"/>
           <w:sz w:val="24"/>
@@ -1470,7 +1484,7 @@
     </w:p>
     <w:p>
       <w:pPr>
-        <w:ind w:left="360"/>
+        <w:ind w:left="567"/>
         <w:rPr>
           <w:rFonts w:ascii="Times New Roman" w:hAnsi="Times New Roman" w:cs="Times New Roman"/>
           <w:sz w:val="24"/>
@@ -1491,7 +1505,7 @@
     <w:p>
       <w:pPr>
         <w:pStyle w:val="Heading3"/>
-        <w:ind w:firstLine="360"/>
+        <w:ind w:left="567"/>
         <w:rPr>
           <w:rFonts w:eastAsiaTheme="minorHAnsi" w:cs="Times New Roman"/>
           <w:lang w:val="vi-VN"/>
@@ -1514,7 +1528,7 @@
     <w:p>
       <w:pPr>
         <w:pStyle w:val="Heading4"/>
-        <w:ind w:firstLine="360"/>
+        <w:ind w:left="567"/>
         <w:rPr>
           <w:rFonts w:eastAsiaTheme="minorHAnsi" w:cs="Times New Roman"/>
           <w:i/>
@@ -1560,7 +1574,7 @@
     </w:p>
     <w:p>
       <w:pPr>
-        <w:ind w:left="360"/>
+        <w:ind w:left="567"/>
         <w:rPr>
           <w:rFonts w:ascii="Times New Roman" w:hAnsi="Times New Roman" w:cs="Times New Roman"/>
           <w:sz w:val="24"/>
@@ -1584,6 +1598,7 @@
           <w:ilvl w:val="0"/>
           <w:numId w:val="4"/>
         </w:numPr>
+        <w:ind w:left="567" w:firstLine="0"/>
         <w:rPr>
           <w:rFonts w:ascii="Times New Roman" w:hAnsi="Times New Roman" w:cs="Times New Roman"/>
           <w:sz w:val="24"/>
@@ -1607,6 +1622,7 @@
           <w:ilvl w:val="0"/>
           <w:numId w:val="4"/>
         </w:numPr>
+        <w:ind w:left="567" w:firstLine="0"/>
         <w:rPr>
           <w:rFonts w:ascii="Times New Roman" w:hAnsi="Times New Roman" w:cs="Times New Roman"/>
           <w:sz w:val="24"/>
@@ -1630,6 +1646,7 @@
           <w:ilvl w:val="0"/>
           <w:numId w:val="4"/>
         </w:numPr>
+        <w:ind w:left="567" w:firstLine="0"/>
         <w:rPr>
           <w:rFonts w:ascii="Times New Roman" w:hAnsi="Times New Roman" w:cs="Times New Roman"/>
           <w:sz w:val="24"/>
@@ -1654,6 +1671,7 @@
           <w:ilvl w:val="0"/>
           <w:numId w:val="4"/>
         </w:numPr>
+        <w:ind w:left="567" w:firstLine="0"/>
         <w:rPr>
           <w:rFonts w:ascii="Times New Roman" w:hAnsi="Times New Roman" w:cs="Times New Roman"/>
           <w:sz w:val="24"/>
@@ -1677,6 +1695,7 @@
           <w:ilvl w:val="0"/>
           <w:numId w:val="4"/>
         </w:numPr>
+        <w:ind w:left="567" w:firstLine="0"/>
         <w:rPr>
           <w:rFonts w:ascii="Times New Roman" w:hAnsi="Times New Roman" w:cs="Times New Roman"/>
           <w:sz w:val="24"/>
@@ -1697,7 +1716,7 @@
     <w:p>
       <w:pPr>
         <w:pStyle w:val="Heading4"/>
-        <w:ind w:firstLine="360"/>
+        <w:ind w:left="567"/>
         <w:rPr>
           <w:rFonts w:cs="Times New Roman"/>
           <w:i/>
@@ -1748,7 +1767,7 @@
     </w:p>
     <w:p>
       <w:pPr>
-        <w:ind w:left="360"/>
+        <w:ind w:left="567"/>
         <w:rPr>
           <w:rFonts w:ascii="Times New Roman" w:hAnsi="Times New Roman" w:cs="Times New Roman"/>
           <w:sz w:val="24"/>
@@ -1768,7 +1787,7 @@
     </w:p>
     <w:p>
       <w:pPr>
-        <w:ind w:left="360"/>
+        <w:ind w:left="567"/>
         <w:rPr>
           <w:rFonts w:ascii="Times New Roman" w:hAnsi="Times New Roman" w:cs="Times New Roman"/>
           <w:sz w:val="24"/>
@@ -1788,7 +1807,7 @@
     </w:p>
     <w:p>
       <w:pPr>
-        <w:ind w:left="360"/>
+        <w:ind w:left="567"/>
         <w:rPr>
           <w:rFonts w:ascii="Times New Roman" w:hAnsi="Times New Roman" w:cs="Times New Roman"/>
           <w:sz w:val="24"/>
@@ -1809,7 +1828,7 @@
     <w:p>
       <w:pPr>
         <w:pStyle w:val="Heading4"/>
-        <w:ind w:firstLine="360"/>
+        <w:ind w:left="567"/>
         <w:rPr>
           <w:rFonts w:cs="Times New Roman"/>
           <w:i/>
@@ -1860,7 +1879,7 @@
     </w:p>
     <w:p>
       <w:pPr>
-        <w:ind w:left="360"/>
+        <w:ind w:left="567"/>
         <w:rPr>
           <w:rFonts w:ascii="Times New Roman" w:hAnsi="Times New Roman" w:cs="Times New Roman"/>
           <w:sz w:val="24"/>
@@ -1880,7 +1899,7 @@
     </w:p>
     <w:p>
       <w:pPr>
-        <w:ind w:left="360"/>
+        <w:ind w:left="567"/>
         <w:rPr>
           <w:rFonts w:ascii="Times New Roman" w:hAnsi="Times New Roman" w:cs="Times New Roman"/>
           <w:sz w:val="24"/>
@@ -1901,7 +1920,7 @@
     <w:p>
       <w:pPr>
         <w:pStyle w:val="Heading2"/>
-        <w:ind w:firstLine="360"/>
+        <w:ind w:left="567"/>
         <w:rPr>
           <w:lang w:val="vi-VN"/>
         </w:rPr>
@@ -1932,7 +1951,7 @@
     <w:p>
       <w:pPr>
         <w:pStyle w:val="Heading3"/>
-        <w:ind w:firstLine="360"/>
+        <w:ind w:left="567"/>
         <w:rPr>
           <w:rFonts w:cs="Times New Roman"/>
           <w:lang w:val="vi-VN"/>
@@ -1959,6 +1978,7 @@
           <w:ilvl w:val="0"/>
           <w:numId w:val="5"/>
         </w:numPr>
+        <w:ind w:left="567" w:firstLine="0"/>
         <w:rPr>
           <w:rFonts w:ascii="Times New Roman" w:hAnsi="Times New Roman" w:cs="Times New Roman"/>
           <w:sz w:val="24"/>
@@ -1999,6 +2019,7 @@
           <w:ilvl w:val="0"/>
           <w:numId w:val="5"/>
         </w:numPr>
+        <w:ind w:left="567" w:firstLine="0"/>
         <w:rPr>
           <w:rFonts w:ascii="Times New Roman" w:hAnsi="Times New Roman" w:cs="Times New Roman"/>
           <w:sz w:val="24"/>
@@ -2039,6 +2060,7 @@
           <w:ilvl w:val="0"/>
           <w:numId w:val="5"/>
         </w:numPr>
+        <w:ind w:left="567" w:firstLine="0"/>
         <w:rPr>
           <w:rFonts w:ascii="Times New Roman" w:hAnsi="Times New Roman" w:cs="Times New Roman"/>
           <w:sz w:val="24"/>
@@ -2079,6 +2101,7 @@
           <w:ilvl w:val="0"/>
           <w:numId w:val="5"/>
         </w:numPr>
+        <w:ind w:left="567" w:firstLine="0"/>
         <w:rPr>
           <w:rFonts w:ascii="Times New Roman" w:hAnsi="Times New Roman" w:cs="Times New Roman"/>
           <w:sz w:val="24"/>
@@ -2115,7 +2138,7 @@
     <w:p>
       <w:pPr>
         <w:pStyle w:val="Heading3"/>
-        <w:ind w:firstLine="360"/>
+        <w:ind w:left="567"/>
         <w:rPr>
           <w:rFonts w:cs="Times New Roman"/>
           <w:lang w:val="vi-VN"/>
@@ -2151,6 +2174,7 @@
     <w:p>
       <w:pPr>
         <w:pStyle w:val="Heading4"/>
+        <w:ind w:left="567"/>
       </w:pPr>
       <w:r>
         <w:t>1.4.2.1 Tiêu chí về dữ liệu</w:t>
@@ -2163,6 +2187,7 @@
           <w:ilvl w:val="0"/>
           <w:numId w:val="6"/>
         </w:numPr>
+        <w:ind w:left="567" w:firstLine="0"/>
         <w:rPr>
           <w:rFonts w:ascii="Times New Roman" w:hAnsi="Times New Roman" w:cs="Times New Roman"/>
           <w:sz w:val="24"/>
@@ -2195,6 +2220,7 @@
           <w:ilvl w:val="0"/>
           <w:numId w:val="6"/>
         </w:numPr>
+        <w:ind w:left="567" w:firstLine="0"/>
         <w:rPr>
           <w:rFonts w:ascii="Times New Roman" w:hAnsi="Times New Roman" w:cs="Times New Roman"/>
           <w:sz w:val="24"/>
@@ -2231,6 +2257,7 @@
     <w:p>
       <w:pPr>
         <w:pStyle w:val="Heading4"/>
+        <w:ind w:left="567"/>
       </w:pPr>
       <w:r>
         <w:t>1.4.2</w:t>
@@ -2264,6 +2291,7 @@
           <w:ilvl w:val="0"/>
           <w:numId w:val="7"/>
         </w:numPr>
+        <w:ind w:left="567" w:firstLine="0"/>
         <w:rPr>
           <w:rFonts w:ascii="Times New Roman" w:hAnsi="Times New Roman" w:cs="Times New Roman"/>
           <w:sz w:val="24"/>
@@ -2304,6 +2332,7 @@
           <w:ilvl w:val="0"/>
           <w:numId w:val="7"/>
         </w:numPr>
+        <w:ind w:left="567" w:firstLine="0"/>
         <w:rPr>
           <w:rFonts w:ascii="Times New Roman" w:hAnsi="Times New Roman" w:cs="Times New Roman"/>
           <w:sz w:val="24"/>
@@ -2323,6 +2352,7 @@
     <w:p>
       <w:pPr>
         <w:pStyle w:val="Heading4"/>
+        <w:ind w:left="567"/>
       </w:pPr>
       <w:r>
         <w:t>1.4.2</w:t>
@@ -2351,7 +2381,7 @@
     </w:p>
     <w:p>
       <w:pPr>
-        <w:ind w:left="360"/>
+        <w:ind w:left="567"/>
         <w:rPr>
           <w:rFonts w:ascii="Times New Roman" w:hAnsi="Times New Roman" w:cs="Times New Roman"/>
           <w:sz w:val="24"/>
@@ -2375,6 +2405,7 @@
           <w:ilvl w:val="0"/>
           <w:numId w:val="8"/>
         </w:numPr>
+        <w:ind w:left="567" w:firstLine="0"/>
         <w:rPr>
           <w:rFonts w:ascii="Times New Roman" w:hAnsi="Times New Roman" w:cs="Times New Roman"/>
           <w:sz w:val="24"/>
@@ -2398,6 +2429,7 @@
           <w:ilvl w:val="0"/>
           <w:numId w:val="8"/>
         </w:numPr>
+        <w:ind w:left="567" w:firstLine="0"/>
         <w:rPr>
           <w:rFonts w:ascii="Times New Roman" w:hAnsi="Times New Roman" w:cs="Times New Roman"/>
           <w:sz w:val="24"/>
@@ -2418,7 +2450,7 @@
     <w:p>
       <w:pPr>
         <w:pStyle w:val="Heading1"/>
-        <w:ind w:left="360"/>
+        <w:ind w:left="567"/>
       </w:pPr>
       <w:r>
         <w:t>CHƯƠNG 2: CƠ SỞ LÝ THUẾT VÀ CẤU TRÚC HỆ THỐNG</w:t>
@@ -2427,7 +2459,7 @@
     <w:p>
       <w:pPr>
         <w:pStyle w:val="Heading2"/>
-        <w:ind w:firstLine="360"/>
+        <w:ind w:left="567"/>
       </w:pPr>
       <w:r>
         <w:t>2.1 CƠ SỞ LÝ THUYẾT</w:t>
@@ -2436,7 +2468,7 @@
     <w:p>
       <w:pPr>
         <w:pStyle w:val="Heading3"/>
-        <w:ind w:firstLine="360"/>
+        <w:ind w:left="567"/>
       </w:pPr>
       <w:r>
         <w:t>2.1.1 Khái quát về phân tích dữ liệu trong ngành bán lẻ</w:t>
@@ -2444,7 +2476,7 @@
     </w:p>
     <w:p>
       <w:pPr>
-        <w:ind w:left="360"/>
+        <w:ind w:left="567"/>
         <w:rPr>
           <w:rFonts w:ascii="Times New Roman" w:hAnsi="Times New Roman" w:cs="Times New Roman"/>
           <w:sz w:val="24"/>
@@ -2462,7 +2494,7 @@
     </w:p>
     <w:p>
       <w:pPr>
-        <w:ind w:left="360"/>
+        <w:ind w:left="567"/>
         <w:rPr>
           <w:rFonts w:ascii="Times New Roman" w:hAnsi="Times New Roman" w:cs="Times New Roman"/>
           <w:sz w:val="24"/>
@@ -2485,6 +2517,7 @@
           <w:ilvl w:val="2"/>
           <w:numId w:val="18"/>
         </w:numPr>
+        <w:ind w:left="567" w:firstLine="0"/>
       </w:pPr>
       <w:r>
         <w:lastRenderedPageBreak/>
@@ -2493,7 +2526,7 @@
     </w:p>
     <w:p>
       <w:pPr>
-        <w:ind w:left="360"/>
+        <w:ind w:left="567"/>
         <w:rPr>
           <w:rFonts w:ascii="Times New Roman" w:hAnsi="Times New Roman" w:cs="Times New Roman"/>
           <w:sz w:val="24"/>
@@ -2516,6 +2549,7 @@
           <w:ilvl w:val="0"/>
           <w:numId w:val="8"/>
         </w:numPr>
+        <w:ind w:left="567" w:firstLine="0"/>
         <w:rPr>
           <w:rFonts w:ascii="Times New Roman" w:hAnsi="Times New Roman" w:cs="Times New Roman"/>
           <w:sz w:val="24"/>
@@ -2538,6 +2572,7 @@
           <w:ilvl w:val="0"/>
           <w:numId w:val="8"/>
         </w:numPr>
+        <w:ind w:left="567" w:firstLine="0"/>
         <w:rPr>
           <w:rFonts w:ascii="Times New Roman" w:hAnsi="Times New Roman" w:cs="Times New Roman"/>
           <w:sz w:val="24"/>
@@ -2560,6 +2595,7 @@
           <w:ilvl w:val="0"/>
           <w:numId w:val="8"/>
         </w:numPr>
+        <w:ind w:left="567" w:firstLine="0"/>
         <w:rPr>
           <w:rFonts w:ascii="Times New Roman" w:hAnsi="Times New Roman" w:cs="Times New Roman"/>
           <w:sz w:val="24"/>
@@ -2582,6 +2618,7 @@
           <w:ilvl w:val="0"/>
           <w:numId w:val="8"/>
         </w:numPr>
+        <w:ind w:left="567" w:firstLine="0"/>
         <w:rPr>
           <w:rFonts w:ascii="Times New Roman" w:hAnsi="Times New Roman" w:cs="Times New Roman"/>
           <w:sz w:val="24"/>
@@ -2604,6 +2641,7 @@
           <w:ilvl w:val="0"/>
           <w:numId w:val="8"/>
         </w:numPr>
+        <w:ind w:left="567" w:firstLine="0"/>
         <w:rPr>
           <w:rFonts w:ascii="Times New Roman" w:hAnsi="Times New Roman" w:cs="Times New Roman"/>
           <w:sz w:val="24"/>
@@ -2621,7 +2659,7 @@
     </w:p>
     <w:p>
       <w:pPr>
-        <w:ind w:left="360"/>
+        <w:ind w:left="567"/>
         <w:rPr>
           <w:rFonts w:ascii="Times New Roman" w:hAnsi="Times New Roman" w:cs="Times New Roman"/>
           <w:sz w:val="24"/>
@@ -2640,7 +2678,7 @@
     <w:p>
       <w:pPr>
         <w:pStyle w:val="Heading3"/>
-        <w:ind w:firstLine="360"/>
+        <w:ind w:left="567"/>
       </w:pPr>
       <w:r>
         <w:t>2.1.3 Hệ thống kho dữ liệu (Data Warehouse) và quy trình ETL</w:t>
@@ -2648,7 +2686,7 @@
     </w:p>
     <w:p>
       <w:pPr>
-        <w:ind w:left="360"/>
+        <w:ind w:left="567"/>
         <w:rPr>
           <w:rFonts w:ascii="Times New Roman" w:hAnsi="Times New Roman" w:cs="Times New Roman"/>
           <w:sz w:val="24"/>
@@ -2666,7 +2704,7 @@
     </w:p>
     <w:p>
       <w:pPr>
-        <w:ind w:firstLine="360"/>
+        <w:ind w:left="567"/>
         <w:rPr>
           <w:rFonts w:ascii="Times New Roman" w:hAnsi="Times New Roman" w:cs="Times New Roman"/>
           <w:sz w:val="24"/>
@@ -2689,6 +2727,7 @@
           <w:ilvl w:val="0"/>
           <w:numId w:val="8"/>
         </w:numPr>
+        <w:ind w:left="567" w:firstLine="0"/>
         <w:rPr>
           <w:rFonts w:ascii="Times New Roman" w:hAnsi="Times New Roman" w:cs="Times New Roman"/>
           <w:sz w:val="24"/>
@@ -2711,6 +2750,7 @@
           <w:ilvl w:val="0"/>
           <w:numId w:val="8"/>
         </w:numPr>
+        <w:ind w:left="567" w:firstLine="0"/>
         <w:rPr>
           <w:rFonts w:ascii="Times New Roman" w:hAnsi="Times New Roman" w:cs="Times New Roman"/>
           <w:sz w:val="24"/>
@@ -2733,6 +2773,7 @@
           <w:ilvl w:val="0"/>
           <w:numId w:val="8"/>
         </w:numPr>
+        <w:ind w:left="567" w:firstLine="0"/>
         <w:rPr>
           <w:rFonts w:ascii="Times New Roman" w:hAnsi="Times New Roman" w:cs="Times New Roman"/>
           <w:sz w:val="24"/>
@@ -2750,7 +2791,7 @@
     </w:p>
     <w:p>
       <w:pPr>
-        <w:ind w:left="360"/>
+        <w:ind w:left="567"/>
         <w:rPr>
           <w:rFonts w:ascii="Times New Roman" w:hAnsi="Times New Roman" w:cs="Times New Roman"/>
           <w:sz w:val="24"/>
@@ -2769,7 +2810,7 @@
     <w:p>
       <w:pPr>
         <w:pStyle w:val="Heading3"/>
-        <w:ind w:firstLine="360"/>
+        <w:ind w:left="567"/>
       </w:pPr>
       <w:r>
         <w:lastRenderedPageBreak/>
@@ -2778,7 +2819,7 @@
     </w:p>
     <w:p>
       <w:pPr>
-        <w:ind w:left="360"/>
+        <w:ind w:left="567"/>
         <w:rPr>
           <w:rFonts w:ascii="Times New Roman" w:hAnsi="Times New Roman" w:cs="Times New Roman"/>
           <w:sz w:val="24"/>
@@ -2849,7 +2890,7 @@
     </w:p>
     <w:p>
       <w:pPr>
-        <w:ind w:firstLine="360"/>
+        <w:ind w:left="567"/>
         <w:rPr>
           <w:rFonts w:ascii="Times New Roman" w:hAnsi="Times New Roman" w:cs="Times New Roman"/>
           <w:sz w:val="24"/>
@@ -2872,6 +2913,7 @@
           <w:ilvl w:val="0"/>
           <w:numId w:val="8"/>
         </w:numPr>
+        <w:ind w:left="567" w:firstLine="0"/>
         <w:rPr>
           <w:rFonts w:ascii="Times New Roman" w:hAnsi="Times New Roman" w:cs="Times New Roman"/>
           <w:sz w:val="24"/>
@@ -2894,6 +2936,7 @@
           <w:ilvl w:val="0"/>
           <w:numId w:val="8"/>
         </w:numPr>
+        <w:ind w:left="567" w:firstLine="0"/>
         <w:rPr>
           <w:rFonts w:ascii="Times New Roman" w:hAnsi="Times New Roman" w:cs="Times New Roman"/>
           <w:sz w:val="24"/>
@@ -2916,6 +2959,7 @@
           <w:ilvl w:val="0"/>
           <w:numId w:val="8"/>
         </w:numPr>
+        <w:ind w:left="567" w:firstLine="0"/>
         <w:rPr>
           <w:rFonts w:ascii="Times New Roman" w:hAnsi="Times New Roman" w:cs="Times New Roman"/>
           <w:sz w:val="24"/>
@@ -2938,6 +2982,7 @@
           <w:ilvl w:val="0"/>
           <w:numId w:val="8"/>
         </w:numPr>
+        <w:ind w:left="567" w:firstLine="0"/>
         <w:rPr>
           <w:rFonts w:ascii="Times New Roman" w:hAnsi="Times New Roman" w:cs="Times New Roman"/>
           <w:sz w:val="24"/>
@@ -2960,6 +3005,7 @@
           <w:ilvl w:val="0"/>
           <w:numId w:val="8"/>
         </w:numPr>
+        <w:ind w:left="567" w:firstLine="0"/>
         <w:rPr>
           <w:rFonts w:ascii="Times New Roman" w:hAnsi="Times New Roman" w:cs="Times New Roman"/>
           <w:sz w:val="24"/>
@@ -2977,7 +3023,7 @@
     </w:p>
     <w:p>
       <w:pPr>
-        <w:ind w:left="360"/>
+        <w:ind w:left="567"/>
         <w:rPr>
           <w:rFonts w:ascii="Times New Roman" w:hAnsi="Times New Roman" w:cs="Times New Roman"/>
           <w:sz w:val="24"/>
@@ -3000,6 +3046,7 @@
           <w:ilvl w:val="2"/>
           <w:numId w:val="19"/>
         </w:numPr>
+        <w:ind w:left="567" w:firstLine="0"/>
       </w:pPr>
       <w:r>
         <w:t>Khai phá dữ liệu khách hàng bằng mô hình RFM</w:t>
@@ -3007,7 +3054,7 @@
     </w:p>
     <w:p>
       <w:pPr>
-        <w:ind w:firstLine="360"/>
+        <w:ind w:left="567"/>
         <w:rPr>
           <w:rFonts w:ascii="Times New Roman" w:hAnsi="Times New Roman" w:cs="Times New Roman"/>
           <w:sz w:val="24"/>
@@ -3030,6 +3077,7 @@
           <w:ilvl w:val="0"/>
           <w:numId w:val="8"/>
         </w:numPr>
+        <w:ind w:left="567" w:firstLine="0"/>
         <w:rPr>
           <w:rFonts w:ascii="Times New Roman" w:hAnsi="Times New Roman" w:cs="Times New Roman"/>
           <w:sz w:val="24"/>
@@ -3052,6 +3100,7 @@
           <w:ilvl w:val="0"/>
           <w:numId w:val="8"/>
         </w:numPr>
+        <w:ind w:left="567" w:firstLine="0"/>
         <w:rPr>
           <w:rFonts w:ascii="Times New Roman" w:hAnsi="Times New Roman" w:cs="Times New Roman"/>
           <w:sz w:val="24"/>
@@ -3074,6 +3123,7 @@
           <w:ilvl w:val="0"/>
           <w:numId w:val="8"/>
         </w:numPr>
+        <w:ind w:left="567" w:firstLine="0"/>
         <w:rPr>
           <w:rFonts w:ascii="Times New Roman" w:hAnsi="Times New Roman" w:cs="Times New Roman"/>
           <w:sz w:val="24"/>
@@ -3091,7 +3141,7 @@
     </w:p>
     <w:p>
       <w:pPr>
-        <w:ind w:left="360"/>
+        <w:ind w:left="567"/>
         <w:rPr>
           <w:rFonts w:ascii="Times New Roman" w:hAnsi="Times New Roman" w:cs="Times New Roman"/>
           <w:sz w:val="24"/>
@@ -3110,7 +3160,7 @@
     </w:p>
     <w:p>
       <w:pPr>
-        <w:ind w:left="360"/>
+        <w:ind w:left="567"/>
         <w:rPr>
           <w:rFonts w:ascii="Times New Roman" w:hAnsi="Times New Roman" w:cs="Times New Roman"/>
           <w:sz w:val="24"/>
@@ -3129,7 +3179,7 @@
     <w:p>
       <w:pPr>
         <w:pStyle w:val="Heading3"/>
-        <w:ind w:firstLine="360"/>
+        <w:ind w:left="567"/>
       </w:pPr>
       <w:r>
         <w:t>2.1.6 Trực quan hóa dữ liệu trong Business Intelligence</w:t>
@@ -3137,7 +3187,7 @@
     </w:p>
     <w:p>
       <w:pPr>
-        <w:ind w:left="360"/>
+        <w:ind w:left="567"/>
         <w:rPr>
           <w:rFonts w:ascii="Times New Roman" w:hAnsi="Times New Roman" w:cs="Times New Roman"/>
           <w:sz w:val="24"/>
@@ -3155,7 +3205,7 @@
     </w:p>
     <w:p>
       <w:pPr>
-        <w:ind w:left="360"/>
+        <w:ind w:left="567"/>
         <w:rPr>
           <w:rFonts w:ascii="Times New Roman" w:hAnsi="Times New Roman" w:cs="Times New Roman"/>
           <w:sz w:val="24"/>
@@ -3178,6 +3228,7 @@
           <w:ilvl w:val="0"/>
           <w:numId w:val="8"/>
         </w:numPr>
+        <w:ind w:left="567" w:firstLine="0"/>
         <w:rPr>
           <w:rFonts w:ascii="Times New Roman" w:hAnsi="Times New Roman" w:cs="Times New Roman"/>
           <w:sz w:val="24"/>
@@ -3200,6 +3251,7 @@
           <w:ilvl w:val="0"/>
           <w:numId w:val="8"/>
         </w:numPr>
+        <w:ind w:left="567" w:firstLine="0"/>
         <w:rPr>
           <w:rFonts w:ascii="Times New Roman" w:hAnsi="Times New Roman" w:cs="Times New Roman"/>
           <w:sz w:val="24"/>
@@ -3222,6 +3274,7 @@
           <w:ilvl w:val="0"/>
           <w:numId w:val="8"/>
         </w:numPr>
+        <w:ind w:left="567" w:firstLine="0"/>
         <w:rPr>
           <w:rFonts w:ascii="Times New Roman" w:hAnsi="Times New Roman" w:cs="Times New Roman"/>
           <w:sz w:val="24"/>
@@ -3244,6 +3297,7 @@
           <w:ilvl w:val="0"/>
           <w:numId w:val="8"/>
         </w:numPr>
+        <w:ind w:left="567" w:firstLine="0"/>
         <w:rPr>
           <w:rFonts w:ascii="Times New Roman" w:hAnsi="Times New Roman" w:cs="Times New Roman"/>
           <w:sz w:val="24"/>
@@ -3266,6 +3320,7 @@
           <w:ilvl w:val="0"/>
           <w:numId w:val="8"/>
         </w:numPr>
+        <w:ind w:left="567" w:firstLine="0"/>
         <w:rPr>
           <w:rFonts w:ascii="Times New Roman" w:hAnsi="Times New Roman" w:cs="Times New Roman"/>
           <w:sz w:val="24"/>
@@ -3283,7 +3338,7 @@
     </w:p>
     <w:p>
       <w:pPr>
-        <w:ind w:left="360"/>
+        <w:ind w:left="567"/>
         <w:rPr>
           <w:rFonts w:ascii="Times New Roman" w:hAnsi="Times New Roman" w:cs="Times New Roman"/>
           <w:sz w:val="24"/>
@@ -3302,7 +3357,7 @@
     <w:p>
       <w:pPr>
         <w:pStyle w:val="Heading2"/>
-        <w:ind w:firstLine="360"/>
+        <w:ind w:left="567"/>
       </w:pPr>
       <w:r>
         <w:t>2.2 PHÂN TÍCH YÊU CẦU NGHIỆP VỤ</w:t>
@@ -3311,7 +3366,7 @@
     <w:p>
       <w:pPr>
         <w:pStyle w:val="Heading3"/>
-        <w:ind w:firstLine="360"/>
+        <w:ind w:left="567"/>
       </w:pPr>
       <w:r>
         <w:t>2.2.1 Phân tích các bên liên quan (Stakeholders)</w:t>
@@ -3319,7 +3374,7 @@
     </w:p>
     <w:p>
       <w:pPr>
-        <w:ind w:firstLine="360"/>
+        <w:ind w:left="567"/>
         <w:rPr>
           <w:rFonts w:ascii="Times New Roman" w:hAnsi="Times New Roman" w:cs="Times New Roman"/>
           <w:sz w:val="24"/>
@@ -3342,6 +3397,7 @@
           <w:ilvl w:val="0"/>
           <w:numId w:val="8"/>
         </w:numPr>
+        <w:ind w:left="567" w:firstLine="0"/>
         <w:rPr>
           <w:rFonts w:ascii="Times New Roman" w:hAnsi="Times New Roman" w:cs="Times New Roman"/>
           <w:sz w:val="24"/>
@@ -3364,6 +3420,7 @@
           <w:ilvl w:val="0"/>
           <w:numId w:val="8"/>
         </w:numPr>
+        <w:ind w:left="567" w:firstLine="0"/>
         <w:rPr>
           <w:rFonts w:ascii="Times New Roman" w:hAnsi="Times New Roman" w:cs="Times New Roman"/>
           <w:sz w:val="24"/>
@@ -3386,6 +3443,7 @@
           <w:ilvl w:val="0"/>
           <w:numId w:val="8"/>
         </w:numPr>
+        <w:ind w:left="567" w:firstLine="0"/>
         <w:rPr>
           <w:rFonts w:ascii="Times New Roman" w:hAnsi="Times New Roman" w:cs="Times New Roman"/>
           <w:sz w:val="24"/>
@@ -3408,6 +3466,7 @@
           <w:ilvl w:val="0"/>
           <w:numId w:val="8"/>
         </w:numPr>
+        <w:ind w:left="567" w:firstLine="0"/>
         <w:rPr>
           <w:rFonts w:ascii="Times New Roman" w:hAnsi="Times New Roman" w:cs="Times New Roman"/>
           <w:sz w:val="24"/>
@@ -3430,6 +3489,7 @@
           <w:ilvl w:val="0"/>
           <w:numId w:val="8"/>
         </w:numPr>
+        <w:ind w:left="567" w:firstLine="0"/>
         <w:rPr>
           <w:rFonts w:ascii="Times New Roman" w:hAnsi="Times New Roman" w:cs="Times New Roman"/>
           <w:sz w:val="24"/>
@@ -3447,7 +3507,7 @@
     </w:p>
     <w:p>
       <w:pPr>
-        <w:ind w:left="360"/>
+        <w:ind w:left="567"/>
         <w:rPr>
           <w:rFonts w:ascii="Times New Roman" w:hAnsi="Times New Roman" w:cs="Times New Roman"/>
           <w:sz w:val="24"/>
@@ -3470,6 +3530,7 @@
           <w:ilvl w:val="2"/>
           <w:numId w:val="20"/>
         </w:numPr>
+        <w:ind w:left="567" w:firstLine="0"/>
       </w:pPr>
       <w:r>
         <w:t>Hệ thống chỉ số đo lường (KPI Framework)</w:t>
@@ -3477,7 +3538,7 @@
     </w:p>
     <w:p>
       <w:pPr>
-        <w:ind w:firstLine="360"/>
+        <w:ind w:left="567"/>
         <w:rPr>
           <w:rFonts w:ascii="Times New Roman" w:hAnsi="Times New Roman" w:cs="Times New Roman"/>
           <w:sz w:val="24"/>
@@ -3500,6 +3561,7 @@
           <w:ilvl w:val="0"/>
           <w:numId w:val="8"/>
         </w:numPr>
+        <w:ind w:left="567" w:firstLine="0"/>
         <w:rPr>
           <w:rFonts w:ascii="Times New Roman" w:hAnsi="Times New Roman" w:cs="Times New Roman"/>
           <w:sz w:val="24"/>
@@ -3522,6 +3584,7 @@
           <w:ilvl w:val="0"/>
           <w:numId w:val="8"/>
         </w:numPr>
+        <w:ind w:left="567" w:firstLine="0"/>
         <w:rPr>
           <w:rFonts w:ascii="Times New Roman" w:hAnsi="Times New Roman" w:cs="Times New Roman"/>
           <w:sz w:val="24"/>
@@ -3544,18 +3607,20 @@
           <w:ilvl w:val="0"/>
           <w:numId w:val="8"/>
         </w:numPr>
-        <w:rPr>
-          <w:rFonts w:ascii="Times New Roman" w:hAnsi="Times New Roman" w:cs="Times New Roman"/>
-          <w:sz w:val="24"/>
-          <w:szCs w:val="24"/>
-        </w:rPr>
-      </w:pPr>
-      <w:r>
-        <w:rPr>
-          <w:rFonts w:ascii="Times New Roman" w:hAnsi="Times New Roman" w:cs="Times New Roman"/>
-          <w:sz w:val="24"/>
-          <w:szCs w:val="24"/>
-        </w:rPr>
+        <w:ind w:left="567" w:firstLine="0"/>
+        <w:rPr>
+          <w:rFonts w:ascii="Times New Roman" w:hAnsi="Times New Roman" w:cs="Times New Roman"/>
+          <w:sz w:val="24"/>
+          <w:szCs w:val="24"/>
+        </w:rPr>
+      </w:pPr>
+      <w:r>
+        <w:rPr>
+          <w:rFonts w:ascii="Times New Roman" w:hAnsi="Times New Roman" w:cs="Times New Roman"/>
+          <w:sz w:val="24"/>
+          <w:szCs w:val="24"/>
+        </w:rPr>
+        <w:lastRenderedPageBreak/>
         <w:t>Profit Margin.</w:t>
       </w:r>
     </w:p>
@@ -3566,19 +3631,19 @@
           <w:ilvl w:val="0"/>
           <w:numId w:val="8"/>
         </w:numPr>
-        <w:rPr>
-          <w:rFonts w:ascii="Times New Roman" w:hAnsi="Times New Roman" w:cs="Times New Roman"/>
-          <w:sz w:val="24"/>
-          <w:szCs w:val="24"/>
-        </w:rPr>
-      </w:pPr>
-      <w:r>
-        <w:rPr>
-          <w:rFonts w:ascii="Times New Roman" w:hAnsi="Times New Roman" w:cs="Times New Roman"/>
-          <w:sz w:val="24"/>
-          <w:szCs w:val="24"/>
-        </w:rPr>
-        <w:lastRenderedPageBreak/>
+        <w:ind w:left="567" w:firstLine="0"/>
+        <w:rPr>
+          <w:rFonts w:ascii="Times New Roman" w:hAnsi="Times New Roman" w:cs="Times New Roman"/>
+          <w:sz w:val="24"/>
+          <w:szCs w:val="24"/>
+        </w:rPr>
+      </w:pPr>
+      <w:r>
+        <w:rPr>
+          <w:rFonts w:ascii="Times New Roman" w:hAnsi="Times New Roman" w:cs="Times New Roman"/>
+          <w:sz w:val="24"/>
+          <w:szCs w:val="24"/>
+        </w:rPr>
         <w:t>Total Orders.</w:t>
       </w:r>
     </w:p>
@@ -3589,6 +3654,7 @@
           <w:ilvl w:val="0"/>
           <w:numId w:val="8"/>
         </w:numPr>
+        <w:ind w:left="567" w:firstLine="0"/>
         <w:rPr>
           <w:rFonts w:ascii="Times New Roman" w:hAnsi="Times New Roman" w:cs="Times New Roman"/>
           <w:sz w:val="24"/>
@@ -3611,6 +3677,7 @@
           <w:ilvl w:val="0"/>
           <w:numId w:val="8"/>
         </w:numPr>
+        <w:ind w:left="567" w:firstLine="0"/>
         <w:rPr>
           <w:rFonts w:ascii="Times New Roman" w:hAnsi="Times New Roman" w:cs="Times New Roman"/>
           <w:sz w:val="24"/>
@@ -3633,6 +3700,7 @@
           <w:ilvl w:val="0"/>
           <w:numId w:val="8"/>
         </w:numPr>
+        <w:ind w:left="567" w:firstLine="0"/>
         <w:rPr>
           <w:rFonts w:ascii="Times New Roman" w:hAnsi="Times New Roman" w:cs="Times New Roman"/>
           <w:sz w:val="24"/>
@@ -3655,6 +3723,7 @@
           <w:ilvl w:val="0"/>
           <w:numId w:val="8"/>
         </w:numPr>
+        <w:ind w:left="567" w:firstLine="0"/>
         <w:rPr>
           <w:rFonts w:ascii="Times New Roman" w:hAnsi="Times New Roman" w:cs="Times New Roman"/>
           <w:sz w:val="24"/>
@@ -3677,6 +3746,7 @@
           <w:ilvl w:val="0"/>
           <w:numId w:val="8"/>
         </w:numPr>
+        <w:ind w:left="567" w:firstLine="0"/>
         <w:rPr>
           <w:rFonts w:ascii="Times New Roman" w:hAnsi="Times New Roman" w:cs="Times New Roman"/>
           <w:sz w:val="24"/>
@@ -3694,7 +3764,7 @@
     </w:p>
     <w:p>
       <w:pPr>
-        <w:ind w:firstLine="360"/>
+        <w:ind w:left="567"/>
         <w:rPr>
           <w:rFonts w:ascii="Times New Roman" w:hAnsi="Times New Roman" w:cs="Times New Roman"/>
           <w:sz w:val="24"/>
@@ -3713,7 +3783,7 @@
     <w:p>
       <w:pPr>
         <w:pStyle w:val="Heading2"/>
-        <w:ind w:firstLine="360"/>
+        <w:ind w:left="567"/>
       </w:pPr>
       <w:r>
         <w:t>2.3 KIẾN TRÚC HỆ THỐNG ĐỀ XUẤT</w:t>
@@ -3721,7 +3791,7 @@
     </w:p>
     <w:p>
       <w:pPr>
-        <w:ind w:firstLine="360"/>
+        <w:ind w:left="567"/>
         <w:rPr>
           <w:rFonts w:ascii="Times New Roman" w:hAnsi="Times New Roman" w:cs="Times New Roman"/>
           <w:sz w:val="24"/>
@@ -3743,6 +3813,7 @@
           <w:ilvl w:val="0"/>
           <w:numId w:val="12"/>
         </w:numPr>
+        <w:ind w:left="567" w:firstLine="0"/>
         <w:rPr>
           <w:rFonts w:ascii="Times New Roman" w:hAnsi="Times New Roman" w:cs="Times New Roman"/>
           <w:sz w:val="24"/>
@@ -3764,6 +3835,7 @@
           <w:ilvl w:val="0"/>
           <w:numId w:val="12"/>
         </w:numPr>
+        <w:ind w:left="567" w:firstLine="0"/>
         <w:rPr>
           <w:rFonts w:ascii="Times New Roman" w:hAnsi="Times New Roman" w:cs="Times New Roman"/>
           <w:sz w:val="24"/>
@@ -3785,6 +3857,7 @@
           <w:ilvl w:val="0"/>
           <w:numId w:val="12"/>
         </w:numPr>
+        <w:ind w:left="567" w:firstLine="0"/>
         <w:rPr>
           <w:rFonts w:ascii="Times New Roman" w:hAnsi="Times New Roman" w:cs="Times New Roman"/>
           <w:sz w:val="24"/>
@@ -3806,6 +3879,7 @@
           <w:ilvl w:val="0"/>
           <w:numId w:val="12"/>
         </w:numPr>
+        <w:ind w:left="567" w:firstLine="0"/>
         <w:rPr>
           <w:rFonts w:ascii="Times New Roman" w:hAnsi="Times New Roman" w:cs="Times New Roman"/>
           <w:sz w:val="24"/>
@@ -3827,6 +3901,7 @@
           <w:ilvl w:val="0"/>
           <w:numId w:val="12"/>
         </w:numPr>
+        <w:ind w:left="567" w:firstLine="0"/>
         <w:rPr>
           <w:rFonts w:ascii="Times New Roman" w:hAnsi="Times New Roman" w:cs="Times New Roman"/>
           <w:sz w:val="24"/>
@@ -3844,7 +3919,7 @@
     </w:p>
     <w:p>
       <w:pPr>
-        <w:ind w:firstLine="360"/>
+        <w:ind w:left="567"/>
         <w:rPr>
           <w:rFonts w:ascii="Times New Roman" w:hAnsi="Times New Roman" w:cs="Times New Roman"/>
           <w:sz w:val="24"/>
@@ -3867,6 +3942,7 @@
           <w:ilvl w:val="0"/>
           <w:numId w:val="8"/>
         </w:numPr>
+        <w:ind w:left="567" w:firstLine="0"/>
         <w:rPr>
           <w:rFonts w:ascii="Times New Roman" w:hAnsi="Times New Roman" w:cs="Times New Roman"/>
           <w:sz w:val="24"/>
@@ -3889,6 +3965,7 @@
           <w:ilvl w:val="0"/>
           <w:numId w:val="8"/>
         </w:numPr>
+        <w:ind w:left="567" w:firstLine="0"/>
         <w:rPr>
           <w:rFonts w:ascii="Times New Roman" w:hAnsi="Times New Roman" w:cs="Times New Roman"/>
           <w:sz w:val="24"/>
@@ -3911,6 +3988,7 @@
           <w:ilvl w:val="0"/>
           <w:numId w:val="8"/>
         </w:numPr>
+        <w:ind w:left="567" w:firstLine="0"/>
         <w:rPr>
           <w:rFonts w:ascii="Times New Roman" w:hAnsi="Times New Roman" w:cs="Times New Roman"/>
           <w:sz w:val="24"/>
@@ -3933,6 +4011,7 @@
           <w:ilvl w:val="0"/>
           <w:numId w:val="8"/>
         </w:numPr>
+        <w:ind w:left="567" w:firstLine="0"/>
         <w:rPr>
           <w:rFonts w:ascii="Times New Roman" w:hAnsi="Times New Roman" w:cs="Times New Roman"/>
           <w:sz w:val="24"/>
@@ -3955,6 +4034,7 @@
           <w:ilvl w:val="0"/>
           <w:numId w:val="8"/>
         </w:numPr>
+        <w:ind w:left="567" w:firstLine="0"/>
         <w:rPr>
           <w:rFonts w:ascii="Times New Roman" w:hAnsi="Times New Roman" w:cs="Times New Roman"/>
           <w:sz w:val="24"/>
@@ -3972,7 +4052,7 @@
     </w:p>
     <w:p>
       <w:pPr>
-        <w:ind w:firstLine="360"/>
+        <w:ind w:left="567"/>
         <w:rPr>
           <w:rFonts w:ascii="Times New Roman" w:hAnsi="Times New Roman" w:cs="Times New Roman"/>
           <w:sz w:val="24"/>
@@ -3991,7 +4071,7 @@
     <w:p>
       <w:pPr>
         <w:pStyle w:val="Heading2"/>
-        <w:ind w:firstLine="360"/>
+        <w:ind w:left="567"/>
       </w:pPr>
       <w:r>
         <w:t>2.4 TỪ ĐIỂN DỮ LIỆU (DATA DICTIONARY)</w:t>
@@ -3999,7 +4079,7 @@
     </w:p>
     <w:p>
       <w:pPr>
-        <w:ind w:firstLine="360"/>
+        <w:ind w:left="567"/>
         <w:rPr>
           <w:rFonts w:ascii="Times New Roman" w:hAnsi="Times New Roman" w:cs="Times New Roman"/>
           <w:sz w:val="24"/>
@@ -4032,6 +4112,7 @@
           </w:tcPr>
           <w:p>
             <w:pPr>
+              <w:ind w:left="567"/>
               <w:jc w:val="center"/>
               <w:rPr>
                 <w:rFonts w:ascii="Times New Roman" w:hAnsi="Times New Roman" w:cs="Times New Roman"/>
@@ -4059,6 +4140,7 @@
           </w:tcPr>
           <w:p>
             <w:pPr>
+              <w:ind w:left="567"/>
               <w:jc w:val="center"/>
               <w:rPr>
                 <w:rFonts w:ascii="Times New Roman" w:hAnsi="Times New Roman" w:cs="Times New Roman"/>
@@ -4088,6 +4170,7 @@
           </w:tcPr>
           <w:p>
             <w:pPr>
+              <w:ind w:left="567"/>
               <w:rPr>
                 <w:rFonts w:ascii="Times New Roman" w:hAnsi="Times New Roman" w:cs="Times New Roman"/>
                 <w:sz w:val="24"/>
@@ -4110,6 +4193,7 @@
           </w:tcPr>
           <w:p>
             <w:pPr>
+              <w:ind w:left="567"/>
               <w:rPr>
                 <w:rFonts w:ascii="Times New Roman" w:hAnsi="Times New Roman" w:cs="Times New Roman"/>
                 <w:sz w:val="24"/>
@@ -4134,6 +4218,7 @@
           </w:tcPr>
           <w:p>
             <w:pPr>
+              <w:ind w:left="567"/>
               <w:rPr>
                 <w:rFonts w:ascii="Times New Roman" w:hAnsi="Times New Roman" w:cs="Times New Roman"/>
                 <w:sz w:val="24"/>
@@ -4156,6 +4241,7 @@
           </w:tcPr>
           <w:p>
             <w:pPr>
+              <w:ind w:left="567"/>
               <w:rPr>
                 <w:rFonts w:ascii="Times New Roman" w:hAnsi="Times New Roman" w:cs="Times New Roman"/>
                 <w:sz w:val="24"/>
@@ -4180,6 +4266,7 @@
           </w:tcPr>
           <w:p>
             <w:pPr>
+              <w:ind w:left="567"/>
               <w:rPr>
                 <w:rFonts w:ascii="Times New Roman" w:hAnsi="Times New Roman" w:cs="Times New Roman"/>
                 <w:sz w:val="24"/>
@@ -4202,6 +4289,7 @@
           </w:tcPr>
           <w:p>
             <w:pPr>
+              <w:ind w:left="567"/>
               <w:rPr>
                 <w:rFonts w:ascii="Times New Roman" w:hAnsi="Times New Roman" w:cs="Times New Roman"/>
                 <w:sz w:val="24"/>
@@ -4226,6 +4314,7 @@
           </w:tcPr>
           <w:p>
             <w:pPr>
+              <w:ind w:left="567"/>
               <w:rPr>
                 <w:rFonts w:ascii="Times New Roman" w:hAnsi="Times New Roman" w:cs="Times New Roman"/>
                 <w:sz w:val="24"/>
@@ -4248,6 +4337,7 @@
           </w:tcPr>
           <w:p>
             <w:pPr>
+              <w:ind w:left="567"/>
               <w:rPr>
                 <w:rFonts w:ascii="Times New Roman" w:hAnsi="Times New Roman" w:cs="Times New Roman"/>
                 <w:sz w:val="24"/>
@@ -4272,6 +4362,7 @@
           </w:tcPr>
           <w:p>
             <w:pPr>
+              <w:ind w:left="567"/>
               <w:rPr>
                 <w:rFonts w:ascii="Times New Roman" w:hAnsi="Times New Roman" w:cs="Times New Roman"/>
                 <w:sz w:val="24"/>
@@ -4294,6 +4385,7 @@
           </w:tcPr>
           <w:p>
             <w:pPr>
+              <w:ind w:left="567"/>
               <w:rPr>
                 <w:rFonts w:ascii="Times New Roman" w:hAnsi="Times New Roman" w:cs="Times New Roman"/>
                 <w:sz w:val="24"/>
@@ -4318,6 +4410,7 @@
           </w:tcPr>
           <w:p>
             <w:pPr>
+              <w:ind w:left="567"/>
               <w:rPr>
                 <w:rFonts w:ascii="Times New Roman" w:hAnsi="Times New Roman" w:cs="Times New Roman"/>
                 <w:sz w:val="24"/>
@@ -4340,6 +4433,7 @@
           </w:tcPr>
           <w:p>
             <w:pPr>
+              <w:ind w:left="567"/>
               <w:rPr>
                 <w:rFonts w:ascii="Times New Roman" w:hAnsi="Times New Roman" w:cs="Times New Roman"/>
                 <w:sz w:val="24"/>
@@ -4364,6 +4458,7 @@
           </w:tcPr>
           <w:p>
             <w:pPr>
+              <w:ind w:left="567"/>
               <w:rPr>
                 <w:rFonts w:ascii="Times New Roman" w:hAnsi="Times New Roman" w:cs="Times New Roman"/>
                 <w:sz w:val="24"/>
@@ -4386,6 +4481,7 @@
           </w:tcPr>
           <w:p>
             <w:pPr>
+              <w:ind w:left="567"/>
               <w:rPr>
                 <w:rFonts w:ascii="Times New Roman" w:hAnsi="Times New Roman" w:cs="Times New Roman"/>
                 <w:sz w:val="24"/>
@@ -4410,6 +4506,7 @@
           </w:tcPr>
           <w:p>
             <w:pPr>
+              <w:ind w:left="567"/>
               <w:rPr>
                 <w:rFonts w:ascii="Times New Roman" w:hAnsi="Times New Roman" w:cs="Times New Roman"/>
                 <w:sz w:val="24"/>
@@ -4422,6 +4519,7 @@
                 <w:sz w:val="24"/>
                 <w:szCs w:val="24"/>
               </w:rPr>
+              <w:lastRenderedPageBreak/>
               <w:t>City</w:t>
             </w:r>
           </w:p>
@@ -4432,6 +4530,7 @@
           </w:tcPr>
           <w:p>
             <w:pPr>
+              <w:ind w:left="567"/>
               <w:rPr>
                 <w:rFonts w:ascii="Times New Roman" w:hAnsi="Times New Roman" w:cs="Times New Roman"/>
                 <w:sz w:val="24"/>
@@ -4456,6 +4555,7 @@
           </w:tcPr>
           <w:p>
             <w:pPr>
+              <w:ind w:left="567"/>
               <w:rPr>
                 <w:rFonts w:ascii="Times New Roman" w:hAnsi="Times New Roman" w:cs="Times New Roman"/>
                 <w:sz w:val="24"/>
@@ -4468,7 +4568,6 @@
                 <w:sz w:val="24"/>
                 <w:szCs w:val="24"/>
               </w:rPr>
-              <w:lastRenderedPageBreak/>
               <w:t>State</w:t>
             </w:r>
           </w:p>
@@ -4479,6 +4578,7 @@
           </w:tcPr>
           <w:p>
             <w:pPr>
+              <w:ind w:left="567"/>
               <w:rPr>
                 <w:rFonts w:ascii="Times New Roman" w:hAnsi="Times New Roman" w:cs="Times New Roman"/>
                 <w:sz w:val="24"/>
@@ -4503,6 +4603,7 @@
           </w:tcPr>
           <w:p>
             <w:pPr>
+              <w:ind w:left="567"/>
               <w:rPr>
                 <w:rFonts w:ascii="Times New Roman" w:hAnsi="Times New Roman" w:cs="Times New Roman"/>
                 <w:sz w:val="24"/>
@@ -4525,6 +4626,7 @@
           </w:tcPr>
           <w:p>
             <w:pPr>
+              <w:ind w:left="567"/>
               <w:rPr>
                 <w:rFonts w:ascii="Times New Roman" w:hAnsi="Times New Roman" w:cs="Times New Roman"/>
                 <w:sz w:val="24"/>
@@ -4549,6 +4651,7 @@
           </w:tcPr>
           <w:p>
             <w:pPr>
+              <w:ind w:left="567"/>
               <w:rPr>
                 <w:rFonts w:ascii="Times New Roman" w:hAnsi="Times New Roman" w:cs="Times New Roman"/>
                 <w:sz w:val="24"/>
@@ -4571,6 +4674,7 @@
           </w:tcPr>
           <w:p>
             <w:pPr>
+              <w:ind w:left="567"/>
               <w:rPr>
                 <w:rFonts w:ascii="Times New Roman" w:hAnsi="Times New Roman" w:cs="Times New Roman"/>
                 <w:sz w:val="24"/>
@@ -4595,6 +4699,7 @@
           </w:tcPr>
           <w:p>
             <w:pPr>
+              <w:ind w:left="567"/>
               <w:rPr>
                 <w:rFonts w:ascii="Times New Roman" w:hAnsi="Times New Roman" w:cs="Times New Roman"/>
                 <w:sz w:val="24"/>
@@ -4617,6 +4722,7 @@
           </w:tcPr>
           <w:p>
             <w:pPr>
+              <w:ind w:left="567"/>
               <w:rPr>
                 <w:rFonts w:ascii="Times New Roman" w:hAnsi="Times New Roman" w:cs="Times New Roman"/>
                 <w:sz w:val="24"/>
@@ -4641,6 +4747,7 @@
           </w:tcPr>
           <w:p>
             <w:pPr>
+              <w:ind w:left="567"/>
               <w:rPr>
                 <w:rFonts w:ascii="Times New Roman" w:hAnsi="Times New Roman" w:cs="Times New Roman"/>
                 <w:sz w:val="24"/>
@@ -4663,6 +4770,7 @@
           </w:tcPr>
           <w:p>
             <w:pPr>
+              <w:ind w:left="567"/>
               <w:rPr>
                 <w:rFonts w:ascii="Times New Roman" w:hAnsi="Times New Roman" w:cs="Times New Roman"/>
                 <w:sz w:val="24"/>
@@ -4687,6 +4795,7 @@
           </w:tcPr>
           <w:p>
             <w:pPr>
+              <w:ind w:left="567"/>
               <w:rPr>
                 <w:rFonts w:ascii="Times New Roman" w:hAnsi="Times New Roman" w:cs="Times New Roman"/>
                 <w:sz w:val="24"/>
@@ -4709,6 +4818,7 @@
           </w:tcPr>
           <w:p>
             <w:pPr>
+              <w:ind w:left="567"/>
               <w:rPr>
                 <w:rFonts w:ascii="Times New Roman" w:hAnsi="Times New Roman" w:cs="Times New Roman"/>
                 <w:sz w:val="24"/>
@@ -4733,6 +4843,7 @@
           </w:tcPr>
           <w:p>
             <w:pPr>
+              <w:ind w:left="567"/>
               <w:rPr>
                 <w:rFonts w:ascii="Times New Roman" w:hAnsi="Times New Roman" w:cs="Times New Roman"/>
                 <w:sz w:val="24"/>
@@ -4755,6 +4866,7 @@
           </w:tcPr>
           <w:p>
             <w:pPr>
+              <w:ind w:left="567"/>
               <w:rPr>
                 <w:rFonts w:ascii="Times New Roman" w:hAnsi="Times New Roman" w:cs="Times New Roman"/>
                 <w:sz w:val="24"/>
@@ -4779,6 +4891,7 @@
           </w:tcPr>
           <w:p>
             <w:pPr>
+              <w:ind w:left="567"/>
               <w:rPr>
                 <w:rFonts w:ascii="Times New Roman" w:hAnsi="Times New Roman" w:cs="Times New Roman"/>
                 <w:sz w:val="24"/>
@@ -4801,6 +4914,7 @@
           </w:tcPr>
           <w:p>
             <w:pPr>
+              <w:ind w:left="567"/>
               <w:rPr>
                 <w:rFonts w:ascii="Times New Roman" w:hAnsi="Times New Roman" w:cs="Times New Roman"/>
                 <w:sz w:val="24"/>
@@ -4825,6 +4939,7 @@
           </w:tcPr>
           <w:p>
             <w:pPr>
+              <w:ind w:left="567"/>
               <w:rPr>
                 <w:rFonts w:ascii="Times New Roman" w:hAnsi="Times New Roman" w:cs="Times New Roman"/>
                 <w:sz w:val="24"/>
@@ -4847,6 +4962,7 @@
           </w:tcPr>
           <w:p>
             <w:pPr>
+              <w:ind w:left="567"/>
               <w:rPr>
                 <w:rFonts w:ascii="Times New Roman" w:hAnsi="Times New Roman" w:cs="Times New Roman"/>
                 <w:sz w:val="24"/>
@@ -4871,6 +4987,7 @@
           </w:tcPr>
           <w:p>
             <w:pPr>
+              <w:ind w:left="567"/>
               <w:rPr>
                 <w:rFonts w:ascii="Times New Roman" w:hAnsi="Times New Roman" w:cs="Times New Roman"/>
                 <w:sz w:val="24"/>
@@ -4893,6 +5010,7 @@
           </w:tcPr>
           <w:p>
             <w:pPr>
+              <w:ind w:left="567"/>
               <w:rPr>
                 <w:rFonts w:ascii="Times New Roman" w:hAnsi="Times New Roman" w:cs="Times New Roman"/>
                 <w:sz w:val="24"/>
@@ -4917,6 +5035,7 @@
           </w:tcPr>
           <w:p>
             <w:pPr>
+              <w:ind w:left="567"/>
               <w:rPr>
                 <w:rFonts w:ascii="Times New Roman" w:hAnsi="Times New Roman" w:cs="Times New Roman"/>
                 <w:sz w:val="24"/>
@@ -4939,6 +5058,7 @@
           </w:tcPr>
           <w:p>
             <w:pPr>
+              <w:ind w:left="567"/>
               <w:rPr>
                 <w:rFonts w:ascii="Times New Roman" w:hAnsi="Times New Roman" w:cs="Times New Roman"/>
                 <w:sz w:val="24"/>
@@ -4959,6 +5079,7 @@
     </w:tbl>
     <w:p>
       <w:pPr>
+        <w:ind w:left="567"/>
         <w:rPr>
           <w:rFonts w:ascii="Times New Roman" w:hAnsi="Times New Roman" w:cs="Times New Roman"/>
           <w:sz w:val="24"/>
@@ -4969,7 +5090,7 @@
     <w:p>
       <w:pPr>
         <w:pStyle w:val="Heading1"/>
-        <w:ind w:left="720"/>
+        <w:ind w:left="567"/>
         <w:rPr>
           <w:rFonts w:cs="Times New Roman"/>
           <w:lang w:val="vi-VN"/>
@@ -4992,7 +5113,7 @@
     <w:p>
       <w:pPr>
         <w:pStyle w:val="Heading2"/>
-        <w:ind w:left="720"/>
+        <w:ind w:left="567"/>
         <w:rPr>
           <w:rFonts w:cs="Times New Roman"/>
         </w:rPr>
@@ -5007,7 +5128,7 @@
     </w:p>
     <w:p>
       <w:pPr>
-        <w:ind w:left="720"/>
+        <w:ind w:left="567"/>
         <w:rPr>
           <w:rFonts w:ascii="Times New Roman" w:hAnsi="Times New Roman" w:cs="Times New Roman"/>
           <w:sz w:val="24"/>
@@ -5043,7 +5164,7 @@
     </w:p>
     <w:p>
       <w:pPr>
-        <w:ind w:firstLine="720"/>
+        <w:ind w:left="567"/>
         <w:rPr>
           <w:rFonts w:ascii="Times New Roman" w:hAnsi="Times New Roman" w:cs="Times New Roman"/>
           <w:sz w:val="24"/>
@@ -5066,6 +5187,7 @@
           <w:ilvl w:val="0"/>
           <w:numId w:val="8"/>
         </w:numPr>
+        <w:ind w:left="567" w:firstLine="0"/>
         <w:rPr>
           <w:rFonts w:ascii="Times New Roman" w:hAnsi="Times New Roman" w:cs="Times New Roman"/>
           <w:sz w:val="24"/>
@@ -5088,6 +5210,7 @@
           <w:ilvl w:val="0"/>
           <w:numId w:val="8"/>
         </w:numPr>
+        <w:ind w:left="567" w:firstLine="0"/>
         <w:rPr>
           <w:rFonts w:ascii="Times New Roman" w:hAnsi="Times New Roman" w:cs="Times New Roman"/>
           <w:sz w:val="24"/>
@@ -5110,6 +5233,7 @@
           <w:ilvl w:val="0"/>
           <w:numId w:val="8"/>
         </w:numPr>
+        <w:ind w:left="567" w:firstLine="0"/>
         <w:rPr>
           <w:rFonts w:ascii="Times New Roman" w:hAnsi="Times New Roman" w:cs="Times New Roman"/>
           <w:sz w:val="24"/>
@@ -5128,7 +5252,7 @@
     <w:p>
       <w:pPr>
         <w:pStyle w:val="Heading2"/>
-        <w:ind w:left="360"/>
+        <w:ind w:left="567"/>
         <w:rPr>
           <w:rFonts w:cs="Times New Roman"/>
           <w:lang w:val="vi-VN"/>
@@ -5145,7 +5269,7 @@
     </w:p>
     <w:p>
       <w:pPr>
-        <w:ind w:left="360"/>
+        <w:ind w:left="567"/>
       </w:pPr>
       <w:r>
         <w:t>Trước khi tiến hành xây dựng mô hình dữ liệu, việc Đánh giá chất lượng và Khám phá dữ liệu (EDA - Exploratory Data Analysis) là bắt buộc nhằm mục đích thấu hiểu cấu trúc và "sức khỏe" của nguồn dữ liệu thu thập được. Quy trình này tập trung vào hai nội dung chính:</w:t>
@@ -5154,7 +5278,7 @@
     <w:p>
       <w:pPr>
         <w:pStyle w:val="Heading3"/>
-        <w:ind w:firstLine="360"/>
+        <w:ind w:left="567"/>
       </w:pPr>
       <w:r>
         <w:t xml:space="preserve">3.2.1 </w:t>
@@ -5165,7 +5289,7 @@
     </w:p>
     <w:p>
       <w:pPr>
-        <w:ind w:left="360"/>
+        <w:ind w:left="567"/>
       </w:pPr>
       <w:r>
         <w:t>Hệ thống thực hiện kiểm tra dữ liệu thô dựa trên các tiêu chí nghiêm ngặt để phát hiện và khoanh vùng các lỗi hệ thống:</w:t>
@@ -5178,6 +5302,7 @@
           <w:ilvl w:val="0"/>
           <w:numId w:val="8"/>
         </w:numPr>
+        <w:ind w:left="567" w:firstLine="0"/>
       </w:pPr>
       <w:r>
         <w:t>Định vị dữ liệu khuyết thiếu (Missing Values): Xác định các trường thông tin bị bỏ trống (Null/Blank) ở các cột quan trọng như doanh thu, mã khách hàng, mã đơn hàng để lên phương án xử lý (loại bỏ hoặc điền bù dữ liệu).</w:t>
@@ -5190,6 +5315,7 @@
           <w:ilvl w:val="0"/>
           <w:numId w:val="8"/>
         </w:numPr>
+        <w:ind w:left="567" w:firstLine="0"/>
       </w:pPr>
       <w:r>
         <w:t>Xử lý dữ liệu dị biệt (Outliers): Phát hiện các bản ghi có giá trị bất thường vượt quá biên độ logic (ví dụ: ngày hóa đơn năm 2099, số lượng mua hàng âm, hoặc giá trị đơn hàng lớn đột biến do lỗi hệ thống nhập liệu).</w:t>
@@ -5202,6 +5328,7 @@
           <w:ilvl w:val="0"/>
           <w:numId w:val="8"/>
         </w:numPr>
+        <w:ind w:left="567" w:firstLine="0"/>
       </w:pPr>
       <w:r>
         <w:t>Kiểm tra tính nhất quán (Consistency): Đảm bảo tính đồng nhất về định dạng (ví dụ: định dạng ngày tháng YYYY-MM-DD, đồng nhất đơn vị tiền tệ) và tính toàn vẹn thực thể (mọi mã sản phẩm trong bảng hóa đơn phải tồn tại trong bảng danh mục sản phẩm).</w:t>
@@ -5210,7 +5337,7 @@
     <w:p>
       <w:pPr>
         <w:pStyle w:val="Heading3"/>
-        <w:ind w:firstLine="360"/>
+        <w:ind w:left="567"/>
       </w:pPr>
       <w:r>
         <w:t xml:space="preserve">3.2.2 </w:t>
@@ -5221,7 +5348,7 @@
     </w:p>
     <w:p>
       <w:pPr>
-        <w:ind w:left="360"/>
+        <w:ind w:left="567"/>
       </w:pPr>
       <w:r>
         <w:t>Sử dụng các phương pháp thống kê mô tả và trực quan hóa bằng đồ thị nhằm rút ra các đặc trưng ban đầu của chuỗi bán lẻ:</w:t>
@@ -5234,6 +5361,7 @@
           <w:ilvl w:val="0"/>
           <w:numId w:val="8"/>
         </w:numPr>
+        <w:ind w:left="567" w:firstLine="0"/>
       </w:pPr>
       <w:r>
         <w:t>Phân tích phân phối: Xem xét tần suất xuất hiện và phân phối của các biến số định lượng như: giá trị đơn hàng trung bình, số lượng mặt hàng bán ra trong ngày, hay khung giờ cao điểm phát sinh giao dịch.</w:t>
@@ -5246,6 +5374,7 @@
           <w:ilvl w:val="0"/>
           <w:numId w:val="8"/>
         </w:numPr>
+        <w:ind w:left="567" w:firstLine="0"/>
       </w:pPr>
       <w:r>
         <w:t>Tìm kiếm mối tương quan hệ: Khám phá mối quan hệ sơ bộ giữa các chiều dữ liệu (ví dụ: mối liên hệ giữa các chương trình khuyến mãi/mùa vụ với sự tăng trưởng doanh số của từng nhóm ngành hàng).</w:t>
@@ -5258,6 +5387,7 @@
           <w:ilvl w:val="0"/>
           <w:numId w:val="8"/>
         </w:numPr>
+        <w:ind w:left="567" w:firstLine="0"/>
       </w:pPr>
       <w:r>
         <w:t>Định hình logic kinh doanh: Kết quả của EDA giúp nhóm kiểm chứng lại các giả định thực tế, từ đó đưa ra các quy tắc nghiệp vụ chính xác để thiết kế cấu trúc các bảng Dimension (Chiều phân tích) và Fact (Bảng sự kiện) trong phần mô hình hóa tiếp theo.</w:t>
@@ -5265,6 +5395,7 @@
     </w:p>
     <w:p>
       <w:pPr>
+        <w:ind w:left="567"/>
         <w:rPr>
           <w:lang w:val="vi-VN"/>
         </w:rPr>
@@ -5273,7 +5404,7 @@
     <w:p>
       <w:pPr>
         <w:pStyle w:val="Heading2"/>
-        <w:ind w:left="360"/>
+        <w:ind w:left="567"/>
       </w:pPr>
       <w:r>
         <w:lastRenderedPageBreak/>
@@ -5289,7 +5420,7 @@
     <w:p>
       <w:pPr>
         <w:pStyle w:val="Heading3"/>
-        <w:ind w:firstLine="360"/>
+        <w:ind w:left="567"/>
         <w:rPr>
           <w:rFonts w:cs="Times New Roman"/>
           <w:lang w:val="vi-VN"/>
@@ -5306,7 +5437,7 @@
     </w:p>
     <w:p>
       <w:pPr>
-        <w:ind w:left="360"/>
+        <w:ind w:left="567"/>
         <w:rPr>
           <w:rFonts w:ascii="Times New Roman" w:hAnsi="Times New Roman" w:cs="Times New Roman"/>
           <w:sz w:val="24"/>
@@ -5334,7 +5465,7 @@
     </w:p>
     <w:p>
       <w:pPr>
-        <w:ind w:firstLine="360"/>
+        <w:ind w:left="567"/>
         <w:rPr>
           <w:rFonts w:ascii="Times New Roman" w:hAnsi="Times New Roman" w:cs="Times New Roman"/>
           <w:lang w:val="vi-VN"/>
@@ -5384,23 +5515,25 @@
     </w:p>
     <w:p>
       <w:pPr>
-        <w:rPr>
-          <w:rFonts w:ascii="Times New Roman" w:hAnsi="Times New Roman" w:cs="Times New Roman"/>
-          <w:lang w:val="vi-VN"/>
-        </w:rPr>
-      </w:pPr>
-    </w:p>
-    <w:p>
-      <w:pPr>
-        <w:rPr>
-          <w:rFonts w:ascii="Times New Roman" w:hAnsi="Times New Roman" w:cs="Times New Roman"/>
-          <w:lang w:val="vi-VN"/>
-        </w:rPr>
-      </w:pPr>
-    </w:p>
-    <w:p>
-      <w:pPr>
-        <w:ind w:firstLine="360"/>
+        <w:ind w:left="567"/>
+        <w:rPr>
+          <w:rFonts w:ascii="Times New Roman" w:hAnsi="Times New Roman" w:cs="Times New Roman"/>
+          <w:lang w:val="vi-VN"/>
+        </w:rPr>
+      </w:pPr>
+    </w:p>
+    <w:p>
+      <w:pPr>
+        <w:ind w:left="567"/>
+        <w:rPr>
+          <w:rFonts w:ascii="Times New Roman" w:hAnsi="Times New Roman" w:cs="Times New Roman"/>
+          <w:lang w:val="vi-VN"/>
+        </w:rPr>
+      </w:pPr>
+    </w:p>
+    <w:p>
+      <w:pPr>
+        <w:ind w:left="567"/>
         <w:rPr>
           <w:rFonts w:ascii="Times New Roman" w:hAnsi="Times New Roman" w:cs="Times New Roman"/>
           <w:sz w:val="24"/>
@@ -5422,6 +5555,7 @@
           <w:ilvl w:val="0"/>
           <w:numId w:val="14"/>
         </w:numPr>
+        <w:ind w:left="567" w:firstLine="0"/>
         <w:rPr>
           <w:rFonts w:ascii="Times New Roman" w:hAnsi="Times New Roman" w:cs="Times New Roman"/>
           <w:sz w:val="24"/>
@@ -5443,6 +5577,7 @@
           <w:ilvl w:val="0"/>
           <w:numId w:val="14"/>
         </w:numPr>
+        <w:ind w:left="567" w:firstLine="0"/>
         <w:rPr>
           <w:rFonts w:ascii="Times New Roman" w:hAnsi="Times New Roman" w:cs="Times New Roman"/>
           <w:sz w:val="24"/>
@@ -5464,6 +5599,7 @@
           <w:ilvl w:val="0"/>
           <w:numId w:val="14"/>
         </w:numPr>
+        <w:ind w:left="567" w:firstLine="0"/>
         <w:rPr>
           <w:rFonts w:ascii="Times New Roman" w:hAnsi="Times New Roman" w:cs="Times New Roman"/>
           <w:sz w:val="24"/>
@@ -5481,7 +5617,7 @@
     </w:p>
     <w:p>
       <w:pPr>
-        <w:ind w:firstLine="720"/>
+        <w:ind w:left="567"/>
         <w:rPr>
           <w:rFonts w:ascii="Times New Roman" w:hAnsi="Times New Roman" w:cs="Times New Roman"/>
           <w:sz w:val="24"/>
@@ -5500,7 +5636,7 @@
     </w:p>
     <w:p>
       <w:pPr>
-        <w:ind w:firstLine="720"/>
+        <w:ind w:left="567"/>
         <w:rPr>
           <w:rFonts w:ascii="Times New Roman" w:hAnsi="Times New Roman" w:cs="Times New Roman"/>
           <w:sz w:val="24"/>
@@ -5554,7 +5690,7 @@
     </w:p>
     <w:p>
       <w:pPr>
-        <w:ind w:left="720"/>
+        <w:ind w:left="567"/>
         <w:rPr>
           <w:rFonts w:ascii="Times New Roman" w:hAnsi="Times New Roman" w:cs="Times New Roman"/>
           <w:sz w:val="24"/>
@@ -5573,7 +5709,7 @@
     </w:p>
     <w:p>
       <w:pPr>
-        <w:ind w:firstLine="720"/>
+        <w:ind w:left="567"/>
         <w:rPr>
           <w:rFonts w:ascii="Times New Roman" w:hAnsi="Times New Roman" w:cs="Times New Roman"/>
           <w:sz w:val="24"/>
@@ -5627,17 +5763,18 @@
     </w:p>
     <w:p>
       <w:pPr>
-        <w:rPr>
-          <w:rFonts w:ascii="Times New Roman" w:hAnsi="Times New Roman" w:cs="Times New Roman"/>
-          <w:sz w:val="24"/>
-          <w:szCs w:val="24"/>
-          <w:lang w:val="vi-VN"/>
-        </w:rPr>
-      </w:pPr>
-    </w:p>
-    <w:p>
-      <w:pPr>
-        <w:ind w:left="720"/>
+        <w:ind w:left="567"/>
+        <w:rPr>
+          <w:rFonts w:ascii="Times New Roman" w:hAnsi="Times New Roman" w:cs="Times New Roman"/>
+          <w:sz w:val="24"/>
+          <w:szCs w:val="24"/>
+          <w:lang w:val="vi-VN"/>
+        </w:rPr>
+      </w:pPr>
+    </w:p>
+    <w:p>
+      <w:pPr>
+        <w:ind w:left="567"/>
         <w:rPr>
           <w:rFonts w:ascii="Times New Roman" w:hAnsi="Times New Roman" w:cs="Times New Roman"/>
           <w:sz w:val="24"/>
@@ -5656,7 +5793,7 @@
     </w:p>
     <w:p>
       <w:pPr>
-        <w:ind w:left="720"/>
+        <w:ind w:left="567"/>
         <w:rPr>
           <w:rFonts w:ascii="Times New Roman" w:hAnsi="Times New Roman" w:cs="Times New Roman"/>
           <w:sz w:val="24"/>
@@ -5676,7 +5813,7 @@
     </w:p>
     <w:p>
       <w:pPr>
-        <w:ind w:firstLine="720"/>
+        <w:ind w:left="567"/>
         <w:rPr>
           <w:rFonts w:ascii="Times New Roman" w:hAnsi="Times New Roman" w:cs="Times New Roman"/>
           <w:lang w:val="vi-VN"/>
@@ -5727,7 +5864,7 @@
     <w:p>
       <w:pPr>
         <w:pStyle w:val="Heading3"/>
-        <w:ind w:firstLine="720"/>
+        <w:ind w:left="567"/>
         <w:rPr>
           <w:rFonts w:cs="Times New Roman"/>
           <w:lang w:val="vi-VN"/>
@@ -5742,7 +5879,7 @@
     </w:p>
     <w:p>
       <w:pPr>
-        <w:ind w:firstLine="720"/>
+        <w:ind w:left="567"/>
         <w:rPr>
           <w:rFonts w:ascii="Times New Roman" w:hAnsi="Times New Roman" w:cs="Times New Roman"/>
           <w:sz w:val="24"/>
@@ -5761,7 +5898,7 @@
     </w:p>
     <w:p>
       <w:pPr>
-        <w:ind w:firstLine="720"/>
+        <w:ind w:left="567"/>
         <w:rPr>
           <w:rFonts w:ascii="Times New Roman" w:hAnsi="Times New Roman" w:cs="Times New Roman"/>
           <w:sz w:val="24"/>
@@ -5815,7 +5952,7 @@
     </w:p>
     <w:p>
       <w:pPr>
-        <w:ind w:firstLine="360"/>
+        <w:ind w:left="567"/>
         <w:rPr>
           <w:rFonts w:ascii="Times New Roman" w:hAnsi="Times New Roman" w:cs="Times New Roman"/>
           <w:sz w:val="24"/>
@@ -5837,6 +5974,7 @@
           <w:ilvl w:val="0"/>
           <w:numId w:val="15"/>
         </w:numPr>
+        <w:ind w:left="567" w:firstLine="0"/>
         <w:rPr>
           <w:rFonts w:ascii="Times New Roman" w:hAnsi="Times New Roman" w:cs="Times New Roman"/>
           <w:sz w:val="24"/>
@@ -5858,6 +5996,7 @@
           <w:ilvl w:val="0"/>
           <w:numId w:val="15"/>
         </w:numPr>
+        <w:ind w:left="567" w:firstLine="0"/>
         <w:rPr>
           <w:rFonts w:ascii="Times New Roman" w:hAnsi="Times New Roman" w:cs="Times New Roman"/>
           <w:sz w:val="24"/>
@@ -5879,6 +6018,7 @@
           <w:ilvl w:val="0"/>
           <w:numId w:val="15"/>
         </w:numPr>
+        <w:ind w:left="567" w:firstLine="0"/>
         <w:rPr>
           <w:rFonts w:ascii="Times New Roman" w:hAnsi="Times New Roman" w:cs="Times New Roman"/>
           <w:sz w:val="24"/>
@@ -5900,6 +6040,7 @@
           <w:ilvl w:val="0"/>
           <w:numId w:val="15"/>
         </w:numPr>
+        <w:ind w:left="567" w:firstLine="0"/>
         <w:rPr>
           <w:rFonts w:ascii="Times New Roman" w:hAnsi="Times New Roman" w:cs="Times New Roman"/>
           <w:sz w:val="24"/>
@@ -5921,6 +6062,7 @@
           <w:ilvl w:val="0"/>
           <w:numId w:val="15"/>
         </w:numPr>
+        <w:ind w:left="567" w:firstLine="0"/>
         <w:rPr>
           <w:rFonts w:ascii="Times New Roman" w:hAnsi="Times New Roman" w:cs="Times New Roman"/>
           <w:sz w:val="24"/>
@@ -5938,7 +6080,7 @@
     </w:p>
     <w:p>
       <w:pPr>
-        <w:ind w:left="360"/>
+        <w:ind w:left="567"/>
         <w:rPr>
           <w:rFonts w:ascii="Times New Roman" w:hAnsi="Times New Roman" w:cs="Times New Roman"/>
           <w:sz w:val="24"/>
@@ -5966,7 +6108,7 @@
     <w:p>
       <w:pPr>
         <w:pStyle w:val="Heading3"/>
-        <w:ind w:firstLine="360"/>
+        <w:ind w:left="567"/>
         <w:rPr>
           <w:rFonts w:cs="Times New Roman"/>
           <w:lang w:val="vi-VN"/>
@@ -5981,7 +6123,7 @@
     </w:p>
     <w:p>
       <w:pPr>
-        <w:ind w:left="360"/>
+        <w:ind w:left="567"/>
         <w:rPr>
           <w:rFonts w:ascii="Times New Roman" w:hAnsi="Times New Roman" w:cs="Times New Roman"/>
           <w:sz w:val="24"/>
@@ -5999,7 +6141,7 @@
     </w:p>
     <w:p>
       <w:pPr>
-        <w:ind w:firstLine="360"/>
+        <w:ind w:left="567"/>
         <w:rPr>
           <w:rFonts w:ascii="Times New Roman" w:hAnsi="Times New Roman" w:cs="Times New Roman"/>
           <w:sz w:val="24"/>
@@ -6017,7 +6159,7 @@
     </w:p>
     <w:p>
       <w:pPr>
-        <w:ind w:firstLine="360"/>
+        <w:ind w:left="567"/>
         <w:rPr>
           <w:rFonts w:ascii="Times New Roman" w:hAnsi="Times New Roman" w:cs="Times New Roman"/>
           <w:sz w:val="24"/>
@@ -6035,7 +6177,7 @@
     </w:p>
     <w:p>
       <w:pPr>
-        <w:ind w:left="360"/>
+        <w:ind w:left="567"/>
         <w:rPr>
           <w:rFonts w:ascii="Times New Roman" w:hAnsi="Times New Roman" w:cs="Times New Roman"/>
           <w:sz w:val="24"/>
@@ -6054,7 +6196,7 @@
     </w:p>
     <w:p>
       <w:pPr>
-        <w:ind w:firstLine="360"/>
+        <w:ind w:left="567"/>
         <w:rPr>
           <w:rFonts w:ascii="Times New Roman" w:hAnsi="Times New Roman" w:cs="Times New Roman"/>
           <w:sz w:val="24"/>
@@ -6109,7 +6251,7 @@
     </w:p>
     <w:p>
       <w:pPr>
-        <w:ind w:left="360"/>
+        <w:ind w:left="567"/>
         <w:rPr>
           <w:rFonts w:ascii="Times New Roman" w:hAnsi="Times New Roman" w:cs="Times New Roman"/>
           <w:sz w:val="24"/>
@@ -6128,7 +6270,7 @@
     </w:p>
     <w:p>
       <w:pPr>
-        <w:ind w:firstLine="360"/>
+        <w:ind w:left="567"/>
         <w:rPr>
           <w:rFonts w:ascii="Times New Roman" w:hAnsi="Times New Roman" w:cs="Times New Roman"/>
           <w:lang w:val="vi-VN"/>
@@ -6178,7 +6320,7 @@
     </w:p>
     <w:p>
       <w:pPr>
-        <w:ind w:left="360"/>
+        <w:ind w:left="567"/>
         <w:rPr>
           <w:rFonts w:ascii="Times New Roman" w:hAnsi="Times New Roman" w:cs="Times New Roman"/>
           <w:sz w:val="24"/>
@@ -6197,7 +6339,7 @@
     </w:p>
     <w:p>
       <w:pPr>
-        <w:ind w:left="360"/>
+        <w:ind w:left="567"/>
       </w:pPr>
       <w:r>
         <w:t>Dưới đây là phần nội dung tiếp theo cho Chương 3, tập trung vào kỹ thuật xử lý dữ liệu thực tế cho chuỗi bán lẻ:</w:t>
@@ -6206,7 +6348,7 @@
     <w:p>
       <w:pPr>
         <w:pStyle w:val="Heading2"/>
-        <w:ind w:left="360"/>
+        <w:ind w:left="567"/>
       </w:pPr>
       <w:r>
         <w:t>3.4 TRÍCH XUẤT ĐẶC TRƯNG (FEATURE ENGINEERING)</w:t>
@@ -6214,7 +6356,7 @@
     </w:p>
     <w:p>
       <w:pPr>
-        <w:ind w:left="360"/>
+        <w:ind w:left="567"/>
         <w:rPr>
           <w:rFonts w:ascii="Times New Roman" w:hAnsi="Times New Roman" w:cs="Times New Roman"/>
           <w:sz w:val="24"/>
@@ -6233,7 +6375,7 @@
     <w:p>
       <w:pPr>
         <w:pStyle w:val="Heading3"/>
-        <w:ind w:firstLine="360"/>
+        <w:ind w:left="567"/>
       </w:pPr>
       <w:r>
         <w:t xml:space="preserve">3.4.1 </w:t>
@@ -6244,7 +6386,7 @@
     </w:p>
     <w:p>
       <w:pPr>
-        <w:ind w:left="360"/>
+        <w:ind w:left="567"/>
         <w:rPr>
           <w:rFonts w:ascii="Times New Roman" w:hAnsi="Times New Roman" w:cs="Times New Roman"/>
           <w:sz w:val="24"/>
@@ -6267,6 +6409,7 @@
           <w:ilvl w:val="0"/>
           <w:numId w:val="15"/>
         </w:numPr>
+        <w:ind w:left="567" w:firstLine="0"/>
         <w:rPr>
           <w:rFonts w:ascii="Times New Roman" w:hAnsi="Times New Roman" w:cs="Times New Roman"/>
           <w:sz w:val="24"/>
@@ -6289,6 +6432,7 @@
           <w:ilvl w:val="0"/>
           <w:numId w:val="15"/>
         </w:numPr>
+        <w:ind w:left="567" w:firstLine="0"/>
         <w:rPr>
           <w:rFonts w:ascii="Times New Roman" w:hAnsi="Times New Roman" w:cs="Times New Roman"/>
           <w:sz w:val="24"/>
@@ -6311,6 +6455,7 @@
           <w:ilvl w:val="0"/>
           <w:numId w:val="15"/>
         </w:numPr>
+        <w:ind w:left="567" w:firstLine="0"/>
         <w:rPr>
           <w:rFonts w:ascii="Times New Roman" w:hAnsi="Times New Roman" w:cs="Times New Roman"/>
           <w:sz w:val="24"/>
@@ -6329,7 +6474,7 @@
     <w:p>
       <w:pPr>
         <w:pStyle w:val="Heading3"/>
-        <w:ind w:firstLine="360"/>
+        <w:ind w:left="567"/>
       </w:pPr>
       <w:r>
         <w:lastRenderedPageBreak/>
@@ -6341,7 +6486,7 @@
     </w:p>
     <w:p>
       <w:pPr>
-        <w:ind w:firstLine="360"/>
+        <w:ind w:left="567"/>
         <w:rPr>
           <w:rFonts w:ascii="Times New Roman" w:hAnsi="Times New Roman" w:cs="Times New Roman"/>
           <w:sz w:val="24"/>
@@ -6364,6 +6509,7 @@
           <w:ilvl w:val="0"/>
           <w:numId w:val="15"/>
         </w:numPr>
+        <w:ind w:left="567" w:firstLine="0"/>
         <w:rPr>
           <w:rFonts w:ascii="Times New Roman" w:hAnsi="Times New Roman" w:cs="Times New Roman"/>
           <w:sz w:val="24"/>
@@ -6386,6 +6532,7 @@
           <w:ilvl w:val="0"/>
           <w:numId w:val="15"/>
         </w:numPr>
+        <w:ind w:left="567" w:firstLine="0"/>
         <w:rPr>
           <w:rFonts w:ascii="Times New Roman" w:hAnsi="Times New Roman" w:cs="Times New Roman"/>
           <w:sz w:val="24"/>
@@ -6404,7 +6551,7 @@
     <w:p>
       <w:pPr>
         <w:pStyle w:val="Heading3"/>
-        <w:ind w:firstLine="360"/>
+        <w:ind w:left="567"/>
       </w:pPr>
       <w:r>
         <w:t xml:space="preserve">3.4.3 </w:t>
@@ -6415,7 +6562,7 @@
     </w:p>
     <w:p>
       <w:pPr>
-        <w:ind w:firstLine="360"/>
+        <w:ind w:left="567"/>
         <w:rPr>
           <w:rFonts w:ascii="Times New Roman" w:hAnsi="Times New Roman" w:cs="Times New Roman"/>
           <w:sz w:val="24"/>
@@ -6437,6 +6584,7 @@
           <w:ilvl w:val="0"/>
           <w:numId w:val="16"/>
         </w:numPr>
+        <w:ind w:left="567" w:firstLine="0"/>
         <w:rPr>
           <w:rFonts w:ascii="Times New Roman" w:hAnsi="Times New Roman" w:cs="Times New Roman"/>
           <w:sz w:val="24"/>
@@ -6458,6 +6606,7 @@
           <w:ilvl w:val="0"/>
           <w:numId w:val="16"/>
         </w:numPr>
+        <w:ind w:left="567" w:firstLine="0"/>
         <w:rPr>
           <w:rFonts w:ascii="Times New Roman" w:hAnsi="Times New Roman" w:cs="Times New Roman"/>
           <w:sz w:val="24"/>
@@ -6479,6 +6628,7 @@
           <w:ilvl w:val="0"/>
           <w:numId w:val="16"/>
         </w:numPr>
+        <w:ind w:left="567" w:firstLine="0"/>
         <w:rPr>
           <w:rFonts w:ascii="Times New Roman" w:hAnsi="Times New Roman" w:cs="Times New Roman"/>
           <w:sz w:val="24"/>
@@ -6500,6 +6650,7 @@
           <w:ilvl w:val="0"/>
           <w:numId w:val="16"/>
         </w:numPr>
+        <w:ind w:left="567" w:firstLine="0"/>
         <w:rPr>
           <w:rFonts w:ascii="Times New Roman" w:hAnsi="Times New Roman" w:cs="Times New Roman"/>
           <w:sz w:val="24"/>
@@ -6525,11 +6676,15 @@
         <w:t xml:space="preserve"> Các đặc trưng này giúp phân khúc khách hàng từ "tiềm năng" đến "VIP", hỗ trợ đề xuất các chương trình khuyến mãi mục tiêu.</w:t>
       </w:r>
     </w:p>
-    <w:p/>
+    <w:p>
+      <w:pPr>
+        <w:ind w:left="567"/>
+      </w:pPr>
+    </w:p>
     <w:p>
       <w:pPr>
         <w:pStyle w:val="Heading2"/>
-        <w:ind w:left="360"/>
+        <w:ind w:left="567"/>
       </w:pPr>
       <w:r>
         <w:t xml:space="preserve">3.5 </w:t>
@@ -6540,7 +6695,7 @@
     </w:p>
     <w:p>
       <w:pPr>
-        <w:ind w:left="360"/>
+        <w:ind w:left="567"/>
         <w:rPr>
           <w:rFonts w:ascii="Times New Roman" w:hAnsi="Times New Roman" w:cs="Times New Roman"/>
           <w:sz w:val="24"/>
@@ -6563,6 +6718,7 @@
           <w:ilvl w:val="0"/>
           <w:numId w:val="15"/>
         </w:numPr>
+        <w:ind w:left="567" w:firstLine="0"/>
         <w:rPr>
           <w:rFonts w:ascii="Times New Roman" w:hAnsi="Times New Roman" w:cs="Times New Roman"/>
           <w:sz w:val="24"/>
@@ -6585,6 +6741,7 @@
           <w:ilvl w:val="0"/>
           <w:numId w:val="15"/>
         </w:numPr>
+        <w:ind w:left="567" w:firstLine="0"/>
         <w:rPr>
           <w:rFonts w:ascii="Times New Roman" w:hAnsi="Times New Roman" w:cs="Times New Roman"/>
           <w:sz w:val="24"/>
@@ -6607,6 +6764,7 @@
           <w:ilvl w:val="0"/>
           <w:numId w:val="15"/>
         </w:numPr>
+        <w:ind w:left="567" w:firstLine="0"/>
         <w:rPr>
           <w:rFonts w:ascii="Times New Roman" w:hAnsi="Times New Roman" w:cs="Times New Roman"/>
           <w:sz w:val="24"/>
@@ -6629,6 +6787,7 @@
           <w:ilvl w:val="0"/>
           <w:numId w:val="15"/>
         </w:numPr>
+        <w:ind w:left="567" w:firstLine="0"/>
         <w:rPr>
           <w:rFonts w:ascii="Times New Roman" w:hAnsi="Times New Roman" w:cs="Times New Roman"/>
           <w:sz w:val="24"/>
@@ -6651,6 +6810,7 @@
           <w:ilvl w:val="0"/>
           <w:numId w:val="15"/>
         </w:numPr>
+        <w:ind w:left="567" w:firstLine="0"/>
         <w:rPr>
           <w:rFonts w:ascii="Times New Roman" w:hAnsi="Times New Roman" w:cs="Times New Roman"/>
           <w:sz w:val="24"/>
@@ -6673,6 +6833,7 @@
           <w:ilvl w:val="0"/>
           <w:numId w:val="15"/>
         </w:numPr>
+        <w:ind w:left="567" w:firstLine="0"/>
         <w:rPr>
           <w:rFonts w:ascii="Times New Roman" w:hAnsi="Times New Roman" w:cs="Times New Roman"/>
           <w:sz w:val="24"/>
@@ -6690,7 +6851,7 @@
     </w:p>
     <w:p>
       <w:pPr>
-        <w:ind w:left="360"/>
+        <w:ind w:left="567"/>
         <w:rPr>
           <w:rFonts w:ascii="Times New Roman" w:hAnsi="Times New Roman" w:cs="Times New Roman"/>
           <w:sz w:val="24"/>
@@ -6719,7 +6880,7 @@
     <w:p>
       <w:pPr>
         <w:pStyle w:val="Heading2"/>
-        <w:ind w:firstLine="360"/>
+        <w:ind w:left="567"/>
         <w:rPr>
           <w:lang w:val="vi-VN"/>
         </w:rPr>
@@ -6738,7 +6899,7 @@
     <w:p>
       <w:pPr>
         <w:pStyle w:val="Heading3"/>
-        <w:ind w:firstLine="360"/>
+        <w:ind w:left="567"/>
         <w:rPr>
           <w:lang w:val="vi-VN"/>
         </w:rPr>
@@ -6756,7 +6917,7 @@
     <w:p>
       <w:pPr>
         <w:pStyle w:val="Heading4"/>
-        <w:ind w:firstLine="360"/>
+        <w:ind w:left="567"/>
         <w:rPr>
           <w:i/>
           <w:iCs w:val="0"/>
@@ -6798,7 +6959,7 @@
     </w:p>
     <w:p>
       <w:pPr>
-        <w:ind w:firstLine="360"/>
+        <w:ind w:left="567"/>
         <w:rPr>
           <w:lang w:val="vi-VN"/>
         </w:rPr>
@@ -6846,7 +7007,7 @@
     </w:p>
     <w:p>
       <w:pPr>
-        <w:ind w:left="360"/>
+        <w:ind w:left="567"/>
         <w:rPr>
           <w:rFonts w:ascii="Times New Roman" w:hAnsi="Times New Roman" w:cs="Times New Roman"/>
           <w:sz w:val="24"/>
@@ -6883,7 +7044,7 @@
     <w:p>
       <w:pPr>
         <w:pStyle w:val="Heading4"/>
-        <w:ind w:firstLine="360"/>
+        <w:ind w:left="567"/>
         <w:rPr>
           <w:i/>
           <w:iCs w:val="0"/>
@@ -6933,7 +7094,7 @@
     </w:p>
     <w:p>
       <w:pPr>
-        <w:ind w:firstLine="360"/>
+        <w:ind w:left="567"/>
         <w:rPr>
           <w:lang w:val="vi-VN"/>
         </w:rPr>
@@ -6981,7 +7142,7 @@
     </w:p>
     <w:p>
       <w:pPr>
-        <w:ind w:left="360"/>
+        <w:ind w:left="567"/>
         <w:rPr>
           <w:rFonts w:ascii="Times New Roman" w:hAnsi="Times New Roman" w:cs="Times New Roman"/>
           <w:sz w:val="24"/>
@@ -7018,7 +7179,7 @@
     <w:p>
       <w:pPr>
         <w:pStyle w:val="Heading4"/>
-        <w:ind w:firstLine="360"/>
+        <w:ind w:left="567"/>
         <w:rPr>
           <w:i/>
           <w:iCs w:val="0"/>
@@ -7068,7 +7229,7 @@
     </w:p>
     <w:p>
       <w:pPr>
-        <w:ind w:firstLine="360"/>
+        <w:ind w:left="567"/>
         <w:rPr>
           <w:lang w:val="vi-VN"/>
         </w:rPr>
@@ -7116,7 +7277,7 @@
     </w:p>
     <w:p>
       <w:pPr>
-        <w:ind w:left="360"/>
+        <w:ind w:left="567"/>
         <w:rPr>
           <w:lang w:val="vi-VN"/>
         </w:rPr>
@@ -7152,6 +7313,7 @@
     </w:p>
     <w:p>
       <w:pPr>
+        <w:ind w:left="567"/>
         <w:rPr>
           <w:lang w:val="vi-VN"/>
         </w:rPr>
@@ -7160,7 +7322,7 @@
     <w:p>
       <w:pPr>
         <w:pStyle w:val="Heading3"/>
-        <w:ind w:firstLine="360"/>
+        <w:ind w:left="567"/>
         <w:rPr>
           <w:lang w:val="vi-VN"/>
         </w:rPr>
@@ -7179,7 +7341,7 @@
     <w:p>
       <w:pPr>
         <w:pStyle w:val="Heading4"/>
-        <w:ind w:firstLine="360"/>
+        <w:ind w:left="567"/>
         <w:rPr>
           <w:i/>
           <w:iCs w:val="0"/>
@@ -7228,7 +7390,7 @@
     </w:p>
     <w:p>
       <w:pPr>
-        <w:ind w:firstLine="360"/>
+        <w:ind w:left="567"/>
         <w:rPr>
           <w:lang w:val="vi-VN"/>
         </w:rPr>
@@ -7276,7 +7438,7 @@
     </w:p>
     <w:p>
       <w:pPr>
-        <w:ind w:left="720"/>
+        <w:ind w:left="567"/>
         <w:rPr>
           <w:rFonts w:ascii="Times New Roman" w:hAnsi="Times New Roman" w:cs="Times New Roman"/>
           <w:sz w:val="24"/>
@@ -7297,7 +7459,7 @@
     <w:p>
       <w:pPr>
         <w:pStyle w:val="Heading4"/>
-        <w:ind w:firstLine="720"/>
+        <w:ind w:left="567"/>
         <w:rPr>
           <w:lang w:val="vi-VN"/>
         </w:rPr>
@@ -7358,7 +7520,7 @@
     </w:p>
     <w:p>
       <w:pPr>
-        <w:ind w:firstLine="720"/>
+        <w:ind w:left="567"/>
         <w:rPr>
           <w:lang w:val="vi-VN"/>
         </w:rPr>
@@ -7406,7 +7568,7 @@
     </w:p>
     <w:p>
       <w:pPr>
-        <w:ind w:left="720"/>
+        <w:ind w:left="567"/>
         <w:rPr>
           <w:rFonts w:ascii="Times New Roman" w:hAnsi="Times New Roman" w:cs="Times New Roman"/>
           <w:sz w:val="24"/>
@@ -7435,7 +7597,7 @@
     <w:p>
       <w:pPr>
         <w:pStyle w:val="Heading4"/>
-        <w:ind w:firstLine="720"/>
+        <w:ind w:left="567"/>
         <w:rPr>
           <w:i/>
           <w:iCs w:val="0"/>
@@ -7519,7 +7681,7 @@
     </w:p>
     <w:p>
       <w:pPr>
-        <w:ind w:firstLine="720"/>
+        <w:ind w:left="567"/>
         <w:rPr>
           <w:lang w:val="vi-VN"/>
         </w:rPr>
@@ -7567,7 +7729,7 @@
     </w:p>
     <w:p>
       <w:pPr>
-        <w:ind w:left="720"/>
+        <w:ind w:left="567"/>
         <w:rPr>
           <w:rFonts w:ascii="Times New Roman" w:hAnsi="Times New Roman" w:cs="Times New Roman"/>
           <w:sz w:val="24"/>
@@ -7588,32 +7750,542 @@
     <w:p>
       <w:pPr>
         <w:pStyle w:val="Heading1"/>
-        <w:spacing w:line="360" w:lineRule="auto"/>
+        <w:ind w:left="567"/>
+      </w:pPr>
+      <w:bookmarkStart w:id="1" w:name="_Toc227352030"/>
+      <w:r>
+        <w:t>CHƯƠNG 4: TRỰC QUAN DỮ LIỆU VÀ XÂY DỰNG DASHBOARD</w:t>
+      </w:r>
+      <w:bookmarkEnd w:id="1"/>
+    </w:p>
+    <w:p>
+      <w:pPr>
+        <w:pStyle w:val="Heading2"/>
+        <w:ind w:left="567"/>
+      </w:pPr>
+      <w:r>
+        <w:t xml:space="preserve">4.1 </w:t>
+      </w:r>
+      <w:r>
+        <w:t>GIỚI THIỆU VÀ ĐIỀU CHỈNH PHẠM VI DỰ ÁN</w:t>
+      </w:r>
+    </w:p>
+    <w:p>
+      <w:pPr>
+        <w:pStyle w:val="ListParagraph"/>
+        <w:numPr>
+          <w:ilvl w:val="0"/>
+          <w:numId w:val="15"/>
+        </w:numPr>
+        <w:ind w:left="567" w:firstLine="0"/>
+        <w:rPr>
+          <w:rFonts w:ascii="Times New Roman" w:hAnsi="Times New Roman" w:cs="Times New Roman"/>
+          <w:sz w:val="24"/>
+          <w:szCs w:val="24"/>
+        </w:rPr>
+      </w:pPr>
+      <w:r>
+        <w:rPr>
+          <w:rFonts w:ascii="Times New Roman" w:hAnsi="Times New Roman" w:cs="Times New Roman"/>
+          <w:sz w:val="24"/>
+          <w:szCs w:val="24"/>
+        </w:rPr>
+        <w:t>Bối cảnh &amp; Mục tiêu: Chuyển hóa dữ liệu giao dịch thô (</w:t>
+      </w:r>
+      <w:r>
+        <w:rPr>
+          <w:rFonts w:ascii="Times New Roman" w:hAnsi="Times New Roman" w:cs="Times New Roman"/>
+          <w:i/>
+          <w:iCs/>
+          <w:sz w:val="24"/>
+          <w:szCs w:val="24"/>
+        </w:rPr>
+        <w:t>Global Superstore</w:t>
+      </w:r>
+      <w:r>
+        <w:rPr>
+          <w:rFonts w:ascii="Times New Roman" w:hAnsi="Times New Roman" w:cs="Times New Roman"/>
+          <w:sz w:val="24"/>
+          <w:szCs w:val="24"/>
+        </w:rPr>
+        <w:t>) thành hệ thống báo cáo tương tác trực quan (Interactive Dashboard), hỗ trợ Ban Giám đốc và bộ phận Marketing đưa ra quyết định dựa trên dữ liệu (Data-driven decisions).</w:t>
+      </w:r>
+    </w:p>
+    <w:p>
+      <w:pPr>
+        <w:pStyle w:val="ListParagraph"/>
+        <w:numPr>
+          <w:ilvl w:val="0"/>
+          <w:numId w:val="15"/>
+        </w:numPr>
+        <w:ind w:left="567" w:firstLine="0"/>
+        <w:rPr>
+          <w:rFonts w:ascii="Times New Roman" w:hAnsi="Times New Roman" w:cs="Times New Roman"/>
+          <w:sz w:val="24"/>
+          <w:szCs w:val="24"/>
+        </w:rPr>
+      </w:pPr>
+      <w:r>
+        <w:rPr>
+          <w:rFonts w:ascii="Times New Roman" w:hAnsi="Times New Roman" w:cs="Times New Roman"/>
+          <w:sz w:val="24"/>
+          <w:szCs w:val="24"/>
+        </w:rPr>
+        <w:t>Đi</w:t>
+      </w:r>
+      <w:r>
+        <w:rPr>
+          <w:rFonts w:ascii="Times New Roman" w:hAnsi="Times New Roman" w:cs="Times New Roman"/>
+          <w:sz w:val="24"/>
+          <w:szCs w:val="24"/>
+        </w:rPr>
+        <w:t>ề</w:t>
+      </w:r>
+      <w:r>
+        <w:rPr>
+          <w:rFonts w:ascii="Times New Roman" w:hAnsi="Times New Roman" w:cs="Times New Roman"/>
+          <w:sz w:val="24"/>
+          <w:szCs w:val="24"/>
+        </w:rPr>
+        <w:t>u chỉnh phạm vi: Dự án tập trung phân tích 3 trụ cột cốt lõi:</w:t>
+      </w:r>
+    </w:p>
+    <w:p>
+      <w:pPr>
+        <w:pStyle w:val="ListParagraph"/>
+        <w:numPr>
+          <w:ilvl w:val="1"/>
+          <w:numId w:val="21"/>
+        </w:numPr>
+        <w:rPr>
+          <w:rFonts w:ascii="Times New Roman" w:hAnsi="Times New Roman" w:cs="Times New Roman"/>
+          <w:sz w:val="24"/>
+          <w:szCs w:val="24"/>
+        </w:rPr>
+      </w:pPr>
+      <w:r>
+        <w:rPr>
+          <w:rFonts w:ascii="Times New Roman" w:hAnsi="Times New Roman" w:cs="Times New Roman"/>
+          <w:sz w:val="24"/>
+          <w:szCs w:val="24"/>
+        </w:rPr>
+        <w:t>Hiệu suất kinh doanh tổng quan (Doanh thu, lợi nhuận, xu hướng thời gian).</w:t>
+      </w:r>
+    </w:p>
+    <w:p>
+      <w:pPr>
+        <w:pStyle w:val="ListParagraph"/>
+        <w:numPr>
+          <w:ilvl w:val="1"/>
+          <w:numId w:val="21"/>
+        </w:numPr>
+        <w:rPr>
+          <w:rFonts w:ascii="Times New Roman" w:hAnsi="Times New Roman" w:cs="Times New Roman"/>
+          <w:sz w:val="24"/>
+          <w:szCs w:val="24"/>
+        </w:rPr>
+      </w:pPr>
+      <w:r>
+        <w:rPr>
+          <w:rFonts w:ascii="Times New Roman" w:hAnsi="Times New Roman" w:cs="Times New Roman"/>
+          <w:sz w:val="24"/>
+          <w:szCs w:val="24"/>
+        </w:rPr>
+        <w:t>Hành vi &amp; Phân cụm khách hàng (Áp dụng mô hình RFM Segmentation).</w:t>
+      </w:r>
+    </w:p>
+    <w:p>
+      <w:pPr>
+        <w:pStyle w:val="ListParagraph"/>
+        <w:numPr>
+          <w:ilvl w:val="1"/>
+          <w:numId w:val="21"/>
+        </w:numPr>
+        <w:rPr>
+          <w:rFonts w:ascii="Times New Roman" w:hAnsi="Times New Roman" w:cs="Times New Roman"/>
+          <w:sz w:val="24"/>
+          <w:szCs w:val="24"/>
+        </w:rPr>
+      </w:pPr>
+      <w:r>
+        <w:rPr>
+          <w:rFonts w:ascii="Times New Roman" w:hAnsi="Times New Roman" w:cs="Times New Roman"/>
+          <w:sz w:val="24"/>
+          <w:szCs w:val="24"/>
+        </w:rPr>
+        <w:t>Tối ưu hóa danh mục sản phẩm (Áp dụng nguyên lý Phân tích Pareto 80/20).</w:t>
+      </w:r>
+    </w:p>
+    <w:p>
+      <w:pPr>
+        <w:pStyle w:val="Heading2"/>
+        <w:ind w:left="567"/>
+      </w:pPr>
+      <w:r>
+        <w:t>4.2 CHIẾN LƯỢC KẾT NỐI DỮ LIỆU VÀ THIẾT KẾ UI/UX</w:t>
+      </w:r>
+    </w:p>
+    <w:p>
+      <w:pPr>
+        <w:pStyle w:val="Heading3"/>
+        <w:ind w:firstLine="567"/>
+      </w:pPr>
+      <w:r>
+        <w:t>4.2.1 Kết nối Lược đồ Hình sao bằng Relationships</w:t>
+      </w:r>
+    </w:p>
+    <w:p>
+      <w:pPr>
+        <w:ind w:left="567"/>
+        <w:rPr>
+          <w:rFonts w:ascii="Times New Roman" w:hAnsi="Times New Roman" w:cs="Times New Roman"/>
+          <w:sz w:val="24"/>
+          <w:szCs w:val="24"/>
+        </w:rPr>
+      </w:pPr>
+      <w:r>
+        <w:rPr>
+          <w:rFonts w:ascii="Times New Roman" w:hAnsi="Times New Roman" w:cs="Times New Roman"/>
+          <w:b/>
+          <w:bCs/>
+          <w:sz w:val="24"/>
+          <w:szCs w:val="24"/>
+        </w:rPr>
+        <w:t>Mô hình hóa dữ liệu:</w:t>
+      </w:r>
+      <w:r>
+        <w:rPr>
+          <w:rFonts w:ascii="Times New Roman" w:hAnsi="Times New Roman" w:cs="Times New Roman"/>
+          <w:sz w:val="24"/>
+          <w:szCs w:val="24"/>
+        </w:rPr>
+        <w:t xml:space="preserve"> Sử dụng tính năng </w:t>
+      </w:r>
+      <w:r>
+        <w:rPr>
+          <w:rFonts w:ascii="Times New Roman" w:hAnsi="Times New Roman" w:cs="Times New Roman"/>
+          <w:b/>
+          <w:bCs/>
+          <w:sz w:val="24"/>
+          <w:szCs w:val="24"/>
+        </w:rPr>
+        <w:t>Tableau Relationships</w:t>
+      </w:r>
+      <w:r>
+        <w:rPr>
+          <w:rFonts w:ascii="Times New Roman" w:hAnsi="Times New Roman" w:cs="Times New Roman"/>
+          <w:sz w:val="24"/>
+          <w:szCs w:val="24"/>
+        </w:rPr>
+        <w:t xml:space="preserve"> để liên kết bảng dữ liệu giao dịch (</w:t>
+      </w:r>
+      <w:r>
+        <w:rPr>
+          <w:rFonts w:ascii="Times New Roman" w:hAnsi="Times New Roman" w:cs="Times New Roman"/>
+          <w:i/>
+          <w:iCs/>
+          <w:sz w:val="24"/>
+          <w:szCs w:val="24"/>
+        </w:rPr>
+        <w:t>Fact Table: Orders</w:t>
+      </w:r>
+      <w:r>
+        <w:rPr>
+          <w:rFonts w:ascii="Times New Roman" w:hAnsi="Times New Roman" w:cs="Times New Roman"/>
+          <w:sz w:val="24"/>
+          <w:szCs w:val="24"/>
+        </w:rPr>
+        <w:t>) với các bảng danh mục (</w:t>
+      </w:r>
+      <w:r>
+        <w:rPr>
+          <w:rFonts w:ascii="Times New Roman" w:hAnsi="Times New Roman" w:cs="Times New Roman"/>
+          <w:i/>
+          <w:iCs/>
+          <w:sz w:val="24"/>
+          <w:szCs w:val="24"/>
+        </w:rPr>
+        <w:t>Dimension Tables: Customers, Products, Location</w:t>
+      </w:r>
+      <w:r>
+        <w:rPr>
+          <w:rFonts w:ascii="Times New Roman" w:hAnsi="Times New Roman" w:cs="Times New Roman"/>
+          <w:sz w:val="24"/>
+          <w:szCs w:val="24"/>
+        </w:rPr>
+        <w:t>).</w:t>
+      </w:r>
+    </w:p>
+    <w:p>
+      <w:pPr>
+        <w:ind w:left="567"/>
+        <w:rPr>
+          <w:rFonts w:ascii="Times New Roman" w:hAnsi="Times New Roman" w:cs="Times New Roman"/>
+          <w:sz w:val="24"/>
+          <w:szCs w:val="24"/>
+        </w:rPr>
+      </w:pPr>
+      <w:r>
+        <w:rPr>
+          <w:rFonts w:ascii="Times New Roman" w:hAnsi="Times New Roman" w:cs="Times New Roman"/>
+          <w:b/>
+          <w:bCs/>
+          <w:sz w:val="24"/>
+          <w:szCs w:val="24"/>
+        </w:rPr>
+        <w:t>Ưu điểm:</w:t>
+      </w:r>
+    </w:p>
+    <w:p>
+      <w:pPr>
+        <w:pStyle w:val="ListParagraph"/>
+        <w:numPr>
+          <w:ilvl w:val="0"/>
+          <w:numId w:val="15"/>
+        </w:numPr>
+        <w:rPr>
+          <w:rFonts w:ascii="Times New Roman" w:hAnsi="Times New Roman" w:cs="Times New Roman"/>
+          <w:sz w:val="24"/>
+          <w:szCs w:val="24"/>
+        </w:rPr>
+      </w:pPr>
+      <w:r>
+        <w:rPr>
+          <w:rFonts w:ascii="Times New Roman" w:hAnsi="Times New Roman" w:cs="Times New Roman"/>
+          <w:sz w:val="24"/>
+          <w:szCs w:val="24"/>
+        </w:rPr>
+        <w:t>Bảo toàn mức độ chi tiết của dữ liệu, tránh bị nhân bản bản ghi (data duplication) so với phương pháp Join truyền thống.</w:t>
+      </w:r>
+    </w:p>
+    <w:p>
+      <w:pPr>
+        <w:ind w:left="567"/>
+        <w:rPr>
+          <w:rFonts w:ascii="Times New Roman" w:hAnsi="Times New Roman" w:cs="Times New Roman"/>
+          <w:sz w:val="24"/>
+          <w:szCs w:val="24"/>
+        </w:rPr>
+      </w:pPr>
+      <w:r>
+        <w:rPr>
+          <w:rFonts w:ascii="Times New Roman" w:hAnsi="Times New Roman" w:cs="Times New Roman"/>
+          <w:sz w:val="24"/>
+          <w:szCs w:val="24"/>
+        </w:rPr>
+        <w:t xml:space="preserve">- </w:t>
+      </w:r>
+      <w:r>
+        <w:rPr>
+          <w:rFonts w:ascii="Times New Roman" w:hAnsi="Times New Roman" w:cs="Times New Roman"/>
+          <w:sz w:val="24"/>
+          <w:szCs w:val="24"/>
+        </w:rPr>
+        <w:t>Tự động linh hoạt ngữ cảnh phân tích khi thực hiện các phép tính đếm khách hàng độc bản.</w:t>
+      </w:r>
+    </w:p>
+    <w:p>
+      <w:pPr>
+        <w:pStyle w:val="Heading3"/>
+        <w:ind w:firstLine="567"/>
+      </w:pPr>
+      <w:r>
+        <w:t>4.2.2 Hệ thống thiết kế</w:t>
+      </w:r>
+    </w:p>
+    <w:p>
+      <w:pPr>
         <w:ind w:left="720"/>
         <w:rPr>
-          <w:sz w:val="32"/>
-          <w:szCs w:val="32"/>
-        </w:rPr>
-      </w:pPr>
-      <w:bookmarkStart w:id="1" w:name="_Toc227352030"/>
-      <w:r>
-        <w:rPr>
-          <w:sz w:val="32"/>
-          <w:szCs w:val="32"/>
-        </w:rPr>
-        <w:t xml:space="preserve">CHƯƠNG 4: </w:t>
-      </w:r>
-      <w:r>
-        <w:rPr>
-          <w:sz w:val="30"/>
-          <w:szCs w:val="30"/>
-        </w:rPr>
-        <w:t>TRỰC QUAN DỮ LIỆU VÀ XÂY DỰNG DASHBOARD</w:t>
-      </w:r>
-      <w:bookmarkEnd w:id="1"/>
-    </w:p>
-    <w:p>
-      <w:pPr>
+          <w:rFonts w:ascii="Times New Roman" w:hAnsi="Times New Roman" w:cs="Times New Roman"/>
+          <w:sz w:val="24"/>
+          <w:szCs w:val="24"/>
+        </w:rPr>
+      </w:pPr>
+      <w:r>
+        <w:rPr>
+          <w:rFonts w:ascii="Times New Roman" w:hAnsi="Times New Roman" w:cs="Times New Roman"/>
+          <w:b/>
+          <w:bCs/>
+          <w:sz w:val="24"/>
+          <w:szCs w:val="24"/>
+        </w:rPr>
+        <w:t>Chủ đề màu sắc:</w:t>
+      </w:r>
+      <w:r>
+        <w:rPr>
+          <w:rFonts w:ascii="Times New Roman" w:hAnsi="Times New Roman" w:cs="Times New Roman"/>
+          <w:sz w:val="24"/>
+          <w:szCs w:val="24"/>
+        </w:rPr>
+        <w:t xml:space="preserve"> Sử dụng phối </w:t>
+      </w:r>
+      <w:r>
+        <w:rPr>
+          <w:rFonts w:ascii="Times New Roman" w:hAnsi="Times New Roman" w:cs="Times New Roman"/>
+          <w:sz w:val="24"/>
+          <w:szCs w:val="24"/>
+        </w:rPr>
+        <w:t>màu Dark Mod</w:t>
+      </w:r>
+      <w:r>
+        <w:rPr>
+          <w:rFonts w:ascii="Times New Roman" w:hAnsi="Times New Roman" w:cs="Times New Roman"/>
+          <w:b/>
+          <w:bCs/>
+          <w:sz w:val="24"/>
+          <w:szCs w:val="24"/>
+        </w:rPr>
+        <w:t xml:space="preserve"> </w:t>
+      </w:r>
+      <w:r>
+        <w:rPr>
+          <w:rFonts w:ascii="Times New Roman" w:hAnsi="Times New Roman" w:cs="Times New Roman"/>
+          <w:sz w:val="24"/>
+          <w:szCs w:val="24"/>
+        </w:rPr>
+        <w:t xml:space="preserve">kết hợp các màu tương phản cao (Xanh lá - </w:t>
+      </w:r>
+      <w:r>
+        <w:rPr>
+          <w:rFonts w:ascii="Times New Roman" w:hAnsi="Times New Roman" w:cs="Times New Roman"/>
+          <w:i/>
+          <w:iCs/>
+          <w:sz w:val="24"/>
+          <w:szCs w:val="24"/>
+        </w:rPr>
+        <w:t>Champions</w:t>
+      </w:r>
+      <w:r>
+        <w:rPr>
+          <w:rFonts w:ascii="Times New Roman" w:hAnsi="Times New Roman" w:cs="Times New Roman"/>
+          <w:sz w:val="24"/>
+          <w:szCs w:val="24"/>
+        </w:rPr>
+        <w:t xml:space="preserve">, Đỏ/Vàng, Hồng/Tím - </w:t>
+      </w:r>
+      <w:r>
+        <w:rPr>
+          <w:rFonts w:ascii="Times New Roman" w:hAnsi="Times New Roman" w:cs="Times New Roman"/>
+          <w:i/>
+          <w:iCs/>
+          <w:sz w:val="24"/>
+          <w:szCs w:val="24"/>
+        </w:rPr>
+        <w:t>Phân khúc khách hàng</w:t>
+      </w:r>
+      <w:r>
+        <w:rPr>
+          <w:rFonts w:ascii="Times New Roman" w:hAnsi="Times New Roman" w:cs="Times New Roman"/>
+          <w:sz w:val="24"/>
+          <w:szCs w:val="24"/>
+        </w:rPr>
+        <w:t>) giúp làm nổi bật dữ liệu và giảm mỏi mắt cho người xem.</w:t>
+      </w:r>
+    </w:p>
+    <w:p>
+      <w:pPr>
+        <w:ind w:left="567" w:firstLine="153"/>
+        <w:rPr>
+          <w:rFonts w:ascii="Times New Roman" w:hAnsi="Times New Roman" w:cs="Times New Roman"/>
+          <w:sz w:val="24"/>
+          <w:szCs w:val="24"/>
+        </w:rPr>
+      </w:pPr>
+      <w:r>
+        <w:rPr>
+          <w:rFonts w:ascii="Times New Roman" w:hAnsi="Times New Roman" w:cs="Times New Roman"/>
+          <w:b/>
+          <w:bCs/>
+          <w:sz w:val="24"/>
+          <w:szCs w:val="24"/>
+        </w:rPr>
+        <w:lastRenderedPageBreak/>
+        <w:t>Bố cục &amp; Cấu trúc:</w:t>
+      </w:r>
+    </w:p>
+    <w:p>
+      <w:pPr>
+        <w:pStyle w:val="ListParagraph"/>
+        <w:numPr>
+          <w:ilvl w:val="0"/>
+          <w:numId w:val="15"/>
+        </w:numPr>
+        <w:rPr>
+          <w:rFonts w:ascii="Times New Roman" w:hAnsi="Times New Roman" w:cs="Times New Roman"/>
+          <w:sz w:val="24"/>
+          <w:szCs w:val="24"/>
+        </w:rPr>
+      </w:pPr>
+      <w:r>
+        <w:rPr>
+          <w:rFonts w:ascii="Times New Roman" w:hAnsi="Times New Roman" w:cs="Times New Roman"/>
+          <w:sz w:val="24"/>
+          <w:szCs w:val="24"/>
+        </w:rPr>
+        <w:t xml:space="preserve">Áp dụng quy tắc thiết kế </w:t>
+      </w:r>
+      <w:r>
+        <w:rPr>
+          <w:rFonts w:ascii="Times New Roman" w:hAnsi="Times New Roman" w:cs="Times New Roman"/>
+          <w:b/>
+          <w:bCs/>
+          <w:sz w:val="24"/>
+          <w:szCs w:val="24"/>
+        </w:rPr>
+        <w:t>F-shape</w:t>
+      </w:r>
+      <w:r>
+        <w:rPr>
+          <w:rFonts w:ascii="Times New Roman" w:hAnsi="Times New Roman" w:cs="Times New Roman"/>
+          <w:sz w:val="24"/>
+          <w:szCs w:val="24"/>
+        </w:rPr>
+        <w:t>: Thẻ chỉ số tổng quan (KPI Cards) đặt ở mép trên cùng, các biểu đồ phân tích chi tiết đặt bên dưới.</w:t>
+      </w:r>
+    </w:p>
+    <w:p>
+      <w:pPr>
+        <w:pStyle w:val="ListParagraph"/>
+        <w:numPr>
+          <w:ilvl w:val="0"/>
+          <w:numId w:val="15"/>
+        </w:numPr>
+        <w:rPr>
+          <w:rFonts w:ascii="Times New Roman" w:hAnsi="Times New Roman" w:cs="Times New Roman"/>
+          <w:sz w:val="24"/>
+          <w:szCs w:val="24"/>
+        </w:rPr>
+      </w:pPr>
+      <w:r>
+        <w:rPr>
+          <w:rFonts w:ascii="Times New Roman" w:hAnsi="Times New Roman" w:cs="Times New Roman"/>
+          <w:sz w:val="24"/>
+          <w:szCs w:val="24"/>
+        </w:rPr>
+        <w:t>Tối ưu tính scannable (dễ quét thông tin): Sử dụng font chữ không chân, phân định các khối biểu đồ bằng khung thẻ viền trắng mờ rõ ràng.</w:t>
+      </w:r>
+    </w:p>
+    <w:p>
+      <w:pPr>
+        <w:pStyle w:val="Heading2"/>
+      </w:pPr>
+      <w:r>
+        <w:t>4.3 CHI TIẾT HỆ THỐNG DASHBOARD PHÂN TÍCH</w:t>
+      </w:r>
+    </w:p>
+    <w:p>
+      <w:pPr>
+        <w:rPr>
+          <w:rFonts w:ascii="Times New Roman" w:hAnsi="Times New Roman" w:cs="Times New Roman"/>
+          <w:sz w:val="24"/>
+          <w:szCs w:val="24"/>
+        </w:rPr>
+      </w:pPr>
+    </w:p>
+    <w:p>
+      <w:pPr>
+        <w:ind w:left="567"/>
         <w:rPr>
           <w:rFonts w:ascii="Times New Roman" w:hAnsi="Times New Roman" w:cs="Times New Roman"/>
           <w:sz w:val="24"/>
@@ -7916,6 +8588,119 @@
     </w:lvl>
   </w:abstractNum>
   <w:abstractNum w:abstractNumId="2" w15:restartNumberingAfterBreak="0">
+    <w:nsid w:val="1002417F"/>
+    <w:multiLevelType w:val="multilevel"/>
+    <w:tmpl w:val="B5ECD206"/>
+    <w:lvl w:ilvl="0">
+      <w:start w:val="4"/>
+      <w:numFmt w:val="decimal"/>
+      <w:lvlText w:val="%1"/>
+      <w:lvlJc w:val="left"/>
+      <w:pPr>
+        <w:ind w:left="360" w:hanging="360"/>
+      </w:pPr>
+      <w:rPr>
+        <w:rFonts w:hint="default"/>
+      </w:rPr>
+    </w:lvl>
+    <w:lvl w:ilvl="1">
+      <w:start w:val="1"/>
+      <w:numFmt w:val="decimal"/>
+      <w:lvlText w:val="%1.%2"/>
+      <w:lvlJc w:val="left"/>
+      <w:pPr>
+        <w:ind w:left="360" w:hanging="360"/>
+      </w:pPr>
+      <w:rPr>
+        <w:rFonts w:hint="default"/>
+      </w:rPr>
+    </w:lvl>
+    <w:lvl w:ilvl="2">
+      <w:start w:val="1"/>
+      <w:numFmt w:val="decimal"/>
+      <w:lvlText w:val="%1.%2.%3"/>
+      <w:lvlJc w:val="left"/>
+      <w:pPr>
+        <w:ind w:left="720" w:hanging="720"/>
+      </w:pPr>
+      <w:rPr>
+        <w:rFonts w:hint="default"/>
+      </w:rPr>
+    </w:lvl>
+    <w:lvl w:ilvl="3">
+      <w:start w:val="1"/>
+      <w:numFmt w:val="decimal"/>
+      <w:lvlText w:val="%1.%2.%3.%4"/>
+      <w:lvlJc w:val="left"/>
+      <w:pPr>
+        <w:ind w:left="720" w:hanging="720"/>
+      </w:pPr>
+      <w:rPr>
+        <w:rFonts w:hint="default"/>
+      </w:rPr>
+    </w:lvl>
+    <w:lvl w:ilvl="4">
+      <w:start w:val="1"/>
+      <w:numFmt w:val="decimal"/>
+      <w:lvlText w:val="%1.%2.%3.%4.%5"/>
+      <w:lvlJc w:val="left"/>
+      <w:pPr>
+        <w:ind w:left="1080" w:hanging="1080"/>
+      </w:pPr>
+      <w:rPr>
+        <w:rFonts w:hint="default"/>
+      </w:rPr>
+    </w:lvl>
+    <w:lvl w:ilvl="5">
+      <w:start w:val="1"/>
+      <w:numFmt w:val="decimal"/>
+      <w:lvlText w:val="%1.%2.%3.%4.%5.%6"/>
+      <w:lvlJc w:val="left"/>
+      <w:pPr>
+        <w:ind w:left="1080" w:hanging="1080"/>
+      </w:pPr>
+      <w:rPr>
+        <w:rFonts w:hint="default"/>
+      </w:rPr>
+    </w:lvl>
+    <w:lvl w:ilvl="6">
+      <w:start w:val="1"/>
+      <w:numFmt w:val="decimal"/>
+      <w:lvlText w:val="%1.%2.%3.%4.%5.%6.%7"/>
+      <w:lvlJc w:val="left"/>
+      <w:pPr>
+        <w:ind w:left="1440" w:hanging="1440"/>
+      </w:pPr>
+      <w:rPr>
+        <w:rFonts w:hint="default"/>
+      </w:rPr>
+    </w:lvl>
+    <w:lvl w:ilvl="7">
+      <w:start w:val="1"/>
+      <w:numFmt w:val="decimal"/>
+      <w:lvlText w:val="%1.%2.%3.%4.%5.%6.%7.%8"/>
+      <w:lvlJc w:val="left"/>
+      <w:pPr>
+        <w:ind w:left="1440" w:hanging="1440"/>
+      </w:pPr>
+      <w:rPr>
+        <w:rFonts w:hint="default"/>
+      </w:rPr>
+    </w:lvl>
+    <w:lvl w:ilvl="8">
+      <w:start w:val="1"/>
+      <w:numFmt w:val="decimal"/>
+      <w:lvlText w:val="%1.%2.%3.%4.%5.%6.%7.%8.%9"/>
+      <w:lvlJc w:val="left"/>
+      <w:pPr>
+        <w:ind w:left="1800" w:hanging="1800"/>
+      </w:pPr>
+      <w:rPr>
+        <w:rFonts w:hint="default"/>
+      </w:rPr>
+    </w:lvl>
+  </w:abstractNum>
+  <w:abstractNum w:abstractNumId="3" w15:restartNumberingAfterBreak="0">
     <w:nsid w:val="1275559F"/>
     <w:multiLevelType w:val="hybridMultilevel"/>
     <w:tmpl w:val="11DC6EE6"/>
@@ -8030,7 +8815,7 @@
       </w:rPr>
     </w:lvl>
   </w:abstractNum>
-  <w:abstractNum w:abstractNumId="3" w15:restartNumberingAfterBreak="0">
+  <w:abstractNum w:abstractNumId="4" w15:restartNumberingAfterBreak="0">
     <w:nsid w:val="1BD26E23"/>
     <w:multiLevelType w:val="multilevel"/>
     <w:tmpl w:val="03B82166"/>
@@ -8143,7 +8928,7 @@
       </w:rPr>
     </w:lvl>
   </w:abstractNum>
-  <w:abstractNum w:abstractNumId="4" w15:restartNumberingAfterBreak="0">
+  <w:abstractNum w:abstractNumId="5" w15:restartNumberingAfterBreak="0">
     <w:nsid w:val="1C923BBD"/>
     <w:multiLevelType w:val="multilevel"/>
     <w:tmpl w:val="98021794"/>
@@ -8154,9 +8939,9 @@
       <w:lvlJc w:val="left"/>
       <w:pPr>
         <w:tabs>
-          <w:tab w:val="num" w:pos="720"/>
+          <w:tab w:val="num" w:pos="1080"/>
         </w:tabs>
-        <w:ind w:left="720" w:hanging="360"/>
+        <w:ind w:left="1080" w:hanging="360"/>
       </w:pPr>
       <w:rPr>
         <w:rFonts w:ascii="Times New Roman" w:eastAsia="Times New Roman" w:hAnsi="Times New Roman" w:cs="Times New Roman" w:hint="default"/>
@@ -8165,6 +8950,155 @@
         <w:sz w:val="20"/>
       </w:rPr>
     </w:lvl>
+    <w:lvl w:ilvl="1">
+      <w:start w:val="1"/>
+      <w:numFmt w:val="bullet"/>
+      <w:lvlText w:val="o"/>
+      <w:lvlJc w:val="left"/>
+      <w:pPr>
+        <w:tabs>
+          <w:tab w:val="num" w:pos="1800"/>
+        </w:tabs>
+        <w:ind w:left="1800" w:hanging="360"/>
+      </w:pPr>
+      <w:rPr>
+        <w:rFonts w:ascii="Courier New" w:hAnsi="Courier New" w:hint="default"/>
+        <w:sz w:val="20"/>
+      </w:rPr>
+    </w:lvl>
+    <w:lvl w:ilvl="2" w:tentative="1">
+      <w:start w:val="1"/>
+      <w:numFmt w:val="bullet"/>
+      <w:lvlText w:val=""/>
+      <w:lvlJc w:val="left"/>
+      <w:pPr>
+        <w:tabs>
+          <w:tab w:val="num" w:pos="2520"/>
+        </w:tabs>
+        <w:ind w:left="2520" w:hanging="360"/>
+      </w:pPr>
+      <w:rPr>
+        <w:rFonts w:ascii="Wingdings" w:hAnsi="Wingdings" w:hint="default"/>
+        <w:sz w:val="20"/>
+      </w:rPr>
+    </w:lvl>
+    <w:lvl w:ilvl="3" w:tentative="1">
+      <w:start w:val="1"/>
+      <w:numFmt w:val="bullet"/>
+      <w:lvlText w:val=""/>
+      <w:lvlJc w:val="left"/>
+      <w:pPr>
+        <w:tabs>
+          <w:tab w:val="num" w:pos="3240"/>
+        </w:tabs>
+        <w:ind w:left="3240" w:hanging="360"/>
+      </w:pPr>
+      <w:rPr>
+        <w:rFonts w:ascii="Wingdings" w:hAnsi="Wingdings" w:hint="default"/>
+        <w:sz w:val="20"/>
+      </w:rPr>
+    </w:lvl>
+    <w:lvl w:ilvl="4" w:tentative="1">
+      <w:start w:val="1"/>
+      <w:numFmt w:val="bullet"/>
+      <w:lvlText w:val=""/>
+      <w:lvlJc w:val="left"/>
+      <w:pPr>
+        <w:tabs>
+          <w:tab w:val="num" w:pos="3960"/>
+        </w:tabs>
+        <w:ind w:left="3960" w:hanging="360"/>
+      </w:pPr>
+      <w:rPr>
+        <w:rFonts w:ascii="Wingdings" w:hAnsi="Wingdings" w:hint="default"/>
+        <w:sz w:val="20"/>
+      </w:rPr>
+    </w:lvl>
+    <w:lvl w:ilvl="5" w:tentative="1">
+      <w:start w:val="1"/>
+      <w:numFmt w:val="bullet"/>
+      <w:lvlText w:val=""/>
+      <w:lvlJc w:val="left"/>
+      <w:pPr>
+        <w:tabs>
+          <w:tab w:val="num" w:pos="4680"/>
+        </w:tabs>
+        <w:ind w:left="4680" w:hanging="360"/>
+      </w:pPr>
+      <w:rPr>
+        <w:rFonts w:ascii="Wingdings" w:hAnsi="Wingdings" w:hint="default"/>
+        <w:sz w:val="20"/>
+      </w:rPr>
+    </w:lvl>
+    <w:lvl w:ilvl="6" w:tentative="1">
+      <w:start w:val="1"/>
+      <w:numFmt w:val="bullet"/>
+      <w:lvlText w:val=""/>
+      <w:lvlJc w:val="left"/>
+      <w:pPr>
+        <w:tabs>
+          <w:tab w:val="num" w:pos="5400"/>
+        </w:tabs>
+        <w:ind w:left="5400" w:hanging="360"/>
+      </w:pPr>
+      <w:rPr>
+        <w:rFonts w:ascii="Wingdings" w:hAnsi="Wingdings" w:hint="default"/>
+        <w:sz w:val="20"/>
+      </w:rPr>
+    </w:lvl>
+    <w:lvl w:ilvl="7" w:tentative="1">
+      <w:start w:val="1"/>
+      <w:numFmt w:val="bullet"/>
+      <w:lvlText w:val=""/>
+      <w:lvlJc w:val="left"/>
+      <w:pPr>
+        <w:tabs>
+          <w:tab w:val="num" w:pos="6120"/>
+        </w:tabs>
+        <w:ind w:left="6120" w:hanging="360"/>
+      </w:pPr>
+      <w:rPr>
+        <w:rFonts w:ascii="Wingdings" w:hAnsi="Wingdings" w:hint="default"/>
+        <w:sz w:val="20"/>
+      </w:rPr>
+    </w:lvl>
+    <w:lvl w:ilvl="8" w:tentative="1">
+      <w:start w:val="1"/>
+      <w:numFmt w:val="bullet"/>
+      <w:lvlText w:val=""/>
+      <w:lvlJc w:val="left"/>
+      <w:pPr>
+        <w:tabs>
+          <w:tab w:val="num" w:pos="6840"/>
+        </w:tabs>
+        <w:ind w:left="6840" w:hanging="360"/>
+      </w:pPr>
+      <w:rPr>
+        <w:rFonts w:ascii="Wingdings" w:hAnsi="Wingdings" w:hint="default"/>
+        <w:sz w:val="20"/>
+      </w:rPr>
+    </w:lvl>
+  </w:abstractNum>
+  <w:abstractNum w:abstractNumId="6" w15:restartNumberingAfterBreak="0">
+    <w:nsid w:val="23FC3AF6"/>
+    <w:multiLevelType w:val="multilevel"/>
+    <w:tmpl w:val="C5C4A9C0"/>
+    <w:lvl w:ilvl="0">
+      <w:start w:val="1"/>
+      <w:numFmt w:val="bullet"/>
+      <w:lvlText w:val="-"/>
+      <w:lvlJc w:val="left"/>
+      <w:pPr>
+        <w:tabs>
+          <w:tab w:val="num" w:pos="720"/>
+        </w:tabs>
+        <w:ind w:left="720" w:hanging="360"/>
+      </w:pPr>
+      <w:rPr>
+        <w:rFonts w:ascii="Calibri" w:eastAsiaTheme="minorHAnsi" w:hAnsi="Calibri" w:cs="Calibri" w:hint="default"/>
+        <w:sz w:val="20"/>
+      </w:rPr>
+    </w:lvl>
     <w:lvl w:ilvl="1" w:tentative="1">
       <w:start w:val="1"/>
       <w:numFmt w:val="bullet"/>
@@ -8294,14 +9228,14 @@
       </w:rPr>
     </w:lvl>
   </w:abstractNum>
-  <w:abstractNum w:abstractNumId="5" w15:restartNumberingAfterBreak="0">
-    <w:nsid w:val="23FC3AF6"/>
+  <w:abstractNum w:abstractNumId="7" w15:restartNumberingAfterBreak="0">
+    <w:nsid w:val="26111F7F"/>
     <w:multiLevelType w:val="multilevel"/>
-    <w:tmpl w:val="C5C4A9C0"/>
+    <w:tmpl w:val="09C65F84"/>
     <w:lvl w:ilvl="0">
       <w:start w:val="1"/>
       <w:numFmt w:val="bullet"/>
-      <w:lvlText w:val="-"/>
+      <w:lvlText w:val=""/>
       <w:lvlJc w:val="left"/>
       <w:pPr>
         <w:tabs>
@@ -8310,11 +9244,11 @@
         <w:ind w:left="720" w:hanging="360"/>
       </w:pPr>
       <w:rPr>
-        <w:rFonts w:ascii="Calibri" w:eastAsiaTheme="minorHAnsi" w:hAnsi="Calibri" w:cs="Calibri" w:hint="default"/>
+        <w:rFonts w:ascii="Symbol" w:hAnsi="Symbol" w:hint="default"/>
         <w:sz w:val="20"/>
       </w:rPr>
     </w:lvl>
-    <w:lvl w:ilvl="1" w:tentative="1">
+    <w:lvl w:ilvl="1">
       <w:start w:val="1"/>
       <w:numFmt w:val="bullet"/>
       <w:lvlText w:val="o"/>
@@ -8443,7 +9377,7 @@
       </w:rPr>
     </w:lvl>
   </w:abstractNum>
-  <w:abstractNum w:abstractNumId="6" w15:restartNumberingAfterBreak="0">
+  <w:abstractNum w:abstractNumId="8" w15:restartNumberingAfterBreak="0">
     <w:nsid w:val="29863524"/>
     <w:multiLevelType w:val="multilevel"/>
     <w:tmpl w:val="E8EEB618"/>
@@ -8556,7 +9490,7 @@
       </w:rPr>
     </w:lvl>
   </w:abstractNum>
-  <w:abstractNum w:abstractNumId="7" w15:restartNumberingAfterBreak="0">
+  <w:abstractNum w:abstractNumId="9" w15:restartNumberingAfterBreak="0">
     <w:nsid w:val="2D380231"/>
     <w:multiLevelType w:val="hybridMultilevel"/>
     <w:tmpl w:val="2BC223F8"/>
@@ -8645,7 +9579,7 @@
       </w:pPr>
     </w:lvl>
   </w:abstractNum>
-  <w:abstractNum w:abstractNumId="8" w15:restartNumberingAfterBreak="0">
+  <w:abstractNum w:abstractNumId="10" w15:restartNumberingAfterBreak="0">
     <w:nsid w:val="37462DF1"/>
     <w:multiLevelType w:val="hybridMultilevel"/>
     <w:tmpl w:val="ACAA9E4E"/>
@@ -8760,7 +9694,7 @@
       </w:rPr>
     </w:lvl>
   </w:abstractNum>
-  <w:abstractNum w:abstractNumId="9" w15:restartNumberingAfterBreak="0">
+  <w:abstractNum w:abstractNumId="11" w15:restartNumberingAfterBreak="0">
     <w:nsid w:val="37E92F9C"/>
     <w:multiLevelType w:val="multilevel"/>
     <w:tmpl w:val="60B0AB10"/>
@@ -8873,7 +9807,7 @@
       </w:rPr>
     </w:lvl>
   </w:abstractNum>
-  <w:abstractNum w:abstractNumId="10" w15:restartNumberingAfterBreak="0">
+  <w:abstractNum w:abstractNumId="12" w15:restartNumberingAfterBreak="0">
     <w:nsid w:val="38BF2779"/>
     <w:multiLevelType w:val="multilevel"/>
     <w:tmpl w:val="ABFC9622"/>
@@ -9024,7 +9958,418 @@
       </w:rPr>
     </w:lvl>
   </w:abstractNum>
-  <w:abstractNum w:abstractNumId="11" w15:restartNumberingAfterBreak="0">
+  <w:abstractNum w:abstractNumId="13" w15:restartNumberingAfterBreak="0">
+    <w:nsid w:val="3C926DB1"/>
+    <w:multiLevelType w:val="multilevel"/>
+    <w:tmpl w:val="DC36B4B8"/>
+    <w:lvl w:ilvl="0">
+      <w:start w:val="1"/>
+      <w:numFmt w:val="decimal"/>
+      <w:lvlText w:val="%1."/>
+      <w:lvlJc w:val="left"/>
+      <w:pPr>
+        <w:tabs>
+          <w:tab w:val="num" w:pos="720"/>
+        </w:tabs>
+        <w:ind w:left="720" w:hanging="360"/>
+      </w:pPr>
+    </w:lvl>
+    <w:lvl w:ilvl="1">
+      <w:start w:val="1"/>
+      <w:numFmt w:val="bullet"/>
+      <w:lvlText w:val="o"/>
+      <w:lvlJc w:val="left"/>
+      <w:pPr>
+        <w:tabs>
+          <w:tab w:val="num" w:pos="1440"/>
+        </w:tabs>
+        <w:ind w:left="1440" w:hanging="360"/>
+      </w:pPr>
+      <w:rPr>
+        <w:rFonts w:ascii="Courier New" w:hAnsi="Courier New" w:hint="default"/>
+        <w:sz w:val="20"/>
+      </w:rPr>
+    </w:lvl>
+    <w:lvl w:ilvl="2">
+      <w:start w:val="1"/>
+      <w:numFmt w:val="decimal"/>
+      <w:lvlText w:val="%3."/>
+      <w:lvlJc w:val="left"/>
+      <w:pPr>
+        <w:tabs>
+          <w:tab w:val="num" w:pos="2160"/>
+        </w:tabs>
+        <w:ind w:left="2160" w:hanging="360"/>
+      </w:pPr>
+    </w:lvl>
+    <w:lvl w:ilvl="3" w:tentative="1">
+      <w:start w:val="1"/>
+      <w:numFmt w:val="decimal"/>
+      <w:lvlText w:val="%4."/>
+      <w:lvlJc w:val="left"/>
+      <w:pPr>
+        <w:tabs>
+          <w:tab w:val="num" w:pos="2880"/>
+        </w:tabs>
+        <w:ind w:left="2880" w:hanging="360"/>
+      </w:pPr>
+    </w:lvl>
+    <w:lvl w:ilvl="4" w:tentative="1">
+      <w:start w:val="1"/>
+      <w:numFmt w:val="decimal"/>
+      <w:lvlText w:val="%5."/>
+      <w:lvlJc w:val="left"/>
+      <w:pPr>
+        <w:tabs>
+          <w:tab w:val="num" w:pos="3600"/>
+        </w:tabs>
+        <w:ind w:left="3600" w:hanging="360"/>
+      </w:pPr>
+    </w:lvl>
+    <w:lvl w:ilvl="5" w:tentative="1">
+      <w:start w:val="1"/>
+      <w:numFmt w:val="decimal"/>
+      <w:lvlText w:val="%6."/>
+      <w:lvlJc w:val="left"/>
+      <w:pPr>
+        <w:tabs>
+          <w:tab w:val="num" w:pos="4320"/>
+        </w:tabs>
+        <w:ind w:left="4320" w:hanging="360"/>
+      </w:pPr>
+    </w:lvl>
+    <w:lvl w:ilvl="6" w:tentative="1">
+      <w:start w:val="1"/>
+      <w:numFmt w:val="decimal"/>
+      <w:lvlText w:val="%7."/>
+      <w:lvlJc w:val="left"/>
+      <w:pPr>
+        <w:tabs>
+          <w:tab w:val="num" w:pos="5040"/>
+        </w:tabs>
+        <w:ind w:left="5040" w:hanging="360"/>
+      </w:pPr>
+    </w:lvl>
+    <w:lvl w:ilvl="7" w:tentative="1">
+      <w:start w:val="1"/>
+      <w:numFmt w:val="decimal"/>
+      <w:lvlText w:val="%8."/>
+      <w:lvlJc w:val="left"/>
+      <w:pPr>
+        <w:tabs>
+          <w:tab w:val="num" w:pos="5760"/>
+        </w:tabs>
+        <w:ind w:left="5760" w:hanging="360"/>
+      </w:pPr>
+    </w:lvl>
+    <w:lvl w:ilvl="8" w:tentative="1">
+      <w:start w:val="1"/>
+      <w:numFmt w:val="decimal"/>
+      <w:lvlText w:val="%9."/>
+      <w:lvlJc w:val="left"/>
+      <w:pPr>
+        <w:tabs>
+          <w:tab w:val="num" w:pos="6480"/>
+        </w:tabs>
+        <w:ind w:left="6480" w:hanging="360"/>
+      </w:pPr>
+    </w:lvl>
+  </w:abstractNum>
+  <w:abstractNum w:abstractNumId="14" w15:restartNumberingAfterBreak="0">
+    <w:nsid w:val="435A2935"/>
+    <w:multiLevelType w:val="multilevel"/>
+    <w:tmpl w:val="CFD82E00"/>
+    <w:lvl w:ilvl="0">
+      <w:start w:val="1"/>
+      <w:numFmt w:val="bullet"/>
+      <w:lvlText w:val=""/>
+      <w:lvlJc w:val="left"/>
+      <w:pPr>
+        <w:tabs>
+          <w:tab w:val="num" w:pos="720"/>
+        </w:tabs>
+        <w:ind w:left="720" w:hanging="360"/>
+      </w:pPr>
+      <w:rPr>
+        <w:rFonts w:ascii="Symbol" w:hAnsi="Symbol" w:hint="default"/>
+        <w:sz w:val="20"/>
+      </w:rPr>
+    </w:lvl>
+    <w:lvl w:ilvl="1">
+      <w:start w:val="1"/>
+      <w:numFmt w:val="bullet"/>
+      <w:lvlText w:val="o"/>
+      <w:lvlJc w:val="left"/>
+      <w:pPr>
+        <w:tabs>
+          <w:tab w:val="num" w:pos="1440"/>
+        </w:tabs>
+        <w:ind w:left="1440" w:hanging="360"/>
+      </w:pPr>
+      <w:rPr>
+        <w:rFonts w:ascii="Courier New" w:hAnsi="Courier New" w:hint="default"/>
+        <w:sz w:val="20"/>
+      </w:rPr>
+    </w:lvl>
+    <w:lvl w:ilvl="2">
+      <w:start w:val="1"/>
+      <w:numFmt w:val="decimal"/>
+      <w:lvlText w:val="%3."/>
+      <w:lvlJc w:val="left"/>
+      <w:pPr>
+        <w:ind w:left="2160" w:hanging="360"/>
+      </w:pPr>
+      <w:rPr>
+        <w:rFonts w:hint="default"/>
+        <w:b/>
+      </w:rPr>
+    </w:lvl>
+    <w:lvl w:ilvl="3" w:tentative="1">
+      <w:start w:val="1"/>
+      <w:numFmt w:val="bullet"/>
+      <w:lvlText w:val=""/>
+      <w:lvlJc w:val="left"/>
+      <w:pPr>
+        <w:tabs>
+          <w:tab w:val="num" w:pos="2880"/>
+        </w:tabs>
+        <w:ind w:left="2880" w:hanging="360"/>
+      </w:pPr>
+      <w:rPr>
+        <w:rFonts w:ascii="Wingdings" w:hAnsi="Wingdings" w:hint="default"/>
+        <w:sz w:val="20"/>
+      </w:rPr>
+    </w:lvl>
+    <w:lvl w:ilvl="4" w:tentative="1">
+      <w:start w:val="1"/>
+      <w:numFmt w:val="bullet"/>
+      <w:lvlText w:val=""/>
+      <w:lvlJc w:val="left"/>
+      <w:pPr>
+        <w:tabs>
+          <w:tab w:val="num" w:pos="3600"/>
+        </w:tabs>
+        <w:ind w:left="3600" w:hanging="360"/>
+      </w:pPr>
+      <w:rPr>
+        <w:rFonts w:ascii="Wingdings" w:hAnsi="Wingdings" w:hint="default"/>
+        <w:sz w:val="20"/>
+      </w:rPr>
+    </w:lvl>
+    <w:lvl w:ilvl="5" w:tentative="1">
+      <w:start w:val="1"/>
+      <w:numFmt w:val="bullet"/>
+      <w:lvlText w:val=""/>
+      <w:lvlJc w:val="left"/>
+      <w:pPr>
+        <w:tabs>
+          <w:tab w:val="num" w:pos="4320"/>
+        </w:tabs>
+        <w:ind w:left="4320" w:hanging="360"/>
+      </w:pPr>
+      <w:rPr>
+        <w:rFonts w:ascii="Wingdings" w:hAnsi="Wingdings" w:hint="default"/>
+        <w:sz w:val="20"/>
+      </w:rPr>
+    </w:lvl>
+    <w:lvl w:ilvl="6" w:tentative="1">
+      <w:start w:val="1"/>
+      <w:numFmt w:val="bullet"/>
+      <w:lvlText w:val=""/>
+      <w:lvlJc w:val="left"/>
+      <w:pPr>
+        <w:tabs>
+          <w:tab w:val="num" w:pos="5040"/>
+        </w:tabs>
+        <w:ind w:left="5040" w:hanging="360"/>
+      </w:pPr>
+      <w:rPr>
+        <w:rFonts w:ascii="Wingdings" w:hAnsi="Wingdings" w:hint="default"/>
+        <w:sz w:val="20"/>
+      </w:rPr>
+    </w:lvl>
+    <w:lvl w:ilvl="7" w:tentative="1">
+      <w:start w:val="1"/>
+      <w:numFmt w:val="bullet"/>
+      <w:lvlText w:val=""/>
+      <w:lvlJc w:val="left"/>
+      <w:pPr>
+        <w:tabs>
+          <w:tab w:val="num" w:pos="5760"/>
+        </w:tabs>
+        <w:ind w:left="5760" w:hanging="360"/>
+      </w:pPr>
+      <w:rPr>
+        <w:rFonts w:ascii="Wingdings" w:hAnsi="Wingdings" w:hint="default"/>
+        <w:sz w:val="20"/>
+      </w:rPr>
+    </w:lvl>
+    <w:lvl w:ilvl="8" w:tentative="1">
+      <w:start w:val="1"/>
+      <w:numFmt w:val="bullet"/>
+      <w:lvlText w:val=""/>
+      <w:lvlJc w:val="left"/>
+      <w:pPr>
+        <w:tabs>
+          <w:tab w:val="num" w:pos="6480"/>
+        </w:tabs>
+        <w:ind w:left="6480" w:hanging="360"/>
+      </w:pPr>
+      <w:rPr>
+        <w:rFonts w:ascii="Wingdings" w:hAnsi="Wingdings" w:hint="default"/>
+        <w:sz w:val="20"/>
+      </w:rPr>
+    </w:lvl>
+  </w:abstractNum>
+  <w:abstractNum w:abstractNumId="15" w15:restartNumberingAfterBreak="0">
+    <w:nsid w:val="43F25837"/>
+    <w:multiLevelType w:val="multilevel"/>
+    <w:tmpl w:val="7848DA80"/>
+    <w:lvl w:ilvl="0">
+      <w:start w:val="1"/>
+      <w:numFmt w:val="bullet"/>
+      <w:lvlText w:val=""/>
+      <w:lvlJc w:val="left"/>
+      <w:pPr>
+        <w:tabs>
+          <w:tab w:val="num" w:pos="720"/>
+        </w:tabs>
+        <w:ind w:left="720" w:hanging="360"/>
+      </w:pPr>
+      <w:rPr>
+        <w:rFonts w:ascii="Symbol" w:hAnsi="Symbol" w:hint="default"/>
+        <w:sz w:val="20"/>
+      </w:rPr>
+    </w:lvl>
+    <w:lvl w:ilvl="1">
+      <w:start w:val="1"/>
+      <w:numFmt w:val="decimal"/>
+      <w:lvlText w:val="%2."/>
+      <w:lvlJc w:val="left"/>
+      <w:pPr>
+        <w:tabs>
+          <w:tab w:val="num" w:pos="1440"/>
+        </w:tabs>
+        <w:ind w:left="1440" w:hanging="360"/>
+      </w:pPr>
+      <w:rPr>
+        <w:rFonts w:ascii="Times New Roman" w:eastAsiaTheme="minorHAnsi" w:hAnsi="Times New Roman" w:cs="Times New Roman"/>
+      </w:rPr>
+    </w:lvl>
+    <w:lvl w:ilvl="2" w:tentative="1">
+      <w:start w:val="1"/>
+      <w:numFmt w:val="bullet"/>
+      <w:lvlText w:val=""/>
+      <w:lvlJc w:val="left"/>
+      <w:pPr>
+        <w:tabs>
+          <w:tab w:val="num" w:pos="2160"/>
+        </w:tabs>
+        <w:ind w:left="2160" w:hanging="360"/>
+      </w:pPr>
+      <w:rPr>
+        <w:rFonts w:ascii="Wingdings" w:hAnsi="Wingdings" w:hint="default"/>
+        <w:sz w:val="20"/>
+      </w:rPr>
+    </w:lvl>
+    <w:lvl w:ilvl="3" w:tentative="1">
+      <w:start w:val="1"/>
+      <w:numFmt w:val="bullet"/>
+      <w:lvlText w:val=""/>
+      <w:lvlJc w:val="left"/>
+      <w:pPr>
+        <w:tabs>
+          <w:tab w:val="num" w:pos="2880"/>
+        </w:tabs>
+        <w:ind w:left="2880" w:hanging="360"/>
+      </w:pPr>
+      <w:rPr>
+        <w:rFonts w:ascii="Wingdings" w:hAnsi="Wingdings" w:hint="default"/>
+        <w:sz w:val="20"/>
+      </w:rPr>
+    </w:lvl>
+    <w:lvl w:ilvl="4" w:tentative="1">
+      <w:start w:val="1"/>
+      <w:numFmt w:val="bullet"/>
+      <w:lvlText w:val=""/>
+      <w:lvlJc w:val="left"/>
+      <w:pPr>
+        <w:tabs>
+          <w:tab w:val="num" w:pos="3600"/>
+        </w:tabs>
+        <w:ind w:left="3600" w:hanging="360"/>
+      </w:pPr>
+      <w:rPr>
+        <w:rFonts w:ascii="Wingdings" w:hAnsi="Wingdings" w:hint="default"/>
+        <w:sz w:val="20"/>
+      </w:rPr>
+    </w:lvl>
+    <w:lvl w:ilvl="5" w:tentative="1">
+      <w:start w:val="1"/>
+      <w:numFmt w:val="bullet"/>
+      <w:lvlText w:val=""/>
+      <w:lvlJc w:val="left"/>
+      <w:pPr>
+        <w:tabs>
+          <w:tab w:val="num" w:pos="4320"/>
+        </w:tabs>
+        <w:ind w:left="4320" w:hanging="360"/>
+      </w:pPr>
+      <w:rPr>
+        <w:rFonts w:ascii="Wingdings" w:hAnsi="Wingdings" w:hint="default"/>
+        <w:sz w:val="20"/>
+      </w:rPr>
+    </w:lvl>
+    <w:lvl w:ilvl="6" w:tentative="1">
+      <w:start w:val="1"/>
+      <w:numFmt w:val="bullet"/>
+      <w:lvlText w:val=""/>
+      <w:lvlJc w:val="left"/>
+      <w:pPr>
+        <w:tabs>
+          <w:tab w:val="num" w:pos="5040"/>
+        </w:tabs>
+        <w:ind w:left="5040" w:hanging="360"/>
+      </w:pPr>
+      <w:rPr>
+        <w:rFonts w:ascii="Wingdings" w:hAnsi="Wingdings" w:hint="default"/>
+        <w:sz w:val="20"/>
+      </w:rPr>
+    </w:lvl>
+    <w:lvl w:ilvl="7" w:tentative="1">
+      <w:start w:val="1"/>
+      <w:numFmt w:val="bullet"/>
+      <w:lvlText w:val=""/>
+      <w:lvlJc w:val="left"/>
+      <w:pPr>
+        <w:tabs>
+          <w:tab w:val="num" w:pos="5760"/>
+        </w:tabs>
+        <w:ind w:left="5760" w:hanging="360"/>
+      </w:pPr>
+      <w:rPr>
+        <w:rFonts w:ascii="Wingdings" w:hAnsi="Wingdings" w:hint="default"/>
+        <w:sz w:val="20"/>
+      </w:rPr>
+    </w:lvl>
+    <w:lvl w:ilvl="8" w:tentative="1">
+      <w:start w:val="1"/>
+      <w:numFmt w:val="bullet"/>
+      <w:lvlText w:val=""/>
+      <w:lvlJc w:val="left"/>
+      <w:pPr>
+        <w:tabs>
+          <w:tab w:val="num" w:pos="6480"/>
+        </w:tabs>
+        <w:ind w:left="6480" w:hanging="360"/>
+      </w:pPr>
+      <w:rPr>
+        <w:rFonts w:ascii="Wingdings" w:hAnsi="Wingdings" w:hint="default"/>
+        <w:sz w:val="20"/>
+      </w:rPr>
+    </w:lvl>
+  </w:abstractNum>
+  <w:abstractNum w:abstractNumId="16" w15:restartNumberingAfterBreak="0">
     <w:nsid w:val="529736CC"/>
     <w:multiLevelType w:val="multilevel"/>
     <w:tmpl w:val="BAE80E96"/>
@@ -9137,7 +10482,7 @@
       </w:rPr>
     </w:lvl>
   </w:abstractNum>
-  <w:abstractNum w:abstractNumId="12" w15:restartNumberingAfterBreak="0">
+  <w:abstractNum w:abstractNumId="17" w15:restartNumberingAfterBreak="0">
     <w:nsid w:val="56C2176C"/>
     <w:multiLevelType w:val="hybridMultilevel"/>
     <w:tmpl w:val="76C01236"/>
@@ -9252,7 +10597,7 @@
       </w:rPr>
     </w:lvl>
   </w:abstractNum>
-  <w:abstractNum w:abstractNumId="13" w15:restartNumberingAfterBreak="0">
+  <w:abstractNum w:abstractNumId="18" w15:restartNumberingAfterBreak="0">
     <w:nsid w:val="5B5F17F1"/>
     <w:multiLevelType w:val="multilevel"/>
     <w:tmpl w:val="53FEA10A"/>
@@ -9365,7 +10710,7 @@
       </w:pPr>
     </w:lvl>
   </w:abstractNum>
-  <w:abstractNum w:abstractNumId="14" w15:restartNumberingAfterBreak="0">
+  <w:abstractNum w:abstractNumId="19" w15:restartNumberingAfterBreak="0">
     <w:nsid w:val="6AC13D9D"/>
     <w:multiLevelType w:val="hybridMultilevel"/>
     <w:tmpl w:val="DCF6825C"/>
@@ -9480,7 +10825,7 @@
       </w:rPr>
     </w:lvl>
   </w:abstractNum>
-  <w:abstractNum w:abstractNumId="15" w15:restartNumberingAfterBreak="0">
+  <w:abstractNum w:abstractNumId="20" w15:restartNumberingAfterBreak="0">
     <w:nsid w:val="71BE6108"/>
     <w:multiLevelType w:val="multilevel"/>
     <w:tmpl w:val="9D5440D8"/>
@@ -9629,7 +10974,7 @@
       </w:rPr>
     </w:lvl>
   </w:abstractNum>
-  <w:abstractNum w:abstractNumId="16" w15:restartNumberingAfterBreak="0">
+  <w:abstractNum w:abstractNumId="21" w15:restartNumberingAfterBreak="0">
     <w:nsid w:val="7CF811A5"/>
     <w:multiLevelType w:val="hybridMultilevel"/>
     <w:tmpl w:val="D21E5BCA"/>
@@ -9742,7 +11087,7 @@
       </w:rPr>
     </w:lvl>
   </w:abstractNum>
-  <w:abstractNum w:abstractNumId="17" w15:restartNumberingAfterBreak="0">
+  <w:abstractNum w:abstractNumId="22" w15:restartNumberingAfterBreak="0">
     <w:nsid w:val="7E985D6B"/>
     <w:multiLevelType w:val="hybridMultilevel"/>
     <w:tmpl w:val="4AA046AE"/>
@@ -9855,7 +11200,7 @@
       </w:rPr>
     </w:lvl>
   </w:abstractNum>
-  <w:abstractNum w:abstractNumId="18" w15:restartNumberingAfterBreak="0">
+  <w:abstractNum w:abstractNumId="23" w15:restartNumberingAfterBreak="0">
     <w:nsid w:val="7EAC6A5C"/>
     <w:multiLevelType w:val="multilevel"/>
     <w:tmpl w:val="53045616"/>
@@ -9969,64 +11314,79 @@
     </w:lvl>
   </w:abstractNum>
   <w:num w:numId="1" w16cid:durableId="175922415">
-    <w:abstractNumId w:val="7"/>
+    <w:abstractNumId w:val="9"/>
   </w:num>
   <w:num w:numId="2" w16cid:durableId="1726442119">
-    <w:abstractNumId w:val="16"/>
+    <w:abstractNumId w:val="21"/>
   </w:num>
   <w:num w:numId="3" w16cid:durableId="461657596">
+    <w:abstractNumId w:val="22"/>
+  </w:num>
+  <w:num w:numId="4" w16cid:durableId="531646460">
+    <w:abstractNumId w:val="6"/>
+  </w:num>
+  <w:num w:numId="5" w16cid:durableId="932133179">
+    <w:abstractNumId w:val="10"/>
+  </w:num>
+  <w:num w:numId="6" w16cid:durableId="45841172">
+    <w:abstractNumId w:val="3"/>
+  </w:num>
+  <w:num w:numId="7" w16cid:durableId="1264386997">
     <w:abstractNumId w:val="17"/>
   </w:num>
-  <w:num w:numId="4" w16cid:durableId="531646460">
-    <w:abstractNumId w:val="5"/>
-  </w:num>
-  <w:num w:numId="5" w16cid:durableId="932133179">
-    <w:abstractNumId w:val="8"/>
-  </w:num>
-  <w:num w:numId="6" w16cid:durableId="45841172">
-    <w:abstractNumId w:val="2"/>
-  </w:num>
-  <w:num w:numId="7" w16cid:durableId="1264386997">
+  <w:num w:numId="8" w16cid:durableId="64226689">
     <w:abstractNumId w:val="12"/>
   </w:num>
-  <w:num w:numId="8" w16cid:durableId="64226689">
-    <w:abstractNumId w:val="10"/>
-  </w:num>
   <w:num w:numId="9" w16cid:durableId="1044908837">
-    <w:abstractNumId w:val="15"/>
+    <w:abstractNumId w:val="20"/>
   </w:num>
   <w:num w:numId="10" w16cid:durableId="792408488">
     <w:abstractNumId w:val="1"/>
   </w:num>
   <w:num w:numId="11" w16cid:durableId="144441432">
-    <w:abstractNumId w:val="11"/>
+    <w:abstractNumId w:val="16"/>
   </w:num>
   <w:num w:numId="12" w16cid:durableId="952907690">
-    <w:abstractNumId w:val="13"/>
+    <w:abstractNumId w:val="18"/>
   </w:num>
   <w:num w:numId="13" w16cid:durableId="955022580">
     <w:abstractNumId w:val="0"/>
   </w:num>
   <w:num w:numId="14" w16cid:durableId="362825111">
+    <w:abstractNumId w:val="19"/>
+  </w:num>
+  <w:num w:numId="15" w16cid:durableId="291600163">
+    <w:abstractNumId w:val="5"/>
+  </w:num>
+  <w:num w:numId="16" w16cid:durableId="923614134">
+    <w:abstractNumId w:val="5"/>
+  </w:num>
+  <w:num w:numId="17" w16cid:durableId="1428958800">
+    <w:abstractNumId w:val="4"/>
+  </w:num>
+  <w:num w:numId="18" w16cid:durableId="900016542">
+    <w:abstractNumId w:val="8"/>
+  </w:num>
+  <w:num w:numId="19" w16cid:durableId="82262952">
+    <w:abstractNumId w:val="11"/>
+  </w:num>
+  <w:num w:numId="20" w16cid:durableId="1874003613">
+    <w:abstractNumId w:val="23"/>
+  </w:num>
+  <w:num w:numId="21" w16cid:durableId="634680109">
+    <w:abstractNumId w:val="15"/>
+  </w:num>
+  <w:num w:numId="22" w16cid:durableId="60058465">
     <w:abstractNumId w:val="14"/>
   </w:num>
-  <w:num w:numId="15" w16cid:durableId="291600163">
-    <w:abstractNumId w:val="4"/>
+  <w:num w:numId="23" w16cid:durableId="1642422152">
+    <w:abstractNumId w:val="7"/>
   </w:num>
-  <w:num w:numId="16" w16cid:durableId="923614134">
-    <w:abstractNumId w:val="4"/>
+  <w:num w:numId="24" w16cid:durableId="1348024468">
+    <w:abstractNumId w:val="13"/>
   </w:num>
-  <w:num w:numId="17" w16cid:durableId="1428958800">
-    <w:abstractNumId w:val="3"/>
-  </w:num>
-  <w:num w:numId="18" w16cid:durableId="900016542">
-    <w:abstractNumId w:val="6"/>
-  </w:num>
-  <w:num w:numId="19" w16cid:durableId="82262952">
-    <w:abstractNumId w:val="9"/>
-  </w:num>
-  <w:num w:numId="20" w16cid:durableId="1874003613">
-    <w:abstractNumId w:val="18"/>
+  <w:num w:numId="25" w16cid:durableId="1469200549">
+    <w:abstractNumId w:val="2"/>
   </w:num>
   <w:numIdMacAtCleanup w:val="15"/>
 </w:numbering>
@@ -10638,7 +11998,6 @@
   <w:style w:type="character" w:default="1" w:styleId="DefaultParagraphFont">
     <w:name w:val="Default Paragraph Font"/>
     <w:uiPriority w:val="1"/>
-    <w:semiHidden/>
     <w:unhideWhenUsed/>
   </w:style>
   <w:style w:type="table" w:default="1" w:styleId="TableNormal">

--- a/File docs/Báo cáo dự án.docx
+++ b/File docs/Báo cáo dự án.docx
@@ -8276,6 +8276,17 @@
     </w:p>
     <w:p>
       <w:pPr>
+        <w:pStyle w:val="Heading3"/>
+      </w:pPr>
+      <w:bookmarkStart w:id="2" w:name="_Toc227352036"/>
+      <w:r>
+        <w:t>4.3.1 DASHBOARD 1: TỔNG QUAN DOANH NGHIỆP</w:t>
+      </w:r>
+      <w:bookmarkEnd w:id="2"/>
+    </w:p>
+    <w:p/>
+    <w:p>
+      <w:pPr>
         <w:rPr>
           <w:rFonts w:ascii="Times New Roman" w:hAnsi="Times New Roman" w:cs="Times New Roman"/>
           <w:sz w:val="24"/>
@@ -11998,6 +12009,7 @@
   <w:style w:type="character" w:default="1" w:styleId="DefaultParagraphFont">
     <w:name w:val="Default Paragraph Font"/>
     <w:uiPriority w:val="1"/>
+    <w:semiHidden/>
     <w:unhideWhenUsed/>
   </w:style>
   <w:style w:type="table" w:default="1" w:styleId="TableNormal">

--- a/File docs/Báo cáo dự án.docx
+++ b/File docs/Báo cáo dự án.docx
@@ -8284,6 +8284,46 @@
       </w:r>
       <w:bookmarkEnd w:id="2"/>
     </w:p>
+    <w:p>
+      <w:r>
+        <w:drawing>
+          <wp:inline distT="0" distB="0" distL="0" distR="0" wp14:anchorId="054490D9" wp14:editId="107154BE">
+            <wp:extent cx="5943600" cy="3333750"/>
+            <wp:effectExtent l="0" t="0" r="0" b="0"/>
+            <wp:docPr id="46928872" name="Picture 1"/>
+            <wp:cNvGraphicFramePr>
+              <a:graphicFrameLocks xmlns:a="http://schemas.openxmlformats.org/drawingml/2006/main" noChangeAspect="1"/>
+            </wp:cNvGraphicFramePr>
+            <a:graphic xmlns:a="http://schemas.openxmlformats.org/drawingml/2006/main">
+              <a:graphicData uri="http://schemas.openxmlformats.org/drawingml/2006/picture">
+                <pic:pic xmlns:pic="http://schemas.openxmlformats.org/drawingml/2006/picture">
+                  <pic:nvPicPr>
+                    <pic:cNvPr id="46928872" name=""/>
+                    <pic:cNvPicPr/>
+                  </pic:nvPicPr>
+                  <pic:blipFill>
+                    <a:blip r:embed="rId24"/>
+                    <a:stretch>
+                      <a:fillRect/>
+                    </a:stretch>
+                  </pic:blipFill>
+                  <pic:spPr>
+                    <a:xfrm>
+                      <a:off x="0" y="0"/>
+                      <a:ext cx="5943600" cy="3333750"/>
+                    </a:xfrm>
+                    <a:prstGeom prst="rect">
+                      <a:avLst/>
+                    </a:prstGeom>
+                  </pic:spPr>
+                </pic:pic>
+              </a:graphicData>
+            </a:graphic>
+          </wp:inline>
+        </w:drawing>
+      </w:r>
+    </w:p>
+    <w:p/>
     <w:p/>
     <w:p>
       <w:pPr>

--- a/File docs/Báo cáo dự án.docx
+++ b/File docs/Báo cáo dự án.docx
@@ -8269,6 +8269,7 @@
     <w:p>
       <w:pPr>
         <w:pStyle w:val="Heading2"/>
+        <w:ind w:left="567"/>
       </w:pPr>
       <w:r>
         <w:t>4.3 CHI TIẾT HỆ THỐNG DASHBOARD PHÂN TÍCH</w:t>
@@ -8277,6 +8278,7 @@
     <w:p>
       <w:pPr>
         <w:pStyle w:val="Heading3"/>
+        <w:ind w:left="567"/>
       </w:pPr>
       <w:bookmarkStart w:id="2" w:name="_Toc227352036"/>
       <w:r>
@@ -8285,6 +8287,9 @@
       <w:bookmarkEnd w:id="2"/>
     </w:p>
     <w:p>
+      <w:pPr>
+        <w:ind w:left="567"/>
+      </w:pPr>
       <w:r>
         <w:drawing>
           <wp:inline distT="0" distB="0" distL="0" distR="0" wp14:anchorId="054490D9" wp14:editId="107154BE">
@@ -8323,6 +8328,513 @@
         </w:drawing>
       </w:r>
     </w:p>
+    <w:p>
+      <w:pPr>
+        <w:pStyle w:val="font-claude-response-body"/>
+        <w:spacing w:line="360" w:lineRule="auto"/>
+        <w:ind w:left="567"/>
+        <w:jc w:val="center"/>
+        <w:rPr>
+          <w:b/>
+          <w:bCs/>
+        </w:rPr>
+      </w:pPr>
+      <w:r>
+        <w:rPr>
+          <w:b/>
+          <w:bCs/>
+        </w:rPr>
+        <w:t>Dashboard 1</w:t>
+      </w:r>
+    </w:p>
+    <w:p>
+      <w:pPr>
+        <w:pStyle w:val="font-claude-response-body"/>
+        <w:spacing w:line="360" w:lineRule="auto"/>
+        <w:ind w:left="567"/>
+        <w:rPr>
+          <w:b/>
+          <w:bCs/>
+          <w:noProof/>
+          <w:lang w:val="en-US"/>
+        </w:rPr>
+      </w:pPr>
+      <w:r>
+        <w:rPr>
+          <w:b/>
+          <w:bCs/>
+          <w:noProof/>
+          <w:lang w:val="en-US"/>
+        </w:rPr>
+        <w:t>1. Mục đích và Đối tượng</w:t>
+      </w:r>
+      <w:r>
+        <w:rPr>
+          <w:b/>
+          <w:bCs/>
+          <w:noProof/>
+          <w:lang w:val="en-US"/>
+        </w:rPr>
+        <w:t>:</w:t>
+      </w:r>
+    </w:p>
+    <w:p>
+      <w:pPr>
+        <w:pStyle w:val="font-claude-response-body"/>
+        <w:numPr>
+          <w:ilvl w:val="0"/>
+          <w:numId w:val="15"/>
+        </w:numPr>
+        <w:spacing w:line="360" w:lineRule="auto"/>
+        <w:rPr>
+          <w:b/>
+          <w:bCs/>
+          <w:noProof/>
+          <w:lang w:val="en-US"/>
+        </w:rPr>
+      </w:pPr>
+      <w:r>
+        <w:rPr>
+          <w:noProof/>
+          <w:lang w:val="en-US"/>
+        </w:rPr>
+        <w:t>Mục đích: Cung cấp cái nhìn toàn cảnh về sức khỏe tài chính và hiệu quả vận hành của Global Superstore, giúp nhận diện động lực tăng trưởng doanh thu, biến động lợi nhuận và các khu vực/phân khúc gặp rủi ro kinh doanh.</w:t>
+      </w:r>
+    </w:p>
+    <w:p>
+      <w:pPr>
+        <w:pStyle w:val="font-claude-response-body"/>
+        <w:numPr>
+          <w:ilvl w:val="0"/>
+          <w:numId w:val="15"/>
+        </w:numPr>
+        <w:spacing w:line="360" w:lineRule="auto"/>
+        <w:rPr>
+          <w:noProof/>
+          <w:lang w:val="en-US"/>
+        </w:rPr>
+      </w:pPr>
+      <w:r>
+        <w:rPr>
+          <w:noProof/>
+          <w:lang w:val="en-US"/>
+        </w:rPr>
+        <w:t>Đối tượng: Ban Lãnh đạo (Executive/C-Suite), Giám đốc Tài chính (CFO), Giám đốc Kinh doanh (CSO) và Bộ phận Hoạch định Chiến lược.</w:t>
+      </w:r>
+    </w:p>
+    <w:p>
+      <w:pPr>
+        <w:pStyle w:val="font-claude-response-body"/>
+        <w:spacing w:line="360" w:lineRule="auto"/>
+        <w:ind w:left="567"/>
+        <w:rPr>
+          <w:b/>
+          <w:bCs/>
+          <w:noProof/>
+          <w:lang w:val="en-US"/>
+        </w:rPr>
+      </w:pPr>
+      <w:r>
+        <w:rPr>
+          <w:b/>
+          <w:bCs/>
+          <w:noProof/>
+          <w:lang w:val="en-US"/>
+        </w:rPr>
+        <w:t>2. Phân tích Dữ liệu Chi tiết</w:t>
+      </w:r>
+    </w:p>
+    <w:p>
+      <w:pPr>
+        <w:pStyle w:val="font-claude-response-body"/>
+        <w:spacing w:line="360" w:lineRule="auto"/>
+        <w:ind w:left="567"/>
+        <w:rPr>
+          <w:noProof/>
+          <w:lang w:val="en-US"/>
+        </w:rPr>
+      </w:pPr>
+      <w:r>
+        <w:rPr>
+          <w:noProof/>
+          <w:lang w:val="en-US"/>
+        </w:rPr>
+        <w:lastRenderedPageBreak/>
+        <w:t>A. Tổng quan Bức tranh Tài chính (KPI Cards)</w:t>
+      </w:r>
+    </w:p>
+    <w:p>
+      <w:pPr>
+        <w:pStyle w:val="font-claude-response-body"/>
+        <w:numPr>
+          <w:ilvl w:val="0"/>
+          <w:numId w:val="15"/>
+        </w:numPr>
+        <w:spacing w:line="360" w:lineRule="auto"/>
+        <w:rPr>
+          <w:noProof/>
+          <w:lang w:val="en-US"/>
+        </w:rPr>
+      </w:pPr>
+      <w:r>
+        <w:rPr>
+          <w:noProof/>
+          <w:lang w:val="en-US"/>
+        </w:rPr>
+        <w:t>Tổng Doanh thu (Sales): Đạt $13M, phản ánh quy mô thị trường lớn.</w:t>
+      </w:r>
+    </w:p>
+    <w:p>
+      <w:pPr>
+        <w:pStyle w:val="font-claude-response-body"/>
+        <w:numPr>
+          <w:ilvl w:val="0"/>
+          <w:numId w:val="15"/>
+        </w:numPr>
+        <w:spacing w:line="360" w:lineRule="auto"/>
+        <w:rPr>
+          <w:noProof/>
+          <w:lang w:val="en-US"/>
+        </w:rPr>
+      </w:pPr>
+      <w:r>
+        <w:rPr>
+          <w:noProof/>
+          <w:lang w:val="en-US"/>
+        </w:rPr>
+        <w:t>Tổng Lợi nhuận (Profit): Đạt $1.5M, biên lợi nhuận trung bình (Overall Profit Margin) duy trì ở mức 11.6%.</w:t>
+      </w:r>
+    </w:p>
+    <w:p>
+      <w:pPr>
+        <w:pStyle w:val="font-claude-response-body"/>
+        <w:numPr>
+          <w:ilvl w:val="0"/>
+          <w:numId w:val="15"/>
+        </w:numPr>
+        <w:spacing w:line="360" w:lineRule="auto"/>
+        <w:rPr>
+          <w:noProof/>
+          <w:lang w:val="en-US"/>
+        </w:rPr>
+      </w:pPr>
+      <w:r>
+        <w:rPr>
+          <w:noProof/>
+          <w:lang w:val="en-US"/>
+        </w:rPr>
+        <w:t>Tỷ lệ đơn hàng chịu lỗ (Loss-making order rate): Chiếm tới 24.5% (gần 1/4 tổng số đơn hàng bán ra bị lỗ).</w:t>
+      </w:r>
+    </w:p>
+    <w:p>
+      <w:pPr>
+        <w:pStyle w:val="font-claude-response-body"/>
+        <w:spacing w:line="360" w:lineRule="auto"/>
+        <w:ind w:left="567"/>
+        <w:rPr>
+          <w:noProof/>
+          <w:lang w:val="en-US"/>
+        </w:rPr>
+      </w:pPr>
+      <w:r>
+        <w:rPr>
+          <w:noProof/>
+          <w:lang w:val="en-US"/>
+        </w:rPr>
+        <w:t>B. Xu hướng Tăng trưởng &amp; Mùa vụ (Sales &amp; Profit Trend &amp; Quarterly Revenue)</w:t>
+      </w:r>
+    </w:p>
+    <w:p>
+      <w:pPr>
+        <w:pStyle w:val="font-claude-response-body"/>
+        <w:numPr>
+          <w:ilvl w:val="0"/>
+          <w:numId w:val="15"/>
+        </w:numPr>
+        <w:spacing w:line="360" w:lineRule="auto"/>
+        <w:rPr>
+          <w:noProof/>
+          <w:lang w:val="en-US"/>
+        </w:rPr>
+      </w:pPr>
+      <w:r>
+        <w:rPr>
+          <w:noProof/>
+          <w:lang w:val="en-US"/>
+        </w:rPr>
+        <w:t>Xu hướng theo năm (2011–2017): Doanh thu và lợi nhuận tăng trưởng liên tục từ 2011 đến mốc đỉnh điểm vào năm 2016 ($4.1M sales / $516K profit), tuy nhiên có dấu hiệu sụt giảm mạnh vào năm 2017.</w:t>
+      </w:r>
+    </w:p>
+    <w:p>
+      <w:pPr>
+        <w:pStyle w:val="font-claude-response-body"/>
+        <w:numPr>
+          <w:ilvl w:val="0"/>
+          <w:numId w:val="15"/>
+        </w:numPr>
+        <w:spacing w:line="360" w:lineRule="auto"/>
+        <w:rPr>
+          <w:noProof/>
+          <w:lang w:val="en-US"/>
+        </w:rPr>
+      </w:pPr>
+      <w:r>
+        <w:rPr>
+          <w:noProof/>
+          <w:lang w:val="en-US"/>
+        </w:rPr>
+        <w:t>Tính mùa vụ theo quý (Quarterly Revenue): Doanh thu có tính chu kỳ rõ rệt. Q1 luôn có doanh thu thấp nhất năm, sau đó tăng dần qua Q2, Q3 và đạt đỉnh cao nhất vào Q4 hàng năm (đặc biệt là giai đoạn 2013–2014).</w:t>
+      </w:r>
+    </w:p>
+    <w:p>
+      <w:pPr>
+        <w:pStyle w:val="font-claude-response-body"/>
+        <w:spacing w:line="360" w:lineRule="auto"/>
+        <w:ind w:left="567"/>
+        <w:rPr>
+          <w:noProof/>
+          <w:lang w:val="en-US"/>
+        </w:rPr>
+      </w:pPr>
+      <w:r>
+        <w:rPr>
+          <w:noProof/>
+          <w:lang w:val="en-US"/>
+        </w:rPr>
+        <w:t>C. Rủi ro theo Thị trường (Loss-making order rate by Market)</w:t>
+      </w:r>
+    </w:p>
+    <w:p>
+      <w:pPr>
+        <w:pStyle w:val="font-claude-response-body"/>
+        <w:numPr>
+          <w:ilvl w:val="0"/>
+          <w:numId w:val="15"/>
+        </w:numPr>
+        <w:spacing w:line="360" w:lineRule="auto"/>
+        <w:rPr>
+          <w:noProof/>
+          <w:lang w:val="en-US"/>
+        </w:rPr>
+      </w:pPr>
+      <w:r>
+        <w:rPr>
+          <w:noProof/>
+          <w:lang w:val="en-US"/>
+        </w:rPr>
+        <w:t>Tỷ lệ đơn hàng lỗ phân hóa rất lớn giữa các thị trường:</w:t>
+      </w:r>
+    </w:p>
+    <w:p>
+      <w:pPr>
+        <w:pStyle w:val="font-claude-response-body"/>
+        <w:numPr>
+          <w:ilvl w:val="0"/>
+          <w:numId w:val="15"/>
+        </w:numPr>
+        <w:spacing w:line="360" w:lineRule="auto"/>
+        <w:rPr>
+          <w:noProof/>
+          <w:lang w:val="en-US"/>
+        </w:rPr>
+      </w:pPr>
+      <w:r>
+        <w:rPr>
+          <w:noProof/>
+          <w:lang w:val="en-US"/>
+        </w:rPr>
+        <w:t>Thị trường rủi ro cao nhất: EMEA (32%), APAC (29%) và LATAM (26%).</w:t>
+      </w:r>
+    </w:p>
+    <w:p>
+      <w:pPr>
+        <w:pStyle w:val="font-claude-response-body"/>
+        <w:numPr>
+          <w:ilvl w:val="0"/>
+          <w:numId w:val="15"/>
+        </w:numPr>
+        <w:spacing w:line="360" w:lineRule="auto"/>
+        <w:rPr>
+          <w:noProof/>
+          <w:lang w:val="en-US"/>
+        </w:rPr>
+      </w:pPr>
+      <w:r>
+        <w:rPr>
+          <w:noProof/>
+          <w:lang w:val="en-US"/>
+        </w:rPr>
+        <w:t>Thị trường rủi ro thấp/an toàn: US (19%) và Canada (0% - hoàn toàn không có đơn hàng lỗ).</w:t>
+      </w:r>
+    </w:p>
+    <w:p>
+      <w:pPr>
+        <w:pStyle w:val="font-claude-response-body"/>
+        <w:spacing w:line="360" w:lineRule="auto"/>
+        <w:ind w:left="567"/>
+        <w:rPr>
+          <w:noProof/>
+          <w:lang w:val="en-US"/>
+        </w:rPr>
+      </w:pPr>
+      <w:r>
+        <w:rPr>
+          <w:noProof/>
+          <w:lang w:val="en-US"/>
+        </w:rPr>
+        <w:t>D. Cơ cấu Phân khúc Khách hàng (Sales Contribution by Customer Segment)</w:t>
+      </w:r>
+    </w:p>
+    <w:p>
+      <w:pPr>
+        <w:pStyle w:val="font-claude-response-body"/>
+        <w:numPr>
+          <w:ilvl w:val="0"/>
+          <w:numId w:val="15"/>
+        </w:numPr>
+        <w:spacing w:line="360" w:lineRule="auto"/>
+        <w:rPr>
+          <w:noProof/>
+          <w:lang w:val="en-US"/>
+        </w:rPr>
+      </w:pPr>
+      <w:r>
+        <w:rPr>
+          <w:noProof/>
+          <w:lang w:val="en-US"/>
+        </w:rPr>
+        <w:t>Consumer (Khách hàng cá nhân): Là phân khúc chủ lực, đóng góp 51.44% tổng doanh thu.</w:t>
+      </w:r>
+    </w:p>
+    <w:p>
+      <w:pPr>
+        <w:pStyle w:val="font-claude-response-body"/>
+        <w:numPr>
+          <w:ilvl w:val="0"/>
+          <w:numId w:val="15"/>
+        </w:numPr>
+        <w:spacing w:line="360" w:lineRule="auto"/>
+        <w:rPr>
+          <w:noProof/>
+          <w:lang w:val="en-US"/>
+        </w:rPr>
+      </w:pPr>
+      <w:r>
+        <w:rPr>
+          <w:noProof/>
+          <w:lang w:val="en-US"/>
+        </w:rPr>
+        <w:t>Corporate (Doanh nghiệp): Chiếm vị trí thứ hai với 30.28% doanh thu.</w:t>
+      </w:r>
+    </w:p>
+    <w:p>
+      <w:pPr>
+        <w:pStyle w:val="font-claude-response-body"/>
+        <w:numPr>
+          <w:ilvl w:val="0"/>
+          <w:numId w:val="15"/>
+        </w:numPr>
+        <w:spacing w:line="360" w:lineRule="auto"/>
+        <w:rPr>
+          <w:noProof/>
+          <w:lang w:val="en-US"/>
+        </w:rPr>
+      </w:pPr>
+      <w:r>
+        <w:rPr>
+          <w:noProof/>
+          <w:lang w:val="en-US"/>
+        </w:rPr>
+        <w:t>Home Office (Văn phòng nhỏ/Tại nhà): Đóng góp thấp nhất với 18.28% doanh thu.</w:t>
+      </w:r>
+    </w:p>
+    <w:p>
+      <w:pPr>
+        <w:pStyle w:val="font-claude-response-body"/>
+        <w:spacing w:line="360" w:lineRule="auto"/>
+        <w:ind w:left="567"/>
+        <w:rPr>
+          <w:b/>
+          <w:bCs/>
+          <w:noProof/>
+          <w:lang w:val="en-US"/>
+        </w:rPr>
+      </w:pPr>
+      <w:r>
+        <w:rPr>
+          <w:b/>
+          <w:bCs/>
+          <w:noProof/>
+          <w:lang w:val="en-US"/>
+        </w:rPr>
+        <w:t>3. Business Insights chính từ Dashboard 1</w:t>
+      </w:r>
+    </w:p>
+    <w:p>
+      <w:pPr>
+        <w:pStyle w:val="font-claude-response-body"/>
+        <w:spacing w:line="360" w:lineRule="auto"/>
+        <w:ind w:left="567"/>
+        <w:rPr>
+          <w:noProof/>
+          <w:lang w:val="en-US"/>
+        </w:rPr>
+      </w:pPr>
+      <w:r>
+        <w:rPr>
+          <w:noProof/>
+          <w:lang w:val="en-US"/>
+        </w:rPr>
+        <w:lastRenderedPageBreak/>
+        <w:t>Hiệu quả kinh doanh bị xói mòn bởi đơn hàng lỗ: Mặc dù doanh thu chạm mốc $13M nhưng biên lợi nhuận chỉ đạt 11.6%. Lý do chính là có đến 24.5% đơn hàng đang bán lỗ, trong đó khu vực EMEA và APAC là 2 "điểm nóng" cần rà soát lại chính sách chiết khấu (discount) và chi phí vận chuyển (shipping cost).</w:t>
+      </w:r>
+    </w:p>
+    <w:p>
+      <w:pPr>
+        <w:pStyle w:val="font-claude-response-body"/>
+        <w:spacing w:line="360" w:lineRule="auto"/>
+        <w:ind w:left="567"/>
+        <w:rPr>
+          <w:noProof/>
+          <w:lang w:val="en-US"/>
+        </w:rPr>
+      </w:pPr>
+      <w:r>
+        <w:rPr>
+          <w:noProof/>
+          <w:lang w:val="en-US"/>
+        </w:rPr>
+        <w:t>Nguồn thu phụ thuộc lớn vào phân khúc Consumer và chu kỳ Q4: Doanh thu phụ thuộc hơn 50% vào nhóm khách hàng cá nhân và chịu áp lực mùa vụ rất lớn vào Quý 4. Doanh nghiệp gặp rủi ro hụt dòng tiền vào Quý 1 nếu không có chiến lược kích cầu hợp lý.</w:t>
+      </w:r>
+    </w:p>
+    <w:p>
+      <w:pPr>
+        <w:pStyle w:val="font-claude-response-body"/>
+        <w:spacing w:line="360" w:lineRule="auto"/>
+        <w:ind w:left="567"/>
+        <w:rPr>
+          <w:noProof/>
+          <w:lang w:val="en-US"/>
+        </w:rPr>
+      </w:pPr>
+      <w:r>
+        <w:rPr>
+          <w:noProof/>
+          <w:lang w:val="en-US"/>
+        </w:rPr>
+        <w:t>Cảnh báo dấu hiệu suy giảm tăng trưởng năm 2017: Doanh thu và lợi nhuận sau giai đoạn đỉnh cao 2016 đang có xu hướng lao dốc vào năm 2017, đòi hỏi Ban Quản trị phải tái cấu trúc danh mục sản phẩm và tối ưu lại chi phí vận hành ngay lập tức.</w:t>
+      </w:r>
+    </w:p>
+    <w:p>
+      <w:pPr>
+        <w:pStyle w:val="font-claude-response-body"/>
+        <w:spacing w:line="360" w:lineRule="auto"/>
+        <w:rPr>
+          <w:b/>
+          <w:bCs/>
+        </w:rPr>
+      </w:pPr>
+    </w:p>
     <w:p/>
     <w:p/>
     <w:p>
@@ -8639,6 +9151,155 @@
     </w:lvl>
   </w:abstractNum>
   <w:abstractNum w:abstractNumId="2" w15:restartNumberingAfterBreak="0">
+    <w:nsid w:val="0DF34811"/>
+    <w:multiLevelType w:val="multilevel"/>
+    <w:tmpl w:val="BE2E71A2"/>
+    <w:lvl w:ilvl="0">
+      <w:start w:val="1"/>
+      <w:numFmt w:val="bullet"/>
+      <w:lvlText w:val=""/>
+      <w:lvlJc w:val="left"/>
+      <w:pPr>
+        <w:tabs>
+          <w:tab w:val="num" w:pos="720"/>
+        </w:tabs>
+        <w:ind w:left="720" w:hanging="360"/>
+      </w:pPr>
+      <w:rPr>
+        <w:rFonts w:ascii="Symbol" w:hAnsi="Symbol" w:hint="default"/>
+        <w:sz w:val="20"/>
+      </w:rPr>
+    </w:lvl>
+    <w:lvl w:ilvl="1" w:tentative="1">
+      <w:start w:val="1"/>
+      <w:numFmt w:val="bullet"/>
+      <w:lvlText w:val="o"/>
+      <w:lvlJc w:val="left"/>
+      <w:pPr>
+        <w:tabs>
+          <w:tab w:val="num" w:pos="1440"/>
+        </w:tabs>
+        <w:ind w:left="1440" w:hanging="360"/>
+      </w:pPr>
+      <w:rPr>
+        <w:rFonts w:ascii="Courier New" w:hAnsi="Courier New" w:hint="default"/>
+        <w:sz w:val="20"/>
+      </w:rPr>
+    </w:lvl>
+    <w:lvl w:ilvl="2" w:tentative="1">
+      <w:start w:val="1"/>
+      <w:numFmt w:val="bullet"/>
+      <w:lvlText w:val=""/>
+      <w:lvlJc w:val="left"/>
+      <w:pPr>
+        <w:tabs>
+          <w:tab w:val="num" w:pos="2160"/>
+        </w:tabs>
+        <w:ind w:left="2160" w:hanging="360"/>
+      </w:pPr>
+      <w:rPr>
+        <w:rFonts w:ascii="Wingdings" w:hAnsi="Wingdings" w:hint="default"/>
+        <w:sz w:val="20"/>
+      </w:rPr>
+    </w:lvl>
+    <w:lvl w:ilvl="3" w:tentative="1">
+      <w:start w:val="1"/>
+      <w:numFmt w:val="bullet"/>
+      <w:lvlText w:val=""/>
+      <w:lvlJc w:val="left"/>
+      <w:pPr>
+        <w:tabs>
+          <w:tab w:val="num" w:pos="2880"/>
+        </w:tabs>
+        <w:ind w:left="2880" w:hanging="360"/>
+      </w:pPr>
+      <w:rPr>
+        <w:rFonts w:ascii="Wingdings" w:hAnsi="Wingdings" w:hint="default"/>
+        <w:sz w:val="20"/>
+      </w:rPr>
+    </w:lvl>
+    <w:lvl w:ilvl="4" w:tentative="1">
+      <w:start w:val="1"/>
+      <w:numFmt w:val="bullet"/>
+      <w:lvlText w:val=""/>
+      <w:lvlJc w:val="left"/>
+      <w:pPr>
+        <w:tabs>
+          <w:tab w:val="num" w:pos="3600"/>
+        </w:tabs>
+        <w:ind w:left="3600" w:hanging="360"/>
+      </w:pPr>
+      <w:rPr>
+        <w:rFonts w:ascii="Wingdings" w:hAnsi="Wingdings" w:hint="default"/>
+        <w:sz w:val="20"/>
+      </w:rPr>
+    </w:lvl>
+    <w:lvl w:ilvl="5" w:tentative="1">
+      <w:start w:val="1"/>
+      <w:numFmt w:val="bullet"/>
+      <w:lvlText w:val=""/>
+      <w:lvlJc w:val="left"/>
+      <w:pPr>
+        <w:tabs>
+          <w:tab w:val="num" w:pos="4320"/>
+        </w:tabs>
+        <w:ind w:left="4320" w:hanging="360"/>
+      </w:pPr>
+      <w:rPr>
+        <w:rFonts w:ascii="Wingdings" w:hAnsi="Wingdings" w:hint="default"/>
+        <w:sz w:val="20"/>
+      </w:rPr>
+    </w:lvl>
+    <w:lvl w:ilvl="6" w:tentative="1">
+      <w:start w:val="1"/>
+      <w:numFmt w:val="bullet"/>
+      <w:lvlText w:val=""/>
+      <w:lvlJc w:val="left"/>
+      <w:pPr>
+        <w:tabs>
+          <w:tab w:val="num" w:pos="5040"/>
+        </w:tabs>
+        <w:ind w:left="5040" w:hanging="360"/>
+      </w:pPr>
+      <w:rPr>
+        <w:rFonts w:ascii="Wingdings" w:hAnsi="Wingdings" w:hint="default"/>
+        <w:sz w:val="20"/>
+      </w:rPr>
+    </w:lvl>
+    <w:lvl w:ilvl="7" w:tentative="1">
+      <w:start w:val="1"/>
+      <w:numFmt w:val="bullet"/>
+      <w:lvlText w:val=""/>
+      <w:lvlJc w:val="left"/>
+      <w:pPr>
+        <w:tabs>
+          <w:tab w:val="num" w:pos="5760"/>
+        </w:tabs>
+        <w:ind w:left="5760" w:hanging="360"/>
+      </w:pPr>
+      <w:rPr>
+        <w:rFonts w:ascii="Wingdings" w:hAnsi="Wingdings" w:hint="default"/>
+        <w:sz w:val="20"/>
+      </w:rPr>
+    </w:lvl>
+    <w:lvl w:ilvl="8" w:tentative="1">
+      <w:start w:val="1"/>
+      <w:numFmt w:val="bullet"/>
+      <w:lvlText w:val=""/>
+      <w:lvlJc w:val="left"/>
+      <w:pPr>
+        <w:tabs>
+          <w:tab w:val="num" w:pos="6480"/>
+        </w:tabs>
+        <w:ind w:left="6480" w:hanging="360"/>
+      </w:pPr>
+      <w:rPr>
+        <w:rFonts w:ascii="Wingdings" w:hAnsi="Wingdings" w:hint="default"/>
+        <w:sz w:val="20"/>
+      </w:rPr>
+    </w:lvl>
+  </w:abstractNum>
+  <w:abstractNum w:abstractNumId="3" w15:restartNumberingAfterBreak="0">
     <w:nsid w:val="1002417F"/>
     <w:multiLevelType w:val="multilevel"/>
     <w:tmpl w:val="B5ECD206"/>
@@ -8751,7 +9412,7 @@
       </w:rPr>
     </w:lvl>
   </w:abstractNum>
-  <w:abstractNum w:abstractNumId="3" w15:restartNumberingAfterBreak="0">
+  <w:abstractNum w:abstractNumId="4" w15:restartNumberingAfterBreak="0">
     <w:nsid w:val="1275559F"/>
     <w:multiLevelType w:val="hybridMultilevel"/>
     <w:tmpl w:val="11DC6EE6"/>
@@ -8866,7 +9527,307 @@
       </w:rPr>
     </w:lvl>
   </w:abstractNum>
-  <w:abstractNum w:abstractNumId="4" w15:restartNumberingAfterBreak="0">
+  <w:abstractNum w:abstractNumId="5" w15:restartNumberingAfterBreak="0">
+    <w:nsid w:val="15842612"/>
+    <w:multiLevelType w:val="multilevel"/>
+    <w:tmpl w:val="746A7C4A"/>
+    <w:lvl w:ilvl="0">
+      <w:start w:val="1"/>
+      <w:numFmt w:val="bullet"/>
+      <w:lvlText w:val=""/>
+      <w:lvlJc w:val="left"/>
+      <w:pPr>
+        <w:tabs>
+          <w:tab w:val="num" w:pos="720"/>
+        </w:tabs>
+        <w:ind w:left="720" w:hanging="360"/>
+      </w:pPr>
+      <w:rPr>
+        <w:rFonts w:ascii="Symbol" w:hAnsi="Symbol" w:hint="default"/>
+        <w:sz w:val="20"/>
+      </w:rPr>
+    </w:lvl>
+    <w:lvl w:ilvl="1">
+      <w:start w:val="1"/>
+      <w:numFmt w:val="bullet"/>
+      <w:lvlText w:val="o"/>
+      <w:lvlJc w:val="left"/>
+      <w:pPr>
+        <w:tabs>
+          <w:tab w:val="num" w:pos="1440"/>
+        </w:tabs>
+        <w:ind w:left="1440" w:hanging="360"/>
+      </w:pPr>
+      <w:rPr>
+        <w:rFonts w:ascii="Courier New" w:hAnsi="Courier New" w:hint="default"/>
+        <w:sz w:val="20"/>
+      </w:rPr>
+    </w:lvl>
+    <w:lvl w:ilvl="2" w:tentative="1">
+      <w:start w:val="1"/>
+      <w:numFmt w:val="bullet"/>
+      <w:lvlText w:val=""/>
+      <w:lvlJc w:val="left"/>
+      <w:pPr>
+        <w:tabs>
+          <w:tab w:val="num" w:pos="2160"/>
+        </w:tabs>
+        <w:ind w:left="2160" w:hanging="360"/>
+      </w:pPr>
+      <w:rPr>
+        <w:rFonts w:ascii="Wingdings" w:hAnsi="Wingdings" w:hint="default"/>
+        <w:sz w:val="20"/>
+      </w:rPr>
+    </w:lvl>
+    <w:lvl w:ilvl="3" w:tentative="1">
+      <w:start w:val="1"/>
+      <w:numFmt w:val="bullet"/>
+      <w:lvlText w:val=""/>
+      <w:lvlJc w:val="left"/>
+      <w:pPr>
+        <w:tabs>
+          <w:tab w:val="num" w:pos="2880"/>
+        </w:tabs>
+        <w:ind w:left="2880" w:hanging="360"/>
+      </w:pPr>
+      <w:rPr>
+        <w:rFonts w:ascii="Wingdings" w:hAnsi="Wingdings" w:hint="default"/>
+        <w:sz w:val="20"/>
+      </w:rPr>
+    </w:lvl>
+    <w:lvl w:ilvl="4" w:tentative="1">
+      <w:start w:val="1"/>
+      <w:numFmt w:val="bullet"/>
+      <w:lvlText w:val=""/>
+      <w:lvlJc w:val="left"/>
+      <w:pPr>
+        <w:tabs>
+          <w:tab w:val="num" w:pos="3600"/>
+        </w:tabs>
+        <w:ind w:left="3600" w:hanging="360"/>
+      </w:pPr>
+      <w:rPr>
+        <w:rFonts w:ascii="Wingdings" w:hAnsi="Wingdings" w:hint="default"/>
+        <w:sz w:val="20"/>
+      </w:rPr>
+    </w:lvl>
+    <w:lvl w:ilvl="5" w:tentative="1">
+      <w:start w:val="1"/>
+      <w:numFmt w:val="bullet"/>
+      <w:lvlText w:val=""/>
+      <w:lvlJc w:val="left"/>
+      <w:pPr>
+        <w:tabs>
+          <w:tab w:val="num" w:pos="4320"/>
+        </w:tabs>
+        <w:ind w:left="4320" w:hanging="360"/>
+      </w:pPr>
+      <w:rPr>
+        <w:rFonts w:ascii="Wingdings" w:hAnsi="Wingdings" w:hint="default"/>
+        <w:sz w:val="20"/>
+      </w:rPr>
+    </w:lvl>
+    <w:lvl w:ilvl="6" w:tentative="1">
+      <w:start w:val="1"/>
+      <w:numFmt w:val="bullet"/>
+      <w:lvlText w:val=""/>
+      <w:lvlJc w:val="left"/>
+      <w:pPr>
+        <w:tabs>
+          <w:tab w:val="num" w:pos="5040"/>
+        </w:tabs>
+        <w:ind w:left="5040" w:hanging="360"/>
+      </w:pPr>
+      <w:rPr>
+        <w:rFonts w:ascii="Wingdings" w:hAnsi="Wingdings" w:hint="default"/>
+        <w:sz w:val="20"/>
+      </w:rPr>
+    </w:lvl>
+    <w:lvl w:ilvl="7" w:tentative="1">
+      <w:start w:val="1"/>
+      <w:numFmt w:val="bullet"/>
+      <w:lvlText w:val=""/>
+      <w:lvlJc w:val="left"/>
+      <w:pPr>
+        <w:tabs>
+          <w:tab w:val="num" w:pos="5760"/>
+        </w:tabs>
+        <w:ind w:left="5760" w:hanging="360"/>
+      </w:pPr>
+      <w:rPr>
+        <w:rFonts w:ascii="Wingdings" w:hAnsi="Wingdings" w:hint="default"/>
+        <w:sz w:val="20"/>
+      </w:rPr>
+    </w:lvl>
+    <w:lvl w:ilvl="8" w:tentative="1">
+      <w:start w:val="1"/>
+      <w:numFmt w:val="bullet"/>
+      <w:lvlText w:val=""/>
+      <w:lvlJc w:val="left"/>
+      <w:pPr>
+        <w:tabs>
+          <w:tab w:val="num" w:pos="6480"/>
+        </w:tabs>
+        <w:ind w:left="6480" w:hanging="360"/>
+      </w:pPr>
+      <w:rPr>
+        <w:rFonts w:ascii="Wingdings" w:hAnsi="Wingdings" w:hint="default"/>
+        <w:sz w:val="20"/>
+      </w:rPr>
+    </w:lvl>
+  </w:abstractNum>
+  <w:abstractNum w:abstractNumId="6" w15:restartNumberingAfterBreak="0">
+    <w:nsid w:val="19BA3858"/>
+    <w:multiLevelType w:val="multilevel"/>
+    <w:tmpl w:val="98021794"/>
+    <w:lvl w:ilvl="0">
+      <w:start w:val="1"/>
+      <w:numFmt w:val="bullet"/>
+      <w:lvlText w:val="-"/>
+      <w:lvlJc w:val="left"/>
+      <w:pPr>
+        <w:tabs>
+          <w:tab w:val="num" w:pos="1080"/>
+        </w:tabs>
+        <w:ind w:left="1080" w:hanging="360"/>
+      </w:pPr>
+      <w:rPr>
+        <w:rFonts w:ascii="Times New Roman" w:eastAsia="Times New Roman" w:hAnsi="Times New Roman" w:cs="Times New Roman" w:hint="default"/>
+        <w:b/>
+        <w:color w:val="000000"/>
+        <w:sz w:val="20"/>
+      </w:rPr>
+    </w:lvl>
+    <w:lvl w:ilvl="1">
+      <w:start w:val="1"/>
+      <w:numFmt w:val="bullet"/>
+      <w:lvlText w:val="o"/>
+      <w:lvlJc w:val="left"/>
+      <w:pPr>
+        <w:tabs>
+          <w:tab w:val="num" w:pos="1800"/>
+        </w:tabs>
+        <w:ind w:left="1800" w:hanging="360"/>
+      </w:pPr>
+      <w:rPr>
+        <w:rFonts w:ascii="Courier New" w:hAnsi="Courier New" w:hint="default"/>
+        <w:sz w:val="20"/>
+      </w:rPr>
+    </w:lvl>
+    <w:lvl w:ilvl="2" w:tentative="1">
+      <w:start w:val="1"/>
+      <w:numFmt w:val="bullet"/>
+      <w:lvlText w:val=""/>
+      <w:lvlJc w:val="left"/>
+      <w:pPr>
+        <w:tabs>
+          <w:tab w:val="num" w:pos="2520"/>
+        </w:tabs>
+        <w:ind w:left="2520" w:hanging="360"/>
+      </w:pPr>
+      <w:rPr>
+        <w:rFonts w:ascii="Wingdings" w:hAnsi="Wingdings" w:hint="default"/>
+        <w:sz w:val="20"/>
+      </w:rPr>
+    </w:lvl>
+    <w:lvl w:ilvl="3" w:tentative="1">
+      <w:start w:val="1"/>
+      <w:numFmt w:val="bullet"/>
+      <w:lvlText w:val=""/>
+      <w:lvlJc w:val="left"/>
+      <w:pPr>
+        <w:tabs>
+          <w:tab w:val="num" w:pos="3240"/>
+        </w:tabs>
+        <w:ind w:left="3240" w:hanging="360"/>
+      </w:pPr>
+      <w:rPr>
+        <w:rFonts w:ascii="Wingdings" w:hAnsi="Wingdings" w:hint="default"/>
+        <w:sz w:val="20"/>
+      </w:rPr>
+    </w:lvl>
+    <w:lvl w:ilvl="4" w:tentative="1">
+      <w:start w:val="1"/>
+      <w:numFmt w:val="bullet"/>
+      <w:lvlText w:val=""/>
+      <w:lvlJc w:val="left"/>
+      <w:pPr>
+        <w:tabs>
+          <w:tab w:val="num" w:pos="3960"/>
+        </w:tabs>
+        <w:ind w:left="3960" w:hanging="360"/>
+      </w:pPr>
+      <w:rPr>
+        <w:rFonts w:ascii="Wingdings" w:hAnsi="Wingdings" w:hint="default"/>
+        <w:sz w:val="20"/>
+      </w:rPr>
+    </w:lvl>
+    <w:lvl w:ilvl="5" w:tentative="1">
+      <w:start w:val="1"/>
+      <w:numFmt w:val="bullet"/>
+      <w:lvlText w:val=""/>
+      <w:lvlJc w:val="left"/>
+      <w:pPr>
+        <w:tabs>
+          <w:tab w:val="num" w:pos="4680"/>
+        </w:tabs>
+        <w:ind w:left="4680" w:hanging="360"/>
+      </w:pPr>
+      <w:rPr>
+        <w:rFonts w:ascii="Wingdings" w:hAnsi="Wingdings" w:hint="default"/>
+        <w:sz w:val="20"/>
+      </w:rPr>
+    </w:lvl>
+    <w:lvl w:ilvl="6" w:tentative="1">
+      <w:start w:val="1"/>
+      <w:numFmt w:val="bullet"/>
+      <w:lvlText w:val=""/>
+      <w:lvlJc w:val="left"/>
+      <w:pPr>
+        <w:tabs>
+          <w:tab w:val="num" w:pos="5400"/>
+        </w:tabs>
+        <w:ind w:left="5400" w:hanging="360"/>
+      </w:pPr>
+      <w:rPr>
+        <w:rFonts w:ascii="Wingdings" w:hAnsi="Wingdings" w:hint="default"/>
+        <w:sz w:val="20"/>
+      </w:rPr>
+    </w:lvl>
+    <w:lvl w:ilvl="7" w:tentative="1">
+      <w:start w:val="1"/>
+      <w:numFmt w:val="bullet"/>
+      <w:lvlText w:val=""/>
+      <w:lvlJc w:val="left"/>
+      <w:pPr>
+        <w:tabs>
+          <w:tab w:val="num" w:pos="6120"/>
+        </w:tabs>
+        <w:ind w:left="6120" w:hanging="360"/>
+      </w:pPr>
+      <w:rPr>
+        <w:rFonts w:ascii="Wingdings" w:hAnsi="Wingdings" w:hint="default"/>
+        <w:sz w:val="20"/>
+      </w:rPr>
+    </w:lvl>
+    <w:lvl w:ilvl="8" w:tentative="1">
+      <w:start w:val="1"/>
+      <w:numFmt w:val="bullet"/>
+      <w:lvlText w:val=""/>
+      <w:lvlJc w:val="left"/>
+      <w:pPr>
+        <w:tabs>
+          <w:tab w:val="num" w:pos="6840"/>
+        </w:tabs>
+        <w:ind w:left="6840" w:hanging="360"/>
+      </w:pPr>
+      <w:rPr>
+        <w:rFonts w:ascii="Wingdings" w:hAnsi="Wingdings" w:hint="default"/>
+        <w:sz w:val="20"/>
+      </w:rPr>
+    </w:lvl>
+  </w:abstractNum>
+  <w:abstractNum w:abstractNumId="7" w15:restartNumberingAfterBreak="0">
     <w:nsid w:val="1BD26E23"/>
     <w:multiLevelType w:val="multilevel"/>
     <w:tmpl w:val="03B82166"/>
@@ -8979,7 +9940,7 @@
       </w:rPr>
     </w:lvl>
   </w:abstractNum>
-  <w:abstractNum w:abstractNumId="5" w15:restartNumberingAfterBreak="0">
+  <w:abstractNum w:abstractNumId="8" w15:restartNumberingAfterBreak="0">
     <w:nsid w:val="1C923BBD"/>
     <w:multiLevelType w:val="multilevel"/>
     <w:tmpl w:val="98021794"/>
@@ -9130,7 +10091,309 @@
       </w:rPr>
     </w:lvl>
   </w:abstractNum>
-  <w:abstractNum w:abstractNumId="6" w15:restartNumberingAfterBreak="0">
+  <w:abstractNum w:abstractNumId="9" w15:restartNumberingAfterBreak="0">
+    <w:nsid w:val="20214F47"/>
+    <w:multiLevelType w:val="multilevel"/>
+    <w:tmpl w:val="98021794"/>
+    <w:lvl w:ilvl="0">
+      <w:start w:val="1"/>
+      <w:numFmt w:val="bullet"/>
+      <w:lvlText w:val="-"/>
+      <w:lvlJc w:val="left"/>
+      <w:pPr>
+        <w:tabs>
+          <w:tab w:val="num" w:pos="1080"/>
+        </w:tabs>
+        <w:ind w:left="1080" w:hanging="360"/>
+      </w:pPr>
+      <w:rPr>
+        <w:rFonts w:ascii="Times New Roman" w:eastAsia="Times New Roman" w:hAnsi="Times New Roman" w:cs="Times New Roman" w:hint="default"/>
+        <w:b/>
+        <w:color w:val="000000"/>
+        <w:sz w:val="20"/>
+      </w:rPr>
+    </w:lvl>
+    <w:lvl w:ilvl="1">
+      <w:start w:val="1"/>
+      <w:numFmt w:val="bullet"/>
+      <w:lvlText w:val="o"/>
+      <w:lvlJc w:val="left"/>
+      <w:pPr>
+        <w:tabs>
+          <w:tab w:val="num" w:pos="1800"/>
+        </w:tabs>
+        <w:ind w:left="1800" w:hanging="360"/>
+      </w:pPr>
+      <w:rPr>
+        <w:rFonts w:ascii="Courier New" w:hAnsi="Courier New" w:hint="default"/>
+        <w:sz w:val="20"/>
+      </w:rPr>
+    </w:lvl>
+    <w:lvl w:ilvl="2" w:tentative="1">
+      <w:start w:val="1"/>
+      <w:numFmt w:val="bullet"/>
+      <w:lvlText w:val=""/>
+      <w:lvlJc w:val="left"/>
+      <w:pPr>
+        <w:tabs>
+          <w:tab w:val="num" w:pos="2520"/>
+        </w:tabs>
+        <w:ind w:left="2520" w:hanging="360"/>
+      </w:pPr>
+      <w:rPr>
+        <w:rFonts w:ascii="Wingdings" w:hAnsi="Wingdings" w:hint="default"/>
+        <w:sz w:val="20"/>
+      </w:rPr>
+    </w:lvl>
+    <w:lvl w:ilvl="3" w:tentative="1">
+      <w:start w:val="1"/>
+      <w:numFmt w:val="bullet"/>
+      <w:lvlText w:val=""/>
+      <w:lvlJc w:val="left"/>
+      <w:pPr>
+        <w:tabs>
+          <w:tab w:val="num" w:pos="3240"/>
+        </w:tabs>
+        <w:ind w:left="3240" w:hanging="360"/>
+      </w:pPr>
+      <w:rPr>
+        <w:rFonts w:ascii="Wingdings" w:hAnsi="Wingdings" w:hint="default"/>
+        <w:sz w:val="20"/>
+      </w:rPr>
+    </w:lvl>
+    <w:lvl w:ilvl="4" w:tentative="1">
+      <w:start w:val="1"/>
+      <w:numFmt w:val="bullet"/>
+      <w:lvlText w:val=""/>
+      <w:lvlJc w:val="left"/>
+      <w:pPr>
+        <w:tabs>
+          <w:tab w:val="num" w:pos="3960"/>
+        </w:tabs>
+        <w:ind w:left="3960" w:hanging="360"/>
+      </w:pPr>
+      <w:rPr>
+        <w:rFonts w:ascii="Wingdings" w:hAnsi="Wingdings" w:hint="default"/>
+        <w:sz w:val="20"/>
+      </w:rPr>
+    </w:lvl>
+    <w:lvl w:ilvl="5" w:tentative="1">
+      <w:start w:val="1"/>
+      <w:numFmt w:val="bullet"/>
+      <w:lvlText w:val=""/>
+      <w:lvlJc w:val="left"/>
+      <w:pPr>
+        <w:tabs>
+          <w:tab w:val="num" w:pos="4680"/>
+        </w:tabs>
+        <w:ind w:left="4680" w:hanging="360"/>
+      </w:pPr>
+      <w:rPr>
+        <w:rFonts w:ascii="Wingdings" w:hAnsi="Wingdings" w:hint="default"/>
+        <w:sz w:val="20"/>
+      </w:rPr>
+    </w:lvl>
+    <w:lvl w:ilvl="6" w:tentative="1">
+      <w:start w:val="1"/>
+      <w:numFmt w:val="bullet"/>
+      <w:lvlText w:val=""/>
+      <w:lvlJc w:val="left"/>
+      <w:pPr>
+        <w:tabs>
+          <w:tab w:val="num" w:pos="5400"/>
+        </w:tabs>
+        <w:ind w:left="5400" w:hanging="360"/>
+      </w:pPr>
+      <w:rPr>
+        <w:rFonts w:ascii="Wingdings" w:hAnsi="Wingdings" w:hint="default"/>
+        <w:sz w:val="20"/>
+      </w:rPr>
+    </w:lvl>
+    <w:lvl w:ilvl="7" w:tentative="1">
+      <w:start w:val="1"/>
+      <w:numFmt w:val="bullet"/>
+      <w:lvlText w:val=""/>
+      <w:lvlJc w:val="left"/>
+      <w:pPr>
+        <w:tabs>
+          <w:tab w:val="num" w:pos="6120"/>
+        </w:tabs>
+        <w:ind w:left="6120" w:hanging="360"/>
+      </w:pPr>
+      <w:rPr>
+        <w:rFonts w:ascii="Wingdings" w:hAnsi="Wingdings" w:hint="default"/>
+        <w:sz w:val="20"/>
+      </w:rPr>
+    </w:lvl>
+    <w:lvl w:ilvl="8" w:tentative="1">
+      <w:start w:val="1"/>
+      <w:numFmt w:val="bullet"/>
+      <w:lvlText w:val=""/>
+      <w:lvlJc w:val="left"/>
+      <w:pPr>
+        <w:tabs>
+          <w:tab w:val="num" w:pos="6840"/>
+        </w:tabs>
+        <w:ind w:left="6840" w:hanging="360"/>
+      </w:pPr>
+      <w:rPr>
+        <w:rFonts w:ascii="Wingdings" w:hAnsi="Wingdings" w:hint="default"/>
+        <w:sz w:val="20"/>
+      </w:rPr>
+    </w:lvl>
+  </w:abstractNum>
+  <w:abstractNum w:abstractNumId="10" w15:restartNumberingAfterBreak="0">
+    <w:nsid w:val="204F2912"/>
+    <w:multiLevelType w:val="multilevel"/>
+    <w:tmpl w:val="98021794"/>
+    <w:lvl w:ilvl="0">
+      <w:start w:val="1"/>
+      <w:numFmt w:val="bullet"/>
+      <w:lvlText w:val="-"/>
+      <w:lvlJc w:val="left"/>
+      <w:pPr>
+        <w:tabs>
+          <w:tab w:val="num" w:pos="1080"/>
+        </w:tabs>
+        <w:ind w:left="1080" w:hanging="360"/>
+      </w:pPr>
+      <w:rPr>
+        <w:rFonts w:ascii="Times New Roman" w:eastAsia="Times New Roman" w:hAnsi="Times New Roman" w:cs="Times New Roman" w:hint="default"/>
+        <w:b/>
+        <w:color w:val="000000"/>
+        <w:sz w:val="20"/>
+      </w:rPr>
+    </w:lvl>
+    <w:lvl w:ilvl="1">
+      <w:start w:val="1"/>
+      <w:numFmt w:val="bullet"/>
+      <w:lvlText w:val="o"/>
+      <w:lvlJc w:val="left"/>
+      <w:pPr>
+        <w:tabs>
+          <w:tab w:val="num" w:pos="1800"/>
+        </w:tabs>
+        <w:ind w:left="1800" w:hanging="360"/>
+      </w:pPr>
+      <w:rPr>
+        <w:rFonts w:ascii="Courier New" w:hAnsi="Courier New" w:hint="default"/>
+        <w:sz w:val="20"/>
+      </w:rPr>
+    </w:lvl>
+    <w:lvl w:ilvl="2" w:tentative="1">
+      <w:start w:val="1"/>
+      <w:numFmt w:val="bullet"/>
+      <w:lvlText w:val=""/>
+      <w:lvlJc w:val="left"/>
+      <w:pPr>
+        <w:tabs>
+          <w:tab w:val="num" w:pos="2520"/>
+        </w:tabs>
+        <w:ind w:left="2520" w:hanging="360"/>
+      </w:pPr>
+      <w:rPr>
+        <w:rFonts w:ascii="Wingdings" w:hAnsi="Wingdings" w:hint="default"/>
+        <w:sz w:val="20"/>
+      </w:rPr>
+    </w:lvl>
+    <w:lvl w:ilvl="3" w:tentative="1">
+      <w:start w:val="1"/>
+      <w:numFmt w:val="bullet"/>
+      <w:lvlText w:val=""/>
+      <w:lvlJc w:val="left"/>
+      <w:pPr>
+        <w:tabs>
+          <w:tab w:val="num" w:pos="3240"/>
+        </w:tabs>
+        <w:ind w:left="3240" w:hanging="360"/>
+      </w:pPr>
+      <w:rPr>
+        <w:rFonts w:ascii="Wingdings" w:hAnsi="Wingdings" w:hint="default"/>
+        <w:sz w:val="20"/>
+      </w:rPr>
+    </w:lvl>
+    <w:lvl w:ilvl="4" w:tentative="1">
+      <w:start w:val="1"/>
+      <w:numFmt w:val="bullet"/>
+      <w:lvlText w:val=""/>
+      <w:lvlJc w:val="left"/>
+      <w:pPr>
+        <w:tabs>
+          <w:tab w:val="num" w:pos="3960"/>
+        </w:tabs>
+        <w:ind w:left="3960" w:hanging="360"/>
+      </w:pPr>
+      <w:rPr>
+        <w:rFonts w:ascii="Wingdings" w:hAnsi="Wingdings" w:hint="default"/>
+        <w:sz w:val="20"/>
+      </w:rPr>
+    </w:lvl>
+    <w:lvl w:ilvl="5" w:tentative="1">
+      <w:start w:val="1"/>
+      <w:numFmt w:val="bullet"/>
+      <w:lvlText w:val=""/>
+      <w:lvlJc w:val="left"/>
+      <w:pPr>
+        <w:tabs>
+          <w:tab w:val="num" w:pos="4680"/>
+        </w:tabs>
+        <w:ind w:left="4680" w:hanging="360"/>
+      </w:pPr>
+      <w:rPr>
+        <w:rFonts w:ascii="Wingdings" w:hAnsi="Wingdings" w:hint="default"/>
+        <w:sz w:val="20"/>
+      </w:rPr>
+    </w:lvl>
+    <w:lvl w:ilvl="6" w:tentative="1">
+      <w:start w:val="1"/>
+      <w:numFmt w:val="bullet"/>
+      <w:lvlText w:val=""/>
+      <w:lvlJc w:val="left"/>
+      <w:pPr>
+        <w:tabs>
+          <w:tab w:val="num" w:pos="5400"/>
+        </w:tabs>
+        <w:ind w:left="5400" w:hanging="360"/>
+      </w:pPr>
+      <w:rPr>
+        <w:rFonts w:ascii="Wingdings" w:hAnsi="Wingdings" w:hint="default"/>
+        <w:sz w:val="20"/>
+      </w:rPr>
+    </w:lvl>
+    <w:lvl w:ilvl="7" w:tentative="1">
+      <w:start w:val="1"/>
+      <w:numFmt w:val="bullet"/>
+      <w:lvlText w:val=""/>
+      <w:lvlJc w:val="left"/>
+      <w:pPr>
+        <w:tabs>
+          <w:tab w:val="num" w:pos="6120"/>
+        </w:tabs>
+        <w:ind w:left="6120" w:hanging="360"/>
+      </w:pPr>
+      <w:rPr>
+        <w:rFonts w:ascii="Wingdings" w:hAnsi="Wingdings" w:hint="default"/>
+        <w:sz w:val="20"/>
+      </w:rPr>
+    </w:lvl>
+    <w:lvl w:ilvl="8" w:tentative="1">
+      <w:start w:val="1"/>
+      <w:numFmt w:val="bullet"/>
+      <w:lvlText w:val=""/>
+      <w:lvlJc w:val="left"/>
+      <w:pPr>
+        <w:tabs>
+          <w:tab w:val="num" w:pos="6840"/>
+        </w:tabs>
+        <w:ind w:left="6840" w:hanging="360"/>
+      </w:pPr>
+      <w:rPr>
+        <w:rFonts w:ascii="Wingdings" w:hAnsi="Wingdings" w:hint="default"/>
+        <w:sz w:val="20"/>
+      </w:rPr>
+    </w:lvl>
+  </w:abstractNum>
+  <w:abstractNum w:abstractNumId="11" w15:restartNumberingAfterBreak="0">
     <w:nsid w:val="23FC3AF6"/>
     <w:multiLevelType w:val="multilevel"/>
     <w:tmpl w:val="C5C4A9C0"/>
@@ -9279,7 +10542,7 @@
       </w:rPr>
     </w:lvl>
   </w:abstractNum>
-  <w:abstractNum w:abstractNumId="7" w15:restartNumberingAfterBreak="0">
+  <w:abstractNum w:abstractNumId="12" w15:restartNumberingAfterBreak="0">
     <w:nsid w:val="26111F7F"/>
     <w:multiLevelType w:val="multilevel"/>
     <w:tmpl w:val="09C65F84"/>
@@ -9428,7 +10691,156 @@
       </w:rPr>
     </w:lvl>
   </w:abstractNum>
-  <w:abstractNum w:abstractNumId="8" w15:restartNumberingAfterBreak="0">
+  <w:abstractNum w:abstractNumId="13" w15:restartNumberingAfterBreak="0">
+    <w:nsid w:val="275948CB"/>
+    <w:multiLevelType w:val="multilevel"/>
+    <w:tmpl w:val="A63E12BC"/>
+    <w:lvl w:ilvl="0">
+      <w:start w:val="1"/>
+      <w:numFmt w:val="bullet"/>
+      <w:lvlText w:val=""/>
+      <w:lvlJc w:val="left"/>
+      <w:pPr>
+        <w:tabs>
+          <w:tab w:val="num" w:pos="720"/>
+        </w:tabs>
+        <w:ind w:left="720" w:hanging="360"/>
+      </w:pPr>
+      <w:rPr>
+        <w:rFonts w:ascii="Symbol" w:hAnsi="Symbol" w:hint="default"/>
+        <w:sz w:val="20"/>
+      </w:rPr>
+    </w:lvl>
+    <w:lvl w:ilvl="1" w:tentative="1">
+      <w:start w:val="1"/>
+      <w:numFmt w:val="bullet"/>
+      <w:lvlText w:val="o"/>
+      <w:lvlJc w:val="left"/>
+      <w:pPr>
+        <w:tabs>
+          <w:tab w:val="num" w:pos="1440"/>
+        </w:tabs>
+        <w:ind w:left="1440" w:hanging="360"/>
+      </w:pPr>
+      <w:rPr>
+        <w:rFonts w:ascii="Courier New" w:hAnsi="Courier New" w:hint="default"/>
+        <w:sz w:val="20"/>
+      </w:rPr>
+    </w:lvl>
+    <w:lvl w:ilvl="2" w:tentative="1">
+      <w:start w:val="1"/>
+      <w:numFmt w:val="bullet"/>
+      <w:lvlText w:val=""/>
+      <w:lvlJc w:val="left"/>
+      <w:pPr>
+        <w:tabs>
+          <w:tab w:val="num" w:pos="2160"/>
+        </w:tabs>
+        <w:ind w:left="2160" w:hanging="360"/>
+      </w:pPr>
+      <w:rPr>
+        <w:rFonts w:ascii="Wingdings" w:hAnsi="Wingdings" w:hint="default"/>
+        <w:sz w:val="20"/>
+      </w:rPr>
+    </w:lvl>
+    <w:lvl w:ilvl="3" w:tentative="1">
+      <w:start w:val="1"/>
+      <w:numFmt w:val="bullet"/>
+      <w:lvlText w:val=""/>
+      <w:lvlJc w:val="left"/>
+      <w:pPr>
+        <w:tabs>
+          <w:tab w:val="num" w:pos="2880"/>
+        </w:tabs>
+        <w:ind w:left="2880" w:hanging="360"/>
+      </w:pPr>
+      <w:rPr>
+        <w:rFonts w:ascii="Wingdings" w:hAnsi="Wingdings" w:hint="default"/>
+        <w:sz w:val="20"/>
+      </w:rPr>
+    </w:lvl>
+    <w:lvl w:ilvl="4" w:tentative="1">
+      <w:start w:val="1"/>
+      <w:numFmt w:val="bullet"/>
+      <w:lvlText w:val=""/>
+      <w:lvlJc w:val="left"/>
+      <w:pPr>
+        <w:tabs>
+          <w:tab w:val="num" w:pos="3600"/>
+        </w:tabs>
+        <w:ind w:left="3600" w:hanging="360"/>
+      </w:pPr>
+      <w:rPr>
+        <w:rFonts w:ascii="Wingdings" w:hAnsi="Wingdings" w:hint="default"/>
+        <w:sz w:val="20"/>
+      </w:rPr>
+    </w:lvl>
+    <w:lvl w:ilvl="5" w:tentative="1">
+      <w:start w:val="1"/>
+      <w:numFmt w:val="bullet"/>
+      <w:lvlText w:val=""/>
+      <w:lvlJc w:val="left"/>
+      <w:pPr>
+        <w:tabs>
+          <w:tab w:val="num" w:pos="4320"/>
+        </w:tabs>
+        <w:ind w:left="4320" w:hanging="360"/>
+      </w:pPr>
+      <w:rPr>
+        <w:rFonts w:ascii="Wingdings" w:hAnsi="Wingdings" w:hint="default"/>
+        <w:sz w:val="20"/>
+      </w:rPr>
+    </w:lvl>
+    <w:lvl w:ilvl="6" w:tentative="1">
+      <w:start w:val="1"/>
+      <w:numFmt w:val="bullet"/>
+      <w:lvlText w:val=""/>
+      <w:lvlJc w:val="left"/>
+      <w:pPr>
+        <w:tabs>
+          <w:tab w:val="num" w:pos="5040"/>
+        </w:tabs>
+        <w:ind w:left="5040" w:hanging="360"/>
+      </w:pPr>
+      <w:rPr>
+        <w:rFonts w:ascii="Wingdings" w:hAnsi="Wingdings" w:hint="default"/>
+        <w:sz w:val="20"/>
+      </w:rPr>
+    </w:lvl>
+    <w:lvl w:ilvl="7" w:tentative="1">
+      <w:start w:val="1"/>
+      <w:numFmt w:val="bullet"/>
+      <w:lvlText w:val=""/>
+      <w:lvlJc w:val="left"/>
+      <w:pPr>
+        <w:tabs>
+          <w:tab w:val="num" w:pos="5760"/>
+        </w:tabs>
+        <w:ind w:left="5760" w:hanging="360"/>
+      </w:pPr>
+      <w:rPr>
+        <w:rFonts w:ascii="Wingdings" w:hAnsi="Wingdings" w:hint="default"/>
+        <w:sz w:val="20"/>
+      </w:rPr>
+    </w:lvl>
+    <w:lvl w:ilvl="8" w:tentative="1">
+      <w:start w:val="1"/>
+      <w:numFmt w:val="bullet"/>
+      <w:lvlText w:val=""/>
+      <w:lvlJc w:val="left"/>
+      <w:pPr>
+        <w:tabs>
+          <w:tab w:val="num" w:pos="6480"/>
+        </w:tabs>
+        <w:ind w:left="6480" w:hanging="360"/>
+      </w:pPr>
+      <w:rPr>
+        <w:rFonts w:ascii="Wingdings" w:hAnsi="Wingdings" w:hint="default"/>
+        <w:sz w:val="20"/>
+      </w:rPr>
+    </w:lvl>
+  </w:abstractNum>
+  <w:abstractNum w:abstractNumId="14" w15:restartNumberingAfterBreak="0">
     <w:nsid w:val="29863524"/>
     <w:multiLevelType w:val="multilevel"/>
     <w:tmpl w:val="E8EEB618"/>
@@ -9541,7 +10953,7 @@
       </w:rPr>
     </w:lvl>
   </w:abstractNum>
-  <w:abstractNum w:abstractNumId="9" w15:restartNumberingAfterBreak="0">
+  <w:abstractNum w:abstractNumId="15" w15:restartNumberingAfterBreak="0">
     <w:nsid w:val="2D380231"/>
     <w:multiLevelType w:val="hybridMultilevel"/>
     <w:tmpl w:val="2BC223F8"/>
@@ -9630,7 +11042,7 @@
       </w:pPr>
     </w:lvl>
   </w:abstractNum>
-  <w:abstractNum w:abstractNumId="10" w15:restartNumberingAfterBreak="0">
+  <w:abstractNum w:abstractNumId="16" w15:restartNumberingAfterBreak="0">
     <w:nsid w:val="37462DF1"/>
     <w:multiLevelType w:val="hybridMultilevel"/>
     <w:tmpl w:val="ACAA9E4E"/>
@@ -9745,7 +11157,7 @@
       </w:rPr>
     </w:lvl>
   </w:abstractNum>
-  <w:abstractNum w:abstractNumId="11" w15:restartNumberingAfterBreak="0">
+  <w:abstractNum w:abstractNumId="17" w15:restartNumberingAfterBreak="0">
     <w:nsid w:val="37E92F9C"/>
     <w:multiLevelType w:val="multilevel"/>
     <w:tmpl w:val="60B0AB10"/>
@@ -9858,7 +11270,7 @@
       </w:rPr>
     </w:lvl>
   </w:abstractNum>
-  <w:abstractNum w:abstractNumId="12" w15:restartNumberingAfterBreak="0">
+  <w:abstractNum w:abstractNumId="18" w15:restartNumberingAfterBreak="0">
     <w:nsid w:val="38BF2779"/>
     <w:multiLevelType w:val="multilevel"/>
     <w:tmpl w:val="ABFC9622"/>
@@ -10009,7 +11421,158 @@
       </w:rPr>
     </w:lvl>
   </w:abstractNum>
-  <w:abstractNum w:abstractNumId="13" w15:restartNumberingAfterBreak="0">
+  <w:abstractNum w:abstractNumId="19" w15:restartNumberingAfterBreak="0">
+    <w:nsid w:val="3A19010B"/>
+    <w:multiLevelType w:val="multilevel"/>
+    <w:tmpl w:val="98021794"/>
+    <w:lvl w:ilvl="0">
+      <w:start w:val="1"/>
+      <w:numFmt w:val="bullet"/>
+      <w:lvlText w:val="-"/>
+      <w:lvlJc w:val="left"/>
+      <w:pPr>
+        <w:tabs>
+          <w:tab w:val="num" w:pos="1080"/>
+        </w:tabs>
+        <w:ind w:left="1080" w:hanging="360"/>
+      </w:pPr>
+      <w:rPr>
+        <w:rFonts w:ascii="Times New Roman" w:eastAsia="Times New Roman" w:hAnsi="Times New Roman" w:cs="Times New Roman" w:hint="default"/>
+        <w:b/>
+        <w:color w:val="000000"/>
+        <w:sz w:val="20"/>
+      </w:rPr>
+    </w:lvl>
+    <w:lvl w:ilvl="1">
+      <w:start w:val="1"/>
+      <w:numFmt w:val="bullet"/>
+      <w:lvlText w:val="o"/>
+      <w:lvlJc w:val="left"/>
+      <w:pPr>
+        <w:tabs>
+          <w:tab w:val="num" w:pos="1800"/>
+        </w:tabs>
+        <w:ind w:left="1800" w:hanging="360"/>
+      </w:pPr>
+      <w:rPr>
+        <w:rFonts w:ascii="Courier New" w:hAnsi="Courier New" w:hint="default"/>
+        <w:sz w:val="20"/>
+      </w:rPr>
+    </w:lvl>
+    <w:lvl w:ilvl="2" w:tentative="1">
+      <w:start w:val="1"/>
+      <w:numFmt w:val="bullet"/>
+      <w:lvlText w:val=""/>
+      <w:lvlJc w:val="left"/>
+      <w:pPr>
+        <w:tabs>
+          <w:tab w:val="num" w:pos="2520"/>
+        </w:tabs>
+        <w:ind w:left="2520" w:hanging="360"/>
+      </w:pPr>
+      <w:rPr>
+        <w:rFonts w:ascii="Wingdings" w:hAnsi="Wingdings" w:hint="default"/>
+        <w:sz w:val="20"/>
+      </w:rPr>
+    </w:lvl>
+    <w:lvl w:ilvl="3" w:tentative="1">
+      <w:start w:val="1"/>
+      <w:numFmt w:val="bullet"/>
+      <w:lvlText w:val=""/>
+      <w:lvlJc w:val="left"/>
+      <w:pPr>
+        <w:tabs>
+          <w:tab w:val="num" w:pos="3240"/>
+        </w:tabs>
+        <w:ind w:left="3240" w:hanging="360"/>
+      </w:pPr>
+      <w:rPr>
+        <w:rFonts w:ascii="Wingdings" w:hAnsi="Wingdings" w:hint="default"/>
+        <w:sz w:val="20"/>
+      </w:rPr>
+    </w:lvl>
+    <w:lvl w:ilvl="4" w:tentative="1">
+      <w:start w:val="1"/>
+      <w:numFmt w:val="bullet"/>
+      <w:lvlText w:val=""/>
+      <w:lvlJc w:val="left"/>
+      <w:pPr>
+        <w:tabs>
+          <w:tab w:val="num" w:pos="3960"/>
+        </w:tabs>
+        <w:ind w:left="3960" w:hanging="360"/>
+      </w:pPr>
+      <w:rPr>
+        <w:rFonts w:ascii="Wingdings" w:hAnsi="Wingdings" w:hint="default"/>
+        <w:sz w:val="20"/>
+      </w:rPr>
+    </w:lvl>
+    <w:lvl w:ilvl="5" w:tentative="1">
+      <w:start w:val="1"/>
+      <w:numFmt w:val="bullet"/>
+      <w:lvlText w:val=""/>
+      <w:lvlJc w:val="left"/>
+      <w:pPr>
+        <w:tabs>
+          <w:tab w:val="num" w:pos="4680"/>
+        </w:tabs>
+        <w:ind w:left="4680" w:hanging="360"/>
+      </w:pPr>
+      <w:rPr>
+        <w:rFonts w:ascii="Wingdings" w:hAnsi="Wingdings" w:hint="default"/>
+        <w:sz w:val="20"/>
+      </w:rPr>
+    </w:lvl>
+    <w:lvl w:ilvl="6" w:tentative="1">
+      <w:start w:val="1"/>
+      <w:numFmt w:val="bullet"/>
+      <w:lvlText w:val=""/>
+      <w:lvlJc w:val="left"/>
+      <w:pPr>
+        <w:tabs>
+          <w:tab w:val="num" w:pos="5400"/>
+        </w:tabs>
+        <w:ind w:left="5400" w:hanging="360"/>
+      </w:pPr>
+      <w:rPr>
+        <w:rFonts w:ascii="Wingdings" w:hAnsi="Wingdings" w:hint="default"/>
+        <w:sz w:val="20"/>
+      </w:rPr>
+    </w:lvl>
+    <w:lvl w:ilvl="7" w:tentative="1">
+      <w:start w:val="1"/>
+      <w:numFmt w:val="bullet"/>
+      <w:lvlText w:val=""/>
+      <w:lvlJc w:val="left"/>
+      <w:pPr>
+        <w:tabs>
+          <w:tab w:val="num" w:pos="6120"/>
+        </w:tabs>
+        <w:ind w:left="6120" w:hanging="360"/>
+      </w:pPr>
+      <w:rPr>
+        <w:rFonts w:ascii="Wingdings" w:hAnsi="Wingdings" w:hint="default"/>
+        <w:sz w:val="20"/>
+      </w:rPr>
+    </w:lvl>
+    <w:lvl w:ilvl="8" w:tentative="1">
+      <w:start w:val="1"/>
+      <w:numFmt w:val="bullet"/>
+      <w:lvlText w:val=""/>
+      <w:lvlJc w:val="left"/>
+      <w:pPr>
+        <w:tabs>
+          <w:tab w:val="num" w:pos="6840"/>
+        </w:tabs>
+        <w:ind w:left="6840" w:hanging="360"/>
+      </w:pPr>
+      <w:rPr>
+        <w:rFonts w:ascii="Wingdings" w:hAnsi="Wingdings" w:hint="default"/>
+        <w:sz w:val="20"/>
+      </w:rPr>
+    </w:lvl>
+  </w:abstractNum>
+  <w:abstractNum w:abstractNumId="20" w15:restartNumberingAfterBreak="0">
     <w:nsid w:val="3C926DB1"/>
     <w:multiLevelType w:val="multilevel"/>
     <w:tmpl w:val="DC36B4B8"/>
@@ -10126,7 +11689,7 @@
       </w:pPr>
     </w:lvl>
   </w:abstractNum>
-  <w:abstractNum w:abstractNumId="14" w15:restartNumberingAfterBreak="0">
+  <w:abstractNum w:abstractNumId="21" w15:restartNumberingAfterBreak="0">
     <w:nsid w:val="435A2935"/>
     <w:multiLevelType w:val="multilevel"/>
     <w:tmpl w:val="CFD82E00"/>
@@ -10272,7 +11835,7 @@
       </w:rPr>
     </w:lvl>
   </w:abstractNum>
-  <w:abstractNum w:abstractNumId="15" w15:restartNumberingAfterBreak="0">
+  <w:abstractNum w:abstractNumId="22" w15:restartNumberingAfterBreak="0">
     <w:nsid w:val="43F25837"/>
     <w:multiLevelType w:val="multilevel"/>
     <w:tmpl w:val="7848DA80"/>
@@ -10420,7 +11983,7 @@
       </w:rPr>
     </w:lvl>
   </w:abstractNum>
-  <w:abstractNum w:abstractNumId="16" w15:restartNumberingAfterBreak="0">
+  <w:abstractNum w:abstractNumId="23" w15:restartNumberingAfterBreak="0">
     <w:nsid w:val="529736CC"/>
     <w:multiLevelType w:val="multilevel"/>
     <w:tmpl w:val="BAE80E96"/>
@@ -10533,7 +12096,7 @@
       </w:rPr>
     </w:lvl>
   </w:abstractNum>
-  <w:abstractNum w:abstractNumId="17" w15:restartNumberingAfterBreak="0">
+  <w:abstractNum w:abstractNumId="24" w15:restartNumberingAfterBreak="0">
     <w:nsid w:val="56C2176C"/>
     <w:multiLevelType w:val="hybridMultilevel"/>
     <w:tmpl w:val="76C01236"/>
@@ -10648,7 +12211,7 @@
       </w:rPr>
     </w:lvl>
   </w:abstractNum>
-  <w:abstractNum w:abstractNumId="18" w15:restartNumberingAfterBreak="0">
+  <w:abstractNum w:abstractNumId="25" w15:restartNumberingAfterBreak="0">
     <w:nsid w:val="5B5F17F1"/>
     <w:multiLevelType w:val="multilevel"/>
     <w:tmpl w:val="53FEA10A"/>
@@ -10761,7 +12324,269 @@
       </w:pPr>
     </w:lvl>
   </w:abstractNum>
-  <w:abstractNum w:abstractNumId="19" w15:restartNumberingAfterBreak="0">
+  <w:abstractNum w:abstractNumId="26" w15:restartNumberingAfterBreak="0">
+    <w:nsid w:val="616D6D88"/>
+    <w:multiLevelType w:val="multilevel"/>
+    <w:tmpl w:val="96D88636"/>
+    <w:lvl w:ilvl="0">
+      <w:start w:val="1"/>
+      <w:numFmt w:val="bullet"/>
+      <w:lvlText w:val=""/>
+      <w:lvlJc w:val="left"/>
+      <w:pPr>
+        <w:tabs>
+          <w:tab w:val="num" w:pos="720"/>
+        </w:tabs>
+        <w:ind w:left="720" w:hanging="360"/>
+      </w:pPr>
+      <w:rPr>
+        <w:rFonts w:ascii="Symbol" w:hAnsi="Symbol" w:hint="default"/>
+        <w:sz w:val="20"/>
+      </w:rPr>
+    </w:lvl>
+    <w:lvl w:ilvl="1" w:tentative="1">
+      <w:start w:val="1"/>
+      <w:numFmt w:val="bullet"/>
+      <w:lvlText w:val="o"/>
+      <w:lvlJc w:val="left"/>
+      <w:pPr>
+        <w:tabs>
+          <w:tab w:val="num" w:pos="1440"/>
+        </w:tabs>
+        <w:ind w:left="1440" w:hanging="360"/>
+      </w:pPr>
+      <w:rPr>
+        <w:rFonts w:ascii="Courier New" w:hAnsi="Courier New" w:hint="default"/>
+        <w:sz w:val="20"/>
+      </w:rPr>
+    </w:lvl>
+    <w:lvl w:ilvl="2" w:tentative="1">
+      <w:start w:val="1"/>
+      <w:numFmt w:val="bullet"/>
+      <w:lvlText w:val=""/>
+      <w:lvlJc w:val="left"/>
+      <w:pPr>
+        <w:tabs>
+          <w:tab w:val="num" w:pos="2160"/>
+        </w:tabs>
+        <w:ind w:left="2160" w:hanging="360"/>
+      </w:pPr>
+      <w:rPr>
+        <w:rFonts w:ascii="Wingdings" w:hAnsi="Wingdings" w:hint="default"/>
+        <w:sz w:val="20"/>
+      </w:rPr>
+    </w:lvl>
+    <w:lvl w:ilvl="3" w:tentative="1">
+      <w:start w:val="1"/>
+      <w:numFmt w:val="bullet"/>
+      <w:lvlText w:val=""/>
+      <w:lvlJc w:val="left"/>
+      <w:pPr>
+        <w:tabs>
+          <w:tab w:val="num" w:pos="2880"/>
+        </w:tabs>
+        <w:ind w:left="2880" w:hanging="360"/>
+      </w:pPr>
+      <w:rPr>
+        <w:rFonts w:ascii="Wingdings" w:hAnsi="Wingdings" w:hint="default"/>
+        <w:sz w:val="20"/>
+      </w:rPr>
+    </w:lvl>
+    <w:lvl w:ilvl="4" w:tentative="1">
+      <w:start w:val="1"/>
+      <w:numFmt w:val="bullet"/>
+      <w:lvlText w:val=""/>
+      <w:lvlJc w:val="left"/>
+      <w:pPr>
+        <w:tabs>
+          <w:tab w:val="num" w:pos="3600"/>
+        </w:tabs>
+        <w:ind w:left="3600" w:hanging="360"/>
+      </w:pPr>
+      <w:rPr>
+        <w:rFonts w:ascii="Wingdings" w:hAnsi="Wingdings" w:hint="default"/>
+        <w:sz w:val="20"/>
+      </w:rPr>
+    </w:lvl>
+    <w:lvl w:ilvl="5" w:tentative="1">
+      <w:start w:val="1"/>
+      <w:numFmt w:val="bullet"/>
+      <w:lvlText w:val=""/>
+      <w:lvlJc w:val="left"/>
+      <w:pPr>
+        <w:tabs>
+          <w:tab w:val="num" w:pos="4320"/>
+        </w:tabs>
+        <w:ind w:left="4320" w:hanging="360"/>
+      </w:pPr>
+      <w:rPr>
+        <w:rFonts w:ascii="Wingdings" w:hAnsi="Wingdings" w:hint="default"/>
+        <w:sz w:val="20"/>
+      </w:rPr>
+    </w:lvl>
+    <w:lvl w:ilvl="6" w:tentative="1">
+      <w:start w:val="1"/>
+      <w:numFmt w:val="bullet"/>
+      <w:lvlText w:val=""/>
+      <w:lvlJc w:val="left"/>
+      <w:pPr>
+        <w:tabs>
+          <w:tab w:val="num" w:pos="5040"/>
+        </w:tabs>
+        <w:ind w:left="5040" w:hanging="360"/>
+      </w:pPr>
+      <w:rPr>
+        <w:rFonts w:ascii="Wingdings" w:hAnsi="Wingdings" w:hint="default"/>
+        <w:sz w:val="20"/>
+      </w:rPr>
+    </w:lvl>
+    <w:lvl w:ilvl="7" w:tentative="1">
+      <w:start w:val="1"/>
+      <w:numFmt w:val="bullet"/>
+      <w:lvlText w:val=""/>
+      <w:lvlJc w:val="left"/>
+      <w:pPr>
+        <w:tabs>
+          <w:tab w:val="num" w:pos="5760"/>
+        </w:tabs>
+        <w:ind w:left="5760" w:hanging="360"/>
+      </w:pPr>
+      <w:rPr>
+        <w:rFonts w:ascii="Wingdings" w:hAnsi="Wingdings" w:hint="default"/>
+        <w:sz w:val="20"/>
+      </w:rPr>
+    </w:lvl>
+    <w:lvl w:ilvl="8" w:tentative="1">
+      <w:start w:val="1"/>
+      <w:numFmt w:val="bullet"/>
+      <w:lvlText w:val=""/>
+      <w:lvlJc w:val="left"/>
+      <w:pPr>
+        <w:tabs>
+          <w:tab w:val="num" w:pos="6480"/>
+        </w:tabs>
+        <w:ind w:left="6480" w:hanging="360"/>
+      </w:pPr>
+      <w:rPr>
+        <w:rFonts w:ascii="Wingdings" w:hAnsi="Wingdings" w:hint="default"/>
+        <w:sz w:val="20"/>
+      </w:rPr>
+    </w:lvl>
+  </w:abstractNum>
+  <w:abstractNum w:abstractNumId="27" w15:restartNumberingAfterBreak="0">
+    <w:nsid w:val="6A03389C"/>
+    <w:multiLevelType w:val="multilevel"/>
+    <w:tmpl w:val="E662DDFC"/>
+    <w:lvl w:ilvl="0">
+      <w:start w:val="1"/>
+      <w:numFmt w:val="decimal"/>
+      <w:lvlText w:val="%1."/>
+      <w:lvlJc w:val="left"/>
+      <w:pPr>
+        <w:tabs>
+          <w:tab w:val="num" w:pos="720"/>
+        </w:tabs>
+        <w:ind w:left="720" w:hanging="360"/>
+      </w:pPr>
+    </w:lvl>
+    <w:lvl w:ilvl="1" w:tentative="1">
+      <w:start w:val="1"/>
+      <w:numFmt w:val="decimal"/>
+      <w:lvlText w:val="%2."/>
+      <w:lvlJc w:val="left"/>
+      <w:pPr>
+        <w:tabs>
+          <w:tab w:val="num" w:pos="1440"/>
+        </w:tabs>
+        <w:ind w:left="1440" w:hanging="360"/>
+      </w:pPr>
+    </w:lvl>
+    <w:lvl w:ilvl="2" w:tentative="1">
+      <w:start w:val="1"/>
+      <w:numFmt w:val="decimal"/>
+      <w:lvlText w:val="%3."/>
+      <w:lvlJc w:val="left"/>
+      <w:pPr>
+        <w:tabs>
+          <w:tab w:val="num" w:pos="2160"/>
+        </w:tabs>
+        <w:ind w:left="2160" w:hanging="360"/>
+      </w:pPr>
+    </w:lvl>
+    <w:lvl w:ilvl="3" w:tentative="1">
+      <w:start w:val="1"/>
+      <w:numFmt w:val="decimal"/>
+      <w:lvlText w:val="%4."/>
+      <w:lvlJc w:val="left"/>
+      <w:pPr>
+        <w:tabs>
+          <w:tab w:val="num" w:pos="2880"/>
+        </w:tabs>
+        <w:ind w:left="2880" w:hanging="360"/>
+      </w:pPr>
+    </w:lvl>
+    <w:lvl w:ilvl="4" w:tentative="1">
+      <w:start w:val="1"/>
+      <w:numFmt w:val="decimal"/>
+      <w:lvlText w:val="%5."/>
+      <w:lvlJc w:val="left"/>
+      <w:pPr>
+        <w:tabs>
+          <w:tab w:val="num" w:pos="3600"/>
+        </w:tabs>
+        <w:ind w:left="3600" w:hanging="360"/>
+      </w:pPr>
+    </w:lvl>
+    <w:lvl w:ilvl="5" w:tentative="1">
+      <w:start w:val="1"/>
+      <w:numFmt w:val="decimal"/>
+      <w:lvlText w:val="%6."/>
+      <w:lvlJc w:val="left"/>
+      <w:pPr>
+        <w:tabs>
+          <w:tab w:val="num" w:pos="4320"/>
+        </w:tabs>
+        <w:ind w:left="4320" w:hanging="360"/>
+      </w:pPr>
+    </w:lvl>
+    <w:lvl w:ilvl="6" w:tentative="1">
+      <w:start w:val="1"/>
+      <w:numFmt w:val="decimal"/>
+      <w:lvlText w:val="%7."/>
+      <w:lvlJc w:val="left"/>
+      <w:pPr>
+        <w:tabs>
+          <w:tab w:val="num" w:pos="5040"/>
+        </w:tabs>
+        <w:ind w:left="5040" w:hanging="360"/>
+      </w:pPr>
+    </w:lvl>
+    <w:lvl w:ilvl="7" w:tentative="1">
+      <w:start w:val="1"/>
+      <w:numFmt w:val="decimal"/>
+      <w:lvlText w:val="%8."/>
+      <w:lvlJc w:val="left"/>
+      <w:pPr>
+        <w:tabs>
+          <w:tab w:val="num" w:pos="5760"/>
+        </w:tabs>
+        <w:ind w:left="5760" w:hanging="360"/>
+      </w:pPr>
+    </w:lvl>
+    <w:lvl w:ilvl="8" w:tentative="1">
+      <w:start w:val="1"/>
+      <w:numFmt w:val="decimal"/>
+      <w:lvlText w:val="%9."/>
+      <w:lvlJc w:val="left"/>
+      <w:pPr>
+        <w:tabs>
+          <w:tab w:val="num" w:pos="6480"/>
+        </w:tabs>
+        <w:ind w:left="6480" w:hanging="360"/>
+      </w:pPr>
+    </w:lvl>
+  </w:abstractNum>
+  <w:abstractNum w:abstractNumId="28" w15:restartNumberingAfterBreak="0">
     <w:nsid w:val="6AC13D9D"/>
     <w:multiLevelType w:val="hybridMultilevel"/>
     <w:tmpl w:val="DCF6825C"/>
@@ -10876,7 +12701,7 @@
       </w:rPr>
     </w:lvl>
   </w:abstractNum>
-  <w:abstractNum w:abstractNumId="20" w15:restartNumberingAfterBreak="0">
+  <w:abstractNum w:abstractNumId="29" w15:restartNumberingAfterBreak="0">
     <w:nsid w:val="71BE6108"/>
     <w:multiLevelType w:val="multilevel"/>
     <w:tmpl w:val="9D5440D8"/>
@@ -11025,7 +12850,156 @@
       </w:rPr>
     </w:lvl>
   </w:abstractNum>
-  <w:abstractNum w:abstractNumId="21" w15:restartNumberingAfterBreak="0">
+  <w:abstractNum w:abstractNumId="30" w15:restartNumberingAfterBreak="0">
+    <w:nsid w:val="752D7E41"/>
+    <w:multiLevelType w:val="multilevel"/>
+    <w:tmpl w:val="BE2E71A2"/>
+    <w:lvl w:ilvl="0">
+      <w:start w:val="1"/>
+      <w:numFmt w:val="bullet"/>
+      <w:lvlText w:val=""/>
+      <w:lvlJc w:val="left"/>
+      <w:pPr>
+        <w:tabs>
+          <w:tab w:val="num" w:pos="720"/>
+        </w:tabs>
+        <w:ind w:left="720" w:hanging="360"/>
+      </w:pPr>
+      <w:rPr>
+        <w:rFonts w:ascii="Symbol" w:hAnsi="Symbol" w:hint="default"/>
+        <w:sz w:val="20"/>
+      </w:rPr>
+    </w:lvl>
+    <w:lvl w:ilvl="1" w:tentative="1">
+      <w:start w:val="1"/>
+      <w:numFmt w:val="bullet"/>
+      <w:lvlText w:val="o"/>
+      <w:lvlJc w:val="left"/>
+      <w:pPr>
+        <w:tabs>
+          <w:tab w:val="num" w:pos="1440"/>
+        </w:tabs>
+        <w:ind w:left="1440" w:hanging="360"/>
+      </w:pPr>
+      <w:rPr>
+        <w:rFonts w:ascii="Courier New" w:hAnsi="Courier New" w:hint="default"/>
+        <w:sz w:val="20"/>
+      </w:rPr>
+    </w:lvl>
+    <w:lvl w:ilvl="2" w:tentative="1">
+      <w:start w:val="1"/>
+      <w:numFmt w:val="bullet"/>
+      <w:lvlText w:val=""/>
+      <w:lvlJc w:val="left"/>
+      <w:pPr>
+        <w:tabs>
+          <w:tab w:val="num" w:pos="2160"/>
+        </w:tabs>
+        <w:ind w:left="2160" w:hanging="360"/>
+      </w:pPr>
+      <w:rPr>
+        <w:rFonts w:ascii="Wingdings" w:hAnsi="Wingdings" w:hint="default"/>
+        <w:sz w:val="20"/>
+      </w:rPr>
+    </w:lvl>
+    <w:lvl w:ilvl="3" w:tentative="1">
+      <w:start w:val="1"/>
+      <w:numFmt w:val="bullet"/>
+      <w:lvlText w:val=""/>
+      <w:lvlJc w:val="left"/>
+      <w:pPr>
+        <w:tabs>
+          <w:tab w:val="num" w:pos="2880"/>
+        </w:tabs>
+        <w:ind w:left="2880" w:hanging="360"/>
+      </w:pPr>
+      <w:rPr>
+        <w:rFonts w:ascii="Wingdings" w:hAnsi="Wingdings" w:hint="default"/>
+        <w:sz w:val="20"/>
+      </w:rPr>
+    </w:lvl>
+    <w:lvl w:ilvl="4" w:tentative="1">
+      <w:start w:val="1"/>
+      <w:numFmt w:val="bullet"/>
+      <w:lvlText w:val=""/>
+      <w:lvlJc w:val="left"/>
+      <w:pPr>
+        <w:tabs>
+          <w:tab w:val="num" w:pos="3600"/>
+        </w:tabs>
+        <w:ind w:left="3600" w:hanging="360"/>
+      </w:pPr>
+      <w:rPr>
+        <w:rFonts w:ascii="Wingdings" w:hAnsi="Wingdings" w:hint="default"/>
+        <w:sz w:val="20"/>
+      </w:rPr>
+    </w:lvl>
+    <w:lvl w:ilvl="5" w:tentative="1">
+      <w:start w:val="1"/>
+      <w:numFmt w:val="bullet"/>
+      <w:lvlText w:val=""/>
+      <w:lvlJc w:val="left"/>
+      <w:pPr>
+        <w:tabs>
+          <w:tab w:val="num" w:pos="4320"/>
+        </w:tabs>
+        <w:ind w:left="4320" w:hanging="360"/>
+      </w:pPr>
+      <w:rPr>
+        <w:rFonts w:ascii="Wingdings" w:hAnsi="Wingdings" w:hint="default"/>
+        <w:sz w:val="20"/>
+      </w:rPr>
+    </w:lvl>
+    <w:lvl w:ilvl="6" w:tentative="1">
+      <w:start w:val="1"/>
+      <w:numFmt w:val="bullet"/>
+      <w:lvlText w:val=""/>
+      <w:lvlJc w:val="left"/>
+      <w:pPr>
+        <w:tabs>
+          <w:tab w:val="num" w:pos="5040"/>
+        </w:tabs>
+        <w:ind w:left="5040" w:hanging="360"/>
+      </w:pPr>
+      <w:rPr>
+        <w:rFonts w:ascii="Wingdings" w:hAnsi="Wingdings" w:hint="default"/>
+        <w:sz w:val="20"/>
+      </w:rPr>
+    </w:lvl>
+    <w:lvl w:ilvl="7" w:tentative="1">
+      <w:start w:val="1"/>
+      <w:numFmt w:val="bullet"/>
+      <w:lvlText w:val=""/>
+      <w:lvlJc w:val="left"/>
+      <w:pPr>
+        <w:tabs>
+          <w:tab w:val="num" w:pos="5760"/>
+        </w:tabs>
+        <w:ind w:left="5760" w:hanging="360"/>
+      </w:pPr>
+      <w:rPr>
+        <w:rFonts w:ascii="Wingdings" w:hAnsi="Wingdings" w:hint="default"/>
+        <w:sz w:val="20"/>
+      </w:rPr>
+    </w:lvl>
+    <w:lvl w:ilvl="8" w:tentative="1">
+      <w:start w:val="1"/>
+      <w:numFmt w:val="bullet"/>
+      <w:lvlText w:val=""/>
+      <w:lvlJc w:val="left"/>
+      <w:pPr>
+        <w:tabs>
+          <w:tab w:val="num" w:pos="6480"/>
+        </w:tabs>
+        <w:ind w:left="6480" w:hanging="360"/>
+      </w:pPr>
+      <w:rPr>
+        <w:rFonts w:ascii="Wingdings" w:hAnsi="Wingdings" w:hint="default"/>
+        <w:sz w:val="20"/>
+      </w:rPr>
+    </w:lvl>
+  </w:abstractNum>
+  <w:abstractNum w:abstractNumId="31" w15:restartNumberingAfterBreak="0">
     <w:nsid w:val="7CF811A5"/>
     <w:multiLevelType w:val="hybridMultilevel"/>
     <w:tmpl w:val="D21E5BCA"/>
@@ -11138,7 +13112,7 @@
       </w:rPr>
     </w:lvl>
   </w:abstractNum>
-  <w:abstractNum w:abstractNumId="22" w15:restartNumberingAfterBreak="0">
+  <w:abstractNum w:abstractNumId="32" w15:restartNumberingAfterBreak="0">
     <w:nsid w:val="7E985D6B"/>
     <w:multiLevelType w:val="hybridMultilevel"/>
     <w:tmpl w:val="4AA046AE"/>
@@ -11251,7 +13225,7 @@
       </w:rPr>
     </w:lvl>
   </w:abstractNum>
-  <w:abstractNum w:abstractNumId="23" w15:restartNumberingAfterBreak="0">
+  <w:abstractNum w:abstractNumId="33" w15:restartNumberingAfterBreak="0">
     <w:nsid w:val="7EAC6A5C"/>
     <w:multiLevelType w:val="multilevel"/>
     <w:tmpl w:val="53045616"/>
@@ -11364,80 +13338,262 @@
       </w:rPr>
     </w:lvl>
   </w:abstractNum>
+  <w:abstractNum w:abstractNumId="34" w15:restartNumberingAfterBreak="0">
+    <w:nsid w:val="7EB40216"/>
+    <w:multiLevelType w:val="multilevel"/>
+    <w:tmpl w:val="71FAE2EE"/>
+    <w:lvl w:ilvl="0">
+      <w:start w:val="1"/>
+      <w:numFmt w:val="bullet"/>
+      <w:lvlText w:val=""/>
+      <w:lvlJc w:val="left"/>
+      <w:pPr>
+        <w:tabs>
+          <w:tab w:val="num" w:pos="720"/>
+        </w:tabs>
+        <w:ind w:left="720" w:hanging="360"/>
+      </w:pPr>
+      <w:rPr>
+        <w:rFonts w:ascii="Symbol" w:hAnsi="Symbol" w:hint="default"/>
+        <w:sz w:val="20"/>
+      </w:rPr>
+    </w:lvl>
+    <w:lvl w:ilvl="1" w:tentative="1">
+      <w:start w:val="1"/>
+      <w:numFmt w:val="bullet"/>
+      <w:lvlText w:val="o"/>
+      <w:lvlJc w:val="left"/>
+      <w:pPr>
+        <w:tabs>
+          <w:tab w:val="num" w:pos="1440"/>
+        </w:tabs>
+        <w:ind w:left="1440" w:hanging="360"/>
+      </w:pPr>
+      <w:rPr>
+        <w:rFonts w:ascii="Courier New" w:hAnsi="Courier New" w:hint="default"/>
+        <w:sz w:val="20"/>
+      </w:rPr>
+    </w:lvl>
+    <w:lvl w:ilvl="2" w:tentative="1">
+      <w:start w:val="1"/>
+      <w:numFmt w:val="bullet"/>
+      <w:lvlText w:val=""/>
+      <w:lvlJc w:val="left"/>
+      <w:pPr>
+        <w:tabs>
+          <w:tab w:val="num" w:pos="2160"/>
+        </w:tabs>
+        <w:ind w:left="2160" w:hanging="360"/>
+      </w:pPr>
+      <w:rPr>
+        <w:rFonts w:ascii="Wingdings" w:hAnsi="Wingdings" w:hint="default"/>
+        <w:sz w:val="20"/>
+      </w:rPr>
+    </w:lvl>
+    <w:lvl w:ilvl="3" w:tentative="1">
+      <w:start w:val="1"/>
+      <w:numFmt w:val="bullet"/>
+      <w:lvlText w:val=""/>
+      <w:lvlJc w:val="left"/>
+      <w:pPr>
+        <w:tabs>
+          <w:tab w:val="num" w:pos="2880"/>
+        </w:tabs>
+        <w:ind w:left="2880" w:hanging="360"/>
+      </w:pPr>
+      <w:rPr>
+        <w:rFonts w:ascii="Wingdings" w:hAnsi="Wingdings" w:hint="default"/>
+        <w:sz w:val="20"/>
+      </w:rPr>
+    </w:lvl>
+    <w:lvl w:ilvl="4" w:tentative="1">
+      <w:start w:val="1"/>
+      <w:numFmt w:val="bullet"/>
+      <w:lvlText w:val=""/>
+      <w:lvlJc w:val="left"/>
+      <w:pPr>
+        <w:tabs>
+          <w:tab w:val="num" w:pos="3600"/>
+        </w:tabs>
+        <w:ind w:left="3600" w:hanging="360"/>
+      </w:pPr>
+      <w:rPr>
+        <w:rFonts w:ascii="Wingdings" w:hAnsi="Wingdings" w:hint="default"/>
+        <w:sz w:val="20"/>
+      </w:rPr>
+    </w:lvl>
+    <w:lvl w:ilvl="5" w:tentative="1">
+      <w:start w:val="1"/>
+      <w:numFmt w:val="bullet"/>
+      <w:lvlText w:val=""/>
+      <w:lvlJc w:val="left"/>
+      <w:pPr>
+        <w:tabs>
+          <w:tab w:val="num" w:pos="4320"/>
+        </w:tabs>
+        <w:ind w:left="4320" w:hanging="360"/>
+      </w:pPr>
+      <w:rPr>
+        <w:rFonts w:ascii="Wingdings" w:hAnsi="Wingdings" w:hint="default"/>
+        <w:sz w:val="20"/>
+      </w:rPr>
+    </w:lvl>
+    <w:lvl w:ilvl="6" w:tentative="1">
+      <w:start w:val="1"/>
+      <w:numFmt w:val="bullet"/>
+      <w:lvlText w:val=""/>
+      <w:lvlJc w:val="left"/>
+      <w:pPr>
+        <w:tabs>
+          <w:tab w:val="num" w:pos="5040"/>
+        </w:tabs>
+        <w:ind w:left="5040" w:hanging="360"/>
+      </w:pPr>
+      <w:rPr>
+        <w:rFonts w:ascii="Wingdings" w:hAnsi="Wingdings" w:hint="default"/>
+        <w:sz w:val="20"/>
+      </w:rPr>
+    </w:lvl>
+    <w:lvl w:ilvl="7" w:tentative="1">
+      <w:start w:val="1"/>
+      <w:numFmt w:val="bullet"/>
+      <w:lvlText w:val=""/>
+      <w:lvlJc w:val="left"/>
+      <w:pPr>
+        <w:tabs>
+          <w:tab w:val="num" w:pos="5760"/>
+        </w:tabs>
+        <w:ind w:left="5760" w:hanging="360"/>
+      </w:pPr>
+      <w:rPr>
+        <w:rFonts w:ascii="Wingdings" w:hAnsi="Wingdings" w:hint="default"/>
+        <w:sz w:val="20"/>
+      </w:rPr>
+    </w:lvl>
+    <w:lvl w:ilvl="8" w:tentative="1">
+      <w:start w:val="1"/>
+      <w:numFmt w:val="bullet"/>
+      <w:lvlText w:val=""/>
+      <w:lvlJc w:val="left"/>
+      <w:pPr>
+        <w:tabs>
+          <w:tab w:val="num" w:pos="6480"/>
+        </w:tabs>
+        <w:ind w:left="6480" w:hanging="360"/>
+      </w:pPr>
+      <w:rPr>
+        <w:rFonts w:ascii="Wingdings" w:hAnsi="Wingdings" w:hint="default"/>
+        <w:sz w:val="20"/>
+      </w:rPr>
+    </w:lvl>
+  </w:abstractNum>
   <w:num w:numId="1" w16cid:durableId="175922415">
-    <w:abstractNumId w:val="9"/>
+    <w:abstractNumId w:val="15"/>
   </w:num>
   <w:num w:numId="2" w16cid:durableId="1726442119">
-    <w:abstractNumId w:val="21"/>
+    <w:abstractNumId w:val="31"/>
   </w:num>
   <w:num w:numId="3" w16cid:durableId="461657596">
-    <w:abstractNumId w:val="22"/>
+    <w:abstractNumId w:val="32"/>
   </w:num>
   <w:num w:numId="4" w16cid:durableId="531646460">
-    <w:abstractNumId w:val="6"/>
+    <w:abstractNumId w:val="11"/>
   </w:num>
   <w:num w:numId="5" w16cid:durableId="932133179">
-    <w:abstractNumId w:val="10"/>
+    <w:abstractNumId w:val="16"/>
   </w:num>
   <w:num w:numId="6" w16cid:durableId="45841172">
-    <w:abstractNumId w:val="3"/>
+    <w:abstractNumId w:val="4"/>
   </w:num>
   <w:num w:numId="7" w16cid:durableId="1264386997">
-    <w:abstractNumId w:val="17"/>
+    <w:abstractNumId w:val="24"/>
   </w:num>
   <w:num w:numId="8" w16cid:durableId="64226689">
-    <w:abstractNumId w:val="12"/>
+    <w:abstractNumId w:val="18"/>
   </w:num>
   <w:num w:numId="9" w16cid:durableId="1044908837">
-    <w:abstractNumId w:val="20"/>
+    <w:abstractNumId w:val="29"/>
   </w:num>
   <w:num w:numId="10" w16cid:durableId="792408488">
     <w:abstractNumId w:val="1"/>
   </w:num>
   <w:num w:numId="11" w16cid:durableId="144441432">
-    <w:abstractNumId w:val="16"/>
+    <w:abstractNumId w:val="23"/>
   </w:num>
   <w:num w:numId="12" w16cid:durableId="952907690">
-    <w:abstractNumId w:val="18"/>
+    <w:abstractNumId w:val="25"/>
   </w:num>
   <w:num w:numId="13" w16cid:durableId="955022580">
     <w:abstractNumId w:val="0"/>
   </w:num>
   <w:num w:numId="14" w16cid:durableId="362825111">
+    <w:abstractNumId w:val="28"/>
+  </w:num>
+  <w:num w:numId="15" w16cid:durableId="291600163">
+    <w:abstractNumId w:val="8"/>
+  </w:num>
+  <w:num w:numId="16" w16cid:durableId="923614134">
+    <w:abstractNumId w:val="8"/>
+  </w:num>
+  <w:num w:numId="17" w16cid:durableId="1428958800">
+    <w:abstractNumId w:val="7"/>
+  </w:num>
+  <w:num w:numId="18" w16cid:durableId="900016542">
+    <w:abstractNumId w:val="14"/>
+  </w:num>
+  <w:num w:numId="19" w16cid:durableId="82262952">
+    <w:abstractNumId w:val="17"/>
+  </w:num>
+  <w:num w:numId="20" w16cid:durableId="1874003613">
+    <w:abstractNumId w:val="33"/>
+  </w:num>
+  <w:num w:numId="21" w16cid:durableId="634680109">
+    <w:abstractNumId w:val="22"/>
+  </w:num>
+  <w:num w:numId="22" w16cid:durableId="60058465">
+    <w:abstractNumId w:val="21"/>
+  </w:num>
+  <w:num w:numId="23" w16cid:durableId="1642422152">
+    <w:abstractNumId w:val="12"/>
+  </w:num>
+  <w:num w:numId="24" w16cid:durableId="1348024468">
+    <w:abstractNumId w:val="20"/>
+  </w:num>
+  <w:num w:numId="25" w16cid:durableId="1469200549">
+    <w:abstractNumId w:val="3"/>
+  </w:num>
+  <w:num w:numId="26" w16cid:durableId="816074559">
+    <w:abstractNumId w:val="34"/>
+  </w:num>
+  <w:num w:numId="27" w16cid:durableId="1610430204">
+    <w:abstractNumId w:val="30"/>
+  </w:num>
+  <w:num w:numId="28" w16cid:durableId="109277301">
+    <w:abstractNumId w:val="13"/>
+  </w:num>
+  <w:num w:numId="29" w16cid:durableId="1682123250">
+    <w:abstractNumId w:val="5"/>
+  </w:num>
+  <w:num w:numId="30" w16cid:durableId="775641236">
+    <w:abstractNumId w:val="26"/>
+  </w:num>
+  <w:num w:numId="31" w16cid:durableId="1671522755">
+    <w:abstractNumId w:val="27"/>
+  </w:num>
+  <w:num w:numId="32" w16cid:durableId="808011220">
+    <w:abstractNumId w:val="6"/>
+  </w:num>
+  <w:num w:numId="33" w16cid:durableId="212932172">
+    <w:abstractNumId w:val="2"/>
+  </w:num>
+  <w:num w:numId="34" w16cid:durableId="331951541">
     <w:abstractNumId w:val="19"/>
   </w:num>
-  <w:num w:numId="15" w16cid:durableId="291600163">
-    <w:abstractNumId w:val="5"/>
+  <w:num w:numId="35" w16cid:durableId="1193572610">
+    <w:abstractNumId w:val="9"/>
   </w:num>
-  <w:num w:numId="16" w16cid:durableId="923614134">
-    <w:abstractNumId w:val="5"/>
-  </w:num>
-  <w:num w:numId="17" w16cid:durableId="1428958800">
-    <w:abstractNumId w:val="4"/>
-  </w:num>
-  <w:num w:numId="18" w16cid:durableId="900016542">
-    <w:abstractNumId w:val="8"/>
-  </w:num>
-  <w:num w:numId="19" w16cid:durableId="82262952">
-    <w:abstractNumId w:val="11"/>
-  </w:num>
-  <w:num w:numId="20" w16cid:durableId="1874003613">
-    <w:abstractNumId w:val="23"/>
-  </w:num>
-  <w:num w:numId="21" w16cid:durableId="634680109">
-    <w:abstractNumId w:val="15"/>
-  </w:num>
-  <w:num w:numId="22" w16cid:durableId="60058465">
-    <w:abstractNumId w:val="14"/>
-  </w:num>
-  <w:num w:numId="23" w16cid:durableId="1642422152">
-    <w:abstractNumId w:val="7"/>
-  </w:num>
-  <w:num w:numId="24" w16cid:durableId="1348024468">
-    <w:abstractNumId w:val="13"/>
-  </w:num>
-  <w:num w:numId="25" w16cid:durableId="1469200549">
-    <w:abstractNumId w:val="2"/>
+  <w:num w:numId="36" w16cid:durableId="692995310">
+    <w:abstractNumId w:val="10"/>
   </w:num>
   <w:numIdMacAtCleanup w:val="15"/>
 </w:numbering>
@@ -12049,7 +14205,6 @@
   <w:style w:type="character" w:default="1" w:styleId="DefaultParagraphFont">
     <w:name w:val="Default Paragraph Font"/>
     <w:uiPriority w:val="1"/>
-    <w:semiHidden/>
     <w:unhideWhenUsed/>
   </w:style>
   <w:style w:type="table" w:default="1" w:styleId="TableNormal">
@@ -12526,6 +14681,23 @@
       </w:tblBorders>
     </w:tblPr>
   </w:style>
+  <w:style w:type="paragraph" w:customStyle="1" w:styleId="font-claude-response-body">
+    <w:name w:val="font-claude-response-body"/>
+    <w:basedOn w:val="Normal"/>
+    <w:rsid w:val="00032F9D"/>
+    <w:pPr>
+      <w:spacing w:before="100" w:beforeAutospacing="1" w:after="100" w:afterAutospacing="1" w:line="240" w:lineRule="auto"/>
+    </w:pPr>
+    <w:rPr>
+      <w:rFonts w:ascii="Times New Roman" w:eastAsia="Times New Roman" w:hAnsi="Times New Roman" w:cs="Times New Roman"/>
+      <w:noProof w:val="0"/>
+      <w:kern w:val="0"/>
+      <w:sz w:val="24"/>
+      <w:szCs w:val="24"/>
+      <w:lang w:val="en"/>
+      <w14:ligatures w14:val="none"/>
+    </w:rPr>
+  </w:style>
 </w:styles>
 </file>
 

--- a/File docs/Báo cáo dự án.docx
+++ b/File docs/Báo cáo dự án.docx
@@ -1,17 +1,9 @@
 
 <file path=word/document.xml><?xml version="1.0" encoding="utf-8"?>
-<w:document xmlns:wpc="http://schemas.microsoft.com/office/word/2010/wordprocessingCanvas" xmlns:cx="http://schemas.microsoft.com/office/drawing/2014/chartex" xmlns:cx1="http://schemas.microsoft.com/office/drawing/2015/9/8/chartex" xmlns:cx2="http://schemas.microsoft.com/office/drawing/2015/10/21/chartex" xmlns:cx3="http://schemas.microsoft.com/office/drawing/2016/5/9/chartex" xmlns:cx4="http://schemas.microsoft.com/office/drawing/2016/5/10/chartex" xmlns:cx5="http://schemas.microsoft.com/office/drawing/2016/5/11/chartex" xmlns:cx6="http://schemas.microsoft.com/office/drawing/2016/5/12/chartex" xmlns:cx7="http://schemas.microsoft.com/office/drawing/2016/5/13/chartex" xmlns:cx8="http://schemas.microsoft.com/office/drawing/2016/5/14/chartex" xmlns:mc="http://schemas.openxmlformats.org/markup-compatibility/2006" xmlns:aink="http://schemas.microsoft.com/office/drawing/2016/ink" xmlns:am3d="http://schemas.microsoft.com/office/drawing/2017/model3d" xmlns:o="urn:schemas-microsoft-com:office:office" xmlns:oel="http://schemas.microsoft.com/office/2019/extlst" xmlns:r="http://schemas.openxmlformats.org/officeDocument/2006/relationships" xmlns:m="http://schemas.openxmlformats.org/officeDocument/2006/math" xmlns:v="urn:schemas-microsoft-com:vml" xmlns:wp14="http://schemas.microsoft.com/office/word/2010/wordprocessingDrawing" xmlns:wp="http://schemas.openxmlformats.org/drawingml/2006/wordprocessingDrawing" xmlns:w10="urn:schemas-microsoft-com:office:word" xmlns:w="http://schemas.openxmlformats.org/wordprocessingml/2006/main" xmlns:w14="http://schemas.microsoft.com/office/word/2010/wordml" xmlns:w15="http://schemas.microsoft.com/office/word/2012/wordml" xmlns:w16cex="http://schemas.microsoft.com/office/word/2018/wordml/cex" xmlns:w16cid="http://schemas.microsoft.com/office/word/2016/wordml/cid" xmlns:w16="http://schemas.microsoft.com/office/word/2018/wordml" xmlns:w16du="http://schemas.microsoft.com/office/word/2023/wordml/word16du" xmlns:w16sdtdh="http://schemas.microsoft.com/office/word/2020/wordml/sdtdatahash" xmlns:w16sdtfl="http://schemas.microsoft.com/office/word/2024/wordml/sdtformatlock" xmlns:w16se="http://schemas.microsoft.com/office/word/2015/wordml/symex" xmlns:wpg="http://schemas.microsoft.com/office/word/2010/wordprocessingGroup" xmlns:wpi="http://schemas.microsoft.com/office/word/2010/wordprocessingInk" xmlns:wne="http://schemas.microsoft.com/office/word/2006/wordml" xmlns:wps="http://schemas.microsoft.com/office/word/2010/wordprocessingShape" mc:Ignorable="w14 w15 w16se w16cid w16 w16cex w16sdtdh w16sdtfl w16du wp14">
+<w:document xmlns:wpc="http://schemas.microsoft.com/office/word/2010/wordprocessingCanvas" xmlns:cx="http://schemas.microsoft.com/office/drawing/2014/chartex" xmlns:cx1="http://schemas.microsoft.com/office/drawing/2015/9/8/chartex" xmlns:cx2="http://schemas.microsoft.com/office/drawing/2015/10/21/chartex" xmlns:cx3="http://schemas.microsoft.com/office/drawing/2016/5/9/chartex" xmlns:cx4="http://schemas.microsoft.com/office/drawing/2016/5/10/chartex" xmlns:cx5="http://schemas.microsoft.com/office/drawing/2016/5/11/chartex" xmlns:cx6="http://schemas.microsoft.com/office/drawing/2016/5/12/chartex" xmlns:cx7="http://schemas.microsoft.com/office/drawing/2016/5/13/chartex" xmlns:cx8="http://schemas.microsoft.com/office/drawing/2016/5/14/chartex" xmlns:mc="http://schemas.openxmlformats.org/markup-compatibility/2006" xmlns:aink="http://schemas.microsoft.com/office/drawing/2016/ink" xmlns:am3d="http://schemas.microsoft.com/office/drawing/2017/model3d" xmlns:o="urn:schemas-microsoft-com:office:office" xmlns:oel="http://schemas.microsoft.com/office/2019/extlst" xmlns:r="http://schemas.openxmlformats.org/officeDocument/2006/relationships" xmlns:m="http://schemas.openxmlformats.org/officeDocument/2006/math" xmlns:v="urn:schemas-microsoft-com:vml" xmlns:wp14="http://schemas.microsoft.com/office/word/2010/wordprocessingDrawing" xmlns:wp="http://schemas.openxmlformats.org/drawingml/2006/wordprocessingDrawing" xmlns:w10="urn:schemas-microsoft-com:office:word" xmlns:w="http://schemas.openxmlformats.org/wordprocessingml/2006/main" xmlns:w14="http://schemas.microsoft.com/office/word/2010/wordml" xmlns:w15="http://schemas.microsoft.com/office/word/2012/wordml" xmlns:w16cei="http://schemas.microsoft.com/office/word/2026/wordml/cei" xmlns:w16cex="http://schemas.microsoft.com/office/word/2018/wordml/cex" xmlns:w16cid="http://schemas.microsoft.com/office/word/2016/wordml/cid" xmlns:w16="http://schemas.microsoft.com/office/word/2018/wordml" xmlns:w16du="http://schemas.microsoft.com/office/word/2023/wordml/word16du" xmlns:w16sdtdh="http://schemas.microsoft.com/office/word/2020/wordml/sdtdatahash" xmlns:w16sdtfl="http://schemas.microsoft.com/office/word/2024/wordml/sdtformatlock" xmlns:w16se="http://schemas.microsoft.com/office/word/2015/wordml/symex" xmlns:wpg="http://schemas.microsoft.com/office/word/2010/wordprocessingGroup" xmlns:wpi="http://schemas.microsoft.com/office/word/2010/wordprocessingInk" xmlns:wne="http://schemas.microsoft.com/office/word/2006/wordml" xmlns:wps="http://schemas.microsoft.com/office/word/2010/wordprocessingShape" mc:Ignorable="w14 w15 w16se w16cid w16 w16cex w16sdtdh w16sdtfl w16du wp14">
   <w:body>
     <w:p>
-      <w:pPr>
-        <w:rPr>
-          <w:lang w:val="vi-VN"/>
-        </w:rPr>
-      </w:pPr>
-      <w:r>
-        <w:rPr>
-          <w:lang w:val="vi-VN"/>
-        </w:rPr>
+      <w:r>
         <w:tab/>
       </w:r>
     </w:p>
@@ -161,7 +153,6 @@
           <w:b/>
           <w:sz w:val="32"/>
           <w:szCs w:val="32"/>
-          <w:lang w:val="vi-VN"/>
         </w:rPr>
       </w:pPr>
       <w:r>
@@ -170,7 +161,6 @@
           <w:b/>
           <w:sz w:val="32"/>
           <w:szCs w:val="32"/>
-          <w:lang w:val="vi-VN"/>
         </w:rPr>
         <w:t>CHUYÊN NGÀNH: XỬ LÝ DỮ LIỆU</w:t>
       </w:r>
@@ -195,7 +185,6 @@
           <w:color w:val="EE0000"/>
           <w:sz w:val="32"/>
           <w:szCs w:val="32"/>
-          <w:lang w:val="vi-VN"/>
         </w:rPr>
         <w:t xml:space="preserve">ĐỀ TÀI: </w:t>
       </w:r>
@@ -208,53 +197,7 @@
           <w:sz w:val="32"/>
           <w:szCs w:val="32"/>
         </w:rPr>
-        <w:t>PHÂN</w:t>
-      </w:r>
-      <w:r>
-        <w:rPr>
-          <w:rFonts w:ascii="Times New Roman" w:hAnsi="Times New Roman" w:cs="Times New Roman"/>
-          <w:b/>
-          <w:bCs/>
-          <w:color w:val="EE0000"/>
-          <w:sz w:val="32"/>
-          <w:szCs w:val="32"/>
-          <w:lang w:val="vi-VN"/>
-        </w:rPr>
-        <w:t xml:space="preserve"> TÍCH HIỆU QUẢ</w:t>
-      </w:r>
-      <w:r>
-        <w:rPr>
-          <w:rFonts w:ascii="Times New Roman" w:hAnsi="Times New Roman" w:cs="Times New Roman"/>
-          <w:b/>
-          <w:bCs/>
-          <w:color w:val="EE0000"/>
-          <w:sz w:val="32"/>
-          <w:szCs w:val="32"/>
-        </w:rPr>
-        <w:t xml:space="preserve"> H</w:t>
-      </w:r>
-      <w:r>
-        <w:rPr>
-          <w:rFonts w:ascii="Times New Roman" w:hAnsi="Times New Roman" w:cs="Times New Roman"/>
-          <w:b/>
-          <w:bCs/>
-          <w:color w:val="EE0000"/>
-          <w:sz w:val="32"/>
-          <w:szCs w:val="32"/>
-          <w:lang w:val="vi-VN"/>
-        </w:rPr>
-        <w:t xml:space="preserve">KINH DOANH </w:t>
-      </w:r>
-      <w:r>
-        <w:rPr>
-          <w:rFonts w:ascii="Times New Roman" w:hAnsi="Times New Roman" w:cs="Times New Roman"/>
-          <w:b/>
-          <w:bCs/>
-          <w:color w:val="EE0000"/>
-          <w:sz w:val="32"/>
-          <w:szCs w:val="32"/>
-        </w:rPr>
-        <w:t>CỦA CHUỖI BÁN LẺ</w:t>
+        <w:t>PHÂN TÍCH HIỆU QUẢ HKINH DOANH CỦA CHUỖI BÁN LẺ</w:t>
       </w:r>
     </w:p>
     <w:p>
@@ -503,23 +446,7 @@
           <w:sz w:val="30"/>
           <w:szCs w:val="30"/>
         </w:rPr>
-        <w:t>PS</w:t>
-      </w:r>
-      <w:r>
-        <w:rPr>
-          <w:rFonts w:ascii="Times New Roman" w:hAnsi="Times New Roman" w:cs="Times New Roman"/>
-          <w:sz w:val="30"/>
-          <w:szCs w:val="30"/>
-        </w:rPr>
-        <w:t>45008</w:t>
-      </w:r>
-      <w:r>
-        <w:rPr>
-          <w:rFonts w:ascii="Times New Roman" w:hAnsi="Times New Roman" w:cs="Times New Roman"/>
-          <w:sz w:val="30"/>
-          <w:szCs w:val="30"/>
-        </w:rPr>
-        <w:t>_Nguyễn Trần Gia Bảo</w:t>
+        <w:t>PS45008_Nguyễn Trần Gia Bảo</w:t>
       </w:r>
     </w:p>
     <w:p>
@@ -571,23 +498,7 @@
           <w:sz w:val="30"/>
           <w:szCs w:val="30"/>
         </w:rPr>
-        <w:t>PS</w:t>
-      </w:r>
-      <w:r>
-        <w:rPr>
-          <w:rFonts w:ascii="Times New Roman" w:hAnsi="Times New Roman" w:cs="Times New Roman"/>
-          <w:sz w:val="30"/>
-          <w:szCs w:val="30"/>
-        </w:rPr>
-        <w:t>44812</w:t>
-      </w:r>
-      <w:r>
-        <w:rPr>
-          <w:rFonts w:ascii="Times New Roman" w:hAnsi="Times New Roman" w:cs="Times New Roman"/>
-          <w:sz w:val="30"/>
-          <w:szCs w:val="30"/>
-        </w:rPr>
-        <w:t>_Phạm Minh Tình</w:t>
+        <w:t>PS44812_Phạm Minh Tình</w:t>
       </w:r>
     </w:p>
     <w:p>
@@ -609,23 +520,7 @@
           <w:sz w:val="30"/>
           <w:szCs w:val="30"/>
         </w:rPr>
-        <w:t>PS</w:t>
-      </w:r>
-      <w:r>
-        <w:rPr>
-          <w:rFonts w:ascii="Times New Roman" w:hAnsi="Times New Roman" w:cs="Times New Roman"/>
-          <w:sz w:val="30"/>
-          <w:szCs w:val="30"/>
-        </w:rPr>
-        <w:t>41912</w:t>
-      </w:r>
-      <w:r>
-        <w:rPr>
-          <w:rFonts w:ascii="Times New Roman" w:hAnsi="Times New Roman" w:cs="Times New Roman"/>
-          <w:sz w:val="30"/>
-          <w:szCs w:val="30"/>
-        </w:rPr>
-        <w:t>_Lê Công Nhật</w:t>
+        <w:t>PS41912_Lê Công Nhật</w:t>
       </w:r>
     </w:p>
     <w:p>
@@ -703,13 +598,7 @@
         <w:ind w:left="567"/>
       </w:pPr>
       <w:r>
-        <w:rPr>
-          <w:lang w:val="vi-VN"/>
-        </w:rPr>
-        <w:t xml:space="preserve">1.1 </w:t>
-      </w:r>
-      <w:r>
-        <w:t>GIỚI THIỆU VỀ ĐỀ TÀI</w:t>
+        <w:t>1.1 GIỚI THIỆU VỀ ĐỀ TÀI</w:t>
       </w:r>
     </w:p>
     <w:p>
@@ -721,13 +610,7 @@
         <w:t>1.</w:t>
       </w:r>
       <w:r>
-        <w:t>1</w:t>
-      </w:r>
-      <w:r>
-        <w:rPr>
-          <w:lang w:val="vi-VN"/>
-        </w:rPr>
-        <w:t>.1</w:t>
+        <w:t>1.1</w:t>
       </w:r>
       <w:r>
         <w:t xml:space="preserve"> Hiện Trạng (Current Situation)</w:t>
@@ -897,18 +780,9 @@
       <w:pPr>
         <w:pStyle w:val="Heading3"/>
         <w:ind w:left="567"/>
-        <w:rPr>
-          <w:lang w:val="vi-VN"/>
-        </w:rPr>
-      </w:pPr>
-      <w:r>
-        <w:t>1</w:t>
-      </w:r>
-      <w:r>
-        <w:rPr>
-          <w:lang w:val="vi-VN"/>
-        </w:rPr>
-        <w:t>.1.2</w:t>
+      </w:pPr>
+      <w:r>
+        <w:t>1.1.2</w:t>
       </w:r>
       <w:r>
         <w:t xml:space="preserve"> Câu truyện dữ liệu</w:t>
@@ -972,9 +846,6 @@
     <w:p>
       <w:pPr>
         <w:ind w:left="567"/>
-        <w:rPr>
-          <w:lang w:val="vi-VN"/>
-        </w:rPr>
       </w:pPr>
     </w:p>
     <w:p>
@@ -1336,9 +1207,6 @@
       <w:pPr>
         <w:pStyle w:val="Heading2"/>
         <w:ind w:left="567"/>
-        <w:rPr>
-          <w:lang w:val="vi-VN"/>
-        </w:rPr>
       </w:pPr>
       <w:r>
         <w:t xml:space="preserve">1.3 </w:t>
@@ -1347,14 +1215,40 @@
         <w:rPr>
           <w:rFonts w:cs="Times New Roman"/>
         </w:rPr>
-        <w:t>MỤC</w:t>
-      </w:r>
-      <w:r>
+        <w:t>MỤC TIÊU VÀ PHẠM VI DỰ ÁN</w:t>
+      </w:r>
+    </w:p>
+    <w:p>
+      <w:pPr>
+        <w:pStyle w:val="Heading3"/>
+        <w:ind w:left="567"/>
         <w:rPr>
           <w:rFonts w:cs="Times New Roman"/>
-          <w:lang w:val="vi-VN"/>
-        </w:rPr>
-        <w:t xml:space="preserve"> TIÊU VÀ PHẠM VI DỰ ÁN</w:t>
+        </w:rPr>
+      </w:pPr>
+      <w:r>
+        <w:rPr>
+          <w:rFonts w:cs="Times New Roman"/>
+        </w:rPr>
+        <w:t>1.3.1 Mục tiêu tổng thể</w:t>
+      </w:r>
+    </w:p>
+    <w:p>
+      <w:pPr>
+        <w:ind w:left="567"/>
+        <w:rPr>
+          <w:rFonts w:ascii="Times New Roman" w:hAnsi="Times New Roman" w:cs="Times New Roman"/>
+          <w:sz w:val="24"/>
+          <w:szCs w:val="24"/>
+        </w:rPr>
+      </w:pPr>
+      <w:r>
+        <w:rPr>
+          <w:rFonts w:ascii="Times New Roman" w:hAnsi="Times New Roman" w:cs="Times New Roman"/>
+          <w:sz w:val="24"/>
+          <w:szCs w:val="24"/>
+        </w:rPr>
+        <w:t>Xây dựng hệ thống báo cáo phân tích dữ liệu kinh doanh toàn diện cho chuỗi bán lẻ Superstore nhằm tối ưu hóa lợi nhuận và nâng cao hiệu quả vận hành. Dự án giúp ban quản trị có cái nhìn trực quan, từ đó đưa ra các chiến lược kinh doanh, quản lý hàng tồn kho và tiếp thị dựa trên dữ liệu (Data-driven decisions) thay vì cảm tính.</w:t>
       </w:r>
     </w:p>
     <w:p>
@@ -1363,166 +1257,100 @@
         <w:ind w:left="567"/>
         <w:rPr>
           <w:rFonts w:cs="Times New Roman"/>
-          <w:lang w:val="vi-VN"/>
         </w:rPr>
       </w:pPr>
       <w:r>
         <w:rPr>
           <w:rFonts w:cs="Times New Roman"/>
         </w:rPr>
-        <w:t>1.3.1 Mục</w:t>
-      </w:r>
+        <w:t>1.3.2 Mục tiêu cụ thể</w:t>
+      </w:r>
+    </w:p>
+    <w:p>
+      <w:pPr>
+        <w:ind w:left="567"/>
+        <w:rPr>
+          <w:rFonts w:ascii="Times New Roman" w:hAnsi="Times New Roman" w:cs="Times New Roman"/>
+          <w:sz w:val="24"/>
+          <w:szCs w:val="24"/>
+        </w:rPr>
+      </w:pPr>
+      <w:r>
+        <w:rPr>
+          <w:rFonts w:ascii="Times New Roman" w:hAnsi="Times New Roman" w:cs="Times New Roman"/>
+          <w:sz w:val="24"/>
+          <w:szCs w:val="24"/>
+        </w:rPr>
+        <w:t>Phân tích Hiệu suất Kinh doanh: Xác định rõ xu hướng doanh thu (Sale) và lợi nhuận (Profit) theo thời gian (Năm, Tháng, Tuần) để thấy được các giai đoạn tăng trưởng hoặc sụt giảm chiến lược.</w:t>
+      </w:r>
+    </w:p>
+    <w:p>
+      <w:pPr>
+        <w:ind w:left="567"/>
+        <w:rPr>
+          <w:rFonts w:ascii="Times New Roman" w:hAnsi="Times New Roman" w:cs="Times New Roman"/>
+          <w:sz w:val="24"/>
+          <w:szCs w:val="24"/>
+        </w:rPr>
+      </w:pPr>
+      <w:r>
+        <w:rPr>
+          <w:rFonts w:ascii="Times New Roman" w:hAnsi="Times New Roman" w:cs="Times New Roman"/>
+          <w:sz w:val="24"/>
+          <w:szCs w:val="24"/>
+        </w:rPr>
+        <w:t>Tối ưu hóa Danh mục Sản phẩm: Phân loại và đánh giá hiệu quả kinh doanh của từng Danh mục chính (Category) và Danh mục con (Sub-Category). Nhận diện các nhóm hàng mang lại biên lợi nhuận cao hoặc các nhóm hàng đang bù lỗ (bị ảnh hưởng bởi mức chiết khấu Discount).</w:t>
+      </w:r>
+    </w:p>
+    <w:p>
+      <w:pPr>
+        <w:ind w:left="567"/>
+        <w:rPr>
+          <w:rFonts w:ascii="Times New Roman" w:hAnsi="Times New Roman" w:cs="Times New Roman"/>
+          <w:sz w:val="24"/>
+          <w:szCs w:val="24"/>
+        </w:rPr>
+      </w:pPr>
+      <w:r>
+        <w:rPr>
+          <w:rFonts w:ascii="Times New Roman" w:hAnsi="Times New Roman" w:cs="Times New Roman"/>
+          <w:sz w:val="24"/>
+          <w:szCs w:val="24"/>
+        </w:rPr>
+        <w:t>Bản đồ hóa Thị trường &amp; Địa lý: Phân tích hành vi mua sắm và đóng góp tài chính theo từng Quốc gia (Country), Vùng lãnh thổ (Region), và Phân khúc khách hàng (Segment: Consumer, Corporate, Home Office).</w:t>
+      </w:r>
+    </w:p>
+    <w:p>
+      <w:pPr>
+        <w:ind w:left="567"/>
+        <w:rPr>
+          <w:rFonts w:ascii="Times New Roman" w:hAnsi="Times New Roman" w:cs="Times New Roman"/>
+          <w:sz w:val="24"/>
+          <w:szCs w:val="24"/>
+        </w:rPr>
+      </w:pPr>
+      <w:r>
+        <w:rPr>
+          <w:rFonts w:ascii="Times New Roman" w:hAnsi="Times New Roman" w:cs="Times New Roman"/>
+          <w:sz w:val="24"/>
+          <w:szCs w:val="24"/>
+        </w:rPr>
+        <w:t>Cải thiện Logictics &amp; Vận chuyển: Đánh giá mối liên hệ giữa các hình thức vận chuyển (Ship.Mode), chi phí vận chuyển (Shipping.Cost), và mức độ ưu tiên của đơn hàng (Order.Priority) để tối ưu chi phí phân phối.</w:t>
+      </w:r>
+    </w:p>
+    <w:p>
+      <w:pPr>
+        <w:pStyle w:val="Heading3"/>
+        <w:ind w:left="567"/>
+        <w:rPr>
+          <w:rFonts w:eastAsiaTheme="minorHAnsi" w:cs="Times New Roman"/>
+        </w:rPr>
+      </w:pPr>
       <w:r>
         <w:rPr>
           <w:rFonts w:cs="Times New Roman"/>
-          <w:lang w:val="vi-VN"/>
-        </w:rPr>
-        <w:t xml:space="preserve"> tiêu tổng thể</w:t>
-      </w:r>
-    </w:p>
-    <w:p>
-      <w:pPr>
-        <w:ind w:left="567"/>
-        <w:rPr>
-          <w:rFonts w:ascii="Times New Roman" w:hAnsi="Times New Roman" w:cs="Times New Roman"/>
-          <w:sz w:val="24"/>
-          <w:szCs w:val="24"/>
-          <w:lang w:val="vi-VN"/>
-        </w:rPr>
-      </w:pPr>
-      <w:r>
-        <w:rPr>
-          <w:rFonts w:ascii="Times New Roman" w:hAnsi="Times New Roman" w:cs="Times New Roman"/>
-          <w:sz w:val="24"/>
-          <w:szCs w:val="24"/>
-        </w:rPr>
-        <w:t>Xây dựng hệ thống báo cáo phân tích dữ liệu kinh doanh toàn diện cho chuỗi bán lẻ Superstore nhằm tối ưu hóa lợi nhuận và nâng cao hiệu quả vận hành. Dự án giúp ban quản trị có cái nhìn trực quan, từ đó đưa ra các chiến lược kinh doanh, quản lý hàng tồn kho và tiếp thị dựa trên dữ liệu (Data-driven decisions) thay vì cảm tính.</w:t>
-      </w:r>
-    </w:p>
-    <w:p>
-      <w:pPr>
-        <w:pStyle w:val="Heading3"/>
-        <w:ind w:left="567"/>
-        <w:rPr>
-          <w:rFonts w:cs="Times New Roman"/>
-          <w:lang w:val="vi-VN"/>
-        </w:rPr>
-      </w:pPr>
-      <w:r>
-        <w:rPr>
-          <w:rFonts w:cs="Times New Roman"/>
-        </w:rPr>
-        <w:t>1.3.2 Mục</w:t>
-      </w:r>
-      <w:r>
-        <w:rPr>
-          <w:rFonts w:cs="Times New Roman"/>
-          <w:lang w:val="vi-VN"/>
-        </w:rPr>
-        <w:t xml:space="preserve"> tiêu cụ thể</w:t>
-      </w:r>
-    </w:p>
-    <w:p>
-      <w:pPr>
-        <w:ind w:left="567"/>
-        <w:rPr>
-          <w:rFonts w:ascii="Times New Roman" w:hAnsi="Times New Roman" w:cs="Times New Roman"/>
-          <w:sz w:val="24"/>
-          <w:szCs w:val="24"/>
-          <w:lang w:val="vi-VN"/>
-        </w:rPr>
-      </w:pPr>
-      <w:r>
-        <w:rPr>
-          <w:rFonts w:ascii="Times New Roman" w:hAnsi="Times New Roman" w:cs="Times New Roman"/>
-          <w:sz w:val="24"/>
-          <w:szCs w:val="24"/>
-          <w:lang w:val="vi-VN"/>
-        </w:rPr>
-        <w:t>Phân tích Hiệu suất Kinh doanh: Xác định rõ xu hướng doanh thu (Sale) và lợi nhuận (Profit) theo thời gian (Năm, Tháng, Tuần) để thấy được các giai đoạn tăng trưởng hoặc sụt giảm chiến lược.</w:t>
-      </w:r>
-    </w:p>
-    <w:p>
-      <w:pPr>
-        <w:ind w:left="567"/>
-        <w:rPr>
-          <w:rFonts w:ascii="Times New Roman" w:hAnsi="Times New Roman" w:cs="Times New Roman"/>
-          <w:sz w:val="24"/>
-          <w:szCs w:val="24"/>
-          <w:lang w:val="vi-VN"/>
-        </w:rPr>
-      </w:pPr>
-      <w:r>
-        <w:rPr>
-          <w:rFonts w:ascii="Times New Roman" w:hAnsi="Times New Roman" w:cs="Times New Roman"/>
-          <w:sz w:val="24"/>
-          <w:szCs w:val="24"/>
-          <w:lang w:val="vi-VN"/>
-        </w:rPr>
-        <w:t>Tối ưu hóa Danh mục Sản phẩm: Phân loại và đánh giá hiệu quả kinh doanh của từng Danh mục chính (Category) và Danh mục con (Sub-Category). Nhận diện các nhóm hàng mang lại biên lợi nhuận cao hoặc các nhóm hàng đang bù lỗ (bị ảnh hưởng bởi mức chiết khấu Discount).</w:t>
-      </w:r>
-    </w:p>
-    <w:p>
-      <w:pPr>
-        <w:ind w:left="567"/>
-        <w:rPr>
-          <w:rFonts w:ascii="Times New Roman" w:hAnsi="Times New Roman" w:cs="Times New Roman"/>
-          <w:sz w:val="24"/>
-          <w:szCs w:val="24"/>
-          <w:lang w:val="vi-VN"/>
-        </w:rPr>
-      </w:pPr>
-      <w:r>
-        <w:rPr>
-          <w:rFonts w:ascii="Times New Roman" w:hAnsi="Times New Roman" w:cs="Times New Roman"/>
-          <w:sz w:val="24"/>
-          <w:szCs w:val="24"/>
-          <w:lang w:val="vi-VN"/>
-        </w:rPr>
-        <w:t>Bản đồ hóa Thị trường &amp; Địa lý: Phân tích hành vi mua sắm và đóng góp tài chính theo từng Quốc gia (Country), Vùng lãnh thổ (Region), và Phân khúc khách hàng (Segment: Consumer, Corporate, Home Office).</w:t>
-      </w:r>
-    </w:p>
-    <w:p>
-      <w:pPr>
-        <w:ind w:left="567"/>
-        <w:rPr>
-          <w:rFonts w:ascii="Times New Roman" w:hAnsi="Times New Roman" w:cs="Times New Roman"/>
-          <w:sz w:val="24"/>
-          <w:szCs w:val="24"/>
-          <w:lang w:val="vi-VN"/>
-        </w:rPr>
-      </w:pPr>
-      <w:r>
-        <w:rPr>
-          <w:rFonts w:ascii="Times New Roman" w:hAnsi="Times New Roman" w:cs="Times New Roman"/>
-          <w:sz w:val="24"/>
-          <w:szCs w:val="24"/>
-          <w:lang w:val="vi-VN"/>
-        </w:rPr>
-        <w:t>Cải thiện Logictics &amp; Vận chuyển: Đánh giá mối liên hệ giữa các hình thức vận chuyển (Ship.Mode), chi phí vận chuyển (Shipping.Cost), và mức độ ưu tiên của đơn hàng (Order.Priority) để tối ưu chi phí phân phối.</w:t>
-      </w:r>
-    </w:p>
-    <w:p>
-      <w:pPr>
-        <w:pStyle w:val="Heading3"/>
-        <w:ind w:left="567"/>
-        <w:rPr>
-          <w:rFonts w:eastAsiaTheme="minorHAnsi" w:cs="Times New Roman"/>
-          <w:lang w:val="vi-VN"/>
-        </w:rPr>
-      </w:pPr>
-      <w:r>
-        <w:rPr>
-          <w:rFonts w:cs="Times New Roman"/>
-        </w:rPr>
-        <w:t>1.3.3 Phạm</w:t>
-      </w:r>
-      <w:r>
-        <w:rPr>
-          <w:rFonts w:cs="Times New Roman"/>
-          <w:lang w:val="vi-VN"/>
-        </w:rPr>
-        <w:t xml:space="preserve"> vi dự án</w:t>
+        </w:rPr>
+        <w:t>1.3.3 Phạm vi dự án</w:t>
       </w:r>
     </w:p>
     <w:p>
@@ -1534,7 +1362,6 @@
           <w:i/>
           <w:iCs w:val="0"/>
           <w:szCs w:val="28"/>
-          <w:lang w:val="vi-VN"/>
         </w:rPr>
       </w:pPr>
       <w:r>
@@ -1543,51 +1370,23 @@
           <w:iCs w:val="0"/>
           <w:szCs w:val="28"/>
         </w:rPr>
-        <w:t>1.3.3</w:t>
-      </w:r>
-      <w:r>
-        <w:rPr>
-          <w:rFonts w:cs="Times New Roman"/>
-          <w:iCs w:val="0"/>
-          <w:szCs w:val="28"/>
-          <w:lang w:val="vi-VN"/>
-        </w:rPr>
-        <w:t>.1</w:t>
-      </w:r>
-      <w:r>
-        <w:rPr>
-          <w:rFonts w:cs="Times New Roman"/>
-          <w:iCs w:val="0"/>
-          <w:szCs w:val="28"/>
-        </w:rPr>
-        <w:t xml:space="preserve"> Phạm</w:t>
-      </w:r>
-      <w:r>
-        <w:rPr>
-          <w:rFonts w:cs="Times New Roman"/>
-          <w:iCs w:val="0"/>
-          <w:szCs w:val="28"/>
-          <w:lang w:val="vi-VN"/>
-        </w:rPr>
-        <w:t xml:space="preserve"> vi dữ liệu</w:t>
-      </w:r>
-    </w:p>
-    <w:p>
-      <w:pPr>
-        <w:ind w:left="567"/>
-        <w:rPr>
-          <w:rFonts w:ascii="Times New Roman" w:hAnsi="Times New Roman" w:cs="Times New Roman"/>
-          <w:sz w:val="24"/>
-          <w:szCs w:val="24"/>
-          <w:lang w:val="vi-VN"/>
-        </w:rPr>
-      </w:pPr>
-      <w:r>
-        <w:rPr>
-          <w:rFonts w:ascii="Times New Roman" w:hAnsi="Times New Roman" w:cs="Times New Roman"/>
-          <w:sz w:val="24"/>
-          <w:szCs w:val="24"/>
-          <w:lang w:val="vi-VN"/>
+        <w:t>1.3.3.1 Phạm vi dữ liệu</w:t>
+      </w:r>
+    </w:p>
+    <w:p>
+      <w:pPr>
+        <w:ind w:left="567"/>
+        <w:rPr>
+          <w:rFonts w:ascii="Times New Roman" w:hAnsi="Times New Roman" w:cs="Times New Roman"/>
+          <w:sz w:val="24"/>
+          <w:szCs w:val="24"/>
+        </w:rPr>
+      </w:pPr>
+      <w:r>
+        <w:rPr>
+          <w:rFonts w:ascii="Times New Roman" w:hAnsi="Times New Roman" w:cs="Times New Roman"/>
+          <w:sz w:val="24"/>
+          <w:szCs w:val="24"/>
         </w:rPr>
         <w:t>Dự án tập trung xử lý và khai thác tập dữ liệu superstore.csv (dữ liệu bán lẻ toàn cầu), bao gồm các nhóm thông tin chính sau:</w:t>
       </w:r>
@@ -1603,15 +1402,13 @@
           <w:rFonts w:ascii="Times New Roman" w:hAnsi="Times New Roman" w:cs="Times New Roman"/>
           <w:sz w:val="24"/>
           <w:szCs w:val="24"/>
-          <w:lang w:val="vi-VN"/>
-        </w:rPr>
-      </w:pPr>
-      <w:r>
-        <w:rPr>
-          <w:rFonts w:ascii="Times New Roman" w:hAnsi="Times New Roman" w:cs="Times New Roman"/>
-          <w:sz w:val="24"/>
-          <w:szCs w:val="24"/>
-          <w:lang w:val="vi-VN"/>
+        </w:rPr>
+      </w:pPr>
+      <w:r>
+        <w:rPr>
+          <w:rFonts w:ascii="Times New Roman" w:hAnsi="Times New Roman" w:cs="Times New Roman"/>
+          <w:sz w:val="24"/>
+          <w:szCs w:val="24"/>
         </w:rPr>
         <w:t>Thông tin đơn hàng: Mã đơn hàng (Order.ID), Ngày đặt hàng (Order.Date), Ngày giao hàng (Ship.Date), Mức độ ưu tiên (Order.Priority).</w:t>
       </w:r>
@@ -1627,15 +1424,13 @@
           <w:rFonts w:ascii="Times New Roman" w:hAnsi="Times New Roman" w:cs="Times New Roman"/>
           <w:sz w:val="24"/>
           <w:szCs w:val="24"/>
-          <w:lang w:val="vi-VN"/>
-        </w:rPr>
-      </w:pPr>
-      <w:r>
-        <w:rPr>
-          <w:rFonts w:ascii="Times New Roman" w:hAnsi="Times New Roman" w:cs="Times New Roman"/>
-          <w:sz w:val="24"/>
-          <w:szCs w:val="24"/>
-          <w:lang w:val="vi-VN"/>
+        </w:rPr>
+      </w:pPr>
+      <w:r>
+        <w:rPr>
+          <w:rFonts w:ascii="Times New Roman" w:hAnsi="Times New Roman" w:cs="Times New Roman"/>
+          <w:sz w:val="24"/>
+          <w:szCs w:val="24"/>
         </w:rPr>
         <w:t>Thông tin khách hàng: Mã khách hàng (Customer.ID), Tên khách hàng, Phân khúc (Segment).</w:t>
       </w:r>
@@ -1651,15 +1446,13 @@
           <w:rFonts w:ascii="Times New Roman" w:hAnsi="Times New Roman" w:cs="Times New Roman"/>
           <w:sz w:val="24"/>
           <w:szCs w:val="24"/>
-          <w:lang w:val="vi-VN"/>
-        </w:rPr>
-      </w:pPr>
-      <w:r>
-        <w:rPr>
-          <w:rFonts w:ascii="Times New Roman" w:hAnsi="Times New Roman" w:cs="Times New Roman"/>
-          <w:sz w:val="24"/>
-          <w:szCs w:val="24"/>
-          <w:lang w:val="vi-VN"/>
+        </w:rPr>
+      </w:pPr>
+      <w:r>
+        <w:rPr>
+          <w:rFonts w:ascii="Times New Roman" w:hAnsi="Times New Roman" w:cs="Times New Roman"/>
+          <w:sz w:val="24"/>
+          <w:szCs w:val="24"/>
         </w:rPr>
         <w:lastRenderedPageBreak/>
         <w:t>Thông tin địa lý: Quốc gia, Bang (State), Thành phố (City), Vùng (Regio), Thị trường (Market).</w:t>
@@ -1676,15 +1469,13 @@
           <w:rFonts w:ascii="Times New Roman" w:hAnsi="Times New Roman" w:cs="Times New Roman"/>
           <w:sz w:val="24"/>
           <w:szCs w:val="24"/>
-          <w:lang w:val="vi-VN"/>
-        </w:rPr>
-      </w:pPr>
-      <w:r>
-        <w:rPr>
-          <w:rFonts w:ascii="Times New Roman" w:hAnsi="Times New Roman" w:cs="Times New Roman"/>
-          <w:sz w:val="24"/>
-          <w:szCs w:val="24"/>
-          <w:lang w:val="vi-VN"/>
+        </w:rPr>
+      </w:pPr>
+      <w:r>
+        <w:rPr>
+          <w:rFonts w:ascii="Times New Roman" w:hAnsi="Times New Roman" w:cs="Times New Roman"/>
+          <w:sz w:val="24"/>
+          <w:szCs w:val="24"/>
         </w:rPr>
         <w:t>Thông tin sản phẩm: Danh mục (Category), Danh mục con (Sub-Category), Tên sản phẩm (Product.Name).</w:t>
       </w:r>
@@ -1700,15 +1491,13 @@
           <w:rFonts w:ascii="Times New Roman" w:hAnsi="Times New Roman" w:cs="Times New Roman"/>
           <w:sz w:val="24"/>
           <w:szCs w:val="24"/>
-          <w:lang w:val="vi-VN"/>
-        </w:rPr>
-      </w:pPr>
-      <w:r>
-        <w:rPr>
-          <w:rFonts w:ascii="Times New Roman" w:hAnsi="Times New Roman" w:cs="Times New Roman"/>
-          <w:sz w:val="24"/>
-          <w:szCs w:val="24"/>
-          <w:lang w:val="vi-VN"/>
+        </w:rPr>
+      </w:pPr>
+      <w:r>
+        <w:rPr>
+          <w:rFonts w:ascii="Times New Roman" w:hAnsi="Times New Roman" w:cs="Times New Roman"/>
+          <w:sz w:val="24"/>
+          <w:szCs w:val="24"/>
         </w:rPr>
         <w:t>Chỉ số tài chính: Doanh số (Sales), Số lượng (Quantity), Chiết khấu (Discount), Lợi nhuận (Profit), Chi phí vận chuyển (Shipping.Cost).</w:t>
       </w:r>
@@ -1723,7 +1512,6 @@
           <w:iCs w:val="0"/>
           <w:sz w:val="24"/>
           <w:szCs w:val="24"/>
-          <w:lang w:val="vi-VN"/>
         </w:rPr>
       </w:pPr>
       <w:r>
@@ -1733,54 +1521,23 @@
           <w:sz w:val="24"/>
           <w:szCs w:val="24"/>
         </w:rPr>
-        <w:t>1.3.3</w:t>
-      </w:r>
-      <w:r>
-        <w:rPr>
-          <w:rFonts w:cs="Times New Roman"/>
-          <w:iCs w:val="0"/>
-          <w:sz w:val="24"/>
-          <w:szCs w:val="24"/>
-          <w:lang w:val="vi-VN"/>
-        </w:rPr>
-        <w:t>.2</w:t>
-      </w:r>
-      <w:r>
-        <w:rPr>
-          <w:rFonts w:cs="Times New Roman"/>
-          <w:iCs w:val="0"/>
-          <w:sz w:val="24"/>
-          <w:szCs w:val="24"/>
-        </w:rPr>
-        <w:t xml:space="preserve"> Phạm</w:t>
-      </w:r>
-      <w:r>
-        <w:rPr>
-          <w:rFonts w:cs="Times New Roman"/>
-          <w:iCs w:val="0"/>
-          <w:sz w:val="24"/>
-          <w:szCs w:val="24"/>
-          <w:lang w:val="vi-VN"/>
-        </w:rPr>
-        <w:t xml:space="preserve"> vi triển khai</w:t>
-      </w:r>
-    </w:p>
-    <w:p>
-      <w:pPr>
-        <w:ind w:left="567"/>
-        <w:rPr>
-          <w:rFonts w:ascii="Times New Roman" w:hAnsi="Times New Roman" w:cs="Times New Roman"/>
-          <w:sz w:val="24"/>
-          <w:szCs w:val="24"/>
-          <w:lang w:val="vi-VN"/>
-        </w:rPr>
-      </w:pPr>
-      <w:r>
-        <w:rPr>
-          <w:rFonts w:ascii="Times New Roman" w:hAnsi="Times New Roman" w:cs="Times New Roman"/>
-          <w:sz w:val="24"/>
-          <w:szCs w:val="24"/>
-          <w:lang w:val="vi-VN"/>
+        <w:t>1.3.3.2 Phạm vi triển khai</w:t>
+      </w:r>
+    </w:p>
+    <w:p>
+      <w:pPr>
+        <w:ind w:left="567"/>
+        <w:rPr>
+          <w:rFonts w:ascii="Times New Roman" w:hAnsi="Times New Roman" w:cs="Times New Roman"/>
+          <w:sz w:val="24"/>
+          <w:szCs w:val="24"/>
+        </w:rPr>
+      </w:pPr>
+      <w:r>
+        <w:rPr>
+          <w:rFonts w:ascii="Times New Roman" w:hAnsi="Times New Roman" w:cs="Times New Roman"/>
+          <w:sz w:val="24"/>
+          <w:szCs w:val="24"/>
         </w:rPr>
         <w:t>Xử lý và Mô hình hóa dữ liệu: Làm sạch dữ liệu (xử lý dữ liệu khuyết thiếu, định dạng ngày tháng), chuẩn hóa bảng phẳng (Flat table) thành mô hình dữ liệu tối ưu (như Star Schema/Snowflake Schema) để phục vụ phân tích.</w:t>
       </w:r>
@@ -1792,15 +1549,13 @@
           <w:rFonts w:ascii="Times New Roman" w:hAnsi="Times New Roman" w:cs="Times New Roman"/>
           <w:sz w:val="24"/>
           <w:szCs w:val="24"/>
-          <w:lang w:val="vi-VN"/>
-        </w:rPr>
-      </w:pPr>
-      <w:r>
-        <w:rPr>
-          <w:rFonts w:ascii="Times New Roman" w:hAnsi="Times New Roman" w:cs="Times New Roman"/>
-          <w:sz w:val="24"/>
-          <w:szCs w:val="24"/>
-          <w:lang w:val="vi-VN"/>
+        </w:rPr>
+      </w:pPr>
+      <w:r>
+        <w:rPr>
+          <w:rFonts w:ascii="Times New Roman" w:hAnsi="Times New Roman" w:cs="Times New Roman"/>
+          <w:sz w:val="24"/>
+          <w:szCs w:val="24"/>
         </w:rPr>
         <w:t>Xây dựng Dashboard trực quan: Thiết kế các biểu đồ phân tích trực quan (biểu đồ cột, biểu đồ đường xu hướng, bản đồ địa lý, biểu đồ ma trận/tương quan) giống như giao diện hiển thị trong hình ảnh đính kèm.</w:t>
       </w:r>
@@ -1812,15 +1567,13 @@
           <w:rFonts w:ascii="Times New Roman" w:hAnsi="Times New Roman" w:cs="Times New Roman"/>
           <w:sz w:val="24"/>
           <w:szCs w:val="24"/>
-          <w:lang w:val="vi-VN"/>
-        </w:rPr>
-      </w:pPr>
-      <w:r>
-        <w:rPr>
-          <w:rFonts w:ascii="Times New Roman" w:hAnsi="Times New Roman" w:cs="Times New Roman"/>
-          <w:sz w:val="24"/>
-          <w:szCs w:val="24"/>
-          <w:lang w:val="vi-VN"/>
+        </w:rPr>
+      </w:pPr>
+      <w:r>
+        <w:rPr>
+          <w:rFonts w:ascii="Times New Roman" w:hAnsi="Times New Roman" w:cs="Times New Roman"/>
+          <w:sz w:val="24"/>
+          <w:szCs w:val="24"/>
         </w:rPr>
         <w:t>Báo cáo khuyến nghị: Đưa ra các đề xuất cụ thể về chính sách chiết khấu, tập trung thị trường mục tiêu, và xử lý các danh mục sản phẩm kém hiệu quả.</w:t>
       </w:r>
@@ -1835,7 +1588,6 @@
           <w:iCs w:val="0"/>
           <w:sz w:val="24"/>
           <w:szCs w:val="24"/>
-          <w:lang w:val="vi-VN"/>
         </w:rPr>
       </w:pPr>
       <w:r>
@@ -1845,130 +1597,73 @@
           <w:sz w:val="24"/>
           <w:szCs w:val="24"/>
         </w:rPr>
-        <w:t>1.3.3</w:t>
+        <w:t>1.3.3.3 Ngoài phạm vi dự án</w:t>
+      </w:r>
+    </w:p>
+    <w:p>
+      <w:pPr>
+        <w:ind w:left="567"/>
+        <w:rPr>
+          <w:rFonts w:ascii="Times New Roman" w:hAnsi="Times New Roman" w:cs="Times New Roman"/>
+          <w:sz w:val="24"/>
+          <w:szCs w:val="24"/>
+        </w:rPr>
+      </w:pPr>
+      <w:r>
+        <w:rPr>
+          <w:rFonts w:ascii="Times New Roman" w:hAnsi="Times New Roman" w:cs="Times New Roman"/>
+          <w:sz w:val="24"/>
+          <w:szCs w:val="24"/>
+        </w:rPr>
+        <w:t>Dự án này chỉ dừng lại ở việc phân tích dữ liệu lịch sử (Descriptive Analytics) và đưa ra dự báo xu hướng cơ bản, không xây dựng các mô hình Machine Learning dự đoán hành vi khách hàng phức tạp (Predictive Analytics) hoặc hệ thống khuyến nghị sản phẩm (Recommendation System) theo thời gian thực.</w:t>
+      </w:r>
+    </w:p>
+    <w:p>
+      <w:pPr>
+        <w:ind w:left="567"/>
+        <w:rPr>
+          <w:rFonts w:ascii="Times New Roman" w:hAnsi="Times New Roman" w:cs="Times New Roman"/>
+          <w:sz w:val="24"/>
+          <w:szCs w:val="24"/>
+        </w:rPr>
+      </w:pPr>
+      <w:r>
+        <w:rPr>
+          <w:rFonts w:ascii="Times New Roman" w:hAnsi="Times New Roman" w:cs="Times New Roman"/>
+          <w:sz w:val="24"/>
+          <w:szCs w:val="24"/>
+        </w:rPr>
+        <w:t>Không can thiệp vào hệ thống vận hành, nhập hàng hay thay đổi trực tiếp quy trình logistics thực tế của doanh nghiệp.</w:t>
+      </w:r>
+    </w:p>
+    <w:p>
+      <w:pPr>
+        <w:pStyle w:val="Heading2"/>
+        <w:ind w:left="567"/>
+      </w:pPr>
+      <w:r>
+        <w:t xml:space="preserve">1.4 </w:t>
       </w:r>
       <w:r>
         <w:rPr>
           <w:rFonts w:cs="Times New Roman"/>
-          <w:iCs w:val="0"/>
-          <w:sz w:val="24"/>
-          <w:szCs w:val="24"/>
-          <w:lang w:val="vi-VN"/>
-        </w:rPr>
-        <w:t>.3</w:t>
-      </w:r>
-      <w:r>
+        </w:rPr>
+        <w:t>ĐỐI TƯỢNG PHỤC VỤ VÀ TIÊU CHÍ THÀNH CÔNG</w:t>
+      </w:r>
+    </w:p>
+    <w:p>
+      <w:pPr>
+        <w:pStyle w:val="Heading3"/>
+        <w:ind w:left="567"/>
         <w:rPr>
           <w:rFonts w:cs="Times New Roman"/>
-          <w:iCs w:val="0"/>
-          <w:sz w:val="24"/>
-          <w:szCs w:val="24"/>
-        </w:rPr>
-        <w:t xml:space="preserve"> Ngoài</w:t>
-      </w:r>
+        </w:rPr>
+      </w:pPr>
       <w:r>
         <w:rPr>
           <w:rFonts w:cs="Times New Roman"/>
-          <w:iCs w:val="0"/>
-          <w:sz w:val="24"/>
-          <w:szCs w:val="24"/>
-          <w:lang w:val="vi-VN"/>
-        </w:rPr>
-        <w:t xml:space="preserve"> phạm vi dự án</w:t>
-      </w:r>
-    </w:p>
-    <w:p>
-      <w:pPr>
-        <w:ind w:left="567"/>
-        <w:rPr>
-          <w:rFonts w:ascii="Times New Roman" w:hAnsi="Times New Roman" w:cs="Times New Roman"/>
-          <w:sz w:val="24"/>
-          <w:szCs w:val="24"/>
-          <w:lang w:val="vi-VN"/>
-        </w:rPr>
-      </w:pPr>
-      <w:r>
-        <w:rPr>
-          <w:rFonts w:ascii="Times New Roman" w:hAnsi="Times New Roman" w:cs="Times New Roman"/>
-          <w:sz w:val="24"/>
-          <w:szCs w:val="24"/>
-          <w:lang w:val="vi-VN"/>
-        </w:rPr>
-        <w:t>Dự án này chỉ dừng lại ở việc phân tích dữ liệu lịch sử (Descriptive Analytics) và đưa ra dự báo xu hướng cơ bản, không xây dựng các mô hình Machine Learning dự đoán hành vi khách hàng phức tạp (Predictive Analytics) hoặc hệ thống khuyến nghị sản phẩm (Recommendation System) theo thời gian thực.</w:t>
-      </w:r>
-    </w:p>
-    <w:p>
-      <w:pPr>
-        <w:ind w:left="567"/>
-        <w:rPr>
-          <w:rFonts w:ascii="Times New Roman" w:hAnsi="Times New Roman" w:cs="Times New Roman"/>
-          <w:sz w:val="24"/>
-          <w:szCs w:val="24"/>
-          <w:lang w:val="vi-VN"/>
-        </w:rPr>
-      </w:pPr>
-      <w:r>
-        <w:rPr>
-          <w:rFonts w:ascii="Times New Roman" w:hAnsi="Times New Roman" w:cs="Times New Roman"/>
-          <w:sz w:val="24"/>
-          <w:szCs w:val="24"/>
-          <w:lang w:val="vi-VN"/>
-        </w:rPr>
-        <w:t>Không can thiệp vào hệ thống vận hành, nhập hàng hay thay đổi trực tiếp quy trình logistics thực tế của doanh nghiệp.</w:t>
-      </w:r>
-    </w:p>
-    <w:p>
-      <w:pPr>
-        <w:pStyle w:val="Heading2"/>
-        <w:ind w:left="567"/>
-        <w:rPr>
-          <w:lang w:val="vi-VN"/>
-        </w:rPr>
-      </w:pPr>
-      <w:r>
-        <w:t>1.4</w:t>
-      </w:r>
-      <w:r>
-        <w:rPr>
-          <w:lang w:val="vi-VN"/>
-        </w:rPr>
-        <w:t xml:space="preserve"> </w:t>
-      </w:r>
-      <w:r>
-        <w:rPr>
-          <w:rFonts w:cs="Times New Roman"/>
-        </w:rPr>
-        <w:t>ĐỐI</w:t>
-      </w:r>
-      <w:r>
-        <w:rPr>
-          <w:rFonts w:cs="Times New Roman"/>
-          <w:lang w:val="vi-VN"/>
-        </w:rPr>
-        <w:t xml:space="preserve"> TƯỢNG PHỤC VỤ VÀ TIÊU CHÍ THÀNH CÔNG</w:t>
-      </w:r>
-    </w:p>
-    <w:p>
-      <w:pPr>
-        <w:pStyle w:val="Heading3"/>
-        <w:ind w:left="567"/>
-        <w:rPr>
-          <w:rFonts w:cs="Times New Roman"/>
-          <w:lang w:val="vi-VN"/>
-        </w:rPr>
-      </w:pPr>
-      <w:r>
-        <w:rPr>
-          <w:rFonts w:cs="Times New Roman"/>
-        </w:rPr>
-        <w:t>1.4.1 Đối</w:t>
-      </w:r>
-      <w:r>
-        <w:rPr>
-          <w:rFonts w:cs="Times New Roman"/>
-          <w:lang w:val="vi-VN"/>
-        </w:rPr>
-        <w:t xml:space="preserve"> tượng phục vụ</w:t>
+        </w:rPr>
+        <w:t>1.4.1 Đối tượng phục vụ</w:t>
       </w:r>
     </w:p>
     <w:p>
@@ -1983,33 +1678,15 @@
           <w:rFonts w:ascii="Times New Roman" w:hAnsi="Times New Roman" w:cs="Times New Roman"/>
           <w:sz w:val="24"/>
           <w:szCs w:val="24"/>
-          <w:lang w:val="vi-VN"/>
-        </w:rPr>
-      </w:pPr>
-      <w:r>
-        <w:rPr>
-          <w:rFonts w:ascii="Times New Roman" w:hAnsi="Times New Roman" w:cs="Times New Roman"/>
-          <w:sz w:val="24"/>
-          <w:szCs w:val="24"/>
-        </w:rPr>
-        <w:t>Ban giám đốc và nhà quản lý cấp cao</w:t>
-      </w:r>
-      <w:r>
-        <w:rPr>
-          <w:rFonts w:ascii="Times New Roman" w:hAnsi="Times New Roman" w:cs="Times New Roman"/>
-          <w:sz w:val="24"/>
-          <w:szCs w:val="24"/>
-          <w:lang w:val="vi-VN"/>
-        </w:rPr>
-        <w:t xml:space="preserve">: </w:t>
-      </w:r>
-      <w:r>
-        <w:rPr>
-          <w:rFonts w:ascii="Times New Roman" w:hAnsi="Times New Roman" w:cs="Times New Roman"/>
-          <w:sz w:val="24"/>
-          <w:szCs w:val="24"/>
-        </w:rPr>
-        <w:t>Cần cái nhìn tổng quan, mang tính chiến lược về tình hình sức khỏe tài chính của toàn doanh nghiệp.</w:t>
+        </w:rPr>
+      </w:pPr>
+      <w:r>
+        <w:rPr>
+          <w:rFonts w:ascii="Times New Roman" w:hAnsi="Times New Roman" w:cs="Times New Roman"/>
+          <w:sz w:val="24"/>
+          <w:szCs w:val="24"/>
+        </w:rPr>
+        <w:t>Ban giám đốc và nhà quản lý cấp cao: Cần cái nhìn tổng quan, mang tính chiến lược về tình hình sức khỏe tài chính của toàn doanh nghiệp.</w:t>
       </w:r>
     </w:p>
     <w:p>
@@ -2024,33 +1701,15 @@
           <w:rFonts w:ascii="Times New Roman" w:hAnsi="Times New Roman" w:cs="Times New Roman"/>
           <w:sz w:val="24"/>
           <w:szCs w:val="24"/>
-          <w:lang w:val="vi-VN"/>
-        </w:rPr>
-      </w:pPr>
-      <w:r>
-        <w:rPr>
-          <w:rFonts w:ascii="Times New Roman" w:hAnsi="Times New Roman" w:cs="Times New Roman"/>
-          <w:sz w:val="24"/>
-          <w:szCs w:val="24"/>
-        </w:rPr>
-        <w:t>Bộ phận quản lý kinh doanh và tiếp thị</w:t>
-      </w:r>
-      <w:r>
-        <w:rPr>
-          <w:rFonts w:ascii="Times New Roman" w:hAnsi="Times New Roman" w:cs="Times New Roman"/>
-          <w:sz w:val="24"/>
-          <w:szCs w:val="24"/>
-          <w:lang w:val="vi-VN"/>
-        </w:rPr>
-        <w:t xml:space="preserve">: </w:t>
-      </w:r>
-      <w:r>
-        <w:rPr>
-          <w:rFonts w:ascii="Times New Roman" w:hAnsi="Times New Roman" w:cs="Times New Roman"/>
-          <w:sz w:val="24"/>
-          <w:szCs w:val="24"/>
-        </w:rPr>
-        <w:t>Hiểu rõ hành vi mua sắm của khách hàng, xác định nhóm khách hàng mục tiêu và tối ưu hóa doanh số.</w:t>
+        </w:rPr>
+      </w:pPr>
+      <w:r>
+        <w:rPr>
+          <w:rFonts w:ascii="Times New Roman" w:hAnsi="Times New Roman" w:cs="Times New Roman"/>
+          <w:sz w:val="24"/>
+          <w:szCs w:val="24"/>
+        </w:rPr>
+        <w:t>Bộ phận quản lý kinh doanh và tiếp thị: Hiểu rõ hành vi mua sắm của khách hàng, xác định nhóm khách hàng mục tiêu và tối ưu hóa doanh số.</w:t>
       </w:r>
     </w:p>
     <w:p>
@@ -2065,33 +1724,15 @@
           <w:rFonts w:ascii="Times New Roman" w:hAnsi="Times New Roman" w:cs="Times New Roman"/>
           <w:sz w:val="24"/>
           <w:szCs w:val="24"/>
-          <w:lang w:val="vi-VN"/>
-        </w:rPr>
-      </w:pPr>
-      <w:r>
-        <w:rPr>
-          <w:rFonts w:ascii="Times New Roman" w:hAnsi="Times New Roman" w:cs="Times New Roman"/>
-          <w:sz w:val="24"/>
-          <w:szCs w:val="24"/>
-        </w:rPr>
-        <w:t>Bộ phận quản lý sản</w:t>
-      </w:r>
-      <w:r>
-        <w:rPr>
-          <w:rFonts w:ascii="Times New Roman" w:hAnsi="Times New Roman" w:cs="Times New Roman"/>
-          <w:sz w:val="24"/>
-          <w:szCs w:val="24"/>
-          <w:lang w:val="vi-VN"/>
-        </w:rPr>
-        <w:t xml:space="preserve"> phẩm: </w:t>
-      </w:r>
-      <w:r>
-        <w:rPr>
-          <w:rFonts w:ascii="Times New Roman" w:hAnsi="Times New Roman" w:cs="Times New Roman"/>
-          <w:sz w:val="24"/>
-          <w:szCs w:val="24"/>
-        </w:rPr>
-        <w:t>Biết được sản phẩm nào bán chạy, sản phẩm nào mang lại lợi nhuận cao, và sản phẩm nào đang bị lỗ vốn để tối ưu kho hàng.</w:t>
+        </w:rPr>
+      </w:pPr>
+      <w:r>
+        <w:rPr>
+          <w:rFonts w:ascii="Times New Roman" w:hAnsi="Times New Roman" w:cs="Times New Roman"/>
+          <w:sz w:val="24"/>
+          <w:szCs w:val="24"/>
+        </w:rPr>
+        <w:t>Bộ phận quản lý sản phẩm: Biết được sản phẩm nào bán chạy, sản phẩm nào mang lại lợi nhuận cao, và sản phẩm nào đang bị lỗ vốn để tối ưu kho hàng.</w:t>
       </w:r>
     </w:p>
     <w:p>
@@ -2106,33 +1747,15 @@
           <w:rFonts w:ascii="Times New Roman" w:hAnsi="Times New Roman" w:cs="Times New Roman"/>
           <w:sz w:val="24"/>
           <w:szCs w:val="24"/>
-          <w:lang w:val="vi-VN"/>
-        </w:rPr>
-      </w:pPr>
-      <w:r>
-        <w:rPr>
-          <w:rFonts w:ascii="Times New Roman" w:hAnsi="Times New Roman" w:cs="Times New Roman"/>
-          <w:sz w:val="24"/>
-          <w:szCs w:val="24"/>
-        </w:rPr>
-        <w:t>Bộ phận logistics và quản lý chuỗi cung ứng</w:t>
-      </w:r>
-      <w:r>
-        <w:rPr>
-          <w:rFonts w:ascii="Times New Roman" w:hAnsi="Times New Roman" w:cs="Times New Roman"/>
-          <w:sz w:val="24"/>
-          <w:szCs w:val="24"/>
-          <w:lang w:val="vi-VN"/>
-        </w:rPr>
-        <w:t xml:space="preserve">: </w:t>
-      </w:r>
-      <w:r>
-        <w:rPr>
-          <w:rFonts w:ascii="Times New Roman" w:hAnsi="Times New Roman" w:cs="Times New Roman"/>
-          <w:sz w:val="24"/>
-          <w:szCs w:val="24"/>
-        </w:rPr>
-        <w:t>Tối ưu hóa chi phí vận chuyển và đảm bảo thời gian giao hàng đúng cam kết.</w:t>
+        </w:rPr>
+      </w:pPr>
+      <w:r>
+        <w:rPr>
+          <w:rFonts w:ascii="Times New Roman" w:hAnsi="Times New Roman" w:cs="Times New Roman"/>
+          <w:sz w:val="24"/>
+          <w:szCs w:val="24"/>
+        </w:rPr>
+        <w:t>Bộ phận logistics và quản lý chuỗi cung ứng: Tối ưu hóa chi phí vận chuyển và đảm bảo thời gian giao hàng đúng cam kết.</w:t>
       </w:r>
     </w:p>
     <w:p>
@@ -2141,7 +1764,6 @@
         <w:ind w:left="567"/>
         <w:rPr>
           <w:rFonts w:cs="Times New Roman"/>
-          <w:lang w:val="vi-VN"/>
         </w:rPr>
       </w:pPr>
       <w:r>
@@ -2161,14 +1783,7 @@
         <w:rPr>
           <w:rFonts w:cs="Times New Roman"/>
         </w:rPr>
-        <w:t xml:space="preserve"> Tiêu</w:t>
-      </w:r>
-      <w:r>
-        <w:rPr>
-          <w:rFonts w:cs="Times New Roman"/>
-          <w:lang w:val="vi-VN"/>
-        </w:rPr>
-        <w:t xml:space="preserve"> chí thành công</w:t>
+        <w:t xml:space="preserve"> Tiêu chí thành công</w:t>
       </w:r>
     </w:p>
     <w:p>
@@ -2192,25 +1807,15 @@
           <w:rFonts w:ascii="Times New Roman" w:hAnsi="Times New Roman" w:cs="Times New Roman"/>
           <w:sz w:val="24"/>
           <w:szCs w:val="24"/>
-          <w:lang w:val="vi-VN"/>
-        </w:rPr>
-      </w:pPr>
-      <w:r>
-        <w:rPr>
-          <w:rFonts w:ascii="Times New Roman" w:hAnsi="Times New Roman" w:cs="Times New Roman"/>
-          <w:sz w:val="24"/>
-          <w:szCs w:val="24"/>
-        </w:rPr>
-        <w:t>Độ chính xác</w:t>
-      </w:r>
-      <w:r>
-        <w:rPr>
-          <w:rFonts w:ascii="Times New Roman" w:hAnsi="Times New Roman" w:cs="Times New Roman"/>
-          <w:sz w:val="24"/>
-          <w:szCs w:val="24"/>
-          <w:lang w:val="vi-VN"/>
-        </w:rPr>
-        <w:t>: Dữ liệu sau khi làm sạch không còn lỗi thiếu (Null), lỗi định dạng sai (ví dụ: ngày tháng ở trường Order.Date và Ship.Date phải đồng nhất).</w:t>
+        </w:rPr>
+      </w:pPr>
+      <w:r>
+        <w:rPr>
+          <w:rFonts w:ascii="Times New Roman" w:hAnsi="Times New Roman" w:cs="Times New Roman"/>
+          <w:sz w:val="24"/>
+          <w:szCs w:val="24"/>
+        </w:rPr>
+        <w:t>Độ chính xác: Dữ liệu sau khi làm sạch không còn lỗi thiếu (Null), lỗi định dạng sai (ví dụ: ngày tháng ở trường Order.Date và Ship.Date phải đồng nhất).</w:t>
       </w:r>
     </w:p>
     <w:p>
@@ -2225,33 +1830,15 @@
           <w:rFonts w:ascii="Times New Roman" w:hAnsi="Times New Roman" w:cs="Times New Roman"/>
           <w:sz w:val="24"/>
           <w:szCs w:val="24"/>
-          <w:lang w:val="vi-VN"/>
-        </w:rPr>
-      </w:pPr>
-      <w:r>
-        <w:rPr>
-          <w:rFonts w:ascii="Times New Roman" w:hAnsi="Times New Roman" w:cs="Times New Roman"/>
-          <w:sz w:val="24"/>
-          <w:szCs w:val="24"/>
-        </w:rPr>
-        <w:t>Tính toàn ven</w:t>
-      </w:r>
-      <w:r>
-        <w:rPr>
-          <w:rFonts w:ascii="Times New Roman" w:hAnsi="Times New Roman" w:cs="Times New Roman"/>
-          <w:sz w:val="24"/>
-          <w:szCs w:val="24"/>
-          <w:lang w:val="vi-VN"/>
-        </w:rPr>
-        <w:t xml:space="preserve">: </w:t>
-      </w:r>
-      <w:r>
-        <w:rPr>
-          <w:rFonts w:ascii="Times New Roman" w:hAnsi="Times New Roman" w:cs="Times New Roman"/>
-          <w:sz w:val="24"/>
-          <w:szCs w:val="24"/>
-        </w:rPr>
-        <w:t>Mô hình dữ liệu (Data Model) liên kết chính xác giữa các chiều phân tích (Thời gian, Địa lý, Sản phẩm, Khách hàng) mà không làm mất mát thông tin của các đơn hàng.</w:t>
+        </w:rPr>
+      </w:pPr>
+      <w:r>
+        <w:rPr>
+          <w:rFonts w:ascii="Times New Roman" w:hAnsi="Times New Roman" w:cs="Times New Roman"/>
+          <w:sz w:val="24"/>
+          <w:szCs w:val="24"/>
+        </w:rPr>
+        <w:t>Tính toàn ven: Mô hình dữ liệu (Data Model) liên kết chính xác giữa các chiều phân tích (Thời gian, Địa lý, Sản phẩm, Khách hàng) mà không làm mất mát thông tin của các đơn hàng.</w:t>
       </w:r>
     </w:p>
     <w:p>
@@ -2260,28 +1847,13 @@
         <w:ind w:left="567"/>
       </w:pPr>
       <w:r>
-        <w:t>1.4.2</w:t>
-      </w:r>
-      <w:r>
-        <w:rPr>
-          <w:lang w:val="vi-VN"/>
-        </w:rPr>
-        <w:t>.</w:t>
-      </w:r>
-      <w:r>
-        <w:rPr>
-          <w:lang w:val="vi-VN"/>
-        </w:rPr>
+        <w:t>1.4.2.</w:t>
+      </w:r>
+      <w:r>
         <w:t>2</w:t>
       </w:r>
       <w:r>
-        <w:t xml:space="preserve"> Tiêu</w:t>
-      </w:r>
-      <w:r>
-        <w:rPr>
-          <w:lang w:val="vi-VN"/>
-        </w:rPr>
-        <w:t xml:space="preserve"> chí về trực quan hóa</w:t>
+        <w:t xml:space="preserve"> Tiêu chí về trực quan hóa</w:t>
       </w:r>
     </w:p>
     <w:p>
@@ -2296,33 +1868,15 @@
           <w:rFonts w:ascii="Times New Roman" w:hAnsi="Times New Roman" w:cs="Times New Roman"/>
           <w:sz w:val="24"/>
           <w:szCs w:val="24"/>
-          <w:lang w:val="vi-VN"/>
-        </w:rPr>
-      </w:pPr>
-      <w:r>
-        <w:rPr>
-          <w:rFonts w:ascii="Times New Roman" w:hAnsi="Times New Roman" w:cs="Times New Roman"/>
-          <w:sz w:val="24"/>
-          <w:szCs w:val="24"/>
-        </w:rPr>
-        <w:t>Trực quan và dễ hiểu</w:t>
-      </w:r>
-      <w:r>
-        <w:rPr>
-          <w:rFonts w:ascii="Times New Roman" w:hAnsi="Times New Roman" w:cs="Times New Roman"/>
-          <w:sz w:val="24"/>
-          <w:szCs w:val="24"/>
-          <w:lang w:val="vi-VN"/>
-        </w:rPr>
-        <w:t xml:space="preserve">: </w:t>
-      </w:r>
-      <w:r>
-        <w:rPr>
-          <w:rFonts w:ascii="Times New Roman" w:hAnsi="Times New Roman" w:cs="Times New Roman"/>
-          <w:sz w:val="24"/>
-          <w:szCs w:val="24"/>
-        </w:rPr>
-        <w:t>Các biểu đồ (Cột, Đường xu hướng, Bản đồ, Tròn) được sắp xếp logic theo luồng từ tổng quan đến chi tiết (Top-down approach). Người dùng chỉ mất dưới 5 giây để nắm bắt được thông tin cốt lõi từ biểu đồ.</w:t>
+        </w:rPr>
+      </w:pPr>
+      <w:r>
+        <w:rPr>
+          <w:rFonts w:ascii="Times New Roman" w:hAnsi="Times New Roman" w:cs="Times New Roman"/>
+          <w:sz w:val="24"/>
+          <w:szCs w:val="24"/>
+        </w:rPr>
+        <w:t>Trực quan và dễ hiểu: Các biểu đồ (Cột, Đường xu hướng, Bản đồ, Tròn) được sắp xếp logic theo luồng từ tổng quan đến chi tiết (Top-down approach). Người dùng chỉ mất dưới 5 giây để nắm bắt được thông tin cốt lõi từ biểu đồ.</w:t>
       </w:r>
     </w:p>
     <w:p>
@@ -2337,7 +1891,6 @@
           <w:rFonts w:ascii="Times New Roman" w:hAnsi="Times New Roman" w:cs="Times New Roman"/>
           <w:sz w:val="24"/>
           <w:szCs w:val="24"/>
-          <w:lang w:val="vi-VN"/>
         </w:rPr>
       </w:pPr>
       <w:r>
@@ -2355,46 +1908,29 @@
         <w:ind w:left="567"/>
       </w:pPr>
       <w:r>
-        <w:t>1.4.2</w:t>
-      </w:r>
-      <w:r>
-        <w:rPr>
-          <w:lang w:val="vi-VN"/>
-        </w:rPr>
-        <w:t>.</w:t>
-      </w:r>
-      <w:r>
-        <w:rPr>
-          <w:lang w:val="vi-VN"/>
-        </w:rPr>
+        <w:t>1.4.2.</w:t>
+      </w:r>
+      <w:r>
         <w:t>3</w:t>
       </w:r>
       <w:r>
-        <w:t xml:space="preserve"> Tiêu</w:t>
-      </w:r>
-      <w:r>
-        <w:rPr>
-          <w:lang w:val="vi-VN"/>
-        </w:rPr>
-        <w:t xml:space="preserve"> chí về giá trị kinh doanh và vận hành</w:t>
-      </w:r>
-    </w:p>
-    <w:p>
-      <w:pPr>
-        <w:ind w:left="567"/>
-        <w:rPr>
-          <w:rFonts w:ascii="Times New Roman" w:hAnsi="Times New Roman" w:cs="Times New Roman"/>
-          <w:sz w:val="24"/>
-          <w:szCs w:val="24"/>
-          <w:lang w:val="vi-VN"/>
-        </w:rPr>
-      </w:pPr>
-      <w:r>
-        <w:rPr>
-          <w:rFonts w:ascii="Times New Roman" w:hAnsi="Times New Roman" w:cs="Times New Roman"/>
-          <w:sz w:val="24"/>
-          <w:szCs w:val="24"/>
-          <w:lang w:val="vi-VN"/>
+        <w:t xml:space="preserve"> Tiêu chí về giá trị kinh doanh và vận hành</w:t>
+      </w:r>
+    </w:p>
+    <w:p>
+      <w:pPr>
+        <w:ind w:left="567"/>
+        <w:rPr>
+          <w:rFonts w:ascii="Times New Roman" w:hAnsi="Times New Roman" w:cs="Times New Roman"/>
+          <w:sz w:val="24"/>
+          <w:szCs w:val="24"/>
+        </w:rPr>
+      </w:pPr>
+      <w:r>
+        <w:rPr>
+          <w:rFonts w:ascii="Times New Roman" w:hAnsi="Times New Roman" w:cs="Times New Roman"/>
+          <w:sz w:val="24"/>
+          <w:szCs w:val="24"/>
         </w:rPr>
         <w:t>Đưa ra insight hành động: Báo cáo không chỉ dừng lại ở việc "trưng bày" số liệu, mà phải giúp doanh nghiệp trả lời được các câu hỏi cốt lõi:</w:t>
       </w:r>
@@ -2410,15 +1946,13 @@
           <w:rFonts w:ascii="Times New Roman" w:hAnsi="Times New Roman" w:cs="Times New Roman"/>
           <w:sz w:val="24"/>
           <w:szCs w:val="24"/>
-          <w:lang w:val="vi-VN"/>
-        </w:rPr>
-      </w:pPr>
-      <w:r>
-        <w:rPr>
-          <w:rFonts w:ascii="Times New Roman" w:hAnsi="Times New Roman" w:cs="Times New Roman"/>
-          <w:sz w:val="24"/>
-          <w:szCs w:val="24"/>
-          <w:lang w:val="vi-VN"/>
+        </w:rPr>
+      </w:pPr>
+      <w:r>
+        <w:rPr>
+          <w:rFonts w:ascii="Times New Roman" w:hAnsi="Times New Roman" w:cs="Times New Roman"/>
+          <w:sz w:val="24"/>
+          <w:szCs w:val="24"/>
         </w:rPr>
         <w:t>Tại sao thị trường X có doanh số cao nhưng lợi nhuận lại thấp? (Do Discount quá tay hay Shipping.Cost quá lớn?)</w:t>
       </w:r>
@@ -2434,15 +1968,13 @@
           <w:rFonts w:ascii="Times New Roman" w:hAnsi="Times New Roman" w:cs="Times New Roman"/>
           <w:sz w:val="24"/>
           <w:szCs w:val="24"/>
-          <w:lang w:val="vi-VN"/>
-        </w:rPr>
-      </w:pPr>
-      <w:r>
-        <w:rPr>
-          <w:rFonts w:ascii="Times New Roman" w:hAnsi="Times New Roman" w:cs="Times New Roman"/>
-          <w:sz w:val="24"/>
-          <w:szCs w:val="24"/>
-          <w:lang w:val="vi-VN"/>
+        </w:rPr>
+      </w:pPr>
+      <w:r>
+        <w:rPr>
+          <w:rFonts w:ascii="Times New Roman" w:hAnsi="Times New Roman" w:cs="Times New Roman"/>
+          <w:sz w:val="24"/>
+          <w:szCs w:val="24"/>
         </w:rPr>
         <w:t>Đâu là top 5 danh mục con (Sub-Category) cần tập trung thúc đẩy trong quý tới?</w:t>
       </w:r>
@@ -5093,35 +4625,26 @@
         <w:ind w:left="567"/>
         <w:rPr>
           <w:rFonts w:cs="Times New Roman"/>
-          <w:lang w:val="vi-VN"/>
         </w:rPr>
       </w:pPr>
       <w:r>
         <w:rPr>
           <w:rFonts w:cs="Times New Roman"/>
         </w:rPr>
-        <w:t>CHƯƠNG</w:t>
-      </w:r>
-      <w:r>
+        <w:t xml:space="preserve">CHƯƠNG 3:  QUY TRÌNH ELT VÀ MÔ HÌNH HÓA DỮ LIỆU </w:t>
+      </w:r>
+    </w:p>
+    <w:p>
+      <w:pPr>
+        <w:pStyle w:val="Heading2"/>
+        <w:ind w:left="567"/>
         <w:rPr>
           <w:rFonts w:cs="Times New Roman"/>
-          <w:lang w:val="vi-VN"/>
-        </w:rPr>
-        <w:t xml:space="preserve"> 3:  QUY TRÌNH ELT VÀ MÔ HÌNH HÓA DỮ LIỆU </w:t>
-      </w:r>
-    </w:p>
-    <w:p>
-      <w:pPr>
-        <w:pStyle w:val="Heading2"/>
-        <w:ind w:left="567"/>
+        </w:rPr>
+      </w:pPr>
+      <w:r>
         <w:rPr>
           <w:rFonts w:cs="Times New Roman"/>
-        </w:rPr>
-      </w:pPr>
-      <w:r>
-        <w:rPr>
-          <w:rFonts w:cs="Times New Roman"/>
-          <w:lang w:val="vi-VN"/>
         </w:rPr>
         <w:t xml:space="preserve">3.1 TỔNG QUAN KIẾN TRÚC PIPELINE  XỬ LÍ DỮ LIỆU </w:t>
       </w:r>
@@ -5255,13 +4778,11 @@
         <w:ind w:left="567"/>
         <w:rPr>
           <w:rFonts w:cs="Times New Roman"/>
-          <w:lang w:val="vi-VN"/>
         </w:rPr>
       </w:pPr>
       <w:r>
         <w:rPr>
           <w:rFonts w:cs="Times New Roman"/>
-          <w:lang w:val="vi-VN"/>
         </w:rPr>
         <w:lastRenderedPageBreak/>
         <w:t>3.2 ĐÁNH GIÁ CHẤT LƯỢNG VÀ KHÁM PHÁ DỮ LIỆU (EDA)</w:t>
@@ -5281,10 +4802,7 @@
         <w:ind w:left="567"/>
       </w:pPr>
       <w:r>
-        <w:t xml:space="preserve">3.2.1 </w:t>
-      </w:r>
-      <w:r>
-        <w:t>Đánh giá chất lượng dữ liệu (Data Quality Assessment)</w:t>
+        <w:t>3.2.1 Đánh giá chất lượng dữ liệu (Data Quality Assessment)</w:t>
       </w:r>
     </w:p>
     <w:p>
@@ -5340,10 +4858,7 @@
         <w:ind w:left="567"/>
       </w:pPr>
       <w:r>
-        <w:t xml:space="preserve">3.2.2 </w:t>
-      </w:r>
-      <w:r>
-        <w:t>Khám phá dữ liệu (Exploratory Data Analysis - EDA)</w:t>
+        <w:t>3.2.2 Khám phá dữ liệu (Exploratory Data Analysis - EDA)</w:t>
       </w:r>
     </w:p>
     <w:p>
@@ -5396,9 +4911,6 @@
     <w:p>
       <w:pPr>
         <w:ind w:left="567"/>
-        <w:rPr>
-          <w:lang w:val="vi-VN"/>
-        </w:rPr>
       </w:pPr>
     </w:p>
     <w:p>
@@ -5408,13 +4920,7 @@
       </w:pPr>
       <w:r>
         <w:lastRenderedPageBreak/>
-        <w:t xml:space="preserve">3.3 </w:t>
-      </w:r>
-      <w:r>
-        <w:rPr>
-          <w:lang w:val="vi-VN"/>
-        </w:rPr>
-        <w:t>LÀM SẠCH VÀ CHUẨN HÓA DỮ LIỆU (DATA CLEANING)</w:t>
+        <w:t>3.3 LÀM SẠCH VÀ CHUẨN HÓA DỮ LIỆU (DATA CLEANING)</w:t>
       </w:r>
     </w:p>
     <w:p>
@@ -5423,7 +4929,6 @@
         <w:ind w:left="567"/>
         <w:rPr>
           <w:rFonts w:cs="Times New Roman"/>
-          <w:lang w:val="vi-VN"/>
         </w:rPr>
       </w:pPr>
       <w:bookmarkStart w:id="0" w:name="_Toc227352022"/>
@@ -5442,39 +4947,27 @@
           <w:rFonts w:ascii="Times New Roman" w:hAnsi="Times New Roman" w:cs="Times New Roman"/>
           <w:sz w:val="24"/>
           <w:szCs w:val="24"/>
-          <w:lang w:val="vi-VN"/>
-        </w:rPr>
-      </w:pPr>
-      <w:r>
-        <w:rPr>
-          <w:rFonts w:ascii="Times New Roman" w:hAnsi="Times New Roman" w:cs="Times New Roman"/>
-          <w:sz w:val="24"/>
-          <w:szCs w:val="24"/>
-        </w:rPr>
-        <w:t>Sau khi đọc dữ liệu từ file CSV, hệ thống thực hiện chuẩn hóa tên cột nhằm đảm bảo tính nhất quán trong quá trình xử lý dữ liệu.</w:t>
-      </w:r>
-      <w:r>
-        <w:rPr>
-          <w:rFonts w:ascii="Times New Roman" w:hAnsi="Times New Roman" w:cs="Times New Roman"/>
-          <w:sz w:val="24"/>
-          <w:szCs w:val="24"/>
-          <w:lang w:val="vi-VN"/>
-        </w:rPr>
-        <w:t xml:space="preserve"> </w:t>
-      </w:r>
-    </w:p>
-    <w:p>
-      <w:pPr>
-        <w:ind w:left="567"/>
-        <w:rPr>
-          <w:rFonts w:ascii="Times New Roman" w:hAnsi="Times New Roman" w:cs="Times New Roman"/>
-          <w:lang w:val="vi-VN"/>
-        </w:rPr>
-      </w:pPr>
-      <w:r>
-        <w:rPr>
-          <w:rFonts w:ascii="Times New Roman" w:hAnsi="Times New Roman" w:cs="Times New Roman"/>
-          <w:lang w:val="vi-VN"/>
+        </w:rPr>
+      </w:pPr>
+      <w:r>
+        <w:rPr>
+          <w:rFonts w:ascii="Times New Roman" w:hAnsi="Times New Roman" w:cs="Times New Roman"/>
+          <w:sz w:val="24"/>
+          <w:szCs w:val="24"/>
+        </w:rPr>
+        <w:t xml:space="preserve">Sau khi đọc dữ liệu từ file CSV, hệ thống thực hiện chuẩn hóa tên cột nhằm đảm bảo tính nhất quán trong quá trình xử lý dữ liệu. </w:t>
+      </w:r>
+    </w:p>
+    <w:p>
+      <w:pPr>
+        <w:ind w:left="567"/>
+        <w:rPr>
+          <w:rFonts w:ascii="Times New Roman" w:hAnsi="Times New Roman" w:cs="Times New Roman"/>
+        </w:rPr>
+      </w:pPr>
+      <w:r>
+        <w:rPr>
+          <w:rFonts w:ascii="Times New Roman" w:hAnsi="Times New Roman" w:cs="Times New Roman"/>
         </w:rPr>
         <w:drawing>
           <wp:inline distT="0" distB="0" distL="0" distR="0" wp14:anchorId="4D4D01B5" wp14:editId="47C51806">
@@ -5518,16 +5011,14 @@
         <w:ind w:left="567"/>
         <w:rPr>
           <w:rFonts w:ascii="Times New Roman" w:hAnsi="Times New Roman" w:cs="Times New Roman"/>
-          <w:lang w:val="vi-VN"/>
-        </w:rPr>
-      </w:pPr>
-    </w:p>
-    <w:p>
-      <w:pPr>
-        <w:ind w:left="567"/>
-        <w:rPr>
-          <w:rFonts w:ascii="Times New Roman" w:hAnsi="Times New Roman" w:cs="Times New Roman"/>
-          <w:lang w:val="vi-VN"/>
+        </w:rPr>
+      </w:pPr>
+    </w:p>
+    <w:p>
+      <w:pPr>
+        <w:ind w:left="567"/>
+        <w:rPr>
+          <w:rFonts w:ascii="Times New Roman" w:hAnsi="Times New Roman" w:cs="Times New Roman"/>
         </w:rPr>
       </w:pPr>
     </w:p>
@@ -5622,7 +5113,6 @@
           <w:rFonts w:ascii="Times New Roman" w:hAnsi="Times New Roman" w:cs="Times New Roman"/>
           <w:sz w:val="24"/>
           <w:szCs w:val="24"/>
-          <w:lang w:val="vi-VN"/>
         </w:rPr>
       </w:pPr>
       <w:r>
@@ -5641,15 +5131,13 @@
           <w:rFonts w:ascii="Times New Roman" w:hAnsi="Times New Roman" w:cs="Times New Roman"/>
           <w:sz w:val="24"/>
           <w:szCs w:val="24"/>
-          <w:lang w:val="vi-VN"/>
-        </w:rPr>
-      </w:pPr>
-      <w:r>
-        <w:rPr>
-          <w:rFonts w:ascii="Times New Roman" w:hAnsi="Times New Roman" w:cs="Times New Roman"/>
-          <w:sz w:val="24"/>
-          <w:szCs w:val="24"/>
-          <w:lang w:val="vi-VN"/>
+        </w:rPr>
+      </w:pPr>
+      <w:r>
+        <w:rPr>
+          <w:rFonts w:ascii="Times New Roman" w:hAnsi="Times New Roman" w:cs="Times New Roman"/>
+          <w:sz w:val="24"/>
+          <w:szCs w:val="24"/>
         </w:rPr>
         <w:drawing>
           <wp:inline distT="0" distB="0" distL="0" distR="0" wp14:anchorId="009BB98C" wp14:editId="3D31D415">
@@ -5695,7 +5183,6 @@
           <w:rFonts w:ascii="Times New Roman" w:hAnsi="Times New Roman" w:cs="Times New Roman"/>
           <w:sz w:val="24"/>
           <w:szCs w:val="24"/>
-          <w:lang w:val="vi-VN"/>
         </w:rPr>
       </w:pPr>
       <w:r>
@@ -5714,15 +5201,13 @@
           <w:rFonts w:ascii="Times New Roman" w:hAnsi="Times New Roman" w:cs="Times New Roman"/>
           <w:sz w:val="24"/>
           <w:szCs w:val="24"/>
-          <w:lang w:val="vi-VN"/>
-        </w:rPr>
-      </w:pPr>
-      <w:r>
-        <w:rPr>
-          <w:rFonts w:ascii="Times New Roman" w:hAnsi="Times New Roman" w:cs="Times New Roman"/>
-          <w:sz w:val="24"/>
-          <w:szCs w:val="24"/>
-          <w:lang w:val="vi-VN"/>
+        </w:rPr>
+      </w:pPr>
+      <w:r>
+        <w:rPr>
+          <w:rFonts w:ascii="Times New Roman" w:hAnsi="Times New Roman" w:cs="Times New Roman"/>
+          <w:sz w:val="24"/>
+          <w:szCs w:val="24"/>
         </w:rPr>
         <w:drawing>
           <wp:inline distT="0" distB="0" distL="0" distR="0" wp14:anchorId="6769178F" wp14:editId="69B5781B">
@@ -5768,18 +5253,16 @@
           <w:rFonts w:ascii="Times New Roman" w:hAnsi="Times New Roman" w:cs="Times New Roman"/>
           <w:sz w:val="24"/>
           <w:szCs w:val="24"/>
-          <w:lang w:val="vi-VN"/>
-        </w:rPr>
-      </w:pPr>
-    </w:p>
-    <w:p>
-      <w:pPr>
-        <w:ind w:left="567"/>
-        <w:rPr>
-          <w:rFonts w:ascii="Times New Roman" w:hAnsi="Times New Roman" w:cs="Times New Roman"/>
-          <w:sz w:val="24"/>
-          <w:szCs w:val="24"/>
-          <w:lang w:val="vi-VN"/>
+        </w:rPr>
+      </w:pPr>
+    </w:p>
+    <w:p>
+      <w:pPr>
+        <w:ind w:left="567"/>
+        <w:rPr>
+          <w:rFonts w:ascii="Times New Roman" w:hAnsi="Times New Roman" w:cs="Times New Roman"/>
+          <w:sz w:val="24"/>
+          <w:szCs w:val="24"/>
         </w:rPr>
       </w:pPr>
       <w:r>
@@ -5798,7 +5281,6 @@
           <w:rFonts w:ascii="Times New Roman" w:hAnsi="Times New Roman" w:cs="Times New Roman"/>
           <w:sz w:val="24"/>
           <w:szCs w:val="24"/>
-          <w:lang w:val="vi-VN"/>
         </w:rPr>
       </w:pPr>
       <w:r>
@@ -5816,13 +5298,11 @@
         <w:ind w:left="567"/>
         <w:rPr>
           <w:rFonts w:ascii="Times New Roman" w:hAnsi="Times New Roman" w:cs="Times New Roman"/>
-          <w:lang w:val="vi-VN"/>
-        </w:rPr>
-      </w:pPr>
-      <w:r>
-        <w:rPr>
-          <w:rFonts w:ascii="Times New Roman" w:hAnsi="Times New Roman" w:cs="Times New Roman"/>
-          <w:lang w:val="vi-VN"/>
+        </w:rPr>
+      </w:pPr>
+      <w:r>
+        <w:rPr>
+          <w:rFonts w:ascii="Times New Roman" w:hAnsi="Times New Roman" w:cs="Times New Roman"/>
         </w:rPr>
         <w:drawing>
           <wp:inline distT="0" distB="0" distL="0" distR="0" wp14:anchorId="79E455A8" wp14:editId="5F75BD24">
@@ -5867,7 +5347,6 @@
         <w:ind w:left="567"/>
         <w:rPr>
           <w:rFonts w:cs="Times New Roman"/>
-          <w:lang w:val="vi-VN"/>
         </w:rPr>
       </w:pPr>
       <w:r>
@@ -5884,7 +5363,6 @@
           <w:rFonts w:ascii="Times New Roman" w:hAnsi="Times New Roman" w:cs="Times New Roman"/>
           <w:sz w:val="24"/>
           <w:szCs w:val="24"/>
-          <w:lang w:val="vi-VN"/>
         </w:rPr>
       </w:pPr>
       <w:r>
@@ -5903,15 +5381,13 @@
           <w:rFonts w:ascii="Times New Roman" w:hAnsi="Times New Roman" w:cs="Times New Roman"/>
           <w:sz w:val="24"/>
           <w:szCs w:val="24"/>
-          <w:lang w:val="vi-VN"/>
-        </w:rPr>
-      </w:pPr>
-      <w:r>
-        <w:rPr>
-          <w:rFonts w:ascii="Times New Roman" w:hAnsi="Times New Roman" w:cs="Times New Roman"/>
-          <w:sz w:val="24"/>
-          <w:szCs w:val="24"/>
-          <w:lang w:val="vi-VN"/>
+        </w:rPr>
+      </w:pPr>
+      <w:r>
+        <w:rPr>
+          <w:rFonts w:ascii="Times New Roman" w:hAnsi="Times New Roman" w:cs="Times New Roman"/>
+          <w:sz w:val="24"/>
+          <w:szCs w:val="24"/>
         </w:rPr>
         <w:drawing>
           <wp:inline distT="0" distB="0" distL="0" distR="0" wp14:anchorId="2ACD25BF" wp14:editId="0918F5BE">
@@ -6085,7 +5561,6 @@
           <w:rFonts w:ascii="Times New Roman" w:hAnsi="Times New Roman" w:cs="Times New Roman"/>
           <w:sz w:val="24"/>
           <w:szCs w:val="24"/>
-          <w:lang w:val="vi-VN"/>
         </w:rPr>
       </w:pPr>
       <w:r>
@@ -6111,7 +5586,6 @@
         <w:ind w:left="567"/>
         <w:rPr>
           <w:rFonts w:cs="Times New Roman"/>
-          <w:lang w:val="vi-VN"/>
         </w:rPr>
       </w:pPr>
       <w:r>
@@ -6182,7 +5656,6 @@
           <w:rFonts w:ascii="Times New Roman" w:hAnsi="Times New Roman" w:cs="Times New Roman"/>
           <w:sz w:val="24"/>
           <w:szCs w:val="24"/>
-          <w:lang w:val="vi-VN"/>
         </w:rPr>
       </w:pPr>
       <w:r>
@@ -6201,15 +5674,13 @@
           <w:rFonts w:ascii="Times New Roman" w:hAnsi="Times New Roman" w:cs="Times New Roman"/>
           <w:sz w:val="24"/>
           <w:szCs w:val="24"/>
-          <w:lang w:val="vi-VN"/>
-        </w:rPr>
-      </w:pPr>
-      <w:r>
-        <w:rPr>
-          <w:rFonts w:ascii="Times New Roman" w:hAnsi="Times New Roman" w:cs="Times New Roman"/>
-          <w:sz w:val="24"/>
-          <w:szCs w:val="24"/>
-          <w:lang w:val="vi-VN"/>
+        </w:rPr>
+      </w:pPr>
+      <w:r>
+        <w:rPr>
+          <w:rFonts w:ascii="Times New Roman" w:hAnsi="Times New Roman" w:cs="Times New Roman"/>
+          <w:sz w:val="24"/>
+          <w:szCs w:val="24"/>
         </w:rPr>
         <w:lastRenderedPageBreak/>
         <w:drawing>
@@ -6256,7 +5727,6 @@
           <w:rFonts w:ascii="Times New Roman" w:hAnsi="Times New Roman" w:cs="Times New Roman"/>
           <w:sz w:val="24"/>
           <w:szCs w:val="24"/>
-          <w:lang w:val="vi-VN"/>
         </w:rPr>
       </w:pPr>
       <w:r>
@@ -6273,13 +5743,11 @@
         <w:ind w:left="567"/>
         <w:rPr>
           <w:rFonts w:ascii="Times New Roman" w:hAnsi="Times New Roman" w:cs="Times New Roman"/>
-          <w:lang w:val="vi-VN"/>
-        </w:rPr>
-      </w:pPr>
-      <w:r>
-        <w:rPr>
-          <w:rFonts w:ascii="Times New Roman" w:hAnsi="Times New Roman" w:cs="Times New Roman"/>
-          <w:lang w:val="vi-VN"/>
+        </w:rPr>
+      </w:pPr>
+      <w:r>
+        <w:rPr>
+          <w:rFonts w:ascii="Times New Roman" w:hAnsi="Times New Roman" w:cs="Times New Roman"/>
         </w:rPr>
         <w:drawing>
           <wp:inline distT="0" distB="0" distL="0" distR="0" wp14:anchorId="02A4AE8C" wp14:editId="43059F9F">
@@ -6325,7 +5793,6 @@
           <w:rFonts w:ascii="Times New Roman" w:hAnsi="Times New Roman" w:cs="Times New Roman"/>
           <w:sz w:val="24"/>
           <w:szCs w:val="24"/>
-          <w:lang w:val="vi-VN"/>
         </w:rPr>
       </w:pPr>
       <w:r>
@@ -6378,10 +5845,7 @@
         <w:ind w:left="567"/>
       </w:pPr>
       <w:r>
-        <w:t xml:space="preserve">3.4.1 </w:t>
-      </w:r>
-      <w:r>
-        <w:t>Đặc trưng vận hành và tài chính</w:t>
+        <w:t>3.4.1 Đặc trưng vận hành và tài chính</w:t>
       </w:r>
     </w:p>
     <w:p>
@@ -6478,10 +5942,7 @@
       </w:pPr>
       <w:r>
         <w:lastRenderedPageBreak/>
-        <w:t xml:space="preserve">3.4.2 </w:t>
-      </w:r>
-      <w:r>
-        <w:t>Đặc trưng phân tích tổ hợp (Cohort Analysis Features)</w:t>
+        <w:t>3.4.2 Đặc trưng phân tích tổ hợp (Cohort Analysis Features)</w:t>
       </w:r>
     </w:p>
     <w:p>
@@ -6554,10 +6015,7 @@
         <w:ind w:left="567"/>
       </w:pPr>
       <w:r>
-        <w:t xml:space="preserve">3.4.3 </w:t>
-      </w:r>
-      <w:r>
-        <w:t>Tính toán nền tảng RFM</w:t>
+        <w:t>3.4.3 Tính toán nền tảng RFM</w:t>
       </w:r>
     </w:p>
     <w:p>
@@ -6687,10 +6145,7 @@
         <w:ind w:left="567"/>
       </w:pPr>
       <w:r>
-        <w:t xml:space="preserve">3.5 </w:t>
-      </w:r>
-      <w:r>
-        <w:t>MÔ HÌNH HÓA LƯỢC ĐỒ HÌNH SAO (STAR SCHEMA)</w:t>
+        <w:t>3.5 MÔ HÌNH HÓA LƯỢC ĐỒ HÌNH SAO (STAR SCHEMA)</w:t>
       </w:r>
     </w:p>
     <w:p>
@@ -6881,37 +6336,19 @@
       <w:pPr>
         <w:pStyle w:val="Heading2"/>
         <w:ind w:left="567"/>
-        <w:rPr>
-          <w:lang w:val="vi-VN"/>
-        </w:rPr>
       </w:pPr>
       <w:r>
         <w:lastRenderedPageBreak/>
-        <w:t>3.6 PHÂN</w:t>
-      </w:r>
-      <w:r>
-        <w:rPr>
-          <w:lang w:val="vi-VN"/>
-        </w:rPr>
-        <w:t xml:space="preserve"> TÍCH ĐƠN BIẾN VÀ ĐA BIẾN</w:t>
+        <w:t>3.6 PHÂN TÍCH ĐƠN BIẾN VÀ ĐA BIẾN</w:t>
       </w:r>
     </w:p>
     <w:p>
       <w:pPr>
         <w:pStyle w:val="Heading3"/>
         <w:ind w:left="567"/>
-        <w:rPr>
-          <w:lang w:val="vi-VN"/>
-        </w:rPr>
-      </w:pPr>
-      <w:r>
-        <w:t>3.6.1 Phân</w:t>
-      </w:r>
-      <w:r>
-        <w:rPr>
-          <w:lang w:val="vi-VN"/>
-        </w:rPr>
-        <w:t xml:space="preserve"> tích đơn biến</w:t>
+      </w:pPr>
+      <w:r>
+        <w:t>3.6.1 Phân tích đơn biến</w:t>
       </w:r>
     </w:p>
     <w:p>
@@ -6921,53 +6358,20 @@
         <w:rPr>
           <w:i/>
           <w:iCs w:val="0"/>
-          <w:lang w:val="vi-VN"/>
         </w:rPr>
       </w:pPr>
       <w:r>
         <w:rPr>
           <w:iCs w:val="0"/>
         </w:rPr>
-        <w:t>3.6.</w:t>
-      </w:r>
-      <w:r>
-        <w:rPr>
-          <w:iCs w:val="0"/>
-        </w:rPr>
-        <w:t>1</w:t>
-      </w:r>
-      <w:r>
-        <w:rPr>
-          <w:iCs w:val="0"/>
-          <w:lang w:val="vi-VN"/>
-        </w:rPr>
-        <w:t>.1</w:t>
-      </w:r>
-      <w:r>
-        <w:rPr>
-          <w:iCs w:val="0"/>
-        </w:rPr>
-        <w:t xml:space="preserve"> Phân</w:t>
-      </w:r>
-      <w:r>
-        <w:rPr>
-          <w:iCs w:val="0"/>
-          <w:lang w:val="vi-VN"/>
-        </w:rPr>
-        <w:t xml:space="preserve"> tích doanh số</w:t>
-      </w:r>
-    </w:p>
-    <w:p>
-      <w:pPr>
-        <w:ind w:left="567"/>
-        <w:rPr>
-          <w:lang w:val="vi-VN"/>
-        </w:rPr>
-      </w:pPr>
-      <w:r>
-        <w:rPr>
-          <w:lang w:val="vi-VN"/>
-        </w:rPr>
+        <w:t>3.6.1.1 Phân tích doanh số</w:t>
+      </w:r>
+    </w:p>
+    <w:p>
+      <w:pPr>
+        <w:ind w:left="567"/>
+      </w:pPr>
+      <w:r>
         <w:drawing>
           <wp:inline distT="0" distB="0" distL="0" distR="0" wp14:anchorId="42D0240F" wp14:editId="4808903B">
             <wp:extent cx="5943600" cy="3180715"/>
@@ -7012,33 +6416,15 @@
           <w:rFonts w:ascii="Times New Roman" w:hAnsi="Times New Roman" w:cs="Times New Roman"/>
           <w:sz w:val="24"/>
           <w:szCs w:val="24"/>
-          <w:lang w:val="vi-VN"/>
-        </w:rPr>
-      </w:pPr>
-      <w:r>
-        <w:rPr>
-          <w:rFonts w:ascii="Times New Roman" w:hAnsi="Times New Roman" w:cs="Times New Roman"/>
-          <w:sz w:val="24"/>
-          <w:szCs w:val="24"/>
-        </w:rPr>
-        <w:t xml:space="preserve">Nhận xét </w:t>
-      </w:r>
-      <w:r>
-        <w:rPr>
-          <w:rFonts w:ascii="Times New Roman" w:hAnsi="Times New Roman" w:cs="Times New Roman"/>
-          <w:sz w:val="24"/>
-          <w:szCs w:val="24"/>
-          <w:lang w:val="vi-VN"/>
-        </w:rPr>
-        <w:t xml:space="preserve">: </w:t>
-      </w:r>
-      <w:r>
-        <w:rPr>
-          <w:rFonts w:ascii="Times New Roman" w:hAnsi="Times New Roman" w:cs="Times New Roman"/>
-          <w:sz w:val="24"/>
-          <w:szCs w:val="24"/>
-        </w:rPr>
-        <w:t>Nhìn chung, lượng đơn hàng của doanh nghiệp tập trung chủ yếu ở phân khúc giá trị trung bình và thấp. Trong đó, phân khúc từ $100 – $500 chiếm tỷ trọng lớn nhất với 32.43% (16,619 đơn hàng), theo sát sau đó là phân khúc từ $10 – $50 với 30.50% (15,630 đơn hàng). Ngược lại, các đơn hàng giá trị cao (trên $5,000) xuất hiện rất ít, chỉ chiếm 0.09% tổng số đơn. Điều này cho thấy nguồn thu chính của doanh nghiệp đang dựa vào số lượng lớn các đơn hàng vừa và nhỏ.</w:t>
+        </w:rPr>
+      </w:pPr>
+      <w:r>
+        <w:rPr>
+          <w:rFonts w:ascii="Times New Roman" w:hAnsi="Times New Roman" w:cs="Times New Roman"/>
+          <w:sz w:val="24"/>
+          <w:szCs w:val="24"/>
+        </w:rPr>
+        <w:t>Nhận xét : Nhìn chung, lượng đơn hàng của doanh nghiệp tập trung chủ yếu ở phân khúc giá trị trung bình và thấp. Trong đó, phân khúc từ $100 – $500 chiếm tỷ trọng lớn nhất với 32.43% (16,619 đơn hàng), theo sát sau đó là phân khúc từ $10 – $50 với 30.50% (15,630 đơn hàng). Ngược lại, các đơn hàng giá trị cao (trên $5,000) xuất hiện rất ít, chỉ chiếm 0.09% tổng số đơn. Điều này cho thấy nguồn thu chính của doanh nghiệp đang dựa vào số lượng lớn các đơn hàng vừa và nhỏ.</w:t>
       </w:r>
     </w:p>
     <w:p>
@@ -7048,7 +6434,6 @@
         <w:rPr>
           <w:i/>
           <w:iCs w:val="0"/>
-          <w:lang w:val="vi-VN"/>
         </w:rPr>
       </w:pPr>
       <w:r>
@@ -7056,53 +6441,14 @@
           <w:iCs w:val="0"/>
         </w:rPr>
         <w:lastRenderedPageBreak/>
-        <w:t>3.6.</w:t>
-      </w:r>
-      <w:r>
-        <w:rPr>
-          <w:iCs w:val="0"/>
-        </w:rPr>
-        <w:t>1</w:t>
-      </w:r>
-      <w:r>
-        <w:rPr>
-          <w:iCs w:val="0"/>
-          <w:lang w:val="vi-VN"/>
-        </w:rPr>
-        <w:t>.2</w:t>
-      </w:r>
-      <w:r>
-        <w:rPr>
-          <w:iCs w:val="0"/>
-        </w:rPr>
-        <w:t xml:space="preserve"> Phân</w:t>
-      </w:r>
-      <w:r>
-        <w:rPr>
-          <w:iCs w:val="0"/>
-          <w:lang w:val="vi-VN"/>
-        </w:rPr>
-        <w:t xml:space="preserve"> tích </w:t>
-      </w:r>
-      <w:r>
-        <w:rPr>
-          <w:iCs w:val="0"/>
-          <w:lang w:val="vi-VN"/>
-        </w:rPr>
-        <w:t>lợi nhuận</w:t>
-      </w:r>
-    </w:p>
-    <w:p>
-      <w:pPr>
-        <w:ind w:left="567"/>
-        <w:rPr>
-          <w:lang w:val="vi-VN"/>
-        </w:rPr>
-      </w:pPr>
-      <w:r>
-        <w:rPr>
-          <w:lang w:val="vi-VN"/>
-        </w:rPr>
+        <w:t>3.6.1.2 Phân tích lợi nhuận</w:t>
+      </w:r>
+    </w:p>
+    <w:p>
+      <w:pPr>
+        <w:ind w:left="567"/>
+      </w:pPr>
+      <w:r>
         <w:drawing>
           <wp:inline distT="0" distB="0" distL="0" distR="0" wp14:anchorId="34FB0C74" wp14:editId="3F5231AA">
             <wp:extent cx="5943600" cy="3326130"/>
@@ -7147,33 +6493,15 @@
           <w:rFonts w:ascii="Times New Roman" w:hAnsi="Times New Roman" w:cs="Times New Roman"/>
           <w:sz w:val="24"/>
           <w:szCs w:val="24"/>
-          <w:lang w:val="vi-VN"/>
-        </w:rPr>
-      </w:pPr>
-      <w:r>
-        <w:rPr>
-          <w:rFonts w:ascii="Times New Roman" w:hAnsi="Times New Roman" w:cs="Times New Roman"/>
-          <w:sz w:val="24"/>
-          <w:szCs w:val="24"/>
-        </w:rPr>
-        <w:t xml:space="preserve">Nhận xét </w:t>
-      </w:r>
-      <w:r>
-        <w:rPr>
-          <w:rFonts w:ascii="Times New Roman" w:hAnsi="Times New Roman" w:cs="Times New Roman"/>
-          <w:sz w:val="24"/>
-          <w:szCs w:val="24"/>
-          <w:lang w:val="vi-VN"/>
-        </w:rPr>
-        <w:t xml:space="preserve">: </w:t>
-      </w:r>
-      <w:r>
-        <w:rPr>
-          <w:rFonts w:ascii="Times New Roman" w:hAnsi="Times New Roman" w:cs="Times New Roman"/>
-          <w:sz w:val="24"/>
-          <w:szCs w:val="24"/>
-        </w:rPr>
-        <w:t>Kết quả thống kê cho thấy hoạt động kinh doanh của doanh nghiệp đạt hiệu quả tương đối tốt với 74.23% tổng số đơn hàng mang lại lợi nhuận dương (tương ứng với 38,043 đơn hàng). Tuy nhiên, tỷ lệ đơn hàng đang chịu tình trạng thua lỗ vẫn còn ở mức khá cao, chiếm 24.47% (12,541 đơn hàng). Lượng đơn hàng hòa vốn chiếm tỷ trọng không đáng kể với 1.30% (668 đơn hàng). Nhìn chung, mặc dù phần lớn các giao dịch đều sinh lời, doanh nghiệp vẫn cần có các biện pháp rà soát lại nhóm đơn hàng bù lỗ để tối ưu hóa hiệu quả tài chính.</w:t>
+        </w:rPr>
+      </w:pPr>
+      <w:r>
+        <w:rPr>
+          <w:rFonts w:ascii="Times New Roman" w:hAnsi="Times New Roman" w:cs="Times New Roman"/>
+          <w:sz w:val="24"/>
+          <w:szCs w:val="24"/>
+        </w:rPr>
+        <w:t>Nhận xét : Kết quả thống kê cho thấy hoạt động kinh doanh của doanh nghiệp đạt hiệu quả tương đối tốt với 74.23% tổng số đơn hàng mang lại lợi nhuận dương (tương ứng với 38,043 đơn hàng). Tuy nhiên, tỷ lệ đơn hàng đang chịu tình trạng thua lỗ vẫn còn ở mức khá cao, chiếm 24.47% (12,541 đơn hàng). Lượng đơn hàng hòa vốn chiếm tỷ trọng không đáng kể với 1.30% (668 đơn hàng). Nhìn chung, mặc dù phần lớn các giao dịch đều sinh lời, doanh nghiệp vẫn cần có các biện pháp rà soát lại nhóm đơn hàng bù lỗ để tối ưu hóa hiệu quả tài chính.</w:t>
       </w:r>
     </w:p>
     <w:p>
@@ -7183,7 +6511,6 @@
         <w:rPr>
           <w:i/>
           <w:iCs w:val="0"/>
-          <w:lang w:val="vi-VN"/>
         </w:rPr>
       </w:pPr>
       <w:r>
@@ -7191,53 +6518,14 @@
           <w:iCs w:val="0"/>
         </w:rPr>
         <w:lastRenderedPageBreak/>
-        <w:t>3.6.</w:t>
-      </w:r>
-      <w:r>
-        <w:rPr>
-          <w:iCs w:val="0"/>
-        </w:rPr>
-        <w:t>1</w:t>
-      </w:r>
-      <w:r>
-        <w:rPr>
-          <w:iCs w:val="0"/>
-          <w:lang w:val="vi-VN"/>
-        </w:rPr>
-        <w:t>.3</w:t>
-      </w:r>
-      <w:r>
-        <w:rPr>
-          <w:iCs w:val="0"/>
-        </w:rPr>
-        <w:t xml:space="preserve"> Phân</w:t>
-      </w:r>
-      <w:r>
-        <w:rPr>
-          <w:iCs w:val="0"/>
-          <w:lang w:val="vi-VN"/>
-        </w:rPr>
-        <w:t xml:space="preserve"> tích </w:t>
-      </w:r>
-      <w:r>
-        <w:rPr>
-          <w:iCs w:val="0"/>
-          <w:lang w:val="vi-VN"/>
-        </w:rPr>
-        <w:t>thời gian</w:t>
-      </w:r>
-    </w:p>
-    <w:p>
-      <w:pPr>
-        <w:ind w:left="567"/>
-        <w:rPr>
-          <w:lang w:val="vi-VN"/>
-        </w:rPr>
-      </w:pPr>
-      <w:r>
-        <w:rPr>
-          <w:lang w:val="vi-VN"/>
-        </w:rPr>
+        <w:t>3.6.1.3 Phân tích thời gian</w:t>
+      </w:r>
+    </w:p>
+    <w:p>
+      <w:pPr>
+        <w:ind w:left="567"/>
+      </w:pPr>
+      <w:r>
         <w:drawing>
           <wp:inline distT="0" distB="0" distL="0" distR="0" wp14:anchorId="5D47F459" wp14:editId="5B10A949">
             <wp:extent cx="5943600" cy="3342005"/>
@@ -7278,34 +6566,14 @@
     <w:p>
       <w:pPr>
         <w:ind w:left="567"/>
-        <w:rPr>
-          <w:lang w:val="vi-VN"/>
-        </w:rPr>
-      </w:pPr>
-      <w:r>
-        <w:rPr>
-          <w:rFonts w:ascii="Times New Roman" w:hAnsi="Times New Roman" w:cs="Times New Roman"/>
-          <w:sz w:val="24"/>
-          <w:szCs w:val="24"/>
-        </w:rPr>
-        <w:t>Nhận xét</w:t>
-      </w:r>
-      <w:r>
-        <w:rPr>
-          <w:rFonts w:ascii="Times New Roman" w:hAnsi="Times New Roman" w:cs="Times New Roman"/>
-          <w:sz w:val="24"/>
-          <w:szCs w:val="24"/>
-          <w:lang w:val="vi-VN"/>
-        </w:rPr>
-        <w:t xml:space="preserve"> :</w:t>
-      </w:r>
-      <w:r>
-        <w:rPr>
-          <w:rFonts w:ascii="Times New Roman" w:hAnsi="Times New Roman" w:cs="Times New Roman"/>
-          <w:sz w:val="24"/>
-          <w:szCs w:val="24"/>
-        </w:rPr>
-        <w:t xml:space="preserve"> Nhìn chung, nhu cầu mua sắm của khách hàng biến động mạnh theo các mùa trong năm và có xu hướng tăng tốc rõ rệt vào nửa cuối năm. Lượng đơn hàng tập trung đậm đặc nhất vào quý IV, đạt đỉnh vào Tháng 11 (12.37%) và Tháng 12 (12.28%) nhờ vào các mùa lễ hội và chiến dịch kích cầu cuối năm. Ngược lại, giai đoạn đầu năm là thời kỳ thấp điểm, với Tháng 2 ghi nhận lượng đơn hàng chạm đáy toàn năm, chỉ chiếm 4.22% (2,165 đơn). Doanh nghiệp cần dựa vào tính chu kỳ này để phân phối ngân sách marketing và kế hoạch tồn kho hợp lý</w:t>
+      </w:pPr>
+      <w:r>
+        <w:rPr>
+          <w:rFonts w:ascii="Times New Roman" w:hAnsi="Times New Roman" w:cs="Times New Roman"/>
+          <w:sz w:val="24"/>
+          <w:szCs w:val="24"/>
+        </w:rPr>
+        <w:t>Nhận xét : Nhìn chung, nhu cầu mua sắm của khách hàng biến động mạnh theo các mùa trong năm và có xu hướng tăng tốc rõ rệt vào nửa cuối năm. Lượng đơn hàng tập trung đậm đặc nhất vào quý IV, đạt đỉnh vào Tháng 11 (12.37%) và Tháng 12 (12.28%) nhờ vào các mùa lễ hội và chiến dịch kích cầu cuối năm. Ngược lại, giai đoạn đầu năm là thời kỳ thấp điểm, với Tháng 2 ghi nhận lượng đơn hàng chạm đáy toàn năm, chỉ chiếm 4.22% (2,165 đơn). Doanh nghiệp cần dựa vào tính chu kỳ này để phân phối ngân sách marketing và kế hoạch tồn kho hợp lý</w:t>
       </w:r>
       <w:r>
         <w:t>.</w:t>
@@ -7314,28 +6582,16 @@
     <w:p>
       <w:pPr>
         <w:ind w:left="567"/>
-        <w:rPr>
-          <w:lang w:val="vi-VN"/>
-        </w:rPr>
       </w:pPr>
     </w:p>
     <w:p>
       <w:pPr>
         <w:pStyle w:val="Heading3"/>
         <w:ind w:left="567"/>
-        <w:rPr>
-          <w:lang w:val="vi-VN"/>
-        </w:rPr>
       </w:pPr>
       <w:r>
         <w:lastRenderedPageBreak/>
-        <w:t>3.6.2 Phân</w:t>
-      </w:r>
-      <w:r>
-        <w:rPr>
-          <w:lang w:val="vi-VN"/>
-        </w:rPr>
-        <w:t xml:space="preserve"> tích đa biến</w:t>
+        <w:t>3.6.2 Phân tích đa biến</w:t>
       </w:r>
     </w:p>
     <w:p>
@@ -7345,60 +6601,20 @@
         <w:rPr>
           <w:i/>
           <w:iCs w:val="0"/>
-          <w:lang w:val="vi-VN"/>
         </w:rPr>
       </w:pPr>
       <w:r>
         <w:rPr>
           <w:iCs w:val="0"/>
         </w:rPr>
-        <w:t>3.6.</w:t>
-      </w:r>
-      <w:r>
-        <w:rPr>
-          <w:iCs w:val="0"/>
-        </w:rPr>
-        <w:t>2</w:t>
-      </w:r>
-      <w:r>
-        <w:rPr>
-          <w:iCs w:val="0"/>
-          <w:lang w:val="vi-VN"/>
-        </w:rPr>
-        <w:t>.1</w:t>
-      </w:r>
-      <w:r>
-        <w:rPr>
-          <w:iCs w:val="0"/>
-        </w:rPr>
-        <w:t xml:space="preserve"> Phân</w:t>
-      </w:r>
-      <w:r>
-        <w:rPr>
-          <w:iCs w:val="0"/>
-          <w:lang w:val="vi-VN"/>
-        </w:rPr>
-        <w:t xml:space="preserve"> tích </w:t>
-      </w:r>
-      <w:r>
-        <w:rPr>
-          <w:iCs w:val="0"/>
-          <w:lang w:val="vi-VN"/>
-        </w:rPr>
-        <w:t>hiệu suất kinh doanh theo năm và thị trường</w:t>
-      </w:r>
-    </w:p>
-    <w:p>
-      <w:pPr>
-        <w:ind w:left="567"/>
-        <w:rPr>
-          <w:lang w:val="vi-VN"/>
-        </w:rPr>
-      </w:pPr>
-      <w:r>
-        <w:rPr>
-          <w:lang w:val="vi-VN"/>
-        </w:rPr>
+        <w:t>3.6.2.1 Phân tích hiệu suất kinh doanh theo năm và thị trường</w:t>
+      </w:r>
+    </w:p>
+    <w:p>
+      <w:pPr>
+        <w:ind w:left="567"/>
+      </w:pPr>
+      <w:r>
         <w:drawing>
           <wp:inline distT="0" distB="0" distL="0" distR="0" wp14:anchorId="1BF81379" wp14:editId="0982B2A5">
             <wp:extent cx="5943600" cy="3147060"/>
@@ -7443,15 +6659,13 @@
           <w:rFonts w:ascii="Times New Roman" w:hAnsi="Times New Roman" w:cs="Times New Roman"/>
           <w:sz w:val="24"/>
           <w:szCs w:val="24"/>
-          <w:lang w:val="vi-VN"/>
-        </w:rPr>
-      </w:pPr>
-      <w:r>
-        <w:rPr>
-          <w:rFonts w:ascii="Times New Roman" w:hAnsi="Times New Roman" w:cs="Times New Roman"/>
-          <w:sz w:val="24"/>
-          <w:szCs w:val="24"/>
-          <w:lang w:val="vi-VN"/>
+        </w:rPr>
+      </w:pPr>
+      <w:r>
+        <w:rPr>
+          <w:rFonts w:ascii="Times New Roman" w:hAnsi="Times New Roman" w:cs="Times New Roman"/>
+          <w:sz w:val="24"/>
+          <w:szCs w:val="24"/>
         </w:rPr>
         <w:t>Nhận xét : Tổng doanh số (Total Sales) và lợi nhuận (Total Profit) toàn cầu của Superstore có sự tăng trưởng liên tục và đồng đều qua các năm (từ năm 2011 đến năm 2014). Mặc dù doanh số liên tục tăng qua các năm (đạt mức rất cao vào năm 2014), nhưng tổng lợi nhuận mang về lại tăng trưởng rất chậm và biên lợi nhuận cực kỳ mỏng.</w:t>
       </w:r>
@@ -7460,75 +6674,23 @@
       <w:pPr>
         <w:pStyle w:val="Heading4"/>
         <w:ind w:left="567"/>
-        <w:rPr>
-          <w:lang w:val="vi-VN"/>
-        </w:rPr>
       </w:pPr>
       <w:r>
         <w:rPr>
           <w:iCs w:val="0"/>
         </w:rPr>
         <w:lastRenderedPageBreak/>
-        <w:t>3.6.</w:t>
-      </w:r>
-      <w:r>
-        <w:rPr>
-          <w:iCs w:val="0"/>
-        </w:rPr>
-        <w:t>2</w:t>
-      </w:r>
-      <w:r>
-        <w:rPr>
-          <w:iCs w:val="0"/>
-          <w:lang w:val="vi-VN"/>
-        </w:rPr>
-        <w:t>.2</w:t>
-      </w:r>
-      <w:r>
-        <w:rPr>
-          <w:iCs w:val="0"/>
-        </w:rPr>
-        <w:t xml:space="preserve"> Phân</w:t>
-      </w:r>
-      <w:r>
-        <w:rPr>
-          <w:iCs w:val="0"/>
-          <w:lang w:val="vi-VN"/>
-        </w:rPr>
-        <w:t xml:space="preserve"> tích </w:t>
-      </w:r>
-      <w:r>
-        <w:rPr>
-          <w:iCs w:val="0"/>
-          <w:lang w:val="vi-VN"/>
-        </w:rPr>
-        <w:t xml:space="preserve">chi tiết ngành hàng </w:t>
-      </w:r>
-      <w:r>
-        <w:rPr>
-          <w:iCs w:val="0"/>
-          <w:lang w:val="vi-VN"/>
-        </w:rPr>
-        <w:t>(Category &amp; Sub-Category</w:t>
-      </w:r>
-      <w:r>
-        <w:rPr>
-          <w:lang w:val="vi-VN"/>
-        </w:rPr>
+        <w:t>3.6.2.2 Phân tích chi tiết ngành hàng (Category &amp; Sub-Category</w:t>
+      </w:r>
+      <w:r>
         <w:t>)</w:t>
       </w:r>
     </w:p>
     <w:p>
       <w:pPr>
         <w:ind w:left="567"/>
-        <w:rPr>
-          <w:lang w:val="vi-VN"/>
-        </w:rPr>
-      </w:pPr>
-      <w:r>
-        <w:rPr>
-          <w:lang w:val="vi-VN"/>
-        </w:rPr>
+      </w:pPr>
+      <w:r>
         <w:drawing>
           <wp:inline distT="0" distB="0" distL="0" distR="0" wp14:anchorId="410ABBF4" wp14:editId="14A96734">
             <wp:extent cx="5943600" cy="3193415"/>
@@ -7573,15 +6735,13 @@
           <w:rFonts w:ascii="Times New Roman" w:hAnsi="Times New Roman" w:cs="Times New Roman"/>
           <w:sz w:val="24"/>
           <w:szCs w:val="24"/>
-          <w:lang w:val="vi-VN"/>
-        </w:rPr>
-      </w:pPr>
-      <w:r>
-        <w:rPr>
-          <w:rFonts w:ascii="Times New Roman" w:hAnsi="Times New Roman" w:cs="Times New Roman"/>
-          <w:sz w:val="24"/>
-          <w:szCs w:val="24"/>
-          <w:lang w:val="vi-VN"/>
+        </w:rPr>
+      </w:pPr>
+      <w:r>
+        <w:rPr>
+          <w:rFonts w:ascii="Times New Roman" w:hAnsi="Times New Roman" w:cs="Times New Roman"/>
+          <w:sz w:val="24"/>
+          <w:szCs w:val="24"/>
         </w:rPr>
         <w:t xml:space="preserve">Nhận xét : </w:t>
       </w:r>
@@ -7601,95 +6761,20 @@
         <w:rPr>
           <w:i/>
           <w:iCs w:val="0"/>
-          <w:lang w:val="vi-VN"/>
         </w:rPr>
       </w:pPr>
       <w:r>
         <w:rPr>
           <w:iCs w:val="0"/>
         </w:rPr>
-        <w:t>3.6.</w:t>
-      </w:r>
-      <w:r>
-        <w:rPr>
-          <w:iCs w:val="0"/>
-        </w:rPr>
-        <w:t>2</w:t>
-      </w:r>
-      <w:r>
-        <w:rPr>
-          <w:iCs w:val="0"/>
-          <w:lang w:val="vi-VN"/>
-        </w:rPr>
-        <w:t>.3</w:t>
-      </w:r>
-      <w:r>
-        <w:rPr>
-          <w:iCs w:val="0"/>
-        </w:rPr>
-        <w:t xml:space="preserve"> Phân</w:t>
-      </w:r>
-      <w:r>
-        <w:rPr>
-          <w:iCs w:val="0"/>
-          <w:lang w:val="vi-VN"/>
-        </w:rPr>
-        <w:t xml:space="preserve"> tích </w:t>
-      </w:r>
-      <w:r>
-        <w:rPr>
-          <w:iCs w:val="0"/>
-          <w:lang w:val="vi-VN"/>
-        </w:rPr>
-        <w:t>h</w:t>
-      </w:r>
-      <w:r>
-        <w:rPr>
-          <w:iCs w:val="0"/>
-          <w:lang w:val="vi-VN"/>
-        </w:rPr>
-        <w:t xml:space="preserve">iệu suất </w:t>
-      </w:r>
-      <w:r>
-        <w:rPr>
-          <w:iCs w:val="0"/>
-          <w:lang w:val="vi-VN"/>
-        </w:rPr>
-        <w:t>v</w:t>
-      </w:r>
-      <w:r>
-        <w:rPr>
-          <w:iCs w:val="0"/>
-          <w:lang w:val="vi-VN"/>
-        </w:rPr>
-        <w:t xml:space="preserve">ận chuyển &amp; </w:t>
-      </w:r>
-      <w:r>
-        <w:rPr>
-          <w:iCs w:val="0"/>
-          <w:lang w:val="vi-VN"/>
-        </w:rPr>
-        <w:t>l</w:t>
-      </w:r>
-      <w:r>
-        <w:rPr>
-          <w:iCs w:val="0"/>
-          <w:lang w:val="vi-VN"/>
-        </w:rPr>
-        <w:t>ogistics</w:t>
-      </w:r>
-    </w:p>
-    <w:p>
-      <w:pPr>
-        <w:ind w:left="567"/>
-        <w:rPr>
-          <w:lang w:val="vi-VN"/>
-        </w:rPr>
-      </w:pPr>
-      <w:r>
-        <w:rPr>
-          <w:lang w:val="vi-VN"/>
-        </w:rPr>
+        <w:t>3.6.2.3 Phân tích hiệu suất vận chuyển &amp; logistics</w:t>
+      </w:r>
+    </w:p>
+    <w:p>
+      <w:pPr>
+        <w:ind w:left="567"/>
+      </w:pPr>
+      <w:r>
         <w:drawing>
           <wp:inline distT="0" distB="0" distL="0" distR="0" wp14:anchorId="7C88A894" wp14:editId="783B4FED">
             <wp:extent cx="5943600" cy="3182620"/>
@@ -7741,7 +6826,6 @@
           <w:rFonts w:ascii="Times New Roman" w:hAnsi="Times New Roman" w:cs="Times New Roman"/>
           <w:sz w:val="24"/>
           <w:szCs w:val="24"/>
-          <w:lang w:val="vi-VN"/>
         </w:rPr>
         <w:lastRenderedPageBreak/>
         <w:t>Chi phí vận chuyển trung bình phụ thuộc hoàn toàn vào hình thức giao hàng. Giao trong ngày có chi phí cao nhất (dao động từ $41 đến $95 tùy độ ưu tiên), theo sau là First Class, Second Class, và thấp nhất là giao tiêu chuẩn (Standard Class). Và biến số ngày trễ trung bình phản ánh đúng bản chất của từng gói dịch vụ: Same Day có độ trễ bằng 0, First Class trễ ~2 ngày, Second Class trễ ~3 ngày, và Standard Class trễ từ 4–5 ngày.</w:t>
@@ -7764,10 +6848,7 @@
         <w:ind w:left="567"/>
       </w:pPr>
       <w:r>
-        <w:t xml:space="preserve">4.1 </w:t>
-      </w:r>
-      <w:r>
-        <w:t>GIỚI THIỆU VÀ ĐIỀU CHỈNH PHẠM VI DỰ ÁN</w:t>
+        <w:t>4.1 GIỚI THIỆU VÀ ĐIỀU CHỈNH PHẠM VI DỰ ÁN</w:t>
       </w:r>
     </w:p>
     <w:p>
@@ -8118,15 +7199,7 @@
           <w:sz w:val="24"/>
           <w:szCs w:val="24"/>
         </w:rPr>
-        <w:t xml:space="preserve"> Sử dụng phối </w:t>
-      </w:r>
-      <w:r>
-        <w:rPr>
-          <w:rFonts w:ascii="Times New Roman" w:hAnsi="Times New Roman" w:cs="Times New Roman"/>
-          <w:sz w:val="24"/>
-          <w:szCs w:val="24"/>
-        </w:rPr>
-        <w:t>màu Dark Mod</w:t>
+        <w:t xml:space="preserve"> Sử dụng phối màu Dark Mod</w:t>
       </w:r>
       <w:r>
         <w:rPr>
@@ -8337,45 +7410,40 @@
         <w:rPr>
           <w:b/>
           <w:bCs/>
-        </w:rPr>
-      </w:pPr>
-      <w:r>
-        <w:rPr>
-          <w:b/>
-          <w:bCs/>
-        </w:rPr>
-        <w:t>Dashboard 1</w:t>
-      </w:r>
-    </w:p>
-    <w:p>
-      <w:pPr>
-        <w:pStyle w:val="font-claude-response-body"/>
-        <w:spacing w:line="360" w:lineRule="auto"/>
-        <w:ind w:left="567"/>
+          <w:noProof/>
+          <w:lang w:val="vi-VN"/>
+        </w:rPr>
+      </w:pPr>
+      <w:r>
         <w:rPr>
           <w:b/>
           <w:bCs/>
           <w:noProof/>
-          <w:lang w:val="en-US"/>
-        </w:rPr>
-      </w:pPr>
-      <w:r>
+          <w:lang w:val="vi-VN"/>
+        </w:rPr>
+        <w:t>Dashboard 1</w:t>
+      </w:r>
+    </w:p>
+    <w:p>
+      <w:pPr>
+        <w:pStyle w:val="font-claude-response-body"/>
+        <w:spacing w:line="360" w:lineRule="auto"/>
+        <w:ind w:left="567"/>
         <w:rPr>
           <w:b/>
           <w:bCs/>
           <w:noProof/>
-          <w:lang w:val="en-US"/>
-        </w:rPr>
-        <w:t>1. Mục đích và Đối tượng</w:t>
-      </w:r>
+          <w:lang w:val="vi-VN"/>
+        </w:rPr>
+      </w:pPr>
       <w:r>
         <w:rPr>
           <w:b/>
           <w:bCs/>
           <w:noProof/>
-          <w:lang w:val="en-US"/>
-        </w:rPr>
-        <w:t>:</w:t>
+          <w:lang w:val="vi-VN"/>
+        </w:rPr>
+        <w:t>1. Mục đích và Đối tượng:</w:t>
       </w:r>
     </w:p>
     <w:p>
@@ -8390,13 +7458,13 @@
           <w:b/>
           <w:bCs/>
           <w:noProof/>
-          <w:lang w:val="en-US"/>
+          <w:lang w:val="vi-VN"/>
         </w:rPr>
       </w:pPr>
       <w:r>
         <w:rPr>
           <w:noProof/>
-          <w:lang w:val="en-US"/>
+          <w:lang w:val="vi-VN"/>
         </w:rPr>
         <w:t>Mục đích: Cung cấp cái nhìn toàn cảnh về sức khỏe tài chính và hiệu quả vận hành của Global Superstore, giúp nhận diện động lực tăng trưởng doanh thu, biến động lợi nhuận và các khu vực/phân khúc gặp rủi ro kinh doanh.</w:t>
       </w:r>
@@ -8411,13 +7479,13 @@
         <w:spacing w:line="360" w:lineRule="auto"/>
         <w:rPr>
           <w:noProof/>
-          <w:lang w:val="en-US"/>
+          <w:lang w:val="vi-VN"/>
         </w:rPr>
       </w:pPr>
       <w:r>
         <w:rPr>
           <w:noProof/>
-          <w:lang w:val="en-US"/>
+          <w:lang w:val="vi-VN"/>
         </w:rPr>
         <w:t>Đối tượng: Ban Lãnh đạo (Executive/C-Suite), Giám đốc Tài chính (CFO), Giám đốc Kinh doanh (CSO) và Bộ phận Hoạch định Chiến lược.</w:t>
       </w:r>
@@ -8431,7 +7499,7 @@
           <w:b/>
           <w:bCs/>
           <w:noProof/>
-          <w:lang w:val="en-US"/>
+          <w:lang w:val="vi-VN"/>
         </w:rPr>
       </w:pPr>
       <w:r>
@@ -8439,7 +7507,7 @@
           <w:b/>
           <w:bCs/>
           <w:noProof/>
-          <w:lang w:val="en-US"/>
+          <w:lang w:val="vi-VN"/>
         </w:rPr>
         <w:t>2. Phân tích Dữ liệu Chi tiết</w:t>
       </w:r>
@@ -8451,13 +7519,13 @@
         <w:ind w:left="567"/>
         <w:rPr>
           <w:noProof/>
-          <w:lang w:val="en-US"/>
+          <w:lang w:val="vi-VN"/>
         </w:rPr>
       </w:pPr>
       <w:r>
         <w:rPr>
           <w:noProof/>
-          <w:lang w:val="en-US"/>
+          <w:lang w:val="vi-VN"/>
         </w:rPr>
         <w:lastRenderedPageBreak/>
         <w:t>A. Tổng quan Bức tranh Tài chính (KPI Cards)</w:t>
@@ -8473,13 +7541,13 @@
         <w:spacing w:line="360" w:lineRule="auto"/>
         <w:rPr>
           <w:noProof/>
-          <w:lang w:val="en-US"/>
+          <w:lang w:val="vi-VN"/>
         </w:rPr>
       </w:pPr>
       <w:r>
         <w:rPr>
           <w:noProof/>
-          <w:lang w:val="en-US"/>
+          <w:lang w:val="vi-VN"/>
         </w:rPr>
         <w:t>Tổng Doanh thu (Sales): Đạt $13M, phản ánh quy mô thị trường lớn.</w:t>
       </w:r>
@@ -8494,13 +7562,13 @@
         <w:spacing w:line="360" w:lineRule="auto"/>
         <w:rPr>
           <w:noProof/>
-          <w:lang w:val="en-US"/>
+          <w:lang w:val="vi-VN"/>
         </w:rPr>
       </w:pPr>
       <w:r>
         <w:rPr>
           <w:noProof/>
-          <w:lang w:val="en-US"/>
+          <w:lang w:val="vi-VN"/>
         </w:rPr>
         <w:t>Tổng Lợi nhuận (Profit): Đạt $1.5M, biên lợi nhuận trung bình (Overall Profit Margin) duy trì ở mức 11.6%.</w:t>
       </w:r>
@@ -8515,13 +7583,13 @@
         <w:spacing w:line="360" w:lineRule="auto"/>
         <w:rPr>
           <w:noProof/>
-          <w:lang w:val="en-US"/>
+          <w:lang w:val="vi-VN"/>
         </w:rPr>
       </w:pPr>
       <w:r>
         <w:rPr>
           <w:noProof/>
-          <w:lang w:val="en-US"/>
+          <w:lang w:val="vi-VN"/>
         </w:rPr>
         <w:t>Tỷ lệ đơn hàng chịu lỗ (Loss-making order rate): Chiếm tới 24.5% (gần 1/4 tổng số đơn hàng bán ra bị lỗ).</w:t>
       </w:r>
@@ -8533,13 +7601,13 @@
         <w:ind w:left="567"/>
         <w:rPr>
           <w:noProof/>
-          <w:lang w:val="en-US"/>
+          <w:lang w:val="vi-VN"/>
         </w:rPr>
       </w:pPr>
       <w:r>
         <w:rPr>
           <w:noProof/>
-          <w:lang w:val="en-US"/>
+          <w:lang w:val="vi-VN"/>
         </w:rPr>
         <w:t>B. Xu hướng Tăng trưởng &amp; Mùa vụ (Sales &amp; Profit Trend &amp; Quarterly Revenue)</w:t>
       </w:r>
@@ -8554,13 +7622,13 @@
         <w:spacing w:line="360" w:lineRule="auto"/>
         <w:rPr>
           <w:noProof/>
-          <w:lang w:val="en-US"/>
+          <w:lang w:val="vi-VN"/>
         </w:rPr>
       </w:pPr>
       <w:r>
         <w:rPr>
           <w:noProof/>
-          <w:lang w:val="en-US"/>
+          <w:lang w:val="vi-VN"/>
         </w:rPr>
         <w:t>Xu hướng theo năm (2011–2017): Doanh thu và lợi nhuận tăng trưởng liên tục từ 2011 đến mốc đỉnh điểm vào năm 2016 ($4.1M sales / $516K profit), tuy nhiên có dấu hiệu sụt giảm mạnh vào năm 2017.</w:t>
       </w:r>
@@ -8575,13 +7643,13 @@
         <w:spacing w:line="360" w:lineRule="auto"/>
         <w:rPr>
           <w:noProof/>
-          <w:lang w:val="en-US"/>
+          <w:lang w:val="vi-VN"/>
         </w:rPr>
       </w:pPr>
       <w:r>
         <w:rPr>
           <w:noProof/>
-          <w:lang w:val="en-US"/>
+          <w:lang w:val="vi-VN"/>
         </w:rPr>
         <w:t>Tính mùa vụ theo quý (Quarterly Revenue): Doanh thu có tính chu kỳ rõ rệt. Q1 luôn có doanh thu thấp nhất năm, sau đó tăng dần qua Q2, Q3 và đạt đỉnh cao nhất vào Q4 hàng năm (đặc biệt là giai đoạn 2013–2014).</w:t>
       </w:r>
@@ -8593,13 +7661,13 @@
         <w:ind w:left="567"/>
         <w:rPr>
           <w:noProof/>
-          <w:lang w:val="en-US"/>
+          <w:lang w:val="vi-VN"/>
         </w:rPr>
       </w:pPr>
       <w:r>
         <w:rPr>
           <w:noProof/>
-          <w:lang w:val="en-US"/>
+          <w:lang w:val="vi-VN"/>
         </w:rPr>
         <w:t>C. Rủi ro theo Thị trường (Loss-making order rate by Market)</w:t>
       </w:r>
@@ -8614,13 +7682,13 @@
         <w:spacing w:line="360" w:lineRule="auto"/>
         <w:rPr>
           <w:noProof/>
-          <w:lang w:val="en-US"/>
+          <w:lang w:val="vi-VN"/>
         </w:rPr>
       </w:pPr>
       <w:r>
         <w:rPr>
           <w:noProof/>
-          <w:lang w:val="en-US"/>
+          <w:lang w:val="vi-VN"/>
         </w:rPr>
         <w:t>Tỷ lệ đơn hàng lỗ phân hóa rất lớn giữa các thị trường:</w:t>
       </w:r>
@@ -8635,13 +7703,13 @@
         <w:spacing w:line="360" w:lineRule="auto"/>
         <w:rPr>
           <w:noProof/>
-          <w:lang w:val="en-US"/>
+          <w:lang w:val="vi-VN"/>
         </w:rPr>
       </w:pPr>
       <w:r>
         <w:rPr>
           <w:noProof/>
-          <w:lang w:val="en-US"/>
+          <w:lang w:val="vi-VN"/>
         </w:rPr>
         <w:t>Thị trường rủi ro cao nhất: EMEA (32%), APAC (29%) và LATAM (26%).</w:t>
       </w:r>
@@ -8656,13 +7724,13 @@
         <w:spacing w:line="360" w:lineRule="auto"/>
         <w:rPr>
           <w:noProof/>
-          <w:lang w:val="en-US"/>
+          <w:lang w:val="vi-VN"/>
         </w:rPr>
       </w:pPr>
       <w:r>
         <w:rPr>
           <w:noProof/>
-          <w:lang w:val="en-US"/>
+          <w:lang w:val="vi-VN"/>
         </w:rPr>
         <w:t>Thị trường rủi ro thấp/an toàn: US (19%) và Canada (0% - hoàn toàn không có đơn hàng lỗ).</w:t>
       </w:r>
@@ -8674,13 +7742,13 @@
         <w:ind w:left="567"/>
         <w:rPr>
           <w:noProof/>
-          <w:lang w:val="en-US"/>
+          <w:lang w:val="vi-VN"/>
         </w:rPr>
       </w:pPr>
       <w:r>
         <w:rPr>
           <w:noProof/>
-          <w:lang w:val="en-US"/>
+          <w:lang w:val="vi-VN"/>
         </w:rPr>
         <w:t>D. Cơ cấu Phân khúc Khách hàng (Sales Contribution by Customer Segment)</w:t>
       </w:r>
@@ -8695,13 +7763,13 @@
         <w:spacing w:line="360" w:lineRule="auto"/>
         <w:rPr>
           <w:noProof/>
-          <w:lang w:val="en-US"/>
+          <w:lang w:val="vi-VN"/>
         </w:rPr>
       </w:pPr>
       <w:r>
         <w:rPr>
           <w:noProof/>
-          <w:lang w:val="en-US"/>
+          <w:lang w:val="vi-VN"/>
         </w:rPr>
         <w:t>Consumer (Khách hàng cá nhân): Là phân khúc chủ lực, đóng góp 51.44% tổng doanh thu.</w:t>
       </w:r>
@@ -8716,13 +7784,13 @@
         <w:spacing w:line="360" w:lineRule="auto"/>
         <w:rPr>
           <w:noProof/>
-          <w:lang w:val="en-US"/>
+          <w:lang w:val="vi-VN"/>
         </w:rPr>
       </w:pPr>
       <w:r>
         <w:rPr>
           <w:noProof/>
-          <w:lang w:val="en-US"/>
+          <w:lang w:val="vi-VN"/>
         </w:rPr>
         <w:t>Corporate (Doanh nghiệp): Chiếm vị trí thứ hai với 30.28% doanh thu.</w:t>
       </w:r>
@@ -8737,13 +7805,13 @@
         <w:spacing w:line="360" w:lineRule="auto"/>
         <w:rPr>
           <w:noProof/>
-          <w:lang w:val="en-US"/>
+          <w:lang w:val="vi-VN"/>
         </w:rPr>
       </w:pPr>
       <w:r>
         <w:rPr>
           <w:noProof/>
-          <w:lang w:val="en-US"/>
+          <w:lang w:val="vi-VN"/>
         </w:rPr>
         <w:t>Home Office (Văn phòng nhỏ/Tại nhà): Đóng góp thấp nhất với 18.28% doanh thu.</w:t>
       </w:r>
@@ -8753,6 +7821,141 @@
         <w:pStyle w:val="font-claude-response-body"/>
         <w:spacing w:line="360" w:lineRule="auto"/>
         <w:ind w:left="567"/>
+        <w:rPr>
+          <w:b/>
+          <w:bCs/>
+          <w:noProof/>
+          <w:lang w:val="vi-VN"/>
+        </w:rPr>
+      </w:pPr>
+      <w:r>
+        <w:rPr>
+          <w:b/>
+          <w:bCs/>
+          <w:noProof/>
+          <w:lang w:val="vi-VN"/>
+        </w:rPr>
+        <w:t>3. Business Insights chính từ Dashboard 1</w:t>
+      </w:r>
+    </w:p>
+    <w:p>
+      <w:pPr>
+        <w:pStyle w:val="font-claude-response-body"/>
+        <w:spacing w:line="360" w:lineRule="auto"/>
+        <w:ind w:left="567"/>
+        <w:rPr>
+          <w:noProof/>
+          <w:lang w:val="vi-VN"/>
+        </w:rPr>
+      </w:pPr>
+      <w:r>
+        <w:rPr>
+          <w:noProof/>
+          <w:lang w:val="vi-VN"/>
+        </w:rPr>
+        <w:lastRenderedPageBreak/>
+        <w:t>Hiệu quả kinh doanh bị xói mòn bởi đơn hàng lỗ: Mặc dù doanh thu chạm mốc $13M nhưng biên lợi nhuận chỉ đạt 11.6%. Lý do chính là có đến 24.5% đơn hàng đang bán lỗ, trong đó khu vực EMEA và APAC là 2 "điểm nóng" cần rà soát lại chính sách chiết khấu (discount) và chi phí vận chuyển (shipping cost).</w:t>
+      </w:r>
+    </w:p>
+    <w:p>
+      <w:pPr>
+        <w:pStyle w:val="font-claude-response-body"/>
+        <w:spacing w:line="360" w:lineRule="auto"/>
+        <w:ind w:left="567"/>
+        <w:rPr>
+          <w:noProof/>
+          <w:lang w:val="vi-VN"/>
+        </w:rPr>
+      </w:pPr>
+      <w:r>
+        <w:rPr>
+          <w:noProof/>
+          <w:lang w:val="vi-VN"/>
+        </w:rPr>
+        <w:t>Nguồn thu phụ thuộc lớn vào phân khúc Consumer và chu kỳ Q4: Doanh thu phụ thuộc hơn 50% vào nhóm khách hàng cá nhân và chịu áp lực mùa vụ rất lớn vào Quý 4. Doanh nghiệp gặp rủi ro hụt dòng tiền vào Quý 1 nếu không có chiến lược kích cầu hợp lý.</w:t>
+      </w:r>
+    </w:p>
+    <w:p>
+      <w:pPr>
+        <w:pStyle w:val="font-claude-response-body"/>
+        <w:spacing w:line="360" w:lineRule="auto"/>
+        <w:ind w:left="567"/>
+        <w:rPr>
+          <w:noProof/>
+          <w:lang w:val="vi-VN"/>
+        </w:rPr>
+      </w:pPr>
+      <w:r>
+        <w:rPr>
+          <w:noProof/>
+          <w:lang w:val="vi-VN"/>
+        </w:rPr>
+        <w:t>Cảnh báo dấu hiệu suy giảm tăng trưởng năm 2017: Doanh thu và lợi nhuận sau giai đoạn đỉnh cao 2016 đang có xu hướng lao dốc vào năm 2017, đòi hỏi Ban Quản trị phải tái cấu trúc danh mục sản phẩm và tối ưu lại chi phí vận hành ngay lập tức.</w:t>
+      </w:r>
+    </w:p>
+    <w:p>
+      <w:pPr>
+        <w:pStyle w:val="Heading3"/>
+        <w:ind w:left="567"/>
+        <w:rPr>
+          <w:lang w:val="en-US"/>
+        </w:rPr>
+      </w:pPr>
+      <w:r>
+        <w:t>4.3.2 DASHBOARD 2: BÁO CÁO PHÂN NHÓM KHÁCH HÀNG THEO MÔ HÌNH RFM</w:t>
+      </w:r>
+    </w:p>
+    <w:p>
+      <w:pPr>
+        <w:ind w:left="567"/>
+        <w:rPr>
+          <w:lang w:val="en-US"/>
+        </w:rPr>
+      </w:pPr>
+      <w:r>
+        <w:drawing>
+          <wp:inline distT="0" distB="0" distL="0" distR="0" wp14:anchorId="62D815F8" wp14:editId="2DCA03B1">
+            <wp:extent cx="5943600" cy="3407410"/>
+            <wp:effectExtent l="0" t="0" r="0" b="2540"/>
+            <wp:docPr id="526612784" name="Picture 1"/>
+            <wp:cNvGraphicFramePr>
+              <a:graphicFrameLocks xmlns:a="http://schemas.openxmlformats.org/drawingml/2006/main" noChangeAspect="1"/>
+            </wp:cNvGraphicFramePr>
+            <a:graphic xmlns:a="http://schemas.openxmlformats.org/drawingml/2006/main">
+              <a:graphicData uri="http://schemas.openxmlformats.org/drawingml/2006/picture">
+                <pic:pic xmlns:pic="http://schemas.openxmlformats.org/drawingml/2006/picture">
+                  <pic:nvPicPr>
+                    <pic:cNvPr id="526612784" name=""/>
+                    <pic:cNvPicPr/>
+                  </pic:nvPicPr>
+                  <pic:blipFill>
+                    <a:blip r:embed="rId25"/>
+                    <a:stretch>
+                      <a:fillRect/>
+                    </a:stretch>
+                  </pic:blipFill>
+                  <pic:spPr>
+                    <a:xfrm>
+                      <a:off x="0" y="0"/>
+                      <a:ext cx="5943600" cy="3407410"/>
+                    </a:xfrm>
+                    <a:prstGeom prst="rect">
+                      <a:avLst/>
+                    </a:prstGeom>
+                  </pic:spPr>
+                </pic:pic>
+              </a:graphicData>
+            </a:graphic>
+          </wp:inline>
+        </w:drawing>
+      </w:r>
+    </w:p>
+    <w:p>
+      <w:pPr>
+        <w:pStyle w:val="font-claude-response-body"/>
+        <w:spacing w:line="360" w:lineRule="auto"/>
+        <w:ind w:left="567"/>
+        <w:jc w:val="center"/>
         <w:rPr>
           <w:b/>
           <w:bCs/>
@@ -8765,9 +7968,18 @@
           <w:b/>
           <w:bCs/>
           <w:noProof/>
+          <w:lang w:val="vi-VN"/>
+        </w:rPr>
+        <w:t xml:space="preserve">Dashboard </w:t>
+      </w:r>
+      <w:r>
+        <w:rPr>
+          <w:b/>
+          <w:bCs/>
+          <w:noProof/>
           <w:lang w:val="en-US"/>
         </w:rPr>
-        <w:t>3. Business Insights chính từ Dashboard 1</w:t>
+        <w:t>2</w:t>
       </w:r>
     </w:p>
     <w:p>
@@ -8776,17 +7988,447 @@
         <w:spacing w:line="360" w:lineRule="auto"/>
         <w:ind w:left="567"/>
         <w:rPr>
+          <w:b/>
+          <w:bCs/>
+          <w:noProof/>
+          <w:lang w:val="vi-VN"/>
+        </w:rPr>
+      </w:pPr>
+      <w:r>
+        <w:rPr>
+          <w:b/>
+          <w:bCs/>
+          <w:noProof/>
+          <w:lang w:val="vi-VN"/>
+        </w:rPr>
+        <w:t>1. Mục đích và Đối tượng</w:t>
+      </w:r>
+    </w:p>
+    <w:p>
+      <w:pPr>
+        <w:pStyle w:val="font-claude-response-body"/>
+        <w:numPr>
+          <w:ilvl w:val="0"/>
+          <w:numId w:val="15"/>
+        </w:numPr>
+        <w:spacing w:line="360" w:lineRule="auto"/>
+        <w:rPr>
+          <w:noProof/>
+          <w:lang w:val="vi-VN"/>
+        </w:rPr>
+      </w:pPr>
+      <w:r>
+        <w:rPr>
+          <w:noProof/>
+          <w:lang w:val="vi-VN"/>
+        </w:rPr>
+        <w:lastRenderedPageBreak/>
+        <w:t>Mục đích: Phân nhóm khách hàng dựa trên mô hình RFM (Recency, Frequency, Monetary), đánh giá mức độ đóng góp lợi nhuận theo danh mục sản phẩm và nhận diện nhóm danh mục chủ lực (Pareto 80/20) để tối ưu hóa chiến lược Marketing, giữ chân khách hàng và phân bổ nguồn lực kinh doanh.</w:t>
+      </w:r>
+    </w:p>
+    <w:p>
+      <w:pPr>
+        <w:pStyle w:val="font-claude-response-body"/>
+        <w:numPr>
+          <w:ilvl w:val="0"/>
+          <w:numId w:val="15"/>
+        </w:numPr>
+        <w:spacing w:line="360" w:lineRule="auto"/>
+        <w:rPr>
+          <w:noProof/>
+          <w:lang w:val="vi-VN"/>
+        </w:rPr>
+      </w:pPr>
+      <w:r>
+        <w:rPr>
+          <w:noProof/>
+          <w:lang w:val="vi-VN"/>
+        </w:rPr>
+        <w:t>Đối tượng: Giám đốc Marketing (CMO), Trưởng phòng Chăm sóc Khách hàng (CRM Manager), Bộ phận Phát triển Sản phẩm và Đội ngũ Tối ưu hóa Dòng doanh thu.</w:t>
+      </w:r>
+    </w:p>
+    <w:p>
+      <w:pPr>
+        <w:pStyle w:val="font-claude-response-body"/>
+        <w:spacing w:line="360" w:lineRule="auto"/>
+        <w:ind w:left="567"/>
+        <w:rPr>
+          <w:b/>
+          <w:bCs/>
+          <w:noProof/>
+          <w:lang w:val="vi-VN"/>
+        </w:rPr>
+      </w:pPr>
+      <w:r>
+        <w:rPr>
+          <w:b/>
+          <w:bCs/>
+          <w:noProof/>
+          <w:lang w:val="vi-VN"/>
+        </w:rPr>
+        <w:t>2. Phân tích Dữ liệu Chi tiết</w:t>
+      </w:r>
+    </w:p>
+    <w:p>
+      <w:pPr>
+        <w:pStyle w:val="font-claude-response-body"/>
+        <w:spacing w:line="360" w:lineRule="auto"/>
+        <w:ind w:left="567"/>
+        <w:rPr>
+          <w:noProof/>
+          <w:lang w:val="vi-VN"/>
+        </w:rPr>
+      </w:pPr>
+      <w:r>
+        <w:rPr>
+          <w:noProof/>
+          <w:lang w:val="vi-VN"/>
+        </w:rPr>
+        <w:t>A. Chỉ số Phân cụm Khách hàng cốt lõi (RFM KPI Cards)</w:t>
+      </w:r>
+    </w:p>
+    <w:p>
+      <w:pPr>
+        <w:pStyle w:val="font-claude-response-body"/>
+        <w:numPr>
+          <w:ilvl w:val="0"/>
+          <w:numId w:val="15"/>
+        </w:numPr>
+        <w:spacing w:line="360" w:lineRule="auto"/>
+        <w:rPr>
+          <w:noProof/>
+          <w:lang w:val="vi-VN"/>
+        </w:rPr>
+      </w:pPr>
+      <w:r>
+        <w:rPr>
+          <w:noProof/>
+          <w:lang w:val="vi-VN"/>
+        </w:rPr>
+        <w:t>Tổng số khách hàng (Count Customer): 4,873 khách hàng độc bản trong hệ thống.</w:t>
+      </w:r>
+    </w:p>
+    <w:p>
+      <w:pPr>
+        <w:pStyle w:val="font-claude-response-body"/>
+        <w:numPr>
+          <w:ilvl w:val="0"/>
+          <w:numId w:val="15"/>
+        </w:numPr>
+        <w:spacing w:line="360" w:lineRule="auto"/>
+        <w:rPr>
+          <w:noProof/>
+          <w:lang w:val="vi-VN"/>
+        </w:rPr>
+      </w:pPr>
+      <w:r>
+        <w:rPr>
+          <w:noProof/>
+          <w:lang w:val="vi-VN"/>
+        </w:rPr>
+        <w:t>Nhóm Champions (Khách hàng trung thành / Giá trị nhất): Có 422 khách hàng (chiếm ~8.7%), nhưng đóng góp tới $227K doanh thu.</w:t>
+      </w:r>
+    </w:p>
+    <w:p>
+      <w:pPr>
+        <w:pStyle w:val="font-claude-response-body"/>
+        <w:numPr>
+          <w:ilvl w:val="0"/>
+          <w:numId w:val="15"/>
+        </w:numPr>
+        <w:spacing w:line="360" w:lineRule="auto"/>
+        <w:rPr>
+          <w:noProof/>
+          <w:lang w:val="vi-VN"/>
+        </w:rPr>
+      </w:pPr>
+      <w:r>
+        <w:rPr>
+          <w:noProof/>
+          <w:lang w:val="vi-VN"/>
+        </w:rPr>
+        <w:t>Nhóm Can't Lose Them (Cần giữ chân gấp / Nguy cơ cao): Có 394 khách hàng (chiếm ~8%), đang nắm giữ $201K doanh thu có rủi ro mất đi.</w:t>
+      </w:r>
+    </w:p>
+    <w:p>
+      <w:pPr>
+        <w:pStyle w:val="font-claude-response-body"/>
+        <w:spacing w:line="360" w:lineRule="auto"/>
+        <w:ind w:left="567"/>
+        <w:rPr>
+          <w:noProof/>
+          <w:lang w:val="vi-VN"/>
+        </w:rPr>
+      </w:pPr>
+      <w:r>
+        <w:rPr>
+          <w:noProof/>
+          <w:lang w:val="vi-VN"/>
+        </w:rPr>
+        <w:t>B. Cơ cấu Phân khúc Khách hàng (Customer Segment Structure - Treemap)</w:t>
+      </w:r>
+    </w:p>
+    <w:p>
+      <w:pPr>
+        <w:pStyle w:val="font-claude-response-body"/>
+        <w:numPr>
+          <w:ilvl w:val="0"/>
+          <w:numId w:val="15"/>
+        </w:numPr>
+        <w:spacing w:line="360" w:lineRule="auto"/>
+        <w:rPr>
+          <w:noProof/>
+          <w:lang w:val="vi-VN"/>
+        </w:rPr>
+      </w:pPr>
+      <w:r>
+        <w:rPr>
+          <w:noProof/>
+          <w:lang w:val="vi-VN"/>
+        </w:rPr>
+        <w:t>Low spending loyal (1,242): Nhóm chiếm số lượng đông nhất, có tần suất mua đều nhưng giá trị đơn hàng thấp.</w:t>
+      </w:r>
+    </w:p>
+    <w:p>
+      <w:pPr>
+        <w:pStyle w:val="font-claude-response-body"/>
+        <w:numPr>
+          <w:ilvl w:val="0"/>
+          <w:numId w:val="15"/>
+        </w:numPr>
+        <w:spacing w:line="360" w:lineRule="auto"/>
+        <w:rPr>
+          <w:noProof/>
+          <w:lang w:val="vi-VN"/>
+        </w:rPr>
+      </w:pPr>
+      <w:r>
+        <w:rPr>
+          <w:noProof/>
+          <w:lang w:val="vi-VN"/>
+        </w:rPr>
+        <w:t>Valuable (723) &amp; Most valuable (479): Hai nhóm khách hàng mang lại giá trị cao, duy trì mua sắm ổn định.</w:t>
+      </w:r>
+    </w:p>
+    <w:p>
+      <w:pPr>
+        <w:pStyle w:val="font-claude-response-body"/>
+        <w:numPr>
+          <w:ilvl w:val="0"/>
+          <w:numId w:val="15"/>
+        </w:numPr>
+        <w:spacing w:line="360" w:lineRule="auto"/>
+        <w:rPr>
+          <w:noProof/>
+          <w:lang w:val="vi-VN"/>
+        </w:rPr>
+      </w:pPr>
+      <w:r>
+        <w:rPr>
+          <w:noProof/>
+          <w:lang w:val="vi-VN"/>
+        </w:rPr>
+        <w:t>Churn high spending (531): Nhóm đã từng chi tiêu rất nhiều nhưng lâu rồi chưa quay lại mua hàng (cần chiến lược kích hoạt lại ngay).</w:t>
+      </w:r>
+    </w:p>
+    <w:p>
+      <w:pPr>
+        <w:pStyle w:val="font-claude-response-body"/>
+        <w:numPr>
+          <w:ilvl w:val="0"/>
+          <w:numId w:val="15"/>
+        </w:numPr>
+        <w:spacing w:line="360" w:lineRule="auto"/>
+        <w:rPr>
+          <w:noProof/>
+          <w:lang w:val="vi-VN"/>
+        </w:rPr>
+      </w:pPr>
+      <w:r>
+        <w:rPr>
+          <w:noProof/>
+          <w:lang w:val="vi-VN"/>
+        </w:rPr>
+        <w:t>Các nhóm còn lại (</w:t>
+      </w:r>
+      <w:r>
+        <w:rPr>
+          <w:i/>
+          <w:iCs/>
+          <w:noProof/>
+          <w:lang w:val="vi-VN"/>
+        </w:rPr>
+        <w:t>New low spending: 665, Regular: 386, Other: 273, Frequent: 263</w:t>
+      </w:r>
+      <w:r>
+        <w:rPr>
+          <w:noProof/>
+          <w:lang w:val="vi-VN"/>
+        </w:rPr>
+        <w:t>) phân bổ rải rác theo hành vi mua.</w:t>
+      </w:r>
+    </w:p>
+    <w:p>
+      <w:pPr>
+        <w:pStyle w:val="font-claude-response-body"/>
+        <w:spacing w:line="360" w:lineRule="auto"/>
+        <w:ind w:left="567"/>
+        <w:rPr>
+          <w:noProof/>
+          <w:lang w:val="vi-VN"/>
+        </w:rPr>
+      </w:pPr>
+      <w:r>
+        <w:rPr>
+          <w:noProof/>
+          <w:lang w:val="vi-VN"/>
+        </w:rPr>
+        <w:t>C. Tối ưu Danh mục theo Quy tắc Pareto (Pareto Analysis 80/20)</w:t>
+      </w:r>
+    </w:p>
+    <w:p>
+      <w:pPr>
+        <w:pStyle w:val="font-claude-response-body"/>
+        <w:numPr>
+          <w:ilvl w:val="0"/>
+          <w:numId w:val="15"/>
+        </w:numPr>
+        <w:spacing w:line="360" w:lineRule="auto"/>
+        <w:rPr>
+          <w:noProof/>
+          <w:lang w:val="vi-VN"/>
+        </w:rPr>
+      </w:pPr>
+      <w:r>
+        <w:rPr>
+          <w:noProof/>
+          <w:lang w:val="vi-VN"/>
+        </w:rPr>
+        <w:t xml:space="preserve">Nhóm sản phẩm chủ lực (Mang lại ~80% doanh thu): Tập trung vào các dòng danh mục đứng đầu gồm Phones, Copiers, Chairs, Bookcases, Storage, Appliances, </w:t>
+      </w:r>
+      <w:r>
+        <w:rPr>
+          <w:noProof/>
+          <w:lang w:val="vi-VN"/>
+        </w:rPr>
+        <w:lastRenderedPageBreak/>
+        <w:t>Machines, Tables, Accessories, Binders. Trong đó riêng Phones và Copiers đóng góp tỷ trọng vượt trội nhất.</w:t>
+      </w:r>
+    </w:p>
+    <w:p>
+      <w:pPr>
+        <w:pStyle w:val="font-claude-response-body"/>
+        <w:numPr>
+          <w:ilvl w:val="0"/>
+          <w:numId w:val="15"/>
+        </w:numPr>
+        <w:spacing w:line="360" w:lineRule="auto"/>
+        <w:rPr>
+          <w:noProof/>
+          <w:lang w:val="vi-VN"/>
+        </w:rPr>
+      </w:pPr>
+      <w:r>
+        <w:rPr>
+          <w:noProof/>
+          <w:lang w:val="vi-VN"/>
+        </w:rPr>
+        <w:t>Nhóm sản phẩm đóng góp thấp (20% doanh thu còn lại): Gồm Furnishings, Art, Paper, Supplies, Envelopes, Fasteners, Labels.</w:t>
+      </w:r>
+    </w:p>
+    <w:p>
+      <w:pPr>
+        <w:pStyle w:val="font-claude-response-body"/>
+        <w:spacing w:line="360" w:lineRule="auto"/>
+        <w:ind w:left="567"/>
+        <w:rPr>
+          <w:noProof/>
+          <w:lang w:val="vi-VN"/>
+        </w:rPr>
+      </w:pPr>
+      <w:r>
+        <w:rPr>
+          <w:noProof/>
+          <w:lang w:val="vi-VN"/>
+        </w:rPr>
+        <w:t>D</w:t>
+      </w:r>
+      <w:r>
+        <w:rPr>
           <w:noProof/>
           <w:lang w:val="en-US"/>
         </w:rPr>
-      </w:pPr>
+        <w:t xml:space="preserve">. </w:t>
+      </w:r>
       <w:r>
         <w:rPr>
           <w:noProof/>
-          <w:lang w:val="en-US"/>
-        </w:rPr>
-        <w:lastRenderedPageBreak/>
-        <w:t>Hiệu quả kinh doanh bị xói mòn bởi đơn hàng lỗ: Mặc dù doanh thu chạm mốc $13M nhưng biên lợi nhuận chỉ đạt 11.6%. Lý do chính là có đến 24.5% đơn hàng đang bán lỗ, trong đó khu vực EMEA và APAC là 2 "điểm nóng" cần rà soát lại chính sách chiết khấu (discount) và chi phí vận chuyển (shipping cost).</w:t>
+          <w:lang w:val="vi-VN"/>
+        </w:rPr>
+        <w:t>Đóng góp Lợi nhuận theo Danh mục &amp; Phân khúc (Profit by Category &amp; Segment)</w:t>
+      </w:r>
+    </w:p>
+    <w:p>
+      <w:pPr>
+        <w:pStyle w:val="font-claude-response-body"/>
+        <w:numPr>
+          <w:ilvl w:val="0"/>
+          <w:numId w:val="15"/>
+        </w:numPr>
+        <w:spacing w:line="360" w:lineRule="auto"/>
+        <w:rPr>
+          <w:noProof/>
+          <w:lang w:val="vi-VN"/>
+        </w:rPr>
+      </w:pPr>
+      <w:r>
+        <w:rPr>
+          <w:noProof/>
+          <w:lang w:val="vi-VN"/>
+        </w:rPr>
+        <w:t>Technology (Công nghệ): Là nhóm mang lại lợi nhuận cao nhất (vượt $600K profit), trong đó phân khúc Consumer đóng góp lớn nhất (23.30%), tiếp theo là Corporate (12.97%) và Home Office (8.97%).</w:t>
+      </w:r>
+    </w:p>
+    <w:p>
+      <w:pPr>
+        <w:pStyle w:val="font-claude-response-body"/>
+        <w:numPr>
+          <w:ilvl w:val="0"/>
+          <w:numId w:val="15"/>
+        </w:numPr>
+        <w:spacing w:line="360" w:lineRule="auto"/>
+        <w:rPr>
+          <w:noProof/>
+          <w:lang w:val="vi-VN"/>
+        </w:rPr>
+      </w:pPr>
+      <w:r>
+        <w:rPr>
+          <w:noProof/>
+          <w:lang w:val="vi-VN"/>
+        </w:rPr>
+        <w:t>Office Supplies (Văn phòng phẩm): Mang lại lợi nhuận ổn định thứ hai (vượt $500K profit), dẫn đầu bởi Consumer (17.21%) và Corporate (11.43%).</w:t>
+      </w:r>
+    </w:p>
+    <w:p>
+      <w:pPr>
+        <w:pStyle w:val="font-claude-response-body"/>
+        <w:numPr>
+          <w:ilvl w:val="0"/>
+          <w:numId w:val="15"/>
+        </w:numPr>
+        <w:spacing w:line="360" w:lineRule="auto"/>
+        <w:rPr>
+          <w:noProof/>
+          <w:lang w:val="vi-VN"/>
+        </w:rPr>
+      </w:pPr>
+      <w:r>
+        <w:rPr>
+          <w:noProof/>
+          <w:lang w:val="vi-VN"/>
+        </w:rPr>
+        <w:t>Furniture (Nội thất): Có mức lợi nhuận thấp nhất (dưới $300K profit), nhóm Consumer chỉ đóng góp 10.48%.</w:t>
       </w:r>
     </w:p>
     <w:p>
@@ -8795,43 +8437,128 @@
         <w:spacing w:line="360" w:lineRule="auto"/>
         <w:ind w:left="567"/>
         <w:rPr>
+          <w:b/>
+          <w:bCs/>
           <w:noProof/>
-          <w:lang w:val="en-US"/>
-        </w:rPr>
-      </w:pPr>
-      <w:r>
-        <w:rPr>
+          <w:lang w:val="vi-VN"/>
+        </w:rPr>
+      </w:pPr>
+      <w:r>
+        <w:rPr>
+          <w:b/>
+          <w:bCs/>
           <w:noProof/>
-          <w:lang w:val="en-US"/>
-        </w:rPr>
-        <w:t>Nguồn thu phụ thuộc lớn vào phân khúc Consumer và chu kỳ Q4: Doanh thu phụ thuộc hơn 50% vào nhóm khách hàng cá nhân và chịu áp lực mùa vụ rất lớn vào Quý 4. Doanh nghiệp gặp rủi ro hụt dòng tiền vào Quý 1 nếu không có chiến lược kích cầu hợp lý.</w:t>
+          <w:lang w:val="vi-VN"/>
+        </w:rPr>
+        <w:t>3. Business Insights chính từ Dashboard 2</w:t>
       </w:r>
     </w:p>
     <w:p>
       <w:pPr>
         <w:pStyle w:val="font-claude-response-body"/>
         <w:spacing w:line="360" w:lineRule="auto"/>
-        <w:ind w:left="567"/>
+        <w:ind w:left="720"/>
         <w:rPr>
           <w:noProof/>
-          <w:lang w:val="en-US"/>
+          <w:lang w:val="vi-VN"/>
         </w:rPr>
       </w:pPr>
       <w:r>
         <w:rPr>
           <w:noProof/>
-          <w:lang w:val="en-US"/>
-        </w:rPr>
-        <w:t>Cảnh báo dấu hiệu suy giảm tăng trưởng năm 2017: Doanh thu và lợi nhuận sau giai đoạn đỉnh cao 2016 đang có xu hướng lao dốc vào năm 2017, đòi hỏi Ban Quản trị phải tái cấu trúc danh mục sản phẩm và tối ưu lại chi phí vận hành ngay lập tức.</w:t>
+          <w:lang w:val="vi-VN"/>
+        </w:rPr>
+        <w:t>Rủi ro mất doanh thu lớn từ nhóm VIP có nguy cơ Churn: Nhóm Can't Lose Them (394 khách) và Churn high spending (531 khách) đang nắm giữ một khoản doanh thu cực kỳ lớn ($201K+). Việc nhóm này dừng mua hàng sẽ gây sụt giảm doanh thu nghiêm trọng. Doanh nghiệp cần ưu tiên ngân sách CSKH để đưa ra chính sách tri ân/khuyến mãi cá nhân hóa nhằm "kích hoạt" lại họ.</w:t>
       </w:r>
     </w:p>
     <w:p>
       <w:pPr>
         <w:pStyle w:val="font-claude-response-body"/>
         <w:spacing w:line="360" w:lineRule="auto"/>
+        <w:ind w:left="720"/>
+        <w:rPr>
+          <w:noProof/>
+          <w:lang w:val="vi-VN"/>
+        </w:rPr>
+      </w:pPr>
+      <w:r>
+        <w:rPr>
+          <w:noProof/>
+          <w:lang w:val="vi-VN"/>
+        </w:rPr>
+        <w:t>Quy luật Pareto thể hiện rõ trong danh mục sản phẩm: Doanh thu chủ yếu đến từ các thiết bị công nghệ và máy móc văn phòng (</w:t>
+      </w:r>
+      <w:r>
+        <w:rPr>
+          <w:i/>
+          <w:iCs/>
+          <w:noProof/>
+          <w:lang w:val="vi-VN"/>
+        </w:rPr>
+        <w:t>Phones, Copiers, Chairs, Storage</w:t>
+      </w:r>
+      <w:r>
+        <w:rPr>
+          <w:noProof/>
+          <w:lang w:val="vi-VN"/>
+        </w:rPr>
+        <w:t>). Cần tập trung tối ưu tồn kho và đẩy mạnh khuyến mãi cho nhóm 20% sản phẩm chủ lực này thay vì dàn trải nguồn lực cho các phụ kiện nhỏ (</w:t>
+      </w:r>
+      <w:r>
+        <w:rPr>
+          <w:i/>
+          <w:iCs/>
+          <w:noProof/>
+          <w:lang w:val="vi-VN"/>
+        </w:rPr>
+        <w:t>Labels, Fasteners</w:t>
+      </w:r>
+      <w:r>
+        <w:rPr>
+          <w:noProof/>
+          <w:lang w:val="vi-VN"/>
+        </w:rPr>
+        <w:t>).</w:t>
+      </w:r>
+    </w:p>
+    <w:p>
+      <w:pPr>
+        <w:pStyle w:val="font-claude-response-body"/>
+        <w:spacing w:line="360" w:lineRule="auto"/>
+        <w:ind w:left="720"/>
+        <w:rPr>
+          <w:noProof/>
+          <w:lang w:val="vi-VN"/>
+        </w:rPr>
+      </w:pPr>
+      <w:r>
+        <w:rPr>
+          <w:noProof/>
+          <w:lang w:val="vi-VN"/>
+        </w:rPr>
+        <w:t>Mặt hàng Technology và nhóm Consumer là "động cơ" tạo ra lợi nhuận: Phân khúc Consumer đóng góp tỷ lệ lợi nhuận cao nhất trên toàn bộ 3 ngành hàng (đặc biệt là 23.30% ở mảng Technology). Đây là phân khúc khách hàng cần tập trung tối ưu trải nghiệm mua sắm và Upsell/Cross-sell các sản phẩm công nghệ đi kèm.</w:t>
+      </w:r>
+    </w:p>
+    <w:p>
+      <w:pPr>
+        <w:pStyle w:val="font-claude-response-body"/>
+        <w:spacing w:line="360" w:lineRule="auto"/>
+        <w:ind w:left="567"/>
+        <w:rPr>
+          <w:noProof/>
+          <w:lang w:val="vi-VN"/>
+        </w:rPr>
+      </w:pPr>
+    </w:p>
+    <w:p>
+      <w:pPr>
+        <w:pStyle w:val="font-claude-response-body"/>
+        <w:spacing w:line="360" w:lineRule="auto"/>
         <w:rPr>
           <w:b/>
           <w:bCs/>
+          <w:noProof/>
+          <w:lang w:val="vi-VN"/>
         </w:rPr>
       </w:pPr>
     </w:p>
@@ -8873,7 +8600,7 @@
 </file>
 
 <file path=word/endnotes.xml><?xml version="1.0" encoding="utf-8"?>
-<w:endnotes xmlns:wpc="http://schemas.microsoft.com/office/word/2010/wordprocessingCanvas" xmlns:cx="http://schemas.microsoft.com/office/drawing/2014/chartex" xmlns:cx1="http://schemas.microsoft.com/office/drawing/2015/9/8/chartex" xmlns:cx2="http://schemas.microsoft.com/office/drawing/2015/10/21/chartex" xmlns:cx3="http://schemas.microsoft.com/office/drawing/2016/5/9/chartex" xmlns:cx4="http://schemas.microsoft.com/office/drawing/2016/5/10/chartex" xmlns:cx5="http://schemas.microsoft.com/office/drawing/2016/5/11/chartex" xmlns:cx6="http://schemas.microsoft.com/office/drawing/2016/5/12/chartex" xmlns:cx7="http://schemas.microsoft.com/office/drawing/2016/5/13/chartex" xmlns:cx8="http://schemas.microsoft.com/office/drawing/2016/5/14/chartex" xmlns:mc="http://schemas.openxmlformats.org/markup-compatibility/2006" xmlns:aink="http://schemas.microsoft.com/office/drawing/2016/ink" xmlns:am3d="http://schemas.microsoft.com/office/drawing/2017/model3d" xmlns:o="urn:schemas-microsoft-com:office:office" xmlns:oel="http://schemas.microsoft.com/office/2019/extlst" xmlns:r="http://schemas.openxmlformats.org/officeDocument/2006/relationships" xmlns:m="http://schemas.openxmlformats.org/officeDocument/2006/math" xmlns:v="urn:schemas-microsoft-com:vml" xmlns:wp14="http://schemas.microsoft.com/office/word/2010/wordprocessingDrawing" xmlns:wp="http://schemas.openxmlformats.org/drawingml/2006/wordprocessingDrawing" xmlns:w10="urn:schemas-microsoft-com:office:word" xmlns:w="http://schemas.openxmlformats.org/wordprocessingml/2006/main" xmlns:w14="http://schemas.microsoft.com/office/word/2010/wordml" xmlns:w15="http://schemas.microsoft.com/office/word/2012/wordml" xmlns:w16cex="http://schemas.microsoft.com/office/word/2018/wordml/cex" xmlns:w16cid="http://schemas.microsoft.com/office/word/2016/wordml/cid" xmlns:w16="http://schemas.microsoft.com/office/word/2018/wordml" xmlns:w16du="http://schemas.microsoft.com/office/word/2023/wordml/word16du" xmlns:w16sdtdh="http://schemas.microsoft.com/office/word/2020/wordml/sdtdatahash" xmlns:w16sdtfl="http://schemas.microsoft.com/office/word/2024/wordml/sdtformatlock" xmlns:w16se="http://schemas.microsoft.com/office/word/2015/wordml/symex" xmlns:wpg="http://schemas.microsoft.com/office/word/2010/wordprocessingGroup" xmlns:wpi="http://schemas.microsoft.com/office/word/2010/wordprocessingInk" xmlns:wne="http://schemas.microsoft.com/office/word/2006/wordml" xmlns:wps="http://schemas.microsoft.com/office/word/2010/wordprocessingShape" mc:Ignorable="w14 w15 w16se w16cid w16 w16cex w16sdtdh w16sdtfl w16du wp14">
+<w:endnotes xmlns:wpc="http://schemas.microsoft.com/office/word/2010/wordprocessingCanvas" xmlns:cx="http://schemas.microsoft.com/office/drawing/2014/chartex" xmlns:cx1="http://schemas.microsoft.com/office/drawing/2015/9/8/chartex" xmlns:cx2="http://schemas.microsoft.com/office/drawing/2015/10/21/chartex" xmlns:cx3="http://schemas.microsoft.com/office/drawing/2016/5/9/chartex" xmlns:cx4="http://schemas.microsoft.com/office/drawing/2016/5/10/chartex" xmlns:cx5="http://schemas.microsoft.com/office/drawing/2016/5/11/chartex" xmlns:cx6="http://schemas.microsoft.com/office/drawing/2016/5/12/chartex" xmlns:cx7="http://schemas.microsoft.com/office/drawing/2016/5/13/chartex" xmlns:cx8="http://schemas.microsoft.com/office/drawing/2016/5/14/chartex" xmlns:mc="http://schemas.openxmlformats.org/markup-compatibility/2006" xmlns:aink="http://schemas.microsoft.com/office/drawing/2016/ink" xmlns:am3d="http://schemas.microsoft.com/office/drawing/2017/model3d" xmlns:o="urn:schemas-microsoft-com:office:office" xmlns:oel="http://schemas.microsoft.com/office/2019/extlst" xmlns:r="http://schemas.openxmlformats.org/officeDocument/2006/relationships" xmlns:m="http://schemas.openxmlformats.org/officeDocument/2006/math" xmlns:v="urn:schemas-microsoft-com:vml" xmlns:wp14="http://schemas.microsoft.com/office/word/2010/wordprocessingDrawing" xmlns:wp="http://schemas.openxmlformats.org/drawingml/2006/wordprocessingDrawing" xmlns:w10="urn:schemas-microsoft-com:office:word" xmlns:w="http://schemas.openxmlformats.org/wordprocessingml/2006/main" xmlns:w14="http://schemas.microsoft.com/office/word/2010/wordml" xmlns:w15="http://schemas.microsoft.com/office/word/2012/wordml" xmlns:w16cei="http://schemas.microsoft.com/office/word/2026/wordml/cei" xmlns:w16cex="http://schemas.microsoft.com/office/word/2018/wordml/cex" xmlns:w16cid="http://schemas.microsoft.com/office/word/2016/wordml/cid" xmlns:w16="http://schemas.microsoft.com/office/word/2018/wordml" xmlns:w16du="http://schemas.microsoft.com/office/word/2023/wordml/word16du" xmlns:w16sdtdh="http://schemas.microsoft.com/office/word/2020/wordml/sdtdatahash" xmlns:w16sdtfl="http://schemas.microsoft.com/office/word/2024/wordml/sdtformatlock" xmlns:w16se="http://schemas.microsoft.com/office/word/2015/wordml/symex" xmlns:wpg="http://schemas.microsoft.com/office/word/2010/wordprocessingGroup" xmlns:wpi="http://schemas.microsoft.com/office/word/2010/wordprocessingInk" xmlns:wne="http://schemas.microsoft.com/office/word/2006/wordml" xmlns:wps="http://schemas.microsoft.com/office/word/2010/wordprocessingShape" mc:Ignorable="w14 w15 w16se w16cid w16 w16cex w16sdtdh w16sdtfl w16du wp14">
   <w:endnote w:type="separator" w:id="-1">
     <w:p>
       <w:pPr>
@@ -8898,7 +8625,7 @@
 </file>
 
 <file path=word/footnotes.xml><?xml version="1.0" encoding="utf-8"?>
-<w:footnotes xmlns:wpc="http://schemas.microsoft.com/office/word/2010/wordprocessingCanvas" xmlns:cx="http://schemas.microsoft.com/office/drawing/2014/chartex" xmlns:cx1="http://schemas.microsoft.com/office/drawing/2015/9/8/chartex" xmlns:cx2="http://schemas.microsoft.com/office/drawing/2015/10/21/chartex" xmlns:cx3="http://schemas.microsoft.com/office/drawing/2016/5/9/chartex" xmlns:cx4="http://schemas.microsoft.com/office/drawing/2016/5/10/chartex" xmlns:cx5="http://schemas.microsoft.com/office/drawing/2016/5/11/chartex" xmlns:cx6="http://schemas.microsoft.com/office/drawing/2016/5/12/chartex" xmlns:cx7="http://schemas.microsoft.com/office/drawing/2016/5/13/chartex" xmlns:cx8="http://schemas.microsoft.com/office/drawing/2016/5/14/chartex" xmlns:mc="http://schemas.openxmlformats.org/markup-compatibility/2006" xmlns:aink="http://schemas.microsoft.com/office/drawing/2016/ink" xmlns:am3d="http://schemas.microsoft.com/office/drawing/2017/model3d" xmlns:o="urn:schemas-microsoft-com:office:office" xmlns:oel="http://schemas.microsoft.com/office/2019/extlst" xmlns:r="http://schemas.openxmlformats.org/officeDocument/2006/relationships" xmlns:m="http://schemas.openxmlformats.org/officeDocument/2006/math" xmlns:v="urn:schemas-microsoft-com:vml" xmlns:wp14="http://schemas.microsoft.com/office/word/2010/wordprocessingDrawing" xmlns:wp="http://schemas.openxmlformats.org/drawingml/2006/wordprocessingDrawing" xmlns:w10="urn:schemas-microsoft-com:office:word" xmlns:w="http://schemas.openxmlformats.org/wordprocessingml/2006/main" xmlns:w14="http://schemas.microsoft.com/office/word/2010/wordml" xmlns:w15="http://schemas.microsoft.com/office/word/2012/wordml" xmlns:w16cex="http://schemas.microsoft.com/office/word/2018/wordml/cex" xmlns:w16cid="http://schemas.microsoft.com/office/word/2016/wordml/cid" xmlns:w16="http://schemas.microsoft.com/office/word/2018/wordml" xmlns:w16du="http://schemas.microsoft.com/office/word/2023/wordml/word16du" xmlns:w16sdtdh="http://schemas.microsoft.com/office/word/2020/wordml/sdtdatahash" xmlns:w16sdtfl="http://schemas.microsoft.com/office/word/2024/wordml/sdtformatlock" xmlns:w16se="http://schemas.microsoft.com/office/word/2015/wordml/symex" xmlns:wpg="http://schemas.microsoft.com/office/word/2010/wordprocessingGroup" xmlns:wpi="http://schemas.microsoft.com/office/word/2010/wordprocessingInk" xmlns:wne="http://schemas.microsoft.com/office/word/2006/wordml" xmlns:wps="http://schemas.microsoft.com/office/word/2010/wordprocessingShape" mc:Ignorable="w14 w15 w16se w16cid w16 w16cex w16sdtdh w16sdtfl w16du wp14">
+<w:footnotes xmlns:wpc="http://schemas.microsoft.com/office/word/2010/wordprocessingCanvas" xmlns:cx="http://schemas.microsoft.com/office/drawing/2014/chartex" xmlns:cx1="http://schemas.microsoft.com/office/drawing/2015/9/8/chartex" xmlns:cx2="http://schemas.microsoft.com/office/drawing/2015/10/21/chartex" xmlns:cx3="http://schemas.microsoft.com/office/drawing/2016/5/9/chartex" xmlns:cx4="http://schemas.microsoft.com/office/drawing/2016/5/10/chartex" xmlns:cx5="http://schemas.microsoft.com/office/drawing/2016/5/11/chartex" xmlns:cx6="http://schemas.microsoft.com/office/drawing/2016/5/12/chartex" xmlns:cx7="http://schemas.microsoft.com/office/drawing/2016/5/13/chartex" xmlns:cx8="http://schemas.microsoft.com/office/drawing/2016/5/14/chartex" xmlns:mc="http://schemas.openxmlformats.org/markup-compatibility/2006" xmlns:aink="http://schemas.microsoft.com/office/drawing/2016/ink" xmlns:am3d="http://schemas.microsoft.com/office/drawing/2017/model3d" xmlns:o="urn:schemas-microsoft-com:office:office" xmlns:oel="http://schemas.microsoft.com/office/2019/extlst" xmlns:r="http://schemas.openxmlformats.org/officeDocument/2006/relationships" xmlns:m="http://schemas.openxmlformats.org/officeDocument/2006/math" xmlns:v="urn:schemas-microsoft-com:vml" xmlns:wp14="http://schemas.microsoft.com/office/word/2010/wordprocessingDrawing" xmlns:wp="http://schemas.openxmlformats.org/drawingml/2006/wordprocessingDrawing" xmlns:w10="urn:schemas-microsoft-com:office:word" xmlns:w="http://schemas.openxmlformats.org/wordprocessingml/2006/main" xmlns:w14="http://schemas.microsoft.com/office/word/2010/wordml" xmlns:w15="http://schemas.microsoft.com/office/word/2012/wordml" xmlns:w16cei="http://schemas.microsoft.com/office/word/2026/wordml/cei" xmlns:w16cex="http://schemas.microsoft.com/office/word/2018/wordml/cex" xmlns:w16cid="http://schemas.microsoft.com/office/word/2016/wordml/cid" xmlns:w16="http://schemas.microsoft.com/office/word/2018/wordml" xmlns:w16du="http://schemas.microsoft.com/office/word/2023/wordml/word16du" xmlns:w16sdtdh="http://schemas.microsoft.com/office/word/2020/wordml/sdtdatahash" xmlns:w16sdtfl="http://schemas.microsoft.com/office/word/2024/wordml/sdtformatlock" xmlns:w16se="http://schemas.microsoft.com/office/word/2015/wordml/symex" xmlns:wpg="http://schemas.microsoft.com/office/word/2010/wordprocessingGroup" xmlns:wpi="http://schemas.microsoft.com/office/word/2010/wordprocessingInk" xmlns:wne="http://schemas.microsoft.com/office/word/2006/wordml" xmlns:wps="http://schemas.microsoft.com/office/word/2010/wordprocessingShape" mc:Ignorable="w14 w15 w16se w16cid w16 w16cex w16sdtdh w16sdtfl w16du wp14">
   <w:footnote w:type="separator" w:id="-1">
     <w:p>
       <w:pPr>
@@ -8923,8 +8650,157 @@
 </file>
 
 <file path=word/numbering.xml><?xml version="1.0" encoding="utf-8"?>
-<w:numbering xmlns:wpc="http://schemas.microsoft.com/office/word/2010/wordprocessingCanvas" xmlns:cx="http://schemas.microsoft.com/office/drawing/2014/chartex" xmlns:cx1="http://schemas.microsoft.com/office/drawing/2015/9/8/chartex" xmlns:cx2="http://schemas.microsoft.com/office/drawing/2015/10/21/chartex" xmlns:cx3="http://schemas.microsoft.com/office/drawing/2016/5/9/chartex" xmlns:cx4="http://schemas.microsoft.com/office/drawing/2016/5/10/chartex" xmlns:cx5="http://schemas.microsoft.com/office/drawing/2016/5/11/chartex" xmlns:cx6="http://schemas.microsoft.com/office/drawing/2016/5/12/chartex" xmlns:cx7="http://schemas.microsoft.com/office/drawing/2016/5/13/chartex" xmlns:cx8="http://schemas.microsoft.com/office/drawing/2016/5/14/chartex" xmlns:mc="http://schemas.openxmlformats.org/markup-compatibility/2006" xmlns:aink="http://schemas.microsoft.com/office/drawing/2016/ink" xmlns:am3d="http://schemas.microsoft.com/office/drawing/2017/model3d" xmlns:o="urn:schemas-microsoft-com:office:office" xmlns:oel="http://schemas.microsoft.com/office/2019/extlst" xmlns:r="http://schemas.openxmlformats.org/officeDocument/2006/relationships" xmlns:m="http://schemas.openxmlformats.org/officeDocument/2006/math" xmlns:v="urn:schemas-microsoft-com:vml" xmlns:wp14="http://schemas.microsoft.com/office/word/2010/wordprocessingDrawing" xmlns:wp="http://schemas.openxmlformats.org/drawingml/2006/wordprocessingDrawing" xmlns:w10="urn:schemas-microsoft-com:office:word" xmlns:w="http://schemas.openxmlformats.org/wordprocessingml/2006/main" xmlns:w14="http://schemas.microsoft.com/office/word/2010/wordml" xmlns:w15="http://schemas.microsoft.com/office/word/2012/wordml" xmlns:w16cex="http://schemas.microsoft.com/office/word/2018/wordml/cex" xmlns:w16cid="http://schemas.microsoft.com/office/word/2016/wordml/cid" xmlns:w16="http://schemas.microsoft.com/office/word/2018/wordml" xmlns:w16du="http://schemas.microsoft.com/office/word/2023/wordml/word16du" xmlns:w16sdtdh="http://schemas.microsoft.com/office/word/2020/wordml/sdtdatahash" xmlns:w16sdtfl="http://schemas.microsoft.com/office/word/2024/wordml/sdtformatlock" xmlns:w16se="http://schemas.microsoft.com/office/word/2015/wordml/symex" xmlns:wpg="http://schemas.microsoft.com/office/word/2010/wordprocessingGroup" xmlns:wpi="http://schemas.microsoft.com/office/word/2010/wordprocessingInk" xmlns:wne="http://schemas.microsoft.com/office/word/2006/wordml" xmlns:wps="http://schemas.microsoft.com/office/word/2010/wordprocessingShape" mc:Ignorable="w14 w15 w16se w16cid w16 w16cex w16sdtdh w16sdtfl w16du wp14">
+<w:numbering xmlns:wpc="http://schemas.microsoft.com/office/word/2010/wordprocessingCanvas" xmlns:cx="http://schemas.microsoft.com/office/drawing/2014/chartex" xmlns:cx1="http://schemas.microsoft.com/office/drawing/2015/9/8/chartex" xmlns:cx2="http://schemas.microsoft.com/office/drawing/2015/10/21/chartex" xmlns:cx3="http://schemas.microsoft.com/office/drawing/2016/5/9/chartex" xmlns:cx4="http://schemas.microsoft.com/office/drawing/2016/5/10/chartex" xmlns:cx5="http://schemas.microsoft.com/office/drawing/2016/5/11/chartex" xmlns:cx6="http://schemas.microsoft.com/office/drawing/2016/5/12/chartex" xmlns:cx7="http://schemas.microsoft.com/office/drawing/2016/5/13/chartex" xmlns:cx8="http://schemas.microsoft.com/office/drawing/2016/5/14/chartex" xmlns:mc="http://schemas.openxmlformats.org/markup-compatibility/2006" xmlns:aink="http://schemas.microsoft.com/office/drawing/2016/ink" xmlns:am3d="http://schemas.microsoft.com/office/drawing/2017/model3d" xmlns:o="urn:schemas-microsoft-com:office:office" xmlns:oel="http://schemas.microsoft.com/office/2019/extlst" xmlns:r="http://schemas.openxmlformats.org/officeDocument/2006/relationships" xmlns:m="http://schemas.openxmlformats.org/officeDocument/2006/math" xmlns:v="urn:schemas-microsoft-com:vml" xmlns:wp14="http://schemas.microsoft.com/office/word/2010/wordprocessingDrawing" xmlns:wp="http://schemas.openxmlformats.org/drawingml/2006/wordprocessingDrawing" xmlns:w10="urn:schemas-microsoft-com:office:word" xmlns:w="http://schemas.openxmlformats.org/wordprocessingml/2006/main" xmlns:w14="http://schemas.microsoft.com/office/word/2010/wordml" xmlns:w15="http://schemas.microsoft.com/office/word/2012/wordml" xmlns:w16cei="http://schemas.microsoft.com/office/word/2026/wordml/cei" xmlns:w16cex="http://schemas.microsoft.com/office/word/2018/wordml/cex" xmlns:w16cid="http://schemas.microsoft.com/office/word/2016/wordml/cid" xmlns:w16="http://schemas.microsoft.com/office/word/2018/wordml" xmlns:w16du="http://schemas.microsoft.com/office/word/2023/wordml/word16du" xmlns:w16sdtdh="http://schemas.microsoft.com/office/word/2020/wordml/sdtdatahash" xmlns:w16sdtfl="http://schemas.microsoft.com/office/word/2024/wordml/sdtformatlock" xmlns:w16se="http://schemas.microsoft.com/office/word/2015/wordml/symex" xmlns:wpg="http://schemas.microsoft.com/office/word/2010/wordprocessingGroup" xmlns:wpi="http://schemas.microsoft.com/office/word/2010/wordprocessingInk" xmlns:wne="http://schemas.microsoft.com/office/word/2006/wordml" xmlns:wps="http://schemas.microsoft.com/office/word/2010/wordprocessingShape" mc:Ignorable="w14 w15 w16se w16cid w16 w16cex w16sdtdh w16sdtfl w16du wp14">
   <w:abstractNum w:abstractNumId="0" w15:restartNumberingAfterBreak="0">
+    <w:nsid w:val="005140F5"/>
+    <w:multiLevelType w:val="multilevel"/>
+    <w:tmpl w:val="93AEE79E"/>
+    <w:lvl w:ilvl="0">
+      <w:start w:val="1"/>
+      <w:numFmt w:val="bullet"/>
+      <w:lvlText w:val=""/>
+      <w:lvlJc w:val="left"/>
+      <w:pPr>
+        <w:tabs>
+          <w:tab w:val="num" w:pos="720"/>
+        </w:tabs>
+        <w:ind w:left="720" w:hanging="360"/>
+      </w:pPr>
+      <w:rPr>
+        <w:rFonts w:ascii="Symbol" w:hAnsi="Symbol" w:hint="default"/>
+        <w:sz w:val="20"/>
+      </w:rPr>
+    </w:lvl>
+    <w:lvl w:ilvl="1" w:tentative="1">
+      <w:start w:val="1"/>
+      <w:numFmt w:val="bullet"/>
+      <w:lvlText w:val="o"/>
+      <w:lvlJc w:val="left"/>
+      <w:pPr>
+        <w:tabs>
+          <w:tab w:val="num" w:pos="1440"/>
+        </w:tabs>
+        <w:ind w:left="1440" w:hanging="360"/>
+      </w:pPr>
+      <w:rPr>
+        <w:rFonts w:ascii="Courier New" w:hAnsi="Courier New" w:hint="default"/>
+        <w:sz w:val="20"/>
+      </w:rPr>
+    </w:lvl>
+    <w:lvl w:ilvl="2" w:tentative="1">
+      <w:start w:val="1"/>
+      <w:numFmt w:val="bullet"/>
+      <w:lvlText w:val=""/>
+      <w:lvlJc w:val="left"/>
+      <w:pPr>
+        <w:tabs>
+          <w:tab w:val="num" w:pos="2160"/>
+        </w:tabs>
+        <w:ind w:left="2160" w:hanging="360"/>
+      </w:pPr>
+      <w:rPr>
+        <w:rFonts w:ascii="Wingdings" w:hAnsi="Wingdings" w:hint="default"/>
+        <w:sz w:val="20"/>
+      </w:rPr>
+    </w:lvl>
+    <w:lvl w:ilvl="3" w:tentative="1">
+      <w:start w:val="1"/>
+      <w:numFmt w:val="bullet"/>
+      <w:lvlText w:val=""/>
+      <w:lvlJc w:val="left"/>
+      <w:pPr>
+        <w:tabs>
+          <w:tab w:val="num" w:pos="2880"/>
+        </w:tabs>
+        <w:ind w:left="2880" w:hanging="360"/>
+      </w:pPr>
+      <w:rPr>
+        <w:rFonts w:ascii="Wingdings" w:hAnsi="Wingdings" w:hint="default"/>
+        <w:sz w:val="20"/>
+      </w:rPr>
+    </w:lvl>
+    <w:lvl w:ilvl="4" w:tentative="1">
+      <w:start w:val="1"/>
+      <w:numFmt w:val="bullet"/>
+      <w:lvlText w:val=""/>
+      <w:lvlJc w:val="left"/>
+      <w:pPr>
+        <w:tabs>
+          <w:tab w:val="num" w:pos="3600"/>
+        </w:tabs>
+        <w:ind w:left="3600" w:hanging="360"/>
+      </w:pPr>
+      <w:rPr>
+        <w:rFonts w:ascii="Wingdings" w:hAnsi="Wingdings" w:hint="default"/>
+        <w:sz w:val="20"/>
+      </w:rPr>
+    </w:lvl>
+    <w:lvl w:ilvl="5" w:tentative="1">
+      <w:start w:val="1"/>
+      <w:numFmt w:val="bullet"/>
+      <w:lvlText w:val=""/>
+      <w:lvlJc w:val="left"/>
+      <w:pPr>
+        <w:tabs>
+          <w:tab w:val="num" w:pos="4320"/>
+        </w:tabs>
+        <w:ind w:left="4320" w:hanging="360"/>
+      </w:pPr>
+      <w:rPr>
+        <w:rFonts w:ascii="Wingdings" w:hAnsi="Wingdings" w:hint="default"/>
+        <w:sz w:val="20"/>
+      </w:rPr>
+    </w:lvl>
+    <w:lvl w:ilvl="6" w:tentative="1">
+      <w:start w:val="1"/>
+      <w:numFmt w:val="bullet"/>
+      <w:lvlText w:val=""/>
+      <w:lvlJc w:val="left"/>
+      <w:pPr>
+        <w:tabs>
+          <w:tab w:val="num" w:pos="5040"/>
+        </w:tabs>
+        <w:ind w:left="5040" w:hanging="360"/>
+      </w:pPr>
+      <w:rPr>
+        <w:rFonts w:ascii="Wingdings" w:hAnsi="Wingdings" w:hint="default"/>
+        <w:sz w:val="20"/>
+      </w:rPr>
+    </w:lvl>
+    <w:lvl w:ilvl="7" w:tentative="1">
+      <w:start w:val="1"/>
+      <w:numFmt w:val="bullet"/>
+      <w:lvlText w:val=""/>
+      <w:lvlJc w:val="left"/>
+      <w:pPr>
+        <w:tabs>
+          <w:tab w:val="num" w:pos="5760"/>
+        </w:tabs>
+        <w:ind w:left="5760" w:hanging="360"/>
+      </w:pPr>
+      <w:rPr>
+        <w:rFonts w:ascii="Wingdings" w:hAnsi="Wingdings" w:hint="default"/>
+        <w:sz w:val="20"/>
+      </w:rPr>
+    </w:lvl>
+    <w:lvl w:ilvl="8" w:tentative="1">
+      <w:start w:val="1"/>
+      <w:numFmt w:val="bullet"/>
+      <w:lvlText w:val=""/>
+      <w:lvlJc w:val="left"/>
+      <w:pPr>
+        <w:tabs>
+          <w:tab w:val="num" w:pos="6480"/>
+        </w:tabs>
+        <w:ind w:left="6480" w:hanging="360"/>
+      </w:pPr>
+      <w:rPr>
+        <w:rFonts w:ascii="Wingdings" w:hAnsi="Wingdings" w:hint="default"/>
+        <w:sz w:val="20"/>
+      </w:rPr>
+    </w:lvl>
+  </w:abstractNum>
+  <w:abstractNum w:abstractNumId="1" w15:restartNumberingAfterBreak="0">
     <w:nsid w:val="08E152C7"/>
     <w:multiLevelType w:val="multilevel"/>
     <w:tmpl w:val="CB283C2A"/>
@@ -9037,7 +8913,7 @@
       </w:rPr>
     </w:lvl>
   </w:abstractNum>
-  <w:abstractNum w:abstractNumId="1" w15:restartNumberingAfterBreak="0">
+  <w:abstractNum w:abstractNumId="2" w15:restartNumberingAfterBreak="0">
     <w:nsid w:val="0B434C2D"/>
     <w:multiLevelType w:val="multilevel"/>
     <w:tmpl w:val="43965C38"/>
@@ -9150,7 +9026,156 @@
       </w:rPr>
     </w:lvl>
   </w:abstractNum>
-  <w:abstractNum w:abstractNumId="2" w15:restartNumberingAfterBreak="0">
+  <w:abstractNum w:abstractNumId="3" w15:restartNumberingAfterBreak="0">
+    <w:nsid w:val="0D594EFD"/>
+    <w:multiLevelType w:val="multilevel"/>
+    <w:tmpl w:val="089A4B0A"/>
+    <w:lvl w:ilvl="0">
+      <w:start w:val="1"/>
+      <w:numFmt w:val="bullet"/>
+      <w:lvlText w:val=""/>
+      <w:lvlJc w:val="left"/>
+      <w:pPr>
+        <w:tabs>
+          <w:tab w:val="num" w:pos="720"/>
+        </w:tabs>
+        <w:ind w:left="720" w:hanging="360"/>
+      </w:pPr>
+      <w:rPr>
+        <w:rFonts w:ascii="Symbol" w:hAnsi="Symbol" w:hint="default"/>
+        <w:sz w:val="20"/>
+      </w:rPr>
+    </w:lvl>
+    <w:lvl w:ilvl="1" w:tentative="1">
+      <w:start w:val="1"/>
+      <w:numFmt w:val="bullet"/>
+      <w:lvlText w:val="o"/>
+      <w:lvlJc w:val="left"/>
+      <w:pPr>
+        <w:tabs>
+          <w:tab w:val="num" w:pos="1440"/>
+        </w:tabs>
+        <w:ind w:left="1440" w:hanging="360"/>
+      </w:pPr>
+      <w:rPr>
+        <w:rFonts w:ascii="Courier New" w:hAnsi="Courier New" w:hint="default"/>
+        <w:sz w:val="20"/>
+      </w:rPr>
+    </w:lvl>
+    <w:lvl w:ilvl="2" w:tentative="1">
+      <w:start w:val="1"/>
+      <w:numFmt w:val="bullet"/>
+      <w:lvlText w:val=""/>
+      <w:lvlJc w:val="left"/>
+      <w:pPr>
+        <w:tabs>
+          <w:tab w:val="num" w:pos="2160"/>
+        </w:tabs>
+        <w:ind w:left="2160" w:hanging="360"/>
+      </w:pPr>
+      <w:rPr>
+        <w:rFonts w:ascii="Wingdings" w:hAnsi="Wingdings" w:hint="default"/>
+        <w:sz w:val="20"/>
+      </w:rPr>
+    </w:lvl>
+    <w:lvl w:ilvl="3" w:tentative="1">
+      <w:start w:val="1"/>
+      <w:numFmt w:val="bullet"/>
+      <w:lvlText w:val=""/>
+      <w:lvlJc w:val="left"/>
+      <w:pPr>
+        <w:tabs>
+          <w:tab w:val="num" w:pos="2880"/>
+        </w:tabs>
+        <w:ind w:left="2880" w:hanging="360"/>
+      </w:pPr>
+      <w:rPr>
+        <w:rFonts w:ascii="Wingdings" w:hAnsi="Wingdings" w:hint="default"/>
+        <w:sz w:val="20"/>
+      </w:rPr>
+    </w:lvl>
+    <w:lvl w:ilvl="4" w:tentative="1">
+      <w:start w:val="1"/>
+      <w:numFmt w:val="bullet"/>
+      <w:lvlText w:val=""/>
+      <w:lvlJc w:val="left"/>
+      <w:pPr>
+        <w:tabs>
+          <w:tab w:val="num" w:pos="3600"/>
+        </w:tabs>
+        <w:ind w:left="3600" w:hanging="360"/>
+      </w:pPr>
+      <w:rPr>
+        <w:rFonts w:ascii="Wingdings" w:hAnsi="Wingdings" w:hint="default"/>
+        <w:sz w:val="20"/>
+      </w:rPr>
+    </w:lvl>
+    <w:lvl w:ilvl="5" w:tentative="1">
+      <w:start w:val="1"/>
+      <w:numFmt w:val="bullet"/>
+      <w:lvlText w:val=""/>
+      <w:lvlJc w:val="left"/>
+      <w:pPr>
+        <w:tabs>
+          <w:tab w:val="num" w:pos="4320"/>
+        </w:tabs>
+        <w:ind w:left="4320" w:hanging="360"/>
+      </w:pPr>
+      <w:rPr>
+        <w:rFonts w:ascii="Wingdings" w:hAnsi="Wingdings" w:hint="default"/>
+        <w:sz w:val="20"/>
+      </w:rPr>
+    </w:lvl>
+    <w:lvl w:ilvl="6" w:tentative="1">
+      <w:start w:val="1"/>
+      <w:numFmt w:val="bullet"/>
+      <w:lvlText w:val=""/>
+      <w:lvlJc w:val="left"/>
+      <w:pPr>
+        <w:tabs>
+          <w:tab w:val="num" w:pos="5040"/>
+        </w:tabs>
+        <w:ind w:left="5040" w:hanging="360"/>
+      </w:pPr>
+      <w:rPr>
+        <w:rFonts w:ascii="Wingdings" w:hAnsi="Wingdings" w:hint="default"/>
+        <w:sz w:val="20"/>
+      </w:rPr>
+    </w:lvl>
+    <w:lvl w:ilvl="7" w:tentative="1">
+      <w:start w:val="1"/>
+      <w:numFmt w:val="bullet"/>
+      <w:lvlText w:val=""/>
+      <w:lvlJc w:val="left"/>
+      <w:pPr>
+        <w:tabs>
+          <w:tab w:val="num" w:pos="5760"/>
+        </w:tabs>
+        <w:ind w:left="5760" w:hanging="360"/>
+      </w:pPr>
+      <w:rPr>
+        <w:rFonts w:ascii="Wingdings" w:hAnsi="Wingdings" w:hint="default"/>
+        <w:sz w:val="20"/>
+      </w:rPr>
+    </w:lvl>
+    <w:lvl w:ilvl="8" w:tentative="1">
+      <w:start w:val="1"/>
+      <w:numFmt w:val="bullet"/>
+      <w:lvlText w:val=""/>
+      <w:lvlJc w:val="left"/>
+      <w:pPr>
+        <w:tabs>
+          <w:tab w:val="num" w:pos="6480"/>
+        </w:tabs>
+        <w:ind w:left="6480" w:hanging="360"/>
+      </w:pPr>
+      <w:rPr>
+        <w:rFonts w:ascii="Wingdings" w:hAnsi="Wingdings" w:hint="default"/>
+        <w:sz w:val="20"/>
+      </w:rPr>
+    </w:lvl>
+  </w:abstractNum>
+  <w:abstractNum w:abstractNumId="4" w15:restartNumberingAfterBreak="0">
     <w:nsid w:val="0DF34811"/>
     <w:multiLevelType w:val="multilevel"/>
     <w:tmpl w:val="BE2E71A2"/>
@@ -9299,7 +9324,7 @@
       </w:rPr>
     </w:lvl>
   </w:abstractNum>
-  <w:abstractNum w:abstractNumId="3" w15:restartNumberingAfterBreak="0">
+  <w:abstractNum w:abstractNumId="5" w15:restartNumberingAfterBreak="0">
     <w:nsid w:val="1002417F"/>
     <w:multiLevelType w:val="multilevel"/>
     <w:tmpl w:val="B5ECD206"/>
@@ -9412,7 +9437,7 @@
       </w:rPr>
     </w:lvl>
   </w:abstractNum>
-  <w:abstractNum w:abstractNumId="4" w15:restartNumberingAfterBreak="0">
+  <w:abstractNum w:abstractNumId="6" w15:restartNumberingAfterBreak="0">
     <w:nsid w:val="1275559F"/>
     <w:multiLevelType w:val="hybridMultilevel"/>
     <w:tmpl w:val="11DC6EE6"/>
@@ -9527,7 +9552,7 @@
       </w:rPr>
     </w:lvl>
   </w:abstractNum>
-  <w:abstractNum w:abstractNumId="5" w15:restartNumberingAfterBreak="0">
+  <w:abstractNum w:abstractNumId="7" w15:restartNumberingAfterBreak="0">
     <w:nsid w:val="15842612"/>
     <w:multiLevelType w:val="multilevel"/>
     <w:tmpl w:val="746A7C4A"/>
@@ -9676,7 +9701,7 @@
       </w:rPr>
     </w:lvl>
   </w:abstractNum>
-  <w:abstractNum w:abstractNumId="6" w15:restartNumberingAfterBreak="0">
+  <w:abstractNum w:abstractNumId="8" w15:restartNumberingAfterBreak="0">
     <w:nsid w:val="19BA3858"/>
     <w:multiLevelType w:val="multilevel"/>
     <w:tmpl w:val="98021794"/>
@@ -9827,7 +9852,7 @@
       </w:rPr>
     </w:lvl>
   </w:abstractNum>
-  <w:abstractNum w:abstractNumId="7" w15:restartNumberingAfterBreak="0">
+  <w:abstractNum w:abstractNumId="9" w15:restartNumberingAfterBreak="0">
     <w:nsid w:val="1BD26E23"/>
     <w:multiLevelType w:val="multilevel"/>
     <w:tmpl w:val="03B82166"/>
@@ -9940,7 +9965,7 @@
       </w:rPr>
     </w:lvl>
   </w:abstractNum>
-  <w:abstractNum w:abstractNumId="8" w15:restartNumberingAfterBreak="0">
+  <w:abstractNum w:abstractNumId="10" w15:restartNumberingAfterBreak="0">
     <w:nsid w:val="1C923BBD"/>
     <w:multiLevelType w:val="multilevel"/>
     <w:tmpl w:val="98021794"/>
@@ -10091,7 +10116,7 @@
       </w:rPr>
     </w:lvl>
   </w:abstractNum>
-  <w:abstractNum w:abstractNumId="9" w15:restartNumberingAfterBreak="0">
+  <w:abstractNum w:abstractNumId="11" w15:restartNumberingAfterBreak="0">
     <w:nsid w:val="20214F47"/>
     <w:multiLevelType w:val="multilevel"/>
     <w:tmpl w:val="98021794"/>
@@ -10242,7 +10267,7 @@
       </w:rPr>
     </w:lvl>
   </w:abstractNum>
-  <w:abstractNum w:abstractNumId="10" w15:restartNumberingAfterBreak="0">
+  <w:abstractNum w:abstractNumId="12" w15:restartNumberingAfterBreak="0">
     <w:nsid w:val="204F2912"/>
     <w:multiLevelType w:val="multilevel"/>
     <w:tmpl w:val="98021794"/>
@@ -10393,7 +10418,158 @@
       </w:rPr>
     </w:lvl>
   </w:abstractNum>
-  <w:abstractNum w:abstractNumId="11" w15:restartNumberingAfterBreak="0">
+  <w:abstractNum w:abstractNumId="13" w15:restartNumberingAfterBreak="0">
+    <w:nsid w:val="208841AA"/>
+    <w:multiLevelType w:val="multilevel"/>
+    <w:tmpl w:val="98021794"/>
+    <w:lvl w:ilvl="0">
+      <w:start w:val="1"/>
+      <w:numFmt w:val="bullet"/>
+      <w:lvlText w:val="-"/>
+      <w:lvlJc w:val="left"/>
+      <w:pPr>
+        <w:tabs>
+          <w:tab w:val="num" w:pos="1080"/>
+        </w:tabs>
+        <w:ind w:left="1080" w:hanging="360"/>
+      </w:pPr>
+      <w:rPr>
+        <w:rFonts w:ascii="Times New Roman" w:eastAsia="Times New Roman" w:hAnsi="Times New Roman" w:cs="Times New Roman" w:hint="default"/>
+        <w:b/>
+        <w:color w:val="000000"/>
+        <w:sz w:val="20"/>
+      </w:rPr>
+    </w:lvl>
+    <w:lvl w:ilvl="1">
+      <w:start w:val="1"/>
+      <w:numFmt w:val="bullet"/>
+      <w:lvlText w:val="o"/>
+      <w:lvlJc w:val="left"/>
+      <w:pPr>
+        <w:tabs>
+          <w:tab w:val="num" w:pos="1800"/>
+        </w:tabs>
+        <w:ind w:left="1800" w:hanging="360"/>
+      </w:pPr>
+      <w:rPr>
+        <w:rFonts w:ascii="Courier New" w:hAnsi="Courier New" w:hint="default"/>
+        <w:sz w:val="20"/>
+      </w:rPr>
+    </w:lvl>
+    <w:lvl w:ilvl="2" w:tentative="1">
+      <w:start w:val="1"/>
+      <w:numFmt w:val="bullet"/>
+      <w:lvlText w:val=""/>
+      <w:lvlJc w:val="left"/>
+      <w:pPr>
+        <w:tabs>
+          <w:tab w:val="num" w:pos="2520"/>
+        </w:tabs>
+        <w:ind w:left="2520" w:hanging="360"/>
+      </w:pPr>
+      <w:rPr>
+        <w:rFonts w:ascii="Wingdings" w:hAnsi="Wingdings" w:hint="default"/>
+        <w:sz w:val="20"/>
+      </w:rPr>
+    </w:lvl>
+    <w:lvl w:ilvl="3" w:tentative="1">
+      <w:start w:val="1"/>
+      <w:numFmt w:val="bullet"/>
+      <w:lvlText w:val=""/>
+      <w:lvlJc w:val="left"/>
+      <w:pPr>
+        <w:tabs>
+          <w:tab w:val="num" w:pos="3240"/>
+        </w:tabs>
+        <w:ind w:left="3240" w:hanging="360"/>
+      </w:pPr>
+      <w:rPr>
+        <w:rFonts w:ascii="Wingdings" w:hAnsi="Wingdings" w:hint="default"/>
+        <w:sz w:val="20"/>
+      </w:rPr>
+    </w:lvl>
+    <w:lvl w:ilvl="4" w:tentative="1">
+      <w:start w:val="1"/>
+      <w:numFmt w:val="bullet"/>
+      <w:lvlText w:val=""/>
+      <w:lvlJc w:val="left"/>
+      <w:pPr>
+        <w:tabs>
+          <w:tab w:val="num" w:pos="3960"/>
+        </w:tabs>
+        <w:ind w:left="3960" w:hanging="360"/>
+      </w:pPr>
+      <w:rPr>
+        <w:rFonts w:ascii="Wingdings" w:hAnsi="Wingdings" w:hint="default"/>
+        <w:sz w:val="20"/>
+      </w:rPr>
+    </w:lvl>
+    <w:lvl w:ilvl="5" w:tentative="1">
+      <w:start w:val="1"/>
+      <w:numFmt w:val="bullet"/>
+      <w:lvlText w:val=""/>
+      <w:lvlJc w:val="left"/>
+      <w:pPr>
+        <w:tabs>
+          <w:tab w:val="num" w:pos="4680"/>
+        </w:tabs>
+        <w:ind w:left="4680" w:hanging="360"/>
+      </w:pPr>
+      <w:rPr>
+        <w:rFonts w:ascii="Wingdings" w:hAnsi="Wingdings" w:hint="default"/>
+        <w:sz w:val="20"/>
+      </w:rPr>
+    </w:lvl>
+    <w:lvl w:ilvl="6" w:tentative="1">
+      <w:start w:val="1"/>
+      <w:numFmt w:val="bullet"/>
+      <w:lvlText w:val=""/>
+      <w:lvlJc w:val="left"/>
+      <w:pPr>
+        <w:tabs>
+          <w:tab w:val="num" w:pos="5400"/>
+        </w:tabs>
+        <w:ind w:left="5400" w:hanging="360"/>
+      </w:pPr>
+      <w:rPr>
+        <w:rFonts w:ascii="Wingdings" w:hAnsi="Wingdings" w:hint="default"/>
+        <w:sz w:val="20"/>
+      </w:rPr>
+    </w:lvl>
+    <w:lvl w:ilvl="7" w:tentative="1">
+      <w:start w:val="1"/>
+      <w:numFmt w:val="bullet"/>
+      <w:lvlText w:val=""/>
+      <w:lvlJc w:val="left"/>
+      <w:pPr>
+        <w:tabs>
+          <w:tab w:val="num" w:pos="6120"/>
+        </w:tabs>
+        <w:ind w:left="6120" w:hanging="360"/>
+      </w:pPr>
+      <w:rPr>
+        <w:rFonts w:ascii="Wingdings" w:hAnsi="Wingdings" w:hint="default"/>
+        <w:sz w:val="20"/>
+      </w:rPr>
+    </w:lvl>
+    <w:lvl w:ilvl="8" w:tentative="1">
+      <w:start w:val="1"/>
+      <w:numFmt w:val="bullet"/>
+      <w:lvlText w:val=""/>
+      <w:lvlJc w:val="left"/>
+      <w:pPr>
+        <w:tabs>
+          <w:tab w:val="num" w:pos="6840"/>
+        </w:tabs>
+        <w:ind w:left="6840" w:hanging="360"/>
+      </w:pPr>
+      <w:rPr>
+        <w:rFonts w:ascii="Wingdings" w:hAnsi="Wingdings" w:hint="default"/>
+        <w:sz w:val="20"/>
+      </w:rPr>
+    </w:lvl>
+  </w:abstractNum>
+  <w:abstractNum w:abstractNumId="14" w15:restartNumberingAfterBreak="0">
     <w:nsid w:val="23FC3AF6"/>
     <w:multiLevelType w:val="multilevel"/>
     <w:tmpl w:val="C5C4A9C0"/>
@@ -10542,7 +10718,156 @@
       </w:rPr>
     </w:lvl>
   </w:abstractNum>
-  <w:abstractNum w:abstractNumId="12" w15:restartNumberingAfterBreak="0">
+  <w:abstractNum w:abstractNumId="15" w15:restartNumberingAfterBreak="0">
+    <w:nsid w:val="25FA20E5"/>
+    <w:multiLevelType w:val="multilevel"/>
+    <w:tmpl w:val="39FE3D46"/>
+    <w:lvl w:ilvl="0">
+      <w:start w:val="1"/>
+      <w:numFmt w:val="bullet"/>
+      <w:lvlText w:val=""/>
+      <w:lvlJc w:val="left"/>
+      <w:pPr>
+        <w:tabs>
+          <w:tab w:val="num" w:pos="720"/>
+        </w:tabs>
+        <w:ind w:left="720" w:hanging="360"/>
+      </w:pPr>
+      <w:rPr>
+        <w:rFonts w:ascii="Symbol" w:hAnsi="Symbol" w:hint="default"/>
+        <w:sz w:val="20"/>
+      </w:rPr>
+    </w:lvl>
+    <w:lvl w:ilvl="1" w:tentative="1">
+      <w:start w:val="1"/>
+      <w:numFmt w:val="bullet"/>
+      <w:lvlText w:val="o"/>
+      <w:lvlJc w:val="left"/>
+      <w:pPr>
+        <w:tabs>
+          <w:tab w:val="num" w:pos="1440"/>
+        </w:tabs>
+        <w:ind w:left="1440" w:hanging="360"/>
+      </w:pPr>
+      <w:rPr>
+        <w:rFonts w:ascii="Courier New" w:hAnsi="Courier New" w:hint="default"/>
+        <w:sz w:val="20"/>
+      </w:rPr>
+    </w:lvl>
+    <w:lvl w:ilvl="2" w:tentative="1">
+      <w:start w:val="1"/>
+      <w:numFmt w:val="bullet"/>
+      <w:lvlText w:val=""/>
+      <w:lvlJc w:val="left"/>
+      <w:pPr>
+        <w:tabs>
+          <w:tab w:val="num" w:pos="2160"/>
+        </w:tabs>
+        <w:ind w:left="2160" w:hanging="360"/>
+      </w:pPr>
+      <w:rPr>
+        <w:rFonts w:ascii="Wingdings" w:hAnsi="Wingdings" w:hint="default"/>
+        <w:sz w:val="20"/>
+      </w:rPr>
+    </w:lvl>
+    <w:lvl w:ilvl="3" w:tentative="1">
+      <w:start w:val="1"/>
+      <w:numFmt w:val="bullet"/>
+      <w:lvlText w:val=""/>
+      <w:lvlJc w:val="left"/>
+      <w:pPr>
+        <w:tabs>
+          <w:tab w:val="num" w:pos="2880"/>
+        </w:tabs>
+        <w:ind w:left="2880" w:hanging="360"/>
+      </w:pPr>
+      <w:rPr>
+        <w:rFonts w:ascii="Wingdings" w:hAnsi="Wingdings" w:hint="default"/>
+        <w:sz w:val="20"/>
+      </w:rPr>
+    </w:lvl>
+    <w:lvl w:ilvl="4" w:tentative="1">
+      <w:start w:val="1"/>
+      <w:numFmt w:val="bullet"/>
+      <w:lvlText w:val=""/>
+      <w:lvlJc w:val="left"/>
+      <w:pPr>
+        <w:tabs>
+          <w:tab w:val="num" w:pos="3600"/>
+        </w:tabs>
+        <w:ind w:left="3600" w:hanging="360"/>
+      </w:pPr>
+      <w:rPr>
+        <w:rFonts w:ascii="Wingdings" w:hAnsi="Wingdings" w:hint="default"/>
+        <w:sz w:val="20"/>
+      </w:rPr>
+    </w:lvl>
+    <w:lvl w:ilvl="5" w:tentative="1">
+      <w:start w:val="1"/>
+      <w:numFmt w:val="bullet"/>
+      <w:lvlText w:val=""/>
+      <w:lvlJc w:val="left"/>
+      <w:pPr>
+        <w:tabs>
+          <w:tab w:val="num" w:pos="4320"/>
+        </w:tabs>
+        <w:ind w:left="4320" w:hanging="360"/>
+      </w:pPr>
+      <w:rPr>
+        <w:rFonts w:ascii="Wingdings" w:hAnsi="Wingdings" w:hint="default"/>
+        <w:sz w:val="20"/>
+      </w:rPr>
+    </w:lvl>
+    <w:lvl w:ilvl="6" w:tentative="1">
+      <w:start w:val="1"/>
+      <w:numFmt w:val="bullet"/>
+      <w:lvlText w:val=""/>
+      <w:lvlJc w:val="left"/>
+      <w:pPr>
+        <w:tabs>
+          <w:tab w:val="num" w:pos="5040"/>
+        </w:tabs>
+        <w:ind w:left="5040" w:hanging="360"/>
+      </w:pPr>
+      <w:rPr>
+        <w:rFonts w:ascii="Wingdings" w:hAnsi="Wingdings" w:hint="default"/>
+        <w:sz w:val="20"/>
+      </w:rPr>
+    </w:lvl>
+    <w:lvl w:ilvl="7" w:tentative="1">
+      <w:start w:val="1"/>
+      <w:numFmt w:val="bullet"/>
+      <w:lvlText w:val=""/>
+      <w:lvlJc w:val="left"/>
+      <w:pPr>
+        <w:tabs>
+          <w:tab w:val="num" w:pos="5760"/>
+        </w:tabs>
+        <w:ind w:left="5760" w:hanging="360"/>
+      </w:pPr>
+      <w:rPr>
+        <w:rFonts w:ascii="Wingdings" w:hAnsi="Wingdings" w:hint="default"/>
+        <w:sz w:val="20"/>
+      </w:rPr>
+    </w:lvl>
+    <w:lvl w:ilvl="8" w:tentative="1">
+      <w:start w:val="1"/>
+      <w:numFmt w:val="bullet"/>
+      <w:lvlText w:val=""/>
+      <w:lvlJc w:val="left"/>
+      <w:pPr>
+        <w:tabs>
+          <w:tab w:val="num" w:pos="6480"/>
+        </w:tabs>
+        <w:ind w:left="6480" w:hanging="360"/>
+      </w:pPr>
+      <w:rPr>
+        <w:rFonts w:ascii="Wingdings" w:hAnsi="Wingdings" w:hint="default"/>
+        <w:sz w:val="20"/>
+      </w:rPr>
+    </w:lvl>
+  </w:abstractNum>
+  <w:abstractNum w:abstractNumId="16" w15:restartNumberingAfterBreak="0">
     <w:nsid w:val="26111F7F"/>
     <w:multiLevelType w:val="multilevel"/>
     <w:tmpl w:val="09C65F84"/>
@@ -10691,7 +11016,7 @@
       </w:rPr>
     </w:lvl>
   </w:abstractNum>
-  <w:abstractNum w:abstractNumId="13" w15:restartNumberingAfterBreak="0">
+  <w:abstractNum w:abstractNumId="17" w15:restartNumberingAfterBreak="0">
     <w:nsid w:val="275948CB"/>
     <w:multiLevelType w:val="multilevel"/>
     <w:tmpl w:val="A63E12BC"/>
@@ -10840,7 +11165,7 @@
       </w:rPr>
     </w:lvl>
   </w:abstractNum>
-  <w:abstractNum w:abstractNumId="14" w15:restartNumberingAfterBreak="0">
+  <w:abstractNum w:abstractNumId="18" w15:restartNumberingAfterBreak="0">
     <w:nsid w:val="29863524"/>
     <w:multiLevelType w:val="multilevel"/>
     <w:tmpl w:val="E8EEB618"/>
@@ -10953,7 +11278,7 @@
       </w:rPr>
     </w:lvl>
   </w:abstractNum>
-  <w:abstractNum w:abstractNumId="15" w15:restartNumberingAfterBreak="0">
+  <w:abstractNum w:abstractNumId="19" w15:restartNumberingAfterBreak="0">
     <w:nsid w:val="2D380231"/>
     <w:multiLevelType w:val="hybridMultilevel"/>
     <w:tmpl w:val="2BC223F8"/>
@@ -11042,7 +11367,156 @@
       </w:pPr>
     </w:lvl>
   </w:abstractNum>
-  <w:abstractNum w:abstractNumId="16" w15:restartNumberingAfterBreak="0">
+  <w:abstractNum w:abstractNumId="20" w15:restartNumberingAfterBreak="0">
+    <w:nsid w:val="33F50017"/>
+    <w:multiLevelType w:val="multilevel"/>
+    <w:tmpl w:val="4C165842"/>
+    <w:lvl w:ilvl="0">
+      <w:start w:val="1"/>
+      <w:numFmt w:val="bullet"/>
+      <w:lvlText w:val=""/>
+      <w:lvlJc w:val="left"/>
+      <w:pPr>
+        <w:tabs>
+          <w:tab w:val="num" w:pos="720"/>
+        </w:tabs>
+        <w:ind w:left="720" w:hanging="360"/>
+      </w:pPr>
+      <w:rPr>
+        <w:rFonts w:ascii="Symbol" w:hAnsi="Symbol" w:hint="default"/>
+        <w:sz w:val="20"/>
+      </w:rPr>
+    </w:lvl>
+    <w:lvl w:ilvl="1" w:tentative="1">
+      <w:start w:val="1"/>
+      <w:numFmt w:val="bullet"/>
+      <w:lvlText w:val="o"/>
+      <w:lvlJc w:val="left"/>
+      <w:pPr>
+        <w:tabs>
+          <w:tab w:val="num" w:pos="1440"/>
+        </w:tabs>
+        <w:ind w:left="1440" w:hanging="360"/>
+      </w:pPr>
+      <w:rPr>
+        <w:rFonts w:ascii="Courier New" w:hAnsi="Courier New" w:hint="default"/>
+        <w:sz w:val="20"/>
+      </w:rPr>
+    </w:lvl>
+    <w:lvl w:ilvl="2" w:tentative="1">
+      <w:start w:val="1"/>
+      <w:numFmt w:val="bullet"/>
+      <w:lvlText w:val=""/>
+      <w:lvlJc w:val="left"/>
+      <w:pPr>
+        <w:tabs>
+          <w:tab w:val="num" w:pos="2160"/>
+        </w:tabs>
+        <w:ind w:left="2160" w:hanging="360"/>
+      </w:pPr>
+      <w:rPr>
+        <w:rFonts w:ascii="Wingdings" w:hAnsi="Wingdings" w:hint="default"/>
+        <w:sz w:val="20"/>
+      </w:rPr>
+    </w:lvl>
+    <w:lvl w:ilvl="3" w:tentative="1">
+      <w:start w:val="1"/>
+      <w:numFmt w:val="bullet"/>
+      <w:lvlText w:val=""/>
+      <w:lvlJc w:val="left"/>
+      <w:pPr>
+        <w:tabs>
+          <w:tab w:val="num" w:pos="2880"/>
+        </w:tabs>
+        <w:ind w:left="2880" w:hanging="360"/>
+      </w:pPr>
+      <w:rPr>
+        <w:rFonts w:ascii="Wingdings" w:hAnsi="Wingdings" w:hint="default"/>
+        <w:sz w:val="20"/>
+      </w:rPr>
+    </w:lvl>
+    <w:lvl w:ilvl="4" w:tentative="1">
+      <w:start w:val="1"/>
+      <w:numFmt w:val="bullet"/>
+      <w:lvlText w:val=""/>
+      <w:lvlJc w:val="left"/>
+      <w:pPr>
+        <w:tabs>
+          <w:tab w:val="num" w:pos="3600"/>
+        </w:tabs>
+        <w:ind w:left="3600" w:hanging="360"/>
+      </w:pPr>
+      <w:rPr>
+        <w:rFonts w:ascii="Wingdings" w:hAnsi="Wingdings" w:hint="default"/>
+        <w:sz w:val="20"/>
+      </w:rPr>
+    </w:lvl>
+    <w:lvl w:ilvl="5" w:tentative="1">
+      <w:start w:val="1"/>
+      <w:numFmt w:val="bullet"/>
+      <w:lvlText w:val=""/>
+      <w:lvlJc w:val="left"/>
+      <w:pPr>
+        <w:tabs>
+          <w:tab w:val="num" w:pos="4320"/>
+        </w:tabs>
+        <w:ind w:left="4320" w:hanging="360"/>
+      </w:pPr>
+      <w:rPr>
+        <w:rFonts w:ascii="Wingdings" w:hAnsi="Wingdings" w:hint="default"/>
+        <w:sz w:val="20"/>
+      </w:rPr>
+    </w:lvl>
+    <w:lvl w:ilvl="6" w:tentative="1">
+      <w:start w:val="1"/>
+      <w:numFmt w:val="bullet"/>
+      <w:lvlText w:val=""/>
+      <w:lvlJc w:val="left"/>
+      <w:pPr>
+        <w:tabs>
+          <w:tab w:val="num" w:pos="5040"/>
+        </w:tabs>
+        <w:ind w:left="5040" w:hanging="360"/>
+      </w:pPr>
+      <w:rPr>
+        <w:rFonts w:ascii="Wingdings" w:hAnsi="Wingdings" w:hint="default"/>
+        <w:sz w:val="20"/>
+      </w:rPr>
+    </w:lvl>
+    <w:lvl w:ilvl="7" w:tentative="1">
+      <w:start w:val="1"/>
+      <w:numFmt w:val="bullet"/>
+      <w:lvlText w:val=""/>
+      <w:lvlJc w:val="left"/>
+      <w:pPr>
+        <w:tabs>
+          <w:tab w:val="num" w:pos="5760"/>
+        </w:tabs>
+        <w:ind w:left="5760" w:hanging="360"/>
+      </w:pPr>
+      <w:rPr>
+        <w:rFonts w:ascii="Wingdings" w:hAnsi="Wingdings" w:hint="default"/>
+        <w:sz w:val="20"/>
+      </w:rPr>
+    </w:lvl>
+    <w:lvl w:ilvl="8" w:tentative="1">
+      <w:start w:val="1"/>
+      <w:numFmt w:val="bullet"/>
+      <w:lvlText w:val=""/>
+      <w:lvlJc w:val="left"/>
+      <w:pPr>
+        <w:tabs>
+          <w:tab w:val="num" w:pos="6480"/>
+        </w:tabs>
+        <w:ind w:left="6480" w:hanging="360"/>
+      </w:pPr>
+      <w:rPr>
+        <w:rFonts w:ascii="Wingdings" w:hAnsi="Wingdings" w:hint="default"/>
+        <w:sz w:val="20"/>
+      </w:rPr>
+    </w:lvl>
+  </w:abstractNum>
+  <w:abstractNum w:abstractNumId="21" w15:restartNumberingAfterBreak="0">
     <w:nsid w:val="37462DF1"/>
     <w:multiLevelType w:val="hybridMultilevel"/>
     <w:tmpl w:val="ACAA9E4E"/>
@@ -11157,7 +11631,7 @@
       </w:rPr>
     </w:lvl>
   </w:abstractNum>
-  <w:abstractNum w:abstractNumId="17" w15:restartNumberingAfterBreak="0">
+  <w:abstractNum w:abstractNumId="22" w15:restartNumberingAfterBreak="0">
     <w:nsid w:val="37E92F9C"/>
     <w:multiLevelType w:val="multilevel"/>
     <w:tmpl w:val="60B0AB10"/>
@@ -11270,7 +11744,7 @@
       </w:rPr>
     </w:lvl>
   </w:abstractNum>
-  <w:abstractNum w:abstractNumId="18" w15:restartNumberingAfterBreak="0">
+  <w:abstractNum w:abstractNumId="23" w15:restartNumberingAfterBreak="0">
     <w:nsid w:val="38BF2779"/>
     <w:multiLevelType w:val="multilevel"/>
     <w:tmpl w:val="ABFC9622"/>
@@ -11421,7 +11895,7 @@
       </w:rPr>
     </w:lvl>
   </w:abstractNum>
-  <w:abstractNum w:abstractNumId="19" w15:restartNumberingAfterBreak="0">
+  <w:abstractNum w:abstractNumId="24" w15:restartNumberingAfterBreak="0">
     <w:nsid w:val="3A19010B"/>
     <w:multiLevelType w:val="multilevel"/>
     <w:tmpl w:val="98021794"/>
@@ -11572,7 +12046,7 @@
       </w:rPr>
     </w:lvl>
   </w:abstractNum>
-  <w:abstractNum w:abstractNumId="20" w15:restartNumberingAfterBreak="0">
+  <w:abstractNum w:abstractNumId="25" w15:restartNumberingAfterBreak="0">
     <w:nsid w:val="3C926DB1"/>
     <w:multiLevelType w:val="multilevel"/>
     <w:tmpl w:val="DC36B4B8"/>
@@ -11689,7 +12163,7 @@
       </w:pPr>
     </w:lvl>
   </w:abstractNum>
-  <w:abstractNum w:abstractNumId="21" w15:restartNumberingAfterBreak="0">
+  <w:abstractNum w:abstractNumId="26" w15:restartNumberingAfterBreak="0">
     <w:nsid w:val="435A2935"/>
     <w:multiLevelType w:val="multilevel"/>
     <w:tmpl w:val="CFD82E00"/>
@@ -11835,7 +12309,7 @@
       </w:rPr>
     </w:lvl>
   </w:abstractNum>
-  <w:abstractNum w:abstractNumId="22" w15:restartNumberingAfterBreak="0">
+  <w:abstractNum w:abstractNumId="27" w15:restartNumberingAfterBreak="0">
     <w:nsid w:val="43F25837"/>
     <w:multiLevelType w:val="multilevel"/>
     <w:tmpl w:val="7848DA80"/>
@@ -11983,7 +12457,156 @@
       </w:rPr>
     </w:lvl>
   </w:abstractNum>
-  <w:abstractNum w:abstractNumId="23" w15:restartNumberingAfterBreak="0">
+  <w:abstractNum w:abstractNumId="28" w15:restartNumberingAfterBreak="0">
+    <w:nsid w:val="462703EF"/>
+    <w:multiLevelType w:val="multilevel"/>
+    <w:tmpl w:val="2A568ADC"/>
+    <w:lvl w:ilvl="0">
+      <w:start w:val="1"/>
+      <w:numFmt w:val="bullet"/>
+      <w:lvlText w:val=""/>
+      <w:lvlJc w:val="left"/>
+      <w:pPr>
+        <w:tabs>
+          <w:tab w:val="num" w:pos="720"/>
+        </w:tabs>
+        <w:ind w:left="720" w:hanging="360"/>
+      </w:pPr>
+      <w:rPr>
+        <w:rFonts w:ascii="Symbol" w:hAnsi="Symbol" w:hint="default"/>
+        <w:sz w:val="20"/>
+      </w:rPr>
+    </w:lvl>
+    <w:lvl w:ilvl="1" w:tentative="1">
+      <w:start w:val="1"/>
+      <w:numFmt w:val="bullet"/>
+      <w:lvlText w:val="o"/>
+      <w:lvlJc w:val="left"/>
+      <w:pPr>
+        <w:tabs>
+          <w:tab w:val="num" w:pos="1440"/>
+        </w:tabs>
+        <w:ind w:left="1440" w:hanging="360"/>
+      </w:pPr>
+      <w:rPr>
+        <w:rFonts w:ascii="Courier New" w:hAnsi="Courier New" w:hint="default"/>
+        <w:sz w:val="20"/>
+      </w:rPr>
+    </w:lvl>
+    <w:lvl w:ilvl="2" w:tentative="1">
+      <w:start w:val="1"/>
+      <w:numFmt w:val="bullet"/>
+      <w:lvlText w:val=""/>
+      <w:lvlJc w:val="left"/>
+      <w:pPr>
+        <w:tabs>
+          <w:tab w:val="num" w:pos="2160"/>
+        </w:tabs>
+        <w:ind w:left="2160" w:hanging="360"/>
+      </w:pPr>
+      <w:rPr>
+        <w:rFonts w:ascii="Wingdings" w:hAnsi="Wingdings" w:hint="default"/>
+        <w:sz w:val="20"/>
+      </w:rPr>
+    </w:lvl>
+    <w:lvl w:ilvl="3" w:tentative="1">
+      <w:start w:val="1"/>
+      <w:numFmt w:val="bullet"/>
+      <w:lvlText w:val=""/>
+      <w:lvlJc w:val="left"/>
+      <w:pPr>
+        <w:tabs>
+          <w:tab w:val="num" w:pos="2880"/>
+        </w:tabs>
+        <w:ind w:left="2880" w:hanging="360"/>
+      </w:pPr>
+      <w:rPr>
+        <w:rFonts w:ascii="Wingdings" w:hAnsi="Wingdings" w:hint="default"/>
+        <w:sz w:val="20"/>
+      </w:rPr>
+    </w:lvl>
+    <w:lvl w:ilvl="4" w:tentative="1">
+      <w:start w:val="1"/>
+      <w:numFmt w:val="bullet"/>
+      <w:lvlText w:val=""/>
+      <w:lvlJc w:val="left"/>
+      <w:pPr>
+        <w:tabs>
+          <w:tab w:val="num" w:pos="3600"/>
+        </w:tabs>
+        <w:ind w:left="3600" w:hanging="360"/>
+      </w:pPr>
+      <w:rPr>
+        <w:rFonts w:ascii="Wingdings" w:hAnsi="Wingdings" w:hint="default"/>
+        <w:sz w:val="20"/>
+      </w:rPr>
+    </w:lvl>
+    <w:lvl w:ilvl="5" w:tentative="1">
+      <w:start w:val="1"/>
+      <w:numFmt w:val="bullet"/>
+      <w:lvlText w:val=""/>
+      <w:lvlJc w:val="left"/>
+      <w:pPr>
+        <w:tabs>
+          <w:tab w:val="num" w:pos="4320"/>
+        </w:tabs>
+        <w:ind w:left="4320" w:hanging="360"/>
+      </w:pPr>
+      <w:rPr>
+        <w:rFonts w:ascii="Wingdings" w:hAnsi="Wingdings" w:hint="default"/>
+        <w:sz w:val="20"/>
+      </w:rPr>
+    </w:lvl>
+    <w:lvl w:ilvl="6" w:tentative="1">
+      <w:start w:val="1"/>
+      <w:numFmt w:val="bullet"/>
+      <w:lvlText w:val=""/>
+      <w:lvlJc w:val="left"/>
+      <w:pPr>
+        <w:tabs>
+          <w:tab w:val="num" w:pos="5040"/>
+        </w:tabs>
+        <w:ind w:left="5040" w:hanging="360"/>
+      </w:pPr>
+      <w:rPr>
+        <w:rFonts w:ascii="Wingdings" w:hAnsi="Wingdings" w:hint="default"/>
+        <w:sz w:val="20"/>
+      </w:rPr>
+    </w:lvl>
+    <w:lvl w:ilvl="7" w:tentative="1">
+      <w:start w:val="1"/>
+      <w:numFmt w:val="bullet"/>
+      <w:lvlText w:val=""/>
+      <w:lvlJc w:val="left"/>
+      <w:pPr>
+        <w:tabs>
+          <w:tab w:val="num" w:pos="5760"/>
+        </w:tabs>
+        <w:ind w:left="5760" w:hanging="360"/>
+      </w:pPr>
+      <w:rPr>
+        <w:rFonts w:ascii="Wingdings" w:hAnsi="Wingdings" w:hint="default"/>
+        <w:sz w:val="20"/>
+      </w:rPr>
+    </w:lvl>
+    <w:lvl w:ilvl="8" w:tentative="1">
+      <w:start w:val="1"/>
+      <w:numFmt w:val="bullet"/>
+      <w:lvlText w:val=""/>
+      <w:lvlJc w:val="left"/>
+      <w:pPr>
+        <w:tabs>
+          <w:tab w:val="num" w:pos="6480"/>
+        </w:tabs>
+        <w:ind w:left="6480" w:hanging="360"/>
+      </w:pPr>
+      <w:rPr>
+        <w:rFonts w:ascii="Wingdings" w:hAnsi="Wingdings" w:hint="default"/>
+        <w:sz w:val="20"/>
+      </w:rPr>
+    </w:lvl>
+  </w:abstractNum>
+  <w:abstractNum w:abstractNumId="29" w15:restartNumberingAfterBreak="0">
     <w:nsid w:val="529736CC"/>
     <w:multiLevelType w:val="multilevel"/>
     <w:tmpl w:val="BAE80E96"/>
@@ -12096,7 +12719,7 @@
       </w:rPr>
     </w:lvl>
   </w:abstractNum>
-  <w:abstractNum w:abstractNumId="24" w15:restartNumberingAfterBreak="0">
+  <w:abstractNum w:abstractNumId="30" w15:restartNumberingAfterBreak="0">
     <w:nsid w:val="56C2176C"/>
     <w:multiLevelType w:val="hybridMultilevel"/>
     <w:tmpl w:val="76C01236"/>
@@ -12211,7 +12834,7 @@
       </w:rPr>
     </w:lvl>
   </w:abstractNum>
-  <w:abstractNum w:abstractNumId="25" w15:restartNumberingAfterBreak="0">
+  <w:abstractNum w:abstractNumId="31" w15:restartNumberingAfterBreak="0">
     <w:nsid w:val="5B5F17F1"/>
     <w:multiLevelType w:val="multilevel"/>
     <w:tmpl w:val="53FEA10A"/>
@@ -12324,7 +12947,7 @@
       </w:pPr>
     </w:lvl>
   </w:abstractNum>
-  <w:abstractNum w:abstractNumId="26" w15:restartNumberingAfterBreak="0">
+  <w:abstractNum w:abstractNumId="32" w15:restartNumberingAfterBreak="0">
     <w:nsid w:val="616D6D88"/>
     <w:multiLevelType w:val="multilevel"/>
     <w:tmpl w:val="96D88636"/>
@@ -12473,7 +13096,271 @@
       </w:rPr>
     </w:lvl>
   </w:abstractNum>
-  <w:abstractNum w:abstractNumId="27" w15:restartNumberingAfterBreak="0">
+  <w:abstractNum w:abstractNumId="33" w15:restartNumberingAfterBreak="0">
+    <w:nsid w:val="61C16477"/>
+    <w:multiLevelType w:val="multilevel"/>
+    <w:tmpl w:val="98021794"/>
+    <w:lvl w:ilvl="0">
+      <w:start w:val="1"/>
+      <w:numFmt w:val="bullet"/>
+      <w:lvlText w:val="-"/>
+      <w:lvlJc w:val="left"/>
+      <w:pPr>
+        <w:tabs>
+          <w:tab w:val="num" w:pos="1080"/>
+        </w:tabs>
+        <w:ind w:left="1080" w:hanging="360"/>
+      </w:pPr>
+      <w:rPr>
+        <w:rFonts w:ascii="Times New Roman" w:eastAsia="Times New Roman" w:hAnsi="Times New Roman" w:cs="Times New Roman" w:hint="default"/>
+        <w:b/>
+        <w:color w:val="000000"/>
+        <w:sz w:val="20"/>
+      </w:rPr>
+    </w:lvl>
+    <w:lvl w:ilvl="1">
+      <w:start w:val="1"/>
+      <w:numFmt w:val="bullet"/>
+      <w:lvlText w:val="o"/>
+      <w:lvlJc w:val="left"/>
+      <w:pPr>
+        <w:tabs>
+          <w:tab w:val="num" w:pos="1800"/>
+        </w:tabs>
+        <w:ind w:left="1800" w:hanging="360"/>
+      </w:pPr>
+      <w:rPr>
+        <w:rFonts w:ascii="Courier New" w:hAnsi="Courier New" w:hint="default"/>
+        <w:sz w:val="20"/>
+      </w:rPr>
+    </w:lvl>
+    <w:lvl w:ilvl="2" w:tentative="1">
+      <w:start w:val="1"/>
+      <w:numFmt w:val="bullet"/>
+      <w:lvlText w:val=""/>
+      <w:lvlJc w:val="left"/>
+      <w:pPr>
+        <w:tabs>
+          <w:tab w:val="num" w:pos="2520"/>
+        </w:tabs>
+        <w:ind w:left="2520" w:hanging="360"/>
+      </w:pPr>
+      <w:rPr>
+        <w:rFonts w:ascii="Wingdings" w:hAnsi="Wingdings" w:hint="default"/>
+        <w:sz w:val="20"/>
+      </w:rPr>
+    </w:lvl>
+    <w:lvl w:ilvl="3" w:tentative="1">
+      <w:start w:val="1"/>
+      <w:numFmt w:val="bullet"/>
+      <w:lvlText w:val=""/>
+      <w:lvlJc w:val="left"/>
+      <w:pPr>
+        <w:tabs>
+          <w:tab w:val="num" w:pos="3240"/>
+        </w:tabs>
+        <w:ind w:left="3240" w:hanging="360"/>
+      </w:pPr>
+      <w:rPr>
+        <w:rFonts w:ascii="Wingdings" w:hAnsi="Wingdings" w:hint="default"/>
+        <w:sz w:val="20"/>
+      </w:rPr>
+    </w:lvl>
+    <w:lvl w:ilvl="4" w:tentative="1">
+      <w:start w:val="1"/>
+      <w:numFmt w:val="bullet"/>
+      <w:lvlText w:val=""/>
+      <w:lvlJc w:val="left"/>
+      <w:pPr>
+        <w:tabs>
+          <w:tab w:val="num" w:pos="3960"/>
+        </w:tabs>
+        <w:ind w:left="3960" w:hanging="360"/>
+      </w:pPr>
+      <w:rPr>
+        <w:rFonts w:ascii="Wingdings" w:hAnsi="Wingdings" w:hint="default"/>
+        <w:sz w:val="20"/>
+      </w:rPr>
+    </w:lvl>
+    <w:lvl w:ilvl="5" w:tentative="1">
+      <w:start w:val="1"/>
+      <w:numFmt w:val="bullet"/>
+      <w:lvlText w:val=""/>
+      <w:lvlJc w:val="left"/>
+      <w:pPr>
+        <w:tabs>
+          <w:tab w:val="num" w:pos="4680"/>
+        </w:tabs>
+        <w:ind w:left="4680" w:hanging="360"/>
+      </w:pPr>
+      <w:rPr>
+        <w:rFonts w:ascii="Wingdings" w:hAnsi="Wingdings" w:hint="default"/>
+        <w:sz w:val="20"/>
+      </w:rPr>
+    </w:lvl>
+    <w:lvl w:ilvl="6" w:tentative="1">
+      <w:start w:val="1"/>
+      <w:numFmt w:val="bullet"/>
+      <w:lvlText w:val=""/>
+      <w:lvlJc w:val="left"/>
+      <w:pPr>
+        <w:tabs>
+          <w:tab w:val="num" w:pos="5400"/>
+        </w:tabs>
+        <w:ind w:left="5400" w:hanging="360"/>
+      </w:pPr>
+      <w:rPr>
+        <w:rFonts w:ascii="Wingdings" w:hAnsi="Wingdings" w:hint="default"/>
+        <w:sz w:val="20"/>
+      </w:rPr>
+    </w:lvl>
+    <w:lvl w:ilvl="7" w:tentative="1">
+      <w:start w:val="1"/>
+      <w:numFmt w:val="bullet"/>
+      <w:lvlText w:val=""/>
+      <w:lvlJc w:val="left"/>
+      <w:pPr>
+        <w:tabs>
+          <w:tab w:val="num" w:pos="6120"/>
+        </w:tabs>
+        <w:ind w:left="6120" w:hanging="360"/>
+      </w:pPr>
+      <w:rPr>
+        <w:rFonts w:ascii="Wingdings" w:hAnsi="Wingdings" w:hint="default"/>
+        <w:sz w:val="20"/>
+      </w:rPr>
+    </w:lvl>
+    <w:lvl w:ilvl="8" w:tentative="1">
+      <w:start w:val="1"/>
+      <w:numFmt w:val="bullet"/>
+      <w:lvlText w:val=""/>
+      <w:lvlJc w:val="left"/>
+      <w:pPr>
+        <w:tabs>
+          <w:tab w:val="num" w:pos="6840"/>
+        </w:tabs>
+        <w:ind w:left="6840" w:hanging="360"/>
+      </w:pPr>
+      <w:rPr>
+        <w:rFonts w:ascii="Wingdings" w:hAnsi="Wingdings" w:hint="default"/>
+        <w:sz w:val="20"/>
+      </w:rPr>
+    </w:lvl>
+  </w:abstractNum>
+  <w:abstractNum w:abstractNumId="34" w15:restartNumberingAfterBreak="0">
+    <w:nsid w:val="62604CBA"/>
+    <w:multiLevelType w:val="multilevel"/>
+    <w:tmpl w:val="82B49C40"/>
+    <w:lvl w:ilvl="0">
+      <w:start w:val="1"/>
+      <w:numFmt w:val="decimal"/>
+      <w:lvlText w:val="%1."/>
+      <w:lvlJc w:val="left"/>
+      <w:pPr>
+        <w:tabs>
+          <w:tab w:val="num" w:pos="720"/>
+        </w:tabs>
+        <w:ind w:left="720" w:hanging="360"/>
+      </w:pPr>
+    </w:lvl>
+    <w:lvl w:ilvl="1" w:tentative="1">
+      <w:start w:val="1"/>
+      <w:numFmt w:val="decimal"/>
+      <w:lvlText w:val="%2."/>
+      <w:lvlJc w:val="left"/>
+      <w:pPr>
+        <w:tabs>
+          <w:tab w:val="num" w:pos="1440"/>
+        </w:tabs>
+        <w:ind w:left="1440" w:hanging="360"/>
+      </w:pPr>
+    </w:lvl>
+    <w:lvl w:ilvl="2" w:tentative="1">
+      <w:start w:val="1"/>
+      <w:numFmt w:val="decimal"/>
+      <w:lvlText w:val="%3."/>
+      <w:lvlJc w:val="left"/>
+      <w:pPr>
+        <w:tabs>
+          <w:tab w:val="num" w:pos="2160"/>
+        </w:tabs>
+        <w:ind w:left="2160" w:hanging="360"/>
+      </w:pPr>
+    </w:lvl>
+    <w:lvl w:ilvl="3" w:tentative="1">
+      <w:start w:val="1"/>
+      <w:numFmt w:val="decimal"/>
+      <w:lvlText w:val="%4."/>
+      <w:lvlJc w:val="left"/>
+      <w:pPr>
+        <w:tabs>
+          <w:tab w:val="num" w:pos="2880"/>
+        </w:tabs>
+        <w:ind w:left="2880" w:hanging="360"/>
+      </w:pPr>
+    </w:lvl>
+    <w:lvl w:ilvl="4" w:tentative="1">
+      <w:start w:val="1"/>
+      <w:numFmt w:val="decimal"/>
+      <w:lvlText w:val="%5."/>
+      <w:lvlJc w:val="left"/>
+      <w:pPr>
+        <w:tabs>
+          <w:tab w:val="num" w:pos="3600"/>
+        </w:tabs>
+        <w:ind w:left="3600" w:hanging="360"/>
+      </w:pPr>
+    </w:lvl>
+    <w:lvl w:ilvl="5" w:tentative="1">
+      <w:start w:val="1"/>
+      <w:numFmt w:val="decimal"/>
+      <w:lvlText w:val="%6."/>
+      <w:lvlJc w:val="left"/>
+      <w:pPr>
+        <w:tabs>
+          <w:tab w:val="num" w:pos="4320"/>
+        </w:tabs>
+        <w:ind w:left="4320" w:hanging="360"/>
+      </w:pPr>
+    </w:lvl>
+    <w:lvl w:ilvl="6" w:tentative="1">
+      <w:start w:val="1"/>
+      <w:numFmt w:val="decimal"/>
+      <w:lvlText w:val="%7."/>
+      <w:lvlJc w:val="left"/>
+      <w:pPr>
+        <w:tabs>
+          <w:tab w:val="num" w:pos="5040"/>
+        </w:tabs>
+        <w:ind w:left="5040" w:hanging="360"/>
+      </w:pPr>
+    </w:lvl>
+    <w:lvl w:ilvl="7" w:tentative="1">
+      <w:start w:val="1"/>
+      <w:numFmt w:val="decimal"/>
+      <w:lvlText w:val="%8."/>
+      <w:lvlJc w:val="left"/>
+      <w:pPr>
+        <w:tabs>
+          <w:tab w:val="num" w:pos="5760"/>
+        </w:tabs>
+        <w:ind w:left="5760" w:hanging="360"/>
+      </w:pPr>
+    </w:lvl>
+    <w:lvl w:ilvl="8" w:tentative="1">
+      <w:start w:val="1"/>
+      <w:numFmt w:val="decimal"/>
+      <w:lvlText w:val="%9."/>
+      <w:lvlJc w:val="left"/>
+      <w:pPr>
+        <w:tabs>
+          <w:tab w:val="num" w:pos="6480"/>
+        </w:tabs>
+        <w:ind w:left="6480" w:hanging="360"/>
+      </w:pPr>
+    </w:lvl>
+  </w:abstractNum>
+  <w:abstractNum w:abstractNumId="35" w15:restartNumberingAfterBreak="0">
     <w:nsid w:val="6A03389C"/>
     <w:multiLevelType w:val="multilevel"/>
     <w:tmpl w:val="E662DDFC"/>
@@ -12586,7 +13473,7 @@
       </w:pPr>
     </w:lvl>
   </w:abstractNum>
-  <w:abstractNum w:abstractNumId="28" w15:restartNumberingAfterBreak="0">
+  <w:abstractNum w:abstractNumId="36" w15:restartNumberingAfterBreak="0">
     <w:nsid w:val="6AC13D9D"/>
     <w:multiLevelType w:val="hybridMultilevel"/>
     <w:tmpl w:val="DCF6825C"/>
@@ -12701,7 +13588,7 @@
       </w:rPr>
     </w:lvl>
   </w:abstractNum>
-  <w:abstractNum w:abstractNumId="29" w15:restartNumberingAfterBreak="0">
+  <w:abstractNum w:abstractNumId="37" w15:restartNumberingAfterBreak="0">
     <w:nsid w:val="71BE6108"/>
     <w:multiLevelType w:val="multilevel"/>
     <w:tmpl w:val="9D5440D8"/>
@@ -12850,7 +13737,7 @@
       </w:rPr>
     </w:lvl>
   </w:abstractNum>
-  <w:abstractNum w:abstractNumId="30" w15:restartNumberingAfterBreak="0">
+  <w:abstractNum w:abstractNumId="38" w15:restartNumberingAfterBreak="0">
     <w:nsid w:val="752D7E41"/>
     <w:multiLevelType w:val="multilevel"/>
     <w:tmpl w:val="BE2E71A2"/>
@@ -12999,7 +13886,158 @@
       </w:rPr>
     </w:lvl>
   </w:abstractNum>
-  <w:abstractNum w:abstractNumId="31" w15:restartNumberingAfterBreak="0">
+  <w:abstractNum w:abstractNumId="39" w15:restartNumberingAfterBreak="0">
+    <w:nsid w:val="76C11E78"/>
+    <w:multiLevelType w:val="multilevel"/>
+    <w:tmpl w:val="98021794"/>
+    <w:lvl w:ilvl="0">
+      <w:start w:val="1"/>
+      <w:numFmt w:val="bullet"/>
+      <w:lvlText w:val="-"/>
+      <w:lvlJc w:val="left"/>
+      <w:pPr>
+        <w:tabs>
+          <w:tab w:val="num" w:pos="1080"/>
+        </w:tabs>
+        <w:ind w:left="1080" w:hanging="360"/>
+      </w:pPr>
+      <w:rPr>
+        <w:rFonts w:ascii="Times New Roman" w:eastAsia="Times New Roman" w:hAnsi="Times New Roman" w:cs="Times New Roman" w:hint="default"/>
+        <w:b/>
+        <w:color w:val="000000"/>
+        <w:sz w:val="20"/>
+      </w:rPr>
+    </w:lvl>
+    <w:lvl w:ilvl="1">
+      <w:start w:val="1"/>
+      <w:numFmt w:val="bullet"/>
+      <w:lvlText w:val="o"/>
+      <w:lvlJc w:val="left"/>
+      <w:pPr>
+        <w:tabs>
+          <w:tab w:val="num" w:pos="1800"/>
+        </w:tabs>
+        <w:ind w:left="1800" w:hanging="360"/>
+      </w:pPr>
+      <w:rPr>
+        <w:rFonts w:ascii="Courier New" w:hAnsi="Courier New" w:hint="default"/>
+        <w:sz w:val="20"/>
+      </w:rPr>
+    </w:lvl>
+    <w:lvl w:ilvl="2" w:tentative="1">
+      <w:start w:val="1"/>
+      <w:numFmt w:val="bullet"/>
+      <w:lvlText w:val=""/>
+      <w:lvlJc w:val="left"/>
+      <w:pPr>
+        <w:tabs>
+          <w:tab w:val="num" w:pos="2520"/>
+        </w:tabs>
+        <w:ind w:left="2520" w:hanging="360"/>
+      </w:pPr>
+      <w:rPr>
+        <w:rFonts w:ascii="Wingdings" w:hAnsi="Wingdings" w:hint="default"/>
+        <w:sz w:val="20"/>
+      </w:rPr>
+    </w:lvl>
+    <w:lvl w:ilvl="3" w:tentative="1">
+      <w:start w:val="1"/>
+      <w:numFmt w:val="bullet"/>
+      <w:lvlText w:val=""/>
+      <w:lvlJc w:val="left"/>
+      <w:pPr>
+        <w:tabs>
+          <w:tab w:val="num" w:pos="3240"/>
+        </w:tabs>
+        <w:ind w:left="3240" w:hanging="360"/>
+      </w:pPr>
+      <w:rPr>
+        <w:rFonts w:ascii="Wingdings" w:hAnsi="Wingdings" w:hint="default"/>
+        <w:sz w:val="20"/>
+      </w:rPr>
+    </w:lvl>
+    <w:lvl w:ilvl="4" w:tentative="1">
+      <w:start w:val="1"/>
+      <w:numFmt w:val="bullet"/>
+      <w:lvlText w:val=""/>
+      <w:lvlJc w:val="left"/>
+      <w:pPr>
+        <w:tabs>
+          <w:tab w:val="num" w:pos="3960"/>
+        </w:tabs>
+        <w:ind w:left="3960" w:hanging="360"/>
+      </w:pPr>
+      <w:rPr>
+        <w:rFonts w:ascii="Wingdings" w:hAnsi="Wingdings" w:hint="default"/>
+        <w:sz w:val="20"/>
+      </w:rPr>
+    </w:lvl>
+    <w:lvl w:ilvl="5" w:tentative="1">
+      <w:start w:val="1"/>
+      <w:numFmt w:val="bullet"/>
+      <w:lvlText w:val=""/>
+      <w:lvlJc w:val="left"/>
+      <w:pPr>
+        <w:tabs>
+          <w:tab w:val="num" w:pos="4680"/>
+        </w:tabs>
+        <w:ind w:left="4680" w:hanging="360"/>
+      </w:pPr>
+      <w:rPr>
+        <w:rFonts w:ascii="Wingdings" w:hAnsi="Wingdings" w:hint="default"/>
+        <w:sz w:val="20"/>
+      </w:rPr>
+    </w:lvl>
+    <w:lvl w:ilvl="6" w:tentative="1">
+      <w:start w:val="1"/>
+      <w:numFmt w:val="bullet"/>
+      <w:lvlText w:val=""/>
+      <w:lvlJc w:val="left"/>
+      <w:pPr>
+        <w:tabs>
+          <w:tab w:val="num" w:pos="5400"/>
+        </w:tabs>
+        <w:ind w:left="5400" w:hanging="360"/>
+      </w:pPr>
+      <w:rPr>
+        <w:rFonts w:ascii="Wingdings" w:hAnsi="Wingdings" w:hint="default"/>
+        <w:sz w:val="20"/>
+      </w:rPr>
+    </w:lvl>
+    <w:lvl w:ilvl="7" w:tentative="1">
+      <w:start w:val="1"/>
+      <w:numFmt w:val="bullet"/>
+      <w:lvlText w:val=""/>
+      <w:lvlJc w:val="left"/>
+      <w:pPr>
+        <w:tabs>
+          <w:tab w:val="num" w:pos="6120"/>
+        </w:tabs>
+        <w:ind w:left="6120" w:hanging="360"/>
+      </w:pPr>
+      <w:rPr>
+        <w:rFonts w:ascii="Wingdings" w:hAnsi="Wingdings" w:hint="default"/>
+        <w:sz w:val="20"/>
+      </w:rPr>
+    </w:lvl>
+    <w:lvl w:ilvl="8" w:tentative="1">
+      <w:start w:val="1"/>
+      <w:numFmt w:val="bullet"/>
+      <w:lvlText w:val=""/>
+      <w:lvlJc w:val="left"/>
+      <w:pPr>
+        <w:tabs>
+          <w:tab w:val="num" w:pos="6840"/>
+        </w:tabs>
+        <w:ind w:left="6840" w:hanging="360"/>
+      </w:pPr>
+      <w:rPr>
+        <w:rFonts w:ascii="Wingdings" w:hAnsi="Wingdings" w:hint="default"/>
+        <w:sz w:val="20"/>
+      </w:rPr>
+    </w:lvl>
+  </w:abstractNum>
+  <w:abstractNum w:abstractNumId="40" w15:restartNumberingAfterBreak="0">
     <w:nsid w:val="7CF811A5"/>
     <w:multiLevelType w:val="hybridMultilevel"/>
     <w:tmpl w:val="D21E5BCA"/>
@@ -13112,7 +14150,7 @@
       </w:rPr>
     </w:lvl>
   </w:abstractNum>
-  <w:abstractNum w:abstractNumId="32" w15:restartNumberingAfterBreak="0">
+  <w:abstractNum w:abstractNumId="41" w15:restartNumberingAfterBreak="0">
     <w:nsid w:val="7E985D6B"/>
     <w:multiLevelType w:val="hybridMultilevel"/>
     <w:tmpl w:val="4AA046AE"/>
@@ -13225,7 +14263,7 @@
       </w:rPr>
     </w:lvl>
   </w:abstractNum>
-  <w:abstractNum w:abstractNumId="33" w15:restartNumberingAfterBreak="0">
+  <w:abstractNum w:abstractNumId="42" w15:restartNumberingAfterBreak="0">
     <w:nsid w:val="7EAC6A5C"/>
     <w:multiLevelType w:val="multilevel"/>
     <w:tmpl w:val="53045616"/>
@@ -13338,7 +14376,7 @@
       </w:rPr>
     </w:lvl>
   </w:abstractNum>
-  <w:abstractNum w:abstractNumId="34" w15:restartNumberingAfterBreak="0">
+  <w:abstractNum w:abstractNumId="43" w15:restartNumberingAfterBreak="0">
     <w:nsid w:val="7EB40216"/>
     <w:multiLevelType w:val="multilevel"/>
     <w:tmpl w:val="71FAE2EE"/>
@@ -13488,112 +14526,139 @@
     </w:lvl>
   </w:abstractNum>
   <w:num w:numId="1" w16cid:durableId="175922415">
+    <w:abstractNumId w:val="19"/>
+  </w:num>
+  <w:num w:numId="2" w16cid:durableId="1726442119">
+    <w:abstractNumId w:val="40"/>
+  </w:num>
+  <w:num w:numId="3" w16cid:durableId="461657596">
+    <w:abstractNumId w:val="41"/>
+  </w:num>
+  <w:num w:numId="4" w16cid:durableId="531646460">
+    <w:abstractNumId w:val="14"/>
+  </w:num>
+  <w:num w:numId="5" w16cid:durableId="932133179">
+    <w:abstractNumId w:val="21"/>
+  </w:num>
+  <w:num w:numId="6" w16cid:durableId="45841172">
+    <w:abstractNumId w:val="6"/>
+  </w:num>
+  <w:num w:numId="7" w16cid:durableId="1264386997">
+    <w:abstractNumId w:val="30"/>
+  </w:num>
+  <w:num w:numId="8" w16cid:durableId="64226689">
+    <w:abstractNumId w:val="23"/>
+  </w:num>
+  <w:num w:numId="9" w16cid:durableId="1044908837">
+    <w:abstractNumId w:val="37"/>
+  </w:num>
+  <w:num w:numId="10" w16cid:durableId="792408488">
+    <w:abstractNumId w:val="2"/>
+  </w:num>
+  <w:num w:numId="11" w16cid:durableId="144441432">
+    <w:abstractNumId w:val="29"/>
+  </w:num>
+  <w:num w:numId="12" w16cid:durableId="952907690">
+    <w:abstractNumId w:val="31"/>
+  </w:num>
+  <w:num w:numId="13" w16cid:durableId="955022580">
+    <w:abstractNumId w:val="1"/>
+  </w:num>
+  <w:num w:numId="14" w16cid:durableId="362825111">
+    <w:abstractNumId w:val="36"/>
+  </w:num>
+  <w:num w:numId="15" w16cid:durableId="291600163">
+    <w:abstractNumId w:val="10"/>
+  </w:num>
+  <w:num w:numId="16" w16cid:durableId="923614134">
+    <w:abstractNumId w:val="10"/>
+  </w:num>
+  <w:num w:numId="17" w16cid:durableId="1428958800">
+    <w:abstractNumId w:val="9"/>
+  </w:num>
+  <w:num w:numId="18" w16cid:durableId="900016542">
+    <w:abstractNumId w:val="18"/>
+  </w:num>
+  <w:num w:numId="19" w16cid:durableId="82262952">
+    <w:abstractNumId w:val="22"/>
+  </w:num>
+  <w:num w:numId="20" w16cid:durableId="1874003613">
+    <w:abstractNumId w:val="42"/>
+  </w:num>
+  <w:num w:numId="21" w16cid:durableId="634680109">
+    <w:abstractNumId w:val="27"/>
+  </w:num>
+  <w:num w:numId="22" w16cid:durableId="60058465">
+    <w:abstractNumId w:val="26"/>
+  </w:num>
+  <w:num w:numId="23" w16cid:durableId="1642422152">
+    <w:abstractNumId w:val="16"/>
+  </w:num>
+  <w:num w:numId="24" w16cid:durableId="1348024468">
+    <w:abstractNumId w:val="25"/>
+  </w:num>
+  <w:num w:numId="25" w16cid:durableId="1469200549">
+    <w:abstractNumId w:val="5"/>
+  </w:num>
+  <w:num w:numId="26" w16cid:durableId="816074559">
+    <w:abstractNumId w:val="43"/>
+  </w:num>
+  <w:num w:numId="27" w16cid:durableId="1610430204">
+    <w:abstractNumId w:val="38"/>
+  </w:num>
+  <w:num w:numId="28" w16cid:durableId="109277301">
+    <w:abstractNumId w:val="17"/>
+  </w:num>
+  <w:num w:numId="29" w16cid:durableId="1682123250">
+    <w:abstractNumId w:val="7"/>
+  </w:num>
+  <w:num w:numId="30" w16cid:durableId="775641236">
+    <w:abstractNumId w:val="32"/>
+  </w:num>
+  <w:num w:numId="31" w16cid:durableId="1671522755">
+    <w:abstractNumId w:val="35"/>
+  </w:num>
+  <w:num w:numId="32" w16cid:durableId="808011220">
+    <w:abstractNumId w:val="8"/>
+  </w:num>
+  <w:num w:numId="33" w16cid:durableId="212932172">
+    <w:abstractNumId w:val="4"/>
+  </w:num>
+  <w:num w:numId="34" w16cid:durableId="331951541">
+    <w:abstractNumId w:val="24"/>
+  </w:num>
+  <w:num w:numId="35" w16cid:durableId="1193572610">
+    <w:abstractNumId w:val="11"/>
+  </w:num>
+  <w:num w:numId="36" w16cid:durableId="692995310">
+    <w:abstractNumId w:val="12"/>
+  </w:num>
+  <w:num w:numId="37" w16cid:durableId="447504388">
+    <w:abstractNumId w:val="3"/>
+  </w:num>
+  <w:num w:numId="38" w16cid:durableId="603414804">
+    <w:abstractNumId w:val="20"/>
+  </w:num>
+  <w:num w:numId="39" w16cid:durableId="380056630">
+    <w:abstractNumId w:val="0"/>
+  </w:num>
+  <w:num w:numId="40" w16cid:durableId="1368137553">
+    <w:abstractNumId w:val="28"/>
+  </w:num>
+  <w:num w:numId="41" w16cid:durableId="321204552">
     <w:abstractNumId w:val="15"/>
   </w:num>
-  <w:num w:numId="2" w16cid:durableId="1726442119">
-    <w:abstractNumId w:val="31"/>
-  </w:num>
-  <w:num w:numId="3" w16cid:durableId="461657596">
-    <w:abstractNumId w:val="32"/>
-  </w:num>
-  <w:num w:numId="4" w16cid:durableId="531646460">
-    <w:abstractNumId w:val="11"/>
-  </w:num>
-  <w:num w:numId="5" w16cid:durableId="932133179">
-    <w:abstractNumId w:val="16"/>
-  </w:num>
-  <w:num w:numId="6" w16cid:durableId="45841172">
-    <w:abstractNumId w:val="4"/>
-  </w:num>
-  <w:num w:numId="7" w16cid:durableId="1264386997">
-    <w:abstractNumId w:val="24"/>
-  </w:num>
-  <w:num w:numId="8" w16cid:durableId="64226689">
-    <w:abstractNumId w:val="18"/>
-  </w:num>
-  <w:num w:numId="9" w16cid:durableId="1044908837">
-    <w:abstractNumId w:val="29"/>
-  </w:num>
-  <w:num w:numId="10" w16cid:durableId="792408488">
-    <w:abstractNumId w:val="1"/>
-  </w:num>
-  <w:num w:numId="11" w16cid:durableId="144441432">
-    <w:abstractNumId w:val="23"/>
-  </w:num>
-  <w:num w:numId="12" w16cid:durableId="952907690">
-    <w:abstractNumId w:val="25"/>
-  </w:num>
-  <w:num w:numId="13" w16cid:durableId="955022580">
-    <w:abstractNumId w:val="0"/>
-  </w:num>
-  <w:num w:numId="14" w16cid:durableId="362825111">
-    <w:abstractNumId w:val="28"/>
-  </w:num>
-  <w:num w:numId="15" w16cid:durableId="291600163">
-    <w:abstractNumId w:val="8"/>
-  </w:num>
-  <w:num w:numId="16" w16cid:durableId="923614134">
-    <w:abstractNumId w:val="8"/>
-  </w:num>
-  <w:num w:numId="17" w16cid:durableId="1428958800">
-    <w:abstractNumId w:val="7"/>
-  </w:num>
-  <w:num w:numId="18" w16cid:durableId="900016542">
-    <w:abstractNumId w:val="14"/>
-  </w:num>
-  <w:num w:numId="19" w16cid:durableId="82262952">
-    <w:abstractNumId w:val="17"/>
-  </w:num>
-  <w:num w:numId="20" w16cid:durableId="1874003613">
-    <w:abstractNumId w:val="33"/>
-  </w:num>
-  <w:num w:numId="21" w16cid:durableId="634680109">
-    <w:abstractNumId w:val="22"/>
-  </w:num>
-  <w:num w:numId="22" w16cid:durableId="60058465">
-    <w:abstractNumId w:val="21"/>
-  </w:num>
-  <w:num w:numId="23" w16cid:durableId="1642422152">
-    <w:abstractNumId w:val="12"/>
-  </w:num>
-  <w:num w:numId="24" w16cid:durableId="1348024468">
-    <w:abstractNumId w:val="20"/>
-  </w:num>
-  <w:num w:numId="25" w16cid:durableId="1469200549">
-    <w:abstractNumId w:val="3"/>
-  </w:num>
-  <w:num w:numId="26" w16cid:durableId="816074559">
+  <w:num w:numId="42" w16cid:durableId="1457606600">
     <w:abstractNumId w:val="34"/>
   </w:num>
-  <w:num w:numId="27" w16cid:durableId="1610430204">
-    <w:abstractNumId w:val="30"/>
-  </w:num>
-  <w:num w:numId="28" w16cid:durableId="109277301">
+  <w:num w:numId="43" w16cid:durableId="1528640766">
     <w:abstractNumId w:val="13"/>
   </w:num>
-  <w:num w:numId="29" w16cid:durableId="1682123250">
-    <w:abstractNumId w:val="5"/>
+  <w:num w:numId="44" w16cid:durableId="699744102">
+    <w:abstractNumId w:val="39"/>
   </w:num>
-  <w:num w:numId="30" w16cid:durableId="775641236">
-    <w:abstractNumId w:val="26"/>
-  </w:num>
-  <w:num w:numId="31" w16cid:durableId="1671522755">
-    <w:abstractNumId w:val="27"/>
-  </w:num>
-  <w:num w:numId="32" w16cid:durableId="808011220">
-    <w:abstractNumId w:val="6"/>
-  </w:num>
-  <w:num w:numId="33" w16cid:durableId="212932172">
-    <w:abstractNumId w:val="2"/>
-  </w:num>
-  <w:num w:numId="34" w16cid:durableId="331951541">
-    <w:abstractNumId w:val="19"/>
-  </w:num>
-  <w:num w:numId="35" w16cid:durableId="1193572610">
-    <w:abstractNumId w:val="9"/>
-  </w:num>
-  <w:num w:numId="36" w16cid:durableId="692995310">
-    <w:abstractNumId w:val="10"/>
+  <w:num w:numId="45" w16cid:durableId="681443773">
+    <w:abstractNumId w:val="33"/>
   </w:num>
   <w:numIdMacAtCleanup w:val="15"/>
 </w:numbering>
@@ -14002,6 +15067,7 @@
     <w:rsid w:val="00DF176B"/>
     <w:rPr>
       <w:noProof/>
+      <w:lang w:val="vi-VN"/>
     </w:rPr>
   </w:style>
   <w:style w:type="paragraph" w:styleId="Heading1">

--- a/File docs/Báo cáo dự án.docx
+++ b/File docs/Báo cáo dự án.docx
@@ -1048,7 +1048,23 @@
           <w:sz w:val="24"/>
           <w:szCs w:val="24"/>
         </w:rPr>
-        <w:t xml:space="preserve">Bộ dữ liệu mô phỏng hoạt động của một doanh nghiệp bán lẻ đa quốc gia, bao gồm hơn 51.252 bản ghi giao dịch trong giai đoạn từ năm 2011 đến 2014. Dữ liệu bao phủ nhiều khu vực thị trường trên toàn cầu như Mỹ, Châu Âu, Châu Á - Thái Bình Dương và Châu Mỹ Latinh. </w:t>
+        <w:t>Bộ dữ liệu mô phỏng hoạt động của một doanh nghiệp bán lẻ đa quốc gia, bao gồm hơn 51.</w:t>
+      </w:r>
+      <w:r>
+        <w:rPr>
+          <w:rFonts w:ascii="Times New Roman" w:hAnsi="Times New Roman" w:cs="Times New Roman"/>
+          <w:sz w:val="24"/>
+          <w:szCs w:val="24"/>
+        </w:rPr>
+        <w:t>290</w:t>
+      </w:r>
+      <w:r>
+        <w:rPr>
+          <w:rFonts w:ascii="Times New Roman" w:hAnsi="Times New Roman" w:cs="Times New Roman"/>
+          <w:sz w:val="24"/>
+          <w:szCs w:val="24"/>
+        </w:rPr>
+        <w:t xml:space="preserve"> bản ghi giao dịch trong giai đoạn từ năm 2011 đến 2014. Dữ liệu bao phủ nhiều khu vực thị trường trên toàn cầu như Mỹ, Châu Âu, Châu Á - Thái Bình Dương và Châu Mỹ Latinh. </w:t>
       </w:r>
     </w:p>
     <w:p>
@@ -15271,6 +15287,7 @@
   <w:style w:type="character" w:default="1" w:styleId="DefaultParagraphFont">
     <w:name w:val="Default Paragraph Font"/>
     <w:uiPriority w:val="1"/>
+    <w:semiHidden/>
     <w:unhideWhenUsed/>
   </w:style>
   <w:style w:type="table" w:default="1" w:styleId="TableNormal">

--- a/File docs/Báo cáo dự án.docx
+++ b/File docs/Báo cáo dự án.docx
@@ -7898,7 +7898,7 @@
         <w:ind w:left="567"/>
         <w:rPr>
           <w:noProof/>
-          <w:lang w:val="vi-VN"/>
+          <w:lang w:val="en-US"/>
         </w:rPr>
       </w:pPr>
       <w:r>
@@ -7918,7 +7918,149 @@
         </w:rPr>
       </w:pPr>
       <w:r>
-        <w:t>4.3.2 DASHBOARD 2: BÁO CÁO PHÂN NHÓM KHÁCH HÀNG THEO MÔ HÌNH RFM</w:t>
+        <w:t xml:space="preserve">4.3.2 DASHBOARD </w:t>
+      </w:r>
+      <w:r>
+        <w:rPr>
+          <w:lang w:val="en-US"/>
+        </w:rPr>
+        <w:t>2</w:t>
+      </w:r>
+      <w:r>
+        <w:t xml:space="preserve">: </w:t>
+      </w:r>
+      <w:r>
+        <w:rPr>
+          <w:lang w:val="en-US"/>
+        </w:rPr>
+        <w:t>BÁO CÁO PHÂN TÍCH TÁC ĐỘNG CHIẾT KHẤU TỚI LỢI NHUẬN</w:t>
+      </w:r>
+    </w:p>
+    <w:p>
+      <w:pPr>
+        <w:ind w:left="567"/>
+        <w:rPr>
+          <w:lang w:val="en-US"/>
+        </w:rPr>
+      </w:pPr>
+      <w:r>
+        <w:rPr>
+          <w:lang w:val="en-US"/>
+        </w:rPr>
+        <w:tab/>
+      </w:r>
+      <w:r>
+        <w:drawing>
+          <wp:inline distT="0" distB="0" distL="0" distR="0" wp14:anchorId="4C44F9FD" wp14:editId="248FCC65">
+            <wp:extent cx="5943600" cy="3385820"/>
+            <wp:effectExtent l="0" t="0" r="0" b="5080"/>
+            <wp:docPr id="524956656" name="Picture 1"/>
+            <wp:cNvGraphicFramePr>
+              <a:graphicFrameLocks xmlns:a="http://schemas.openxmlformats.org/drawingml/2006/main" noChangeAspect="1"/>
+            </wp:cNvGraphicFramePr>
+            <a:graphic xmlns:a="http://schemas.openxmlformats.org/drawingml/2006/main">
+              <a:graphicData uri="http://schemas.openxmlformats.org/drawingml/2006/picture">
+                <pic:pic xmlns:pic="http://schemas.openxmlformats.org/drawingml/2006/picture">
+                  <pic:nvPicPr>
+                    <pic:cNvPr id="524956656" name=""/>
+                    <pic:cNvPicPr/>
+                  </pic:nvPicPr>
+                  <pic:blipFill>
+                    <a:blip r:embed="rId25"/>
+                    <a:stretch>
+                      <a:fillRect/>
+                    </a:stretch>
+                  </pic:blipFill>
+                  <pic:spPr>
+                    <a:xfrm>
+                      <a:off x="0" y="0"/>
+                      <a:ext cx="5943600" cy="3385820"/>
+                    </a:xfrm>
+                    <a:prstGeom prst="rect">
+                      <a:avLst/>
+                    </a:prstGeom>
+                  </pic:spPr>
+                </pic:pic>
+              </a:graphicData>
+            </a:graphic>
+          </wp:inline>
+        </w:drawing>
+      </w:r>
+    </w:p>
+    <w:p>
+      <w:pPr>
+        <w:pStyle w:val="font-claude-response-body"/>
+        <w:spacing w:line="360" w:lineRule="auto"/>
+        <w:ind w:left="567"/>
+        <w:jc w:val="center"/>
+        <w:rPr>
+          <w:b/>
+          <w:bCs/>
+          <w:noProof/>
+          <w:lang w:val="en-US"/>
+        </w:rPr>
+      </w:pPr>
+      <w:r>
+        <w:rPr>
+          <w:b/>
+          <w:bCs/>
+          <w:noProof/>
+          <w:lang w:val="vi-VN"/>
+        </w:rPr>
+        <w:t xml:space="preserve">Dashboard </w:t>
+      </w:r>
+      <w:r>
+        <w:rPr>
+          <w:b/>
+          <w:bCs/>
+          <w:noProof/>
+          <w:lang w:val="en-US"/>
+        </w:rPr>
+        <w:t>2</w:t>
+      </w:r>
+    </w:p>
+    <w:p>
+      <w:pPr>
+        <w:pStyle w:val="font-claude-response-body"/>
+        <w:spacing w:line="360" w:lineRule="auto"/>
+        <w:ind w:left="567"/>
+        <w:rPr>
+          <w:b/>
+          <w:bCs/>
+          <w:noProof/>
+          <w:lang w:val="en-US"/>
+        </w:rPr>
+      </w:pPr>
+    </w:p>
+    <w:p>
+      <w:pPr>
+        <w:pStyle w:val="Heading3"/>
+        <w:ind w:left="567"/>
+        <w:rPr>
+          <w:lang w:val="en-US"/>
+        </w:rPr>
+      </w:pPr>
+      <w:r>
+        <w:lastRenderedPageBreak/>
+        <w:t>4.3.</w:t>
+      </w:r>
+      <w:r>
+        <w:rPr>
+          <w:lang w:val="en-US"/>
+        </w:rPr>
+        <w:t>3</w:t>
+      </w:r>
+      <w:r>
+        <w:t xml:space="preserve"> DASHBOARD </w:t>
+      </w:r>
+      <w:r>
+        <w:rPr>
+          <w:lang w:val="en-US"/>
+        </w:rPr>
+        <w:t>3</w:t>
+      </w:r>
+      <w:r>
+        <w:t>: BÁO CÁO PHÂN NHÓM KHÁCH HÀNG THEO MÔ HÌNH RFM</w:t>
       </w:r>
     </w:p>
     <w:p>
@@ -7945,7 +8087,7 @@
                     <pic:cNvPicPr/>
                   </pic:nvPicPr>
                   <pic:blipFill>
-                    <a:blip r:embed="rId25"/>
+                    <a:blip r:embed="rId26"/>
                     <a:stretch>
                       <a:fillRect/>
                     </a:stretch>
@@ -7995,7 +8137,7 @@
           <w:noProof/>
           <w:lang w:val="en-US"/>
         </w:rPr>
-        <w:t>2</w:t>
+        <w:t>3</w:t>
       </w:r>
     </w:p>
     <w:p>
@@ -8038,7 +8180,6 @@
           <w:noProof/>
           <w:lang w:val="vi-VN"/>
         </w:rPr>
-        <w:lastRenderedPageBreak/>
         <w:t>Mục đích: Phân nhóm khách hàng dựa trên mô hình RFM (Recency, Frequency, Monetary), đánh giá mức độ đóng góp lợi nhuận theo danh mục sản phẩm và nhận diện nhóm danh mục chủ lực (Pareto 80/20) để tối ưu hóa chiến lược Marketing, giữ chân khách hàng và phân bổ nguồn lực kinh doanh.</w:t>
       </w:r>
     </w:p>
@@ -8142,6 +8283,7 @@
           <w:noProof/>
           <w:lang w:val="vi-VN"/>
         </w:rPr>
+        <w:lastRenderedPageBreak/>
         <w:t>Nhóm Champions (Khách hàng trung thành / Giá trị nhất): Có 422 khách hàng (chiếm ~8.7%), nhưng đóng góp tới $227K doanh thu.</w:t>
       </w:r>
     </w:p>
@@ -8320,15 +8462,7 @@
           <w:noProof/>
           <w:lang w:val="vi-VN"/>
         </w:rPr>
-        <w:t xml:space="preserve">Nhóm sản phẩm chủ lực (Mang lại ~80% doanh thu): Tập trung vào các dòng danh mục đứng đầu gồm Phones, Copiers, Chairs, Bookcases, Storage, Appliances, </w:t>
-      </w:r>
-      <w:r>
-        <w:rPr>
-          <w:noProof/>
-          <w:lang w:val="vi-VN"/>
-        </w:rPr>
-        <w:lastRenderedPageBreak/>
-        <w:t>Machines, Tables, Accessories, Binders. Trong đó riêng Phones và Copiers đóng góp tỷ trọng vượt trội nhất.</w:t>
+        <w:t>Nhóm sản phẩm chủ lực (Mang lại ~80% doanh thu): Tập trung vào các dòng danh mục đứng đầu gồm Phones, Copiers, Chairs, Bookcases, Storage, Appliances, Machines, Tables, Accessories, Binders. Trong đó riêng Phones và Copiers đóng góp tỷ trọng vượt trội nhất.</w:t>
       </w:r>
     </w:p>
     <w:p>
@@ -8444,6 +8578,7 @@
           <w:noProof/>
           <w:lang w:val="vi-VN"/>
         </w:rPr>
+        <w:lastRenderedPageBreak/>
         <w:t>Furniture (Nội thất): Có mức lợi nhuận thấp nhất (dưới $300K profit), nhóm Consumer chỉ đóng góp 10.48%.</w:t>
       </w:r>
     </w:p>
@@ -8557,14 +8692,117 @@
     </w:p>
     <w:p>
       <w:pPr>
+        <w:pStyle w:val="Heading3"/>
+        <w:ind w:left="567"/>
+        <w:rPr>
+          <w:lang w:val="en-US"/>
+        </w:rPr>
+      </w:pPr>
+      <w:r>
+        <w:lastRenderedPageBreak/>
+        <w:t>4.3.</w:t>
+      </w:r>
+      <w:r>
+        <w:rPr>
+          <w:lang w:val="en-US"/>
+        </w:rPr>
+        <w:t>4</w:t>
+      </w:r>
+      <w:r>
+        <w:t xml:space="preserve"> DASHBOARD </w:t>
+      </w:r>
+      <w:r>
+        <w:rPr>
+          <w:lang w:val="en-US"/>
+        </w:rPr>
+        <w:t>3</w:t>
+      </w:r>
+      <w:r>
+        <w:t xml:space="preserve">: BÁO CÁO </w:t>
+      </w:r>
+      <w:r>
+        <w:rPr>
+          <w:lang w:val="en-US"/>
+        </w:rPr>
+        <w:t>PHÂN TÍCH HIỆU SUẤT VẬN CHUYỂN &amp; PHÂN BỔ ĐỊA LÝ</w:t>
+      </w:r>
+    </w:p>
+    <w:p>
+      <w:pPr>
+        <w:ind w:left="567"/>
+        <w:rPr>
+          <w:lang w:val="en-US"/>
+        </w:rPr>
+      </w:pPr>
+      <w:r>
+        <w:drawing>
+          <wp:inline distT="0" distB="0" distL="0" distR="0" wp14:anchorId="33FA7B4C" wp14:editId="6E093461">
+            <wp:extent cx="5943600" cy="3394075"/>
+            <wp:effectExtent l="0" t="0" r="0" b="0"/>
+            <wp:docPr id="967907568" name="Picture 1"/>
+            <wp:cNvGraphicFramePr>
+              <a:graphicFrameLocks xmlns:a="http://schemas.openxmlformats.org/drawingml/2006/main" noChangeAspect="1"/>
+            </wp:cNvGraphicFramePr>
+            <a:graphic xmlns:a="http://schemas.openxmlformats.org/drawingml/2006/main">
+              <a:graphicData uri="http://schemas.openxmlformats.org/drawingml/2006/picture">
+                <pic:pic xmlns:pic="http://schemas.openxmlformats.org/drawingml/2006/picture">
+                  <pic:nvPicPr>
+                    <pic:cNvPr id="967907568" name=""/>
+                    <pic:cNvPicPr/>
+                  </pic:nvPicPr>
+                  <pic:blipFill>
+                    <a:blip r:embed="rId27"/>
+                    <a:stretch>
+                      <a:fillRect/>
+                    </a:stretch>
+                  </pic:blipFill>
+                  <pic:spPr>
+                    <a:xfrm>
+                      <a:off x="0" y="0"/>
+                      <a:ext cx="5943600" cy="3394075"/>
+                    </a:xfrm>
+                    <a:prstGeom prst="rect">
+                      <a:avLst/>
+                    </a:prstGeom>
+                  </pic:spPr>
+                </pic:pic>
+              </a:graphicData>
+            </a:graphic>
+          </wp:inline>
+        </w:drawing>
+      </w:r>
+    </w:p>
+    <w:p>
+      <w:pPr>
         <w:pStyle w:val="font-claude-response-body"/>
         <w:spacing w:line="360" w:lineRule="auto"/>
         <w:ind w:left="567"/>
-        <w:rPr>
+        <w:jc w:val="center"/>
+        <w:rPr>
+          <w:b/>
+          <w:bCs/>
+          <w:noProof/>
+          <w:lang w:val="en-US"/>
+        </w:rPr>
+      </w:pPr>
+      <w:r>
+        <w:rPr>
+          <w:b/>
+          <w:bCs/>
           <w:noProof/>
           <w:lang w:val="vi-VN"/>
         </w:rPr>
-      </w:pPr>
+        <w:t xml:space="preserve">Dashboard </w:t>
+      </w:r>
+      <w:r>
+        <w:rPr>
+          <w:b/>
+          <w:bCs/>
+          <w:noProof/>
+          <w:lang w:val="en-US"/>
+        </w:rPr>
+        <w:t>4</w:t>
+      </w:r>
     </w:p>
     <w:p>
       <w:pPr>
@@ -15287,7 +15525,6 @@
   <w:style w:type="character" w:default="1" w:styleId="DefaultParagraphFont">
     <w:name w:val="Default Paragraph Font"/>
     <w:uiPriority w:val="1"/>
-    <w:semiHidden/>
     <w:unhideWhenUsed/>
   </w:style>
   <w:style w:type="table" w:default="1" w:styleId="TableNormal">
